--- a/buch-einstieg/buch/Drachenhauch-Einstieg.docx
+++ b/buch-einstieg/buch/Drachenhauch-Einstieg.docx
@@ -165,6 +165,33 @@
           <w:szCs w:val="22"/>
         </w:rPr>
         <w:t xml:space="preserve">	6</w:t>
+      </w:r>
+    </w:p>
+    <w:p>
+      <w:pPr>
+        <w:tabs>
+          <w:tab w:val="right" w:pos="9200" w:leader="dot"/>
+        </w:tabs>
+        <w:spacing w:after="20" w:before="0"/>
+        <w:ind w:left="280"/>
+      </w:pPr>
+      <w:r>
+        <w:rPr>
+          <w:b w:val="false"/>
+          <w:bCs w:val="false"/>
+          <w:color w:val="222222"/>
+          <w:sz w:val="22"/>
+          <w:szCs w:val="22"/>
+        </w:rPr>
+        <w:t xml:space="preserve">Zahlen mit Namen</w:t>
+      </w:r>
+      <w:r>
+        <w:rPr>
+          <w:color w:val="555555"/>
+          <w:sz w:val="22"/>
+          <w:szCs w:val="22"/>
+        </w:rPr>
+        <w:t xml:space="preserve">	12</w:t>
       </w:r>
     </w:p>
     <w:p>
@@ -2359,8 +2386,8 @@
         </w:tblBorders>
       </w:tblPr>
       <w:tblGrid>
-        <w:gridCol w:w="3400"/>
-        <w:gridCol w:w="5626"/>
+        <w:gridCol w:w="3800"/>
+        <w:gridCol w:w="5226"/>
       </w:tblGrid>
       <w:tr>
         <w:trPr>
@@ -2369,7 +2396,7 @@
         </w:trPr>
         <w:tc>
           <w:tcPr>
-            <w:tcW w:type="dxa" w:w="3400"/>
+            <w:tcW w:type="dxa" w:w="3800"/>
             <w:shd w:fill="1B6CA8" w:val="clear"/>
             <w:tcMar>
               <w:top w:type="dxa" w:w="30"/>
@@ -2397,7 +2424,7 @@
         </w:tc>
         <w:tc>
           <w:tcPr>
-            <w:tcW w:type="dxa" w:w="5626"/>
+            <w:tcW w:type="dxa" w:w="5226"/>
             <w:shd w:fill="1B6CA8" w:val="clear"/>
             <w:tcMar>
               <w:top w:type="dxa" w:w="30"/>
@@ -2430,7 +2457,7 @@
         </w:trPr>
         <w:tc>
           <w:tcPr>
-            <w:tcW w:type="dxa" w:w="3400"/>
+            <w:tcW w:type="dxa" w:w="3800"/>
             <w:tcMar>
               <w:top w:type="dxa" w:w="30"/>
               <w:left w:type="dxa" w:w="90"/>
@@ -2455,7 +2482,7 @@
         </w:tc>
         <w:tc>
           <w:tcPr>
-            <w:tcW w:type="dxa" w:w="5626"/>
+            <w:tcW w:type="dxa" w:w="5226"/>
             <w:tcMar>
               <w:top w:type="dxa" w:w="30"/>
               <w:left w:type="dxa" w:w="90"/>
@@ -2485,7 +2512,7 @@
         </w:trPr>
         <w:tc>
           <w:tcPr>
-            <w:tcW w:type="dxa" w:w="3400"/>
+            <w:tcW w:type="dxa" w:w="3800"/>
             <w:tcMar>
               <w:top w:type="dxa" w:w="30"/>
               <w:left w:type="dxa" w:w="90"/>
@@ -2510,7 +2537,7 @@
         </w:tc>
         <w:tc>
           <w:tcPr>
-            <w:tcW w:type="dxa" w:w="5626"/>
+            <w:tcW w:type="dxa" w:w="5226"/>
             <w:tcMar>
               <w:top w:type="dxa" w:w="30"/>
               <w:left w:type="dxa" w:w="90"/>
@@ -2540,7 +2567,32 @@
         </w:trPr>
         <w:tc>
           <w:tcPr>
-            <w:tcW w:type="dxa" w:w="3400"/>
+            <w:tcW w:type="dxa" w:w="3800"/>
+            <w:tcMar>
+              <w:top w:type="dxa" w:w="30"/>
+              <w:left w:type="dxa" w:w="90"/>
+              <w:bottom w:type="dxa" w:w="30"/>
+              <w:right w:type="dxa" w:w="90"/>
+            </w:tcMar>
+          </w:tcPr>
+          <w:p>
+            <w:pPr>
+              <w:spacing w:after="0" w:line="240" w:lineRule="auto"/>
+            </w:pPr>
+            <w:r>
+              <w:rPr>
+                <w:rFonts w:ascii="Consolas" w:cs="Consolas" w:eastAsia="Consolas" w:hAnsi="Consolas"/>
+                <w:color w:val="222222"/>
+                <w:sz w:val="19"/>
+                <w:szCs w:val="19"/>
+              </w:rPr>
+              <w:t xml:space="preserve">Parse-Fehler: Erwartet Rparen</w:t>
+            </w:r>
+          </w:p>
+        </w:tc>
+        <w:tc>
+          <w:tcPr>
+            <w:tcW w:type="dxa" w:w="5226"/>
             <w:tcMar>
               <w:top w:type="dxa" w:w="30"/>
               <w:left w:type="dxa" w:w="90"/>
@@ -2559,32 +2611,7 @@
                 <w:sz w:val="19"/>
                 <w:szCs w:val="19"/>
               </w:rPr>
-              <w:t xml:space="preserve">Unerwartetes Zeichen, Erwartet Klammer</w:t>
-            </w:r>
-          </w:p>
-        </w:tc>
-        <w:tc>
-          <w:tcPr>
-            <w:tcW w:type="dxa" w:w="5626"/>
-            <w:tcMar>
-              <w:top w:type="dxa" w:w="30"/>
-              <w:left w:type="dxa" w:w="90"/>
-              <w:bottom w:type="dxa" w:w="30"/>
-              <w:right w:type="dxa" w:w="90"/>
-            </w:tcMar>
-          </w:tcPr>
-          <w:p>
-            <w:pPr>
-              <w:spacing w:after="0" w:line="240" w:lineRule="auto"/>
-            </w:pPr>
-            <w:r>
-              <w:rPr>
-                <w:rFonts w:ascii="Arial" w:cs="Arial" w:eastAsia="Arial" w:hAnsi="Arial"/>
-                <w:color w:val="222222"/>
-                <w:sz w:val="19"/>
-                <w:szCs w:val="19"/>
-              </w:rPr>
-              <w:t xml:space="preserve">Eine Klammer fehlt, oder eine steht zu viel. Zähl sie in der genannten Zeile nach.</w:t>
+              <w:t xml:space="preserve">Eine schließende Klammer fehlt. Rparen ist Fachjargon für „right paren“, also die runde Klammer zu.</w:t>
             </w:r>
           </w:p>
         </w:tc>
@@ -2595,7 +2622,32 @@
         </w:trPr>
         <w:tc>
           <w:tcPr>
-            <w:tcW w:type="dxa" w:w="3400"/>
+            <w:tcW w:type="dxa" w:w="3800"/>
+            <w:tcMar>
+              <w:top w:type="dxa" w:w="30"/>
+              <w:left w:type="dxa" w:w="90"/>
+              <w:bottom w:type="dxa" w:w="30"/>
+              <w:right w:type="dxa" w:w="90"/>
+            </w:tcMar>
+          </w:tcPr>
+          <w:p>
+            <w:pPr>
+              <w:spacing w:after="0" w:line="240" w:lineRule="auto"/>
+            </w:pPr>
+            <w:r>
+              <w:rPr>
+                <w:rFonts w:ascii="Consolas" w:cs="Consolas" w:eastAsia="Consolas" w:hAnsi="Consolas"/>
+                <w:color w:val="222222"/>
+                <w:sz w:val="19"/>
+                <w:szCs w:val="19"/>
+              </w:rPr>
+              <w:t xml:space="preserve">Lexer-Fehler: Zeilenumbruch im String nicht erlaubt</w:t>
+            </w:r>
+          </w:p>
+        </w:tc>
+        <w:tc>
+          <w:tcPr>
+            <w:tcW w:type="dxa" w:w="5226"/>
             <w:tcMar>
               <w:top w:type="dxa" w:w="30"/>
               <w:left w:type="dxa" w:w="90"/>
@@ -2614,32 +2666,7 @@
                 <w:sz w:val="19"/>
                 <w:szCs w:val="19"/>
               </w:rPr>
-              <w:t xml:space="preserve">Unbekannter Befehl</w:t>
-            </w:r>
-          </w:p>
-        </w:tc>
-        <w:tc>
-          <w:tcPr>
-            <w:tcW w:type="dxa" w:w="5626"/>
-            <w:tcMar>
-              <w:top w:type="dxa" w:w="30"/>
-              <w:left w:type="dxa" w:w="90"/>
-              <w:bottom w:type="dxa" w:w="30"/>
-              <w:right w:type="dxa" w:w="90"/>
-            </w:tcMar>
-          </w:tcPr>
-          <w:p>
-            <w:pPr>
-              <w:spacing w:after="0" w:line="240" w:lineRule="auto"/>
-            </w:pPr>
-            <w:r>
-              <w:rPr>
-                <w:rFonts w:ascii="Arial" w:cs="Arial" w:eastAsia="Arial" w:hAnsi="Arial"/>
-                <w:color w:val="222222"/>
-                <w:sz w:val="19"/>
-                <w:szCs w:val="19"/>
-              </w:rPr>
-              <w:t xml:space="preserve">Tippfehler im Namen. Groß- und Kleinschreibung ist egal, die Buchstaben nicht.</w:t>
+              <w:t xml:space="preserve">Ein Anführungszeichen fehlt. Der Text läuft bis zum Zeilenende weiter, und dort ist Schluss.</w:t>
             </w:r>
           </w:p>
         </w:tc>
@@ -2650,7 +2677,32 @@
         </w:trPr>
         <w:tc>
           <w:tcPr>
-            <w:tcW w:type="dxa" w:w="3400"/>
+            <w:tcW w:type="dxa" w:w="3800"/>
+            <w:tcMar>
+              <w:top w:type="dxa" w:w="30"/>
+              <w:left w:type="dxa" w:w="90"/>
+              <w:bottom w:type="dxa" w:w="30"/>
+              <w:right w:type="dxa" w:w="90"/>
+            </w:tcMar>
+          </w:tcPr>
+          <w:p>
+            <w:pPr>
+              <w:spacing w:after="0" w:line="240" w:lineRule="auto"/>
+            </w:pPr>
+            <w:r>
+              <w:rPr>
+                <w:rFonts w:ascii="Consolas" w:cs="Consolas" w:eastAsia="Consolas" w:hAnsi="Consolas"/>
+                <w:color w:val="222222"/>
+                <w:sz w:val="19"/>
+                <w:szCs w:val="19"/>
+              </w:rPr>
+              <w:t xml:space="preserve">Unbekanntes Builtin 'CIRLCE'</w:t>
+            </w:r>
+          </w:p>
+        </w:tc>
+        <w:tc>
+          <w:tcPr>
+            <w:tcW w:type="dxa" w:w="5226"/>
             <w:tcMar>
               <w:top w:type="dxa" w:w="30"/>
               <w:left w:type="dxa" w:w="90"/>
@@ -2669,13 +2721,18 @@
                 <w:sz w:val="19"/>
                 <w:szCs w:val="19"/>
               </w:rPr>
-              <w:t xml:space="preserve">Es passiert gar nichts</w:t>
-            </w:r>
-          </w:p>
-        </w:tc>
-        <w:tc>
-          <w:tcPr>
-            <w:tcW w:type="dxa" w:w="5626"/>
+              <w:t xml:space="preserve">Tippfehler im Befehlsnamen. Groß- und Kleinschreibung ist egal, die Buchstaben nicht.</w:t>
+            </w:r>
+          </w:p>
+        </w:tc>
+      </w:tr>
+      <w:tr>
+        <w:trPr>
+          <w:cantSplit/>
+        </w:trPr>
+        <w:tc>
+          <w:tcPr>
+            <w:tcW w:type="dxa" w:w="3800"/>
             <w:tcMar>
               <w:top w:type="dxa" w:w="30"/>
               <w:left w:type="dxa" w:w="90"/>
@@ -2694,6 +2751,31 @@
                 <w:sz w:val="19"/>
                 <w:szCs w:val="19"/>
               </w:rPr>
+              <w:t xml:space="preserve">Es passiert gar nichts</w:t>
+            </w:r>
+          </w:p>
+        </w:tc>
+        <w:tc>
+          <w:tcPr>
+            <w:tcW w:type="dxa" w:w="5226"/>
+            <w:tcMar>
+              <w:top w:type="dxa" w:w="30"/>
+              <w:left w:type="dxa" w:w="90"/>
+              <w:bottom w:type="dxa" w:w="30"/>
+              <w:right w:type="dxa" w:w="90"/>
+            </w:tcMar>
+          </w:tcPr>
+          <w:p>
+            <w:pPr>
+              <w:spacing w:after="0" w:line="240" w:lineRule="auto"/>
+            </w:pPr>
+            <w:r>
+              <w:rPr>
+                <w:rFonts w:ascii="Arial" w:cs="Arial" w:eastAsia="Arial" w:hAnsi="Arial"/>
+                <w:color w:val="222222"/>
+                <w:sz w:val="19"/>
+                <w:szCs w:val="19"/>
+              </w:rPr>
               <w:t xml:space="preserve">Datei gespeichert? Der Editor startet, was auf der Platte steht, nicht was auf dem Schirm steht.</w:t>
             </w:r>
           </w:p>
@@ -2704,6 +2786,18 @@
       <w:pPr>
         <w:spacing w:after="160"/>
       </w:pPr>
+    </w:p>
+    <w:p>
+      <w:pPr>
+        <w:spacing w:after="180" w:line="312" w:lineRule="auto"/>
+      </w:pPr>
+      <w:r>
+        <w:rPr>
+          <w:sz w:val="22"/>
+          <w:szCs w:val="22"/>
+        </w:rPr>
+        <w:t xml:space="preserve">Die Meldungen sehen sperrig aus, und die englischen Brocken darin machen es nicht besser. Aber sie sind verlässlich: Sie nennen immer die Zeile, und sie lügen nie. Lies sie von vorne — Dateiname, Doppelpunkt, Zeilennummer, dann die Sache selbst.</w:t>
+      </w:r>
     </w:p>
     <w:p>
       <w:pPr>
@@ -2811,6 +2905,3980 @@
           <w:szCs w:val="22"/>
         </w:rPr>
         <w:t xml:space="preserve">Im nächsten Kapitel bringen wir Bewegung hinein — und dafür brauchen wir etwas, das sich Zahlen merken kann.</w:t>
+      </w:r>
+    </w:p>
+    <w:p>
+      <w:pPr>
+        <w:pStyle w:val="Heading1"/>
+        <w:keepNext/>
+        <w:keepLines/>
+        <w:pageBreakBefore/>
+        <w:pBdr>
+          <w:bottom w:val="single" w:color="1B6CA8" w:sz="12" w:space="4"/>
+        </w:pBdr>
+        <w:spacing w:after="160" w:before="0"/>
+      </w:pPr>
+      <w:r>
+        <w:t xml:space="preserve">Zahlen mit Namen</w:t>
+      </w:r>
+    </w:p>
+    <w:p>
+      <w:pPr>
+        <w:spacing w:after="180" w:line="312" w:lineRule="auto"/>
+      </w:pPr>
+      <w:r>
+        <w:rPr>
+          <w:sz w:val="22"/>
+          <w:szCs w:val="22"/>
+        </w:rPr>
+        <w:t xml:space="preserve">Im letzten Kapitel standen alle Zahlen fest im Programm. Der Kopf hatte den Radius 130, die Augen saßen bei 275 und 365. Wolltest du den Kopf größer haben, musstest du fünf Zahlen von Hand nachrechnen — und bei der sechsten hast du dich verzählt.</w:t>
+      </w:r>
+    </w:p>
+    <w:p>
+      <w:pPr>
+        <w:spacing w:after="180" w:line="312" w:lineRule="auto"/>
+      </w:pPr>
+      <w:r>
+        <w:rPr>
+          <w:sz w:val="22"/>
+          <w:szCs w:val="22"/>
+        </w:rPr>
+        <w:t xml:space="preserve">Dieses Kapitel bringt das in Ordnung. Am Ende hast du ein Gesicht, bei dem du eine einzige Zahl änderst und alles andere wächst von selbst mit.</w:t>
+      </w:r>
+    </w:p>
+    <w:p>
+      <w:pPr>
+        <w:pStyle w:val="Heading2"/>
+        <w:keepNext/>
+        <w:keepLines/>
+        <w:spacing w:after="120" w:before="280"/>
+      </w:pPr>
+      <w:r>
+        <w:t xml:space="preserve">Das Gesicht aus drei Zahlen</w:t>
+      </w:r>
+    </w:p>
+    <w:p>
+      <w:pPr>
+        <w:spacing w:after="180" w:line="312" w:lineRule="auto"/>
+      </w:pPr>
+      <w:r>
+        <w:rPr>
+          <w:sz w:val="22"/>
+          <w:szCs w:val="22"/>
+        </w:rPr>
+        <w:t xml:space="preserve">Tipp das ab:</w:t>
+      </w:r>
+    </w:p>
+    <w:p>
+      <w:pPr>
+        <w:keepLines/>
+        <w:pBdr>
+          <w:left w:val="single" w:color="1B6CA8" w:sz="18" w:space="6"/>
+        </w:pBdr>
+        <w:shd w:fill="F4F4F4" w:val="clear"/>
+        <w:spacing w:after="200" w:before="100" w:line="264" w:lineRule="auto"/>
+        <w:ind w:left="140"/>
+      </w:pPr>
+      <w:r>
+        <w:rPr>
+          <w:rFonts w:ascii="Consolas" w:cs="Consolas" w:eastAsia="Consolas" w:hAnsi="Consolas"/>
+          <w:sz w:val="19"/>
+          <w:szCs w:val="19"/>
+        </w:rPr>
+        <w:t xml:space="preserve">DIM mx AS INTEGER</w:t>
+      </w:r>
+      <w:r>
+        <w:rPr>
+          <w:rFonts w:ascii="Consolas" w:cs="Consolas" w:eastAsia="Consolas" w:hAnsi="Consolas"/>
+          <w:sz w:val="19"/>
+          <w:szCs w:val="19"/>
+        </w:rPr>
+        <w:br/>
+        <w:t xml:space="preserve">DIM my AS INTEGER</w:t>
+      </w:r>
+      <w:r>
+        <w:rPr>
+          <w:rFonts w:ascii="Consolas" w:cs="Consolas" w:eastAsia="Consolas" w:hAnsi="Consolas"/>
+          <w:sz w:val="19"/>
+          <w:szCs w:val="19"/>
+        </w:rPr>
+        <w:br/>
+        <w:t xml:space="preserve">DIM r AS INTEGER</w:t>
+      </w:r>
+      <w:r>
+        <w:rPr>
+          <w:rFonts w:ascii="Consolas" w:cs="Consolas" w:eastAsia="Consolas" w:hAnsi="Consolas"/>
+          <w:sz w:val="19"/>
+          <w:szCs w:val="19"/>
+        </w:rPr>
+        <w:br/>
+        <w:t xml:space="preserve"/>
+      </w:r>
+      <w:r>
+        <w:rPr>
+          <w:rFonts w:ascii="Consolas" w:cs="Consolas" w:eastAsia="Consolas" w:hAnsi="Consolas"/>
+          <w:sz w:val="19"/>
+          <w:szCs w:val="19"/>
+        </w:rPr>
+        <w:br/>
+        <w:t xml:space="preserve">mx = 320</w:t>
+      </w:r>
+      <w:r>
+        <w:rPr>
+          <w:rFonts w:ascii="Consolas" w:cs="Consolas" w:eastAsia="Consolas" w:hAnsi="Consolas"/>
+          <w:sz w:val="19"/>
+          <w:szCs w:val="19"/>
+        </w:rPr>
+        <w:br/>
+        <w:t xml:space="preserve">my = 200</w:t>
+      </w:r>
+      <w:r>
+        <w:rPr>
+          <w:rFonts w:ascii="Consolas" w:cs="Consolas" w:eastAsia="Consolas" w:hAnsi="Consolas"/>
+          <w:sz w:val="19"/>
+          <w:szCs w:val="19"/>
+        </w:rPr>
+        <w:br/>
+        <w:t xml:space="preserve">r = 130</w:t>
+      </w:r>
+      <w:r>
+        <w:rPr>
+          <w:rFonts w:ascii="Consolas" w:cs="Consolas" w:eastAsia="Consolas" w:hAnsi="Consolas"/>
+          <w:sz w:val="19"/>
+          <w:szCs w:val="19"/>
+        </w:rPr>
+        <w:br/>
+        <w:t xml:space="preserve"/>
+      </w:r>
+      <w:r>
+        <w:rPr>
+          <w:rFonts w:ascii="Consolas" w:cs="Consolas" w:eastAsia="Consolas" w:hAnsi="Consolas"/>
+          <w:sz w:val="19"/>
+          <w:szCs w:val="19"/>
+        </w:rPr>
+        <w:br/>
+        <w:t xml:space="preserve">SCREEN(640, 400, "Ein Gesicht aus Zahlen")</w:t>
+      </w:r>
+      <w:r>
+        <w:rPr>
+          <w:rFonts w:ascii="Consolas" w:cs="Consolas" w:eastAsia="Consolas" w:hAnsi="Consolas"/>
+          <w:sz w:val="19"/>
+          <w:szCs w:val="19"/>
+        </w:rPr>
+        <w:br/>
+        <w:t xml:space="preserve">CLS(RGB(30, 60, 120))</w:t>
+      </w:r>
+      <w:r>
+        <w:rPr>
+          <w:rFonts w:ascii="Consolas" w:cs="Consolas" w:eastAsia="Consolas" w:hAnsi="Consolas"/>
+          <w:sz w:val="19"/>
+          <w:szCs w:val="19"/>
+        </w:rPr>
+        <w:br/>
+        <w:t xml:space="preserve">CIRCLE(mx, my, r, RGB(255, 210, 60))</w:t>
+      </w:r>
+      <w:r>
+        <w:rPr>
+          <w:rFonts w:ascii="Consolas" w:cs="Consolas" w:eastAsia="Consolas" w:hAnsi="Consolas"/>
+          <w:sz w:val="19"/>
+          <w:szCs w:val="19"/>
+        </w:rPr>
+        <w:br/>
+        <w:t xml:space="preserve">CIRCLE(mx - r / 3, my - r / 4, r / 7, RGB(40, 40, 40))</w:t>
+      </w:r>
+      <w:r>
+        <w:rPr>
+          <w:rFonts w:ascii="Consolas" w:cs="Consolas" w:eastAsia="Consolas" w:hAnsi="Consolas"/>
+          <w:sz w:val="19"/>
+          <w:szCs w:val="19"/>
+        </w:rPr>
+        <w:br/>
+        <w:t xml:space="preserve">CIRCLE(mx + r / 3, my - r / 4, r / 7, RGB(40, 40, 40))</w:t>
+      </w:r>
+      <w:r>
+        <w:rPr>
+          <w:rFonts w:ascii="Consolas" w:cs="Consolas" w:eastAsia="Consolas" w:hAnsi="Consolas"/>
+          <w:sz w:val="19"/>
+          <w:szCs w:val="19"/>
+        </w:rPr>
+        <w:br/>
+        <w:t xml:space="preserve">FLIP()</w:t>
+      </w:r>
+      <w:r>
+        <w:rPr>
+          <w:rFonts w:ascii="Consolas" w:cs="Consolas" w:eastAsia="Consolas" w:hAnsi="Consolas"/>
+          <w:sz w:val="19"/>
+          <w:szCs w:val="19"/>
+        </w:rPr>
+        <w:br/>
+        <w:t xml:space="preserve">SLEEP(3000)</w:t>
+      </w:r>
+    </w:p>
+    <w:p>
+      <w:pPr>
+        <w:keepNext/>
+        <w:spacing w:after="40" w:before="160"/>
+        <w:jc w:val="center"/>
+      </w:pPr>
+      <w:r>
+        <w:drawing>
+          <wp:inline distT="0" distB="0" distL="0" distR="0">
+            <wp:extent cx="4191000" cy="2619375"/>
+            <wp:effectExtent t="0" r="0" b="0" l="0"/>
+            <wp:docPr id="1" name="kap02_1_gesicht.png" descr="Kein einziger Kreis kennt seine Zahlen selbst — alle rechnen sie aus." title="Kein einziger Kreis kennt seine Zahlen selbst — alle rechnen sie aus."/>
+            <wp:cNvGraphicFramePr>
+              <a:graphicFrameLocks xmlns:a="http://schemas.openxmlformats.org/drawingml/2006/main" noChangeAspect="1"/>
+            </wp:cNvGraphicFramePr>
+            <a:graphic xmlns:a="http://schemas.openxmlformats.org/drawingml/2006/main">
+              <a:graphicData uri="http://schemas.openxmlformats.org/drawingml/2006/picture">
+                <pic:pic xmlns:pic="http://schemas.openxmlformats.org/drawingml/2006/picture">
+                  <pic:nvPicPr>
+                    <pic:cNvPr id="0" name="" descr=""/>
+                    <pic:cNvPicPr>
+                      <a:picLocks noChangeAspect="1" noChangeArrowheads="1"/>
+                    </pic:cNvPicPr>
+                  </pic:nvPicPr>
+                  <pic:blipFill>
+                    <a:blip r:embed="rId11" cstate="none"/>
+                    <a:srcRect/>
+                    <a:stretch>
+                      <a:fillRect/>
+                    </a:stretch>
+                  </pic:blipFill>
+                  <pic:spPr bwMode="auto">
+                    <a:xfrm>
+                      <a:off x="0" y="0"/>
+                      <a:ext cx="4191000" cy="2619375"/>
+                    </a:xfrm>
+                    <a:prstGeom prst="rect">
+                      <a:avLst/>
+                    </a:prstGeom>
+                  </pic:spPr>
+                </pic:pic>
+              </a:graphicData>
+            </a:graphic>
+          </wp:inline>
+        </w:drawing>
+      </w:r>
+    </w:p>
+    <w:p>
+      <w:pPr>
+        <w:spacing w:after="200"/>
+        <w:jc w:val="center"/>
+      </w:pPr>
+      <w:r>
+        <w:rPr>
+          <w:i/>
+          <w:iCs/>
+          <w:color w:val="6A6A6A"/>
+          <w:sz w:val="18"/>
+          <w:szCs w:val="18"/>
+        </w:rPr>
+        <w:t xml:space="preserve">Kein einziger Kreis kennt seine Zahlen selbst — alle rechnen sie aus.</w:t>
+      </w:r>
+    </w:p>
+    <w:p>
+      <w:pPr>
+        <w:pStyle w:val="Heading2"/>
+        <w:keepNext/>
+        <w:keepLines/>
+        <w:spacing w:after="120" w:before="280"/>
+      </w:pPr>
+      <w:r>
+        <w:t xml:space="preserve">Zeile für Zeile</w:t>
+      </w:r>
+    </w:p>
+    <w:p>
+      <w:pPr>
+        <w:spacing w:after="180" w:line="312" w:lineRule="auto"/>
+      </w:pPr>
+      <w:r>
+        <w:rPr>
+          <w:rFonts w:ascii="Consolas" w:cs="Consolas" w:eastAsia="Consolas" w:hAnsi="Consolas"/>
+          <w:color w:val="335577"/>
+          <w:sz w:val="21"/>
+          <w:szCs w:val="21"/>
+        </w:rPr>
+        <w:t xml:space="preserve">DIM mx AS INTEGER</w:t>
+      </w:r>
+      <w:r>
+        <w:rPr>
+          <w:sz w:val="22"/>
+          <w:szCs w:val="22"/>
+        </w:rPr>
+        <w:t xml:space="preserve"> — das ist eine Ankündigung. Sie sagt: „Ab jetzt gibt es etwas, das </w:t>
+      </w:r>
+      <w:r>
+        <w:rPr>
+          <w:rFonts w:ascii="Consolas" w:cs="Consolas" w:eastAsia="Consolas" w:hAnsi="Consolas"/>
+          <w:color w:val="335577"/>
+          <w:sz w:val="21"/>
+          <w:szCs w:val="21"/>
+        </w:rPr>
+        <w:t xml:space="preserve">mx</w:t>
+      </w:r>
+      <w:r>
+        <w:rPr>
+          <w:sz w:val="22"/>
+          <w:szCs w:val="22"/>
+        </w:rPr>
+        <w:t xml:space="preserve"> heißt, und darin wohnt eine ganze Zahl.“ </w:t>
+      </w:r>
+      <w:r>
+        <w:rPr>
+          <w:rFonts w:ascii="Consolas" w:cs="Consolas" w:eastAsia="Consolas" w:hAnsi="Consolas"/>
+          <w:color w:val="335577"/>
+          <w:sz w:val="21"/>
+          <w:szCs w:val="21"/>
+        </w:rPr>
+        <w:t xml:space="preserve">DIM</w:t>
+      </w:r>
+      <w:r>
+        <w:rPr>
+          <w:sz w:val="22"/>
+          <w:szCs w:val="22"/>
+        </w:rPr>
+        <w:t xml:space="preserve"> kommt von „dimension“ und ist BASIC-Tradition; du darfst es als „richte ein“ lesen. </w:t>
+      </w:r>
+      <w:r>
+        <w:rPr>
+          <w:rFonts w:ascii="Consolas" w:cs="Consolas" w:eastAsia="Consolas" w:hAnsi="Consolas"/>
+          <w:color w:val="335577"/>
+          <w:sz w:val="21"/>
+          <w:szCs w:val="21"/>
+        </w:rPr>
+        <w:t xml:space="preserve">AS INTEGER</w:t>
+      </w:r>
+      <w:r>
+        <w:rPr>
+          <w:sz w:val="22"/>
+          <w:szCs w:val="22"/>
+        </w:rPr>
+        <w:t xml:space="preserve"> ist die Angabe, was für ein Ding hineinpasst — eine ganze Zahl, ohne Komma.</w:t>
+      </w:r>
+    </w:p>
+    <w:p>
+      <w:pPr>
+        <w:spacing w:after="180" w:line="312" w:lineRule="auto"/>
+      </w:pPr>
+      <w:r>
+        <w:rPr>
+          <w:sz w:val="22"/>
+          <w:szCs w:val="22"/>
+        </w:rPr>
+        <w:t xml:space="preserve">Man nennt so etwas eine Variable. Das Bild dafür ist ein beschrifteter Karton: DIM stellt den Karton hin und schreibt den Namen drauf. Er ist zunächst leer.</w:t>
+      </w:r>
+    </w:p>
+    <w:p>
+      <w:pPr>
+        <w:spacing w:after="180" w:line="312" w:lineRule="auto"/>
+      </w:pPr>
+      <w:r>
+        <w:rPr>
+          <w:rFonts w:ascii="Consolas" w:cs="Consolas" w:eastAsia="Consolas" w:hAnsi="Consolas"/>
+          <w:color w:val="335577"/>
+          <w:sz w:val="21"/>
+          <w:szCs w:val="21"/>
+        </w:rPr>
+        <w:t xml:space="preserve">mx = 320</w:t>
+      </w:r>
+      <w:r>
+        <w:rPr>
+          <w:sz w:val="22"/>
+          <w:szCs w:val="22"/>
+        </w:rPr>
+        <w:t xml:space="preserve"> legt etwas hinein. Das Gleichheitszeichen ist hier keine mathematische Aussage, sondern ein Befehl: „nimm die 320 und tu sie in den Karton mx.“ Der Unterschied wird gleich wichtig.</w:t>
+      </w:r>
+    </w:p>
+    <w:p>
+      <w:pPr>
+        <w:spacing w:after="180" w:line="312" w:lineRule="auto"/>
+      </w:pPr>
+      <w:r>
+        <w:rPr>
+          <w:rFonts w:ascii="Consolas" w:cs="Consolas" w:eastAsia="Consolas" w:hAnsi="Consolas"/>
+          <w:color w:val="335577"/>
+          <w:sz w:val="21"/>
+          <w:szCs w:val="21"/>
+        </w:rPr>
+        <w:t xml:space="preserve">SCREEN(640, 400, ...)</w:t>
+      </w:r>
+      <w:r>
+        <w:rPr>
+          <w:sz w:val="22"/>
+          <w:szCs w:val="22"/>
+        </w:rPr>
+        <w:t xml:space="preserve"> kennst du. Neu ist, dass die Zeile jetzt weiter unten steht — nach den Ankündigungen. Das ist Geschmackssache, aber eine gute Gewohnheit: Erst sagen, womit man arbeitet, dann arbeiten.</w:t>
+      </w:r>
+    </w:p>
+    <w:p>
+      <w:pPr>
+        <w:spacing w:after="180" w:line="312" w:lineRule="auto"/>
+      </w:pPr>
+      <w:r>
+        <w:rPr>
+          <w:rFonts w:ascii="Consolas" w:cs="Consolas" w:eastAsia="Consolas" w:hAnsi="Consolas"/>
+          <w:color w:val="335577"/>
+          <w:sz w:val="21"/>
+          <w:szCs w:val="21"/>
+        </w:rPr>
+        <w:t xml:space="preserve">CIRCLE(mx, my, r, ...)</w:t>
+      </w:r>
+      <w:r>
+        <w:rPr>
+          <w:sz w:val="22"/>
+          <w:szCs w:val="22"/>
+        </w:rPr>
+        <w:t xml:space="preserve"> — hier passiert das Entscheidende. Wo im letzten Kapitel eine Zahl stand, steht nun ein Name. Drachenhauch sieht </w:t>
+      </w:r>
+      <w:r>
+        <w:rPr>
+          <w:rFonts w:ascii="Consolas" w:cs="Consolas" w:eastAsia="Consolas" w:hAnsi="Consolas"/>
+          <w:color w:val="335577"/>
+          <w:sz w:val="21"/>
+          <w:szCs w:val="21"/>
+        </w:rPr>
+        <w:t xml:space="preserve">mx</w:t>
+      </w:r>
+      <w:r>
+        <w:rPr>
+          <w:sz w:val="22"/>
+          <w:szCs w:val="22"/>
+        </w:rPr>
+        <w:t xml:space="preserve">, schaut in den Karton, findet 320 und malt an Stelle 320. Ein Name an der Stelle einer Zahl bedeutet immer: schau nach, was drinsteht, und nimm das.</w:t>
+      </w:r>
+    </w:p>
+    <w:p>
+      <w:pPr>
+        <w:spacing w:after="180" w:line="312" w:lineRule="auto"/>
+      </w:pPr>
+      <w:r>
+        <w:rPr>
+          <w:rFonts w:ascii="Consolas" w:cs="Consolas" w:eastAsia="Consolas" w:hAnsi="Consolas"/>
+          <w:color w:val="335577"/>
+          <w:sz w:val="21"/>
+          <w:szCs w:val="21"/>
+        </w:rPr>
+        <w:t xml:space="preserve">CIRCLE(mx - r / 3, my - r / 4, r / 7, ...)</w:t>
+      </w:r>
+      <w:r>
+        <w:rPr>
+          <w:sz w:val="22"/>
+          <w:szCs w:val="22"/>
+        </w:rPr>
+        <w:t xml:space="preserve"> ist die Zeile fürs linke Auge, und sie rechnet. </w:t>
+      </w:r>
+      <w:r>
+        <w:rPr>
+          <w:rFonts w:ascii="Consolas" w:cs="Consolas" w:eastAsia="Consolas" w:hAnsi="Consolas"/>
+          <w:color w:val="335577"/>
+          <w:sz w:val="21"/>
+          <w:szCs w:val="21"/>
+        </w:rPr>
+        <w:t xml:space="preserve">mx - r / 3</w:t>
+      </w:r>
+      <w:r>
+        <w:rPr>
+          <w:sz w:val="22"/>
+          <w:szCs w:val="22"/>
+        </w:rPr>
+        <w:t xml:space="preserve"> heißt: nimm die Mitte und geh um ein Drittel des Radius nach links. Bei mx = 320 und r = 130 sind das 320 minus 43,3 — also 276,7. Das Auge sitzt nicht mehr an einer festen Stelle, sondern an einer, die sich aus Mitte und Größe ergibt.</w:t>
+      </w:r>
+    </w:p>
+    <w:p>
+      <w:pPr>
+        <w:spacing w:after="180" w:line="312" w:lineRule="auto"/>
+      </w:pPr>
+      <w:r>
+        <w:rPr>
+          <w:sz w:val="22"/>
+          <w:szCs w:val="22"/>
+        </w:rPr>
+        <w:t xml:space="preserve">Die zweite Augenzeile ist dieselbe mit einem Plus statt einem Minus. Beide Augen liegen ein Viertel des Radius über der Mitte und sind ein Siebtel des Radius groß.</w:t>
+      </w:r>
+    </w:p>
+    <w:p>
+      <w:pPr>
+        <w:spacing w:before="60"/>
+      </w:pPr>
+    </w:p>
+    <w:tbl>
+      <w:tblPr>
+        <w:tblW w:type="dxa" w:w="9026"/>
+        <w:tblBorders>
+          <w:top w:val="single" w:color="auto" w:sz="4"/>
+          <w:left w:val="single" w:color="auto" w:sz="4"/>
+          <w:bottom w:val="single" w:color="auto" w:sz="4"/>
+          <w:right w:val="single" w:color="auto" w:sz="4"/>
+          <w:insideH w:val="single" w:color="auto" w:sz="4"/>
+          <w:insideV w:val="single" w:color="auto" w:sz="4"/>
+        </w:tblBorders>
+      </w:tblPr>
+      <w:tblGrid>
+        <w:gridCol w:w="9026"/>
+      </w:tblGrid>
+      <w:tr>
+        <w:trPr>
+          <w:cantSplit/>
+        </w:trPr>
+        <w:tc>
+          <w:tcPr>
+            <w:tcW w:type="dxa" w:w="9026"/>
+            <w:tcBorders>
+              <w:top w:val="single" w:color="E0B96A" w:sz="6"/>
+              <w:left w:val="single" w:color="E0B96A" w:sz="6"/>
+              <w:bottom w:val="single" w:color="E0B96A" w:sz="6"/>
+              <w:right w:val="single" w:color="E0B96A" w:sz="6"/>
+            </w:tcBorders>
+            <w:shd w:fill="FDF3E0" w:val="clear"/>
+            <w:tcMar>
+              <w:top w:type="dxa" w:w="140"/>
+              <w:left w:type="dxa" w:w="180"/>
+              <w:bottom w:type="dxa" w:w="140"/>
+              <w:right w:type="dxa" w:w="180"/>
+            </w:tcMar>
+          </w:tcPr>
+          <w:p>
+            <w:pPr>
+              <w:spacing w:after="40"/>
+            </w:pPr>
+            <w:r>
+              <w:rPr>
+                <w:b/>
+                <w:bCs/>
+                <w:color w:val="8A5E15"/>
+                <w:sz w:val="22"/>
+                <w:szCs w:val="22"/>
+              </w:rPr>
+              <w:t xml:space="preserve">Merke</w:t>
+            </w:r>
+          </w:p>
+          <w:p>
+            <w:pPr>
+              <w:spacing w:after="0" w:line="312" w:lineRule="auto"/>
+            </w:pPr>
+            <w:r>
+              <w:rPr>
+                <w:sz w:val="22"/>
+                <w:szCs w:val="22"/>
+              </w:rPr>
+              <w:t xml:space="preserve">Diese vier Zahlen — ein Drittel, ein Viertel, ein Siebtel — sind nicht heilig. Sie sind das, was beim Herumprobieren gut aussah. Ändere sie und schau, was passiert. Genau so entstehen sie auch in echten Programmen.</w:t>
+            </w:r>
+          </w:p>
+        </w:tc>
+      </w:tr>
+    </w:tbl>
+    <w:p>
+      <w:pPr>
+        <w:spacing w:after="160"/>
+      </w:pPr>
+    </w:p>
+    <w:p>
+      <w:pPr>
+        <w:pStyle w:val="Heading2"/>
+        <w:keepNext/>
+        <w:keepLines/>
+        <w:spacing w:after="120" w:before="280"/>
+      </w:pPr>
+      <w:r>
+        <w:t xml:space="preserve">Und jetzt der Trick</w:t>
+      </w:r>
+    </w:p>
+    <w:p>
+      <w:pPr>
+        <w:spacing w:after="180" w:line="312" w:lineRule="auto"/>
+      </w:pPr>
+      <w:r>
+        <w:rPr>
+          <w:sz w:val="22"/>
+          <w:szCs w:val="22"/>
+        </w:rPr>
+        <w:t xml:space="preserve">Ändere eine einzige Zeile:</w:t>
+      </w:r>
+    </w:p>
+    <w:p>
+      <w:pPr>
+        <w:keepLines/>
+        <w:pBdr>
+          <w:left w:val="single" w:color="1B6CA8" w:sz="18" w:space="6"/>
+        </w:pBdr>
+        <w:shd w:fill="F4F4F4" w:val="clear"/>
+        <w:spacing w:after="200" w:before="100" w:line="264" w:lineRule="auto"/>
+        <w:ind w:left="140"/>
+      </w:pPr>
+      <w:r>
+        <w:rPr>
+          <w:rFonts w:ascii="Consolas" w:cs="Consolas" w:eastAsia="Consolas" w:hAnsi="Consolas"/>
+          <w:sz w:val="19"/>
+          <w:szCs w:val="19"/>
+        </w:rPr>
+        <w:t xml:space="preserve">r = 60</w:t>
+      </w:r>
+    </w:p>
+    <w:p>
+      <w:pPr>
+        <w:keepNext/>
+        <w:spacing w:after="40" w:before="160"/>
+        <w:jc w:val="center"/>
+      </w:pPr>
+      <w:r>
+        <w:drawing>
+          <wp:inline distT="0" distB="0" distL="0" distR="0">
+            <wp:extent cx="4191000" cy="2619375"/>
+            <wp:effectExtent t="0" r="0" b="0" l="0"/>
+            <wp:docPr id="1" name="kap02_1b_gesicht_klein.png" descr="Dieselben zwölf Zeilen. Eine Zahl anders." title="Dieselben zwölf Zeilen. Eine Zahl anders."/>
+            <wp:cNvGraphicFramePr>
+              <a:graphicFrameLocks xmlns:a="http://schemas.openxmlformats.org/drawingml/2006/main" noChangeAspect="1"/>
+            </wp:cNvGraphicFramePr>
+            <a:graphic xmlns:a="http://schemas.openxmlformats.org/drawingml/2006/main">
+              <a:graphicData uri="http://schemas.openxmlformats.org/drawingml/2006/picture">
+                <pic:pic xmlns:pic="http://schemas.openxmlformats.org/drawingml/2006/picture">
+                  <pic:nvPicPr>
+                    <pic:cNvPr id="0" name="" descr=""/>
+                    <pic:cNvPicPr>
+                      <a:picLocks noChangeAspect="1" noChangeArrowheads="1"/>
+                    </pic:cNvPicPr>
+                  </pic:nvPicPr>
+                  <pic:blipFill>
+                    <a:blip r:embed="rId12" cstate="none"/>
+                    <a:srcRect/>
+                    <a:stretch>
+                      <a:fillRect/>
+                    </a:stretch>
+                  </pic:blipFill>
+                  <pic:spPr bwMode="auto">
+                    <a:xfrm>
+                      <a:off x="0" y="0"/>
+                      <a:ext cx="4191000" cy="2619375"/>
+                    </a:xfrm>
+                    <a:prstGeom prst="rect">
+                      <a:avLst/>
+                    </a:prstGeom>
+                  </pic:spPr>
+                </pic:pic>
+              </a:graphicData>
+            </a:graphic>
+          </wp:inline>
+        </w:drawing>
+      </w:r>
+    </w:p>
+    <w:p>
+      <w:pPr>
+        <w:spacing w:after="200"/>
+        <w:jc w:val="center"/>
+      </w:pPr>
+      <w:r>
+        <w:rPr>
+          <w:i/>
+          <w:iCs/>
+          <w:color w:val="6A6A6A"/>
+          <w:sz w:val="18"/>
+          <w:szCs w:val="18"/>
+        </w:rPr>
+        <w:t xml:space="preserve">Dieselben zwölf Zeilen. Eine Zahl anders.</w:t>
+      </w:r>
+    </w:p>
+    <w:p>
+      <w:pPr>
+        <w:spacing w:after="180" w:line="312" w:lineRule="auto"/>
+      </w:pPr>
+      <w:r>
+        <w:rPr>
+          <w:sz w:val="22"/>
+          <w:szCs w:val="22"/>
+        </w:rPr>
+        <w:t xml:space="preserve">Der Kopf ist kleiner geworden — und die Augen sind mitgewandert, ohne dass du sie angefasst hast. Sie sind näher zusammengerückt, kleiner geworden und sitzen weiterhin auf der richtigen Höhe. Kein einziger Kreis kennt seine Zahlen selbst; alle rechnen sie aus dem Radius aus.</w:t>
+      </w:r>
+    </w:p>
+    <w:p>
+      <w:pPr>
+        <w:spacing w:after="180" w:line="312" w:lineRule="auto"/>
+      </w:pPr>
+      <w:r>
+        <w:rPr>
+          <w:sz w:val="22"/>
+          <w:szCs w:val="22"/>
+        </w:rPr>
+        <w:t xml:space="preserve">Das ist der ganze Sinn von Variablen, und es ist ein größerer Gedanke, als er auf den ersten Blick wirkt: Du hast aufgehört, ein bestimmtes Gesicht zu malen, und angefangen, ein Rezept für Gesichter zu schreiben.</w:t>
+      </w:r>
+    </w:p>
+    <w:p>
+      <w:pPr>
+        <w:spacing w:before="60"/>
+      </w:pPr>
+    </w:p>
+    <w:tbl>
+      <w:tblPr>
+        <w:tblW w:type="dxa" w:w="9026"/>
+        <w:tblBorders>
+          <w:top w:val="single" w:color="auto" w:sz="4"/>
+          <w:left w:val="single" w:color="auto" w:sz="4"/>
+          <w:bottom w:val="single" w:color="auto" w:sz="4"/>
+          <w:right w:val="single" w:color="auto" w:sz="4"/>
+          <w:insideH w:val="single" w:color="auto" w:sz="4"/>
+          <w:insideV w:val="single" w:color="auto" w:sz="4"/>
+        </w:tblBorders>
+      </w:tblPr>
+      <w:tblGrid>
+        <w:gridCol w:w="9026"/>
+      </w:tblGrid>
+      <w:tr>
+        <w:trPr>
+          <w:cantSplit/>
+        </w:trPr>
+        <w:tc>
+          <w:tcPr>
+            <w:tcW w:type="dxa" w:w="9026"/>
+            <w:tcBorders>
+              <w:top w:val="single" w:color="9CC8E6" w:sz="6"/>
+              <w:left w:val="single" w:color="9CC8E6" w:sz="6"/>
+              <w:bottom w:val="single" w:color="9CC8E6" w:sz="6"/>
+              <w:right w:val="single" w:color="9CC8E6" w:sz="6"/>
+            </w:tcBorders>
+            <w:shd w:fill="E7F2FA" w:val="clear"/>
+            <w:tcMar>
+              <w:top w:type="dxa" w:w="140"/>
+              <w:left w:type="dxa" w:w="180"/>
+              <w:bottom w:type="dxa" w:w="140"/>
+              <w:right w:type="dxa" w:w="180"/>
+            </w:tcMar>
+          </w:tcPr>
+          <w:p>
+            <w:pPr>
+              <w:spacing w:after="40"/>
+            </w:pPr>
+            <w:r>
+              <w:rPr>
+                <w:b/>
+                <w:bCs/>
+                <w:color w:val="1B6CA8"/>
+                <w:sz w:val="22"/>
+                <w:szCs w:val="22"/>
+              </w:rPr>
+              <w:t xml:space="preserve">Probier das aus, bevor du weiterliest</w:t>
+            </w:r>
+          </w:p>
+          <w:p>
+            <w:pPr>
+              <w:spacing w:after="0" w:line="312" w:lineRule="auto"/>
+            </w:pPr>
+            <w:r>
+              <w:rPr>
+                <w:sz w:val="22"/>
+                <w:szCs w:val="22"/>
+              </w:rPr>
+              <w:t xml:space="preserve">Setz r auf 190. Auf 25. Setz mx auf 100 und schieb das ganze Gesicht nach links. Ändere nur my und lass es wandern. Fünf Sekunden pro Versuch, und du verstehst Variablen besser als nach drei Seiten Text.</w:t>
+            </w:r>
+          </w:p>
+        </w:tc>
+      </w:tr>
+    </w:tbl>
+    <w:p>
+      <w:pPr>
+        <w:spacing w:after="160"/>
+      </w:pPr>
+    </w:p>
+    <w:p>
+      <w:pPr>
+        <w:pStyle w:val="Heading2"/>
+        <w:keepNext/>
+        <w:keepLines/>
+        <w:spacing w:after="120" w:before="280"/>
+      </w:pPr>
+      <w:r>
+        <w:t xml:space="preserve">Ein Karton, der sich ändern darf</w:t>
+      </w:r>
+    </w:p>
+    <w:p>
+      <w:pPr>
+        <w:spacing w:after="180" w:line="312" w:lineRule="auto"/>
+      </w:pPr>
+      <w:r>
+        <w:rPr>
+          <w:sz w:val="22"/>
+          <w:szCs w:val="22"/>
+        </w:rPr>
+        <w:t xml:space="preserve">Ein Karton behält seinen Inhalt nicht für immer. Du kannst jederzeit etwas Neues hineinlegen — das Alte ist dann weg. Das nutzt das nächste Programm aus: Es malt zwei Gesichter mit denselben drei Zeilen, indem es zwischendurch die Kartons neu füllt.</w:t>
+      </w:r>
+    </w:p>
+    <w:p>
+      <w:pPr>
+        <w:keepLines/>
+        <w:pBdr>
+          <w:left w:val="single" w:color="1B6CA8" w:sz="18" w:space="6"/>
+        </w:pBdr>
+        <w:shd w:fill="F4F4F4" w:val="clear"/>
+        <w:spacing w:after="200" w:before="100" w:line="264" w:lineRule="auto"/>
+        <w:ind w:left="140"/>
+      </w:pPr>
+      <w:r>
+        <w:rPr>
+          <w:rFonts w:ascii="Consolas" w:cs="Consolas" w:eastAsia="Consolas" w:hAnsi="Consolas"/>
+          <w:sz w:val="19"/>
+          <w:szCs w:val="19"/>
+        </w:rPr>
+        <w:t xml:space="preserve">DIM mx AS INTEGER</w:t>
+      </w:r>
+      <w:r>
+        <w:rPr>
+          <w:rFonts w:ascii="Consolas" w:cs="Consolas" w:eastAsia="Consolas" w:hAnsi="Consolas"/>
+          <w:sz w:val="19"/>
+          <w:szCs w:val="19"/>
+        </w:rPr>
+        <w:br/>
+        <w:t xml:space="preserve">DIM my AS INTEGER</w:t>
+      </w:r>
+      <w:r>
+        <w:rPr>
+          <w:rFonts w:ascii="Consolas" w:cs="Consolas" w:eastAsia="Consolas" w:hAnsi="Consolas"/>
+          <w:sz w:val="19"/>
+          <w:szCs w:val="19"/>
+        </w:rPr>
+        <w:br/>
+        <w:t xml:space="preserve">DIM r AS INTEGER</w:t>
+      </w:r>
+      <w:r>
+        <w:rPr>
+          <w:rFonts w:ascii="Consolas" w:cs="Consolas" w:eastAsia="Consolas" w:hAnsi="Consolas"/>
+          <w:sz w:val="19"/>
+          <w:szCs w:val="19"/>
+        </w:rPr>
+        <w:br/>
+        <w:t xml:space="preserve"/>
+      </w:r>
+      <w:r>
+        <w:rPr>
+          <w:rFonts w:ascii="Consolas" w:cs="Consolas" w:eastAsia="Consolas" w:hAnsi="Consolas"/>
+          <w:sz w:val="19"/>
+          <w:szCs w:val="19"/>
+        </w:rPr>
+        <w:br/>
+        <w:t xml:space="preserve">SCREEN(640, 400, "Zwei aus einem Rezept")</w:t>
+      </w:r>
+      <w:r>
+        <w:rPr>
+          <w:rFonts w:ascii="Consolas" w:cs="Consolas" w:eastAsia="Consolas" w:hAnsi="Consolas"/>
+          <w:sz w:val="19"/>
+          <w:szCs w:val="19"/>
+        </w:rPr>
+        <w:br/>
+        <w:t xml:space="preserve">CLS(RGB(30, 60, 120))</w:t>
+      </w:r>
+      <w:r>
+        <w:rPr>
+          <w:rFonts w:ascii="Consolas" w:cs="Consolas" w:eastAsia="Consolas" w:hAnsi="Consolas"/>
+          <w:sz w:val="19"/>
+          <w:szCs w:val="19"/>
+        </w:rPr>
+        <w:br/>
+        <w:t xml:space="preserve"/>
+      </w:r>
+      <w:r>
+        <w:rPr>
+          <w:rFonts w:ascii="Consolas" w:cs="Consolas" w:eastAsia="Consolas" w:hAnsi="Consolas"/>
+          <w:sz w:val="19"/>
+          <w:szCs w:val="19"/>
+        </w:rPr>
+        <w:br/>
+        <w:t xml:space="preserve">mx = 180</w:t>
+      </w:r>
+      <w:r>
+        <w:rPr>
+          <w:rFonts w:ascii="Consolas" w:cs="Consolas" w:eastAsia="Consolas" w:hAnsi="Consolas"/>
+          <w:sz w:val="19"/>
+          <w:szCs w:val="19"/>
+        </w:rPr>
+        <w:br/>
+        <w:t xml:space="preserve">my = 200</w:t>
+      </w:r>
+      <w:r>
+        <w:rPr>
+          <w:rFonts w:ascii="Consolas" w:cs="Consolas" w:eastAsia="Consolas" w:hAnsi="Consolas"/>
+          <w:sz w:val="19"/>
+          <w:szCs w:val="19"/>
+        </w:rPr>
+        <w:br/>
+        <w:t xml:space="preserve">r = 110</w:t>
+      </w:r>
+      <w:r>
+        <w:rPr>
+          <w:rFonts w:ascii="Consolas" w:cs="Consolas" w:eastAsia="Consolas" w:hAnsi="Consolas"/>
+          <w:sz w:val="19"/>
+          <w:szCs w:val="19"/>
+        </w:rPr>
+        <w:br/>
+        <w:t xml:space="preserve">CIRCLE(mx, my, r, RGB(255, 210, 60))</w:t>
+      </w:r>
+      <w:r>
+        <w:rPr>
+          <w:rFonts w:ascii="Consolas" w:cs="Consolas" w:eastAsia="Consolas" w:hAnsi="Consolas"/>
+          <w:sz w:val="19"/>
+          <w:szCs w:val="19"/>
+        </w:rPr>
+        <w:br/>
+        <w:t xml:space="preserve">CIRCLE(mx - r / 3, my - r / 4, r / 7, RGB(40, 40, 40))</w:t>
+      </w:r>
+      <w:r>
+        <w:rPr>
+          <w:rFonts w:ascii="Consolas" w:cs="Consolas" w:eastAsia="Consolas" w:hAnsi="Consolas"/>
+          <w:sz w:val="19"/>
+          <w:szCs w:val="19"/>
+        </w:rPr>
+        <w:br/>
+        <w:t xml:space="preserve">CIRCLE(mx + r / 3, my - r / 4, r / 7, RGB(40, 40, 40))</w:t>
+      </w:r>
+      <w:r>
+        <w:rPr>
+          <w:rFonts w:ascii="Consolas" w:cs="Consolas" w:eastAsia="Consolas" w:hAnsi="Consolas"/>
+          <w:sz w:val="19"/>
+          <w:szCs w:val="19"/>
+        </w:rPr>
+        <w:br/>
+        <w:t xml:space="preserve"/>
+      </w:r>
+      <w:r>
+        <w:rPr>
+          <w:rFonts w:ascii="Consolas" w:cs="Consolas" w:eastAsia="Consolas" w:hAnsi="Consolas"/>
+          <w:sz w:val="19"/>
+          <w:szCs w:val="19"/>
+        </w:rPr>
+        <w:br/>
+        <w:t xml:space="preserve">mx = 460</w:t>
+      </w:r>
+      <w:r>
+        <w:rPr>
+          <w:rFonts w:ascii="Consolas" w:cs="Consolas" w:eastAsia="Consolas" w:hAnsi="Consolas"/>
+          <w:sz w:val="19"/>
+          <w:szCs w:val="19"/>
+        </w:rPr>
+        <w:br/>
+        <w:t xml:space="preserve">r = 60</w:t>
+      </w:r>
+      <w:r>
+        <w:rPr>
+          <w:rFonts w:ascii="Consolas" w:cs="Consolas" w:eastAsia="Consolas" w:hAnsi="Consolas"/>
+          <w:sz w:val="19"/>
+          <w:szCs w:val="19"/>
+        </w:rPr>
+        <w:br/>
+        <w:t xml:space="preserve">CIRCLE(mx, my, r, RGB(120, 220, 255))</w:t>
+      </w:r>
+      <w:r>
+        <w:rPr>
+          <w:rFonts w:ascii="Consolas" w:cs="Consolas" w:eastAsia="Consolas" w:hAnsi="Consolas"/>
+          <w:sz w:val="19"/>
+          <w:szCs w:val="19"/>
+        </w:rPr>
+        <w:br/>
+        <w:t xml:space="preserve">CIRCLE(mx - r / 3, my - r / 4, r / 7, RGB(40, 40, 40))</w:t>
+      </w:r>
+      <w:r>
+        <w:rPr>
+          <w:rFonts w:ascii="Consolas" w:cs="Consolas" w:eastAsia="Consolas" w:hAnsi="Consolas"/>
+          <w:sz w:val="19"/>
+          <w:szCs w:val="19"/>
+        </w:rPr>
+        <w:br/>
+        <w:t xml:space="preserve">CIRCLE(mx + r / 3, my - r / 4, r / 7, RGB(40, 40, 40))</w:t>
+      </w:r>
+      <w:r>
+        <w:rPr>
+          <w:rFonts w:ascii="Consolas" w:cs="Consolas" w:eastAsia="Consolas" w:hAnsi="Consolas"/>
+          <w:sz w:val="19"/>
+          <w:szCs w:val="19"/>
+        </w:rPr>
+        <w:br/>
+        <w:t xml:space="preserve"/>
+      </w:r>
+      <w:r>
+        <w:rPr>
+          <w:rFonts w:ascii="Consolas" w:cs="Consolas" w:eastAsia="Consolas" w:hAnsi="Consolas"/>
+          <w:sz w:val="19"/>
+          <w:szCs w:val="19"/>
+        </w:rPr>
+        <w:br/>
+        <w:t xml:space="preserve">FLIP()</w:t>
+      </w:r>
+      <w:r>
+        <w:rPr>
+          <w:rFonts w:ascii="Consolas" w:cs="Consolas" w:eastAsia="Consolas" w:hAnsi="Consolas"/>
+          <w:sz w:val="19"/>
+          <w:szCs w:val="19"/>
+        </w:rPr>
+        <w:br/>
+        <w:t xml:space="preserve">SLEEP(3000)</w:t>
+      </w:r>
+    </w:p>
+    <w:p>
+      <w:pPr>
+        <w:keepNext/>
+        <w:spacing w:after="40" w:before="160"/>
+        <w:jc w:val="center"/>
+      </w:pPr>
+      <w:r>
+        <w:drawing>
+          <wp:inline distT="0" distB="0" distL="0" distR="0">
+            <wp:extent cx="4191000" cy="2619375"/>
+            <wp:effectExtent t="0" r="0" b="0" l="0"/>
+            <wp:docPr id="1" name="kap02_2_zwei_gesichter.png" descr="Zweimal dasselbe Rezept, zwischendurch andere Zutaten." title="Zweimal dasselbe Rezept, zwischendurch andere Zutaten."/>
+            <wp:cNvGraphicFramePr>
+              <a:graphicFrameLocks xmlns:a="http://schemas.openxmlformats.org/drawingml/2006/main" noChangeAspect="1"/>
+            </wp:cNvGraphicFramePr>
+            <a:graphic xmlns:a="http://schemas.openxmlformats.org/drawingml/2006/main">
+              <a:graphicData uri="http://schemas.openxmlformats.org/drawingml/2006/picture">
+                <pic:pic xmlns:pic="http://schemas.openxmlformats.org/drawingml/2006/picture">
+                  <pic:nvPicPr>
+                    <pic:cNvPr id="0" name="" descr=""/>
+                    <pic:cNvPicPr>
+                      <a:picLocks noChangeAspect="1" noChangeArrowheads="1"/>
+                    </pic:cNvPicPr>
+                  </pic:nvPicPr>
+                  <pic:blipFill>
+                    <a:blip r:embed="rId13" cstate="none"/>
+                    <a:srcRect/>
+                    <a:stretch>
+                      <a:fillRect/>
+                    </a:stretch>
+                  </pic:blipFill>
+                  <pic:spPr bwMode="auto">
+                    <a:xfrm>
+                      <a:off x="0" y="0"/>
+                      <a:ext cx="4191000" cy="2619375"/>
+                    </a:xfrm>
+                    <a:prstGeom prst="rect">
+                      <a:avLst/>
+                    </a:prstGeom>
+                  </pic:spPr>
+                </pic:pic>
+              </a:graphicData>
+            </a:graphic>
+          </wp:inline>
+        </w:drawing>
+      </w:r>
+    </w:p>
+    <w:p>
+      <w:pPr>
+        <w:spacing w:after="200"/>
+        <w:jc w:val="center"/>
+      </w:pPr>
+      <w:r>
+        <w:rPr>
+          <w:i/>
+          <w:iCs/>
+          <w:color w:val="6A6A6A"/>
+          <w:sz w:val="18"/>
+          <w:szCs w:val="18"/>
+        </w:rPr>
+        <w:t xml:space="preserve">Zweimal dasselbe Rezept, zwischendurch andere Zutaten.</w:t>
+      </w:r>
+    </w:p>
+    <w:p>
+      <w:pPr>
+        <w:spacing w:after="180" w:line="312" w:lineRule="auto"/>
+      </w:pPr>
+      <w:r>
+        <w:rPr>
+          <w:sz w:val="22"/>
+          <w:szCs w:val="22"/>
+        </w:rPr>
+        <w:t xml:space="preserve">Zwischen den beiden Blöcken stehen nur zwei Zeilen. Sie legen eine neue Mitte und einen neuen Radius in die Kartons; my wird gar nicht angefasst und behält seine 200, weshalb beide Gesichter auf gleicher Höhe sitzen. Die drei Malzeilen darunter sind Zeichen für Zeichen dieselben wie oben — sie finden nur andere Zahlen vor.</w:t>
+      </w:r>
+    </w:p>
+    <w:p>
+      <w:pPr>
+        <w:spacing w:before="60"/>
+      </w:pPr>
+    </w:p>
+    <w:tbl>
+      <w:tblPr>
+        <w:tblW w:type="dxa" w:w="9026"/>
+        <w:tblBorders>
+          <w:top w:val="single" w:color="auto" w:sz="4"/>
+          <w:left w:val="single" w:color="auto" w:sz="4"/>
+          <w:bottom w:val="single" w:color="auto" w:sz="4"/>
+          <w:right w:val="single" w:color="auto" w:sz="4"/>
+          <w:insideH w:val="single" w:color="auto" w:sz="4"/>
+          <w:insideV w:val="single" w:color="auto" w:sz="4"/>
+        </w:tblBorders>
+      </w:tblPr>
+      <w:tblGrid>
+        <w:gridCol w:w="9026"/>
+      </w:tblGrid>
+      <w:tr>
+        <w:trPr>
+          <w:cantSplit/>
+        </w:trPr>
+        <w:tc>
+          <w:tcPr>
+            <w:tcW w:type="dxa" w:w="9026"/>
+            <w:tcBorders>
+              <w:top w:val="single" w:color="E0A0A0" w:sz="6"/>
+              <w:left w:val="single" w:color="E0A0A0" w:sz="6"/>
+              <w:bottom w:val="single" w:color="E0A0A0" w:sz="6"/>
+              <w:right w:val="single" w:color="E0A0A0" w:sz="6"/>
+            </w:tcBorders>
+            <w:shd w:fill="FBEAEA" w:val="clear"/>
+            <w:tcMar>
+              <w:top w:type="dxa" w:w="140"/>
+              <w:left w:type="dxa" w:w="180"/>
+              <w:bottom w:type="dxa" w:w="140"/>
+              <w:right w:type="dxa" w:w="180"/>
+            </w:tcMar>
+          </w:tcPr>
+          <w:p>
+            <w:pPr>
+              <w:spacing w:after="40"/>
+            </w:pPr>
+            <w:r>
+              <w:rPr>
+                <w:b/>
+                <w:bCs/>
+                <w:color w:val="B23030"/>
+                <w:sz w:val="22"/>
+                <w:szCs w:val="22"/>
+              </w:rPr>
+              <w:t xml:space="preserve">Von oben nach unten</w:t>
+            </w:r>
+          </w:p>
+          <w:p>
+            <w:pPr>
+              <w:spacing w:after="0" w:line="312" w:lineRule="auto"/>
+            </w:pPr>
+            <w:r>
+              <w:rPr>
+                <w:sz w:val="22"/>
+                <w:szCs w:val="22"/>
+              </w:rPr>
+              <w:t xml:space="preserve">Reihenfolge ist alles. Die Malzeilen benutzen, was IM MOMENT ihres Ablaufs in den Kartons liegt. Schreibst du mx = 460 versehentlich UNTER die Malzeilen, ändert das am Bild gar nichts mehr — das Gesicht ist da schon gemalt. Ein Programm ist keine Sammlung von Regeln, sondern eine Reihenfolge von Handlungen.</w:t>
+            </w:r>
+          </w:p>
+        </w:tc>
+      </w:tr>
+    </w:tbl>
+    <w:p>
+      <w:pPr>
+        <w:spacing w:after="160"/>
+      </w:pPr>
+    </w:p>
+    <w:p>
+      <w:pPr>
+        <w:pStyle w:val="Heading2"/>
+        <w:keepNext/>
+        <w:keepLines/>
+        <w:spacing w:after="120" w:before="280"/>
+      </w:pPr>
+      <w:r>
+        <w:t xml:space="preserve">Warum muss ich das ankündigen?</w:t>
+      </w:r>
+    </w:p>
+    <w:p>
+      <w:pPr>
+        <w:spacing w:after="180" w:line="312" w:lineRule="auto"/>
+      </w:pPr>
+      <w:r>
+        <w:rPr>
+          <w:sz w:val="22"/>
+          <w:szCs w:val="22"/>
+        </w:rPr>
+        <w:t xml:space="preserve">Manche Sprachen lassen dich einfach </w:t>
+      </w:r>
+      <w:r>
+        <w:rPr>
+          <w:rFonts w:ascii="Consolas" w:cs="Consolas" w:eastAsia="Consolas" w:hAnsi="Consolas"/>
+          <w:color w:val="335577"/>
+          <w:sz w:val="21"/>
+          <w:szCs w:val="21"/>
+        </w:rPr>
+        <w:t xml:space="preserve">mx = 320</w:t>
+      </w:r>
+      <w:r>
+        <w:rPr>
+          <w:sz w:val="22"/>
+          <w:szCs w:val="22"/>
+        </w:rPr>
+        <w:t xml:space="preserve"> schreiben, ohne Ankündigung. Drachenhauch besteht auf dem </w:t>
+      </w:r>
+      <w:r>
+        <w:rPr>
+          <w:rFonts w:ascii="Consolas" w:cs="Consolas" w:eastAsia="Consolas" w:hAnsi="Consolas"/>
+          <w:color w:val="335577"/>
+          <w:sz w:val="21"/>
+          <w:szCs w:val="21"/>
+        </w:rPr>
+        <w:t xml:space="preserve">DIM</w:t>
+      </w:r>
+      <w:r>
+        <w:rPr>
+          <w:sz w:val="22"/>
+          <w:szCs w:val="22"/>
+        </w:rPr>
+        <w:t xml:space="preserve">, und dafür gibt es einen guten Grund: Tippfehler.</w:t>
+      </w:r>
+    </w:p>
+    <w:p>
+      <w:pPr>
+        <w:spacing w:after="180" w:line="312" w:lineRule="auto"/>
+      </w:pPr>
+      <w:r>
+        <w:rPr>
+          <w:sz w:val="22"/>
+          <w:szCs w:val="22"/>
+        </w:rPr>
+        <w:t xml:space="preserve">Stell dir vor, du schreibst weiter unten aus Versehen mmx statt mx. Ohne Ankündigungspflicht würde die Sprache achselzuckend einen neuen Karton namens mmx anlegen, etwas hineintun — und dein Gesicht wäre auf einmal woanders, ohne jede Fehlermeldung. Du würdest eine halbe Stunde suchen.</w:t>
+      </w:r>
+    </w:p>
+    <w:p>
+      <w:pPr>
+        <w:spacing w:after="180" w:line="312" w:lineRule="auto"/>
+      </w:pPr>
+      <w:r>
+        <w:rPr>
+          <w:sz w:val="22"/>
+          <w:szCs w:val="22"/>
+        </w:rPr>
+        <w:t xml:space="preserve">Mit Ankündigungspflicht bekommst du stattdessen dies zu sehen, sobald die Zeile an die Reihe kommt:</w:t>
+      </w:r>
+    </w:p>
+    <w:p>
+      <w:pPr>
+        <w:keepLines/>
+        <w:pBdr>
+          <w:left w:val="single" w:color="9AC79A" w:sz="18" w:space="6"/>
+        </w:pBdr>
+        <w:shd w:fill="EAF4EA" w:val="clear"/>
+        <w:spacing w:after="200" w:before="100" w:line="264" w:lineRule="auto"/>
+        <w:ind w:left="140"/>
+      </w:pPr>
+      <w:r>
+        <w:rPr>
+          <w:rFonts w:ascii="Consolas" w:cs="Consolas" w:eastAsia="Consolas" w:hAnsi="Consolas"/>
+          <w:sz w:val="19"/>
+          <w:szCs w:val="19"/>
+        </w:rPr>
+        <w:t xml:space="preserve">Laufzeitfehler in gesicht.dh:9: Variable 'mmx' nicht deklariert (DIM fehlt?)</w:t>
+      </w:r>
+    </w:p>
+    <w:p>
+      <w:pPr>
+        <w:spacing w:after="180" w:line="312" w:lineRule="auto"/>
+      </w:pPr>
+      <w:r>
+        <w:rPr>
+          <w:sz w:val="22"/>
+          <w:szCs w:val="22"/>
+        </w:rPr>
+        <w:t xml:space="preserve">Dateiname, Zeilennummer, Name des Übeltäters. Diese scheinbare Umständlichkeit erspart dir über die Jahre mehr Zeit, als sie kostet.</w:t>
+      </w:r>
+    </w:p>
+    <w:p>
+      <w:pPr>
+        <w:pStyle w:val="Heading2"/>
+        <w:keepNext/>
+        <w:keepLines/>
+        <w:spacing w:after="120" w:before="280"/>
+      </w:pPr>
+      <w:r>
+        <w:t xml:space="preserve">Rechnen</w:t>
+      </w:r>
+    </w:p>
+    <w:p>
+      <w:pPr>
+        <w:spacing w:after="180" w:line="312" w:lineRule="auto"/>
+      </w:pPr>
+      <w:r>
+        <w:rPr>
+          <w:sz w:val="22"/>
+          <w:szCs w:val="22"/>
+        </w:rPr>
+        <w:t xml:space="preserve">Mit Variablen darfst du rechnen wie auf dem Papier:</w:t>
+      </w:r>
+    </w:p>
+    <w:tbl>
+      <w:tblPr>
+        <w:tblW w:type="dxa" w:w="9026"/>
+        <w:tblBorders>
+          <w:top w:val="single" w:color="D0D0D0" w:sz="4"/>
+          <w:left w:val="single" w:color="D0D0D0" w:sz="4"/>
+          <w:bottom w:val="single" w:color="D0D0D0" w:sz="4"/>
+          <w:right w:val="single" w:color="D0D0D0" w:sz="4"/>
+          <w:insideH w:val="single" w:color="D0D0D0" w:sz="4"/>
+          <w:insideV w:val="single" w:color="D0D0D0" w:sz="4"/>
+        </w:tblBorders>
+      </w:tblPr>
+      <w:tblGrid>
+        <w:gridCol w:w="2400"/>
+        <w:gridCol w:w="6626"/>
+      </w:tblGrid>
+      <w:tr>
+        <w:trPr>
+          <w:cantSplit/>
+          <w:tblHeader/>
+        </w:trPr>
+        <w:tc>
+          <w:tcPr>
+            <w:tcW w:type="dxa" w:w="2400"/>
+            <w:shd w:fill="1B6CA8" w:val="clear"/>
+            <w:tcMar>
+              <w:top w:type="dxa" w:w="30"/>
+              <w:left w:type="dxa" w:w="90"/>
+              <w:bottom w:type="dxa" w:w="30"/>
+              <w:right w:type="dxa" w:w="90"/>
+            </w:tcMar>
+          </w:tcPr>
+          <w:p>
+            <w:pPr>
+              <w:spacing w:after="0" w:line="240" w:lineRule="auto"/>
+            </w:pPr>
+            <w:r>
+              <w:rPr>
+                <w:rFonts w:ascii="Consolas" w:cs="Consolas" w:eastAsia="Consolas" w:hAnsi="Consolas"/>
+                <w:b/>
+                <w:bCs/>
+                <w:color w:val="FFFFFF"/>
+                <w:sz w:val="19"/>
+                <w:szCs w:val="19"/>
+              </w:rPr>
+              <w:t xml:space="preserve">Schreibweise</w:t>
+            </w:r>
+          </w:p>
+        </w:tc>
+        <w:tc>
+          <w:tcPr>
+            <w:tcW w:type="dxa" w:w="6626"/>
+            <w:shd w:fill="1B6CA8" w:val="clear"/>
+            <w:tcMar>
+              <w:top w:type="dxa" w:w="30"/>
+              <w:left w:type="dxa" w:w="90"/>
+              <w:bottom w:type="dxa" w:w="30"/>
+              <w:right w:type="dxa" w:w="90"/>
+            </w:tcMar>
+          </w:tcPr>
+          <w:p>
+            <w:pPr>
+              <w:spacing w:after="0" w:line="240" w:lineRule="auto"/>
+            </w:pPr>
+            <w:r>
+              <w:rPr>
+                <w:rFonts w:ascii="Arial" w:cs="Arial" w:eastAsia="Arial" w:hAnsi="Arial"/>
+                <w:b/>
+                <w:bCs/>
+                <w:color w:val="FFFFFF"/>
+                <w:sz w:val="19"/>
+                <w:szCs w:val="19"/>
+              </w:rPr>
+              <w:t xml:space="preserve">Bedeutung</w:t>
+            </w:r>
+          </w:p>
+        </w:tc>
+      </w:tr>
+      <w:tr>
+        <w:trPr>
+          <w:cantSplit/>
+        </w:trPr>
+        <w:tc>
+          <w:tcPr>
+            <w:tcW w:type="dxa" w:w="2400"/>
+            <w:tcMar>
+              <w:top w:type="dxa" w:w="30"/>
+              <w:left w:type="dxa" w:w="90"/>
+              <w:bottom w:type="dxa" w:w="30"/>
+              <w:right w:type="dxa" w:w="90"/>
+            </w:tcMar>
+          </w:tcPr>
+          <w:p>
+            <w:pPr>
+              <w:spacing w:after="0" w:line="240" w:lineRule="auto"/>
+            </w:pPr>
+            <w:r>
+              <w:rPr>
+                <w:rFonts w:ascii="Consolas" w:cs="Consolas" w:eastAsia="Consolas" w:hAnsi="Consolas"/>
+                <w:color w:val="222222"/>
+                <w:sz w:val="19"/>
+                <w:szCs w:val="19"/>
+              </w:rPr>
+              <w:t xml:space="preserve">a + b</w:t>
+            </w:r>
+          </w:p>
+        </w:tc>
+        <w:tc>
+          <w:tcPr>
+            <w:tcW w:type="dxa" w:w="6626"/>
+            <w:tcMar>
+              <w:top w:type="dxa" w:w="30"/>
+              <w:left w:type="dxa" w:w="90"/>
+              <w:bottom w:type="dxa" w:w="30"/>
+              <w:right w:type="dxa" w:w="90"/>
+            </w:tcMar>
+          </w:tcPr>
+          <w:p>
+            <w:pPr>
+              <w:spacing w:after="0" w:line="240" w:lineRule="auto"/>
+            </w:pPr>
+            <w:r>
+              <w:rPr>
+                <w:rFonts w:ascii="Arial" w:cs="Arial" w:eastAsia="Arial" w:hAnsi="Arial"/>
+                <w:color w:val="222222"/>
+                <w:sz w:val="19"/>
+                <w:szCs w:val="19"/>
+              </w:rPr>
+              <w:t xml:space="preserve">plus</w:t>
+            </w:r>
+          </w:p>
+        </w:tc>
+      </w:tr>
+      <w:tr>
+        <w:trPr>
+          <w:cantSplit/>
+        </w:trPr>
+        <w:tc>
+          <w:tcPr>
+            <w:tcW w:type="dxa" w:w="2400"/>
+            <w:tcMar>
+              <w:top w:type="dxa" w:w="30"/>
+              <w:left w:type="dxa" w:w="90"/>
+              <w:bottom w:type="dxa" w:w="30"/>
+              <w:right w:type="dxa" w:w="90"/>
+            </w:tcMar>
+          </w:tcPr>
+          <w:p>
+            <w:pPr>
+              <w:spacing w:after="0" w:line="240" w:lineRule="auto"/>
+            </w:pPr>
+            <w:r>
+              <w:rPr>
+                <w:rFonts w:ascii="Consolas" w:cs="Consolas" w:eastAsia="Consolas" w:hAnsi="Consolas"/>
+                <w:color w:val="222222"/>
+                <w:sz w:val="19"/>
+                <w:szCs w:val="19"/>
+              </w:rPr>
+              <w:t xml:space="preserve">a - b</w:t>
+            </w:r>
+          </w:p>
+        </w:tc>
+        <w:tc>
+          <w:tcPr>
+            <w:tcW w:type="dxa" w:w="6626"/>
+            <w:tcMar>
+              <w:top w:type="dxa" w:w="30"/>
+              <w:left w:type="dxa" w:w="90"/>
+              <w:bottom w:type="dxa" w:w="30"/>
+              <w:right w:type="dxa" w:w="90"/>
+            </w:tcMar>
+          </w:tcPr>
+          <w:p>
+            <w:pPr>
+              <w:spacing w:after="0" w:line="240" w:lineRule="auto"/>
+            </w:pPr>
+            <w:r>
+              <w:rPr>
+                <w:rFonts w:ascii="Arial" w:cs="Arial" w:eastAsia="Arial" w:hAnsi="Arial"/>
+                <w:color w:val="222222"/>
+                <w:sz w:val="19"/>
+                <w:szCs w:val="19"/>
+              </w:rPr>
+              <w:t xml:space="preserve">minus</w:t>
+            </w:r>
+          </w:p>
+        </w:tc>
+      </w:tr>
+      <w:tr>
+        <w:trPr>
+          <w:cantSplit/>
+        </w:trPr>
+        <w:tc>
+          <w:tcPr>
+            <w:tcW w:type="dxa" w:w="2400"/>
+            <w:tcMar>
+              <w:top w:type="dxa" w:w="30"/>
+              <w:left w:type="dxa" w:w="90"/>
+              <w:bottom w:type="dxa" w:w="30"/>
+              <w:right w:type="dxa" w:w="90"/>
+            </w:tcMar>
+          </w:tcPr>
+          <w:p>
+            <w:pPr>
+              <w:spacing w:after="0" w:line="240" w:lineRule="auto"/>
+            </w:pPr>
+            <w:r>
+              <w:rPr>
+                <w:rFonts w:ascii="Consolas" w:cs="Consolas" w:eastAsia="Consolas" w:hAnsi="Consolas"/>
+                <w:color w:val="222222"/>
+                <w:sz w:val="19"/>
+                <w:szCs w:val="19"/>
+              </w:rPr>
+              <w:t xml:space="preserve">a * b</w:t>
+            </w:r>
+          </w:p>
+        </w:tc>
+        <w:tc>
+          <w:tcPr>
+            <w:tcW w:type="dxa" w:w="6626"/>
+            <w:tcMar>
+              <w:top w:type="dxa" w:w="30"/>
+              <w:left w:type="dxa" w:w="90"/>
+              <w:bottom w:type="dxa" w:w="30"/>
+              <w:right w:type="dxa" w:w="90"/>
+            </w:tcMar>
+          </w:tcPr>
+          <w:p>
+            <w:pPr>
+              <w:spacing w:after="0" w:line="240" w:lineRule="auto"/>
+            </w:pPr>
+            <w:r>
+              <w:rPr>
+                <w:rFonts w:ascii="Arial" w:cs="Arial" w:eastAsia="Arial" w:hAnsi="Arial"/>
+                <w:color w:val="222222"/>
+                <w:sz w:val="19"/>
+                <w:szCs w:val="19"/>
+              </w:rPr>
+              <w:t xml:space="preserve">mal — der Stern, nicht das x</w:t>
+            </w:r>
+          </w:p>
+        </w:tc>
+      </w:tr>
+      <w:tr>
+        <w:trPr>
+          <w:cantSplit/>
+        </w:trPr>
+        <w:tc>
+          <w:tcPr>
+            <w:tcW w:type="dxa" w:w="2400"/>
+            <w:tcMar>
+              <w:top w:type="dxa" w:w="30"/>
+              <w:left w:type="dxa" w:w="90"/>
+              <w:bottom w:type="dxa" w:w="30"/>
+              <w:right w:type="dxa" w:w="90"/>
+            </w:tcMar>
+          </w:tcPr>
+          <w:p>
+            <w:pPr>
+              <w:spacing w:after="0" w:line="240" w:lineRule="auto"/>
+            </w:pPr>
+            <w:r>
+              <w:rPr>
+                <w:rFonts w:ascii="Consolas" w:cs="Consolas" w:eastAsia="Consolas" w:hAnsi="Consolas"/>
+                <w:color w:val="222222"/>
+                <w:sz w:val="19"/>
+                <w:szCs w:val="19"/>
+              </w:rPr>
+              <w:t xml:space="preserve">a / b</w:t>
+            </w:r>
+          </w:p>
+        </w:tc>
+        <w:tc>
+          <w:tcPr>
+            <w:tcW w:type="dxa" w:w="6626"/>
+            <w:tcMar>
+              <w:top w:type="dxa" w:w="30"/>
+              <w:left w:type="dxa" w:w="90"/>
+              <w:bottom w:type="dxa" w:w="30"/>
+              <w:right w:type="dxa" w:w="90"/>
+            </w:tcMar>
+          </w:tcPr>
+          <w:p>
+            <w:pPr>
+              <w:spacing w:after="0" w:line="240" w:lineRule="auto"/>
+            </w:pPr>
+            <w:r>
+              <w:rPr>
+                <w:rFonts w:ascii="Arial" w:cs="Arial" w:eastAsia="Arial" w:hAnsi="Arial"/>
+                <w:color w:val="222222"/>
+                <w:sz w:val="19"/>
+                <w:szCs w:val="19"/>
+              </w:rPr>
+              <w:t xml:space="preserve">geteilt, mit Nachkommastellen: 130 / 3 ergibt 43,333…</w:t>
+            </w:r>
+          </w:p>
+        </w:tc>
+      </w:tr>
+      <w:tr>
+        <w:trPr>
+          <w:cantSplit/>
+        </w:trPr>
+        <w:tc>
+          <w:tcPr>
+            <w:tcW w:type="dxa" w:w="2400"/>
+            <w:tcMar>
+              <w:top w:type="dxa" w:w="30"/>
+              <w:left w:type="dxa" w:w="90"/>
+              <w:bottom w:type="dxa" w:w="30"/>
+              <w:right w:type="dxa" w:w="90"/>
+            </w:tcMar>
+          </w:tcPr>
+          <w:p>
+            <w:pPr>
+              <w:spacing w:after="0" w:line="240" w:lineRule="auto"/>
+            </w:pPr>
+            <w:r>
+              <w:rPr>
+                <w:rFonts w:ascii="Consolas" w:cs="Consolas" w:eastAsia="Consolas" w:hAnsi="Consolas"/>
+                <w:color w:val="222222"/>
+                <w:sz w:val="19"/>
+                <w:szCs w:val="19"/>
+              </w:rPr>
+              <w:t xml:space="preserve">a \ b</w:t>
+            </w:r>
+          </w:p>
+        </w:tc>
+        <w:tc>
+          <w:tcPr>
+            <w:tcW w:type="dxa" w:w="6626"/>
+            <w:tcMar>
+              <w:top w:type="dxa" w:w="30"/>
+              <w:left w:type="dxa" w:w="90"/>
+              <w:bottom w:type="dxa" w:w="30"/>
+              <w:right w:type="dxa" w:w="90"/>
+            </w:tcMar>
+          </w:tcPr>
+          <w:p>
+            <w:pPr>
+              <w:spacing w:after="0" w:line="240" w:lineRule="auto"/>
+            </w:pPr>
+            <w:r>
+              <w:rPr>
+                <w:rFonts w:ascii="Arial" w:cs="Arial" w:eastAsia="Arial" w:hAnsi="Arial"/>
+                <w:color w:val="222222"/>
+                <w:sz w:val="19"/>
+                <w:szCs w:val="19"/>
+              </w:rPr>
+              <w:t xml:space="preserve">geteilt, ganzzahlig: 130 \ 3 ergibt 43, der Rest fällt weg</w:t>
+            </w:r>
+          </w:p>
+        </w:tc>
+      </w:tr>
+      <w:tr>
+        <w:trPr>
+          <w:cantSplit/>
+        </w:trPr>
+        <w:tc>
+          <w:tcPr>
+            <w:tcW w:type="dxa" w:w="2400"/>
+            <w:tcMar>
+              <w:top w:type="dxa" w:w="30"/>
+              <w:left w:type="dxa" w:w="90"/>
+              <w:bottom w:type="dxa" w:w="30"/>
+              <w:right w:type="dxa" w:w="90"/>
+            </w:tcMar>
+          </w:tcPr>
+          <w:p>
+            <w:pPr>
+              <w:spacing w:after="0" w:line="240" w:lineRule="auto"/>
+            </w:pPr>
+            <w:r>
+              <w:rPr>
+                <w:rFonts w:ascii="Consolas" w:cs="Consolas" w:eastAsia="Consolas" w:hAnsi="Consolas"/>
+                <w:color w:val="222222"/>
+                <w:sz w:val="19"/>
+                <w:szCs w:val="19"/>
+              </w:rPr>
+              <w:t xml:space="preserve">a MOD b</w:t>
+            </w:r>
+          </w:p>
+        </w:tc>
+        <w:tc>
+          <w:tcPr>
+            <w:tcW w:type="dxa" w:w="6626"/>
+            <w:tcMar>
+              <w:top w:type="dxa" w:w="30"/>
+              <w:left w:type="dxa" w:w="90"/>
+              <w:bottom w:type="dxa" w:w="30"/>
+              <w:right w:type="dxa" w:w="90"/>
+            </w:tcMar>
+          </w:tcPr>
+          <w:p>
+            <w:pPr>
+              <w:spacing w:after="0" w:line="240" w:lineRule="auto"/>
+            </w:pPr>
+            <w:r>
+              <w:rPr>
+                <w:rFonts w:ascii="Arial" w:cs="Arial" w:eastAsia="Arial" w:hAnsi="Arial"/>
+                <w:color w:val="222222"/>
+                <w:sz w:val="19"/>
+                <w:szCs w:val="19"/>
+              </w:rPr>
+              <w:t xml:space="preserve">der Rest: 130 MOD 3 ergibt 1</w:t>
+            </w:r>
+          </w:p>
+        </w:tc>
+      </w:tr>
+    </w:tbl>
+    <w:p>
+      <w:pPr>
+        <w:spacing w:after="160"/>
+      </w:pPr>
+    </w:p>
+    <w:p>
+      <w:pPr>
+        <w:spacing w:after="180" w:line="312" w:lineRule="auto"/>
+      </w:pPr>
+      <w:r>
+        <w:rPr>
+          <w:sz w:val="22"/>
+          <w:szCs w:val="22"/>
+        </w:rPr>
+        <w:t xml:space="preserve">Punkt vor Strich gilt, und Klammern setzen sich durch — genau wie in der Schule. Wenn du unsicher bist, setz lieber eine Klammer zu viel; sie kostet nichts und macht die Zeile lesbar.</w:t>
+      </w:r>
+    </w:p>
+    <w:p>
+      <w:pPr>
+        <w:spacing w:before="60"/>
+      </w:pPr>
+    </w:p>
+    <w:tbl>
+      <w:tblPr>
+        <w:tblW w:type="dxa" w:w="9026"/>
+        <w:tblBorders>
+          <w:top w:val="single" w:color="auto" w:sz="4"/>
+          <w:left w:val="single" w:color="auto" w:sz="4"/>
+          <w:bottom w:val="single" w:color="auto" w:sz="4"/>
+          <w:right w:val="single" w:color="auto" w:sz="4"/>
+          <w:insideH w:val="single" w:color="auto" w:sz="4"/>
+          <w:insideV w:val="single" w:color="auto" w:sz="4"/>
+        </w:tblBorders>
+      </w:tblPr>
+      <w:tblGrid>
+        <w:gridCol w:w="9026"/>
+      </w:tblGrid>
+      <w:tr>
+        <w:trPr>
+          <w:cantSplit/>
+        </w:trPr>
+        <w:tc>
+          <w:tcPr>
+            <w:tcW w:type="dxa" w:w="9026"/>
+            <w:tcBorders>
+              <w:top w:val="single" w:color="E0B96A" w:sz="6"/>
+              <w:left w:val="single" w:color="E0B96A" w:sz="6"/>
+              <w:bottom w:val="single" w:color="E0B96A" w:sz="6"/>
+              <w:right w:val="single" w:color="E0B96A" w:sz="6"/>
+            </w:tcBorders>
+            <w:shd w:fill="FDF3E0" w:val="clear"/>
+            <w:tcMar>
+              <w:top w:type="dxa" w:w="140"/>
+              <w:left w:type="dxa" w:w="180"/>
+              <w:bottom w:type="dxa" w:w="140"/>
+              <w:right w:type="dxa" w:w="180"/>
+            </w:tcMar>
+          </w:tcPr>
+          <w:p>
+            <w:pPr>
+              <w:spacing w:after="40"/>
+            </w:pPr>
+            <w:r>
+              <w:rPr>
+                <w:b/>
+                <w:bCs/>
+                <w:color w:val="8A5E15"/>
+                <w:sz w:val="22"/>
+                <w:szCs w:val="22"/>
+              </w:rPr>
+              <w:t xml:space="preserve">Der Schrägstrich rundet nicht</w:t>
+            </w:r>
+          </w:p>
+          <w:p>
+            <w:pPr>
+              <w:spacing w:after="0" w:line="312" w:lineRule="auto"/>
+            </w:pPr>
+            <w:r>
+              <w:rPr>
+                <w:sz w:val="22"/>
+                <w:szCs w:val="22"/>
+              </w:rPr>
+              <w:t xml:space="preserve">Der Kreis oben bekommt mit r / 7 einen Radius von 18,57 — eine Kommazahl, obwohl r als INTEGER angekündigt ist. Das ist erlaubt: Der Schrägstrich liefert immer eine Kommazahl, und CIRCLE kann damit umgehen. Willst du sauber ganze Zahlen, nimm den Rückwärts-Schrägstrich.</w:t>
+            </w:r>
+          </w:p>
+        </w:tc>
+      </w:tr>
+    </w:tbl>
+    <w:p>
+      <w:pPr>
+        <w:spacing w:after="160"/>
+      </w:pPr>
+    </w:p>
+    <w:p>
+      <w:pPr>
+        <w:pStyle w:val="Heading2"/>
+        <w:keepNext/>
+        <w:keepLines/>
+        <w:spacing w:after="120" w:before="280"/>
+      </w:pPr>
+      <w:r>
+        <w:t xml:space="preserve">Das Fenster kennt seine eigene Mitte</w:t>
+      </w:r>
+    </w:p>
+    <w:p>
+      <w:pPr>
+        <w:spacing w:after="180" w:line="312" w:lineRule="auto"/>
+      </w:pPr>
+      <w:r>
+        <w:rPr>
+          <w:sz w:val="22"/>
+          <w:szCs w:val="22"/>
+        </w:rPr>
+        <w:t xml:space="preserve">Wenn Variablen Rezepte ermöglichen, dann liegt der nächste Schritt nahe: auch die Fenstergröße in Kartons zu legen. Dann rechnet sich alles andere daraus aus.</w:t>
+      </w:r>
+    </w:p>
+    <w:p>
+      <w:pPr>
+        <w:keepLines/>
+        <w:pBdr>
+          <w:left w:val="single" w:color="1B6CA8" w:sz="18" w:space="6"/>
+        </w:pBdr>
+        <w:shd w:fill="F4F4F4" w:val="clear"/>
+        <w:spacing w:after="200" w:before="100" w:line="264" w:lineRule="auto"/>
+        <w:ind w:left="140"/>
+      </w:pPr>
+      <w:r>
+        <w:rPr>
+          <w:rFonts w:ascii="Consolas" w:cs="Consolas" w:eastAsia="Consolas" w:hAnsi="Consolas"/>
+          <w:sz w:val="19"/>
+          <w:szCs w:val="19"/>
+        </w:rPr>
+        <w:t xml:space="preserve">DIM breite AS INTEGER</w:t>
+      </w:r>
+      <w:r>
+        <w:rPr>
+          <w:rFonts w:ascii="Consolas" w:cs="Consolas" w:eastAsia="Consolas" w:hAnsi="Consolas"/>
+          <w:sz w:val="19"/>
+          <w:szCs w:val="19"/>
+        </w:rPr>
+        <w:br/>
+        <w:t xml:space="preserve">DIM hoehe AS INTEGER</w:t>
+      </w:r>
+      <w:r>
+        <w:rPr>
+          <w:rFonts w:ascii="Consolas" w:cs="Consolas" w:eastAsia="Consolas" w:hAnsi="Consolas"/>
+          <w:sz w:val="19"/>
+          <w:szCs w:val="19"/>
+        </w:rPr>
+        <w:br/>
+        <w:t xml:space="preserve"/>
+      </w:r>
+      <w:r>
+        <w:rPr>
+          <w:rFonts w:ascii="Consolas" w:cs="Consolas" w:eastAsia="Consolas" w:hAnsi="Consolas"/>
+          <w:sz w:val="19"/>
+          <w:szCs w:val="19"/>
+        </w:rPr>
+        <w:br/>
+        <w:t xml:space="preserve">breite = 640</w:t>
+      </w:r>
+      <w:r>
+        <w:rPr>
+          <w:rFonts w:ascii="Consolas" w:cs="Consolas" w:eastAsia="Consolas" w:hAnsi="Consolas"/>
+          <w:sz w:val="19"/>
+          <w:szCs w:val="19"/>
+        </w:rPr>
+        <w:br/>
+        <w:t xml:space="preserve">hoehe = 400</w:t>
+      </w:r>
+      <w:r>
+        <w:rPr>
+          <w:rFonts w:ascii="Consolas" w:cs="Consolas" w:eastAsia="Consolas" w:hAnsi="Consolas"/>
+          <w:sz w:val="19"/>
+          <w:szCs w:val="19"/>
+        </w:rPr>
+        <w:br/>
+        <w:t xml:space="preserve"/>
+      </w:r>
+      <w:r>
+        <w:rPr>
+          <w:rFonts w:ascii="Consolas" w:cs="Consolas" w:eastAsia="Consolas" w:hAnsi="Consolas"/>
+          <w:sz w:val="19"/>
+          <w:szCs w:val="19"/>
+        </w:rPr>
+        <w:br/>
+        <w:t xml:space="preserve">SCREEN(breite, hoehe, "Immer in der Mitte")</w:t>
+      </w:r>
+      <w:r>
+        <w:rPr>
+          <w:rFonts w:ascii="Consolas" w:cs="Consolas" w:eastAsia="Consolas" w:hAnsi="Consolas"/>
+          <w:sz w:val="19"/>
+          <w:szCs w:val="19"/>
+        </w:rPr>
+        <w:br/>
+        <w:t xml:space="preserve">CLS(RGB(20, 25, 45))</w:t>
+      </w:r>
+      <w:r>
+        <w:rPr>
+          <w:rFonts w:ascii="Consolas" w:cs="Consolas" w:eastAsia="Consolas" w:hAnsi="Consolas"/>
+          <w:sz w:val="19"/>
+          <w:szCs w:val="19"/>
+        </w:rPr>
+        <w:br/>
+        <w:t xml:space="preserve">CIRCLE(breite / 2, hoehe / 2, hoehe / 3, RGB(255, 120, 60))</w:t>
+      </w:r>
+      <w:r>
+        <w:rPr>
+          <w:rFonts w:ascii="Consolas" w:cs="Consolas" w:eastAsia="Consolas" w:hAnsi="Consolas"/>
+          <w:sz w:val="19"/>
+          <w:szCs w:val="19"/>
+        </w:rPr>
+        <w:br/>
+        <w:t xml:space="preserve">BOX(0, hoehe / 2 - 2, breite - 1, hoehe / 2 + 2, RGB(255, 255, 255))</w:t>
+      </w:r>
+      <w:r>
+        <w:rPr>
+          <w:rFonts w:ascii="Consolas" w:cs="Consolas" w:eastAsia="Consolas" w:hAnsi="Consolas"/>
+          <w:sz w:val="19"/>
+          <w:szCs w:val="19"/>
+        </w:rPr>
+        <w:br/>
+        <w:t xml:space="preserve">FLIP()</w:t>
+      </w:r>
+      <w:r>
+        <w:rPr>
+          <w:rFonts w:ascii="Consolas" w:cs="Consolas" w:eastAsia="Consolas" w:hAnsi="Consolas"/>
+          <w:sz w:val="19"/>
+          <w:szCs w:val="19"/>
+        </w:rPr>
+        <w:br/>
+        <w:t xml:space="preserve">SLEEP(3000)</w:t>
+      </w:r>
+    </w:p>
+    <w:p>
+      <w:pPr>
+        <w:keepNext/>
+        <w:spacing w:after="40" w:before="160"/>
+        <w:jc w:val="center"/>
+      </w:pPr>
+      <w:r>
+        <w:drawing>
+          <wp:inline distT="0" distB="0" distL="0" distR="0">
+            <wp:extent cx="4191000" cy="2619375"/>
+            <wp:effectExtent t="0" r="0" b="0" l="0"/>
+            <wp:docPr id="1" name="kap02_3_mitte.png" descr="Ändere breite und hoehe — der Kreis bleibt zentriert, der Strich passt sich an." title="Ändere breite und hoehe — der Kreis bleibt zentriert, der Strich passt sich an."/>
+            <wp:cNvGraphicFramePr>
+              <a:graphicFrameLocks xmlns:a="http://schemas.openxmlformats.org/drawingml/2006/main" noChangeAspect="1"/>
+            </wp:cNvGraphicFramePr>
+            <a:graphic xmlns:a="http://schemas.openxmlformats.org/drawingml/2006/main">
+              <a:graphicData uri="http://schemas.openxmlformats.org/drawingml/2006/picture">
+                <pic:pic xmlns:pic="http://schemas.openxmlformats.org/drawingml/2006/picture">
+                  <pic:nvPicPr>
+                    <pic:cNvPr id="0" name="" descr=""/>
+                    <pic:cNvPicPr>
+                      <a:picLocks noChangeAspect="1" noChangeArrowheads="1"/>
+                    </pic:cNvPicPr>
+                  </pic:nvPicPr>
+                  <pic:blipFill>
+                    <a:blip r:embed="rId14" cstate="none"/>
+                    <a:srcRect/>
+                    <a:stretch>
+                      <a:fillRect/>
+                    </a:stretch>
+                  </pic:blipFill>
+                  <pic:spPr bwMode="auto">
+                    <a:xfrm>
+                      <a:off x="0" y="0"/>
+                      <a:ext cx="4191000" cy="2619375"/>
+                    </a:xfrm>
+                    <a:prstGeom prst="rect">
+                      <a:avLst/>
+                    </a:prstGeom>
+                  </pic:spPr>
+                </pic:pic>
+              </a:graphicData>
+            </a:graphic>
+          </wp:inline>
+        </w:drawing>
+      </w:r>
+    </w:p>
+    <w:p>
+      <w:pPr>
+        <w:spacing w:after="200"/>
+        <w:jc w:val="center"/>
+      </w:pPr>
+      <w:r>
+        <w:rPr>
+          <w:i/>
+          <w:iCs/>
+          <w:color w:val="6A6A6A"/>
+          <w:sz w:val="18"/>
+          <w:szCs w:val="18"/>
+        </w:rPr>
+        <w:t xml:space="preserve">Ändere breite und hoehe — der Kreis bleibt zentriert, der Strich passt sich an.</w:t>
+      </w:r>
+    </w:p>
+    <w:p>
+      <w:pPr>
+        <w:spacing w:after="180" w:line="312" w:lineRule="auto"/>
+      </w:pPr>
+      <w:r>
+        <w:rPr>
+          <w:rFonts w:ascii="Consolas" w:cs="Consolas" w:eastAsia="Consolas" w:hAnsi="Consolas"/>
+          <w:color w:val="335577"/>
+          <w:sz w:val="21"/>
+          <w:szCs w:val="21"/>
+        </w:rPr>
+        <w:t xml:space="preserve">SCREEN(breite, hoehe, ...)</w:t>
+      </w:r>
+      <w:r>
+        <w:rPr>
+          <w:sz w:val="22"/>
+          <w:szCs w:val="22"/>
+        </w:rPr>
+        <w:t xml:space="preserve"> nimmt die Werte aus den Kartons, statt sie fest im Text stehen zu haben. Der Kreis sitzt bei </w:t>
+      </w:r>
+      <w:r>
+        <w:rPr>
+          <w:rFonts w:ascii="Consolas" w:cs="Consolas" w:eastAsia="Consolas" w:hAnsi="Consolas"/>
+          <w:color w:val="335577"/>
+          <w:sz w:val="21"/>
+          <w:szCs w:val="21"/>
+        </w:rPr>
+        <w:t xml:space="preserve">breite / 2</w:t>
+      </w:r>
+      <w:r>
+        <w:rPr>
+          <w:sz w:val="22"/>
+          <w:szCs w:val="22"/>
+        </w:rPr>
+        <w:t xml:space="preserve"> und </w:t>
+      </w:r>
+      <w:r>
+        <w:rPr>
+          <w:rFonts w:ascii="Consolas" w:cs="Consolas" w:eastAsia="Consolas" w:hAnsi="Consolas"/>
+          <w:color w:val="335577"/>
+          <w:sz w:val="21"/>
+          <w:szCs w:val="21"/>
+        </w:rPr>
+        <w:t xml:space="preserve">hoehe / 2</w:t>
+      </w:r>
+      <w:r>
+        <w:rPr>
+          <w:sz w:val="22"/>
+          <w:szCs w:val="22"/>
+        </w:rPr>
+        <w:t xml:space="preserve"> — das ist die Mitte, was auch immer die Zahlen gerade sind. Sein Radius ist ein Drittel der Höhe, also wächst er mit.</w:t>
+      </w:r>
+    </w:p>
+    <w:p>
+      <w:pPr>
+        <w:spacing w:after="180" w:line="312" w:lineRule="auto"/>
+      </w:pPr>
+      <w:r>
+        <w:rPr>
+          <w:rFonts w:ascii="Consolas" w:cs="Consolas" w:eastAsia="Consolas" w:hAnsi="Consolas"/>
+          <w:color w:val="335577"/>
+          <w:sz w:val="21"/>
+          <w:szCs w:val="21"/>
+        </w:rPr>
+        <w:t xml:space="preserve">BOX</w:t>
+      </w:r>
+      <w:r>
+        <w:rPr>
+          <w:sz w:val="22"/>
+          <w:szCs w:val="22"/>
+        </w:rPr>
+        <w:t xml:space="preserve"> malt ein gefülltes Rechteck. Es will vier Zahlen, und zwar zwei Ecken: erst links-oben, dann rechts-unten. Hier also von ganz links, zwei Punkte oberhalb der Mitte, bis ganz rechts, zwei Punkte unterhalb. Das ergibt einen vier Punkte hohen Strich, der immer genau auf der Mitte liegt.</w:t>
+      </w:r>
+    </w:p>
+    <w:p>
+      <w:pPr>
+        <w:spacing w:before="60"/>
+      </w:pPr>
+    </w:p>
+    <w:tbl>
+      <w:tblPr>
+        <w:tblW w:type="dxa" w:w="9026"/>
+        <w:tblBorders>
+          <w:top w:val="single" w:color="auto" w:sz="4"/>
+          <w:left w:val="single" w:color="auto" w:sz="4"/>
+          <w:bottom w:val="single" w:color="auto" w:sz="4"/>
+          <w:right w:val="single" w:color="auto" w:sz="4"/>
+          <w:insideH w:val="single" w:color="auto" w:sz="4"/>
+          <w:insideV w:val="single" w:color="auto" w:sz="4"/>
+        </w:tblBorders>
+      </w:tblPr>
+      <w:tblGrid>
+        <w:gridCol w:w="9026"/>
+      </w:tblGrid>
+      <w:tr>
+        <w:trPr>
+          <w:cantSplit/>
+        </w:trPr>
+        <w:tc>
+          <w:tcPr>
+            <w:tcW w:type="dxa" w:w="9026"/>
+            <w:tcBorders>
+              <w:top w:val="single" w:color="E0A0A0" w:sz="6"/>
+              <w:left w:val="single" w:color="E0A0A0" w:sz="6"/>
+              <w:bottom w:val="single" w:color="E0A0A0" w:sz="6"/>
+              <w:right w:val="single" w:color="E0A0A0" w:sz="6"/>
+            </w:tcBorders>
+            <w:shd w:fill="FBEAEA" w:val="clear"/>
+            <w:tcMar>
+              <w:top w:type="dxa" w:w="140"/>
+              <w:left w:type="dxa" w:w="180"/>
+              <w:bottom w:type="dxa" w:w="140"/>
+              <w:right w:type="dxa" w:w="180"/>
+            </w:tcMar>
+          </w:tcPr>
+          <w:p>
+            <w:pPr>
+              <w:spacing w:after="40"/>
+            </w:pPr>
+            <w:r>
+              <w:rPr>
+                <w:b/>
+                <w:bCs/>
+                <w:color w:val="B23030"/>
+                <w:sz w:val="22"/>
+                <w:szCs w:val="22"/>
+              </w:rPr>
+              <w:t xml:space="preserve">Zwei Ecken, keine Größe</w:t>
+            </w:r>
+          </w:p>
+          <w:p>
+            <w:pPr>
+              <w:spacing w:after="0" w:line="312" w:lineRule="auto"/>
+            </w:pPr>
+            <w:r>
+              <w:rPr>
+                <w:sz w:val="22"/>
+                <w:szCs w:val="22"/>
+              </w:rPr>
+              <w:t xml:space="preserve">BOX will ZWEI ECKEN, nicht Breite und Höhe. Wer BOX(0, 198, 640, 4) schreibt und dabei an „640 breit, 4 hoch“ denkt, bekommt ein Rechteck von der Zeile 4 bis zur Zeile 198 — also eine weiße Fläche über der halben Bildschirmhöhe. Genau das ist mir beim Schreiben dieses Kapitels passiert. Dasselbe gilt für RECT, das den bloßen Rahmen malt.</w:t>
+            </w:r>
+          </w:p>
+        </w:tc>
+      </w:tr>
+    </w:tbl>
+    <w:p>
+      <w:pPr>
+        <w:spacing w:after="160"/>
+      </w:pPr>
+    </w:p>
+    <w:p>
+      <w:pPr>
+        <w:spacing w:after="180" w:line="312" w:lineRule="auto"/>
+      </w:pPr>
+      <w:r>
+        <w:rPr>
+          <w:sz w:val="22"/>
+          <w:szCs w:val="22"/>
+        </w:rPr>
+        <w:t xml:space="preserve">Setz breite auf 900 und hoehe auf 300 und starte neu. Alles sitzt weiterhin richtig. Du hast die Zahl 640 aus dem Programm entfernt und durch eine Beziehung ersetzt — und Beziehungen halten, wenn sich etwas ändert.</w:t>
+      </w:r>
+    </w:p>
+    <w:p>
+      <w:pPr>
+        <w:pStyle w:val="Heading2"/>
+        <w:keepNext/>
+        <w:keepLines/>
+        <w:spacing w:after="120" w:before="280"/>
+      </w:pPr>
+      <w:r>
+        <w:t xml:space="preserve">Farben sind auch nur Zahlen</w:t>
+      </w:r>
+    </w:p>
+    <w:p>
+      <w:pPr>
+        <w:spacing w:after="180" w:line="312" w:lineRule="auto"/>
+      </w:pPr>
+      <w:r>
+        <w:rPr>
+          <w:sz w:val="22"/>
+          <w:szCs w:val="22"/>
+        </w:rPr>
+        <w:t xml:space="preserve">Bisher stand in </w:t>
+      </w:r>
+      <w:r>
+        <w:rPr>
+          <w:rFonts w:ascii="Consolas" w:cs="Consolas" w:eastAsia="Consolas" w:hAnsi="Consolas"/>
+          <w:color w:val="335577"/>
+          <w:sz w:val="21"/>
+          <w:szCs w:val="21"/>
+        </w:rPr>
+        <w:t xml:space="preserve">RGB</w:t>
+      </w:r>
+      <w:r>
+        <w:rPr>
+          <w:sz w:val="22"/>
+          <w:szCs w:val="22"/>
+        </w:rPr>
+        <w:t xml:space="preserve"> immer eine feste Zahl. Da dürfen genauso gut Kartons stehen:</w:t>
+      </w:r>
+    </w:p>
+    <w:p>
+      <w:pPr>
+        <w:keepLines/>
+        <w:pBdr>
+          <w:left w:val="single" w:color="1B6CA8" w:sz="18" w:space="6"/>
+        </w:pBdr>
+        <w:shd w:fill="F4F4F4" w:val="clear"/>
+        <w:spacing w:after="200" w:before="100" w:line="264" w:lineRule="auto"/>
+        <w:ind w:left="140"/>
+      </w:pPr>
+      <w:r>
+        <w:rPr>
+          <w:rFonts w:ascii="Consolas" w:cs="Consolas" w:eastAsia="Consolas" w:hAnsi="Consolas"/>
+          <w:sz w:val="19"/>
+          <w:szCs w:val="19"/>
+        </w:rPr>
+        <w:t xml:space="preserve">DIM rot AS INTEGER</w:t>
+      </w:r>
+      <w:r>
+        <w:rPr>
+          <w:rFonts w:ascii="Consolas" w:cs="Consolas" w:eastAsia="Consolas" w:hAnsi="Consolas"/>
+          <w:sz w:val="19"/>
+          <w:szCs w:val="19"/>
+        </w:rPr>
+        <w:br/>
+        <w:t xml:space="preserve">DIM gruen AS INTEGER</w:t>
+      </w:r>
+      <w:r>
+        <w:rPr>
+          <w:rFonts w:ascii="Consolas" w:cs="Consolas" w:eastAsia="Consolas" w:hAnsi="Consolas"/>
+          <w:sz w:val="19"/>
+          <w:szCs w:val="19"/>
+        </w:rPr>
+        <w:br/>
+        <w:t xml:space="preserve">DIM blau AS INTEGER</w:t>
+      </w:r>
+      <w:r>
+        <w:rPr>
+          <w:rFonts w:ascii="Consolas" w:cs="Consolas" w:eastAsia="Consolas" w:hAnsi="Consolas"/>
+          <w:sz w:val="19"/>
+          <w:szCs w:val="19"/>
+        </w:rPr>
+        <w:br/>
+        <w:t xml:space="preserve"/>
+      </w:r>
+      <w:r>
+        <w:rPr>
+          <w:rFonts w:ascii="Consolas" w:cs="Consolas" w:eastAsia="Consolas" w:hAnsi="Consolas"/>
+          <w:sz w:val="19"/>
+          <w:szCs w:val="19"/>
+        </w:rPr>
+        <w:br/>
+        <w:t xml:space="preserve">rot = 255</w:t>
+      </w:r>
+      <w:r>
+        <w:rPr>
+          <w:rFonts w:ascii="Consolas" w:cs="Consolas" w:eastAsia="Consolas" w:hAnsi="Consolas"/>
+          <w:sz w:val="19"/>
+          <w:szCs w:val="19"/>
+        </w:rPr>
+        <w:br/>
+        <w:t xml:space="preserve">gruen = 120</w:t>
+      </w:r>
+      <w:r>
+        <w:rPr>
+          <w:rFonts w:ascii="Consolas" w:cs="Consolas" w:eastAsia="Consolas" w:hAnsi="Consolas"/>
+          <w:sz w:val="19"/>
+          <w:szCs w:val="19"/>
+        </w:rPr>
+        <w:br/>
+        <w:t xml:space="preserve">blau = 30</w:t>
+      </w:r>
+      <w:r>
+        <w:rPr>
+          <w:rFonts w:ascii="Consolas" w:cs="Consolas" w:eastAsia="Consolas" w:hAnsi="Consolas"/>
+          <w:sz w:val="19"/>
+          <w:szCs w:val="19"/>
+        </w:rPr>
+        <w:br/>
+        <w:t xml:space="preserve"/>
+      </w:r>
+      <w:r>
+        <w:rPr>
+          <w:rFonts w:ascii="Consolas" w:cs="Consolas" w:eastAsia="Consolas" w:hAnsi="Consolas"/>
+          <w:sz w:val="19"/>
+          <w:szCs w:val="19"/>
+        </w:rPr>
+        <w:br/>
+        <w:t xml:space="preserve">SCREEN(640, 400, "Farbmischer")</w:t>
+      </w:r>
+      <w:r>
+        <w:rPr>
+          <w:rFonts w:ascii="Consolas" w:cs="Consolas" w:eastAsia="Consolas" w:hAnsi="Consolas"/>
+          <w:sz w:val="19"/>
+          <w:szCs w:val="19"/>
+        </w:rPr>
+        <w:br/>
+        <w:t xml:space="preserve">CLS(RGB(25, 25, 25))</w:t>
+      </w:r>
+      <w:r>
+        <w:rPr>
+          <w:rFonts w:ascii="Consolas" w:cs="Consolas" w:eastAsia="Consolas" w:hAnsi="Consolas"/>
+          <w:sz w:val="19"/>
+          <w:szCs w:val="19"/>
+        </w:rPr>
+        <w:br/>
+        <w:t xml:space="preserve">BOX(60, 80, 360, 320, RGB(rot, gruen, blau))</w:t>
+      </w:r>
+      <w:r>
+        <w:rPr>
+          <w:rFonts w:ascii="Consolas" w:cs="Consolas" w:eastAsia="Consolas" w:hAnsi="Consolas"/>
+          <w:sz w:val="19"/>
+          <w:szCs w:val="19"/>
+        </w:rPr>
+        <w:br/>
+        <w:t xml:space="preserve">TEXT(410, 140, "rot   = " + STR$(rot), RGB(255, 120, 120))</w:t>
+      </w:r>
+      <w:r>
+        <w:rPr>
+          <w:rFonts w:ascii="Consolas" w:cs="Consolas" w:eastAsia="Consolas" w:hAnsi="Consolas"/>
+          <w:sz w:val="19"/>
+          <w:szCs w:val="19"/>
+        </w:rPr>
+        <w:br/>
+        <w:t xml:space="preserve">TEXT(410, 180, "gruen = " + STR$(gruen), RGB(120, 255, 120))</w:t>
+      </w:r>
+      <w:r>
+        <w:rPr>
+          <w:rFonts w:ascii="Consolas" w:cs="Consolas" w:eastAsia="Consolas" w:hAnsi="Consolas"/>
+          <w:sz w:val="19"/>
+          <w:szCs w:val="19"/>
+        </w:rPr>
+        <w:br/>
+        <w:t xml:space="preserve">TEXT(410, 220, "blau  = " + STR$(blau), RGB(120, 160, 255))</w:t>
+      </w:r>
+      <w:r>
+        <w:rPr>
+          <w:rFonts w:ascii="Consolas" w:cs="Consolas" w:eastAsia="Consolas" w:hAnsi="Consolas"/>
+          <w:sz w:val="19"/>
+          <w:szCs w:val="19"/>
+        </w:rPr>
+        <w:br/>
+        <w:t xml:space="preserve">FLIP()</w:t>
+      </w:r>
+      <w:r>
+        <w:rPr>
+          <w:rFonts w:ascii="Consolas" w:cs="Consolas" w:eastAsia="Consolas" w:hAnsi="Consolas"/>
+          <w:sz w:val="19"/>
+          <w:szCs w:val="19"/>
+        </w:rPr>
+        <w:br/>
+        <w:t xml:space="preserve">SLEEP(4000)</w:t>
+      </w:r>
+    </w:p>
+    <w:p>
+      <w:pPr>
+        <w:keepNext/>
+        <w:spacing w:after="40" w:before="160"/>
+        <w:jc w:val="center"/>
+      </w:pPr>
+      <w:r>
+        <w:drawing>
+          <wp:inline distT="0" distB="0" distL="0" distR="0">
+            <wp:extent cx="4191000" cy="2619375"/>
+            <wp:effectExtent t="0" r="0" b="0" l="0"/>
+            <wp:docPr id="1" name="kap02_4_farbmischer.png" descr="Drei Kartons, eine Farbe — und daneben steht, was drinsteckt." title="Drei Kartons, eine Farbe — und daneben steht, was drinsteckt."/>
+            <wp:cNvGraphicFramePr>
+              <a:graphicFrameLocks xmlns:a="http://schemas.openxmlformats.org/drawingml/2006/main" noChangeAspect="1"/>
+            </wp:cNvGraphicFramePr>
+            <a:graphic xmlns:a="http://schemas.openxmlformats.org/drawingml/2006/main">
+              <a:graphicData uri="http://schemas.openxmlformats.org/drawingml/2006/picture">
+                <pic:pic xmlns:pic="http://schemas.openxmlformats.org/drawingml/2006/picture">
+                  <pic:nvPicPr>
+                    <pic:cNvPr id="0" name="" descr=""/>
+                    <pic:cNvPicPr>
+                      <a:picLocks noChangeAspect="1" noChangeArrowheads="1"/>
+                    </pic:cNvPicPr>
+                  </pic:nvPicPr>
+                  <pic:blipFill>
+                    <a:blip r:embed="rId15" cstate="none"/>
+                    <a:srcRect/>
+                    <a:stretch>
+                      <a:fillRect/>
+                    </a:stretch>
+                  </pic:blipFill>
+                  <pic:spPr bwMode="auto">
+                    <a:xfrm>
+                      <a:off x="0" y="0"/>
+                      <a:ext cx="4191000" cy="2619375"/>
+                    </a:xfrm>
+                    <a:prstGeom prst="rect">
+                      <a:avLst/>
+                    </a:prstGeom>
+                  </pic:spPr>
+                </pic:pic>
+              </a:graphicData>
+            </a:graphic>
+          </wp:inline>
+        </w:drawing>
+      </w:r>
+    </w:p>
+    <w:p>
+      <w:pPr>
+        <w:spacing w:after="200"/>
+        <w:jc w:val="center"/>
+      </w:pPr>
+      <w:r>
+        <w:rPr>
+          <w:i/>
+          <w:iCs/>
+          <w:color w:val="6A6A6A"/>
+          <w:sz w:val="18"/>
+          <w:szCs w:val="18"/>
+        </w:rPr>
+        <w:t xml:space="preserve">Drei Kartons, eine Farbe — und daneben steht, was drinsteckt.</w:t>
+      </w:r>
+    </w:p>
+    <w:p>
+      <w:pPr>
+        <w:spacing w:after="180" w:line="312" w:lineRule="auto"/>
+      </w:pPr>
+      <w:r>
+        <w:rPr>
+          <w:rFonts w:ascii="Consolas" w:cs="Consolas" w:eastAsia="Consolas" w:hAnsi="Consolas"/>
+          <w:color w:val="335577"/>
+          <w:sz w:val="21"/>
+          <w:szCs w:val="21"/>
+        </w:rPr>
+        <w:t xml:space="preserve">TEXT</w:t>
+      </w:r>
+      <w:r>
+        <w:rPr>
+          <w:sz w:val="22"/>
+          <w:szCs w:val="22"/>
+        </w:rPr>
+        <w:t xml:space="preserve"> schreibt Text ins Fenster: erst wohin (x und y), dann was, dann in welcher Farbe. Neu sind zwei Dinge in der Mitte.</w:t>
+      </w:r>
+    </w:p>
+    <w:p>
+      <w:pPr>
+        <w:spacing w:after="180" w:line="312" w:lineRule="auto"/>
+      </w:pPr>
+      <w:r>
+        <w:rPr>
+          <w:rFonts w:ascii="Consolas" w:cs="Consolas" w:eastAsia="Consolas" w:hAnsi="Consolas"/>
+          <w:color w:val="335577"/>
+          <w:sz w:val="21"/>
+          <w:szCs w:val="21"/>
+        </w:rPr>
+        <w:t xml:space="preserve">STR$(rot)</w:t>
+      </w:r>
+      <w:r>
+        <w:rPr>
+          <w:sz w:val="22"/>
+          <w:szCs w:val="22"/>
+        </w:rPr>
+        <w:t xml:space="preserve"> macht aus der Zahl 255 den Text „255“. Das klingt nach Haarspalterei, ist aber ein echter Unterschied: Mit der Zahl 255 kann man rechnen, mit dem Text „255“ nicht — dafür kann man ihn hinschreiben. </w:t>
+      </w:r>
+      <w:r>
+        <w:rPr>
+          <w:rFonts w:ascii="Consolas" w:cs="Consolas" w:eastAsia="Consolas" w:hAnsi="Consolas"/>
+          <w:color w:val="335577"/>
+          <w:sz w:val="21"/>
+          <w:szCs w:val="21"/>
+        </w:rPr>
+        <w:t xml:space="preserve">STR$</w:t>
+      </w:r>
+      <w:r>
+        <w:rPr>
+          <w:sz w:val="22"/>
+          <w:szCs w:val="22"/>
+        </w:rPr>
+        <w:t xml:space="preserve"> ist der Übersetzer von der einen Welt in die andere. Das Dollarzeichen am Namen ist ein altes BASIC-Zeichen und bedeutet „liefert Text“; es wird dir noch oft begegnen.</w:t>
+      </w:r>
+    </w:p>
+    <w:p>
+      <w:pPr>
+        <w:spacing w:after="180" w:line="312" w:lineRule="auto"/>
+      </w:pPr>
+      <w:r>
+        <w:rPr>
+          <w:sz w:val="22"/>
+          <w:szCs w:val="22"/>
+        </w:rPr>
+        <w:t xml:space="preserve">Das </w:t>
+      </w:r>
+      <w:r>
+        <w:rPr>
+          <w:rFonts w:ascii="Consolas" w:cs="Consolas" w:eastAsia="Consolas" w:hAnsi="Consolas"/>
+          <w:color w:val="335577"/>
+          <w:sz w:val="21"/>
+          <w:szCs w:val="21"/>
+        </w:rPr>
+        <w:t xml:space="preserve">+</w:t>
+      </w:r>
+      <w:r>
+        <w:rPr>
+          <w:sz w:val="22"/>
+          <w:szCs w:val="22"/>
+        </w:rPr>
+        <w:t xml:space="preserve"> zwischen den beiden klebt zwei Texte aneinander. Bei Zahlen bedeutet das Pluszeichen „addieren“, bei Texten „hintereinanderhängen“. Aus „rot   = “ und „255“ wird „rot   = 255“.</w:t>
+      </w:r>
+    </w:p>
+    <w:p>
+      <w:pPr>
+        <w:spacing w:after="180" w:line="312" w:lineRule="auto"/>
+      </w:pPr>
+      <w:r>
+        <w:rPr>
+          <w:sz w:val="22"/>
+          <w:szCs w:val="22"/>
+        </w:rPr>
+        <w:t xml:space="preserve">Streng nötig wäre </w:t>
+      </w:r>
+      <w:r>
+        <w:rPr>
+          <w:rFonts w:ascii="Consolas" w:cs="Consolas" w:eastAsia="Consolas" w:hAnsi="Consolas"/>
+          <w:color w:val="335577"/>
+          <w:sz w:val="21"/>
+          <w:szCs w:val="21"/>
+        </w:rPr>
+        <w:t xml:space="preserve">STR$</w:t>
+      </w:r>
+      <w:r>
+        <w:rPr>
+          <w:sz w:val="22"/>
+          <w:szCs w:val="22"/>
+        </w:rPr>
+        <w:t xml:space="preserve"> hier nicht: Steht links vom Plus ein Text, macht Drachenhauch die Zahl rechts von selbst zu Text. </w:t>
+      </w:r>
+      <w:r>
+        <w:rPr>
+          <w:rFonts w:ascii="Consolas" w:cs="Consolas" w:eastAsia="Consolas" w:hAnsi="Consolas"/>
+          <w:color w:val="335577"/>
+          <w:sz w:val="21"/>
+          <w:szCs w:val="21"/>
+        </w:rPr>
+        <w:t xml:space="preserve">PRINT "x = " + a</w:t>
+      </w:r>
+      <w:r>
+        <w:rPr>
+          <w:sz w:val="22"/>
+          <w:szCs w:val="22"/>
+        </w:rPr>
+        <w:t xml:space="preserve"> gibt anstandslos </w:t>
+      </w:r>
+      <w:r>
+        <w:rPr>
+          <w:rFonts w:ascii="Consolas" w:cs="Consolas" w:eastAsia="Consolas" w:hAnsi="Consolas"/>
+          <w:color w:val="335577"/>
+          <w:sz w:val="21"/>
+          <w:szCs w:val="21"/>
+        </w:rPr>
+        <w:t xml:space="preserve">x = 5</w:t>
+      </w:r>
+      <w:r>
+        <w:rPr>
+          <w:sz w:val="22"/>
+          <w:szCs w:val="22"/>
+        </w:rPr>
+        <w:t xml:space="preserve"> aus. Trotzdem ist es eine gute Gewohnheit, den Übersetzer hinzuschreiben — aus dem Grund, der im nächsten Kasten steht.</w:t>
+      </w:r>
+    </w:p>
+    <w:p>
+      <w:pPr>
+        <w:spacing w:before="60"/>
+      </w:pPr>
+    </w:p>
+    <w:tbl>
+      <w:tblPr>
+        <w:tblW w:type="dxa" w:w="9026"/>
+        <w:tblBorders>
+          <w:top w:val="single" w:color="auto" w:sz="4"/>
+          <w:left w:val="single" w:color="auto" w:sz="4"/>
+          <w:bottom w:val="single" w:color="auto" w:sz="4"/>
+          <w:right w:val="single" w:color="auto" w:sz="4"/>
+          <w:insideH w:val="single" w:color="auto" w:sz="4"/>
+          <w:insideV w:val="single" w:color="auto" w:sz="4"/>
+        </w:tblBorders>
+      </w:tblPr>
+      <w:tblGrid>
+        <w:gridCol w:w="9026"/>
+      </w:tblGrid>
+      <w:tr>
+        <w:trPr>
+          <w:cantSplit/>
+        </w:trPr>
+        <w:tc>
+          <w:tcPr>
+            <w:tcW w:type="dxa" w:w="9026"/>
+            <w:tcBorders>
+              <w:top w:val="single" w:color="E0A0A0" w:sz="6"/>
+              <w:left w:val="single" w:color="E0A0A0" w:sz="6"/>
+              <w:bottom w:val="single" w:color="E0A0A0" w:sz="6"/>
+              <w:right w:val="single" w:color="E0A0A0" w:sz="6"/>
+            </w:tcBorders>
+            <w:shd w:fill="FBEAEA" w:val="clear"/>
+            <w:tcMar>
+              <w:top w:type="dxa" w:w="140"/>
+              <w:left w:type="dxa" w:w="180"/>
+              <w:bottom w:type="dxa" w:w="140"/>
+              <w:right w:type="dxa" w:w="180"/>
+            </w:tcMar>
+          </w:tcPr>
+          <w:p>
+            <w:pPr>
+              <w:spacing w:after="40"/>
+            </w:pPr>
+            <w:r>
+              <w:rPr>
+                <w:b/>
+                <w:bCs/>
+                <w:color w:val="B23030"/>
+                <w:sz w:val="22"/>
+                <w:szCs w:val="22"/>
+              </w:rPr>
+              <w:t xml:space="preserve">Die Fünfunddreißig-Falle</w:t>
+            </w:r>
+          </w:p>
+          <w:p>
+            <w:pPr>
+              <w:spacing w:after="0" w:line="312" w:lineRule="auto"/>
+            </w:pPr>
+            <w:r>
+              <w:rPr>
+                <w:sz w:val="22"/>
+                <w:szCs w:val="22"/>
+              </w:rPr>
+              <w:t xml:space="preserve">Sobald ein Text im Spiel ist, hängt jedes weitere Plus nur noch an. Bei a = 5 und b = 3 ergibt "summe: " + a + b nicht „summe: 8“, sondern „summe: 53“ — erst wird die 5 angehängt, dann die 3. Willst du die Summe, musst du klammern: "summe: " + STR$(a + b). Diese Falle sieht harmlos aus und kostet regelmäßig eine Viertelstunde.</w:t>
+            </w:r>
+          </w:p>
+        </w:tc>
+      </w:tr>
+    </w:tbl>
+    <w:p>
+      <w:pPr>
+        <w:spacing w:after="160"/>
+      </w:pPr>
+    </w:p>
+    <w:p>
+      <w:pPr>
+        <w:spacing w:after="180" w:line="312" w:lineRule="auto"/>
+      </w:pPr>
+      <w:r>
+        <w:rPr>
+          <w:sz w:val="22"/>
+          <w:szCs w:val="22"/>
+        </w:rPr>
+        <w:t xml:space="preserve">Dreh jetzt an den drei Zahlen. Setz alle drei auf 255 und du bekommst Weiß. Setz gruen auf 0 und schau, wie es sich Richtung Rot verschiebt. Der Kasten zeigt dir die Farbe, die Zeilen daneben zeigen dir, woher sie kommt.</w:t>
+      </w:r>
+    </w:p>
+    <w:p>
+      <w:pPr>
+        <w:pStyle w:val="Heading2"/>
+        <w:keepNext/>
+        <w:keepLines/>
+        <w:spacing w:after="120" w:before="280"/>
+      </w:pPr>
+      <w:r>
+        <w:t xml:space="preserve">Wie Kartons heißen sollten</w:t>
+      </w:r>
+    </w:p>
+    <w:p>
+      <w:pPr>
+        <w:spacing w:after="180" w:line="312" w:lineRule="auto"/>
+      </w:pPr>
+      <w:r>
+        <w:rPr>
+          <w:sz w:val="22"/>
+          <w:szCs w:val="22"/>
+        </w:rPr>
+        <w:t xml:space="preserve">Namen sind fast frei wählbar: Buchstaben, Ziffern und der Unterstrich, aber nicht am Anfang eine Ziffer. Umlaute lässt man besser weg — deshalb steht oben hoehe und nicht höhe.</w:t>
+      </w:r>
+    </w:p>
+    <w:p>
+      <w:pPr>
+        <w:spacing w:after="180" w:line="312" w:lineRule="auto"/>
+      </w:pPr>
+      <w:r>
+        <w:rPr>
+          <w:sz w:val="22"/>
+          <w:szCs w:val="22"/>
+        </w:rPr>
+        <w:t xml:space="preserve">Wichtiger als die Regeln ist die Gewohnheit. Ein guter Name sagt, was drinsteckt:</w:t>
+      </w:r>
+    </w:p>
+    <w:tbl>
+      <w:tblPr>
+        <w:tblW w:type="dxa" w:w="9026"/>
+        <w:tblBorders>
+          <w:top w:val="single" w:color="D0D0D0" w:sz="4"/>
+          <w:left w:val="single" w:color="D0D0D0" w:sz="4"/>
+          <w:bottom w:val="single" w:color="D0D0D0" w:sz="4"/>
+          <w:right w:val="single" w:color="D0D0D0" w:sz="4"/>
+          <w:insideH w:val="single" w:color="D0D0D0" w:sz="4"/>
+          <w:insideV w:val="single" w:color="D0D0D0" w:sz="4"/>
+        </w:tblBorders>
+      </w:tblPr>
+      <w:tblGrid>
+        <w:gridCol w:w="3000"/>
+        <w:gridCol w:w="6026"/>
+      </w:tblGrid>
+      <w:tr>
+        <w:trPr>
+          <w:cantSplit/>
+          <w:tblHeader/>
+        </w:trPr>
+        <w:tc>
+          <w:tcPr>
+            <w:tcW w:type="dxa" w:w="3000"/>
+            <w:shd w:fill="1B6CA8" w:val="clear"/>
+            <w:tcMar>
+              <w:top w:type="dxa" w:w="30"/>
+              <w:left w:type="dxa" w:w="90"/>
+              <w:bottom w:type="dxa" w:w="30"/>
+              <w:right w:type="dxa" w:w="90"/>
+            </w:tcMar>
+          </w:tcPr>
+          <w:p>
+            <w:pPr>
+              <w:spacing w:after="0" w:line="240" w:lineRule="auto"/>
+            </w:pPr>
+            <w:r>
+              <w:rPr>
+                <w:rFonts w:ascii="Arial" w:cs="Arial" w:eastAsia="Arial" w:hAnsi="Arial"/>
+                <w:b/>
+                <w:bCs/>
+                <w:color w:val="FFFFFF"/>
+                <w:sz w:val="19"/>
+                <w:szCs w:val="19"/>
+              </w:rPr>
+              <w:t xml:space="preserve">Beispiel</w:t>
+            </w:r>
+          </w:p>
+        </w:tc>
+        <w:tc>
+          <w:tcPr>
+            <w:tcW w:type="dxa" w:w="6026"/>
+            <w:shd w:fill="1B6CA8" w:val="clear"/>
+            <w:tcMar>
+              <w:top w:type="dxa" w:w="30"/>
+              <w:left w:type="dxa" w:w="90"/>
+              <w:bottom w:type="dxa" w:w="30"/>
+              <w:right w:type="dxa" w:w="90"/>
+            </w:tcMar>
+          </w:tcPr>
+          <w:p>
+            <w:pPr>
+              <w:spacing w:after="0" w:line="240" w:lineRule="auto"/>
+            </w:pPr>
+            <w:r>
+              <w:rPr>
+                <w:rFonts w:ascii="Arial" w:cs="Arial" w:eastAsia="Arial" w:hAnsi="Arial"/>
+                <w:b/>
+                <w:bCs/>
+                <w:color w:val="FFFFFF"/>
+                <w:sz w:val="19"/>
+                <w:szCs w:val="19"/>
+              </w:rPr>
+              <w:t xml:space="preserve">Urteil</w:t>
+            </w:r>
+          </w:p>
+        </w:tc>
+      </w:tr>
+      <w:tr>
+        <w:trPr>
+          <w:cantSplit/>
+        </w:trPr>
+        <w:tc>
+          <w:tcPr>
+            <w:tcW w:type="dxa" w:w="3000"/>
+            <w:tcMar>
+              <w:top w:type="dxa" w:w="30"/>
+              <w:left w:type="dxa" w:w="90"/>
+              <w:bottom w:type="dxa" w:w="30"/>
+              <w:right w:type="dxa" w:w="90"/>
+            </w:tcMar>
+          </w:tcPr>
+          <w:p>
+            <w:pPr>
+              <w:spacing w:after="0" w:line="240" w:lineRule="auto"/>
+            </w:pPr>
+            <w:r>
+              <w:rPr>
+                <w:rFonts w:ascii="Consolas" w:cs="Consolas" w:eastAsia="Consolas" w:hAnsi="Consolas"/>
+                <w:color w:val="222222"/>
+                <w:sz w:val="19"/>
+                <w:szCs w:val="19"/>
+              </w:rPr>
+              <w:t xml:space="preserve">r, mx, my</w:t>
+            </w:r>
+          </w:p>
+        </w:tc>
+        <w:tc>
+          <w:tcPr>
+            <w:tcW w:type="dxa" w:w="6026"/>
+            <w:tcMar>
+              <w:top w:type="dxa" w:w="30"/>
+              <w:left w:type="dxa" w:w="90"/>
+              <w:bottom w:type="dxa" w:w="30"/>
+              <w:right w:type="dxa" w:w="90"/>
+            </w:tcMar>
+          </w:tcPr>
+          <w:p>
+            <w:pPr>
+              <w:spacing w:after="0" w:line="240" w:lineRule="auto"/>
+            </w:pPr>
+            <w:r>
+              <w:rPr>
+                <w:rFonts w:ascii="Arial" w:cs="Arial" w:eastAsia="Arial" w:hAnsi="Arial"/>
+                <w:color w:val="222222"/>
+                <w:sz w:val="19"/>
+                <w:szCs w:val="19"/>
+              </w:rPr>
+              <w:t xml:space="preserve">geht in Ordnung — kurz, und im Zusammenhang eindeutig</w:t>
+            </w:r>
+          </w:p>
+        </w:tc>
+      </w:tr>
+      <w:tr>
+        <w:trPr>
+          <w:cantSplit/>
+        </w:trPr>
+        <w:tc>
+          <w:tcPr>
+            <w:tcW w:type="dxa" w:w="3000"/>
+            <w:tcMar>
+              <w:top w:type="dxa" w:w="30"/>
+              <w:left w:type="dxa" w:w="90"/>
+              <w:bottom w:type="dxa" w:w="30"/>
+              <w:right w:type="dxa" w:w="90"/>
+            </w:tcMar>
+          </w:tcPr>
+          <w:p>
+            <w:pPr>
+              <w:spacing w:after="0" w:line="240" w:lineRule="auto"/>
+            </w:pPr>
+            <w:r>
+              <w:rPr>
+                <w:rFonts w:ascii="Consolas" w:cs="Consolas" w:eastAsia="Consolas" w:hAnsi="Consolas"/>
+                <w:color w:val="222222"/>
+                <w:sz w:val="19"/>
+                <w:szCs w:val="19"/>
+              </w:rPr>
+              <w:t xml:space="preserve">breite, hoehe, punkte</w:t>
+            </w:r>
+          </w:p>
+        </w:tc>
+        <w:tc>
+          <w:tcPr>
+            <w:tcW w:type="dxa" w:w="6026"/>
+            <w:tcMar>
+              <w:top w:type="dxa" w:w="30"/>
+              <w:left w:type="dxa" w:w="90"/>
+              <w:bottom w:type="dxa" w:w="30"/>
+              <w:right w:type="dxa" w:w="90"/>
+            </w:tcMar>
+          </w:tcPr>
+          <w:p>
+            <w:pPr>
+              <w:spacing w:after="0" w:line="240" w:lineRule="auto"/>
+            </w:pPr>
+            <w:r>
+              <w:rPr>
+                <w:rFonts w:ascii="Arial" w:cs="Arial" w:eastAsia="Arial" w:hAnsi="Arial"/>
+                <w:color w:val="222222"/>
+                <w:sz w:val="19"/>
+                <w:szCs w:val="19"/>
+              </w:rPr>
+              <w:t xml:space="preserve">gut: man liest die Zeile und weiß Bescheid</w:t>
+            </w:r>
+          </w:p>
+        </w:tc>
+      </w:tr>
+      <w:tr>
+        <w:trPr>
+          <w:cantSplit/>
+        </w:trPr>
+        <w:tc>
+          <w:tcPr>
+            <w:tcW w:type="dxa" w:w="3000"/>
+            <w:tcMar>
+              <w:top w:type="dxa" w:w="30"/>
+              <w:left w:type="dxa" w:w="90"/>
+              <w:bottom w:type="dxa" w:w="30"/>
+              <w:right w:type="dxa" w:w="90"/>
+            </w:tcMar>
+          </w:tcPr>
+          <w:p>
+            <w:pPr>
+              <w:spacing w:after="0" w:line="240" w:lineRule="auto"/>
+            </w:pPr>
+            <w:r>
+              <w:rPr>
+                <w:rFonts w:ascii="Consolas" w:cs="Consolas" w:eastAsia="Consolas" w:hAnsi="Consolas"/>
+                <w:color w:val="222222"/>
+                <w:sz w:val="19"/>
+                <w:szCs w:val="19"/>
+              </w:rPr>
+              <w:t xml:space="preserve">x1, x2, x3, temp, wert</w:t>
+            </w:r>
+          </w:p>
+        </w:tc>
+        <w:tc>
+          <w:tcPr>
+            <w:tcW w:type="dxa" w:w="6026"/>
+            <w:tcMar>
+              <w:top w:type="dxa" w:w="30"/>
+              <w:left w:type="dxa" w:w="90"/>
+              <w:bottom w:type="dxa" w:w="30"/>
+              <w:right w:type="dxa" w:w="90"/>
+            </w:tcMar>
+          </w:tcPr>
+          <w:p>
+            <w:pPr>
+              <w:spacing w:after="0" w:line="240" w:lineRule="auto"/>
+            </w:pPr>
+            <w:r>
+              <w:rPr>
+                <w:rFonts w:ascii="Arial" w:cs="Arial" w:eastAsia="Arial" w:hAnsi="Arial"/>
+                <w:color w:val="222222"/>
+                <w:sz w:val="19"/>
+                <w:szCs w:val="19"/>
+              </w:rPr>
+              <w:t xml:space="preserve">schlecht: in drei Wochen weißt du nicht mehr, welches welches war</w:t>
+            </w:r>
+          </w:p>
+        </w:tc>
+      </w:tr>
+      <w:tr>
+        <w:trPr>
+          <w:cantSplit/>
+        </w:trPr>
+        <w:tc>
+          <w:tcPr>
+            <w:tcW w:type="dxa" w:w="3000"/>
+            <w:tcMar>
+              <w:top w:type="dxa" w:w="30"/>
+              <w:left w:type="dxa" w:w="90"/>
+              <w:bottom w:type="dxa" w:w="30"/>
+              <w:right w:type="dxa" w:w="90"/>
+            </w:tcMar>
+          </w:tcPr>
+          <w:p>
+            <w:pPr>
+              <w:spacing w:after="0" w:line="240" w:lineRule="auto"/>
+            </w:pPr>
+            <w:r>
+              <w:rPr>
+                <w:rFonts w:ascii="Consolas" w:cs="Consolas" w:eastAsia="Consolas" w:hAnsi="Consolas"/>
+                <w:color w:val="222222"/>
+                <w:sz w:val="19"/>
+                <w:szCs w:val="19"/>
+              </w:rPr>
+              <w:t xml:space="preserve">anzahl_gegner</w:t>
+            </w:r>
+          </w:p>
+        </w:tc>
+        <w:tc>
+          <w:tcPr>
+            <w:tcW w:type="dxa" w:w="6026"/>
+            <w:tcMar>
+              <w:top w:type="dxa" w:w="30"/>
+              <w:left w:type="dxa" w:w="90"/>
+              <w:bottom w:type="dxa" w:w="30"/>
+              <w:right w:type="dxa" w:w="90"/>
+            </w:tcMar>
+          </w:tcPr>
+          <w:p>
+            <w:pPr>
+              <w:spacing w:after="0" w:line="240" w:lineRule="auto"/>
+            </w:pPr>
+            <w:r>
+              <w:rPr>
+                <w:rFonts w:ascii="Arial" w:cs="Arial" w:eastAsia="Arial" w:hAnsi="Arial"/>
+                <w:color w:val="222222"/>
+                <w:sz w:val="19"/>
+                <w:szCs w:val="19"/>
+              </w:rPr>
+              <w:t xml:space="preserve">gut: mehrere Wörter mit Unterstrich verbinden</w:t>
+            </w:r>
+          </w:p>
+        </w:tc>
+      </w:tr>
+    </w:tbl>
+    <w:p>
+      <w:pPr>
+        <w:spacing w:after="160"/>
+      </w:pPr>
+    </w:p>
+    <w:p>
+      <w:pPr>
+        <w:spacing w:after="180" w:line="312" w:lineRule="auto"/>
+      </w:pPr>
+      <w:r>
+        <w:rPr>
+          <w:sz w:val="22"/>
+          <w:szCs w:val="22"/>
+        </w:rPr>
+        <w:t xml:space="preserve">Das klingt nach Kleinkram. Es ist der Unterschied zwischen einem Programm, das du in einem Monat noch ändern kannst, und einem, das du dann neu schreibst.</w:t>
+      </w:r>
+    </w:p>
+    <w:p>
+      <w:pPr>
+        <w:pStyle w:val="Heading2"/>
+        <w:keepNext/>
+        <w:keepLines/>
+        <w:spacing w:after="120" w:before="280"/>
+      </w:pPr>
+      <w:r>
+        <w:t xml:space="preserve">Es gibt nicht nur ganze Zahlen</w:t>
+      </w:r>
+    </w:p>
+    <w:p>
+      <w:pPr>
+        <w:spacing w:after="180" w:line="312" w:lineRule="auto"/>
+      </w:pPr>
+      <w:r>
+        <w:rPr>
+          <w:sz w:val="22"/>
+          <w:szCs w:val="22"/>
+        </w:rPr>
+        <w:t xml:space="preserve">INTEGER ist eine von mehreren Sorten. Du brauchst vorerst diese vier:</w:t>
+      </w:r>
+    </w:p>
+    <w:tbl>
+      <w:tblPr>
+        <w:tblW w:type="dxa" w:w="9026"/>
+        <w:tblBorders>
+          <w:top w:val="single" w:color="D0D0D0" w:sz="4"/>
+          <w:left w:val="single" w:color="D0D0D0" w:sz="4"/>
+          <w:bottom w:val="single" w:color="D0D0D0" w:sz="4"/>
+          <w:right w:val="single" w:color="D0D0D0" w:sz="4"/>
+          <w:insideH w:val="single" w:color="D0D0D0" w:sz="4"/>
+          <w:insideV w:val="single" w:color="D0D0D0" w:sz="4"/>
+        </w:tblBorders>
+      </w:tblPr>
+      <w:tblGrid>
+        <w:gridCol w:w="1800"/>
+        <w:gridCol w:w="3400"/>
+        <w:gridCol w:w="3826"/>
+      </w:tblGrid>
+      <w:tr>
+        <w:trPr>
+          <w:cantSplit/>
+          <w:tblHeader/>
+        </w:trPr>
+        <w:tc>
+          <w:tcPr>
+            <w:tcW w:type="dxa" w:w="1800"/>
+            <w:shd w:fill="1B6CA8" w:val="clear"/>
+            <w:tcMar>
+              <w:top w:type="dxa" w:w="30"/>
+              <w:left w:type="dxa" w:w="90"/>
+              <w:bottom w:type="dxa" w:w="30"/>
+              <w:right w:type="dxa" w:w="90"/>
+            </w:tcMar>
+          </w:tcPr>
+          <w:p>
+            <w:pPr>
+              <w:spacing w:after="0" w:line="240" w:lineRule="auto"/>
+            </w:pPr>
+            <w:r>
+              <w:rPr>
+                <w:rFonts w:ascii="Arial" w:cs="Arial" w:eastAsia="Arial" w:hAnsi="Arial"/>
+                <w:b/>
+                <w:bCs/>
+                <w:color w:val="FFFFFF"/>
+                <w:sz w:val="19"/>
+                <w:szCs w:val="19"/>
+              </w:rPr>
+              <w:t xml:space="preserve">Sorte</w:t>
+            </w:r>
+          </w:p>
+        </w:tc>
+        <w:tc>
+          <w:tcPr>
+            <w:tcW w:type="dxa" w:w="3400"/>
+            <w:shd w:fill="1B6CA8" w:val="clear"/>
+            <w:tcMar>
+              <w:top w:type="dxa" w:w="30"/>
+              <w:left w:type="dxa" w:w="90"/>
+              <w:bottom w:type="dxa" w:w="30"/>
+              <w:right w:type="dxa" w:w="90"/>
+            </w:tcMar>
+          </w:tcPr>
+          <w:p>
+            <w:pPr>
+              <w:spacing w:after="0" w:line="240" w:lineRule="auto"/>
+            </w:pPr>
+            <w:r>
+              <w:rPr>
+                <w:rFonts w:ascii="Arial" w:cs="Arial" w:eastAsia="Arial" w:hAnsi="Arial"/>
+                <w:b/>
+                <w:bCs/>
+                <w:color w:val="FFFFFF"/>
+                <w:sz w:val="19"/>
+                <w:szCs w:val="19"/>
+              </w:rPr>
+              <w:t xml:space="preserve">Was hineinpasst</w:t>
+            </w:r>
+          </w:p>
+        </w:tc>
+        <w:tc>
+          <w:tcPr>
+            <w:tcW w:type="dxa" w:w="3826"/>
+            <w:shd w:fill="1B6CA8" w:val="clear"/>
+            <w:tcMar>
+              <w:top w:type="dxa" w:w="30"/>
+              <w:left w:type="dxa" w:w="90"/>
+              <w:bottom w:type="dxa" w:w="30"/>
+              <w:right w:type="dxa" w:w="90"/>
+            </w:tcMar>
+          </w:tcPr>
+          <w:p>
+            <w:pPr>
+              <w:spacing w:after="0" w:line="240" w:lineRule="auto"/>
+            </w:pPr>
+            <w:r>
+              <w:rPr>
+                <w:rFonts w:ascii="Arial" w:cs="Arial" w:eastAsia="Arial" w:hAnsi="Arial"/>
+                <w:b/>
+                <w:bCs/>
+                <w:color w:val="FFFFFF"/>
+                <w:sz w:val="19"/>
+                <w:szCs w:val="19"/>
+              </w:rPr>
+              <w:t xml:space="preserve">Beispiele</w:t>
+            </w:r>
+          </w:p>
+        </w:tc>
+      </w:tr>
+      <w:tr>
+        <w:trPr>
+          <w:cantSplit/>
+        </w:trPr>
+        <w:tc>
+          <w:tcPr>
+            <w:tcW w:type="dxa" w:w="1800"/>
+            <w:tcMar>
+              <w:top w:type="dxa" w:w="30"/>
+              <w:left w:type="dxa" w:w="90"/>
+              <w:bottom w:type="dxa" w:w="30"/>
+              <w:right w:type="dxa" w:w="90"/>
+            </w:tcMar>
+          </w:tcPr>
+          <w:p>
+            <w:pPr>
+              <w:spacing w:after="0" w:line="240" w:lineRule="auto"/>
+            </w:pPr>
+            <w:r>
+              <w:rPr>
+                <w:rFonts w:ascii="Consolas" w:cs="Consolas" w:eastAsia="Consolas" w:hAnsi="Consolas"/>
+                <w:color w:val="222222"/>
+                <w:sz w:val="19"/>
+                <w:szCs w:val="19"/>
+              </w:rPr>
+              <w:t xml:space="preserve">INTEGER</w:t>
+            </w:r>
+          </w:p>
+        </w:tc>
+        <w:tc>
+          <w:tcPr>
+            <w:tcW w:type="dxa" w:w="3400"/>
+            <w:tcMar>
+              <w:top w:type="dxa" w:w="30"/>
+              <w:left w:type="dxa" w:w="90"/>
+              <w:bottom w:type="dxa" w:w="30"/>
+              <w:right w:type="dxa" w:w="90"/>
+            </w:tcMar>
+          </w:tcPr>
+          <w:p>
+            <w:pPr>
+              <w:spacing w:after="0" w:line="240" w:lineRule="auto"/>
+            </w:pPr>
+            <w:r>
+              <w:rPr>
+                <w:rFonts w:ascii="Arial" w:cs="Arial" w:eastAsia="Arial" w:hAnsi="Arial"/>
+                <w:color w:val="222222"/>
+                <w:sz w:val="19"/>
+                <w:szCs w:val="19"/>
+              </w:rPr>
+              <w:t xml:space="preserve">ganze Zahl</w:t>
+            </w:r>
+          </w:p>
+        </w:tc>
+        <w:tc>
+          <w:tcPr>
+            <w:tcW w:type="dxa" w:w="3826"/>
+            <w:tcMar>
+              <w:top w:type="dxa" w:w="30"/>
+              <w:left w:type="dxa" w:w="90"/>
+              <w:bottom w:type="dxa" w:w="30"/>
+              <w:right w:type="dxa" w:w="90"/>
+            </w:tcMar>
+          </w:tcPr>
+          <w:p>
+            <w:pPr>
+              <w:spacing w:after="0" w:line="240" w:lineRule="auto"/>
+            </w:pPr>
+            <w:r>
+              <w:rPr>
+                <w:rFonts w:ascii="Consolas" w:cs="Consolas" w:eastAsia="Consolas" w:hAnsi="Consolas"/>
+                <w:color w:val="222222"/>
+                <w:sz w:val="19"/>
+                <w:szCs w:val="19"/>
+              </w:rPr>
+              <w:t xml:space="preserve">0, 42, -17</w:t>
+            </w:r>
+          </w:p>
+        </w:tc>
+      </w:tr>
+      <w:tr>
+        <w:trPr>
+          <w:cantSplit/>
+        </w:trPr>
+        <w:tc>
+          <w:tcPr>
+            <w:tcW w:type="dxa" w:w="1800"/>
+            <w:tcMar>
+              <w:top w:type="dxa" w:w="30"/>
+              <w:left w:type="dxa" w:w="90"/>
+              <w:bottom w:type="dxa" w:w="30"/>
+              <w:right w:type="dxa" w:w="90"/>
+            </w:tcMar>
+          </w:tcPr>
+          <w:p>
+            <w:pPr>
+              <w:spacing w:after="0" w:line="240" w:lineRule="auto"/>
+            </w:pPr>
+            <w:r>
+              <w:rPr>
+                <w:rFonts w:ascii="Consolas" w:cs="Consolas" w:eastAsia="Consolas" w:hAnsi="Consolas"/>
+                <w:color w:val="222222"/>
+                <w:sz w:val="19"/>
+                <w:szCs w:val="19"/>
+              </w:rPr>
+              <w:t xml:space="preserve">FLOAT</w:t>
+            </w:r>
+          </w:p>
+        </w:tc>
+        <w:tc>
+          <w:tcPr>
+            <w:tcW w:type="dxa" w:w="3400"/>
+            <w:tcMar>
+              <w:top w:type="dxa" w:w="30"/>
+              <w:left w:type="dxa" w:w="90"/>
+              <w:bottom w:type="dxa" w:w="30"/>
+              <w:right w:type="dxa" w:w="90"/>
+            </w:tcMar>
+          </w:tcPr>
+          <w:p>
+            <w:pPr>
+              <w:spacing w:after="0" w:line="240" w:lineRule="auto"/>
+            </w:pPr>
+            <w:r>
+              <w:rPr>
+                <w:rFonts w:ascii="Arial" w:cs="Arial" w:eastAsia="Arial" w:hAnsi="Arial"/>
+                <w:color w:val="222222"/>
+                <w:sz w:val="19"/>
+                <w:szCs w:val="19"/>
+              </w:rPr>
+              <w:t xml:space="preserve">Zahl mit Komma</w:t>
+            </w:r>
+          </w:p>
+        </w:tc>
+        <w:tc>
+          <w:tcPr>
+            <w:tcW w:type="dxa" w:w="3826"/>
+            <w:tcMar>
+              <w:top w:type="dxa" w:w="30"/>
+              <w:left w:type="dxa" w:w="90"/>
+              <w:bottom w:type="dxa" w:w="30"/>
+              <w:right w:type="dxa" w:w="90"/>
+            </w:tcMar>
+          </w:tcPr>
+          <w:p>
+            <w:pPr>
+              <w:spacing w:after="0" w:line="240" w:lineRule="auto"/>
+            </w:pPr>
+            <w:r>
+              <w:rPr>
+                <w:rFonts w:ascii="Consolas" w:cs="Consolas" w:eastAsia="Consolas" w:hAnsi="Consolas"/>
+                <w:color w:val="222222"/>
+                <w:sz w:val="19"/>
+                <w:szCs w:val="19"/>
+              </w:rPr>
+              <w:t xml:space="preserve">3.5, -0.25</w:t>
+            </w:r>
+          </w:p>
+        </w:tc>
+      </w:tr>
+      <w:tr>
+        <w:trPr>
+          <w:cantSplit/>
+        </w:trPr>
+        <w:tc>
+          <w:tcPr>
+            <w:tcW w:type="dxa" w:w="1800"/>
+            <w:tcMar>
+              <w:top w:type="dxa" w:w="30"/>
+              <w:left w:type="dxa" w:w="90"/>
+              <w:bottom w:type="dxa" w:w="30"/>
+              <w:right w:type="dxa" w:w="90"/>
+            </w:tcMar>
+          </w:tcPr>
+          <w:p>
+            <w:pPr>
+              <w:spacing w:after="0" w:line="240" w:lineRule="auto"/>
+            </w:pPr>
+            <w:r>
+              <w:rPr>
+                <w:rFonts w:ascii="Consolas" w:cs="Consolas" w:eastAsia="Consolas" w:hAnsi="Consolas"/>
+                <w:color w:val="222222"/>
+                <w:sz w:val="19"/>
+                <w:szCs w:val="19"/>
+              </w:rPr>
+              <w:t xml:space="preserve">STRING</w:t>
+            </w:r>
+          </w:p>
+        </w:tc>
+        <w:tc>
+          <w:tcPr>
+            <w:tcW w:type="dxa" w:w="3400"/>
+            <w:tcMar>
+              <w:top w:type="dxa" w:w="30"/>
+              <w:left w:type="dxa" w:w="90"/>
+              <w:bottom w:type="dxa" w:w="30"/>
+              <w:right w:type="dxa" w:w="90"/>
+            </w:tcMar>
+          </w:tcPr>
+          <w:p>
+            <w:pPr>
+              <w:spacing w:after="0" w:line="240" w:lineRule="auto"/>
+            </w:pPr>
+            <w:r>
+              <w:rPr>
+                <w:rFonts w:ascii="Arial" w:cs="Arial" w:eastAsia="Arial" w:hAnsi="Arial"/>
+                <w:color w:val="222222"/>
+                <w:sz w:val="19"/>
+                <w:szCs w:val="19"/>
+              </w:rPr>
+              <w:t xml:space="preserve">Text</w:t>
+            </w:r>
+          </w:p>
+        </w:tc>
+        <w:tc>
+          <w:tcPr>
+            <w:tcW w:type="dxa" w:w="3826"/>
+            <w:tcMar>
+              <w:top w:type="dxa" w:w="30"/>
+              <w:left w:type="dxa" w:w="90"/>
+              <w:bottom w:type="dxa" w:w="30"/>
+              <w:right w:type="dxa" w:w="90"/>
+            </w:tcMar>
+          </w:tcPr>
+          <w:p>
+            <w:pPr>
+              <w:spacing w:after="0" w:line="240" w:lineRule="auto"/>
+            </w:pPr>
+            <w:r>
+              <w:rPr>
+                <w:rFonts w:ascii="Consolas" w:cs="Consolas" w:eastAsia="Consolas" w:hAnsi="Consolas"/>
+                <w:color w:val="222222"/>
+                <w:sz w:val="19"/>
+                <w:szCs w:val="19"/>
+              </w:rPr>
+              <w:t xml:space="preserve">"Hallo"</w:t>
+            </w:r>
+          </w:p>
+        </w:tc>
+      </w:tr>
+      <w:tr>
+        <w:trPr>
+          <w:cantSplit/>
+        </w:trPr>
+        <w:tc>
+          <w:tcPr>
+            <w:tcW w:type="dxa" w:w="1800"/>
+            <w:tcMar>
+              <w:top w:type="dxa" w:w="30"/>
+              <w:left w:type="dxa" w:w="90"/>
+              <w:bottom w:type="dxa" w:w="30"/>
+              <w:right w:type="dxa" w:w="90"/>
+            </w:tcMar>
+          </w:tcPr>
+          <w:p>
+            <w:pPr>
+              <w:spacing w:after="0" w:line="240" w:lineRule="auto"/>
+            </w:pPr>
+            <w:r>
+              <w:rPr>
+                <w:rFonts w:ascii="Consolas" w:cs="Consolas" w:eastAsia="Consolas" w:hAnsi="Consolas"/>
+                <w:color w:val="222222"/>
+                <w:sz w:val="19"/>
+                <w:szCs w:val="19"/>
+              </w:rPr>
+              <w:t xml:space="preserve">BOOLEAN</w:t>
+            </w:r>
+          </w:p>
+        </w:tc>
+        <w:tc>
+          <w:tcPr>
+            <w:tcW w:type="dxa" w:w="3400"/>
+            <w:tcMar>
+              <w:top w:type="dxa" w:w="30"/>
+              <w:left w:type="dxa" w:w="90"/>
+              <w:bottom w:type="dxa" w:w="30"/>
+              <w:right w:type="dxa" w:w="90"/>
+            </w:tcMar>
+          </w:tcPr>
+          <w:p>
+            <w:pPr>
+              <w:spacing w:after="0" w:line="240" w:lineRule="auto"/>
+            </w:pPr>
+            <w:r>
+              <w:rPr>
+                <w:rFonts w:ascii="Arial" w:cs="Arial" w:eastAsia="Arial" w:hAnsi="Arial"/>
+                <w:color w:val="222222"/>
+                <w:sz w:val="19"/>
+                <w:szCs w:val="19"/>
+              </w:rPr>
+              <w:t xml:space="preserve">ja oder nein</w:t>
+            </w:r>
+          </w:p>
+        </w:tc>
+        <w:tc>
+          <w:tcPr>
+            <w:tcW w:type="dxa" w:w="3826"/>
+            <w:tcMar>
+              <w:top w:type="dxa" w:w="30"/>
+              <w:left w:type="dxa" w:w="90"/>
+              <w:bottom w:type="dxa" w:w="30"/>
+              <w:right w:type="dxa" w:w="90"/>
+            </w:tcMar>
+          </w:tcPr>
+          <w:p>
+            <w:pPr>
+              <w:spacing w:after="0" w:line="240" w:lineRule="auto"/>
+            </w:pPr>
+            <w:r>
+              <w:rPr>
+                <w:rFonts w:ascii="Consolas" w:cs="Consolas" w:eastAsia="Consolas" w:hAnsi="Consolas"/>
+                <w:color w:val="222222"/>
+                <w:sz w:val="19"/>
+                <w:szCs w:val="19"/>
+              </w:rPr>
+              <w:t xml:space="preserve">TRUE, FALSE</w:t>
+            </w:r>
+          </w:p>
+        </w:tc>
+      </w:tr>
+    </w:tbl>
+    <w:p>
+      <w:pPr>
+        <w:spacing w:after="160"/>
+      </w:pPr>
+    </w:p>
+    <w:p>
+      <w:pPr>
+        <w:spacing w:after="180" w:line="312" w:lineRule="auto"/>
+      </w:pPr>
+      <w:r>
+        <w:rPr>
+          <w:sz w:val="22"/>
+          <w:szCs w:val="22"/>
+        </w:rPr>
+        <w:t xml:space="preserve">Beim Komma schreibt man einen Punkt, nicht ein Komma — das ist in der Programmierung fast überall so. Drei Komma fünf ist 3.5.</w:t>
+      </w:r>
+    </w:p>
+    <w:p>
+      <w:pPr>
+        <w:spacing w:after="180" w:line="312" w:lineRule="auto"/>
+      </w:pPr>
+      <w:r>
+        <w:rPr>
+          <w:sz w:val="22"/>
+          <w:szCs w:val="22"/>
+        </w:rPr>
+        <w:t xml:space="preserve">Warum überhaupt Sorten? Weil der Rechner sonst nicht wüsste, was er tun soll. Bei zwei Zahlen bedeutet Plus addieren, bei zwei Texten aneinanderhängen. Nur weil die Sorte bekannt ist, kann er das eine vom anderen unterscheiden — und dir sagen, wenn in einem Zahlenkarton plötzlich Text landen soll.</w:t>
+      </w:r>
+    </w:p>
+    <w:p>
+      <w:pPr>
+        <w:pStyle w:val="Heading2"/>
+        <w:keepNext/>
+        <w:keepLines/>
+        <w:spacing w:after="120" w:before="280"/>
+      </w:pPr>
+      <w:r>
+        <w:t xml:space="preserve">Wenn etwas nicht geht</w:t>
+      </w:r>
+    </w:p>
+    <w:tbl>
+      <w:tblPr>
+        <w:tblW w:type="dxa" w:w="9026"/>
+        <w:tblBorders>
+          <w:top w:val="single" w:color="D0D0D0" w:sz="4"/>
+          <w:left w:val="single" w:color="D0D0D0" w:sz="4"/>
+          <w:bottom w:val="single" w:color="D0D0D0" w:sz="4"/>
+          <w:right w:val="single" w:color="D0D0D0" w:sz="4"/>
+          <w:insideH w:val="single" w:color="D0D0D0" w:sz="4"/>
+          <w:insideV w:val="single" w:color="D0D0D0" w:sz="4"/>
+        </w:tblBorders>
+      </w:tblPr>
+      <w:tblGrid>
+        <w:gridCol w:w="4000"/>
+        <w:gridCol w:w="5026"/>
+      </w:tblGrid>
+      <w:tr>
+        <w:trPr>
+          <w:cantSplit/>
+          <w:tblHeader/>
+        </w:trPr>
+        <w:tc>
+          <w:tcPr>
+            <w:tcW w:type="dxa" w:w="4000"/>
+            <w:shd w:fill="1B6CA8" w:val="clear"/>
+            <w:tcMar>
+              <w:top w:type="dxa" w:w="30"/>
+              <w:left w:type="dxa" w:w="90"/>
+              <w:bottom w:type="dxa" w:w="30"/>
+              <w:right w:type="dxa" w:w="90"/>
+            </w:tcMar>
+          </w:tcPr>
+          <w:p>
+            <w:pPr>
+              <w:spacing w:after="0" w:line="240" w:lineRule="auto"/>
+            </w:pPr>
+            <w:r>
+              <w:rPr>
+                <w:rFonts w:ascii="Arial" w:cs="Arial" w:eastAsia="Arial" w:hAnsi="Arial"/>
+                <w:b/>
+                <w:bCs/>
+                <w:color w:val="FFFFFF"/>
+                <w:sz w:val="19"/>
+                <w:szCs w:val="19"/>
+              </w:rPr>
+              <w:t xml:space="preserve">Was du siehst</w:t>
+            </w:r>
+          </w:p>
+        </w:tc>
+        <w:tc>
+          <w:tcPr>
+            <w:tcW w:type="dxa" w:w="5026"/>
+            <w:shd w:fill="1B6CA8" w:val="clear"/>
+            <w:tcMar>
+              <w:top w:type="dxa" w:w="30"/>
+              <w:left w:type="dxa" w:w="90"/>
+              <w:bottom w:type="dxa" w:w="30"/>
+              <w:right w:type="dxa" w:w="90"/>
+            </w:tcMar>
+          </w:tcPr>
+          <w:p>
+            <w:pPr>
+              <w:spacing w:after="0" w:line="240" w:lineRule="auto"/>
+            </w:pPr>
+            <w:r>
+              <w:rPr>
+                <w:rFonts w:ascii="Arial" w:cs="Arial" w:eastAsia="Arial" w:hAnsi="Arial"/>
+                <w:b/>
+                <w:bCs/>
+                <w:color w:val="FFFFFF"/>
+                <w:sz w:val="19"/>
+                <w:szCs w:val="19"/>
+              </w:rPr>
+              <w:t xml:space="preserve">Was meistens dahintersteckt</w:t>
+            </w:r>
+          </w:p>
+        </w:tc>
+      </w:tr>
+      <w:tr>
+        <w:trPr>
+          <w:cantSplit/>
+        </w:trPr>
+        <w:tc>
+          <w:tcPr>
+            <w:tcW w:type="dxa" w:w="4000"/>
+            <w:tcMar>
+              <w:top w:type="dxa" w:w="30"/>
+              <w:left w:type="dxa" w:w="90"/>
+              <w:bottom w:type="dxa" w:w="30"/>
+              <w:right w:type="dxa" w:w="90"/>
+            </w:tcMar>
+          </w:tcPr>
+          <w:p>
+            <w:pPr>
+              <w:spacing w:after="0" w:line="240" w:lineRule="auto"/>
+            </w:pPr>
+            <w:r>
+              <w:rPr>
+                <w:rFonts w:ascii="Consolas" w:cs="Consolas" w:eastAsia="Consolas" w:hAnsi="Consolas"/>
+                <w:color w:val="222222"/>
+                <w:sz w:val="19"/>
+                <w:szCs w:val="19"/>
+              </w:rPr>
+              <w:t xml:space="preserve">Variable 'mmx' nicht deklariert (DIM fehlt?)</w:t>
+            </w:r>
+          </w:p>
+        </w:tc>
+        <w:tc>
+          <w:tcPr>
+            <w:tcW w:type="dxa" w:w="5026"/>
+            <w:tcMar>
+              <w:top w:type="dxa" w:w="30"/>
+              <w:left w:type="dxa" w:w="90"/>
+              <w:bottom w:type="dxa" w:w="30"/>
+              <w:right w:type="dxa" w:w="90"/>
+            </w:tcMar>
+          </w:tcPr>
+          <w:p>
+            <w:pPr>
+              <w:spacing w:after="0" w:line="240" w:lineRule="auto"/>
+            </w:pPr>
+            <w:r>
+              <w:rPr>
+                <w:rFonts w:ascii="Arial" w:cs="Arial" w:eastAsia="Arial" w:hAnsi="Arial"/>
+                <w:color w:val="222222"/>
+                <w:sz w:val="19"/>
+                <w:szCs w:val="19"/>
+              </w:rPr>
+              <w:t xml:space="preserve">Tippfehler, oder die DIM-Zeile fehlt. Die Meldung nennt den Namen — such genau den, Buchstabe für Buchstabe.</w:t>
+            </w:r>
+          </w:p>
+        </w:tc>
+      </w:tr>
+      <w:tr>
+        <w:trPr>
+          <w:cantSplit/>
+        </w:trPr>
+        <w:tc>
+          <w:tcPr>
+            <w:tcW w:type="dxa" w:w="4000"/>
+            <w:tcMar>
+              <w:top w:type="dxa" w:w="30"/>
+              <w:left w:type="dxa" w:w="90"/>
+              <w:bottom w:type="dxa" w:w="30"/>
+              <w:right w:type="dxa" w:w="90"/>
+            </w:tcMar>
+          </w:tcPr>
+          <w:p>
+            <w:pPr>
+              <w:spacing w:after="0" w:line="240" w:lineRule="auto"/>
+            </w:pPr>
+            <w:r>
+              <w:rPr>
+                <w:rFonts w:ascii="Consolas" w:cs="Consolas" w:eastAsia="Consolas" w:hAnsi="Consolas"/>
+                <w:color w:val="222222"/>
+                <w:sz w:val="19"/>
+                <w:szCs w:val="19"/>
+              </w:rPr>
+              <w:t xml:space="preserve">Zuweisung an global: Erwartet INTEGER, erhalten STRING</w:t>
+            </w:r>
+          </w:p>
+        </w:tc>
+        <w:tc>
+          <w:tcPr>
+            <w:tcW w:type="dxa" w:w="5026"/>
+            <w:tcMar>
+              <w:top w:type="dxa" w:w="30"/>
+              <w:left w:type="dxa" w:w="90"/>
+              <w:bottom w:type="dxa" w:w="30"/>
+              <w:right w:type="dxa" w:w="90"/>
+            </w:tcMar>
+          </w:tcPr>
+          <w:p>
+            <w:pPr>
+              <w:spacing w:after="0" w:line="240" w:lineRule="auto"/>
+            </w:pPr>
+            <w:r>
+              <w:rPr>
+                <w:rFonts w:ascii="Arial" w:cs="Arial" w:eastAsia="Arial" w:hAnsi="Arial"/>
+                <w:color w:val="222222"/>
+                <w:sz w:val="19"/>
+                <w:szCs w:val="19"/>
+              </w:rPr>
+              <w:t xml:space="preserve">Du legst Text in einen Zahlenkarton. Meist ist ein Anführungszeichen verrutscht.</w:t>
+            </w:r>
+          </w:p>
+        </w:tc>
+      </w:tr>
+      <w:tr>
+        <w:trPr>
+          <w:cantSplit/>
+        </w:trPr>
+        <w:tc>
+          <w:tcPr>
+            <w:tcW w:type="dxa" w:w="4000"/>
+            <w:tcMar>
+              <w:top w:type="dxa" w:w="30"/>
+              <w:left w:type="dxa" w:w="90"/>
+              <w:bottom w:type="dxa" w:w="30"/>
+              <w:right w:type="dxa" w:w="90"/>
+            </w:tcMar>
+          </w:tcPr>
+          <w:p>
+            <w:pPr>
+              <w:spacing w:after="0" w:line="240" w:lineRule="auto"/>
+            </w:pPr>
+            <w:r>
+              <w:rPr>
+                <w:rFonts w:ascii="Consolas" w:cs="Consolas" w:eastAsia="Consolas" w:hAnsi="Consolas"/>
+                <w:color w:val="222222"/>
+                <w:sz w:val="19"/>
+                <w:szCs w:val="19"/>
+              </w:rPr>
+              <w:t xml:space="preserve">'a' wurde in Zeile 1 schon als INTEGER angelegt</w:t>
+            </w:r>
+          </w:p>
+        </w:tc>
+        <w:tc>
+          <w:tcPr>
+            <w:tcW w:type="dxa" w:w="5026"/>
+            <w:tcMar>
+              <w:top w:type="dxa" w:w="30"/>
+              <w:left w:type="dxa" w:w="90"/>
+              <w:bottom w:type="dxa" w:w="30"/>
+              <w:right w:type="dxa" w:w="90"/>
+            </w:tcMar>
+          </w:tcPr>
+          <w:p>
+            <w:pPr>
+              <w:spacing w:after="0" w:line="240" w:lineRule="auto"/>
+            </w:pPr>
+            <w:r>
+              <w:rPr>
+                <w:rFonts w:ascii="Arial" w:cs="Arial" w:eastAsia="Arial" w:hAnsi="Arial"/>
+                <w:color w:val="222222"/>
+                <w:sz w:val="19"/>
+                <w:szCs w:val="19"/>
+              </w:rPr>
+              <w:t xml:space="preserve">Zwei DIM-Zeilen, derselbe Name, verschiedene Sorten. Zweiten Namen vergeben.</w:t>
+            </w:r>
+          </w:p>
+        </w:tc>
+      </w:tr>
+      <w:tr>
+        <w:trPr>
+          <w:cantSplit/>
+        </w:trPr>
+        <w:tc>
+          <w:tcPr>
+            <w:tcW w:type="dxa" w:w="4000"/>
+            <w:tcMar>
+              <w:top w:type="dxa" w:w="30"/>
+              <w:left w:type="dxa" w:w="90"/>
+              <w:bottom w:type="dxa" w:w="30"/>
+              <w:right w:type="dxa" w:w="90"/>
+            </w:tcMar>
+          </w:tcPr>
+          <w:p>
+            <w:pPr>
+              <w:spacing w:after="0" w:line="240" w:lineRule="auto"/>
+            </w:pPr>
+            <w:r>
+              <w:rPr>
+                <w:rFonts w:ascii="Arial" w:cs="Arial" w:eastAsia="Arial" w:hAnsi="Arial"/>
+                <w:color w:val="222222"/>
+                <w:sz w:val="19"/>
+                <w:szCs w:val="19"/>
+              </w:rPr>
+              <w:t xml:space="preserve">Das Bild sieht falsch aus, aber es läuft</w:t>
+            </w:r>
+          </w:p>
+        </w:tc>
+        <w:tc>
+          <w:tcPr>
+            <w:tcW w:type="dxa" w:w="5026"/>
+            <w:tcMar>
+              <w:top w:type="dxa" w:w="30"/>
+              <w:left w:type="dxa" w:w="90"/>
+              <w:bottom w:type="dxa" w:w="30"/>
+              <w:right w:type="dxa" w:w="90"/>
+            </w:tcMar>
+          </w:tcPr>
+          <w:p>
+            <w:pPr>
+              <w:spacing w:after="0" w:line="240" w:lineRule="auto"/>
+            </w:pPr>
+            <w:r>
+              <w:rPr>
+                <w:rFonts w:ascii="Arial" w:cs="Arial" w:eastAsia="Arial" w:hAnsi="Arial"/>
+                <w:color w:val="222222"/>
+                <w:sz w:val="19"/>
+                <w:szCs w:val="19"/>
+              </w:rPr>
+              <w:t xml:space="preserve">Rechenfehler in einer Zeile. Setz TEXT ein und lass dir den Wert anzeigen — das ist die häufigste Suchmethode überhaupt.</w:t>
+            </w:r>
+          </w:p>
+        </w:tc>
+      </w:tr>
+    </w:tbl>
+    <w:p>
+      <w:pPr>
+        <w:spacing w:after="160"/>
+      </w:pPr>
+    </w:p>
+    <w:p>
+      <w:pPr>
+        <w:spacing w:before="60"/>
+      </w:pPr>
+    </w:p>
+    <w:tbl>
+      <w:tblPr>
+        <w:tblW w:type="dxa" w:w="9026"/>
+        <w:tblBorders>
+          <w:top w:val="single" w:color="auto" w:sz="4"/>
+          <w:left w:val="single" w:color="auto" w:sz="4"/>
+          <w:bottom w:val="single" w:color="auto" w:sz="4"/>
+          <w:right w:val="single" w:color="auto" w:sz="4"/>
+          <w:insideH w:val="single" w:color="auto" w:sz="4"/>
+          <w:insideV w:val="single" w:color="auto" w:sz="4"/>
+        </w:tblBorders>
+      </w:tblPr>
+      <w:tblGrid>
+        <w:gridCol w:w="9026"/>
+      </w:tblGrid>
+      <w:tr>
+        <w:trPr>
+          <w:cantSplit/>
+        </w:trPr>
+        <w:tc>
+          <w:tcPr>
+            <w:tcW w:type="dxa" w:w="9026"/>
+            <w:tcBorders>
+              <w:top w:val="single" w:color="E0B96A" w:sz="6"/>
+              <w:left w:val="single" w:color="E0B96A" w:sz="6"/>
+              <w:bottom w:val="single" w:color="E0B96A" w:sz="6"/>
+              <w:right w:val="single" w:color="E0B96A" w:sz="6"/>
+            </w:tcBorders>
+            <w:shd w:fill="FDF3E0" w:val="clear"/>
+            <w:tcMar>
+              <w:top w:type="dxa" w:w="140"/>
+              <w:left w:type="dxa" w:w="180"/>
+              <w:bottom w:type="dxa" w:w="140"/>
+              <w:right w:type="dxa" w:w="180"/>
+            </w:tcMar>
+          </w:tcPr>
+          <w:p>
+            <w:pPr>
+              <w:spacing w:after="40"/>
+            </w:pPr>
+            <w:r>
+              <w:rPr>
+                <w:b/>
+                <w:bCs/>
+                <w:color w:val="8A5E15"/>
+                <w:sz w:val="22"/>
+                <w:szCs w:val="22"/>
+              </w:rPr>
+              <w:t xml:space="preserve">Merke</w:t>
+            </w:r>
+          </w:p>
+          <w:p>
+            <w:pPr>
+              <w:spacing w:after="0" w:line="312" w:lineRule="auto"/>
+            </w:pPr>
+            <w:r>
+              <w:rPr>
+                <w:sz w:val="22"/>
+                <w:szCs w:val="22"/>
+              </w:rPr>
+              <w:t xml:space="preserve">Zwei DIM-Zeilen mit demselben Namen UND derselben Sorte beschwert Drachenhauch nicht — der Karton steht dann eben schon da. Ärger gibt es erst, wenn die Sorten sich unterscheiden. Und noch etwas: Groß- und Kleinschreibung zählt bei Namen nicht. mx und MX sind derselbe Karton.</w:t>
+            </w:r>
+          </w:p>
+        </w:tc>
+      </w:tr>
+    </w:tbl>
+    <w:p>
+      <w:pPr>
+        <w:spacing w:after="160"/>
+      </w:pPr>
+    </w:p>
+    <w:p>
+      <w:pPr>
+        <w:pStyle w:val="Heading2"/>
+        <w:keepNext/>
+        <w:keepLines/>
+        <w:spacing w:after="120" w:before="280"/>
+      </w:pPr>
+      <w:r>
+        <w:t xml:space="preserve">Aufgaben</w:t>
+      </w:r>
+    </w:p>
+    <w:p>
+      <w:pPr>
+        <w:pStyle w:val="ListParagraph"/>
+        <w:numPr>
+          <w:ilvl w:val="0"/>
+          <w:numId w:val="2"/>
+        </w:numPr>
+        <w:spacing w:after="100" w:line="312" w:lineRule="auto"/>
+      </w:pPr>
+      <w:r>
+        <w:rPr>
+          <w:sz w:val="22"/>
+          <w:szCs w:val="22"/>
+        </w:rPr>
+        <w:t xml:space="preserve">Gib dem Gesicht einen Mund, der ebenfalls mit r wächst. Nimm den Bogen aus Kapitel 1 und ersetze die festen Zahlen durch Rechnungen mit mx, my und r.</w:t>
+      </w:r>
+    </w:p>
+    <w:p>
+      <w:pPr>
+        <w:pStyle w:val="ListParagraph"/>
+        <w:numPr>
+          <w:ilvl w:val="0"/>
+          <w:numId w:val="2"/>
+        </w:numPr>
+        <w:spacing w:after="100" w:line="312" w:lineRule="auto"/>
+      </w:pPr>
+      <w:r>
+        <w:rPr>
+          <w:sz w:val="22"/>
+          <w:szCs w:val="22"/>
+        </w:rPr>
+        <w:t xml:space="preserve">Bau ein drittes Gesicht ins Zwei-Gesichter-Programm, oben in der Mitte, in einer neuen Farbe.</w:t>
+      </w:r>
+    </w:p>
+    <w:p>
+      <w:pPr>
+        <w:pStyle w:val="ListParagraph"/>
+        <w:numPr>
+          <w:ilvl w:val="0"/>
+          <w:numId w:val="2"/>
+        </w:numPr>
+        <w:spacing w:after="100" w:line="312" w:lineRule="auto"/>
+      </w:pPr>
+      <w:r>
+        <w:rPr>
+          <w:sz w:val="22"/>
+          <w:szCs w:val="22"/>
+        </w:rPr>
+        <w:t xml:space="preserve">Leg auch die Kopffarbe in drei Kartons und mach den zweiten Kopf grün, ohne eine einzige RGB-Zeile anzufassen.</w:t>
+      </w:r>
+    </w:p>
+    <w:p>
+      <w:pPr>
+        <w:pStyle w:val="ListParagraph"/>
+        <w:numPr>
+          <w:ilvl w:val="0"/>
+          <w:numId w:val="2"/>
+        </w:numPr>
+        <w:spacing w:after="100" w:line="312" w:lineRule="auto"/>
+      </w:pPr>
+      <w:r>
+        <w:rPr>
+          <w:sz w:val="22"/>
+          <w:szCs w:val="22"/>
+        </w:rPr>
+        <w:t xml:space="preserve">Schreib ein Programm, das eine Zielscheibe malt: fünf Kreise mit demselben Mittelpunkt, deren Radien sich aus einer Variablen ergeben. Ändere danach nur diese eine Variable.</w:t>
+      </w:r>
+    </w:p>
+    <w:p>
+      <w:pPr>
+        <w:pStyle w:val="ListParagraph"/>
+        <w:numPr>
+          <w:ilvl w:val="0"/>
+          <w:numId w:val="2"/>
+        </w:numPr>
+        <w:spacing w:after="100" w:line="312" w:lineRule="auto"/>
+      </w:pPr>
+      <w:r>
+        <w:rPr>
+          <w:sz w:val="22"/>
+          <w:szCs w:val="22"/>
+        </w:rPr>
+        <w:t xml:space="preserve">Lass den Farbmischer zusätzlich anzeigen, wie hell die Farbe insgesamt ist — addiere die drei Zahlen und gib die Summe mit TEXT aus.</w:t>
+      </w:r>
+    </w:p>
+    <w:p>
+      <w:pPr>
+        <w:spacing w:after="180" w:line="312" w:lineRule="auto"/>
+      </w:pPr>
+      <w:r>
+        <w:rPr>
+          <w:sz w:val="22"/>
+          <w:szCs w:val="22"/>
+        </w:rPr>
+        <w:t xml:space="preserve">Bisher hast du jeden Kreis einzeln hingeschrieben. Im nächsten Kapitel schreibst du einen — und bekommst fünfhundert.</w:t>
       </w:r>
     </w:p>
     <w:sectPr>

--- a/buch-einstieg/buch/Drachenhauch-Einstieg.docx
+++ b/buch-einstieg/buch/Drachenhauch-Einstieg.docx
@@ -192,6 +192,33 @@
           <w:szCs w:val="22"/>
         </w:rPr>
         <w:t xml:space="preserve">	12</w:t>
+      </w:r>
+    </w:p>
+    <w:p>
+      <w:pPr>
+        <w:tabs>
+          <w:tab w:val="right" w:pos="9200" w:leader="dot"/>
+        </w:tabs>
+        <w:spacing w:after="20" w:before="0"/>
+        <w:ind w:left="280"/>
+      </w:pPr>
+      <w:r>
+        <w:rPr>
+          <w:b w:val="false"/>
+          <w:bCs w:val="false"/>
+          <w:color w:val="222222"/>
+          <w:sz w:val="22"/>
+          <w:szCs w:val="22"/>
+        </w:rPr>
+        <w:t xml:space="preserve">Einmal schreiben, tausendmal malen</w:t>
+      </w:r>
+      <w:r>
+        <w:rPr>
+          <w:color w:val="555555"/>
+          <w:sz w:val="22"/>
+          <w:szCs w:val="22"/>
+        </w:rPr>
+        <w:t xml:space="preserve">	21</w:t>
       </w:r>
     </w:p>
     <w:p>
@@ -6879,6 +6906,2388 @@
           <w:szCs w:val="22"/>
         </w:rPr>
         <w:t xml:space="preserve">Bisher hast du jeden Kreis einzeln hingeschrieben. Im nächsten Kapitel schreibst du einen — und bekommst fünfhundert.</w:t>
+      </w:r>
+    </w:p>
+    <w:p>
+      <w:pPr>
+        <w:pStyle w:val="Heading1"/>
+        <w:keepNext/>
+        <w:keepLines/>
+        <w:pageBreakBefore/>
+        <w:pBdr>
+          <w:bottom w:val="single" w:color="1B6CA8" w:sz="12" w:space="4"/>
+        </w:pBdr>
+        <w:spacing w:after="160" w:before="0"/>
+      </w:pPr>
+      <w:r>
+        <w:t xml:space="preserve">Einmal schreiben, tausendmal malen</w:t>
+      </w:r>
+    </w:p>
+    <w:p>
+      <w:pPr>
+        <w:spacing w:after="180" w:line="312" w:lineRule="auto"/>
+      </w:pPr>
+      <w:r>
+        <w:rPr>
+          <w:sz w:val="22"/>
+          <w:szCs w:val="22"/>
+        </w:rPr>
+        <w:t xml:space="preserve">Bis hierher stand für jeden Kreis eine Zeile im Programm. Zwei Gesichter waren schon sechs Zeilen; für hundert Kreise wären es hundert. So arbeitet niemand.</w:t>
+      </w:r>
+    </w:p>
+    <w:p>
+      <w:pPr>
+        <w:spacing w:after="180" w:line="312" w:lineRule="auto"/>
+      </w:pPr>
+      <w:r>
+        <w:rPr>
+          <w:sz w:val="22"/>
+          <w:szCs w:val="22"/>
+        </w:rPr>
+        <w:t xml:space="preserve">Dieses Kapitel bringt dir den Befehl, mit dem aus einer Zeile fünfhundert werden. Er ist der wichtigste in diesem ganzen Buch, und du hast ihn schon einmal gesehen — im Mund des Smileys aus Kapitel 1.</w:t>
+      </w:r>
+    </w:p>
+    <w:p>
+      <w:pPr>
+        <w:pStyle w:val="Heading2"/>
+        <w:keepNext/>
+        <w:keepLines/>
+        <w:spacing w:after="120" w:before="280"/>
+      </w:pPr>
+      <w:r>
+        <w:t xml:space="preserve">640 Linien aus vier Zeilen</w:t>
+      </w:r>
+    </w:p>
+    <w:p>
+      <w:pPr>
+        <w:keepLines/>
+        <w:pBdr>
+          <w:left w:val="single" w:color="1B6CA8" w:sz="18" w:space="6"/>
+        </w:pBdr>
+        <w:shd w:fill="F4F4F4" w:val="clear"/>
+        <w:spacing w:after="200" w:before="100" w:line="264" w:lineRule="auto"/>
+        <w:ind w:left="140"/>
+      </w:pPr>
+      <w:r>
+        <w:rPr>
+          <w:rFonts w:ascii="Consolas" w:cs="Consolas" w:eastAsia="Consolas" w:hAnsi="Consolas"/>
+          <w:sz w:val="19"/>
+          <w:szCs w:val="19"/>
+        </w:rPr>
+        <w:t xml:space="preserve">SCREEN(640, 400, "Farbverlauf")</w:t>
+      </w:r>
+      <w:r>
+        <w:rPr>
+          <w:rFonts w:ascii="Consolas" w:cs="Consolas" w:eastAsia="Consolas" w:hAnsi="Consolas"/>
+          <w:sz w:val="19"/>
+          <w:szCs w:val="19"/>
+        </w:rPr>
+        <w:br/>
+        <w:t xml:space="preserve"/>
+      </w:r>
+      <w:r>
+        <w:rPr>
+          <w:rFonts w:ascii="Consolas" w:cs="Consolas" w:eastAsia="Consolas" w:hAnsi="Consolas"/>
+          <w:sz w:val="19"/>
+          <w:szCs w:val="19"/>
+        </w:rPr>
+        <w:br/>
+        <w:t xml:space="preserve">DIM x AS INTEGER</w:t>
+      </w:r>
+      <w:r>
+        <w:rPr>
+          <w:rFonts w:ascii="Consolas" w:cs="Consolas" w:eastAsia="Consolas" w:hAnsi="Consolas"/>
+          <w:sz w:val="19"/>
+          <w:szCs w:val="19"/>
+        </w:rPr>
+        <w:br/>
+        <w:t xml:space="preserve">FOR x = 0 TO 639</w:t>
+      </w:r>
+      <w:r>
+        <w:rPr>
+          <w:rFonts w:ascii="Consolas" w:cs="Consolas" w:eastAsia="Consolas" w:hAnsi="Consolas"/>
+          <w:sz w:val="19"/>
+          <w:szCs w:val="19"/>
+        </w:rPr>
+        <w:br/>
+        <w:t xml:space="preserve">    LINE(x, 0, x, 399, RGB(x * 255 \ 640, 40, 255 - x * 255 \ 640))</w:t>
+      </w:r>
+      <w:r>
+        <w:rPr>
+          <w:rFonts w:ascii="Consolas" w:cs="Consolas" w:eastAsia="Consolas" w:hAnsi="Consolas"/>
+          <w:sz w:val="19"/>
+          <w:szCs w:val="19"/>
+        </w:rPr>
+        <w:br/>
+        <w:t xml:space="preserve">NEXT</w:t>
+      </w:r>
+      <w:r>
+        <w:rPr>
+          <w:rFonts w:ascii="Consolas" w:cs="Consolas" w:eastAsia="Consolas" w:hAnsi="Consolas"/>
+          <w:sz w:val="19"/>
+          <w:szCs w:val="19"/>
+        </w:rPr>
+        <w:br/>
+        <w:t xml:space="preserve"/>
+      </w:r>
+      <w:r>
+        <w:rPr>
+          <w:rFonts w:ascii="Consolas" w:cs="Consolas" w:eastAsia="Consolas" w:hAnsi="Consolas"/>
+          <w:sz w:val="19"/>
+          <w:szCs w:val="19"/>
+        </w:rPr>
+        <w:br/>
+        <w:t xml:space="preserve">FLIP()</w:t>
+      </w:r>
+      <w:r>
+        <w:rPr>
+          <w:rFonts w:ascii="Consolas" w:cs="Consolas" w:eastAsia="Consolas" w:hAnsi="Consolas"/>
+          <w:sz w:val="19"/>
+          <w:szCs w:val="19"/>
+        </w:rPr>
+        <w:br/>
+        <w:t xml:space="preserve">SLEEP(3000)</w:t>
+      </w:r>
+    </w:p>
+    <w:p>
+      <w:pPr>
+        <w:keepNext/>
+        <w:spacing w:after="40" w:before="160"/>
+        <w:jc w:val="center"/>
+      </w:pPr>
+      <w:r>
+        <w:drawing>
+          <wp:inline distT="0" distB="0" distL="0" distR="0">
+            <wp:extent cx="4191000" cy="2619375"/>
+            <wp:effectExtent t="0" r="0" b="0" l="0"/>
+            <wp:docPr id="1" name="kap03_1_farbverlauf.png" descr="Eine Malzeile. 640 senkrechte Striche, jeder in einer anderen Farbe." title="Eine Malzeile. 640 senkrechte Striche, jeder in einer anderen Farbe."/>
+            <wp:cNvGraphicFramePr>
+              <a:graphicFrameLocks xmlns:a="http://schemas.openxmlformats.org/drawingml/2006/main" noChangeAspect="1"/>
+            </wp:cNvGraphicFramePr>
+            <a:graphic xmlns:a="http://schemas.openxmlformats.org/drawingml/2006/main">
+              <a:graphicData uri="http://schemas.openxmlformats.org/drawingml/2006/picture">
+                <pic:pic xmlns:pic="http://schemas.openxmlformats.org/drawingml/2006/picture">
+                  <pic:nvPicPr>
+                    <pic:cNvPr id="0" name="" descr=""/>
+                    <pic:cNvPicPr>
+                      <a:picLocks noChangeAspect="1" noChangeArrowheads="1"/>
+                    </pic:cNvPicPr>
+                  </pic:nvPicPr>
+                  <pic:blipFill>
+                    <a:blip r:embed="rId16" cstate="none"/>
+                    <a:srcRect/>
+                    <a:stretch>
+                      <a:fillRect/>
+                    </a:stretch>
+                  </pic:blipFill>
+                  <pic:spPr bwMode="auto">
+                    <a:xfrm>
+                      <a:off x="0" y="0"/>
+                      <a:ext cx="4191000" cy="2619375"/>
+                    </a:xfrm>
+                    <a:prstGeom prst="rect">
+                      <a:avLst/>
+                    </a:prstGeom>
+                  </pic:spPr>
+                </pic:pic>
+              </a:graphicData>
+            </a:graphic>
+          </wp:inline>
+        </w:drawing>
+      </w:r>
+    </w:p>
+    <w:p>
+      <w:pPr>
+        <w:spacing w:after="200"/>
+        <w:jc w:val="center"/>
+      </w:pPr>
+      <w:r>
+        <w:rPr>
+          <w:i/>
+          <w:iCs/>
+          <w:color w:val="6A6A6A"/>
+          <w:sz w:val="18"/>
+          <w:szCs w:val="18"/>
+        </w:rPr>
+        <w:t xml:space="preserve">Eine Malzeile. 640 senkrechte Striche, jeder in einer anderen Farbe.</w:t>
+      </w:r>
+    </w:p>
+    <w:p>
+      <w:pPr>
+        <w:spacing w:after="180" w:line="312" w:lineRule="auto"/>
+      </w:pPr>
+      <w:r>
+        <w:rPr>
+          <w:sz w:val="22"/>
+          <w:szCs w:val="22"/>
+        </w:rPr>
+        <w:t xml:space="preserve">Das Fenster ist 640 Punkte breit, und in ihm stehen 640 hauchdünne senkrechte Striche nebeneinander — jeder einen Hauch anders gefärbt als sein Nachbar. Zusammen ergeben sie einen weichen Übergang von Blau nach Rot. Geschrieben hast du dafür eine einzige Malzeile.</w:t>
+      </w:r>
+    </w:p>
+    <w:p>
+      <w:pPr>
+        <w:pStyle w:val="Heading2"/>
+        <w:keepNext/>
+        <w:keepLines/>
+        <w:spacing w:after="120" w:before="280"/>
+      </w:pPr>
+      <w:r>
+        <w:t xml:space="preserve">Zeile für Zeile</w:t>
+      </w:r>
+    </w:p>
+    <w:p>
+      <w:pPr>
+        <w:spacing w:after="180" w:line="312" w:lineRule="auto"/>
+      </w:pPr>
+      <w:r>
+        <w:rPr>
+          <w:rFonts w:ascii="Consolas" w:cs="Consolas" w:eastAsia="Consolas" w:hAnsi="Consolas"/>
+          <w:color w:val="335577"/>
+          <w:sz w:val="21"/>
+          <w:szCs w:val="21"/>
+        </w:rPr>
+        <w:t xml:space="preserve">DIM x AS INTEGER</w:t>
+      </w:r>
+      <w:r>
+        <w:rPr>
+          <w:sz w:val="22"/>
+          <w:szCs w:val="22"/>
+        </w:rPr>
+        <w:t xml:space="preserve"> kennst du aus dem letzten Kapitel: ein Karton für eine ganze Zahl. Diesen hier füllt die Schleife selbst, du musst nichts hineinlegen.</w:t>
+      </w:r>
+    </w:p>
+    <w:p>
+      <w:pPr>
+        <w:spacing w:after="180" w:line="312" w:lineRule="auto"/>
+      </w:pPr>
+      <w:r>
+        <w:rPr>
+          <w:rFonts w:ascii="Consolas" w:cs="Consolas" w:eastAsia="Consolas" w:hAnsi="Consolas"/>
+          <w:color w:val="335577"/>
+          <w:sz w:val="21"/>
+          <w:szCs w:val="21"/>
+        </w:rPr>
+        <w:t xml:space="preserve">FOR x = 0 TO 639</w:t>
+      </w:r>
+      <w:r>
+        <w:rPr>
+          <w:sz w:val="22"/>
+          <w:szCs w:val="22"/>
+        </w:rPr>
+        <w:t xml:space="preserve"> ist der Anfang der Schleife und liest sich fast wie ein deutscher Satz: „für x von 0 bis 639“. Drachenhauch legt die 0 in den Karton x, führt alles bis zum </w:t>
+      </w:r>
+      <w:r>
+        <w:rPr>
+          <w:rFonts w:ascii="Consolas" w:cs="Consolas" w:eastAsia="Consolas" w:hAnsi="Consolas"/>
+          <w:color w:val="335577"/>
+          <w:sz w:val="21"/>
+          <w:szCs w:val="21"/>
+        </w:rPr>
+        <w:t xml:space="preserve">NEXT</w:t>
+      </w:r>
+      <w:r>
+        <w:rPr>
+          <w:sz w:val="22"/>
+          <w:szCs w:val="22"/>
+        </w:rPr>
+        <w:t xml:space="preserve"> aus, erhöht x um eins, führt alles noch einmal aus, und so weiter — bis x bei 639 angekommen ist. Danach geht es unterhalb des </w:t>
+      </w:r>
+      <w:r>
+        <w:rPr>
+          <w:rFonts w:ascii="Consolas" w:cs="Consolas" w:eastAsia="Consolas" w:hAnsi="Consolas"/>
+          <w:color w:val="335577"/>
+          <w:sz w:val="21"/>
+          <w:szCs w:val="21"/>
+        </w:rPr>
+        <w:t xml:space="preserve">NEXT</w:t>
+      </w:r>
+      <w:r>
+        <w:rPr>
+          <w:sz w:val="22"/>
+          <w:szCs w:val="22"/>
+        </w:rPr>
+        <w:t xml:space="preserve"> weiter.</w:t>
+      </w:r>
+    </w:p>
+    <w:p>
+      <w:pPr>
+        <w:spacing w:after="180" w:line="312" w:lineRule="auto"/>
+      </w:pPr>
+      <w:r>
+        <w:rPr>
+          <w:rFonts w:ascii="Consolas" w:cs="Consolas" w:eastAsia="Consolas" w:hAnsi="Consolas"/>
+          <w:color w:val="335577"/>
+          <w:sz w:val="21"/>
+          <w:szCs w:val="21"/>
+        </w:rPr>
+        <w:t xml:space="preserve">NEXT</w:t>
+      </w:r>
+      <w:r>
+        <w:rPr>
+          <w:sz w:val="22"/>
+          <w:szCs w:val="22"/>
+        </w:rPr>
+        <w:t xml:space="preserve"> markiert das Ende. Alles zwischen </w:t>
+      </w:r>
+      <w:r>
+        <w:rPr>
+          <w:rFonts w:ascii="Consolas" w:cs="Consolas" w:eastAsia="Consolas" w:hAnsi="Consolas"/>
+          <w:color w:val="335577"/>
+          <w:sz w:val="21"/>
+          <w:szCs w:val="21"/>
+        </w:rPr>
+        <w:t xml:space="preserve">FOR</w:t>
+      </w:r>
+      <w:r>
+        <w:rPr>
+          <w:sz w:val="22"/>
+          <w:szCs w:val="22"/>
+        </w:rPr>
+        <w:t xml:space="preserve"> und </w:t>
+      </w:r>
+      <w:r>
+        <w:rPr>
+          <w:rFonts w:ascii="Consolas" w:cs="Consolas" w:eastAsia="Consolas" w:hAnsi="Consolas"/>
+          <w:color w:val="335577"/>
+          <w:sz w:val="21"/>
+          <w:szCs w:val="21"/>
+        </w:rPr>
+        <w:t xml:space="preserve">NEXT</w:t>
+      </w:r>
+      <w:r>
+        <w:rPr>
+          <w:sz w:val="22"/>
+          <w:szCs w:val="22"/>
+        </w:rPr>
+        <w:t xml:space="preserve"> ist das, was wiederholt wird. Man rückt diese Zeilen um vier Leerzeichen ein — Drachenhauch ist das gleichgültig, deinen Augen nicht. Halte dich daran, von Anfang an.</w:t>
+      </w:r>
+    </w:p>
+    <w:p>
+      <w:pPr>
+        <w:spacing w:after="180" w:line="312" w:lineRule="auto"/>
+      </w:pPr>
+      <w:r>
+        <w:rPr>
+          <w:sz w:val="22"/>
+          <w:szCs w:val="22"/>
+        </w:rPr>
+        <w:t xml:space="preserve">Die Malzeile in der Mitte lohnt es, in Teile zu zerlegen:</w:t>
+      </w:r>
+    </w:p>
+    <w:p>
+      <w:pPr>
+        <w:spacing w:after="180" w:line="312" w:lineRule="auto"/>
+      </w:pPr>
+      <w:r>
+        <w:rPr>
+          <w:sz w:val="22"/>
+          <w:szCs w:val="22"/>
+        </w:rPr>
+        <w:t xml:space="preserve">Erst die Form, die Farbe lassen wir einen Moment beiseite:</w:t>
+      </w:r>
+    </w:p>
+    <w:p>
+      <w:pPr>
+        <w:keepLines/>
+        <w:pBdr>
+          <w:left w:val="single" w:color="1B6CA8" w:sz="18" w:space="6"/>
+        </w:pBdr>
+        <w:shd w:fill="F4F4F4" w:val="clear"/>
+        <w:spacing w:after="200" w:before="100" w:line="264" w:lineRule="auto"/>
+        <w:ind w:left="140"/>
+      </w:pPr>
+      <w:r>
+        <w:rPr>
+          <w:rFonts w:ascii="Consolas" w:cs="Consolas" w:eastAsia="Consolas" w:hAnsi="Consolas"/>
+          <w:sz w:val="19"/>
+          <w:szCs w:val="19"/>
+        </w:rPr>
+        <w:t xml:space="preserve">LINE(x, 0, x, 399, RGB(255, 40, 40))</w:t>
+      </w:r>
+    </w:p>
+    <w:p>
+      <w:pPr>
+        <w:spacing w:after="180" w:line="312" w:lineRule="auto"/>
+      </w:pPr>
+      <w:r>
+        <w:rPr>
+          <w:rFonts w:ascii="Consolas" w:cs="Consolas" w:eastAsia="Consolas" w:hAnsi="Consolas"/>
+          <w:color w:val="335577"/>
+          <w:sz w:val="21"/>
+          <w:szCs w:val="21"/>
+        </w:rPr>
+        <w:t xml:space="preserve">LINE</w:t>
+      </w:r>
+      <w:r>
+        <w:rPr>
+          <w:sz w:val="22"/>
+          <w:szCs w:val="22"/>
+        </w:rPr>
+        <w:t xml:space="preserve"> zieht eine Linie von einem Punkt zum anderen: erst wohin sie beginnt (x und y), dann wo sie endet. Hier beginnt sie oben bei </w:t>
+      </w:r>
+      <w:r>
+        <w:rPr>
+          <w:rFonts w:ascii="Consolas" w:cs="Consolas" w:eastAsia="Consolas" w:hAnsi="Consolas"/>
+          <w:color w:val="335577"/>
+          <w:sz w:val="21"/>
+          <w:szCs w:val="21"/>
+        </w:rPr>
+        <w:t xml:space="preserve">y = 0</w:t>
+      </w:r>
+      <w:r>
+        <w:rPr>
+          <w:sz w:val="22"/>
+          <w:szCs w:val="22"/>
+        </w:rPr>
+        <w:t xml:space="preserve"> und endet unten bei </w:t>
+      </w:r>
+      <w:r>
+        <w:rPr>
+          <w:rFonts w:ascii="Consolas" w:cs="Consolas" w:eastAsia="Consolas" w:hAnsi="Consolas"/>
+          <w:color w:val="335577"/>
+          <w:sz w:val="21"/>
+          <w:szCs w:val="21"/>
+        </w:rPr>
+        <w:t xml:space="preserve">y = 399</w:t>
+      </w:r>
+      <w:r>
+        <w:rPr>
+          <w:sz w:val="22"/>
+          <w:szCs w:val="22"/>
+        </w:rPr>
+        <w:t xml:space="preserve"> — beide Male an derselben Stelle x. Das ergibt einen senkrechten Strich über die volle Höhe.</w:t>
+      </w:r>
+    </w:p>
+    <w:p>
+      <w:pPr>
+        <w:spacing w:after="180" w:line="312" w:lineRule="auto"/>
+      </w:pPr>
+      <w:r>
+        <w:rPr>
+          <w:sz w:val="22"/>
+          <w:szCs w:val="22"/>
+        </w:rPr>
+        <w:t xml:space="preserve">Und weil x bei jedem Durchgang eins weiterrückt, wandert der Strich Punkt für Punkt nach rechts, bis das Fenster voll ist.</w:t>
+      </w:r>
+    </w:p>
+    <w:p>
+      <w:pPr>
+        <w:keepLines/>
+        <w:pBdr>
+          <w:left w:val="single" w:color="1B6CA8" w:sz="18" w:space="6"/>
+        </w:pBdr>
+        <w:shd w:fill="F4F4F4" w:val="clear"/>
+        <w:spacing w:after="200" w:before="100" w:line="264" w:lineRule="auto"/>
+        <w:ind w:left="140"/>
+      </w:pPr>
+      <w:r>
+        <w:rPr>
+          <w:rFonts w:ascii="Consolas" w:cs="Consolas" w:eastAsia="Consolas" w:hAnsi="Consolas"/>
+          <w:sz w:val="19"/>
+          <w:szCs w:val="19"/>
+        </w:rPr>
+        <w:t xml:space="preserve">RGB(x * 255 \ 640, 40, 255 - x * 255 \ 640)</w:t>
+      </w:r>
+    </w:p>
+    <w:p>
+      <w:pPr>
+        <w:spacing w:after="180" w:line="312" w:lineRule="auto"/>
+      </w:pPr>
+      <w:r>
+        <w:rPr>
+          <w:sz w:val="22"/>
+          <w:szCs w:val="22"/>
+        </w:rPr>
+        <w:t xml:space="preserve">Die Farbe rechnet mit derselben Zählvariablen. </w:t>
+      </w:r>
+      <w:r>
+        <w:rPr>
+          <w:rFonts w:ascii="Consolas" w:cs="Consolas" w:eastAsia="Consolas" w:hAnsi="Consolas"/>
+          <w:color w:val="335577"/>
+          <w:sz w:val="21"/>
+          <w:szCs w:val="21"/>
+        </w:rPr>
+        <w:t xml:space="preserve">x * 255 \ 640</w:t>
+      </w:r>
+      <w:r>
+        <w:rPr>
+          <w:sz w:val="22"/>
+          <w:szCs w:val="22"/>
+        </w:rPr>
+        <w:t xml:space="preserve"> macht aus einem x zwischen 0 und 639 eine Zahl zwischen 0 und 255: ganz links kommt 0 heraus, ganz rechts 255. Genau das braucht </w:t>
+      </w:r>
+      <w:r>
+        <w:rPr>
+          <w:rFonts w:ascii="Consolas" w:cs="Consolas" w:eastAsia="Consolas" w:hAnsi="Consolas"/>
+          <w:color w:val="335577"/>
+          <w:sz w:val="21"/>
+          <w:szCs w:val="21"/>
+        </w:rPr>
+        <w:t xml:space="preserve">RGB</w:t>
+      </w:r>
+      <w:r>
+        <w:rPr>
+          <w:sz w:val="22"/>
+          <w:szCs w:val="22"/>
+        </w:rPr>
+        <w:t xml:space="preserve">.</w:t>
+      </w:r>
+    </w:p>
+    <w:p>
+      <w:pPr>
+        <w:spacing w:after="180" w:line="312" w:lineRule="auto"/>
+      </w:pPr>
+      <w:r>
+        <w:rPr>
+          <w:sz w:val="22"/>
+          <w:szCs w:val="22"/>
+        </w:rPr>
+        <w:t xml:space="preserve">Diese Zahl ist der Rotanteil. Der Blauanteil ist </w:t>
+      </w:r>
+      <w:r>
+        <w:rPr>
+          <w:rFonts w:ascii="Consolas" w:cs="Consolas" w:eastAsia="Consolas" w:hAnsi="Consolas"/>
+          <w:color w:val="335577"/>
+          <w:sz w:val="21"/>
+          <w:szCs w:val="21"/>
+        </w:rPr>
+        <w:t xml:space="preserve">255 -</w:t>
+      </w:r>
+      <w:r>
+        <w:rPr>
+          <w:sz w:val="22"/>
+          <w:szCs w:val="22"/>
+        </w:rPr>
+        <w:t xml:space="preserve"> dieselbe Zahl, läuft also genau andersherum: links 255, rechts 0. Wo viel Rot ist, ist wenig Blau. Der Grünanteil bleibt fest bei 40 und gibt dem Ganzen einen dunklen Grundton.</w:t>
+      </w:r>
+    </w:p>
+    <w:p>
+      <w:pPr>
+        <w:spacing w:before="60"/>
+      </w:pPr>
+    </w:p>
+    <w:tbl>
+      <w:tblPr>
+        <w:tblW w:type="dxa" w:w="9026"/>
+        <w:tblBorders>
+          <w:top w:val="single" w:color="auto" w:sz="4"/>
+          <w:left w:val="single" w:color="auto" w:sz="4"/>
+          <w:bottom w:val="single" w:color="auto" w:sz="4"/>
+          <w:right w:val="single" w:color="auto" w:sz="4"/>
+          <w:insideH w:val="single" w:color="auto" w:sz="4"/>
+          <w:insideV w:val="single" w:color="auto" w:sz="4"/>
+        </w:tblBorders>
+      </w:tblPr>
+      <w:tblGrid>
+        <w:gridCol w:w="9026"/>
+      </w:tblGrid>
+      <w:tr>
+        <w:trPr>
+          <w:cantSplit/>
+        </w:trPr>
+        <w:tc>
+          <w:tcPr>
+            <w:tcW w:type="dxa" w:w="9026"/>
+            <w:tcBorders>
+              <w:top w:val="single" w:color="E0A0A0" w:sz="6"/>
+              <w:left w:val="single" w:color="E0A0A0" w:sz="6"/>
+              <w:bottom w:val="single" w:color="E0A0A0" w:sz="6"/>
+              <w:right w:val="single" w:color="E0A0A0" w:sz="6"/>
+            </w:tcBorders>
+            <w:shd w:fill="FBEAEA" w:val="clear"/>
+            <w:tcMar>
+              <w:top w:type="dxa" w:w="140"/>
+              <w:left w:type="dxa" w:w="180"/>
+              <w:bottom w:type="dxa" w:w="140"/>
+              <w:right w:type="dxa" w:w="180"/>
+            </w:tcMar>
+          </w:tcPr>
+          <w:p>
+            <w:pPr>
+              <w:spacing w:after="40"/>
+            </w:pPr>
+            <w:r>
+              <w:rPr>
+                <w:b/>
+                <w:bCs/>
+                <w:color w:val="B23030"/>
+                <w:sz w:val="22"/>
+                <w:szCs w:val="22"/>
+              </w:rPr>
+              <w:t xml:space="preserve">RGB will ganze Zahlen</w:t>
+            </w:r>
+          </w:p>
+          <w:p>
+            <w:pPr>
+              <w:spacing w:after="0" w:line="312" w:lineRule="auto"/>
+            </w:pPr>
+            <w:r>
+              <w:rPr>
+                <w:sz w:val="22"/>
+                <w:szCs w:val="22"/>
+              </w:rPr>
+              <w:t xml:space="preserve">Hier steht der Rückwärts-Schrägstrich, nicht der normale. Das ist kein Schönheitsfehler: RGB besteht auf ganzen Zahlen. Mit x * 255 / 640 kommt 43,7 heraus, und das Programm bricht ab mit „RGB erwartet INTEGER, erhalten FLOAT“. Bemerkenswert ist, WANN es abbricht — erst beim Laufen. Die Prüfung im Editor sagt vorher nichts, weil sich der Fehler nicht am Text erkennen lässt, sondern nur am Wert. Genau das ist mir beim Schreiben dieses Kapitels passiert.</w:t>
+            </w:r>
+          </w:p>
+        </w:tc>
+      </w:tr>
+    </w:tbl>
+    <w:p>
+      <w:pPr>
+        <w:spacing w:after="160"/>
+      </w:pPr>
+    </w:p>
+    <w:p>
+      <w:pPr>
+        <w:spacing w:before="60"/>
+      </w:pPr>
+    </w:p>
+    <w:tbl>
+      <w:tblPr>
+        <w:tblW w:type="dxa" w:w="9026"/>
+        <w:tblBorders>
+          <w:top w:val="single" w:color="auto" w:sz="4"/>
+          <w:left w:val="single" w:color="auto" w:sz="4"/>
+          <w:bottom w:val="single" w:color="auto" w:sz="4"/>
+          <w:right w:val="single" w:color="auto" w:sz="4"/>
+          <w:insideH w:val="single" w:color="auto" w:sz="4"/>
+          <w:insideV w:val="single" w:color="auto" w:sz="4"/>
+        </w:tblBorders>
+      </w:tblPr>
+      <w:tblGrid>
+        <w:gridCol w:w="9026"/>
+      </w:tblGrid>
+      <w:tr>
+        <w:trPr>
+          <w:cantSplit/>
+        </w:trPr>
+        <w:tc>
+          <w:tcPr>
+            <w:tcW w:type="dxa" w:w="9026"/>
+            <w:tcBorders>
+              <w:top w:val="single" w:color="9CC8E6" w:sz="6"/>
+              <w:left w:val="single" w:color="9CC8E6" w:sz="6"/>
+              <w:bottom w:val="single" w:color="9CC8E6" w:sz="6"/>
+              <w:right w:val="single" w:color="9CC8E6" w:sz="6"/>
+            </w:tcBorders>
+            <w:shd w:fill="E7F2FA" w:val="clear"/>
+            <w:tcMar>
+              <w:top w:type="dxa" w:w="140"/>
+              <w:left w:type="dxa" w:w="180"/>
+              <w:bottom w:type="dxa" w:w="140"/>
+              <w:right w:type="dxa" w:w="180"/>
+            </w:tcMar>
+          </w:tcPr>
+          <w:p>
+            <w:pPr>
+              <w:spacing w:after="40"/>
+            </w:pPr>
+            <w:r>
+              <w:rPr>
+                <w:b/>
+                <w:bCs/>
+                <w:color w:val="1B6CA8"/>
+                <w:sz w:val="22"/>
+                <w:szCs w:val="22"/>
+              </w:rPr>
+              <w:t xml:space="preserve">Der wichtigste Versuch dieses Kapitels</w:t>
+            </w:r>
+          </w:p>
+          <w:p>
+            <w:pPr>
+              <w:spacing w:after="0" w:line="312" w:lineRule="auto"/>
+            </w:pPr>
+            <w:r>
+              <w:rPr>
+                <w:sz w:val="22"/>
+                <w:szCs w:val="22"/>
+              </w:rPr>
+              <w:t xml:space="preserve">Ändere die 639 in eine 200 und starte neu. Ändere sie in 5. Dann schreib statt FOR x = 0 TO 639 einmal FOR x = 0 TO 639 STEP 20 — und du siehst auf einen Schlag, was die Schleife eigentlich tut, weil plötzlich Lücken zwischen den Strichen sind.</w:t>
+            </w:r>
+          </w:p>
+        </w:tc>
+      </w:tr>
+    </w:tbl>
+    <w:p>
+      <w:pPr>
+        <w:spacing w:after="160"/>
+      </w:pPr>
+    </w:p>
+    <w:p>
+      <w:pPr>
+        <w:pStyle w:val="Heading2"/>
+        <w:keepNext/>
+        <w:keepLines/>
+        <w:spacing w:after="120" w:before="280"/>
+      </w:pPr>
+      <w:r>
+        <w:t xml:space="preserve">Rückwärts zählen</w:t>
+      </w:r>
+    </w:p>
+    <w:p>
+      <w:pPr>
+        <w:spacing w:after="180" w:line="312" w:lineRule="auto"/>
+      </w:pPr>
+      <w:r>
+        <w:rPr>
+          <w:sz w:val="22"/>
+          <w:szCs w:val="22"/>
+        </w:rPr>
+        <w:t xml:space="preserve">Eine Schleife darf auch abwärts laufen. Dazu sagt man ihr mit </w:t>
+      </w:r>
+      <w:r>
+        <w:rPr>
+          <w:rFonts w:ascii="Consolas" w:cs="Consolas" w:eastAsia="Consolas" w:hAnsi="Consolas"/>
+          <w:color w:val="335577"/>
+          <w:sz w:val="21"/>
+          <w:szCs w:val="21"/>
+        </w:rPr>
+        <w:t xml:space="preserve">STEP</w:t>
+      </w:r>
+      <w:r>
+        <w:rPr>
+          <w:sz w:val="22"/>
+          <w:szCs w:val="22"/>
+        </w:rPr>
+        <w:t xml:space="preserve">, um wie viel sie weiterrücken soll — und eine negative Schrittweite zählt eben rückwärts:</w:t>
+      </w:r>
+    </w:p>
+    <w:p>
+      <w:pPr>
+        <w:keepLines/>
+        <w:pBdr>
+          <w:left w:val="single" w:color="1B6CA8" w:sz="18" w:space="6"/>
+        </w:pBdr>
+        <w:shd w:fill="F4F4F4" w:val="clear"/>
+        <w:spacing w:after="200" w:before="100" w:line="264" w:lineRule="auto"/>
+        <w:ind w:left="140"/>
+      </w:pPr>
+      <w:r>
+        <w:rPr>
+          <w:rFonts w:ascii="Consolas" w:cs="Consolas" w:eastAsia="Consolas" w:hAnsi="Consolas"/>
+          <w:sz w:val="19"/>
+          <w:szCs w:val="19"/>
+        </w:rPr>
+        <w:t xml:space="preserve">SCREEN(640, 400, "Tunnel")</w:t>
+      </w:r>
+      <w:r>
+        <w:rPr>
+          <w:rFonts w:ascii="Consolas" w:cs="Consolas" w:eastAsia="Consolas" w:hAnsi="Consolas"/>
+          <w:sz w:val="19"/>
+          <w:szCs w:val="19"/>
+        </w:rPr>
+        <w:br/>
+        <w:t xml:space="preserve">CLS(RGB(0, 0, 0))</w:t>
+      </w:r>
+      <w:r>
+        <w:rPr>
+          <w:rFonts w:ascii="Consolas" w:cs="Consolas" w:eastAsia="Consolas" w:hAnsi="Consolas"/>
+          <w:sz w:val="19"/>
+          <w:szCs w:val="19"/>
+        </w:rPr>
+        <w:br/>
+        <w:t xml:space="preserve"/>
+      </w:r>
+      <w:r>
+        <w:rPr>
+          <w:rFonts w:ascii="Consolas" w:cs="Consolas" w:eastAsia="Consolas" w:hAnsi="Consolas"/>
+          <w:sz w:val="19"/>
+          <w:szCs w:val="19"/>
+        </w:rPr>
+        <w:br/>
+        <w:t xml:space="preserve">DIM r AS INTEGER</w:t>
+      </w:r>
+      <w:r>
+        <w:rPr>
+          <w:rFonts w:ascii="Consolas" w:cs="Consolas" w:eastAsia="Consolas" w:hAnsi="Consolas"/>
+          <w:sz w:val="19"/>
+          <w:szCs w:val="19"/>
+        </w:rPr>
+        <w:br/>
+        <w:t xml:space="preserve">FOR r = 200 TO 4 STEP -6</w:t>
+      </w:r>
+      <w:r>
+        <w:rPr>
+          <w:rFonts w:ascii="Consolas" w:cs="Consolas" w:eastAsia="Consolas" w:hAnsi="Consolas"/>
+          <w:sz w:val="19"/>
+          <w:szCs w:val="19"/>
+        </w:rPr>
+        <w:br/>
+        <w:t xml:space="preserve">    CIRCLEOUTLINE(320, 200, r, RGB(255, 255 - r, 40))</w:t>
+      </w:r>
+      <w:r>
+        <w:rPr>
+          <w:rFonts w:ascii="Consolas" w:cs="Consolas" w:eastAsia="Consolas" w:hAnsi="Consolas"/>
+          <w:sz w:val="19"/>
+          <w:szCs w:val="19"/>
+        </w:rPr>
+        <w:br/>
+        <w:t xml:space="preserve">NEXT</w:t>
+      </w:r>
+      <w:r>
+        <w:rPr>
+          <w:rFonts w:ascii="Consolas" w:cs="Consolas" w:eastAsia="Consolas" w:hAnsi="Consolas"/>
+          <w:sz w:val="19"/>
+          <w:szCs w:val="19"/>
+        </w:rPr>
+        <w:br/>
+        <w:t xml:space="preserve"/>
+      </w:r>
+      <w:r>
+        <w:rPr>
+          <w:rFonts w:ascii="Consolas" w:cs="Consolas" w:eastAsia="Consolas" w:hAnsi="Consolas"/>
+          <w:sz w:val="19"/>
+          <w:szCs w:val="19"/>
+        </w:rPr>
+        <w:br/>
+        <w:t xml:space="preserve">FLIP()</w:t>
+      </w:r>
+      <w:r>
+        <w:rPr>
+          <w:rFonts w:ascii="Consolas" w:cs="Consolas" w:eastAsia="Consolas" w:hAnsi="Consolas"/>
+          <w:sz w:val="19"/>
+          <w:szCs w:val="19"/>
+        </w:rPr>
+        <w:br/>
+        <w:t xml:space="preserve">SLEEP(3000)</w:t>
+      </w:r>
+    </w:p>
+    <w:p>
+      <w:pPr>
+        <w:keepNext/>
+        <w:spacing w:after="40" w:before="160"/>
+        <w:jc w:val="center"/>
+      </w:pPr>
+      <w:r>
+        <w:drawing>
+          <wp:inline distT="0" distB="0" distL="0" distR="0">
+            <wp:extent cx="4191000" cy="2619375"/>
+            <wp:effectExtent t="0" r="0" b="0" l="0"/>
+            <wp:docPr id="1" name="kap03_2_tunnel.png" descr="33 Ringe. Man kann sie zählen — und genau so oft ist die Schleife gelaufen." title="33 Ringe. Man kann sie zählen — und genau so oft ist die Schleife gelaufen."/>
+            <wp:cNvGraphicFramePr>
+              <a:graphicFrameLocks xmlns:a="http://schemas.openxmlformats.org/drawingml/2006/main" noChangeAspect="1"/>
+            </wp:cNvGraphicFramePr>
+            <a:graphic xmlns:a="http://schemas.openxmlformats.org/drawingml/2006/main">
+              <a:graphicData uri="http://schemas.openxmlformats.org/drawingml/2006/picture">
+                <pic:pic xmlns:pic="http://schemas.openxmlformats.org/drawingml/2006/picture">
+                  <pic:nvPicPr>
+                    <pic:cNvPr id="0" name="" descr=""/>
+                    <pic:cNvPicPr>
+                      <a:picLocks noChangeAspect="1" noChangeArrowheads="1"/>
+                    </pic:cNvPicPr>
+                  </pic:nvPicPr>
+                  <pic:blipFill>
+                    <a:blip r:embed="rId17" cstate="none"/>
+                    <a:srcRect/>
+                    <a:stretch>
+                      <a:fillRect/>
+                    </a:stretch>
+                  </pic:blipFill>
+                  <pic:spPr bwMode="auto">
+                    <a:xfrm>
+                      <a:off x="0" y="0"/>
+                      <a:ext cx="4191000" cy="2619375"/>
+                    </a:xfrm>
+                    <a:prstGeom prst="rect">
+                      <a:avLst/>
+                    </a:prstGeom>
+                  </pic:spPr>
+                </pic:pic>
+              </a:graphicData>
+            </a:graphic>
+          </wp:inline>
+        </w:drawing>
+      </w:r>
+    </w:p>
+    <w:p>
+      <w:pPr>
+        <w:spacing w:after="200"/>
+        <w:jc w:val="center"/>
+      </w:pPr>
+      <w:r>
+        <w:rPr>
+          <w:i/>
+          <w:iCs/>
+          <w:color w:val="6A6A6A"/>
+          <w:sz w:val="18"/>
+          <w:szCs w:val="18"/>
+        </w:rPr>
+        <w:t xml:space="preserve">33 Ringe. Man kann sie zählen — und genau so oft ist die Schleife gelaufen.</w:t>
+      </w:r>
+    </w:p>
+    <w:p>
+      <w:pPr>
+        <w:spacing w:after="180" w:line="312" w:lineRule="auto"/>
+      </w:pPr>
+      <w:r>
+        <w:rPr>
+          <w:rFonts w:ascii="Consolas" w:cs="Consolas" w:eastAsia="Consolas" w:hAnsi="Consolas"/>
+          <w:color w:val="335577"/>
+          <w:sz w:val="21"/>
+          <w:szCs w:val="21"/>
+        </w:rPr>
+        <w:t xml:space="preserve">FOR r = 200 TO 4 STEP -6</w:t>
+      </w:r>
+      <w:r>
+        <w:rPr>
+          <w:sz w:val="22"/>
+          <w:szCs w:val="22"/>
+        </w:rPr>
+        <w:t xml:space="preserve"> beginnt bei 200 und zieht bei jedem Durchgang 6 ab: 200, 194, 188 und so fort, bis der Wert unter 4 fiele. Das sind 33 Durchgänge, und du kannst sie im Bild nachzählen.</w:t>
+      </w:r>
+    </w:p>
+    <w:p>
+      <w:pPr>
+        <w:spacing w:after="180" w:line="312" w:lineRule="auto"/>
+      </w:pPr>
+      <w:r>
+        <w:rPr>
+          <w:rFonts w:ascii="Consolas" w:cs="Consolas" w:eastAsia="Consolas" w:hAnsi="Consolas"/>
+          <w:color w:val="335577"/>
+          <w:sz w:val="21"/>
+          <w:szCs w:val="21"/>
+        </w:rPr>
+        <w:t xml:space="preserve">CIRCLEOUTLINE</w:t>
+      </w:r>
+      <w:r>
+        <w:rPr>
+          <w:sz w:val="22"/>
+          <w:szCs w:val="22"/>
+        </w:rPr>
+        <w:t xml:space="preserve"> malt nur den Rand eines Kreises statt der gefüllten Scheibe. Nimm hier versehentlich </w:t>
+      </w:r>
+      <w:r>
+        <w:rPr>
+          <w:rFonts w:ascii="Consolas" w:cs="Consolas" w:eastAsia="Consolas" w:hAnsi="Consolas"/>
+          <w:color w:val="335577"/>
+          <w:sz w:val="21"/>
+          <w:szCs w:val="21"/>
+        </w:rPr>
+        <w:t xml:space="preserve">CIRCLE</w:t>
+      </w:r>
+      <w:r>
+        <w:rPr>
+          <w:sz w:val="22"/>
+          <w:szCs w:val="22"/>
+        </w:rPr>
+        <w:t xml:space="preserve">, und du bekommst keinen Tunnel, sondern einen weichen Farbklecks: Jede gefüllte Scheibe übermalt die vorige fast vollständig, sichtbar bleibt nur ein schmaler Ring. Auch das sieht hübsch aus — aber man sieht dem Bild dann nicht mehr an, dass es aus vielen Kreisen besteht.</w:t>
+      </w:r>
+    </w:p>
+    <w:p>
+      <w:pPr>
+        <w:spacing w:after="180" w:line="312" w:lineRule="auto"/>
+      </w:pPr>
+      <w:r>
+        <w:rPr>
+          <w:sz w:val="22"/>
+          <w:szCs w:val="22"/>
+        </w:rPr>
+        <w:t xml:space="preserve">Die Farbe hängt wieder am Zähler. Der Rotanteil steht fest auf 255, der Grünanteil ist </w:t>
+      </w:r>
+      <w:r>
+        <w:rPr>
+          <w:rFonts w:ascii="Consolas" w:cs="Consolas" w:eastAsia="Consolas" w:hAnsi="Consolas"/>
+          <w:color w:val="335577"/>
+          <w:sz w:val="21"/>
+          <w:szCs w:val="21"/>
+        </w:rPr>
+        <w:t xml:space="preserve">255 - r</w:t>
+      </w:r>
+      <w:r>
+        <w:rPr>
+          <w:sz w:val="22"/>
+          <w:szCs w:val="22"/>
+        </w:rPr>
+        <w:t xml:space="preserve">: außen, bei großem r, bleibt wenig Grün übrig — das ergibt Rot. Innen, bei kleinem r, kommt viel Grün dazu, und Rot mit viel Grün ergibt Gelb. Der Tunnel glüht also nach innen.</w:t>
+      </w:r>
+    </w:p>
+    <w:p>
+      <w:pPr>
+        <w:spacing w:before="60"/>
+      </w:pPr>
+    </w:p>
+    <w:tbl>
+      <w:tblPr>
+        <w:tblW w:type="dxa" w:w="9026"/>
+        <w:tblBorders>
+          <w:top w:val="single" w:color="auto" w:sz="4"/>
+          <w:left w:val="single" w:color="auto" w:sz="4"/>
+          <w:bottom w:val="single" w:color="auto" w:sz="4"/>
+          <w:right w:val="single" w:color="auto" w:sz="4"/>
+          <w:insideH w:val="single" w:color="auto" w:sz="4"/>
+          <w:insideV w:val="single" w:color="auto" w:sz="4"/>
+        </w:tblBorders>
+      </w:tblPr>
+      <w:tblGrid>
+        <w:gridCol w:w="9026"/>
+      </w:tblGrid>
+      <w:tr>
+        <w:trPr>
+          <w:cantSplit/>
+        </w:trPr>
+        <w:tc>
+          <w:tcPr>
+            <w:tcW w:type="dxa" w:w="9026"/>
+            <w:tcBorders>
+              <w:top w:val="single" w:color="E0B96A" w:sz="6"/>
+              <w:left w:val="single" w:color="E0B96A" w:sz="6"/>
+              <w:bottom w:val="single" w:color="E0B96A" w:sz="6"/>
+              <w:right w:val="single" w:color="E0B96A" w:sz="6"/>
+            </w:tcBorders>
+            <w:shd w:fill="FDF3E0" w:val="clear"/>
+            <w:tcMar>
+              <w:top w:type="dxa" w:w="140"/>
+              <w:left w:type="dxa" w:w="180"/>
+              <w:bottom w:type="dxa" w:w="140"/>
+              <w:right w:type="dxa" w:w="180"/>
+            </w:tcMar>
+          </w:tcPr>
+          <w:p>
+            <w:pPr>
+              <w:spacing w:after="40"/>
+            </w:pPr>
+            <w:r>
+              <w:rPr>
+                <w:b/>
+                <w:bCs/>
+                <w:color w:val="8A5E15"/>
+                <w:sz w:val="22"/>
+                <w:szCs w:val="22"/>
+              </w:rPr>
+              <w:t xml:space="preserve">Merke</w:t>
+            </w:r>
+          </w:p>
+          <w:p>
+            <w:pPr>
+              <w:spacing w:after="0" w:line="312" w:lineRule="auto"/>
+            </w:pPr>
+            <w:r>
+              <w:rPr>
+                <w:sz w:val="22"/>
+                <w:szCs w:val="22"/>
+              </w:rPr>
+              <w:t xml:space="preserve">Warum steht die Reihenfolge groß nach klein und nicht umgekehrt? Weil später Gemaltes über früher Gemaltem liegt. Bei CIRCLEOUTLINE ist das gleichgültig, bei gefüllten Formen entscheidet es darüber, was man am Ende sieht. Merke: Der Bildschirm ist eine Leinwand, kein Stapel Folien.</w:t>
+            </w:r>
+          </w:p>
+        </w:tc>
+      </w:tr>
+    </w:tbl>
+    <w:p>
+      <w:pPr>
+        <w:spacing w:after="160"/>
+      </w:pPr>
+    </w:p>
+    <w:p>
+      <w:pPr>
+        <w:pStyle w:val="Heading2"/>
+        <w:keepNext/>
+        <w:keepLines/>
+        <w:spacing w:after="120" w:before="280"/>
+      </w:pPr>
+      <w:r>
+        <w:t xml:space="preserve">Eine Spirale — und ein Ausflug in die Trigonometrie</w:t>
+      </w:r>
+    </w:p>
+    <w:p>
+      <w:pPr>
+        <w:spacing w:after="180" w:line="312" w:lineRule="auto"/>
+      </w:pPr>
+      <w:r>
+        <w:rPr>
+          <w:sz w:val="22"/>
+          <w:szCs w:val="22"/>
+        </w:rPr>
+        <w:t xml:space="preserve">Der nächste Schnipsel sieht aus wie Zauberei und ist zehn Zeilen lang. Er ist der erste Punkt in diesem Buch, an dem du etwas benutzt, das du noch nicht ganz durchschaust — und das ist völlig in Ordnung. Tipp ihn ab, sieh ihn dir an, und lies die Erklärung danach in Ruhe.</w:t>
+      </w:r>
+    </w:p>
+    <w:p>
+      <w:pPr>
+        <w:keepLines/>
+        <w:pBdr>
+          <w:left w:val="single" w:color="1B6CA8" w:sz="18" w:space="6"/>
+        </w:pBdr>
+        <w:shd w:fill="F4F4F4" w:val="clear"/>
+        <w:spacing w:after="200" w:before="100" w:line="264" w:lineRule="auto"/>
+        <w:ind w:left="140"/>
+      </w:pPr>
+      <w:r>
+        <w:rPr>
+          <w:rFonts w:ascii="Consolas" w:cs="Consolas" w:eastAsia="Consolas" w:hAnsi="Consolas"/>
+          <w:sz w:val="19"/>
+          <w:szCs w:val="19"/>
+        </w:rPr>
+        <w:t xml:space="preserve">SCREEN(640, 400, "Spirale")</w:t>
+      </w:r>
+      <w:r>
+        <w:rPr>
+          <w:rFonts w:ascii="Consolas" w:cs="Consolas" w:eastAsia="Consolas" w:hAnsi="Consolas"/>
+          <w:sz w:val="19"/>
+          <w:szCs w:val="19"/>
+        </w:rPr>
+        <w:br/>
+        <w:t xml:space="preserve">CLS(RGB(10, 10, 20))</w:t>
+      </w:r>
+      <w:r>
+        <w:rPr>
+          <w:rFonts w:ascii="Consolas" w:cs="Consolas" w:eastAsia="Consolas" w:hAnsi="Consolas"/>
+          <w:sz w:val="19"/>
+          <w:szCs w:val="19"/>
+        </w:rPr>
+        <w:br/>
+        <w:t xml:space="preserve"/>
+      </w:r>
+      <w:r>
+        <w:rPr>
+          <w:rFonts w:ascii="Consolas" w:cs="Consolas" w:eastAsia="Consolas" w:hAnsi="Consolas"/>
+          <w:sz w:val="19"/>
+          <w:szCs w:val="19"/>
+        </w:rPr>
+        <w:br/>
+        <w:t xml:space="preserve">DIM i AS INTEGER</w:t>
+      </w:r>
+      <w:r>
+        <w:rPr>
+          <w:rFonts w:ascii="Consolas" w:cs="Consolas" w:eastAsia="Consolas" w:hAnsi="Consolas"/>
+          <w:sz w:val="19"/>
+          <w:szCs w:val="19"/>
+        </w:rPr>
+        <w:br/>
+        <w:t xml:space="preserve">DIM winkel AS FLOAT</w:t>
+      </w:r>
+      <w:r>
+        <w:rPr>
+          <w:rFonts w:ascii="Consolas" w:cs="Consolas" w:eastAsia="Consolas" w:hAnsi="Consolas"/>
+          <w:sz w:val="19"/>
+          <w:szCs w:val="19"/>
+        </w:rPr>
+        <w:br/>
+        <w:t xml:space="preserve">DIM weite AS FLOAT</w:t>
+      </w:r>
+      <w:r>
+        <w:rPr>
+          <w:rFonts w:ascii="Consolas" w:cs="Consolas" w:eastAsia="Consolas" w:hAnsi="Consolas"/>
+          <w:sz w:val="19"/>
+          <w:szCs w:val="19"/>
+        </w:rPr>
+        <w:br/>
+        <w:t xml:space="preserve"/>
+      </w:r>
+      <w:r>
+        <w:rPr>
+          <w:rFonts w:ascii="Consolas" w:cs="Consolas" w:eastAsia="Consolas" w:hAnsi="Consolas"/>
+          <w:sz w:val="19"/>
+          <w:szCs w:val="19"/>
+        </w:rPr>
+        <w:br/>
+        <w:t xml:space="preserve">FOR i = 0 TO 720</w:t>
+      </w:r>
+      <w:r>
+        <w:rPr>
+          <w:rFonts w:ascii="Consolas" w:cs="Consolas" w:eastAsia="Consolas" w:hAnsi="Consolas"/>
+          <w:sz w:val="19"/>
+          <w:szCs w:val="19"/>
+        </w:rPr>
+        <w:br/>
+        <w:t xml:space="preserve">    winkel = RAD(i)</w:t>
+      </w:r>
+      <w:r>
+        <w:rPr>
+          <w:rFonts w:ascii="Consolas" w:cs="Consolas" w:eastAsia="Consolas" w:hAnsi="Consolas"/>
+          <w:sz w:val="19"/>
+          <w:szCs w:val="19"/>
+        </w:rPr>
+        <w:br/>
+        <w:t xml:space="preserve">    weite = i / 4</w:t>
+      </w:r>
+      <w:r>
+        <w:rPr>
+          <w:rFonts w:ascii="Consolas" w:cs="Consolas" w:eastAsia="Consolas" w:hAnsi="Consolas"/>
+          <w:sz w:val="19"/>
+          <w:szCs w:val="19"/>
+        </w:rPr>
+        <w:br/>
+        <w:t xml:space="preserve">    CIRCLE(320 + COS(winkel) * weite, 200 + SIN(winkel) * weite, 3, RGB(255, i \ 3, 60))</w:t>
+      </w:r>
+      <w:r>
+        <w:rPr>
+          <w:rFonts w:ascii="Consolas" w:cs="Consolas" w:eastAsia="Consolas" w:hAnsi="Consolas"/>
+          <w:sz w:val="19"/>
+          <w:szCs w:val="19"/>
+        </w:rPr>
+        <w:br/>
+        <w:t xml:space="preserve">NEXT</w:t>
+      </w:r>
+      <w:r>
+        <w:rPr>
+          <w:rFonts w:ascii="Consolas" w:cs="Consolas" w:eastAsia="Consolas" w:hAnsi="Consolas"/>
+          <w:sz w:val="19"/>
+          <w:szCs w:val="19"/>
+        </w:rPr>
+        <w:br/>
+        <w:t xml:space="preserve"/>
+      </w:r>
+      <w:r>
+        <w:rPr>
+          <w:rFonts w:ascii="Consolas" w:cs="Consolas" w:eastAsia="Consolas" w:hAnsi="Consolas"/>
+          <w:sz w:val="19"/>
+          <w:szCs w:val="19"/>
+        </w:rPr>
+        <w:br/>
+        <w:t xml:space="preserve">FLIP()</w:t>
+      </w:r>
+      <w:r>
+        <w:rPr>
+          <w:rFonts w:ascii="Consolas" w:cs="Consolas" w:eastAsia="Consolas" w:hAnsi="Consolas"/>
+          <w:sz w:val="19"/>
+          <w:szCs w:val="19"/>
+        </w:rPr>
+        <w:br/>
+        <w:t xml:space="preserve">SLEEP(4000)</w:t>
+      </w:r>
+    </w:p>
+    <w:p>
+      <w:pPr>
+        <w:keepNext/>
+        <w:spacing w:after="40" w:before="160"/>
+        <w:jc w:val="center"/>
+      </w:pPr>
+      <w:r>
+        <w:drawing>
+          <wp:inline distT="0" distB="0" distL="0" distR="0">
+            <wp:extent cx="4191000" cy="2619375"/>
+            <wp:effectExtent t="0" r="0" b="0" l="0"/>
+            <wp:docPr id="1" name="kap03_3_spirale.png" descr="Zwei Umdrehungen, 721 kleine Kreise — und keine einzige Koordinate von Hand ausgerechnet." title="Zwei Umdrehungen, 721 kleine Kreise — und keine einzige Koordinate von Hand ausgerechnet."/>
+            <wp:cNvGraphicFramePr>
+              <a:graphicFrameLocks xmlns:a="http://schemas.openxmlformats.org/drawingml/2006/main" noChangeAspect="1"/>
+            </wp:cNvGraphicFramePr>
+            <a:graphic xmlns:a="http://schemas.openxmlformats.org/drawingml/2006/main">
+              <a:graphicData uri="http://schemas.openxmlformats.org/drawingml/2006/picture">
+                <pic:pic xmlns:pic="http://schemas.openxmlformats.org/drawingml/2006/picture">
+                  <pic:nvPicPr>
+                    <pic:cNvPr id="0" name="" descr=""/>
+                    <pic:cNvPicPr>
+                      <a:picLocks noChangeAspect="1" noChangeArrowheads="1"/>
+                    </pic:cNvPicPr>
+                  </pic:nvPicPr>
+                  <pic:blipFill>
+                    <a:blip r:embed="rId18" cstate="none"/>
+                    <a:srcRect/>
+                    <a:stretch>
+                      <a:fillRect/>
+                    </a:stretch>
+                  </pic:blipFill>
+                  <pic:spPr bwMode="auto">
+                    <a:xfrm>
+                      <a:off x="0" y="0"/>
+                      <a:ext cx="4191000" cy="2619375"/>
+                    </a:xfrm>
+                    <a:prstGeom prst="rect">
+                      <a:avLst/>
+                    </a:prstGeom>
+                  </pic:spPr>
+                </pic:pic>
+              </a:graphicData>
+            </a:graphic>
+          </wp:inline>
+        </w:drawing>
+      </w:r>
+    </w:p>
+    <w:p>
+      <w:pPr>
+        <w:spacing w:after="200"/>
+        <w:jc w:val="center"/>
+      </w:pPr>
+      <w:r>
+        <w:rPr>
+          <w:i/>
+          <w:iCs/>
+          <w:color w:val="6A6A6A"/>
+          <w:sz w:val="18"/>
+          <w:szCs w:val="18"/>
+        </w:rPr>
+        <w:t xml:space="preserve">Zwei Umdrehungen, 721 kleine Kreise — und keine einzige Koordinate von Hand ausgerechnet.</w:t>
+      </w:r>
+    </w:p>
+    <w:p>
+      <w:pPr>
+        <w:spacing w:after="180" w:line="312" w:lineRule="auto"/>
+      </w:pPr>
+      <w:r>
+        <w:rPr>
+          <w:sz w:val="22"/>
+          <w:szCs w:val="22"/>
+        </w:rPr>
+        <w:t xml:space="preserve">Stell dir eine Uhr vor. Der Zeiger steht auf zwölf und dreht sich langsam. Zwei Zahlen beschreiben, wo seine Spitze gerade ist: wie weit sie rechts von der Mitte liegt und wie weit über oder unter ihr. Genau diese beiden Zahlen liefern COS und SIN.</w:t>
+      </w:r>
+    </w:p>
+    <w:p>
+      <w:pPr>
+        <w:pStyle w:val="ListParagraph"/>
+        <w:numPr>
+          <w:ilvl w:val="0"/>
+          <w:numId w:val="2"/>
+        </w:numPr>
+        <w:spacing w:after="100" w:line="312" w:lineRule="auto"/>
+      </w:pPr>
+      <w:r>
+        <w:rPr>
+          <w:b/>
+          <w:bCs/>
+          <w:sz w:val="22"/>
+          <w:szCs w:val="22"/>
+        </w:rPr>
+        <w:t xml:space="preserve">COS(winkel) </w:t>
+      </w:r>
+      <w:r>
+        <w:rPr>
+          <w:sz w:val="22"/>
+          <w:szCs w:val="22"/>
+        </w:rPr>
+        <w:t xml:space="preserve">sagt, wie weit rechts — eine Zahl zwischen -1 und 1.</w:t>
+      </w:r>
+    </w:p>
+    <w:p>
+      <w:pPr>
+        <w:pStyle w:val="ListParagraph"/>
+        <w:numPr>
+          <w:ilvl w:val="0"/>
+          <w:numId w:val="2"/>
+        </w:numPr>
+        <w:spacing w:after="100" w:line="312" w:lineRule="auto"/>
+      </w:pPr>
+      <w:r>
+        <w:rPr>
+          <w:b/>
+          <w:bCs/>
+          <w:sz w:val="22"/>
+          <w:szCs w:val="22"/>
+        </w:rPr>
+        <w:t xml:space="preserve">SIN(winkel) </w:t>
+      </w:r>
+      <w:r>
+        <w:rPr>
+          <w:sz w:val="22"/>
+          <w:szCs w:val="22"/>
+        </w:rPr>
+        <w:t xml:space="preserve">sagt, wie weit unten — ebenfalls zwischen -1 und 1.</w:t>
+      </w:r>
+    </w:p>
+    <w:p>
+      <w:pPr>
+        <w:spacing w:after="180" w:line="312" w:lineRule="auto"/>
+      </w:pPr>
+      <w:r>
+        <w:rPr>
+          <w:sz w:val="22"/>
+          <w:szCs w:val="22"/>
+        </w:rPr>
+        <w:t xml:space="preserve">Beide arbeiten mit einem Winkel, den sie in einem eigenen Maß erwarten, nicht in Grad. </w:t>
+      </w:r>
+      <w:r>
+        <w:rPr>
+          <w:rFonts w:ascii="Consolas" w:cs="Consolas" w:eastAsia="Consolas" w:hAnsi="Consolas"/>
+          <w:color w:val="335577"/>
+          <w:sz w:val="21"/>
+          <w:szCs w:val="21"/>
+        </w:rPr>
+        <w:t xml:space="preserve">RAD(i)</w:t>
+      </w:r>
+      <w:r>
+        <w:rPr>
+          <w:sz w:val="22"/>
+          <w:szCs w:val="22"/>
+        </w:rPr>
+        <w:t xml:space="preserve"> rechnet Grad in dieses Maß um; mehr musst du darüber vorerst nicht wissen. </w:t>
+      </w:r>
+      <w:r>
+        <w:rPr>
+          <w:rFonts w:ascii="Consolas" w:cs="Consolas" w:eastAsia="Consolas" w:hAnsi="Consolas"/>
+          <w:color w:val="335577"/>
+          <w:sz w:val="21"/>
+          <w:szCs w:val="21"/>
+        </w:rPr>
+        <w:t xml:space="preserve">i</w:t>
+      </w:r>
+      <w:r>
+        <w:rPr>
+          <w:sz w:val="22"/>
+          <w:szCs w:val="22"/>
+        </w:rPr>
+        <w:t xml:space="preserve"> läuft von 0 bis 720, also zweimal rundherum.</w:t>
+      </w:r>
+    </w:p>
+    <w:p>
+      <w:pPr>
+        <w:spacing w:after="180" w:line="312" w:lineRule="auto"/>
+      </w:pPr>
+      <w:r>
+        <w:rPr>
+          <w:rFonts w:ascii="Consolas" w:cs="Consolas" w:eastAsia="Consolas" w:hAnsi="Consolas"/>
+          <w:color w:val="335577"/>
+          <w:sz w:val="21"/>
+          <w:szCs w:val="21"/>
+        </w:rPr>
+        <w:t xml:space="preserve">320 + COS(winkel) * weite</w:t>
+      </w:r>
+      <w:r>
+        <w:rPr>
+          <w:sz w:val="22"/>
+          <w:szCs w:val="22"/>
+        </w:rPr>
+        <w:t xml:space="preserve"> heißt demnach: geh in die Mitte des Fensters und von dort so weit nach rechts, wie der Zeiger gerade zeigt — mal die Länge des Zeigers. Und </w:t>
+      </w:r>
+      <w:r>
+        <w:rPr>
+          <w:rFonts w:ascii="Consolas" w:cs="Consolas" w:eastAsia="Consolas" w:hAnsi="Consolas"/>
+          <w:color w:val="335577"/>
+          <w:sz w:val="21"/>
+          <w:szCs w:val="21"/>
+        </w:rPr>
+        <w:t xml:space="preserve">weite = i / 4</w:t>
+      </w:r>
+      <w:r>
+        <w:rPr>
+          <w:sz w:val="22"/>
+          <w:szCs w:val="22"/>
+        </w:rPr>
+        <w:t xml:space="preserve"> macht den Zeiger bei jedem Schritt ein winziges Stück länger. Ein Zeiger, der sich dreht und dabei wächst, malt eine Spirale.</w:t>
+      </w:r>
+    </w:p>
+    <w:p>
+      <w:pPr>
+        <w:spacing w:before="60"/>
+      </w:pPr>
+    </w:p>
+    <w:tbl>
+      <w:tblPr>
+        <w:tblW w:type="dxa" w:w="9026"/>
+        <w:tblBorders>
+          <w:top w:val="single" w:color="auto" w:sz="4"/>
+          <w:left w:val="single" w:color="auto" w:sz="4"/>
+          <w:bottom w:val="single" w:color="auto" w:sz="4"/>
+          <w:right w:val="single" w:color="auto" w:sz="4"/>
+          <w:insideH w:val="single" w:color="auto" w:sz="4"/>
+          <w:insideV w:val="single" w:color="auto" w:sz="4"/>
+        </w:tblBorders>
+      </w:tblPr>
+      <w:tblGrid>
+        <w:gridCol w:w="9026"/>
+      </w:tblGrid>
+      <w:tr>
+        <w:trPr>
+          <w:cantSplit/>
+        </w:trPr>
+        <w:tc>
+          <w:tcPr>
+            <w:tcW w:type="dxa" w:w="9026"/>
+            <w:tcBorders>
+              <w:top w:val="single" w:color="9CC8E6" w:sz="6"/>
+              <w:left w:val="single" w:color="9CC8E6" w:sz="6"/>
+              <w:bottom w:val="single" w:color="9CC8E6" w:sz="6"/>
+              <w:right w:val="single" w:color="9CC8E6" w:sz="6"/>
+            </w:tcBorders>
+            <w:shd w:fill="E7F2FA" w:val="clear"/>
+            <w:tcMar>
+              <w:top w:type="dxa" w:w="140"/>
+              <w:left w:type="dxa" w:w="180"/>
+              <w:bottom w:type="dxa" w:w="140"/>
+              <w:right w:type="dxa" w:w="180"/>
+            </w:tcMar>
+          </w:tcPr>
+          <w:p>
+            <w:pPr>
+              <w:spacing w:after="40"/>
+            </w:pPr>
+            <w:r>
+              <w:rPr>
+                <w:b/>
+                <w:bCs/>
+                <w:color w:val="1B6CA8"/>
+                <w:sz w:val="22"/>
+                <w:szCs w:val="22"/>
+              </w:rPr>
+              <w:t xml:space="preserve">Drei Zahlen zum Drehen</w:t>
+            </w:r>
+          </w:p>
+          <w:p>
+            <w:pPr>
+              <w:spacing w:after="0" w:line="312" w:lineRule="auto"/>
+            </w:pPr>
+            <w:r>
+              <w:rPr>
+                <w:sz w:val="22"/>
+                <w:szCs w:val="22"/>
+              </w:rPr>
+              <w:t xml:space="preserve">Ändere die 720 in 2160 — drei Umdrehungen. Ändere weite = i / 4 in i / 12, und die Spirale wird eng. Schreib statt der 3 im CIRCLE eine 8, und aus der dünnen Linie wird ein dickes Band. Jede dieser Änderungen ist ein Zeichen und ändert das ganze Bild.</w:t>
+            </w:r>
+          </w:p>
+        </w:tc>
+      </w:tr>
+    </w:tbl>
+    <w:p>
+      <w:pPr>
+        <w:spacing w:after="160"/>
+      </w:pPr>
+    </w:p>
+    <w:p>
+      <w:pPr>
+        <w:pStyle w:val="Heading2"/>
+        <w:keepNext/>
+        <w:keepLines/>
+        <w:spacing w:after="120" w:before="280"/>
+      </w:pPr>
+      <w:r>
+        <w:t xml:space="preserve">Eine Schleife in einer Schleife</w:t>
+      </w:r>
+    </w:p>
+    <w:p>
+      <w:pPr>
+        <w:spacing w:after="180" w:line="312" w:lineRule="auto"/>
+      </w:pPr>
+      <w:r>
+        <w:rPr>
+          <w:sz w:val="22"/>
+          <w:szCs w:val="22"/>
+        </w:rPr>
+        <w:t xml:space="preserve">Eine Schleife malt eine Reihe. Zwei ineinander malen ein Feld:</w:t>
+      </w:r>
+    </w:p>
+    <w:p>
+      <w:pPr>
+        <w:keepLines/>
+        <w:pBdr>
+          <w:left w:val="single" w:color="1B6CA8" w:sz="18" w:space="6"/>
+        </w:pBdr>
+        <w:shd w:fill="F4F4F4" w:val="clear"/>
+        <w:spacing w:after="200" w:before="100" w:line="264" w:lineRule="auto"/>
+        <w:ind w:left="140"/>
+      </w:pPr>
+      <w:r>
+        <w:rPr>
+          <w:rFonts w:ascii="Consolas" w:cs="Consolas" w:eastAsia="Consolas" w:hAnsi="Consolas"/>
+          <w:sz w:val="19"/>
+          <w:szCs w:val="19"/>
+        </w:rPr>
+        <w:t xml:space="preserve">SCREEN(640, 400, "Gitter")</w:t>
+      </w:r>
+      <w:r>
+        <w:rPr>
+          <w:rFonts w:ascii="Consolas" w:cs="Consolas" w:eastAsia="Consolas" w:hAnsi="Consolas"/>
+          <w:sz w:val="19"/>
+          <w:szCs w:val="19"/>
+        </w:rPr>
+        <w:br/>
+        <w:t xml:space="preserve">CLS(RGB(20, 20, 30))</w:t>
+      </w:r>
+      <w:r>
+        <w:rPr>
+          <w:rFonts w:ascii="Consolas" w:cs="Consolas" w:eastAsia="Consolas" w:hAnsi="Consolas"/>
+          <w:sz w:val="19"/>
+          <w:szCs w:val="19"/>
+        </w:rPr>
+        <w:br/>
+        <w:t xml:space="preserve"/>
+      </w:r>
+      <w:r>
+        <w:rPr>
+          <w:rFonts w:ascii="Consolas" w:cs="Consolas" w:eastAsia="Consolas" w:hAnsi="Consolas"/>
+          <w:sz w:val="19"/>
+          <w:szCs w:val="19"/>
+        </w:rPr>
+        <w:br/>
+        <w:t xml:space="preserve">DIM x AS INTEGER</w:t>
+      </w:r>
+      <w:r>
+        <w:rPr>
+          <w:rFonts w:ascii="Consolas" w:cs="Consolas" w:eastAsia="Consolas" w:hAnsi="Consolas"/>
+          <w:sz w:val="19"/>
+          <w:szCs w:val="19"/>
+        </w:rPr>
+        <w:br/>
+        <w:t xml:space="preserve">DIM y AS INTEGER</w:t>
+      </w:r>
+      <w:r>
+        <w:rPr>
+          <w:rFonts w:ascii="Consolas" w:cs="Consolas" w:eastAsia="Consolas" w:hAnsi="Consolas"/>
+          <w:sz w:val="19"/>
+          <w:szCs w:val="19"/>
+        </w:rPr>
+        <w:br/>
+        <w:t xml:space="preserve"/>
+      </w:r>
+      <w:r>
+        <w:rPr>
+          <w:rFonts w:ascii="Consolas" w:cs="Consolas" w:eastAsia="Consolas" w:hAnsi="Consolas"/>
+          <w:sz w:val="19"/>
+          <w:szCs w:val="19"/>
+        </w:rPr>
+        <w:br/>
+        <w:t xml:space="preserve">FOR y = 0 TO 7</w:t>
+      </w:r>
+      <w:r>
+        <w:rPr>
+          <w:rFonts w:ascii="Consolas" w:cs="Consolas" w:eastAsia="Consolas" w:hAnsi="Consolas"/>
+          <w:sz w:val="19"/>
+          <w:szCs w:val="19"/>
+        </w:rPr>
+        <w:br/>
+        <w:t xml:space="preserve">    FOR x = 0 TO 9</w:t>
+      </w:r>
+      <w:r>
+        <w:rPr>
+          <w:rFonts w:ascii="Consolas" w:cs="Consolas" w:eastAsia="Consolas" w:hAnsi="Consolas"/>
+          <w:sz w:val="19"/>
+          <w:szCs w:val="19"/>
+        </w:rPr>
+        <w:br/>
+        <w:t xml:space="preserve">        CIRCLE(40 + x * 62, 30 + y * 48, 22, RGB(x * 25, y * 32, 200))</w:t>
+      </w:r>
+      <w:r>
+        <w:rPr>
+          <w:rFonts w:ascii="Consolas" w:cs="Consolas" w:eastAsia="Consolas" w:hAnsi="Consolas"/>
+          <w:sz w:val="19"/>
+          <w:szCs w:val="19"/>
+        </w:rPr>
+        <w:br/>
+        <w:t xml:space="preserve">    NEXT</w:t>
+      </w:r>
+      <w:r>
+        <w:rPr>
+          <w:rFonts w:ascii="Consolas" w:cs="Consolas" w:eastAsia="Consolas" w:hAnsi="Consolas"/>
+          <w:sz w:val="19"/>
+          <w:szCs w:val="19"/>
+        </w:rPr>
+        <w:br/>
+        <w:t xml:space="preserve">NEXT</w:t>
+      </w:r>
+      <w:r>
+        <w:rPr>
+          <w:rFonts w:ascii="Consolas" w:cs="Consolas" w:eastAsia="Consolas" w:hAnsi="Consolas"/>
+          <w:sz w:val="19"/>
+          <w:szCs w:val="19"/>
+        </w:rPr>
+        <w:br/>
+        <w:t xml:space="preserve"/>
+      </w:r>
+      <w:r>
+        <w:rPr>
+          <w:rFonts w:ascii="Consolas" w:cs="Consolas" w:eastAsia="Consolas" w:hAnsi="Consolas"/>
+          <w:sz w:val="19"/>
+          <w:szCs w:val="19"/>
+        </w:rPr>
+        <w:br/>
+        <w:t xml:space="preserve">FLIP()</w:t>
+      </w:r>
+      <w:r>
+        <w:rPr>
+          <w:rFonts w:ascii="Consolas" w:cs="Consolas" w:eastAsia="Consolas" w:hAnsi="Consolas"/>
+          <w:sz w:val="19"/>
+          <w:szCs w:val="19"/>
+        </w:rPr>
+        <w:br/>
+        <w:t xml:space="preserve">SLEEP(4000)</w:t>
+      </w:r>
+    </w:p>
+    <w:p>
+      <w:pPr>
+        <w:keepNext/>
+        <w:spacing w:after="40" w:before="160"/>
+        <w:jc w:val="center"/>
+      </w:pPr>
+      <w:r>
+        <w:drawing>
+          <wp:inline distT="0" distB="0" distL="0" distR="0">
+            <wp:extent cx="4191000" cy="2619375"/>
+            <wp:effectExtent t="0" r="0" b="0" l="0"/>
+            <wp:docPr id="1" name="kap03_4_gitter.png" descr="Zwei Schleifen, achtzig Kreise: von links nach rechts wird es röter, von oben nach unten grüner." title="Zwei Schleifen, achtzig Kreise: von links nach rechts wird es röter, von oben nach unten grüner."/>
+            <wp:cNvGraphicFramePr>
+              <a:graphicFrameLocks xmlns:a="http://schemas.openxmlformats.org/drawingml/2006/main" noChangeAspect="1"/>
+            </wp:cNvGraphicFramePr>
+            <a:graphic xmlns:a="http://schemas.openxmlformats.org/drawingml/2006/main">
+              <a:graphicData uri="http://schemas.openxmlformats.org/drawingml/2006/picture">
+                <pic:pic xmlns:pic="http://schemas.openxmlformats.org/drawingml/2006/picture">
+                  <pic:nvPicPr>
+                    <pic:cNvPr id="0" name="" descr=""/>
+                    <pic:cNvPicPr>
+                      <a:picLocks noChangeAspect="1" noChangeArrowheads="1"/>
+                    </pic:cNvPicPr>
+                  </pic:nvPicPr>
+                  <pic:blipFill>
+                    <a:blip r:embed="rId19" cstate="none"/>
+                    <a:srcRect/>
+                    <a:stretch>
+                      <a:fillRect/>
+                    </a:stretch>
+                  </pic:blipFill>
+                  <pic:spPr bwMode="auto">
+                    <a:xfrm>
+                      <a:off x="0" y="0"/>
+                      <a:ext cx="4191000" cy="2619375"/>
+                    </a:xfrm>
+                    <a:prstGeom prst="rect">
+                      <a:avLst/>
+                    </a:prstGeom>
+                  </pic:spPr>
+                </pic:pic>
+              </a:graphicData>
+            </a:graphic>
+          </wp:inline>
+        </w:drawing>
+      </w:r>
+    </w:p>
+    <w:p>
+      <w:pPr>
+        <w:spacing w:after="200"/>
+        <w:jc w:val="center"/>
+      </w:pPr>
+      <w:r>
+        <w:rPr>
+          <w:i/>
+          <w:iCs/>
+          <w:color w:val="6A6A6A"/>
+          <w:sz w:val="18"/>
+          <w:szCs w:val="18"/>
+        </w:rPr>
+        <w:t xml:space="preserve">Zwei Schleifen, achtzig Kreise: von links nach rechts wird es röter, von oben nach unten grüner.</w:t>
+      </w:r>
+    </w:p>
+    <w:p>
+      <w:pPr>
+        <w:spacing w:after="180" w:line="312" w:lineRule="auto"/>
+      </w:pPr>
+      <w:r>
+        <w:rPr>
+          <w:sz w:val="22"/>
+          <w:szCs w:val="22"/>
+        </w:rPr>
+        <w:t xml:space="preserve">Die äußere Schleife zählt die Zeilen, die innere die Spalten. Wichtig ist die Reihenfolge: Für jeden einzelnen Wert von y läuft die innere Schleife einmal komplett durch. Bei y gleich 0 malt sie zehn Kreise nebeneinander, dann rückt y auf 1, und sie malt die nächsten zehn — eine Zeile tiefer. Zusammen sind das achtmal zehn, also achtzig Kreise.</w:t>
+      </w:r>
+    </w:p>
+    <w:p>
+      <w:pPr>
+        <w:spacing w:after="180" w:line="312" w:lineRule="auto"/>
+      </w:pPr>
+      <w:r>
+        <w:rPr>
+          <w:sz w:val="22"/>
+          <w:szCs w:val="22"/>
+        </w:rPr>
+        <w:t xml:space="preserve">Die Stellen entstehen wieder durch Rechnen: </w:t>
+      </w:r>
+      <w:r>
+        <w:rPr>
+          <w:rFonts w:ascii="Consolas" w:cs="Consolas" w:eastAsia="Consolas" w:hAnsi="Consolas"/>
+          <w:color w:val="335577"/>
+          <w:sz w:val="21"/>
+          <w:szCs w:val="21"/>
+        </w:rPr>
+        <w:t xml:space="preserve">40 + x * 62</w:t>
+      </w:r>
+      <w:r>
+        <w:rPr>
+          <w:sz w:val="22"/>
+          <w:szCs w:val="22"/>
+        </w:rPr>
+        <w:t xml:space="preserve"> ist ein Rand von 40 Punkten plus 62 Punkte Abstand je Spalte. </w:t>
+      </w:r>
+      <w:r>
+        <w:rPr>
+          <w:rFonts w:ascii="Consolas" w:cs="Consolas" w:eastAsia="Consolas" w:hAnsi="Consolas"/>
+          <w:color w:val="335577"/>
+          <w:sz w:val="21"/>
+          <w:szCs w:val="21"/>
+        </w:rPr>
+        <w:t xml:space="preserve">30 + y * 48</w:t>
+      </w:r>
+      <w:r>
+        <w:rPr>
+          <w:sz w:val="22"/>
+          <w:szCs w:val="22"/>
+        </w:rPr>
+        <w:t xml:space="preserve"> macht dasselbe senkrecht.</w:t>
+      </w:r>
+    </w:p>
+    <w:p>
+      <w:pPr>
+        <w:spacing w:after="180" w:line="312" w:lineRule="auto"/>
+      </w:pPr>
+      <w:r>
+        <w:rPr>
+          <w:sz w:val="22"/>
+          <w:szCs w:val="22"/>
+        </w:rPr>
+        <w:t xml:space="preserve">Und die Farbe verrät dir die Zähler: Der Rotanteil hängt an x, wächst also nach rechts; der Grünanteil hängt an y und wächst nach unten. Du siehst die beiden Schleifen im Bild.</w:t>
+      </w:r>
+    </w:p>
+    <w:p>
+      <w:pPr>
+        <w:spacing w:before="60"/>
+      </w:pPr>
+    </w:p>
+    <w:tbl>
+      <w:tblPr>
+        <w:tblW w:type="dxa" w:w="9026"/>
+        <w:tblBorders>
+          <w:top w:val="single" w:color="auto" w:sz="4"/>
+          <w:left w:val="single" w:color="auto" w:sz="4"/>
+          <w:bottom w:val="single" w:color="auto" w:sz="4"/>
+          <w:right w:val="single" w:color="auto" w:sz="4"/>
+          <w:insideH w:val="single" w:color="auto" w:sz="4"/>
+          <w:insideV w:val="single" w:color="auto" w:sz="4"/>
+        </w:tblBorders>
+      </w:tblPr>
+      <w:tblGrid>
+        <w:gridCol w:w="9026"/>
+      </w:tblGrid>
+      <w:tr>
+        <w:trPr>
+          <w:cantSplit/>
+        </w:trPr>
+        <w:tc>
+          <w:tcPr>
+            <w:tcW w:type="dxa" w:w="9026"/>
+            <w:tcBorders>
+              <w:top w:val="single" w:color="E0A0A0" w:sz="6"/>
+              <w:left w:val="single" w:color="E0A0A0" w:sz="6"/>
+              <w:bottom w:val="single" w:color="E0A0A0" w:sz="6"/>
+              <w:right w:val="single" w:color="E0A0A0" w:sz="6"/>
+            </w:tcBorders>
+            <w:shd w:fill="FBEAEA" w:val="clear"/>
+            <w:tcMar>
+              <w:top w:type="dxa" w:w="140"/>
+              <w:left w:type="dxa" w:w="180"/>
+              <w:bottom w:type="dxa" w:w="140"/>
+              <w:right w:type="dxa" w:w="180"/>
+            </w:tcMar>
+          </w:tcPr>
+          <w:p>
+            <w:pPr>
+              <w:spacing w:after="40"/>
+            </w:pPr>
+            <w:r>
+              <w:rPr>
+                <w:b/>
+                <w:bCs/>
+                <w:color w:val="B23030"/>
+                <w:sz w:val="22"/>
+                <w:szCs w:val="22"/>
+              </w:rPr>
+              <w:t xml:space="preserve">Innen zuerst schließen</w:t>
+            </w:r>
+          </w:p>
+          <w:p>
+            <w:pPr>
+              <w:spacing w:after="0" w:line="312" w:lineRule="auto"/>
+            </w:pPr>
+            <w:r>
+              <w:rPr>
+                <w:sz w:val="22"/>
+                <w:szCs w:val="22"/>
+              </w:rPr>
+              <w:t xml:space="preserve">Jedes FOR braucht sein eigenes NEXT, und sie müssen richtig ineinander liegen — das innere NEXT gehört zum inneren FOR. Vertauschst du sie, beschwert sich Drachenhauch. Rück die Zeilen ordentlich ein, dann siehst du auf einen Blick, was zu wem gehört.</w:t>
+            </w:r>
+          </w:p>
+        </w:tc>
+      </w:tr>
+    </w:tbl>
+    <w:p>
+      <w:pPr>
+        <w:spacing w:after="160"/>
+      </w:pPr>
+    </w:p>
+    <w:p>
+      <w:pPr>
+        <w:pStyle w:val="Heading2"/>
+        <w:keepNext/>
+        <w:keepLines/>
+        <w:spacing w:after="120" w:before="280"/>
+      </w:pPr>
+      <w:r>
+        <w:t xml:space="preserve">Was in einer Schleife gerne schiefgeht</w:t>
+      </w:r>
+    </w:p>
+    <w:tbl>
+      <w:tblPr>
+        <w:tblW w:type="dxa" w:w="9026"/>
+        <w:tblBorders>
+          <w:top w:val="single" w:color="D0D0D0" w:sz="4"/>
+          <w:left w:val="single" w:color="D0D0D0" w:sz="4"/>
+          <w:bottom w:val="single" w:color="D0D0D0" w:sz="4"/>
+          <w:right w:val="single" w:color="D0D0D0" w:sz="4"/>
+          <w:insideH w:val="single" w:color="D0D0D0" w:sz="4"/>
+          <w:insideV w:val="single" w:color="D0D0D0" w:sz="4"/>
+        </w:tblBorders>
+      </w:tblPr>
+      <w:tblGrid>
+        <w:gridCol w:w="3600"/>
+        <w:gridCol w:w="5426"/>
+      </w:tblGrid>
+      <w:tr>
+        <w:trPr>
+          <w:cantSplit/>
+          <w:tblHeader/>
+        </w:trPr>
+        <w:tc>
+          <w:tcPr>
+            <w:tcW w:type="dxa" w:w="3600"/>
+            <w:shd w:fill="1B6CA8" w:val="clear"/>
+            <w:tcMar>
+              <w:top w:type="dxa" w:w="30"/>
+              <w:left w:type="dxa" w:w="90"/>
+              <w:bottom w:type="dxa" w:w="30"/>
+              <w:right w:type="dxa" w:w="90"/>
+            </w:tcMar>
+          </w:tcPr>
+          <w:p>
+            <w:pPr>
+              <w:spacing w:after="0" w:line="240" w:lineRule="auto"/>
+            </w:pPr>
+            <w:r>
+              <w:rPr>
+                <w:rFonts w:ascii="Arial" w:cs="Arial" w:eastAsia="Arial" w:hAnsi="Arial"/>
+                <w:b/>
+                <w:bCs/>
+                <w:color w:val="FFFFFF"/>
+                <w:sz w:val="19"/>
+                <w:szCs w:val="19"/>
+              </w:rPr>
+              <w:t xml:space="preserve">Was du siehst</w:t>
+            </w:r>
+          </w:p>
+        </w:tc>
+        <w:tc>
+          <w:tcPr>
+            <w:tcW w:type="dxa" w:w="5426"/>
+            <w:shd w:fill="1B6CA8" w:val="clear"/>
+            <w:tcMar>
+              <w:top w:type="dxa" w:w="30"/>
+              <w:left w:type="dxa" w:w="90"/>
+              <w:bottom w:type="dxa" w:w="30"/>
+              <w:right w:type="dxa" w:w="90"/>
+            </w:tcMar>
+          </w:tcPr>
+          <w:p>
+            <w:pPr>
+              <w:spacing w:after="0" w:line="240" w:lineRule="auto"/>
+            </w:pPr>
+            <w:r>
+              <w:rPr>
+                <w:rFonts w:ascii="Arial" w:cs="Arial" w:eastAsia="Arial" w:hAnsi="Arial"/>
+                <w:b/>
+                <w:bCs/>
+                <w:color w:val="FFFFFF"/>
+                <w:sz w:val="19"/>
+                <w:szCs w:val="19"/>
+              </w:rPr>
+              <w:t xml:space="preserve">Was meistens dahintersteckt</w:t>
+            </w:r>
+          </w:p>
+        </w:tc>
+      </w:tr>
+      <w:tr>
+        <w:trPr>
+          <w:cantSplit/>
+        </w:trPr>
+        <w:tc>
+          <w:tcPr>
+            <w:tcW w:type="dxa" w:w="3600"/>
+            <w:tcMar>
+              <w:top w:type="dxa" w:w="30"/>
+              <w:left w:type="dxa" w:w="90"/>
+              <w:bottom w:type="dxa" w:w="30"/>
+              <w:right w:type="dxa" w:w="90"/>
+            </w:tcMar>
+          </w:tcPr>
+          <w:p>
+            <w:pPr>
+              <w:spacing w:after="0" w:line="240" w:lineRule="auto"/>
+            </w:pPr>
+            <w:r>
+              <w:rPr>
+                <w:rFonts w:ascii="Consolas" w:cs="Consolas" w:eastAsia="Consolas" w:hAnsi="Consolas"/>
+                <w:color w:val="222222"/>
+                <w:sz w:val="19"/>
+                <w:szCs w:val="19"/>
+              </w:rPr>
+              <w:t xml:space="preserve">RGB erwartet INTEGER, erhalten FLOAT</w:t>
+            </w:r>
+          </w:p>
+        </w:tc>
+        <w:tc>
+          <w:tcPr>
+            <w:tcW w:type="dxa" w:w="5426"/>
+            <w:tcMar>
+              <w:top w:type="dxa" w:w="30"/>
+              <w:left w:type="dxa" w:w="90"/>
+              <w:bottom w:type="dxa" w:w="30"/>
+              <w:right w:type="dxa" w:w="90"/>
+            </w:tcMar>
+          </w:tcPr>
+          <w:p>
+            <w:pPr>
+              <w:spacing w:after="0" w:line="240" w:lineRule="auto"/>
+            </w:pPr>
+            <w:r>
+              <w:rPr>
+                <w:rFonts w:ascii="Arial" w:cs="Arial" w:eastAsia="Arial" w:hAnsi="Arial"/>
+                <w:color w:val="222222"/>
+                <w:sz w:val="19"/>
+                <w:szCs w:val="19"/>
+              </w:rPr>
+              <w:t xml:space="preserve">Irgendwo steht ein / statt eines \. Der Schrägstrich liefert Kommazahlen, RGB will ganze.</w:t>
+            </w:r>
+          </w:p>
+        </w:tc>
+      </w:tr>
+      <w:tr>
+        <w:trPr>
+          <w:cantSplit/>
+        </w:trPr>
+        <w:tc>
+          <w:tcPr>
+            <w:tcW w:type="dxa" w:w="3600"/>
+            <w:tcMar>
+              <w:top w:type="dxa" w:w="30"/>
+              <w:left w:type="dxa" w:w="90"/>
+              <w:bottom w:type="dxa" w:w="30"/>
+              <w:right w:type="dxa" w:w="90"/>
+            </w:tcMar>
+          </w:tcPr>
+          <w:p>
+            <w:pPr>
+              <w:spacing w:after="0" w:line="240" w:lineRule="auto"/>
+            </w:pPr>
+            <w:r>
+              <w:rPr>
+                <w:rFonts w:ascii="Consolas" w:cs="Consolas" w:eastAsia="Consolas" w:hAnsi="Consolas"/>
+                <w:color w:val="222222"/>
+                <w:sz w:val="19"/>
+                <w:szCs w:val="19"/>
+              </w:rPr>
+              <w:t xml:space="preserve">Erwartet NEXT</w:t>
+            </w:r>
+          </w:p>
+        </w:tc>
+        <w:tc>
+          <w:tcPr>
+            <w:tcW w:type="dxa" w:w="5426"/>
+            <w:tcMar>
+              <w:top w:type="dxa" w:w="30"/>
+              <w:left w:type="dxa" w:w="90"/>
+              <w:bottom w:type="dxa" w:w="30"/>
+              <w:right w:type="dxa" w:w="90"/>
+            </w:tcMar>
+          </w:tcPr>
+          <w:p>
+            <w:pPr>
+              <w:spacing w:after="0" w:line="240" w:lineRule="auto"/>
+            </w:pPr>
+            <w:r>
+              <w:rPr>
+                <w:rFonts w:ascii="Arial" w:cs="Arial" w:eastAsia="Arial" w:hAnsi="Arial"/>
+                <w:color w:val="222222"/>
+                <w:sz w:val="19"/>
+                <w:szCs w:val="19"/>
+              </w:rPr>
+              <w:t xml:space="preserve">Ein NEXT fehlt, oder es steht an der falschen Stelle.</w:t>
+            </w:r>
+          </w:p>
+        </w:tc>
+      </w:tr>
+      <w:tr>
+        <w:trPr>
+          <w:cantSplit/>
+        </w:trPr>
+        <w:tc>
+          <w:tcPr>
+            <w:tcW w:type="dxa" w:w="3600"/>
+            <w:tcMar>
+              <w:top w:type="dxa" w:w="30"/>
+              <w:left w:type="dxa" w:w="90"/>
+              <w:bottom w:type="dxa" w:w="30"/>
+              <w:right w:type="dxa" w:w="90"/>
+            </w:tcMar>
+          </w:tcPr>
+          <w:p>
+            <w:pPr>
+              <w:spacing w:after="0" w:line="240" w:lineRule="auto"/>
+            </w:pPr>
+            <w:r>
+              <w:rPr>
+                <w:rFonts w:ascii="Arial" w:cs="Arial" w:eastAsia="Arial" w:hAnsi="Arial"/>
+                <w:color w:val="222222"/>
+                <w:sz w:val="19"/>
+                <w:szCs w:val="19"/>
+              </w:rPr>
+              <w:t xml:space="preserve">Nichts erscheint, das Programm hängt</w:t>
+            </w:r>
+          </w:p>
+        </w:tc>
+        <w:tc>
+          <w:tcPr>
+            <w:tcW w:type="dxa" w:w="5426"/>
+            <w:tcMar>
+              <w:top w:type="dxa" w:w="30"/>
+              <w:left w:type="dxa" w:w="90"/>
+              <w:bottom w:type="dxa" w:w="30"/>
+              <w:right w:type="dxa" w:w="90"/>
+            </w:tcMar>
+          </w:tcPr>
+          <w:p>
+            <w:pPr>
+              <w:spacing w:after="0" w:line="240" w:lineRule="auto"/>
+            </w:pPr>
+            <w:r>
+              <w:rPr>
+                <w:rFonts w:ascii="Arial" w:cs="Arial" w:eastAsia="Arial" w:hAnsi="Arial"/>
+                <w:color w:val="222222"/>
+                <w:sz w:val="19"/>
+                <w:szCs w:val="19"/>
+              </w:rPr>
+              <w:t xml:space="preserve">Eine Schleife, die ihr Ziel nie erreicht — etwa FOR r = 200 TO 4 ohne das negative STEP. Sie beginnt bei 200, das ist schon größer als 4, also läuft sie kein einziges Mal.</w:t>
+            </w:r>
+          </w:p>
+        </w:tc>
+      </w:tr>
+      <w:tr>
+        <w:trPr>
+          <w:cantSplit/>
+        </w:trPr>
+        <w:tc>
+          <w:tcPr>
+            <w:tcW w:type="dxa" w:w="3600"/>
+            <w:tcMar>
+              <w:top w:type="dxa" w:w="30"/>
+              <w:left w:type="dxa" w:w="90"/>
+              <w:bottom w:type="dxa" w:w="30"/>
+              <w:right w:type="dxa" w:w="90"/>
+            </w:tcMar>
+          </w:tcPr>
+          <w:p>
+            <w:pPr>
+              <w:spacing w:after="0" w:line="240" w:lineRule="auto"/>
+            </w:pPr>
+            <w:r>
+              <w:rPr>
+                <w:rFonts w:ascii="Arial" w:cs="Arial" w:eastAsia="Arial" w:hAnsi="Arial"/>
+                <w:color w:val="222222"/>
+                <w:sz w:val="19"/>
+                <w:szCs w:val="19"/>
+              </w:rPr>
+              <w:t xml:space="preserve">Nur ein einziger Kreis ist da</w:t>
+            </w:r>
+          </w:p>
+        </w:tc>
+        <w:tc>
+          <w:tcPr>
+            <w:tcW w:type="dxa" w:w="5426"/>
+            <w:tcMar>
+              <w:top w:type="dxa" w:w="30"/>
+              <w:left w:type="dxa" w:w="90"/>
+              <w:bottom w:type="dxa" w:w="30"/>
+              <w:right w:type="dxa" w:w="90"/>
+            </w:tcMar>
+          </w:tcPr>
+          <w:p>
+            <w:pPr>
+              <w:spacing w:after="0" w:line="240" w:lineRule="auto"/>
+            </w:pPr>
+            <w:r>
+              <w:rPr>
+                <w:rFonts w:ascii="Arial" w:cs="Arial" w:eastAsia="Arial" w:hAnsi="Arial"/>
+                <w:color w:val="222222"/>
+                <w:sz w:val="19"/>
+                <w:szCs w:val="19"/>
+              </w:rPr>
+              <w:t xml:space="preserve">Alle Durchgänge malen an dieselbe Stelle: In der Malzeile fehlt die Zählvariable.</w:t>
+            </w:r>
+          </w:p>
+        </w:tc>
+      </w:tr>
+      <w:tr>
+        <w:trPr>
+          <w:cantSplit/>
+        </w:trPr>
+        <w:tc>
+          <w:tcPr>
+            <w:tcW w:type="dxa" w:w="3600"/>
+            <w:tcMar>
+              <w:top w:type="dxa" w:w="30"/>
+              <w:left w:type="dxa" w:w="90"/>
+              <w:bottom w:type="dxa" w:w="30"/>
+              <w:right w:type="dxa" w:w="90"/>
+            </w:tcMar>
+          </w:tcPr>
+          <w:p>
+            <w:pPr>
+              <w:spacing w:after="0" w:line="240" w:lineRule="auto"/>
+            </w:pPr>
+            <w:r>
+              <w:rPr>
+                <w:rFonts w:ascii="Arial" w:cs="Arial" w:eastAsia="Arial" w:hAnsi="Arial"/>
+                <w:color w:val="222222"/>
+                <w:sz w:val="19"/>
+                <w:szCs w:val="19"/>
+              </w:rPr>
+              <w:t xml:space="preserve">Das Bild ist eine gleichmäßige Fläche</w:t>
+            </w:r>
+          </w:p>
+        </w:tc>
+        <w:tc>
+          <w:tcPr>
+            <w:tcW w:type="dxa" w:w="5426"/>
+            <w:tcMar>
+              <w:top w:type="dxa" w:w="30"/>
+              <w:left w:type="dxa" w:w="90"/>
+              <w:bottom w:type="dxa" w:w="30"/>
+              <w:right w:type="dxa" w:w="90"/>
+            </w:tcMar>
+          </w:tcPr>
+          <w:p>
+            <w:pPr>
+              <w:spacing w:after="0" w:line="240" w:lineRule="auto"/>
+            </w:pPr>
+            <w:r>
+              <w:rPr>
+                <w:rFonts w:ascii="Arial" w:cs="Arial" w:eastAsia="Arial" w:hAnsi="Arial"/>
+                <w:color w:val="222222"/>
+                <w:sz w:val="19"/>
+                <w:szCs w:val="19"/>
+              </w:rPr>
+              <w:t xml:space="preserve">Die Schritte sind zu klein oder die Formen zu groß — sie übermalen einander. Nimm STEP größer oder die Formen kleiner.</w:t>
+            </w:r>
+          </w:p>
+        </w:tc>
+      </w:tr>
+    </w:tbl>
+    <w:p>
+      <w:pPr>
+        <w:spacing w:after="160"/>
+      </w:pPr>
+    </w:p>
+    <w:p>
+      <w:pPr>
+        <w:pStyle w:val="Heading2"/>
+        <w:keepNext/>
+        <w:keepLines/>
+        <w:spacing w:after="120" w:before="280"/>
+      </w:pPr>
+      <w:r>
+        <w:t xml:space="preserve">Aufgaben</w:t>
+      </w:r>
+    </w:p>
+    <w:p>
+      <w:pPr>
+        <w:pStyle w:val="ListParagraph"/>
+        <w:numPr>
+          <w:ilvl w:val="0"/>
+          <w:numId w:val="2"/>
+        </w:numPr>
+        <w:spacing w:after="100" w:line="312" w:lineRule="auto"/>
+      </w:pPr>
+      <w:r>
+        <w:rPr>
+          <w:sz w:val="22"/>
+          <w:szCs w:val="22"/>
+        </w:rPr>
+        <w:t xml:space="preserve">Dreh den Farbverlauf um: links rot, rechts blau. Du musst dafür genau zwei Zeichen ändern.</w:t>
+      </w:r>
+    </w:p>
+    <w:p>
+      <w:pPr>
+        <w:pStyle w:val="ListParagraph"/>
+        <w:numPr>
+          <w:ilvl w:val="0"/>
+          <w:numId w:val="2"/>
+        </w:numPr>
+        <w:spacing w:after="100" w:line="312" w:lineRule="auto"/>
+      </w:pPr>
+      <w:r>
+        <w:rPr>
+          <w:sz w:val="22"/>
+          <w:szCs w:val="22"/>
+        </w:rPr>
+        <w:t xml:space="preserve">Mach aus dem Farbverlauf einen waagerechten — von oben nach unten statt von links nach rechts.</w:t>
+      </w:r>
+    </w:p>
+    <w:p>
+      <w:pPr>
+        <w:pStyle w:val="ListParagraph"/>
+        <w:numPr>
+          <w:ilvl w:val="0"/>
+          <w:numId w:val="2"/>
+        </w:numPr>
+        <w:spacing w:after="100" w:line="312" w:lineRule="auto"/>
+      </w:pPr>
+      <w:r>
+        <w:rPr>
+          <w:sz w:val="22"/>
+          <w:szCs w:val="22"/>
+        </w:rPr>
+        <w:t xml:space="preserve">Male eine Zielscheibe: abwechselnd dicke rote und weiße Ringe. Tipp: Nimm CIRCLE statt CIRCLEOUTLINE und lass die Schleife von außen nach innen laufen.</w:t>
+      </w:r>
+    </w:p>
+    <w:p>
+      <w:pPr>
+        <w:pStyle w:val="ListParagraph"/>
+        <w:numPr>
+          <w:ilvl w:val="0"/>
+          <w:numId w:val="2"/>
+        </w:numPr>
+        <w:spacing w:after="100" w:line="312" w:lineRule="auto"/>
+      </w:pPr>
+      <w:r>
+        <w:rPr>
+          <w:sz w:val="22"/>
+          <w:szCs w:val="22"/>
+        </w:rPr>
+        <w:t xml:space="preserve">Lass die Spirale nicht in der Mitte, sondern in der linken oberen Ecke beginnen.</w:t>
+      </w:r>
+    </w:p>
+    <w:p>
+      <w:pPr>
+        <w:pStyle w:val="ListParagraph"/>
+        <w:numPr>
+          <w:ilvl w:val="0"/>
+          <w:numId w:val="2"/>
+        </w:numPr>
+        <w:spacing w:after="100" w:line="312" w:lineRule="auto"/>
+      </w:pPr>
+      <w:r>
+        <w:rPr>
+          <w:sz w:val="22"/>
+          <w:szCs w:val="22"/>
+        </w:rPr>
+        <w:t xml:space="preserve">Bau das Gitter so um, dass die Kreise nach rechts hin immer größer werden. Der Radius muss dafür von x abhängen.</w:t>
+      </w:r>
+    </w:p>
+    <w:p>
+      <w:pPr>
+        <w:pStyle w:val="ListParagraph"/>
+        <w:numPr>
+          <w:ilvl w:val="0"/>
+          <w:numId w:val="2"/>
+        </w:numPr>
+        <w:spacing w:after="100" w:line="312" w:lineRule="auto"/>
+      </w:pPr>
+      <w:r>
+        <w:rPr>
+          <w:sz w:val="22"/>
+          <w:szCs w:val="22"/>
+        </w:rPr>
+        <w:t xml:space="preserve">Male mit einer Schleife einen Fächer: zwanzig Linien, die alle im selben Punkt beginnen und im Kreis auseinanderlaufen. Du brauchst dafür SIN und COS aus dem Spiralen-Beispiel.</w:t>
+      </w:r>
+    </w:p>
+    <w:p>
+      <w:pPr>
+        <w:spacing w:after="180" w:line="312" w:lineRule="auto"/>
+      </w:pPr>
+      <w:r>
+        <w:rPr>
+          <w:sz w:val="22"/>
+          <w:szCs w:val="22"/>
+        </w:rPr>
+        <w:t xml:space="preserve">Bisher wusstest du bei jedem Programm vorher, wie das Bild aussehen wird. Im nächsten Kapitel nicht mehr — da kommt der Zufall dazu, und dein Sternenhimmel sieht bei jedem Start anders aus.</w:t>
       </w:r>
     </w:p>
     <w:sectPr>

--- a/buch-einstieg/buch/Drachenhauch-Einstieg.docx
+++ b/buch-einstieg/buch/Drachenhauch-Einstieg.docx
@@ -219,6 +219,60 @@
           <w:szCs w:val="22"/>
         </w:rPr>
         <w:t xml:space="preserve">	21</w:t>
+      </w:r>
+    </w:p>
+    <w:p>
+      <w:pPr>
+        <w:tabs>
+          <w:tab w:val="right" w:pos="9200" w:leader="dot"/>
+        </w:tabs>
+        <w:spacing w:after="20" w:before="0"/>
+        <w:ind w:left="280"/>
+      </w:pPr>
+      <w:r>
+        <w:rPr>
+          <w:b w:val="false"/>
+          <w:bCs w:val="false"/>
+          <w:color w:val="222222"/>
+          <w:sz w:val="22"/>
+          <w:szCs w:val="22"/>
+        </w:rPr>
+        <w:t xml:space="preserve">Der Zufall</w:t>
+      </w:r>
+      <w:r>
+        <w:rPr>
+          <w:color w:val="555555"/>
+          <w:sz w:val="22"/>
+          <w:szCs w:val="22"/>
+        </w:rPr>
+        <w:t xml:space="preserve">	28</w:t>
+      </w:r>
+    </w:p>
+    <w:p>
+      <w:pPr>
+        <w:tabs>
+          <w:tab w:val="right" w:pos="9200" w:leader="dot"/>
+        </w:tabs>
+        <w:spacing w:after="20" w:before="0"/>
+        <w:ind w:left="280"/>
+      </w:pPr>
+      <w:r>
+        <w:rPr>
+          <w:b w:val="false"/>
+          <w:bCs w:val="false"/>
+          <w:color w:val="222222"/>
+          <w:sz w:val="22"/>
+          <w:szCs w:val="22"/>
+        </w:rPr>
+        <w:t xml:space="preserve">Bewegung</w:t>
+      </w:r>
+      <w:r>
+        <w:rPr>
+          <w:color w:val="555555"/>
+          <w:sz w:val="22"/>
+          <w:szCs w:val="22"/>
+        </w:rPr>
+        <w:t xml:space="preserve">	35</w:t>
       </w:r>
     </w:p>
     <w:p>
@@ -7271,19 +7325,7 @@
           <w:sz w:val="22"/>
           <w:szCs w:val="22"/>
         </w:rPr>
-        <w:t xml:space="preserve">Die Malzeile in der Mitte lohnt es, in Teile zu zerlegen:</w:t>
-      </w:r>
-    </w:p>
-    <w:p>
-      <w:pPr>
-        <w:spacing w:after="180" w:line="312" w:lineRule="auto"/>
-      </w:pPr>
-      <w:r>
-        <w:rPr>
-          <w:sz w:val="22"/>
-          <w:szCs w:val="22"/>
-        </w:rPr>
-        <w:t xml:space="preserve">Erst die Form, die Farbe lassen wir einen Moment beiseite:</w:t>
+        <w:t xml:space="preserve">Die Malzeile in der Mitte lohnt es, in Teile zu zerlegen. Erst die Form — die Farbe lassen wir einen Moment beiseite:</w:t>
       </w:r>
     </w:p>
     <w:p>
@@ -8070,6 +8112,24 @@
           <w:szCs w:val="19"/>
         </w:rPr>
         <w:br/>
+        <w:t xml:space="preserve">DIM sx AS FLOAT</w:t>
+      </w:r>
+      <w:r>
+        <w:rPr>
+          <w:rFonts w:ascii="Consolas" w:cs="Consolas" w:eastAsia="Consolas" w:hAnsi="Consolas"/>
+          <w:sz w:val="19"/>
+          <w:szCs w:val="19"/>
+        </w:rPr>
+        <w:br/>
+        <w:t xml:space="preserve">DIM sy AS FLOAT</w:t>
+      </w:r>
+      <w:r>
+        <w:rPr>
+          <w:rFonts w:ascii="Consolas" w:cs="Consolas" w:eastAsia="Consolas" w:hAnsi="Consolas"/>
+          <w:sz w:val="19"/>
+          <w:szCs w:val="19"/>
+        </w:rPr>
+        <w:br/>
         <w:t xml:space="preserve"/>
       </w:r>
       <w:r>
@@ -8106,7 +8166,25 @@
           <w:szCs w:val="19"/>
         </w:rPr>
         <w:br/>
-        <w:t xml:space="preserve">    CIRCLE(320 + COS(winkel) * weite, 200 + SIN(winkel) * weite, 3, RGB(255, i \ 3, 60))</w:t>
+        <w:t xml:space="preserve">    sx = 320 + COS(winkel) * weite</w:t>
+      </w:r>
+      <w:r>
+        <w:rPr>
+          <w:rFonts w:ascii="Consolas" w:cs="Consolas" w:eastAsia="Consolas" w:hAnsi="Consolas"/>
+          <w:sz w:val="19"/>
+          <w:szCs w:val="19"/>
+        </w:rPr>
+        <w:br/>
+        <w:t xml:space="preserve">    sy = 200 + SIN(winkel) * weite</w:t>
+      </w:r>
+      <w:r>
+        <w:rPr>
+          <w:rFonts w:ascii="Consolas" w:cs="Consolas" w:eastAsia="Consolas" w:hAnsi="Consolas"/>
+          <w:sz w:val="19"/>
+          <w:szCs w:val="19"/>
+        </w:rPr>
+        <w:br/>
+        <w:t xml:space="preserve">    CIRCLE(sx, sy, 3, RGB(255, i \ 3, 60))</w:t>
       </w:r>
       <w:r>
         <w:rPr>
@@ -8327,7 +8405,7 @@
           <w:sz w:val="21"/>
           <w:szCs w:val="21"/>
         </w:rPr>
-        <w:t xml:space="preserve">320 + COS(winkel) * weite</w:t>
+        <w:t xml:space="preserve">sx = 320 + COS(winkel) * weite</w:t>
       </w:r>
       <w:r>
         <w:rPr>
@@ -9288,6 +9366,5699 @@
           <w:szCs w:val="22"/>
         </w:rPr>
         <w:t xml:space="preserve">Bisher wusstest du bei jedem Programm vorher, wie das Bild aussehen wird. Im nächsten Kapitel nicht mehr — da kommt der Zufall dazu, und dein Sternenhimmel sieht bei jedem Start anders aus.</w:t>
+      </w:r>
+    </w:p>
+    <w:p>
+      <w:pPr>
+        <w:pStyle w:val="Heading1"/>
+        <w:keepNext/>
+        <w:keepLines/>
+        <w:pageBreakBefore/>
+        <w:pBdr>
+          <w:bottom w:val="single" w:color="1B6CA8" w:sz="12" w:space="4"/>
+        </w:pBdr>
+        <w:spacing w:after="160" w:before="0"/>
+      </w:pPr>
+      <w:r>
+        <w:t xml:space="preserve">Der Zufall</w:t>
+      </w:r>
+    </w:p>
+    <w:p>
+      <w:pPr>
+        <w:spacing w:after="180" w:line="312" w:lineRule="auto"/>
+      </w:pPr>
+      <w:r>
+        <w:rPr>
+          <w:sz w:val="22"/>
+          <w:szCs w:val="22"/>
+        </w:rPr>
+        <w:t xml:space="preserve">Bis hierher wusstest du vor dem Start, wie das Bild aussehen würde. Dieselben Zeilen, dasselbe Ergebnis, jedes Mal.</w:t>
+      </w:r>
+    </w:p>
+    <w:p>
+      <w:pPr>
+        <w:spacing w:after="180" w:line="312" w:lineRule="auto"/>
+      </w:pPr>
+      <w:r>
+        <w:rPr>
+          <w:sz w:val="22"/>
+          <w:szCs w:val="22"/>
+        </w:rPr>
+        <w:t xml:space="preserve">Das ändert sich jetzt. Mit einem einzigen neuen Befehl wird jeder Start ein anderes Bild — und aus einer Handvoll Zeilen wird ein Sternenhimmel, den es vorher noch nie gab.</w:t>
+      </w:r>
+    </w:p>
+    <w:p>
+      <w:pPr>
+        <w:pStyle w:val="Heading2"/>
+        <w:keepNext/>
+        <w:keepLines/>
+        <w:spacing w:after="120" w:before="280"/>
+      </w:pPr>
+      <w:r>
+        <w:t xml:space="preserve">Dreihundert Sterne</w:t>
+      </w:r>
+    </w:p>
+    <w:p>
+      <w:pPr>
+        <w:keepLines/>
+        <w:pBdr>
+          <w:left w:val="single" w:color="1B6CA8" w:sz="18" w:space="6"/>
+        </w:pBdr>
+        <w:shd w:fill="F4F4F4" w:val="clear"/>
+        <w:spacing w:after="200" w:before="100" w:line="264" w:lineRule="auto"/>
+        <w:ind w:left="140"/>
+      </w:pPr>
+      <w:r>
+        <w:rPr>
+          <w:rFonts w:ascii="Consolas" w:cs="Consolas" w:eastAsia="Consolas" w:hAnsi="Consolas"/>
+          <w:sz w:val="19"/>
+          <w:szCs w:val="19"/>
+        </w:rPr>
+        <w:t xml:space="preserve">SCREEN(640, 400, "Sternenhimmel")</w:t>
+      </w:r>
+      <w:r>
+        <w:rPr>
+          <w:rFonts w:ascii="Consolas" w:cs="Consolas" w:eastAsia="Consolas" w:hAnsi="Consolas"/>
+          <w:sz w:val="19"/>
+          <w:szCs w:val="19"/>
+        </w:rPr>
+        <w:br/>
+        <w:t xml:space="preserve">CLS(RGB(5, 5, 20))</w:t>
+      </w:r>
+      <w:r>
+        <w:rPr>
+          <w:rFonts w:ascii="Consolas" w:cs="Consolas" w:eastAsia="Consolas" w:hAnsi="Consolas"/>
+          <w:sz w:val="19"/>
+          <w:szCs w:val="19"/>
+        </w:rPr>
+        <w:br/>
+        <w:t xml:space="preserve"/>
+      </w:r>
+      <w:r>
+        <w:rPr>
+          <w:rFonts w:ascii="Consolas" w:cs="Consolas" w:eastAsia="Consolas" w:hAnsi="Consolas"/>
+          <w:sz w:val="19"/>
+          <w:szCs w:val="19"/>
+        </w:rPr>
+        <w:br/>
+        <w:t xml:space="preserve">DIM i AS INTEGER</w:t>
+      </w:r>
+      <w:r>
+        <w:rPr>
+          <w:rFonts w:ascii="Consolas" w:cs="Consolas" w:eastAsia="Consolas" w:hAnsi="Consolas"/>
+          <w:sz w:val="19"/>
+          <w:szCs w:val="19"/>
+        </w:rPr>
+        <w:br/>
+        <w:t xml:space="preserve">DIM hell AS INTEGER</w:t>
+      </w:r>
+      <w:r>
+        <w:rPr>
+          <w:rFonts w:ascii="Consolas" w:cs="Consolas" w:eastAsia="Consolas" w:hAnsi="Consolas"/>
+          <w:sz w:val="19"/>
+          <w:szCs w:val="19"/>
+        </w:rPr>
+        <w:br/>
+        <w:t xml:space="preserve">DIM x AS INTEGER</w:t>
+      </w:r>
+      <w:r>
+        <w:rPr>
+          <w:rFonts w:ascii="Consolas" w:cs="Consolas" w:eastAsia="Consolas" w:hAnsi="Consolas"/>
+          <w:sz w:val="19"/>
+          <w:szCs w:val="19"/>
+        </w:rPr>
+        <w:br/>
+        <w:t xml:space="preserve">DIM y AS INTEGER</w:t>
+      </w:r>
+      <w:r>
+        <w:rPr>
+          <w:rFonts w:ascii="Consolas" w:cs="Consolas" w:eastAsia="Consolas" w:hAnsi="Consolas"/>
+          <w:sz w:val="19"/>
+          <w:szCs w:val="19"/>
+        </w:rPr>
+        <w:br/>
+        <w:t xml:space="preserve"/>
+      </w:r>
+      <w:r>
+        <w:rPr>
+          <w:rFonts w:ascii="Consolas" w:cs="Consolas" w:eastAsia="Consolas" w:hAnsi="Consolas"/>
+          <w:sz w:val="19"/>
+          <w:szCs w:val="19"/>
+        </w:rPr>
+        <w:br/>
+        <w:t xml:space="preserve">FOR i = 1 TO 300</w:t>
+      </w:r>
+      <w:r>
+        <w:rPr>
+          <w:rFonts w:ascii="Consolas" w:cs="Consolas" w:eastAsia="Consolas" w:hAnsi="Consolas"/>
+          <w:sz w:val="19"/>
+          <w:szCs w:val="19"/>
+        </w:rPr>
+        <w:br/>
+        <w:t xml:space="preserve">    x = RANDINT(0, 639)</w:t>
+      </w:r>
+      <w:r>
+        <w:rPr>
+          <w:rFonts w:ascii="Consolas" w:cs="Consolas" w:eastAsia="Consolas" w:hAnsi="Consolas"/>
+          <w:sz w:val="19"/>
+          <w:szCs w:val="19"/>
+        </w:rPr>
+        <w:br/>
+        <w:t xml:space="preserve">    y = RANDINT(0, 399)</w:t>
+      </w:r>
+      <w:r>
+        <w:rPr>
+          <w:rFonts w:ascii="Consolas" w:cs="Consolas" w:eastAsia="Consolas" w:hAnsi="Consolas"/>
+          <w:sz w:val="19"/>
+          <w:szCs w:val="19"/>
+        </w:rPr>
+        <w:br/>
+        <w:t xml:space="preserve">    hell = RANDINT(60, 255)</w:t>
+      </w:r>
+      <w:r>
+        <w:rPr>
+          <w:rFonts w:ascii="Consolas" w:cs="Consolas" w:eastAsia="Consolas" w:hAnsi="Consolas"/>
+          <w:sz w:val="19"/>
+          <w:szCs w:val="19"/>
+        </w:rPr>
+        <w:br/>
+        <w:t xml:space="preserve">    CIRCLE(x, y, RANDINT(1, 2), RGB(hell, hell, 255))</w:t>
+      </w:r>
+      <w:r>
+        <w:rPr>
+          <w:rFonts w:ascii="Consolas" w:cs="Consolas" w:eastAsia="Consolas" w:hAnsi="Consolas"/>
+          <w:sz w:val="19"/>
+          <w:szCs w:val="19"/>
+        </w:rPr>
+        <w:br/>
+        <w:t xml:space="preserve">NEXT</w:t>
+      </w:r>
+      <w:r>
+        <w:rPr>
+          <w:rFonts w:ascii="Consolas" w:cs="Consolas" w:eastAsia="Consolas" w:hAnsi="Consolas"/>
+          <w:sz w:val="19"/>
+          <w:szCs w:val="19"/>
+        </w:rPr>
+        <w:br/>
+        <w:t xml:space="preserve"/>
+      </w:r>
+      <w:r>
+        <w:rPr>
+          <w:rFonts w:ascii="Consolas" w:cs="Consolas" w:eastAsia="Consolas" w:hAnsi="Consolas"/>
+          <w:sz w:val="19"/>
+          <w:szCs w:val="19"/>
+        </w:rPr>
+        <w:br/>
+        <w:t xml:space="preserve">FLIP()</w:t>
+      </w:r>
+      <w:r>
+        <w:rPr>
+          <w:rFonts w:ascii="Consolas" w:cs="Consolas" w:eastAsia="Consolas" w:hAnsi="Consolas"/>
+          <w:sz w:val="19"/>
+          <w:szCs w:val="19"/>
+        </w:rPr>
+        <w:br/>
+        <w:t xml:space="preserve">SLEEP(4000)</w:t>
+      </w:r>
+    </w:p>
+    <w:p>
+      <w:pPr>
+        <w:keepNext/>
+        <w:spacing w:after="40" w:before="160"/>
+        <w:jc w:val="center"/>
+      </w:pPr>
+      <w:r>
+        <w:drawing>
+          <wp:inline distT="0" distB="0" distL="0" distR="0">
+            <wp:extent cx="4191000" cy="2619375"/>
+            <wp:effectExtent t="0" r="0" b="0" l="0"/>
+            <wp:docPr id="1" name="kap04_1_sternenhimmel.png" descr="Starte das Programm zweimal. Du bekommst nie denselben Himmel." title="Starte das Programm zweimal. Du bekommst nie denselben Himmel."/>
+            <wp:cNvGraphicFramePr>
+              <a:graphicFrameLocks xmlns:a="http://schemas.openxmlformats.org/drawingml/2006/main" noChangeAspect="1"/>
+            </wp:cNvGraphicFramePr>
+            <a:graphic xmlns:a="http://schemas.openxmlformats.org/drawingml/2006/main">
+              <a:graphicData uri="http://schemas.openxmlformats.org/drawingml/2006/picture">
+                <pic:pic xmlns:pic="http://schemas.openxmlformats.org/drawingml/2006/picture">
+                  <pic:nvPicPr>
+                    <pic:cNvPr id="0" name="" descr=""/>
+                    <pic:cNvPicPr>
+                      <a:picLocks noChangeAspect="1" noChangeArrowheads="1"/>
+                    </pic:cNvPicPr>
+                  </pic:nvPicPr>
+                  <pic:blipFill>
+                    <a:blip r:embed="rId20" cstate="none"/>
+                    <a:srcRect/>
+                    <a:stretch>
+                      <a:fillRect/>
+                    </a:stretch>
+                  </pic:blipFill>
+                  <pic:spPr bwMode="auto">
+                    <a:xfrm>
+                      <a:off x="0" y="0"/>
+                      <a:ext cx="4191000" cy="2619375"/>
+                    </a:xfrm>
+                    <a:prstGeom prst="rect">
+                      <a:avLst/>
+                    </a:prstGeom>
+                  </pic:spPr>
+                </pic:pic>
+              </a:graphicData>
+            </a:graphic>
+          </wp:inline>
+        </w:drawing>
+      </w:r>
+    </w:p>
+    <w:p>
+      <w:pPr>
+        <w:spacing w:after="200"/>
+        <w:jc w:val="center"/>
+      </w:pPr>
+      <w:r>
+        <w:rPr>
+          <w:i/>
+          <w:iCs/>
+          <w:color w:val="6A6A6A"/>
+          <w:sz w:val="18"/>
+          <w:szCs w:val="18"/>
+        </w:rPr>
+        <w:t xml:space="preserve">Starte das Programm zweimal. Du bekommst nie denselben Himmel.</w:t>
+      </w:r>
+    </w:p>
+    <w:p>
+      <w:pPr>
+        <w:pStyle w:val="Heading2"/>
+        <w:keepNext/>
+        <w:keepLines/>
+        <w:spacing w:after="120" w:before="280"/>
+      </w:pPr>
+      <w:r>
+        <w:t xml:space="preserve">Zeile für Zeile</w:t>
+      </w:r>
+    </w:p>
+    <w:p>
+      <w:pPr>
+        <w:spacing w:after="180" w:line="312" w:lineRule="auto"/>
+      </w:pPr>
+      <w:r>
+        <w:rPr>
+          <w:rFonts w:ascii="Consolas" w:cs="Consolas" w:eastAsia="Consolas" w:hAnsi="Consolas"/>
+          <w:color w:val="335577"/>
+          <w:sz w:val="21"/>
+          <w:szCs w:val="21"/>
+        </w:rPr>
+        <w:t xml:space="preserve">RANDINT(0, 639)</w:t>
+      </w:r>
+      <w:r>
+        <w:rPr>
+          <w:sz w:val="22"/>
+          <w:szCs w:val="22"/>
+        </w:rPr>
+        <w:t xml:space="preserve"> liefert eine zufällige ganze Zahl zwischen 0 und 639. Der Name kommt von „random integer“, also „zufällige ganze Zahl“. Beide Grenzen sind mit dabei: Die 0 kann herauskommen und die 639 auch.</w:t>
+      </w:r>
+    </w:p>
+    <w:p>
+      <w:pPr>
+        <w:spacing w:after="180" w:line="312" w:lineRule="auto"/>
+      </w:pPr>
+      <w:r>
+        <w:rPr>
+          <w:sz w:val="22"/>
+          <w:szCs w:val="22"/>
+        </w:rPr>
+        <w:t xml:space="preserve">Vier Zufallszahlen bestimmen jeden einzelnen Stern:</w:t>
+      </w:r>
+    </w:p>
+    <w:p>
+      <w:pPr>
+        <w:pStyle w:val="ListParagraph"/>
+        <w:numPr>
+          <w:ilvl w:val="0"/>
+          <w:numId w:val="2"/>
+        </w:numPr>
+        <w:spacing w:after="100" w:line="312" w:lineRule="auto"/>
+      </w:pPr>
+      <w:r>
+        <w:rPr>
+          <w:b/>
+          <w:bCs/>
+          <w:sz w:val="22"/>
+          <w:szCs w:val="22"/>
+        </w:rPr>
+        <w:t xml:space="preserve">x </w:t>
+      </w:r>
+      <w:r>
+        <w:rPr>
+          <w:sz w:val="22"/>
+          <w:szCs w:val="22"/>
+        </w:rPr>
+        <w:t xml:space="preserve">— wie weit rechts er steht, irgendwo über die volle Fensterbreite.</w:t>
+      </w:r>
+    </w:p>
+    <w:p>
+      <w:pPr>
+        <w:pStyle w:val="ListParagraph"/>
+        <w:numPr>
+          <w:ilvl w:val="0"/>
+          <w:numId w:val="2"/>
+        </w:numPr>
+        <w:spacing w:after="100" w:line="312" w:lineRule="auto"/>
+      </w:pPr>
+      <w:r>
+        <w:rPr>
+          <w:b/>
+          <w:bCs/>
+          <w:sz w:val="22"/>
+          <w:szCs w:val="22"/>
+        </w:rPr>
+        <w:t xml:space="preserve">y </w:t>
+      </w:r>
+      <w:r>
+        <w:rPr>
+          <w:sz w:val="22"/>
+          <w:szCs w:val="22"/>
+        </w:rPr>
+        <w:t xml:space="preserve">— wie weit unten, über die volle Fensterhöhe.</w:t>
+      </w:r>
+    </w:p>
+    <w:p>
+      <w:pPr>
+        <w:pStyle w:val="ListParagraph"/>
+        <w:numPr>
+          <w:ilvl w:val="0"/>
+          <w:numId w:val="2"/>
+        </w:numPr>
+        <w:spacing w:after="100" w:line="312" w:lineRule="auto"/>
+      </w:pPr>
+      <w:r>
+        <w:rPr>
+          <w:b/>
+          <w:bCs/>
+          <w:sz w:val="22"/>
+          <w:szCs w:val="22"/>
+        </w:rPr>
+        <w:t xml:space="preserve">hell </w:t>
+      </w:r>
+      <w:r>
+        <w:rPr>
+          <w:sz w:val="22"/>
+          <w:szCs w:val="22"/>
+        </w:rPr>
+        <w:t xml:space="preserve">— wie hell er leuchtet, von blass bis strahlend.</w:t>
+      </w:r>
+    </w:p>
+    <w:p>
+      <w:pPr>
+        <w:pStyle w:val="ListParagraph"/>
+        <w:numPr>
+          <w:ilvl w:val="0"/>
+          <w:numId w:val="2"/>
+        </w:numPr>
+        <w:spacing w:after="100" w:line="312" w:lineRule="auto"/>
+      </w:pPr>
+      <w:r>
+        <w:rPr>
+          <w:b/>
+          <w:bCs/>
+          <w:sz w:val="22"/>
+          <w:szCs w:val="22"/>
+        </w:rPr>
+        <w:t xml:space="preserve">der Radius </w:t>
+      </w:r>
+      <w:r>
+        <w:rPr>
+          <w:sz w:val="22"/>
+          <w:szCs w:val="22"/>
+        </w:rPr>
+        <w:t xml:space="preserve">— 1 oder 2. Der steht direkt in der Malzeile, weil er nur einmal gebraucht wird. Größere Sterne wären Murmeln.</w:t>
+      </w:r>
+    </w:p>
+    <w:p>
+      <w:pPr>
+        <w:spacing w:after="180" w:line="312" w:lineRule="auto"/>
+      </w:pPr>
+      <w:r>
+        <w:rPr>
+          <w:sz w:val="22"/>
+          <w:szCs w:val="22"/>
+        </w:rPr>
+        <w:t xml:space="preserve">Warum hell dagegen erst in einen eigenen Karton wandert: Der Wert wird ZWEIMAL gebraucht, im Rot- und im Grünanteil. Stünde </w:t>
+      </w:r>
+      <w:r>
+        <w:rPr>
+          <w:rFonts w:ascii="Consolas" w:cs="Consolas" w:eastAsia="Consolas" w:hAnsi="Consolas"/>
+          <w:color w:val="335577"/>
+          <w:sz w:val="21"/>
+          <w:szCs w:val="21"/>
+        </w:rPr>
+        <w:t xml:space="preserve">RANDINT(60, 255)</w:t>
+      </w:r>
+      <w:r>
+        <w:rPr>
+          <w:sz w:val="22"/>
+          <w:szCs w:val="22"/>
+        </w:rPr>
+        <w:t xml:space="preserve"> zweimal in der Zeile, wären es zwei verschiedene Würfe — der Stern bekäme unterschiedlich viel Rot und Grün und damit einen Farbstich. So sind beide gleich, und weil der Blauanteil fest auf 255 steht, leuchten alle Sterne weißlich-blau.</w:t>
+      </w:r>
+    </w:p>
+    <w:p>
+      <w:pPr>
+        <w:spacing w:after="180" w:line="312" w:lineRule="auto"/>
+      </w:pPr>
+      <w:r>
+        <w:rPr>
+          <w:sz w:val="22"/>
+          <w:szCs w:val="22"/>
+        </w:rPr>
+        <w:t xml:space="preserve">Auch x und y stehen in eigenen Zeilen, obwohl sie nur einmal gebraucht werden. Das ist reine Lesbarkeit: Eine Malzeile mit vier Zufallsaufrufen darin ist ein Wollknäuel, und im Buch passt sie nicht einmal in eine Zeile. Was zu lang wird, zerlegt man.</w:t>
+      </w:r>
+    </w:p>
+    <w:p>
+      <w:pPr>
+        <w:spacing w:before="60"/>
+      </w:pPr>
+    </w:p>
+    <w:tbl>
+      <w:tblPr>
+        <w:tblW w:type="dxa" w:w="9026"/>
+        <w:tblBorders>
+          <w:top w:val="single" w:color="auto" w:sz="4"/>
+          <w:left w:val="single" w:color="auto" w:sz="4"/>
+          <w:bottom w:val="single" w:color="auto" w:sz="4"/>
+          <w:right w:val="single" w:color="auto" w:sz="4"/>
+          <w:insideH w:val="single" w:color="auto" w:sz="4"/>
+          <w:insideV w:val="single" w:color="auto" w:sz="4"/>
+        </w:tblBorders>
+      </w:tblPr>
+      <w:tblGrid>
+        <w:gridCol w:w="9026"/>
+      </w:tblGrid>
+      <w:tr>
+        <w:trPr>
+          <w:cantSplit/>
+        </w:trPr>
+        <w:tc>
+          <w:tcPr>
+            <w:tcW w:type="dxa" w:w="9026"/>
+            <w:tcBorders>
+              <w:top w:val="single" w:color="E0B96A" w:sz="6"/>
+              <w:left w:val="single" w:color="E0B96A" w:sz="6"/>
+              <w:bottom w:val="single" w:color="E0B96A" w:sz="6"/>
+              <w:right w:val="single" w:color="E0B96A" w:sz="6"/>
+            </w:tcBorders>
+            <w:shd w:fill="FDF3E0" w:val="clear"/>
+            <w:tcMar>
+              <w:top w:type="dxa" w:w="140"/>
+              <w:left w:type="dxa" w:w="180"/>
+              <w:bottom w:type="dxa" w:w="140"/>
+              <w:right w:type="dxa" w:w="180"/>
+            </w:tcMar>
+          </w:tcPr>
+          <w:p>
+            <w:pPr>
+              <w:spacing w:after="40"/>
+            </w:pPr>
+            <w:r>
+              <w:rPr>
+                <w:b/>
+                <w:bCs/>
+                <w:color w:val="8A5E15"/>
+                <w:sz w:val="22"/>
+                <w:szCs w:val="22"/>
+              </w:rPr>
+              <w:t xml:space="preserve">Merke</w:t>
+            </w:r>
+          </w:p>
+          <w:p>
+            <w:pPr>
+              <w:spacing w:after="0" w:line="312" w:lineRule="auto"/>
+            </w:pPr>
+            <w:r>
+              <w:rPr>
+                <w:sz w:val="22"/>
+                <w:szCs w:val="22"/>
+              </w:rPr>
+              <w:t xml:space="preserve">Das ist eine allgemeine Regel, keine Besonderheit des Zufalls: Ein Ausdruck, der zweimal in derselben Zeile steht, wird auch zweimal ausgerechnet. Bei 3 + 4 ist das gleichgültig. Bei etwas, das jedes Mal anders antwortet, ist es der Unterschied zwischen einem Stern und einem Farbfehler.</w:t>
+            </w:r>
+          </w:p>
+        </w:tc>
+      </w:tr>
+    </w:tbl>
+    <w:p>
+      <w:pPr>
+        <w:spacing w:after="160"/>
+      </w:pPr>
+    </w:p>
+    <w:p>
+      <w:pPr>
+        <w:pStyle w:val="Heading2"/>
+        <w:keepNext/>
+        <w:keepLines/>
+        <w:spacing w:after="120" w:before="280"/>
+      </w:pPr>
+      <w:r>
+        <w:t xml:space="preserve">Ein alter BASIC-Merksatz, der hier nicht gilt</w:t>
+      </w:r>
+    </w:p>
+    <w:p>
+      <w:pPr>
+        <w:spacing w:after="180" w:line="312" w:lineRule="auto"/>
+      </w:pPr>
+      <w:r>
+        <w:rPr>
+          <w:sz w:val="22"/>
+          <w:szCs w:val="22"/>
+        </w:rPr>
+        <w:t xml:space="preserve">Wer schon einmal in ein älteres BASIC-Buch geschaut hat, kennt die Ermahnung: „Rufe immer zuerst </w:t>
+      </w:r>
+      <w:r>
+        <w:rPr>
+          <w:rFonts w:ascii="Consolas" w:cs="Consolas" w:eastAsia="Consolas" w:hAnsi="Consolas"/>
+          <w:color w:val="335577"/>
+          <w:sz w:val="21"/>
+          <w:szCs w:val="21"/>
+        </w:rPr>
+        <w:t xml:space="preserve">RANDOMIZE</w:t>
+      </w:r>
+      <w:r>
+        <w:rPr>
+          <w:sz w:val="22"/>
+          <w:szCs w:val="22"/>
+        </w:rPr>
+        <w:t xml:space="preserve"> auf, sonst bekommst du bei jedem Start dieselben Zahlen.“ In Drachenhauch ist das nicht nötig — der Zufall startet von sich aus verschieden.</w:t>
+      </w:r>
+    </w:p>
+    <w:p>
+      <w:pPr>
+        <w:spacing w:after="180" w:line="312" w:lineRule="auto"/>
+      </w:pPr>
+      <w:r>
+        <w:rPr>
+          <w:sz w:val="22"/>
+          <w:szCs w:val="22"/>
+        </w:rPr>
+        <w:t xml:space="preserve">Nachgemessen: Dasselbe Programm dreimal gestartet, jedes Mal zwei Zufallszahlen zwischen 1 und 1000:</w:t>
+      </w:r>
+    </w:p>
+    <w:p>
+      <w:pPr>
+        <w:keepLines/>
+        <w:pBdr>
+          <w:left w:val="single" w:color="9AC79A" w:sz="18" w:space="6"/>
+        </w:pBdr>
+        <w:shd w:fill="EAF4EA" w:val="clear"/>
+        <w:spacing w:after="200" w:before="100" w:line="264" w:lineRule="auto"/>
+        <w:ind w:left="140"/>
+      </w:pPr>
+      <w:r>
+        <w:rPr>
+          <w:rFonts w:ascii="Consolas" w:cs="Consolas" w:eastAsia="Consolas" w:hAnsi="Consolas"/>
+          <w:sz w:val="19"/>
+          <w:szCs w:val="19"/>
+        </w:rPr>
+        <w:t xml:space="preserve">345  455</w:t>
+      </w:r>
+      <w:r>
+        <w:rPr>
+          <w:rFonts w:ascii="Consolas" w:cs="Consolas" w:eastAsia="Consolas" w:hAnsi="Consolas"/>
+          <w:sz w:val="19"/>
+          <w:szCs w:val="19"/>
+        </w:rPr>
+        <w:br/>
+        <w:t xml:space="preserve">333  393</w:t>
+      </w:r>
+      <w:r>
+        <w:rPr>
+          <w:rFonts w:ascii="Consolas" w:cs="Consolas" w:eastAsia="Consolas" w:hAnsi="Consolas"/>
+          <w:sz w:val="19"/>
+          <w:szCs w:val="19"/>
+        </w:rPr>
+        <w:br/>
+        <w:t xml:space="preserve">869  154</w:t>
+      </w:r>
+    </w:p>
+    <w:p>
+      <w:pPr>
+        <w:spacing w:after="180" w:line="312" w:lineRule="auto"/>
+      </w:pPr>
+      <w:r>
+        <w:rPr>
+          <w:sz w:val="22"/>
+          <w:szCs w:val="22"/>
+        </w:rPr>
+        <w:t xml:space="preserve">Drei Läufe, sechs verschiedene Zahlen. Du kannst also gleich loswürfeln.</w:t>
+      </w:r>
+    </w:p>
+    <w:p>
+      <w:pPr>
+        <w:pStyle w:val="Heading2"/>
+        <w:keepNext/>
+        <w:keepLines/>
+        <w:spacing w:after="120" w:before="280"/>
+      </w:pPr>
+      <w:r>
+        <w:t xml:space="preserve">Konfetti</w:t>
+      </w:r>
+    </w:p>
+    <w:p>
+      <w:pPr>
+        <w:spacing w:after="180" w:line="312" w:lineRule="auto"/>
+      </w:pPr>
+      <w:r>
+        <w:rPr>
+          <w:sz w:val="22"/>
+          <w:szCs w:val="22"/>
+        </w:rPr>
+        <w:t xml:space="preserve">Dasselbe Prinzip mit Rechtecken statt Punkten — und diesmal ist auch die Größe gewürfelt:</w:t>
+      </w:r>
+    </w:p>
+    <w:p>
+      <w:pPr>
+        <w:keepLines/>
+        <w:pBdr>
+          <w:left w:val="single" w:color="1B6CA8" w:sz="18" w:space="6"/>
+        </w:pBdr>
+        <w:shd w:fill="F4F4F4" w:val="clear"/>
+        <w:spacing w:after="200" w:before="100" w:line="264" w:lineRule="auto"/>
+        <w:ind w:left="140"/>
+      </w:pPr>
+      <w:r>
+        <w:rPr>
+          <w:rFonts w:ascii="Consolas" w:cs="Consolas" w:eastAsia="Consolas" w:hAnsi="Consolas"/>
+          <w:sz w:val="19"/>
+          <w:szCs w:val="19"/>
+        </w:rPr>
+        <w:t xml:space="preserve">SCREEN(640, 400, "Konfetti")</w:t>
+      </w:r>
+      <w:r>
+        <w:rPr>
+          <w:rFonts w:ascii="Consolas" w:cs="Consolas" w:eastAsia="Consolas" w:hAnsi="Consolas"/>
+          <w:sz w:val="19"/>
+          <w:szCs w:val="19"/>
+        </w:rPr>
+        <w:br/>
+        <w:t xml:space="preserve">CLS(RGB(250, 250, 250))</w:t>
+      </w:r>
+      <w:r>
+        <w:rPr>
+          <w:rFonts w:ascii="Consolas" w:cs="Consolas" w:eastAsia="Consolas" w:hAnsi="Consolas"/>
+          <w:sz w:val="19"/>
+          <w:szCs w:val="19"/>
+        </w:rPr>
+        <w:br/>
+        <w:t xml:space="preserve"/>
+      </w:r>
+      <w:r>
+        <w:rPr>
+          <w:rFonts w:ascii="Consolas" w:cs="Consolas" w:eastAsia="Consolas" w:hAnsi="Consolas"/>
+          <w:sz w:val="19"/>
+          <w:szCs w:val="19"/>
+        </w:rPr>
+        <w:br/>
+        <w:t xml:space="preserve">DIM i AS INTEGER</w:t>
+      </w:r>
+      <w:r>
+        <w:rPr>
+          <w:rFonts w:ascii="Consolas" w:cs="Consolas" w:eastAsia="Consolas" w:hAnsi="Consolas"/>
+          <w:sz w:val="19"/>
+          <w:szCs w:val="19"/>
+        </w:rPr>
+        <w:br/>
+        <w:t xml:space="preserve">DIM x AS INTEGER</w:t>
+      </w:r>
+      <w:r>
+        <w:rPr>
+          <w:rFonts w:ascii="Consolas" w:cs="Consolas" w:eastAsia="Consolas" w:hAnsi="Consolas"/>
+          <w:sz w:val="19"/>
+          <w:szCs w:val="19"/>
+        </w:rPr>
+        <w:br/>
+        <w:t xml:space="preserve">DIM y AS INTEGER</w:t>
+      </w:r>
+      <w:r>
+        <w:rPr>
+          <w:rFonts w:ascii="Consolas" w:cs="Consolas" w:eastAsia="Consolas" w:hAnsi="Consolas"/>
+          <w:sz w:val="19"/>
+          <w:szCs w:val="19"/>
+        </w:rPr>
+        <w:br/>
+        <w:t xml:space="preserve">DIM gross AS INTEGER</w:t>
+      </w:r>
+      <w:r>
+        <w:rPr>
+          <w:rFonts w:ascii="Consolas" w:cs="Consolas" w:eastAsia="Consolas" w:hAnsi="Consolas"/>
+          <w:sz w:val="19"/>
+          <w:szCs w:val="19"/>
+        </w:rPr>
+        <w:br/>
+        <w:t xml:space="preserve">DIM rot AS INTEGER</w:t>
+      </w:r>
+      <w:r>
+        <w:rPr>
+          <w:rFonts w:ascii="Consolas" w:cs="Consolas" w:eastAsia="Consolas" w:hAnsi="Consolas"/>
+          <w:sz w:val="19"/>
+          <w:szCs w:val="19"/>
+        </w:rPr>
+        <w:br/>
+        <w:t xml:space="preserve">DIM gruen AS INTEGER</w:t>
+      </w:r>
+      <w:r>
+        <w:rPr>
+          <w:rFonts w:ascii="Consolas" w:cs="Consolas" w:eastAsia="Consolas" w:hAnsi="Consolas"/>
+          <w:sz w:val="19"/>
+          <w:szCs w:val="19"/>
+        </w:rPr>
+        <w:br/>
+        <w:t xml:space="preserve">DIM blau AS INTEGER</w:t>
+      </w:r>
+      <w:r>
+        <w:rPr>
+          <w:rFonts w:ascii="Consolas" w:cs="Consolas" w:eastAsia="Consolas" w:hAnsi="Consolas"/>
+          <w:sz w:val="19"/>
+          <w:szCs w:val="19"/>
+        </w:rPr>
+        <w:br/>
+        <w:t xml:space="preserve"/>
+      </w:r>
+      <w:r>
+        <w:rPr>
+          <w:rFonts w:ascii="Consolas" w:cs="Consolas" w:eastAsia="Consolas" w:hAnsi="Consolas"/>
+          <w:sz w:val="19"/>
+          <w:szCs w:val="19"/>
+        </w:rPr>
+        <w:br/>
+        <w:t xml:space="preserve">FOR i = 1 TO 200</w:t>
+      </w:r>
+      <w:r>
+        <w:rPr>
+          <w:rFonts w:ascii="Consolas" w:cs="Consolas" w:eastAsia="Consolas" w:hAnsi="Consolas"/>
+          <w:sz w:val="19"/>
+          <w:szCs w:val="19"/>
+        </w:rPr>
+        <w:br/>
+        <w:t xml:space="preserve">    x = RANDINT(0, 620)</w:t>
+      </w:r>
+      <w:r>
+        <w:rPr>
+          <w:rFonts w:ascii="Consolas" w:cs="Consolas" w:eastAsia="Consolas" w:hAnsi="Consolas"/>
+          <w:sz w:val="19"/>
+          <w:szCs w:val="19"/>
+        </w:rPr>
+        <w:br/>
+        <w:t xml:space="preserve">    y = RANDINT(0, 380)</w:t>
+      </w:r>
+      <w:r>
+        <w:rPr>
+          <w:rFonts w:ascii="Consolas" w:cs="Consolas" w:eastAsia="Consolas" w:hAnsi="Consolas"/>
+          <w:sz w:val="19"/>
+          <w:szCs w:val="19"/>
+        </w:rPr>
+        <w:br/>
+        <w:t xml:space="preserve">    gross = RANDINT(6, 18)</w:t>
+      </w:r>
+      <w:r>
+        <w:rPr>
+          <w:rFonts w:ascii="Consolas" w:cs="Consolas" w:eastAsia="Consolas" w:hAnsi="Consolas"/>
+          <w:sz w:val="19"/>
+          <w:szCs w:val="19"/>
+        </w:rPr>
+        <w:br/>
+        <w:t xml:space="preserve">    rot = RANDINT(60, 255)</w:t>
+      </w:r>
+      <w:r>
+        <w:rPr>
+          <w:rFonts w:ascii="Consolas" w:cs="Consolas" w:eastAsia="Consolas" w:hAnsi="Consolas"/>
+          <w:sz w:val="19"/>
+          <w:szCs w:val="19"/>
+        </w:rPr>
+        <w:br/>
+        <w:t xml:space="preserve">    gruen = RANDINT(60, 255)</w:t>
+      </w:r>
+      <w:r>
+        <w:rPr>
+          <w:rFonts w:ascii="Consolas" w:cs="Consolas" w:eastAsia="Consolas" w:hAnsi="Consolas"/>
+          <w:sz w:val="19"/>
+          <w:szCs w:val="19"/>
+        </w:rPr>
+        <w:br/>
+        <w:t xml:space="preserve">    blau = RANDINT(60, 255)</w:t>
+      </w:r>
+      <w:r>
+        <w:rPr>
+          <w:rFonts w:ascii="Consolas" w:cs="Consolas" w:eastAsia="Consolas" w:hAnsi="Consolas"/>
+          <w:sz w:val="19"/>
+          <w:szCs w:val="19"/>
+        </w:rPr>
+        <w:br/>
+        <w:t xml:space="preserve">    BOX(x, y, x + gross, y + gross, RGB(rot, gruen, blau))</w:t>
+      </w:r>
+      <w:r>
+        <w:rPr>
+          <w:rFonts w:ascii="Consolas" w:cs="Consolas" w:eastAsia="Consolas" w:hAnsi="Consolas"/>
+          <w:sz w:val="19"/>
+          <w:szCs w:val="19"/>
+        </w:rPr>
+        <w:br/>
+        <w:t xml:space="preserve">NEXT</w:t>
+      </w:r>
+      <w:r>
+        <w:rPr>
+          <w:rFonts w:ascii="Consolas" w:cs="Consolas" w:eastAsia="Consolas" w:hAnsi="Consolas"/>
+          <w:sz w:val="19"/>
+          <w:szCs w:val="19"/>
+        </w:rPr>
+        <w:br/>
+        <w:t xml:space="preserve"/>
+      </w:r>
+      <w:r>
+        <w:rPr>
+          <w:rFonts w:ascii="Consolas" w:cs="Consolas" w:eastAsia="Consolas" w:hAnsi="Consolas"/>
+          <w:sz w:val="19"/>
+          <w:szCs w:val="19"/>
+        </w:rPr>
+        <w:br/>
+        <w:t xml:space="preserve">FLIP()</w:t>
+      </w:r>
+      <w:r>
+        <w:rPr>
+          <w:rFonts w:ascii="Consolas" w:cs="Consolas" w:eastAsia="Consolas" w:hAnsi="Consolas"/>
+          <w:sz w:val="19"/>
+          <w:szCs w:val="19"/>
+        </w:rPr>
+        <w:br/>
+        <w:t xml:space="preserve">SLEEP(4000)</w:t>
+      </w:r>
+    </w:p>
+    <w:p>
+      <w:pPr>
+        <w:keepNext/>
+        <w:spacing w:after="40" w:before="160"/>
+        <w:jc w:val="center"/>
+      </w:pPr>
+      <w:r>
+        <w:drawing>
+          <wp:inline distT="0" distB="0" distL="0" distR="0">
+            <wp:extent cx="4191000" cy="2619375"/>
+            <wp:effectExtent t="0" r="0" b="0" l="0"/>
+            <wp:docPr id="1" name="kap04_2_konfetti.png" descr="200 Schnipsel, jeder mit eigener Stelle, Größe und Farbe." title="200 Schnipsel, jeder mit eigener Stelle, Größe und Farbe."/>
+            <wp:cNvGraphicFramePr>
+              <a:graphicFrameLocks xmlns:a="http://schemas.openxmlformats.org/drawingml/2006/main" noChangeAspect="1"/>
+            </wp:cNvGraphicFramePr>
+            <a:graphic xmlns:a="http://schemas.openxmlformats.org/drawingml/2006/main">
+              <a:graphicData uri="http://schemas.openxmlformats.org/drawingml/2006/picture">
+                <pic:pic xmlns:pic="http://schemas.openxmlformats.org/drawingml/2006/picture">
+                  <pic:nvPicPr>
+                    <pic:cNvPr id="0" name="" descr=""/>
+                    <pic:cNvPicPr>
+                      <a:picLocks noChangeAspect="1" noChangeArrowheads="1"/>
+                    </pic:cNvPicPr>
+                  </pic:nvPicPr>
+                  <pic:blipFill>
+                    <a:blip r:embed="rId21" cstate="none"/>
+                    <a:srcRect/>
+                    <a:stretch>
+                      <a:fillRect/>
+                    </a:stretch>
+                  </pic:blipFill>
+                  <pic:spPr bwMode="auto">
+                    <a:xfrm>
+                      <a:off x="0" y="0"/>
+                      <a:ext cx="4191000" cy="2619375"/>
+                    </a:xfrm>
+                    <a:prstGeom prst="rect">
+                      <a:avLst/>
+                    </a:prstGeom>
+                  </pic:spPr>
+                </pic:pic>
+              </a:graphicData>
+            </a:graphic>
+          </wp:inline>
+        </w:drawing>
+      </w:r>
+    </w:p>
+    <w:p>
+      <w:pPr>
+        <w:spacing w:after="200"/>
+        <w:jc w:val="center"/>
+      </w:pPr>
+      <w:r>
+        <w:rPr>
+          <w:i/>
+          <w:iCs/>
+          <w:color w:val="6A6A6A"/>
+          <w:sz w:val="18"/>
+          <w:szCs w:val="18"/>
+        </w:rPr>
+        <w:t xml:space="preserve">200 Schnipsel, jeder mit eigener Stelle, Größe und Farbe.</w:t>
+      </w:r>
+    </w:p>
+    <w:p>
+      <w:pPr>
+        <w:spacing w:after="180" w:line="312" w:lineRule="auto"/>
+      </w:pPr>
+      <w:r>
+        <w:rPr>
+          <w:sz w:val="22"/>
+          <w:szCs w:val="22"/>
+        </w:rPr>
+        <w:t xml:space="preserve">Hier zahlt sich aus, dass </w:t>
+      </w:r>
+      <w:r>
+        <w:rPr>
+          <w:rFonts w:ascii="Consolas" w:cs="Consolas" w:eastAsia="Consolas" w:hAnsi="Consolas"/>
+          <w:color w:val="335577"/>
+          <w:sz w:val="21"/>
+          <w:szCs w:val="21"/>
+        </w:rPr>
+        <w:t xml:space="preserve">BOX</w:t>
+      </w:r>
+      <w:r>
+        <w:rPr>
+          <w:sz w:val="22"/>
+          <w:szCs w:val="22"/>
+        </w:rPr>
+        <w:t xml:space="preserve"> zwei Ecken will und nicht Breite und Höhe. Die linke obere Ecke ist </w:t>
+      </w:r>
+      <w:r>
+        <w:rPr>
+          <w:rFonts w:ascii="Consolas" w:cs="Consolas" w:eastAsia="Consolas" w:hAnsi="Consolas"/>
+          <w:color w:val="335577"/>
+          <w:sz w:val="21"/>
+          <w:szCs w:val="21"/>
+        </w:rPr>
+        <w:t xml:space="preserve">x, y</w:t>
+      </w:r>
+      <w:r>
+        <w:rPr>
+          <w:sz w:val="22"/>
+          <w:szCs w:val="22"/>
+        </w:rPr>
+        <w:t xml:space="preserve">; die rechte untere ist </w:t>
+      </w:r>
+      <w:r>
+        <w:rPr>
+          <w:rFonts w:ascii="Consolas" w:cs="Consolas" w:eastAsia="Consolas" w:hAnsi="Consolas"/>
+          <w:color w:val="335577"/>
+          <w:sz w:val="21"/>
+          <w:szCs w:val="21"/>
+        </w:rPr>
+        <w:t xml:space="preserve">x + gross, y + gross</w:t>
+      </w:r>
+      <w:r>
+        <w:rPr>
+          <w:sz w:val="22"/>
+          <w:szCs w:val="22"/>
+        </w:rPr>
+        <w:t xml:space="preserve"> — also beide Male dieselbe Strecke weiter. Dadurch entstehen Quadrate, egal wie groß gross gerade ausfällt.</w:t>
+      </w:r>
+    </w:p>
+    <w:p>
+      <w:pPr>
+        <w:spacing w:after="180" w:line="312" w:lineRule="auto"/>
+      </w:pPr>
+      <w:r>
+        <w:rPr>
+          <w:sz w:val="22"/>
+          <w:szCs w:val="22"/>
+        </w:rPr>
+        <w:t xml:space="preserve">Bei den Grenzen steckt eine kleine Überlegung: </w:t>
+      </w:r>
+      <w:r>
+        <w:rPr>
+          <w:rFonts w:ascii="Consolas" w:cs="Consolas" w:eastAsia="Consolas" w:hAnsi="Consolas"/>
+          <w:color w:val="335577"/>
+          <w:sz w:val="21"/>
+          <w:szCs w:val="21"/>
+        </w:rPr>
+        <w:t xml:space="preserve">RANDINT(0, 620)</w:t>
+      </w:r>
+      <w:r>
+        <w:rPr>
+          <w:sz w:val="22"/>
+          <w:szCs w:val="22"/>
+        </w:rPr>
+        <w:t xml:space="preserve"> statt 639. Ein Schnipsel darf bis zu 18 Punkte breit sein, und wenn seine linke Kante schon bei 639 läge, hinge er zur Hälfte aus dem Fenster. Solche Randüberlegungen wirst du in diesem Buch noch oft anstellen.</w:t>
+      </w:r>
+    </w:p>
+    <w:p>
+      <w:pPr>
+        <w:spacing w:after="180" w:line="312" w:lineRule="auto"/>
+      </w:pPr>
+      <w:r>
+        <w:rPr>
+          <w:sz w:val="22"/>
+          <w:szCs w:val="22"/>
+        </w:rPr>
+        <w:t xml:space="preserve">Die drei Farbanteile sind unabhängig gewürfelt — hier ist das genau richtig, denn bunt heißt bunt. Und die Untergrenze 60 statt 0 sorgt dafür, dass kein Schnipsel so dunkel wird, dass er auf dem hellen Grund wie ein Loch aussieht.</w:t>
+      </w:r>
+    </w:p>
+    <w:p>
+      <w:pPr>
+        <w:pStyle w:val="Heading2"/>
+        <w:keepNext/>
+        <w:keepLines/>
+        <w:spacing w:after="120" w:before="280"/>
+      </w:pPr>
+      <w:r>
+        <w:t xml:space="preserve">Eine Landschaft aus Zufall und Sinus</w:t>
+      </w:r>
+    </w:p>
+    <w:p>
+      <w:pPr>
+        <w:spacing w:after="180" w:line="312" w:lineRule="auto"/>
+      </w:pPr>
+      <w:r>
+        <w:rPr>
+          <w:sz w:val="22"/>
+          <w:szCs w:val="22"/>
+        </w:rPr>
+        <w:t xml:space="preserve">Reiner Zufall sieht schnell nach Rauschen aus. Interessant wird es, wenn man ihn auf etwas Geordnetes draufsetzt — hier auf die Sinuswelle aus dem letzten Kapitel:</w:t>
+      </w:r>
+    </w:p>
+    <w:p>
+      <w:pPr>
+        <w:keepLines/>
+        <w:pBdr>
+          <w:left w:val="single" w:color="1B6CA8" w:sz="18" w:space="6"/>
+        </w:pBdr>
+        <w:shd w:fill="F4F4F4" w:val="clear"/>
+        <w:spacing w:after="200" w:before="100" w:line="264" w:lineRule="auto"/>
+        <w:ind w:left="140"/>
+      </w:pPr>
+      <w:r>
+        <w:rPr>
+          <w:rFonts w:ascii="Consolas" w:cs="Consolas" w:eastAsia="Consolas" w:hAnsi="Consolas"/>
+          <w:sz w:val="19"/>
+          <w:szCs w:val="19"/>
+        </w:rPr>
+        <w:t xml:space="preserve">SCREEN(640, 400, "Gebirge")</w:t>
+      </w:r>
+      <w:r>
+        <w:rPr>
+          <w:rFonts w:ascii="Consolas" w:cs="Consolas" w:eastAsia="Consolas" w:hAnsi="Consolas"/>
+          <w:sz w:val="19"/>
+          <w:szCs w:val="19"/>
+        </w:rPr>
+        <w:br/>
+        <w:t xml:space="preserve">CLS(RGB(20, 30, 60))</w:t>
+      </w:r>
+      <w:r>
+        <w:rPr>
+          <w:rFonts w:ascii="Consolas" w:cs="Consolas" w:eastAsia="Consolas" w:hAnsi="Consolas"/>
+          <w:sz w:val="19"/>
+          <w:szCs w:val="19"/>
+        </w:rPr>
+        <w:br/>
+        <w:t xml:space="preserve"/>
+      </w:r>
+      <w:r>
+        <w:rPr>
+          <w:rFonts w:ascii="Consolas" w:cs="Consolas" w:eastAsia="Consolas" w:hAnsi="Consolas"/>
+          <w:sz w:val="19"/>
+          <w:szCs w:val="19"/>
+        </w:rPr>
+        <w:br/>
+        <w:t xml:space="preserve">DIM x AS INTEGER</w:t>
+      </w:r>
+      <w:r>
+        <w:rPr>
+          <w:rFonts w:ascii="Consolas" w:cs="Consolas" w:eastAsia="Consolas" w:hAnsi="Consolas"/>
+          <w:sz w:val="19"/>
+          <w:szCs w:val="19"/>
+        </w:rPr>
+        <w:br/>
+        <w:t xml:space="preserve">DIM hoehe AS FLOAT</w:t>
+      </w:r>
+      <w:r>
+        <w:rPr>
+          <w:rFonts w:ascii="Consolas" w:cs="Consolas" w:eastAsia="Consolas" w:hAnsi="Consolas"/>
+          <w:sz w:val="19"/>
+          <w:szCs w:val="19"/>
+        </w:rPr>
+        <w:br/>
+        <w:t xml:space="preserve"/>
+      </w:r>
+      <w:r>
+        <w:rPr>
+          <w:rFonts w:ascii="Consolas" w:cs="Consolas" w:eastAsia="Consolas" w:hAnsi="Consolas"/>
+          <w:sz w:val="19"/>
+          <w:szCs w:val="19"/>
+        </w:rPr>
+        <w:br/>
+        <w:t xml:space="preserve">FOR x = 0 TO 639</w:t>
+      </w:r>
+      <w:r>
+        <w:rPr>
+          <w:rFonts w:ascii="Consolas" w:cs="Consolas" w:eastAsia="Consolas" w:hAnsi="Consolas"/>
+          <w:sz w:val="19"/>
+          <w:szCs w:val="19"/>
+        </w:rPr>
+        <w:br/>
+        <w:t xml:space="preserve">    hoehe = 230 + SIN(RAD(x)) * 45 + RANDINT(-7, 7)</w:t>
+      </w:r>
+      <w:r>
+        <w:rPr>
+          <w:rFonts w:ascii="Consolas" w:cs="Consolas" w:eastAsia="Consolas" w:hAnsi="Consolas"/>
+          <w:sz w:val="19"/>
+          <w:szCs w:val="19"/>
+        </w:rPr>
+        <w:br/>
+        <w:t xml:space="preserve">    BOX(x, hoehe, x + 1, 399, RGB(45, 115, 70))</w:t>
+      </w:r>
+      <w:r>
+        <w:rPr>
+          <w:rFonts w:ascii="Consolas" w:cs="Consolas" w:eastAsia="Consolas" w:hAnsi="Consolas"/>
+          <w:sz w:val="19"/>
+          <w:szCs w:val="19"/>
+        </w:rPr>
+        <w:br/>
+        <w:t xml:space="preserve">NEXT</w:t>
+      </w:r>
+      <w:r>
+        <w:rPr>
+          <w:rFonts w:ascii="Consolas" w:cs="Consolas" w:eastAsia="Consolas" w:hAnsi="Consolas"/>
+          <w:sz w:val="19"/>
+          <w:szCs w:val="19"/>
+        </w:rPr>
+        <w:br/>
+        <w:t xml:space="preserve"/>
+      </w:r>
+      <w:r>
+        <w:rPr>
+          <w:rFonts w:ascii="Consolas" w:cs="Consolas" w:eastAsia="Consolas" w:hAnsi="Consolas"/>
+          <w:sz w:val="19"/>
+          <w:szCs w:val="19"/>
+        </w:rPr>
+        <w:br/>
+        <w:t xml:space="preserve">FLIP()</w:t>
+      </w:r>
+      <w:r>
+        <w:rPr>
+          <w:rFonts w:ascii="Consolas" w:cs="Consolas" w:eastAsia="Consolas" w:hAnsi="Consolas"/>
+          <w:sz w:val="19"/>
+          <w:szCs w:val="19"/>
+        </w:rPr>
+        <w:br/>
+        <w:t xml:space="preserve">SLEEP(4000)</w:t>
+      </w:r>
+    </w:p>
+    <w:p>
+      <w:pPr>
+        <w:keepNext/>
+        <w:spacing w:after="40" w:before="160"/>
+        <w:jc w:val="center"/>
+      </w:pPr>
+      <w:r>
+        <w:drawing>
+          <wp:inline distT="0" distB="0" distL="0" distR="0">
+            <wp:extent cx="4191000" cy="2619375"/>
+            <wp:effectExtent t="0" r="0" b="0" l="0"/>
+            <wp:docPr id="1" name="kap04_3_gebirge.png" descr="Die Welle gibt die Form, der Zufall gibt die Rauheit." title="Die Welle gibt die Form, der Zufall gibt die Rauheit."/>
+            <wp:cNvGraphicFramePr>
+              <a:graphicFrameLocks xmlns:a="http://schemas.openxmlformats.org/drawingml/2006/main" noChangeAspect="1"/>
+            </wp:cNvGraphicFramePr>
+            <a:graphic xmlns:a="http://schemas.openxmlformats.org/drawingml/2006/main">
+              <a:graphicData uri="http://schemas.openxmlformats.org/drawingml/2006/picture">
+                <pic:pic xmlns:pic="http://schemas.openxmlformats.org/drawingml/2006/picture">
+                  <pic:nvPicPr>
+                    <pic:cNvPr id="0" name="" descr=""/>
+                    <pic:cNvPicPr>
+                      <a:picLocks noChangeAspect="1" noChangeArrowheads="1"/>
+                    </pic:cNvPicPr>
+                  </pic:nvPicPr>
+                  <pic:blipFill>
+                    <a:blip r:embed="rId22" cstate="none"/>
+                    <a:srcRect/>
+                    <a:stretch>
+                      <a:fillRect/>
+                    </a:stretch>
+                  </pic:blipFill>
+                  <pic:spPr bwMode="auto">
+                    <a:xfrm>
+                      <a:off x="0" y="0"/>
+                      <a:ext cx="4191000" cy="2619375"/>
+                    </a:xfrm>
+                    <a:prstGeom prst="rect">
+                      <a:avLst/>
+                    </a:prstGeom>
+                  </pic:spPr>
+                </pic:pic>
+              </a:graphicData>
+            </a:graphic>
+          </wp:inline>
+        </w:drawing>
+      </w:r>
+    </w:p>
+    <w:p>
+      <w:pPr>
+        <w:spacing w:after="200"/>
+        <w:jc w:val="center"/>
+      </w:pPr>
+      <w:r>
+        <w:rPr>
+          <w:i/>
+          <w:iCs/>
+          <w:color w:val="6A6A6A"/>
+          <w:sz w:val="18"/>
+          <w:szCs w:val="18"/>
+        </w:rPr>
+        <w:t xml:space="preserve">Die Welle gibt die Form, der Zufall gibt die Rauheit.</w:t>
+      </w:r>
+    </w:p>
+    <w:p>
+      <w:pPr>
+        <w:spacing w:after="180" w:line="312" w:lineRule="auto"/>
+      </w:pPr>
+      <w:r>
+        <w:rPr>
+          <w:sz w:val="22"/>
+          <w:szCs w:val="22"/>
+        </w:rPr>
+        <w:t xml:space="preserve">Die entscheidende Zeile besteht aus drei Teilen, die addiert werden:</w:t>
+      </w:r>
+    </w:p>
+    <w:p>
+      <w:pPr>
+        <w:pStyle w:val="ListParagraph"/>
+        <w:numPr>
+          <w:ilvl w:val="0"/>
+          <w:numId w:val="2"/>
+        </w:numPr>
+        <w:spacing w:after="100" w:line="312" w:lineRule="auto"/>
+      </w:pPr>
+      <w:r>
+        <w:rPr>
+          <w:b/>
+          <w:bCs/>
+          <w:sz w:val="22"/>
+          <w:szCs w:val="22"/>
+        </w:rPr>
+        <w:t xml:space="preserve">230 </w:t>
+      </w:r>
+      <w:r>
+        <w:rPr>
+          <w:sz w:val="22"/>
+          <w:szCs w:val="22"/>
+        </w:rPr>
+        <w:t xml:space="preserve">ist die Grundhöhe — ohne alles läge der Boden bei dieser Zeile.</w:t>
+      </w:r>
+    </w:p>
+    <w:p>
+      <w:pPr>
+        <w:pStyle w:val="ListParagraph"/>
+        <w:numPr>
+          <w:ilvl w:val="0"/>
+          <w:numId w:val="2"/>
+        </w:numPr>
+        <w:spacing w:after="100" w:line="312" w:lineRule="auto"/>
+      </w:pPr>
+      <w:r>
+        <w:rPr>
+          <w:b/>
+          <w:bCs/>
+          <w:sz w:val="22"/>
+          <w:szCs w:val="22"/>
+        </w:rPr>
+        <w:t xml:space="preserve">SIN(RAD(x)) * 45 </w:t>
+      </w:r>
+      <w:r>
+        <w:rPr>
+          <w:sz w:val="22"/>
+          <w:szCs w:val="22"/>
+        </w:rPr>
+        <w:t xml:space="preserve">lässt den Boden weich um bis zu 45 Punkte auf und ab schwingen. Das ist die Hügelform.</w:t>
+      </w:r>
+    </w:p>
+    <w:p>
+      <w:pPr>
+        <w:pStyle w:val="ListParagraph"/>
+        <w:numPr>
+          <w:ilvl w:val="0"/>
+          <w:numId w:val="2"/>
+        </w:numPr>
+        <w:spacing w:after="100" w:line="312" w:lineRule="auto"/>
+      </w:pPr>
+      <w:r>
+        <w:rPr>
+          <w:b/>
+          <w:bCs/>
+          <w:sz w:val="22"/>
+          <w:szCs w:val="22"/>
+        </w:rPr>
+        <w:t xml:space="preserve">RANDINT(-7, 7) </w:t>
+      </w:r>
+      <w:r>
+        <w:rPr>
+          <w:sz w:val="22"/>
+          <w:szCs w:val="22"/>
+        </w:rPr>
+        <w:t xml:space="preserve">rüttelt jede einzelne Säule ein bisschen — mal sieben Punkte höher, mal sieben tiefer.</w:t>
+      </w:r>
+    </w:p>
+    <w:p>
+      <w:pPr>
+        <w:spacing w:after="180" w:line="312" w:lineRule="auto"/>
+      </w:pPr>
+      <w:r>
+        <w:rPr>
+          <w:sz w:val="22"/>
+          <w:szCs w:val="22"/>
+        </w:rPr>
+        <w:t xml:space="preserve">Nimm den mittleren Teil weg, und du bekommst einen geraden, rauen Rand. Nimm den Zufall weg, und du bekommst eine glatte, künstlich wirkende Welle. Erst beides zusammen sieht nach Landschaft aus. Diese Mischung aus Regel und Störung steckt hinter erstaunlich vielen Dingen, die auf einem Bildschirm natürlich aussehen.</w:t>
+      </w:r>
+    </w:p>
+    <w:p>
+      <w:pPr>
+        <w:spacing w:after="180" w:line="312" w:lineRule="auto"/>
+      </w:pPr>
+      <w:r>
+        <w:rPr>
+          <w:sz w:val="22"/>
+          <w:szCs w:val="22"/>
+        </w:rPr>
+        <w:t xml:space="preserve">Die Säulen sind zwei Punkte breit — </w:t>
+      </w:r>
+      <w:r>
+        <w:rPr>
+          <w:rFonts w:ascii="Consolas" w:cs="Consolas" w:eastAsia="Consolas" w:hAnsi="Consolas"/>
+          <w:color w:val="335577"/>
+          <w:sz w:val="21"/>
+          <w:szCs w:val="21"/>
+        </w:rPr>
+        <w:t xml:space="preserve">x + 1</w:t>
+      </w:r>
+      <w:r>
+        <w:rPr>
+          <w:sz w:val="22"/>
+          <w:szCs w:val="22"/>
+        </w:rPr>
+        <w:t xml:space="preserve"> statt </w:t>
+      </w:r>
+      <w:r>
+        <w:rPr>
+          <w:rFonts w:ascii="Consolas" w:cs="Consolas" w:eastAsia="Consolas" w:hAnsi="Consolas"/>
+          <w:color w:val="335577"/>
+          <w:sz w:val="21"/>
+          <w:szCs w:val="21"/>
+        </w:rPr>
+        <w:t xml:space="preserve">x</w:t>
+      </w:r>
+      <w:r>
+        <w:rPr>
+          <w:sz w:val="22"/>
+          <w:szCs w:val="22"/>
+        </w:rPr>
+        <w:t xml:space="preserve">. Mit nur einem Punkt Breite bleiben beim Vergrößern feine Lücken zwischen ihnen, und die Fläche wirkt streifig statt gefüllt. Auch das ist gemessen und nicht geraten.</w:t>
+      </w:r>
+    </w:p>
+    <w:p>
+      <w:pPr>
+        <w:pStyle w:val="Heading2"/>
+        <w:keepNext/>
+        <w:keepLines/>
+        <w:spacing w:after="120" w:before="280"/>
+      </w:pPr>
+      <w:r>
+        <w:t xml:space="preserve">Der Zufall, der keiner ist</w:t>
+      </w:r>
+    </w:p>
+    <w:p>
+      <w:pPr>
+        <w:spacing w:after="180" w:line="312" w:lineRule="auto"/>
+      </w:pPr>
+      <w:r>
+        <w:rPr>
+          <w:sz w:val="22"/>
+          <w:szCs w:val="22"/>
+        </w:rPr>
+        <w:t xml:space="preserve">Jetzt kommt der eigentlich interessante Teil dieses Kapitels. Setz eine einzige Zeile vor dein Sternenprogramm:</w:t>
+      </w:r>
+    </w:p>
+    <w:p>
+      <w:pPr>
+        <w:keepLines/>
+        <w:pBdr>
+          <w:left w:val="single" w:color="1B6CA8" w:sz="18" w:space="6"/>
+        </w:pBdr>
+        <w:shd w:fill="F4F4F4" w:val="clear"/>
+        <w:spacing w:after="200" w:before="100" w:line="264" w:lineRule="auto"/>
+        <w:ind w:left="140"/>
+      </w:pPr>
+      <w:r>
+        <w:rPr>
+          <w:rFonts w:ascii="Consolas" w:cs="Consolas" w:eastAsia="Consolas" w:hAnsi="Consolas"/>
+          <w:sz w:val="19"/>
+          <w:szCs w:val="19"/>
+        </w:rPr>
+        <w:t xml:space="preserve">RANDOMIZE(7)</w:t>
+      </w:r>
+      <w:r>
+        <w:rPr>
+          <w:rFonts w:ascii="Consolas" w:cs="Consolas" w:eastAsia="Consolas" w:hAnsi="Consolas"/>
+          <w:sz w:val="19"/>
+          <w:szCs w:val="19"/>
+        </w:rPr>
+        <w:br/>
+        <w:t xml:space="preserve"/>
+      </w:r>
+      <w:r>
+        <w:rPr>
+          <w:rFonts w:ascii="Consolas" w:cs="Consolas" w:eastAsia="Consolas" w:hAnsi="Consolas"/>
+          <w:sz w:val="19"/>
+          <w:szCs w:val="19"/>
+        </w:rPr>
+        <w:br/>
+        <w:t xml:space="preserve">SCREEN(640, 400, "Immer derselbe Himmel")</w:t>
+      </w:r>
+      <w:r>
+        <w:rPr>
+          <w:rFonts w:ascii="Consolas" w:cs="Consolas" w:eastAsia="Consolas" w:hAnsi="Consolas"/>
+          <w:sz w:val="19"/>
+          <w:szCs w:val="19"/>
+        </w:rPr>
+        <w:br/>
+        <w:t xml:space="preserve">CLS(RGB(5, 5, 20))</w:t>
+      </w:r>
+      <w:r>
+        <w:rPr>
+          <w:rFonts w:ascii="Consolas" w:cs="Consolas" w:eastAsia="Consolas" w:hAnsi="Consolas"/>
+          <w:sz w:val="19"/>
+          <w:szCs w:val="19"/>
+        </w:rPr>
+        <w:br/>
+        <w:t xml:space="preserve"/>
+      </w:r>
+      <w:r>
+        <w:rPr>
+          <w:rFonts w:ascii="Consolas" w:cs="Consolas" w:eastAsia="Consolas" w:hAnsi="Consolas"/>
+          <w:sz w:val="19"/>
+          <w:szCs w:val="19"/>
+        </w:rPr>
+        <w:br/>
+        <w:t xml:space="preserve">DIM i AS INTEGER</w:t>
+      </w:r>
+      <w:r>
+        <w:rPr>
+          <w:rFonts w:ascii="Consolas" w:cs="Consolas" w:eastAsia="Consolas" w:hAnsi="Consolas"/>
+          <w:sz w:val="19"/>
+          <w:szCs w:val="19"/>
+        </w:rPr>
+        <w:br/>
+        <w:t xml:space="preserve">DIM hell AS INTEGER</w:t>
+      </w:r>
+      <w:r>
+        <w:rPr>
+          <w:rFonts w:ascii="Consolas" w:cs="Consolas" w:eastAsia="Consolas" w:hAnsi="Consolas"/>
+          <w:sz w:val="19"/>
+          <w:szCs w:val="19"/>
+        </w:rPr>
+        <w:br/>
+        <w:t xml:space="preserve">DIM x AS INTEGER</w:t>
+      </w:r>
+      <w:r>
+        <w:rPr>
+          <w:rFonts w:ascii="Consolas" w:cs="Consolas" w:eastAsia="Consolas" w:hAnsi="Consolas"/>
+          <w:sz w:val="19"/>
+          <w:szCs w:val="19"/>
+        </w:rPr>
+        <w:br/>
+        <w:t xml:space="preserve">DIM y AS INTEGER</w:t>
+      </w:r>
+      <w:r>
+        <w:rPr>
+          <w:rFonts w:ascii="Consolas" w:cs="Consolas" w:eastAsia="Consolas" w:hAnsi="Consolas"/>
+          <w:sz w:val="19"/>
+          <w:szCs w:val="19"/>
+        </w:rPr>
+        <w:br/>
+        <w:t xml:space="preserve"/>
+      </w:r>
+      <w:r>
+        <w:rPr>
+          <w:rFonts w:ascii="Consolas" w:cs="Consolas" w:eastAsia="Consolas" w:hAnsi="Consolas"/>
+          <w:sz w:val="19"/>
+          <w:szCs w:val="19"/>
+        </w:rPr>
+        <w:br/>
+        <w:t xml:space="preserve">FOR i = 1 TO 300</w:t>
+      </w:r>
+      <w:r>
+        <w:rPr>
+          <w:rFonts w:ascii="Consolas" w:cs="Consolas" w:eastAsia="Consolas" w:hAnsi="Consolas"/>
+          <w:sz w:val="19"/>
+          <w:szCs w:val="19"/>
+        </w:rPr>
+        <w:br/>
+        <w:t xml:space="preserve">    x = RANDINT(0, 639)</w:t>
+      </w:r>
+      <w:r>
+        <w:rPr>
+          <w:rFonts w:ascii="Consolas" w:cs="Consolas" w:eastAsia="Consolas" w:hAnsi="Consolas"/>
+          <w:sz w:val="19"/>
+          <w:szCs w:val="19"/>
+        </w:rPr>
+        <w:br/>
+        <w:t xml:space="preserve">    y = RANDINT(0, 399)</w:t>
+      </w:r>
+      <w:r>
+        <w:rPr>
+          <w:rFonts w:ascii="Consolas" w:cs="Consolas" w:eastAsia="Consolas" w:hAnsi="Consolas"/>
+          <w:sz w:val="19"/>
+          <w:szCs w:val="19"/>
+        </w:rPr>
+        <w:br/>
+        <w:t xml:space="preserve">    hell = RANDINT(60, 255)</w:t>
+      </w:r>
+      <w:r>
+        <w:rPr>
+          <w:rFonts w:ascii="Consolas" w:cs="Consolas" w:eastAsia="Consolas" w:hAnsi="Consolas"/>
+          <w:sz w:val="19"/>
+          <w:szCs w:val="19"/>
+        </w:rPr>
+        <w:br/>
+        <w:t xml:space="preserve">    CIRCLE(x, y, RANDINT(1, 2), RGB(hell, hell, 255))</w:t>
+      </w:r>
+      <w:r>
+        <w:rPr>
+          <w:rFonts w:ascii="Consolas" w:cs="Consolas" w:eastAsia="Consolas" w:hAnsi="Consolas"/>
+          <w:sz w:val="19"/>
+          <w:szCs w:val="19"/>
+        </w:rPr>
+        <w:br/>
+        <w:t xml:space="preserve">NEXT</w:t>
+      </w:r>
+      <w:r>
+        <w:rPr>
+          <w:rFonts w:ascii="Consolas" w:cs="Consolas" w:eastAsia="Consolas" w:hAnsi="Consolas"/>
+          <w:sz w:val="19"/>
+          <w:szCs w:val="19"/>
+        </w:rPr>
+        <w:br/>
+        <w:t xml:space="preserve"/>
+      </w:r>
+      <w:r>
+        <w:rPr>
+          <w:rFonts w:ascii="Consolas" w:cs="Consolas" w:eastAsia="Consolas" w:hAnsi="Consolas"/>
+          <w:sz w:val="19"/>
+          <w:szCs w:val="19"/>
+        </w:rPr>
+        <w:br/>
+        <w:t xml:space="preserve">FLIP()</w:t>
+      </w:r>
+      <w:r>
+        <w:rPr>
+          <w:rFonts w:ascii="Consolas" w:cs="Consolas" w:eastAsia="Consolas" w:hAnsi="Consolas"/>
+          <w:sz w:val="19"/>
+          <w:szCs w:val="19"/>
+        </w:rPr>
+        <w:br/>
+        <w:t xml:space="preserve">SLEEP(4000)</w:t>
+      </w:r>
+    </w:p>
+    <w:p>
+      <w:pPr>
+        <w:keepNext/>
+        <w:spacing w:after="40" w:before="160"/>
+        <w:jc w:val="center"/>
+      </w:pPr>
+      <w:r>
+        <w:drawing>
+          <wp:inline distT="0" distB="0" distL="0" distR="0">
+            <wp:extent cx="4191000" cy="2619375"/>
+            <wp:effectExtent t="0" r="0" b="0" l="0"/>
+            <wp:docPr id="1" name="kap04_4_gleicher_himmel.png" descr="Diesen Himmel bekommst du. Immer. Bei dir sieht er genauso aus wie hier im Buch." title="Diesen Himmel bekommst du. Immer. Bei dir sieht er genauso aus wie hier im Buch."/>
+            <wp:cNvGraphicFramePr>
+              <a:graphicFrameLocks xmlns:a="http://schemas.openxmlformats.org/drawingml/2006/main" noChangeAspect="1"/>
+            </wp:cNvGraphicFramePr>
+            <a:graphic xmlns:a="http://schemas.openxmlformats.org/drawingml/2006/main">
+              <a:graphicData uri="http://schemas.openxmlformats.org/drawingml/2006/picture">
+                <pic:pic xmlns:pic="http://schemas.openxmlformats.org/drawingml/2006/picture">
+                  <pic:nvPicPr>
+                    <pic:cNvPr id="0" name="" descr=""/>
+                    <pic:cNvPicPr>
+                      <a:picLocks noChangeAspect="1" noChangeArrowheads="1"/>
+                    </pic:cNvPicPr>
+                  </pic:nvPicPr>
+                  <pic:blipFill>
+                    <a:blip r:embed="rId23" cstate="none"/>
+                    <a:srcRect/>
+                    <a:stretch>
+                      <a:fillRect/>
+                    </a:stretch>
+                  </pic:blipFill>
+                  <pic:spPr bwMode="auto">
+                    <a:xfrm>
+                      <a:off x="0" y="0"/>
+                      <a:ext cx="4191000" cy="2619375"/>
+                    </a:xfrm>
+                    <a:prstGeom prst="rect">
+                      <a:avLst/>
+                    </a:prstGeom>
+                  </pic:spPr>
+                </pic:pic>
+              </a:graphicData>
+            </a:graphic>
+          </wp:inline>
+        </w:drawing>
+      </w:r>
+    </w:p>
+    <w:p>
+      <w:pPr>
+        <w:spacing w:after="200"/>
+        <w:jc w:val="center"/>
+      </w:pPr>
+      <w:r>
+        <w:rPr>
+          <w:i/>
+          <w:iCs/>
+          <w:color w:val="6A6A6A"/>
+          <w:sz w:val="18"/>
+          <w:szCs w:val="18"/>
+        </w:rPr>
+        <w:t xml:space="preserve">Diesen Himmel bekommst du. Immer. Bei dir sieht er genauso aus wie hier im Buch.</w:t>
+      </w:r>
+    </w:p>
+    <w:p>
+      <w:pPr>
+        <w:spacing w:after="180" w:line="312" w:lineRule="auto"/>
+      </w:pPr>
+      <w:r>
+        <w:rPr>
+          <w:sz w:val="22"/>
+          <w:szCs w:val="22"/>
+        </w:rPr>
+        <w:t xml:space="preserve">Starte es zwei-, dreimal. Der Himmel ist jedes Mal exakt derselbe — und zwar genau der, der oben abgebildet ist. Du kannst Stern für Stern vergleichen.</w:t>
+      </w:r>
+    </w:p>
+    <w:p>
+      <w:pPr>
+        <w:spacing w:after="180" w:line="312" w:lineRule="auto"/>
+      </w:pPr>
+      <w:r>
+        <w:rPr>
+          <w:sz w:val="22"/>
+          <w:szCs w:val="22"/>
+        </w:rPr>
+        <w:t xml:space="preserve">Das liegt daran, dass der Rechner gar nicht wirklich würfeln kann. Er rechnet die „Zufallszahlen“ aus, nach einem festen Verfahren, das aus einer Startzahl die nächste macht, daraus die übernächste und so fort. Die Folge sieht wirr aus, ist aber vollständig festgelegt — sie hängt einzig an der Startzahl.</w:t>
+      </w:r>
+    </w:p>
+    <w:p>
+      <w:pPr>
+        <w:spacing w:after="180" w:line="312" w:lineRule="auto"/>
+      </w:pPr>
+      <w:r>
+        <w:rPr>
+          <w:rFonts w:ascii="Consolas" w:cs="Consolas" w:eastAsia="Consolas" w:hAnsi="Consolas"/>
+          <w:color w:val="335577"/>
+          <w:sz w:val="21"/>
+          <w:szCs w:val="21"/>
+        </w:rPr>
+        <w:t xml:space="preserve">RANDOMIZE(7)</w:t>
+      </w:r>
+      <w:r>
+        <w:rPr>
+          <w:sz w:val="22"/>
+          <w:szCs w:val="22"/>
+        </w:rPr>
+        <w:t xml:space="preserve"> setzt diese Startzahl auf 7. Ab da liegt die ganze Folge fest. Schreibst du 8 hin, bekommst du einen anderen Himmel — aber auch den immer wieder.</w:t>
+      </w:r>
+    </w:p>
+    <w:p>
+      <w:pPr>
+        <w:spacing w:after="180" w:line="312" w:lineRule="auto"/>
+      </w:pPr>
+      <w:r>
+        <w:rPr>
+          <w:sz w:val="22"/>
+          <w:szCs w:val="22"/>
+        </w:rPr>
+        <w:t xml:space="preserve">Ohne diese Zeile sucht sich Drachenhauch beim Start selbst eine Startzahl, und die ist bei jedem Lauf eine andere. Daher der wechselnde Himmel.</w:t>
+      </w:r>
+    </w:p>
+    <w:p>
+      <w:pPr>
+        <w:spacing w:before="60"/>
+      </w:pPr>
+    </w:p>
+    <w:tbl>
+      <w:tblPr>
+        <w:tblW w:type="dxa" w:w="9026"/>
+        <w:tblBorders>
+          <w:top w:val="single" w:color="auto" w:sz="4"/>
+          <w:left w:val="single" w:color="auto" w:sz="4"/>
+          <w:bottom w:val="single" w:color="auto" w:sz="4"/>
+          <w:right w:val="single" w:color="auto" w:sz="4"/>
+          <w:insideH w:val="single" w:color="auto" w:sz="4"/>
+          <w:insideV w:val="single" w:color="auto" w:sz="4"/>
+        </w:tblBorders>
+      </w:tblPr>
+      <w:tblGrid>
+        <w:gridCol w:w="9026"/>
+      </w:tblGrid>
+      <w:tr>
+        <w:trPr>
+          <w:cantSplit/>
+        </w:trPr>
+        <w:tc>
+          <w:tcPr>
+            <w:tcW w:type="dxa" w:w="9026"/>
+            <w:tcBorders>
+              <w:top w:val="single" w:color="9CC8E6" w:sz="6"/>
+              <w:left w:val="single" w:color="9CC8E6" w:sz="6"/>
+              <w:bottom w:val="single" w:color="9CC8E6" w:sz="6"/>
+              <w:right w:val="single" w:color="9CC8E6" w:sz="6"/>
+            </w:tcBorders>
+            <w:shd w:fill="E7F2FA" w:val="clear"/>
+            <w:tcMar>
+              <w:top w:type="dxa" w:w="140"/>
+              <w:left w:type="dxa" w:w="180"/>
+              <w:bottom w:type="dxa" w:w="140"/>
+              <w:right w:type="dxa" w:w="180"/>
+            </w:tcMar>
+          </w:tcPr>
+          <w:p>
+            <w:pPr>
+              <w:spacing w:after="40"/>
+            </w:pPr>
+            <w:r>
+              <w:rPr>
+                <w:b/>
+                <w:bCs/>
+                <w:color w:val="1B6CA8"/>
+                <w:sz w:val="22"/>
+                <w:szCs w:val="22"/>
+              </w:rPr>
+              <w:t xml:space="preserve">Wofür man das braucht</w:t>
+            </w:r>
+          </w:p>
+          <w:p>
+            <w:pPr>
+              <w:spacing w:after="0" w:line="312" w:lineRule="auto"/>
+            </w:pPr>
+            <w:r>
+              <w:rPr>
+                <w:sz w:val="22"/>
+                <w:szCs w:val="22"/>
+              </w:rPr>
+              <w:t xml:space="preserve">Das klingt nach einer Kuriosität, ist aber ausgesprochen nützlich. Wenn dein Programm einen Fehler hat, der nur bei bestimmten Zufallszahlen auftritt, kannst du mit einer festen Startzahl genau diese Situation immer wieder herstellen, statt auf ihr Wiederauftreten zu warten. Und wenn du jemandem deine Welt zeigen willst, bekommt er dieselbe zu sehen — genau deshalb steht die Startzahl 7 in diesem Buch.</w:t>
+            </w:r>
+          </w:p>
+        </w:tc>
+      </w:tr>
+    </w:tbl>
+    <w:p>
+      <w:pPr>
+        <w:spacing w:after="160"/>
+      </w:pPr>
+    </w:p>
+    <w:p>
+      <w:pPr>
+        <w:pStyle w:val="Heading2"/>
+        <w:keepNext/>
+        <w:keepLines/>
+        <w:spacing w:after="120" w:before="280"/>
+      </w:pPr>
+      <w:r>
+        <w:t xml:space="preserve">Die Würfel im Überblick</w:t>
+      </w:r>
+    </w:p>
+    <w:tbl>
+      <w:tblPr>
+        <w:tblW w:type="dxa" w:w="9026"/>
+        <w:tblBorders>
+          <w:top w:val="single" w:color="D0D0D0" w:sz="4"/>
+          <w:left w:val="single" w:color="D0D0D0" w:sz="4"/>
+          <w:bottom w:val="single" w:color="D0D0D0" w:sz="4"/>
+          <w:right w:val="single" w:color="D0D0D0" w:sz="4"/>
+          <w:insideH w:val="single" w:color="D0D0D0" w:sz="4"/>
+          <w:insideV w:val="single" w:color="D0D0D0" w:sz="4"/>
+        </w:tblBorders>
+      </w:tblPr>
+      <w:tblGrid>
+        <w:gridCol w:w="2400"/>
+        <w:gridCol w:w="4200"/>
+        <w:gridCol w:w="2426"/>
+      </w:tblGrid>
+      <w:tr>
+        <w:trPr>
+          <w:cantSplit/>
+          <w:tblHeader/>
+        </w:trPr>
+        <w:tc>
+          <w:tcPr>
+            <w:tcW w:type="dxa" w:w="2400"/>
+            <w:shd w:fill="1B6CA8" w:val="clear"/>
+            <w:tcMar>
+              <w:top w:type="dxa" w:w="30"/>
+              <w:left w:type="dxa" w:w="90"/>
+              <w:bottom w:type="dxa" w:w="30"/>
+              <w:right w:type="dxa" w:w="90"/>
+            </w:tcMar>
+          </w:tcPr>
+          <w:p>
+            <w:pPr>
+              <w:spacing w:after="0" w:line="240" w:lineRule="auto"/>
+            </w:pPr>
+            <w:r>
+              <w:rPr>
+                <w:rFonts w:ascii="Arial" w:cs="Arial" w:eastAsia="Arial" w:hAnsi="Arial"/>
+                <w:b/>
+                <w:bCs/>
+                <w:color w:val="FFFFFF"/>
+                <w:sz w:val="19"/>
+                <w:szCs w:val="19"/>
+              </w:rPr>
+              <w:t xml:space="preserve">Aufruf</w:t>
+            </w:r>
+          </w:p>
+        </w:tc>
+        <w:tc>
+          <w:tcPr>
+            <w:tcW w:type="dxa" w:w="4200"/>
+            <w:shd w:fill="1B6CA8" w:val="clear"/>
+            <w:tcMar>
+              <w:top w:type="dxa" w:w="30"/>
+              <w:left w:type="dxa" w:w="90"/>
+              <w:bottom w:type="dxa" w:w="30"/>
+              <w:right w:type="dxa" w:w="90"/>
+            </w:tcMar>
+          </w:tcPr>
+          <w:p>
+            <w:pPr>
+              <w:spacing w:after="0" w:line="240" w:lineRule="auto"/>
+            </w:pPr>
+            <w:r>
+              <w:rPr>
+                <w:rFonts w:ascii="Arial" w:cs="Arial" w:eastAsia="Arial" w:hAnsi="Arial"/>
+                <w:b/>
+                <w:bCs/>
+                <w:color w:val="FFFFFF"/>
+                <w:sz w:val="19"/>
+                <w:szCs w:val="19"/>
+              </w:rPr>
+              <w:t xml:space="preserve">Was herauskommt</w:t>
+            </w:r>
+          </w:p>
+        </w:tc>
+        <w:tc>
+          <w:tcPr>
+            <w:tcW w:type="dxa" w:w="2426"/>
+            <w:shd w:fill="1B6CA8" w:val="clear"/>
+            <w:tcMar>
+              <w:top w:type="dxa" w:w="30"/>
+              <w:left w:type="dxa" w:w="90"/>
+              <w:bottom w:type="dxa" w:w="30"/>
+              <w:right w:type="dxa" w:w="90"/>
+            </w:tcMar>
+          </w:tcPr>
+          <w:p>
+            <w:pPr>
+              <w:spacing w:after="0" w:line="240" w:lineRule="auto"/>
+            </w:pPr>
+            <w:r>
+              <w:rPr>
+                <w:rFonts w:ascii="Arial" w:cs="Arial" w:eastAsia="Arial" w:hAnsi="Arial"/>
+                <w:b/>
+                <w:bCs/>
+                <w:color w:val="FFFFFF"/>
+                <w:sz w:val="19"/>
+                <w:szCs w:val="19"/>
+              </w:rPr>
+              <w:t xml:space="preserve">Anmerkung</w:t>
+            </w:r>
+          </w:p>
+        </w:tc>
+      </w:tr>
+      <w:tr>
+        <w:trPr>
+          <w:cantSplit/>
+        </w:trPr>
+        <w:tc>
+          <w:tcPr>
+            <w:tcW w:type="dxa" w:w="2400"/>
+            <w:tcMar>
+              <w:top w:type="dxa" w:w="30"/>
+              <w:left w:type="dxa" w:w="90"/>
+              <w:bottom w:type="dxa" w:w="30"/>
+              <w:right w:type="dxa" w:w="90"/>
+            </w:tcMar>
+          </w:tcPr>
+          <w:p>
+            <w:pPr>
+              <w:spacing w:after="0" w:line="240" w:lineRule="auto"/>
+            </w:pPr>
+            <w:r>
+              <w:rPr>
+                <w:rFonts w:ascii="Consolas" w:cs="Consolas" w:eastAsia="Consolas" w:hAnsi="Consolas"/>
+                <w:color w:val="222222"/>
+                <w:sz w:val="19"/>
+                <w:szCs w:val="19"/>
+              </w:rPr>
+              <w:t xml:space="preserve">RANDINT(1, 6)</w:t>
+            </w:r>
+          </w:p>
+        </w:tc>
+        <w:tc>
+          <w:tcPr>
+            <w:tcW w:type="dxa" w:w="4200"/>
+            <w:tcMar>
+              <w:top w:type="dxa" w:w="30"/>
+              <w:left w:type="dxa" w:w="90"/>
+              <w:bottom w:type="dxa" w:w="30"/>
+              <w:right w:type="dxa" w:w="90"/>
+            </w:tcMar>
+          </w:tcPr>
+          <w:p>
+            <w:pPr>
+              <w:spacing w:after="0" w:line="240" w:lineRule="auto"/>
+            </w:pPr>
+            <w:r>
+              <w:rPr>
+                <w:rFonts w:ascii="Arial" w:cs="Arial" w:eastAsia="Arial" w:hAnsi="Arial"/>
+                <w:color w:val="222222"/>
+                <w:sz w:val="19"/>
+                <w:szCs w:val="19"/>
+              </w:rPr>
+              <w:t xml:space="preserve">ganze Zahl von 1 bis 6, beide Enden dabei</w:t>
+            </w:r>
+          </w:p>
+        </w:tc>
+        <w:tc>
+          <w:tcPr>
+            <w:tcW w:type="dxa" w:w="2426"/>
+            <w:tcMar>
+              <w:top w:type="dxa" w:w="30"/>
+              <w:left w:type="dxa" w:w="90"/>
+              <w:bottom w:type="dxa" w:w="30"/>
+              <w:right w:type="dxa" w:w="90"/>
+            </w:tcMar>
+          </w:tcPr>
+          <w:p>
+            <w:pPr>
+              <w:spacing w:after="0" w:line="240" w:lineRule="auto"/>
+            </w:pPr>
+            <w:r>
+              <w:rPr>
+                <w:rFonts w:ascii="Arial" w:cs="Arial" w:eastAsia="Arial" w:hAnsi="Arial"/>
+                <w:color w:val="222222"/>
+                <w:sz w:val="19"/>
+                <w:szCs w:val="19"/>
+              </w:rPr>
+              <w:t xml:space="preserve">wie ein Würfel</w:t>
+            </w:r>
+          </w:p>
+        </w:tc>
+      </w:tr>
+      <w:tr>
+        <w:trPr>
+          <w:cantSplit/>
+        </w:trPr>
+        <w:tc>
+          <w:tcPr>
+            <w:tcW w:type="dxa" w:w="2400"/>
+            <w:tcMar>
+              <w:top w:type="dxa" w:w="30"/>
+              <w:left w:type="dxa" w:w="90"/>
+              <w:bottom w:type="dxa" w:w="30"/>
+              <w:right w:type="dxa" w:w="90"/>
+            </w:tcMar>
+          </w:tcPr>
+          <w:p>
+            <w:pPr>
+              <w:spacing w:after="0" w:line="240" w:lineRule="auto"/>
+            </w:pPr>
+            <w:r>
+              <w:rPr>
+                <w:rFonts w:ascii="Consolas" w:cs="Consolas" w:eastAsia="Consolas" w:hAnsi="Consolas"/>
+                <w:color w:val="222222"/>
+                <w:sz w:val="19"/>
+                <w:szCs w:val="19"/>
+              </w:rPr>
+              <w:t xml:space="preserve">RND(10)</w:t>
+            </w:r>
+          </w:p>
+        </w:tc>
+        <w:tc>
+          <w:tcPr>
+            <w:tcW w:type="dxa" w:w="4200"/>
+            <w:tcMar>
+              <w:top w:type="dxa" w:w="30"/>
+              <w:left w:type="dxa" w:w="90"/>
+              <w:bottom w:type="dxa" w:w="30"/>
+              <w:right w:type="dxa" w:w="90"/>
+            </w:tcMar>
+          </w:tcPr>
+          <w:p>
+            <w:pPr>
+              <w:spacing w:after="0" w:line="240" w:lineRule="auto"/>
+            </w:pPr>
+            <w:r>
+              <w:rPr>
+                <w:rFonts w:ascii="Arial" w:cs="Arial" w:eastAsia="Arial" w:hAnsi="Arial"/>
+                <w:color w:val="222222"/>
+                <w:sz w:val="19"/>
+                <w:szCs w:val="19"/>
+              </w:rPr>
+              <w:t xml:space="preserve">ganze Zahl von 0 bis 9 — die Obergrenze ist NICHT dabei</w:t>
+            </w:r>
+          </w:p>
+        </w:tc>
+        <w:tc>
+          <w:tcPr>
+            <w:tcW w:type="dxa" w:w="2426"/>
+            <w:tcMar>
+              <w:top w:type="dxa" w:w="30"/>
+              <w:left w:type="dxa" w:w="90"/>
+              <w:bottom w:type="dxa" w:w="30"/>
+              <w:right w:type="dxa" w:w="90"/>
+            </w:tcMar>
+          </w:tcPr>
+          <w:p>
+            <w:pPr>
+              <w:spacing w:after="0" w:line="240" w:lineRule="auto"/>
+            </w:pPr>
+            <w:r>
+              <w:rPr>
+                <w:rFonts w:ascii="Arial" w:cs="Arial" w:eastAsia="Arial" w:hAnsi="Arial"/>
+                <w:color w:val="222222"/>
+                <w:sz w:val="19"/>
+                <w:szCs w:val="19"/>
+              </w:rPr>
+              <w:t xml:space="preserve">gemessen an 20 000 Würfen</w:t>
+            </w:r>
+          </w:p>
+        </w:tc>
+      </w:tr>
+      <w:tr>
+        <w:trPr>
+          <w:cantSplit/>
+        </w:trPr>
+        <w:tc>
+          <w:tcPr>
+            <w:tcW w:type="dxa" w:w="2400"/>
+            <w:tcMar>
+              <w:top w:type="dxa" w:w="30"/>
+              <w:left w:type="dxa" w:w="90"/>
+              <w:bottom w:type="dxa" w:w="30"/>
+              <w:right w:type="dxa" w:w="90"/>
+            </w:tcMar>
+          </w:tcPr>
+          <w:p>
+            <w:pPr>
+              <w:spacing w:after="0" w:line="240" w:lineRule="auto"/>
+            </w:pPr>
+            <w:r>
+              <w:rPr>
+                <w:rFonts w:ascii="Consolas" w:cs="Consolas" w:eastAsia="Consolas" w:hAnsi="Consolas"/>
+                <w:color w:val="222222"/>
+                <w:sz w:val="19"/>
+                <w:szCs w:val="19"/>
+              </w:rPr>
+              <w:t xml:space="preserve">RND()</w:t>
+            </w:r>
+          </w:p>
+        </w:tc>
+        <w:tc>
+          <w:tcPr>
+            <w:tcW w:type="dxa" w:w="4200"/>
+            <w:tcMar>
+              <w:top w:type="dxa" w:w="30"/>
+              <w:left w:type="dxa" w:w="90"/>
+              <w:bottom w:type="dxa" w:w="30"/>
+              <w:right w:type="dxa" w:w="90"/>
+            </w:tcMar>
+          </w:tcPr>
+          <w:p>
+            <w:pPr>
+              <w:spacing w:after="0" w:line="240" w:lineRule="auto"/>
+            </w:pPr>
+            <w:r>
+              <w:rPr>
+                <w:rFonts w:ascii="Arial" w:cs="Arial" w:eastAsia="Arial" w:hAnsi="Arial"/>
+                <w:color w:val="222222"/>
+                <w:sz w:val="19"/>
+                <w:szCs w:val="19"/>
+              </w:rPr>
+              <w:t xml:space="preserve">Kommazahl zwischen 0 und 1</w:t>
+            </w:r>
+          </w:p>
+        </w:tc>
+        <w:tc>
+          <w:tcPr>
+            <w:tcW w:type="dxa" w:w="2426"/>
+            <w:tcMar>
+              <w:top w:type="dxa" w:w="30"/>
+              <w:left w:type="dxa" w:w="90"/>
+              <w:bottom w:type="dxa" w:w="30"/>
+              <w:right w:type="dxa" w:w="90"/>
+            </w:tcMar>
+          </w:tcPr>
+          <w:p>
+            <w:pPr>
+              <w:spacing w:after="0" w:line="240" w:lineRule="auto"/>
+            </w:pPr>
+            <w:r>
+              <w:rPr>
+                <w:rFonts w:ascii="Arial" w:cs="Arial" w:eastAsia="Arial" w:hAnsi="Arial"/>
+                <w:color w:val="222222"/>
+                <w:sz w:val="19"/>
+                <w:szCs w:val="19"/>
+              </w:rPr>
+              <w:t xml:space="preserve">z. B. 0.35036…</w:t>
+            </w:r>
+          </w:p>
+        </w:tc>
+      </w:tr>
+      <w:tr>
+        <w:trPr>
+          <w:cantSplit/>
+        </w:trPr>
+        <w:tc>
+          <w:tcPr>
+            <w:tcW w:type="dxa" w:w="2400"/>
+            <w:tcMar>
+              <w:top w:type="dxa" w:w="30"/>
+              <w:left w:type="dxa" w:w="90"/>
+              <w:bottom w:type="dxa" w:w="30"/>
+              <w:right w:type="dxa" w:w="90"/>
+            </w:tcMar>
+          </w:tcPr>
+          <w:p>
+            <w:pPr>
+              <w:spacing w:after="0" w:line="240" w:lineRule="auto"/>
+            </w:pPr>
+            <w:r>
+              <w:rPr>
+                <w:rFonts w:ascii="Consolas" w:cs="Consolas" w:eastAsia="Consolas" w:hAnsi="Consolas"/>
+                <w:color w:val="222222"/>
+                <w:sz w:val="19"/>
+                <w:szCs w:val="19"/>
+              </w:rPr>
+              <w:t xml:space="preserve">RANDF(0.5, 2.0)</w:t>
+            </w:r>
+          </w:p>
+        </w:tc>
+        <w:tc>
+          <w:tcPr>
+            <w:tcW w:type="dxa" w:w="4200"/>
+            <w:tcMar>
+              <w:top w:type="dxa" w:w="30"/>
+              <w:left w:type="dxa" w:w="90"/>
+              <w:bottom w:type="dxa" w:w="30"/>
+              <w:right w:type="dxa" w:w="90"/>
+            </w:tcMar>
+          </w:tcPr>
+          <w:p>
+            <w:pPr>
+              <w:spacing w:after="0" w:line="240" w:lineRule="auto"/>
+            </w:pPr>
+            <w:r>
+              <w:rPr>
+                <w:rFonts w:ascii="Arial" w:cs="Arial" w:eastAsia="Arial" w:hAnsi="Arial"/>
+                <w:color w:val="222222"/>
+                <w:sz w:val="19"/>
+                <w:szCs w:val="19"/>
+              </w:rPr>
+              <w:t xml:space="preserve">Kommazahl in einem Bereich</w:t>
+            </w:r>
+          </w:p>
+        </w:tc>
+        <w:tc>
+          <w:tcPr>
+            <w:tcW w:type="dxa" w:w="2426"/>
+            <w:tcMar>
+              <w:top w:type="dxa" w:w="30"/>
+              <w:left w:type="dxa" w:w="90"/>
+              <w:bottom w:type="dxa" w:w="30"/>
+              <w:right w:type="dxa" w:w="90"/>
+            </w:tcMar>
+          </w:tcPr>
+          <w:p>
+            <w:pPr>
+              <w:spacing w:after="0" w:line="240" w:lineRule="auto"/>
+            </w:pPr>
+            <w:r>
+              <w:rPr>
+                <w:rFonts w:ascii="Arial" w:cs="Arial" w:eastAsia="Arial" w:hAnsi="Arial"/>
+                <w:color w:val="222222"/>
+                <w:sz w:val="19"/>
+                <w:szCs w:val="19"/>
+              </w:rPr>
+              <w:t xml:space="preserve">für weiche Werte</w:t>
+            </w:r>
+          </w:p>
+        </w:tc>
+      </w:tr>
+      <w:tr>
+        <w:trPr>
+          <w:cantSplit/>
+        </w:trPr>
+        <w:tc>
+          <w:tcPr>
+            <w:tcW w:type="dxa" w:w="2400"/>
+            <w:tcMar>
+              <w:top w:type="dxa" w:w="30"/>
+              <w:left w:type="dxa" w:w="90"/>
+              <w:bottom w:type="dxa" w:w="30"/>
+              <w:right w:type="dxa" w:w="90"/>
+            </w:tcMar>
+          </w:tcPr>
+          <w:p>
+            <w:pPr>
+              <w:spacing w:after="0" w:line="240" w:lineRule="auto"/>
+            </w:pPr>
+            <w:r>
+              <w:rPr>
+                <w:rFonts w:ascii="Consolas" w:cs="Consolas" w:eastAsia="Consolas" w:hAnsi="Consolas"/>
+                <w:color w:val="222222"/>
+                <w:sz w:val="19"/>
+                <w:szCs w:val="19"/>
+              </w:rPr>
+              <w:t xml:space="preserve">RANDOMIZE(7)</w:t>
+            </w:r>
+          </w:p>
+        </w:tc>
+        <w:tc>
+          <w:tcPr>
+            <w:tcW w:type="dxa" w:w="4200"/>
+            <w:tcMar>
+              <w:top w:type="dxa" w:w="30"/>
+              <w:left w:type="dxa" w:w="90"/>
+              <w:bottom w:type="dxa" w:w="30"/>
+              <w:right w:type="dxa" w:w="90"/>
+            </w:tcMar>
+          </w:tcPr>
+          <w:p>
+            <w:pPr>
+              <w:spacing w:after="0" w:line="240" w:lineRule="auto"/>
+            </w:pPr>
+            <w:r>
+              <w:rPr>
+                <w:rFonts w:ascii="Arial" w:cs="Arial" w:eastAsia="Arial" w:hAnsi="Arial"/>
+                <w:color w:val="222222"/>
+                <w:sz w:val="19"/>
+                <w:szCs w:val="19"/>
+              </w:rPr>
+              <w:t xml:space="preserve">legt die Startzahl fest</w:t>
+            </w:r>
+          </w:p>
+        </w:tc>
+        <w:tc>
+          <w:tcPr>
+            <w:tcW w:type="dxa" w:w="2426"/>
+            <w:tcMar>
+              <w:top w:type="dxa" w:w="30"/>
+              <w:left w:type="dxa" w:w="90"/>
+              <w:bottom w:type="dxa" w:w="30"/>
+              <w:right w:type="dxa" w:w="90"/>
+            </w:tcMar>
+          </w:tcPr>
+          <w:p>
+            <w:pPr>
+              <w:spacing w:after="0" w:line="240" w:lineRule="auto"/>
+            </w:pPr>
+            <w:r>
+              <w:rPr>
+                <w:rFonts w:ascii="Arial" w:cs="Arial" w:eastAsia="Arial" w:hAnsi="Arial"/>
+                <w:color w:val="222222"/>
+                <w:sz w:val="19"/>
+                <w:szCs w:val="19"/>
+              </w:rPr>
+              <w:t xml:space="preserve">macht den Zufall wiederholbar</w:t>
+            </w:r>
+          </w:p>
+        </w:tc>
+      </w:tr>
+    </w:tbl>
+    <w:p>
+      <w:pPr>
+        <w:spacing w:after="160"/>
+      </w:pPr>
+    </w:p>
+    <w:p>
+      <w:pPr>
+        <w:spacing w:before="60"/>
+      </w:pPr>
+    </w:p>
+    <w:tbl>
+      <w:tblPr>
+        <w:tblW w:type="dxa" w:w="9026"/>
+        <w:tblBorders>
+          <w:top w:val="single" w:color="auto" w:sz="4"/>
+          <w:left w:val="single" w:color="auto" w:sz="4"/>
+          <w:bottom w:val="single" w:color="auto" w:sz="4"/>
+          <w:right w:val="single" w:color="auto" w:sz="4"/>
+          <w:insideH w:val="single" w:color="auto" w:sz="4"/>
+          <w:insideV w:val="single" w:color="auto" w:sz="4"/>
+        </w:tblBorders>
+      </w:tblPr>
+      <w:tblGrid>
+        <w:gridCol w:w="9026"/>
+      </w:tblGrid>
+      <w:tr>
+        <w:trPr>
+          <w:cantSplit/>
+        </w:trPr>
+        <w:tc>
+          <w:tcPr>
+            <w:tcW w:type="dxa" w:w="9026"/>
+            <w:tcBorders>
+              <w:top w:val="single" w:color="E0A0A0" w:sz="6"/>
+              <w:left w:val="single" w:color="E0A0A0" w:sz="6"/>
+              <w:bottom w:val="single" w:color="E0A0A0" w:sz="6"/>
+              <w:right w:val="single" w:color="E0A0A0" w:sz="6"/>
+            </w:tcBorders>
+            <w:shd w:fill="FBEAEA" w:val="clear"/>
+            <w:tcMar>
+              <w:top w:type="dxa" w:w="140"/>
+              <w:left w:type="dxa" w:w="180"/>
+              <w:bottom w:type="dxa" w:w="140"/>
+              <w:right w:type="dxa" w:w="180"/>
+            </w:tcMar>
+          </w:tcPr>
+          <w:p>
+            <w:pPr>
+              <w:spacing w:after="40"/>
+            </w:pPr>
+            <w:r>
+              <w:rPr>
+                <w:b/>
+                <w:bCs/>
+                <w:color w:val="B23030"/>
+                <w:sz w:val="22"/>
+                <w:szCs w:val="22"/>
+              </w:rPr>
+              <w:t xml:space="preserve">Zwei Arten zu zählen</w:t>
+            </w:r>
+          </w:p>
+          <w:p>
+            <w:pPr>
+              <w:spacing w:after="0" w:line="312" w:lineRule="auto"/>
+            </w:pPr>
+            <w:r>
+              <w:rPr>
+                <w:sz w:val="22"/>
+                <w:szCs w:val="22"/>
+              </w:rPr>
+              <w:t xml:space="preserve">Die beiden häufigsten Befehle zählen unterschiedlich. RANDINT(0, 9) und RND(10) liefern dasselbe — nämlich 0 bis 9 —, aber RANDINT(0, 10) liefert auch die 10, RND(10) nie. Wer hier durcheinanderkommt, bekommt Sterne, die am rechten Rand fehlen, oder ein Programm, das gelegentlich einen Punkt außerhalb des Fensters malt. Nimm im Zweifel RANDINT: Es steht genau da, was du meinst.</w:t>
+            </w:r>
+          </w:p>
+        </w:tc>
+      </w:tr>
+    </w:tbl>
+    <w:p>
+      <w:pPr>
+        <w:spacing w:after="160"/>
+      </w:pPr>
+    </w:p>
+    <w:p>
+      <w:pPr>
+        <w:pStyle w:val="Heading2"/>
+        <w:keepNext/>
+        <w:keepLines/>
+        <w:spacing w:after="120" w:before="280"/>
+      </w:pPr>
+      <w:r>
+        <w:t xml:space="preserve">Wenn etwas nicht geht</w:t>
+      </w:r>
+    </w:p>
+    <w:tbl>
+      <w:tblPr>
+        <w:tblW w:type="dxa" w:w="9026"/>
+        <w:tblBorders>
+          <w:top w:val="single" w:color="D0D0D0" w:sz="4"/>
+          <w:left w:val="single" w:color="D0D0D0" w:sz="4"/>
+          <w:bottom w:val="single" w:color="D0D0D0" w:sz="4"/>
+          <w:right w:val="single" w:color="D0D0D0" w:sz="4"/>
+          <w:insideH w:val="single" w:color="D0D0D0" w:sz="4"/>
+          <w:insideV w:val="single" w:color="D0D0D0" w:sz="4"/>
+        </w:tblBorders>
+      </w:tblPr>
+      <w:tblGrid>
+        <w:gridCol w:w="3600"/>
+        <w:gridCol w:w="5426"/>
+      </w:tblGrid>
+      <w:tr>
+        <w:trPr>
+          <w:cantSplit/>
+          <w:tblHeader/>
+        </w:trPr>
+        <w:tc>
+          <w:tcPr>
+            <w:tcW w:type="dxa" w:w="3600"/>
+            <w:shd w:fill="1B6CA8" w:val="clear"/>
+            <w:tcMar>
+              <w:top w:type="dxa" w:w="30"/>
+              <w:left w:type="dxa" w:w="90"/>
+              <w:bottom w:type="dxa" w:w="30"/>
+              <w:right w:type="dxa" w:w="90"/>
+            </w:tcMar>
+          </w:tcPr>
+          <w:p>
+            <w:pPr>
+              <w:spacing w:after="0" w:line="240" w:lineRule="auto"/>
+            </w:pPr>
+            <w:r>
+              <w:rPr>
+                <w:rFonts w:ascii="Arial" w:cs="Arial" w:eastAsia="Arial" w:hAnsi="Arial"/>
+                <w:b/>
+                <w:bCs/>
+                <w:color w:val="FFFFFF"/>
+                <w:sz w:val="19"/>
+                <w:szCs w:val="19"/>
+              </w:rPr>
+              <w:t xml:space="preserve">Was du siehst</w:t>
+            </w:r>
+          </w:p>
+        </w:tc>
+        <w:tc>
+          <w:tcPr>
+            <w:tcW w:type="dxa" w:w="5426"/>
+            <w:shd w:fill="1B6CA8" w:val="clear"/>
+            <w:tcMar>
+              <w:top w:type="dxa" w:w="30"/>
+              <w:left w:type="dxa" w:w="90"/>
+              <w:bottom w:type="dxa" w:w="30"/>
+              <w:right w:type="dxa" w:w="90"/>
+            </w:tcMar>
+          </w:tcPr>
+          <w:p>
+            <w:pPr>
+              <w:spacing w:after="0" w:line="240" w:lineRule="auto"/>
+            </w:pPr>
+            <w:r>
+              <w:rPr>
+                <w:rFonts w:ascii="Arial" w:cs="Arial" w:eastAsia="Arial" w:hAnsi="Arial"/>
+                <w:b/>
+                <w:bCs/>
+                <w:color w:val="FFFFFF"/>
+                <w:sz w:val="19"/>
+                <w:szCs w:val="19"/>
+              </w:rPr>
+              <w:t xml:space="preserve">Was meistens dahintersteckt</w:t>
+            </w:r>
+          </w:p>
+        </w:tc>
+      </w:tr>
+      <w:tr>
+        <w:trPr>
+          <w:cantSplit/>
+        </w:trPr>
+        <w:tc>
+          <w:tcPr>
+            <w:tcW w:type="dxa" w:w="3600"/>
+            <w:tcMar>
+              <w:top w:type="dxa" w:w="30"/>
+              <w:left w:type="dxa" w:w="90"/>
+              <w:bottom w:type="dxa" w:w="30"/>
+              <w:right w:type="dxa" w:w="90"/>
+            </w:tcMar>
+          </w:tcPr>
+          <w:p>
+            <w:pPr>
+              <w:spacing w:after="0" w:line="240" w:lineRule="auto"/>
+            </w:pPr>
+            <w:r>
+              <w:rPr>
+                <w:rFonts w:ascii="Arial" w:cs="Arial" w:eastAsia="Arial" w:hAnsi="Arial"/>
+                <w:color w:val="222222"/>
+                <w:sz w:val="19"/>
+                <w:szCs w:val="19"/>
+              </w:rPr>
+              <w:t xml:space="preserve">Alle Sterne sitzen an derselben Stelle</w:t>
+            </w:r>
+          </w:p>
+        </w:tc>
+        <w:tc>
+          <w:tcPr>
+            <w:tcW w:type="dxa" w:w="5426"/>
+            <w:tcMar>
+              <w:top w:type="dxa" w:w="30"/>
+              <w:left w:type="dxa" w:w="90"/>
+              <w:bottom w:type="dxa" w:w="30"/>
+              <w:right w:type="dxa" w:w="90"/>
+            </w:tcMar>
+          </w:tcPr>
+          <w:p>
+            <w:pPr>
+              <w:spacing w:after="0" w:line="240" w:lineRule="auto"/>
+            </w:pPr>
+            <w:r>
+              <w:rPr>
+                <w:rFonts w:ascii="Arial" w:cs="Arial" w:eastAsia="Arial" w:hAnsi="Arial"/>
+                <w:color w:val="222222"/>
+                <w:sz w:val="19"/>
+                <w:szCs w:val="19"/>
+              </w:rPr>
+              <w:t xml:space="preserve">Der Zufallsaufruf steht vor der Schleife statt darin. Er wird dann einmal gewürfelt und danach immer derselbe Wert benutzt.</w:t>
+            </w:r>
+          </w:p>
+        </w:tc>
+      </w:tr>
+      <w:tr>
+        <w:trPr>
+          <w:cantSplit/>
+        </w:trPr>
+        <w:tc>
+          <w:tcPr>
+            <w:tcW w:type="dxa" w:w="3600"/>
+            <w:tcMar>
+              <w:top w:type="dxa" w:w="30"/>
+              <w:left w:type="dxa" w:w="90"/>
+              <w:bottom w:type="dxa" w:w="30"/>
+              <w:right w:type="dxa" w:w="90"/>
+            </w:tcMar>
+          </w:tcPr>
+          <w:p>
+            <w:pPr>
+              <w:spacing w:after="0" w:line="240" w:lineRule="auto"/>
+            </w:pPr>
+            <w:r>
+              <w:rPr>
+                <w:rFonts w:ascii="Arial" w:cs="Arial" w:eastAsia="Arial" w:hAnsi="Arial"/>
+                <w:color w:val="222222"/>
+                <w:sz w:val="19"/>
+                <w:szCs w:val="19"/>
+              </w:rPr>
+              <w:t xml:space="preserve">Das Bild ist bei jedem Start gleich</w:t>
+            </w:r>
+          </w:p>
+        </w:tc>
+        <w:tc>
+          <w:tcPr>
+            <w:tcW w:type="dxa" w:w="5426"/>
+            <w:tcMar>
+              <w:top w:type="dxa" w:w="30"/>
+              <w:left w:type="dxa" w:w="90"/>
+              <w:bottom w:type="dxa" w:w="30"/>
+              <w:right w:type="dxa" w:w="90"/>
+            </w:tcMar>
+          </w:tcPr>
+          <w:p>
+            <w:pPr>
+              <w:spacing w:after="0" w:line="240" w:lineRule="auto"/>
+            </w:pPr>
+            <w:r>
+              <w:rPr>
+                <w:rFonts w:ascii="Arial" w:cs="Arial" w:eastAsia="Arial" w:hAnsi="Arial"/>
+                <w:color w:val="222222"/>
+                <w:sz w:val="19"/>
+                <w:szCs w:val="19"/>
+              </w:rPr>
+              <w:t xml:space="preserve">Irgendwo steht noch ein RANDOMIZE mit fester Zahl. Zeile löschen.</w:t>
+            </w:r>
+          </w:p>
+        </w:tc>
+      </w:tr>
+      <w:tr>
+        <w:trPr>
+          <w:cantSplit/>
+        </w:trPr>
+        <w:tc>
+          <w:tcPr>
+            <w:tcW w:type="dxa" w:w="3600"/>
+            <w:tcMar>
+              <w:top w:type="dxa" w:w="30"/>
+              <w:left w:type="dxa" w:w="90"/>
+              <w:bottom w:type="dxa" w:w="30"/>
+              <w:right w:type="dxa" w:w="90"/>
+            </w:tcMar>
+          </w:tcPr>
+          <w:p>
+            <w:pPr>
+              <w:spacing w:after="0" w:line="240" w:lineRule="auto"/>
+            </w:pPr>
+            <w:r>
+              <w:rPr>
+                <w:rFonts w:ascii="Consolas" w:cs="Consolas" w:eastAsia="Consolas" w:hAnsi="Consolas"/>
+                <w:color w:val="222222"/>
+                <w:sz w:val="19"/>
+                <w:szCs w:val="19"/>
+              </w:rPr>
+              <w:t xml:space="preserve">RGB erwartet INTEGER, erhalten FLOAT</w:t>
+            </w:r>
+          </w:p>
+        </w:tc>
+        <w:tc>
+          <w:tcPr>
+            <w:tcW w:type="dxa" w:w="5426"/>
+            <w:tcMar>
+              <w:top w:type="dxa" w:w="30"/>
+              <w:left w:type="dxa" w:w="90"/>
+              <w:bottom w:type="dxa" w:w="30"/>
+              <w:right w:type="dxa" w:w="90"/>
+            </w:tcMar>
+          </w:tcPr>
+          <w:p>
+            <w:pPr>
+              <w:spacing w:after="0" w:line="240" w:lineRule="auto"/>
+            </w:pPr>
+            <w:r>
+              <w:rPr>
+                <w:rFonts w:ascii="Arial" w:cs="Arial" w:eastAsia="Arial" w:hAnsi="Arial"/>
+                <w:color w:val="222222"/>
+                <w:sz w:val="19"/>
+                <w:szCs w:val="19"/>
+              </w:rPr>
+              <w:t xml:space="preserve">RND() oder RANDF liefern Kommazahlen. Für Farben RANDINT nehmen.</w:t>
+            </w:r>
+          </w:p>
+        </w:tc>
+      </w:tr>
+      <w:tr>
+        <w:trPr>
+          <w:cantSplit/>
+        </w:trPr>
+        <w:tc>
+          <w:tcPr>
+            <w:tcW w:type="dxa" w:w="3600"/>
+            <w:tcMar>
+              <w:top w:type="dxa" w:w="30"/>
+              <w:left w:type="dxa" w:w="90"/>
+              <w:bottom w:type="dxa" w:w="30"/>
+              <w:right w:type="dxa" w:w="90"/>
+            </w:tcMar>
+          </w:tcPr>
+          <w:p>
+            <w:pPr>
+              <w:spacing w:after="0" w:line="240" w:lineRule="auto"/>
+            </w:pPr>
+            <w:r>
+              <w:rPr>
+                <w:rFonts w:ascii="Arial" w:cs="Arial" w:eastAsia="Arial" w:hAnsi="Arial"/>
+                <w:color w:val="222222"/>
+                <w:sz w:val="19"/>
+                <w:szCs w:val="19"/>
+              </w:rPr>
+              <w:t xml:space="preserve">Etwas wird am Rand abgeschnitten</w:t>
+            </w:r>
+          </w:p>
+        </w:tc>
+        <w:tc>
+          <w:tcPr>
+            <w:tcW w:type="dxa" w:w="5426"/>
+            <w:tcMar>
+              <w:top w:type="dxa" w:w="30"/>
+              <w:left w:type="dxa" w:w="90"/>
+              <w:bottom w:type="dxa" w:w="30"/>
+              <w:right w:type="dxa" w:w="90"/>
+            </w:tcMar>
+          </w:tcPr>
+          <w:p>
+            <w:pPr>
+              <w:spacing w:after="0" w:line="240" w:lineRule="auto"/>
+            </w:pPr>
+            <w:r>
+              <w:rPr>
+                <w:rFonts w:ascii="Arial" w:cs="Arial" w:eastAsia="Arial" w:hAnsi="Arial"/>
+                <w:color w:val="222222"/>
+                <w:sz w:val="19"/>
+                <w:szCs w:val="19"/>
+              </w:rPr>
+              <w:t xml:space="preserve">Die Obergrenze ist zu hoch angesetzt: Sie muss die Größe des gemalten Dings berücksichtigen.</w:t>
+            </w:r>
+          </w:p>
+        </w:tc>
+      </w:tr>
+      <w:tr>
+        <w:trPr>
+          <w:cantSplit/>
+        </w:trPr>
+        <w:tc>
+          <w:tcPr>
+            <w:tcW w:type="dxa" w:w="3600"/>
+            <w:tcMar>
+              <w:top w:type="dxa" w:w="30"/>
+              <w:left w:type="dxa" w:w="90"/>
+              <w:bottom w:type="dxa" w:w="30"/>
+              <w:right w:type="dxa" w:w="90"/>
+            </w:tcMar>
+          </w:tcPr>
+          <w:p>
+            <w:pPr>
+              <w:spacing w:after="0" w:line="240" w:lineRule="auto"/>
+            </w:pPr>
+            <w:r>
+              <w:rPr>
+                <w:rFonts w:ascii="Arial" w:cs="Arial" w:eastAsia="Arial" w:hAnsi="Arial"/>
+                <w:color w:val="222222"/>
+                <w:sz w:val="19"/>
+                <w:szCs w:val="19"/>
+              </w:rPr>
+              <w:t xml:space="preserve">Die Sterne haben einen Farbstich</w:t>
+            </w:r>
+          </w:p>
+        </w:tc>
+        <w:tc>
+          <w:tcPr>
+            <w:tcW w:type="dxa" w:w="5426"/>
+            <w:tcMar>
+              <w:top w:type="dxa" w:w="30"/>
+              <w:left w:type="dxa" w:w="90"/>
+              <w:bottom w:type="dxa" w:w="30"/>
+              <w:right w:type="dxa" w:w="90"/>
+            </w:tcMar>
+          </w:tcPr>
+          <w:p>
+            <w:pPr>
+              <w:spacing w:after="0" w:line="240" w:lineRule="auto"/>
+            </w:pPr>
+            <w:r>
+              <w:rPr>
+                <w:rFonts w:ascii="Arial" w:cs="Arial" w:eastAsia="Arial" w:hAnsi="Arial"/>
+                <w:color w:val="222222"/>
+                <w:sz w:val="19"/>
+                <w:szCs w:val="19"/>
+              </w:rPr>
+              <w:t xml:space="preserve">Derselbe Zufallsaufruf steht zweimal in einer Zeile und wird zweimal gewürfelt. In einen Karton legen und den benutzen.</w:t>
+            </w:r>
+          </w:p>
+        </w:tc>
+      </w:tr>
+    </w:tbl>
+    <w:p>
+      <w:pPr>
+        <w:spacing w:after="160"/>
+      </w:pPr>
+    </w:p>
+    <w:p>
+      <w:pPr>
+        <w:pStyle w:val="Heading2"/>
+        <w:keepNext/>
+        <w:keepLines/>
+        <w:spacing w:after="120" w:before="280"/>
+      </w:pPr>
+      <w:r>
+        <w:t xml:space="preserve">Aufgaben</w:t>
+      </w:r>
+    </w:p>
+    <w:p>
+      <w:pPr>
+        <w:pStyle w:val="ListParagraph"/>
+        <w:numPr>
+          <w:ilvl w:val="0"/>
+          <w:numId w:val="2"/>
+        </w:numPr>
+        <w:spacing w:after="100" w:line="312" w:lineRule="auto"/>
+      </w:pPr>
+      <w:r>
+        <w:rPr>
+          <w:sz w:val="22"/>
+          <w:szCs w:val="22"/>
+        </w:rPr>
+        <w:t xml:space="preserve">Gib dem Sternenhimmel einen Mond: einen großen hellen Kreis an fester Stelle, gemalt VOR den Sternen. Male ihn danach nach den Sternen und erkläre den Unterschied.</w:t>
+      </w:r>
+    </w:p>
+    <w:p>
+      <w:pPr>
+        <w:pStyle w:val="ListParagraph"/>
+        <w:numPr>
+          <w:ilvl w:val="0"/>
+          <w:numId w:val="2"/>
+        </w:numPr>
+        <w:spacing w:after="100" w:line="312" w:lineRule="auto"/>
+      </w:pPr>
+      <w:r>
+        <w:rPr>
+          <w:sz w:val="22"/>
+          <w:szCs w:val="22"/>
+        </w:rPr>
+        <w:t xml:space="preserve">Lass die Sterne oben im Bild kleiner und dichter sein als unten. Tipp: Die Höhe darf mitentscheiden, wie oft und wie groß gemalt wird.</w:t>
+      </w:r>
+    </w:p>
+    <w:p>
+      <w:pPr>
+        <w:pStyle w:val="ListParagraph"/>
+        <w:numPr>
+          <w:ilvl w:val="0"/>
+          <w:numId w:val="2"/>
+        </w:numPr>
+        <w:spacing w:after="100" w:line="312" w:lineRule="auto"/>
+      </w:pPr>
+      <w:r>
+        <w:rPr>
+          <w:sz w:val="22"/>
+          <w:szCs w:val="22"/>
+        </w:rPr>
+        <w:t xml:space="preserve">Mach aus dem Konfetti Luftballons — Kreise statt Quadrate, und alle in der unteren Hälfte.</w:t>
+      </w:r>
+    </w:p>
+    <w:p>
+      <w:pPr>
+        <w:pStyle w:val="ListParagraph"/>
+        <w:numPr>
+          <w:ilvl w:val="0"/>
+          <w:numId w:val="2"/>
+        </w:numPr>
+        <w:spacing w:after="100" w:line="312" w:lineRule="auto"/>
+      </w:pPr>
+      <w:r>
+        <w:rPr>
+          <w:sz w:val="22"/>
+          <w:szCs w:val="22"/>
+        </w:rPr>
+        <w:t xml:space="preserve">Setz auf das Gebirge zwanzig Bäume an zufälligen Stellen. Ein Baum ist ein brauner Strich mit einem grünen Kreis obendrauf.</w:t>
+      </w:r>
+    </w:p>
+    <w:p>
+      <w:pPr>
+        <w:pStyle w:val="ListParagraph"/>
+        <w:numPr>
+          <w:ilvl w:val="0"/>
+          <w:numId w:val="2"/>
+        </w:numPr>
+        <w:spacing w:after="100" w:line="312" w:lineRule="auto"/>
+      </w:pPr>
+      <w:r>
+        <w:rPr>
+          <w:sz w:val="22"/>
+          <w:szCs w:val="22"/>
+        </w:rPr>
+        <w:t xml:space="preserve">Probier RANDOMIZE mit den Zahlen 1 bis 10 durch und such dir den schönsten Himmel aus. Schreib dir die Zahl auf — du hast damit ein Bild, das du jederzeit wiederbekommst.</w:t>
+      </w:r>
+    </w:p>
+    <w:p>
+      <w:pPr>
+        <w:pStyle w:val="ListParagraph"/>
+        <w:numPr>
+          <w:ilvl w:val="0"/>
+          <w:numId w:val="2"/>
+        </w:numPr>
+        <w:spacing w:after="100" w:line="312" w:lineRule="auto"/>
+      </w:pPr>
+      <w:r>
+        <w:rPr>
+          <w:sz w:val="22"/>
+          <w:szCs w:val="22"/>
+        </w:rPr>
+        <w:t xml:space="preserve">Male einen Farbverlauf wie in Kapitel 3, aber gib jeder Linie einen kleinen Zufallszuschlag auf die Helligkeit. Das ergibt eine Fläche, die aussieht wie altes Filmkorn.</w:t>
+      </w:r>
+    </w:p>
+    <w:p>
+      <w:pPr>
+        <w:spacing w:after="180" w:line="312" w:lineRule="auto"/>
+      </w:pPr>
+      <w:r>
+        <w:rPr>
+          <w:sz w:val="22"/>
+          <w:szCs w:val="22"/>
+        </w:rPr>
+        <w:t xml:space="preserve">Alle bisherigen Programme haben ein Bild gemalt und sich dann verabschiedet. Im nächsten Kapitel bleibt das Fenster offen — und was darin steht, fängt an sich zu bewegen.</w:t>
+      </w:r>
+    </w:p>
+    <w:p>
+      <w:pPr>
+        <w:pStyle w:val="Heading1"/>
+        <w:keepNext/>
+        <w:keepLines/>
+        <w:pageBreakBefore/>
+        <w:pBdr>
+          <w:bottom w:val="single" w:color="1B6CA8" w:sz="12" w:space="4"/>
+        </w:pBdr>
+        <w:spacing w:after="160" w:before="0"/>
+      </w:pPr>
+      <w:r>
+        <w:t xml:space="preserve">Bewegung</w:t>
+      </w:r>
+    </w:p>
+    <w:p>
+      <w:pPr>
+        <w:spacing w:after="180" w:line="312" w:lineRule="auto"/>
+      </w:pPr>
+      <w:r>
+        <w:rPr>
+          <w:sz w:val="22"/>
+          <w:szCs w:val="22"/>
+        </w:rPr>
+        <w:t xml:space="preserve">Jedes Programm bis hierher hat ein Bild gemalt, drei Sekunden gewartet und sich verabschiedet. Das ändert sich jetzt grundlegend — und es ist der wichtigste Schritt in diesem ganzen Buch.</w:t>
+      </w:r>
+    </w:p>
+    <w:p>
+      <w:pPr>
+        <w:spacing w:after="180" w:line="312" w:lineRule="auto"/>
+      </w:pPr>
+      <w:r>
+        <w:rPr>
+          <w:sz w:val="22"/>
+          <w:szCs w:val="22"/>
+        </w:rPr>
+        <w:t xml:space="preserve">Denn Bewegung auf einem Bildschirm ist eine Täuschung. Nichts bewegt sich wirklich. Es wird sechzigmal in der Sekunde ein neues Bild gemalt, und auf jedem steht der Ball ein kleines Stück weiter als auf dem vorigen. Dein Auge macht daraus eine Bewegung — genau wie im Kino.</w:t>
+      </w:r>
+    </w:p>
+    <w:p>
+      <w:pPr>
+        <w:pStyle w:val="Heading2"/>
+        <w:keepNext/>
+        <w:keepLines/>
+        <w:spacing w:after="120" w:before="280"/>
+      </w:pPr>
+      <w:r>
+        <w:t xml:space="preserve">Der erste Punkt, der wandert</w:t>
+      </w:r>
+    </w:p>
+    <w:p>
+      <w:pPr>
+        <w:keepLines/>
+        <w:pBdr>
+          <w:left w:val="single" w:color="1B6CA8" w:sz="18" w:space="6"/>
+        </w:pBdr>
+        <w:shd w:fill="F4F4F4" w:val="clear"/>
+        <w:spacing w:after="200" w:before="100" w:line="264" w:lineRule="auto"/>
+        <w:ind w:left="140"/>
+      </w:pPr>
+      <w:r>
+        <w:rPr>
+          <w:rFonts w:ascii="Consolas" w:cs="Consolas" w:eastAsia="Consolas" w:hAnsi="Consolas"/>
+          <w:sz w:val="19"/>
+          <w:szCs w:val="19"/>
+        </w:rPr>
+        <w:t xml:space="preserve">SCREEN(640, 400, "Wanderer")</w:t>
+      </w:r>
+      <w:r>
+        <w:rPr>
+          <w:rFonts w:ascii="Consolas" w:cs="Consolas" w:eastAsia="Consolas" w:hAnsi="Consolas"/>
+          <w:sz w:val="19"/>
+          <w:szCs w:val="19"/>
+        </w:rPr>
+        <w:br/>
+        <w:t xml:space="preserve"/>
+      </w:r>
+      <w:r>
+        <w:rPr>
+          <w:rFonts w:ascii="Consolas" w:cs="Consolas" w:eastAsia="Consolas" w:hAnsi="Consolas"/>
+          <w:sz w:val="19"/>
+          <w:szCs w:val="19"/>
+        </w:rPr>
+        <w:br/>
+        <w:t xml:space="preserve">DIM x AS INTEGER</w:t>
+      </w:r>
+      <w:r>
+        <w:rPr>
+          <w:rFonts w:ascii="Consolas" w:cs="Consolas" w:eastAsia="Consolas" w:hAnsi="Consolas"/>
+          <w:sz w:val="19"/>
+          <w:szCs w:val="19"/>
+        </w:rPr>
+        <w:br/>
+        <w:t xml:space="preserve">x = 0</w:t>
+      </w:r>
+      <w:r>
+        <w:rPr>
+          <w:rFonts w:ascii="Consolas" w:cs="Consolas" w:eastAsia="Consolas" w:hAnsi="Consolas"/>
+          <w:sz w:val="19"/>
+          <w:szCs w:val="19"/>
+        </w:rPr>
+        <w:br/>
+        <w:t xml:space="preserve"/>
+      </w:r>
+      <w:r>
+        <w:rPr>
+          <w:rFonts w:ascii="Consolas" w:cs="Consolas" w:eastAsia="Consolas" w:hAnsi="Consolas"/>
+          <w:sz w:val="19"/>
+          <w:szCs w:val="19"/>
+        </w:rPr>
+        <w:br/>
+        <w:t xml:space="preserve">WHILE NOT QUITREQUESTED() AND NOT KEYPRESSED(KEY_ESCAPE)</w:t>
+      </w:r>
+      <w:r>
+        <w:rPr>
+          <w:rFonts w:ascii="Consolas" w:cs="Consolas" w:eastAsia="Consolas" w:hAnsi="Consolas"/>
+          <w:sz w:val="19"/>
+          <w:szCs w:val="19"/>
+        </w:rPr>
+        <w:br/>
+        <w:t xml:space="preserve">    CLS(RGB(15, 20, 40))</w:t>
+      </w:r>
+      <w:r>
+        <w:rPr>
+          <w:rFonts w:ascii="Consolas" w:cs="Consolas" w:eastAsia="Consolas" w:hAnsi="Consolas"/>
+          <w:sz w:val="19"/>
+          <w:szCs w:val="19"/>
+        </w:rPr>
+        <w:br/>
+        <w:t xml:space="preserve">    CIRCLE(x, 200, 25, RGB(255, 200, 40))</w:t>
+      </w:r>
+      <w:r>
+        <w:rPr>
+          <w:rFonts w:ascii="Consolas" w:cs="Consolas" w:eastAsia="Consolas" w:hAnsi="Consolas"/>
+          <w:sz w:val="19"/>
+          <w:szCs w:val="19"/>
+        </w:rPr>
+        <w:br/>
+        <w:t xml:space="preserve">    FLIP()</w:t>
+      </w:r>
+      <w:r>
+        <w:rPr>
+          <w:rFonts w:ascii="Consolas" w:cs="Consolas" w:eastAsia="Consolas" w:hAnsi="Consolas"/>
+          <w:sz w:val="19"/>
+          <w:szCs w:val="19"/>
+        </w:rPr>
+        <w:br/>
+        <w:t xml:space="preserve">    x = (x + 3) MOD 640</w:t>
+      </w:r>
+      <w:r>
+        <w:rPr>
+          <w:rFonts w:ascii="Consolas" w:cs="Consolas" w:eastAsia="Consolas" w:hAnsi="Consolas"/>
+          <w:sz w:val="19"/>
+          <w:szCs w:val="19"/>
+        </w:rPr>
+        <w:br/>
+        <w:t xml:space="preserve">WEND</w:t>
+      </w:r>
+    </w:p>
+    <w:p>
+      <w:pPr>
+        <w:keepNext/>
+        <w:spacing w:after="40" w:before="160"/>
+        <w:jc w:val="center"/>
+      </w:pPr>
+      <w:r>
+        <w:drawing>
+          <wp:inline distT="0" distB="0" distL="0" distR="0">
+            <wp:extent cx="4191000" cy="2619375"/>
+            <wp:effectExtent t="0" r="0" b="0" l="0"/>
+            <wp:docPr id="1" name="kap05_1_wanderer.png" descr="Ein Standbild aus einer Bewegung. Der Punkt läuft nach rechts und beginnt links von vorn." title="Ein Standbild aus einer Bewegung. Der Punkt läuft nach rechts und beginnt links von vorn."/>
+            <wp:cNvGraphicFramePr>
+              <a:graphicFrameLocks xmlns:a="http://schemas.openxmlformats.org/drawingml/2006/main" noChangeAspect="1"/>
+            </wp:cNvGraphicFramePr>
+            <a:graphic xmlns:a="http://schemas.openxmlformats.org/drawingml/2006/main">
+              <a:graphicData uri="http://schemas.openxmlformats.org/drawingml/2006/picture">
+                <pic:pic xmlns:pic="http://schemas.openxmlformats.org/drawingml/2006/picture">
+                  <pic:nvPicPr>
+                    <pic:cNvPr id="0" name="" descr=""/>
+                    <pic:cNvPicPr>
+                      <a:picLocks noChangeAspect="1" noChangeArrowheads="1"/>
+                    </pic:cNvPicPr>
+                  </pic:nvPicPr>
+                  <pic:blipFill>
+                    <a:blip r:embed="rId24" cstate="none"/>
+                    <a:srcRect/>
+                    <a:stretch>
+                      <a:fillRect/>
+                    </a:stretch>
+                  </pic:blipFill>
+                  <pic:spPr bwMode="auto">
+                    <a:xfrm>
+                      <a:off x="0" y="0"/>
+                      <a:ext cx="4191000" cy="2619375"/>
+                    </a:xfrm>
+                    <a:prstGeom prst="rect">
+                      <a:avLst/>
+                    </a:prstGeom>
+                  </pic:spPr>
+                </pic:pic>
+              </a:graphicData>
+            </a:graphic>
+          </wp:inline>
+        </w:drawing>
+      </w:r>
+    </w:p>
+    <w:p>
+      <w:pPr>
+        <w:spacing w:after="200"/>
+        <w:jc w:val="center"/>
+      </w:pPr>
+      <w:r>
+        <w:rPr>
+          <w:i/>
+          <w:iCs/>
+          <w:color w:val="6A6A6A"/>
+          <w:sz w:val="18"/>
+          <w:szCs w:val="18"/>
+        </w:rPr>
+        <w:t xml:space="preserve">Ein Standbild aus einer Bewegung. Der Punkt läuft nach rechts und beginnt links von vorn.</w:t>
+      </w:r>
+    </w:p>
+    <w:p>
+      <w:pPr>
+        <w:spacing w:after="180" w:line="312" w:lineRule="auto"/>
+      </w:pPr>
+      <w:r>
+        <w:rPr>
+          <w:sz w:val="22"/>
+          <w:szCs w:val="22"/>
+        </w:rPr>
+        <w:t xml:space="preserve">Der Punkt zieht gemächlich nach rechts, verschwindet am Rand und kommt links wieder herein. Das Fenster bleibt offen, bis du ESC drückst oder es schließt.</w:t>
+      </w:r>
+    </w:p>
+    <w:p>
+      <w:pPr>
+        <w:pStyle w:val="Heading2"/>
+        <w:keepNext/>
+        <w:keepLines/>
+        <w:spacing w:after="120" w:before="280"/>
+      </w:pPr>
+      <w:r>
+        <w:t xml:space="preserve">Zeile für Zeile</w:t>
+      </w:r>
+    </w:p>
+    <w:p>
+      <w:pPr>
+        <w:spacing w:after="180" w:line="312" w:lineRule="auto"/>
+      </w:pPr>
+      <w:r>
+        <w:rPr>
+          <w:rFonts w:ascii="Consolas" w:cs="Consolas" w:eastAsia="Consolas" w:hAnsi="Consolas"/>
+          <w:color w:val="335577"/>
+          <w:sz w:val="21"/>
+          <w:szCs w:val="21"/>
+        </w:rPr>
+        <w:t xml:space="preserve">WHILE ... WEND</w:t>
+      </w:r>
+      <w:r>
+        <w:rPr>
+          <w:sz w:val="22"/>
+          <w:szCs w:val="22"/>
+        </w:rPr>
+        <w:t xml:space="preserve"> ist eine Schleife wie </w:t>
+      </w:r>
+      <w:r>
+        <w:rPr>
+          <w:rFonts w:ascii="Consolas" w:cs="Consolas" w:eastAsia="Consolas" w:hAnsi="Consolas"/>
+          <w:color w:val="335577"/>
+          <w:sz w:val="21"/>
+          <w:szCs w:val="21"/>
+        </w:rPr>
+        <w:t xml:space="preserve">FOR ... NEXT</w:t>
+      </w:r>
+      <w:r>
+        <w:rPr>
+          <w:sz w:val="22"/>
+          <w:szCs w:val="22"/>
+        </w:rPr>
+        <w:t xml:space="preserve"> — nur zählt sie nicht, sondern prüft eine Bedingung. Sie wiederholt alles zwischen </w:t>
+      </w:r>
+      <w:r>
+        <w:rPr>
+          <w:rFonts w:ascii="Consolas" w:cs="Consolas" w:eastAsia="Consolas" w:hAnsi="Consolas"/>
+          <w:color w:val="335577"/>
+          <w:sz w:val="21"/>
+          <w:szCs w:val="21"/>
+        </w:rPr>
+        <w:t xml:space="preserve">WHILE</w:t>
+      </w:r>
+      <w:r>
+        <w:rPr>
+          <w:sz w:val="22"/>
+          <w:szCs w:val="22"/>
+        </w:rPr>
+        <w:t xml:space="preserve"> und </w:t>
+      </w:r>
+      <w:r>
+        <w:rPr>
+          <w:rFonts w:ascii="Consolas" w:cs="Consolas" w:eastAsia="Consolas" w:hAnsi="Consolas"/>
+          <w:color w:val="335577"/>
+          <w:sz w:val="21"/>
+          <w:szCs w:val="21"/>
+        </w:rPr>
+        <w:t xml:space="preserve">WEND</w:t>
+      </w:r>
+      <w:r>
+        <w:rPr>
+          <w:sz w:val="22"/>
+          <w:szCs w:val="22"/>
+        </w:rPr>
+        <w:t xml:space="preserve">, solange diese Bedingung zutrifft. Trifft sie irgendwann nicht mehr zu, geht es unterhalb des </w:t>
+      </w:r>
+      <w:r>
+        <w:rPr>
+          <w:rFonts w:ascii="Consolas" w:cs="Consolas" w:eastAsia="Consolas" w:hAnsi="Consolas"/>
+          <w:color w:val="335577"/>
+          <w:sz w:val="21"/>
+          <w:szCs w:val="21"/>
+        </w:rPr>
+        <w:t xml:space="preserve">WEND</w:t>
+      </w:r>
+      <w:r>
+        <w:rPr>
+          <w:sz w:val="22"/>
+          <w:szCs w:val="22"/>
+        </w:rPr>
+        <w:t xml:space="preserve"> weiter.</w:t>
+      </w:r>
+    </w:p>
+    <w:p>
+      <w:pPr>
+        <w:spacing w:after="180" w:line="312" w:lineRule="auto"/>
+      </w:pPr>
+      <w:r>
+        <w:rPr>
+          <w:rFonts w:ascii="Consolas" w:cs="Consolas" w:eastAsia="Consolas" w:hAnsi="Consolas"/>
+          <w:color w:val="335577"/>
+          <w:sz w:val="21"/>
+          <w:szCs w:val="21"/>
+        </w:rPr>
+        <w:t xml:space="preserve">QUITREQUESTED()</w:t>
+      </w:r>
+      <w:r>
+        <w:rPr>
+          <w:sz w:val="22"/>
+          <w:szCs w:val="22"/>
+        </w:rPr>
+        <w:t xml:space="preserve"> ist wahr, sobald jemand das Fenster schließen will — also auf das X oben rechts klickt. </w:t>
+      </w:r>
+      <w:r>
+        <w:rPr>
+          <w:rFonts w:ascii="Consolas" w:cs="Consolas" w:eastAsia="Consolas" w:hAnsi="Consolas"/>
+          <w:color w:val="335577"/>
+          <w:sz w:val="21"/>
+          <w:szCs w:val="21"/>
+        </w:rPr>
+        <w:t xml:space="preserve">KEYPRESSED(KEY_ESCAPE)</w:t>
+      </w:r>
+      <w:r>
+        <w:rPr>
+          <w:sz w:val="22"/>
+          <w:szCs w:val="22"/>
+        </w:rPr>
+        <w:t xml:space="preserve"> ist wahr, wenn die Taste ESC gedrückt wurde.</w:t>
+      </w:r>
+    </w:p>
+    <w:p>
+      <w:pPr>
+        <w:spacing w:after="180" w:line="312" w:lineRule="auto"/>
+      </w:pPr>
+      <w:r>
+        <w:rPr>
+          <w:sz w:val="22"/>
+          <w:szCs w:val="22"/>
+        </w:rPr>
+        <w:t xml:space="preserve">Davor steht jeweils ein </w:t>
+      </w:r>
+      <w:r>
+        <w:rPr>
+          <w:rFonts w:ascii="Consolas" w:cs="Consolas" w:eastAsia="Consolas" w:hAnsi="Consolas"/>
+          <w:color w:val="335577"/>
+          <w:sz w:val="21"/>
+          <w:szCs w:val="21"/>
+        </w:rPr>
+        <w:t xml:space="preserve">NOT</w:t>
+      </w:r>
+      <w:r>
+        <w:rPr>
+          <w:sz w:val="22"/>
+          <w:szCs w:val="22"/>
+        </w:rPr>
+        <w:t xml:space="preserve">, und dazwischen ein </w:t>
+      </w:r>
+      <w:r>
+        <w:rPr>
+          <w:rFonts w:ascii="Consolas" w:cs="Consolas" w:eastAsia="Consolas" w:hAnsi="Consolas"/>
+          <w:color w:val="335577"/>
+          <w:sz w:val="21"/>
+          <w:szCs w:val="21"/>
+        </w:rPr>
+        <w:t xml:space="preserve">AND</w:t>
+      </w:r>
+      <w:r>
+        <w:rPr>
+          <w:sz w:val="22"/>
+          <w:szCs w:val="22"/>
+        </w:rPr>
+        <w:t xml:space="preserve">. Zusammen liest sich die Zeile: „solange NICHT geschlossen werden soll UND NICHT ESC gedrückt wurde“. Also: solange keiner aufhören will, mach weiter.</w:t>
+      </w:r>
+    </w:p>
+    <w:p>
+      <w:pPr>
+        <w:spacing w:before="60"/>
+      </w:pPr>
+    </w:p>
+    <w:tbl>
+      <w:tblPr>
+        <w:tblW w:type="dxa" w:w="9026"/>
+        <w:tblBorders>
+          <w:top w:val="single" w:color="auto" w:sz="4"/>
+          <w:left w:val="single" w:color="auto" w:sz="4"/>
+          <w:bottom w:val="single" w:color="auto" w:sz="4"/>
+          <w:right w:val="single" w:color="auto" w:sz="4"/>
+          <w:insideH w:val="single" w:color="auto" w:sz="4"/>
+          <w:insideV w:val="single" w:color="auto" w:sz="4"/>
+        </w:tblBorders>
+      </w:tblPr>
+      <w:tblGrid>
+        <w:gridCol w:w="9026"/>
+      </w:tblGrid>
+      <w:tr>
+        <w:trPr>
+          <w:cantSplit/>
+        </w:trPr>
+        <w:tc>
+          <w:tcPr>
+            <w:tcW w:type="dxa" w:w="9026"/>
+            <w:tcBorders>
+              <w:top w:val="single" w:color="E0B96A" w:sz="6"/>
+              <w:left w:val="single" w:color="E0B96A" w:sz="6"/>
+              <w:bottom w:val="single" w:color="E0B96A" w:sz="6"/>
+              <w:right w:val="single" w:color="E0B96A" w:sz="6"/>
+            </w:tcBorders>
+            <w:shd w:fill="FDF3E0" w:val="clear"/>
+            <w:tcMar>
+              <w:top w:type="dxa" w:w="140"/>
+              <w:left w:type="dxa" w:w="180"/>
+              <w:bottom w:type="dxa" w:w="140"/>
+              <w:right w:type="dxa" w:w="180"/>
+            </w:tcMar>
+          </w:tcPr>
+          <w:p>
+            <w:pPr>
+              <w:spacing w:after="40"/>
+            </w:pPr>
+            <w:r>
+              <w:rPr>
+                <w:b/>
+                <w:bCs/>
+                <w:color w:val="8A5E15"/>
+                <w:sz w:val="22"/>
+                <w:szCs w:val="22"/>
+              </w:rPr>
+              <w:t xml:space="preserve">Merke</w:t>
+            </w:r>
+          </w:p>
+          <w:p>
+            <w:pPr>
+              <w:spacing w:after="0" w:line="312" w:lineRule="auto"/>
+            </w:pPr>
+            <w:r>
+              <w:rPr>
+                <w:sz w:val="22"/>
+                <w:szCs w:val="22"/>
+              </w:rPr>
+              <w:t xml:space="preserve">Diese Zeile wirst du in fast jedem Programm ab jetzt schreiben, Wort für Wort gleich. Lern sie nicht auswendig — schreib sie ab, so oft du sie brauchst. Nach dem zehnten Mal sitzt sie von selbst.</w:t>
+            </w:r>
+          </w:p>
+        </w:tc>
+      </w:tr>
+    </w:tbl>
+    <w:p>
+      <w:pPr>
+        <w:spacing w:after="160"/>
+      </w:pPr>
+    </w:p>
+    <w:p>
+      <w:pPr>
+        <w:spacing w:after="180" w:line="312" w:lineRule="auto"/>
+      </w:pPr>
+      <w:r>
+        <w:rPr>
+          <w:sz w:val="22"/>
+          <w:szCs w:val="22"/>
+        </w:rPr>
+        <w:t xml:space="preserve">Der Rumpf der Schleife ist immer nach demselben Muster gebaut, und dieses Muster heißt die Spielschleife:</w:t>
+      </w:r>
+    </w:p>
+    <w:p>
+      <w:pPr>
+        <w:pStyle w:val="ListParagraph"/>
+        <w:numPr>
+          <w:ilvl w:val="0"/>
+          <w:numId w:val="2"/>
+        </w:numPr>
+        <w:spacing w:after="100" w:line="312" w:lineRule="auto"/>
+      </w:pPr>
+      <w:r>
+        <w:rPr>
+          <w:b/>
+          <w:bCs/>
+          <w:sz w:val="22"/>
+          <w:szCs w:val="22"/>
+        </w:rPr>
+        <w:t xml:space="preserve">Löschen. </w:t>
+      </w:r>
+      <w:r>
+        <w:rPr>
+          <w:sz w:val="22"/>
+          <w:szCs w:val="22"/>
+        </w:rPr>
+        <w:t xml:space="preserve">CLS streicht das Fenster zu. Ohne diese Zeile bliebe das vorige Bild stehen.</w:t>
+      </w:r>
+    </w:p>
+    <w:p>
+      <w:pPr>
+        <w:pStyle w:val="ListParagraph"/>
+        <w:numPr>
+          <w:ilvl w:val="0"/>
+          <w:numId w:val="2"/>
+        </w:numPr>
+        <w:spacing w:after="100" w:line="312" w:lineRule="auto"/>
+      </w:pPr>
+      <w:r>
+        <w:rPr>
+          <w:b/>
+          <w:bCs/>
+          <w:sz w:val="22"/>
+          <w:szCs w:val="22"/>
+        </w:rPr>
+        <w:t xml:space="preserve">Malen. </w:t>
+      </w:r>
+      <w:r>
+        <w:rPr>
+          <w:sz w:val="22"/>
+          <w:szCs w:val="22"/>
+        </w:rPr>
+        <w:t xml:space="preserve">Alles, was zu sehen sein soll, wird neu gemalt — an den Stellen, wo es JETZT sein soll.</w:t>
+      </w:r>
+    </w:p>
+    <w:p>
+      <w:pPr>
+        <w:pStyle w:val="ListParagraph"/>
+        <w:numPr>
+          <w:ilvl w:val="0"/>
+          <w:numId w:val="2"/>
+        </w:numPr>
+        <w:spacing w:after="100" w:line="312" w:lineRule="auto"/>
+      </w:pPr>
+      <w:r>
+        <w:rPr>
+          <w:b/>
+          <w:bCs/>
+          <w:sz w:val="22"/>
+          <w:szCs w:val="22"/>
+        </w:rPr>
+        <w:t xml:space="preserve">Zeigen. </w:t>
+      </w:r>
+      <w:r>
+        <w:rPr>
+          <w:sz w:val="22"/>
+          <w:szCs w:val="22"/>
+        </w:rPr>
+        <w:t xml:space="preserve">FLIP klappt das fertige Bild nach vorn.</w:t>
+      </w:r>
+    </w:p>
+    <w:p>
+      <w:pPr>
+        <w:pStyle w:val="ListParagraph"/>
+        <w:numPr>
+          <w:ilvl w:val="0"/>
+          <w:numId w:val="2"/>
+        </w:numPr>
+        <w:spacing w:after="100" w:line="312" w:lineRule="auto"/>
+      </w:pPr>
+      <w:r>
+        <w:rPr>
+          <w:b/>
+          <w:bCs/>
+          <w:sz w:val="22"/>
+          <w:szCs w:val="22"/>
+        </w:rPr>
+        <w:t xml:space="preserve">Rechnen. </w:t>
+      </w:r>
+      <w:r>
+        <w:rPr>
+          <w:sz w:val="22"/>
+          <w:szCs w:val="22"/>
+        </w:rPr>
+        <w:t xml:space="preserve">Die Zahlen werden für das nächste Bild weitergestellt.</w:t>
+      </w:r>
+    </w:p>
+    <w:p>
+      <w:pPr>
+        <w:spacing w:after="180" w:line="312" w:lineRule="auto"/>
+      </w:pPr>
+      <w:r>
+        <w:rPr>
+          <w:sz w:val="22"/>
+          <w:szCs w:val="22"/>
+        </w:rPr>
+        <w:t xml:space="preserve">Die vierte Zeile, </w:t>
+      </w:r>
+      <w:r>
+        <w:rPr>
+          <w:rFonts w:ascii="Consolas" w:cs="Consolas" w:eastAsia="Consolas" w:hAnsi="Consolas"/>
+          <w:color w:val="335577"/>
+          <w:sz w:val="21"/>
+          <w:szCs w:val="21"/>
+        </w:rPr>
+        <w:t xml:space="preserve">x = (x + 3) MOD 640</w:t>
+      </w:r>
+      <w:r>
+        <w:rPr>
+          <w:sz w:val="22"/>
+          <w:szCs w:val="22"/>
+        </w:rPr>
+        <w:t xml:space="preserve">, ist die eigentliche Bewegung. Sie liest den alten Wert von x, zählt 3 dazu und legt das Ergebnis wieder in denselben Karton. Beim nächsten Durchgang steht der Kreis drei Punkte weiter rechts.</w:t>
+      </w:r>
+    </w:p>
+    <w:p>
+      <w:pPr>
+        <w:spacing w:after="180" w:line="312" w:lineRule="auto"/>
+      </w:pPr>
+      <w:r>
+        <w:rPr>
+          <w:sz w:val="22"/>
+          <w:szCs w:val="22"/>
+        </w:rPr>
+        <w:t xml:space="preserve">Das </w:t>
+      </w:r>
+      <w:r>
+        <w:rPr>
+          <w:rFonts w:ascii="Consolas" w:cs="Consolas" w:eastAsia="Consolas" w:hAnsi="Consolas"/>
+          <w:color w:val="335577"/>
+          <w:sz w:val="21"/>
+          <w:szCs w:val="21"/>
+        </w:rPr>
+        <w:t xml:space="preserve">MOD 640</w:t>
+      </w:r>
+      <w:r>
+        <w:rPr>
+          <w:sz w:val="22"/>
+          <w:szCs w:val="22"/>
+        </w:rPr>
+        <w:t xml:space="preserve"> sorgt für den Wiedereintritt links. MOD liefert den Rest beim Teilen: Solange x kleiner als 640 ist, ändert es nichts. Erreicht x aber 640, ist der Rest 0 — der Punkt springt an den linken Rand. Bei 641 wird er zu 1, und so fort.</w:t>
+      </w:r>
+    </w:p>
+    <w:p>
+      <w:pPr>
+        <w:spacing w:before="60"/>
+      </w:pPr>
+    </w:p>
+    <w:tbl>
+      <w:tblPr>
+        <w:tblW w:type="dxa" w:w="9026"/>
+        <w:tblBorders>
+          <w:top w:val="single" w:color="auto" w:sz="4"/>
+          <w:left w:val="single" w:color="auto" w:sz="4"/>
+          <w:bottom w:val="single" w:color="auto" w:sz="4"/>
+          <w:right w:val="single" w:color="auto" w:sz="4"/>
+          <w:insideH w:val="single" w:color="auto" w:sz="4"/>
+          <w:insideV w:val="single" w:color="auto" w:sz="4"/>
+        </w:tblBorders>
+      </w:tblPr>
+      <w:tblGrid>
+        <w:gridCol w:w="9026"/>
+      </w:tblGrid>
+      <w:tr>
+        <w:trPr>
+          <w:cantSplit/>
+        </w:trPr>
+        <w:tc>
+          <w:tcPr>
+            <w:tcW w:type="dxa" w:w="9026"/>
+            <w:tcBorders>
+              <w:top w:val="single" w:color="E0A0A0" w:sz="6"/>
+              <w:left w:val="single" w:color="E0A0A0" w:sz="6"/>
+              <w:bottom w:val="single" w:color="E0A0A0" w:sz="6"/>
+              <w:right w:val="single" w:color="E0A0A0" w:sz="6"/>
+            </w:tcBorders>
+            <w:shd w:fill="FBEAEA" w:val="clear"/>
+            <w:tcMar>
+              <w:top w:type="dxa" w:w="140"/>
+              <w:left w:type="dxa" w:w="180"/>
+              <w:bottom w:type="dxa" w:w="140"/>
+              <w:right w:type="dxa" w:w="180"/>
+            </w:tcMar>
+          </w:tcPr>
+          <w:p>
+            <w:pPr>
+              <w:spacing w:after="40"/>
+            </w:pPr>
+            <w:r>
+              <w:rPr>
+                <w:b/>
+                <w:bCs/>
+                <w:color w:val="B23030"/>
+                <w:sz w:val="22"/>
+                <w:szCs w:val="22"/>
+              </w:rPr>
+              <w:t xml:space="preserve">x = x + 3</w:t>
+            </w:r>
+          </w:p>
+          <w:p>
+            <w:pPr>
+              <w:spacing w:after="0" w:line="312" w:lineRule="auto"/>
+            </w:pPr>
+            <w:r>
+              <w:rPr>
+                <w:sz w:val="22"/>
+                <w:szCs w:val="22"/>
+              </w:rPr>
+              <w:t xml:space="preserve">Ein Gleichheitszeichen ist keine Behauptung. Die Zeile x = x + 3 wäre in der Mathematik unsinnig — keine Zahl ist um drei größer als sie selbst. Als Anweisung gelesen ergibt sie dagegen genau das Richtige: „nimm, was in x liegt, rechne drei dazu, und leg es zurück“. Wer bei dieser Zeile stolpert, ist in guter Gesellschaft; sie ist die berühmteste Hürde für Anfänger überhaupt.</w:t>
+            </w:r>
+          </w:p>
+        </w:tc>
+      </w:tr>
+    </w:tbl>
+    <w:p>
+      <w:pPr>
+        <w:spacing w:after="160"/>
+      </w:pPr>
+    </w:p>
+    <w:p>
+      <w:pPr>
+        <w:spacing w:before="60"/>
+      </w:pPr>
+    </w:p>
+    <w:tbl>
+      <w:tblPr>
+        <w:tblW w:type="dxa" w:w="9026"/>
+        <w:tblBorders>
+          <w:top w:val="single" w:color="auto" w:sz="4"/>
+          <w:left w:val="single" w:color="auto" w:sz="4"/>
+          <w:bottom w:val="single" w:color="auto" w:sz="4"/>
+          <w:right w:val="single" w:color="auto" w:sz="4"/>
+          <w:insideH w:val="single" w:color="auto" w:sz="4"/>
+          <w:insideV w:val="single" w:color="auto" w:sz="4"/>
+        </w:tblBorders>
+      </w:tblPr>
+      <w:tblGrid>
+        <w:gridCol w:w="9026"/>
+      </w:tblGrid>
+      <w:tr>
+        <w:trPr>
+          <w:cantSplit/>
+        </w:trPr>
+        <w:tc>
+          <w:tcPr>
+            <w:tcW w:type="dxa" w:w="9026"/>
+            <w:tcBorders>
+              <w:top w:val="single" w:color="9CC8E6" w:sz="6"/>
+              <w:left w:val="single" w:color="9CC8E6" w:sz="6"/>
+              <w:bottom w:val="single" w:color="9CC8E6" w:sz="6"/>
+              <w:right w:val="single" w:color="9CC8E6" w:sz="6"/>
+            </w:tcBorders>
+            <w:shd w:fill="E7F2FA" w:val="clear"/>
+            <w:tcMar>
+              <w:top w:type="dxa" w:w="140"/>
+              <w:left w:type="dxa" w:w="180"/>
+              <w:bottom w:type="dxa" w:w="140"/>
+              <w:right w:type="dxa" w:w="180"/>
+            </w:tcMar>
+          </w:tcPr>
+          <w:p>
+            <w:pPr>
+              <w:spacing w:after="40"/>
+            </w:pPr>
+            <w:r>
+              <w:rPr>
+                <w:b/>
+                <w:bCs/>
+                <w:color w:val="1B6CA8"/>
+                <w:sz w:val="22"/>
+                <w:szCs w:val="22"/>
+              </w:rPr>
+              <w:t xml:space="preserve">Zwei Zahlen zum Drehen</w:t>
+            </w:r>
+          </w:p>
+          <w:p>
+            <w:pPr>
+              <w:spacing w:after="0" w:line="312" w:lineRule="auto"/>
+            </w:pPr>
+            <w:r>
+              <w:rPr>
+                <w:sz w:val="22"/>
+                <w:szCs w:val="22"/>
+              </w:rPr>
+              <w:t xml:space="preserve">Ändere die 3 in eine 1 und in eine 20. Ändere die 640 in 300 — der Punkt springt dann schon in der Mitte zurück. Und dann nimm die CLS-Zeile weg und schau, was passiert. Die Antwort steht ein paar Seiten weiter.</w:t>
+            </w:r>
+          </w:p>
+        </w:tc>
+      </w:tr>
+    </w:tbl>
+    <w:p>
+      <w:pPr>
+        <w:spacing w:after="160"/>
+      </w:pPr>
+    </w:p>
+    <w:p>
+      <w:pPr>
+        <w:pStyle w:val="Heading2"/>
+        <w:keepNext/>
+        <w:keepLines/>
+        <w:spacing w:after="120" w:before="280"/>
+      </w:pPr>
+      <w:r>
+        <w:t xml:space="preserve">Etwas, das schneller wird</w:t>
+      </w:r>
+    </w:p>
+    <w:p>
+      <w:pPr>
+        <w:spacing w:after="180" w:line="312" w:lineRule="auto"/>
+      </w:pPr>
+      <w:r>
+        <w:rPr>
+          <w:sz w:val="22"/>
+          <w:szCs w:val="22"/>
+        </w:rPr>
+        <w:t xml:space="preserve">Gleichmäßige Bewegung ist langweilig. Etwas, das fällt, wird schneller — und das schreibt sich fast von selbst hin, wenn man eine zweite Variable dazunimmt: nicht nur wo der Ball ist, sondern auch wie schnell er gerade ist.</w:t>
+      </w:r>
+    </w:p>
+    <w:p>
+      <w:pPr>
+        <w:keepLines/>
+        <w:pBdr>
+          <w:left w:val="single" w:color="1B6CA8" w:sz="18" w:space="6"/>
+        </w:pBdr>
+        <w:shd w:fill="F4F4F4" w:val="clear"/>
+        <w:spacing w:after="200" w:before="100" w:line="264" w:lineRule="auto"/>
+        <w:ind w:left="140"/>
+      </w:pPr>
+      <w:r>
+        <w:rPr>
+          <w:rFonts w:ascii="Consolas" w:cs="Consolas" w:eastAsia="Consolas" w:hAnsi="Consolas"/>
+          <w:sz w:val="19"/>
+          <w:szCs w:val="19"/>
+        </w:rPr>
+        <w:t xml:space="preserve">SCREEN(640, 400, "Fallender Ball")</w:t>
+      </w:r>
+      <w:r>
+        <w:rPr>
+          <w:rFonts w:ascii="Consolas" w:cs="Consolas" w:eastAsia="Consolas" w:hAnsi="Consolas"/>
+          <w:sz w:val="19"/>
+          <w:szCs w:val="19"/>
+        </w:rPr>
+        <w:br/>
+        <w:t xml:space="preserve"/>
+      </w:r>
+      <w:r>
+        <w:rPr>
+          <w:rFonts w:ascii="Consolas" w:cs="Consolas" w:eastAsia="Consolas" w:hAnsi="Consolas"/>
+          <w:sz w:val="19"/>
+          <w:szCs w:val="19"/>
+        </w:rPr>
+        <w:br/>
+        <w:t xml:space="preserve">DIM y AS FLOAT</w:t>
+      </w:r>
+      <w:r>
+        <w:rPr>
+          <w:rFonts w:ascii="Consolas" w:cs="Consolas" w:eastAsia="Consolas" w:hAnsi="Consolas"/>
+          <w:sz w:val="19"/>
+          <w:szCs w:val="19"/>
+        </w:rPr>
+        <w:br/>
+        <w:t xml:space="preserve">DIM tempo AS FLOAT</w:t>
+      </w:r>
+      <w:r>
+        <w:rPr>
+          <w:rFonts w:ascii="Consolas" w:cs="Consolas" w:eastAsia="Consolas" w:hAnsi="Consolas"/>
+          <w:sz w:val="19"/>
+          <w:szCs w:val="19"/>
+        </w:rPr>
+        <w:br/>
+        <w:t xml:space="preserve">y = 40</w:t>
+      </w:r>
+      <w:r>
+        <w:rPr>
+          <w:rFonts w:ascii="Consolas" w:cs="Consolas" w:eastAsia="Consolas" w:hAnsi="Consolas"/>
+          <w:sz w:val="19"/>
+          <w:szCs w:val="19"/>
+        </w:rPr>
+        <w:br/>
+        <w:t xml:space="preserve">tempo = 0</w:t>
+      </w:r>
+      <w:r>
+        <w:rPr>
+          <w:rFonts w:ascii="Consolas" w:cs="Consolas" w:eastAsia="Consolas" w:hAnsi="Consolas"/>
+          <w:sz w:val="19"/>
+          <w:szCs w:val="19"/>
+        </w:rPr>
+        <w:br/>
+        <w:t xml:space="preserve"/>
+      </w:r>
+      <w:r>
+        <w:rPr>
+          <w:rFonts w:ascii="Consolas" w:cs="Consolas" w:eastAsia="Consolas" w:hAnsi="Consolas"/>
+          <w:sz w:val="19"/>
+          <w:szCs w:val="19"/>
+        </w:rPr>
+        <w:br/>
+        <w:t xml:space="preserve">WHILE NOT QUITREQUESTED() AND NOT KEYPRESSED(KEY_ESCAPE)</w:t>
+      </w:r>
+      <w:r>
+        <w:rPr>
+          <w:rFonts w:ascii="Consolas" w:cs="Consolas" w:eastAsia="Consolas" w:hAnsi="Consolas"/>
+          <w:sz w:val="19"/>
+          <w:szCs w:val="19"/>
+        </w:rPr>
+        <w:br/>
+        <w:t xml:space="preserve">    CLS(RGB(15, 20, 40))</w:t>
+      </w:r>
+      <w:r>
+        <w:rPr>
+          <w:rFonts w:ascii="Consolas" w:cs="Consolas" w:eastAsia="Consolas" w:hAnsi="Consolas"/>
+          <w:sz w:val="19"/>
+          <w:szCs w:val="19"/>
+        </w:rPr>
+        <w:br/>
+        <w:t xml:space="preserve">    CIRCLE(320, y, 22, RGB(255, 90, 60))</w:t>
+      </w:r>
+      <w:r>
+        <w:rPr>
+          <w:rFonts w:ascii="Consolas" w:cs="Consolas" w:eastAsia="Consolas" w:hAnsi="Consolas"/>
+          <w:sz w:val="19"/>
+          <w:szCs w:val="19"/>
+        </w:rPr>
+        <w:br/>
+        <w:t xml:space="preserve">    FLIP()</w:t>
+      </w:r>
+      <w:r>
+        <w:rPr>
+          <w:rFonts w:ascii="Consolas" w:cs="Consolas" w:eastAsia="Consolas" w:hAnsi="Consolas"/>
+          <w:sz w:val="19"/>
+          <w:szCs w:val="19"/>
+        </w:rPr>
+        <w:br/>
+        <w:t xml:space="preserve"/>
+      </w:r>
+      <w:r>
+        <w:rPr>
+          <w:rFonts w:ascii="Consolas" w:cs="Consolas" w:eastAsia="Consolas" w:hAnsi="Consolas"/>
+          <w:sz w:val="19"/>
+          <w:szCs w:val="19"/>
+        </w:rPr>
+        <w:br/>
+        <w:t xml:space="preserve">    tempo = tempo + 0.35</w:t>
+      </w:r>
+      <w:r>
+        <w:rPr>
+          <w:rFonts w:ascii="Consolas" w:cs="Consolas" w:eastAsia="Consolas" w:hAnsi="Consolas"/>
+          <w:sz w:val="19"/>
+          <w:szCs w:val="19"/>
+        </w:rPr>
+        <w:br/>
+        <w:t xml:space="preserve">    y = y + tempo</w:t>
+      </w:r>
+      <w:r>
+        <w:rPr>
+          <w:rFonts w:ascii="Consolas" w:cs="Consolas" w:eastAsia="Consolas" w:hAnsi="Consolas"/>
+          <w:sz w:val="19"/>
+          <w:szCs w:val="19"/>
+        </w:rPr>
+        <w:br/>
+        <w:t xml:space="preserve">WEND</w:t>
+      </w:r>
+    </w:p>
+    <w:p>
+      <w:pPr>
+        <w:spacing w:after="180" w:line="312" w:lineRule="auto"/>
+      </w:pPr>
+      <w:r>
+        <w:rPr>
+          <w:sz w:val="22"/>
+          <w:szCs w:val="22"/>
+        </w:rPr>
+        <w:t xml:space="preserve">Zwei Zeilen unten machen die ganze Physik:</w:t>
+      </w:r>
+    </w:p>
+    <w:p>
+      <w:pPr>
+        <w:pStyle w:val="ListParagraph"/>
+        <w:numPr>
+          <w:ilvl w:val="0"/>
+          <w:numId w:val="2"/>
+        </w:numPr>
+        <w:spacing w:after="100" w:line="312" w:lineRule="auto"/>
+      </w:pPr>
+      <w:r>
+        <w:rPr>
+          <w:b/>
+          <w:bCs/>
+          <w:sz w:val="22"/>
+          <w:szCs w:val="22"/>
+        </w:rPr>
+        <w:t xml:space="preserve">tempo = tempo + 0.35 </w:t>
+      </w:r>
+      <w:r>
+        <w:rPr>
+          <w:sz w:val="22"/>
+          <w:szCs w:val="22"/>
+        </w:rPr>
+        <w:t xml:space="preserve">— das Tempo wächst bei jedem Bild ein bisschen. Das ist die Schwerkraft.</w:t>
+      </w:r>
+    </w:p>
+    <w:p>
+      <w:pPr>
+        <w:pStyle w:val="ListParagraph"/>
+        <w:numPr>
+          <w:ilvl w:val="0"/>
+          <w:numId w:val="2"/>
+        </w:numPr>
+        <w:spacing w:after="100" w:line="312" w:lineRule="auto"/>
+      </w:pPr>
+      <w:r>
+        <w:rPr>
+          <w:b/>
+          <w:bCs/>
+          <w:sz w:val="22"/>
+          <w:szCs w:val="22"/>
+        </w:rPr>
+        <w:t xml:space="preserve">y = y + tempo </w:t>
+      </w:r>
+      <w:r>
+        <w:rPr>
+          <w:sz w:val="22"/>
+          <w:szCs w:val="22"/>
+        </w:rPr>
+        <w:t xml:space="preserve">— der Ball rückt um das aktuelle Tempo nach unten. Weil das Tempo wächst, wird der Schritt jedes Mal größer.</w:t>
+      </w:r>
+    </w:p>
+    <w:p>
+      <w:pPr>
+        <w:spacing w:after="180" w:line="312" w:lineRule="auto"/>
+      </w:pPr>
+      <w:r>
+        <w:rPr>
+          <w:sz w:val="22"/>
+          <w:szCs w:val="22"/>
+        </w:rPr>
+        <w:t xml:space="preserve">Beide sind </w:t>
+      </w:r>
+      <w:r>
+        <w:rPr>
+          <w:rFonts w:ascii="Consolas" w:cs="Consolas" w:eastAsia="Consolas" w:hAnsi="Consolas"/>
+          <w:color w:val="335577"/>
+          <w:sz w:val="21"/>
+          <w:szCs w:val="21"/>
+        </w:rPr>
+        <w:t xml:space="preserve">FLOAT</w:t>
+      </w:r>
+      <w:r>
+        <w:rPr>
+          <w:sz w:val="22"/>
+          <w:szCs w:val="22"/>
+        </w:rPr>
+        <w:t xml:space="preserve">, also Kommazahlen. Mit ganzen Zahlen ginge es nicht: Ein Tempo von 0,35 wäre gerundet 0, und der Ball bliebe für immer liegen.</w:t>
+      </w:r>
+    </w:p>
+    <w:p>
+      <w:pPr>
+        <w:spacing w:after="180" w:line="312" w:lineRule="auto"/>
+      </w:pPr>
+      <w:r>
+        <w:rPr>
+          <w:sz w:val="22"/>
+          <w:szCs w:val="22"/>
+        </w:rPr>
+        <w:t xml:space="preserve">Der Ball fällt aus dem Bild und kommt nicht wieder — er hört ja nirgends auf zu fallen. Das Abprallen braucht eine Entscheidung, und die ist das Thema des nächsten Kapitels.</w:t>
+      </w:r>
+    </w:p>
+    <w:p>
+      <w:pPr>
+        <w:pStyle w:val="Heading2"/>
+        <w:keepNext/>
+        <w:keepLines/>
+        <w:spacing w:after="120" w:before="280"/>
+      </w:pPr>
+      <w:r>
+        <w:t xml:space="preserve">Die Spur sichtbar machen</w:t>
+      </w:r>
+    </w:p>
+    <w:p>
+      <w:pPr>
+        <w:spacing w:after="180" w:line="312" w:lineRule="auto"/>
+      </w:pPr>
+      <w:r>
+        <w:rPr>
+          <w:sz w:val="22"/>
+          <w:szCs w:val="22"/>
+        </w:rPr>
+        <w:t xml:space="preserve">„Er wird schneller“ ist leicht gesagt. Man kann es auch sehen — indem man alle Stationen des Falls auf einmal malt statt nacheinander:</w:t>
+      </w:r>
+    </w:p>
+    <w:p>
+      <w:pPr>
+        <w:keepLines/>
+        <w:pBdr>
+          <w:left w:val="single" w:color="1B6CA8" w:sz="18" w:space="6"/>
+        </w:pBdr>
+        <w:shd w:fill="F4F4F4" w:val="clear"/>
+        <w:spacing w:after="200" w:before="100" w:line="264" w:lineRule="auto"/>
+        <w:ind w:left="140"/>
+      </w:pPr>
+      <w:r>
+        <w:rPr>
+          <w:rFonts w:ascii="Consolas" w:cs="Consolas" w:eastAsia="Consolas" w:hAnsi="Consolas"/>
+          <w:sz w:val="19"/>
+          <w:szCs w:val="19"/>
+        </w:rPr>
+        <w:t xml:space="preserve">SCREEN(640, 400, "Spur")</w:t>
+      </w:r>
+      <w:r>
+        <w:rPr>
+          <w:rFonts w:ascii="Consolas" w:cs="Consolas" w:eastAsia="Consolas" w:hAnsi="Consolas"/>
+          <w:sz w:val="19"/>
+          <w:szCs w:val="19"/>
+        </w:rPr>
+        <w:br/>
+        <w:t xml:space="preserve"/>
+      </w:r>
+      <w:r>
+        <w:rPr>
+          <w:rFonts w:ascii="Consolas" w:cs="Consolas" w:eastAsia="Consolas" w:hAnsi="Consolas"/>
+          <w:sz w:val="19"/>
+          <w:szCs w:val="19"/>
+        </w:rPr>
+        <w:br/>
+        <w:t xml:space="preserve">DIM n AS INTEGER</w:t>
+      </w:r>
+      <w:r>
+        <w:rPr>
+          <w:rFonts w:ascii="Consolas" w:cs="Consolas" w:eastAsia="Consolas" w:hAnsi="Consolas"/>
+          <w:sz w:val="19"/>
+          <w:szCs w:val="19"/>
+        </w:rPr>
+        <w:br/>
+        <w:t xml:space="preserve">DIM x AS FLOAT</w:t>
+      </w:r>
+      <w:r>
+        <w:rPr>
+          <w:rFonts w:ascii="Consolas" w:cs="Consolas" w:eastAsia="Consolas" w:hAnsi="Consolas"/>
+          <w:sz w:val="19"/>
+          <w:szCs w:val="19"/>
+        </w:rPr>
+        <w:br/>
+        <w:t xml:space="preserve">DIM y AS FLOAT</w:t>
+      </w:r>
+      <w:r>
+        <w:rPr>
+          <w:rFonts w:ascii="Consolas" w:cs="Consolas" w:eastAsia="Consolas" w:hAnsi="Consolas"/>
+          <w:sz w:val="19"/>
+          <w:szCs w:val="19"/>
+        </w:rPr>
+        <w:br/>
+        <w:t xml:space="preserve">DIM tempo AS FLOAT</w:t>
+      </w:r>
+      <w:r>
+        <w:rPr>
+          <w:rFonts w:ascii="Consolas" w:cs="Consolas" w:eastAsia="Consolas" w:hAnsi="Consolas"/>
+          <w:sz w:val="19"/>
+          <w:szCs w:val="19"/>
+        </w:rPr>
+        <w:br/>
+        <w:t xml:space="preserve"/>
+      </w:r>
+      <w:r>
+        <w:rPr>
+          <w:rFonts w:ascii="Consolas" w:cs="Consolas" w:eastAsia="Consolas" w:hAnsi="Consolas"/>
+          <w:sz w:val="19"/>
+          <w:szCs w:val="19"/>
+        </w:rPr>
+        <w:br/>
+        <w:t xml:space="preserve">WHILE NOT QUITREQUESTED() AND NOT KEYPRESSED(KEY_ESCAPE)</w:t>
+      </w:r>
+      <w:r>
+        <w:rPr>
+          <w:rFonts w:ascii="Consolas" w:cs="Consolas" w:eastAsia="Consolas" w:hAnsi="Consolas"/>
+          <w:sz w:val="19"/>
+          <w:szCs w:val="19"/>
+        </w:rPr>
+        <w:br/>
+        <w:t xml:space="preserve">    CLS(RGB(15, 20, 40))</w:t>
+      </w:r>
+      <w:r>
+        <w:rPr>
+          <w:rFonts w:ascii="Consolas" w:cs="Consolas" w:eastAsia="Consolas" w:hAnsi="Consolas"/>
+          <w:sz w:val="19"/>
+          <w:szCs w:val="19"/>
+        </w:rPr>
+        <w:br/>
+        <w:t xml:space="preserve"/>
+      </w:r>
+      <w:r>
+        <w:rPr>
+          <w:rFonts w:ascii="Consolas" w:cs="Consolas" w:eastAsia="Consolas" w:hAnsi="Consolas"/>
+          <w:sz w:val="19"/>
+          <w:szCs w:val="19"/>
+        </w:rPr>
+        <w:br/>
+        <w:t xml:space="preserve">    x = 50</w:t>
+      </w:r>
+      <w:r>
+        <w:rPr>
+          <w:rFonts w:ascii="Consolas" w:cs="Consolas" w:eastAsia="Consolas" w:hAnsi="Consolas"/>
+          <w:sz w:val="19"/>
+          <w:szCs w:val="19"/>
+        </w:rPr>
+        <w:br/>
+        <w:t xml:space="preserve">    y = 30</w:t>
+      </w:r>
+      <w:r>
+        <w:rPr>
+          <w:rFonts w:ascii="Consolas" w:cs="Consolas" w:eastAsia="Consolas" w:hAnsi="Consolas"/>
+          <w:sz w:val="19"/>
+          <w:szCs w:val="19"/>
+        </w:rPr>
+        <w:br/>
+        <w:t xml:space="preserve">    tempo = 0</w:t>
+      </w:r>
+      <w:r>
+        <w:rPr>
+          <w:rFonts w:ascii="Consolas" w:cs="Consolas" w:eastAsia="Consolas" w:hAnsi="Consolas"/>
+          <w:sz w:val="19"/>
+          <w:szCs w:val="19"/>
+        </w:rPr>
+        <w:br/>
+        <w:t xml:space="preserve">    FOR n = 0 TO 24</w:t>
+      </w:r>
+      <w:r>
+        <w:rPr>
+          <w:rFonts w:ascii="Consolas" w:cs="Consolas" w:eastAsia="Consolas" w:hAnsi="Consolas"/>
+          <w:sz w:val="19"/>
+          <w:szCs w:val="19"/>
+        </w:rPr>
+        <w:br/>
+        <w:t xml:space="preserve">        CIRCLE(x, y, 12, RGB(255, 90, 60))</w:t>
+      </w:r>
+      <w:r>
+        <w:rPr>
+          <w:rFonts w:ascii="Consolas" w:cs="Consolas" w:eastAsia="Consolas" w:hAnsi="Consolas"/>
+          <w:sz w:val="19"/>
+          <w:szCs w:val="19"/>
+        </w:rPr>
+        <w:br/>
+        <w:t xml:space="preserve">        tempo = tempo + 0.9</w:t>
+      </w:r>
+      <w:r>
+        <w:rPr>
+          <w:rFonts w:ascii="Consolas" w:cs="Consolas" w:eastAsia="Consolas" w:hAnsi="Consolas"/>
+          <w:sz w:val="19"/>
+          <w:szCs w:val="19"/>
+        </w:rPr>
+        <w:br/>
+        <w:t xml:space="preserve">        y = y + tempo</w:t>
+      </w:r>
+      <w:r>
+        <w:rPr>
+          <w:rFonts w:ascii="Consolas" w:cs="Consolas" w:eastAsia="Consolas" w:hAnsi="Consolas"/>
+          <w:sz w:val="19"/>
+          <w:szCs w:val="19"/>
+        </w:rPr>
+        <w:br/>
+        <w:t xml:space="preserve">        x = x + 22</w:t>
+      </w:r>
+      <w:r>
+        <w:rPr>
+          <w:rFonts w:ascii="Consolas" w:cs="Consolas" w:eastAsia="Consolas" w:hAnsi="Consolas"/>
+          <w:sz w:val="19"/>
+          <w:szCs w:val="19"/>
+        </w:rPr>
+        <w:br/>
+        <w:t xml:space="preserve">    NEXT</w:t>
+      </w:r>
+      <w:r>
+        <w:rPr>
+          <w:rFonts w:ascii="Consolas" w:cs="Consolas" w:eastAsia="Consolas" w:hAnsi="Consolas"/>
+          <w:sz w:val="19"/>
+          <w:szCs w:val="19"/>
+        </w:rPr>
+        <w:br/>
+        <w:t xml:space="preserve"/>
+      </w:r>
+      <w:r>
+        <w:rPr>
+          <w:rFonts w:ascii="Consolas" w:cs="Consolas" w:eastAsia="Consolas" w:hAnsi="Consolas"/>
+          <w:sz w:val="19"/>
+          <w:szCs w:val="19"/>
+        </w:rPr>
+        <w:br/>
+        <w:t xml:space="preserve">    FLIP()</w:t>
+      </w:r>
+      <w:r>
+        <w:rPr>
+          <w:rFonts w:ascii="Consolas" w:cs="Consolas" w:eastAsia="Consolas" w:hAnsi="Consolas"/>
+          <w:sz w:val="19"/>
+          <w:szCs w:val="19"/>
+        </w:rPr>
+        <w:br/>
+        <w:t xml:space="preserve">WEND</w:t>
+      </w:r>
+    </w:p>
+    <w:p>
+      <w:pPr>
+        <w:keepNext/>
+        <w:spacing w:after="40" w:before="160"/>
+        <w:jc w:val="center"/>
+      </w:pPr>
+      <w:r>
+        <w:drawing>
+          <wp:inline distT="0" distB="0" distL="0" distR="0">
+            <wp:extent cx="4191000" cy="2619375"/>
+            <wp:effectExtent t="0" r="0" b="0" l="0"/>
+            <wp:docPr id="1" name="kap05_3_spur.png" descr="Fünfundzwanzig Stationen desselben Falls. Die Abstände nach unten werden größer — das ist die Beschleunigung." title="Fünfundzwanzig Stationen desselben Falls. Die Abstände nach unten werden größer — das ist die Beschleunigung."/>
+            <wp:cNvGraphicFramePr>
+              <a:graphicFrameLocks xmlns:a="http://schemas.openxmlformats.org/drawingml/2006/main" noChangeAspect="1"/>
+            </wp:cNvGraphicFramePr>
+            <a:graphic xmlns:a="http://schemas.openxmlformats.org/drawingml/2006/main">
+              <a:graphicData uri="http://schemas.openxmlformats.org/drawingml/2006/picture">
+                <pic:pic xmlns:pic="http://schemas.openxmlformats.org/drawingml/2006/picture">
+                  <pic:nvPicPr>
+                    <pic:cNvPr id="0" name="" descr=""/>
+                    <pic:cNvPicPr>
+                      <a:picLocks noChangeAspect="1" noChangeArrowheads="1"/>
+                    </pic:cNvPicPr>
+                  </pic:nvPicPr>
+                  <pic:blipFill>
+                    <a:blip r:embed="rId25" cstate="none"/>
+                    <a:srcRect/>
+                    <a:stretch>
+                      <a:fillRect/>
+                    </a:stretch>
+                  </pic:blipFill>
+                  <pic:spPr bwMode="auto">
+                    <a:xfrm>
+                      <a:off x="0" y="0"/>
+                      <a:ext cx="4191000" cy="2619375"/>
+                    </a:xfrm>
+                    <a:prstGeom prst="rect">
+                      <a:avLst/>
+                    </a:prstGeom>
+                  </pic:spPr>
+                </pic:pic>
+              </a:graphicData>
+            </a:graphic>
+          </wp:inline>
+        </w:drawing>
+      </w:r>
+    </w:p>
+    <w:p>
+      <w:pPr>
+        <w:spacing w:after="200"/>
+        <w:jc w:val="center"/>
+      </w:pPr>
+      <w:r>
+        <w:rPr>
+          <w:i/>
+          <w:iCs/>
+          <w:color w:val="6A6A6A"/>
+          <w:sz w:val="18"/>
+          <w:szCs w:val="18"/>
+        </w:rPr>
+        <w:t xml:space="preserve">Fünfundzwanzig Stationen desselben Falls. Die Abstände nach unten werden größer — das ist die Beschleunigung.</w:t>
+      </w:r>
+    </w:p>
+    <w:p>
+      <w:pPr>
+        <w:spacing w:after="180" w:line="312" w:lineRule="auto"/>
+      </w:pPr>
+      <w:r>
+        <w:rPr>
+          <w:sz w:val="22"/>
+          <w:szCs w:val="22"/>
+        </w:rPr>
+        <w:t xml:space="preserve">Waagerecht liegen alle Kugeln gleich weit auseinander, denn x wächst jedes Mal um dieselben 22. Senkrecht dagegen rücken sie immer weiter auseinander. Genau das bedeutet „wird schneller“, und du siehst es hier auf einen Blick statt es glauben zu müssen.</w:t>
+      </w:r>
+    </w:p>
+    <w:p>
+      <w:pPr>
+        <w:spacing w:after="180" w:line="312" w:lineRule="auto"/>
+      </w:pPr>
+      <w:r>
+        <w:rPr>
+          <w:sz w:val="22"/>
+          <w:szCs w:val="22"/>
+        </w:rPr>
+        <w:t xml:space="preserve">Bemerkenswert ist der Aufbau: Innen steht eine FOR-Schleife, außen die WHILE-Schleife. Die innere malt in jedem Bild den ganzen Bogen von vorn — deshalb werden x, y und tempo direkt vor ihr wieder auf die Anfangswerte gesetzt. Ohne diese drei Zeilen wäre der Bogen nach dem ersten Bild verbraucht.</w:t>
+      </w:r>
+    </w:p>
+    <w:p>
+      <w:pPr>
+        <w:spacing w:before="60"/>
+      </w:pPr>
+    </w:p>
+    <w:tbl>
+      <w:tblPr>
+        <w:tblW w:type="dxa" w:w="9026"/>
+        <w:tblBorders>
+          <w:top w:val="single" w:color="auto" w:sz="4"/>
+          <w:left w:val="single" w:color="auto" w:sz="4"/>
+          <w:bottom w:val="single" w:color="auto" w:sz="4"/>
+          <w:right w:val="single" w:color="auto" w:sz="4"/>
+          <w:insideH w:val="single" w:color="auto" w:sz="4"/>
+          <w:insideV w:val="single" w:color="auto" w:sz="4"/>
+        </w:tblBorders>
+      </w:tblPr>
+      <w:tblGrid>
+        <w:gridCol w:w="9026"/>
+      </w:tblGrid>
+      <w:tr>
+        <w:trPr>
+          <w:cantSplit/>
+        </w:trPr>
+        <w:tc>
+          <w:tcPr>
+            <w:tcW w:type="dxa" w:w="9026"/>
+            <w:tcBorders>
+              <w:top w:val="single" w:color="E0A0A0" w:sz="6"/>
+              <w:left w:val="single" w:color="E0A0A0" w:sz="6"/>
+              <w:bottom w:val="single" w:color="E0A0A0" w:sz="6"/>
+              <w:right w:val="single" w:color="E0A0A0" w:sz="6"/>
+            </w:tcBorders>
+            <w:shd w:fill="FBEAEA" w:val="clear"/>
+            <w:tcMar>
+              <w:top w:type="dxa" w:w="140"/>
+              <w:left w:type="dxa" w:w="180"/>
+              <w:bottom w:type="dxa" w:w="140"/>
+              <w:right w:type="dxa" w:w="180"/>
+            </w:tcMar>
+          </w:tcPr>
+          <w:p>
+            <w:pPr>
+              <w:spacing w:after="40"/>
+            </w:pPr>
+            <w:r>
+              <w:rPr>
+                <w:b/>
+                <w:bCs/>
+                <w:color w:val="B23030"/>
+                <w:sz w:val="22"/>
+                <w:szCs w:val="22"/>
+              </w:rPr>
+              <w:t xml:space="preserve">Der Schweif, den es nicht gibt</w:t>
+            </w:r>
+          </w:p>
+          <w:p>
+            <w:pPr>
+              <w:spacing w:after="0" w:line="312" w:lineRule="auto"/>
+            </w:pPr>
+            <w:r>
+              <w:rPr>
+                <w:sz w:val="22"/>
+                <w:szCs w:val="22"/>
+              </w:rPr>
+              <w:t xml:space="preserve">Und hier die Antwort auf die Frage von vorhin: Wenn du CLS weglässt, bleibt KEIN Schweif stehen. In Drachenhauch beginnt jedes FLIP ein frisches Bild — was du siehst, ist immer nur das, was seit dem letzten FLIP gemalt wurde. Wer eine Spur will, muss sie absichtlich malen, so wie in diesem Programm. In manchen anderen Sprachen ist das anders, und alte Bücher raten deshalb gern zum Weglassen des CLS. Hier bekommst du damit nur ein flackerndes Nichts.</w:t>
+            </w:r>
+          </w:p>
+        </w:tc>
+      </w:tr>
+    </w:tbl>
+    <w:p>
+      <w:pPr>
+        <w:spacing w:after="160"/>
+      </w:pPr>
+    </w:p>
+    <w:p>
+      <w:pPr>
+        <w:pStyle w:val="Heading2"/>
+        <w:keepNext/>
+        <w:keepLines/>
+        <w:spacing w:after="120" w:before="280"/>
+      </w:pPr>
+      <w:r>
+        <w:t xml:space="preserve">Achtzig Tropfen</w:t>
+      </w:r>
+    </w:p>
+    <w:p>
+      <w:pPr>
+        <w:spacing w:after="180" w:line="312" w:lineRule="auto"/>
+      </w:pPr>
+      <w:r>
+        <w:rPr>
+          <w:sz w:val="22"/>
+          <w:szCs w:val="22"/>
+        </w:rPr>
+        <w:t xml:space="preserve">Ein einzelner Punkt ist bescheiden. Mit einer Schleife in der Schleife wird daraus Regen:</w:t>
+      </w:r>
+    </w:p>
+    <w:p>
+      <w:pPr>
+        <w:keepLines/>
+        <w:pBdr>
+          <w:left w:val="single" w:color="1B6CA8" w:sz="18" w:space="6"/>
+        </w:pBdr>
+        <w:shd w:fill="F4F4F4" w:val="clear"/>
+        <w:spacing w:after="200" w:before="100" w:line="264" w:lineRule="auto"/>
+        <w:ind w:left="140"/>
+      </w:pPr>
+      <w:r>
+        <w:rPr>
+          <w:rFonts w:ascii="Consolas" w:cs="Consolas" w:eastAsia="Consolas" w:hAnsi="Consolas"/>
+          <w:sz w:val="19"/>
+          <w:szCs w:val="19"/>
+        </w:rPr>
+        <w:t xml:space="preserve">SCREEN(640, 400, "Regen")</w:t>
+      </w:r>
+      <w:r>
+        <w:rPr>
+          <w:rFonts w:ascii="Consolas" w:cs="Consolas" w:eastAsia="Consolas" w:hAnsi="Consolas"/>
+          <w:sz w:val="19"/>
+          <w:szCs w:val="19"/>
+        </w:rPr>
+        <w:br/>
+        <w:t xml:space="preserve"/>
+      </w:r>
+      <w:r>
+        <w:rPr>
+          <w:rFonts w:ascii="Consolas" w:cs="Consolas" w:eastAsia="Consolas" w:hAnsi="Consolas"/>
+          <w:sz w:val="19"/>
+          <w:szCs w:val="19"/>
+        </w:rPr>
+        <w:br/>
+        <w:t xml:space="preserve">DIM bild AS INTEGER</w:t>
+      </w:r>
+      <w:r>
+        <w:rPr>
+          <w:rFonts w:ascii="Consolas" w:cs="Consolas" w:eastAsia="Consolas" w:hAnsi="Consolas"/>
+          <w:sz w:val="19"/>
+          <w:szCs w:val="19"/>
+        </w:rPr>
+        <w:br/>
+        <w:t xml:space="preserve">DIM i AS INTEGER</w:t>
+      </w:r>
+      <w:r>
+        <w:rPr>
+          <w:rFonts w:ascii="Consolas" w:cs="Consolas" w:eastAsia="Consolas" w:hAnsi="Consolas"/>
+          <w:sz w:val="19"/>
+          <w:szCs w:val="19"/>
+        </w:rPr>
+        <w:br/>
+        <w:t xml:space="preserve">DIM x AS INTEGER</w:t>
+      </w:r>
+      <w:r>
+        <w:rPr>
+          <w:rFonts w:ascii="Consolas" w:cs="Consolas" w:eastAsia="Consolas" w:hAnsi="Consolas"/>
+          <w:sz w:val="19"/>
+          <w:szCs w:val="19"/>
+        </w:rPr>
+        <w:br/>
+        <w:t xml:space="preserve">DIM y AS INTEGER</w:t>
+      </w:r>
+      <w:r>
+        <w:rPr>
+          <w:rFonts w:ascii="Consolas" w:cs="Consolas" w:eastAsia="Consolas" w:hAnsi="Consolas"/>
+          <w:sz w:val="19"/>
+          <w:szCs w:val="19"/>
+        </w:rPr>
+        <w:br/>
+        <w:t xml:space="preserve">bild = 0</w:t>
+      </w:r>
+      <w:r>
+        <w:rPr>
+          <w:rFonts w:ascii="Consolas" w:cs="Consolas" w:eastAsia="Consolas" w:hAnsi="Consolas"/>
+          <w:sz w:val="19"/>
+          <w:szCs w:val="19"/>
+        </w:rPr>
+        <w:br/>
+        <w:t xml:space="preserve"/>
+      </w:r>
+      <w:r>
+        <w:rPr>
+          <w:rFonts w:ascii="Consolas" w:cs="Consolas" w:eastAsia="Consolas" w:hAnsi="Consolas"/>
+          <w:sz w:val="19"/>
+          <w:szCs w:val="19"/>
+        </w:rPr>
+        <w:br/>
+        <w:t xml:space="preserve">WHILE NOT QUITREQUESTED() AND NOT KEYPRESSED(KEY_ESCAPE)</w:t>
+      </w:r>
+      <w:r>
+        <w:rPr>
+          <w:rFonts w:ascii="Consolas" w:cs="Consolas" w:eastAsia="Consolas" w:hAnsi="Consolas"/>
+          <w:sz w:val="19"/>
+          <w:szCs w:val="19"/>
+        </w:rPr>
+        <w:br/>
+        <w:t xml:space="preserve">    CLS(RGB(20, 25, 45))</w:t>
+      </w:r>
+      <w:r>
+        <w:rPr>
+          <w:rFonts w:ascii="Consolas" w:cs="Consolas" w:eastAsia="Consolas" w:hAnsi="Consolas"/>
+          <w:sz w:val="19"/>
+          <w:szCs w:val="19"/>
+        </w:rPr>
+        <w:br/>
+        <w:t xml:space="preserve">    FOR i = 0 TO 79</w:t>
+      </w:r>
+      <w:r>
+        <w:rPr>
+          <w:rFonts w:ascii="Consolas" w:cs="Consolas" w:eastAsia="Consolas" w:hAnsi="Consolas"/>
+          <w:sz w:val="19"/>
+          <w:szCs w:val="19"/>
+        </w:rPr>
+        <w:br/>
+        <w:t xml:space="preserve">        x = (i * 97) MOD 640</w:t>
+      </w:r>
+      <w:r>
+        <w:rPr>
+          <w:rFonts w:ascii="Consolas" w:cs="Consolas" w:eastAsia="Consolas" w:hAnsi="Consolas"/>
+          <w:sz w:val="19"/>
+          <w:szCs w:val="19"/>
+        </w:rPr>
+        <w:br/>
+        <w:t xml:space="preserve">        y = (i * 53 + bild * 7) MOD 440 - 40</w:t>
+      </w:r>
+      <w:r>
+        <w:rPr>
+          <w:rFonts w:ascii="Consolas" w:cs="Consolas" w:eastAsia="Consolas" w:hAnsi="Consolas"/>
+          <w:sz w:val="19"/>
+          <w:szCs w:val="19"/>
+        </w:rPr>
+        <w:br/>
+        <w:t xml:space="preserve">        LINE(x, y, x - 2, y + 14, RGB(150, 190, 255))</w:t>
+      </w:r>
+      <w:r>
+        <w:rPr>
+          <w:rFonts w:ascii="Consolas" w:cs="Consolas" w:eastAsia="Consolas" w:hAnsi="Consolas"/>
+          <w:sz w:val="19"/>
+          <w:szCs w:val="19"/>
+        </w:rPr>
+        <w:br/>
+        <w:t xml:space="preserve">        LINE(x + 1, y, x - 1, y + 14, RGB(150, 190, 255))</w:t>
+      </w:r>
+      <w:r>
+        <w:rPr>
+          <w:rFonts w:ascii="Consolas" w:cs="Consolas" w:eastAsia="Consolas" w:hAnsi="Consolas"/>
+          <w:sz w:val="19"/>
+          <w:szCs w:val="19"/>
+        </w:rPr>
+        <w:br/>
+        <w:t xml:space="preserve">    NEXT</w:t>
+      </w:r>
+      <w:r>
+        <w:rPr>
+          <w:rFonts w:ascii="Consolas" w:cs="Consolas" w:eastAsia="Consolas" w:hAnsi="Consolas"/>
+          <w:sz w:val="19"/>
+          <w:szCs w:val="19"/>
+        </w:rPr>
+        <w:br/>
+        <w:t xml:space="preserve">    FLIP()</w:t>
+      </w:r>
+      <w:r>
+        <w:rPr>
+          <w:rFonts w:ascii="Consolas" w:cs="Consolas" w:eastAsia="Consolas" w:hAnsi="Consolas"/>
+          <w:sz w:val="19"/>
+          <w:szCs w:val="19"/>
+        </w:rPr>
+        <w:br/>
+        <w:t xml:space="preserve">    bild = bild + 1</w:t>
+      </w:r>
+      <w:r>
+        <w:rPr>
+          <w:rFonts w:ascii="Consolas" w:cs="Consolas" w:eastAsia="Consolas" w:hAnsi="Consolas"/>
+          <w:sz w:val="19"/>
+          <w:szCs w:val="19"/>
+        </w:rPr>
+        <w:br/>
+        <w:t xml:space="preserve">WEND</w:t>
+      </w:r>
+    </w:p>
+    <w:p>
+      <w:pPr>
+        <w:keepNext/>
+        <w:spacing w:after="40" w:before="160"/>
+        <w:jc w:val="center"/>
+      </w:pPr>
+      <w:r>
+        <w:drawing>
+          <wp:inline distT="0" distB="0" distL="0" distR="0">
+            <wp:extent cx="4191000" cy="2619375"/>
+            <wp:effectExtent t="0" r="0" b="0" l="0"/>
+            <wp:docPr id="1" name="kap05_4_regen.png" descr="Achtzig Tropfen, und kein einziger von ihnen ist irgendwo gespeichert." title="Achtzig Tropfen, und kein einziger von ihnen ist irgendwo gespeichert."/>
+            <wp:cNvGraphicFramePr>
+              <a:graphicFrameLocks xmlns:a="http://schemas.openxmlformats.org/drawingml/2006/main" noChangeAspect="1"/>
+            </wp:cNvGraphicFramePr>
+            <a:graphic xmlns:a="http://schemas.openxmlformats.org/drawingml/2006/main">
+              <a:graphicData uri="http://schemas.openxmlformats.org/drawingml/2006/picture">
+                <pic:pic xmlns:pic="http://schemas.openxmlformats.org/drawingml/2006/picture">
+                  <pic:nvPicPr>
+                    <pic:cNvPr id="0" name="" descr=""/>
+                    <pic:cNvPicPr>
+                      <a:picLocks noChangeAspect="1" noChangeArrowheads="1"/>
+                    </pic:cNvPicPr>
+                  </pic:nvPicPr>
+                  <pic:blipFill>
+                    <a:blip r:embed="rId26" cstate="none"/>
+                    <a:srcRect/>
+                    <a:stretch>
+                      <a:fillRect/>
+                    </a:stretch>
+                  </pic:blipFill>
+                  <pic:spPr bwMode="auto">
+                    <a:xfrm>
+                      <a:off x="0" y="0"/>
+                      <a:ext cx="4191000" cy="2619375"/>
+                    </a:xfrm>
+                    <a:prstGeom prst="rect">
+                      <a:avLst/>
+                    </a:prstGeom>
+                  </pic:spPr>
+                </pic:pic>
+              </a:graphicData>
+            </a:graphic>
+          </wp:inline>
+        </w:drawing>
+      </w:r>
+    </w:p>
+    <w:p>
+      <w:pPr>
+        <w:spacing w:after="200"/>
+        <w:jc w:val="center"/>
+      </w:pPr>
+      <w:r>
+        <w:rPr>
+          <w:i/>
+          <w:iCs/>
+          <w:color w:val="6A6A6A"/>
+          <w:sz w:val="18"/>
+          <w:szCs w:val="18"/>
+        </w:rPr>
+        <w:t xml:space="preserve">Achtzig Tropfen, und kein einziger von ihnen ist irgendwo gespeichert.</w:t>
+      </w:r>
+    </w:p>
+    <w:p>
+      <w:pPr>
+        <w:spacing w:after="180" w:line="312" w:lineRule="auto"/>
+      </w:pPr>
+      <w:r>
+        <w:rPr>
+          <w:sz w:val="22"/>
+          <w:szCs w:val="22"/>
+        </w:rPr>
+        <w:t xml:space="preserve">Das Erstaunliche an diesem Programm ist, was NICHT darin steht: Nirgends merkt es sich, wo die achtzig Tropfen gerade sind. Es rechnet die Stellen bei jedem Bild neu aus.</w:t>
+      </w:r>
+    </w:p>
+    <w:p>
+      <w:pPr>
+        <w:spacing w:after="180" w:line="312" w:lineRule="auto"/>
+      </w:pPr>
+      <w:r>
+        <w:rPr>
+          <w:rFonts w:ascii="Consolas" w:cs="Consolas" w:eastAsia="Consolas" w:hAnsi="Consolas"/>
+          <w:color w:val="335577"/>
+          <w:sz w:val="21"/>
+          <w:szCs w:val="21"/>
+        </w:rPr>
+        <w:t xml:space="preserve">x = (i * 97) MOD 640</w:t>
+      </w:r>
+      <w:r>
+        <w:rPr>
+          <w:sz w:val="22"/>
+          <w:szCs w:val="22"/>
+        </w:rPr>
+        <w:t xml:space="preserve"> streut die Tropfen über die Breite. Die 97 ist willkürlich gewählt — sie sorgt dafür, dass die Tropfen sich nicht in Reihen ordnen, sondern zerstreut wirken. Probier eine 100 aus, und du siehst plötzlich Muster.</w:t>
+      </w:r>
+    </w:p>
+    <w:p>
+      <w:pPr>
+        <w:spacing w:after="180" w:line="312" w:lineRule="auto"/>
+      </w:pPr>
+      <w:r>
+        <w:rPr>
+          <w:rFonts w:ascii="Consolas" w:cs="Consolas" w:eastAsia="Consolas" w:hAnsi="Consolas"/>
+          <w:color w:val="335577"/>
+          <w:sz w:val="21"/>
+          <w:szCs w:val="21"/>
+        </w:rPr>
+        <w:t xml:space="preserve">y = (i * 53 + bild * 7) MOD 440 - 40</w:t>
+      </w:r>
+      <w:r>
+        <w:rPr>
+          <w:sz w:val="22"/>
+          <w:szCs w:val="22"/>
+        </w:rPr>
+        <w:t xml:space="preserve"> ist die Fallbewegung. Der erste Teil verteilt die Tropfen über die Höhe, der zweite — </w:t>
+      </w:r>
+      <w:r>
+        <w:rPr>
+          <w:rFonts w:ascii="Consolas" w:cs="Consolas" w:eastAsia="Consolas" w:hAnsi="Consolas"/>
+          <w:color w:val="335577"/>
+          <w:sz w:val="21"/>
+          <w:szCs w:val="21"/>
+        </w:rPr>
+        <w:t xml:space="preserve">bild * 7</w:t>
+      </w:r>
+      <w:r>
+        <w:rPr>
+          <w:sz w:val="22"/>
+          <w:szCs w:val="22"/>
+        </w:rPr>
+        <w:t xml:space="preserve"> — schiebt alle gemeinsam nach unten, sieben Punkte je Bild. Das </w:t>
+      </w:r>
+      <w:r>
+        <w:rPr>
+          <w:rFonts w:ascii="Consolas" w:cs="Consolas" w:eastAsia="Consolas" w:hAnsi="Consolas"/>
+          <w:color w:val="335577"/>
+          <w:sz w:val="21"/>
+          <w:szCs w:val="21"/>
+        </w:rPr>
+        <w:t xml:space="preserve">MOD 440</w:t>
+      </w:r>
+      <w:r>
+        <w:rPr>
+          <w:sz w:val="22"/>
+          <w:szCs w:val="22"/>
+        </w:rPr>
+        <w:t xml:space="preserve"> lässt sie oben wieder anfangen, und das </w:t>
+      </w:r>
+      <w:r>
+        <w:rPr>
+          <w:rFonts w:ascii="Consolas" w:cs="Consolas" w:eastAsia="Consolas" w:hAnsi="Consolas"/>
+          <w:color w:val="335577"/>
+          <w:sz w:val="21"/>
+          <w:szCs w:val="21"/>
+        </w:rPr>
+        <w:t xml:space="preserve">- 40</w:t>
+      </w:r>
+      <w:r>
+        <w:rPr>
+          <w:sz w:val="22"/>
+          <w:szCs w:val="22"/>
+        </w:rPr>
+        <w:t xml:space="preserve"> am Ende schiebt den Wiedereintritt ein Stück über den oberen Rand, damit kein Tropfen mitten im Bild aus dem Nichts erscheint.</w:t>
+      </w:r>
+    </w:p>
+    <w:p>
+      <w:pPr>
+        <w:spacing w:after="180" w:line="312" w:lineRule="auto"/>
+      </w:pPr>
+      <w:r>
+        <w:rPr>
+          <w:sz w:val="22"/>
+          <w:szCs w:val="22"/>
+        </w:rPr>
+        <w:t xml:space="preserve">Der Karton </w:t>
+      </w:r>
+      <w:r>
+        <w:rPr>
+          <w:rFonts w:ascii="Consolas" w:cs="Consolas" w:eastAsia="Consolas" w:hAnsi="Consolas"/>
+          <w:color w:val="335577"/>
+          <w:sz w:val="21"/>
+          <w:szCs w:val="21"/>
+        </w:rPr>
+        <w:t xml:space="preserve">bild</w:t>
+      </w:r>
+      <w:r>
+        <w:rPr>
+          <w:sz w:val="22"/>
+          <w:szCs w:val="22"/>
+        </w:rPr>
+        <w:t xml:space="preserve"> zählt einfach mit, wie oft die Schleife schon gelaufen ist. Ein solcher Bildzähler ist ein außerordentlich nützliches Werkzeug: Alles, was sich gleichmäßig mit der Zeit ändern soll, kann sich an ihm festhalten.</w:t>
+      </w:r>
+    </w:p>
+    <w:p>
+      <w:pPr>
+        <w:pStyle w:val="Heading2"/>
+        <w:keepNext/>
+        <w:keepLines/>
+        <w:spacing w:after="120" w:before="280"/>
+      </w:pPr>
+      <w:r>
+        <w:t xml:space="preserve">Drei Monde</w:t>
+      </w:r>
+    </w:p>
+    <w:p>
+      <w:pPr>
+        <w:spacing w:after="180" w:line="312" w:lineRule="auto"/>
+      </w:pPr>
+      <w:r>
+        <w:rPr>
+          <w:sz w:val="22"/>
+          <w:szCs w:val="22"/>
+        </w:rPr>
+        <w:t xml:space="preserve">Zum Schluss noch einmal die Uhrzeiger aus Kapitel 3 — diesmal drehen sie sich wirklich:</w:t>
+      </w:r>
+    </w:p>
+    <w:p>
+      <w:pPr>
+        <w:keepLines/>
+        <w:pBdr>
+          <w:left w:val="single" w:color="1B6CA8" w:sz="18" w:space="6"/>
+        </w:pBdr>
+        <w:shd w:fill="F4F4F4" w:val="clear"/>
+        <w:spacing w:after="200" w:before="100" w:line="264" w:lineRule="auto"/>
+        <w:ind w:left="140"/>
+      </w:pPr>
+      <w:r>
+        <w:rPr>
+          <w:rFonts w:ascii="Consolas" w:cs="Consolas" w:eastAsia="Consolas" w:hAnsi="Consolas"/>
+          <w:sz w:val="19"/>
+          <w:szCs w:val="19"/>
+        </w:rPr>
+        <w:t xml:space="preserve">SCREEN(640, 400, "Monde")</w:t>
+      </w:r>
+      <w:r>
+        <w:rPr>
+          <w:rFonts w:ascii="Consolas" w:cs="Consolas" w:eastAsia="Consolas" w:hAnsi="Consolas"/>
+          <w:sz w:val="19"/>
+          <w:szCs w:val="19"/>
+        </w:rPr>
+        <w:br/>
+        <w:t xml:space="preserve"/>
+      </w:r>
+      <w:r>
+        <w:rPr>
+          <w:rFonts w:ascii="Consolas" w:cs="Consolas" w:eastAsia="Consolas" w:hAnsi="Consolas"/>
+          <w:sz w:val="19"/>
+          <w:szCs w:val="19"/>
+        </w:rPr>
+        <w:br/>
+        <w:t xml:space="preserve">DIM winkel AS FLOAT</w:t>
+      </w:r>
+      <w:r>
+        <w:rPr>
+          <w:rFonts w:ascii="Consolas" w:cs="Consolas" w:eastAsia="Consolas" w:hAnsi="Consolas"/>
+          <w:sz w:val="19"/>
+          <w:szCs w:val="19"/>
+        </w:rPr>
+        <w:br/>
+        <w:t xml:space="preserve">DIM mx AS FLOAT</w:t>
+      </w:r>
+      <w:r>
+        <w:rPr>
+          <w:rFonts w:ascii="Consolas" w:cs="Consolas" w:eastAsia="Consolas" w:hAnsi="Consolas"/>
+          <w:sz w:val="19"/>
+          <w:szCs w:val="19"/>
+        </w:rPr>
+        <w:br/>
+        <w:t xml:space="preserve">DIM my AS FLOAT</w:t>
+      </w:r>
+      <w:r>
+        <w:rPr>
+          <w:rFonts w:ascii="Consolas" w:cs="Consolas" w:eastAsia="Consolas" w:hAnsi="Consolas"/>
+          <w:sz w:val="19"/>
+          <w:szCs w:val="19"/>
+        </w:rPr>
+        <w:br/>
+        <w:t xml:space="preserve">winkel = 0</w:t>
+      </w:r>
+      <w:r>
+        <w:rPr>
+          <w:rFonts w:ascii="Consolas" w:cs="Consolas" w:eastAsia="Consolas" w:hAnsi="Consolas"/>
+          <w:sz w:val="19"/>
+          <w:szCs w:val="19"/>
+        </w:rPr>
+        <w:br/>
+        <w:t xml:space="preserve"/>
+      </w:r>
+      <w:r>
+        <w:rPr>
+          <w:rFonts w:ascii="Consolas" w:cs="Consolas" w:eastAsia="Consolas" w:hAnsi="Consolas"/>
+          <w:sz w:val="19"/>
+          <w:szCs w:val="19"/>
+        </w:rPr>
+        <w:br/>
+        <w:t xml:space="preserve">WHILE NOT QUITREQUESTED() AND NOT KEYPRESSED(KEY_ESCAPE)</w:t>
+      </w:r>
+      <w:r>
+        <w:rPr>
+          <w:rFonts w:ascii="Consolas" w:cs="Consolas" w:eastAsia="Consolas" w:hAnsi="Consolas"/>
+          <w:sz w:val="19"/>
+          <w:szCs w:val="19"/>
+        </w:rPr>
+        <w:br/>
+        <w:t xml:space="preserve">    CLS(RGB(10, 12, 28))</w:t>
+      </w:r>
+      <w:r>
+        <w:rPr>
+          <w:rFonts w:ascii="Consolas" w:cs="Consolas" w:eastAsia="Consolas" w:hAnsi="Consolas"/>
+          <w:sz w:val="19"/>
+          <w:szCs w:val="19"/>
+        </w:rPr>
+        <w:br/>
+        <w:t xml:space="preserve"/>
+      </w:r>
+      <w:r>
+        <w:rPr>
+          <w:rFonts w:ascii="Consolas" w:cs="Consolas" w:eastAsia="Consolas" w:hAnsi="Consolas"/>
+          <w:sz w:val="19"/>
+          <w:szCs w:val="19"/>
+        </w:rPr>
+        <w:br/>
+        <w:t xml:space="preserve">    CIRCLEOUTLINE(320, 200, 90, RGB(40, 45, 70))</w:t>
+      </w:r>
+      <w:r>
+        <w:rPr>
+          <w:rFonts w:ascii="Consolas" w:cs="Consolas" w:eastAsia="Consolas" w:hAnsi="Consolas"/>
+          <w:sz w:val="19"/>
+          <w:szCs w:val="19"/>
+        </w:rPr>
+        <w:br/>
+        <w:t xml:space="preserve">    CIRCLEOUTLINE(320, 200, 140, RGB(40, 45, 70))</w:t>
+      </w:r>
+      <w:r>
+        <w:rPr>
+          <w:rFonts w:ascii="Consolas" w:cs="Consolas" w:eastAsia="Consolas" w:hAnsi="Consolas"/>
+          <w:sz w:val="19"/>
+          <w:szCs w:val="19"/>
+        </w:rPr>
+        <w:br/>
+        <w:t xml:space="preserve">    CIRCLEOUTLINE(320, 200, 185, RGB(40, 45, 70))</w:t>
+      </w:r>
+      <w:r>
+        <w:rPr>
+          <w:rFonts w:ascii="Consolas" w:cs="Consolas" w:eastAsia="Consolas" w:hAnsi="Consolas"/>
+          <w:sz w:val="19"/>
+          <w:szCs w:val="19"/>
+        </w:rPr>
+        <w:br/>
+        <w:t xml:space="preserve">    CIRCLE(320, 200, 40, RGB(255, 200, 60))</w:t>
+      </w:r>
+      <w:r>
+        <w:rPr>
+          <w:rFonts w:ascii="Consolas" w:cs="Consolas" w:eastAsia="Consolas" w:hAnsi="Consolas"/>
+          <w:sz w:val="19"/>
+          <w:szCs w:val="19"/>
+        </w:rPr>
+        <w:br/>
+        <w:t xml:space="preserve"/>
+      </w:r>
+      <w:r>
+        <w:rPr>
+          <w:rFonts w:ascii="Consolas" w:cs="Consolas" w:eastAsia="Consolas" w:hAnsi="Consolas"/>
+          <w:sz w:val="19"/>
+          <w:szCs w:val="19"/>
+        </w:rPr>
+        <w:br/>
+        <w:t xml:space="preserve">    mx = 320 + COS(winkel) * 90</w:t>
+      </w:r>
+      <w:r>
+        <w:rPr>
+          <w:rFonts w:ascii="Consolas" w:cs="Consolas" w:eastAsia="Consolas" w:hAnsi="Consolas"/>
+          <w:sz w:val="19"/>
+          <w:szCs w:val="19"/>
+        </w:rPr>
+        <w:br/>
+        <w:t xml:space="preserve">    my = 200 + SIN(winkel) * 90</w:t>
+      </w:r>
+      <w:r>
+        <w:rPr>
+          <w:rFonts w:ascii="Consolas" w:cs="Consolas" w:eastAsia="Consolas" w:hAnsi="Consolas"/>
+          <w:sz w:val="19"/>
+          <w:szCs w:val="19"/>
+        </w:rPr>
+        <w:br/>
+        <w:t xml:space="preserve">    CIRCLE(mx, my, 12, RGB(120, 200, 255))</w:t>
+      </w:r>
+      <w:r>
+        <w:rPr>
+          <w:rFonts w:ascii="Consolas" w:cs="Consolas" w:eastAsia="Consolas" w:hAnsi="Consolas"/>
+          <w:sz w:val="19"/>
+          <w:szCs w:val="19"/>
+        </w:rPr>
+        <w:br/>
+        <w:t xml:space="preserve">    mx = 320 + COS(winkel * 0.6) * 140</w:t>
+      </w:r>
+      <w:r>
+        <w:rPr>
+          <w:rFonts w:ascii="Consolas" w:cs="Consolas" w:eastAsia="Consolas" w:hAnsi="Consolas"/>
+          <w:sz w:val="19"/>
+          <w:szCs w:val="19"/>
+        </w:rPr>
+        <w:br/>
+        <w:t xml:space="preserve">    my = 200 + SIN(winkel * 0.6) * 140</w:t>
+      </w:r>
+      <w:r>
+        <w:rPr>
+          <w:rFonts w:ascii="Consolas" w:cs="Consolas" w:eastAsia="Consolas" w:hAnsi="Consolas"/>
+          <w:sz w:val="19"/>
+          <w:szCs w:val="19"/>
+        </w:rPr>
+        <w:br/>
+        <w:t xml:space="preserve">    CIRCLE(mx, my, 9, RGB(255, 130, 160))</w:t>
+      </w:r>
+      <w:r>
+        <w:rPr>
+          <w:rFonts w:ascii="Consolas" w:cs="Consolas" w:eastAsia="Consolas" w:hAnsi="Consolas"/>
+          <w:sz w:val="19"/>
+          <w:szCs w:val="19"/>
+        </w:rPr>
+        <w:br/>
+        <w:t xml:space="preserve">    mx = 320 + COS(winkel * 0.35) * 185</w:t>
+      </w:r>
+      <w:r>
+        <w:rPr>
+          <w:rFonts w:ascii="Consolas" w:cs="Consolas" w:eastAsia="Consolas" w:hAnsi="Consolas"/>
+          <w:sz w:val="19"/>
+          <w:szCs w:val="19"/>
+        </w:rPr>
+        <w:br/>
+        <w:t xml:space="preserve">    my = 200 + SIN(winkel * 0.35) * 185</w:t>
+      </w:r>
+      <w:r>
+        <w:rPr>
+          <w:rFonts w:ascii="Consolas" w:cs="Consolas" w:eastAsia="Consolas" w:hAnsi="Consolas"/>
+          <w:sz w:val="19"/>
+          <w:szCs w:val="19"/>
+        </w:rPr>
+        <w:br/>
+        <w:t xml:space="preserve">    CIRCLE(mx, my, 6, RGB(180, 255, 190))</w:t>
+      </w:r>
+      <w:r>
+        <w:rPr>
+          <w:rFonts w:ascii="Consolas" w:cs="Consolas" w:eastAsia="Consolas" w:hAnsi="Consolas"/>
+          <w:sz w:val="19"/>
+          <w:szCs w:val="19"/>
+        </w:rPr>
+        <w:br/>
+        <w:t xml:space="preserve"/>
+      </w:r>
+      <w:r>
+        <w:rPr>
+          <w:rFonts w:ascii="Consolas" w:cs="Consolas" w:eastAsia="Consolas" w:hAnsi="Consolas"/>
+          <w:sz w:val="19"/>
+          <w:szCs w:val="19"/>
+        </w:rPr>
+        <w:br/>
+        <w:t xml:space="preserve">    FLIP()</w:t>
+      </w:r>
+      <w:r>
+        <w:rPr>
+          <w:rFonts w:ascii="Consolas" w:cs="Consolas" w:eastAsia="Consolas" w:hAnsi="Consolas"/>
+          <w:sz w:val="19"/>
+          <w:szCs w:val="19"/>
+        </w:rPr>
+        <w:br/>
+        <w:t xml:space="preserve">    winkel = winkel + 0.04</w:t>
+      </w:r>
+      <w:r>
+        <w:rPr>
+          <w:rFonts w:ascii="Consolas" w:cs="Consolas" w:eastAsia="Consolas" w:hAnsi="Consolas"/>
+          <w:sz w:val="19"/>
+          <w:szCs w:val="19"/>
+        </w:rPr>
+        <w:br/>
+        <w:t xml:space="preserve">WEND</w:t>
+      </w:r>
+    </w:p>
+    <w:p>
+      <w:pPr>
+        <w:keepNext/>
+        <w:spacing w:after="40" w:before="160"/>
+        <w:jc w:val="center"/>
+      </w:pPr>
+      <w:r>
+        <w:drawing>
+          <wp:inline distT="0" distB="0" distL="0" distR="0">
+            <wp:extent cx="4191000" cy="2619375"/>
+            <wp:effectExtent t="0" r="0" b="0" l="0"/>
+            <wp:docPr id="1" name="kap05_5_monde.png" descr="Ein Standbild verrät die Bewegung nicht — deshalb sind die Bahnen mitgemalt." title="Ein Standbild verrät die Bewegung nicht — deshalb sind die Bahnen mitgemalt."/>
+            <wp:cNvGraphicFramePr>
+              <a:graphicFrameLocks xmlns:a="http://schemas.openxmlformats.org/drawingml/2006/main" noChangeAspect="1"/>
+            </wp:cNvGraphicFramePr>
+            <a:graphic xmlns:a="http://schemas.openxmlformats.org/drawingml/2006/main">
+              <a:graphicData uri="http://schemas.openxmlformats.org/drawingml/2006/picture">
+                <pic:pic xmlns:pic="http://schemas.openxmlformats.org/drawingml/2006/picture">
+                  <pic:nvPicPr>
+                    <pic:cNvPr id="0" name="" descr=""/>
+                    <pic:cNvPicPr>
+                      <a:picLocks noChangeAspect="1" noChangeArrowheads="1"/>
+                    </pic:cNvPicPr>
+                  </pic:nvPicPr>
+                  <pic:blipFill>
+                    <a:blip r:embed="rId27" cstate="none"/>
+                    <a:srcRect/>
+                    <a:stretch>
+                      <a:fillRect/>
+                    </a:stretch>
+                  </pic:blipFill>
+                  <pic:spPr bwMode="auto">
+                    <a:xfrm>
+                      <a:off x="0" y="0"/>
+                      <a:ext cx="4191000" cy="2619375"/>
+                    </a:xfrm>
+                    <a:prstGeom prst="rect">
+                      <a:avLst/>
+                    </a:prstGeom>
+                  </pic:spPr>
+                </pic:pic>
+              </a:graphicData>
+            </a:graphic>
+          </wp:inline>
+        </w:drawing>
+      </w:r>
+    </w:p>
+    <w:p>
+      <w:pPr>
+        <w:spacing w:after="200"/>
+        <w:jc w:val="center"/>
+      </w:pPr>
+      <w:r>
+        <w:rPr>
+          <w:i/>
+          <w:iCs/>
+          <w:color w:val="6A6A6A"/>
+          <w:sz w:val="18"/>
+          <w:szCs w:val="18"/>
+        </w:rPr>
+        <w:t xml:space="preserve">Ein Standbild verrät die Bewegung nicht — deshalb sind die Bahnen mitgemalt.</w:t>
+      </w:r>
+    </w:p>
+    <w:p>
+      <w:pPr>
+        <w:spacing w:after="180" w:line="312" w:lineRule="auto"/>
+      </w:pPr>
+      <w:r>
+        <w:rPr>
+          <w:sz w:val="22"/>
+          <w:szCs w:val="22"/>
+        </w:rPr>
+        <w:t xml:space="preserve">Alle drei Monde hängen an demselben Winkel; sie unterscheiden sich nur darin, mit welcher Zahl er multipliziert wird. Der innere bekommt den vollen Winkel und ist am schnellsten. Der mittlere bekommt 0,6 davon und braucht daher länger für eine Runde, der äußere mit 0,35 noch länger. Das entspricht sogar der Wirklichkeit: Weiter außen laufende Monde brauchen mehr Zeit.</w:t>
+      </w:r>
+    </w:p>
+    <w:p>
+      <w:pPr>
+        <w:spacing w:after="180" w:line="312" w:lineRule="auto"/>
+      </w:pPr>
+      <w:r>
+        <w:rPr>
+          <w:sz w:val="22"/>
+          <w:szCs w:val="22"/>
+        </w:rPr>
+        <w:t xml:space="preserve">Die drei blassen Ringe sind reine Zugabe fürs Buch. Auf dem laufenden Bildschirm braucht man sie nicht — man sieht ja, wohin die Monde ziehen. Auf einem gedruckten Standbild dagegen sähe man nur drei verstreute Punkte. Lass sie ruhig weg, wenn du das Programm für dich behältst.</w:t>
+      </w:r>
+    </w:p>
+    <w:p>
+      <w:pPr>
+        <w:pStyle w:val="Heading2"/>
+        <w:keepNext/>
+        <w:keepLines/>
+        <w:spacing w:after="120" w:before="280"/>
+      </w:pPr>
+      <w:r>
+        <w:t xml:space="preserve">Wenn etwas nicht geht</w:t>
+      </w:r>
+    </w:p>
+    <w:tbl>
+      <w:tblPr>
+        <w:tblW w:type="dxa" w:w="9026"/>
+        <w:tblBorders>
+          <w:top w:val="single" w:color="D0D0D0" w:sz="4"/>
+          <w:left w:val="single" w:color="D0D0D0" w:sz="4"/>
+          <w:bottom w:val="single" w:color="D0D0D0" w:sz="4"/>
+          <w:right w:val="single" w:color="D0D0D0" w:sz="4"/>
+          <w:insideH w:val="single" w:color="D0D0D0" w:sz="4"/>
+          <w:insideV w:val="single" w:color="D0D0D0" w:sz="4"/>
+        </w:tblBorders>
+      </w:tblPr>
+      <w:tblGrid>
+        <w:gridCol w:w="3400"/>
+        <w:gridCol w:w="5626"/>
+      </w:tblGrid>
+      <w:tr>
+        <w:trPr>
+          <w:cantSplit/>
+          <w:tblHeader/>
+        </w:trPr>
+        <w:tc>
+          <w:tcPr>
+            <w:tcW w:type="dxa" w:w="3400"/>
+            <w:shd w:fill="1B6CA8" w:val="clear"/>
+            <w:tcMar>
+              <w:top w:type="dxa" w:w="30"/>
+              <w:left w:type="dxa" w:w="90"/>
+              <w:bottom w:type="dxa" w:w="30"/>
+              <w:right w:type="dxa" w:w="90"/>
+            </w:tcMar>
+          </w:tcPr>
+          <w:p>
+            <w:pPr>
+              <w:spacing w:after="0" w:line="240" w:lineRule="auto"/>
+            </w:pPr>
+            <w:r>
+              <w:rPr>
+                <w:rFonts w:ascii="Arial" w:cs="Arial" w:eastAsia="Arial" w:hAnsi="Arial"/>
+                <w:b/>
+                <w:bCs/>
+                <w:color w:val="FFFFFF"/>
+                <w:sz w:val="19"/>
+                <w:szCs w:val="19"/>
+              </w:rPr>
+              <w:t xml:space="preserve">Was du siehst</w:t>
+            </w:r>
+          </w:p>
+        </w:tc>
+        <w:tc>
+          <w:tcPr>
+            <w:tcW w:type="dxa" w:w="5626"/>
+            <w:shd w:fill="1B6CA8" w:val="clear"/>
+            <w:tcMar>
+              <w:top w:type="dxa" w:w="30"/>
+              <w:left w:type="dxa" w:w="90"/>
+              <w:bottom w:type="dxa" w:w="30"/>
+              <w:right w:type="dxa" w:w="90"/>
+            </w:tcMar>
+          </w:tcPr>
+          <w:p>
+            <w:pPr>
+              <w:spacing w:after="0" w:line="240" w:lineRule="auto"/>
+            </w:pPr>
+            <w:r>
+              <w:rPr>
+                <w:rFonts w:ascii="Arial" w:cs="Arial" w:eastAsia="Arial" w:hAnsi="Arial"/>
+                <w:b/>
+                <w:bCs/>
+                <w:color w:val="FFFFFF"/>
+                <w:sz w:val="19"/>
+                <w:szCs w:val="19"/>
+              </w:rPr>
+              <w:t xml:space="preserve">Was meistens dahintersteckt</w:t>
+            </w:r>
+          </w:p>
+        </w:tc>
+      </w:tr>
+      <w:tr>
+        <w:trPr>
+          <w:cantSplit/>
+        </w:trPr>
+        <w:tc>
+          <w:tcPr>
+            <w:tcW w:type="dxa" w:w="3400"/>
+            <w:tcMar>
+              <w:top w:type="dxa" w:w="30"/>
+              <w:left w:type="dxa" w:w="90"/>
+              <w:bottom w:type="dxa" w:w="30"/>
+              <w:right w:type="dxa" w:w="90"/>
+            </w:tcMar>
+          </w:tcPr>
+          <w:p>
+            <w:pPr>
+              <w:spacing w:after="0" w:line="240" w:lineRule="auto"/>
+            </w:pPr>
+            <w:r>
+              <w:rPr>
+                <w:rFonts w:ascii="Arial" w:cs="Arial" w:eastAsia="Arial" w:hAnsi="Arial"/>
+                <w:color w:val="222222"/>
+                <w:sz w:val="19"/>
+                <w:szCs w:val="19"/>
+              </w:rPr>
+              <w:t xml:space="preserve">Das Bild flackert wild</w:t>
+            </w:r>
+          </w:p>
+        </w:tc>
+        <w:tc>
+          <w:tcPr>
+            <w:tcW w:type="dxa" w:w="5626"/>
+            <w:tcMar>
+              <w:top w:type="dxa" w:w="30"/>
+              <w:left w:type="dxa" w:w="90"/>
+              <w:bottom w:type="dxa" w:w="30"/>
+              <w:right w:type="dxa" w:w="90"/>
+            </w:tcMar>
+          </w:tcPr>
+          <w:p>
+            <w:pPr>
+              <w:spacing w:after="0" w:line="240" w:lineRule="auto"/>
+            </w:pPr>
+            <w:r>
+              <w:rPr>
+                <w:rFonts w:ascii="Arial" w:cs="Arial" w:eastAsia="Arial" w:hAnsi="Arial"/>
+                <w:color w:val="222222"/>
+                <w:sz w:val="19"/>
+                <w:szCs w:val="19"/>
+              </w:rPr>
+              <w:t xml:space="preserve">FLIP steht in der Schleife an der falschen Stelle, oder es wird mehrmals aufgerufen. Reihenfolge: löschen, malen, FLIP.</w:t>
+            </w:r>
+          </w:p>
+        </w:tc>
+      </w:tr>
+      <w:tr>
+        <w:trPr>
+          <w:cantSplit/>
+        </w:trPr>
+        <w:tc>
+          <w:tcPr>
+            <w:tcW w:type="dxa" w:w="3400"/>
+            <w:tcMar>
+              <w:top w:type="dxa" w:w="30"/>
+              <w:left w:type="dxa" w:w="90"/>
+              <w:bottom w:type="dxa" w:w="30"/>
+              <w:right w:type="dxa" w:w="90"/>
+            </w:tcMar>
+          </w:tcPr>
+          <w:p>
+            <w:pPr>
+              <w:spacing w:after="0" w:line="240" w:lineRule="auto"/>
+            </w:pPr>
+            <w:r>
+              <w:rPr>
+                <w:rFonts w:ascii="Arial" w:cs="Arial" w:eastAsia="Arial" w:hAnsi="Arial"/>
+                <w:color w:val="222222"/>
+                <w:sz w:val="19"/>
+                <w:szCs w:val="19"/>
+              </w:rPr>
+              <w:t xml:space="preserve">Alles bleibt stehen</w:t>
+            </w:r>
+          </w:p>
+        </w:tc>
+        <w:tc>
+          <w:tcPr>
+            <w:tcW w:type="dxa" w:w="5626"/>
+            <w:tcMar>
+              <w:top w:type="dxa" w:w="30"/>
+              <w:left w:type="dxa" w:w="90"/>
+              <w:bottom w:type="dxa" w:w="30"/>
+              <w:right w:type="dxa" w:w="90"/>
+            </w:tcMar>
+          </w:tcPr>
+          <w:p>
+            <w:pPr>
+              <w:spacing w:after="0" w:line="240" w:lineRule="auto"/>
+            </w:pPr>
+            <w:r>
+              <w:rPr>
+                <w:rFonts w:ascii="Arial" w:cs="Arial" w:eastAsia="Arial" w:hAnsi="Arial"/>
+                <w:color w:val="222222"/>
+                <w:sz w:val="19"/>
+                <w:szCs w:val="19"/>
+              </w:rPr>
+              <w:t xml:space="preserve">Die Zeile, die weiterrechnet, steht außerhalb der Schleife — oder es fehlt das CLS und du siehst immer das erste Bild.</w:t>
+            </w:r>
+          </w:p>
+        </w:tc>
+      </w:tr>
+      <w:tr>
+        <w:trPr>
+          <w:cantSplit/>
+        </w:trPr>
+        <w:tc>
+          <w:tcPr>
+            <w:tcW w:type="dxa" w:w="3400"/>
+            <w:tcMar>
+              <w:top w:type="dxa" w:w="30"/>
+              <w:left w:type="dxa" w:w="90"/>
+              <w:bottom w:type="dxa" w:w="30"/>
+              <w:right w:type="dxa" w:w="90"/>
+            </w:tcMar>
+          </w:tcPr>
+          <w:p>
+            <w:pPr>
+              <w:spacing w:after="0" w:line="240" w:lineRule="auto"/>
+            </w:pPr>
+            <w:r>
+              <w:rPr>
+                <w:rFonts w:ascii="Arial" w:cs="Arial" w:eastAsia="Arial" w:hAnsi="Arial"/>
+                <w:color w:val="222222"/>
+                <w:sz w:val="19"/>
+                <w:szCs w:val="19"/>
+              </w:rPr>
+              <w:t xml:space="preserve">Das Fenster reagiert nicht mehr</w:t>
+            </w:r>
+          </w:p>
+        </w:tc>
+        <w:tc>
+          <w:tcPr>
+            <w:tcW w:type="dxa" w:w="5626"/>
+            <w:tcMar>
+              <w:top w:type="dxa" w:w="30"/>
+              <w:left w:type="dxa" w:w="90"/>
+              <w:bottom w:type="dxa" w:w="30"/>
+              <w:right w:type="dxa" w:w="90"/>
+            </w:tcMar>
+          </w:tcPr>
+          <w:p>
+            <w:pPr>
+              <w:spacing w:after="0" w:line="240" w:lineRule="auto"/>
+            </w:pPr>
+            <w:r>
+              <w:rPr>
+                <w:rFonts w:ascii="Arial" w:cs="Arial" w:eastAsia="Arial" w:hAnsi="Arial"/>
+                <w:color w:val="222222"/>
+                <w:sz w:val="19"/>
+                <w:szCs w:val="19"/>
+              </w:rPr>
+              <w:t xml:space="preserve">In der Schleife fehlt FLIP. Ohne FLIP kommt das Programm nie dazu, auf Tastatur und Fenster zu hören.</w:t>
+            </w:r>
+          </w:p>
+        </w:tc>
+      </w:tr>
+      <w:tr>
+        <w:trPr>
+          <w:cantSplit/>
+        </w:trPr>
+        <w:tc>
+          <w:tcPr>
+            <w:tcW w:type="dxa" w:w="3400"/>
+            <w:tcMar>
+              <w:top w:type="dxa" w:w="30"/>
+              <w:left w:type="dxa" w:w="90"/>
+              <w:bottom w:type="dxa" w:w="30"/>
+              <w:right w:type="dxa" w:w="90"/>
+            </w:tcMar>
+          </w:tcPr>
+          <w:p>
+            <w:pPr>
+              <w:spacing w:after="0" w:line="240" w:lineRule="auto"/>
+            </w:pPr>
+            <w:r>
+              <w:rPr>
+                <w:rFonts w:ascii="Arial" w:cs="Arial" w:eastAsia="Arial" w:hAnsi="Arial"/>
+                <w:color w:val="222222"/>
+                <w:sz w:val="19"/>
+                <w:szCs w:val="19"/>
+              </w:rPr>
+              <w:t xml:space="preserve">Der Ball bewegt sich nicht, obwohl gerechnet wird</w:t>
+            </w:r>
+          </w:p>
+        </w:tc>
+        <w:tc>
+          <w:tcPr>
+            <w:tcW w:type="dxa" w:w="5626"/>
+            <w:tcMar>
+              <w:top w:type="dxa" w:w="30"/>
+              <w:left w:type="dxa" w:w="90"/>
+              <w:bottom w:type="dxa" w:w="30"/>
+              <w:right w:type="dxa" w:w="90"/>
+            </w:tcMar>
+          </w:tcPr>
+          <w:p>
+            <w:pPr>
+              <w:spacing w:after="0" w:line="240" w:lineRule="auto"/>
+            </w:pPr>
+            <w:r>
+              <w:rPr>
+                <w:rFonts w:ascii="Arial" w:cs="Arial" w:eastAsia="Arial" w:hAnsi="Arial"/>
+                <w:color w:val="222222"/>
+                <w:sz w:val="19"/>
+                <w:szCs w:val="19"/>
+              </w:rPr>
+              <w:t xml:space="preserve">Die Variable ist INTEGER, und der Zuwachs ist kleiner als 1. Er wird auf 0 gerundet. FLOAT nehmen.</w:t>
+            </w:r>
+          </w:p>
+        </w:tc>
+      </w:tr>
+      <w:tr>
+        <w:trPr>
+          <w:cantSplit/>
+        </w:trPr>
+        <w:tc>
+          <w:tcPr>
+            <w:tcW w:type="dxa" w:w="3400"/>
+            <w:tcMar>
+              <w:top w:type="dxa" w:w="30"/>
+              <w:left w:type="dxa" w:w="90"/>
+              <w:bottom w:type="dxa" w:w="30"/>
+              <w:right w:type="dxa" w:w="90"/>
+            </w:tcMar>
+          </w:tcPr>
+          <w:p>
+            <w:pPr>
+              <w:spacing w:after="0" w:line="240" w:lineRule="auto"/>
+            </w:pPr>
+            <w:r>
+              <w:rPr>
+                <w:rFonts w:ascii="Arial" w:cs="Arial" w:eastAsia="Arial" w:hAnsi="Arial"/>
+                <w:color w:val="222222"/>
+                <w:sz w:val="19"/>
+                <w:szCs w:val="19"/>
+              </w:rPr>
+              <w:t xml:space="preserve">Das Programm lässt sich nicht beenden</w:t>
+            </w:r>
+          </w:p>
+        </w:tc>
+        <w:tc>
+          <w:tcPr>
+            <w:tcW w:type="dxa" w:w="5626"/>
+            <w:tcMar>
+              <w:top w:type="dxa" w:w="30"/>
+              <w:left w:type="dxa" w:w="90"/>
+              <w:bottom w:type="dxa" w:w="30"/>
+              <w:right w:type="dxa" w:w="90"/>
+            </w:tcMar>
+          </w:tcPr>
+          <w:p>
+            <w:pPr>
+              <w:spacing w:after="0" w:line="240" w:lineRule="auto"/>
+            </w:pPr>
+            <w:r>
+              <w:rPr>
+                <w:rFonts w:ascii="Arial" w:cs="Arial" w:eastAsia="Arial" w:hAnsi="Arial"/>
+                <w:color w:val="222222"/>
+                <w:sz w:val="19"/>
+                <w:szCs w:val="19"/>
+              </w:rPr>
+              <w:t xml:space="preserve">Die Bedingung im WHILE prüft nicht auf ESC oder auf QUITREQUESTED. Fenster notfalls über die Taskleiste schließen.</w:t>
+            </w:r>
+          </w:p>
+        </w:tc>
+      </w:tr>
+      <w:tr>
+        <w:trPr>
+          <w:cantSplit/>
+        </w:trPr>
+        <w:tc>
+          <w:tcPr>
+            <w:tcW w:type="dxa" w:w="3400"/>
+            <w:tcMar>
+              <w:top w:type="dxa" w:w="30"/>
+              <w:left w:type="dxa" w:w="90"/>
+              <w:bottom w:type="dxa" w:w="30"/>
+              <w:right w:type="dxa" w:w="90"/>
+            </w:tcMar>
+          </w:tcPr>
+          <w:p>
+            <w:pPr>
+              <w:spacing w:after="0" w:line="240" w:lineRule="auto"/>
+            </w:pPr>
+            <w:r>
+              <w:rPr>
+                <w:rFonts w:ascii="Arial" w:cs="Arial" w:eastAsia="Arial" w:hAnsi="Arial"/>
+                <w:color w:val="222222"/>
+                <w:sz w:val="19"/>
+                <w:szCs w:val="19"/>
+              </w:rPr>
+              <w:t xml:space="preserve">Alles rast viel zu schnell</w:t>
+            </w:r>
+          </w:p>
+        </w:tc>
+        <w:tc>
+          <w:tcPr>
+            <w:tcW w:type="dxa" w:w="5626"/>
+            <w:tcMar>
+              <w:top w:type="dxa" w:w="30"/>
+              <w:left w:type="dxa" w:w="90"/>
+              <w:bottom w:type="dxa" w:w="30"/>
+              <w:right w:type="dxa" w:w="90"/>
+            </w:tcMar>
+          </w:tcPr>
+          <w:p>
+            <w:pPr>
+              <w:spacing w:after="0" w:line="240" w:lineRule="auto"/>
+            </w:pPr>
+            <w:r>
+              <w:rPr>
+                <w:rFonts w:ascii="Arial" w:cs="Arial" w:eastAsia="Arial" w:hAnsi="Arial"/>
+                <w:color w:val="222222"/>
+                <w:sz w:val="19"/>
+                <w:szCs w:val="19"/>
+              </w:rPr>
+              <w:t xml:space="preserve">Die Schrittweite ist zu groß. Es wird sechzigmal je Sekunde gerechnet — drei Punkte je Bild sind schon 180 Punkte je Sekunde.</w:t>
+            </w:r>
+          </w:p>
+        </w:tc>
+      </w:tr>
+    </w:tbl>
+    <w:p>
+      <w:pPr>
+        <w:spacing w:after="160"/>
+      </w:pPr>
+    </w:p>
+    <w:p>
+      <w:pPr>
+        <w:pStyle w:val="Heading2"/>
+        <w:keepNext/>
+        <w:keepLines/>
+        <w:spacing w:after="120" w:before="280"/>
+      </w:pPr>
+      <w:r>
+        <w:t xml:space="preserve">Aufgaben</w:t>
+      </w:r>
+    </w:p>
+    <w:p>
+      <w:pPr>
+        <w:pStyle w:val="ListParagraph"/>
+        <w:numPr>
+          <w:ilvl w:val="0"/>
+          <w:numId w:val="2"/>
+        </w:numPr>
+        <w:spacing w:after="100" w:line="312" w:lineRule="auto"/>
+      </w:pPr>
+      <w:r>
+        <w:rPr>
+          <w:sz w:val="22"/>
+          <w:szCs w:val="22"/>
+        </w:rPr>
+        <w:t xml:space="preserve">Lass den Wanderer nicht waagerecht, sondern schräg laufen — er braucht dafür ein zweites, mitwachsendes y.</w:t>
+      </w:r>
+    </w:p>
+    <w:p>
+      <w:pPr>
+        <w:pStyle w:val="ListParagraph"/>
+        <w:numPr>
+          <w:ilvl w:val="0"/>
+          <w:numId w:val="2"/>
+        </w:numPr>
+        <w:spacing w:after="100" w:line="312" w:lineRule="auto"/>
+      </w:pPr>
+      <w:r>
+        <w:rPr>
+          <w:sz w:val="22"/>
+          <w:szCs w:val="22"/>
+        </w:rPr>
+        <w:t xml:space="preserve">Gib dem fallenden Ball einen Startschwung nach rechts, so dass er einen Bogen fliegt wie ein geworfener Stein.</w:t>
+      </w:r>
+    </w:p>
+    <w:p>
+      <w:pPr>
+        <w:pStyle w:val="ListParagraph"/>
+        <w:numPr>
+          <w:ilvl w:val="0"/>
+          <w:numId w:val="2"/>
+        </w:numPr>
+        <w:spacing w:after="100" w:line="312" w:lineRule="auto"/>
+      </w:pPr>
+      <w:r>
+        <w:rPr>
+          <w:sz w:val="22"/>
+          <w:szCs w:val="22"/>
+        </w:rPr>
+        <w:t xml:space="preserve">Mach aus dem Regen Schnee: langsamer, runde Flocken statt Striche, und lass sie seitlich pendeln. Für das Pendeln hilft SIN mit dem Bildzähler.</w:t>
+      </w:r>
+    </w:p>
+    <w:p>
+      <w:pPr>
+        <w:pStyle w:val="ListParagraph"/>
+        <w:numPr>
+          <w:ilvl w:val="0"/>
+          <w:numId w:val="2"/>
+        </w:numPr>
+        <w:spacing w:after="100" w:line="312" w:lineRule="auto"/>
+      </w:pPr>
+      <w:r>
+        <w:rPr>
+          <w:sz w:val="22"/>
+          <w:szCs w:val="22"/>
+        </w:rPr>
+        <w:t xml:space="preserve">Setz dem inneren Mond einen eigenen kleinen Mond an die Seite, der um IHN kreist. Du musst dafür seine Stelle in zwei Kartons zwischenspeichern.</w:t>
+      </w:r>
+    </w:p>
+    <w:p>
+      <w:pPr>
+        <w:pStyle w:val="ListParagraph"/>
+        <w:numPr>
+          <w:ilvl w:val="0"/>
+          <w:numId w:val="2"/>
+        </w:numPr>
+        <w:spacing w:after="100" w:line="312" w:lineRule="auto"/>
+      </w:pPr>
+      <w:r>
+        <w:rPr>
+          <w:sz w:val="22"/>
+          <w:szCs w:val="22"/>
+        </w:rPr>
+        <w:t xml:space="preserve">Bau eine Uhr: ein großer Kreis, ein langer und ein kurzer Zeiger, die sich unterschiedlich schnell drehen.</w:t>
+      </w:r>
+    </w:p>
+    <w:p>
+      <w:pPr>
+        <w:pStyle w:val="ListParagraph"/>
+        <w:numPr>
+          <w:ilvl w:val="0"/>
+          <w:numId w:val="2"/>
+        </w:numPr>
+        <w:spacing w:after="100" w:line="312" w:lineRule="auto"/>
+      </w:pPr>
+      <w:r>
+        <w:rPr>
+          <w:sz w:val="22"/>
+          <w:szCs w:val="22"/>
+        </w:rPr>
+        <w:t xml:space="preserve">Lass den Wanderer beim Verlassen des rechten Randes die Farbe wechseln. Tipp: Der Bildzähler und MOD reichen dafür aus.</w:t>
+      </w:r>
+    </w:p>
+    <w:p>
+      <w:pPr>
+        <w:spacing w:after="180" w:line="312" w:lineRule="auto"/>
+      </w:pPr>
+      <w:r>
+        <w:rPr>
+          <w:sz w:val="22"/>
+          <w:szCs w:val="22"/>
+        </w:rPr>
+        <w:t xml:space="preserve">Der fallende Ball fällt bisher aus dem Bild. Damit er abprallt, muss das Programm zum ersten Mal etwas entscheiden — und genau darum geht es im nächsten Kapitel.</w:t>
       </w:r>
     </w:p>
     <w:sectPr>

--- a/buch-einstieg/buch/Drachenhauch-Einstieg.docx
+++ b/buch-einstieg/buch/Drachenhauch-Einstieg.docx
@@ -273,6 +273,60 @@
           <w:szCs w:val="22"/>
         </w:rPr>
         <w:t xml:space="preserve">	35</w:t>
+      </w:r>
+    </w:p>
+    <w:p>
+      <w:pPr>
+        <w:tabs>
+          <w:tab w:val="right" w:pos="9200" w:leader="dot"/>
+        </w:tabs>
+        <w:spacing w:after="20" w:before="0"/>
+        <w:ind w:left="280"/>
+      </w:pPr>
+      <w:r>
+        <w:rPr>
+          <w:b w:val="false"/>
+          <w:bCs w:val="false"/>
+          <w:color w:val="222222"/>
+          <w:sz w:val="22"/>
+          <w:szCs w:val="22"/>
+        </w:rPr>
+        <w:t xml:space="preserve">Entscheiden</w:t>
+      </w:r>
+      <w:r>
+        <w:rPr>
+          <w:color w:val="555555"/>
+          <w:sz w:val="22"/>
+          <w:szCs w:val="22"/>
+        </w:rPr>
+        <w:t xml:space="preserve">	43</w:t>
+      </w:r>
+    </w:p>
+    <w:p>
+      <w:pPr>
+        <w:tabs>
+          <w:tab w:val="right" w:pos="9200" w:leader="dot"/>
+        </w:tabs>
+        <w:spacing w:after="20" w:before="0"/>
+        <w:ind w:left="280"/>
+      </w:pPr>
+      <w:r>
+        <w:rPr>
+          <w:b w:val="false"/>
+          <w:bCs w:val="false"/>
+          <w:color w:val="222222"/>
+          <w:sz w:val="22"/>
+          <w:szCs w:val="22"/>
+        </w:rPr>
+        <w:t xml:space="preserve">Die Tastatur</w:t>
+      </w:r>
+      <w:r>
+        <w:rPr>
+          <w:color w:val="555555"/>
+          <w:sz w:val="22"/>
+          <w:szCs w:val="22"/>
+        </w:rPr>
+        <w:t xml:space="preserve">	52</w:t>
       </w:r>
     </w:p>
     <w:p>
@@ -15059,6 +15113,7216 @@
           <w:szCs w:val="22"/>
         </w:rPr>
         <w:t xml:space="preserve">Der fallende Ball fällt bisher aus dem Bild. Damit er abprallt, muss das Programm zum ersten Mal etwas entscheiden — und genau darum geht es im nächsten Kapitel.</w:t>
+      </w:r>
+    </w:p>
+    <w:p>
+      <w:pPr>
+        <w:pStyle w:val="Heading1"/>
+        <w:keepNext/>
+        <w:keepLines/>
+        <w:pageBreakBefore/>
+        <w:pBdr>
+          <w:bottom w:val="single" w:color="1B6CA8" w:sz="12" w:space="4"/>
+        </w:pBdr>
+        <w:spacing w:after="160" w:before="0"/>
+      </w:pPr>
+      <w:r>
+        <w:t xml:space="preserve">Entscheiden</w:t>
+      </w:r>
+    </w:p>
+    <w:p>
+      <w:pPr>
+        <w:spacing w:after="180" w:line="312" w:lineRule="auto"/>
+      </w:pPr>
+      <w:r>
+        <w:rPr>
+          <w:sz w:val="22"/>
+          <w:szCs w:val="22"/>
+        </w:rPr>
+        <w:t xml:space="preserve">Der Ball aus dem letzten Kapitel fällt aus dem Bild und kommt nicht wieder. Das lässt sich nicht durch schöneres Rechnen beheben — das Programm muss etwas Neues können: hinsehen und je nachdem anders handeln.</w:t>
+      </w:r>
+    </w:p>
+    <w:p>
+      <w:pPr>
+        <w:spacing w:after="180" w:line="312" w:lineRule="auto"/>
+      </w:pPr>
+      <w:r>
+        <w:rPr>
+          <w:sz w:val="22"/>
+          <w:szCs w:val="22"/>
+        </w:rPr>
+        <w:t xml:space="preserve">Dafür gibt es einen einzigen Befehl. Mit ihm hört dein Programm auf, ein Ablauf zu sein, und wird zu etwas, das reagiert.</w:t>
+      </w:r>
+    </w:p>
+    <w:p>
+      <w:pPr>
+        <w:pStyle w:val="Heading2"/>
+        <w:keepNext/>
+        <w:keepLines/>
+        <w:spacing w:after="120" w:before="280"/>
+      </w:pPr>
+      <w:r>
+        <w:t xml:space="preserve">Der Ball, der abprallt</w:t>
+      </w:r>
+    </w:p>
+    <w:p>
+      <w:pPr>
+        <w:keepLines/>
+        <w:pBdr>
+          <w:left w:val="single" w:color="1B6CA8" w:sz="18" w:space="6"/>
+        </w:pBdr>
+        <w:shd w:fill="F4F4F4" w:val="clear"/>
+        <w:spacing w:after="200" w:before="100" w:line="264" w:lineRule="auto"/>
+        <w:ind w:left="140"/>
+      </w:pPr>
+      <w:r>
+        <w:rPr>
+          <w:rFonts w:ascii="Consolas" w:cs="Consolas" w:eastAsia="Consolas" w:hAnsi="Consolas"/>
+          <w:sz w:val="19"/>
+          <w:szCs w:val="19"/>
+        </w:rPr>
+        <w:t xml:space="preserve">SCREEN(640, 400, "Abpraller")</w:t>
+      </w:r>
+      <w:r>
+        <w:rPr>
+          <w:rFonts w:ascii="Consolas" w:cs="Consolas" w:eastAsia="Consolas" w:hAnsi="Consolas"/>
+          <w:sz w:val="19"/>
+          <w:szCs w:val="19"/>
+        </w:rPr>
+        <w:br/>
+        <w:t xml:space="preserve"/>
+      </w:r>
+      <w:r>
+        <w:rPr>
+          <w:rFonts w:ascii="Consolas" w:cs="Consolas" w:eastAsia="Consolas" w:hAnsi="Consolas"/>
+          <w:sz w:val="19"/>
+          <w:szCs w:val="19"/>
+        </w:rPr>
+        <w:br/>
+        <w:t xml:space="preserve">DIM y AS FLOAT</w:t>
+      </w:r>
+      <w:r>
+        <w:rPr>
+          <w:rFonts w:ascii="Consolas" w:cs="Consolas" w:eastAsia="Consolas" w:hAnsi="Consolas"/>
+          <w:sz w:val="19"/>
+          <w:szCs w:val="19"/>
+        </w:rPr>
+        <w:br/>
+        <w:t xml:space="preserve">DIM tempo AS FLOAT</w:t>
+      </w:r>
+      <w:r>
+        <w:rPr>
+          <w:rFonts w:ascii="Consolas" w:cs="Consolas" w:eastAsia="Consolas" w:hAnsi="Consolas"/>
+          <w:sz w:val="19"/>
+          <w:szCs w:val="19"/>
+        </w:rPr>
+        <w:br/>
+        <w:t xml:space="preserve">y = 40</w:t>
+      </w:r>
+      <w:r>
+        <w:rPr>
+          <w:rFonts w:ascii="Consolas" w:cs="Consolas" w:eastAsia="Consolas" w:hAnsi="Consolas"/>
+          <w:sz w:val="19"/>
+          <w:szCs w:val="19"/>
+        </w:rPr>
+        <w:br/>
+        <w:t xml:space="preserve">tempo = 0</w:t>
+      </w:r>
+      <w:r>
+        <w:rPr>
+          <w:rFonts w:ascii="Consolas" w:cs="Consolas" w:eastAsia="Consolas" w:hAnsi="Consolas"/>
+          <w:sz w:val="19"/>
+          <w:szCs w:val="19"/>
+        </w:rPr>
+        <w:br/>
+        <w:t xml:space="preserve"/>
+      </w:r>
+      <w:r>
+        <w:rPr>
+          <w:rFonts w:ascii="Consolas" w:cs="Consolas" w:eastAsia="Consolas" w:hAnsi="Consolas"/>
+          <w:sz w:val="19"/>
+          <w:szCs w:val="19"/>
+        </w:rPr>
+        <w:br/>
+        <w:t xml:space="preserve">WHILE NOT QUITREQUESTED() AND NOT KEYPRESSED(KEY_ESCAPE)</w:t>
+      </w:r>
+      <w:r>
+        <w:rPr>
+          <w:rFonts w:ascii="Consolas" w:cs="Consolas" w:eastAsia="Consolas" w:hAnsi="Consolas"/>
+          <w:sz w:val="19"/>
+          <w:szCs w:val="19"/>
+        </w:rPr>
+        <w:br/>
+        <w:t xml:space="preserve">    CLS(RGB(15, 20, 40))</w:t>
+      </w:r>
+      <w:r>
+        <w:rPr>
+          <w:rFonts w:ascii="Consolas" w:cs="Consolas" w:eastAsia="Consolas" w:hAnsi="Consolas"/>
+          <w:sz w:val="19"/>
+          <w:szCs w:val="19"/>
+        </w:rPr>
+        <w:br/>
+        <w:t xml:space="preserve">    BOX(0, 380, 639, 399, RGB(60, 70, 100))</w:t>
+      </w:r>
+      <w:r>
+        <w:rPr>
+          <w:rFonts w:ascii="Consolas" w:cs="Consolas" w:eastAsia="Consolas" w:hAnsi="Consolas"/>
+          <w:sz w:val="19"/>
+          <w:szCs w:val="19"/>
+        </w:rPr>
+        <w:br/>
+        <w:t xml:space="preserve">    CIRCLE(320, y, 20, RGB(255, 90, 60))</w:t>
+      </w:r>
+      <w:r>
+        <w:rPr>
+          <w:rFonts w:ascii="Consolas" w:cs="Consolas" w:eastAsia="Consolas" w:hAnsi="Consolas"/>
+          <w:sz w:val="19"/>
+          <w:szCs w:val="19"/>
+        </w:rPr>
+        <w:br/>
+        <w:t xml:space="preserve">    FLIP()</w:t>
+      </w:r>
+      <w:r>
+        <w:rPr>
+          <w:rFonts w:ascii="Consolas" w:cs="Consolas" w:eastAsia="Consolas" w:hAnsi="Consolas"/>
+          <w:sz w:val="19"/>
+          <w:szCs w:val="19"/>
+        </w:rPr>
+        <w:br/>
+        <w:t xml:space="preserve"/>
+      </w:r>
+      <w:r>
+        <w:rPr>
+          <w:rFonts w:ascii="Consolas" w:cs="Consolas" w:eastAsia="Consolas" w:hAnsi="Consolas"/>
+          <w:sz w:val="19"/>
+          <w:szCs w:val="19"/>
+        </w:rPr>
+        <w:br/>
+        <w:t xml:space="preserve">    tempo = tempo + 0.35</w:t>
+      </w:r>
+      <w:r>
+        <w:rPr>
+          <w:rFonts w:ascii="Consolas" w:cs="Consolas" w:eastAsia="Consolas" w:hAnsi="Consolas"/>
+          <w:sz w:val="19"/>
+          <w:szCs w:val="19"/>
+        </w:rPr>
+        <w:br/>
+        <w:t xml:space="preserve">    y = y + tempo</w:t>
+      </w:r>
+      <w:r>
+        <w:rPr>
+          <w:rFonts w:ascii="Consolas" w:cs="Consolas" w:eastAsia="Consolas" w:hAnsi="Consolas"/>
+          <w:sz w:val="19"/>
+          <w:szCs w:val="19"/>
+        </w:rPr>
+        <w:br/>
+        <w:t xml:space="preserve"/>
+      </w:r>
+      <w:r>
+        <w:rPr>
+          <w:rFonts w:ascii="Consolas" w:cs="Consolas" w:eastAsia="Consolas" w:hAnsi="Consolas"/>
+          <w:sz w:val="19"/>
+          <w:szCs w:val="19"/>
+        </w:rPr>
+        <w:br/>
+        <w:t xml:space="preserve">    IF y &gt; 360 THEN</w:t>
+      </w:r>
+      <w:r>
+        <w:rPr>
+          <w:rFonts w:ascii="Consolas" w:cs="Consolas" w:eastAsia="Consolas" w:hAnsi="Consolas"/>
+          <w:sz w:val="19"/>
+          <w:szCs w:val="19"/>
+        </w:rPr>
+        <w:br/>
+        <w:t xml:space="preserve">        y = 360</w:t>
+      </w:r>
+      <w:r>
+        <w:rPr>
+          <w:rFonts w:ascii="Consolas" w:cs="Consolas" w:eastAsia="Consolas" w:hAnsi="Consolas"/>
+          <w:sz w:val="19"/>
+          <w:szCs w:val="19"/>
+        </w:rPr>
+        <w:br/>
+        <w:t xml:space="preserve">        tempo = -tempo * 0.9</w:t>
+      </w:r>
+      <w:r>
+        <w:rPr>
+          <w:rFonts w:ascii="Consolas" w:cs="Consolas" w:eastAsia="Consolas" w:hAnsi="Consolas"/>
+          <w:sz w:val="19"/>
+          <w:szCs w:val="19"/>
+        </w:rPr>
+        <w:br/>
+        <w:t xml:space="preserve">    END IF</w:t>
+      </w:r>
+      <w:r>
+        <w:rPr>
+          <w:rFonts w:ascii="Consolas" w:cs="Consolas" w:eastAsia="Consolas" w:hAnsi="Consolas"/>
+          <w:sz w:val="19"/>
+          <w:szCs w:val="19"/>
+        </w:rPr>
+        <w:br/>
+        <w:t xml:space="preserve">WEND</w:t>
+      </w:r>
+    </w:p>
+    <w:p>
+      <w:pPr>
+        <w:keepNext/>
+        <w:spacing w:after="40" w:before="160"/>
+        <w:jc w:val="center"/>
+      </w:pPr>
+      <w:r>
+        <w:drawing>
+          <wp:inline distT="0" distB="0" distL="0" distR="0">
+            <wp:extent cx="4191000" cy="2619375"/>
+            <wp:effectExtent t="0" r="0" b="0" l="0"/>
+            <wp:docPr id="1" name="kap06_1_abpraller.png" descr="Ein Standbild mitten im Sprung — der Ball ist unterwegs nach oben." title="Ein Standbild mitten im Sprung — der Ball ist unterwegs nach oben."/>
+            <wp:cNvGraphicFramePr>
+              <a:graphicFrameLocks xmlns:a="http://schemas.openxmlformats.org/drawingml/2006/main" noChangeAspect="1"/>
+            </wp:cNvGraphicFramePr>
+            <a:graphic xmlns:a="http://schemas.openxmlformats.org/drawingml/2006/main">
+              <a:graphicData uri="http://schemas.openxmlformats.org/drawingml/2006/picture">
+                <pic:pic xmlns:pic="http://schemas.openxmlformats.org/drawingml/2006/picture">
+                  <pic:nvPicPr>
+                    <pic:cNvPr id="0" name="" descr=""/>
+                    <pic:cNvPicPr>
+                      <a:picLocks noChangeAspect="1" noChangeArrowheads="1"/>
+                    </pic:cNvPicPr>
+                  </pic:nvPicPr>
+                  <pic:blipFill>
+                    <a:blip r:embed="rId28" cstate="none"/>
+                    <a:srcRect/>
+                    <a:stretch>
+                      <a:fillRect/>
+                    </a:stretch>
+                  </pic:blipFill>
+                  <pic:spPr bwMode="auto">
+                    <a:xfrm>
+                      <a:off x="0" y="0"/>
+                      <a:ext cx="4191000" cy="2619375"/>
+                    </a:xfrm>
+                    <a:prstGeom prst="rect">
+                      <a:avLst/>
+                    </a:prstGeom>
+                  </pic:spPr>
+                </pic:pic>
+              </a:graphicData>
+            </a:graphic>
+          </wp:inline>
+        </w:drawing>
+      </w:r>
+    </w:p>
+    <w:p>
+      <w:pPr>
+        <w:spacing w:after="200"/>
+        <w:jc w:val="center"/>
+      </w:pPr>
+      <w:r>
+        <w:rPr>
+          <w:i/>
+          <w:iCs/>
+          <w:color w:val="6A6A6A"/>
+          <w:sz w:val="18"/>
+          <w:szCs w:val="18"/>
+        </w:rPr>
+        <w:t xml:space="preserve">Ein Standbild mitten im Sprung — der Ball ist unterwegs nach oben.</w:t>
+      </w:r>
+    </w:p>
+    <w:p>
+      <w:pPr>
+        <w:spacing w:after="180" w:line="312" w:lineRule="auto"/>
+      </w:pPr>
+      <w:r>
+        <w:rPr>
+          <w:sz w:val="22"/>
+          <w:szCs w:val="22"/>
+        </w:rPr>
+        <w:t xml:space="preserve">Der Ball fällt, trifft den Boden, springt zurück, wird oben langsamer, fällt wieder — und jeder Sprung ist etwas kleiner als der vorige. Nach einer Weile bleibt er liegen. Vier Zeilen machen das.</w:t>
+      </w:r>
+    </w:p>
+    <w:p>
+      <w:pPr>
+        <w:pStyle w:val="Heading2"/>
+        <w:keepNext/>
+        <w:keepLines/>
+        <w:spacing w:after="120" w:before="280"/>
+      </w:pPr>
+      <w:r>
+        <w:t xml:space="preserve">Zeile für Zeile</w:t>
+      </w:r>
+    </w:p>
+    <w:p>
+      <w:pPr>
+        <w:spacing w:after="180" w:line="312" w:lineRule="auto"/>
+      </w:pPr>
+      <w:r>
+        <w:rPr>
+          <w:rFonts w:ascii="Consolas" w:cs="Consolas" w:eastAsia="Consolas" w:hAnsi="Consolas"/>
+          <w:color w:val="335577"/>
+          <w:sz w:val="21"/>
+          <w:szCs w:val="21"/>
+        </w:rPr>
+        <w:t xml:space="preserve">IF y &gt; 360 THEN</w:t>
+      </w:r>
+      <w:r>
+        <w:rPr>
+          <w:sz w:val="22"/>
+          <w:szCs w:val="22"/>
+        </w:rPr>
+        <w:t xml:space="preserve"> liest sich wörtlich: „falls y größer als 360 ist, dann“. Alles, was danach bis zum </w:t>
+      </w:r>
+      <w:r>
+        <w:rPr>
+          <w:rFonts w:ascii="Consolas" w:cs="Consolas" w:eastAsia="Consolas" w:hAnsi="Consolas"/>
+          <w:color w:val="335577"/>
+          <w:sz w:val="21"/>
+          <w:szCs w:val="21"/>
+        </w:rPr>
+        <w:t xml:space="preserve">END IF</w:t>
+      </w:r>
+      <w:r>
+        <w:rPr>
+          <w:sz w:val="22"/>
+          <w:szCs w:val="22"/>
+        </w:rPr>
+        <w:t xml:space="preserve"> steht, wird nur ausgeführt, wenn das zutrifft. Trifft es nicht zu, überspringt Drachenhauch diese Zeilen, als stünden sie nicht da.</w:t>
+      </w:r>
+    </w:p>
+    <w:p>
+      <w:pPr>
+        <w:spacing w:after="180" w:line="312" w:lineRule="auto"/>
+      </w:pPr>
+      <w:r>
+        <w:rPr>
+          <w:sz w:val="22"/>
+          <w:szCs w:val="22"/>
+        </w:rPr>
+        <w:t xml:space="preserve">Die Prüfung selbst — </w:t>
+      </w:r>
+      <w:r>
+        <w:rPr>
+          <w:rFonts w:ascii="Consolas" w:cs="Consolas" w:eastAsia="Consolas" w:hAnsi="Consolas"/>
+          <w:color w:val="335577"/>
+          <w:sz w:val="21"/>
+          <w:szCs w:val="21"/>
+        </w:rPr>
+        <w:t xml:space="preserve">y &gt; 360</w:t>
+      </w:r>
+      <w:r>
+        <w:rPr>
+          <w:sz w:val="22"/>
+          <w:szCs w:val="22"/>
+        </w:rPr>
+        <w:t xml:space="preserve"> — heißt eine Bedingung. Sie ist entweder wahr oder falsch, nie etwas dazwischen. Die 360 ist der Boden abzüglich des Radius: Der Ball ist 20 Punkte groß, der Boden beginnt bei 380, also berührt der Ball ihn, wenn sein Mittelpunkt bei 360 steht.</w:t>
+      </w:r>
+    </w:p>
+    <w:p>
+      <w:pPr>
+        <w:spacing w:after="180" w:line="312" w:lineRule="auto"/>
+      </w:pPr>
+      <w:r>
+        <w:rPr>
+          <w:rFonts w:ascii="Consolas" w:cs="Consolas" w:eastAsia="Consolas" w:hAnsi="Consolas"/>
+          <w:color w:val="335577"/>
+          <w:sz w:val="21"/>
+          <w:szCs w:val="21"/>
+        </w:rPr>
+        <w:t xml:space="preserve">y = 360</w:t>
+      </w:r>
+      <w:r>
+        <w:rPr>
+          <w:sz w:val="22"/>
+          <w:szCs w:val="22"/>
+        </w:rPr>
+        <w:t xml:space="preserve"> setzt ihn genau auf den Boden. Ohne diese Zeile bliebe er ein paar Punkte zu tief stecken — er ist ja im letzten Schritt ein Stück zu weit gerutscht. Diese Korrektur wirkt kleinlich und ist bei jeder Kollision nötig, sonst sackt ein Ball mit der Zeit durch den Boden.</w:t>
+      </w:r>
+    </w:p>
+    <w:p>
+      <w:pPr>
+        <w:spacing w:after="180" w:line="312" w:lineRule="auto"/>
+      </w:pPr>
+      <w:r>
+        <w:rPr>
+          <w:rFonts w:ascii="Consolas" w:cs="Consolas" w:eastAsia="Consolas" w:hAnsi="Consolas"/>
+          <w:color w:val="335577"/>
+          <w:sz w:val="21"/>
+          <w:szCs w:val="21"/>
+        </w:rPr>
+        <w:t xml:space="preserve">tempo = -tempo * 0.9</w:t>
+      </w:r>
+      <w:r>
+        <w:rPr>
+          <w:sz w:val="22"/>
+          <w:szCs w:val="22"/>
+        </w:rPr>
+        <w:t xml:space="preserve"> ist der eigentliche Abprall, und er steckt in einem einzigen Minuszeichen. War das Tempo +8, also acht Punkte nach unten, wird daraus -8, also acht nach oben. Das Minuszeichen dreht die Richtung um. Mehr ist ein Abprall nicht.</w:t>
+      </w:r>
+    </w:p>
+    <w:p>
+      <w:pPr>
+        <w:spacing w:after="180" w:line="312" w:lineRule="auto"/>
+      </w:pPr>
+      <w:r>
+        <w:rPr>
+          <w:sz w:val="22"/>
+          <w:szCs w:val="22"/>
+        </w:rPr>
+        <w:t xml:space="preserve">Das </w:t>
+      </w:r>
+      <w:r>
+        <w:rPr>
+          <w:rFonts w:ascii="Consolas" w:cs="Consolas" w:eastAsia="Consolas" w:hAnsi="Consolas"/>
+          <w:color w:val="335577"/>
+          <w:sz w:val="21"/>
+          <w:szCs w:val="21"/>
+        </w:rPr>
+        <w:t xml:space="preserve">* 0.9</w:t>
+      </w:r>
+      <w:r>
+        <w:rPr>
+          <w:sz w:val="22"/>
+          <w:szCs w:val="22"/>
+        </w:rPr>
+        <w:t xml:space="preserve"> nimmt bei jedem Aufschlag ein Zehntel des Tempos weg. Deshalb werden die Sprünge kleiner, und deshalb kommt der Ball irgendwann zur Ruhe. Setz dort </w:t>
+      </w:r>
+      <w:r>
+        <w:rPr>
+          <w:rFonts w:ascii="Consolas" w:cs="Consolas" w:eastAsia="Consolas" w:hAnsi="Consolas"/>
+          <w:color w:val="335577"/>
+          <w:sz w:val="21"/>
+          <w:szCs w:val="21"/>
+        </w:rPr>
+        <w:t xml:space="preserve">1.0</w:t>
+      </w:r>
+      <w:r>
+        <w:rPr>
+          <w:sz w:val="22"/>
+          <w:szCs w:val="22"/>
+        </w:rPr>
+        <w:t xml:space="preserve"> ein, und er springt für immer gleich hoch. Setz </w:t>
+      </w:r>
+      <w:r>
+        <w:rPr>
+          <w:rFonts w:ascii="Consolas" w:cs="Consolas" w:eastAsia="Consolas" w:hAnsi="Consolas"/>
+          <w:color w:val="335577"/>
+          <w:sz w:val="21"/>
+          <w:szCs w:val="21"/>
+        </w:rPr>
+        <w:t xml:space="preserve">1.1</w:t>
+      </w:r>
+      <w:r>
+        <w:rPr>
+          <w:sz w:val="22"/>
+          <w:szCs w:val="22"/>
+        </w:rPr>
+        <w:t xml:space="preserve"> ein, und er schaukelt sich auf, bis er oben aus dem Fenster fliegt.</w:t>
+      </w:r>
+    </w:p>
+    <w:p>
+      <w:pPr>
+        <w:spacing w:before="60"/>
+      </w:pPr>
+    </w:p>
+    <w:tbl>
+      <w:tblPr>
+        <w:tblW w:type="dxa" w:w="9026"/>
+        <w:tblBorders>
+          <w:top w:val="single" w:color="auto" w:sz="4"/>
+          <w:left w:val="single" w:color="auto" w:sz="4"/>
+          <w:bottom w:val="single" w:color="auto" w:sz="4"/>
+          <w:right w:val="single" w:color="auto" w:sz="4"/>
+          <w:insideH w:val="single" w:color="auto" w:sz="4"/>
+          <w:insideV w:val="single" w:color="auto" w:sz="4"/>
+        </w:tblBorders>
+      </w:tblPr>
+      <w:tblGrid>
+        <w:gridCol w:w="9026"/>
+      </w:tblGrid>
+      <w:tr>
+        <w:trPr>
+          <w:cantSplit/>
+        </w:trPr>
+        <w:tc>
+          <w:tcPr>
+            <w:tcW w:type="dxa" w:w="9026"/>
+            <w:tcBorders>
+              <w:top w:val="single" w:color="E0B96A" w:sz="6"/>
+              <w:left w:val="single" w:color="E0B96A" w:sz="6"/>
+              <w:bottom w:val="single" w:color="E0B96A" w:sz="6"/>
+              <w:right w:val="single" w:color="E0B96A" w:sz="6"/>
+            </w:tcBorders>
+            <w:shd w:fill="FDF3E0" w:val="clear"/>
+            <w:tcMar>
+              <w:top w:type="dxa" w:w="140"/>
+              <w:left w:type="dxa" w:w="180"/>
+              <w:bottom w:type="dxa" w:w="140"/>
+              <w:right w:type="dxa" w:w="180"/>
+            </w:tcMar>
+          </w:tcPr>
+          <w:p>
+            <w:pPr>
+              <w:spacing w:after="40"/>
+            </w:pPr>
+            <w:r>
+              <w:rPr>
+                <w:b/>
+                <w:bCs/>
+                <w:color w:val="8A5E15"/>
+                <w:sz w:val="22"/>
+                <w:szCs w:val="22"/>
+              </w:rPr>
+              <w:t xml:space="preserve">Merke</w:t>
+            </w:r>
+          </w:p>
+          <w:p>
+            <w:pPr>
+              <w:spacing w:after="0" w:line="312" w:lineRule="auto"/>
+            </w:pPr>
+            <w:r>
+              <w:rPr>
+                <w:sz w:val="22"/>
+                <w:szCs w:val="22"/>
+              </w:rPr>
+              <w:t xml:space="preserve">Bemerkenswert ist, was hier NICHT steht. Nirgends kommt das Wort „springen“ vor, und nirgends steht, wie hoch. Es gibt nur eine Regel für das Tempo und eine Regel für den Aufprall. Alles, was du siehst — die Flugbahn, die immer kleiner werdenden Sprünge, das Zur-Ruhe-Kommen —, ergibt sich daraus von selbst. Das ist eine der schönsten Erfahrungen beim Programmieren.</w:t>
+            </w:r>
+          </w:p>
+        </w:tc>
+      </w:tr>
+    </w:tbl>
+    <w:p>
+      <w:pPr>
+        <w:spacing w:after="160"/>
+      </w:pPr>
+    </w:p>
+    <w:p>
+      <w:pPr>
+        <w:pStyle w:val="Heading2"/>
+        <w:keepNext/>
+        <w:keepLines/>
+        <w:spacing w:after="120" w:before="280"/>
+      </w:pPr>
+      <w:r>
+        <w:t xml:space="preserve">Sechs Sprünge auf einen Blick</w:t>
+      </w:r>
+    </w:p>
+    <w:p>
+      <w:pPr>
+        <w:spacing w:after="180" w:line="312" w:lineRule="auto"/>
+      </w:pPr>
+      <w:r>
+        <w:rPr>
+          <w:sz w:val="22"/>
+          <w:szCs w:val="22"/>
+        </w:rPr>
+        <w:t xml:space="preserve">Auf einem Standbild sieht man von alldem wenig. Also derselbe Trick wie beim Fall: Wir malen den ganzen Weg auf einmal.</w:t>
+      </w:r>
+    </w:p>
+    <w:p>
+      <w:pPr>
+        <w:keepLines/>
+        <w:pBdr>
+          <w:left w:val="single" w:color="1B6CA8" w:sz="18" w:space="6"/>
+        </w:pBdr>
+        <w:shd w:fill="F4F4F4" w:val="clear"/>
+        <w:spacing w:after="200" w:before="100" w:line="264" w:lineRule="auto"/>
+        <w:ind w:left="140"/>
+      </w:pPr>
+      <w:r>
+        <w:rPr>
+          <w:rFonts w:ascii="Consolas" w:cs="Consolas" w:eastAsia="Consolas" w:hAnsi="Consolas"/>
+          <w:sz w:val="19"/>
+          <w:szCs w:val="19"/>
+        </w:rPr>
+        <w:t xml:space="preserve">SCREEN(640, 400, "Der Weg")</w:t>
+      </w:r>
+      <w:r>
+        <w:rPr>
+          <w:rFonts w:ascii="Consolas" w:cs="Consolas" w:eastAsia="Consolas" w:hAnsi="Consolas"/>
+          <w:sz w:val="19"/>
+          <w:szCs w:val="19"/>
+        </w:rPr>
+        <w:br/>
+        <w:t xml:space="preserve"/>
+      </w:r>
+      <w:r>
+        <w:rPr>
+          <w:rFonts w:ascii="Consolas" w:cs="Consolas" w:eastAsia="Consolas" w:hAnsi="Consolas"/>
+          <w:sz w:val="19"/>
+          <w:szCs w:val="19"/>
+        </w:rPr>
+        <w:br/>
+        <w:t xml:space="preserve">DIM n AS INTEGER</w:t>
+      </w:r>
+      <w:r>
+        <w:rPr>
+          <w:rFonts w:ascii="Consolas" w:cs="Consolas" w:eastAsia="Consolas" w:hAnsi="Consolas"/>
+          <w:sz w:val="19"/>
+          <w:szCs w:val="19"/>
+        </w:rPr>
+        <w:br/>
+        <w:t xml:space="preserve">DIM x AS FLOAT</w:t>
+      </w:r>
+      <w:r>
+        <w:rPr>
+          <w:rFonts w:ascii="Consolas" w:cs="Consolas" w:eastAsia="Consolas" w:hAnsi="Consolas"/>
+          <w:sz w:val="19"/>
+          <w:szCs w:val="19"/>
+        </w:rPr>
+        <w:br/>
+        <w:t xml:space="preserve">DIM y AS FLOAT</w:t>
+      </w:r>
+      <w:r>
+        <w:rPr>
+          <w:rFonts w:ascii="Consolas" w:cs="Consolas" w:eastAsia="Consolas" w:hAnsi="Consolas"/>
+          <w:sz w:val="19"/>
+          <w:szCs w:val="19"/>
+        </w:rPr>
+        <w:br/>
+        <w:t xml:space="preserve">DIM tempo AS FLOAT</w:t>
+      </w:r>
+      <w:r>
+        <w:rPr>
+          <w:rFonts w:ascii="Consolas" w:cs="Consolas" w:eastAsia="Consolas" w:hAnsi="Consolas"/>
+          <w:sz w:val="19"/>
+          <w:szCs w:val="19"/>
+        </w:rPr>
+        <w:br/>
+        <w:t xml:space="preserve"/>
+      </w:r>
+      <w:r>
+        <w:rPr>
+          <w:rFonts w:ascii="Consolas" w:cs="Consolas" w:eastAsia="Consolas" w:hAnsi="Consolas"/>
+          <w:sz w:val="19"/>
+          <w:szCs w:val="19"/>
+        </w:rPr>
+        <w:br/>
+        <w:t xml:space="preserve">WHILE NOT QUITREQUESTED() AND NOT KEYPRESSED(KEY_ESCAPE)</w:t>
+      </w:r>
+      <w:r>
+        <w:rPr>
+          <w:rFonts w:ascii="Consolas" w:cs="Consolas" w:eastAsia="Consolas" w:hAnsi="Consolas"/>
+          <w:sz w:val="19"/>
+          <w:szCs w:val="19"/>
+        </w:rPr>
+        <w:br/>
+        <w:t xml:space="preserve">    CLS(RGB(15, 20, 40))</w:t>
+      </w:r>
+      <w:r>
+        <w:rPr>
+          <w:rFonts w:ascii="Consolas" w:cs="Consolas" w:eastAsia="Consolas" w:hAnsi="Consolas"/>
+          <w:sz w:val="19"/>
+          <w:szCs w:val="19"/>
+        </w:rPr>
+        <w:br/>
+        <w:t xml:space="preserve">    BOX(0, 378, 639, 399, RGB(60, 70, 100))</w:t>
+      </w:r>
+      <w:r>
+        <w:rPr>
+          <w:rFonts w:ascii="Consolas" w:cs="Consolas" w:eastAsia="Consolas" w:hAnsi="Consolas"/>
+          <w:sz w:val="19"/>
+          <w:szCs w:val="19"/>
+        </w:rPr>
+        <w:br/>
+        <w:t xml:space="preserve"/>
+      </w:r>
+      <w:r>
+        <w:rPr>
+          <w:rFonts w:ascii="Consolas" w:cs="Consolas" w:eastAsia="Consolas" w:hAnsi="Consolas"/>
+          <w:sz w:val="19"/>
+          <w:szCs w:val="19"/>
+        </w:rPr>
+        <w:br/>
+        <w:t xml:space="preserve">    x = 20</w:t>
+      </w:r>
+      <w:r>
+        <w:rPr>
+          <w:rFonts w:ascii="Consolas" w:cs="Consolas" w:eastAsia="Consolas" w:hAnsi="Consolas"/>
+          <w:sz w:val="19"/>
+          <w:szCs w:val="19"/>
+        </w:rPr>
+        <w:br/>
+        <w:t xml:space="preserve">    y = 30</w:t>
+      </w:r>
+      <w:r>
+        <w:rPr>
+          <w:rFonts w:ascii="Consolas" w:cs="Consolas" w:eastAsia="Consolas" w:hAnsi="Consolas"/>
+          <w:sz w:val="19"/>
+          <w:szCs w:val="19"/>
+        </w:rPr>
+        <w:br/>
+        <w:t xml:space="preserve">    tempo = 0</w:t>
+      </w:r>
+      <w:r>
+        <w:rPr>
+          <w:rFonts w:ascii="Consolas" w:cs="Consolas" w:eastAsia="Consolas" w:hAnsi="Consolas"/>
+          <w:sz w:val="19"/>
+          <w:szCs w:val="19"/>
+        </w:rPr>
+        <w:br/>
+        <w:t xml:space="preserve">    FOR n = 0 TO 200</w:t>
+      </w:r>
+      <w:r>
+        <w:rPr>
+          <w:rFonts w:ascii="Consolas" w:cs="Consolas" w:eastAsia="Consolas" w:hAnsi="Consolas"/>
+          <w:sz w:val="19"/>
+          <w:szCs w:val="19"/>
+        </w:rPr>
+        <w:br/>
+        <w:t xml:space="preserve">        CIRCLE(x, y, 5, RGB(255, 90, 60))</w:t>
+      </w:r>
+      <w:r>
+        <w:rPr>
+          <w:rFonts w:ascii="Consolas" w:cs="Consolas" w:eastAsia="Consolas" w:hAnsi="Consolas"/>
+          <w:sz w:val="19"/>
+          <w:szCs w:val="19"/>
+        </w:rPr>
+        <w:br/>
+        <w:t xml:space="preserve">        tempo = tempo + 0.5</w:t>
+      </w:r>
+      <w:r>
+        <w:rPr>
+          <w:rFonts w:ascii="Consolas" w:cs="Consolas" w:eastAsia="Consolas" w:hAnsi="Consolas"/>
+          <w:sz w:val="19"/>
+          <w:szCs w:val="19"/>
+        </w:rPr>
+        <w:br/>
+        <w:t xml:space="preserve">        y = y + tempo</w:t>
+      </w:r>
+      <w:r>
+        <w:rPr>
+          <w:rFonts w:ascii="Consolas" w:cs="Consolas" w:eastAsia="Consolas" w:hAnsi="Consolas"/>
+          <w:sz w:val="19"/>
+          <w:szCs w:val="19"/>
+        </w:rPr>
+        <w:br/>
+        <w:t xml:space="preserve">        x = x + 3</w:t>
+      </w:r>
+      <w:r>
+        <w:rPr>
+          <w:rFonts w:ascii="Consolas" w:cs="Consolas" w:eastAsia="Consolas" w:hAnsi="Consolas"/>
+          <w:sz w:val="19"/>
+          <w:szCs w:val="19"/>
+        </w:rPr>
+        <w:br/>
+        <w:t xml:space="preserve">        IF y &gt; 370 THEN</w:t>
+      </w:r>
+      <w:r>
+        <w:rPr>
+          <w:rFonts w:ascii="Consolas" w:cs="Consolas" w:eastAsia="Consolas" w:hAnsi="Consolas"/>
+          <w:sz w:val="19"/>
+          <w:szCs w:val="19"/>
+        </w:rPr>
+        <w:br/>
+        <w:t xml:space="preserve">            y = 370</w:t>
+      </w:r>
+      <w:r>
+        <w:rPr>
+          <w:rFonts w:ascii="Consolas" w:cs="Consolas" w:eastAsia="Consolas" w:hAnsi="Consolas"/>
+          <w:sz w:val="19"/>
+          <w:szCs w:val="19"/>
+        </w:rPr>
+        <w:br/>
+        <w:t xml:space="preserve">            tempo = -tempo * 0.75</w:t>
+      </w:r>
+      <w:r>
+        <w:rPr>
+          <w:rFonts w:ascii="Consolas" w:cs="Consolas" w:eastAsia="Consolas" w:hAnsi="Consolas"/>
+          <w:sz w:val="19"/>
+          <w:szCs w:val="19"/>
+        </w:rPr>
+        <w:br/>
+        <w:t xml:space="preserve">        END IF</w:t>
+      </w:r>
+      <w:r>
+        <w:rPr>
+          <w:rFonts w:ascii="Consolas" w:cs="Consolas" w:eastAsia="Consolas" w:hAnsi="Consolas"/>
+          <w:sz w:val="19"/>
+          <w:szCs w:val="19"/>
+        </w:rPr>
+        <w:br/>
+        <w:t xml:space="preserve">    NEXT</w:t>
+      </w:r>
+      <w:r>
+        <w:rPr>
+          <w:rFonts w:ascii="Consolas" w:cs="Consolas" w:eastAsia="Consolas" w:hAnsi="Consolas"/>
+          <w:sz w:val="19"/>
+          <w:szCs w:val="19"/>
+        </w:rPr>
+        <w:br/>
+        <w:t xml:space="preserve"/>
+      </w:r>
+      <w:r>
+        <w:rPr>
+          <w:rFonts w:ascii="Consolas" w:cs="Consolas" w:eastAsia="Consolas" w:hAnsi="Consolas"/>
+          <w:sz w:val="19"/>
+          <w:szCs w:val="19"/>
+        </w:rPr>
+        <w:br/>
+        <w:t xml:space="preserve">    FLIP()</w:t>
+      </w:r>
+      <w:r>
+        <w:rPr>
+          <w:rFonts w:ascii="Consolas" w:cs="Consolas" w:eastAsia="Consolas" w:hAnsi="Consolas"/>
+          <w:sz w:val="19"/>
+          <w:szCs w:val="19"/>
+        </w:rPr>
+        <w:br/>
+        <w:t xml:space="preserve">WEND</w:t>
+      </w:r>
+    </w:p>
+    <w:p>
+      <w:pPr>
+        <w:keepNext/>
+        <w:spacing w:after="40" w:before="160"/>
+        <w:jc w:val="center"/>
+      </w:pPr>
+      <w:r>
+        <w:drawing>
+          <wp:inline distT="0" distB="0" distL="0" distR="0">
+            <wp:extent cx="4191000" cy="2619375"/>
+            <wp:effectExtent t="0" r="0" b="0" l="0"/>
+            <wp:docPr id="1" name="kap06_2_der_weg.png" descr="Zweihundert Schritte, sechs Sprünge, jeder kleiner als der vorige. Und nirgends steht, wie hoch er springen soll." title="Zweihundert Schritte, sechs Sprünge, jeder kleiner als der vorige. Und nirgends steht, wie hoch er springen soll."/>
+            <wp:cNvGraphicFramePr>
+              <a:graphicFrameLocks xmlns:a="http://schemas.openxmlformats.org/drawingml/2006/main" noChangeAspect="1"/>
+            </wp:cNvGraphicFramePr>
+            <a:graphic xmlns:a="http://schemas.openxmlformats.org/drawingml/2006/main">
+              <a:graphicData uri="http://schemas.openxmlformats.org/drawingml/2006/picture">
+                <pic:pic xmlns:pic="http://schemas.openxmlformats.org/drawingml/2006/picture">
+                  <pic:nvPicPr>
+                    <pic:cNvPr id="0" name="" descr=""/>
+                    <pic:cNvPicPr>
+                      <a:picLocks noChangeAspect="1" noChangeArrowheads="1"/>
+                    </pic:cNvPicPr>
+                  </pic:nvPicPr>
+                  <pic:blipFill>
+                    <a:blip r:embed="rId29" cstate="none"/>
+                    <a:srcRect/>
+                    <a:stretch>
+                      <a:fillRect/>
+                    </a:stretch>
+                  </pic:blipFill>
+                  <pic:spPr bwMode="auto">
+                    <a:xfrm>
+                      <a:off x="0" y="0"/>
+                      <a:ext cx="4191000" cy="2619375"/>
+                    </a:xfrm>
+                    <a:prstGeom prst="rect">
+                      <a:avLst/>
+                    </a:prstGeom>
+                  </pic:spPr>
+                </pic:pic>
+              </a:graphicData>
+            </a:graphic>
+          </wp:inline>
+        </w:drawing>
+      </w:r>
+    </w:p>
+    <w:p>
+      <w:pPr>
+        <w:spacing w:after="200"/>
+        <w:jc w:val="center"/>
+      </w:pPr>
+      <w:r>
+        <w:rPr>
+          <w:i/>
+          <w:iCs/>
+          <w:color w:val="6A6A6A"/>
+          <w:sz w:val="18"/>
+          <w:szCs w:val="18"/>
+        </w:rPr>
+        <w:t xml:space="preserve">Zweihundert Schritte, sechs Sprünge, jeder kleiner als der vorige. Und nirgends steht, wie hoch er springen soll.</w:t>
+      </w:r>
+    </w:p>
+    <w:p>
+      <w:pPr>
+        <w:spacing w:after="180" w:line="312" w:lineRule="auto"/>
+      </w:pPr>
+      <w:r>
+        <w:rPr>
+          <w:sz w:val="22"/>
+          <w:szCs w:val="22"/>
+        </w:rPr>
+        <w:t xml:space="preserve">Das ist dasselbe Programm wie oben, nur mit dem Fall aus Kapitel 5 kombiniert: Die Entscheidung sitzt jetzt in einer FOR-Schleife, die zweihundert Schritte auf einmal durchrechnet und jeden davon als Punkt hinsetzt.</w:t>
+      </w:r>
+    </w:p>
+    <w:p>
+      <w:pPr>
+        <w:spacing w:after="180" w:line="312" w:lineRule="auto"/>
+      </w:pPr>
+      <w:r>
+        <w:rPr>
+          <w:sz w:val="22"/>
+          <w:szCs w:val="22"/>
+        </w:rPr>
+        <w:t xml:space="preserve">Das Bild ist eine Art Beweis. Man sieht die Punkte am oberen Umkehrpunkt dicht beieinander liegen — dort ist der Ball langsam — und unten kurz vor dem Aufprall weit auseinander. Man sieht, dass jeder Bogen niedriger wird. Und man sieht, dass die Bögen nach hinten immer enger werden, weil weniger Tempo auch weniger Zeit in der Luft bedeutet.</w:t>
+      </w:r>
+    </w:p>
+    <w:p>
+      <w:pPr>
+        <w:pStyle w:val="Heading2"/>
+        <w:keepNext/>
+        <w:keepLines/>
+        <w:spacing w:after="120" w:before="280"/>
+      </w:pPr>
+      <w:r>
+        <w:t xml:space="preserve">Vier Wände</w:t>
+      </w:r>
+    </w:p>
+    <w:p>
+      <w:pPr>
+        <w:spacing w:after="180" w:line="312" w:lineRule="auto"/>
+      </w:pPr>
+      <w:r>
+        <w:rPr>
+          <w:sz w:val="22"/>
+          <w:szCs w:val="22"/>
+        </w:rPr>
+        <w:t xml:space="preserve">Zwei Entscheidungen statt einer, und der Ball ist in einem Kasten gefangen:</w:t>
+      </w:r>
+    </w:p>
+    <w:p>
+      <w:pPr>
+        <w:keepLines/>
+        <w:pBdr>
+          <w:left w:val="single" w:color="1B6CA8" w:sz="18" w:space="6"/>
+        </w:pBdr>
+        <w:shd w:fill="F4F4F4" w:val="clear"/>
+        <w:spacing w:after="200" w:before="100" w:line="264" w:lineRule="auto"/>
+        <w:ind w:left="140"/>
+      </w:pPr>
+      <w:r>
+        <w:rPr>
+          <w:rFonts w:ascii="Consolas" w:cs="Consolas" w:eastAsia="Consolas" w:hAnsi="Consolas"/>
+          <w:sz w:val="19"/>
+          <w:szCs w:val="19"/>
+        </w:rPr>
+        <w:t xml:space="preserve">SCREEN(640, 400, "Im Kasten")</w:t>
+      </w:r>
+      <w:r>
+        <w:rPr>
+          <w:rFonts w:ascii="Consolas" w:cs="Consolas" w:eastAsia="Consolas" w:hAnsi="Consolas"/>
+          <w:sz w:val="19"/>
+          <w:szCs w:val="19"/>
+        </w:rPr>
+        <w:br/>
+        <w:t xml:space="preserve"/>
+      </w:r>
+      <w:r>
+        <w:rPr>
+          <w:rFonts w:ascii="Consolas" w:cs="Consolas" w:eastAsia="Consolas" w:hAnsi="Consolas"/>
+          <w:sz w:val="19"/>
+          <w:szCs w:val="19"/>
+        </w:rPr>
+        <w:br/>
+        <w:t xml:space="preserve">DIM x AS FLOAT</w:t>
+      </w:r>
+      <w:r>
+        <w:rPr>
+          <w:rFonts w:ascii="Consolas" w:cs="Consolas" w:eastAsia="Consolas" w:hAnsi="Consolas"/>
+          <w:sz w:val="19"/>
+          <w:szCs w:val="19"/>
+        </w:rPr>
+        <w:br/>
+        <w:t xml:space="preserve">DIM y AS FLOAT</w:t>
+      </w:r>
+      <w:r>
+        <w:rPr>
+          <w:rFonts w:ascii="Consolas" w:cs="Consolas" w:eastAsia="Consolas" w:hAnsi="Consolas"/>
+          <w:sz w:val="19"/>
+          <w:szCs w:val="19"/>
+        </w:rPr>
+        <w:br/>
+        <w:t xml:space="preserve">DIM dx AS FLOAT</w:t>
+      </w:r>
+      <w:r>
+        <w:rPr>
+          <w:rFonts w:ascii="Consolas" w:cs="Consolas" w:eastAsia="Consolas" w:hAnsi="Consolas"/>
+          <w:sz w:val="19"/>
+          <w:szCs w:val="19"/>
+        </w:rPr>
+        <w:br/>
+        <w:t xml:space="preserve">DIM dy AS FLOAT</w:t>
+      </w:r>
+      <w:r>
+        <w:rPr>
+          <w:rFonts w:ascii="Consolas" w:cs="Consolas" w:eastAsia="Consolas" w:hAnsi="Consolas"/>
+          <w:sz w:val="19"/>
+          <w:szCs w:val="19"/>
+        </w:rPr>
+        <w:br/>
+        <w:t xml:space="preserve">x = 320</w:t>
+      </w:r>
+      <w:r>
+        <w:rPr>
+          <w:rFonts w:ascii="Consolas" w:cs="Consolas" w:eastAsia="Consolas" w:hAnsi="Consolas"/>
+          <w:sz w:val="19"/>
+          <w:szCs w:val="19"/>
+        </w:rPr>
+        <w:br/>
+        <w:t xml:space="preserve">y = 200</w:t>
+      </w:r>
+      <w:r>
+        <w:rPr>
+          <w:rFonts w:ascii="Consolas" w:cs="Consolas" w:eastAsia="Consolas" w:hAnsi="Consolas"/>
+          <w:sz w:val="19"/>
+          <w:szCs w:val="19"/>
+        </w:rPr>
+        <w:br/>
+        <w:t xml:space="preserve">dx = 4</w:t>
+      </w:r>
+      <w:r>
+        <w:rPr>
+          <w:rFonts w:ascii="Consolas" w:cs="Consolas" w:eastAsia="Consolas" w:hAnsi="Consolas"/>
+          <w:sz w:val="19"/>
+          <w:szCs w:val="19"/>
+        </w:rPr>
+        <w:br/>
+        <w:t xml:space="preserve">dy = 3</w:t>
+      </w:r>
+      <w:r>
+        <w:rPr>
+          <w:rFonts w:ascii="Consolas" w:cs="Consolas" w:eastAsia="Consolas" w:hAnsi="Consolas"/>
+          <w:sz w:val="19"/>
+          <w:szCs w:val="19"/>
+        </w:rPr>
+        <w:br/>
+        <w:t xml:space="preserve"/>
+      </w:r>
+      <w:r>
+        <w:rPr>
+          <w:rFonts w:ascii="Consolas" w:cs="Consolas" w:eastAsia="Consolas" w:hAnsi="Consolas"/>
+          <w:sz w:val="19"/>
+          <w:szCs w:val="19"/>
+        </w:rPr>
+        <w:br/>
+        <w:t xml:space="preserve">WHILE NOT QUITREQUESTED() AND NOT KEYPRESSED(KEY_ESCAPE)</w:t>
+      </w:r>
+      <w:r>
+        <w:rPr>
+          <w:rFonts w:ascii="Consolas" w:cs="Consolas" w:eastAsia="Consolas" w:hAnsi="Consolas"/>
+          <w:sz w:val="19"/>
+          <w:szCs w:val="19"/>
+        </w:rPr>
+        <w:br/>
+        <w:t xml:space="preserve">    CLS(RGB(15, 20, 40))</w:t>
+      </w:r>
+      <w:r>
+        <w:rPr>
+          <w:rFonts w:ascii="Consolas" w:cs="Consolas" w:eastAsia="Consolas" w:hAnsi="Consolas"/>
+          <w:sz w:val="19"/>
+          <w:szCs w:val="19"/>
+        </w:rPr>
+        <w:br/>
+        <w:t xml:space="preserve">    CIRCLE(x, y, 18, RGB(120, 220, 255))</w:t>
+      </w:r>
+      <w:r>
+        <w:rPr>
+          <w:rFonts w:ascii="Consolas" w:cs="Consolas" w:eastAsia="Consolas" w:hAnsi="Consolas"/>
+          <w:sz w:val="19"/>
+          <w:szCs w:val="19"/>
+        </w:rPr>
+        <w:br/>
+        <w:t xml:space="preserve">    FLIP()</w:t>
+      </w:r>
+      <w:r>
+        <w:rPr>
+          <w:rFonts w:ascii="Consolas" w:cs="Consolas" w:eastAsia="Consolas" w:hAnsi="Consolas"/>
+          <w:sz w:val="19"/>
+          <w:szCs w:val="19"/>
+        </w:rPr>
+        <w:br/>
+        <w:t xml:space="preserve"/>
+      </w:r>
+      <w:r>
+        <w:rPr>
+          <w:rFonts w:ascii="Consolas" w:cs="Consolas" w:eastAsia="Consolas" w:hAnsi="Consolas"/>
+          <w:sz w:val="19"/>
+          <w:szCs w:val="19"/>
+        </w:rPr>
+        <w:br/>
+        <w:t xml:space="preserve">    x = x + dx</w:t>
+      </w:r>
+      <w:r>
+        <w:rPr>
+          <w:rFonts w:ascii="Consolas" w:cs="Consolas" w:eastAsia="Consolas" w:hAnsi="Consolas"/>
+          <w:sz w:val="19"/>
+          <w:szCs w:val="19"/>
+        </w:rPr>
+        <w:br/>
+        <w:t xml:space="preserve">    y = y + dy</w:t>
+      </w:r>
+      <w:r>
+        <w:rPr>
+          <w:rFonts w:ascii="Consolas" w:cs="Consolas" w:eastAsia="Consolas" w:hAnsi="Consolas"/>
+          <w:sz w:val="19"/>
+          <w:szCs w:val="19"/>
+        </w:rPr>
+        <w:br/>
+        <w:t xml:space="preserve"/>
+      </w:r>
+      <w:r>
+        <w:rPr>
+          <w:rFonts w:ascii="Consolas" w:cs="Consolas" w:eastAsia="Consolas" w:hAnsi="Consolas"/>
+          <w:sz w:val="19"/>
+          <w:szCs w:val="19"/>
+        </w:rPr>
+        <w:br/>
+        <w:t xml:space="preserve">    IF x &lt; 18 OR x &gt; 621 THEN dx = -dx</w:t>
+      </w:r>
+      <w:r>
+        <w:rPr>
+          <w:rFonts w:ascii="Consolas" w:cs="Consolas" w:eastAsia="Consolas" w:hAnsi="Consolas"/>
+          <w:sz w:val="19"/>
+          <w:szCs w:val="19"/>
+        </w:rPr>
+        <w:br/>
+        <w:t xml:space="preserve">    IF y &lt; 18 OR y &gt; 381 THEN dy = -dy</w:t>
+      </w:r>
+      <w:r>
+        <w:rPr>
+          <w:rFonts w:ascii="Consolas" w:cs="Consolas" w:eastAsia="Consolas" w:hAnsi="Consolas"/>
+          <w:sz w:val="19"/>
+          <w:szCs w:val="19"/>
+        </w:rPr>
+        <w:br/>
+        <w:t xml:space="preserve">WEND</w:t>
+      </w:r>
+    </w:p>
+    <w:p>
+      <w:pPr>
+        <w:keepNext/>
+        <w:spacing w:after="40" w:before="160"/>
+        <w:jc w:val="center"/>
+      </w:pPr>
+      <w:r>
+        <w:drawing>
+          <wp:inline distT="0" distB="0" distL="0" distR="0">
+            <wp:extent cx="4191000" cy="2619375"/>
+            <wp:effectExtent t="0" r="0" b="0" l="0"/>
+            <wp:docPr id="1" name="kap06_3_kasten.png" descr="Er läuft ewig. Und du wirst ihm länger zusehen, als du zugeben möchtest." title="Er läuft ewig. Und du wirst ihm länger zusehen, als du zugeben möchtest."/>
+            <wp:cNvGraphicFramePr>
+              <a:graphicFrameLocks xmlns:a="http://schemas.openxmlformats.org/drawingml/2006/main" noChangeAspect="1"/>
+            </wp:cNvGraphicFramePr>
+            <a:graphic xmlns:a="http://schemas.openxmlformats.org/drawingml/2006/main">
+              <a:graphicData uri="http://schemas.openxmlformats.org/drawingml/2006/picture">
+                <pic:pic xmlns:pic="http://schemas.openxmlformats.org/drawingml/2006/picture">
+                  <pic:nvPicPr>
+                    <pic:cNvPr id="0" name="" descr=""/>
+                    <pic:cNvPicPr>
+                      <a:picLocks noChangeAspect="1" noChangeArrowheads="1"/>
+                    </pic:cNvPicPr>
+                  </pic:nvPicPr>
+                  <pic:blipFill>
+                    <a:blip r:embed="rId30" cstate="none"/>
+                    <a:srcRect/>
+                    <a:stretch>
+                      <a:fillRect/>
+                    </a:stretch>
+                  </pic:blipFill>
+                  <pic:spPr bwMode="auto">
+                    <a:xfrm>
+                      <a:off x="0" y="0"/>
+                      <a:ext cx="4191000" cy="2619375"/>
+                    </a:xfrm>
+                    <a:prstGeom prst="rect">
+                      <a:avLst/>
+                    </a:prstGeom>
+                  </pic:spPr>
+                </pic:pic>
+              </a:graphicData>
+            </a:graphic>
+          </wp:inline>
+        </w:drawing>
+      </w:r>
+    </w:p>
+    <w:p>
+      <w:pPr>
+        <w:spacing w:after="200"/>
+        <w:jc w:val="center"/>
+      </w:pPr>
+      <w:r>
+        <w:rPr>
+          <w:i/>
+          <w:iCs/>
+          <w:color w:val="6A6A6A"/>
+          <w:sz w:val="18"/>
+          <w:szCs w:val="18"/>
+        </w:rPr>
+        <w:t xml:space="preserve">Er läuft ewig. Und du wirst ihm länger zusehen, als du zugeben möchtest.</w:t>
+      </w:r>
+    </w:p>
+    <w:p>
+      <w:pPr>
+        <w:spacing w:after="180" w:line="312" w:lineRule="auto"/>
+      </w:pPr>
+      <w:r>
+        <w:rPr>
+          <w:sz w:val="22"/>
+          <w:szCs w:val="22"/>
+        </w:rPr>
+        <w:t xml:space="preserve">Neu sind zwei Dinge. Erstens die Namen </w:t>
+      </w:r>
+      <w:r>
+        <w:rPr>
+          <w:rFonts w:ascii="Consolas" w:cs="Consolas" w:eastAsia="Consolas" w:hAnsi="Consolas"/>
+          <w:color w:val="335577"/>
+          <w:sz w:val="21"/>
+          <w:szCs w:val="21"/>
+        </w:rPr>
+        <w:t xml:space="preserve">dx</w:t>
+      </w:r>
+      <w:r>
+        <w:rPr>
+          <w:sz w:val="22"/>
+          <w:szCs w:val="22"/>
+        </w:rPr>
+        <w:t xml:space="preserve"> und </w:t>
+      </w:r>
+      <w:r>
+        <w:rPr>
+          <w:rFonts w:ascii="Consolas" w:cs="Consolas" w:eastAsia="Consolas" w:hAnsi="Consolas"/>
+          <w:color w:val="335577"/>
+          <w:sz w:val="21"/>
+          <w:szCs w:val="21"/>
+        </w:rPr>
+        <w:t xml:space="preserve">dy</w:t>
+      </w:r>
+      <w:r>
+        <w:rPr>
+          <w:sz w:val="22"/>
+          <w:szCs w:val="22"/>
+        </w:rPr>
+        <w:t xml:space="preserve">: Sie stehen für die Schrittweite in x- und in y-Richtung. Das </w:t>
+      </w:r>
+      <w:r>
+        <w:rPr>
+          <w:rFonts w:ascii="Consolas" w:cs="Consolas" w:eastAsia="Consolas" w:hAnsi="Consolas"/>
+          <w:color w:val="335577"/>
+          <w:sz w:val="21"/>
+          <w:szCs w:val="21"/>
+        </w:rPr>
+        <w:t xml:space="preserve">d</w:t>
+      </w:r>
+      <w:r>
+        <w:rPr>
+          <w:sz w:val="22"/>
+          <w:szCs w:val="22"/>
+        </w:rPr>
+        <w:t xml:space="preserve"> ist bei Programmierern die übliche Abkürzung für „Differenz“, also „um wie viel es sich ändert“. Der Ball läuft schräg, weil beide Richtungen gleichzeitig weiterrücken.</w:t>
+      </w:r>
+    </w:p>
+    <w:p>
+      <w:pPr>
+        <w:spacing w:after="180" w:line="312" w:lineRule="auto"/>
+      </w:pPr>
+      <w:r>
+        <w:rPr>
+          <w:sz w:val="22"/>
+          <w:szCs w:val="22"/>
+        </w:rPr>
+        <w:t xml:space="preserve">Zweitens steht die Entscheidung hier in EINER Zeile: </w:t>
+      </w:r>
+      <w:r>
+        <w:rPr>
+          <w:rFonts w:ascii="Consolas" w:cs="Consolas" w:eastAsia="Consolas" w:hAnsi="Consolas"/>
+          <w:color w:val="335577"/>
+          <w:sz w:val="21"/>
+          <w:szCs w:val="21"/>
+        </w:rPr>
+        <w:t xml:space="preserve">IF ... THEN dx = -dx</w:t>
+      </w:r>
+      <w:r>
+        <w:rPr>
+          <w:sz w:val="22"/>
+          <w:szCs w:val="22"/>
+        </w:rPr>
+        <w:t xml:space="preserve">, ohne </w:t>
+      </w:r>
+      <w:r>
+        <w:rPr>
+          <w:rFonts w:ascii="Consolas" w:cs="Consolas" w:eastAsia="Consolas" w:hAnsi="Consolas"/>
+          <w:color w:val="335577"/>
+          <w:sz w:val="21"/>
+          <w:szCs w:val="21"/>
+        </w:rPr>
+        <w:t xml:space="preserve">END IF</w:t>
+      </w:r>
+      <w:r>
+        <w:rPr>
+          <w:sz w:val="22"/>
+          <w:szCs w:val="22"/>
+        </w:rPr>
+        <w:t xml:space="preserve">. Das ist erlaubt, wenn nur eine einzige Anweisung folgt, und es hält kurze Regeln kurz. Sobald es zwei Zeilen werden, brauchst du die ausführliche Form mit </w:t>
+      </w:r>
+      <w:r>
+        <w:rPr>
+          <w:rFonts w:ascii="Consolas" w:cs="Consolas" w:eastAsia="Consolas" w:hAnsi="Consolas"/>
+          <w:color w:val="335577"/>
+          <w:sz w:val="21"/>
+          <w:szCs w:val="21"/>
+        </w:rPr>
+        <w:t xml:space="preserve">END IF</w:t>
+      </w:r>
+      <w:r>
+        <w:rPr>
+          <w:sz w:val="22"/>
+          <w:szCs w:val="22"/>
+        </w:rPr>
+        <w:t xml:space="preserve">.</w:t>
+      </w:r>
+    </w:p>
+    <w:p>
+      <w:pPr>
+        <w:spacing w:after="180" w:line="312" w:lineRule="auto"/>
+      </w:pPr>
+      <w:r>
+        <w:rPr>
+          <w:rFonts w:ascii="Consolas" w:cs="Consolas" w:eastAsia="Consolas" w:hAnsi="Consolas"/>
+          <w:color w:val="335577"/>
+          <w:sz w:val="21"/>
+          <w:szCs w:val="21"/>
+        </w:rPr>
+        <w:t xml:space="preserve">OR</w:t>
+      </w:r>
+      <w:r>
+        <w:rPr>
+          <w:sz w:val="22"/>
+          <w:szCs w:val="22"/>
+        </w:rPr>
+        <w:t xml:space="preserve"> bedeutet „oder“: Die Bedingung </w:t>
+      </w:r>
+      <w:r>
+        <w:rPr>
+          <w:rFonts w:ascii="Consolas" w:cs="Consolas" w:eastAsia="Consolas" w:hAnsi="Consolas"/>
+          <w:color w:val="335577"/>
+          <w:sz w:val="21"/>
+          <w:szCs w:val="21"/>
+        </w:rPr>
+        <w:t xml:space="preserve">x &lt; 18 OR x &gt; 621</w:t>
+      </w:r>
+      <w:r>
+        <w:rPr>
+          <w:sz w:val="22"/>
+          <w:szCs w:val="22"/>
+        </w:rPr>
+        <w:t xml:space="preserve"> trifft zu, wenn der Ball entweder zu weit links ODER zu weit rechts ist. Beide Fälle brauchen dieselbe Antwort — Richtung umdrehen —, also darf man sie zusammenfassen.</w:t>
+      </w:r>
+    </w:p>
+    <w:p>
+      <w:pPr>
+        <w:spacing w:after="180" w:line="312" w:lineRule="auto"/>
+      </w:pPr>
+      <w:r>
+        <w:rPr>
+          <w:sz w:val="22"/>
+          <w:szCs w:val="22"/>
+        </w:rPr>
+        <w:t xml:space="preserve">Die 18 ist wieder der Radius, die 621 ist 639 minus 18. So prallt der Ball mit seinem Rand ab und nicht mit seinem Mittelpunkt.</w:t>
+      </w:r>
+    </w:p>
+    <w:p>
+      <w:pPr>
+        <w:spacing w:before="60"/>
+      </w:pPr>
+    </w:p>
+    <w:tbl>
+      <w:tblPr>
+        <w:tblW w:type="dxa" w:w="9026"/>
+        <w:tblBorders>
+          <w:top w:val="single" w:color="auto" w:sz="4"/>
+          <w:left w:val="single" w:color="auto" w:sz="4"/>
+          <w:bottom w:val="single" w:color="auto" w:sz="4"/>
+          <w:right w:val="single" w:color="auto" w:sz="4"/>
+          <w:insideH w:val="single" w:color="auto" w:sz="4"/>
+          <w:insideV w:val="single" w:color="auto" w:sz="4"/>
+        </w:tblBorders>
+      </w:tblPr>
+      <w:tblGrid>
+        <w:gridCol w:w="9026"/>
+      </w:tblGrid>
+      <w:tr>
+        <w:trPr>
+          <w:cantSplit/>
+        </w:trPr>
+        <w:tc>
+          <w:tcPr>
+            <w:tcW w:type="dxa" w:w="9026"/>
+            <w:tcBorders>
+              <w:top w:val="single" w:color="E0A0A0" w:sz="6"/>
+              <w:left w:val="single" w:color="E0A0A0" w:sz="6"/>
+              <w:bottom w:val="single" w:color="E0A0A0" w:sz="6"/>
+              <w:right w:val="single" w:color="E0A0A0" w:sz="6"/>
+            </w:tcBorders>
+            <w:shd w:fill="FBEAEA" w:val="clear"/>
+            <w:tcMar>
+              <w:top w:type="dxa" w:w="140"/>
+              <w:left w:type="dxa" w:w="180"/>
+              <w:bottom w:type="dxa" w:w="140"/>
+              <w:right w:type="dxa" w:w="180"/>
+            </w:tcMar>
+          </w:tcPr>
+          <w:p>
+            <w:pPr>
+              <w:spacing w:after="40"/>
+            </w:pPr>
+            <w:r>
+              <w:rPr>
+                <w:b/>
+                <w:bCs/>
+                <w:color w:val="B23030"/>
+                <w:sz w:val="22"/>
+                <w:szCs w:val="22"/>
+              </w:rPr>
+              <w:t xml:space="preserve">Der zitternde Ball</w:t>
+            </w:r>
+          </w:p>
+          <w:p>
+            <w:pPr>
+              <w:spacing w:after="0" w:line="312" w:lineRule="auto"/>
+            </w:pPr>
+            <w:r>
+              <w:rPr>
+                <w:sz w:val="22"/>
+                <w:szCs w:val="22"/>
+              </w:rPr>
+              <w:t xml:space="preserve">Prüf die Richtung, nicht nur die Stelle. Bleibt der Ball einmal in einer Wand stecken — etwa weil er sehr schnell ist —, dreht diese Regel bei jedem Bild erneut um, und er zittert am Rand fest. Sauberer wäre: nur umdrehen, wenn er sich auch WIRKLICH auf die Wand zu bewegt. Für den Anfang reicht es so; merk dir den Fall für den Tag, an dem dein Ball an einer Wand klebt.</w:t>
+            </w:r>
+          </w:p>
+        </w:tc>
+      </w:tr>
+    </w:tbl>
+    <w:p>
+      <w:pPr>
+        <w:spacing w:after="160"/>
+      </w:pPr>
+    </w:p>
+    <w:p>
+      <w:pPr>
+        <w:pStyle w:val="Heading2"/>
+        <w:keepNext/>
+        <w:keepLines/>
+        <w:spacing w:after="120" w:before="280"/>
+      </w:pPr>
+      <w:r>
+        <w:t xml:space="preserve">Wenn es mehr als zwei Möglichkeiten gibt</w:t>
+      </w:r>
+    </w:p>
+    <w:p>
+      <w:pPr>
+        <w:spacing w:after="180" w:line="312" w:lineRule="auto"/>
+      </w:pPr>
+      <w:r>
+        <w:rPr>
+          <w:sz w:val="22"/>
+          <w:szCs w:val="22"/>
+        </w:rPr>
+        <w:t xml:space="preserve">Bisher hatten die Entscheidungen zwei Ausgänge: trifft zu oder trifft nicht zu. Oft sind es mehr. Eine Ampel hat vier Phasen, und die schreibt man mit einer Kette:</w:t>
+      </w:r>
+    </w:p>
+    <w:p>
+      <w:pPr>
+        <w:keepLines/>
+        <w:pBdr>
+          <w:left w:val="single" w:color="1B6CA8" w:sz="18" w:space="6"/>
+        </w:pBdr>
+        <w:shd w:fill="F4F4F4" w:val="clear"/>
+        <w:spacing w:after="200" w:before="100" w:line="264" w:lineRule="auto"/>
+        <w:ind w:left="140"/>
+      </w:pPr>
+      <w:r>
+        <w:rPr>
+          <w:rFonts w:ascii="Consolas" w:cs="Consolas" w:eastAsia="Consolas" w:hAnsi="Consolas"/>
+          <w:sz w:val="19"/>
+          <w:szCs w:val="19"/>
+        </w:rPr>
+        <w:t xml:space="preserve">SCREEN(640, 400, "Ampel")</w:t>
+      </w:r>
+      <w:r>
+        <w:rPr>
+          <w:rFonts w:ascii="Consolas" w:cs="Consolas" w:eastAsia="Consolas" w:hAnsi="Consolas"/>
+          <w:sz w:val="19"/>
+          <w:szCs w:val="19"/>
+        </w:rPr>
+        <w:br/>
+        <w:t xml:space="preserve"/>
+      </w:r>
+      <w:r>
+        <w:rPr>
+          <w:rFonts w:ascii="Consolas" w:cs="Consolas" w:eastAsia="Consolas" w:hAnsi="Consolas"/>
+          <w:sz w:val="19"/>
+          <w:szCs w:val="19"/>
+        </w:rPr>
+        <w:br/>
+        <w:t xml:space="preserve">DIM bild AS INTEGER</w:t>
+      </w:r>
+      <w:r>
+        <w:rPr>
+          <w:rFonts w:ascii="Consolas" w:cs="Consolas" w:eastAsia="Consolas" w:hAnsi="Consolas"/>
+          <w:sz w:val="19"/>
+          <w:szCs w:val="19"/>
+        </w:rPr>
+        <w:br/>
+        <w:t xml:space="preserve">DIM phase AS INTEGER</w:t>
+      </w:r>
+      <w:r>
+        <w:rPr>
+          <w:rFonts w:ascii="Consolas" w:cs="Consolas" w:eastAsia="Consolas" w:hAnsi="Consolas"/>
+          <w:sz w:val="19"/>
+          <w:szCs w:val="19"/>
+        </w:rPr>
+        <w:br/>
+        <w:t xml:space="preserve">DIM aus AS INTEGER</w:t>
+      </w:r>
+      <w:r>
+        <w:rPr>
+          <w:rFonts w:ascii="Consolas" w:cs="Consolas" w:eastAsia="Consolas" w:hAnsi="Consolas"/>
+          <w:sz w:val="19"/>
+          <w:szCs w:val="19"/>
+        </w:rPr>
+        <w:br/>
+        <w:t xml:space="preserve">bild = 0</w:t>
+      </w:r>
+      <w:r>
+        <w:rPr>
+          <w:rFonts w:ascii="Consolas" w:cs="Consolas" w:eastAsia="Consolas" w:hAnsi="Consolas"/>
+          <w:sz w:val="19"/>
+          <w:szCs w:val="19"/>
+        </w:rPr>
+        <w:br/>
+        <w:t xml:space="preserve">aus = RGB(45, 45, 45)</w:t>
+      </w:r>
+      <w:r>
+        <w:rPr>
+          <w:rFonts w:ascii="Consolas" w:cs="Consolas" w:eastAsia="Consolas" w:hAnsi="Consolas"/>
+          <w:sz w:val="19"/>
+          <w:szCs w:val="19"/>
+        </w:rPr>
+        <w:br/>
+        <w:t xml:space="preserve"/>
+      </w:r>
+      <w:r>
+        <w:rPr>
+          <w:rFonts w:ascii="Consolas" w:cs="Consolas" w:eastAsia="Consolas" w:hAnsi="Consolas"/>
+          <w:sz w:val="19"/>
+          <w:szCs w:val="19"/>
+        </w:rPr>
+        <w:br/>
+        <w:t xml:space="preserve">WHILE NOT QUITREQUESTED() AND NOT KEYPRESSED(KEY_ESCAPE)</w:t>
+      </w:r>
+      <w:r>
+        <w:rPr>
+          <w:rFonts w:ascii="Consolas" w:cs="Consolas" w:eastAsia="Consolas" w:hAnsi="Consolas"/>
+          <w:sz w:val="19"/>
+          <w:szCs w:val="19"/>
+        </w:rPr>
+        <w:br/>
+        <w:t xml:space="preserve">    CLS(RGB(25, 25, 25))</w:t>
+      </w:r>
+      <w:r>
+        <w:rPr>
+          <w:rFonts w:ascii="Consolas" w:cs="Consolas" w:eastAsia="Consolas" w:hAnsi="Consolas"/>
+          <w:sz w:val="19"/>
+          <w:szCs w:val="19"/>
+        </w:rPr>
+        <w:br/>
+        <w:t xml:space="preserve">    phase = (bild \ 60) MOD 4</w:t>
+      </w:r>
+      <w:r>
+        <w:rPr>
+          <w:rFonts w:ascii="Consolas" w:cs="Consolas" w:eastAsia="Consolas" w:hAnsi="Consolas"/>
+          <w:sz w:val="19"/>
+          <w:szCs w:val="19"/>
+        </w:rPr>
+        <w:br/>
+        <w:t xml:space="preserve"/>
+      </w:r>
+      <w:r>
+        <w:rPr>
+          <w:rFonts w:ascii="Consolas" w:cs="Consolas" w:eastAsia="Consolas" w:hAnsi="Consolas"/>
+          <w:sz w:val="19"/>
+          <w:szCs w:val="19"/>
+        </w:rPr>
+        <w:br/>
+        <w:t xml:space="preserve">    IF phase = 0 THEN</w:t>
+      </w:r>
+      <w:r>
+        <w:rPr>
+          <w:rFonts w:ascii="Consolas" w:cs="Consolas" w:eastAsia="Consolas" w:hAnsi="Consolas"/>
+          <w:sz w:val="19"/>
+          <w:szCs w:val="19"/>
+        </w:rPr>
+        <w:br/>
+        <w:t xml:space="preserve">        CIRCLE(320, 110, 50, RGB(255, 0, 0))</w:t>
+      </w:r>
+      <w:r>
+        <w:rPr>
+          <w:rFonts w:ascii="Consolas" w:cs="Consolas" w:eastAsia="Consolas" w:hAnsi="Consolas"/>
+          <w:sz w:val="19"/>
+          <w:szCs w:val="19"/>
+        </w:rPr>
+        <w:br/>
+        <w:t xml:space="preserve">        CIRCLE(320, 210, 50, aus)</w:t>
+      </w:r>
+      <w:r>
+        <w:rPr>
+          <w:rFonts w:ascii="Consolas" w:cs="Consolas" w:eastAsia="Consolas" w:hAnsi="Consolas"/>
+          <w:sz w:val="19"/>
+          <w:szCs w:val="19"/>
+        </w:rPr>
+        <w:br/>
+        <w:t xml:space="preserve">        CIRCLE(320, 310, 50, aus)</w:t>
+      </w:r>
+      <w:r>
+        <w:rPr>
+          <w:rFonts w:ascii="Consolas" w:cs="Consolas" w:eastAsia="Consolas" w:hAnsi="Consolas"/>
+          <w:sz w:val="19"/>
+          <w:szCs w:val="19"/>
+        </w:rPr>
+        <w:br/>
+        <w:t xml:space="preserve">    ELSEIF phase = 1 THEN</w:t>
+      </w:r>
+      <w:r>
+        <w:rPr>
+          <w:rFonts w:ascii="Consolas" w:cs="Consolas" w:eastAsia="Consolas" w:hAnsi="Consolas"/>
+          <w:sz w:val="19"/>
+          <w:szCs w:val="19"/>
+        </w:rPr>
+        <w:br/>
+        <w:t xml:space="preserve">        CIRCLE(320, 110, 50, RGB(255, 0, 0))</w:t>
+      </w:r>
+      <w:r>
+        <w:rPr>
+          <w:rFonts w:ascii="Consolas" w:cs="Consolas" w:eastAsia="Consolas" w:hAnsi="Consolas"/>
+          <w:sz w:val="19"/>
+          <w:szCs w:val="19"/>
+        </w:rPr>
+        <w:br/>
+        <w:t xml:space="preserve">        CIRCLE(320, 210, 50, RGB(255, 200, 0))</w:t>
+      </w:r>
+      <w:r>
+        <w:rPr>
+          <w:rFonts w:ascii="Consolas" w:cs="Consolas" w:eastAsia="Consolas" w:hAnsi="Consolas"/>
+          <w:sz w:val="19"/>
+          <w:szCs w:val="19"/>
+        </w:rPr>
+        <w:br/>
+        <w:t xml:space="preserve">        CIRCLE(320, 310, 50, aus)</w:t>
+      </w:r>
+      <w:r>
+        <w:rPr>
+          <w:rFonts w:ascii="Consolas" w:cs="Consolas" w:eastAsia="Consolas" w:hAnsi="Consolas"/>
+          <w:sz w:val="19"/>
+          <w:szCs w:val="19"/>
+        </w:rPr>
+        <w:br/>
+        <w:t xml:space="preserve">    ELSEIF phase = 2 THEN</w:t>
+      </w:r>
+      <w:r>
+        <w:rPr>
+          <w:rFonts w:ascii="Consolas" w:cs="Consolas" w:eastAsia="Consolas" w:hAnsi="Consolas"/>
+          <w:sz w:val="19"/>
+          <w:szCs w:val="19"/>
+        </w:rPr>
+        <w:br/>
+        <w:t xml:space="preserve">        CIRCLE(320, 110, 50, aus)</w:t>
+      </w:r>
+      <w:r>
+        <w:rPr>
+          <w:rFonts w:ascii="Consolas" w:cs="Consolas" w:eastAsia="Consolas" w:hAnsi="Consolas"/>
+          <w:sz w:val="19"/>
+          <w:szCs w:val="19"/>
+        </w:rPr>
+        <w:br/>
+        <w:t xml:space="preserve">        CIRCLE(320, 210, 50, aus)</w:t>
+      </w:r>
+      <w:r>
+        <w:rPr>
+          <w:rFonts w:ascii="Consolas" w:cs="Consolas" w:eastAsia="Consolas" w:hAnsi="Consolas"/>
+          <w:sz w:val="19"/>
+          <w:szCs w:val="19"/>
+        </w:rPr>
+        <w:br/>
+        <w:t xml:space="preserve">        CIRCLE(320, 310, 50, RGB(0, 220, 0))</w:t>
+      </w:r>
+      <w:r>
+        <w:rPr>
+          <w:rFonts w:ascii="Consolas" w:cs="Consolas" w:eastAsia="Consolas" w:hAnsi="Consolas"/>
+          <w:sz w:val="19"/>
+          <w:szCs w:val="19"/>
+        </w:rPr>
+        <w:br/>
+        <w:t xml:space="preserve">    ELSE</w:t>
+      </w:r>
+      <w:r>
+        <w:rPr>
+          <w:rFonts w:ascii="Consolas" w:cs="Consolas" w:eastAsia="Consolas" w:hAnsi="Consolas"/>
+          <w:sz w:val="19"/>
+          <w:szCs w:val="19"/>
+        </w:rPr>
+        <w:br/>
+        <w:t xml:space="preserve">        CIRCLE(320, 110, 50, aus)</w:t>
+      </w:r>
+      <w:r>
+        <w:rPr>
+          <w:rFonts w:ascii="Consolas" w:cs="Consolas" w:eastAsia="Consolas" w:hAnsi="Consolas"/>
+          <w:sz w:val="19"/>
+          <w:szCs w:val="19"/>
+        </w:rPr>
+        <w:br/>
+        <w:t xml:space="preserve">        CIRCLE(320, 210, 50, RGB(255, 200, 0))</w:t>
+      </w:r>
+      <w:r>
+        <w:rPr>
+          <w:rFonts w:ascii="Consolas" w:cs="Consolas" w:eastAsia="Consolas" w:hAnsi="Consolas"/>
+          <w:sz w:val="19"/>
+          <w:szCs w:val="19"/>
+        </w:rPr>
+        <w:br/>
+        <w:t xml:space="preserve">        CIRCLE(320, 310, 50, aus)</w:t>
+      </w:r>
+      <w:r>
+        <w:rPr>
+          <w:rFonts w:ascii="Consolas" w:cs="Consolas" w:eastAsia="Consolas" w:hAnsi="Consolas"/>
+          <w:sz w:val="19"/>
+          <w:szCs w:val="19"/>
+        </w:rPr>
+        <w:br/>
+        <w:t xml:space="preserve">    END IF</w:t>
+      </w:r>
+      <w:r>
+        <w:rPr>
+          <w:rFonts w:ascii="Consolas" w:cs="Consolas" w:eastAsia="Consolas" w:hAnsi="Consolas"/>
+          <w:sz w:val="19"/>
+          <w:szCs w:val="19"/>
+        </w:rPr>
+        <w:br/>
+        <w:t xml:space="preserve"/>
+      </w:r>
+      <w:r>
+        <w:rPr>
+          <w:rFonts w:ascii="Consolas" w:cs="Consolas" w:eastAsia="Consolas" w:hAnsi="Consolas"/>
+          <w:sz w:val="19"/>
+          <w:szCs w:val="19"/>
+        </w:rPr>
+        <w:br/>
+        <w:t xml:space="preserve">    FLIP()</w:t>
+      </w:r>
+      <w:r>
+        <w:rPr>
+          <w:rFonts w:ascii="Consolas" w:cs="Consolas" w:eastAsia="Consolas" w:hAnsi="Consolas"/>
+          <w:sz w:val="19"/>
+          <w:szCs w:val="19"/>
+        </w:rPr>
+        <w:br/>
+        <w:t xml:space="preserve">    bild = bild + 1</w:t>
+      </w:r>
+      <w:r>
+        <w:rPr>
+          <w:rFonts w:ascii="Consolas" w:cs="Consolas" w:eastAsia="Consolas" w:hAnsi="Consolas"/>
+          <w:sz w:val="19"/>
+          <w:szCs w:val="19"/>
+        </w:rPr>
+        <w:br/>
+        <w:t xml:space="preserve">WEND</w:t>
+      </w:r>
+    </w:p>
+    <w:p>
+      <w:pPr>
+        <w:keepNext/>
+        <w:spacing w:after="40" w:before="160"/>
+        <w:jc w:val="center"/>
+      </w:pPr>
+      <w:r>
+        <w:drawing>
+          <wp:inline distT="0" distB="0" distL="0" distR="0">
+            <wp:extent cx="4191000" cy="2619375"/>
+            <wp:effectExtent t="0" r="0" b="0" l="0"/>
+            <wp:docPr id="1" name="kap06_5_ampel.png" descr="Rot und Gelb zusammen — gleich wird es Grün. Die Ampel aus Kapitel 1, jetzt in Betrieb." title="Rot und Gelb zusammen — gleich wird es Grün. Die Ampel aus Kapitel 1, jetzt in Betrieb."/>
+            <wp:cNvGraphicFramePr>
+              <a:graphicFrameLocks xmlns:a="http://schemas.openxmlformats.org/drawingml/2006/main" noChangeAspect="1"/>
+            </wp:cNvGraphicFramePr>
+            <a:graphic xmlns:a="http://schemas.openxmlformats.org/drawingml/2006/main">
+              <a:graphicData uri="http://schemas.openxmlformats.org/drawingml/2006/picture">
+                <pic:pic xmlns:pic="http://schemas.openxmlformats.org/drawingml/2006/picture">
+                  <pic:nvPicPr>
+                    <pic:cNvPr id="0" name="" descr=""/>
+                    <pic:cNvPicPr>
+                      <a:picLocks noChangeAspect="1" noChangeArrowheads="1"/>
+                    </pic:cNvPicPr>
+                  </pic:nvPicPr>
+                  <pic:blipFill>
+                    <a:blip r:embed="rId31" cstate="none"/>
+                    <a:srcRect/>
+                    <a:stretch>
+                      <a:fillRect/>
+                    </a:stretch>
+                  </pic:blipFill>
+                  <pic:spPr bwMode="auto">
+                    <a:xfrm>
+                      <a:off x="0" y="0"/>
+                      <a:ext cx="4191000" cy="2619375"/>
+                    </a:xfrm>
+                    <a:prstGeom prst="rect">
+                      <a:avLst/>
+                    </a:prstGeom>
+                  </pic:spPr>
+                </pic:pic>
+              </a:graphicData>
+            </a:graphic>
+          </wp:inline>
+        </w:drawing>
+      </w:r>
+    </w:p>
+    <w:p>
+      <w:pPr>
+        <w:spacing w:after="200"/>
+        <w:jc w:val="center"/>
+      </w:pPr>
+      <w:r>
+        <w:rPr>
+          <w:i/>
+          <w:iCs/>
+          <w:color w:val="6A6A6A"/>
+          <w:sz w:val="18"/>
+          <w:szCs w:val="18"/>
+        </w:rPr>
+        <w:t xml:space="preserve">Rot und Gelb zusammen — gleich wird es Grün. Die Ampel aus Kapitel 1, jetzt in Betrieb.</w:t>
+      </w:r>
+    </w:p>
+    <w:p>
+      <w:pPr>
+        <w:spacing w:after="180" w:line="312" w:lineRule="auto"/>
+      </w:pPr>
+      <w:r>
+        <w:rPr>
+          <w:rFonts w:ascii="Consolas" w:cs="Consolas" w:eastAsia="Consolas" w:hAnsi="Consolas"/>
+          <w:color w:val="335577"/>
+          <w:sz w:val="21"/>
+          <w:szCs w:val="21"/>
+        </w:rPr>
+        <w:t xml:space="preserve">ELSEIF</w:t>
+      </w:r>
+      <w:r>
+        <w:rPr>
+          <w:sz w:val="22"/>
+          <w:szCs w:val="22"/>
+        </w:rPr>
+        <w:t xml:space="preserve"> heißt „sonst, falls“. Drachenhauch geht die Kette von oben nach unten durch und nimmt den ERSTEN Zweig, der zutrifft; alle weiteren überspringt es dann. </w:t>
+      </w:r>
+      <w:r>
+        <w:rPr>
+          <w:rFonts w:ascii="Consolas" w:cs="Consolas" w:eastAsia="Consolas" w:hAnsi="Consolas"/>
+          <w:color w:val="335577"/>
+          <w:sz w:val="21"/>
+          <w:szCs w:val="21"/>
+        </w:rPr>
+        <w:t xml:space="preserve">ELSE</w:t>
+      </w:r>
+      <w:r>
+        <w:rPr>
+          <w:sz w:val="22"/>
+          <w:szCs w:val="22"/>
+        </w:rPr>
+        <w:t xml:space="preserve"> ganz am Ende fängt alles auf, was zu keinem der Fälle passte — hier also Phase 3.</w:t>
+      </w:r>
+    </w:p>
+    <w:p>
+      <w:pPr>
+        <w:spacing w:after="180" w:line="312" w:lineRule="auto"/>
+      </w:pPr>
+      <w:r>
+        <w:rPr>
+          <w:rFonts w:ascii="Consolas" w:cs="Consolas" w:eastAsia="Consolas" w:hAnsi="Consolas"/>
+          <w:color w:val="335577"/>
+          <w:sz w:val="21"/>
+          <w:szCs w:val="21"/>
+        </w:rPr>
+        <w:t xml:space="preserve">phase = (bild \ 60) MOD 4</w:t>
+      </w:r>
+      <w:r>
+        <w:rPr>
+          <w:sz w:val="22"/>
+          <w:szCs w:val="22"/>
+        </w:rPr>
+        <w:t xml:space="preserve"> macht aus dem Bildzähler eine Phasennummer. Der Rückwärts-Schrägstrich teilt ganzzahlig durch 60: Weil sechzig Bilder eine Sekunde sind, wechselt das Ergebnis genau einmal pro Sekunde. Das </w:t>
+      </w:r>
+      <w:r>
+        <w:rPr>
+          <w:rFonts w:ascii="Consolas" w:cs="Consolas" w:eastAsia="Consolas" w:hAnsi="Consolas"/>
+          <w:color w:val="335577"/>
+          <w:sz w:val="21"/>
+          <w:szCs w:val="21"/>
+        </w:rPr>
+        <w:t xml:space="preserve">MOD 4</w:t>
+      </w:r>
+      <w:r>
+        <w:rPr>
+          <w:sz w:val="22"/>
+          <w:szCs w:val="22"/>
+        </w:rPr>
+        <w:t xml:space="preserve"> lässt es zwischen 0, 1, 2 und 3 kreisen. Eine Sekunde je Phase, dann von vorn.</w:t>
+      </w:r>
+    </w:p>
+    <w:p>
+      <w:pPr>
+        <w:spacing w:after="180" w:line="312" w:lineRule="auto"/>
+      </w:pPr>
+      <w:r>
+        <w:rPr>
+          <w:sz w:val="22"/>
+          <w:szCs w:val="22"/>
+        </w:rPr>
+        <w:t xml:space="preserve">Der Karton </w:t>
+      </w:r>
+      <w:r>
+        <w:rPr>
+          <w:rFonts w:ascii="Consolas" w:cs="Consolas" w:eastAsia="Consolas" w:hAnsi="Consolas"/>
+          <w:color w:val="335577"/>
+          <w:sz w:val="21"/>
+          <w:szCs w:val="21"/>
+        </w:rPr>
+        <w:t xml:space="preserve">aus</w:t>
+      </w:r>
+      <w:r>
+        <w:rPr>
+          <w:sz w:val="22"/>
+          <w:szCs w:val="22"/>
+        </w:rPr>
+        <w:t xml:space="preserve"> hält die Farbe der dunklen Lampe. Sie kommt fünfmal vor; stünde </w:t>
+      </w:r>
+      <w:r>
+        <w:rPr>
+          <w:rFonts w:ascii="Consolas" w:cs="Consolas" w:eastAsia="Consolas" w:hAnsi="Consolas"/>
+          <w:color w:val="335577"/>
+          <w:sz w:val="21"/>
+          <w:szCs w:val="21"/>
+        </w:rPr>
+        <w:t xml:space="preserve">RGB(45, 45, 45)</w:t>
+      </w:r>
+      <w:r>
+        <w:rPr>
+          <w:sz w:val="22"/>
+          <w:szCs w:val="22"/>
+        </w:rPr>
+        <w:t xml:space="preserve"> fünfmal da, müsstest du beim Ändern fünf Stellen finden. So ist es eine.</w:t>
+      </w:r>
+    </w:p>
+    <w:p>
+      <w:pPr>
+        <w:spacing w:before="60"/>
+      </w:pPr>
+    </w:p>
+    <w:tbl>
+      <w:tblPr>
+        <w:tblW w:type="dxa" w:w="9026"/>
+        <w:tblBorders>
+          <w:top w:val="single" w:color="auto" w:sz="4"/>
+          <w:left w:val="single" w:color="auto" w:sz="4"/>
+          <w:bottom w:val="single" w:color="auto" w:sz="4"/>
+          <w:right w:val="single" w:color="auto" w:sz="4"/>
+          <w:insideH w:val="single" w:color="auto" w:sz="4"/>
+          <w:insideV w:val="single" w:color="auto" w:sz="4"/>
+        </w:tblBorders>
+      </w:tblPr>
+      <w:tblGrid>
+        <w:gridCol w:w="9026"/>
+      </w:tblGrid>
+      <w:tr>
+        <w:trPr>
+          <w:cantSplit/>
+        </w:trPr>
+        <w:tc>
+          <w:tcPr>
+            <w:tcW w:type="dxa" w:w="9026"/>
+            <w:tcBorders>
+              <w:top w:val="single" w:color="9CC8E6" w:sz="6"/>
+              <w:left w:val="single" w:color="9CC8E6" w:sz="6"/>
+              <w:bottom w:val="single" w:color="9CC8E6" w:sz="6"/>
+              <w:right w:val="single" w:color="9CC8E6" w:sz="6"/>
+            </w:tcBorders>
+            <w:shd w:fill="E7F2FA" w:val="clear"/>
+            <w:tcMar>
+              <w:top w:type="dxa" w:w="140"/>
+              <w:left w:type="dxa" w:w="180"/>
+              <w:bottom w:type="dxa" w:w="140"/>
+              <w:right w:type="dxa" w:w="180"/>
+            </w:tcMar>
+          </w:tcPr>
+          <w:p>
+            <w:pPr>
+              <w:spacing w:after="40"/>
+            </w:pPr>
+            <w:r>
+              <w:rPr>
+                <w:b/>
+                <w:bCs/>
+                <w:color w:val="1B6CA8"/>
+                <w:sz w:val="22"/>
+                <w:szCs w:val="22"/>
+              </w:rPr>
+              <w:t xml:space="preserve">Rot und Gelb zusammen</w:t>
+            </w:r>
+          </w:p>
+          <w:p>
+            <w:pPr>
+              <w:spacing w:after="0" w:line="312" w:lineRule="auto"/>
+            </w:pPr>
+            <w:r>
+              <w:rPr>
+                <w:sz w:val="22"/>
+                <w:szCs w:val="22"/>
+              </w:rPr>
+              <w:t xml:space="preserve">In Deutschland leuchten Rot und Gelb gemeinsam, kurz bevor es Grün wird — im Bild oben ist genau diese Phase zu sehen. In vielen anderen Ländern gibt es das nicht. Programme bilden immer irgendwelche Annahmen über die Welt ab, und die stehen selten dabei.</w:t>
+            </w:r>
+          </w:p>
+        </w:tc>
+      </w:tr>
+    </w:tbl>
+    <w:p>
+      <w:pPr>
+        <w:spacing w:after="160"/>
+      </w:pPr>
+    </w:p>
+    <w:p>
+      <w:pPr>
+        <w:pStyle w:val="Heading2"/>
+        <w:keepNext/>
+        <w:keepLines/>
+        <w:spacing w:after="120" w:before="280"/>
+      </w:pPr>
+      <w:r>
+        <w:t xml:space="preserve">Eine Entscheidung je Feld</w:t>
+      </w:r>
+    </w:p>
+    <w:p>
+      <w:pPr>
+        <w:spacing w:after="180" w:line="312" w:lineRule="auto"/>
+      </w:pPr>
+      <w:r>
+        <w:rPr>
+          <w:sz w:val="22"/>
+          <w:szCs w:val="22"/>
+        </w:rPr>
+        <w:t xml:space="preserve">Zum Schluss das Muster, das es ohne IF nicht gäbe — achtzig Felder, und für jedes wird einzeln entschieden:</w:t>
+      </w:r>
+    </w:p>
+    <w:p>
+      <w:pPr>
+        <w:keepLines/>
+        <w:pBdr>
+          <w:left w:val="single" w:color="1B6CA8" w:sz="18" w:space="6"/>
+        </w:pBdr>
+        <w:shd w:fill="F4F4F4" w:val="clear"/>
+        <w:spacing w:after="200" w:before="100" w:line="264" w:lineRule="auto"/>
+        <w:ind w:left="140"/>
+      </w:pPr>
+      <w:r>
+        <w:rPr>
+          <w:rFonts w:ascii="Consolas" w:cs="Consolas" w:eastAsia="Consolas" w:hAnsi="Consolas"/>
+          <w:sz w:val="19"/>
+          <w:szCs w:val="19"/>
+        </w:rPr>
+        <w:t xml:space="preserve">SCREEN(640, 400, "Schachbrett")</w:t>
+      </w:r>
+      <w:r>
+        <w:rPr>
+          <w:rFonts w:ascii="Consolas" w:cs="Consolas" w:eastAsia="Consolas" w:hAnsi="Consolas"/>
+          <w:sz w:val="19"/>
+          <w:szCs w:val="19"/>
+        </w:rPr>
+        <w:br/>
+        <w:t xml:space="preserve">CLS(RGB(30, 30, 30))</w:t>
+      </w:r>
+      <w:r>
+        <w:rPr>
+          <w:rFonts w:ascii="Consolas" w:cs="Consolas" w:eastAsia="Consolas" w:hAnsi="Consolas"/>
+          <w:sz w:val="19"/>
+          <w:szCs w:val="19"/>
+        </w:rPr>
+        <w:br/>
+        <w:t xml:space="preserve"/>
+      </w:r>
+      <w:r>
+        <w:rPr>
+          <w:rFonts w:ascii="Consolas" w:cs="Consolas" w:eastAsia="Consolas" w:hAnsi="Consolas"/>
+          <w:sz w:val="19"/>
+          <w:szCs w:val="19"/>
+        </w:rPr>
+        <w:br/>
+        <w:t xml:space="preserve">DIM x AS INTEGER</w:t>
+      </w:r>
+      <w:r>
+        <w:rPr>
+          <w:rFonts w:ascii="Consolas" w:cs="Consolas" w:eastAsia="Consolas" w:hAnsi="Consolas"/>
+          <w:sz w:val="19"/>
+          <w:szCs w:val="19"/>
+        </w:rPr>
+        <w:br/>
+        <w:t xml:space="preserve">DIM y AS INTEGER</w:t>
+      </w:r>
+      <w:r>
+        <w:rPr>
+          <w:rFonts w:ascii="Consolas" w:cs="Consolas" w:eastAsia="Consolas" w:hAnsi="Consolas"/>
+          <w:sz w:val="19"/>
+          <w:szCs w:val="19"/>
+        </w:rPr>
+        <w:br/>
+        <w:t xml:space="preserve">DIM lx AS INTEGER</w:t>
+      </w:r>
+      <w:r>
+        <w:rPr>
+          <w:rFonts w:ascii="Consolas" w:cs="Consolas" w:eastAsia="Consolas" w:hAnsi="Consolas"/>
+          <w:sz w:val="19"/>
+          <w:szCs w:val="19"/>
+        </w:rPr>
+        <w:br/>
+        <w:t xml:space="preserve">DIM ly AS INTEGER</w:t>
+      </w:r>
+      <w:r>
+        <w:rPr>
+          <w:rFonts w:ascii="Consolas" w:cs="Consolas" w:eastAsia="Consolas" w:hAnsi="Consolas"/>
+          <w:sz w:val="19"/>
+          <w:szCs w:val="19"/>
+        </w:rPr>
+        <w:br/>
+        <w:t xml:space="preserve"/>
+      </w:r>
+      <w:r>
+        <w:rPr>
+          <w:rFonts w:ascii="Consolas" w:cs="Consolas" w:eastAsia="Consolas" w:hAnsi="Consolas"/>
+          <w:sz w:val="19"/>
+          <w:szCs w:val="19"/>
+        </w:rPr>
+        <w:br/>
+        <w:t xml:space="preserve">FOR y = 0 TO 7</w:t>
+      </w:r>
+      <w:r>
+        <w:rPr>
+          <w:rFonts w:ascii="Consolas" w:cs="Consolas" w:eastAsia="Consolas" w:hAnsi="Consolas"/>
+          <w:sz w:val="19"/>
+          <w:szCs w:val="19"/>
+        </w:rPr>
+        <w:br/>
+        <w:t xml:space="preserve">    FOR x = 0 TO 9</w:t>
+      </w:r>
+      <w:r>
+        <w:rPr>
+          <w:rFonts w:ascii="Consolas" w:cs="Consolas" w:eastAsia="Consolas" w:hAnsi="Consolas"/>
+          <w:sz w:val="19"/>
+          <w:szCs w:val="19"/>
+        </w:rPr>
+        <w:br/>
+        <w:t xml:space="preserve">        lx = x * 64</w:t>
+      </w:r>
+      <w:r>
+        <w:rPr>
+          <w:rFonts w:ascii="Consolas" w:cs="Consolas" w:eastAsia="Consolas" w:hAnsi="Consolas"/>
+          <w:sz w:val="19"/>
+          <w:szCs w:val="19"/>
+        </w:rPr>
+        <w:br/>
+        <w:t xml:space="preserve">        ly = y * 50</w:t>
+      </w:r>
+      <w:r>
+        <w:rPr>
+          <w:rFonts w:ascii="Consolas" w:cs="Consolas" w:eastAsia="Consolas" w:hAnsi="Consolas"/>
+          <w:sz w:val="19"/>
+          <w:szCs w:val="19"/>
+        </w:rPr>
+        <w:br/>
+        <w:t xml:space="preserve">        IF (x + y) MOD 2 = 0 THEN</w:t>
+      </w:r>
+      <w:r>
+        <w:rPr>
+          <w:rFonts w:ascii="Consolas" w:cs="Consolas" w:eastAsia="Consolas" w:hAnsi="Consolas"/>
+          <w:sz w:val="19"/>
+          <w:szCs w:val="19"/>
+        </w:rPr>
+        <w:br/>
+        <w:t xml:space="preserve">            BOX(lx, ly, lx + 63, ly + 49, RGB(240, 235, 220))</w:t>
+      </w:r>
+      <w:r>
+        <w:rPr>
+          <w:rFonts w:ascii="Consolas" w:cs="Consolas" w:eastAsia="Consolas" w:hAnsi="Consolas"/>
+          <w:sz w:val="19"/>
+          <w:szCs w:val="19"/>
+        </w:rPr>
+        <w:br/>
+        <w:t xml:space="preserve">        ELSE</w:t>
+      </w:r>
+      <w:r>
+        <w:rPr>
+          <w:rFonts w:ascii="Consolas" w:cs="Consolas" w:eastAsia="Consolas" w:hAnsi="Consolas"/>
+          <w:sz w:val="19"/>
+          <w:szCs w:val="19"/>
+        </w:rPr>
+        <w:br/>
+        <w:t xml:space="preserve">            BOX(lx, ly, lx + 63, ly + 49, RGB(90, 60, 45))</w:t>
+      </w:r>
+      <w:r>
+        <w:rPr>
+          <w:rFonts w:ascii="Consolas" w:cs="Consolas" w:eastAsia="Consolas" w:hAnsi="Consolas"/>
+          <w:sz w:val="19"/>
+          <w:szCs w:val="19"/>
+        </w:rPr>
+        <w:br/>
+        <w:t xml:space="preserve">        END IF</w:t>
+      </w:r>
+      <w:r>
+        <w:rPr>
+          <w:rFonts w:ascii="Consolas" w:cs="Consolas" w:eastAsia="Consolas" w:hAnsi="Consolas"/>
+          <w:sz w:val="19"/>
+          <w:szCs w:val="19"/>
+        </w:rPr>
+        <w:br/>
+        <w:t xml:space="preserve">    NEXT</w:t>
+      </w:r>
+      <w:r>
+        <w:rPr>
+          <w:rFonts w:ascii="Consolas" w:cs="Consolas" w:eastAsia="Consolas" w:hAnsi="Consolas"/>
+          <w:sz w:val="19"/>
+          <w:szCs w:val="19"/>
+        </w:rPr>
+        <w:br/>
+        <w:t xml:space="preserve">NEXT</w:t>
+      </w:r>
+      <w:r>
+        <w:rPr>
+          <w:rFonts w:ascii="Consolas" w:cs="Consolas" w:eastAsia="Consolas" w:hAnsi="Consolas"/>
+          <w:sz w:val="19"/>
+          <w:szCs w:val="19"/>
+        </w:rPr>
+        <w:br/>
+        <w:t xml:space="preserve"/>
+      </w:r>
+      <w:r>
+        <w:rPr>
+          <w:rFonts w:ascii="Consolas" w:cs="Consolas" w:eastAsia="Consolas" w:hAnsi="Consolas"/>
+          <w:sz w:val="19"/>
+          <w:szCs w:val="19"/>
+        </w:rPr>
+        <w:br/>
+        <w:t xml:space="preserve">FLIP()</w:t>
+      </w:r>
+      <w:r>
+        <w:rPr>
+          <w:rFonts w:ascii="Consolas" w:cs="Consolas" w:eastAsia="Consolas" w:hAnsi="Consolas"/>
+          <w:sz w:val="19"/>
+          <w:szCs w:val="19"/>
+        </w:rPr>
+        <w:br/>
+        <w:t xml:space="preserve">SLEEP(4000)</w:t>
+      </w:r>
+    </w:p>
+    <w:p>
+      <w:pPr>
+        <w:keepNext/>
+        <w:spacing w:after="40" w:before="160"/>
+        <w:jc w:val="center"/>
+      </w:pPr>
+      <w:r>
+        <w:drawing>
+          <wp:inline distT="0" distB="0" distL="0" distR="0">
+            <wp:extent cx="4191000" cy="2619375"/>
+            <wp:effectExtent t="0" r="0" b="0" l="0"/>
+            <wp:docPr id="1" name="kap06_4_schachbrett.png" descr="Achtzig Felder, achtzig Entscheidungen — und die ganze Regel steht in einer Klammer." title="Achtzig Felder, achtzig Entscheidungen — und die ganze Regel steht in einer Klammer."/>
+            <wp:cNvGraphicFramePr>
+              <a:graphicFrameLocks xmlns:a="http://schemas.openxmlformats.org/drawingml/2006/main" noChangeAspect="1"/>
+            </wp:cNvGraphicFramePr>
+            <a:graphic xmlns:a="http://schemas.openxmlformats.org/drawingml/2006/main">
+              <a:graphicData uri="http://schemas.openxmlformats.org/drawingml/2006/picture">
+                <pic:pic xmlns:pic="http://schemas.openxmlformats.org/drawingml/2006/picture">
+                  <pic:nvPicPr>
+                    <pic:cNvPr id="0" name="" descr=""/>
+                    <pic:cNvPicPr>
+                      <a:picLocks noChangeAspect="1" noChangeArrowheads="1"/>
+                    </pic:cNvPicPr>
+                  </pic:nvPicPr>
+                  <pic:blipFill>
+                    <a:blip r:embed="rId32" cstate="none"/>
+                    <a:srcRect/>
+                    <a:stretch>
+                      <a:fillRect/>
+                    </a:stretch>
+                  </pic:blipFill>
+                  <pic:spPr bwMode="auto">
+                    <a:xfrm>
+                      <a:off x="0" y="0"/>
+                      <a:ext cx="4191000" cy="2619375"/>
+                    </a:xfrm>
+                    <a:prstGeom prst="rect">
+                      <a:avLst/>
+                    </a:prstGeom>
+                  </pic:spPr>
+                </pic:pic>
+              </a:graphicData>
+            </a:graphic>
+          </wp:inline>
+        </w:drawing>
+      </w:r>
+    </w:p>
+    <w:p>
+      <w:pPr>
+        <w:spacing w:after="200"/>
+        <w:jc w:val="center"/>
+      </w:pPr>
+      <w:r>
+        <w:rPr>
+          <w:i/>
+          <w:iCs/>
+          <w:color w:val="6A6A6A"/>
+          <w:sz w:val="18"/>
+          <w:szCs w:val="18"/>
+        </w:rPr>
+        <w:t xml:space="preserve">Achtzig Felder, achtzig Entscheidungen — und die ganze Regel steht in einer Klammer.</w:t>
+      </w:r>
+    </w:p>
+    <w:p>
+      <w:pPr>
+        <w:spacing w:after="180" w:line="312" w:lineRule="auto"/>
+      </w:pPr>
+      <w:r>
+        <w:rPr>
+          <w:sz w:val="22"/>
+          <w:szCs w:val="22"/>
+        </w:rPr>
+        <w:t xml:space="preserve">Die ganze Kunst steckt in </w:t>
+      </w:r>
+      <w:r>
+        <w:rPr>
+          <w:rFonts w:ascii="Consolas" w:cs="Consolas" w:eastAsia="Consolas" w:hAnsi="Consolas"/>
+          <w:color w:val="335577"/>
+          <w:sz w:val="21"/>
+          <w:szCs w:val="21"/>
+        </w:rPr>
+        <w:t xml:space="preserve">(x + y) MOD 2 = 0</w:t>
+      </w:r>
+      <w:r>
+        <w:rPr>
+          <w:sz w:val="22"/>
+          <w:szCs w:val="22"/>
+        </w:rPr>
+        <w:t xml:space="preserve">. Zähl Spalte und Zeile zusammen und sieh nach, ob die Summe gerade ist. Beim Feld links oben, (0,0), ist die Summe 0 — gerade, also hell. Rechts daneben, (1,0), ist sie 1 — ungerade, also dunkel. Eine Zeile tiefer, (0,1), ist sie wieder 1, also dunkel. So entsteht das Muster, in dem sich die Farben in beide Richtungen abwechseln.</w:t>
+      </w:r>
+    </w:p>
+    <w:p>
+      <w:pPr>
+        <w:spacing w:after="180" w:line="312" w:lineRule="auto"/>
+      </w:pPr>
+      <w:r>
+        <w:rPr>
+          <w:sz w:val="22"/>
+          <w:szCs w:val="22"/>
+        </w:rPr>
+        <w:t xml:space="preserve">Wenn dir diese Zeile zu schlau vorkommt: Sie ist nicht auf Anhieb erfunden worden. Man probiert, sieht sich das Bild an, ändert etwas. Genau das solltest du hier auch tun — setz statt der 2 eine 3 ein und sieh nach, was für ein Muster dabei herauskommt.</w:t>
+      </w:r>
+    </w:p>
+    <w:p>
+      <w:pPr>
+        <w:pStyle w:val="Heading2"/>
+        <w:keepNext/>
+        <w:keepLines/>
+        <w:spacing w:after="120" w:before="280"/>
+      </w:pPr>
+      <w:r>
+        <w:t xml:space="preserve">Die Vergleiche im Überblick</w:t>
+      </w:r>
+    </w:p>
+    <w:tbl>
+      <w:tblPr>
+        <w:tblW w:type="dxa" w:w="9026"/>
+        <w:tblBorders>
+          <w:top w:val="single" w:color="D0D0D0" w:sz="4"/>
+          <w:left w:val="single" w:color="D0D0D0" w:sz="4"/>
+          <w:bottom w:val="single" w:color="D0D0D0" w:sz="4"/>
+          <w:right w:val="single" w:color="D0D0D0" w:sz="4"/>
+          <w:insideH w:val="single" w:color="D0D0D0" w:sz="4"/>
+          <w:insideV w:val="single" w:color="D0D0D0" w:sz="4"/>
+        </w:tblBorders>
+      </w:tblPr>
+      <w:tblGrid>
+        <w:gridCol w:w="2400"/>
+        <w:gridCol w:w="6626"/>
+      </w:tblGrid>
+      <w:tr>
+        <w:trPr>
+          <w:cantSplit/>
+          <w:tblHeader/>
+        </w:trPr>
+        <w:tc>
+          <w:tcPr>
+            <w:tcW w:type="dxa" w:w="2400"/>
+            <w:shd w:fill="1B6CA8" w:val="clear"/>
+            <w:tcMar>
+              <w:top w:type="dxa" w:w="30"/>
+              <w:left w:type="dxa" w:w="90"/>
+              <w:bottom w:type="dxa" w:w="30"/>
+              <w:right w:type="dxa" w:w="90"/>
+            </w:tcMar>
+          </w:tcPr>
+          <w:p>
+            <w:pPr>
+              <w:spacing w:after="0" w:line="240" w:lineRule="auto"/>
+            </w:pPr>
+            <w:r>
+              <w:rPr>
+                <w:rFonts w:ascii="Arial" w:cs="Arial" w:eastAsia="Arial" w:hAnsi="Arial"/>
+                <w:b/>
+                <w:bCs/>
+                <w:color w:val="FFFFFF"/>
+                <w:sz w:val="19"/>
+                <w:szCs w:val="19"/>
+              </w:rPr>
+              <w:t xml:space="preserve">Schreibweise</w:t>
+            </w:r>
+          </w:p>
+        </w:tc>
+        <w:tc>
+          <w:tcPr>
+            <w:tcW w:type="dxa" w:w="6626"/>
+            <w:shd w:fill="1B6CA8" w:val="clear"/>
+            <w:tcMar>
+              <w:top w:type="dxa" w:w="30"/>
+              <w:left w:type="dxa" w:w="90"/>
+              <w:bottom w:type="dxa" w:w="30"/>
+              <w:right w:type="dxa" w:w="90"/>
+            </w:tcMar>
+          </w:tcPr>
+          <w:p>
+            <w:pPr>
+              <w:spacing w:after="0" w:line="240" w:lineRule="auto"/>
+            </w:pPr>
+            <w:r>
+              <w:rPr>
+                <w:rFonts w:ascii="Arial" w:cs="Arial" w:eastAsia="Arial" w:hAnsi="Arial"/>
+                <w:b/>
+                <w:bCs/>
+                <w:color w:val="FFFFFF"/>
+                <w:sz w:val="19"/>
+                <w:szCs w:val="19"/>
+              </w:rPr>
+              <w:t xml:space="preserve">Bedeutung</w:t>
+            </w:r>
+          </w:p>
+        </w:tc>
+      </w:tr>
+      <w:tr>
+        <w:trPr>
+          <w:cantSplit/>
+        </w:trPr>
+        <w:tc>
+          <w:tcPr>
+            <w:tcW w:type="dxa" w:w="2400"/>
+            <w:tcMar>
+              <w:top w:type="dxa" w:w="30"/>
+              <w:left w:type="dxa" w:w="90"/>
+              <w:bottom w:type="dxa" w:w="30"/>
+              <w:right w:type="dxa" w:w="90"/>
+            </w:tcMar>
+          </w:tcPr>
+          <w:p>
+            <w:pPr>
+              <w:spacing w:after="0" w:line="240" w:lineRule="auto"/>
+            </w:pPr>
+            <w:r>
+              <w:rPr>
+                <w:rFonts w:ascii="Consolas" w:cs="Consolas" w:eastAsia="Consolas" w:hAnsi="Consolas"/>
+                <w:color w:val="222222"/>
+                <w:sz w:val="19"/>
+                <w:szCs w:val="19"/>
+              </w:rPr>
+              <w:t xml:space="preserve">a = b</w:t>
+            </w:r>
+          </w:p>
+        </w:tc>
+        <w:tc>
+          <w:tcPr>
+            <w:tcW w:type="dxa" w:w="6626"/>
+            <w:tcMar>
+              <w:top w:type="dxa" w:w="30"/>
+              <w:left w:type="dxa" w:w="90"/>
+              <w:bottom w:type="dxa" w:w="30"/>
+              <w:right w:type="dxa" w:w="90"/>
+            </w:tcMar>
+          </w:tcPr>
+          <w:p>
+            <w:pPr>
+              <w:spacing w:after="0" w:line="240" w:lineRule="auto"/>
+            </w:pPr>
+            <w:r>
+              <w:rPr>
+                <w:rFonts w:ascii="Arial" w:cs="Arial" w:eastAsia="Arial" w:hAnsi="Arial"/>
+                <w:color w:val="222222"/>
+                <w:sz w:val="19"/>
+                <w:szCs w:val="19"/>
+              </w:rPr>
+              <w:t xml:space="preserve">ist gleich</w:t>
+            </w:r>
+          </w:p>
+        </w:tc>
+      </w:tr>
+      <w:tr>
+        <w:trPr>
+          <w:cantSplit/>
+        </w:trPr>
+        <w:tc>
+          <w:tcPr>
+            <w:tcW w:type="dxa" w:w="2400"/>
+            <w:tcMar>
+              <w:top w:type="dxa" w:w="30"/>
+              <w:left w:type="dxa" w:w="90"/>
+              <w:bottom w:type="dxa" w:w="30"/>
+              <w:right w:type="dxa" w:w="90"/>
+            </w:tcMar>
+          </w:tcPr>
+          <w:p>
+            <w:pPr>
+              <w:spacing w:after="0" w:line="240" w:lineRule="auto"/>
+            </w:pPr>
+            <w:r>
+              <w:rPr>
+                <w:rFonts w:ascii="Consolas" w:cs="Consolas" w:eastAsia="Consolas" w:hAnsi="Consolas"/>
+                <w:color w:val="222222"/>
+                <w:sz w:val="19"/>
+                <w:szCs w:val="19"/>
+              </w:rPr>
+              <w:t xml:space="preserve">a &lt;&gt; b</w:t>
+            </w:r>
+          </w:p>
+        </w:tc>
+        <w:tc>
+          <w:tcPr>
+            <w:tcW w:type="dxa" w:w="6626"/>
+            <w:tcMar>
+              <w:top w:type="dxa" w:w="30"/>
+              <w:left w:type="dxa" w:w="90"/>
+              <w:bottom w:type="dxa" w:w="30"/>
+              <w:right w:type="dxa" w:w="90"/>
+            </w:tcMar>
+          </w:tcPr>
+          <w:p>
+            <w:pPr>
+              <w:spacing w:after="0" w:line="240" w:lineRule="auto"/>
+            </w:pPr>
+            <w:r>
+              <w:rPr>
+                <w:rFonts w:ascii="Arial" w:cs="Arial" w:eastAsia="Arial" w:hAnsi="Arial"/>
+                <w:color w:val="222222"/>
+                <w:sz w:val="19"/>
+                <w:szCs w:val="19"/>
+              </w:rPr>
+              <w:t xml:space="preserve">ist ungleich</w:t>
+            </w:r>
+          </w:p>
+        </w:tc>
+      </w:tr>
+      <w:tr>
+        <w:trPr>
+          <w:cantSplit/>
+        </w:trPr>
+        <w:tc>
+          <w:tcPr>
+            <w:tcW w:type="dxa" w:w="2400"/>
+            <w:tcMar>
+              <w:top w:type="dxa" w:w="30"/>
+              <w:left w:type="dxa" w:w="90"/>
+              <w:bottom w:type="dxa" w:w="30"/>
+              <w:right w:type="dxa" w:w="90"/>
+            </w:tcMar>
+          </w:tcPr>
+          <w:p>
+            <w:pPr>
+              <w:spacing w:after="0" w:line="240" w:lineRule="auto"/>
+            </w:pPr>
+            <w:r>
+              <w:rPr>
+                <w:rFonts w:ascii="Consolas" w:cs="Consolas" w:eastAsia="Consolas" w:hAnsi="Consolas"/>
+                <w:color w:val="222222"/>
+                <w:sz w:val="19"/>
+                <w:szCs w:val="19"/>
+              </w:rPr>
+              <w:t xml:space="preserve">a &lt; b</w:t>
+            </w:r>
+          </w:p>
+        </w:tc>
+        <w:tc>
+          <w:tcPr>
+            <w:tcW w:type="dxa" w:w="6626"/>
+            <w:tcMar>
+              <w:top w:type="dxa" w:w="30"/>
+              <w:left w:type="dxa" w:w="90"/>
+              <w:bottom w:type="dxa" w:w="30"/>
+              <w:right w:type="dxa" w:w="90"/>
+            </w:tcMar>
+          </w:tcPr>
+          <w:p>
+            <w:pPr>
+              <w:spacing w:after="0" w:line="240" w:lineRule="auto"/>
+            </w:pPr>
+            <w:r>
+              <w:rPr>
+                <w:rFonts w:ascii="Arial" w:cs="Arial" w:eastAsia="Arial" w:hAnsi="Arial"/>
+                <w:color w:val="222222"/>
+                <w:sz w:val="19"/>
+                <w:szCs w:val="19"/>
+              </w:rPr>
+              <w:t xml:space="preserve">ist kleiner</w:t>
+            </w:r>
+          </w:p>
+        </w:tc>
+      </w:tr>
+      <w:tr>
+        <w:trPr>
+          <w:cantSplit/>
+        </w:trPr>
+        <w:tc>
+          <w:tcPr>
+            <w:tcW w:type="dxa" w:w="2400"/>
+            <w:tcMar>
+              <w:top w:type="dxa" w:w="30"/>
+              <w:left w:type="dxa" w:w="90"/>
+              <w:bottom w:type="dxa" w:w="30"/>
+              <w:right w:type="dxa" w:w="90"/>
+            </w:tcMar>
+          </w:tcPr>
+          <w:p>
+            <w:pPr>
+              <w:spacing w:after="0" w:line="240" w:lineRule="auto"/>
+            </w:pPr>
+            <w:r>
+              <w:rPr>
+                <w:rFonts w:ascii="Consolas" w:cs="Consolas" w:eastAsia="Consolas" w:hAnsi="Consolas"/>
+                <w:color w:val="222222"/>
+                <w:sz w:val="19"/>
+                <w:szCs w:val="19"/>
+              </w:rPr>
+              <w:t xml:space="preserve">a &gt; b</w:t>
+            </w:r>
+          </w:p>
+        </w:tc>
+        <w:tc>
+          <w:tcPr>
+            <w:tcW w:type="dxa" w:w="6626"/>
+            <w:tcMar>
+              <w:top w:type="dxa" w:w="30"/>
+              <w:left w:type="dxa" w:w="90"/>
+              <w:bottom w:type="dxa" w:w="30"/>
+              <w:right w:type="dxa" w:w="90"/>
+            </w:tcMar>
+          </w:tcPr>
+          <w:p>
+            <w:pPr>
+              <w:spacing w:after="0" w:line="240" w:lineRule="auto"/>
+            </w:pPr>
+            <w:r>
+              <w:rPr>
+                <w:rFonts w:ascii="Arial" w:cs="Arial" w:eastAsia="Arial" w:hAnsi="Arial"/>
+                <w:color w:val="222222"/>
+                <w:sz w:val="19"/>
+                <w:szCs w:val="19"/>
+              </w:rPr>
+              <w:t xml:space="preserve">ist größer</w:t>
+            </w:r>
+          </w:p>
+        </w:tc>
+      </w:tr>
+      <w:tr>
+        <w:trPr>
+          <w:cantSplit/>
+        </w:trPr>
+        <w:tc>
+          <w:tcPr>
+            <w:tcW w:type="dxa" w:w="2400"/>
+            <w:tcMar>
+              <w:top w:type="dxa" w:w="30"/>
+              <w:left w:type="dxa" w:w="90"/>
+              <w:bottom w:type="dxa" w:w="30"/>
+              <w:right w:type="dxa" w:w="90"/>
+            </w:tcMar>
+          </w:tcPr>
+          <w:p>
+            <w:pPr>
+              <w:spacing w:after="0" w:line="240" w:lineRule="auto"/>
+            </w:pPr>
+            <w:r>
+              <w:rPr>
+                <w:rFonts w:ascii="Consolas" w:cs="Consolas" w:eastAsia="Consolas" w:hAnsi="Consolas"/>
+                <w:color w:val="222222"/>
+                <w:sz w:val="19"/>
+                <w:szCs w:val="19"/>
+              </w:rPr>
+              <w:t xml:space="preserve">a &lt;= b</w:t>
+            </w:r>
+          </w:p>
+        </w:tc>
+        <w:tc>
+          <w:tcPr>
+            <w:tcW w:type="dxa" w:w="6626"/>
+            <w:tcMar>
+              <w:top w:type="dxa" w:w="30"/>
+              <w:left w:type="dxa" w:w="90"/>
+              <w:bottom w:type="dxa" w:w="30"/>
+              <w:right w:type="dxa" w:w="90"/>
+            </w:tcMar>
+          </w:tcPr>
+          <w:p>
+            <w:pPr>
+              <w:spacing w:after="0" w:line="240" w:lineRule="auto"/>
+            </w:pPr>
+            <w:r>
+              <w:rPr>
+                <w:rFonts w:ascii="Arial" w:cs="Arial" w:eastAsia="Arial" w:hAnsi="Arial"/>
+                <w:color w:val="222222"/>
+                <w:sz w:val="19"/>
+                <w:szCs w:val="19"/>
+              </w:rPr>
+              <w:t xml:space="preserve">ist kleiner oder gleich</w:t>
+            </w:r>
+          </w:p>
+        </w:tc>
+      </w:tr>
+      <w:tr>
+        <w:trPr>
+          <w:cantSplit/>
+        </w:trPr>
+        <w:tc>
+          <w:tcPr>
+            <w:tcW w:type="dxa" w:w="2400"/>
+            <w:tcMar>
+              <w:top w:type="dxa" w:w="30"/>
+              <w:left w:type="dxa" w:w="90"/>
+              <w:bottom w:type="dxa" w:w="30"/>
+              <w:right w:type="dxa" w:w="90"/>
+            </w:tcMar>
+          </w:tcPr>
+          <w:p>
+            <w:pPr>
+              <w:spacing w:after="0" w:line="240" w:lineRule="auto"/>
+            </w:pPr>
+            <w:r>
+              <w:rPr>
+                <w:rFonts w:ascii="Consolas" w:cs="Consolas" w:eastAsia="Consolas" w:hAnsi="Consolas"/>
+                <w:color w:val="222222"/>
+                <w:sz w:val="19"/>
+                <w:szCs w:val="19"/>
+              </w:rPr>
+              <w:t xml:space="preserve">a &gt;= b</w:t>
+            </w:r>
+          </w:p>
+        </w:tc>
+        <w:tc>
+          <w:tcPr>
+            <w:tcW w:type="dxa" w:w="6626"/>
+            <w:tcMar>
+              <w:top w:type="dxa" w:w="30"/>
+              <w:left w:type="dxa" w:w="90"/>
+              <w:bottom w:type="dxa" w:w="30"/>
+              <w:right w:type="dxa" w:w="90"/>
+            </w:tcMar>
+          </w:tcPr>
+          <w:p>
+            <w:pPr>
+              <w:spacing w:after="0" w:line="240" w:lineRule="auto"/>
+            </w:pPr>
+            <w:r>
+              <w:rPr>
+                <w:rFonts w:ascii="Arial" w:cs="Arial" w:eastAsia="Arial" w:hAnsi="Arial"/>
+                <w:color w:val="222222"/>
+                <w:sz w:val="19"/>
+                <w:szCs w:val="19"/>
+              </w:rPr>
+              <w:t xml:space="preserve">ist größer oder gleich</w:t>
+            </w:r>
+          </w:p>
+        </w:tc>
+      </w:tr>
+      <w:tr>
+        <w:trPr>
+          <w:cantSplit/>
+        </w:trPr>
+        <w:tc>
+          <w:tcPr>
+            <w:tcW w:type="dxa" w:w="2400"/>
+            <w:tcMar>
+              <w:top w:type="dxa" w:w="30"/>
+              <w:left w:type="dxa" w:w="90"/>
+              <w:bottom w:type="dxa" w:w="30"/>
+              <w:right w:type="dxa" w:w="90"/>
+            </w:tcMar>
+          </w:tcPr>
+          <w:p>
+            <w:pPr>
+              <w:spacing w:after="0" w:line="240" w:lineRule="auto"/>
+            </w:pPr>
+            <w:r>
+              <w:rPr>
+                <w:rFonts w:ascii="Consolas" w:cs="Consolas" w:eastAsia="Consolas" w:hAnsi="Consolas"/>
+                <w:color w:val="222222"/>
+                <w:sz w:val="19"/>
+                <w:szCs w:val="19"/>
+              </w:rPr>
+              <w:t xml:space="preserve">A AND B</w:t>
+            </w:r>
+          </w:p>
+        </w:tc>
+        <w:tc>
+          <w:tcPr>
+            <w:tcW w:type="dxa" w:w="6626"/>
+            <w:tcMar>
+              <w:top w:type="dxa" w:w="30"/>
+              <w:left w:type="dxa" w:w="90"/>
+              <w:bottom w:type="dxa" w:w="30"/>
+              <w:right w:type="dxa" w:w="90"/>
+            </w:tcMar>
+          </w:tcPr>
+          <w:p>
+            <w:pPr>
+              <w:spacing w:after="0" w:line="240" w:lineRule="auto"/>
+            </w:pPr>
+            <w:r>
+              <w:rPr>
+                <w:rFonts w:ascii="Arial" w:cs="Arial" w:eastAsia="Arial" w:hAnsi="Arial"/>
+                <w:color w:val="222222"/>
+                <w:sz w:val="19"/>
+                <w:szCs w:val="19"/>
+              </w:rPr>
+              <w:t xml:space="preserve">beide Bedingungen müssen zutreffen</w:t>
+            </w:r>
+          </w:p>
+        </w:tc>
+      </w:tr>
+      <w:tr>
+        <w:trPr>
+          <w:cantSplit/>
+        </w:trPr>
+        <w:tc>
+          <w:tcPr>
+            <w:tcW w:type="dxa" w:w="2400"/>
+            <w:tcMar>
+              <w:top w:type="dxa" w:w="30"/>
+              <w:left w:type="dxa" w:w="90"/>
+              <w:bottom w:type="dxa" w:w="30"/>
+              <w:right w:type="dxa" w:w="90"/>
+            </w:tcMar>
+          </w:tcPr>
+          <w:p>
+            <w:pPr>
+              <w:spacing w:after="0" w:line="240" w:lineRule="auto"/>
+            </w:pPr>
+            <w:r>
+              <w:rPr>
+                <w:rFonts w:ascii="Consolas" w:cs="Consolas" w:eastAsia="Consolas" w:hAnsi="Consolas"/>
+                <w:color w:val="222222"/>
+                <w:sz w:val="19"/>
+                <w:szCs w:val="19"/>
+              </w:rPr>
+              <w:t xml:space="preserve">A OR B</w:t>
+            </w:r>
+          </w:p>
+        </w:tc>
+        <w:tc>
+          <w:tcPr>
+            <w:tcW w:type="dxa" w:w="6626"/>
+            <w:tcMar>
+              <w:top w:type="dxa" w:w="30"/>
+              <w:left w:type="dxa" w:w="90"/>
+              <w:bottom w:type="dxa" w:w="30"/>
+              <w:right w:type="dxa" w:w="90"/>
+            </w:tcMar>
+          </w:tcPr>
+          <w:p>
+            <w:pPr>
+              <w:spacing w:after="0" w:line="240" w:lineRule="auto"/>
+            </w:pPr>
+            <w:r>
+              <w:rPr>
+                <w:rFonts w:ascii="Arial" w:cs="Arial" w:eastAsia="Arial" w:hAnsi="Arial"/>
+                <w:color w:val="222222"/>
+                <w:sz w:val="19"/>
+                <w:szCs w:val="19"/>
+              </w:rPr>
+              <w:t xml:space="preserve">mindestens eine muss zutreffen</w:t>
+            </w:r>
+          </w:p>
+        </w:tc>
+      </w:tr>
+      <w:tr>
+        <w:trPr>
+          <w:cantSplit/>
+        </w:trPr>
+        <w:tc>
+          <w:tcPr>
+            <w:tcW w:type="dxa" w:w="2400"/>
+            <w:tcMar>
+              <w:top w:type="dxa" w:w="30"/>
+              <w:left w:type="dxa" w:w="90"/>
+              <w:bottom w:type="dxa" w:w="30"/>
+              <w:right w:type="dxa" w:w="90"/>
+            </w:tcMar>
+          </w:tcPr>
+          <w:p>
+            <w:pPr>
+              <w:spacing w:after="0" w:line="240" w:lineRule="auto"/>
+            </w:pPr>
+            <w:r>
+              <w:rPr>
+                <w:rFonts w:ascii="Consolas" w:cs="Consolas" w:eastAsia="Consolas" w:hAnsi="Consolas"/>
+                <w:color w:val="222222"/>
+                <w:sz w:val="19"/>
+                <w:szCs w:val="19"/>
+              </w:rPr>
+              <w:t xml:space="preserve">NOT A</w:t>
+            </w:r>
+          </w:p>
+        </w:tc>
+        <w:tc>
+          <w:tcPr>
+            <w:tcW w:type="dxa" w:w="6626"/>
+            <w:tcMar>
+              <w:top w:type="dxa" w:w="30"/>
+              <w:left w:type="dxa" w:w="90"/>
+              <w:bottom w:type="dxa" w:w="30"/>
+              <w:right w:type="dxa" w:w="90"/>
+            </w:tcMar>
+          </w:tcPr>
+          <w:p>
+            <w:pPr>
+              <w:spacing w:after="0" w:line="240" w:lineRule="auto"/>
+            </w:pPr>
+            <w:r>
+              <w:rPr>
+                <w:rFonts w:ascii="Arial" w:cs="Arial" w:eastAsia="Arial" w:hAnsi="Arial"/>
+                <w:color w:val="222222"/>
+                <w:sz w:val="19"/>
+                <w:szCs w:val="19"/>
+              </w:rPr>
+              <w:t xml:space="preserve">kehrt um: aus wahr wird falsch</w:t>
+            </w:r>
+          </w:p>
+        </w:tc>
+      </w:tr>
+    </w:tbl>
+    <w:p>
+      <w:pPr>
+        <w:spacing w:after="160"/>
+      </w:pPr>
+    </w:p>
+    <w:p>
+      <w:pPr>
+        <w:spacing w:before="60"/>
+      </w:pPr>
+    </w:p>
+    <w:tbl>
+      <w:tblPr>
+        <w:tblW w:type="dxa" w:w="9026"/>
+        <w:tblBorders>
+          <w:top w:val="single" w:color="auto" w:sz="4"/>
+          <w:left w:val="single" w:color="auto" w:sz="4"/>
+          <w:bottom w:val="single" w:color="auto" w:sz="4"/>
+          <w:right w:val="single" w:color="auto" w:sz="4"/>
+          <w:insideH w:val="single" w:color="auto" w:sz="4"/>
+          <w:insideV w:val="single" w:color="auto" w:sz="4"/>
+        </w:tblBorders>
+      </w:tblPr>
+      <w:tblGrid>
+        <w:gridCol w:w="9026"/>
+      </w:tblGrid>
+      <w:tr>
+        <w:trPr>
+          <w:cantSplit/>
+        </w:trPr>
+        <w:tc>
+          <w:tcPr>
+            <w:tcW w:type="dxa" w:w="9026"/>
+            <w:tcBorders>
+              <w:top w:val="single" w:color="E0B96A" w:sz="6"/>
+              <w:left w:val="single" w:color="E0B96A" w:sz="6"/>
+              <w:bottom w:val="single" w:color="E0B96A" w:sz="6"/>
+              <w:right w:val="single" w:color="E0B96A" w:sz="6"/>
+            </w:tcBorders>
+            <w:shd w:fill="FDF3E0" w:val="clear"/>
+            <w:tcMar>
+              <w:top w:type="dxa" w:w="140"/>
+              <w:left w:type="dxa" w:w="180"/>
+              <w:bottom w:type="dxa" w:w="140"/>
+              <w:right w:type="dxa" w:w="180"/>
+            </w:tcMar>
+          </w:tcPr>
+          <w:p>
+            <w:pPr>
+              <w:spacing w:after="40"/>
+            </w:pPr>
+            <w:r>
+              <w:rPr>
+                <w:b/>
+                <w:bCs/>
+                <w:color w:val="8A5E15"/>
+                <w:sz w:val="22"/>
+                <w:szCs w:val="22"/>
+              </w:rPr>
+              <w:t xml:space="preserve">Merke</w:t>
+            </w:r>
+          </w:p>
+          <w:p>
+            <w:pPr>
+              <w:spacing w:after="0" w:line="312" w:lineRule="auto"/>
+            </w:pPr>
+            <w:r>
+              <w:rPr>
+                <w:sz w:val="22"/>
+                <w:szCs w:val="22"/>
+              </w:rPr>
+              <w:t xml:space="preserve">Das Gleichheitszeichen tut in Drachenhauch zwei verschiedene Dinge. Steht es allein in einer Zeile (x = 5), legt es etwas in einen Karton. Steht es in einer Bedingung (IF x = 5 THEN), fragt es nach. Manche Sprachen unterscheiden das durch zwei verschiedene Zeichen; hier entscheidet der Zusammenhang, und das ist beim Lesen sogar angenehmer.</w:t>
+            </w:r>
+          </w:p>
+        </w:tc>
+      </w:tr>
+    </w:tbl>
+    <w:p>
+      <w:pPr>
+        <w:spacing w:after="160"/>
+      </w:pPr>
+    </w:p>
+    <w:p>
+      <w:pPr>
+        <w:pStyle w:val="Heading2"/>
+        <w:keepNext/>
+        <w:keepLines/>
+        <w:spacing w:after="120" w:before="280"/>
+      </w:pPr>
+      <w:r>
+        <w:t xml:space="preserve">Wenn etwas nicht geht</w:t>
+      </w:r>
+    </w:p>
+    <w:tbl>
+      <w:tblPr>
+        <w:tblW w:type="dxa" w:w="9026"/>
+        <w:tblBorders>
+          <w:top w:val="single" w:color="D0D0D0" w:sz="4"/>
+          <w:left w:val="single" w:color="D0D0D0" w:sz="4"/>
+          <w:bottom w:val="single" w:color="D0D0D0" w:sz="4"/>
+          <w:right w:val="single" w:color="D0D0D0" w:sz="4"/>
+          <w:insideH w:val="single" w:color="D0D0D0" w:sz="4"/>
+          <w:insideV w:val="single" w:color="D0D0D0" w:sz="4"/>
+        </w:tblBorders>
+      </w:tblPr>
+      <w:tblGrid>
+        <w:gridCol w:w="3400"/>
+        <w:gridCol w:w="5626"/>
+      </w:tblGrid>
+      <w:tr>
+        <w:trPr>
+          <w:cantSplit/>
+          <w:tblHeader/>
+        </w:trPr>
+        <w:tc>
+          <w:tcPr>
+            <w:tcW w:type="dxa" w:w="3400"/>
+            <w:shd w:fill="1B6CA8" w:val="clear"/>
+            <w:tcMar>
+              <w:top w:type="dxa" w:w="30"/>
+              <w:left w:type="dxa" w:w="90"/>
+              <w:bottom w:type="dxa" w:w="30"/>
+              <w:right w:type="dxa" w:w="90"/>
+            </w:tcMar>
+          </w:tcPr>
+          <w:p>
+            <w:pPr>
+              <w:spacing w:after="0" w:line="240" w:lineRule="auto"/>
+            </w:pPr>
+            <w:r>
+              <w:rPr>
+                <w:rFonts w:ascii="Arial" w:cs="Arial" w:eastAsia="Arial" w:hAnsi="Arial"/>
+                <w:b/>
+                <w:bCs/>
+                <w:color w:val="FFFFFF"/>
+                <w:sz w:val="19"/>
+                <w:szCs w:val="19"/>
+              </w:rPr>
+              <w:t xml:space="preserve">Was du siehst</w:t>
+            </w:r>
+          </w:p>
+        </w:tc>
+        <w:tc>
+          <w:tcPr>
+            <w:tcW w:type="dxa" w:w="5626"/>
+            <w:shd w:fill="1B6CA8" w:val="clear"/>
+            <w:tcMar>
+              <w:top w:type="dxa" w:w="30"/>
+              <w:left w:type="dxa" w:w="90"/>
+              <w:bottom w:type="dxa" w:w="30"/>
+              <w:right w:type="dxa" w:w="90"/>
+            </w:tcMar>
+          </w:tcPr>
+          <w:p>
+            <w:pPr>
+              <w:spacing w:after="0" w:line="240" w:lineRule="auto"/>
+            </w:pPr>
+            <w:r>
+              <w:rPr>
+                <w:rFonts w:ascii="Arial" w:cs="Arial" w:eastAsia="Arial" w:hAnsi="Arial"/>
+                <w:b/>
+                <w:bCs/>
+                <w:color w:val="FFFFFF"/>
+                <w:sz w:val="19"/>
+                <w:szCs w:val="19"/>
+              </w:rPr>
+              <w:t xml:space="preserve">Was meistens dahintersteckt</w:t>
+            </w:r>
+          </w:p>
+        </w:tc>
+      </w:tr>
+      <w:tr>
+        <w:trPr>
+          <w:cantSplit/>
+        </w:trPr>
+        <w:tc>
+          <w:tcPr>
+            <w:tcW w:type="dxa" w:w="3400"/>
+            <w:tcMar>
+              <w:top w:type="dxa" w:w="30"/>
+              <w:left w:type="dxa" w:w="90"/>
+              <w:bottom w:type="dxa" w:w="30"/>
+              <w:right w:type="dxa" w:w="90"/>
+            </w:tcMar>
+          </w:tcPr>
+          <w:p>
+            <w:pPr>
+              <w:spacing w:after="0" w:line="240" w:lineRule="auto"/>
+            </w:pPr>
+            <w:r>
+              <w:rPr>
+                <w:rFonts w:ascii="Consolas" w:cs="Consolas" w:eastAsia="Consolas" w:hAnsi="Consolas"/>
+                <w:color w:val="222222"/>
+                <w:sz w:val="19"/>
+                <w:szCs w:val="19"/>
+              </w:rPr>
+              <w:t xml:space="preserve">Erwartet END IF</w:t>
+            </w:r>
+          </w:p>
+        </w:tc>
+        <w:tc>
+          <w:tcPr>
+            <w:tcW w:type="dxa" w:w="5626"/>
+            <w:tcMar>
+              <w:top w:type="dxa" w:w="30"/>
+              <w:left w:type="dxa" w:w="90"/>
+              <w:bottom w:type="dxa" w:w="30"/>
+              <w:right w:type="dxa" w:w="90"/>
+            </w:tcMar>
+          </w:tcPr>
+          <w:p>
+            <w:pPr>
+              <w:spacing w:after="0" w:line="240" w:lineRule="auto"/>
+            </w:pPr>
+            <w:r>
+              <w:rPr>
+                <w:rFonts w:ascii="Arial" w:cs="Arial" w:eastAsia="Arial" w:hAnsi="Arial"/>
+                <w:color w:val="222222"/>
+                <w:sz w:val="19"/>
+                <w:szCs w:val="19"/>
+              </w:rPr>
+              <w:t xml:space="preserve">Die mehrzeilige Form ist begonnen, aber nicht geschlossen. Ein einzeiliges IF braucht kein END IF, ein mehrzeiliges immer.</w:t>
+            </w:r>
+          </w:p>
+        </w:tc>
+      </w:tr>
+      <w:tr>
+        <w:trPr>
+          <w:cantSplit/>
+        </w:trPr>
+        <w:tc>
+          <w:tcPr>
+            <w:tcW w:type="dxa" w:w="3400"/>
+            <w:tcMar>
+              <w:top w:type="dxa" w:w="30"/>
+              <w:left w:type="dxa" w:w="90"/>
+              <w:bottom w:type="dxa" w:w="30"/>
+              <w:right w:type="dxa" w:w="90"/>
+            </w:tcMar>
+          </w:tcPr>
+          <w:p>
+            <w:pPr>
+              <w:spacing w:after="0" w:line="240" w:lineRule="auto"/>
+            </w:pPr>
+            <w:r>
+              <w:rPr>
+                <w:rFonts w:ascii="Arial" w:cs="Arial" w:eastAsia="Arial" w:hAnsi="Arial"/>
+                <w:color w:val="222222"/>
+                <w:sz w:val="19"/>
+                <w:szCs w:val="19"/>
+              </w:rPr>
+              <w:t xml:space="preserve">Der Ball bleibt am Rand kleben</w:t>
+            </w:r>
+          </w:p>
+        </w:tc>
+        <w:tc>
+          <w:tcPr>
+            <w:tcW w:type="dxa" w:w="5626"/>
+            <w:tcMar>
+              <w:top w:type="dxa" w:w="30"/>
+              <w:left w:type="dxa" w:w="90"/>
+              <w:bottom w:type="dxa" w:w="30"/>
+              <w:right w:type="dxa" w:w="90"/>
+            </w:tcMar>
+          </w:tcPr>
+          <w:p>
+            <w:pPr>
+              <w:spacing w:after="0" w:line="240" w:lineRule="auto"/>
+            </w:pPr>
+            <w:r>
+              <w:rPr>
+                <w:rFonts w:ascii="Arial" w:cs="Arial" w:eastAsia="Arial" w:hAnsi="Arial"/>
+                <w:color w:val="222222"/>
+                <w:sz w:val="19"/>
+                <w:szCs w:val="19"/>
+              </w:rPr>
+              <w:t xml:space="preserve">Die Stelle wird nicht zurückgesetzt. Ohne y = 360 rutscht er tiefer, und die Bedingung bleibt für immer wahr.</w:t>
+            </w:r>
+          </w:p>
+        </w:tc>
+      </w:tr>
+      <w:tr>
+        <w:trPr>
+          <w:cantSplit/>
+        </w:trPr>
+        <w:tc>
+          <w:tcPr>
+            <w:tcW w:type="dxa" w:w="3400"/>
+            <w:tcMar>
+              <w:top w:type="dxa" w:w="30"/>
+              <w:left w:type="dxa" w:w="90"/>
+              <w:bottom w:type="dxa" w:w="30"/>
+              <w:right w:type="dxa" w:w="90"/>
+            </w:tcMar>
+          </w:tcPr>
+          <w:p>
+            <w:pPr>
+              <w:spacing w:after="0" w:line="240" w:lineRule="auto"/>
+            </w:pPr>
+            <w:r>
+              <w:rPr>
+                <w:rFonts w:ascii="Arial" w:cs="Arial" w:eastAsia="Arial" w:hAnsi="Arial"/>
+                <w:color w:val="222222"/>
+                <w:sz w:val="19"/>
+                <w:szCs w:val="19"/>
+              </w:rPr>
+              <w:t xml:space="preserve">Der Ball springt immer höher</w:t>
+            </w:r>
+          </w:p>
+        </w:tc>
+        <w:tc>
+          <w:tcPr>
+            <w:tcW w:type="dxa" w:w="5626"/>
+            <w:tcMar>
+              <w:top w:type="dxa" w:w="30"/>
+              <w:left w:type="dxa" w:w="90"/>
+              <w:bottom w:type="dxa" w:w="30"/>
+              <w:right w:type="dxa" w:w="90"/>
+            </w:tcMar>
+          </w:tcPr>
+          <w:p>
+            <w:pPr>
+              <w:spacing w:after="0" w:line="240" w:lineRule="auto"/>
+            </w:pPr>
+            <w:r>
+              <w:rPr>
+                <w:rFonts w:ascii="Arial" w:cs="Arial" w:eastAsia="Arial" w:hAnsi="Arial"/>
+                <w:color w:val="222222"/>
+                <w:sz w:val="19"/>
+                <w:szCs w:val="19"/>
+              </w:rPr>
+              <w:t xml:space="preserve">Der Faktor beim Abprall ist größer als 1. Mit 0.9 verliert er Tempo, mit 1.1 gewinnt er welches.</w:t>
+            </w:r>
+          </w:p>
+        </w:tc>
+      </w:tr>
+      <w:tr>
+        <w:trPr>
+          <w:cantSplit/>
+        </w:trPr>
+        <w:tc>
+          <w:tcPr>
+            <w:tcW w:type="dxa" w:w="3400"/>
+            <w:tcMar>
+              <w:top w:type="dxa" w:w="30"/>
+              <w:left w:type="dxa" w:w="90"/>
+              <w:bottom w:type="dxa" w:w="30"/>
+              <w:right w:type="dxa" w:w="90"/>
+            </w:tcMar>
+          </w:tcPr>
+          <w:p>
+            <w:pPr>
+              <w:spacing w:after="0" w:line="240" w:lineRule="auto"/>
+            </w:pPr>
+            <w:r>
+              <w:rPr>
+                <w:rFonts w:ascii="Arial" w:cs="Arial" w:eastAsia="Arial" w:hAnsi="Arial"/>
+                <w:color w:val="222222"/>
+                <w:sz w:val="19"/>
+                <w:szCs w:val="19"/>
+              </w:rPr>
+              <w:t xml:space="preserve">Der Zweig wird nie ausgeführt</w:t>
+            </w:r>
+          </w:p>
+        </w:tc>
+        <w:tc>
+          <w:tcPr>
+            <w:tcW w:type="dxa" w:w="5626"/>
+            <w:tcMar>
+              <w:top w:type="dxa" w:w="30"/>
+              <w:left w:type="dxa" w:w="90"/>
+              <w:bottom w:type="dxa" w:w="30"/>
+              <w:right w:type="dxa" w:w="90"/>
+            </w:tcMar>
+          </w:tcPr>
+          <w:p>
+            <w:pPr>
+              <w:spacing w:after="0" w:line="240" w:lineRule="auto"/>
+            </w:pPr>
+            <w:r>
+              <w:rPr>
+                <w:rFonts w:ascii="Arial" w:cs="Arial" w:eastAsia="Arial" w:hAnsi="Arial"/>
+                <w:color w:val="222222"/>
+                <w:sz w:val="19"/>
+                <w:szCs w:val="19"/>
+              </w:rPr>
+              <w:t xml:space="preserve">Die Bedingung trifft nie zu. Lass dir den Wert mit TEXT anzeigen und sieh nach, was wirklich darin steht.</w:t>
+            </w:r>
+          </w:p>
+        </w:tc>
+      </w:tr>
+      <w:tr>
+        <w:trPr>
+          <w:cantSplit/>
+        </w:trPr>
+        <w:tc>
+          <w:tcPr>
+            <w:tcW w:type="dxa" w:w="3400"/>
+            <w:tcMar>
+              <w:top w:type="dxa" w:w="30"/>
+              <w:left w:type="dxa" w:w="90"/>
+              <w:bottom w:type="dxa" w:w="30"/>
+              <w:right w:type="dxa" w:w="90"/>
+            </w:tcMar>
+          </w:tcPr>
+          <w:p>
+            <w:pPr>
+              <w:spacing w:after="0" w:line="240" w:lineRule="auto"/>
+            </w:pPr>
+            <w:r>
+              <w:rPr>
+                <w:rFonts w:ascii="Arial" w:cs="Arial" w:eastAsia="Arial" w:hAnsi="Arial"/>
+                <w:color w:val="222222"/>
+                <w:sz w:val="19"/>
+                <w:szCs w:val="19"/>
+              </w:rPr>
+              <w:t xml:space="preserve">Immer wird derselbe Zweig genommen</w:t>
+            </w:r>
+          </w:p>
+        </w:tc>
+        <w:tc>
+          <w:tcPr>
+            <w:tcW w:type="dxa" w:w="5626"/>
+            <w:tcMar>
+              <w:top w:type="dxa" w:w="30"/>
+              <w:left w:type="dxa" w:w="90"/>
+              <w:bottom w:type="dxa" w:w="30"/>
+              <w:right w:type="dxa" w:w="90"/>
+            </w:tcMar>
+          </w:tcPr>
+          <w:p>
+            <w:pPr>
+              <w:spacing w:after="0" w:line="240" w:lineRule="auto"/>
+            </w:pPr>
+            <w:r>
+              <w:rPr>
+                <w:rFonts w:ascii="Arial" w:cs="Arial" w:eastAsia="Arial" w:hAnsi="Arial"/>
+                <w:color w:val="222222"/>
+                <w:sz w:val="19"/>
+                <w:szCs w:val="19"/>
+              </w:rPr>
+              <w:t xml:space="preserve">In einer ELSEIF-Kette gewinnt der erste zutreffende. Steht eine sehr weite Bedingung oben, kommt der Rest nie an die Reihe.</w:t>
+            </w:r>
+          </w:p>
+        </w:tc>
+      </w:tr>
+      <w:tr>
+        <w:trPr>
+          <w:cantSplit/>
+        </w:trPr>
+        <w:tc>
+          <w:tcPr>
+            <w:tcW w:type="dxa" w:w="3400"/>
+            <w:tcMar>
+              <w:top w:type="dxa" w:w="30"/>
+              <w:left w:type="dxa" w:w="90"/>
+              <w:bottom w:type="dxa" w:w="30"/>
+              <w:right w:type="dxa" w:w="90"/>
+            </w:tcMar>
+          </w:tcPr>
+          <w:p>
+            <w:pPr>
+              <w:spacing w:after="0" w:line="240" w:lineRule="auto"/>
+            </w:pPr>
+            <w:r>
+              <w:rPr>
+                <w:rFonts w:ascii="Arial" w:cs="Arial" w:eastAsia="Arial" w:hAnsi="Arial"/>
+                <w:color w:val="222222"/>
+                <w:sz w:val="19"/>
+                <w:szCs w:val="19"/>
+              </w:rPr>
+              <w:t xml:space="preserve">Der Ball zittert an der Wand</w:t>
+            </w:r>
+          </w:p>
+        </w:tc>
+        <w:tc>
+          <w:tcPr>
+            <w:tcW w:type="dxa" w:w="5626"/>
+            <w:tcMar>
+              <w:top w:type="dxa" w:w="30"/>
+              <w:left w:type="dxa" w:w="90"/>
+              <w:bottom w:type="dxa" w:w="30"/>
+              <w:right w:type="dxa" w:w="90"/>
+            </w:tcMar>
+          </w:tcPr>
+          <w:p>
+            <w:pPr>
+              <w:spacing w:after="0" w:line="240" w:lineRule="auto"/>
+            </w:pPr>
+            <w:r>
+              <w:rPr>
+                <w:rFonts w:ascii="Arial" w:cs="Arial" w:eastAsia="Arial" w:hAnsi="Arial"/>
+                <w:color w:val="222222"/>
+                <w:sz w:val="19"/>
+                <w:szCs w:val="19"/>
+              </w:rPr>
+              <w:t xml:space="preserve">Er steckt in der Wand, und die Richtung wird bei jedem Bild neu umgedreht. Siehe den Warnkasten oben.</w:t>
+            </w:r>
+          </w:p>
+        </w:tc>
+      </w:tr>
+    </w:tbl>
+    <w:p>
+      <w:pPr>
+        <w:spacing w:after="160"/>
+      </w:pPr>
+    </w:p>
+    <w:p>
+      <w:pPr>
+        <w:pStyle w:val="Heading2"/>
+        <w:keepNext/>
+        <w:keepLines/>
+        <w:spacing w:after="120" w:before="280"/>
+      </w:pPr>
+      <w:r>
+        <w:t xml:space="preserve">Aufgaben</w:t>
+      </w:r>
+    </w:p>
+    <w:p>
+      <w:pPr>
+        <w:pStyle w:val="ListParagraph"/>
+        <w:numPr>
+          <w:ilvl w:val="0"/>
+          <w:numId w:val="2"/>
+        </w:numPr>
+        <w:spacing w:after="100" w:line="312" w:lineRule="auto"/>
+      </w:pPr>
+      <w:r>
+        <w:rPr>
+          <w:sz w:val="22"/>
+          <w:szCs w:val="22"/>
+        </w:rPr>
+        <w:t xml:space="preserve">Gib dem Abpraller einen Startschwung nach rechts und lass ihn auch von den Seitenwänden abprallen. Du brauchst dafür beide Entscheidungen aus dem Kasten-Programm.</w:t>
+      </w:r>
+    </w:p>
+    <w:p>
+      <w:pPr>
+        <w:pStyle w:val="ListParagraph"/>
+        <w:numPr>
+          <w:ilvl w:val="0"/>
+          <w:numId w:val="2"/>
+        </w:numPr>
+        <w:spacing w:after="100" w:line="312" w:lineRule="auto"/>
+      </w:pPr>
+      <w:r>
+        <w:rPr>
+          <w:sz w:val="22"/>
+          <w:szCs w:val="22"/>
+        </w:rPr>
+        <w:t xml:space="preserve">Lass den Ball im Kasten die Farbe wechseln, sobald er eine Wand berührt.</w:t>
+      </w:r>
+    </w:p>
+    <w:p>
+      <w:pPr>
+        <w:pStyle w:val="ListParagraph"/>
+        <w:numPr>
+          <w:ilvl w:val="0"/>
+          <w:numId w:val="2"/>
+        </w:numPr>
+        <w:spacing w:after="100" w:line="312" w:lineRule="auto"/>
+      </w:pPr>
+      <w:r>
+        <w:rPr>
+          <w:sz w:val="22"/>
+          <w:szCs w:val="22"/>
+        </w:rPr>
+        <w:t xml:space="preserve">Ändere die Ampel so, dass Grün doppelt so lange leuchtet wie Rot. Tipp: Die Phasenrechnung muss dafür mehr als vier Phasen kennen.</w:t>
+      </w:r>
+    </w:p>
+    <w:p>
+      <w:pPr>
+        <w:pStyle w:val="ListParagraph"/>
+        <w:numPr>
+          <w:ilvl w:val="0"/>
+          <w:numId w:val="2"/>
+        </w:numPr>
+        <w:spacing w:after="100" w:line="312" w:lineRule="auto"/>
+      </w:pPr>
+      <w:r>
+        <w:rPr>
+          <w:sz w:val="22"/>
+          <w:szCs w:val="22"/>
+        </w:rPr>
+        <w:t xml:space="preserve">Male ein Schachbrett mit drei Farben statt zweien. Du brauchst dafür MOD 3 und eine ELSEIF-Kette.</w:t>
+      </w:r>
+    </w:p>
+    <w:p>
+      <w:pPr>
+        <w:pStyle w:val="ListParagraph"/>
+        <w:numPr>
+          <w:ilvl w:val="0"/>
+          <w:numId w:val="2"/>
+        </w:numPr>
+        <w:spacing w:after="100" w:line="312" w:lineRule="auto"/>
+      </w:pPr>
+      <w:r>
+        <w:rPr>
+          <w:sz w:val="22"/>
+          <w:szCs w:val="22"/>
+        </w:rPr>
+        <w:t xml:space="preserve">Bau einen Zufallshimmel, bei dem jeder zwanzigste Stern rot statt weiß ist. RANDINT und eine Entscheidung reichen.</w:t>
+      </w:r>
+    </w:p>
+    <w:p>
+      <w:pPr>
+        <w:pStyle w:val="ListParagraph"/>
+        <w:numPr>
+          <w:ilvl w:val="0"/>
+          <w:numId w:val="2"/>
+        </w:numPr>
+        <w:spacing w:after="100" w:line="312" w:lineRule="auto"/>
+      </w:pPr>
+      <w:r>
+        <w:rPr>
+          <w:sz w:val="22"/>
+          <w:szCs w:val="22"/>
+        </w:rPr>
+        <w:t xml:space="preserve">Lass zwei Bälle im Kasten laufen und färb beide rot, solange sie sich näher als hundert Punkte sind. Für den Abstand brauchst du den Satz des Pythagoras — oder du vergleichst einfach die Abstände in x und y einzeln.</w:t>
+      </w:r>
+    </w:p>
+    <w:p>
+      <w:pPr>
+        <w:spacing w:after="180" w:line="312" w:lineRule="auto"/>
+      </w:pPr>
+      <w:r>
+        <w:rPr>
+          <w:sz w:val="22"/>
+          <w:szCs w:val="22"/>
+        </w:rPr>
+        <w:t xml:space="preserve">Dein Programm kann jetzt entscheiden. Was ihm noch fehlt, ist jemand, der ihm sagt, was es tun soll — im nächsten Kapitel bekommst du die Tastatur in die Hand.</w:t>
+      </w:r>
+    </w:p>
+    <w:p>
+      <w:pPr>
+        <w:pStyle w:val="Heading1"/>
+        <w:keepNext/>
+        <w:keepLines/>
+        <w:pageBreakBefore/>
+        <w:pBdr>
+          <w:bottom w:val="single" w:color="1B6CA8" w:sz="12" w:space="4"/>
+        </w:pBdr>
+        <w:spacing w:after="160" w:before="0"/>
+      </w:pPr>
+      <w:r>
+        <w:t xml:space="preserve">Die Tastatur</w:t>
+      </w:r>
+    </w:p>
+    <w:p>
+      <w:pPr>
+        <w:spacing w:after="180" w:line="312" w:lineRule="auto"/>
+      </w:pPr>
+      <w:r>
+        <w:rPr>
+          <w:sz w:val="22"/>
+          <w:szCs w:val="22"/>
+        </w:rPr>
+        <w:t xml:space="preserve">Bis hierher hast du zugesehen. Der Ball fiel, der Regen fiel, die Monde zogen ihre Bahn — und du saßest davor wie vor einem Fenster. Das ändert sich auf dieser Seite.</w:t>
+      </w:r>
+    </w:p>
+    <w:p>
+      <w:pPr>
+        <w:spacing w:after="180" w:line="312" w:lineRule="auto"/>
+      </w:pPr>
+      <w:r>
+        <w:rPr>
+          <w:sz w:val="22"/>
+          <w:szCs w:val="22"/>
+        </w:rPr>
+        <w:t xml:space="preserve">Ein Programm, das auf dich reagiert, fühlt sich vollkommen anders an als eines, das nur abläuft. Es ist derselbe kleine Schritt wie vom Kino zum Spiel.</w:t>
+      </w:r>
+    </w:p>
+    <w:p>
+      <w:pPr>
+        <w:spacing w:before="60"/>
+      </w:pPr>
+    </w:p>
+    <w:tbl>
+      <w:tblPr>
+        <w:tblW w:type="dxa" w:w="9026"/>
+        <w:tblBorders>
+          <w:top w:val="single" w:color="auto" w:sz="4"/>
+          <w:left w:val="single" w:color="auto" w:sz="4"/>
+          <w:bottom w:val="single" w:color="auto" w:sz="4"/>
+          <w:right w:val="single" w:color="auto" w:sz="4"/>
+          <w:insideH w:val="single" w:color="auto" w:sz="4"/>
+          <w:insideV w:val="single" w:color="auto" w:sz="4"/>
+        </w:tblBorders>
+      </w:tblPr>
+      <w:tblGrid>
+        <w:gridCol w:w="9026"/>
+      </w:tblGrid>
+      <w:tr>
+        <w:trPr>
+          <w:cantSplit/>
+        </w:trPr>
+        <w:tc>
+          <w:tcPr>
+            <w:tcW w:type="dxa" w:w="9026"/>
+            <w:tcBorders>
+              <w:top w:val="single" w:color="E0B96A" w:sz="6"/>
+              <w:left w:val="single" w:color="E0B96A" w:sz="6"/>
+              <w:bottom w:val="single" w:color="E0B96A" w:sz="6"/>
+              <w:right w:val="single" w:color="E0B96A" w:sz="6"/>
+            </w:tcBorders>
+            <w:shd w:fill="FDF3E0" w:val="clear"/>
+            <w:tcMar>
+              <w:top w:type="dxa" w:w="140"/>
+              <w:left w:type="dxa" w:w="180"/>
+              <w:bottom w:type="dxa" w:w="140"/>
+              <w:right w:type="dxa" w:w="180"/>
+            </w:tcMar>
+          </w:tcPr>
+          <w:p>
+            <w:pPr>
+              <w:spacing w:after="40"/>
+            </w:pPr>
+            <w:r>
+              <w:rPr>
+                <w:b/>
+                <w:bCs/>
+                <w:color w:val="8A5E15"/>
+                <w:sz w:val="22"/>
+                <w:szCs w:val="22"/>
+              </w:rPr>
+              <w:t xml:space="preserve">Merke</w:t>
+            </w:r>
+          </w:p>
+          <w:p>
+            <w:pPr>
+              <w:spacing w:after="0" w:line="312" w:lineRule="auto"/>
+            </w:pPr>
+            <w:r>
+              <w:rPr>
+                <w:sz w:val="22"/>
+                <w:szCs w:val="22"/>
+              </w:rPr>
+              <w:t xml:space="preserve">Die Bilder in diesem Kapitel zeigen den Zustand beim Start — sie können ja niemandes Finger abbilden. Bei diesen Programmen musst du ausnahmsweise selbst tippen, um zu sehen, worum es geht. Es lohnt sich.</w:t>
+            </w:r>
+          </w:p>
+        </w:tc>
+      </w:tr>
+    </w:tbl>
+    <w:p>
+      <w:pPr>
+        <w:spacing w:after="160"/>
+      </w:pPr>
+    </w:p>
+    <w:p>
+      <w:pPr>
+        <w:pStyle w:val="Heading2"/>
+        <w:keepNext/>
+        <w:keepLines/>
+        <w:spacing w:after="120" w:before="280"/>
+      </w:pPr>
+      <w:r>
+        <w:t xml:space="preserve">Vier Lampen</w:t>
+      </w:r>
+    </w:p>
+    <w:p>
+      <w:pPr>
+        <w:spacing w:after="180" w:line="312" w:lineRule="auto"/>
+      </w:pPr>
+      <w:r>
+        <w:rPr>
+          <w:sz w:val="22"/>
+          <w:szCs w:val="22"/>
+        </w:rPr>
+        <w:t xml:space="preserve">Fangen wir mit etwas an, das nichts weiter tut als hinzusehen: vier Kästchen, angeordnet wie die Pfeiltasten, und jedes leuchtet, solange seine Taste gehalten wird.</w:t>
+      </w:r>
+    </w:p>
+    <w:p>
+      <w:pPr>
+        <w:keepLines/>
+        <w:pBdr>
+          <w:left w:val="single" w:color="1B6CA8" w:sz="18" w:space="6"/>
+        </w:pBdr>
+        <w:shd w:fill="F4F4F4" w:val="clear"/>
+        <w:spacing w:after="200" w:before="100" w:line="264" w:lineRule="auto"/>
+        <w:ind w:left="140"/>
+      </w:pPr>
+      <w:r>
+        <w:rPr>
+          <w:rFonts w:ascii="Consolas" w:cs="Consolas" w:eastAsia="Consolas" w:hAnsi="Consolas"/>
+          <w:sz w:val="19"/>
+          <w:szCs w:val="19"/>
+        </w:rPr>
+        <w:t xml:space="preserve">SCREEN(640, 400, "Tastenanzeige")</w:t>
+      </w:r>
+      <w:r>
+        <w:rPr>
+          <w:rFonts w:ascii="Consolas" w:cs="Consolas" w:eastAsia="Consolas" w:hAnsi="Consolas"/>
+          <w:sz w:val="19"/>
+          <w:szCs w:val="19"/>
+        </w:rPr>
+        <w:br/>
+        <w:t xml:space="preserve"/>
+      </w:r>
+      <w:r>
+        <w:rPr>
+          <w:rFonts w:ascii="Consolas" w:cs="Consolas" w:eastAsia="Consolas" w:hAnsi="Consolas"/>
+          <w:sz w:val="19"/>
+          <w:szCs w:val="19"/>
+        </w:rPr>
+        <w:br/>
+        <w:t xml:space="preserve">DIM aus AS INTEGER</w:t>
+      </w:r>
+      <w:r>
+        <w:rPr>
+          <w:rFonts w:ascii="Consolas" w:cs="Consolas" w:eastAsia="Consolas" w:hAnsi="Consolas"/>
+          <w:sz w:val="19"/>
+          <w:szCs w:val="19"/>
+        </w:rPr>
+        <w:br/>
+        <w:t xml:space="preserve">DIM an AS INTEGER</w:t>
+      </w:r>
+      <w:r>
+        <w:rPr>
+          <w:rFonts w:ascii="Consolas" w:cs="Consolas" w:eastAsia="Consolas" w:hAnsi="Consolas"/>
+          <w:sz w:val="19"/>
+          <w:szCs w:val="19"/>
+        </w:rPr>
+        <w:br/>
+        <w:t xml:space="preserve">DIM f AS INTEGER</w:t>
+      </w:r>
+      <w:r>
+        <w:rPr>
+          <w:rFonts w:ascii="Consolas" w:cs="Consolas" w:eastAsia="Consolas" w:hAnsi="Consolas"/>
+          <w:sz w:val="19"/>
+          <w:szCs w:val="19"/>
+        </w:rPr>
+        <w:br/>
+        <w:t xml:space="preserve">DIM hinweis AS INTEGER</w:t>
+      </w:r>
+      <w:r>
+        <w:rPr>
+          <w:rFonts w:ascii="Consolas" w:cs="Consolas" w:eastAsia="Consolas" w:hAnsi="Consolas"/>
+          <w:sz w:val="19"/>
+          <w:szCs w:val="19"/>
+        </w:rPr>
+        <w:br/>
+        <w:t xml:space="preserve">aus = RGB(62, 70, 98)</w:t>
+      </w:r>
+      <w:r>
+        <w:rPr>
+          <w:rFonts w:ascii="Consolas" w:cs="Consolas" w:eastAsia="Consolas" w:hAnsi="Consolas"/>
+          <w:sz w:val="19"/>
+          <w:szCs w:val="19"/>
+        </w:rPr>
+        <w:br/>
+        <w:t xml:space="preserve">an = RGB(255, 200, 40)</w:t>
+      </w:r>
+      <w:r>
+        <w:rPr>
+          <w:rFonts w:ascii="Consolas" w:cs="Consolas" w:eastAsia="Consolas" w:hAnsi="Consolas"/>
+          <w:sz w:val="19"/>
+          <w:szCs w:val="19"/>
+        </w:rPr>
+        <w:br/>
+        <w:t xml:space="preserve">hinweis = RGB(150, 160, 190)</w:t>
+      </w:r>
+      <w:r>
+        <w:rPr>
+          <w:rFonts w:ascii="Consolas" w:cs="Consolas" w:eastAsia="Consolas" w:hAnsi="Consolas"/>
+          <w:sz w:val="19"/>
+          <w:szCs w:val="19"/>
+        </w:rPr>
+        <w:br/>
+        <w:t xml:space="preserve"/>
+      </w:r>
+      <w:r>
+        <w:rPr>
+          <w:rFonts w:ascii="Consolas" w:cs="Consolas" w:eastAsia="Consolas" w:hAnsi="Consolas"/>
+          <w:sz w:val="19"/>
+          <w:szCs w:val="19"/>
+        </w:rPr>
+        <w:br/>
+        <w:t xml:space="preserve">WHILE NOT QUITREQUESTED() AND NOT KEYPRESSED(KEY_ESCAPE)</w:t>
+      </w:r>
+      <w:r>
+        <w:rPr>
+          <w:rFonts w:ascii="Consolas" w:cs="Consolas" w:eastAsia="Consolas" w:hAnsi="Consolas"/>
+          <w:sz w:val="19"/>
+          <w:szCs w:val="19"/>
+        </w:rPr>
+        <w:br/>
+        <w:t xml:space="preserve">    CLS(RGB(18, 22, 38))</w:t>
+      </w:r>
+      <w:r>
+        <w:rPr>
+          <w:rFonts w:ascii="Consolas" w:cs="Consolas" w:eastAsia="Consolas" w:hAnsi="Consolas"/>
+          <w:sz w:val="19"/>
+          <w:szCs w:val="19"/>
+        </w:rPr>
+        <w:br/>
+        <w:t xml:space="preserve"/>
+      </w:r>
+      <w:r>
+        <w:rPr>
+          <w:rFonts w:ascii="Consolas" w:cs="Consolas" w:eastAsia="Consolas" w:hAnsi="Consolas"/>
+          <w:sz w:val="19"/>
+          <w:szCs w:val="19"/>
+        </w:rPr>
+        <w:br/>
+        <w:t xml:space="preserve">    f = aus</w:t>
+      </w:r>
+      <w:r>
+        <w:rPr>
+          <w:rFonts w:ascii="Consolas" w:cs="Consolas" w:eastAsia="Consolas" w:hAnsi="Consolas"/>
+          <w:sz w:val="19"/>
+          <w:szCs w:val="19"/>
+        </w:rPr>
+        <w:br/>
+        <w:t xml:space="preserve">    IF KEYPRESSED(KEY_UP) THEN f = an</w:t>
+      </w:r>
+      <w:r>
+        <w:rPr>
+          <w:rFonts w:ascii="Consolas" w:cs="Consolas" w:eastAsia="Consolas" w:hAnsi="Consolas"/>
+          <w:sz w:val="19"/>
+          <w:szCs w:val="19"/>
+        </w:rPr>
+        <w:br/>
+        <w:t xml:space="preserve">    BOX(280, 120, 360, 180, f)</w:t>
+      </w:r>
+      <w:r>
+        <w:rPr>
+          <w:rFonts w:ascii="Consolas" w:cs="Consolas" w:eastAsia="Consolas" w:hAnsi="Consolas"/>
+          <w:sz w:val="19"/>
+          <w:szCs w:val="19"/>
+        </w:rPr>
+        <w:br/>
+        <w:t xml:space="preserve"/>
+      </w:r>
+      <w:r>
+        <w:rPr>
+          <w:rFonts w:ascii="Consolas" w:cs="Consolas" w:eastAsia="Consolas" w:hAnsi="Consolas"/>
+          <w:sz w:val="19"/>
+          <w:szCs w:val="19"/>
+        </w:rPr>
+        <w:br/>
+        <w:t xml:space="preserve">    f = aus</w:t>
+      </w:r>
+      <w:r>
+        <w:rPr>
+          <w:rFonts w:ascii="Consolas" w:cs="Consolas" w:eastAsia="Consolas" w:hAnsi="Consolas"/>
+          <w:sz w:val="19"/>
+          <w:szCs w:val="19"/>
+        </w:rPr>
+        <w:br/>
+        <w:t xml:space="preserve">    IF KEYPRESSED(KEY_LEFT) THEN f = an</w:t>
+      </w:r>
+      <w:r>
+        <w:rPr>
+          <w:rFonts w:ascii="Consolas" w:cs="Consolas" w:eastAsia="Consolas" w:hAnsi="Consolas"/>
+          <w:sz w:val="19"/>
+          <w:szCs w:val="19"/>
+        </w:rPr>
+        <w:br/>
+        <w:t xml:space="preserve">    BOX(190, 200, 270, 260, f)</w:t>
+      </w:r>
+      <w:r>
+        <w:rPr>
+          <w:rFonts w:ascii="Consolas" w:cs="Consolas" w:eastAsia="Consolas" w:hAnsi="Consolas"/>
+          <w:sz w:val="19"/>
+          <w:szCs w:val="19"/>
+        </w:rPr>
+        <w:br/>
+        <w:t xml:space="preserve"/>
+      </w:r>
+      <w:r>
+        <w:rPr>
+          <w:rFonts w:ascii="Consolas" w:cs="Consolas" w:eastAsia="Consolas" w:hAnsi="Consolas"/>
+          <w:sz w:val="19"/>
+          <w:szCs w:val="19"/>
+        </w:rPr>
+        <w:br/>
+        <w:t xml:space="preserve">    f = aus</w:t>
+      </w:r>
+      <w:r>
+        <w:rPr>
+          <w:rFonts w:ascii="Consolas" w:cs="Consolas" w:eastAsia="Consolas" w:hAnsi="Consolas"/>
+          <w:sz w:val="19"/>
+          <w:szCs w:val="19"/>
+        </w:rPr>
+        <w:br/>
+        <w:t xml:space="preserve">    IF KEYPRESSED(KEY_DOWN) THEN f = an</w:t>
+      </w:r>
+      <w:r>
+        <w:rPr>
+          <w:rFonts w:ascii="Consolas" w:cs="Consolas" w:eastAsia="Consolas" w:hAnsi="Consolas"/>
+          <w:sz w:val="19"/>
+          <w:szCs w:val="19"/>
+        </w:rPr>
+        <w:br/>
+        <w:t xml:space="preserve">    BOX(280, 200, 360, 260, f)</w:t>
+      </w:r>
+      <w:r>
+        <w:rPr>
+          <w:rFonts w:ascii="Consolas" w:cs="Consolas" w:eastAsia="Consolas" w:hAnsi="Consolas"/>
+          <w:sz w:val="19"/>
+          <w:szCs w:val="19"/>
+        </w:rPr>
+        <w:br/>
+        <w:t xml:space="preserve"/>
+      </w:r>
+      <w:r>
+        <w:rPr>
+          <w:rFonts w:ascii="Consolas" w:cs="Consolas" w:eastAsia="Consolas" w:hAnsi="Consolas"/>
+          <w:sz w:val="19"/>
+          <w:szCs w:val="19"/>
+        </w:rPr>
+        <w:br/>
+        <w:t xml:space="preserve">    f = aus</w:t>
+      </w:r>
+      <w:r>
+        <w:rPr>
+          <w:rFonts w:ascii="Consolas" w:cs="Consolas" w:eastAsia="Consolas" w:hAnsi="Consolas"/>
+          <w:sz w:val="19"/>
+          <w:szCs w:val="19"/>
+        </w:rPr>
+        <w:br/>
+        <w:t xml:space="preserve">    IF KEYPRESSED(KEY_RIGHT) THEN f = an</w:t>
+      </w:r>
+      <w:r>
+        <w:rPr>
+          <w:rFonts w:ascii="Consolas" w:cs="Consolas" w:eastAsia="Consolas" w:hAnsi="Consolas"/>
+          <w:sz w:val="19"/>
+          <w:szCs w:val="19"/>
+        </w:rPr>
+        <w:br/>
+        <w:t xml:space="preserve">    BOX(370, 200, 450, 260, f)</w:t>
+      </w:r>
+      <w:r>
+        <w:rPr>
+          <w:rFonts w:ascii="Consolas" w:cs="Consolas" w:eastAsia="Consolas" w:hAnsi="Consolas"/>
+          <w:sz w:val="19"/>
+          <w:szCs w:val="19"/>
+        </w:rPr>
+        <w:br/>
+        <w:t xml:space="preserve"/>
+      </w:r>
+      <w:r>
+        <w:rPr>
+          <w:rFonts w:ascii="Consolas" w:cs="Consolas" w:eastAsia="Consolas" w:hAnsi="Consolas"/>
+          <w:sz w:val="19"/>
+          <w:szCs w:val="19"/>
+        </w:rPr>
+        <w:br/>
+        <w:t xml:space="preserve">    TEXT(190, 300, "Halte die Pfeiltasten gedrueckt.", hinweis)</w:t>
+      </w:r>
+      <w:r>
+        <w:rPr>
+          <w:rFonts w:ascii="Consolas" w:cs="Consolas" w:eastAsia="Consolas" w:hAnsi="Consolas"/>
+          <w:sz w:val="19"/>
+          <w:szCs w:val="19"/>
+        </w:rPr>
+        <w:br/>
+        <w:t xml:space="preserve">    FLIP()</w:t>
+      </w:r>
+      <w:r>
+        <w:rPr>
+          <w:rFonts w:ascii="Consolas" w:cs="Consolas" w:eastAsia="Consolas" w:hAnsi="Consolas"/>
+          <w:sz w:val="19"/>
+          <w:szCs w:val="19"/>
+        </w:rPr>
+        <w:br/>
+        <w:t xml:space="preserve">WEND</w:t>
+      </w:r>
+    </w:p>
+    <w:p>
+      <w:pPr>
+        <w:keepNext/>
+        <w:spacing w:after="40" w:before="160"/>
+        <w:jc w:val="center"/>
+      </w:pPr>
+      <w:r>
+        <w:drawing>
+          <wp:inline distT="0" distB="0" distL="0" distR="0">
+            <wp:extent cx="4191000" cy="2619375"/>
+            <wp:effectExtent t="0" r="0" b="0" l="0"/>
+            <wp:docPr id="1" name="kap07_1_tastenanzeige.png" descr="So sieht es aus, solange du nichts anfasst. Drück eine Pfeiltaste, und das passende Kästchen leuchtet." title="So sieht es aus, solange du nichts anfasst. Drück eine Pfeiltaste, und das passende Kästchen leuchtet."/>
+            <wp:cNvGraphicFramePr>
+              <a:graphicFrameLocks xmlns:a="http://schemas.openxmlformats.org/drawingml/2006/main" noChangeAspect="1"/>
+            </wp:cNvGraphicFramePr>
+            <a:graphic xmlns:a="http://schemas.openxmlformats.org/drawingml/2006/main">
+              <a:graphicData uri="http://schemas.openxmlformats.org/drawingml/2006/picture">
+                <pic:pic xmlns:pic="http://schemas.openxmlformats.org/drawingml/2006/picture">
+                  <pic:nvPicPr>
+                    <pic:cNvPr id="0" name="" descr=""/>
+                    <pic:cNvPicPr>
+                      <a:picLocks noChangeAspect="1" noChangeArrowheads="1"/>
+                    </pic:cNvPicPr>
+                  </pic:nvPicPr>
+                  <pic:blipFill>
+                    <a:blip r:embed="rId33" cstate="none"/>
+                    <a:srcRect/>
+                    <a:stretch>
+                      <a:fillRect/>
+                    </a:stretch>
+                  </pic:blipFill>
+                  <pic:spPr bwMode="auto">
+                    <a:xfrm>
+                      <a:off x="0" y="0"/>
+                      <a:ext cx="4191000" cy="2619375"/>
+                    </a:xfrm>
+                    <a:prstGeom prst="rect">
+                      <a:avLst/>
+                    </a:prstGeom>
+                  </pic:spPr>
+                </pic:pic>
+              </a:graphicData>
+            </a:graphic>
+          </wp:inline>
+        </w:drawing>
+      </w:r>
+    </w:p>
+    <w:p>
+      <w:pPr>
+        <w:spacing w:after="200"/>
+        <w:jc w:val="center"/>
+      </w:pPr>
+      <w:r>
+        <w:rPr>
+          <w:i/>
+          <w:iCs/>
+          <w:color w:val="6A6A6A"/>
+          <w:sz w:val="18"/>
+          <w:szCs w:val="18"/>
+        </w:rPr>
+        <w:t xml:space="preserve">So sieht es aus, solange du nichts anfasst. Drück eine Pfeiltaste, und das passende Kästchen leuchtet.</w:t>
+      </w:r>
+    </w:p>
+    <w:p>
+      <w:pPr>
+        <w:pStyle w:val="Heading2"/>
+        <w:keepNext/>
+        <w:keepLines/>
+        <w:spacing w:after="120" w:before="280"/>
+      </w:pPr>
+      <w:r>
+        <w:t xml:space="preserve">Zeile für Zeile</w:t>
+      </w:r>
+    </w:p>
+    <w:p>
+      <w:pPr>
+        <w:spacing w:after="180" w:line="312" w:lineRule="auto"/>
+      </w:pPr>
+      <w:r>
+        <w:rPr>
+          <w:rFonts w:ascii="Consolas" w:cs="Consolas" w:eastAsia="Consolas" w:hAnsi="Consolas"/>
+          <w:color w:val="335577"/>
+          <w:sz w:val="21"/>
+          <w:szCs w:val="21"/>
+        </w:rPr>
+        <w:t xml:space="preserve">KEYPRESSED(KEY_UP)</w:t>
+      </w:r>
+      <w:r>
+        <w:rPr>
+          <w:sz w:val="22"/>
+          <w:szCs w:val="22"/>
+        </w:rPr>
+        <w:t xml:space="preserve"> ist wahr, solange die Taste Pfeil-nach-oben gehalten wird. Nicht einmal beim Drücken, sondern in JEDEM Bild, in dem sie unten ist — sechzigmal je Sekunde, wenn du sie eine Sekunde hältst.</w:t>
+      </w:r>
+    </w:p>
+    <w:p>
+      <w:pPr>
+        <w:spacing w:after="180" w:line="312" w:lineRule="auto"/>
+      </w:pPr>
+      <w:r>
+        <w:rPr>
+          <w:rFonts w:ascii="Consolas" w:cs="Consolas" w:eastAsia="Consolas" w:hAnsi="Consolas"/>
+          <w:color w:val="335577"/>
+          <w:sz w:val="21"/>
+          <w:szCs w:val="21"/>
+        </w:rPr>
+        <w:t xml:space="preserve">KEY_UP</w:t>
+      </w:r>
+      <w:r>
+        <w:rPr>
+          <w:sz w:val="22"/>
+          <w:szCs w:val="22"/>
+        </w:rPr>
+        <w:t xml:space="preserve"> ist eine eingebaute Zahl, die für diese Taste steht. Du musst sie nicht kennen und sollst sie auch nicht auswendig lernen; schreib den Namen hin. Eine Liste steht weiter unten.</w:t>
+      </w:r>
+    </w:p>
+    <w:p>
+      <w:pPr>
+        <w:spacing w:after="180" w:line="312" w:lineRule="auto"/>
+      </w:pPr>
+      <w:r>
+        <w:rPr>
+          <w:sz w:val="22"/>
+          <w:szCs w:val="22"/>
+        </w:rPr>
+        <w:t xml:space="preserve">Der Dreisatz für jedes Kästchen ist immer derselbe:</w:t>
+      </w:r>
+    </w:p>
+    <w:p>
+      <w:pPr>
+        <w:pStyle w:val="ListParagraph"/>
+        <w:numPr>
+          <w:ilvl w:val="0"/>
+          <w:numId w:val="2"/>
+        </w:numPr>
+        <w:spacing w:after="100" w:line="312" w:lineRule="auto"/>
+      </w:pPr>
+      <w:r>
+        <w:rPr>
+          <w:b/>
+          <w:bCs/>
+          <w:sz w:val="22"/>
+          <w:szCs w:val="22"/>
+        </w:rPr>
+        <w:t xml:space="preserve">f = aus </w:t>
+      </w:r>
+      <w:r>
+        <w:rPr>
+          <w:sz w:val="22"/>
+          <w:szCs w:val="22"/>
+        </w:rPr>
+        <w:t xml:space="preserve">— nimm zunächst die dunkle Farbe an.</w:t>
+      </w:r>
+    </w:p>
+    <w:p>
+      <w:pPr>
+        <w:pStyle w:val="ListParagraph"/>
+        <w:numPr>
+          <w:ilvl w:val="0"/>
+          <w:numId w:val="2"/>
+        </w:numPr>
+        <w:spacing w:after="100" w:line="312" w:lineRule="auto"/>
+      </w:pPr>
+      <w:r>
+        <w:rPr>
+          <w:b/>
+          <w:bCs/>
+          <w:sz w:val="22"/>
+          <w:szCs w:val="22"/>
+        </w:rPr>
+        <w:t xml:space="preserve">IF ... THEN f = an </w:t>
+      </w:r>
+      <w:r>
+        <w:rPr>
+          <w:sz w:val="22"/>
+          <w:szCs w:val="22"/>
+        </w:rPr>
+        <w:t xml:space="preserve">— wenn die Taste gehalten wird, überschreib sie mit der hellen.</w:t>
+      </w:r>
+    </w:p>
+    <w:p>
+      <w:pPr>
+        <w:pStyle w:val="ListParagraph"/>
+        <w:numPr>
+          <w:ilvl w:val="0"/>
+          <w:numId w:val="2"/>
+        </w:numPr>
+        <w:spacing w:after="100" w:line="312" w:lineRule="auto"/>
+      </w:pPr>
+      <w:r>
+        <w:rPr>
+          <w:b/>
+          <w:bCs/>
+          <w:sz w:val="22"/>
+          <w:szCs w:val="22"/>
+        </w:rPr>
+        <w:t xml:space="preserve">BOX(...) </w:t>
+      </w:r>
+      <w:r>
+        <w:rPr>
+          <w:sz w:val="22"/>
+          <w:szCs w:val="22"/>
+        </w:rPr>
+        <w:t xml:space="preserve">— male das Kästchen in der Farbe, die jetzt in f steht.</w:t>
+      </w:r>
+    </w:p>
+    <w:p>
+      <w:pPr>
+        <w:spacing w:after="180" w:line="312" w:lineRule="auto"/>
+      </w:pPr>
+      <w:r>
+        <w:rPr>
+          <w:sz w:val="22"/>
+          <w:szCs w:val="22"/>
+        </w:rPr>
+        <w:t xml:space="preserve">Das ist ein Muster, das dir überall wieder begegnen wird: erst den Normalfall setzen, dann die Ausnahme darüberschreiben. Es ist kürzer und weniger fehleranfällig, als jeden Fall einzeln auszuschreiben.</w:t>
+      </w:r>
+    </w:p>
+    <w:p>
+      <w:pPr>
+        <w:spacing w:before="60"/>
+      </w:pPr>
+    </w:p>
+    <w:tbl>
+      <w:tblPr>
+        <w:tblW w:type="dxa" w:w="9026"/>
+        <w:tblBorders>
+          <w:top w:val="single" w:color="auto" w:sz="4"/>
+          <w:left w:val="single" w:color="auto" w:sz="4"/>
+          <w:bottom w:val="single" w:color="auto" w:sz="4"/>
+          <w:right w:val="single" w:color="auto" w:sz="4"/>
+          <w:insideH w:val="single" w:color="auto" w:sz="4"/>
+          <w:insideV w:val="single" w:color="auto" w:sz="4"/>
+        </w:tblBorders>
+      </w:tblPr>
+      <w:tblGrid>
+        <w:gridCol w:w="9026"/>
+      </w:tblGrid>
+      <w:tr>
+        <w:trPr>
+          <w:cantSplit/>
+        </w:trPr>
+        <w:tc>
+          <w:tcPr>
+            <w:tcW w:type="dxa" w:w="9026"/>
+            <w:tcBorders>
+              <w:top w:val="single" w:color="9CC8E6" w:sz="6"/>
+              <w:left w:val="single" w:color="9CC8E6" w:sz="6"/>
+              <w:bottom w:val="single" w:color="9CC8E6" w:sz="6"/>
+              <w:right w:val="single" w:color="9CC8E6" w:sz="6"/>
+            </w:tcBorders>
+            <w:shd w:fill="E7F2FA" w:val="clear"/>
+            <w:tcMar>
+              <w:top w:type="dxa" w:w="140"/>
+              <w:left w:type="dxa" w:w="180"/>
+              <w:bottom w:type="dxa" w:w="140"/>
+              <w:right w:type="dxa" w:w="180"/>
+            </w:tcMar>
+          </w:tcPr>
+          <w:p>
+            <w:pPr>
+              <w:spacing w:after="40"/>
+            </w:pPr>
+            <w:r>
+              <w:rPr>
+                <w:b/>
+                <w:bCs/>
+                <w:color w:val="1B6CA8"/>
+                <w:sz w:val="22"/>
+                <w:szCs w:val="22"/>
+              </w:rPr>
+              <w:t xml:space="preserve">Warum vier einzelne Kartons wiederverwendet werden</w:t>
+            </w:r>
+          </w:p>
+          <w:p>
+            <w:pPr>
+              <w:spacing w:after="0" w:line="312" w:lineRule="auto"/>
+            </w:pPr>
+            <w:r>
+              <w:rPr>
+                <w:sz w:val="22"/>
+                <w:szCs w:val="22"/>
+              </w:rPr>
+              <w:t xml:space="preserve">f wird viermal benutzt und jedes Mal neu gefüllt. Man könnte auch vier Kartons anlegen — farbe_oben, farbe_links und so fort. Beides ist richtig. Sobald du in Kapitel 12 eigene Befehle schreibst, verschwindet die Wiederholung von selbst.</w:t>
+            </w:r>
+          </w:p>
+        </w:tc>
+      </w:tr>
+    </w:tbl>
+    <w:p>
+      <w:pPr>
+        <w:spacing w:after="160"/>
+      </w:pPr>
+    </w:p>
+    <w:p>
+      <w:pPr>
+        <w:pStyle w:val="Heading2"/>
+        <w:keepNext/>
+        <w:keepLines/>
+        <w:spacing w:after="120" w:before="280"/>
+      </w:pPr>
+      <w:r>
+        <w:t xml:space="preserve">Jetzt bewegst du etwas</w:t>
+      </w:r>
+    </w:p>
+    <w:p>
+      <w:pPr>
+        <w:keepLines/>
+        <w:pBdr>
+          <w:left w:val="single" w:color="1B6CA8" w:sz="18" w:space="6"/>
+        </w:pBdr>
+        <w:shd w:fill="F4F4F4" w:val="clear"/>
+        <w:spacing w:after="200" w:before="100" w:line="264" w:lineRule="auto"/>
+        <w:ind w:left="140"/>
+      </w:pPr>
+      <w:r>
+        <w:rPr>
+          <w:rFonts w:ascii="Consolas" w:cs="Consolas" w:eastAsia="Consolas" w:hAnsi="Consolas"/>
+          <w:sz w:val="19"/>
+          <w:szCs w:val="19"/>
+        </w:rPr>
+        <w:t xml:space="preserve">SCREEN(640, 400, "Steuern")</w:t>
+      </w:r>
+      <w:r>
+        <w:rPr>
+          <w:rFonts w:ascii="Consolas" w:cs="Consolas" w:eastAsia="Consolas" w:hAnsi="Consolas"/>
+          <w:sz w:val="19"/>
+          <w:szCs w:val="19"/>
+        </w:rPr>
+        <w:br/>
+        <w:t xml:space="preserve"/>
+      </w:r>
+      <w:r>
+        <w:rPr>
+          <w:rFonts w:ascii="Consolas" w:cs="Consolas" w:eastAsia="Consolas" w:hAnsi="Consolas"/>
+          <w:sz w:val="19"/>
+          <w:szCs w:val="19"/>
+        </w:rPr>
+        <w:br/>
+        <w:t xml:space="preserve">DIM x AS FLOAT</w:t>
+      </w:r>
+      <w:r>
+        <w:rPr>
+          <w:rFonts w:ascii="Consolas" w:cs="Consolas" w:eastAsia="Consolas" w:hAnsi="Consolas"/>
+          <w:sz w:val="19"/>
+          <w:szCs w:val="19"/>
+        </w:rPr>
+        <w:br/>
+        <w:t xml:space="preserve">DIM y AS FLOAT</w:t>
+      </w:r>
+      <w:r>
+        <w:rPr>
+          <w:rFonts w:ascii="Consolas" w:cs="Consolas" w:eastAsia="Consolas" w:hAnsi="Consolas"/>
+          <w:sz w:val="19"/>
+          <w:szCs w:val="19"/>
+        </w:rPr>
+        <w:br/>
+        <w:t xml:space="preserve">DIM hinweis AS INTEGER</w:t>
+      </w:r>
+      <w:r>
+        <w:rPr>
+          <w:rFonts w:ascii="Consolas" w:cs="Consolas" w:eastAsia="Consolas" w:hAnsi="Consolas"/>
+          <w:sz w:val="19"/>
+          <w:szCs w:val="19"/>
+        </w:rPr>
+        <w:br/>
+        <w:t xml:space="preserve">x = 320</w:t>
+      </w:r>
+      <w:r>
+        <w:rPr>
+          <w:rFonts w:ascii="Consolas" w:cs="Consolas" w:eastAsia="Consolas" w:hAnsi="Consolas"/>
+          <w:sz w:val="19"/>
+          <w:szCs w:val="19"/>
+        </w:rPr>
+        <w:br/>
+        <w:t xml:space="preserve">y = 200</w:t>
+      </w:r>
+      <w:r>
+        <w:rPr>
+          <w:rFonts w:ascii="Consolas" w:cs="Consolas" w:eastAsia="Consolas" w:hAnsi="Consolas"/>
+          <w:sz w:val="19"/>
+          <w:szCs w:val="19"/>
+        </w:rPr>
+        <w:br/>
+        <w:t xml:space="preserve">hinweis = RGB(140, 150, 180)</w:t>
+      </w:r>
+      <w:r>
+        <w:rPr>
+          <w:rFonts w:ascii="Consolas" w:cs="Consolas" w:eastAsia="Consolas" w:hAnsi="Consolas"/>
+          <w:sz w:val="19"/>
+          <w:szCs w:val="19"/>
+        </w:rPr>
+        <w:br/>
+        <w:t xml:space="preserve"/>
+      </w:r>
+      <w:r>
+        <w:rPr>
+          <w:rFonts w:ascii="Consolas" w:cs="Consolas" w:eastAsia="Consolas" w:hAnsi="Consolas"/>
+          <w:sz w:val="19"/>
+          <w:szCs w:val="19"/>
+        </w:rPr>
+        <w:br/>
+        <w:t xml:space="preserve">WHILE NOT QUITREQUESTED() AND NOT KEYPRESSED(KEY_ESCAPE)</w:t>
+      </w:r>
+      <w:r>
+        <w:rPr>
+          <w:rFonts w:ascii="Consolas" w:cs="Consolas" w:eastAsia="Consolas" w:hAnsi="Consolas"/>
+          <w:sz w:val="19"/>
+          <w:szCs w:val="19"/>
+        </w:rPr>
+        <w:br/>
+        <w:t xml:space="preserve">    CLS(RGB(15, 20, 40))</w:t>
+      </w:r>
+      <w:r>
+        <w:rPr>
+          <w:rFonts w:ascii="Consolas" w:cs="Consolas" w:eastAsia="Consolas" w:hAnsi="Consolas"/>
+          <w:sz w:val="19"/>
+          <w:szCs w:val="19"/>
+        </w:rPr>
+        <w:br/>
+        <w:t xml:space="preserve">    CIRCLE(x, y, 20, RGB(120, 220, 255))</w:t>
+      </w:r>
+      <w:r>
+        <w:rPr>
+          <w:rFonts w:ascii="Consolas" w:cs="Consolas" w:eastAsia="Consolas" w:hAnsi="Consolas"/>
+          <w:sz w:val="19"/>
+          <w:szCs w:val="19"/>
+        </w:rPr>
+        <w:br/>
+        <w:t xml:space="preserve">    TEXT(14, 12, "Pfeiltasten bewegen, ESC beendet", hinweis)</w:t>
+      </w:r>
+      <w:r>
+        <w:rPr>
+          <w:rFonts w:ascii="Consolas" w:cs="Consolas" w:eastAsia="Consolas" w:hAnsi="Consolas"/>
+          <w:sz w:val="19"/>
+          <w:szCs w:val="19"/>
+        </w:rPr>
+        <w:br/>
+        <w:t xml:space="preserve">    FLIP()</w:t>
+      </w:r>
+      <w:r>
+        <w:rPr>
+          <w:rFonts w:ascii="Consolas" w:cs="Consolas" w:eastAsia="Consolas" w:hAnsi="Consolas"/>
+          <w:sz w:val="19"/>
+          <w:szCs w:val="19"/>
+        </w:rPr>
+        <w:br/>
+        <w:t xml:space="preserve"/>
+      </w:r>
+      <w:r>
+        <w:rPr>
+          <w:rFonts w:ascii="Consolas" w:cs="Consolas" w:eastAsia="Consolas" w:hAnsi="Consolas"/>
+          <w:sz w:val="19"/>
+          <w:szCs w:val="19"/>
+        </w:rPr>
+        <w:br/>
+        <w:t xml:space="preserve">    IF KEYPRESSED(KEY_LEFT) THEN x = x - 4</w:t>
+      </w:r>
+      <w:r>
+        <w:rPr>
+          <w:rFonts w:ascii="Consolas" w:cs="Consolas" w:eastAsia="Consolas" w:hAnsi="Consolas"/>
+          <w:sz w:val="19"/>
+          <w:szCs w:val="19"/>
+        </w:rPr>
+        <w:br/>
+        <w:t xml:space="preserve">    IF KEYPRESSED(KEY_RIGHT) THEN x = x + 4</w:t>
+      </w:r>
+      <w:r>
+        <w:rPr>
+          <w:rFonts w:ascii="Consolas" w:cs="Consolas" w:eastAsia="Consolas" w:hAnsi="Consolas"/>
+          <w:sz w:val="19"/>
+          <w:szCs w:val="19"/>
+        </w:rPr>
+        <w:br/>
+        <w:t xml:space="preserve">    IF KEYPRESSED(KEY_UP) THEN y = y - 4</w:t>
+      </w:r>
+      <w:r>
+        <w:rPr>
+          <w:rFonts w:ascii="Consolas" w:cs="Consolas" w:eastAsia="Consolas" w:hAnsi="Consolas"/>
+          <w:sz w:val="19"/>
+          <w:szCs w:val="19"/>
+        </w:rPr>
+        <w:br/>
+        <w:t xml:space="preserve">    IF KEYPRESSED(KEY_DOWN) THEN y = y + 4</w:t>
+      </w:r>
+      <w:r>
+        <w:rPr>
+          <w:rFonts w:ascii="Consolas" w:cs="Consolas" w:eastAsia="Consolas" w:hAnsi="Consolas"/>
+          <w:sz w:val="19"/>
+          <w:szCs w:val="19"/>
+        </w:rPr>
+        <w:br/>
+        <w:t xml:space="preserve"/>
+      </w:r>
+      <w:r>
+        <w:rPr>
+          <w:rFonts w:ascii="Consolas" w:cs="Consolas" w:eastAsia="Consolas" w:hAnsi="Consolas"/>
+          <w:sz w:val="19"/>
+          <w:szCs w:val="19"/>
+        </w:rPr>
+        <w:br/>
+        <w:t xml:space="preserve">    IF x &lt; 20 THEN x = 20</w:t>
+      </w:r>
+      <w:r>
+        <w:rPr>
+          <w:rFonts w:ascii="Consolas" w:cs="Consolas" w:eastAsia="Consolas" w:hAnsi="Consolas"/>
+          <w:sz w:val="19"/>
+          <w:szCs w:val="19"/>
+        </w:rPr>
+        <w:br/>
+        <w:t xml:space="preserve">    IF x &gt; 619 THEN x = 619</w:t>
+      </w:r>
+      <w:r>
+        <w:rPr>
+          <w:rFonts w:ascii="Consolas" w:cs="Consolas" w:eastAsia="Consolas" w:hAnsi="Consolas"/>
+          <w:sz w:val="19"/>
+          <w:szCs w:val="19"/>
+        </w:rPr>
+        <w:br/>
+        <w:t xml:space="preserve">    IF y &lt; 20 THEN y = 20</w:t>
+      </w:r>
+      <w:r>
+        <w:rPr>
+          <w:rFonts w:ascii="Consolas" w:cs="Consolas" w:eastAsia="Consolas" w:hAnsi="Consolas"/>
+          <w:sz w:val="19"/>
+          <w:szCs w:val="19"/>
+        </w:rPr>
+        <w:br/>
+        <w:t xml:space="preserve">    IF y &gt; 379 THEN y = 379</w:t>
+      </w:r>
+      <w:r>
+        <w:rPr>
+          <w:rFonts w:ascii="Consolas" w:cs="Consolas" w:eastAsia="Consolas" w:hAnsi="Consolas"/>
+          <w:sz w:val="19"/>
+          <w:szCs w:val="19"/>
+        </w:rPr>
+        <w:br/>
+        <w:t xml:space="preserve">WEND</w:t>
+      </w:r>
+    </w:p>
+    <w:p>
+      <w:pPr>
+        <w:keepNext/>
+        <w:spacing w:after="40" w:before="160"/>
+        <w:jc w:val="center"/>
+      </w:pPr>
+      <w:r>
+        <w:drawing>
+          <wp:inline distT="0" distB="0" distL="0" distR="0">
+            <wp:extent cx="4191000" cy="2619375"/>
+            <wp:effectExtent t="0" r="0" b="0" l="0"/>
+            <wp:docPr id="1" name="kap07_2_steuern.png" descr="Beim Start steht er in der Mitte. Was dann passiert, liegt an deinen Fingern." title="Beim Start steht er in der Mitte. Was dann passiert, liegt an deinen Fingern."/>
+            <wp:cNvGraphicFramePr>
+              <a:graphicFrameLocks xmlns:a="http://schemas.openxmlformats.org/drawingml/2006/main" noChangeAspect="1"/>
+            </wp:cNvGraphicFramePr>
+            <a:graphic xmlns:a="http://schemas.openxmlformats.org/drawingml/2006/main">
+              <a:graphicData uri="http://schemas.openxmlformats.org/drawingml/2006/picture">
+                <pic:pic xmlns:pic="http://schemas.openxmlformats.org/drawingml/2006/picture">
+                  <pic:nvPicPr>
+                    <pic:cNvPr id="0" name="" descr=""/>
+                    <pic:cNvPicPr>
+                      <a:picLocks noChangeAspect="1" noChangeArrowheads="1"/>
+                    </pic:cNvPicPr>
+                  </pic:nvPicPr>
+                  <pic:blipFill>
+                    <a:blip r:embed="rId34" cstate="none"/>
+                    <a:srcRect/>
+                    <a:stretch>
+                      <a:fillRect/>
+                    </a:stretch>
+                  </pic:blipFill>
+                  <pic:spPr bwMode="auto">
+                    <a:xfrm>
+                      <a:off x="0" y="0"/>
+                      <a:ext cx="4191000" cy="2619375"/>
+                    </a:xfrm>
+                    <a:prstGeom prst="rect">
+                      <a:avLst/>
+                    </a:prstGeom>
+                  </pic:spPr>
+                </pic:pic>
+              </a:graphicData>
+            </a:graphic>
+          </wp:inline>
+        </w:drawing>
+      </w:r>
+    </w:p>
+    <w:p>
+      <w:pPr>
+        <w:spacing w:after="200"/>
+        <w:jc w:val="center"/>
+      </w:pPr>
+      <w:r>
+        <w:rPr>
+          <w:i/>
+          <w:iCs/>
+          <w:color w:val="6A6A6A"/>
+          <w:sz w:val="18"/>
+          <w:szCs w:val="18"/>
+        </w:rPr>
+        <w:t xml:space="preserve">Beim Start steht er in der Mitte. Was dann passiert, liegt an deinen Fingern.</w:t>
+      </w:r>
+    </w:p>
+    <w:p>
+      <w:pPr>
+        <w:spacing w:after="180" w:line="312" w:lineRule="auto"/>
+      </w:pPr>
+      <w:r>
+        <w:rPr>
+          <w:sz w:val="22"/>
+          <w:szCs w:val="22"/>
+        </w:rPr>
+        <w:t xml:space="preserve">Vier Zeilen für die Bewegung, vier für die Wände. Die ersten vier sind der Kern: Wird links gehalten, geh nach links. Mehr ist es nicht — und weil zwei Tasten gleichzeitig gehalten werden dürfen, läuft der Punkt schräg, ohne dass irgendwo „schräg“ stünde.</w:t>
+      </w:r>
+    </w:p>
+    <w:p>
+      <w:pPr>
+        <w:spacing w:after="180" w:line="312" w:lineRule="auto"/>
+      </w:pPr>
+      <w:r>
+        <w:rPr>
+          <w:sz w:val="22"/>
+          <w:szCs w:val="22"/>
+        </w:rPr>
+        <w:t xml:space="preserve">Die zweiten vier heißen bei Programmierern begrenzen. Sie sorgen dafür, dass der Punkt im Fenster bleibt: </w:t>
+      </w:r>
+      <w:r>
+        <w:rPr>
+          <w:rFonts w:ascii="Consolas" w:cs="Consolas" w:eastAsia="Consolas" w:hAnsi="Consolas"/>
+          <w:color w:val="335577"/>
+          <w:sz w:val="21"/>
+          <w:szCs w:val="21"/>
+        </w:rPr>
+        <w:t xml:space="preserve">IF x &lt; 20 THEN x = 20</w:t>
+      </w:r>
+      <w:r>
+        <w:rPr>
+          <w:sz w:val="22"/>
+          <w:szCs w:val="22"/>
+        </w:rPr>
+        <w:t xml:space="preserve"> liest sich als „wenn er zu weit links ist, hol ihn auf 20 zurück“. Die 20 ist wieder der Radius, damit er mit dem Rand anstößt und nicht mit dem Mittelpunkt.</w:t>
+      </w:r>
+    </w:p>
+    <w:p>
+      <w:pPr>
+        <w:spacing w:after="180" w:line="312" w:lineRule="auto"/>
+      </w:pPr>
+      <w:r>
+        <w:rPr>
+          <w:sz w:val="22"/>
+          <w:szCs w:val="22"/>
+        </w:rPr>
+        <w:t xml:space="preserve">Lass die vier Begrenzungszeilen einmal weg und fahr aus dem Fenster hinaus. Der Punkt ist dann nicht verschwunden — er wird nur außerhalb gemalt, wo du ihn nicht siehst. Fahr zurück, und er kommt wieder. Programme vergessen nichts, sie zeigen es nur nicht immer.</w:t>
+      </w:r>
+    </w:p>
+    <w:p>
+      <w:pPr>
+        <w:spacing w:before="60"/>
+      </w:pPr>
+    </w:p>
+    <w:tbl>
+      <w:tblPr>
+        <w:tblW w:type="dxa" w:w="9026"/>
+        <w:tblBorders>
+          <w:top w:val="single" w:color="auto" w:sz="4"/>
+          <w:left w:val="single" w:color="auto" w:sz="4"/>
+          <w:bottom w:val="single" w:color="auto" w:sz="4"/>
+          <w:right w:val="single" w:color="auto" w:sz="4"/>
+          <w:insideH w:val="single" w:color="auto" w:sz="4"/>
+          <w:insideV w:val="single" w:color="auto" w:sz="4"/>
+        </w:tblBorders>
+      </w:tblPr>
+      <w:tblGrid>
+        <w:gridCol w:w="9026"/>
+      </w:tblGrid>
+      <w:tr>
+        <w:trPr>
+          <w:cantSplit/>
+        </w:trPr>
+        <w:tc>
+          <w:tcPr>
+            <w:tcW w:type="dxa" w:w="9026"/>
+            <w:tcBorders>
+              <w:top w:val="single" w:color="E0A0A0" w:sz="6"/>
+              <w:left w:val="single" w:color="E0A0A0" w:sz="6"/>
+              <w:bottom w:val="single" w:color="E0A0A0" w:sz="6"/>
+              <w:right w:val="single" w:color="E0A0A0" w:sz="6"/>
+            </w:tcBorders>
+            <w:shd w:fill="FBEAEA" w:val="clear"/>
+            <w:tcMar>
+              <w:top w:type="dxa" w:w="140"/>
+              <w:left w:type="dxa" w:w="180"/>
+              <w:bottom w:type="dxa" w:w="140"/>
+              <w:right w:type="dxa" w:w="180"/>
+            </w:tcMar>
+          </w:tcPr>
+          <w:p>
+            <w:pPr>
+              <w:spacing w:after="40"/>
+            </w:pPr>
+            <w:r>
+              <w:rPr>
+                <w:b/>
+                <w:bCs/>
+                <w:color w:val="B23030"/>
+                <w:sz w:val="22"/>
+                <w:szCs w:val="22"/>
+              </w:rPr>
+              <w:t xml:space="preserve">Punkte je Bild, nicht je Sekunde</w:t>
+            </w:r>
+          </w:p>
+          <w:p>
+            <w:pPr>
+              <w:spacing w:after="0" w:line="312" w:lineRule="auto"/>
+            </w:pPr>
+            <w:r>
+              <w:rPr>
+                <w:sz w:val="22"/>
+                <w:szCs w:val="22"/>
+              </w:rPr>
+              <w:t xml:space="preserve">Bei diesem Aufbau ist die Geschwindigkeit an die Bildrate gekoppelt: vier Punkte je Bild sind bei sechzig Bildern 240 Punkte je Sekunde. Auf einem Rechner, der langsamer zeichnet, liefe der Punkt langsamer. Für dieses Buch ist das in Ordnung und hält die Programme kurz — merk dir nur, dass ausgewachsene Spiele stattdessen mit der vergangenen ZEIT rechnen.</w:t>
+            </w:r>
+          </w:p>
+        </w:tc>
+      </w:tr>
+    </w:tbl>
+    <w:p>
+      <w:pPr>
+        <w:spacing w:after="160"/>
+      </w:pPr>
+    </w:p>
+    <w:p>
+      <w:pPr>
+        <w:pStyle w:val="Heading2"/>
+        <w:keepNext/>
+        <w:keepLines/>
+        <w:spacing w:after="120" w:before="280"/>
+      </w:pPr>
+      <w:r>
+        <w:t xml:space="preserve">Gehalten oder gedrückt — der wichtigste Unterschied</w:t>
+      </w:r>
+    </w:p>
+    <w:p>
+      <w:pPr>
+        <w:spacing w:after="180" w:line="312" w:lineRule="auto"/>
+      </w:pPr>
+      <w:r>
+        <w:rPr>
+          <w:sz w:val="22"/>
+          <w:szCs w:val="22"/>
+        </w:rPr>
+        <w:t xml:space="preserve">Für das Bewegen war „solange gehalten“ genau richtig. Für einen Schuss wäre es eine Katastrophe: Du drückst die Leertaste eine halbe Sekunde, und dein Schiff feuert dreißig Schüsse ab.</w:t>
+      </w:r>
+    </w:p>
+    <w:p>
+      <w:pPr>
+        <w:spacing w:after="180" w:line="312" w:lineRule="auto"/>
+      </w:pPr>
+      <w:r>
+        <w:rPr>
+          <w:sz w:val="22"/>
+          <w:szCs w:val="22"/>
+        </w:rPr>
+        <w:t xml:space="preserve">Deshalb gibt es zwei Befehle, die fast dasselbe zu tun scheinen und sich grundlegend unterscheiden. Dieses winzige Programm zeigt es:</w:t>
+      </w:r>
+    </w:p>
+    <w:p>
+      <w:pPr>
+        <w:keepLines/>
+        <w:pBdr>
+          <w:left w:val="single" w:color="1B6CA8" w:sz="18" w:space="6"/>
+        </w:pBdr>
+        <w:shd w:fill="F4F4F4" w:val="clear"/>
+        <w:spacing w:after="200" w:before="100" w:line="264" w:lineRule="auto"/>
+        <w:ind w:left="140"/>
+      </w:pPr>
+      <w:r>
+        <w:rPr>
+          <w:rFonts w:ascii="Consolas" w:cs="Consolas" w:eastAsia="Consolas" w:hAnsi="Consolas"/>
+          <w:sz w:val="19"/>
+          <w:szCs w:val="19"/>
+        </w:rPr>
+        <w:t xml:space="preserve">SCREEN(640, 400, "Gehalten oder gedrueckt")</w:t>
+      </w:r>
+      <w:r>
+        <w:rPr>
+          <w:rFonts w:ascii="Consolas" w:cs="Consolas" w:eastAsia="Consolas" w:hAnsi="Consolas"/>
+          <w:sz w:val="19"/>
+          <w:szCs w:val="19"/>
+        </w:rPr>
+        <w:br/>
+        <w:t xml:space="preserve"/>
+      </w:r>
+      <w:r>
+        <w:rPr>
+          <w:rFonts w:ascii="Consolas" w:cs="Consolas" w:eastAsia="Consolas" w:hAnsi="Consolas"/>
+          <w:sz w:val="19"/>
+          <w:szCs w:val="19"/>
+        </w:rPr>
+        <w:br/>
+        <w:t xml:space="preserve">DIM gehalten AS INTEGER</w:t>
+      </w:r>
+      <w:r>
+        <w:rPr>
+          <w:rFonts w:ascii="Consolas" w:cs="Consolas" w:eastAsia="Consolas" w:hAnsi="Consolas"/>
+          <w:sz w:val="19"/>
+          <w:szCs w:val="19"/>
+        </w:rPr>
+        <w:br/>
+        <w:t xml:space="preserve">DIM gedrueckt AS INTEGER</w:t>
+      </w:r>
+      <w:r>
+        <w:rPr>
+          <w:rFonts w:ascii="Consolas" w:cs="Consolas" w:eastAsia="Consolas" w:hAnsi="Consolas"/>
+          <w:sz w:val="19"/>
+          <w:szCs w:val="19"/>
+        </w:rPr>
+        <w:br/>
+        <w:t xml:space="preserve">gehalten = 0</w:t>
+      </w:r>
+      <w:r>
+        <w:rPr>
+          <w:rFonts w:ascii="Consolas" w:cs="Consolas" w:eastAsia="Consolas" w:hAnsi="Consolas"/>
+          <w:sz w:val="19"/>
+          <w:szCs w:val="19"/>
+        </w:rPr>
+        <w:br/>
+        <w:t xml:space="preserve">gedrueckt = 0</w:t>
+      </w:r>
+      <w:r>
+        <w:rPr>
+          <w:rFonts w:ascii="Consolas" w:cs="Consolas" w:eastAsia="Consolas" w:hAnsi="Consolas"/>
+          <w:sz w:val="19"/>
+          <w:szCs w:val="19"/>
+        </w:rPr>
+        <w:br/>
+        <w:t xml:space="preserve"/>
+      </w:r>
+      <w:r>
+        <w:rPr>
+          <w:rFonts w:ascii="Consolas" w:cs="Consolas" w:eastAsia="Consolas" w:hAnsi="Consolas"/>
+          <w:sz w:val="19"/>
+          <w:szCs w:val="19"/>
+        </w:rPr>
+        <w:br/>
+        <w:t xml:space="preserve">WHILE NOT QUITREQUESTED() AND NOT KEYPRESSED(KEY_ESCAPE)</w:t>
+      </w:r>
+      <w:r>
+        <w:rPr>
+          <w:rFonts w:ascii="Consolas" w:cs="Consolas" w:eastAsia="Consolas" w:hAnsi="Consolas"/>
+          <w:sz w:val="19"/>
+          <w:szCs w:val="19"/>
+        </w:rPr>
+        <w:br/>
+        <w:t xml:space="preserve">    CLS(RGB(20, 24, 40))</w:t>
+      </w:r>
+      <w:r>
+        <w:rPr>
+          <w:rFonts w:ascii="Consolas" w:cs="Consolas" w:eastAsia="Consolas" w:hAnsi="Consolas"/>
+          <w:sz w:val="19"/>
+          <w:szCs w:val="19"/>
+        </w:rPr>
+        <w:br/>
+        <w:t xml:space="preserve">    TEXT(60, 70, "Halte die Leertaste gedrueckt.", RGB(200, 210, 230))</w:t>
+      </w:r>
+      <w:r>
+        <w:rPr>
+          <w:rFonts w:ascii="Consolas" w:cs="Consolas" w:eastAsia="Consolas" w:hAnsi="Consolas"/>
+          <w:sz w:val="19"/>
+          <w:szCs w:val="19"/>
+        </w:rPr>
+        <w:br/>
+        <w:t xml:space="preserve">    TEXT(60, 170, "KEYPRESSED: " + STR$(gehalten), RGB(255, 180, 60))</w:t>
+      </w:r>
+      <w:r>
+        <w:rPr>
+          <w:rFonts w:ascii="Consolas" w:cs="Consolas" w:eastAsia="Consolas" w:hAnsi="Consolas"/>
+          <w:sz w:val="19"/>
+          <w:szCs w:val="19"/>
+        </w:rPr>
+        <w:br/>
+        <w:t xml:space="preserve">    TEXT(60, 220, "KEYHIT:     " + STR$(gedrueckt), RGB(120, 220, 255))</w:t>
+      </w:r>
+      <w:r>
+        <w:rPr>
+          <w:rFonts w:ascii="Consolas" w:cs="Consolas" w:eastAsia="Consolas" w:hAnsi="Consolas"/>
+          <w:sz w:val="19"/>
+          <w:szCs w:val="19"/>
+        </w:rPr>
+        <w:br/>
+        <w:t xml:space="preserve">    FLIP()</w:t>
+      </w:r>
+      <w:r>
+        <w:rPr>
+          <w:rFonts w:ascii="Consolas" w:cs="Consolas" w:eastAsia="Consolas" w:hAnsi="Consolas"/>
+          <w:sz w:val="19"/>
+          <w:szCs w:val="19"/>
+        </w:rPr>
+        <w:br/>
+        <w:t xml:space="preserve"/>
+      </w:r>
+      <w:r>
+        <w:rPr>
+          <w:rFonts w:ascii="Consolas" w:cs="Consolas" w:eastAsia="Consolas" w:hAnsi="Consolas"/>
+          <w:sz w:val="19"/>
+          <w:szCs w:val="19"/>
+        </w:rPr>
+        <w:br/>
+        <w:t xml:space="preserve">    IF KEYPRESSED(KEY_SPACE) THEN gehalten = gehalten + 1</w:t>
+      </w:r>
+      <w:r>
+        <w:rPr>
+          <w:rFonts w:ascii="Consolas" w:cs="Consolas" w:eastAsia="Consolas" w:hAnsi="Consolas"/>
+          <w:sz w:val="19"/>
+          <w:szCs w:val="19"/>
+        </w:rPr>
+        <w:br/>
+        <w:t xml:space="preserve">    IF KEYHIT(KEY_SPACE) THEN gedrueckt = gedrueckt + 1</w:t>
+      </w:r>
+      <w:r>
+        <w:rPr>
+          <w:rFonts w:ascii="Consolas" w:cs="Consolas" w:eastAsia="Consolas" w:hAnsi="Consolas"/>
+          <w:sz w:val="19"/>
+          <w:szCs w:val="19"/>
+        </w:rPr>
+        <w:br/>
+        <w:t xml:space="preserve">WEND</w:t>
+      </w:r>
+    </w:p>
+    <w:p>
+      <w:pPr>
+        <w:spacing w:after="180" w:line="312" w:lineRule="auto"/>
+      </w:pPr>
+      <w:r>
+        <w:rPr>
+          <w:sz w:val="22"/>
+          <w:szCs w:val="22"/>
+        </w:rPr>
+        <w:t xml:space="preserve">Halt die Leertaste eine Sekunde lang gedrückt. Der obere Zähler springt auf etwa 60 — einmal je Bild. Der untere steht auf 1. Halt sie fünf Sekunden: oben rund 300, unten immer noch 1. Erst wenn du loslässt und neu drückst, wird unten eine 2 daraus.</w:t>
+      </w:r>
+    </w:p>
+    <w:tbl>
+      <w:tblPr>
+        <w:tblW w:type="dxa" w:w="9026"/>
+        <w:tblBorders>
+          <w:top w:val="single" w:color="D0D0D0" w:sz="4"/>
+          <w:left w:val="single" w:color="D0D0D0" w:sz="4"/>
+          <w:bottom w:val="single" w:color="D0D0D0" w:sz="4"/>
+          <w:right w:val="single" w:color="D0D0D0" w:sz="4"/>
+          <w:insideH w:val="single" w:color="D0D0D0" w:sz="4"/>
+          <w:insideV w:val="single" w:color="D0D0D0" w:sz="4"/>
+        </w:tblBorders>
+      </w:tblPr>
+      <w:tblGrid>
+        <w:gridCol w:w="2600"/>
+        <w:gridCol w:w="3800"/>
+        <w:gridCol w:w="2626"/>
+      </w:tblGrid>
+      <w:tr>
+        <w:trPr>
+          <w:cantSplit/>
+          <w:tblHeader/>
+        </w:trPr>
+        <w:tc>
+          <w:tcPr>
+            <w:tcW w:type="dxa" w:w="2600"/>
+            <w:shd w:fill="1B6CA8" w:val="clear"/>
+            <w:tcMar>
+              <w:top w:type="dxa" w:w="30"/>
+              <w:left w:type="dxa" w:w="90"/>
+              <w:bottom w:type="dxa" w:w="30"/>
+              <w:right w:type="dxa" w:w="90"/>
+            </w:tcMar>
+          </w:tcPr>
+          <w:p>
+            <w:pPr>
+              <w:spacing w:after="0" w:line="240" w:lineRule="auto"/>
+            </w:pPr>
+            <w:r>
+              <w:rPr>
+                <w:rFonts w:ascii="Arial" w:cs="Arial" w:eastAsia="Arial" w:hAnsi="Arial"/>
+                <w:b/>
+                <w:bCs/>
+                <w:color w:val="FFFFFF"/>
+                <w:sz w:val="19"/>
+                <w:szCs w:val="19"/>
+              </w:rPr>
+              <w:t xml:space="preserve">Befehl</w:t>
+            </w:r>
+          </w:p>
+        </w:tc>
+        <w:tc>
+          <w:tcPr>
+            <w:tcW w:type="dxa" w:w="3800"/>
+            <w:shd w:fill="1B6CA8" w:val="clear"/>
+            <w:tcMar>
+              <w:top w:type="dxa" w:w="30"/>
+              <w:left w:type="dxa" w:w="90"/>
+              <w:bottom w:type="dxa" w:w="30"/>
+              <w:right w:type="dxa" w:w="90"/>
+            </w:tcMar>
+          </w:tcPr>
+          <w:p>
+            <w:pPr>
+              <w:spacing w:after="0" w:line="240" w:lineRule="auto"/>
+            </w:pPr>
+            <w:r>
+              <w:rPr>
+                <w:rFonts w:ascii="Arial" w:cs="Arial" w:eastAsia="Arial" w:hAnsi="Arial"/>
+                <w:b/>
+                <w:bCs/>
+                <w:color w:val="FFFFFF"/>
+                <w:sz w:val="19"/>
+                <w:szCs w:val="19"/>
+              </w:rPr>
+              <w:t xml:space="preserve">Wann er wahr ist</w:t>
+            </w:r>
+          </w:p>
+        </w:tc>
+        <w:tc>
+          <w:tcPr>
+            <w:tcW w:type="dxa" w:w="2626"/>
+            <w:shd w:fill="1B6CA8" w:val="clear"/>
+            <w:tcMar>
+              <w:top w:type="dxa" w:w="30"/>
+              <w:left w:type="dxa" w:w="90"/>
+              <w:bottom w:type="dxa" w:w="30"/>
+              <w:right w:type="dxa" w:w="90"/>
+            </w:tcMar>
+          </w:tcPr>
+          <w:p>
+            <w:pPr>
+              <w:spacing w:after="0" w:line="240" w:lineRule="auto"/>
+            </w:pPr>
+            <w:r>
+              <w:rPr>
+                <w:rFonts w:ascii="Arial" w:cs="Arial" w:eastAsia="Arial" w:hAnsi="Arial"/>
+                <w:b/>
+                <w:bCs/>
+                <w:color w:val="FFFFFF"/>
+                <w:sz w:val="19"/>
+                <w:szCs w:val="19"/>
+              </w:rPr>
+              <w:t xml:space="preserve">Wofür</w:t>
+            </w:r>
+          </w:p>
+        </w:tc>
+      </w:tr>
+      <w:tr>
+        <w:trPr>
+          <w:cantSplit/>
+        </w:trPr>
+        <w:tc>
+          <w:tcPr>
+            <w:tcW w:type="dxa" w:w="2600"/>
+            <w:tcMar>
+              <w:top w:type="dxa" w:w="30"/>
+              <w:left w:type="dxa" w:w="90"/>
+              <w:bottom w:type="dxa" w:w="30"/>
+              <w:right w:type="dxa" w:w="90"/>
+            </w:tcMar>
+          </w:tcPr>
+          <w:p>
+            <w:pPr>
+              <w:spacing w:after="0" w:line="240" w:lineRule="auto"/>
+            </w:pPr>
+            <w:r>
+              <w:rPr>
+                <w:rFonts w:ascii="Consolas" w:cs="Consolas" w:eastAsia="Consolas" w:hAnsi="Consolas"/>
+                <w:color w:val="222222"/>
+                <w:sz w:val="19"/>
+                <w:szCs w:val="19"/>
+              </w:rPr>
+              <w:t xml:space="preserve">KEYPRESSED(taste)</w:t>
+            </w:r>
+          </w:p>
+        </w:tc>
+        <w:tc>
+          <w:tcPr>
+            <w:tcW w:type="dxa" w:w="3800"/>
+            <w:tcMar>
+              <w:top w:type="dxa" w:w="30"/>
+              <w:left w:type="dxa" w:w="90"/>
+              <w:bottom w:type="dxa" w:w="30"/>
+              <w:right w:type="dxa" w:w="90"/>
+            </w:tcMar>
+          </w:tcPr>
+          <w:p>
+            <w:pPr>
+              <w:spacing w:after="0" w:line="240" w:lineRule="auto"/>
+            </w:pPr>
+            <w:r>
+              <w:rPr>
+                <w:rFonts w:ascii="Arial" w:cs="Arial" w:eastAsia="Arial" w:hAnsi="Arial"/>
+                <w:color w:val="222222"/>
+                <w:sz w:val="19"/>
+                <w:szCs w:val="19"/>
+              </w:rPr>
+              <w:t xml:space="preserve">wahr, SOLANGE die Taste unten ist</w:t>
+            </w:r>
+          </w:p>
+        </w:tc>
+        <w:tc>
+          <w:tcPr>
+            <w:tcW w:type="dxa" w:w="2626"/>
+            <w:tcMar>
+              <w:top w:type="dxa" w:w="30"/>
+              <w:left w:type="dxa" w:w="90"/>
+              <w:bottom w:type="dxa" w:w="30"/>
+              <w:right w:type="dxa" w:w="90"/>
+            </w:tcMar>
+          </w:tcPr>
+          <w:p>
+            <w:pPr>
+              <w:spacing w:after="0" w:line="240" w:lineRule="auto"/>
+            </w:pPr>
+            <w:r>
+              <w:rPr>
+                <w:rFonts w:ascii="Arial" w:cs="Arial" w:eastAsia="Arial" w:hAnsi="Arial"/>
+                <w:color w:val="222222"/>
+                <w:sz w:val="19"/>
+                <w:szCs w:val="19"/>
+              </w:rPr>
+              <w:t xml:space="preserve">Bewegen, Lenken, Gasgeben</w:t>
+            </w:r>
+          </w:p>
+        </w:tc>
+      </w:tr>
+      <w:tr>
+        <w:trPr>
+          <w:cantSplit/>
+        </w:trPr>
+        <w:tc>
+          <w:tcPr>
+            <w:tcW w:type="dxa" w:w="2600"/>
+            <w:tcMar>
+              <w:top w:type="dxa" w:w="30"/>
+              <w:left w:type="dxa" w:w="90"/>
+              <w:bottom w:type="dxa" w:w="30"/>
+              <w:right w:type="dxa" w:w="90"/>
+            </w:tcMar>
+          </w:tcPr>
+          <w:p>
+            <w:pPr>
+              <w:spacing w:after="0" w:line="240" w:lineRule="auto"/>
+            </w:pPr>
+            <w:r>
+              <w:rPr>
+                <w:rFonts w:ascii="Consolas" w:cs="Consolas" w:eastAsia="Consolas" w:hAnsi="Consolas"/>
+                <w:color w:val="222222"/>
+                <w:sz w:val="19"/>
+                <w:szCs w:val="19"/>
+              </w:rPr>
+              <w:t xml:space="preserve">KEYHIT(taste)</w:t>
+            </w:r>
+          </w:p>
+        </w:tc>
+        <w:tc>
+          <w:tcPr>
+            <w:tcW w:type="dxa" w:w="3800"/>
+            <w:tcMar>
+              <w:top w:type="dxa" w:w="30"/>
+              <w:left w:type="dxa" w:w="90"/>
+              <w:bottom w:type="dxa" w:w="30"/>
+              <w:right w:type="dxa" w:w="90"/>
+            </w:tcMar>
+          </w:tcPr>
+          <w:p>
+            <w:pPr>
+              <w:spacing w:after="0" w:line="240" w:lineRule="auto"/>
+            </w:pPr>
+            <w:r>
+              <w:rPr>
+                <w:rFonts w:ascii="Arial" w:cs="Arial" w:eastAsia="Arial" w:hAnsi="Arial"/>
+                <w:color w:val="222222"/>
+                <w:sz w:val="19"/>
+                <w:szCs w:val="19"/>
+              </w:rPr>
+              <w:t xml:space="preserve">wahr nur in dem EINEN Bild, in dem sie heruntergeht</w:t>
+            </w:r>
+          </w:p>
+        </w:tc>
+        <w:tc>
+          <w:tcPr>
+            <w:tcW w:type="dxa" w:w="2626"/>
+            <w:tcMar>
+              <w:top w:type="dxa" w:w="30"/>
+              <w:left w:type="dxa" w:w="90"/>
+              <w:bottom w:type="dxa" w:w="30"/>
+              <w:right w:type="dxa" w:w="90"/>
+            </w:tcMar>
+          </w:tcPr>
+          <w:p>
+            <w:pPr>
+              <w:spacing w:after="0" w:line="240" w:lineRule="auto"/>
+            </w:pPr>
+            <w:r>
+              <w:rPr>
+                <w:rFonts w:ascii="Arial" w:cs="Arial" w:eastAsia="Arial" w:hAnsi="Arial"/>
+                <w:color w:val="222222"/>
+                <w:sz w:val="19"/>
+                <w:szCs w:val="19"/>
+              </w:rPr>
+              <w:t xml:space="preserve">Schießen, Springen, Umschalten</w:t>
+            </w:r>
+          </w:p>
+        </w:tc>
+      </w:tr>
+      <w:tr>
+        <w:trPr>
+          <w:cantSplit/>
+        </w:trPr>
+        <w:tc>
+          <w:tcPr>
+            <w:tcW w:type="dxa" w:w="2600"/>
+            <w:tcMar>
+              <w:top w:type="dxa" w:w="30"/>
+              <w:left w:type="dxa" w:w="90"/>
+              <w:bottom w:type="dxa" w:w="30"/>
+              <w:right w:type="dxa" w:w="90"/>
+            </w:tcMar>
+          </w:tcPr>
+          <w:p>
+            <w:pPr>
+              <w:spacing w:after="0" w:line="240" w:lineRule="auto"/>
+            </w:pPr>
+            <w:r>
+              <w:rPr>
+                <w:rFonts w:ascii="Consolas" w:cs="Consolas" w:eastAsia="Consolas" w:hAnsi="Consolas"/>
+                <w:color w:val="222222"/>
+                <w:sz w:val="19"/>
+                <w:szCs w:val="19"/>
+              </w:rPr>
+              <w:t xml:space="preserve">KEYRELEASED(taste)</w:t>
+            </w:r>
+          </w:p>
+        </w:tc>
+        <w:tc>
+          <w:tcPr>
+            <w:tcW w:type="dxa" w:w="3800"/>
+            <w:tcMar>
+              <w:top w:type="dxa" w:w="30"/>
+              <w:left w:type="dxa" w:w="90"/>
+              <w:bottom w:type="dxa" w:w="30"/>
+              <w:right w:type="dxa" w:w="90"/>
+            </w:tcMar>
+          </w:tcPr>
+          <w:p>
+            <w:pPr>
+              <w:spacing w:after="0" w:line="240" w:lineRule="auto"/>
+            </w:pPr>
+            <w:r>
+              <w:rPr>
+                <w:rFonts w:ascii="Arial" w:cs="Arial" w:eastAsia="Arial" w:hAnsi="Arial"/>
+                <w:color w:val="222222"/>
+                <w:sz w:val="19"/>
+                <w:szCs w:val="19"/>
+              </w:rPr>
+              <w:t xml:space="preserve">wahr in dem Bild, in dem sie losgelassen wird</w:t>
+            </w:r>
+          </w:p>
+        </w:tc>
+        <w:tc>
+          <w:tcPr>
+            <w:tcW w:type="dxa" w:w="2626"/>
+            <w:tcMar>
+              <w:top w:type="dxa" w:w="30"/>
+              <w:left w:type="dxa" w:w="90"/>
+              <w:bottom w:type="dxa" w:w="30"/>
+              <w:right w:type="dxa" w:w="90"/>
+            </w:tcMar>
+          </w:tcPr>
+          <w:p>
+            <w:pPr>
+              <w:spacing w:after="0" w:line="240" w:lineRule="auto"/>
+            </w:pPr>
+            <w:r>
+              <w:rPr>
+                <w:rFonts w:ascii="Arial" w:cs="Arial" w:eastAsia="Arial" w:hAnsi="Arial"/>
+                <w:color w:val="222222"/>
+                <w:sz w:val="19"/>
+                <w:szCs w:val="19"/>
+              </w:rPr>
+              <w:t xml:space="preserve">Aufladen und beim Loslassen abfeuern</w:t>
+            </w:r>
+          </w:p>
+        </w:tc>
+      </w:tr>
+      <w:tr>
+        <w:trPr>
+          <w:cantSplit/>
+        </w:trPr>
+        <w:tc>
+          <w:tcPr>
+            <w:tcW w:type="dxa" w:w="2600"/>
+            <w:tcMar>
+              <w:top w:type="dxa" w:w="30"/>
+              <w:left w:type="dxa" w:w="90"/>
+              <w:bottom w:type="dxa" w:w="30"/>
+              <w:right w:type="dxa" w:w="90"/>
+            </w:tcMar>
+          </w:tcPr>
+          <w:p>
+            <w:pPr>
+              <w:spacing w:after="0" w:line="240" w:lineRule="auto"/>
+            </w:pPr>
+            <w:r>
+              <w:rPr>
+                <w:rFonts w:ascii="Consolas" w:cs="Consolas" w:eastAsia="Consolas" w:hAnsi="Consolas"/>
+                <w:color w:val="222222"/>
+                <w:sz w:val="19"/>
+                <w:szCs w:val="19"/>
+              </w:rPr>
+              <w:t xml:space="preserve">KEYREPEAT(taste)</w:t>
+            </w:r>
+          </w:p>
+        </w:tc>
+        <w:tc>
+          <w:tcPr>
+            <w:tcW w:type="dxa" w:w="3800"/>
+            <w:tcMar>
+              <w:top w:type="dxa" w:w="30"/>
+              <w:left w:type="dxa" w:w="90"/>
+              <w:bottom w:type="dxa" w:w="30"/>
+              <w:right w:type="dxa" w:w="90"/>
+            </w:tcMar>
+          </w:tcPr>
+          <w:p>
+            <w:pPr>
+              <w:spacing w:after="0" w:line="240" w:lineRule="auto"/>
+            </w:pPr>
+            <w:r>
+              <w:rPr>
+                <w:rFonts w:ascii="Arial" w:cs="Arial" w:eastAsia="Arial" w:hAnsi="Arial"/>
+                <w:color w:val="222222"/>
+                <w:sz w:val="19"/>
+                <w:szCs w:val="19"/>
+              </w:rPr>
+              <w:t xml:space="preserve">wie KEYHIT, wiederholt aber beim Halten — wie die Tastenwiederholung im Textprogramm</w:t>
+            </w:r>
+          </w:p>
+        </w:tc>
+        <w:tc>
+          <w:tcPr>
+            <w:tcW w:type="dxa" w:w="2626"/>
+            <w:tcMar>
+              <w:top w:type="dxa" w:w="30"/>
+              <w:left w:type="dxa" w:w="90"/>
+              <w:bottom w:type="dxa" w:w="30"/>
+              <w:right w:type="dxa" w:w="90"/>
+            </w:tcMar>
+          </w:tcPr>
+          <w:p>
+            <w:pPr>
+              <w:spacing w:after="0" w:line="240" w:lineRule="auto"/>
+            </w:pPr>
+            <w:r>
+              <w:rPr>
+                <w:rFonts w:ascii="Arial" w:cs="Arial" w:eastAsia="Arial" w:hAnsi="Arial"/>
+                <w:color w:val="222222"/>
+                <w:sz w:val="19"/>
+                <w:szCs w:val="19"/>
+              </w:rPr>
+              <w:t xml:space="preserve">Zahlen hochzählen, Menüs durchblättern</w:t>
+            </w:r>
+          </w:p>
+        </w:tc>
+      </w:tr>
+    </w:tbl>
+    <w:p>
+      <w:pPr>
+        <w:spacing w:after="160"/>
+      </w:pPr>
+    </w:p>
+    <w:p>
+      <w:pPr>
+        <w:spacing w:before="60"/>
+      </w:pPr>
+    </w:p>
+    <w:tbl>
+      <w:tblPr>
+        <w:tblW w:type="dxa" w:w="9026"/>
+        <w:tblBorders>
+          <w:top w:val="single" w:color="auto" w:sz="4"/>
+          <w:left w:val="single" w:color="auto" w:sz="4"/>
+          <w:bottom w:val="single" w:color="auto" w:sz="4"/>
+          <w:right w:val="single" w:color="auto" w:sz="4"/>
+          <w:insideH w:val="single" w:color="auto" w:sz="4"/>
+          <w:insideV w:val="single" w:color="auto" w:sz="4"/>
+        </w:tblBorders>
+      </w:tblPr>
+      <w:tblGrid>
+        <w:gridCol w:w="9026"/>
+      </w:tblGrid>
+      <w:tr>
+        <w:trPr>
+          <w:cantSplit/>
+        </w:trPr>
+        <w:tc>
+          <w:tcPr>
+            <w:tcW w:type="dxa" w:w="9026"/>
+            <w:tcBorders>
+              <w:top w:val="single" w:color="E0A0A0" w:sz="6"/>
+              <w:left w:val="single" w:color="E0A0A0" w:sz="6"/>
+              <w:bottom w:val="single" w:color="E0A0A0" w:sz="6"/>
+              <w:right w:val="single" w:color="E0A0A0" w:sz="6"/>
+            </w:tcBorders>
+            <w:shd w:fill="FBEAEA" w:val="clear"/>
+            <w:tcMar>
+              <w:top w:type="dxa" w:w="140"/>
+              <w:left w:type="dxa" w:w="180"/>
+              <w:bottom w:type="dxa" w:w="140"/>
+              <w:right w:type="dxa" w:w="180"/>
+            </w:tcMar>
+          </w:tcPr>
+          <w:p>
+            <w:pPr>
+              <w:spacing w:after="40"/>
+            </w:pPr>
+            <w:r>
+              <w:rPr>
+                <w:b/>
+                <w:bCs/>
+                <w:color w:val="B23030"/>
+                <w:sz w:val="22"/>
+                <w:szCs w:val="22"/>
+              </w:rPr>
+              <w:t xml:space="preserve">Zwei Namen, die man sich merken muss</w:t>
+            </w:r>
+          </w:p>
+          <w:p>
+            <w:pPr>
+              <w:spacing w:after="0" w:line="312" w:lineRule="auto"/>
+            </w:pPr>
+            <w:r>
+              <w:rPr>
+                <w:sz w:val="22"/>
+                <w:szCs w:val="22"/>
+              </w:rPr>
+              <w:t xml:space="preserve">Die Namen führen in die Irre. Man würde erwarten, dass KEYPRESSED „wurde gedrückt“ bedeutet, also den einen Moment — es bedeutet aber „ist gedrückt“, also den ganzen Zeitraum. Und KEYHIT, was nach Dauer klingt, ist der Moment. In anderen Sprachen und Baukästen heißen die beiden oft genau umgekehrt. Wenn dein Schiff dreißig Schüsse auf einmal abgibt, weißt du jetzt, welche Zeile schuld ist.</w:t>
+            </w:r>
+          </w:p>
+        </w:tc>
+      </w:tr>
+    </w:tbl>
+    <w:p>
+      <w:pPr>
+        <w:spacing w:after="160"/>
+      </w:pPr>
+    </w:p>
+    <w:p>
+      <w:pPr>
+        <w:pStyle w:val="Heading2"/>
+        <w:keepNext/>
+        <w:keepLines/>
+        <w:spacing w:after="120" w:before="280"/>
+      </w:pPr>
+      <w:r>
+        <w:t xml:space="preserve">Ein Schiff, ein Schuss</w:t>
+      </w:r>
+    </w:p>
+    <w:p>
+      <w:pPr>
+        <w:spacing w:after="180" w:line="312" w:lineRule="auto"/>
+      </w:pPr>
+      <w:r>
+        <w:rPr>
+          <w:sz w:val="22"/>
+          <w:szCs w:val="22"/>
+        </w:rPr>
+        <w:t xml:space="preserve">Damit lässt sich das Schießen bauen — und nebenbei lernst du eine neue Sorte Karton kennen, die nur zwei Werte kennt: ja oder nein.</w:t>
+      </w:r>
+    </w:p>
+    <w:p>
+      <w:pPr>
+        <w:keepLines/>
+        <w:pBdr>
+          <w:left w:val="single" w:color="1B6CA8" w:sz="18" w:space="6"/>
+        </w:pBdr>
+        <w:shd w:fill="F4F4F4" w:val="clear"/>
+        <w:spacing w:after="200" w:before="100" w:line="264" w:lineRule="auto"/>
+        <w:ind w:left="140"/>
+      </w:pPr>
+      <w:r>
+        <w:rPr>
+          <w:rFonts w:ascii="Consolas" w:cs="Consolas" w:eastAsia="Consolas" w:hAnsi="Consolas"/>
+          <w:sz w:val="19"/>
+          <w:szCs w:val="19"/>
+        </w:rPr>
+        <w:t xml:space="preserve">SCREEN(640, 400, "Schuss")</w:t>
+      </w:r>
+      <w:r>
+        <w:rPr>
+          <w:rFonts w:ascii="Consolas" w:cs="Consolas" w:eastAsia="Consolas" w:hAnsi="Consolas"/>
+          <w:sz w:val="19"/>
+          <w:szCs w:val="19"/>
+        </w:rPr>
+        <w:br/>
+        <w:t xml:space="preserve"/>
+      </w:r>
+      <w:r>
+        <w:rPr>
+          <w:rFonts w:ascii="Consolas" w:cs="Consolas" w:eastAsia="Consolas" w:hAnsi="Consolas"/>
+          <w:sz w:val="19"/>
+          <w:szCs w:val="19"/>
+        </w:rPr>
+        <w:br/>
+        <w:t xml:space="preserve">DIM x AS FLOAT</w:t>
+      </w:r>
+      <w:r>
+        <w:rPr>
+          <w:rFonts w:ascii="Consolas" w:cs="Consolas" w:eastAsia="Consolas" w:hAnsi="Consolas"/>
+          <w:sz w:val="19"/>
+          <w:szCs w:val="19"/>
+        </w:rPr>
+        <w:br/>
+        <w:t xml:space="preserve">DIM sx AS FLOAT</w:t>
+      </w:r>
+      <w:r>
+        <w:rPr>
+          <w:rFonts w:ascii="Consolas" w:cs="Consolas" w:eastAsia="Consolas" w:hAnsi="Consolas"/>
+          <w:sz w:val="19"/>
+          <w:szCs w:val="19"/>
+        </w:rPr>
+        <w:br/>
+        <w:t xml:space="preserve">DIM sy AS FLOAT</w:t>
+      </w:r>
+      <w:r>
+        <w:rPr>
+          <w:rFonts w:ascii="Consolas" w:cs="Consolas" w:eastAsia="Consolas" w:hAnsi="Consolas"/>
+          <w:sz w:val="19"/>
+          <w:szCs w:val="19"/>
+        </w:rPr>
+        <w:br/>
+        <w:t xml:space="preserve">DIM fliegt AS BOOLEAN</w:t>
+      </w:r>
+      <w:r>
+        <w:rPr>
+          <w:rFonts w:ascii="Consolas" w:cs="Consolas" w:eastAsia="Consolas" w:hAnsi="Consolas"/>
+          <w:sz w:val="19"/>
+          <w:szCs w:val="19"/>
+        </w:rPr>
+        <w:br/>
+        <w:t xml:space="preserve">DIM hinweis AS INTEGER</w:t>
+      </w:r>
+      <w:r>
+        <w:rPr>
+          <w:rFonts w:ascii="Consolas" w:cs="Consolas" w:eastAsia="Consolas" w:hAnsi="Consolas"/>
+          <w:sz w:val="19"/>
+          <w:szCs w:val="19"/>
+        </w:rPr>
+        <w:br/>
+        <w:t xml:space="preserve">x = 320</w:t>
+      </w:r>
+      <w:r>
+        <w:rPr>
+          <w:rFonts w:ascii="Consolas" w:cs="Consolas" w:eastAsia="Consolas" w:hAnsi="Consolas"/>
+          <w:sz w:val="19"/>
+          <w:szCs w:val="19"/>
+        </w:rPr>
+        <w:br/>
+        <w:t xml:space="preserve">fliegt = FALSE</w:t>
+      </w:r>
+      <w:r>
+        <w:rPr>
+          <w:rFonts w:ascii="Consolas" w:cs="Consolas" w:eastAsia="Consolas" w:hAnsi="Consolas"/>
+          <w:sz w:val="19"/>
+          <w:szCs w:val="19"/>
+        </w:rPr>
+        <w:br/>
+        <w:t xml:space="preserve">hinweis = RGB(140, 150, 180)</w:t>
+      </w:r>
+      <w:r>
+        <w:rPr>
+          <w:rFonts w:ascii="Consolas" w:cs="Consolas" w:eastAsia="Consolas" w:hAnsi="Consolas"/>
+          <w:sz w:val="19"/>
+          <w:szCs w:val="19"/>
+        </w:rPr>
+        <w:br/>
+        <w:t xml:space="preserve"/>
+      </w:r>
+      <w:r>
+        <w:rPr>
+          <w:rFonts w:ascii="Consolas" w:cs="Consolas" w:eastAsia="Consolas" w:hAnsi="Consolas"/>
+          <w:sz w:val="19"/>
+          <w:szCs w:val="19"/>
+        </w:rPr>
+        <w:br/>
+        <w:t xml:space="preserve">WHILE NOT QUITREQUESTED() AND NOT KEYPRESSED(KEY_ESCAPE)</w:t>
+      </w:r>
+      <w:r>
+        <w:rPr>
+          <w:rFonts w:ascii="Consolas" w:cs="Consolas" w:eastAsia="Consolas" w:hAnsi="Consolas"/>
+          <w:sz w:val="19"/>
+          <w:szCs w:val="19"/>
+        </w:rPr>
+        <w:br/>
+        <w:t xml:space="preserve">    CLS(RGB(15, 20, 40))</w:t>
+      </w:r>
+      <w:r>
+        <w:rPr>
+          <w:rFonts w:ascii="Consolas" w:cs="Consolas" w:eastAsia="Consolas" w:hAnsi="Consolas"/>
+          <w:sz w:val="19"/>
+          <w:szCs w:val="19"/>
+        </w:rPr>
+        <w:br/>
+        <w:t xml:space="preserve">    BOX(x - 22, 358, x + 22, 374, RGB(120, 220, 255))</w:t>
+      </w:r>
+      <w:r>
+        <w:rPr>
+          <w:rFonts w:ascii="Consolas" w:cs="Consolas" w:eastAsia="Consolas" w:hAnsi="Consolas"/>
+          <w:sz w:val="19"/>
+          <w:szCs w:val="19"/>
+        </w:rPr>
+        <w:br/>
+        <w:t xml:space="preserve">    BOX(x - 6, 348, x + 6, 358, RGB(120, 220, 255))</w:t>
+      </w:r>
+      <w:r>
+        <w:rPr>
+          <w:rFonts w:ascii="Consolas" w:cs="Consolas" w:eastAsia="Consolas" w:hAnsi="Consolas"/>
+          <w:sz w:val="19"/>
+          <w:szCs w:val="19"/>
+        </w:rPr>
+        <w:br/>
+        <w:t xml:space="preserve">    IF fliegt THEN CIRCLE(sx, sy, 5, RGB(255, 220, 80))</w:t>
+      </w:r>
+      <w:r>
+        <w:rPr>
+          <w:rFonts w:ascii="Consolas" w:cs="Consolas" w:eastAsia="Consolas" w:hAnsi="Consolas"/>
+          <w:sz w:val="19"/>
+          <w:szCs w:val="19"/>
+        </w:rPr>
+        <w:br/>
+        <w:t xml:space="preserve">    TEXT(14, 12, "Pfeile bewegen, Leertaste schiesst", hinweis)</w:t>
+      </w:r>
+      <w:r>
+        <w:rPr>
+          <w:rFonts w:ascii="Consolas" w:cs="Consolas" w:eastAsia="Consolas" w:hAnsi="Consolas"/>
+          <w:sz w:val="19"/>
+          <w:szCs w:val="19"/>
+        </w:rPr>
+        <w:br/>
+        <w:t xml:space="preserve">    FLIP()</w:t>
+      </w:r>
+      <w:r>
+        <w:rPr>
+          <w:rFonts w:ascii="Consolas" w:cs="Consolas" w:eastAsia="Consolas" w:hAnsi="Consolas"/>
+          <w:sz w:val="19"/>
+          <w:szCs w:val="19"/>
+        </w:rPr>
+        <w:br/>
+        <w:t xml:space="preserve"/>
+      </w:r>
+      <w:r>
+        <w:rPr>
+          <w:rFonts w:ascii="Consolas" w:cs="Consolas" w:eastAsia="Consolas" w:hAnsi="Consolas"/>
+          <w:sz w:val="19"/>
+          <w:szCs w:val="19"/>
+        </w:rPr>
+        <w:br/>
+        <w:t xml:space="preserve">    IF KEYPRESSED(KEY_LEFT) THEN x = x - 5</w:t>
+      </w:r>
+      <w:r>
+        <w:rPr>
+          <w:rFonts w:ascii="Consolas" w:cs="Consolas" w:eastAsia="Consolas" w:hAnsi="Consolas"/>
+          <w:sz w:val="19"/>
+          <w:szCs w:val="19"/>
+        </w:rPr>
+        <w:br/>
+        <w:t xml:space="preserve">    IF KEYPRESSED(KEY_RIGHT) THEN x = x + 5</w:t>
+      </w:r>
+      <w:r>
+        <w:rPr>
+          <w:rFonts w:ascii="Consolas" w:cs="Consolas" w:eastAsia="Consolas" w:hAnsi="Consolas"/>
+          <w:sz w:val="19"/>
+          <w:szCs w:val="19"/>
+        </w:rPr>
+        <w:br/>
+        <w:t xml:space="preserve">    IF x &lt; 22 THEN x = 22</w:t>
+      </w:r>
+      <w:r>
+        <w:rPr>
+          <w:rFonts w:ascii="Consolas" w:cs="Consolas" w:eastAsia="Consolas" w:hAnsi="Consolas"/>
+          <w:sz w:val="19"/>
+          <w:szCs w:val="19"/>
+        </w:rPr>
+        <w:br/>
+        <w:t xml:space="preserve">    IF x &gt; 617 THEN x = 617</w:t>
+      </w:r>
+      <w:r>
+        <w:rPr>
+          <w:rFonts w:ascii="Consolas" w:cs="Consolas" w:eastAsia="Consolas" w:hAnsi="Consolas"/>
+          <w:sz w:val="19"/>
+          <w:szCs w:val="19"/>
+        </w:rPr>
+        <w:br/>
+        <w:t xml:space="preserve"/>
+      </w:r>
+      <w:r>
+        <w:rPr>
+          <w:rFonts w:ascii="Consolas" w:cs="Consolas" w:eastAsia="Consolas" w:hAnsi="Consolas"/>
+          <w:sz w:val="19"/>
+          <w:szCs w:val="19"/>
+        </w:rPr>
+        <w:br/>
+        <w:t xml:space="preserve">    IF KEYHIT(KEY_SPACE) AND NOT fliegt THEN</w:t>
+      </w:r>
+      <w:r>
+        <w:rPr>
+          <w:rFonts w:ascii="Consolas" w:cs="Consolas" w:eastAsia="Consolas" w:hAnsi="Consolas"/>
+          <w:sz w:val="19"/>
+          <w:szCs w:val="19"/>
+        </w:rPr>
+        <w:br/>
+        <w:t xml:space="preserve">        fliegt = TRUE</w:t>
+      </w:r>
+      <w:r>
+        <w:rPr>
+          <w:rFonts w:ascii="Consolas" w:cs="Consolas" w:eastAsia="Consolas" w:hAnsi="Consolas"/>
+          <w:sz w:val="19"/>
+          <w:szCs w:val="19"/>
+        </w:rPr>
+        <w:br/>
+        <w:t xml:space="preserve">        sx = x</w:t>
+      </w:r>
+      <w:r>
+        <w:rPr>
+          <w:rFonts w:ascii="Consolas" w:cs="Consolas" w:eastAsia="Consolas" w:hAnsi="Consolas"/>
+          <w:sz w:val="19"/>
+          <w:szCs w:val="19"/>
+        </w:rPr>
+        <w:br/>
+        <w:t xml:space="preserve">        sy = 344</w:t>
+      </w:r>
+      <w:r>
+        <w:rPr>
+          <w:rFonts w:ascii="Consolas" w:cs="Consolas" w:eastAsia="Consolas" w:hAnsi="Consolas"/>
+          <w:sz w:val="19"/>
+          <w:szCs w:val="19"/>
+        </w:rPr>
+        <w:br/>
+        <w:t xml:space="preserve">    END IF</w:t>
+      </w:r>
+      <w:r>
+        <w:rPr>
+          <w:rFonts w:ascii="Consolas" w:cs="Consolas" w:eastAsia="Consolas" w:hAnsi="Consolas"/>
+          <w:sz w:val="19"/>
+          <w:szCs w:val="19"/>
+        </w:rPr>
+        <w:br/>
+        <w:t xml:space="preserve"/>
+      </w:r>
+      <w:r>
+        <w:rPr>
+          <w:rFonts w:ascii="Consolas" w:cs="Consolas" w:eastAsia="Consolas" w:hAnsi="Consolas"/>
+          <w:sz w:val="19"/>
+          <w:szCs w:val="19"/>
+        </w:rPr>
+        <w:br/>
+        <w:t xml:space="preserve">    IF fliegt THEN</w:t>
+      </w:r>
+      <w:r>
+        <w:rPr>
+          <w:rFonts w:ascii="Consolas" w:cs="Consolas" w:eastAsia="Consolas" w:hAnsi="Consolas"/>
+          <w:sz w:val="19"/>
+          <w:szCs w:val="19"/>
+        </w:rPr>
+        <w:br/>
+        <w:t xml:space="preserve">        sy = sy - 8</w:t>
+      </w:r>
+      <w:r>
+        <w:rPr>
+          <w:rFonts w:ascii="Consolas" w:cs="Consolas" w:eastAsia="Consolas" w:hAnsi="Consolas"/>
+          <w:sz w:val="19"/>
+          <w:szCs w:val="19"/>
+        </w:rPr>
+        <w:br/>
+        <w:t xml:space="preserve">        IF sy &lt; 0 THEN fliegt = FALSE</w:t>
+      </w:r>
+      <w:r>
+        <w:rPr>
+          <w:rFonts w:ascii="Consolas" w:cs="Consolas" w:eastAsia="Consolas" w:hAnsi="Consolas"/>
+          <w:sz w:val="19"/>
+          <w:szCs w:val="19"/>
+        </w:rPr>
+        <w:br/>
+        <w:t xml:space="preserve">    END IF</w:t>
+      </w:r>
+      <w:r>
+        <w:rPr>
+          <w:rFonts w:ascii="Consolas" w:cs="Consolas" w:eastAsia="Consolas" w:hAnsi="Consolas"/>
+          <w:sz w:val="19"/>
+          <w:szCs w:val="19"/>
+        </w:rPr>
+        <w:br/>
+        <w:t xml:space="preserve">WEND</w:t>
+      </w:r>
+    </w:p>
+    <w:p>
+      <w:pPr>
+        <w:keepNext/>
+        <w:spacing w:after="40" w:before="160"/>
+        <w:jc w:val="center"/>
+      </w:pPr>
+      <w:r>
+        <w:drawing>
+          <wp:inline distT="0" distB="0" distL="0" distR="0">
+            <wp:extent cx="4191000" cy="2619375"/>
+            <wp:effectExtent t="0" r="0" b="0" l="0"/>
+            <wp:docPr id="1" name="kap07_4_schuss.png" descr="Das Schiff wartet. Zwei Rechtecke, mehr ist es nicht." title="Das Schiff wartet. Zwei Rechtecke, mehr ist es nicht."/>
+            <wp:cNvGraphicFramePr>
+              <a:graphicFrameLocks xmlns:a="http://schemas.openxmlformats.org/drawingml/2006/main" noChangeAspect="1"/>
+            </wp:cNvGraphicFramePr>
+            <a:graphic xmlns:a="http://schemas.openxmlformats.org/drawingml/2006/main">
+              <a:graphicData uri="http://schemas.openxmlformats.org/drawingml/2006/picture">
+                <pic:pic xmlns:pic="http://schemas.openxmlformats.org/drawingml/2006/picture">
+                  <pic:nvPicPr>
+                    <pic:cNvPr id="0" name="" descr=""/>
+                    <pic:cNvPicPr>
+                      <a:picLocks noChangeAspect="1" noChangeArrowheads="1"/>
+                    </pic:cNvPicPr>
+                  </pic:nvPicPr>
+                  <pic:blipFill>
+                    <a:blip r:embed="rId35" cstate="none"/>
+                    <a:srcRect/>
+                    <a:stretch>
+                      <a:fillRect/>
+                    </a:stretch>
+                  </pic:blipFill>
+                  <pic:spPr bwMode="auto">
+                    <a:xfrm>
+                      <a:off x="0" y="0"/>
+                      <a:ext cx="4191000" cy="2619375"/>
+                    </a:xfrm>
+                    <a:prstGeom prst="rect">
+                      <a:avLst/>
+                    </a:prstGeom>
+                  </pic:spPr>
+                </pic:pic>
+              </a:graphicData>
+            </a:graphic>
+          </wp:inline>
+        </w:drawing>
+      </w:r>
+    </w:p>
+    <w:p>
+      <w:pPr>
+        <w:spacing w:after="200"/>
+        <w:jc w:val="center"/>
+      </w:pPr>
+      <w:r>
+        <w:rPr>
+          <w:i/>
+          <w:iCs/>
+          <w:color w:val="6A6A6A"/>
+          <w:sz w:val="18"/>
+          <w:szCs w:val="18"/>
+        </w:rPr>
+        <w:t xml:space="preserve">Das Schiff wartet. Zwei Rechtecke, mehr ist es nicht.</w:t>
+      </w:r>
+    </w:p>
+    <w:p>
+      <w:pPr>
+        <w:spacing w:after="180" w:line="312" w:lineRule="auto"/>
+      </w:pPr>
+      <w:r>
+        <w:rPr>
+          <w:rFonts w:ascii="Consolas" w:cs="Consolas" w:eastAsia="Consolas" w:hAnsi="Consolas"/>
+          <w:color w:val="335577"/>
+          <w:sz w:val="21"/>
+          <w:szCs w:val="21"/>
+        </w:rPr>
+        <w:t xml:space="preserve">DIM fliegt AS BOOLEAN</w:t>
+      </w:r>
+      <w:r>
+        <w:rPr>
+          <w:sz w:val="22"/>
+          <w:szCs w:val="22"/>
+        </w:rPr>
+        <w:t xml:space="preserve"> legt einen Karton an, in den nur </w:t>
+      </w:r>
+      <w:r>
+        <w:rPr>
+          <w:rFonts w:ascii="Consolas" w:cs="Consolas" w:eastAsia="Consolas" w:hAnsi="Consolas"/>
+          <w:color w:val="335577"/>
+          <w:sz w:val="21"/>
+          <w:szCs w:val="21"/>
+        </w:rPr>
+        <w:t xml:space="preserve">TRUE</w:t>
+      </w:r>
+      <w:r>
+        <w:rPr>
+          <w:sz w:val="22"/>
+          <w:szCs w:val="22"/>
+        </w:rPr>
+        <w:t xml:space="preserve"> oder </w:t>
+      </w:r>
+      <w:r>
+        <w:rPr>
+          <w:rFonts w:ascii="Consolas" w:cs="Consolas" w:eastAsia="Consolas" w:hAnsi="Consolas"/>
+          <w:color w:val="335577"/>
+          <w:sz w:val="21"/>
+          <w:szCs w:val="21"/>
+        </w:rPr>
+        <w:t xml:space="preserve">FALSE</w:t>
+      </w:r>
+      <w:r>
+        <w:rPr>
+          <w:sz w:val="22"/>
+          <w:szCs w:val="22"/>
+        </w:rPr>
+        <w:t xml:space="preserve"> passt — ja oder nein, mehr nicht. Solche Kartons heißen Schalter, und man braucht sie ständig: Läuft das Spiel noch? Ist der Ton an? Fliegt gerade ein Schuss?</w:t>
+      </w:r>
+    </w:p>
+    <w:p>
+      <w:pPr>
+        <w:spacing w:after="180" w:line="312" w:lineRule="auto"/>
+      </w:pPr>
+      <w:r>
+        <w:rPr>
+          <w:rFonts w:ascii="Consolas" w:cs="Consolas" w:eastAsia="Consolas" w:hAnsi="Consolas"/>
+          <w:color w:val="335577"/>
+          <w:sz w:val="21"/>
+          <w:szCs w:val="21"/>
+        </w:rPr>
+        <w:t xml:space="preserve">IF fliegt THEN ...</w:t>
+      </w:r>
+      <w:r>
+        <w:rPr>
+          <w:sz w:val="22"/>
+          <w:szCs w:val="22"/>
+        </w:rPr>
+        <w:t xml:space="preserve"> braucht keinen Vergleich. Ein BOOLEAN ist ja schon die Antwort auf eine Frage; </w:t>
+      </w:r>
+      <w:r>
+        <w:rPr>
+          <w:rFonts w:ascii="Consolas" w:cs="Consolas" w:eastAsia="Consolas" w:hAnsi="Consolas"/>
+          <w:color w:val="335577"/>
+          <w:sz w:val="21"/>
+          <w:szCs w:val="21"/>
+        </w:rPr>
+        <w:t xml:space="preserve">IF fliegt = TRUE THEN</w:t>
+      </w:r>
+      <w:r>
+        <w:rPr>
+          <w:sz w:val="22"/>
+          <w:szCs w:val="22"/>
+        </w:rPr>
+        <w:t xml:space="preserve"> wäre erlaubt, aber umständlich, so wie „wenn es wahr ist, dass es regnet“.</w:t>
+      </w:r>
+    </w:p>
+    <w:p>
+      <w:pPr>
+        <w:spacing w:after="180" w:line="312" w:lineRule="auto"/>
+      </w:pPr>
+      <w:r>
+        <w:rPr>
+          <w:rFonts w:ascii="Consolas" w:cs="Consolas" w:eastAsia="Consolas" w:hAnsi="Consolas"/>
+          <w:color w:val="335577"/>
+          <w:sz w:val="21"/>
+          <w:szCs w:val="21"/>
+        </w:rPr>
+        <w:t xml:space="preserve">IF KEYHIT(KEY_SPACE) AND NOT fliegt THEN</w:t>
+      </w:r>
+      <w:r>
+        <w:rPr>
+          <w:sz w:val="22"/>
+          <w:szCs w:val="22"/>
+        </w:rPr>
+        <w:t xml:space="preserve"> ist die Abschussregel und liest sich fast deutsch: „wenn die Leertaste gedrückt wurde UND gerade KEIN Schuss unterwegs ist“. Der zweite Teil begrenzt dich auf einen Schuss zur Zeit. Nimm ihn weg, und jeder neue Druck versetzt den fliegenden Schuss zurück nach unten — es gibt eben nur einen einzigen Satz Kartons für ihn.</w:t>
+      </w:r>
+    </w:p>
+    <w:p>
+      <w:pPr>
+        <w:spacing w:after="180" w:line="312" w:lineRule="auto"/>
+      </w:pPr>
+      <w:r>
+        <w:rPr>
+          <w:sz w:val="22"/>
+          <w:szCs w:val="22"/>
+        </w:rPr>
+        <w:t xml:space="preserve">Der Schuss selbst ist ein Karton für x, einer für y und der Schalter. Er steigt um acht Punkte je Bild, und sobald er oben aus dem Fenster ist, wird der Schalter wieder umgelegt. Danach ist er nicht etwa gelöscht — er wird bloß nicht mehr gemalt und nicht mehr bewegt. Für das Programm ist „weg“ dasselbe wie „wird ignoriert“.</w:t>
+      </w:r>
+    </w:p>
+    <w:p>
+      <w:pPr>
+        <w:spacing w:before="60"/>
+      </w:pPr>
+    </w:p>
+    <w:tbl>
+      <w:tblPr>
+        <w:tblW w:type="dxa" w:w="9026"/>
+        <w:tblBorders>
+          <w:top w:val="single" w:color="auto" w:sz="4"/>
+          <w:left w:val="single" w:color="auto" w:sz="4"/>
+          <w:bottom w:val="single" w:color="auto" w:sz="4"/>
+          <w:right w:val="single" w:color="auto" w:sz="4"/>
+          <w:insideH w:val="single" w:color="auto" w:sz="4"/>
+          <w:insideV w:val="single" w:color="auto" w:sz="4"/>
+        </w:tblBorders>
+      </w:tblPr>
+      <w:tblGrid>
+        <w:gridCol w:w="9026"/>
+      </w:tblGrid>
+      <w:tr>
+        <w:trPr>
+          <w:cantSplit/>
+        </w:trPr>
+        <w:tc>
+          <w:tcPr>
+            <w:tcW w:type="dxa" w:w="9026"/>
+            <w:tcBorders>
+              <w:top w:val="single" w:color="9CC8E6" w:sz="6"/>
+              <w:left w:val="single" w:color="9CC8E6" w:sz="6"/>
+              <w:bottom w:val="single" w:color="9CC8E6" w:sz="6"/>
+              <w:right w:val="single" w:color="9CC8E6" w:sz="6"/>
+            </w:tcBorders>
+            <w:shd w:fill="E7F2FA" w:val="clear"/>
+            <w:tcMar>
+              <w:top w:type="dxa" w:w="140"/>
+              <w:left w:type="dxa" w:w="180"/>
+              <w:bottom w:type="dxa" w:w="140"/>
+              <w:right w:type="dxa" w:w="180"/>
+            </w:tcMar>
+          </w:tcPr>
+          <w:p>
+            <w:pPr>
+              <w:spacing w:after="40"/>
+            </w:pPr>
+            <w:r>
+              <w:rPr>
+                <w:b/>
+                <w:bCs/>
+                <w:color w:val="1B6CA8"/>
+                <w:sz w:val="22"/>
+                <w:szCs w:val="22"/>
+              </w:rPr>
+              <w:t xml:space="preserve">Für mehrere Schüsse fehlt noch etwas</w:t>
+            </w:r>
+          </w:p>
+          <w:p>
+            <w:pPr>
+              <w:spacing w:after="0" w:line="312" w:lineRule="auto"/>
+            </w:pPr>
+            <w:r>
+              <w:rPr>
+                <w:sz w:val="22"/>
+                <w:szCs w:val="22"/>
+              </w:rPr>
+              <w:t xml:space="preserve">Zwanzig Schüsse gleichzeitig bräuchten zwanzig Sätze dieser Kartons, und das schreibt niemand hin. Was dafür fehlt, ist ein Behälter, der viele gleichartige Dinge auf einmal hält — das sind Arrays, und die kommen in Kapitel 13. Bis dahin: ein Schuss.</w:t>
+            </w:r>
+          </w:p>
+        </w:tc>
+      </w:tr>
+    </w:tbl>
+    <w:p>
+      <w:pPr>
+        <w:spacing w:after="160"/>
+      </w:pPr>
+    </w:p>
+    <w:p>
+      <w:pPr>
+        <w:pStyle w:val="Heading2"/>
+        <w:keepNext/>
+        <w:keepLines/>
+        <w:spacing w:after="120" w:before="280"/>
+      </w:pPr>
+      <w:r>
+        <w:t xml:space="preserve">Die Tasten, die du brauchst</w:t>
+      </w:r>
+    </w:p>
+    <w:tbl>
+      <w:tblPr>
+        <w:tblW w:type="dxa" w:w="9026"/>
+        <w:tblBorders>
+          <w:top w:val="single" w:color="D0D0D0" w:sz="4"/>
+          <w:left w:val="single" w:color="D0D0D0" w:sz="4"/>
+          <w:bottom w:val="single" w:color="D0D0D0" w:sz="4"/>
+          <w:right w:val="single" w:color="D0D0D0" w:sz="4"/>
+          <w:insideH w:val="single" w:color="D0D0D0" w:sz="4"/>
+          <w:insideV w:val="single" w:color="D0D0D0" w:sz="4"/>
+        </w:tblBorders>
+      </w:tblPr>
+      <w:tblGrid>
+        <w:gridCol w:w="3800"/>
+        <w:gridCol w:w="5226"/>
+      </w:tblGrid>
+      <w:tr>
+        <w:trPr>
+          <w:cantSplit/>
+          <w:tblHeader/>
+        </w:trPr>
+        <w:tc>
+          <w:tcPr>
+            <w:tcW w:type="dxa" w:w="3800"/>
+            <w:shd w:fill="1B6CA8" w:val="clear"/>
+            <w:tcMar>
+              <w:top w:type="dxa" w:w="30"/>
+              <w:left w:type="dxa" w:w="90"/>
+              <w:bottom w:type="dxa" w:w="30"/>
+              <w:right w:type="dxa" w:w="90"/>
+            </w:tcMar>
+          </w:tcPr>
+          <w:p>
+            <w:pPr>
+              <w:spacing w:after="0" w:line="240" w:lineRule="auto"/>
+            </w:pPr>
+            <w:r>
+              <w:rPr>
+                <w:rFonts w:ascii="Arial" w:cs="Arial" w:eastAsia="Arial" w:hAnsi="Arial"/>
+                <w:b/>
+                <w:bCs/>
+                <w:color w:val="FFFFFF"/>
+                <w:sz w:val="19"/>
+                <w:szCs w:val="19"/>
+              </w:rPr>
+              <w:t xml:space="preserve">Name</w:t>
+            </w:r>
+          </w:p>
+        </w:tc>
+        <w:tc>
+          <w:tcPr>
+            <w:tcW w:type="dxa" w:w="5226"/>
+            <w:shd w:fill="1B6CA8" w:val="clear"/>
+            <w:tcMar>
+              <w:top w:type="dxa" w:w="30"/>
+              <w:left w:type="dxa" w:w="90"/>
+              <w:bottom w:type="dxa" w:w="30"/>
+              <w:right w:type="dxa" w:w="90"/>
+            </w:tcMar>
+          </w:tcPr>
+          <w:p>
+            <w:pPr>
+              <w:spacing w:after="0" w:line="240" w:lineRule="auto"/>
+            </w:pPr>
+            <w:r>
+              <w:rPr>
+                <w:rFonts w:ascii="Arial" w:cs="Arial" w:eastAsia="Arial" w:hAnsi="Arial"/>
+                <w:b/>
+                <w:bCs/>
+                <w:color w:val="FFFFFF"/>
+                <w:sz w:val="19"/>
+                <w:szCs w:val="19"/>
+              </w:rPr>
+              <w:t xml:space="preserve">Taste</w:t>
+            </w:r>
+          </w:p>
+        </w:tc>
+      </w:tr>
+      <w:tr>
+        <w:trPr>
+          <w:cantSplit/>
+        </w:trPr>
+        <w:tc>
+          <w:tcPr>
+            <w:tcW w:type="dxa" w:w="3800"/>
+            <w:tcMar>
+              <w:top w:type="dxa" w:w="30"/>
+              <w:left w:type="dxa" w:w="90"/>
+              <w:bottom w:type="dxa" w:w="30"/>
+              <w:right w:type="dxa" w:w="90"/>
+            </w:tcMar>
+          </w:tcPr>
+          <w:p>
+            <w:pPr>
+              <w:spacing w:after="0" w:line="240" w:lineRule="auto"/>
+            </w:pPr>
+            <w:r>
+              <w:rPr>
+                <w:rFonts w:ascii="Consolas" w:cs="Consolas" w:eastAsia="Consolas" w:hAnsi="Consolas"/>
+                <w:color w:val="222222"/>
+                <w:sz w:val="19"/>
+                <w:szCs w:val="19"/>
+              </w:rPr>
+              <w:t xml:space="preserve">KEY_LEFT, KEY_RIGHT, KEY_UP, KEY_DOWN</w:t>
+            </w:r>
+          </w:p>
+        </w:tc>
+        <w:tc>
+          <w:tcPr>
+            <w:tcW w:type="dxa" w:w="5226"/>
+            <w:tcMar>
+              <w:top w:type="dxa" w:w="30"/>
+              <w:left w:type="dxa" w:w="90"/>
+              <w:bottom w:type="dxa" w:w="30"/>
+              <w:right w:type="dxa" w:w="90"/>
+            </w:tcMar>
+          </w:tcPr>
+          <w:p>
+            <w:pPr>
+              <w:spacing w:after="0" w:line="240" w:lineRule="auto"/>
+            </w:pPr>
+            <w:r>
+              <w:rPr>
+                <w:rFonts w:ascii="Arial" w:cs="Arial" w:eastAsia="Arial" w:hAnsi="Arial"/>
+                <w:color w:val="222222"/>
+                <w:sz w:val="19"/>
+                <w:szCs w:val="19"/>
+              </w:rPr>
+              <w:t xml:space="preserve">die Pfeiltasten</w:t>
+            </w:r>
+          </w:p>
+        </w:tc>
+      </w:tr>
+      <w:tr>
+        <w:trPr>
+          <w:cantSplit/>
+        </w:trPr>
+        <w:tc>
+          <w:tcPr>
+            <w:tcW w:type="dxa" w:w="3800"/>
+            <w:tcMar>
+              <w:top w:type="dxa" w:w="30"/>
+              <w:left w:type="dxa" w:w="90"/>
+              <w:bottom w:type="dxa" w:w="30"/>
+              <w:right w:type="dxa" w:w="90"/>
+            </w:tcMar>
+          </w:tcPr>
+          <w:p>
+            <w:pPr>
+              <w:spacing w:after="0" w:line="240" w:lineRule="auto"/>
+            </w:pPr>
+            <w:r>
+              <w:rPr>
+                <w:rFonts w:ascii="Consolas" w:cs="Consolas" w:eastAsia="Consolas" w:hAnsi="Consolas"/>
+                <w:color w:val="222222"/>
+                <w:sz w:val="19"/>
+                <w:szCs w:val="19"/>
+              </w:rPr>
+              <w:t xml:space="preserve">KEY_SPACE</w:t>
+            </w:r>
+          </w:p>
+        </w:tc>
+        <w:tc>
+          <w:tcPr>
+            <w:tcW w:type="dxa" w:w="5226"/>
+            <w:tcMar>
+              <w:top w:type="dxa" w:w="30"/>
+              <w:left w:type="dxa" w:w="90"/>
+              <w:bottom w:type="dxa" w:w="30"/>
+              <w:right w:type="dxa" w:w="90"/>
+            </w:tcMar>
+          </w:tcPr>
+          <w:p>
+            <w:pPr>
+              <w:spacing w:after="0" w:line="240" w:lineRule="auto"/>
+            </w:pPr>
+            <w:r>
+              <w:rPr>
+                <w:rFonts w:ascii="Arial" w:cs="Arial" w:eastAsia="Arial" w:hAnsi="Arial"/>
+                <w:color w:val="222222"/>
+                <w:sz w:val="19"/>
+                <w:szCs w:val="19"/>
+              </w:rPr>
+              <w:t xml:space="preserve">Leertaste</w:t>
+            </w:r>
+          </w:p>
+        </w:tc>
+      </w:tr>
+      <w:tr>
+        <w:trPr>
+          <w:cantSplit/>
+        </w:trPr>
+        <w:tc>
+          <w:tcPr>
+            <w:tcW w:type="dxa" w:w="3800"/>
+            <w:tcMar>
+              <w:top w:type="dxa" w:w="30"/>
+              <w:left w:type="dxa" w:w="90"/>
+              <w:bottom w:type="dxa" w:w="30"/>
+              <w:right w:type="dxa" w:w="90"/>
+            </w:tcMar>
+          </w:tcPr>
+          <w:p>
+            <w:pPr>
+              <w:spacing w:after="0" w:line="240" w:lineRule="auto"/>
+            </w:pPr>
+            <w:r>
+              <w:rPr>
+                <w:rFonts w:ascii="Consolas" w:cs="Consolas" w:eastAsia="Consolas" w:hAnsi="Consolas"/>
+                <w:color w:val="222222"/>
+                <w:sz w:val="19"/>
+                <w:szCs w:val="19"/>
+              </w:rPr>
+              <w:t xml:space="preserve">KEY_ESCAPE</w:t>
+            </w:r>
+          </w:p>
+        </w:tc>
+        <w:tc>
+          <w:tcPr>
+            <w:tcW w:type="dxa" w:w="5226"/>
+            <w:tcMar>
+              <w:top w:type="dxa" w:w="30"/>
+              <w:left w:type="dxa" w:w="90"/>
+              <w:bottom w:type="dxa" w:w="30"/>
+              <w:right w:type="dxa" w:w="90"/>
+            </w:tcMar>
+          </w:tcPr>
+          <w:p>
+            <w:pPr>
+              <w:spacing w:after="0" w:line="240" w:lineRule="auto"/>
+            </w:pPr>
+            <w:r>
+              <w:rPr>
+                <w:rFonts w:ascii="Arial" w:cs="Arial" w:eastAsia="Arial" w:hAnsi="Arial"/>
+                <w:color w:val="222222"/>
+                <w:sz w:val="19"/>
+                <w:szCs w:val="19"/>
+              </w:rPr>
+              <w:t xml:space="preserve">ESC</w:t>
+            </w:r>
+          </w:p>
+        </w:tc>
+      </w:tr>
+      <w:tr>
+        <w:trPr>
+          <w:cantSplit/>
+        </w:trPr>
+        <w:tc>
+          <w:tcPr>
+            <w:tcW w:type="dxa" w:w="3800"/>
+            <w:tcMar>
+              <w:top w:type="dxa" w:w="30"/>
+              <w:left w:type="dxa" w:w="90"/>
+              <w:bottom w:type="dxa" w:w="30"/>
+              <w:right w:type="dxa" w:w="90"/>
+            </w:tcMar>
+          </w:tcPr>
+          <w:p>
+            <w:pPr>
+              <w:spacing w:after="0" w:line="240" w:lineRule="auto"/>
+            </w:pPr>
+            <w:r>
+              <w:rPr>
+                <w:rFonts w:ascii="Consolas" w:cs="Consolas" w:eastAsia="Consolas" w:hAnsi="Consolas"/>
+                <w:color w:val="222222"/>
+                <w:sz w:val="19"/>
+                <w:szCs w:val="19"/>
+              </w:rPr>
+              <w:t xml:space="preserve">KEY_RETURN</w:t>
+            </w:r>
+          </w:p>
+        </w:tc>
+        <w:tc>
+          <w:tcPr>
+            <w:tcW w:type="dxa" w:w="5226"/>
+            <w:tcMar>
+              <w:top w:type="dxa" w:w="30"/>
+              <w:left w:type="dxa" w:w="90"/>
+              <w:bottom w:type="dxa" w:w="30"/>
+              <w:right w:type="dxa" w:w="90"/>
+            </w:tcMar>
+          </w:tcPr>
+          <w:p>
+            <w:pPr>
+              <w:spacing w:after="0" w:line="240" w:lineRule="auto"/>
+            </w:pPr>
+            <w:r>
+              <w:rPr>
+                <w:rFonts w:ascii="Arial" w:cs="Arial" w:eastAsia="Arial" w:hAnsi="Arial"/>
+                <w:color w:val="222222"/>
+                <w:sz w:val="19"/>
+                <w:szCs w:val="19"/>
+              </w:rPr>
+              <w:t xml:space="preserve">Eingabetaste (auch KEY_ENTER)</w:t>
+            </w:r>
+          </w:p>
+        </w:tc>
+      </w:tr>
+      <w:tr>
+        <w:trPr>
+          <w:cantSplit/>
+        </w:trPr>
+        <w:tc>
+          <w:tcPr>
+            <w:tcW w:type="dxa" w:w="3800"/>
+            <w:tcMar>
+              <w:top w:type="dxa" w:w="30"/>
+              <w:left w:type="dxa" w:w="90"/>
+              <w:bottom w:type="dxa" w:w="30"/>
+              <w:right w:type="dxa" w:w="90"/>
+            </w:tcMar>
+          </w:tcPr>
+          <w:p>
+            <w:pPr>
+              <w:spacing w:after="0" w:line="240" w:lineRule="auto"/>
+            </w:pPr>
+            <w:r>
+              <w:rPr>
+                <w:rFonts w:ascii="Consolas" w:cs="Consolas" w:eastAsia="Consolas" w:hAnsi="Consolas"/>
+                <w:color w:val="222222"/>
+                <w:sz w:val="19"/>
+                <w:szCs w:val="19"/>
+              </w:rPr>
+              <w:t xml:space="preserve">KEY_A bis KEY_Z</w:t>
+            </w:r>
+          </w:p>
+        </w:tc>
+        <w:tc>
+          <w:tcPr>
+            <w:tcW w:type="dxa" w:w="5226"/>
+            <w:tcMar>
+              <w:top w:type="dxa" w:w="30"/>
+              <w:left w:type="dxa" w:w="90"/>
+              <w:bottom w:type="dxa" w:w="30"/>
+              <w:right w:type="dxa" w:w="90"/>
+            </w:tcMar>
+          </w:tcPr>
+          <w:p>
+            <w:pPr>
+              <w:spacing w:after="0" w:line="240" w:lineRule="auto"/>
+            </w:pPr>
+            <w:r>
+              <w:rPr>
+                <w:rFonts w:ascii="Arial" w:cs="Arial" w:eastAsia="Arial" w:hAnsi="Arial"/>
+                <w:color w:val="222222"/>
+                <w:sz w:val="19"/>
+                <w:szCs w:val="19"/>
+              </w:rPr>
+              <w:t xml:space="preserve">Buchstaben — für WASD-Steuerung und Kürzel</w:t>
+            </w:r>
+          </w:p>
+        </w:tc>
+      </w:tr>
+      <w:tr>
+        <w:trPr>
+          <w:cantSplit/>
+        </w:trPr>
+        <w:tc>
+          <w:tcPr>
+            <w:tcW w:type="dxa" w:w="3800"/>
+            <w:tcMar>
+              <w:top w:type="dxa" w:w="30"/>
+              <w:left w:type="dxa" w:w="90"/>
+              <w:bottom w:type="dxa" w:w="30"/>
+              <w:right w:type="dxa" w:w="90"/>
+            </w:tcMar>
+          </w:tcPr>
+          <w:p>
+            <w:pPr>
+              <w:spacing w:after="0" w:line="240" w:lineRule="auto"/>
+            </w:pPr>
+            <w:r>
+              <w:rPr>
+                <w:rFonts w:ascii="Consolas" w:cs="Consolas" w:eastAsia="Consolas" w:hAnsi="Consolas"/>
+                <w:color w:val="222222"/>
+                <w:sz w:val="19"/>
+                <w:szCs w:val="19"/>
+              </w:rPr>
+              <w:t xml:space="preserve">KEY_0 bis KEY_9</w:t>
+            </w:r>
+          </w:p>
+        </w:tc>
+        <w:tc>
+          <w:tcPr>
+            <w:tcW w:type="dxa" w:w="5226"/>
+            <w:tcMar>
+              <w:top w:type="dxa" w:w="30"/>
+              <w:left w:type="dxa" w:w="90"/>
+              <w:bottom w:type="dxa" w:w="30"/>
+              <w:right w:type="dxa" w:w="90"/>
+            </w:tcMar>
+          </w:tcPr>
+          <w:p>
+            <w:pPr>
+              <w:spacing w:after="0" w:line="240" w:lineRule="auto"/>
+            </w:pPr>
+            <w:r>
+              <w:rPr>
+                <w:rFonts w:ascii="Arial" w:cs="Arial" w:eastAsia="Arial" w:hAnsi="Arial"/>
+                <w:color w:val="222222"/>
+                <w:sz w:val="19"/>
+                <w:szCs w:val="19"/>
+              </w:rPr>
+              <w:t xml:space="preserve">die obere Ziffernreihe</w:t>
+            </w:r>
+          </w:p>
+        </w:tc>
+      </w:tr>
+      <w:tr>
+        <w:trPr>
+          <w:cantSplit/>
+        </w:trPr>
+        <w:tc>
+          <w:tcPr>
+            <w:tcW w:type="dxa" w:w="3800"/>
+            <w:tcMar>
+              <w:top w:type="dxa" w:w="30"/>
+              <w:left w:type="dxa" w:w="90"/>
+              <w:bottom w:type="dxa" w:w="30"/>
+              <w:right w:type="dxa" w:w="90"/>
+            </w:tcMar>
+          </w:tcPr>
+          <w:p>
+            <w:pPr>
+              <w:spacing w:after="0" w:line="240" w:lineRule="auto"/>
+            </w:pPr>
+            <w:r>
+              <w:rPr>
+                <w:rFonts w:ascii="Consolas" w:cs="Consolas" w:eastAsia="Consolas" w:hAnsi="Consolas"/>
+                <w:color w:val="222222"/>
+                <w:sz w:val="19"/>
+                <w:szCs w:val="19"/>
+              </w:rPr>
+              <w:t xml:space="preserve">KEY_F1 bis KEY_F12</w:t>
+            </w:r>
+          </w:p>
+        </w:tc>
+        <w:tc>
+          <w:tcPr>
+            <w:tcW w:type="dxa" w:w="5226"/>
+            <w:tcMar>
+              <w:top w:type="dxa" w:w="30"/>
+              <w:left w:type="dxa" w:w="90"/>
+              <w:bottom w:type="dxa" w:w="30"/>
+              <w:right w:type="dxa" w:w="90"/>
+            </w:tcMar>
+          </w:tcPr>
+          <w:p>
+            <w:pPr>
+              <w:spacing w:after="0" w:line="240" w:lineRule="auto"/>
+            </w:pPr>
+            <w:r>
+              <w:rPr>
+                <w:rFonts w:ascii="Arial" w:cs="Arial" w:eastAsia="Arial" w:hAnsi="Arial"/>
+                <w:color w:val="222222"/>
+                <w:sz w:val="19"/>
+                <w:szCs w:val="19"/>
+              </w:rPr>
+              <w:t xml:space="preserve">Funktionstasten</w:t>
+            </w:r>
+          </w:p>
+        </w:tc>
+      </w:tr>
+      <w:tr>
+        <w:trPr>
+          <w:cantSplit/>
+        </w:trPr>
+        <w:tc>
+          <w:tcPr>
+            <w:tcW w:type="dxa" w:w="3800"/>
+            <w:tcMar>
+              <w:top w:type="dxa" w:w="30"/>
+              <w:left w:type="dxa" w:w="90"/>
+              <w:bottom w:type="dxa" w:w="30"/>
+              <w:right w:type="dxa" w:w="90"/>
+            </w:tcMar>
+          </w:tcPr>
+          <w:p>
+            <w:pPr>
+              <w:spacing w:after="0" w:line="240" w:lineRule="auto"/>
+            </w:pPr>
+            <w:r>
+              <w:rPr>
+                <w:rFonts w:ascii="Consolas" w:cs="Consolas" w:eastAsia="Consolas" w:hAnsi="Consolas"/>
+                <w:color w:val="222222"/>
+                <w:sz w:val="19"/>
+                <w:szCs w:val="19"/>
+              </w:rPr>
+              <w:t xml:space="preserve">KEY_LSHIFT, KEY_LCTRL</w:t>
+            </w:r>
+          </w:p>
+        </w:tc>
+        <w:tc>
+          <w:tcPr>
+            <w:tcW w:type="dxa" w:w="5226"/>
+            <w:tcMar>
+              <w:top w:type="dxa" w:w="30"/>
+              <w:left w:type="dxa" w:w="90"/>
+              <w:bottom w:type="dxa" w:w="30"/>
+              <w:right w:type="dxa" w:w="90"/>
+            </w:tcMar>
+          </w:tcPr>
+          <w:p>
+            <w:pPr>
+              <w:spacing w:after="0" w:line="240" w:lineRule="auto"/>
+            </w:pPr>
+            <w:r>
+              <w:rPr>
+                <w:rFonts w:ascii="Arial" w:cs="Arial" w:eastAsia="Arial" w:hAnsi="Arial"/>
+                <w:color w:val="222222"/>
+                <w:sz w:val="19"/>
+                <w:szCs w:val="19"/>
+              </w:rPr>
+              <w:t xml:space="preserve">Umschalt und Strg, links (rechts: KEY_RSHIFT, KEY_RCTRL)</w:t>
+            </w:r>
+          </w:p>
+        </w:tc>
+      </w:tr>
+    </w:tbl>
+    <w:p>
+      <w:pPr>
+        <w:spacing w:after="160"/>
+      </w:pPr>
+    </w:p>
+    <w:p>
+      <w:pPr>
+        <w:spacing w:after="180" w:line="312" w:lineRule="auto"/>
+      </w:pPr>
+      <w:r>
+        <w:rPr>
+          <w:sz w:val="22"/>
+          <w:szCs w:val="22"/>
+        </w:rPr>
+        <w:t xml:space="preserve">Für ein Spiel zu zweit an einer Tastatur belegt man üblicherweise die Pfeiltasten und daneben W, A, S, D — die liegen für die linke Hand genau richtig. Im nächsten Kapitel wird genau das gebraucht.</w:t>
+      </w:r>
+    </w:p>
+    <w:p>
+      <w:pPr>
+        <w:pStyle w:val="Heading2"/>
+        <w:keepNext/>
+        <w:keepLines/>
+        <w:spacing w:after="120" w:before="280"/>
+      </w:pPr>
+      <w:r>
+        <w:t xml:space="preserve">Wenn etwas nicht geht</w:t>
+      </w:r>
+    </w:p>
+    <w:tbl>
+      <w:tblPr>
+        <w:tblW w:type="dxa" w:w="9026"/>
+        <w:tblBorders>
+          <w:top w:val="single" w:color="D0D0D0" w:sz="4"/>
+          <w:left w:val="single" w:color="D0D0D0" w:sz="4"/>
+          <w:bottom w:val="single" w:color="D0D0D0" w:sz="4"/>
+          <w:right w:val="single" w:color="D0D0D0" w:sz="4"/>
+          <w:insideH w:val="single" w:color="D0D0D0" w:sz="4"/>
+          <w:insideV w:val="single" w:color="D0D0D0" w:sz="4"/>
+        </w:tblBorders>
+      </w:tblPr>
+      <w:tblGrid>
+        <w:gridCol w:w="3400"/>
+        <w:gridCol w:w="5626"/>
+      </w:tblGrid>
+      <w:tr>
+        <w:trPr>
+          <w:cantSplit/>
+          <w:tblHeader/>
+        </w:trPr>
+        <w:tc>
+          <w:tcPr>
+            <w:tcW w:type="dxa" w:w="3400"/>
+            <w:shd w:fill="1B6CA8" w:val="clear"/>
+            <w:tcMar>
+              <w:top w:type="dxa" w:w="30"/>
+              <w:left w:type="dxa" w:w="90"/>
+              <w:bottom w:type="dxa" w:w="30"/>
+              <w:right w:type="dxa" w:w="90"/>
+            </w:tcMar>
+          </w:tcPr>
+          <w:p>
+            <w:pPr>
+              <w:spacing w:after="0" w:line="240" w:lineRule="auto"/>
+            </w:pPr>
+            <w:r>
+              <w:rPr>
+                <w:rFonts w:ascii="Arial" w:cs="Arial" w:eastAsia="Arial" w:hAnsi="Arial"/>
+                <w:b/>
+                <w:bCs/>
+                <w:color w:val="FFFFFF"/>
+                <w:sz w:val="19"/>
+                <w:szCs w:val="19"/>
+              </w:rPr>
+              <w:t xml:space="preserve">Was du siehst</w:t>
+            </w:r>
+          </w:p>
+        </w:tc>
+        <w:tc>
+          <w:tcPr>
+            <w:tcW w:type="dxa" w:w="5626"/>
+            <w:shd w:fill="1B6CA8" w:val="clear"/>
+            <w:tcMar>
+              <w:top w:type="dxa" w:w="30"/>
+              <w:left w:type="dxa" w:w="90"/>
+              <w:bottom w:type="dxa" w:w="30"/>
+              <w:right w:type="dxa" w:w="90"/>
+            </w:tcMar>
+          </w:tcPr>
+          <w:p>
+            <w:pPr>
+              <w:spacing w:after="0" w:line="240" w:lineRule="auto"/>
+            </w:pPr>
+            <w:r>
+              <w:rPr>
+                <w:rFonts w:ascii="Arial" w:cs="Arial" w:eastAsia="Arial" w:hAnsi="Arial"/>
+                <w:b/>
+                <w:bCs/>
+                <w:color w:val="FFFFFF"/>
+                <w:sz w:val="19"/>
+                <w:szCs w:val="19"/>
+              </w:rPr>
+              <w:t xml:space="preserve">Was meistens dahintersteckt</w:t>
+            </w:r>
+          </w:p>
+        </w:tc>
+      </w:tr>
+      <w:tr>
+        <w:trPr>
+          <w:cantSplit/>
+        </w:trPr>
+        <w:tc>
+          <w:tcPr>
+            <w:tcW w:type="dxa" w:w="3400"/>
+            <w:tcMar>
+              <w:top w:type="dxa" w:w="30"/>
+              <w:left w:type="dxa" w:w="90"/>
+              <w:bottom w:type="dxa" w:w="30"/>
+              <w:right w:type="dxa" w:w="90"/>
+            </w:tcMar>
+          </w:tcPr>
+          <w:p>
+            <w:pPr>
+              <w:spacing w:after="0" w:line="240" w:lineRule="auto"/>
+            </w:pPr>
+            <w:r>
+              <w:rPr>
+                <w:rFonts w:ascii="Arial" w:cs="Arial" w:eastAsia="Arial" w:hAnsi="Arial"/>
+                <w:color w:val="222222"/>
+                <w:sz w:val="19"/>
+                <w:szCs w:val="19"/>
+              </w:rPr>
+              <w:t xml:space="preserve">Es passiert gar nichts beim Tippen</w:t>
+            </w:r>
+          </w:p>
+        </w:tc>
+        <w:tc>
+          <w:tcPr>
+            <w:tcW w:type="dxa" w:w="5626"/>
+            <w:tcMar>
+              <w:top w:type="dxa" w:w="30"/>
+              <w:left w:type="dxa" w:w="90"/>
+              <w:bottom w:type="dxa" w:w="30"/>
+              <w:right w:type="dxa" w:w="90"/>
+            </w:tcMar>
+          </w:tcPr>
+          <w:p>
+            <w:pPr>
+              <w:spacing w:after="0" w:line="240" w:lineRule="auto"/>
+            </w:pPr>
+            <w:r>
+              <w:rPr>
+                <w:rFonts w:ascii="Arial" w:cs="Arial" w:eastAsia="Arial" w:hAnsi="Arial"/>
+                <w:color w:val="222222"/>
+                <w:sz w:val="19"/>
+                <w:szCs w:val="19"/>
+              </w:rPr>
+              <w:t xml:space="preserve">Das Fenster hat den Fokus nicht — einmal hineinklicken. Tasten gehen immer an das Fenster, das vorne ist.</w:t>
+            </w:r>
+          </w:p>
+        </w:tc>
+      </w:tr>
+      <w:tr>
+        <w:trPr>
+          <w:cantSplit/>
+        </w:trPr>
+        <w:tc>
+          <w:tcPr>
+            <w:tcW w:type="dxa" w:w="3400"/>
+            <w:tcMar>
+              <w:top w:type="dxa" w:w="30"/>
+              <w:left w:type="dxa" w:w="90"/>
+              <w:bottom w:type="dxa" w:w="30"/>
+              <w:right w:type="dxa" w:w="90"/>
+            </w:tcMar>
+          </w:tcPr>
+          <w:p>
+            <w:pPr>
+              <w:spacing w:after="0" w:line="240" w:lineRule="auto"/>
+            </w:pPr>
+            <w:r>
+              <w:rPr>
+                <w:rFonts w:ascii="Arial" w:cs="Arial" w:eastAsia="Arial" w:hAnsi="Arial"/>
+                <w:color w:val="222222"/>
+                <w:sz w:val="19"/>
+                <w:szCs w:val="19"/>
+              </w:rPr>
+              <w:t xml:space="preserve">Eine Aktion löst dreißigmal aus</w:t>
+            </w:r>
+          </w:p>
+        </w:tc>
+        <w:tc>
+          <w:tcPr>
+            <w:tcW w:type="dxa" w:w="5626"/>
+            <w:tcMar>
+              <w:top w:type="dxa" w:w="30"/>
+              <w:left w:type="dxa" w:w="90"/>
+              <w:bottom w:type="dxa" w:w="30"/>
+              <w:right w:type="dxa" w:w="90"/>
+            </w:tcMar>
+          </w:tcPr>
+          <w:p>
+            <w:pPr>
+              <w:spacing w:after="0" w:line="240" w:lineRule="auto"/>
+            </w:pPr>
+            <w:r>
+              <w:rPr>
+                <w:rFonts w:ascii="Arial" w:cs="Arial" w:eastAsia="Arial" w:hAnsi="Arial"/>
+                <w:color w:val="222222"/>
+                <w:sz w:val="19"/>
+                <w:szCs w:val="19"/>
+              </w:rPr>
+              <w:t xml:space="preserve">KEYPRESSED statt KEYHIT. Für alles, was einmal je Druck passieren soll, gehört KEYHIT hin.</w:t>
+            </w:r>
+          </w:p>
+        </w:tc>
+      </w:tr>
+      <w:tr>
+        <w:trPr>
+          <w:cantSplit/>
+        </w:trPr>
+        <w:tc>
+          <w:tcPr>
+            <w:tcW w:type="dxa" w:w="3400"/>
+            <w:tcMar>
+              <w:top w:type="dxa" w:w="30"/>
+              <w:left w:type="dxa" w:w="90"/>
+              <w:bottom w:type="dxa" w:w="30"/>
+              <w:right w:type="dxa" w:w="90"/>
+            </w:tcMar>
+          </w:tcPr>
+          <w:p>
+            <w:pPr>
+              <w:spacing w:after="0" w:line="240" w:lineRule="auto"/>
+            </w:pPr>
+            <w:r>
+              <w:rPr>
+                <w:rFonts w:ascii="Arial" w:cs="Arial" w:eastAsia="Arial" w:hAnsi="Arial"/>
+                <w:color w:val="222222"/>
+                <w:sz w:val="19"/>
+                <w:szCs w:val="19"/>
+              </w:rPr>
+              <w:t xml:space="preserve">Diagonale Bewegung geht nicht</w:t>
+            </w:r>
+          </w:p>
+        </w:tc>
+        <w:tc>
+          <w:tcPr>
+            <w:tcW w:type="dxa" w:w="5626"/>
+            <w:tcMar>
+              <w:top w:type="dxa" w:w="30"/>
+              <w:left w:type="dxa" w:w="90"/>
+              <w:bottom w:type="dxa" w:w="30"/>
+              <w:right w:type="dxa" w:w="90"/>
+            </w:tcMar>
+          </w:tcPr>
+          <w:p>
+            <w:pPr>
+              <w:spacing w:after="0" w:line="240" w:lineRule="auto"/>
+            </w:pPr>
+            <w:r>
+              <w:rPr>
+                <w:rFonts w:ascii="Arial" w:cs="Arial" w:eastAsia="Arial" w:hAnsi="Arial"/>
+                <w:color w:val="222222"/>
+                <w:sz w:val="19"/>
+                <w:szCs w:val="19"/>
+              </w:rPr>
+              <w:t xml:space="preserve">Vier einzelne IF nehmen, keine ELSEIF-Kette: Bei einer Kette gewinnt die erste Taste, und die zweite kommt nie dran.</w:t>
+            </w:r>
+          </w:p>
+        </w:tc>
+      </w:tr>
+      <w:tr>
+        <w:trPr>
+          <w:cantSplit/>
+        </w:trPr>
+        <w:tc>
+          <w:tcPr>
+            <w:tcW w:type="dxa" w:w="3400"/>
+            <w:tcMar>
+              <w:top w:type="dxa" w:w="30"/>
+              <w:left w:type="dxa" w:w="90"/>
+              <w:bottom w:type="dxa" w:w="30"/>
+              <w:right w:type="dxa" w:w="90"/>
+            </w:tcMar>
+          </w:tcPr>
+          <w:p>
+            <w:pPr>
+              <w:spacing w:after="0" w:line="240" w:lineRule="auto"/>
+            </w:pPr>
+            <w:r>
+              <w:rPr>
+                <w:rFonts w:ascii="Arial" w:cs="Arial" w:eastAsia="Arial" w:hAnsi="Arial"/>
+                <w:color w:val="222222"/>
+                <w:sz w:val="19"/>
+                <w:szCs w:val="19"/>
+              </w:rPr>
+              <w:t xml:space="preserve">Der Punkt zittert am Rand</w:t>
+            </w:r>
+          </w:p>
+        </w:tc>
+        <w:tc>
+          <w:tcPr>
+            <w:tcW w:type="dxa" w:w="5626"/>
+            <w:tcMar>
+              <w:top w:type="dxa" w:w="30"/>
+              <w:left w:type="dxa" w:w="90"/>
+              <w:bottom w:type="dxa" w:w="30"/>
+              <w:right w:type="dxa" w:w="90"/>
+            </w:tcMar>
+          </w:tcPr>
+          <w:p>
+            <w:pPr>
+              <w:spacing w:after="0" w:line="240" w:lineRule="auto"/>
+            </w:pPr>
+            <w:r>
+              <w:rPr>
+                <w:rFonts w:ascii="Arial" w:cs="Arial" w:eastAsia="Arial" w:hAnsi="Arial"/>
+                <w:color w:val="222222"/>
+                <w:sz w:val="19"/>
+                <w:szCs w:val="19"/>
+              </w:rPr>
+              <w:t xml:space="preserve">Die Begrenzung setzt zurück, die Bewegung schiebt wieder hinaus. Erst bewegen, dann begrenzen — nicht umgekehrt.</w:t>
+            </w:r>
+          </w:p>
+        </w:tc>
+      </w:tr>
+      <w:tr>
+        <w:trPr>
+          <w:cantSplit/>
+        </w:trPr>
+        <w:tc>
+          <w:tcPr>
+            <w:tcW w:type="dxa" w:w="3400"/>
+            <w:tcMar>
+              <w:top w:type="dxa" w:w="30"/>
+              <w:left w:type="dxa" w:w="90"/>
+              <w:bottom w:type="dxa" w:w="30"/>
+              <w:right w:type="dxa" w:w="90"/>
+            </w:tcMar>
+          </w:tcPr>
+          <w:p>
+            <w:pPr>
+              <w:spacing w:after="0" w:line="240" w:lineRule="auto"/>
+            </w:pPr>
+            <w:r>
+              <w:rPr>
+                <w:rFonts w:ascii="Arial" w:cs="Arial" w:eastAsia="Arial" w:hAnsi="Arial"/>
+                <w:color w:val="222222"/>
+                <w:sz w:val="19"/>
+                <w:szCs w:val="19"/>
+              </w:rPr>
+              <w:t xml:space="preserve">Die Bewegung ist ruckelig</w:t>
+            </w:r>
+          </w:p>
+        </w:tc>
+        <w:tc>
+          <w:tcPr>
+            <w:tcW w:type="dxa" w:w="5626"/>
+            <w:tcMar>
+              <w:top w:type="dxa" w:w="30"/>
+              <w:left w:type="dxa" w:w="90"/>
+              <w:bottom w:type="dxa" w:w="30"/>
+              <w:right w:type="dxa" w:w="90"/>
+            </w:tcMar>
+          </w:tcPr>
+          <w:p>
+            <w:pPr>
+              <w:spacing w:after="0" w:line="240" w:lineRule="auto"/>
+            </w:pPr>
+            <w:r>
+              <w:rPr>
+                <w:rFonts w:ascii="Arial" w:cs="Arial" w:eastAsia="Arial" w:hAnsi="Arial"/>
+                <w:color w:val="222222"/>
+                <w:sz w:val="19"/>
+                <w:szCs w:val="19"/>
+              </w:rPr>
+              <w:t xml:space="preserve">Die Schrittweite ist zu groß. Nimm kleinere Schritte statt seltener Bilder.</w:t>
+            </w:r>
+          </w:p>
+        </w:tc>
+      </w:tr>
+      <w:tr>
+        <w:trPr>
+          <w:cantSplit/>
+        </w:trPr>
+        <w:tc>
+          <w:tcPr>
+            <w:tcW w:type="dxa" w:w="3400"/>
+            <w:tcMar>
+              <w:top w:type="dxa" w:w="30"/>
+              <w:left w:type="dxa" w:w="90"/>
+              <w:bottom w:type="dxa" w:w="30"/>
+              <w:right w:type="dxa" w:w="90"/>
+            </w:tcMar>
+          </w:tcPr>
+          <w:p>
+            <w:pPr>
+              <w:spacing w:after="0" w:line="240" w:lineRule="auto"/>
+            </w:pPr>
+            <w:r>
+              <w:rPr>
+                <w:rFonts w:ascii="Arial" w:cs="Arial" w:eastAsia="Arial" w:hAnsi="Arial"/>
+                <w:color w:val="222222"/>
+                <w:sz w:val="19"/>
+                <w:szCs w:val="19"/>
+              </w:rPr>
+              <w:t xml:space="preserve">ESC beendet nicht</w:t>
+            </w:r>
+          </w:p>
+        </w:tc>
+        <w:tc>
+          <w:tcPr>
+            <w:tcW w:type="dxa" w:w="5626"/>
+            <w:tcMar>
+              <w:top w:type="dxa" w:w="30"/>
+              <w:left w:type="dxa" w:w="90"/>
+              <w:bottom w:type="dxa" w:w="30"/>
+              <w:right w:type="dxa" w:w="90"/>
+            </w:tcMar>
+          </w:tcPr>
+          <w:p>
+            <w:pPr>
+              <w:spacing w:after="0" w:line="240" w:lineRule="auto"/>
+            </w:pPr>
+            <w:r>
+              <w:rPr>
+                <w:rFonts w:ascii="Arial" w:cs="Arial" w:eastAsia="Arial" w:hAnsi="Arial"/>
+                <w:color w:val="222222"/>
+                <w:sz w:val="19"/>
+                <w:szCs w:val="19"/>
+              </w:rPr>
+              <w:t xml:space="preserve">In der WHILE-Zeile fehlt die Prüfung. Sie steht in jedem Programm dieses Buchs, Wort für Wort gleich.</w:t>
+            </w:r>
+          </w:p>
+        </w:tc>
+      </w:tr>
+    </w:tbl>
+    <w:p>
+      <w:pPr>
+        <w:spacing w:after="160"/>
+      </w:pPr>
+    </w:p>
+    <w:p>
+      <w:pPr>
+        <w:pStyle w:val="Heading2"/>
+        <w:keepNext/>
+        <w:keepLines/>
+        <w:spacing w:after="120" w:before="280"/>
+      </w:pPr>
+      <w:r>
+        <w:t xml:space="preserve">Aufgaben</w:t>
+      </w:r>
+    </w:p>
+    <w:p>
+      <w:pPr>
+        <w:pStyle w:val="ListParagraph"/>
+        <w:numPr>
+          <w:ilvl w:val="0"/>
+          <w:numId w:val="2"/>
+        </w:numPr>
+        <w:spacing w:after="100" w:line="312" w:lineRule="auto"/>
+      </w:pPr>
+      <w:r>
+        <w:rPr>
+          <w:sz w:val="22"/>
+          <w:szCs w:val="22"/>
+        </w:rPr>
+        <w:t xml:space="preserve">Erweitere die Tastenanzeige um ein fünftes, breites Kästchen für die Leertaste.</w:t>
+      </w:r>
+    </w:p>
+    <w:p>
+      <w:pPr>
+        <w:pStyle w:val="ListParagraph"/>
+        <w:numPr>
+          <w:ilvl w:val="0"/>
+          <w:numId w:val="2"/>
+        </w:numPr>
+        <w:spacing w:after="100" w:line="312" w:lineRule="auto"/>
+      </w:pPr>
+      <w:r>
+        <w:rPr>
+          <w:sz w:val="22"/>
+          <w:szCs w:val="22"/>
+        </w:rPr>
+        <w:t xml:space="preserve">Bau die Steuerung auf W, A, S, D um. Danach steuerst du mit beiden Belegungen gleichzeitig — dafür genügt ein OR je Richtung.</w:t>
+      </w:r>
+    </w:p>
+    <w:p>
+      <w:pPr>
+        <w:pStyle w:val="ListParagraph"/>
+        <w:numPr>
+          <w:ilvl w:val="0"/>
+          <w:numId w:val="2"/>
+        </w:numPr>
+        <w:spacing w:after="100" w:line="312" w:lineRule="auto"/>
+      </w:pPr>
+      <w:r>
+        <w:rPr>
+          <w:sz w:val="22"/>
+          <w:szCs w:val="22"/>
+        </w:rPr>
+        <w:t xml:space="preserve">Lass den gesteuerten Punkt schneller werden, solange eine Taste gehalten wird, und wieder langsamer, wenn keine gedrückt ist. Er fühlt sich dann an wie ein Schlitten auf Eis.</w:t>
+      </w:r>
+    </w:p>
+    <w:p>
+      <w:pPr>
+        <w:pStyle w:val="ListParagraph"/>
+        <w:numPr>
+          <w:ilvl w:val="0"/>
+          <w:numId w:val="2"/>
+        </w:numPr>
+        <w:spacing w:after="100" w:line="312" w:lineRule="auto"/>
+      </w:pPr>
+      <w:r>
+        <w:rPr>
+          <w:sz w:val="22"/>
+          <w:szCs w:val="22"/>
+        </w:rPr>
+        <w:t xml:space="preserve">Gib dem Schiff aus dem letzten Programm eine Munitionsanzeige: Bei jedem Schuss eins weniger, und bei null geht nichts mehr.</w:t>
+      </w:r>
+    </w:p>
+    <w:p>
+      <w:pPr>
+        <w:pStyle w:val="ListParagraph"/>
+        <w:numPr>
+          <w:ilvl w:val="0"/>
+          <w:numId w:val="2"/>
+        </w:numPr>
+        <w:spacing w:after="100" w:line="312" w:lineRule="auto"/>
+      </w:pPr>
+      <w:r>
+        <w:rPr>
+          <w:sz w:val="22"/>
+          <w:szCs w:val="22"/>
+        </w:rPr>
+        <w:t xml:space="preserve">Mach aus dem Zähler-Programm eine Stoppuhr: Die Leertaste startet und stoppt sie. Du brauchst dafür KEYHIT und einen Schalter.</w:t>
+      </w:r>
+    </w:p>
+    <w:p>
+      <w:pPr>
+        <w:pStyle w:val="ListParagraph"/>
+        <w:numPr>
+          <w:ilvl w:val="0"/>
+          <w:numId w:val="2"/>
+        </w:numPr>
+        <w:spacing w:after="100" w:line="312" w:lineRule="auto"/>
+      </w:pPr>
+      <w:r>
+        <w:rPr>
+          <w:sz w:val="22"/>
+          <w:szCs w:val="22"/>
+        </w:rPr>
+        <w:t xml:space="preserve">Lass den Schuss nicht senkrecht, sondern schräg fliegen — und zwar in die Richtung, in die sich das Schiff zuletzt bewegt hat.</w:t>
+      </w:r>
+    </w:p>
+    <w:p>
+      <w:pPr>
+        <w:spacing w:after="180" w:line="312" w:lineRule="auto"/>
+      </w:pPr>
+      <w:r>
+        <w:rPr>
+          <w:sz w:val="22"/>
+          <w:szCs w:val="22"/>
+        </w:rPr>
+        <w:t xml:space="preserve">Du hast jetzt alles beisammen, was ein Spiel braucht: ein Bild, Bewegung, Entscheidungen und Steuerung. Im nächsten Kapitel setzen wir es zum ersten Mal vollständig zusammen — und spielen zu zweit.</w:t>
       </w:r>
     </w:p>
     <w:sectPr>

--- a/buch-einstieg/buch/Drachenhauch-Einstieg.docx
+++ b/buch-einstieg/buch/Drachenhauch-Einstieg.docx
@@ -327,6 +327,60 @@
           <w:szCs w:val="22"/>
         </w:rPr>
         <w:t xml:space="preserve">	52</w:t>
+      </w:r>
+    </w:p>
+    <w:p>
+      <w:pPr>
+        <w:tabs>
+          <w:tab w:val="right" w:pos="9200" w:leader="dot"/>
+        </w:tabs>
+        <w:spacing w:after="20" w:before="0"/>
+        <w:ind w:left="280"/>
+      </w:pPr>
+      <w:r>
+        <w:rPr>
+          <w:b w:val="false"/>
+          <w:bCs w:val="false"/>
+          <w:color w:val="222222"/>
+          <w:sz w:val="22"/>
+          <w:szCs w:val="22"/>
+        </w:rPr>
+        <w:t xml:space="preserve">Projekt: Pong</w:t>
+      </w:r>
+      <w:r>
+        <w:rPr>
+          <w:color w:val="555555"/>
+          <w:sz w:val="22"/>
+          <w:szCs w:val="22"/>
+        </w:rPr>
+        <w:t xml:space="preserve">	60</w:t>
+      </w:r>
+    </w:p>
+    <w:p>
+      <w:pPr>
+        <w:tabs>
+          <w:tab w:val="right" w:pos="9200" w:leader="dot"/>
+        </w:tabs>
+        <w:spacing w:after="20" w:before="0"/>
+        <w:ind w:left="280"/>
+      </w:pPr>
+      <w:r>
+        <w:rPr>
+          <w:b w:val="false"/>
+          <w:bCs w:val="false"/>
+          <w:color w:val="222222"/>
+          <w:sz w:val="22"/>
+          <w:szCs w:val="22"/>
+        </w:rPr>
+        <w:t xml:space="preserve">Projekt: Snake</w:t>
+      </w:r>
+      <w:r>
+        <w:rPr>
+          <w:color w:val="555555"/>
+          <w:sz w:val="22"/>
+          <w:szCs w:val="22"/>
+        </w:rPr>
+        <w:t xml:space="preserve">	69</w:t>
       </w:r>
     </w:p>
     <w:p>
@@ -22323,6 +22377,6172 @@
           <w:szCs w:val="22"/>
         </w:rPr>
         <w:t xml:space="preserve">Du hast jetzt alles beisammen, was ein Spiel braucht: ein Bild, Bewegung, Entscheidungen und Steuerung. Im nächsten Kapitel setzen wir es zum ersten Mal vollständig zusammen — und spielen zu zweit.</w:t>
+      </w:r>
+    </w:p>
+    <w:p>
+      <w:pPr>
+        <w:pStyle w:val="Heading1"/>
+        <w:keepNext/>
+        <w:keepLines/>
+        <w:pageBreakBefore/>
+        <w:pBdr>
+          <w:bottom w:val="single" w:color="1B6CA8" w:sz="12" w:space="4"/>
+        </w:pBdr>
+        <w:spacing w:after="160" w:before="0"/>
+      </w:pPr>
+      <w:r>
+        <w:t xml:space="preserve">Projekt: Pong</w:t>
+      </w:r>
+    </w:p>
+    <w:p>
+      <w:pPr>
+        <w:spacing w:after="180" w:line="312" w:lineRule="auto"/>
+      </w:pPr>
+      <w:r>
+        <w:rPr>
+          <w:sz w:val="22"/>
+          <w:szCs w:val="22"/>
+        </w:rPr>
+        <w:t xml:space="preserve">Du hast jetzt alles beisammen. Ein Fenster, Variablen, Schleifen, Zufall, Bewegung, Entscheidungen, Tastatur — sieben Kapitel, und keines davon war für sich genommen schwierig. In diesem Kapitel setzen wir sie zum ersten Mal vollständig zusammen.</w:t>
+      </w:r>
+    </w:p>
+    <w:p>
+      <w:pPr>
+        <w:spacing w:after="180" w:line="312" w:lineRule="auto"/>
+      </w:pPr>
+      <w:r>
+        <w:rPr>
+          <w:sz w:val="22"/>
+          <w:szCs w:val="22"/>
+        </w:rPr>
+        <w:t xml:space="preserve">Pong ist von 1972 und war eines der ersten Videospiele überhaupt. Zwei Striche, ein Punkt, zwei Zahlen. Es ist bis heute zu zweit erstaunlich spaßig, und es passt in achtzig Zeilen.</w:t>
+      </w:r>
+    </w:p>
+    <w:p>
+      <w:pPr>
+        <w:spacing w:after="180" w:line="312" w:lineRule="auto"/>
+      </w:pPr>
+      <w:r>
+        <w:rPr>
+          <w:sz w:val="22"/>
+          <w:szCs w:val="22"/>
+        </w:rPr>
+        <w:t xml:space="preserve">Wir bauen es in vier Stufen. Nach jeder Stufe läuft etwas — das ist keine Bequemlichkeit, sondern die wichtigste Arbeitsweise, die du aus diesem Buch mitnehmen kannst. Wer erst ganz zum Schluss startet, sucht seinen Fehler in achtzig Zeilen auf einmal.</w:t>
+      </w:r>
+    </w:p>
+    <w:p>
+      <w:pPr>
+        <w:pStyle w:val="Heading2"/>
+        <w:keepNext/>
+        <w:keepLines/>
+        <w:spacing w:after="120" w:before="280"/>
+      </w:pPr>
+      <w:r>
+        <w:t xml:space="preserve">Stufe 1: das Feld</w:t>
+      </w:r>
+    </w:p>
+    <w:p>
+      <w:pPr>
+        <w:keepLines/>
+        <w:pBdr>
+          <w:left w:val="single" w:color="1B6CA8" w:sz="18" w:space="6"/>
+        </w:pBdr>
+        <w:shd w:fill="F4F4F4" w:val="clear"/>
+        <w:spacing w:after="200" w:before="100" w:line="264" w:lineRule="auto"/>
+        <w:ind w:left="140"/>
+      </w:pPr>
+      <w:r>
+        <w:rPr>
+          <w:rFonts w:ascii="Consolas" w:cs="Consolas" w:eastAsia="Consolas" w:hAnsi="Consolas"/>
+          <w:sz w:val="19"/>
+          <w:szCs w:val="19"/>
+        </w:rPr>
+        <w:t xml:space="preserve">SCREEN(640, 400, "Pong")</w:t>
+      </w:r>
+      <w:r>
+        <w:rPr>
+          <w:rFonts w:ascii="Consolas" w:cs="Consolas" w:eastAsia="Consolas" w:hAnsi="Consolas"/>
+          <w:sz w:val="19"/>
+          <w:szCs w:val="19"/>
+        </w:rPr>
+        <w:br/>
+        <w:t xml:space="preserve"/>
+      </w:r>
+      <w:r>
+        <w:rPr>
+          <w:rFonts w:ascii="Consolas" w:cs="Consolas" w:eastAsia="Consolas" w:hAnsi="Consolas"/>
+          <w:sz w:val="19"/>
+          <w:szCs w:val="19"/>
+        </w:rPr>
+        <w:br/>
+        <w:t xml:space="preserve">DIM i AS INTEGER</w:t>
+      </w:r>
+      <w:r>
+        <w:rPr>
+          <w:rFonts w:ascii="Consolas" w:cs="Consolas" w:eastAsia="Consolas" w:hAnsi="Consolas"/>
+          <w:sz w:val="19"/>
+          <w:szCs w:val="19"/>
+        </w:rPr>
+        <w:br/>
+        <w:t xml:space="preserve">DIM weiss AS INTEGER</w:t>
+      </w:r>
+      <w:r>
+        <w:rPr>
+          <w:rFonts w:ascii="Consolas" w:cs="Consolas" w:eastAsia="Consolas" w:hAnsi="Consolas"/>
+          <w:sz w:val="19"/>
+          <w:szCs w:val="19"/>
+        </w:rPr>
+        <w:br/>
+        <w:t xml:space="preserve">weiss = RGB(230, 235, 245)</w:t>
+      </w:r>
+      <w:r>
+        <w:rPr>
+          <w:rFonts w:ascii="Consolas" w:cs="Consolas" w:eastAsia="Consolas" w:hAnsi="Consolas"/>
+          <w:sz w:val="19"/>
+          <w:szCs w:val="19"/>
+        </w:rPr>
+        <w:br/>
+        <w:t xml:space="preserve"/>
+      </w:r>
+      <w:r>
+        <w:rPr>
+          <w:rFonts w:ascii="Consolas" w:cs="Consolas" w:eastAsia="Consolas" w:hAnsi="Consolas"/>
+          <w:sz w:val="19"/>
+          <w:szCs w:val="19"/>
+        </w:rPr>
+        <w:br/>
+        <w:t xml:space="preserve">WHILE NOT QUITREQUESTED() AND NOT KEYPRESSED(KEY_ESCAPE)</w:t>
+      </w:r>
+      <w:r>
+        <w:rPr>
+          <w:rFonts w:ascii="Consolas" w:cs="Consolas" w:eastAsia="Consolas" w:hAnsi="Consolas"/>
+          <w:sz w:val="19"/>
+          <w:szCs w:val="19"/>
+        </w:rPr>
+        <w:br/>
+        <w:t xml:space="preserve">    CLS(RGB(12, 16, 30))</w:t>
+      </w:r>
+      <w:r>
+        <w:rPr>
+          <w:rFonts w:ascii="Consolas" w:cs="Consolas" w:eastAsia="Consolas" w:hAnsi="Consolas"/>
+          <w:sz w:val="19"/>
+          <w:szCs w:val="19"/>
+        </w:rPr>
+        <w:br/>
+        <w:t xml:space="preserve"/>
+      </w:r>
+      <w:r>
+        <w:rPr>
+          <w:rFonts w:ascii="Consolas" w:cs="Consolas" w:eastAsia="Consolas" w:hAnsi="Consolas"/>
+          <w:sz w:val="19"/>
+          <w:szCs w:val="19"/>
+        </w:rPr>
+        <w:br/>
+        <w:t xml:space="preserve">    FOR i = 0 TO 380 STEP 24</w:t>
+      </w:r>
+      <w:r>
+        <w:rPr>
+          <w:rFonts w:ascii="Consolas" w:cs="Consolas" w:eastAsia="Consolas" w:hAnsi="Consolas"/>
+          <w:sz w:val="19"/>
+          <w:szCs w:val="19"/>
+        </w:rPr>
+        <w:br/>
+        <w:t xml:space="preserve">        BOX(318, i, 322, i + 12, RGB(60, 70, 95))</w:t>
+      </w:r>
+      <w:r>
+        <w:rPr>
+          <w:rFonts w:ascii="Consolas" w:cs="Consolas" w:eastAsia="Consolas" w:hAnsi="Consolas"/>
+          <w:sz w:val="19"/>
+          <w:szCs w:val="19"/>
+        </w:rPr>
+        <w:br/>
+        <w:t xml:space="preserve">    NEXT</w:t>
+      </w:r>
+      <w:r>
+        <w:rPr>
+          <w:rFonts w:ascii="Consolas" w:cs="Consolas" w:eastAsia="Consolas" w:hAnsi="Consolas"/>
+          <w:sz w:val="19"/>
+          <w:szCs w:val="19"/>
+        </w:rPr>
+        <w:br/>
+        <w:t xml:space="preserve"/>
+      </w:r>
+      <w:r>
+        <w:rPr>
+          <w:rFonts w:ascii="Consolas" w:cs="Consolas" w:eastAsia="Consolas" w:hAnsi="Consolas"/>
+          <w:sz w:val="19"/>
+          <w:szCs w:val="19"/>
+        </w:rPr>
+        <w:br/>
+        <w:t xml:space="preserve">    BOX(30, 160, 42, 240, weiss)</w:t>
+      </w:r>
+      <w:r>
+        <w:rPr>
+          <w:rFonts w:ascii="Consolas" w:cs="Consolas" w:eastAsia="Consolas" w:hAnsi="Consolas"/>
+          <w:sz w:val="19"/>
+          <w:szCs w:val="19"/>
+        </w:rPr>
+        <w:br/>
+        <w:t xml:space="preserve">    BOX(598, 160, 610, 240, weiss)</w:t>
+      </w:r>
+      <w:r>
+        <w:rPr>
+          <w:rFonts w:ascii="Consolas" w:cs="Consolas" w:eastAsia="Consolas" w:hAnsi="Consolas"/>
+          <w:sz w:val="19"/>
+          <w:szCs w:val="19"/>
+        </w:rPr>
+        <w:br/>
+        <w:t xml:space="preserve"/>
+      </w:r>
+      <w:r>
+        <w:rPr>
+          <w:rFonts w:ascii="Consolas" w:cs="Consolas" w:eastAsia="Consolas" w:hAnsi="Consolas"/>
+          <w:sz w:val="19"/>
+          <w:szCs w:val="19"/>
+        </w:rPr>
+        <w:br/>
+        <w:t xml:space="preserve">    FLIP()</w:t>
+      </w:r>
+      <w:r>
+        <w:rPr>
+          <w:rFonts w:ascii="Consolas" w:cs="Consolas" w:eastAsia="Consolas" w:hAnsi="Consolas"/>
+          <w:sz w:val="19"/>
+          <w:szCs w:val="19"/>
+        </w:rPr>
+        <w:br/>
+        <w:t xml:space="preserve">WEND</w:t>
+      </w:r>
+    </w:p>
+    <w:p>
+      <w:pPr>
+        <w:keepNext/>
+        <w:spacing w:after="40" w:before="160"/>
+        <w:jc w:val="center"/>
+      </w:pPr>
+      <w:r>
+        <w:drawing>
+          <wp:inline distT="0" distB="0" distL="0" distR="0">
+            <wp:extent cx="4191000" cy="2619375"/>
+            <wp:effectExtent t="0" r="0" b="0" l="0"/>
+            <wp:docPr id="1" name="kap08_1_feld.png" descr="Noch bewegt sich nichts. Aber es sieht schon aus wie Pong." title="Noch bewegt sich nichts. Aber es sieht schon aus wie Pong."/>
+            <wp:cNvGraphicFramePr>
+              <a:graphicFrameLocks xmlns:a="http://schemas.openxmlformats.org/drawingml/2006/main" noChangeAspect="1"/>
+            </wp:cNvGraphicFramePr>
+            <a:graphic xmlns:a="http://schemas.openxmlformats.org/drawingml/2006/main">
+              <a:graphicData uri="http://schemas.openxmlformats.org/drawingml/2006/picture">
+                <pic:pic xmlns:pic="http://schemas.openxmlformats.org/drawingml/2006/picture">
+                  <pic:nvPicPr>
+                    <pic:cNvPr id="0" name="" descr=""/>
+                    <pic:cNvPicPr>
+                      <a:picLocks noChangeAspect="1" noChangeArrowheads="1"/>
+                    </pic:cNvPicPr>
+                  </pic:nvPicPr>
+                  <pic:blipFill>
+                    <a:blip r:embed="rId36" cstate="none"/>
+                    <a:srcRect/>
+                    <a:stretch>
+                      <a:fillRect/>
+                    </a:stretch>
+                  </pic:blipFill>
+                  <pic:spPr bwMode="auto">
+                    <a:xfrm>
+                      <a:off x="0" y="0"/>
+                      <a:ext cx="4191000" cy="2619375"/>
+                    </a:xfrm>
+                    <a:prstGeom prst="rect">
+                      <a:avLst/>
+                    </a:prstGeom>
+                  </pic:spPr>
+                </pic:pic>
+              </a:graphicData>
+            </a:graphic>
+          </wp:inline>
+        </w:drawing>
+      </w:r>
+    </w:p>
+    <w:p>
+      <w:pPr>
+        <w:spacing w:after="200"/>
+        <w:jc w:val="center"/>
+      </w:pPr>
+      <w:r>
+        <w:rPr>
+          <w:i/>
+          <w:iCs/>
+          <w:color w:val="6A6A6A"/>
+          <w:sz w:val="18"/>
+          <w:szCs w:val="18"/>
+        </w:rPr>
+        <w:t xml:space="preserve">Noch bewegt sich nichts. Aber es sieht schon aus wie Pong.</w:t>
+      </w:r>
+    </w:p>
+    <w:p>
+      <w:pPr>
+        <w:spacing w:after="180" w:line="312" w:lineRule="auto"/>
+      </w:pPr>
+      <w:r>
+        <w:rPr>
+          <w:sz w:val="22"/>
+          <w:szCs w:val="22"/>
+        </w:rPr>
+        <w:t xml:space="preserve">Die Mittellinie ist gestrichelt, und dafür braucht es keinen besonderen Befehl: Eine Schleife setzt alle 24 Punkte ein zwölf Punkte hohes Kästchen. Zwölf gemalt, zwölf ausgelassen — fertig ist die Strichelung.</w:t>
+      </w:r>
+    </w:p>
+    <w:p>
+      <w:pPr>
+        <w:spacing w:after="180" w:line="312" w:lineRule="auto"/>
+      </w:pPr>
+      <w:r>
+        <w:rPr>
+          <w:sz w:val="22"/>
+          <w:szCs w:val="22"/>
+        </w:rPr>
+        <w:t xml:space="preserve">Die beiden Schläger sind schlicht Rechtecke, zwölf Punkte breit und achtzig hoch. Sie stehen noch fest.</w:t>
+      </w:r>
+    </w:p>
+    <w:p>
+      <w:pPr>
+        <w:pStyle w:val="Heading2"/>
+        <w:keepNext/>
+        <w:keepLines/>
+        <w:spacing w:after="120" w:before="280"/>
+      </w:pPr>
+      <w:r>
+        <w:t xml:space="preserve">Stufe 2: die Schläger bewegen sich</w:t>
+      </w:r>
+    </w:p>
+    <w:p>
+      <w:pPr>
+        <w:spacing w:after="180" w:line="312" w:lineRule="auto"/>
+      </w:pPr>
+      <w:r>
+        <w:rPr>
+          <w:sz w:val="22"/>
+          <w:szCs w:val="22"/>
+        </w:rPr>
+        <w:t xml:space="preserve">Jetzt bekommen beide Seiten ihre Tasten. Der linke Spieler nimmt W und S, der rechte die Pfeiltasten — so sitzen beide bequem an einer Tastatur.</w:t>
+      </w:r>
+    </w:p>
+    <w:p>
+      <w:pPr>
+        <w:spacing w:after="180" w:line="312" w:lineRule="auto"/>
+      </w:pPr>
+      <w:r>
+        <w:rPr>
+          <w:sz w:val="22"/>
+          <w:szCs w:val="22"/>
+        </w:rPr>
+        <w:t xml:space="preserve">Die Höhe der Schläger wandert dafür in zwei Kartons, und die festen Zahlen in den Malzeilen werden durch sie ersetzt:</w:t>
+      </w:r>
+    </w:p>
+    <w:p>
+      <w:pPr>
+        <w:keepLines/>
+        <w:pBdr>
+          <w:left w:val="single" w:color="1B6CA8" w:sz="18" w:space="6"/>
+        </w:pBdr>
+        <w:shd w:fill="F4F4F4" w:val="clear"/>
+        <w:spacing w:after="200" w:before="100" w:line="264" w:lineRule="auto"/>
+        <w:ind w:left="140"/>
+      </w:pPr>
+      <w:r>
+        <w:rPr>
+          <w:rFonts w:ascii="Consolas" w:cs="Consolas" w:eastAsia="Consolas" w:hAnsi="Consolas"/>
+          <w:sz w:val="19"/>
+          <w:szCs w:val="19"/>
+        </w:rPr>
+        <w:t xml:space="preserve">DIM links AS FLOAT</w:t>
+      </w:r>
+      <w:r>
+        <w:rPr>
+          <w:rFonts w:ascii="Consolas" w:cs="Consolas" w:eastAsia="Consolas" w:hAnsi="Consolas"/>
+          <w:sz w:val="19"/>
+          <w:szCs w:val="19"/>
+        </w:rPr>
+        <w:br/>
+        <w:t xml:space="preserve">DIM rechts AS FLOAT</w:t>
+      </w:r>
+      <w:r>
+        <w:rPr>
+          <w:rFonts w:ascii="Consolas" w:cs="Consolas" w:eastAsia="Consolas" w:hAnsi="Consolas"/>
+          <w:sz w:val="19"/>
+          <w:szCs w:val="19"/>
+        </w:rPr>
+        <w:br/>
+        <w:t xml:space="preserve">links = 160</w:t>
+      </w:r>
+      <w:r>
+        <w:rPr>
+          <w:rFonts w:ascii="Consolas" w:cs="Consolas" w:eastAsia="Consolas" w:hAnsi="Consolas"/>
+          <w:sz w:val="19"/>
+          <w:szCs w:val="19"/>
+        </w:rPr>
+        <w:br/>
+        <w:t xml:space="preserve">rechts = 160</w:t>
+      </w:r>
+    </w:p>
+    <w:p>
+      <w:pPr>
+        <w:keepLines/>
+        <w:pBdr>
+          <w:left w:val="single" w:color="1B6CA8" w:sz="18" w:space="6"/>
+        </w:pBdr>
+        <w:shd w:fill="F4F4F4" w:val="clear"/>
+        <w:spacing w:after="200" w:before="100" w:line="264" w:lineRule="auto"/>
+        <w:ind w:left="140"/>
+      </w:pPr>
+      <w:r>
+        <w:rPr>
+          <w:rFonts w:ascii="Consolas" w:cs="Consolas" w:eastAsia="Consolas" w:hAnsi="Consolas"/>
+          <w:sz w:val="19"/>
+          <w:szCs w:val="19"/>
+        </w:rPr>
+        <w:t xml:space="preserve">BOX(30, links, 42, links + 80, weiss)</w:t>
+      </w:r>
+      <w:r>
+        <w:rPr>
+          <w:rFonts w:ascii="Consolas" w:cs="Consolas" w:eastAsia="Consolas" w:hAnsi="Consolas"/>
+          <w:sz w:val="19"/>
+          <w:szCs w:val="19"/>
+        </w:rPr>
+        <w:br/>
+        <w:t xml:space="preserve">BOX(598, rechts, 610, rechts + 80, weiss)</w:t>
+      </w:r>
+    </w:p>
+    <w:p>
+      <w:pPr>
+        <w:spacing w:after="180" w:line="312" w:lineRule="auto"/>
+      </w:pPr>
+      <w:r>
+        <w:rPr>
+          <w:sz w:val="22"/>
+          <w:szCs w:val="22"/>
+        </w:rPr>
+        <w:t xml:space="preserve">Und hinter das FLIP kommen die acht Zeilen, die du aus Kapitel 7 kennst — vier fürs Bewegen, vier fürs Begrenzen:</w:t>
+      </w:r>
+    </w:p>
+    <w:p>
+      <w:pPr>
+        <w:keepLines/>
+        <w:pBdr>
+          <w:left w:val="single" w:color="1B6CA8" w:sz="18" w:space="6"/>
+        </w:pBdr>
+        <w:shd w:fill="F4F4F4" w:val="clear"/>
+        <w:spacing w:after="200" w:before="100" w:line="264" w:lineRule="auto"/>
+        <w:ind w:left="140"/>
+      </w:pPr>
+      <w:r>
+        <w:rPr>
+          <w:rFonts w:ascii="Consolas" w:cs="Consolas" w:eastAsia="Consolas" w:hAnsi="Consolas"/>
+          <w:sz w:val="19"/>
+          <w:szCs w:val="19"/>
+        </w:rPr>
+        <w:t xml:space="preserve">IF KEYPRESSED(KEY_W) THEN links = links - 6</w:t>
+      </w:r>
+      <w:r>
+        <w:rPr>
+          <w:rFonts w:ascii="Consolas" w:cs="Consolas" w:eastAsia="Consolas" w:hAnsi="Consolas"/>
+          <w:sz w:val="19"/>
+          <w:szCs w:val="19"/>
+        </w:rPr>
+        <w:br/>
+        <w:t xml:space="preserve">IF KEYPRESSED(KEY_S) THEN links = links + 6</w:t>
+      </w:r>
+      <w:r>
+        <w:rPr>
+          <w:rFonts w:ascii="Consolas" w:cs="Consolas" w:eastAsia="Consolas" w:hAnsi="Consolas"/>
+          <w:sz w:val="19"/>
+          <w:szCs w:val="19"/>
+        </w:rPr>
+        <w:br/>
+        <w:t xml:space="preserve">IF KEYPRESSED(KEY_UP) THEN rechts = rechts - 6</w:t>
+      </w:r>
+      <w:r>
+        <w:rPr>
+          <w:rFonts w:ascii="Consolas" w:cs="Consolas" w:eastAsia="Consolas" w:hAnsi="Consolas"/>
+          <w:sz w:val="19"/>
+          <w:szCs w:val="19"/>
+        </w:rPr>
+        <w:br/>
+        <w:t xml:space="preserve">IF KEYPRESSED(KEY_DOWN) THEN rechts = rechts + 6</w:t>
+      </w:r>
+      <w:r>
+        <w:rPr>
+          <w:rFonts w:ascii="Consolas" w:cs="Consolas" w:eastAsia="Consolas" w:hAnsi="Consolas"/>
+          <w:sz w:val="19"/>
+          <w:szCs w:val="19"/>
+        </w:rPr>
+        <w:br/>
+        <w:t xml:space="preserve"/>
+      </w:r>
+      <w:r>
+        <w:rPr>
+          <w:rFonts w:ascii="Consolas" w:cs="Consolas" w:eastAsia="Consolas" w:hAnsi="Consolas"/>
+          <w:sz w:val="19"/>
+          <w:szCs w:val="19"/>
+        </w:rPr>
+        <w:br/>
+        <w:t xml:space="preserve">IF links &lt; 0 THEN links = 0</w:t>
+      </w:r>
+      <w:r>
+        <w:rPr>
+          <w:rFonts w:ascii="Consolas" w:cs="Consolas" w:eastAsia="Consolas" w:hAnsi="Consolas"/>
+          <w:sz w:val="19"/>
+          <w:szCs w:val="19"/>
+        </w:rPr>
+        <w:br/>
+        <w:t xml:space="preserve">IF links &gt; 320 THEN links = 320</w:t>
+      </w:r>
+      <w:r>
+        <w:rPr>
+          <w:rFonts w:ascii="Consolas" w:cs="Consolas" w:eastAsia="Consolas" w:hAnsi="Consolas"/>
+          <w:sz w:val="19"/>
+          <w:szCs w:val="19"/>
+        </w:rPr>
+        <w:br/>
+        <w:t xml:space="preserve">IF rechts &lt; 0 THEN rechts = 0</w:t>
+      </w:r>
+      <w:r>
+        <w:rPr>
+          <w:rFonts w:ascii="Consolas" w:cs="Consolas" w:eastAsia="Consolas" w:hAnsi="Consolas"/>
+          <w:sz w:val="19"/>
+          <w:szCs w:val="19"/>
+        </w:rPr>
+        <w:br/>
+        <w:t xml:space="preserve">IF rechts &gt; 320 THEN rechts = 320</w:t>
+      </w:r>
+    </w:p>
+    <w:p>
+      <w:pPr>
+        <w:spacing w:after="180" w:line="312" w:lineRule="auto"/>
+      </w:pPr>
+      <w:r>
+        <w:rPr>
+          <w:sz w:val="22"/>
+          <w:szCs w:val="22"/>
+        </w:rPr>
+        <w:t xml:space="preserve">Die 320 ist kein Zufall: Das Fenster ist 400 hoch, der Schläger 80 — also darf seine obere Kante höchstens bei 320 stehen, sonst hinge er unten heraus. Solche Zahlen rechnet man einmal im Kopf aus und schreibt sie hin. Später, wenn du eigene Befehle schreiben kannst, schreibst du stattdessen </w:t>
+      </w:r>
+      <w:r>
+        <w:rPr>
+          <w:rFonts w:ascii="Consolas" w:cs="Consolas" w:eastAsia="Consolas" w:hAnsi="Consolas"/>
+          <w:color w:val="335577"/>
+          <w:sz w:val="21"/>
+          <w:szCs w:val="21"/>
+        </w:rPr>
+        <w:t xml:space="preserve">hoehe - schlaeger_hoehe</w:t>
+      </w:r>
+      <w:r>
+        <w:rPr>
+          <w:sz w:val="22"/>
+          <w:szCs w:val="22"/>
+        </w:rPr>
+        <w:t xml:space="preserve"> und musst nie wieder nachdenken.</w:t>
+      </w:r>
+    </w:p>
+    <w:p>
+      <w:pPr>
+        <w:spacing w:before="60"/>
+      </w:pPr>
+    </w:p>
+    <w:tbl>
+      <w:tblPr>
+        <w:tblW w:type="dxa" w:w="9026"/>
+        <w:tblBorders>
+          <w:top w:val="single" w:color="auto" w:sz="4"/>
+          <w:left w:val="single" w:color="auto" w:sz="4"/>
+          <w:bottom w:val="single" w:color="auto" w:sz="4"/>
+          <w:right w:val="single" w:color="auto" w:sz="4"/>
+          <w:insideH w:val="single" w:color="auto" w:sz="4"/>
+          <w:insideV w:val="single" w:color="auto" w:sz="4"/>
+        </w:tblBorders>
+      </w:tblPr>
+      <w:tblGrid>
+        <w:gridCol w:w="9026"/>
+      </w:tblGrid>
+      <w:tr>
+        <w:trPr>
+          <w:cantSplit/>
+        </w:trPr>
+        <w:tc>
+          <w:tcPr>
+            <w:tcW w:type="dxa" w:w="9026"/>
+            <w:tcBorders>
+              <w:top w:val="single" w:color="9CC8E6" w:sz="6"/>
+              <w:left w:val="single" w:color="9CC8E6" w:sz="6"/>
+              <w:bottom w:val="single" w:color="9CC8E6" w:sz="6"/>
+              <w:right w:val="single" w:color="9CC8E6" w:sz="6"/>
+            </w:tcBorders>
+            <w:shd w:fill="E7F2FA" w:val="clear"/>
+            <w:tcMar>
+              <w:top w:type="dxa" w:w="140"/>
+              <w:left w:type="dxa" w:w="180"/>
+              <w:bottom w:type="dxa" w:w="140"/>
+              <w:right w:type="dxa" w:w="180"/>
+            </w:tcMar>
+          </w:tcPr>
+          <w:p>
+            <w:pPr>
+              <w:spacing w:after="40"/>
+            </w:pPr>
+            <w:r>
+              <w:rPr>
+                <w:b/>
+                <w:bCs/>
+                <w:color w:val="1B6CA8"/>
+                <w:sz w:val="22"/>
+                <w:szCs w:val="22"/>
+              </w:rPr>
+              <w:t xml:space="preserve">Jetzt schon ausprobieren</w:t>
+            </w:r>
+          </w:p>
+          <w:p>
+            <w:pPr>
+              <w:spacing w:after="0" w:line="312" w:lineRule="auto"/>
+            </w:pPr>
+            <w:r>
+              <w:rPr>
+                <w:sz w:val="22"/>
+                <w:szCs w:val="22"/>
+              </w:rPr>
+              <w:t xml:space="preserve">Ruf jemanden dazu und bewegt beide Schläger gleichzeitig. Es passiert nichts weiter — und trotzdem ist der Moment, in dem zwei Menschen dasselbe Programm gleichzeitig bedienen, ein anderer als alles davor.</w:t>
+            </w:r>
+          </w:p>
+        </w:tc>
+      </w:tr>
+    </w:tbl>
+    <w:p>
+      <w:pPr>
+        <w:spacing w:after="160"/>
+      </w:pPr>
+    </w:p>
+    <w:p>
+      <w:pPr>
+        <w:pStyle w:val="Heading2"/>
+        <w:keepNext/>
+        <w:keepLines/>
+        <w:spacing w:after="120" w:before="280"/>
+      </w:pPr>
+      <w:r>
+        <w:t xml:space="preserve">Stufe 3: der Ball</w:t>
+      </w:r>
+    </w:p>
+    <w:p>
+      <w:pPr>
+        <w:spacing w:after="180" w:line="312" w:lineRule="auto"/>
+      </w:pPr>
+      <w:r>
+        <w:rPr>
+          <w:sz w:val="22"/>
+          <w:szCs w:val="22"/>
+        </w:rPr>
+        <w:t xml:space="preserve">Der Ball braucht vier Kartons: wo er ist und wohin er sich bewegt. Genau wie der Ball im Kasten aus Kapitel 6.</w:t>
+      </w:r>
+    </w:p>
+    <w:p>
+      <w:pPr>
+        <w:keepLines/>
+        <w:pBdr>
+          <w:left w:val="single" w:color="1B6CA8" w:sz="18" w:space="6"/>
+        </w:pBdr>
+        <w:shd w:fill="F4F4F4" w:val="clear"/>
+        <w:spacing w:after="200" w:before="100" w:line="264" w:lineRule="auto"/>
+        <w:ind w:left="140"/>
+      </w:pPr>
+      <w:r>
+        <w:rPr>
+          <w:rFonts w:ascii="Consolas" w:cs="Consolas" w:eastAsia="Consolas" w:hAnsi="Consolas"/>
+          <w:sz w:val="19"/>
+          <w:szCs w:val="19"/>
+        </w:rPr>
+        <w:t xml:space="preserve">DIM bx AS FLOAT</w:t>
+      </w:r>
+      <w:r>
+        <w:rPr>
+          <w:rFonts w:ascii="Consolas" w:cs="Consolas" w:eastAsia="Consolas" w:hAnsi="Consolas"/>
+          <w:sz w:val="19"/>
+          <w:szCs w:val="19"/>
+        </w:rPr>
+        <w:br/>
+        <w:t xml:space="preserve">DIM by AS FLOAT</w:t>
+      </w:r>
+      <w:r>
+        <w:rPr>
+          <w:rFonts w:ascii="Consolas" w:cs="Consolas" w:eastAsia="Consolas" w:hAnsi="Consolas"/>
+          <w:sz w:val="19"/>
+          <w:szCs w:val="19"/>
+        </w:rPr>
+        <w:br/>
+        <w:t xml:space="preserve">DIM dx AS FLOAT</w:t>
+      </w:r>
+      <w:r>
+        <w:rPr>
+          <w:rFonts w:ascii="Consolas" w:cs="Consolas" w:eastAsia="Consolas" w:hAnsi="Consolas"/>
+          <w:sz w:val="19"/>
+          <w:szCs w:val="19"/>
+        </w:rPr>
+        <w:br/>
+        <w:t xml:space="preserve">DIM dy AS FLOAT</w:t>
+      </w:r>
+      <w:r>
+        <w:rPr>
+          <w:rFonts w:ascii="Consolas" w:cs="Consolas" w:eastAsia="Consolas" w:hAnsi="Consolas"/>
+          <w:sz w:val="19"/>
+          <w:szCs w:val="19"/>
+        </w:rPr>
+        <w:br/>
+        <w:t xml:space="preserve">bx = 320</w:t>
+      </w:r>
+      <w:r>
+        <w:rPr>
+          <w:rFonts w:ascii="Consolas" w:cs="Consolas" w:eastAsia="Consolas" w:hAnsi="Consolas"/>
+          <w:sz w:val="19"/>
+          <w:szCs w:val="19"/>
+        </w:rPr>
+        <w:br/>
+        <w:t xml:space="preserve">by = 200</w:t>
+      </w:r>
+      <w:r>
+        <w:rPr>
+          <w:rFonts w:ascii="Consolas" w:cs="Consolas" w:eastAsia="Consolas" w:hAnsi="Consolas"/>
+          <w:sz w:val="19"/>
+          <w:szCs w:val="19"/>
+        </w:rPr>
+        <w:br/>
+        <w:t xml:space="preserve">dx = 5</w:t>
+      </w:r>
+      <w:r>
+        <w:rPr>
+          <w:rFonts w:ascii="Consolas" w:cs="Consolas" w:eastAsia="Consolas" w:hAnsi="Consolas"/>
+          <w:sz w:val="19"/>
+          <w:szCs w:val="19"/>
+        </w:rPr>
+        <w:br/>
+        <w:t xml:space="preserve">dy = 3</w:t>
+      </w:r>
+    </w:p>
+    <w:p>
+      <w:pPr>
+        <w:spacing w:after="180" w:line="312" w:lineRule="auto"/>
+      </w:pPr>
+      <w:r>
+        <w:rPr>
+          <w:sz w:val="22"/>
+          <w:szCs w:val="22"/>
+        </w:rPr>
+        <w:t xml:space="preserve">Gemalt wird er als Kreis, und bewegt wird er ganz unten in der Schleife:</w:t>
+      </w:r>
+    </w:p>
+    <w:p>
+      <w:pPr>
+        <w:keepLines/>
+        <w:pBdr>
+          <w:left w:val="single" w:color="1B6CA8" w:sz="18" w:space="6"/>
+        </w:pBdr>
+        <w:shd w:fill="F4F4F4" w:val="clear"/>
+        <w:spacing w:after="200" w:before="100" w:line="264" w:lineRule="auto"/>
+        <w:ind w:left="140"/>
+      </w:pPr>
+      <w:r>
+        <w:rPr>
+          <w:rFonts w:ascii="Consolas" w:cs="Consolas" w:eastAsia="Consolas" w:hAnsi="Consolas"/>
+          <w:sz w:val="19"/>
+          <w:szCs w:val="19"/>
+        </w:rPr>
+        <w:t xml:space="preserve">CIRCLE(bx, by, 9, RGB(255, 210, 70))</w:t>
+      </w:r>
+    </w:p>
+    <w:p>
+      <w:pPr>
+        <w:keepLines/>
+        <w:pBdr>
+          <w:left w:val="single" w:color="1B6CA8" w:sz="18" w:space="6"/>
+        </w:pBdr>
+        <w:shd w:fill="F4F4F4" w:val="clear"/>
+        <w:spacing w:after="200" w:before="100" w:line="264" w:lineRule="auto"/>
+        <w:ind w:left="140"/>
+      </w:pPr>
+      <w:r>
+        <w:rPr>
+          <w:rFonts w:ascii="Consolas" w:cs="Consolas" w:eastAsia="Consolas" w:hAnsi="Consolas"/>
+          <w:sz w:val="19"/>
+          <w:szCs w:val="19"/>
+        </w:rPr>
+        <w:t xml:space="preserve">bx = bx + dx</w:t>
+      </w:r>
+      <w:r>
+        <w:rPr>
+          <w:rFonts w:ascii="Consolas" w:cs="Consolas" w:eastAsia="Consolas" w:hAnsi="Consolas"/>
+          <w:sz w:val="19"/>
+          <w:szCs w:val="19"/>
+        </w:rPr>
+        <w:br/>
+        <w:t xml:space="preserve">by = by + dy</w:t>
+      </w:r>
+      <w:r>
+        <w:rPr>
+          <w:rFonts w:ascii="Consolas" w:cs="Consolas" w:eastAsia="Consolas" w:hAnsi="Consolas"/>
+          <w:sz w:val="19"/>
+          <w:szCs w:val="19"/>
+        </w:rPr>
+        <w:br/>
+        <w:t xml:space="preserve">IF by &lt; 9 OR by &gt; 390 THEN dy = -dy</w:t>
+      </w:r>
+    </w:p>
+    <w:p>
+      <w:pPr>
+        <w:keepNext/>
+        <w:spacing w:after="40" w:before="160"/>
+        <w:jc w:val="center"/>
+      </w:pPr>
+      <w:r>
+        <w:drawing>
+          <wp:inline distT="0" distB="0" distL="0" distR="0">
+            <wp:extent cx="4191000" cy="2619375"/>
+            <wp:effectExtent t="0" r="0" b="0" l="0"/>
+            <wp:docPr id="1" name="kap08_3_ball.png" descr="Der Ball fliegt — und läuft seitlich noch aus dem Bild." title="Der Ball fliegt — und läuft seitlich noch aus dem Bild."/>
+            <wp:cNvGraphicFramePr>
+              <a:graphicFrameLocks xmlns:a="http://schemas.openxmlformats.org/drawingml/2006/main" noChangeAspect="1"/>
+            </wp:cNvGraphicFramePr>
+            <a:graphic xmlns:a="http://schemas.openxmlformats.org/drawingml/2006/main">
+              <a:graphicData uri="http://schemas.openxmlformats.org/drawingml/2006/picture">
+                <pic:pic xmlns:pic="http://schemas.openxmlformats.org/drawingml/2006/picture">
+                  <pic:nvPicPr>
+                    <pic:cNvPr id="0" name="" descr=""/>
+                    <pic:cNvPicPr>
+                      <a:picLocks noChangeAspect="1" noChangeArrowheads="1"/>
+                    </pic:cNvPicPr>
+                  </pic:nvPicPr>
+                  <pic:blipFill>
+                    <a:blip r:embed="rId37" cstate="none"/>
+                    <a:srcRect/>
+                    <a:stretch>
+                      <a:fillRect/>
+                    </a:stretch>
+                  </pic:blipFill>
+                  <pic:spPr bwMode="auto">
+                    <a:xfrm>
+                      <a:off x="0" y="0"/>
+                      <a:ext cx="4191000" cy="2619375"/>
+                    </a:xfrm>
+                    <a:prstGeom prst="rect">
+                      <a:avLst/>
+                    </a:prstGeom>
+                  </pic:spPr>
+                </pic:pic>
+              </a:graphicData>
+            </a:graphic>
+          </wp:inline>
+        </w:drawing>
+      </w:r>
+    </w:p>
+    <w:p>
+      <w:pPr>
+        <w:spacing w:after="200"/>
+        <w:jc w:val="center"/>
+      </w:pPr>
+      <w:r>
+        <w:rPr>
+          <w:i/>
+          <w:iCs/>
+          <w:color w:val="6A6A6A"/>
+          <w:sz w:val="18"/>
+          <w:szCs w:val="18"/>
+        </w:rPr>
+        <w:t xml:space="preserve">Der Ball fliegt — und läuft seitlich noch aus dem Bild.</w:t>
+      </w:r>
+    </w:p>
+    <w:p>
+      <w:pPr>
+        <w:spacing w:after="180" w:line="312" w:lineRule="auto"/>
+      </w:pPr>
+      <w:r>
+        <w:rPr>
+          <w:sz w:val="22"/>
+          <w:szCs w:val="22"/>
+        </w:rPr>
+        <w:t xml:space="preserve">Oben und unten prallt er ab. Links und rechts fliegt er hinaus und kommt nicht wieder. Das ist Absicht: In Pong ist genau das ein Punkt für den Gegner, und darum kümmern wir uns in der letzten Stufe.</w:t>
+      </w:r>
+    </w:p>
+    <w:p>
+      <w:pPr>
+        <w:pStyle w:val="Heading2"/>
+        <w:keepNext/>
+        <w:keepLines/>
+        <w:spacing w:after="120" w:before="280"/>
+      </w:pPr>
+      <w:r>
+        <w:t xml:space="preserve">Stufe 4: der Ball trifft die Schläger</w:t>
+      </w:r>
+    </w:p>
+    <w:p>
+      <w:pPr>
+        <w:spacing w:after="180" w:line="312" w:lineRule="auto"/>
+      </w:pPr>
+      <w:r>
+        <w:rPr>
+          <w:sz w:val="22"/>
+          <w:szCs w:val="22"/>
+        </w:rPr>
+        <w:t xml:space="preserve">Das ist der Kern des Spiels und die einzige wirklich kniffelige Stelle. Die Frage lautet: Berührt der Ball gerade den linken Schläger?</w:t>
+      </w:r>
+    </w:p>
+    <w:p>
+      <w:pPr>
+        <w:spacing w:after="180" w:line="312" w:lineRule="auto"/>
+      </w:pPr>
+      <w:r>
+        <w:rPr>
+          <w:sz w:val="22"/>
+          <w:szCs w:val="22"/>
+        </w:rPr>
+        <w:t xml:space="preserve">Dafür müssen vier Dinge gleichzeitig zutreffen. Wir prüfen sie in zwei Schritten: erst waagerecht, dann senkrecht. Zwei ineinandergeschachtelte Entscheidungen sind hier lesbarer als eine lange Zeile mit vier Bedingungen:</w:t>
+      </w:r>
+    </w:p>
+    <w:p>
+      <w:pPr>
+        <w:keepLines/>
+        <w:pBdr>
+          <w:left w:val="single" w:color="1B6CA8" w:sz="18" w:space="6"/>
+        </w:pBdr>
+        <w:shd w:fill="F4F4F4" w:val="clear"/>
+        <w:spacing w:after="200" w:before="100" w:line="264" w:lineRule="auto"/>
+        <w:ind w:left="140"/>
+      </w:pPr>
+      <w:r>
+        <w:rPr>
+          <w:rFonts w:ascii="Consolas" w:cs="Consolas" w:eastAsia="Consolas" w:hAnsi="Consolas"/>
+          <w:sz w:val="19"/>
+          <w:szCs w:val="19"/>
+        </w:rPr>
+        <w:t xml:space="preserve">IF bx - 9 &lt; 42 AND bx - 9 &gt; 30 THEN</w:t>
+      </w:r>
+      <w:r>
+        <w:rPr>
+          <w:rFonts w:ascii="Consolas" w:cs="Consolas" w:eastAsia="Consolas" w:hAnsi="Consolas"/>
+          <w:sz w:val="19"/>
+          <w:szCs w:val="19"/>
+        </w:rPr>
+        <w:br/>
+        <w:t xml:space="preserve">    IF by &gt; links AND by &lt; links + 80 THEN</w:t>
+      </w:r>
+      <w:r>
+        <w:rPr>
+          <w:rFonts w:ascii="Consolas" w:cs="Consolas" w:eastAsia="Consolas" w:hAnsi="Consolas"/>
+          <w:sz w:val="19"/>
+          <w:szCs w:val="19"/>
+        </w:rPr>
+        <w:br/>
+        <w:t xml:space="preserve">        bx = 51</w:t>
+      </w:r>
+      <w:r>
+        <w:rPr>
+          <w:rFonts w:ascii="Consolas" w:cs="Consolas" w:eastAsia="Consolas" w:hAnsi="Consolas"/>
+          <w:sz w:val="19"/>
+          <w:szCs w:val="19"/>
+        </w:rPr>
+        <w:br/>
+        <w:t xml:space="preserve">        dx = -dx</w:t>
+      </w:r>
+      <w:r>
+        <w:rPr>
+          <w:rFonts w:ascii="Consolas" w:cs="Consolas" w:eastAsia="Consolas" w:hAnsi="Consolas"/>
+          <w:sz w:val="19"/>
+          <w:szCs w:val="19"/>
+        </w:rPr>
+        <w:br/>
+        <w:t xml:space="preserve">    END IF</w:t>
+      </w:r>
+      <w:r>
+        <w:rPr>
+          <w:rFonts w:ascii="Consolas" w:cs="Consolas" w:eastAsia="Consolas" w:hAnsi="Consolas"/>
+          <w:sz w:val="19"/>
+          <w:szCs w:val="19"/>
+        </w:rPr>
+        <w:br/>
+        <w:t xml:space="preserve">END IF</w:t>
+      </w:r>
+    </w:p>
+    <w:p>
+      <w:pPr>
+        <w:keepNext/>
+        <w:spacing w:after="40" w:before="160"/>
+        <w:jc w:val="center"/>
+      </w:pPr>
+      <w:r>
+        <w:drawing>
+          <wp:inline distT="0" distB="0" distL="0" distR="0">
+            <wp:extent cx="4191000" cy="2619375"/>
+            <wp:effectExtent t="0" r="0" b="0" l="0"/>
+            <wp:docPr id="1" name="kap08_4_treffer.png" descr="Jetzt kommt der Ball zurück." title="Jetzt kommt der Ball zurück."/>
+            <wp:cNvGraphicFramePr>
+              <a:graphicFrameLocks xmlns:a="http://schemas.openxmlformats.org/drawingml/2006/main" noChangeAspect="1"/>
+            </wp:cNvGraphicFramePr>
+            <a:graphic xmlns:a="http://schemas.openxmlformats.org/drawingml/2006/main">
+              <a:graphicData uri="http://schemas.openxmlformats.org/drawingml/2006/picture">
+                <pic:pic xmlns:pic="http://schemas.openxmlformats.org/drawingml/2006/picture">
+                  <pic:nvPicPr>
+                    <pic:cNvPr id="0" name="" descr=""/>
+                    <pic:cNvPicPr>
+                      <a:picLocks noChangeAspect="1" noChangeArrowheads="1"/>
+                    </pic:cNvPicPr>
+                  </pic:nvPicPr>
+                  <pic:blipFill>
+                    <a:blip r:embed="rId38" cstate="none"/>
+                    <a:srcRect/>
+                    <a:stretch>
+                      <a:fillRect/>
+                    </a:stretch>
+                  </pic:blipFill>
+                  <pic:spPr bwMode="auto">
+                    <a:xfrm>
+                      <a:off x="0" y="0"/>
+                      <a:ext cx="4191000" cy="2619375"/>
+                    </a:xfrm>
+                    <a:prstGeom prst="rect">
+                      <a:avLst/>
+                    </a:prstGeom>
+                  </pic:spPr>
+                </pic:pic>
+              </a:graphicData>
+            </a:graphic>
+          </wp:inline>
+        </w:drawing>
+      </w:r>
+    </w:p>
+    <w:p>
+      <w:pPr>
+        <w:spacing w:after="200"/>
+        <w:jc w:val="center"/>
+      </w:pPr>
+      <w:r>
+        <w:rPr>
+          <w:i/>
+          <w:iCs/>
+          <w:color w:val="6A6A6A"/>
+          <w:sz w:val="18"/>
+          <w:szCs w:val="18"/>
+        </w:rPr>
+        <w:t xml:space="preserve">Jetzt kommt der Ball zurück.</w:t>
+      </w:r>
+    </w:p>
+    <w:p>
+      <w:pPr>
+        <w:spacing w:after="180" w:line="312" w:lineRule="auto"/>
+      </w:pPr>
+      <w:r>
+        <w:rPr>
+          <w:rFonts w:ascii="Consolas" w:cs="Consolas" w:eastAsia="Consolas" w:hAnsi="Consolas"/>
+          <w:color w:val="335577"/>
+          <w:sz w:val="21"/>
+          <w:szCs w:val="21"/>
+        </w:rPr>
+        <w:t xml:space="preserve">bx - 9</w:t>
+      </w:r>
+      <w:r>
+        <w:rPr>
+          <w:sz w:val="22"/>
+          <w:szCs w:val="22"/>
+        </w:rPr>
+        <w:t xml:space="preserve"> ist die linke Kante des Balls; die 9 ist sein Radius. Sie muss hinter der rechten Schlägerkante (42) liegen, aber noch vor der linken (30) — sonst hätte der Ball den Schläger längst durchquert.</w:t>
+      </w:r>
+    </w:p>
+    <w:p>
+      <w:pPr>
+        <w:spacing w:after="180" w:line="312" w:lineRule="auto"/>
+      </w:pPr>
+      <w:r>
+        <w:rPr>
+          <w:rFonts w:ascii="Consolas" w:cs="Consolas" w:eastAsia="Consolas" w:hAnsi="Consolas"/>
+          <w:color w:val="335577"/>
+          <w:sz w:val="21"/>
+          <w:szCs w:val="21"/>
+        </w:rPr>
+        <w:t xml:space="preserve">by &gt; links AND by &lt; links + 80</w:t>
+      </w:r>
+      <w:r>
+        <w:rPr>
+          <w:sz w:val="22"/>
+          <w:szCs w:val="22"/>
+        </w:rPr>
+        <w:t xml:space="preserve"> prüft die Höhe. </w:t>
+      </w:r>
+      <w:r>
+        <w:rPr>
+          <w:rFonts w:ascii="Consolas" w:cs="Consolas" w:eastAsia="Consolas" w:hAnsi="Consolas"/>
+          <w:color w:val="335577"/>
+          <w:sz w:val="21"/>
+          <w:szCs w:val="21"/>
+        </w:rPr>
+        <w:t xml:space="preserve">links</w:t>
+      </w:r>
+      <w:r>
+        <w:rPr>
+          <w:sz w:val="22"/>
+          <w:szCs w:val="22"/>
+        </w:rPr>
+        <w:t xml:space="preserve"> ist die Oberkante des Schlägers, </w:t>
+      </w:r>
+      <w:r>
+        <w:rPr>
+          <w:rFonts w:ascii="Consolas" w:cs="Consolas" w:eastAsia="Consolas" w:hAnsi="Consolas"/>
+          <w:color w:val="335577"/>
+          <w:sz w:val="21"/>
+          <w:szCs w:val="21"/>
+        </w:rPr>
+        <w:t xml:space="preserve">links + 80</w:t>
+      </w:r>
+      <w:r>
+        <w:rPr>
+          <w:sz w:val="22"/>
+          <w:szCs w:val="22"/>
+        </w:rPr>
+        <w:t xml:space="preserve"> die Unterkante. Liegt der Ballmittelpunkt dazwischen, sitzt der Treffer.</w:t>
+      </w:r>
+    </w:p>
+    <w:p>
+      <w:pPr>
+        <w:spacing w:after="180" w:line="312" w:lineRule="auto"/>
+      </w:pPr>
+      <w:r>
+        <w:rPr>
+          <w:rFonts w:ascii="Consolas" w:cs="Consolas" w:eastAsia="Consolas" w:hAnsi="Consolas"/>
+          <w:color w:val="335577"/>
+          <w:sz w:val="21"/>
+          <w:szCs w:val="21"/>
+        </w:rPr>
+        <w:t xml:space="preserve">bx = 51</w:t>
+      </w:r>
+      <w:r>
+        <w:rPr>
+          <w:sz w:val="22"/>
+          <w:szCs w:val="22"/>
+        </w:rPr>
+        <w:t xml:space="preserve"> schiebt den Ball auf die Schlägerkante zurück — dieselbe Korrektur wie beim abprallenden Ball in Kapitel 6, und aus demselben Grund. Ohne sie bliebe der Ball im Schläger stecken und würde bei jedem Bild erneut umgedreht: das Zittern aus dem Warnkasten.</w:t>
+      </w:r>
+    </w:p>
+    <w:p>
+      <w:pPr>
+        <w:spacing w:after="180" w:line="312" w:lineRule="auto"/>
+      </w:pPr>
+      <w:r>
+        <w:rPr>
+          <w:rFonts w:ascii="Consolas" w:cs="Consolas" w:eastAsia="Consolas" w:hAnsi="Consolas"/>
+          <w:color w:val="335577"/>
+          <w:sz w:val="21"/>
+          <w:szCs w:val="21"/>
+        </w:rPr>
+        <w:t xml:space="preserve">dx = -dx</w:t>
+      </w:r>
+      <w:r>
+        <w:rPr>
+          <w:sz w:val="22"/>
+          <w:szCs w:val="22"/>
+        </w:rPr>
+        <w:t xml:space="preserve"> ist der Abprall selbst. Wieder nur ein Minuszeichen.</w:t>
+      </w:r>
+    </w:p>
+    <w:p>
+      <w:pPr>
+        <w:spacing w:after="180" w:line="312" w:lineRule="auto"/>
+      </w:pPr>
+      <w:r>
+        <w:rPr>
+          <w:sz w:val="22"/>
+          <w:szCs w:val="22"/>
+        </w:rPr>
+        <w:t xml:space="preserve">Für den rechten Schläger steht dasselbe noch einmal da, mit anderen Zahlen und mit rechts statt links. Zwei fast gleiche Blöcke nebeneinander sind unschön — merk dir das Gefühl. In Kapitel 12 lernst du, wie man daraus einen einzigen Befehl macht, den man zweimal aufruft.</w:t>
+      </w:r>
+    </w:p>
+    <w:p>
+      <w:pPr>
+        <w:spacing w:before="60"/>
+      </w:pPr>
+    </w:p>
+    <w:tbl>
+      <w:tblPr>
+        <w:tblW w:type="dxa" w:w="9026"/>
+        <w:tblBorders>
+          <w:top w:val="single" w:color="auto" w:sz="4"/>
+          <w:left w:val="single" w:color="auto" w:sz="4"/>
+          <w:bottom w:val="single" w:color="auto" w:sz="4"/>
+          <w:right w:val="single" w:color="auto" w:sz="4"/>
+          <w:insideH w:val="single" w:color="auto" w:sz="4"/>
+          <w:insideV w:val="single" w:color="auto" w:sz="4"/>
+        </w:tblBorders>
+      </w:tblPr>
+      <w:tblGrid>
+        <w:gridCol w:w="9026"/>
+      </w:tblGrid>
+      <w:tr>
+        <w:trPr>
+          <w:cantSplit/>
+        </w:trPr>
+        <w:tc>
+          <w:tcPr>
+            <w:tcW w:type="dxa" w:w="9026"/>
+            <w:tcBorders>
+              <w:top w:val="single" w:color="E0A0A0" w:sz="6"/>
+              <w:left w:val="single" w:color="E0A0A0" w:sz="6"/>
+              <w:bottom w:val="single" w:color="E0A0A0" w:sz="6"/>
+              <w:right w:val="single" w:color="E0A0A0" w:sz="6"/>
+            </w:tcBorders>
+            <w:shd w:fill="FBEAEA" w:val="clear"/>
+            <w:tcMar>
+              <w:top w:type="dxa" w:w="140"/>
+              <w:left w:type="dxa" w:w="180"/>
+              <w:bottom w:type="dxa" w:w="140"/>
+              <w:right w:type="dxa" w:w="180"/>
+            </w:tcMar>
+          </w:tcPr>
+          <w:p>
+            <w:pPr>
+              <w:spacing w:after="40"/>
+            </w:pPr>
+            <w:r>
+              <w:rPr>
+                <w:b/>
+                <w:bCs/>
+                <w:color w:val="B23030"/>
+                <w:sz w:val="22"/>
+                <w:szCs w:val="22"/>
+              </w:rPr>
+              <w:t xml:space="preserve">Warum der Ball manchmal durch die Wand geht</w:t>
+            </w:r>
+          </w:p>
+          <w:p>
+            <w:pPr>
+              <w:spacing w:after="0" w:line="312" w:lineRule="auto"/>
+            </w:pPr>
+            <w:r>
+              <w:rPr>
+                <w:sz w:val="22"/>
+                <w:szCs w:val="22"/>
+              </w:rPr>
+              <w:t xml:space="preserve">Diese Trefferprüfung hat eine Lücke, und die ist berühmt. Der Ball springt fünf Punkte je Bild. Wäre er sehr viel schneller — sagen wir dreißig —, könnte er in einem einzigen Schritt vom Vor-dem-Schläger zum Hinter-dem-Schläger springen, ohne je die Bedingung zu erfüllen. Er fliegt dann glatt durch. Bei fünf Punkten und zwölf Punkten Schlägerbreite kann das nicht passieren; sobald du das Spiel schneller machst, schon. Man nennt das Durchtunneln, und es ist der häufigste Fehler in selbstgebauten Spielen.</w:t>
+            </w:r>
+          </w:p>
+        </w:tc>
+      </w:tr>
+    </w:tbl>
+    <w:p>
+      <w:pPr>
+        <w:spacing w:after="160"/>
+      </w:pPr>
+    </w:p>
+    <w:p>
+      <w:pPr>
+        <w:pStyle w:val="Heading2"/>
+        <w:keepNext/>
+        <w:keepLines/>
+        <w:spacing w:after="120" w:before="280"/>
+      </w:pPr>
+      <w:r>
+        <w:t xml:space="preserve">Stufe 5: Punkte</w:t>
+      </w:r>
+    </w:p>
+    <w:p>
+      <w:pPr>
+        <w:spacing w:after="180" w:line="312" w:lineRule="auto"/>
+      </w:pPr>
+      <w:r>
+        <w:rPr>
+          <w:sz w:val="22"/>
+          <w:szCs w:val="22"/>
+        </w:rPr>
+        <w:t xml:space="preserve">Fehlt nur noch, was aus einem Zeitvertreib ein Spiel macht: Wenn der Ball hinausfliegt, bekommt der andere einen Punkt, und der Ball beginnt in der Mitte von vorn.</w:t>
+      </w:r>
+    </w:p>
+    <w:p>
+      <w:pPr>
+        <w:keepLines/>
+        <w:pBdr>
+          <w:left w:val="single" w:color="1B6CA8" w:sz="18" w:space="6"/>
+        </w:pBdr>
+        <w:shd w:fill="F4F4F4" w:val="clear"/>
+        <w:spacing w:after="200" w:before="100" w:line="264" w:lineRule="auto"/>
+        <w:ind w:left="140"/>
+      </w:pPr>
+      <w:r>
+        <w:rPr>
+          <w:rFonts w:ascii="Consolas" w:cs="Consolas" w:eastAsia="Consolas" w:hAnsi="Consolas"/>
+          <w:sz w:val="19"/>
+          <w:szCs w:val="19"/>
+        </w:rPr>
+        <w:t xml:space="preserve">IF bx &lt; -20 THEN</w:t>
+      </w:r>
+      <w:r>
+        <w:rPr>
+          <w:rFonts w:ascii="Consolas" w:cs="Consolas" w:eastAsia="Consolas" w:hAnsi="Consolas"/>
+          <w:sz w:val="19"/>
+          <w:szCs w:val="19"/>
+        </w:rPr>
+        <w:br/>
+        <w:t xml:space="preserve">    punkte_rechts = punkte_rechts + 1</w:t>
+      </w:r>
+      <w:r>
+        <w:rPr>
+          <w:rFonts w:ascii="Consolas" w:cs="Consolas" w:eastAsia="Consolas" w:hAnsi="Consolas"/>
+          <w:sz w:val="19"/>
+          <w:szCs w:val="19"/>
+        </w:rPr>
+        <w:br/>
+        <w:t xml:space="preserve">    bx = 320</w:t>
+      </w:r>
+      <w:r>
+        <w:rPr>
+          <w:rFonts w:ascii="Consolas" w:cs="Consolas" w:eastAsia="Consolas" w:hAnsi="Consolas"/>
+          <w:sz w:val="19"/>
+          <w:szCs w:val="19"/>
+        </w:rPr>
+        <w:br/>
+        <w:t xml:space="preserve">    by = 200</w:t>
+      </w:r>
+      <w:r>
+        <w:rPr>
+          <w:rFonts w:ascii="Consolas" w:cs="Consolas" w:eastAsia="Consolas" w:hAnsi="Consolas"/>
+          <w:sz w:val="19"/>
+          <w:szCs w:val="19"/>
+        </w:rPr>
+        <w:br/>
+        <w:t xml:space="preserve">    dx = 5</w:t>
+      </w:r>
+      <w:r>
+        <w:rPr>
+          <w:rFonts w:ascii="Consolas" w:cs="Consolas" w:eastAsia="Consolas" w:hAnsi="Consolas"/>
+          <w:sz w:val="19"/>
+          <w:szCs w:val="19"/>
+        </w:rPr>
+        <w:br/>
+        <w:t xml:space="preserve">END IF</w:t>
+      </w:r>
+      <w:r>
+        <w:rPr>
+          <w:rFonts w:ascii="Consolas" w:cs="Consolas" w:eastAsia="Consolas" w:hAnsi="Consolas"/>
+          <w:sz w:val="19"/>
+          <w:szCs w:val="19"/>
+        </w:rPr>
+        <w:br/>
+        <w:t xml:space="preserve"/>
+      </w:r>
+      <w:r>
+        <w:rPr>
+          <w:rFonts w:ascii="Consolas" w:cs="Consolas" w:eastAsia="Consolas" w:hAnsi="Consolas"/>
+          <w:sz w:val="19"/>
+          <w:szCs w:val="19"/>
+        </w:rPr>
+        <w:br/>
+        <w:t xml:space="preserve">IF bx &gt; 660 THEN</w:t>
+      </w:r>
+      <w:r>
+        <w:rPr>
+          <w:rFonts w:ascii="Consolas" w:cs="Consolas" w:eastAsia="Consolas" w:hAnsi="Consolas"/>
+          <w:sz w:val="19"/>
+          <w:szCs w:val="19"/>
+        </w:rPr>
+        <w:br/>
+        <w:t xml:space="preserve">    punkte_links = punkte_links + 1</w:t>
+      </w:r>
+      <w:r>
+        <w:rPr>
+          <w:rFonts w:ascii="Consolas" w:cs="Consolas" w:eastAsia="Consolas" w:hAnsi="Consolas"/>
+          <w:sz w:val="19"/>
+          <w:szCs w:val="19"/>
+        </w:rPr>
+        <w:br/>
+        <w:t xml:space="preserve">    bx = 320</w:t>
+      </w:r>
+      <w:r>
+        <w:rPr>
+          <w:rFonts w:ascii="Consolas" w:cs="Consolas" w:eastAsia="Consolas" w:hAnsi="Consolas"/>
+          <w:sz w:val="19"/>
+          <w:szCs w:val="19"/>
+        </w:rPr>
+        <w:br/>
+        <w:t xml:space="preserve">    by = 200</w:t>
+      </w:r>
+      <w:r>
+        <w:rPr>
+          <w:rFonts w:ascii="Consolas" w:cs="Consolas" w:eastAsia="Consolas" w:hAnsi="Consolas"/>
+          <w:sz w:val="19"/>
+          <w:szCs w:val="19"/>
+        </w:rPr>
+        <w:br/>
+        <w:t xml:space="preserve">    dx = -5</w:t>
+      </w:r>
+      <w:r>
+        <w:rPr>
+          <w:rFonts w:ascii="Consolas" w:cs="Consolas" w:eastAsia="Consolas" w:hAnsi="Consolas"/>
+          <w:sz w:val="19"/>
+          <w:szCs w:val="19"/>
+        </w:rPr>
+        <w:br/>
+        <w:t xml:space="preserve">END IF</w:t>
+      </w:r>
+    </w:p>
+    <w:p>
+      <w:pPr>
+        <w:spacing w:after="180" w:line="312" w:lineRule="auto"/>
+      </w:pPr>
+      <w:r>
+        <w:rPr>
+          <w:sz w:val="22"/>
+          <w:szCs w:val="22"/>
+        </w:rPr>
+        <w:t xml:space="preserve">Die </w:t>
+      </w:r>
+      <w:r>
+        <w:rPr>
+          <w:rFonts w:ascii="Consolas" w:cs="Consolas" w:eastAsia="Consolas" w:hAnsi="Consolas"/>
+          <w:color w:val="335577"/>
+          <w:sz w:val="21"/>
+          <w:szCs w:val="21"/>
+        </w:rPr>
+        <w:t xml:space="preserve">-20</w:t>
+      </w:r>
+      <w:r>
+        <w:rPr>
+          <w:sz w:val="22"/>
+          <w:szCs w:val="22"/>
+        </w:rPr>
+        <w:t xml:space="preserve"> und </w:t>
+      </w:r>
+      <w:r>
+        <w:rPr>
+          <w:rFonts w:ascii="Consolas" w:cs="Consolas" w:eastAsia="Consolas" w:hAnsi="Consolas"/>
+          <w:color w:val="335577"/>
+          <w:sz w:val="21"/>
+          <w:szCs w:val="21"/>
+        </w:rPr>
+        <w:t xml:space="preserve">660</w:t>
+      </w:r>
+      <w:r>
+        <w:rPr>
+          <w:sz w:val="22"/>
+          <w:szCs w:val="22"/>
+        </w:rPr>
+        <w:t xml:space="preserve"> liegen absichtlich außerhalb des Fensters: So sieht man den Ball noch kurz hinausfliegen, statt dass er am Rand verschwindet. Eine winzige Sache, die den Unterschied zwischen „funktioniert“ und „fühlt sich richtig an“ ausmacht.</w:t>
+      </w:r>
+    </w:p>
+    <w:p>
+      <w:pPr>
+        <w:spacing w:after="180" w:line="312" w:lineRule="auto"/>
+      </w:pPr>
+      <w:r>
+        <w:rPr>
+          <w:rFonts w:ascii="Consolas" w:cs="Consolas" w:eastAsia="Consolas" w:hAnsi="Consolas"/>
+          <w:color w:val="335577"/>
+          <w:sz w:val="21"/>
+          <w:szCs w:val="21"/>
+        </w:rPr>
+        <w:t xml:space="preserve">dx = 5</w:t>
+      </w:r>
+      <w:r>
+        <w:rPr>
+          <w:sz w:val="22"/>
+          <w:szCs w:val="22"/>
+        </w:rPr>
+        <w:t xml:space="preserve"> beziehungsweise </w:t>
+      </w:r>
+      <w:r>
+        <w:rPr>
+          <w:rFonts w:ascii="Consolas" w:cs="Consolas" w:eastAsia="Consolas" w:hAnsi="Consolas"/>
+          <w:color w:val="335577"/>
+          <w:sz w:val="21"/>
+          <w:szCs w:val="21"/>
+        </w:rPr>
+        <w:t xml:space="preserve">dx = -5</w:t>
+      </w:r>
+      <w:r>
+        <w:rPr>
+          <w:sz w:val="22"/>
+          <w:szCs w:val="22"/>
+        </w:rPr>
+        <w:t xml:space="preserve"> schickt den Ball zu dem, der gerade den Punkt kassiert hat. Das ist die übliche Regel und wirkt fair.</w:t>
+      </w:r>
+    </w:p>
+    <w:p>
+      <w:pPr>
+        <w:spacing w:after="180" w:line="312" w:lineRule="auto"/>
+      </w:pPr>
+      <w:r>
+        <w:rPr>
+          <w:sz w:val="22"/>
+          <w:szCs w:val="22"/>
+        </w:rPr>
+        <w:t xml:space="preserve">Angezeigt werden die Punkte mit großer Schrift:</w:t>
+      </w:r>
+    </w:p>
+    <w:p>
+      <w:pPr>
+        <w:keepLines/>
+        <w:pBdr>
+          <w:left w:val="single" w:color="1B6CA8" w:sz="18" w:space="6"/>
+        </w:pBdr>
+        <w:shd w:fill="F4F4F4" w:val="clear"/>
+        <w:spacing w:after="200" w:before="100" w:line="264" w:lineRule="auto"/>
+        <w:ind w:left="140"/>
+      </w:pPr>
+      <w:r>
+        <w:rPr>
+          <w:rFonts w:ascii="Consolas" w:cs="Consolas" w:eastAsia="Consolas" w:hAnsi="Consolas"/>
+          <w:sz w:val="19"/>
+          <w:szCs w:val="19"/>
+        </w:rPr>
+        <w:t xml:space="preserve">TEXT_SIZE(40)</w:t>
+      </w:r>
+    </w:p>
+    <w:p>
+      <w:pPr>
+        <w:keepLines/>
+        <w:pBdr>
+          <w:left w:val="single" w:color="1B6CA8" w:sz="18" w:space="6"/>
+        </w:pBdr>
+        <w:shd w:fill="F4F4F4" w:val="clear"/>
+        <w:spacing w:after="200" w:before="100" w:line="264" w:lineRule="auto"/>
+        <w:ind w:left="140"/>
+      </w:pPr>
+      <w:r>
+        <w:rPr>
+          <w:rFonts w:ascii="Consolas" w:cs="Consolas" w:eastAsia="Consolas" w:hAnsi="Consolas"/>
+          <w:sz w:val="19"/>
+          <w:szCs w:val="19"/>
+        </w:rPr>
+        <w:t xml:space="preserve">TEXT(250, 24, STR$(punkte_links), weiss)</w:t>
+      </w:r>
+      <w:r>
+        <w:rPr>
+          <w:rFonts w:ascii="Consolas" w:cs="Consolas" w:eastAsia="Consolas" w:hAnsi="Consolas"/>
+          <w:sz w:val="19"/>
+          <w:szCs w:val="19"/>
+        </w:rPr>
+        <w:br/>
+        <w:t xml:space="preserve">TEXT(370, 24, STR$(punkte_rechts), weiss)</w:t>
+      </w:r>
+    </w:p>
+    <w:p>
+      <w:pPr>
+        <w:spacing w:after="180" w:line="312" w:lineRule="auto"/>
+      </w:pPr>
+      <w:r>
+        <w:rPr>
+          <w:rFonts w:ascii="Consolas" w:cs="Consolas" w:eastAsia="Consolas" w:hAnsi="Consolas"/>
+          <w:color w:val="335577"/>
+          <w:sz w:val="21"/>
+          <w:szCs w:val="21"/>
+        </w:rPr>
+        <w:t xml:space="preserve">TEXT_SIZE</w:t>
+      </w:r>
+      <w:r>
+        <w:rPr>
+          <w:sz w:val="22"/>
+          <w:szCs w:val="22"/>
+        </w:rPr>
+        <w:t xml:space="preserve"> stellt die Schriftgröße für alles ein, was danach mit </w:t>
+      </w:r>
+      <w:r>
+        <w:rPr>
+          <w:rFonts w:ascii="Consolas" w:cs="Consolas" w:eastAsia="Consolas" w:hAnsi="Consolas"/>
+          <w:color w:val="335577"/>
+          <w:sz w:val="21"/>
+          <w:szCs w:val="21"/>
+        </w:rPr>
+        <w:t xml:space="preserve">TEXT</w:t>
+      </w:r>
+      <w:r>
+        <w:rPr>
+          <w:sz w:val="22"/>
+          <w:szCs w:val="22"/>
+        </w:rPr>
+        <w:t xml:space="preserve"> gemalt wird — bis zum nächsten </w:t>
+      </w:r>
+      <w:r>
+        <w:rPr>
+          <w:rFonts w:ascii="Consolas" w:cs="Consolas" w:eastAsia="Consolas" w:hAnsi="Consolas"/>
+          <w:color w:val="335577"/>
+          <w:sz w:val="21"/>
+          <w:szCs w:val="21"/>
+        </w:rPr>
+        <w:t xml:space="preserve">TEXT_SIZE</w:t>
+      </w:r>
+      <w:r>
+        <w:rPr>
+          <w:sz w:val="22"/>
+          <w:szCs w:val="22"/>
+        </w:rPr>
+        <w:t xml:space="preserve">. Die Zeile gehört deshalb vor die Schleife und nicht hinein.</w:t>
+      </w:r>
+    </w:p>
+    <w:p>
+      <w:pPr>
+        <w:pStyle w:val="Heading2"/>
+        <w:keepNext/>
+        <w:keepLines/>
+        <w:spacing w:after="120" w:before="280"/>
+      </w:pPr>
+      <w:r>
+        <w:t xml:space="preserve">Das fertige Spiel</w:t>
+      </w:r>
+    </w:p>
+    <w:p>
+      <w:pPr>
+        <w:keepNext/>
+        <w:spacing w:after="40" w:before="160"/>
+        <w:jc w:val="center"/>
+      </w:pPr>
+      <w:r>
+        <w:drawing>
+          <wp:inline distT="0" distB="0" distL="0" distR="0">
+            <wp:extent cx="4191000" cy="2619375"/>
+            <wp:effectExtent t="0" r="0" b="0" l="0"/>
+            <wp:docPr id="1" name="kap08_pong.png" descr="Zwei zu zwei. Das Bild entstand ohne Spieler — deshalb ist der Ball zweimal an beiden Schlägern vorbeigekommen." title="Zwei zu zwei. Das Bild entstand ohne Spieler — deshalb ist der Ball zweimal an beiden Schlägern vorbeigekommen."/>
+            <wp:cNvGraphicFramePr>
+              <a:graphicFrameLocks xmlns:a="http://schemas.openxmlformats.org/drawingml/2006/main" noChangeAspect="1"/>
+            </wp:cNvGraphicFramePr>
+            <a:graphic xmlns:a="http://schemas.openxmlformats.org/drawingml/2006/main">
+              <a:graphicData uri="http://schemas.openxmlformats.org/drawingml/2006/picture">
+                <pic:pic xmlns:pic="http://schemas.openxmlformats.org/drawingml/2006/picture">
+                  <pic:nvPicPr>
+                    <pic:cNvPr id="0" name="" descr=""/>
+                    <pic:cNvPicPr>
+                      <a:picLocks noChangeAspect="1" noChangeArrowheads="1"/>
+                    </pic:cNvPicPr>
+                  </pic:nvPicPr>
+                  <pic:blipFill>
+                    <a:blip r:embed="rId39" cstate="none"/>
+                    <a:srcRect/>
+                    <a:stretch>
+                      <a:fillRect/>
+                    </a:stretch>
+                  </pic:blipFill>
+                  <pic:spPr bwMode="auto">
+                    <a:xfrm>
+                      <a:off x="0" y="0"/>
+                      <a:ext cx="4191000" cy="2619375"/>
+                    </a:xfrm>
+                    <a:prstGeom prst="rect">
+                      <a:avLst/>
+                    </a:prstGeom>
+                  </pic:spPr>
+                </pic:pic>
+              </a:graphicData>
+            </a:graphic>
+          </wp:inline>
+        </w:drawing>
+      </w:r>
+    </w:p>
+    <w:p>
+      <w:pPr>
+        <w:spacing w:after="200"/>
+        <w:jc w:val="center"/>
+      </w:pPr>
+      <w:r>
+        <w:rPr>
+          <w:i/>
+          <w:iCs/>
+          <w:color w:val="6A6A6A"/>
+          <w:sz w:val="18"/>
+          <w:szCs w:val="18"/>
+        </w:rPr>
+        <w:t xml:space="preserve">Zwei zu zwei. Das Bild entstand ohne Spieler — deshalb ist der Ball zweimal an beiden Schlägern vorbeigekommen.</w:t>
+      </w:r>
+    </w:p>
+    <w:p>
+      <w:pPr>
+        <w:keepLines/>
+        <w:pBdr>
+          <w:left w:val="single" w:color="1B6CA8" w:sz="18" w:space="6"/>
+        </w:pBdr>
+        <w:shd w:fill="F4F4F4" w:val="clear"/>
+        <w:spacing w:after="200" w:before="100" w:line="264" w:lineRule="auto"/>
+        <w:ind w:left="140"/>
+      </w:pPr>
+      <w:r>
+        <w:rPr>
+          <w:rFonts w:ascii="Consolas" w:cs="Consolas" w:eastAsia="Consolas" w:hAnsi="Consolas"/>
+          <w:sz w:val="19"/>
+          <w:szCs w:val="19"/>
+        </w:rPr>
+        <w:t xml:space="preserve">' Pong. Linker Spieler: W und S. Rechter: Pfeil hoch und runter.</w:t>
+      </w:r>
+      <w:r>
+        <w:rPr>
+          <w:rFonts w:ascii="Consolas" w:cs="Consolas" w:eastAsia="Consolas" w:hAnsi="Consolas"/>
+          <w:sz w:val="19"/>
+          <w:szCs w:val="19"/>
+        </w:rPr>
+        <w:br/>
+        <w:t xml:space="preserve"/>
+      </w:r>
+      <w:r>
+        <w:rPr>
+          <w:rFonts w:ascii="Consolas" w:cs="Consolas" w:eastAsia="Consolas" w:hAnsi="Consolas"/>
+          <w:sz w:val="19"/>
+          <w:szCs w:val="19"/>
+        </w:rPr>
+        <w:br/>
+        <w:t xml:space="preserve">SCREEN(640, 400, "Pong")</w:t>
+      </w:r>
+      <w:r>
+        <w:rPr>
+          <w:rFonts w:ascii="Consolas" w:cs="Consolas" w:eastAsia="Consolas" w:hAnsi="Consolas"/>
+          <w:sz w:val="19"/>
+          <w:szCs w:val="19"/>
+        </w:rPr>
+        <w:br/>
+        <w:t xml:space="preserve"/>
+      </w:r>
+      <w:r>
+        <w:rPr>
+          <w:rFonts w:ascii="Consolas" w:cs="Consolas" w:eastAsia="Consolas" w:hAnsi="Consolas"/>
+          <w:sz w:val="19"/>
+          <w:szCs w:val="19"/>
+        </w:rPr>
+        <w:br/>
+        <w:t xml:space="preserve">DIM i AS INTEGER</w:t>
+      </w:r>
+      <w:r>
+        <w:rPr>
+          <w:rFonts w:ascii="Consolas" w:cs="Consolas" w:eastAsia="Consolas" w:hAnsi="Consolas"/>
+          <w:sz w:val="19"/>
+          <w:szCs w:val="19"/>
+        </w:rPr>
+        <w:br/>
+        <w:t xml:space="preserve">DIM weiss AS INTEGER</w:t>
+      </w:r>
+      <w:r>
+        <w:rPr>
+          <w:rFonts w:ascii="Consolas" w:cs="Consolas" w:eastAsia="Consolas" w:hAnsi="Consolas"/>
+          <w:sz w:val="19"/>
+          <w:szCs w:val="19"/>
+        </w:rPr>
+        <w:br/>
+        <w:t xml:space="preserve">DIM links AS FLOAT</w:t>
+      </w:r>
+      <w:r>
+        <w:rPr>
+          <w:rFonts w:ascii="Consolas" w:cs="Consolas" w:eastAsia="Consolas" w:hAnsi="Consolas"/>
+          <w:sz w:val="19"/>
+          <w:szCs w:val="19"/>
+        </w:rPr>
+        <w:br/>
+        <w:t xml:space="preserve">DIM rechts AS FLOAT</w:t>
+      </w:r>
+      <w:r>
+        <w:rPr>
+          <w:rFonts w:ascii="Consolas" w:cs="Consolas" w:eastAsia="Consolas" w:hAnsi="Consolas"/>
+          <w:sz w:val="19"/>
+          <w:szCs w:val="19"/>
+        </w:rPr>
+        <w:br/>
+        <w:t xml:space="preserve">DIM bx AS FLOAT</w:t>
+      </w:r>
+      <w:r>
+        <w:rPr>
+          <w:rFonts w:ascii="Consolas" w:cs="Consolas" w:eastAsia="Consolas" w:hAnsi="Consolas"/>
+          <w:sz w:val="19"/>
+          <w:szCs w:val="19"/>
+        </w:rPr>
+        <w:br/>
+        <w:t xml:space="preserve">DIM by AS FLOAT</w:t>
+      </w:r>
+      <w:r>
+        <w:rPr>
+          <w:rFonts w:ascii="Consolas" w:cs="Consolas" w:eastAsia="Consolas" w:hAnsi="Consolas"/>
+          <w:sz w:val="19"/>
+          <w:szCs w:val="19"/>
+        </w:rPr>
+        <w:br/>
+        <w:t xml:space="preserve">DIM dx AS FLOAT</w:t>
+      </w:r>
+      <w:r>
+        <w:rPr>
+          <w:rFonts w:ascii="Consolas" w:cs="Consolas" w:eastAsia="Consolas" w:hAnsi="Consolas"/>
+          <w:sz w:val="19"/>
+          <w:szCs w:val="19"/>
+        </w:rPr>
+        <w:br/>
+        <w:t xml:space="preserve">DIM dy AS FLOAT</w:t>
+      </w:r>
+      <w:r>
+        <w:rPr>
+          <w:rFonts w:ascii="Consolas" w:cs="Consolas" w:eastAsia="Consolas" w:hAnsi="Consolas"/>
+          <w:sz w:val="19"/>
+          <w:szCs w:val="19"/>
+        </w:rPr>
+        <w:br/>
+        <w:t xml:space="preserve">DIM punkte_links AS INTEGER</w:t>
+      </w:r>
+      <w:r>
+        <w:rPr>
+          <w:rFonts w:ascii="Consolas" w:cs="Consolas" w:eastAsia="Consolas" w:hAnsi="Consolas"/>
+          <w:sz w:val="19"/>
+          <w:szCs w:val="19"/>
+        </w:rPr>
+        <w:br/>
+        <w:t xml:space="preserve">DIM punkte_rechts AS INTEGER</w:t>
+      </w:r>
+      <w:r>
+        <w:rPr>
+          <w:rFonts w:ascii="Consolas" w:cs="Consolas" w:eastAsia="Consolas" w:hAnsi="Consolas"/>
+          <w:sz w:val="19"/>
+          <w:szCs w:val="19"/>
+        </w:rPr>
+        <w:br/>
+        <w:t xml:space="preserve"/>
+      </w:r>
+      <w:r>
+        <w:rPr>
+          <w:rFonts w:ascii="Consolas" w:cs="Consolas" w:eastAsia="Consolas" w:hAnsi="Consolas"/>
+          <w:sz w:val="19"/>
+          <w:szCs w:val="19"/>
+        </w:rPr>
+        <w:br/>
+        <w:t xml:space="preserve">weiss = RGB(230, 235, 245)</w:t>
+      </w:r>
+      <w:r>
+        <w:rPr>
+          <w:rFonts w:ascii="Consolas" w:cs="Consolas" w:eastAsia="Consolas" w:hAnsi="Consolas"/>
+          <w:sz w:val="19"/>
+          <w:szCs w:val="19"/>
+        </w:rPr>
+        <w:br/>
+        <w:t xml:space="preserve">links = 160</w:t>
+      </w:r>
+      <w:r>
+        <w:rPr>
+          <w:rFonts w:ascii="Consolas" w:cs="Consolas" w:eastAsia="Consolas" w:hAnsi="Consolas"/>
+          <w:sz w:val="19"/>
+          <w:szCs w:val="19"/>
+        </w:rPr>
+        <w:br/>
+        <w:t xml:space="preserve">rechts = 160</w:t>
+      </w:r>
+      <w:r>
+        <w:rPr>
+          <w:rFonts w:ascii="Consolas" w:cs="Consolas" w:eastAsia="Consolas" w:hAnsi="Consolas"/>
+          <w:sz w:val="19"/>
+          <w:szCs w:val="19"/>
+        </w:rPr>
+        <w:br/>
+        <w:t xml:space="preserve">bx = 320</w:t>
+      </w:r>
+      <w:r>
+        <w:rPr>
+          <w:rFonts w:ascii="Consolas" w:cs="Consolas" w:eastAsia="Consolas" w:hAnsi="Consolas"/>
+          <w:sz w:val="19"/>
+          <w:szCs w:val="19"/>
+        </w:rPr>
+        <w:br/>
+        <w:t xml:space="preserve">by = 200</w:t>
+      </w:r>
+      <w:r>
+        <w:rPr>
+          <w:rFonts w:ascii="Consolas" w:cs="Consolas" w:eastAsia="Consolas" w:hAnsi="Consolas"/>
+          <w:sz w:val="19"/>
+          <w:szCs w:val="19"/>
+        </w:rPr>
+        <w:br/>
+        <w:t xml:space="preserve">dx = 5</w:t>
+      </w:r>
+      <w:r>
+        <w:rPr>
+          <w:rFonts w:ascii="Consolas" w:cs="Consolas" w:eastAsia="Consolas" w:hAnsi="Consolas"/>
+          <w:sz w:val="19"/>
+          <w:szCs w:val="19"/>
+        </w:rPr>
+        <w:br/>
+        <w:t xml:space="preserve">dy = 3</w:t>
+      </w:r>
+      <w:r>
+        <w:rPr>
+          <w:rFonts w:ascii="Consolas" w:cs="Consolas" w:eastAsia="Consolas" w:hAnsi="Consolas"/>
+          <w:sz w:val="19"/>
+          <w:szCs w:val="19"/>
+        </w:rPr>
+        <w:br/>
+        <w:t xml:space="preserve">punkte_links = 0</w:t>
+      </w:r>
+      <w:r>
+        <w:rPr>
+          <w:rFonts w:ascii="Consolas" w:cs="Consolas" w:eastAsia="Consolas" w:hAnsi="Consolas"/>
+          <w:sz w:val="19"/>
+          <w:szCs w:val="19"/>
+        </w:rPr>
+        <w:br/>
+        <w:t xml:space="preserve">punkte_rechts = 0</w:t>
+      </w:r>
+      <w:r>
+        <w:rPr>
+          <w:rFonts w:ascii="Consolas" w:cs="Consolas" w:eastAsia="Consolas" w:hAnsi="Consolas"/>
+          <w:sz w:val="19"/>
+          <w:szCs w:val="19"/>
+        </w:rPr>
+        <w:br/>
+        <w:t xml:space="preserve">TEXT_SIZE(40)</w:t>
+      </w:r>
+      <w:r>
+        <w:rPr>
+          <w:rFonts w:ascii="Consolas" w:cs="Consolas" w:eastAsia="Consolas" w:hAnsi="Consolas"/>
+          <w:sz w:val="19"/>
+          <w:szCs w:val="19"/>
+        </w:rPr>
+        <w:br/>
+        <w:t xml:space="preserve"/>
+      </w:r>
+      <w:r>
+        <w:rPr>
+          <w:rFonts w:ascii="Consolas" w:cs="Consolas" w:eastAsia="Consolas" w:hAnsi="Consolas"/>
+          <w:sz w:val="19"/>
+          <w:szCs w:val="19"/>
+        </w:rPr>
+        <w:br/>
+        <w:t xml:space="preserve">WHILE NOT QUITREQUESTED() AND NOT KEYPRESSED(KEY_ESCAPE)</w:t>
+      </w:r>
+      <w:r>
+        <w:rPr>
+          <w:rFonts w:ascii="Consolas" w:cs="Consolas" w:eastAsia="Consolas" w:hAnsi="Consolas"/>
+          <w:sz w:val="19"/>
+          <w:szCs w:val="19"/>
+        </w:rPr>
+        <w:br/>
+        <w:t xml:space="preserve">    CLS(RGB(12, 16, 30))</w:t>
+      </w:r>
+      <w:r>
+        <w:rPr>
+          <w:rFonts w:ascii="Consolas" w:cs="Consolas" w:eastAsia="Consolas" w:hAnsi="Consolas"/>
+          <w:sz w:val="19"/>
+          <w:szCs w:val="19"/>
+        </w:rPr>
+        <w:br/>
+        <w:t xml:space="preserve"/>
+      </w:r>
+      <w:r>
+        <w:rPr>
+          <w:rFonts w:ascii="Consolas" w:cs="Consolas" w:eastAsia="Consolas" w:hAnsi="Consolas"/>
+          <w:sz w:val="19"/>
+          <w:szCs w:val="19"/>
+        </w:rPr>
+        <w:br/>
+        <w:t xml:space="preserve">    FOR i = 0 TO 380 STEP 24</w:t>
+      </w:r>
+      <w:r>
+        <w:rPr>
+          <w:rFonts w:ascii="Consolas" w:cs="Consolas" w:eastAsia="Consolas" w:hAnsi="Consolas"/>
+          <w:sz w:val="19"/>
+          <w:szCs w:val="19"/>
+        </w:rPr>
+        <w:br/>
+        <w:t xml:space="preserve">        BOX(318, i, 322, i + 12, RGB(60, 70, 95))</w:t>
+      </w:r>
+      <w:r>
+        <w:rPr>
+          <w:rFonts w:ascii="Consolas" w:cs="Consolas" w:eastAsia="Consolas" w:hAnsi="Consolas"/>
+          <w:sz w:val="19"/>
+          <w:szCs w:val="19"/>
+        </w:rPr>
+        <w:br/>
+        <w:t xml:space="preserve">    NEXT</w:t>
+      </w:r>
+      <w:r>
+        <w:rPr>
+          <w:rFonts w:ascii="Consolas" w:cs="Consolas" w:eastAsia="Consolas" w:hAnsi="Consolas"/>
+          <w:sz w:val="19"/>
+          <w:szCs w:val="19"/>
+        </w:rPr>
+        <w:br/>
+        <w:t xml:space="preserve"/>
+      </w:r>
+      <w:r>
+        <w:rPr>
+          <w:rFonts w:ascii="Consolas" w:cs="Consolas" w:eastAsia="Consolas" w:hAnsi="Consolas"/>
+          <w:sz w:val="19"/>
+          <w:szCs w:val="19"/>
+        </w:rPr>
+        <w:br/>
+        <w:t xml:space="preserve">    BOX(30, links, 42, links + 80, weiss)</w:t>
+      </w:r>
+      <w:r>
+        <w:rPr>
+          <w:rFonts w:ascii="Consolas" w:cs="Consolas" w:eastAsia="Consolas" w:hAnsi="Consolas"/>
+          <w:sz w:val="19"/>
+          <w:szCs w:val="19"/>
+        </w:rPr>
+        <w:br/>
+        <w:t xml:space="preserve">    BOX(598, rechts, 610, rechts + 80, weiss)</w:t>
+      </w:r>
+      <w:r>
+        <w:rPr>
+          <w:rFonts w:ascii="Consolas" w:cs="Consolas" w:eastAsia="Consolas" w:hAnsi="Consolas"/>
+          <w:sz w:val="19"/>
+          <w:szCs w:val="19"/>
+        </w:rPr>
+        <w:br/>
+        <w:t xml:space="preserve">    CIRCLE(bx, by, 9, RGB(255, 210, 70))</w:t>
+      </w:r>
+      <w:r>
+        <w:rPr>
+          <w:rFonts w:ascii="Consolas" w:cs="Consolas" w:eastAsia="Consolas" w:hAnsi="Consolas"/>
+          <w:sz w:val="19"/>
+          <w:szCs w:val="19"/>
+        </w:rPr>
+        <w:br/>
+        <w:t xml:space="preserve"/>
+      </w:r>
+      <w:r>
+        <w:rPr>
+          <w:rFonts w:ascii="Consolas" w:cs="Consolas" w:eastAsia="Consolas" w:hAnsi="Consolas"/>
+          <w:sz w:val="19"/>
+          <w:szCs w:val="19"/>
+        </w:rPr>
+        <w:br/>
+        <w:t xml:space="preserve">    TEXT(250, 24, STR$(punkte_links), weiss)</w:t>
+      </w:r>
+      <w:r>
+        <w:rPr>
+          <w:rFonts w:ascii="Consolas" w:cs="Consolas" w:eastAsia="Consolas" w:hAnsi="Consolas"/>
+          <w:sz w:val="19"/>
+          <w:szCs w:val="19"/>
+        </w:rPr>
+        <w:br/>
+        <w:t xml:space="preserve">    TEXT(370, 24, STR$(punkte_rechts), weiss)</w:t>
+      </w:r>
+      <w:r>
+        <w:rPr>
+          <w:rFonts w:ascii="Consolas" w:cs="Consolas" w:eastAsia="Consolas" w:hAnsi="Consolas"/>
+          <w:sz w:val="19"/>
+          <w:szCs w:val="19"/>
+        </w:rPr>
+        <w:br/>
+        <w:t xml:space="preserve">    FLIP()</w:t>
+      </w:r>
+      <w:r>
+        <w:rPr>
+          <w:rFonts w:ascii="Consolas" w:cs="Consolas" w:eastAsia="Consolas" w:hAnsi="Consolas"/>
+          <w:sz w:val="19"/>
+          <w:szCs w:val="19"/>
+        </w:rPr>
+        <w:br/>
+        <w:t xml:space="preserve"/>
+      </w:r>
+      <w:r>
+        <w:rPr>
+          <w:rFonts w:ascii="Consolas" w:cs="Consolas" w:eastAsia="Consolas" w:hAnsi="Consolas"/>
+          <w:sz w:val="19"/>
+          <w:szCs w:val="19"/>
+        </w:rPr>
+        <w:br/>
+        <w:t xml:space="preserve">    IF KEYPRESSED(KEY_W) THEN links = links - 6</w:t>
+      </w:r>
+      <w:r>
+        <w:rPr>
+          <w:rFonts w:ascii="Consolas" w:cs="Consolas" w:eastAsia="Consolas" w:hAnsi="Consolas"/>
+          <w:sz w:val="19"/>
+          <w:szCs w:val="19"/>
+        </w:rPr>
+        <w:br/>
+        <w:t xml:space="preserve">    IF KEYPRESSED(KEY_S) THEN links = links + 6</w:t>
+      </w:r>
+      <w:r>
+        <w:rPr>
+          <w:rFonts w:ascii="Consolas" w:cs="Consolas" w:eastAsia="Consolas" w:hAnsi="Consolas"/>
+          <w:sz w:val="19"/>
+          <w:szCs w:val="19"/>
+        </w:rPr>
+        <w:br/>
+        <w:t xml:space="preserve">    IF KEYPRESSED(KEY_UP) THEN rechts = rechts - 6</w:t>
+      </w:r>
+      <w:r>
+        <w:rPr>
+          <w:rFonts w:ascii="Consolas" w:cs="Consolas" w:eastAsia="Consolas" w:hAnsi="Consolas"/>
+          <w:sz w:val="19"/>
+          <w:szCs w:val="19"/>
+        </w:rPr>
+        <w:br/>
+        <w:t xml:space="preserve">    IF KEYPRESSED(KEY_DOWN) THEN rechts = rechts + 6</w:t>
+      </w:r>
+      <w:r>
+        <w:rPr>
+          <w:rFonts w:ascii="Consolas" w:cs="Consolas" w:eastAsia="Consolas" w:hAnsi="Consolas"/>
+          <w:sz w:val="19"/>
+          <w:szCs w:val="19"/>
+        </w:rPr>
+        <w:br/>
+        <w:t xml:space="preserve"/>
+      </w:r>
+      <w:r>
+        <w:rPr>
+          <w:rFonts w:ascii="Consolas" w:cs="Consolas" w:eastAsia="Consolas" w:hAnsi="Consolas"/>
+          <w:sz w:val="19"/>
+          <w:szCs w:val="19"/>
+        </w:rPr>
+        <w:br/>
+        <w:t xml:space="preserve">    IF links &lt; 0 THEN links = 0</w:t>
+      </w:r>
+      <w:r>
+        <w:rPr>
+          <w:rFonts w:ascii="Consolas" w:cs="Consolas" w:eastAsia="Consolas" w:hAnsi="Consolas"/>
+          <w:sz w:val="19"/>
+          <w:szCs w:val="19"/>
+        </w:rPr>
+        <w:br/>
+        <w:t xml:space="preserve">    IF links &gt; 320 THEN links = 320</w:t>
+      </w:r>
+      <w:r>
+        <w:rPr>
+          <w:rFonts w:ascii="Consolas" w:cs="Consolas" w:eastAsia="Consolas" w:hAnsi="Consolas"/>
+          <w:sz w:val="19"/>
+          <w:szCs w:val="19"/>
+        </w:rPr>
+        <w:br/>
+        <w:t xml:space="preserve">    IF rechts &lt; 0 THEN rechts = 0</w:t>
+      </w:r>
+      <w:r>
+        <w:rPr>
+          <w:rFonts w:ascii="Consolas" w:cs="Consolas" w:eastAsia="Consolas" w:hAnsi="Consolas"/>
+          <w:sz w:val="19"/>
+          <w:szCs w:val="19"/>
+        </w:rPr>
+        <w:br/>
+        <w:t xml:space="preserve">    IF rechts &gt; 320 THEN rechts = 320</w:t>
+      </w:r>
+      <w:r>
+        <w:rPr>
+          <w:rFonts w:ascii="Consolas" w:cs="Consolas" w:eastAsia="Consolas" w:hAnsi="Consolas"/>
+          <w:sz w:val="19"/>
+          <w:szCs w:val="19"/>
+        </w:rPr>
+        <w:br/>
+        <w:t xml:space="preserve"/>
+      </w:r>
+      <w:r>
+        <w:rPr>
+          <w:rFonts w:ascii="Consolas" w:cs="Consolas" w:eastAsia="Consolas" w:hAnsi="Consolas"/>
+          <w:sz w:val="19"/>
+          <w:szCs w:val="19"/>
+        </w:rPr>
+        <w:br/>
+        <w:t xml:space="preserve">    bx = bx + dx</w:t>
+      </w:r>
+      <w:r>
+        <w:rPr>
+          <w:rFonts w:ascii="Consolas" w:cs="Consolas" w:eastAsia="Consolas" w:hAnsi="Consolas"/>
+          <w:sz w:val="19"/>
+          <w:szCs w:val="19"/>
+        </w:rPr>
+        <w:br/>
+        <w:t xml:space="preserve">    by = by + dy</w:t>
+      </w:r>
+      <w:r>
+        <w:rPr>
+          <w:rFonts w:ascii="Consolas" w:cs="Consolas" w:eastAsia="Consolas" w:hAnsi="Consolas"/>
+          <w:sz w:val="19"/>
+          <w:szCs w:val="19"/>
+        </w:rPr>
+        <w:br/>
+        <w:t xml:space="preserve">    IF by &lt; 9 OR by &gt; 390 THEN dy = -dy</w:t>
+      </w:r>
+      <w:r>
+        <w:rPr>
+          <w:rFonts w:ascii="Consolas" w:cs="Consolas" w:eastAsia="Consolas" w:hAnsi="Consolas"/>
+          <w:sz w:val="19"/>
+          <w:szCs w:val="19"/>
+        </w:rPr>
+        <w:br/>
+        <w:t xml:space="preserve"/>
+      </w:r>
+      <w:r>
+        <w:rPr>
+          <w:rFonts w:ascii="Consolas" w:cs="Consolas" w:eastAsia="Consolas" w:hAnsi="Consolas"/>
+          <w:sz w:val="19"/>
+          <w:szCs w:val="19"/>
+        </w:rPr>
+        <w:br/>
+        <w:t xml:space="preserve">    IF bx - 9 &lt; 42 AND bx - 9 &gt; 30 THEN</w:t>
+      </w:r>
+      <w:r>
+        <w:rPr>
+          <w:rFonts w:ascii="Consolas" w:cs="Consolas" w:eastAsia="Consolas" w:hAnsi="Consolas"/>
+          <w:sz w:val="19"/>
+          <w:szCs w:val="19"/>
+        </w:rPr>
+        <w:br/>
+        <w:t xml:space="preserve">        IF by &gt; links AND by &lt; links + 80 THEN</w:t>
+      </w:r>
+      <w:r>
+        <w:rPr>
+          <w:rFonts w:ascii="Consolas" w:cs="Consolas" w:eastAsia="Consolas" w:hAnsi="Consolas"/>
+          <w:sz w:val="19"/>
+          <w:szCs w:val="19"/>
+        </w:rPr>
+        <w:br/>
+        <w:t xml:space="preserve">            bx = 51</w:t>
+      </w:r>
+      <w:r>
+        <w:rPr>
+          <w:rFonts w:ascii="Consolas" w:cs="Consolas" w:eastAsia="Consolas" w:hAnsi="Consolas"/>
+          <w:sz w:val="19"/>
+          <w:szCs w:val="19"/>
+        </w:rPr>
+        <w:br/>
+        <w:t xml:space="preserve">            dx = -dx</w:t>
+      </w:r>
+      <w:r>
+        <w:rPr>
+          <w:rFonts w:ascii="Consolas" w:cs="Consolas" w:eastAsia="Consolas" w:hAnsi="Consolas"/>
+          <w:sz w:val="19"/>
+          <w:szCs w:val="19"/>
+        </w:rPr>
+        <w:br/>
+        <w:t xml:space="preserve">        END IF</w:t>
+      </w:r>
+      <w:r>
+        <w:rPr>
+          <w:rFonts w:ascii="Consolas" w:cs="Consolas" w:eastAsia="Consolas" w:hAnsi="Consolas"/>
+          <w:sz w:val="19"/>
+          <w:szCs w:val="19"/>
+        </w:rPr>
+        <w:br/>
+        <w:t xml:space="preserve">    END IF</w:t>
+      </w:r>
+      <w:r>
+        <w:rPr>
+          <w:rFonts w:ascii="Consolas" w:cs="Consolas" w:eastAsia="Consolas" w:hAnsi="Consolas"/>
+          <w:sz w:val="19"/>
+          <w:szCs w:val="19"/>
+        </w:rPr>
+        <w:br/>
+        <w:t xml:space="preserve"/>
+      </w:r>
+      <w:r>
+        <w:rPr>
+          <w:rFonts w:ascii="Consolas" w:cs="Consolas" w:eastAsia="Consolas" w:hAnsi="Consolas"/>
+          <w:sz w:val="19"/>
+          <w:szCs w:val="19"/>
+        </w:rPr>
+        <w:br/>
+        <w:t xml:space="preserve">    IF bx + 9 &gt; 598 AND bx + 9 &lt; 610 THEN</w:t>
+      </w:r>
+      <w:r>
+        <w:rPr>
+          <w:rFonts w:ascii="Consolas" w:cs="Consolas" w:eastAsia="Consolas" w:hAnsi="Consolas"/>
+          <w:sz w:val="19"/>
+          <w:szCs w:val="19"/>
+        </w:rPr>
+        <w:br/>
+        <w:t xml:space="preserve">        IF by &gt; rechts AND by &lt; rechts + 80 THEN</w:t>
+      </w:r>
+      <w:r>
+        <w:rPr>
+          <w:rFonts w:ascii="Consolas" w:cs="Consolas" w:eastAsia="Consolas" w:hAnsi="Consolas"/>
+          <w:sz w:val="19"/>
+          <w:szCs w:val="19"/>
+        </w:rPr>
+        <w:br/>
+        <w:t xml:space="preserve">            bx = 589</w:t>
+      </w:r>
+      <w:r>
+        <w:rPr>
+          <w:rFonts w:ascii="Consolas" w:cs="Consolas" w:eastAsia="Consolas" w:hAnsi="Consolas"/>
+          <w:sz w:val="19"/>
+          <w:szCs w:val="19"/>
+        </w:rPr>
+        <w:br/>
+        <w:t xml:space="preserve">            dx = -dx</w:t>
+      </w:r>
+      <w:r>
+        <w:rPr>
+          <w:rFonts w:ascii="Consolas" w:cs="Consolas" w:eastAsia="Consolas" w:hAnsi="Consolas"/>
+          <w:sz w:val="19"/>
+          <w:szCs w:val="19"/>
+        </w:rPr>
+        <w:br/>
+        <w:t xml:space="preserve">        END IF</w:t>
+      </w:r>
+      <w:r>
+        <w:rPr>
+          <w:rFonts w:ascii="Consolas" w:cs="Consolas" w:eastAsia="Consolas" w:hAnsi="Consolas"/>
+          <w:sz w:val="19"/>
+          <w:szCs w:val="19"/>
+        </w:rPr>
+        <w:br/>
+        <w:t xml:space="preserve">    END IF</w:t>
+      </w:r>
+      <w:r>
+        <w:rPr>
+          <w:rFonts w:ascii="Consolas" w:cs="Consolas" w:eastAsia="Consolas" w:hAnsi="Consolas"/>
+          <w:sz w:val="19"/>
+          <w:szCs w:val="19"/>
+        </w:rPr>
+        <w:br/>
+        <w:t xml:space="preserve"/>
+      </w:r>
+      <w:r>
+        <w:rPr>
+          <w:rFonts w:ascii="Consolas" w:cs="Consolas" w:eastAsia="Consolas" w:hAnsi="Consolas"/>
+          <w:sz w:val="19"/>
+          <w:szCs w:val="19"/>
+        </w:rPr>
+        <w:br/>
+        <w:t xml:space="preserve">    IF bx &lt; -20 THEN</w:t>
+      </w:r>
+      <w:r>
+        <w:rPr>
+          <w:rFonts w:ascii="Consolas" w:cs="Consolas" w:eastAsia="Consolas" w:hAnsi="Consolas"/>
+          <w:sz w:val="19"/>
+          <w:szCs w:val="19"/>
+        </w:rPr>
+        <w:br/>
+        <w:t xml:space="preserve">        punkte_rechts = punkte_rechts + 1</w:t>
+      </w:r>
+      <w:r>
+        <w:rPr>
+          <w:rFonts w:ascii="Consolas" w:cs="Consolas" w:eastAsia="Consolas" w:hAnsi="Consolas"/>
+          <w:sz w:val="19"/>
+          <w:szCs w:val="19"/>
+        </w:rPr>
+        <w:br/>
+        <w:t xml:space="preserve">        bx = 320</w:t>
+      </w:r>
+      <w:r>
+        <w:rPr>
+          <w:rFonts w:ascii="Consolas" w:cs="Consolas" w:eastAsia="Consolas" w:hAnsi="Consolas"/>
+          <w:sz w:val="19"/>
+          <w:szCs w:val="19"/>
+        </w:rPr>
+        <w:br/>
+        <w:t xml:space="preserve">        by = 200</w:t>
+      </w:r>
+      <w:r>
+        <w:rPr>
+          <w:rFonts w:ascii="Consolas" w:cs="Consolas" w:eastAsia="Consolas" w:hAnsi="Consolas"/>
+          <w:sz w:val="19"/>
+          <w:szCs w:val="19"/>
+        </w:rPr>
+        <w:br/>
+        <w:t xml:space="preserve">        dx = 5</w:t>
+      </w:r>
+      <w:r>
+        <w:rPr>
+          <w:rFonts w:ascii="Consolas" w:cs="Consolas" w:eastAsia="Consolas" w:hAnsi="Consolas"/>
+          <w:sz w:val="19"/>
+          <w:szCs w:val="19"/>
+        </w:rPr>
+        <w:br/>
+        <w:t xml:space="preserve">    END IF</w:t>
+      </w:r>
+      <w:r>
+        <w:rPr>
+          <w:rFonts w:ascii="Consolas" w:cs="Consolas" w:eastAsia="Consolas" w:hAnsi="Consolas"/>
+          <w:sz w:val="19"/>
+          <w:szCs w:val="19"/>
+        </w:rPr>
+        <w:br/>
+        <w:t xml:space="preserve"/>
+      </w:r>
+      <w:r>
+        <w:rPr>
+          <w:rFonts w:ascii="Consolas" w:cs="Consolas" w:eastAsia="Consolas" w:hAnsi="Consolas"/>
+          <w:sz w:val="19"/>
+          <w:szCs w:val="19"/>
+        </w:rPr>
+        <w:br/>
+        <w:t xml:space="preserve">    IF bx &gt; 660 THEN</w:t>
+      </w:r>
+      <w:r>
+        <w:rPr>
+          <w:rFonts w:ascii="Consolas" w:cs="Consolas" w:eastAsia="Consolas" w:hAnsi="Consolas"/>
+          <w:sz w:val="19"/>
+          <w:szCs w:val="19"/>
+        </w:rPr>
+        <w:br/>
+        <w:t xml:space="preserve">        punkte_links = punkte_links + 1</w:t>
+      </w:r>
+      <w:r>
+        <w:rPr>
+          <w:rFonts w:ascii="Consolas" w:cs="Consolas" w:eastAsia="Consolas" w:hAnsi="Consolas"/>
+          <w:sz w:val="19"/>
+          <w:szCs w:val="19"/>
+        </w:rPr>
+        <w:br/>
+        <w:t xml:space="preserve">        bx = 320</w:t>
+      </w:r>
+      <w:r>
+        <w:rPr>
+          <w:rFonts w:ascii="Consolas" w:cs="Consolas" w:eastAsia="Consolas" w:hAnsi="Consolas"/>
+          <w:sz w:val="19"/>
+          <w:szCs w:val="19"/>
+        </w:rPr>
+        <w:br/>
+        <w:t xml:space="preserve">        by = 200</w:t>
+      </w:r>
+      <w:r>
+        <w:rPr>
+          <w:rFonts w:ascii="Consolas" w:cs="Consolas" w:eastAsia="Consolas" w:hAnsi="Consolas"/>
+          <w:sz w:val="19"/>
+          <w:szCs w:val="19"/>
+        </w:rPr>
+        <w:br/>
+        <w:t xml:space="preserve">        dx = -5</w:t>
+      </w:r>
+      <w:r>
+        <w:rPr>
+          <w:rFonts w:ascii="Consolas" w:cs="Consolas" w:eastAsia="Consolas" w:hAnsi="Consolas"/>
+          <w:sz w:val="19"/>
+          <w:szCs w:val="19"/>
+        </w:rPr>
+        <w:br/>
+        <w:t xml:space="preserve">    END IF</w:t>
+      </w:r>
+      <w:r>
+        <w:rPr>
+          <w:rFonts w:ascii="Consolas" w:cs="Consolas" w:eastAsia="Consolas" w:hAnsi="Consolas"/>
+          <w:sz w:val="19"/>
+          <w:szCs w:val="19"/>
+        </w:rPr>
+        <w:br/>
+        <w:t xml:space="preserve">WEND</w:t>
+      </w:r>
+    </w:p>
+    <w:p>
+      <w:pPr>
+        <w:pStyle w:val="Heading2"/>
+        <w:keepNext/>
+        <w:keepLines/>
+        <w:spacing w:after="120" w:before="280"/>
+      </w:pPr>
+      <w:r>
+        <w:t xml:space="preserve">Was hier eigentlich passiert ist</w:t>
+      </w:r>
+    </w:p>
+    <w:p>
+      <w:pPr>
+        <w:spacing w:after="180" w:line="312" w:lineRule="auto"/>
+      </w:pPr>
+      <w:r>
+        <w:rPr>
+          <w:sz w:val="22"/>
+          <w:szCs w:val="22"/>
+        </w:rPr>
+        <w:t xml:space="preserve">Sieh dir das Programm noch einmal als Ganzes an. Es enthält keinen einzigen Befehl, den du nicht schon kanntest. Kein neues Kapitel Sprache, keine geheime Technik — nur Dinge aus den letzten sieben Kapiteln, in einer bestimmten Reihenfolge.</w:t>
+      </w:r>
+    </w:p>
+    <w:p>
+      <w:pPr>
+        <w:spacing w:after="180" w:line="312" w:lineRule="auto"/>
+      </w:pPr>
+      <w:r>
+        <w:rPr>
+          <w:sz w:val="22"/>
+          <w:szCs w:val="22"/>
+        </w:rPr>
+        <w:t xml:space="preserve">Das ist die eigentliche Nachricht dieses Kapitels: Programmieren besteht nicht darin, immer mehr Befehle zu kennen. Es besteht darin, die wenigen, die man kennt, richtig zusammenzusetzen.</w:t>
+      </w:r>
+    </w:p>
+    <w:p>
+      <w:pPr>
+        <w:spacing w:after="180" w:line="312" w:lineRule="auto"/>
+      </w:pPr>
+      <w:r>
+        <w:rPr>
+          <w:sz w:val="22"/>
+          <w:szCs w:val="22"/>
+        </w:rPr>
+        <w:t xml:space="preserve">Und der Aufbau der Schleife ist derselbe wie in Kapitel 5 — löschen, malen, zeigen, rechnen. Bei achtzig Zeilen sieht man ihn nur nicht mehr auf einen Blick. Genau deshalb stehen die vier Abschnitte durch Leerzeilen getrennt da.</w:t>
+      </w:r>
+    </w:p>
+    <w:p>
+      <w:pPr>
+        <w:pStyle w:val="Heading2"/>
+        <w:keepNext/>
+        <w:keepLines/>
+        <w:spacing w:after="120" w:before="280"/>
+      </w:pPr>
+      <w:r>
+        <w:t xml:space="preserve">Wenn etwas nicht geht</w:t>
+      </w:r>
+    </w:p>
+    <w:tbl>
+      <w:tblPr>
+        <w:tblW w:type="dxa" w:w="9026"/>
+        <w:tblBorders>
+          <w:top w:val="single" w:color="D0D0D0" w:sz="4"/>
+          <w:left w:val="single" w:color="D0D0D0" w:sz="4"/>
+          <w:bottom w:val="single" w:color="D0D0D0" w:sz="4"/>
+          <w:right w:val="single" w:color="D0D0D0" w:sz="4"/>
+          <w:insideH w:val="single" w:color="D0D0D0" w:sz="4"/>
+          <w:insideV w:val="single" w:color="D0D0D0" w:sz="4"/>
+        </w:tblBorders>
+      </w:tblPr>
+      <w:tblGrid>
+        <w:gridCol w:w="3400"/>
+        <w:gridCol w:w="5626"/>
+      </w:tblGrid>
+      <w:tr>
+        <w:trPr>
+          <w:cantSplit/>
+          <w:tblHeader/>
+        </w:trPr>
+        <w:tc>
+          <w:tcPr>
+            <w:tcW w:type="dxa" w:w="3400"/>
+            <w:shd w:fill="1B6CA8" w:val="clear"/>
+            <w:tcMar>
+              <w:top w:type="dxa" w:w="30"/>
+              <w:left w:type="dxa" w:w="90"/>
+              <w:bottom w:type="dxa" w:w="30"/>
+              <w:right w:type="dxa" w:w="90"/>
+            </w:tcMar>
+          </w:tcPr>
+          <w:p>
+            <w:pPr>
+              <w:spacing w:after="0" w:line="240" w:lineRule="auto"/>
+            </w:pPr>
+            <w:r>
+              <w:rPr>
+                <w:rFonts w:ascii="Arial" w:cs="Arial" w:eastAsia="Arial" w:hAnsi="Arial"/>
+                <w:b/>
+                <w:bCs/>
+                <w:color w:val="FFFFFF"/>
+                <w:sz w:val="19"/>
+                <w:szCs w:val="19"/>
+              </w:rPr>
+              <w:t xml:space="preserve">Was du siehst</w:t>
+            </w:r>
+          </w:p>
+        </w:tc>
+        <w:tc>
+          <w:tcPr>
+            <w:tcW w:type="dxa" w:w="5626"/>
+            <w:shd w:fill="1B6CA8" w:val="clear"/>
+            <w:tcMar>
+              <w:top w:type="dxa" w:w="30"/>
+              <w:left w:type="dxa" w:w="90"/>
+              <w:bottom w:type="dxa" w:w="30"/>
+              <w:right w:type="dxa" w:w="90"/>
+            </w:tcMar>
+          </w:tcPr>
+          <w:p>
+            <w:pPr>
+              <w:spacing w:after="0" w:line="240" w:lineRule="auto"/>
+            </w:pPr>
+            <w:r>
+              <w:rPr>
+                <w:rFonts w:ascii="Arial" w:cs="Arial" w:eastAsia="Arial" w:hAnsi="Arial"/>
+                <w:b/>
+                <w:bCs/>
+                <w:color w:val="FFFFFF"/>
+                <w:sz w:val="19"/>
+                <w:szCs w:val="19"/>
+              </w:rPr>
+              <w:t xml:space="preserve">Was meistens dahintersteckt</w:t>
+            </w:r>
+          </w:p>
+        </w:tc>
+      </w:tr>
+      <w:tr>
+        <w:trPr>
+          <w:cantSplit/>
+        </w:trPr>
+        <w:tc>
+          <w:tcPr>
+            <w:tcW w:type="dxa" w:w="3400"/>
+            <w:tcMar>
+              <w:top w:type="dxa" w:w="30"/>
+              <w:left w:type="dxa" w:w="90"/>
+              <w:bottom w:type="dxa" w:w="30"/>
+              <w:right w:type="dxa" w:w="90"/>
+            </w:tcMar>
+          </w:tcPr>
+          <w:p>
+            <w:pPr>
+              <w:spacing w:after="0" w:line="240" w:lineRule="auto"/>
+            </w:pPr>
+            <w:r>
+              <w:rPr>
+                <w:rFonts w:ascii="Arial" w:cs="Arial" w:eastAsia="Arial" w:hAnsi="Arial"/>
+                <w:color w:val="222222"/>
+                <w:sz w:val="19"/>
+                <w:szCs w:val="19"/>
+              </w:rPr>
+              <w:t xml:space="preserve">Der Ball bleibt am Schläger kleben</w:t>
+            </w:r>
+          </w:p>
+        </w:tc>
+        <w:tc>
+          <w:tcPr>
+            <w:tcW w:type="dxa" w:w="5626"/>
+            <w:tcMar>
+              <w:top w:type="dxa" w:w="30"/>
+              <w:left w:type="dxa" w:w="90"/>
+              <w:bottom w:type="dxa" w:w="30"/>
+              <w:right w:type="dxa" w:w="90"/>
+            </w:tcMar>
+          </w:tcPr>
+          <w:p>
+            <w:pPr>
+              <w:spacing w:after="0" w:line="240" w:lineRule="auto"/>
+            </w:pPr>
+            <w:r>
+              <w:rPr>
+                <w:rFonts w:ascii="Arial" w:cs="Arial" w:eastAsia="Arial" w:hAnsi="Arial"/>
+                <w:color w:val="222222"/>
+                <w:sz w:val="19"/>
+                <w:szCs w:val="19"/>
+              </w:rPr>
+              <w:t xml:space="preserve">Die Rückschiebe-Zeile (bx = 51) fehlt. Ohne sie steckt der Ball im Schläger und wird jedes Bild neu umgedreht.</w:t>
+            </w:r>
+          </w:p>
+        </w:tc>
+      </w:tr>
+      <w:tr>
+        <w:trPr>
+          <w:cantSplit/>
+        </w:trPr>
+        <w:tc>
+          <w:tcPr>
+            <w:tcW w:type="dxa" w:w="3400"/>
+            <w:tcMar>
+              <w:top w:type="dxa" w:w="30"/>
+              <w:left w:type="dxa" w:w="90"/>
+              <w:bottom w:type="dxa" w:w="30"/>
+              <w:right w:type="dxa" w:w="90"/>
+            </w:tcMar>
+          </w:tcPr>
+          <w:p>
+            <w:pPr>
+              <w:spacing w:after="0" w:line="240" w:lineRule="auto"/>
+            </w:pPr>
+            <w:r>
+              <w:rPr>
+                <w:rFonts w:ascii="Arial" w:cs="Arial" w:eastAsia="Arial" w:hAnsi="Arial"/>
+                <w:color w:val="222222"/>
+                <w:sz w:val="19"/>
+                <w:szCs w:val="19"/>
+              </w:rPr>
+              <w:t xml:space="preserve">Der Ball fliegt durch den Schläger</w:t>
+            </w:r>
+          </w:p>
+        </w:tc>
+        <w:tc>
+          <w:tcPr>
+            <w:tcW w:type="dxa" w:w="5626"/>
+            <w:tcMar>
+              <w:top w:type="dxa" w:w="30"/>
+              <w:left w:type="dxa" w:w="90"/>
+              <w:bottom w:type="dxa" w:w="30"/>
+              <w:right w:type="dxa" w:w="90"/>
+            </w:tcMar>
+          </w:tcPr>
+          <w:p>
+            <w:pPr>
+              <w:spacing w:after="0" w:line="240" w:lineRule="auto"/>
+            </w:pPr>
+            <w:r>
+              <w:rPr>
+                <w:rFonts w:ascii="Arial" w:cs="Arial" w:eastAsia="Arial" w:hAnsi="Arial"/>
+                <w:color w:val="222222"/>
+                <w:sz w:val="19"/>
+                <w:szCs w:val="19"/>
+              </w:rPr>
+              <w:t xml:space="preserve">Er ist zu schnell für die Prüfung — siehe den Warnkasten. Oder eine der vier Bedingungen hat die falsche Zahl.</w:t>
+            </w:r>
+          </w:p>
+        </w:tc>
+      </w:tr>
+      <w:tr>
+        <w:trPr>
+          <w:cantSplit/>
+        </w:trPr>
+        <w:tc>
+          <w:tcPr>
+            <w:tcW w:type="dxa" w:w="3400"/>
+            <w:tcMar>
+              <w:top w:type="dxa" w:w="30"/>
+              <w:left w:type="dxa" w:w="90"/>
+              <w:bottom w:type="dxa" w:w="30"/>
+              <w:right w:type="dxa" w:w="90"/>
+            </w:tcMar>
+          </w:tcPr>
+          <w:p>
+            <w:pPr>
+              <w:spacing w:after="0" w:line="240" w:lineRule="auto"/>
+            </w:pPr>
+            <w:r>
+              <w:rPr>
+                <w:rFonts w:ascii="Arial" w:cs="Arial" w:eastAsia="Arial" w:hAnsi="Arial"/>
+                <w:color w:val="222222"/>
+                <w:sz w:val="19"/>
+                <w:szCs w:val="19"/>
+              </w:rPr>
+              <w:t xml:space="preserve">Nur ein Schläger bewegt sich</w:t>
+            </w:r>
+          </w:p>
+        </w:tc>
+        <w:tc>
+          <w:tcPr>
+            <w:tcW w:type="dxa" w:w="5626"/>
+            <w:tcMar>
+              <w:top w:type="dxa" w:w="30"/>
+              <w:left w:type="dxa" w:w="90"/>
+              <w:bottom w:type="dxa" w:w="30"/>
+              <w:right w:type="dxa" w:w="90"/>
+            </w:tcMar>
+          </w:tcPr>
+          <w:p>
+            <w:pPr>
+              <w:spacing w:after="0" w:line="240" w:lineRule="auto"/>
+            </w:pPr>
+            <w:r>
+              <w:rPr>
+                <w:rFonts w:ascii="Arial" w:cs="Arial" w:eastAsia="Arial" w:hAnsi="Arial"/>
+                <w:color w:val="222222"/>
+                <w:sz w:val="19"/>
+                <w:szCs w:val="19"/>
+              </w:rPr>
+              <w:t xml:space="preserve">Die Tastenabfragen stehen in einer ELSEIF-Kette statt in vier einzelnen IF.</w:t>
+            </w:r>
+          </w:p>
+        </w:tc>
+      </w:tr>
+      <w:tr>
+        <w:trPr>
+          <w:cantSplit/>
+        </w:trPr>
+        <w:tc>
+          <w:tcPr>
+            <w:tcW w:type="dxa" w:w="3400"/>
+            <w:tcMar>
+              <w:top w:type="dxa" w:w="30"/>
+              <w:left w:type="dxa" w:w="90"/>
+              <w:bottom w:type="dxa" w:w="30"/>
+              <w:right w:type="dxa" w:w="90"/>
+            </w:tcMar>
+          </w:tcPr>
+          <w:p>
+            <w:pPr>
+              <w:spacing w:after="0" w:line="240" w:lineRule="auto"/>
+            </w:pPr>
+            <w:r>
+              <w:rPr>
+                <w:rFonts w:ascii="Arial" w:cs="Arial" w:eastAsia="Arial" w:hAnsi="Arial"/>
+                <w:color w:val="222222"/>
+                <w:sz w:val="19"/>
+                <w:szCs w:val="19"/>
+              </w:rPr>
+              <w:t xml:space="preserve">Der Punktestand springt um zwei</w:t>
+            </w:r>
+          </w:p>
+        </w:tc>
+        <w:tc>
+          <w:tcPr>
+            <w:tcW w:type="dxa" w:w="5626"/>
+            <w:tcMar>
+              <w:top w:type="dxa" w:w="30"/>
+              <w:left w:type="dxa" w:w="90"/>
+              <w:bottom w:type="dxa" w:w="30"/>
+              <w:right w:type="dxa" w:w="90"/>
+            </w:tcMar>
+          </w:tcPr>
+          <w:p>
+            <w:pPr>
+              <w:spacing w:after="0" w:line="240" w:lineRule="auto"/>
+            </w:pPr>
+            <w:r>
+              <w:rPr>
+                <w:rFonts w:ascii="Arial" w:cs="Arial" w:eastAsia="Arial" w:hAnsi="Arial"/>
+                <w:color w:val="222222"/>
+                <w:sz w:val="19"/>
+                <w:szCs w:val="19"/>
+              </w:rPr>
+              <w:t xml:space="preserve">Der Ball wird nicht in die Mitte zurückgesetzt, ist also im nächsten Bild immer noch draußen — und zählt erneut.</w:t>
+            </w:r>
+          </w:p>
+        </w:tc>
+      </w:tr>
+      <w:tr>
+        <w:trPr>
+          <w:cantSplit/>
+        </w:trPr>
+        <w:tc>
+          <w:tcPr>
+            <w:tcW w:type="dxa" w:w="3400"/>
+            <w:tcMar>
+              <w:top w:type="dxa" w:w="30"/>
+              <w:left w:type="dxa" w:w="90"/>
+              <w:bottom w:type="dxa" w:w="30"/>
+              <w:right w:type="dxa" w:w="90"/>
+            </w:tcMar>
+          </w:tcPr>
+          <w:p>
+            <w:pPr>
+              <w:spacing w:after="0" w:line="240" w:lineRule="auto"/>
+            </w:pPr>
+            <w:r>
+              <w:rPr>
+                <w:rFonts w:ascii="Arial" w:cs="Arial" w:eastAsia="Arial" w:hAnsi="Arial"/>
+                <w:color w:val="222222"/>
+                <w:sz w:val="19"/>
+                <w:szCs w:val="19"/>
+              </w:rPr>
+              <w:t xml:space="preserve">Die Punkte stehen winzig da</w:t>
+            </w:r>
+          </w:p>
+        </w:tc>
+        <w:tc>
+          <w:tcPr>
+            <w:tcW w:type="dxa" w:w="5626"/>
+            <w:tcMar>
+              <w:top w:type="dxa" w:w="30"/>
+              <w:left w:type="dxa" w:w="90"/>
+              <w:bottom w:type="dxa" w:w="30"/>
+              <w:right w:type="dxa" w:w="90"/>
+            </w:tcMar>
+          </w:tcPr>
+          <w:p>
+            <w:pPr>
+              <w:spacing w:after="0" w:line="240" w:lineRule="auto"/>
+            </w:pPr>
+            <w:r>
+              <w:rPr>
+                <w:rFonts w:ascii="Arial" w:cs="Arial" w:eastAsia="Arial" w:hAnsi="Arial"/>
+                <w:color w:val="222222"/>
+                <w:sz w:val="19"/>
+                <w:szCs w:val="19"/>
+              </w:rPr>
+              <w:t xml:space="preserve">TEXT_SIZE fehlt, oder es steht nach den TEXT-Zeilen statt davor.</w:t>
+            </w:r>
+          </w:p>
+        </w:tc>
+      </w:tr>
+      <w:tr>
+        <w:trPr>
+          <w:cantSplit/>
+        </w:trPr>
+        <w:tc>
+          <w:tcPr>
+            <w:tcW w:type="dxa" w:w="3400"/>
+            <w:tcMar>
+              <w:top w:type="dxa" w:w="30"/>
+              <w:left w:type="dxa" w:w="90"/>
+              <w:bottom w:type="dxa" w:w="30"/>
+              <w:right w:type="dxa" w:w="90"/>
+            </w:tcMar>
+          </w:tcPr>
+          <w:p>
+            <w:pPr>
+              <w:spacing w:after="0" w:line="240" w:lineRule="auto"/>
+            </w:pPr>
+            <w:r>
+              <w:rPr>
+                <w:rFonts w:ascii="Arial" w:cs="Arial" w:eastAsia="Arial" w:hAnsi="Arial"/>
+                <w:color w:val="222222"/>
+                <w:sz w:val="19"/>
+                <w:szCs w:val="19"/>
+              </w:rPr>
+              <w:t xml:space="preserve">Es ruckelt beim Tippen</w:t>
+            </w:r>
+          </w:p>
+        </w:tc>
+        <w:tc>
+          <w:tcPr>
+            <w:tcW w:type="dxa" w:w="5626"/>
+            <w:tcMar>
+              <w:top w:type="dxa" w:w="30"/>
+              <w:left w:type="dxa" w:w="90"/>
+              <w:bottom w:type="dxa" w:w="30"/>
+              <w:right w:type="dxa" w:w="90"/>
+            </w:tcMar>
+          </w:tcPr>
+          <w:p>
+            <w:pPr>
+              <w:spacing w:after="0" w:line="240" w:lineRule="auto"/>
+            </w:pPr>
+            <w:r>
+              <w:rPr>
+                <w:rFonts w:ascii="Arial" w:cs="Arial" w:eastAsia="Arial" w:hAnsi="Arial"/>
+                <w:color w:val="222222"/>
+                <w:sz w:val="19"/>
+                <w:szCs w:val="19"/>
+              </w:rPr>
+              <w:t xml:space="preserve">Nicht das Programm, sondern die Tastatur: Viele Tastaturen melden nicht mehr als sechs gleichzeitig gedrückte Tasten zuverlässig.</w:t>
+            </w:r>
+          </w:p>
+        </w:tc>
+      </w:tr>
+    </w:tbl>
+    <w:p>
+      <w:pPr>
+        <w:spacing w:after="160"/>
+      </w:pPr>
+    </w:p>
+    <w:p>
+      <w:pPr>
+        <w:pStyle w:val="Heading2"/>
+        <w:keepNext/>
+        <w:keepLines/>
+        <w:spacing w:after="120" w:before="280"/>
+      </w:pPr>
+      <w:r>
+        <w:t xml:space="preserve">Aufgaben</w:t>
+      </w:r>
+    </w:p>
+    <w:p>
+      <w:pPr>
+        <w:pStyle w:val="ListParagraph"/>
+        <w:numPr>
+          <w:ilvl w:val="0"/>
+          <w:numId w:val="2"/>
+        </w:numPr>
+        <w:spacing w:after="100" w:line="312" w:lineRule="auto"/>
+      </w:pPr>
+      <w:r>
+        <w:rPr>
+          <w:sz w:val="22"/>
+          <w:szCs w:val="22"/>
+        </w:rPr>
+        <w:t xml:space="preserve">Lass den Ball nach jedem Schlägertreffer ein wenig schneller werden. Ein Spiel, das anzieht, ist deutlich spannender.</w:t>
+      </w:r>
+    </w:p>
+    <w:p>
+      <w:pPr>
+        <w:pStyle w:val="ListParagraph"/>
+        <w:numPr>
+          <w:ilvl w:val="0"/>
+          <w:numId w:val="2"/>
+        </w:numPr>
+        <w:spacing w:after="100" w:line="312" w:lineRule="auto"/>
+      </w:pPr>
+      <w:r>
+        <w:rPr>
+          <w:sz w:val="22"/>
+          <w:szCs w:val="22"/>
+        </w:rPr>
+        <w:t xml:space="preserve">Mach den Abprallwinkel davon abhängig, WO der Ball den Schläger trifft: an der Kante steiler, in der Mitte flacher. Das ist die wichtigste Regel des echten Pong, und sie steckt in einer einzigen Zeile.</w:t>
+      </w:r>
+    </w:p>
+    <w:p>
+      <w:pPr>
+        <w:pStyle w:val="ListParagraph"/>
+        <w:numPr>
+          <w:ilvl w:val="0"/>
+          <w:numId w:val="2"/>
+        </w:numPr>
+        <w:spacing w:after="100" w:line="312" w:lineRule="auto"/>
+      </w:pPr>
+      <w:r>
+        <w:rPr>
+          <w:sz w:val="22"/>
+          <w:szCs w:val="22"/>
+        </w:rPr>
+        <w:t xml:space="preserve">Lass das Spiel bei elf Punkten enden und den Sieger anzeigen.</w:t>
+      </w:r>
+    </w:p>
+    <w:p>
+      <w:pPr>
+        <w:pStyle w:val="ListParagraph"/>
+        <w:numPr>
+          <w:ilvl w:val="0"/>
+          <w:numId w:val="2"/>
+        </w:numPr>
+        <w:spacing w:after="100" w:line="312" w:lineRule="auto"/>
+      </w:pPr>
+      <w:r>
+        <w:rPr>
+          <w:sz w:val="22"/>
+          <w:szCs w:val="22"/>
+        </w:rPr>
+        <w:t xml:space="preserve">Bau einen Ton bei jedem Treffer ein — dafür brauchst du Teil II, aber schau ruhig vor.</w:t>
+      </w:r>
+    </w:p>
+    <w:p>
+      <w:pPr>
+        <w:pStyle w:val="ListParagraph"/>
+        <w:numPr>
+          <w:ilvl w:val="0"/>
+          <w:numId w:val="2"/>
+        </w:numPr>
+        <w:spacing w:after="100" w:line="312" w:lineRule="auto"/>
+      </w:pPr>
+      <w:r>
+        <w:rPr>
+          <w:sz w:val="22"/>
+          <w:szCs w:val="22"/>
+        </w:rPr>
+        <w:t xml:space="preserve">Ersetze den rechten Spieler durch den Rechner: Der Schläger folgt einfach der Höhe des Balls. Gib ihm ein Tempolimit, sonst gewinnt er immer.</w:t>
+      </w:r>
+    </w:p>
+    <w:p>
+      <w:pPr>
+        <w:pStyle w:val="ListParagraph"/>
+        <w:numPr>
+          <w:ilvl w:val="0"/>
+          <w:numId w:val="2"/>
+        </w:numPr>
+        <w:spacing w:after="100" w:line="312" w:lineRule="auto"/>
+      </w:pPr>
+      <w:r>
+        <w:rPr>
+          <w:sz w:val="22"/>
+          <w:szCs w:val="22"/>
+        </w:rPr>
+        <w:t xml:space="preserve">Male eine dünne Linie dort, wo der Ball zuletzt entlanggeflogen ist — die Spur aus Kapitel 5 als Nachziehschweif.</w:t>
+      </w:r>
+    </w:p>
+    <w:p>
+      <w:pPr>
+        <w:spacing w:after="180" w:line="312" w:lineRule="auto"/>
+      </w:pPr>
+      <w:r>
+        <w:rPr>
+          <w:sz w:val="22"/>
+          <w:szCs w:val="22"/>
+        </w:rPr>
+        <w:t xml:space="preserve">Das war das erste vollständige Spiel. Im nächsten Kapitel bauen wir ein zweites, und dafür brauchst du zum ersten Mal seit Kapitel 2 etwas wirklich Neues: einen Behälter für viele Dinge auf einmal.</w:t>
+      </w:r>
+    </w:p>
+    <w:p>
+      <w:pPr>
+        <w:pStyle w:val="Heading1"/>
+        <w:keepNext/>
+        <w:keepLines/>
+        <w:pageBreakBefore/>
+        <w:pBdr>
+          <w:bottom w:val="single" w:color="1B6CA8" w:sz="12" w:space="4"/>
+        </w:pBdr>
+        <w:spacing w:after="160" w:before="0"/>
+      </w:pPr>
+      <w:r>
+        <w:t xml:space="preserve">Projekt: Snake</w:t>
+      </w:r>
+    </w:p>
+    <w:p>
+      <w:pPr>
+        <w:spacing w:after="180" w:line="312" w:lineRule="auto"/>
+      </w:pPr>
+      <w:r>
+        <w:rPr>
+          <w:sz w:val="22"/>
+          <w:szCs w:val="22"/>
+        </w:rPr>
+        <w:t xml:space="preserve">Snake ist noch älter als Pong — die Grundidee stammt aus einem Spielhallenautomaten von 1976, und berühmt wurde sie zwanzig Jahre später auf einem Nokia-Handy. Eine Schlange kriecht über ein Feld, frisst, wird länger, und irgendwann ist sie sich selbst im Weg.</w:t>
+      </w:r>
+    </w:p>
+    <w:p>
+      <w:pPr>
+        <w:spacing w:after="180" w:line="312" w:lineRule="auto"/>
+      </w:pPr>
+      <w:r>
+        <w:rPr>
+          <w:sz w:val="22"/>
+          <w:szCs w:val="22"/>
+        </w:rPr>
+        <w:t xml:space="preserve">Und genau daran scheitert alles, was du bisher kannst. Denn diese Schlange hat nicht eine Position, sondern zwanzig. Oder fünfzig. Man weiß vorher nicht, wie viele.</w:t>
+      </w:r>
+    </w:p>
+    <w:p>
+      <w:pPr>
+        <w:pStyle w:val="Heading2"/>
+        <w:keepNext/>
+        <w:keepLines/>
+        <w:spacing w:after="120" w:before="280"/>
+      </w:pPr>
+      <w:r>
+        <w:t xml:space="preserve">Das Problem mit den vielen Kartons</w:t>
+      </w:r>
+    </w:p>
+    <w:p>
+      <w:pPr>
+        <w:spacing w:after="180" w:line="312" w:lineRule="auto"/>
+      </w:pPr>
+      <w:r>
+        <w:rPr>
+          <w:sz w:val="22"/>
+          <w:szCs w:val="22"/>
+        </w:rPr>
+        <w:t xml:space="preserve">Ein Glied der Schlange bräuchte zwei Kartons — Spalte und Zeile. Bei sechs Gliedern wären das zwölf: </w:t>
+      </w:r>
+      <w:r>
+        <w:rPr>
+          <w:rFonts w:ascii="Consolas" w:cs="Consolas" w:eastAsia="Consolas" w:hAnsi="Consolas"/>
+          <w:color w:val="335577"/>
+          <w:sz w:val="21"/>
+          <w:szCs w:val="21"/>
+        </w:rPr>
+        <w:t xml:space="preserve">sx1</w:t>
+      </w:r>
+      <w:r>
+        <w:rPr>
+          <w:sz w:val="22"/>
+          <w:szCs w:val="22"/>
+        </w:rPr>
+        <w:t xml:space="preserve">, </w:t>
+      </w:r>
+      <w:r>
+        <w:rPr>
+          <w:rFonts w:ascii="Consolas" w:cs="Consolas" w:eastAsia="Consolas" w:hAnsi="Consolas"/>
+          <w:color w:val="335577"/>
+          <w:sz w:val="21"/>
+          <w:szCs w:val="21"/>
+        </w:rPr>
+        <w:t xml:space="preserve">sy1</w:t>
+      </w:r>
+      <w:r>
+        <w:rPr>
+          <w:sz w:val="22"/>
+          <w:szCs w:val="22"/>
+        </w:rPr>
+        <w:t xml:space="preserve">, </w:t>
+      </w:r>
+      <w:r>
+        <w:rPr>
+          <w:rFonts w:ascii="Consolas" w:cs="Consolas" w:eastAsia="Consolas" w:hAnsi="Consolas"/>
+          <w:color w:val="335577"/>
+          <w:sz w:val="21"/>
+          <w:szCs w:val="21"/>
+        </w:rPr>
+        <w:t xml:space="preserve">sx2</w:t>
+      </w:r>
+      <w:r>
+        <w:rPr>
+          <w:sz w:val="22"/>
+          <w:szCs w:val="22"/>
+        </w:rPr>
+        <w:t xml:space="preserve">, </w:t>
+      </w:r>
+      <w:r>
+        <w:rPr>
+          <w:rFonts w:ascii="Consolas" w:cs="Consolas" w:eastAsia="Consolas" w:hAnsi="Consolas"/>
+          <w:color w:val="335577"/>
+          <w:sz w:val="21"/>
+          <w:szCs w:val="21"/>
+        </w:rPr>
+        <w:t xml:space="preserve">sy2</w:t>
+      </w:r>
+      <w:r>
+        <w:rPr>
+          <w:sz w:val="22"/>
+          <w:szCs w:val="22"/>
+        </w:rPr>
+        <w:t xml:space="preserve"> und so weiter. Und wenn die Schlange frisst und länger wird, bräuchtest du plötzlich zwei weitere. Die kann man aber nicht während des Laufens dazuschreiben.</w:t>
+      </w:r>
+    </w:p>
+    <w:p>
+      <w:pPr>
+        <w:spacing w:after="180" w:line="312" w:lineRule="auto"/>
+      </w:pPr>
+      <w:r>
+        <w:rPr>
+          <w:sz w:val="22"/>
+          <w:szCs w:val="22"/>
+        </w:rPr>
+        <w:t xml:space="preserve">Dieses Problem ist so alt wie das Programmieren, und die Lösung ist eine der ersten Erfindungen, die jede Sprache mitbringt: ein Behälter, der viele gleichartige Werte hält, durchnummeriert.</w:t>
+      </w:r>
+    </w:p>
+    <w:p>
+      <w:pPr>
+        <w:pStyle w:val="Heading2"/>
+        <w:keepNext/>
+        <w:keepLines/>
+        <w:spacing w:after="120" w:before="280"/>
+      </w:pPr>
+      <w:r>
+        <w:t xml:space="preserve">Der Behälter</w:t>
+      </w:r>
+    </w:p>
+    <w:p>
+      <w:pPr>
+        <w:keepLines/>
+        <w:pBdr>
+          <w:left w:val="single" w:color="1B6CA8" w:sz="18" w:space="6"/>
+        </w:pBdr>
+        <w:shd w:fill="F4F4F4" w:val="clear"/>
+        <w:spacing w:after="200" w:before="100" w:line="264" w:lineRule="auto"/>
+        <w:ind w:left="140"/>
+      </w:pPr>
+      <w:r>
+        <w:rPr>
+          <w:rFonts w:ascii="Consolas" w:cs="Consolas" w:eastAsia="Consolas" w:hAnsi="Consolas"/>
+          <w:sz w:val="19"/>
+          <w:szCs w:val="19"/>
+        </w:rPr>
+        <w:t xml:space="preserve">DIM punkte[5] AS INTEGER</w:t>
+      </w:r>
+      <w:r>
+        <w:rPr>
+          <w:rFonts w:ascii="Consolas" w:cs="Consolas" w:eastAsia="Consolas" w:hAnsi="Consolas"/>
+          <w:sz w:val="19"/>
+          <w:szCs w:val="19"/>
+        </w:rPr>
+        <w:br/>
+        <w:t xml:space="preserve"/>
+      </w:r>
+      <w:r>
+        <w:rPr>
+          <w:rFonts w:ascii="Consolas" w:cs="Consolas" w:eastAsia="Consolas" w:hAnsi="Consolas"/>
+          <w:sz w:val="19"/>
+          <w:szCs w:val="19"/>
+        </w:rPr>
+        <w:br/>
+        <w:t xml:space="preserve">punkte[0] = 42</w:t>
+      </w:r>
+      <w:r>
+        <w:rPr>
+          <w:rFonts w:ascii="Consolas" w:cs="Consolas" w:eastAsia="Consolas" w:hAnsi="Consolas"/>
+          <w:sz w:val="19"/>
+          <w:szCs w:val="19"/>
+        </w:rPr>
+        <w:br/>
+        <w:t xml:space="preserve">punkte[1] = 17</w:t>
+      </w:r>
+      <w:r>
+        <w:rPr>
+          <w:rFonts w:ascii="Consolas" w:cs="Consolas" w:eastAsia="Consolas" w:hAnsi="Consolas"/>
+          <w:sz w:val="19"/>
+          <w:szCs w:val="19"/>
+        </w:rPr>
+        <w:br/>
+        <w:t xml:space="preserve">punkte[4] = 99</w:t>
+      </w:r>
+      <w:r>
+        <w:rPr>
+          <w:rFonts w:ascii="Consolas" w:cs="Consolas" w:eastAsia="Consolas" w:hAnsi="Consolas"/>
+          <w:sz w:val="19"/>
+          <w:szCs w:val="19"/>
+        </w:rPr>
+        <w:br/>
+        <w:t xml:space="preserve"/>
+      </w:r>
+      <w:r>
+        <w:rPr>
+          <w:rFonts w:ascii="Consolas" w:cs="Consolas" w:eastAsia="Consolas" w:hAnsi="Consolas"/>
+          <w:sz w:val="19"/>
+          <w:szCs w:val="19"/>
+        </w:rPr>
+        <w:br/>
+        <w:t xml:space="preserve">PRINT punkte[0]</w:t>
+      </w:r>
+      <w:r>
+        <w:rPr>
+          <w:rFonts w:ascii="Consolas" w:cs="Consolas" w:eastAsia="Consolas" w:hAnsi="Consolas"/>
+          <w:sz w:val="19"/>
+          <w:szCs w:val="19"/>
+        </w:rPr>
+        <w:br/>
+        <w:t xml:space="preserve">PRINT punkte[4]</w:t>
+      </w:r>
+    </w:p>
+    <w:p>
+      <w:pPr>
+        <w:keepLines/>
+        <w:pBdr>
+          <w:left w:val="single" w:color="9AC79A" w:sz="18" w:space="6"/>
+        </w:pBdr>
+        <w:shd w:fill="EAF4EA" w:val="clear"/>
+        <w:spacing w:after="200" w:before="100" w:line="264" w:lineRule="auto"/>
+        <w:ind w:left="140"/>
+      </w:pPr>
+      <w:r>
+        <w:rPr>
+          <w:rFonts w:ascii="Consolas" w:cs="Consolas" w:eastAsia="Consolas" w:hAnsi="Consolas"/>
+          <w:sz w:val="19"/>
+          <w:szCs w:val="19"/>
+        </w:rPr>
+        <w:t xml:space="preserve">42</w:t>
+      </w:r>
+      <w:r>
+        <w:rPr>
+          <w:rFonts w:ascii="Consolas" w:cs="Consolas" w:eastAsia="Consolas" w:hAnsi="Consolas"/>
+          <w:sz w:val="19"/>
+          <w:szCs w:val="19"/>
+        </w:rPr>
+        <w:br/>
+        <w:t xml:space="preserve">99</w:t>
+      </w:r>
+    </w:p>
+    <w:p>
+      <w:pPr>
+        <w:spacing w:after="180" w:line="312" w:lineRule="auto"/>
+      </w:pPr>
+      <w:r>
+        <w:rPr>
+          <w:rFonts w:ascii="Consolas" w:cs="Consolas" w:eastAsia="Consolas" w:hAnsi="Consolas"/>
+          <w:color w:val="335577"/>
+          <w:sz w:val="21"/>
+          <w:szCs w:val="21"/>
+        </w:rPr>
+        <w:t xml:space="preserve">DIM punkte[5] AS INTEGER</w:t>
+      </w:r>
+      <w:r>
+        <w:rPr>
+          <w:sz w:val="22"/>
+          <w:szCs w:val="22"/>
+        </w:rPr>
+        <w:t xml:space="preserve"> legt fünf Kartons auf einmal an — nicht einen, sondern eine ganze Reihe. So etwas heißt ein Array, auf Deutsch manchmal Feld. Ein deutsches Wort hat sich nie durchgesetzt; sag ruhig Array.</w:t>
+      </w:r>
+    </w:p>
+    <w:p>
+      <w:pPr>
+        <w:spacing w:after="180" w:line="312" w:lineRule="auto"/>
+      </w:pPr>
+      <w:r>
+        <w:rPr>
+          <w:sz w:val="22"/>
+          <w:szCs w:val="22"/>
+        </w:rPr>
+        <w:t xml:space="preserve">Die eckigen Klammern sind neu und wichtig: Runde Klammern gehören zu Befehlen, eckige zu Arrays. </w:t>
+      </w:r>
+      <w:r>
+        <w:rPr>
+          <w:rFonts w:ascii="Consolas" w:cs="Consolas" w:eastAsia="Consolas" w:hAnsi="Consolas"/>
+          <w:color w:val="335577"/>
+          <w:sz w:val="21"/>
+          <w:szCs w:val="21"/>
+        </w:rPr>
+        <w:t xml:space="preserve">punkte[1]</w:t>
+      </w:r>
+      <w:r>
+        <w:rPr>
+          <w:sz w:val="22"/>
+          <w:szCs w:val="22"/>
+        </w:rPr>
+        <w:t xml:space="preserve"> heißt „das Fach Nummer 1“.</w:t>
+      </w:r>
+    </w:p>
+    <w:p>
+      <w:pPr>
+        <w:spacing w:before="60"/>
+      </w:pPr>
+    </w:p>
+    <w:tbl>
+      <w:tblPr>
+        <w:tblW w:type="dxa" w:w="9026"/>
+        <w:tblBorders>
+          <w:top w:val="single" w:color="auto" w:sz="4"/>
+          <w:left w:val="single" w:color="auto" w:sz="4"/>
+          <w:bottom w:val="single" w:color="auto" w:sz="4"/>
+          <w:right w:val="single" w:color="auto" w:sz="4"/>
+          <w:insideH w:val="single" w:color="auto" w:sz="4"/>
+          <w:insideV w:val="single" w:color="auto" w:sz="4"/>
+        </w:tblBorders>
+      </w:tblPr>
+      <w:tblGrid>
+        <w:gridCol w:w="9026"/>
+      </w:tblGrid>
+      <w:tr>
+        <w:trPr>
+          <w:cantSplit/>
+        </w:trPr>
+        <w:tc>
+          <w:tcPr>
+            <w:tcW w:type="dxa" w:w="9026"/>
+            <w:tcBorders>
+              <w:top w:val="single" w:color="E0A0A0" w:sz="6"/>
+              <w:left w:val="single" w:color="E0A0A0" w:sz="6"/>
+              <w:bottom w:val="single" w:color="E0A0A0" w:sz="6"/>
+              <w:right w:val="single" w:color="E0A0A0" w:sz="6"/>
+            </w:tcBorders>
+            <w:shd w:fill="FBEAEA" w:val="clear"/>
+            <w:tcMar>
+              <w:top w:type="dxa" w:w="140"/>
+              <w:left w:type="dxa" w:w="180"/>
+              <w:bottom w:type="dxa" w:w="140"/>
+              <w:right w:type="dxa" w:w="180"/>
+            </w:tcMar>
+          </w:tcPr>
+          <w:p>
+            <w:pPr>
+              <w:spacing w:after="40"/>
+            </w:pPr>
+            <w:r>
+              <w:rPr>
+                <w:b/>
+                <w:bCs/>
+                <w:color w:val="B23030"/>
+                <w:sz w:val="22"/>
+                <w:szCs w:val="22"/>
+              </w:rPr>
+              <w:t xml:space="preserve">Das erste Fach heißt null</w:t>
+            </w:r>
+          </w:p>
+          <w:p>
+            <w:pPr>
+              <w:spacing w:after="0" w:line="312" w:lineRule="auto"/>
+            </w:pPr>
+            <w:r>
+              <w:rPr>
+                <w:sz w:val="22"/>
+                <w:szCs w:val="22"/>
+              </w:rPr>
+              <w:t xml:space="preserve">Gezählt wird ab NULL. Bei DIM punkte[5] heißen die Fächer 0, 1, 2, 3 und 4 — ein Fach Nummer 5 gibt es nicht. Das ist die berühmteste Stolperstelle der ganzen Programmiererei, und sie erwischt auch Leute, die das seit Jahren machen. Merksatz: Die Zahl in der DIM-Zeile ist die ANZAHL, die Zahl in den Klammern ist der ABSTAND vom Anfang.</w:t>
+            </w:r>
+          </w:p>
+        </w:tc>
+      </w:tr>
+    </w:tbl>
+    <w:p>
+      <w:pPr>
+        <w:spacing w:after="160"/>
+      </w:pPr>
+    </w:p>
+    <w:p>
+      <w:pPr>
+        <w:spacing w:after="180" w:line="312" w:lineRule="auto"/>
+      </w:pPr>
+      <w:r>
+        <w:rPr>
+          <w:sz w:val="22"/>
+          <w:szCs w:val="22"/>
+        </w:rPr>
+        <w:t xml:space="preserve">Der eigentliche Gewinn zeigt sich erst mit einer Schleife. Denn die Nummer in den Klammern darf eine Variable sein — und damit kann eine einzige Zeile alle Fächer der Reihe nach anfassen:</w:t>
+      </w:r>
+    </w:p>
+    <w:p>
+      <w:pPr>
+        <w:keepLines/>
+        <w:pBdr>
+          <w:left w:val="single" w:color="1B6CA8" w:sz="18" w:space="6"/>
+        </w:pBdr>
+        <w:shd w:fill="F4F4F4" w:val="clear"/>
+        <w:spacing w:after="200" w:before="100" w:line="264" w:lineRule="auto"/>
+        <w:ind w:left="140"/>
+      </w:pPr>
+      <w:r>
+        <w:rPr>
+          <w:rFonts w:ascii="Consolas" w:cs="Consolas" w:eastAsia="Consolas" w:hAnsi="Consolas"/>
+          <w:sz w:val="19"/>
+          <w:szCs w:val="19"/>
+        </w:rPr>
+        <w:t xml:space="preserve">DIM zahlen[10] AS INTEGER</w:t>
+      </w:r>
+      <w:r>
+        <w:rPr>
+          <w:rFonts w:ascii="Consolas" w:cs="Consolas" w:eastAsia="Consolas" w:hAnsi="Consolas"/>
+          <w:sz w:val="19"/>
+          <w:szCs w:val="19"/>
+        </w:rPr>
+        <w:br/>
+        <w:t xml:space="preserve">DIM i AS INTEGER</w:t>
+      </w:r>
+      <w:r>
+        <w:rPr>
+          <w:rFonts w:ascii="Consolas" w:cs="Consolas" w:eastAsia="Consolas" w:hAnsi="Consolas"/>
+          <w:sz w:val="19"/>
+          <w:szCs w:val="19"/>
+        </w:rPr>
+        <w:br/>
+        <w:t xml:space="preserve"/>
+      </w:r>
+      <w:r>
+        <w:rPr>
+          <w:rFonts w:ascii="Consolas" w:cs="Consolas" w:eastAsia="Consolas" w:hAnsi="Consolas"/>
+          <w:sz w:val="19"/>
+          <w:szCs w:val="19"/>
+        </w:rPr>
+        <w:br/>
+        <w:t xml:space="preserve">FOR i = 0 TO 9</w:t>
+      </w:r>
+      <w:r>
+        <w:rPr>
+          <w:rFonts w:ascii="Consolas" w:cs="Consolas" w:eastAsia="Consolas" w:hAnsi="Consolas"/>
+          <w:sz w:val="19"/>
+          <w:szCs w:val="19"/>
+        </w:rPr>
+        <w:br/>
+        <w:t xml:space="preserve">    zahlen[i] = i * i</w:t>
+      </w:r>
+      <w:r>
+        <w:rPr>
+          <w:rFonts w:ascii="Consolas" w:cs="Consolas" w:eastAsia="Consolas" w:hAnsi="Consolas"/>
+          <w:sz w:val="19"/>
+          <w:szCs w:val="19"/>
+        </w:rPr>
+        <w:br/>
+        <w:t xml:space="preserve">NEXT</w:t>
+      </w:r>
+      <w:r>
+        <w:rPr>
+          <w:rFonts w:ascii="Consolas" w:cs="Consolas" w:eastAsia="Consolas" w:hAnsi="Consolas"/>
+          <w:sz w:val="19"/>
+          <w:szCs w:val="19"/>
+        </w:rPr>
+        <w:br/>
+        <w:t xml:space="preserve"/>
+      </w:r>
+      <w:r>
+        <w:rPr>
+          <w:rFonts w:ascii="Consolas" w:cs="Consolas" w:eastAsia="Consolas" w:hAnsi="Consolas"/>
+          <w:sz w:val="19"/>
+          <w:szCs w:val="19"/>
+        </w:rPr>
+        <w:br/>
+        <w:t xml:space="preserve">PRINT zahlen[7]</w:t>
+      </w:r>
+    </w:p>
+    <w:p>
+      <w:pPr>
+        <w:keepLines/>
+        <w:pBdr>
+          <w:left w:val="single" w:color="9AC79A" w:sz="18" w:space="6"/>
+        </w:pBdr>
+        <w:shd w:fill="EAF4EA" w:val="clear"/>
+        <w:spacing w:after="200" w:before="100" w:line="264" w:lineRule="auto"/>
+        <w:ind w:left="140"/>
+      </w:pPr>
+      <w:r>
+        <w:rPr>
+          <w:rFonts w:ascii="Consolas" w:cs="Consolas" w:eastAsia="Consolas" w:hAnsi="Consolas"/>
+          <w:sz w:val="19"/>
+          <w:szCs w:val="19"/>
+        </w:rPr>
+        <w:t xml:space="preserve">49</w:t>
+      </w:r>
+    </w:p>
+    <w:p>
+      <w:pPr>
+        <w:spacing w:after="180" w:line="312" w:lineRule="auto"/>
+      </w:pPr>
+      <w:r>
+        <w:rPr>
+          <w:rFonts w:ascii="Consolas" w:cs="Consolas" w:eastAsia="Consolas" w:hAnsi="Consolas"/>
+          <w:color w:val="335577"/>
+          <w:sz w:val="21"/>
+          <w:szCs w:val="21"/>
+        </w:rPr>
+        <w:t xml:space="preserve">LEN(zahlen)</w:t>
+      </w:r>
+      <w:r>
+        <w:rPr>
+          <w:sz w:val="22"/>
+          <w:szCs w:val="22"/>
+        </w:rPr>
+        <w:t xml:space="preserve"> sagt dir jederzeit, wie viele Fächer ein Array hat — hier 10. Praktisch, wenn die Länge nicht direkt daneben steht.</w:t>
+      </w:r>
+    </w:p>
+    <w:p>
+      <w:pPr>
+        <w:pStyle w:val="Heading2"/>
+        <w:keepNext/>
+        <w:keepLines/>
+        <w:spacing w:after="120" w:before="280"/>
+      </w:pPr>
+      <w:r>
+        <w:t xml:space="preserve">Wie man daraus eine Schlange macht</w:t>
+      </w:r>
+    </w:p>
+    <w:p>
+      <w:pPr>
+        <w:spacing w:after="180" w:line="312" w:lineRule="auto"/>
+      </w:pPr>
+      <w:r>
+        <w:rPr>
+          <w:sz w:val="22"/>
+          <w:szCs w:val="22"/>
+        </w:rPr>
+        <w:t xml:space="preserve">Für Snake brauchen wir zwei Arrays: eines für die Spalten aller Glieder, eines für die Zeilen. Fach 0 ist immer der Kopf, danach folgt der Körper.</w:t>
+      </w:r>
+    </w:p>
+    <w:p>
+      <w:pPr>
+        <w:keepLines/>
+        <w:pBdr>
+          <w:left w:val="single" w:color="1B6CA8" w:sz="18" w:space="6"/>
+        </w:pBdr>
+        <w:shd w:fill="F4F4F4" w:val="clear"/>
+        <w:spacing w:after="200" w:before="100" w:line="264" w:lineRule="auto"/>
+        <w:ind w:left="140"/>
+      </w:pPr>
+      <w:r>
+        <w:rPr>
+          <w:rFonts w:ascii="Consolas" w:cs="Consolas" w:eastAsia="Consolas" w:hAnsi="Consolas"/>
+          <w:sz w:val="19"/>
+          <w:szCs w:val="19"/>
+        </w:rPr>
+        <w:t xml:space="preserve">DIM sx[400] AS INTEGER          ' Spalte jedes Gliedes</w:t>
+      </w:r>
+      <w:r>
+        <w:rPr>
+          <w:rFonts w:ascii="Consolas" w:cs="Consolas" w:eastAsia="Consolas" w:hAnsi="Consolas"/>
+          <w:sz w:val="19"/>
+          <w:szCs w:val="19"/>
+        </w:rPr>
+        <w:br/>
+        <w:t xml:space="preserve">DIM sy[400] AS INTEGER          ' Zeile jedes Gliedes</w:t>
+      </w:r>
+      <w:r>
+        <w:rPr>
+          <w:rFonts w:ascii="Consolas" w:cs="Consolas" w:eastAsia="Consolas" w:hAnsi="Consolas"/>
+          <w:sz w:val="19"/>
+          <w:szCs w:val="19"/>
+        </w:rPr>
+        <w:br/>
+        <w:t xml:space="preserve">DIM laenge AS INTEGER</w:t>
+      </w:r>
+    </w:p>
+    <w:p>
+      <w:pPr>
+        <w:spacing w:after="180" w:line="312" w:lineRule="auto"/>
+      </w:pPr>
+      <w:r>
+        <w:rPr>
+          <w:sz w:val="22"/>
+          <w:szCs w:val="22"/>
+        </w:rPr>
+        <w:t xml:space="preserve">Vierhundert Fächer sind großzügig — das Feld hat 32 mal 19, also 608 Zellen, und so lang wird keine Schlange. Man legt lieber zu viele an als zu wenige; leere Fächer kosten nichts.</w:t>
+      </w:r>
+    </w:p>
+    <w:p>
+      <w:pPr>
+        <w:spacing w:after="180" w:line="312" w:lineRule="auto"/>
+      </w:pPr>
+      <w:r>
+        <w:rPr>
+          <w:sz w:val="22"/>
+          <w:szCs w:val="22"/>
+        </w:rPr>
+        <w:t xml:space="preserve">Wie lang die Schlange gerade WIRKLICH ist, steht in </w:t>
+      </w:r>
+      <w:r>
+        <w:rPr>
+          <w:rFonts w:ascii="Consolas" w:cs="Consolas" w:eastAsia="Consolas" w:hAnsi="Consolas"/>
+          <w:color w:val="335577"/>
+          <w:sz w:val="21"/>
+          <w:szCs w:val="21"/>
+        </w:rPr>
+        <w:t xml:space="preserve">laenge</w:t>
+      </w:r>
+      <w:r>
+        <w:rPr>
+          <w:sz w:val="22"/>
+          <w:szCs w:val="22"/>
+        </w:rPr>
+        <w:t xml:space="preserve">. Die Fächer dahinter enthalten noch alte Werte, aber sie werden weder gemalt noch geprüft. Ein Array plus ein Längenzähler — dieses Paar wirst du überall wiedersehen.</w:t>
+      </w:r>
+    </w:p>
+    <w:p>
+      <w:pPr>
+        <w:pStyle w:val="Heading2"/>
+        <w:keepNext/>
+        <w:keepLines/>
+        <w:spacing w:after="120" w:before="280"/>
+      </w:pPr>
+      <w:r>
+        <w:t xml:space="preserve">Die Bewegung: nachrücken</w:t>
+      </w:r>
+    </w:p>
+    <w:p>
+      <w:pPr>
+        <w:spacing w:after="180" w:line="312" w:lineRule="auto"/>
+      </w:pPr>
+      <w:r>
+        <w:rPr>
+          <w:sz w:val="22"/>
+          <w:szCs w:val="22"/>
+        </w:rPr>
+        <w:t xml:space="preserve">Jetzt kommt die Idee, um die sich das ganze Spiel dreht, und sie ist bestechend einfach. Eine Schlange bewegt sich nicht wirklich. Jedes Glied rückt auf den Platz seines Vordermanns, und nur der Kopf geht wirklich einen Schritt weiter:</w:t>
+      </w:r>
+    </w:p>
+    <w:p>
+      <w:pPr>
+        <w:keepLines/>
+        <w:pBdr>
+          <w:left w:val="single" w:color="1B6CA8" w:sz="18" w:space="6"/>
+        </w:pBdr>
+        <w:shd w:fill="F4F4F4" w:val="clear"/>
+        <w:spacing w:after="200" w:before="100" w:line="264" w:lineRule="auto"/>
+        <w:ind w:left="140"/>
+      </w:pPr>
+      <w:r>
+        <w:rPr>
+          <w:rFonts w:ascii="Consolas" w:cs="Consolas" w:eastAsia="Consolas" w:hAnsi="Consolas"/>
+          <w:sz w:val="19"/>
+          <w:szCs w:val="19"/>
+        </w:rPr>
+        <w:t xml:space="preserve">FOR i = laenge - 1 TO 1 STEP -1</w:t>
+      </w:r>
+      <w:r>
+        <w:rPr>
+          <w:rFonts w:ascii="Consolas" w:cs="Consolas" w:eastAsia="Consolas" w:hAnsi="Consolas"/>
+          <w:sz w:val="19"/>
+          <w:szCs w:val="19"/>
+        </w:rPr>
+        <w:br/>
+        <w:t xml:space="preserve">    sx[i] = sx[i - 1]</w:t>
+      </w:r>
+      <w:r>
+        <w:rPr>
+          <w:rFonts w:ascii="Consolas" w:cs="Consolas" w:eastAsia="Consolas" w:hAnsi="Consolas"/>
+          <w:sz w:val="19"/>
+          <w:szCs w:val="19"/>
+        </w:rPr>
+        <w:br/>
+        <w:t xml:space="preserve">    sy[i] = sy[i - 1]</w:t>
+      </w:r>
+      <w:r>
+        <w:rPr>
+          <w:rFonts w:ascii="Consolas" w:cs="Consolas" w:eastAsia="Consolas" w:hAnsi="Consolas"/>
+          <w:sz w:val="19"/>
+          <w:szCs w:val="19"/>
+        </w:rPr>
+        <w:br/>
+        <w:t xml:space="preserve">NEXT</w:t>
+      </w:r>
+      <w:r>
+        <w:rPr>
+          <w:rFonts w:ascii="Consolas" w:cs="Consolas" w:eastAsia="Consolas" w:hAnsi="Consolas"/>
+          <w:sz w:val="19"/>
+          <w:szCs w:val="19"/>
+        </w:rPr>
+        <w:br/>
+        <w:t xml:space="preserve">sx[0] = sx[0] + dx</w:t>
+      </w:r>
+      <w:r>
+        <w:rPr>
+          <w:rFonts w:ascii="Consolas" w:cs="Consolas" w:eastAsia="Consolas" w:hAnsi="Consolas"/>
+          <w:sz w:val="19"/>
+          <w:szCs w:val="19"/>
+        </w:rPr>
+        <w:br/>
+        <w:t xml:space="preserve">sy[0] = sy[0] + dy</w:t>
+      </w:r>
+    </w:p>
+    <w:p>
+      <w:pPr>
+        <w:spacing w:after="180" w:line="312" w:lineRule="auto"/>
+      </w:pPr>
+      <w:r>
+        <w:rPr>
+          <w:sz w:val="22"/>
+          <w:szCs w:val="22"/>
+        </w:rPr>
+        <w:t xml:space="preserve">Das ist alles. Fünf Zeilen für eine kriechende Schlange beliebiger Länge.</w:t>
+      </w:r>
+    </w:p>
+    <w:p>
+      <w:pPr>
+        <w:spacing w:before="60"/>
+      </w:pPr>
+    </w:p>
+    <w:tbl>
+      <w:tblPr>
+        <w:tblW w:type="dxa" w:w="9026"/>
+        <w:tblBorders>
+          <w:top w:val="single" w:color="auto" w:sz="4"/>
+          <w:left w:val="single" w:color="auto" w:sz="4"/>
+          <w:bottom w:val="single" w:color="auto" w:sz="4"/>
+          <w:right w:val="single" w:color="auto" w:sz="4"/>
+          <w:insideH w:val="single" w:color="auto" w:sz="4"/>
+          <w:insideV w:val="single" w:color="auto" w:sz="4"/>
+        </w:tblBorders>
+      </w:tblPr>
+      <w:tblGrid>
+        <w:gridCol w:w="9026"/>
+      </w:tblGrid>
+      <w:tr>
+        <w:trPr>
+          <w:cantSplit/>
+        </w:trPr>
+        <w:tc>
+          <w:tcPr>
+            <w:tcW w:type="dxa" w:w="9026"/>
+            <w:tcBorders>
+              <w:top w:val="single" w:color="E0A0A0" w:sz="6"/>
+              <w:left w:val="single" w:color="E0A0A0" w:sz="6"/>
+              <w:bottom w:val="single" w:color="E0A0A0" w:sz="6"/>
+              <w:right w:val="single" w:color="E0A0A0" w:sz="6"/>
+            </w:tcBorders>
+            <w:shd w:fill="FBEAEA" w:val="clear"/>
+            <w:tcMar>
+              <w:top w:type="dxa" w:w="140"/>
+              <w:left w:type="dxa" w:w="180"/>
+              <w:bottom w:type="dxa" w:w="140"/>
+              <w:right w:type="dxa" w:w="180"/>
+            </w:tcMar>
+          </w:tcPr>
+          <w:p>
+            <w:pPr>
+              <w:spacing w:after="40"/>
+            </w:pPr>
+            <w:r>
+              <w:rPr>
+                <w:b/>
+                <w:bCs/>
+                <w:color w:val="B23030"/>
+                <w:sz w:val="22"/>
+                <w:szCs w:val="22"/>
+              </w:rPr>
+              <w:t xml:space="preserve">Von hinten nach vorn</w:t>
+            </w:r>
+          </w:p>
+          <w:p>
+            <w:pPr>
+              <w:spacing w:after="0" w:line="312" w:lineRule="auto"/>
+            </w:pPr>
+            <w:r>
+              <w:rPr>
+                <w:sz w:val="22"/>
+                <w:szCs w:val="22"/>
+              </w:rPr>
+              <w:t xml:space="preserve">Die Schleife läuft RÜCKWÄRTS, und das ist zwingend. Sie kopiert jedes Fach aus dem davor. Liefe sie vorwärts, würde Fach 1 den Kopf übernehmen — und Fach 2 dann den bereits überschriebenen Wert aus Fach 1, also wieder den Kopf. Nach einem Schritt stünden alle Glieder aufeinander. Dreh die Schleife testweise um und sieh es dir an; es ist eine der lehrreichsten Minuten dieses Buchs.</w:t>
+            </w:r>
+          </w:p>
+        </w:tc>
+      </w:tr>
+    </w:tbl>
+    <w:p>
+      <w:pPr>
+        <w:spacing w:after="160"/>
+      </w:pPr>
+    </w:p>
+    <w:p>
+      <w:pPr>
+        <w:pStyle w:val="Heading2"/>
+        <w:keepNext/>
+        <w:keepLines/>
+        <w:spacing w:after="120" w:before="280"/>
+      </w:pPr>
+      <w:r>
+        <w:t xml:space="preserve">Das Feld</w:t>
+      </w:r>
+    </w:p>
+    <w:p>
+      <w:pPr>
+        <w:spacing w:after="180" w:line="312" w:lineRule="auto"/>
+      </w:pPr>
+      <w:r>
+        <w:rPr>
+          <w:sz w:val="22"/>
+          <w:szCs w:val="22"/>
+        </w:rPr>
+        <w:t xml:space="preserve">Snake spielt auf einem Gitter, nicht auf freier Fläche. Die Schlange steht nie zwischen zwei Feldern. Deshalb rechnen wir in Spalten und Zeilen statt in Punkten — und rechnen erst beim Malen um:</w:t>
+      </w:r>
+    </w:p>
+    <w:p>
+      <w:pPr>
+        <w:keepLines/>
+        <w:pBdr>
+          <w:left w:val="single" w:color="1B6CA8" w:sz="18" w:space="6"/>
+        </w:pBdr>
+        <w:shd w:fill="F4F4F4" w:val="clear"/>
+        <w:spacing w:after="200" w:before="100" w:line="264" w:lineRule="auto"/>
+        <w:ind w:left="140"/>
+      </w:pPr>
+      <w:r>
+        <w:rPr>
+          <w:rFonts w:ascii="Consolas" w:cs="Consolas" w:eastAsia="Consolas" w:hAnsi="Consolas"/>
+          <w:sz w:val="19"/>
+          <w:szCs w:val="19"/>
+        </w:rPr>
+        <w:t xml:space="preserve">px = sx[i] * 20</w:t>
+      </w:r>
+      <w:r>
+        <w:rPr>
+          <w:rFonts w:ascii="Consolas" w:cs="Consolas" w:eastAsia="Consolas" w:hAnsi="Consolas"/>
+          <w:sz w:val="19"/>
+          <w:szCs w:val="19"/>
+        </w:rPr>
+        <w:br/>
+        <w:t xml:space="preserve">py = sy[i] * 20</w:t>
+      </w:r>
+      <w:r>
+        <w:rPr>
+          <w:rFonts w:ascii="Consolas" w:cs="Consolas" w:eastAsia="Consolas" w:hAnsi="Consolas"/>
+          <w:sz w:val="19"/>
+          <w:szCs w:val="19"/>
+        </w:rPr>
+        <w:br/>
+        <w:t xml:space="preserve">BOX(px + 2, py + 2, px + 17, py + 17, RGB(80, 190, 110))</w:t>
+      </w:r>
+    </w:p>
+    <w:p>
+      <w:pPr>
+        <w:spacing w:after="180" w:line="312" w:lineRule="auto"/>
+      </w:pPr>
+      <w:r>
+        <w:rPr>
+          <w:sz w:val="22"/>
+          <w:szCs w:val="22"/>
+        </w:rPr>
+        <w:t xml:space="preserve">Jede Zelle ist zwanzig Punkte groß. Spalte 3 beginnt also bei 60, Spalte 4 bei 80. Die Umrechnung wandert erst in zwei Kartons — das spart nicht nur Tipparbeit, es macht die Malzeile überhaupt erst lesbar. Das </w:t>
+      </w:r>
+      <w:r>
+        <w:rPr>
+          <w:rFonts w:ascii="Consolas" w:cs="Consolas" w:eastAsia="Consolas" w:hAnsi="Consolas"/>
+          <w:color w:val="335577"/>
+          <w:sz w:val="21"/>
+          <w:szCs w:val="21"/>
+        </w:rPr>
+        <w:t xml:space="preserve">+ 2</w:t>
+      </w:r>
+      <w:r>
+        <w:rPr>
+          <w:sz w:val="22"/>
+          <w:szCs w:val="22"/>
+        </w:rPr>
+        <w:t xml:space="preserve"> und </w:t>
+      </w:r>
+      <w:r>
+        <w:rPr>
+          <w:rFonts w:ascii="Consolas" w:cs="Consolas" w:eastAsia="Consolas" w:hAnsi="Consolas"/>
+          <w:color w:val="335577"/>
+          <w:sz w:val="21"/>
+          <w:szCs w:val="21"/>
+        </w:rPr>
+        <w:t xml:space="preserve">+ 17</w:t>
+      </w:r>
+      <w:r>
+        <w:rPr>
+          <w:sz w:val="22"/>
+          <w:szCs w:val="22"/>
+        </w:rPr>
+        <w:t xml:space="preserve"> lassen ringsum zwei Punkte Luft, dadurch sieht man die einzelnen Glieder als Kästchen und nicht als durchgehenden Balken.</w:t>
+      </w:r>
+    </w:p>
+    <w:p>
+      <w:pPr>
+        <w:spacing w:after="180" w:line="312" w:lineRule="auto"/>
+      </w:pPr>
+      <w:r>
+        <w:rPr>
+          <w:sz w:val="22"/>
+          <w:szCs w:val="22"/>
+        </w:rPr>
+        <w:t xml:space="preserve">Bei 32 Spalten und 19 Zeilen füllt das Gitter 640 mal 380 Punkte, und unten bleiben zwanzig für die Anzeige der Länge.</w:t>
+      </w:r>
+    </w:p>
+    <w:p>
+      <w:pPr>
+        <w:pStyle w:val="Heading2"/>
+        <w:keepNext/>
+        <w:keepLines/>
+        <w:spacing w:after="120" w:before="280"/>
+      </w:pPr>
+      <w:r>
+        <w:t xml:space="preserve">Fressen, sterben, neu anfangen</w:t>
+      </w:r>
+    </w:p>
+    <w:p>
+      <w:pPr>
+        <w:spacing w:after="180" w:line="312" w:lineRule="auto"/>
+      </w:pPr>
+      <w:r>
+        <w:rPr>
+          <w:sz w:val="22"/>
+          <w:szCs w:val="22"/>
+        </w:rPr>
+        <w:t xml:space="preserve">Drei kurze Regeln machen aus dem Kriechen ein Spiel.</w:t>
+      </w:r>
+    </w:p>
+    <w:p>
+      <w:pPr>
+        <w:spacing w:after="180" w:line="312" w:lineRule="auto"/>
+      </w:pPr>
+      <w:r>
+        <w:rPr>
+          <w:sz w:val="22"/>
+          <w:szCs w:val="22"/>
+        </w:rPr>
+        <w:t xml:space="preserve">Erstens: Wenn der Kopf auf dem Futter steht, wächst die Schlange um ein Glied, und das Futter erscheint woanders.</w:t>
+      </w:r>
+    </w:p>
+    <w:p>
+      <w:pPr>
+        <w:keepLines/>
+        <w:pBdr>
+          <w:left w:val="single" w:color="1B6CA8" w:sz="18" w:space="6"/>
+        </w:pBdr>
+        <w:shd w:fill="F4F4F4" w:val="clear"/>
+        <w:spacing w:after="200" w:before="100" w:line="264" w:lineRule="auto"/>
+        <w:ind w:left="140"/>
+      </w:pPr>
+      <w:r>
+        <w:rPr>
+          <w:rFonts w:ascii="Consolas" w:cs="Consolas" w:eastAsia="Consolas" w:hAnsi="Consolas"/>
+          <w:sz w:val="19"/>
+          <w:szCs w:val="19"/>
+        </w:rPr>
+        <w:t xml:space="preserve">IF sx[0] = fx AND sy[0] = fy THEN</w:t>
+      </w:r>
+      <w:r>
+        <w:rPr>
+          <w:rFonts w:ascii="Consolas" w:cs="Consolas" w:eastAsia="Consolas" w:hAnsi="Consolas"/>
+          <w:sz w:val="19"/>
+          <w:szCs w:val="19"/>
+        </w:rPr>
+        <w:br/>
+        <w:t xml:space="preserve">    laenge = laenge + 1</w:t>
+      </w:r>
+      <w:r>
+        <w:rPr>
+          <w:rFonts w:ascii="Consolas" w:cs="Consolas" w:eastAsia="Consolas" w:hAnsi="Consolas"/>
+          <w:sz w:val="19"/>
+          <w:szCs w:val="19"/>
+        </w:rPr>
+        <w:br/>
+        <w:t xml:space="preserve">    fx = RANDINT(0, 31)</w:t>
+      </w:r>
+      <w:r>
+        <w:rPr>
+          <w:rFonts w:ascii="Consolas" w:cs="Consolas" w:eastAsia="Consolas" w:hAnsi="Consolas"/>
+          <w:sz w:val="19"/>
+          <w:szCs w:val="19"/>
+        </w:rPr>
+        <w:br/>
+        <w:t xml:space="preserve">    fy = RANDINT(0, 18)</w:t>
+      </w:r>
+      <w:r>
+        <w:rPr>
+          <w:rFonts w:ascii="Consolas" w:cs="Consolas" w:eastAsia="Consolas" w:hAnsi="Consolas"/>
+          <w:sz w:val="19"/>
+          <w:szCs w:val="19"/>
+        </w:rPr>
+        <w:br/>
+        <w:t xml:space="preserve">END IF</w:t>
+      </w:r>
+    </w:p>
+    <w:p>
+      <w:pPr>
+        <w:spacing w:after="180" w:line="312" w:lineRule="auto"/>
+      </w:pPr>
+      <w:r>
+        <w:rPr>
+          <w:sz w:val="22"/>
+          <w:szCs w:val="22"/>
+        </w:rPr>
+        <w:t xml:space="preserve">Bemerkenswert daran: Es wird kein neues Glied irgendwo angesetzt. Die Länge wird schlicht um eins größer, und beim nächsten Nachrücken zieht das letzte Glied einfach nicht mehr nach. Die Schlange wächst hinten, ohne dass es dafür eine Zeile gäbe.</w:t>
+      </w:r>
+    </w:p>
+    <w:p>
+      <w:pPr>
+        <w:spacing w:after="180" w:line="312" w:lineRule="auto"/>
+      </w:pPr>
+      <w:r>
+        <w:rPr>
+          <w:sz w:val="22"/>
+          <w:szCs w:val="22"/>
+        </w:rPr>
+        <w:t xml:space="preserve">Zweitens: Verlässt der Kopf das Feld, ist Schluss.</w:t>
+      </w:r>
+    </w:p>
+    <w:p>
+      <w:pPr>
+        <w:keepLines/>
+        <w:pBdr>
+          <w:left w:val="single" w:color="1B6CA8" w:sz="18" w:space="6"/>
+        </w:pBdr>
+        <w:shd w:fill="F4F4F4" w:val="clear"/>
+        <w:spacing w:after="200" w:before="100" w:line="264" w:lineRule="auto"/>
+        <w:ind w:left="140"/>
+      </w:pPr>
+      <w:r>
+        <w:rPr>
+          <w:rFonts w:ascii="Consolas" w:cs="Consolas" w:eastAsia="Consolas" w:hAnsi="Consolas"/>
+          <w:sz w:val="19"/>
+          <w:szCs w:val="19"/>
+        </w:rPr>
+        <w:t xml:space="preserve">IF sx[0] &lt; 0 OR sx[0] &gt; 31 THEN tot = TRUE</w:t>
+      </w:r>
+      <w:r>
+        <w:rPr>
+          <w:rFonts w:ascii="Consolas" w:cs="Consolas" w:eastAsia="Consolas" w:hAnsi="Consolas"/>
+          <w:sz w:val="19"/>
+          <w:szCs w:val="19"/>
+        </w:rPr>
+        <w:br/>
+        <w:t xml:space="preserve">IF sy[0] &lt; 0 OR sy[0] &gt; 18 THEN tot = TRUE</w:t>
+      </w:r>
+    </w:p>
+    <w:p>
+      <w:pPr>
+        <w:spacing w:after="180" w:line="312" w:lineRule="auto"/>
+      </w:pPr>
+      <w:r>
+        <w:rPr>
+          <w:sz w:val="22"/>
+          <w:szCs w:val="22"/>
+        </w:rPr>
+        <w:t xml:space="preserve">Drittens — und das ist der eigentliche Reiz des Spiels: Beißt sich die Schlange selbst, ist ebenfalls Schluss. Dafür wird der Kopf mit jedem einzelnen Körperglied verglichen:</w:t>
+      </w:r>
+    </w:p>
+    <w:p>
+      <w:pPr>
+        <w:keepLines/>
+        <w:pBdr>
+          <w:left w:val="single" w:color="1B6CA8" w:sz="18" w:space="6"/>
+        </w:pBdr>
+        <w:shd w:fill="F4F4F4" w:val="clear"/>
+        <w:spacing w:after="200" w:before="100" w:line="264" w:lineRule="auto"/>
+        <w:ind w:left="140"/>
+      </w:pPr>
+      <w:r>
+        <w:rPr>
+          <w:rFonts w:ascii="Consolas" w:cs="Consolas" w:eastAsia="Consolas" w:hAnsi="Consolas"/>
+          <w:sz w:val="19"/>
+          <w:szCs w:val="19"/>
+        </w:rPr>
+        <w:t xml:space="preserve">FOR i = 1 TO laenge - 1</w:t>
+      </w:r>
+      <w:r>
+        <w:rPr>
+          <w:rFonts w:ascii="Consolas" w:cs="Consolas" w:eastAsia="Consolas" w:hAnsi="Consolas"/>
+          <w:sz w:val="19"/>
+          <w:szCs w:val="19"/>
+        </w:rPr>
+        <w:br/>
+        <w:t xml:space="preserve">    IF sx[i] = sx[0] AND sy[i] = sy[0] THEN tot = TRUE</w:t>
+      </w:r>
+      <w:r>
+        <w:rPr>
+          <w:rFonts w:ascii="Consolas" w:cs="Consolas" w:eastAsia="Consolas" w:hAnsi="Consolas"/>
+          <w:sz w:val="19"/>
+          <w:szCs w:val="19"/>
+        </w:rPr>
+        <w:br/>
+        <w:t xml:space="preserve">NEXT</w:t>
+      </w:r>
+    </w:p>
+    <w:p>
+      <w:pPr>
+        <w:spacing w:after="180" w:line="312" w:lineRule="auto"/>
+      </w:pPr>
+      <w:r>
+        <w:rPr>
+          <w:sz w:val="22"/>
+          <w:szCs w:val="22"/>
+        </w:rPr>
+        <w:t xml:space="preserve">Die Schleife beginnt bei </w:t>
+      </w:r>
+      <w:r>
+        <w:rPr>
+          <w:rFonts w:ascii="Consolas" w:cs="Consolas" w:eastAsia="Consolas" w:hAnsi="Consolas"/>
+          <w:color w:val="335577"/>
+          <w:sz w:val="21"/>
+          <w:szCs w:val="21"/>
+        </w:rPr>
+        <w:t xml:space="preserve">1</w:t>
+      </w:r>
+      <w:r>
+        <w:rPr>
+          <w:sz w:val="22"/>
+          <w:szCs w:val="22"/>
+        </w:rPr>
+        <w:t xml:space="preserve">, nicht bei 0. Fach 0 ist der Kopf selbst, und der steht naturgemäß immer auf seiner eigenen Stelle — begänne die Prüfung bei null, wäre die Schlange sofort tot.</w:t>
+      </w:r>
+    </w:p>
+    <w:p>
+      <w:pPr>
+        <w:spacing w:after="180" w:line="312" w:lineRule="auto"/>
+      </w:pPr>
+      <w:r>
+        <w:rPr>
+          <w:sz w:val="22"/>
+          <w:szCs w:val="22"/>
+        </w:rPr>
+        <w:t xml:space="preserve">Auch das ist ein Muster, das immer wiederkommt: eine Sache mit allen anderen vergleichen. Was hier fünf Zeilen sind, heißt in großen Programmen Kollisionsprüfung und funktioniert im Kern genauso.</w:t>
+      </w:r>
+    </w:p>
+    <w:p>
+      <w:pPr>
+        <w:pStyle w:val="Heading2"/>
+        <w:keepNext/>
+        <w:keepLines/>
+        <w:spacing w:after="120" w:before="280"/>
+      </w:pPr>
+      <w:r>
+        <w:t xml:space="preserve">Ein Takt für die Schlange</w:t>
+      </w:r>
+    </w:p>
+    <w:p>
+      <w:pPr>
+        <w:spacing w:after="180" w:line="312" w:lineRule="auto"/>
+      </w:pPr>
+      <w:r>
+        <w:rPr>
+          <w:sz w:val="22"/>
+          <w:szCs w:val="22"/>
+        </w:rPr>
+        <w:t xml:space="preserve">Ein Problem bleibt. Die Schleife läuft sechzigmal je Sekunde — eine Schlange, die sechzigmal je Sekunde ein Feld weiterrückt, ist nicht spielbar. Sie braucht einen eigenen, langsameren Takt:</w:t>
+      </w:r>
+    </w:p>
+    <w:p>
+      <w:pPr>
+        <w:keepLines/>
+        <w:pBdr>
+          <w:left w:val="single" w:color="1B6CA8" w:sz="18" w:space="6"/>
+        </w:pBdr>
+        <w:shd w:fill="F4F4F4" w:val="clear"/>
+        <w:spacing w:after="200" w:before="100" w:line="264" w:lineRule="auto"/>
+        <w:ind w:left="140"/>
+      </w:pPr>
+      <w:r>
+        <w:rPr>
+          <w:rFonts w:ascii="Consolas" w:cs="Consolas" w:eastAsia="Consolas" w:hAnsi="Consolas"/>
+          <w:sz w:val="19"/>
+          <w:szCs w:val="19"/>
+        </w:rPr>
+        <w:t xml:space="preserve">takt = takt + 1</w:t>
+      </w:r>
+      <w:r>
+        <w:rPr>
+          <w:rFonts w:ascii="Consolas" w:cs="Consolas" w:eastAsia="Consolas" w:hAnsi="Consolas"/>
+          <w:sz w:val="19"/>
+          <w:szCs w:val="19"/>
+        </w:rPr>
+        <w:br/>
+        <w:t xml:space="preserve">IF takt &gt;= 8 THEN</w:t>
+      </w:r>
+      <w:r>
+        <w:rPr>
+          <w:rFonts w:ascii="Consolas" w:cs="Consolas" w:eastAsia="Consolas" w:hAnsi="Consolas"/>
+          <w:sz w:val="19"/>
+          <w:szCs w:val="19"/>
+        </w:rPr>
+        <w:br/>
+        <w:t xml:space="preserve">    takt = 0</w:t>
+      </w:r>
+      <w:r>
+        <w:rPr>
+          <w:rFonts w:ascii="Consolas" w:cs="Consolas" w:eastAsia="Consolas" w:hAnsi="Consolas"/>
+          <w:sz w:val="19"/>
+          <w:szCs w:val="19"/>
+        </w:rPr>
+        <w:br/>
+        <w:t xml:space="preserve">END IF</w:t>
+      </w:r>
+    </w:p>
+    <w:p>
+      <w:pPr>
+        <w:spacing w:after="180" w:line="312" w:lineRule="auto"/>
+      </w:pPr>
+      <w:r>
+        <w:rPr>
+          <w:sz w:val="22"/>
+          <w:szCs w:val="22"/>
+        </w:rPr>
+        <w:t xml:space="preserve">Ein Zähler läuft mit, und nur bei jedem achten Bild passiert etwas. Das ergibt siebeneinhalb Schritte je Sekunde — schnell genug, dass es lebt, langsam genug, dass man reagieren kann. Wer das Spiel schwerer machen will, verringert diese Zahl, während die Schlange wächst.</w:t>
+      </w:r>
+    </w:p>
+    <w:p>
+      <w:pPr>
+        <w:spacing w:before="60"/>
+      </w:pPr>
+    </w:p>
+    <w:tbl>
+      <w:tblPr>
+        <w:tblW w:type="dxa" w:w="9026"/>
+        <w:tblBorders>
+          <w:top w:val="single" w:color="auto" w:sz="4"/>
+          <w:left w:val="single" w:color="auto" w:sz="4"/>
+          <w:bottom w:val="single" w:color="auto" w:sz="4"/>
+          <w:right w:val="single" w:color="auto" w:sz="4"/>
+          <w:insideH w:val="single" w:color="auto" w:sz="4"/>
+          <w:insideV w:val="single" w:color="auto" w:sz="4"/>
+        </w:tblBorders>
+      </w:tblPr>
+      <w:tblGrid>
+        <w:gridCol w:w="9026"/>
+      </w:tblGrid>
+      <w:tr>
+        <w:trPr>
+          <w:cantSplit/>
+        </w:trPr>
+        <w:tc>
+          <w:tcPr>
+            <w:tcW w:type="dxa" w:w="9026"/>
+            <w:tcBorders>
+              <w:top w:val="single" w:color="E0B96A" w:sz="6"/>
+              <w:left w:val="single" w:color="E0B96A" w:sz="6"/>
+              <w:bottom w:val="single" w:color="E0B96A" w:sz="6"/>
+              <w:right w:val="single" w:color="E0B96A" w:sz="6"/>
+            </w:tcBorders>
+            <w:shd w:fill="FDF3E0" w:val="clear"/>
+            <w:tcMar>
+              <w:top w:type="dxa" w:w="140"/>
+              <w:left w:type="dxa" w:w="180"/>
+              <w:bottom w:type="dxa" w:w="140"/>
+              <w:right w:type="dxa" w:w="180"/>
+            </w:tcMar>
+          </w:tcPr>
+          <w:p>
+            <w:pPr>
+              <w:spacing w:after="40"/>
+            </w:pPr>
+            <w:r>
+              <w:rPr>
+                <w:b/>
+                <w:bCs/>
+                <w:color w:val="8A5E15"/>
+                <w:sz w:val="22"/>
+                <w:szCs w:val="22"/>
+              </w:rPr>
+              <w:t xml:space="preserve">Merke</w:t>
+            </w:r>
+          </w:p>
+          <w:p>
+            <w:pPr>
+              <w:spacing w:after="0" w:line="312" w:lineRule="auto"/>
+            </w:pPr>
+            <w:r>
+              <w:rPr>
+                <w:sz w:val="22"/>
+                <w:szCs w:val="22"/>
+              </w:rPr>
+              <w:t xml:space="preserve">Gemalt wird trotzdem in jedem Bild. Nur das Nachrücken hängt am Takt. Diese Trennung — zeichnen immer, rechnen nach eigenem Rhythmus — ist in Spielen die Regel und nicht die Ausnahme.</w:t>
+            </w:r>
+          </w:p>
+        </w:tc>
+      </w:tr>
+    </w:tbl>
+    <w:p>
+      <w:pPr>
+        <w:spacing w:after="160"/>
+      </w:pPr>
+    </w:p>
+    <w:p>
+      <w:pPr>
+        <w:pStyle w:val="Heading2"/>
+        <w:keepNext/>
+        <w:keepLines/>
+        <w:spacing w:after="120" w:before="280"/>
+      </w:pPr>
+      <w:r>
+        <w:t xml:space="preserve">Nicht rückwärts abbiegen</w:t>
+      </w:r>
+    </w:p>
+    <w:p>
+      <w:pPr>
+        <w:spacing w:after="180" w:line="312" w:lineRule="auto"/>
+      </w:pPr>
+      <w:r>
+        <w:rPr>
+          <w:sz w:val="22"/>
+          <w:szCs w:val="22"/>
+        </w:rPr>
+        <w:t xml:space="preserve">Eine Kleinigkeit noch, ohne die das Spiel kaputt wäre. Läuft die Schlange nach rechts und du drückst links, würde der Kopf in ihr zweites Glied fahren — sofortiger Tod, ohne dass jemand einen Fehler gemacht hätte. Also:</w:t>
+      </w:r>
+    </w:p>
+    <w:p>
+      <w:pPr>
+        <w:keepLines/>
+        <w:pBdr>
+          <w:left w:val="single" w:color="1B6CA8" w:sz="18" w:space="6"/>
+        </w:pBdr>
+        <w:shd w:fill="F4F4F4" w:val="clear"/>
+        <w:spacing w:after="200" w:before="100" w:line="264" w:lineRule="auto"/>
+        <w:ind w:left="140"/>
+      </w:pPr>
+      <w:r>
+        <w:rPr>
+          <w:rFonts w:ascii="Consolas" w:cs="Consolas" w:eastAsia="Consolas" w:hAnsi="Consolas"/>
+          <w:sz w:val="19"/>
+          <w:szCs w:val="19"/>
+        </w:rPr>
+        <w:t xml:space="preserve">IF KEYPRESSED(KEY_LEFT) AND dx = 0 THEN</w:t>
+      </w:r>
+      <w:r>
+        <w:rPr>
+          <w:rFonts w:ascii="Consolas" w:cs="Consolas" w:eastAsia="Consolas" w:hAnsi="Consolas"/>
+          <w:sz w:val="19"/>
+          <w:szCs w:val="19"/>
+        </w:rPr>
+        <w:br/>
+        <w:t xml:space="preserve">    dx = -1</w:t>
+      </w:r>
+      <w:r>
+        <w:rPr>
+          <w:rFonts w:ascii="Consolas" w:cs="Consolas" w:eastAsia="Consolas" w:hAnsi="Consolas"/>
+          <w:sz w:val="19"/>
+          <w:szCs w:val="19"/>
+        </w:rPr>
+        <w:br/>
+        <w:t xml:space="preserve">    dy = 0</w:t>
+      </w:r>
+      <w:r>
+        <w:rPr>
+          <w:rFonts w:ascii="Consolas" w:cs="Consolas" w:eastAsia="Consolas" w:hAnsi="Consolas"/>
+          <w:sz w:val="19"/>
+          <w:szCs w:val="19"/>
+        </w:rPr>
+        <w:br/>
+        <w:t xml:space="preserve">END IF</w:t>
+      </w:r>
+    </w:p>
+    <w:p>
+      <w:pPr>
+        <w:spacing w:after="180" w:line="312" w:lineRule="auto"/>
+      </w:pPr>
+      <w:r>
+        <w:rPr>
+          <w:sz w:val="22"/>
+          <w:szCs w:val="22"/>
+        </w:rPr>
+        <w:t xml:space="preserve">Der Zusatz </w:t>
+      </w:r>
+      <w:r>
+        <w:rPr>
+          <w:rFonts w:ascii="Consolas" w:cs="Consolas" w:eastAsia="Consolas" w:hAnsi="Consolas"/>
+          <w:color w:val="335577"/>
+          <w:sz w:val="21"/>
+          <w:szCs w:val="21"/>
+        </w:rPr>
+        <w:t xml:space="preserve">AND dx = 0</w:t>
+      </w:r>
+      <w:r>
+        <w:rPr>
+          <w:sz w:val="22"/>
+          <w:szCs w:val="22"/>
+        </w:rPr>
+        <w:t xml:space="preserve"> bedeutet: nach links abbiegen darf nur, wer sich gerade NICHT waagerecht bewegt. Wer nach rechts läuft, hat ein </w:t>
+      </w:r>
+      <w:r>
+        <w:rPr>
+          <w:rFonts w:ascii="Consolas" w:cs="Consolas" w:eastAsia="Consolas" w:hAnsi="Consolas"/>
+          <w:color w:val="335577"/>
+          <w:sz w:val="21"/>
+          <w:szCs w:val="21"/>
+        </w:rPr>
+        <w:t xml:space="preserve">dx</w:t>
+      </w:r>
+      <w:r>
+        <w:rPr>
+          <w:sz w:val="22"/>
+          <w:szCs w:val="22"/>
+        </w:rPr>
+        <w:t xml:space="preserve"> von 1 und wird abgewiesen. Vier Zeilen dieser Art, für jede Richtung eine.</w:t>
+      </w:r>
+    </w:p>
+    <w:p>
+      <w:pPr>
+        <w:pStyle w:val="Heading2"/>
+        <w:keepNext/>
+        <w:keepLines/>
+        <w:spacing w:after="120" w:before="280"/>
+      </w:pPr>
+      <w:r>
+        <w:t xml:space="preserve">Das fertige Spiel</w:t>
+      </w:r>
+    </w:p>
+    <w:p>
+      <w:pPr>
+        <w:keepNext/>
+        <w:spacing w:after="40" w:before="160"/>
+        <w:jc w:val="center"/>
+      </w:pPr>
+      <w:r>
+        <w:drawing>
+          <wp:inline distT="0" distB="0" distL="0" distR="0">
+            <wp:extent cx="4191000" cy="2619375"/>
+            <wp:effectExtent t="0" r="0" b="0" l="0"/>
+            <wp:docPr id="1" name="kap09_snake.png" descr="Sechs Glieder, ein hellerer Kopf, das Futter in Rot. Das angedeutete Gitter zeigt, dass das Feld aus Zellen besteht." title="Sechs Glieder, ein hellerer Kopf, das Futter in Rot. Das angedeutete Gitter zeigt, dass das Feld aus Zellen besteht."/>
+            <wp:cNvGraphicFramePr>
+              <a:graphicFrameLocks xmlns:a="http://schemas.openxmlformats.org/drawingml/2006/main" noChangeAspect="1"/>
+            </wp:cNvGraphicFramePr>
+            <a:graphic xmlns:a="http://schemas.openxmlformats.org/drawingml/2006/main">
+              <a:graphicData uri="http://schemas.openxmlformats.org/drawingml/2006/picture">
+                <pic:pic xmlns:pic="http://schemas.openxmlformats.org/drawingml/2006/picture">
+                  <pic:nvPicPr>
+                    <pic:cNvPr id="0" name="" descr=""/>
+                    <pic:cNvPicPr>
+                      <a:picLocks noChangeAspect="1" noChangeArrowheads="1"/>
+                    </pic:cNvPicPr>
+                  </pic:nvPicPr>
+                  <pic:blipFill>
+                    <a:blip r:embed="rId40" cstate="none"/>
+                    <a:srcRect/>
+                    <a:stretch>
+                      <a:fillRect/>
+                    </a:stretch>
+                  </pic:blipFill>
+                  <pic:spPr bwMode="auto">
+                    <a:xfrm>
+                      <a:off x="0" y="0"/>
+                      <a:ext cx="4191000" cy="2619375"/>
+                    </a:xfrm>
+                    <a:prstGeom prst="rect">
+                      <a:avLst/>
+                    </a:prstGeom>
+                  </pic:spPr>
+                </pic:pic>
+              </a:graphicData>
+            </a:graphic>
+          </wp:inline>
+        </w:drawing>
+      </w:r>
+    </w:p>
+    <w:p>
+      <w:pPr>
+        <w:spacing w:after="200"/>
+        <w:jc w:val="center"/>
+      </w:pPr>
+      <w:r>
+        <w:rPr>
+          <w:i/>
+          <w:iCs/>
+          <w:color w:val="6A6A6A"/>
+          <w:sz w:val="18"/>
+          <w:szCs w:val="18"/>
+        </w:rPr>
+        <w:t xml:space="preserve">Sechs Glieder, ein hellerer Kopf, das Futter in Rot. Das angedeutete Gitter zeigt, dass das Feld aus Zellen besteht.</w:t>
+      </w:r>
+    </w:p>
+    <w:p>
+      <w:pPr>
+        <w:keepLines/>
+        <w:pBdr>
+          <w:left w:val="single" w:color="1B6CA8" w:sz="18" w:space="6"/>
+        </w:pBdr>
+        <w:shd w:fill="F4F4F4" w:val="clear"/>
+        <w:spacing w:after="200" w:before="100" w:line="264" w:lineRule="auto"/>
+        <w:ind w:left="140"/>
+      </w:pPr>
+      <w:r>
+        <w:rPr>
+          <w:rFonts w:ascii="Consolas" w:cs="Consolas" w:eastAsia="Consolas" w:hAnsi="Consolas"/>
+          <w:sz w:val="19"/>
+          <w:szCs w:val="19"/>
+        </w:rPr>
+        <w:t xml:space="preserve">' Snake. Pfeiltasten steuern, R startet neu, ESC beendet.</w:t>
+      </w:r>
+      <w:r>
+        <w:rPr>
+          <w:rFonts w:ascii="Consolas" w:cs="Consolas" w:eastAsia="Consolas" w:hAnsi="Consolas"/>
+          <w:sz w:val="19"/>
+          <w:szCs w:val="19"/>
+        </w:rPr>
+        <w:br/>
+        <w:t xml:space="preserve"/>
+      </w:r>
+      <w:r>
+        <w:rPr>
+          <w:rFonts w:ascii="Consolas" w:cs="Consolas" w:eastAsia="Consolas" w:hAnsi="Consolas"/>
+          <w:sz w:val="19"/>
+          <w:szCs w:val="19"/>
+        </w:rPr>
+        <w:br/>
+        <w:t xml:space="preserve">SCREEN(640, 400, "Snake")</w:t>
+      </w:r>
+      <w:r>
+        <w:rPr>
+          <w:rFonts w:ascii="Consolas" w:cs="Consolas" w:eastAsia="Consolas" w:hAnsi="Consolas"/>
+          <w:sz w:val="19"/>
+          <w:szCs w:val="19"/>
+        </w:rPr>
+        <w:br/>
+        <w:t xml:space="preserve"/>
+      </w:r>
+      <w:r>
+        <w:rPr>
+          <w:rFonts w:ascii="Consolas" w:cs="Consolas" w:eastAsia="Consolas" w:hAnsi="Consolas"/>
+          <w:sz w:val="19"/>
+          <w:szCs w:val="19"/>
+        </w:rPr>
+        <w:br/>
+        <w:t xml:space="preserve">DIM sx[400] AS INTEGER          ' Spalte jedes Gliedes</w:t>
+      </w:r>
+      <w:r>
+        <w:rPr>
+          <w:rFonts w:ascii="Consolas" w:cs="Consolas" w:eastAsia="Consolas" w:hAnsi="Consolas"/>
+          <w:sz w:val="19"/>
+          <w:szCs w:val="19"/>
+        </w:rPr>
+        <w:br/>
+        <w:t xml:space="preserve">DIM sy[400] AS INTEGER          ' Zeile jedes Gliedes</w:t>
+      </w:r>
+      <w:r>
+        <w:rPr>
+          <w:rFonts w:ascii="Consolas" w:cs="Consolas" w:eastAsia="Consolas" w:hAnsi="Consolas"/>
+          <w:sz w:val="19"/>
+          <w:szCs w:val="19"/>
+        </w:rPr>
+        <w:br/>
+        <w:t xml:space="preserve">DIM laenge AS INTEGER</w:t>
+      </w:r>
+      <w:r>
+        <w:rPr>
+          <w:rFonts w:ascii="Consolas" w:cs="Consolas" w:eastAsia="Consolas" w:hAnsi="Consolas"/>
+          <w:sz w:val="19"/>
+          <w:szCs w:val="19"/>
+        </w:rPr>
+        <w:br/>
+        <w:t xml:space="preserve">DIM dx AS INTEGER</w:t>
+      </w:r>
+      <w:r>
+        <w:rPr>
+          <w:rFonts w:ascii="Consolas" w:cs="Consolas" w:eastAsia="Consolas" w:hAnsi="Consolas"/>
+          <w:sz w:val="19"/>
+          <w:szCs w:val="19"/>
+        </w:rPr>
+        <w:br/>
+        <w:t xml:space="preserve">DIM dy AS INTEGER</w:t>
+      </w:r>
+      <w:r>
+        <w:rPr>
+          <w:rFonts w:ascii="Consolas" w:cs="Consolas" w:eastAsia="Consolas" w:hAnsi="Consolas"/>
+          <w:sz w:val="19"/>
+          <w:szCs w:val="19"/>
+        </w:rPr>
+        <w:br/>
+        <w:t xml:space="preserve">DIM fx AS INTEGER</w:t>
+      </w:r>
+      <w:r>
+        <w:rPr>
+          <w:rFonts w:ascii="Consolas" w:cs="Consolas" w:eastAsia="Consolas" w:hAnsi="Consolas"/>
+          <w:sz w:val="19"/>
+          <w:szCs w:val="19"/>
+        </w:rPr>
+        <w:br/>
+        <w:t xml:space="preserve">DIM fy AS INTEGER</w:t>
+      </w:r>
+      <w:r>
+        <w:rPr>
+          <w:rFonts w:ascii="Consolas" w:cs="Consolas" w:eastAsia="Consolas" w:hAnsi="Consolas"/>
+          <w:sz w:val="19"/>
+          <w:szCs w:val="19"/>
+        </w:rPr>
+        <w:br/>
+        <w:t xml:space="preserve">DIM takt AS INTEGER</w:t>
+      </w:r>
+      <w:r>
+        <w:rPr>
+          <w:rFonts w:ascii="Consolas" w:cs="Consolas" w:eastAsia="Consolas" w:hAnsi="Consolas"/>
+          <w:sz w:val="19"/>
+          <w:szCs w:val="19"/>
+        </w:rPr>
+        <w:br/>
+        <w:t xml:space="preserve">DIM tot AS BOOLEAN</w:t>
+      </w:r>
+      <w:r>
+        <w:rPr>
+          <w:rFonts w:ascii="Consolas" w:cs="Consolas" w:eastAsia="Consolas" w:hAnsi="Consolas"/>
+          <w:sz w:val="19"/>
+          <w:szCs w:val="19"/>
+        </w:rPr>
+        <w:br/>
+        <w:t xml:space="preserve">DIM i AS INTEGER</w:t>
+      </w:r>
+      <w:r>
+        <w:rPr>
+          <w:rFonts w:ascii="Consolas" w:cs="Consolas" w:eastAsia="Consolas" w:hAnsi="Consolas"/>
+          <w:sz w:val="19"/>
+          <w:szCs w:val="19"/>
+        </w:rPr>
+        <w:br/>
+        <w:t xml:space="preserve">DIM neu AS BOOLEAN</w:t>
+      </w:r>
+      <w:r>
+        <w:rPr>
+          <w:rFonts w:ascii="Consolas" w:cs="Consolas" w:eastAsia="Consolas" w:hAnsi="Consolas"/>
+          <w:sz w:val="19"/>
+          <w:szCs w:val="19"/>
+        </w:rPr>
+        <w:br/>
+        <w:t xml:space="preserve">DIM g AS INTEGER</w:t>
+      </w:r>
+      <w:r>
+        <w:rPr>
+          <w:rFonts w:ascii="Consolas" w:cs="Consolas" w:eastAsia="Consolas" w:hAnsi="Consolas"/>
+          <w:sz w:val="19"/>
+          <w:szCs w:val="19"/>
+        </w:rPr>
+        <w:br/>
+        <w:t xml:space="preserve">DIM px AS INTEGER</w:t>
+      </w:r>
+      <w:r>
+        <w:rPr>
+          <w:rFonts w:ascii="Consolas" w:cs="Consolas" w:eastAsia="Consolas" w:hAnsi="Consolas"/>
+          <w:sz w:val="19"/>
+          <w:szCs w:val="19"/>
+        </w:rPr>
+        <w:br/>
+        <w:t xml:space="preserve">DIM py AS INTEGER</w:t>
+      </w:r>
+      <w:r>
+        <w:rPr>
+          <w:rFonts w:ascii="Consolas" w:cs="Consolas" w:eastAsia="Consolas" w:hAnsi="Consolas"/>
+          <w:sz w:val="19"/>
+          <w:szCs w:val="19"/>
+        </w:rPr>
+        <w:br/>
+        <w:t xml:space="preserve">DIM warnfarbe AS INTEGER</w:t>
+      </w:r>
+      <w:r>
+        <w:rPr>
+          <w:rFonts w:ascii="Consolas" w:cs="Consolas" w:eastAsia="Consolas" w:hAnsi="Consolas"/>
+          <w:sz w:val="19"/>
+          <w:szCs w:val="19"/>
+        </w:rPr>
+        <w:br/>
+        <w:t xml:space="preserve"/>
+      </w:r>
+      <w:r>
+        <w:rPr>
+          <w:rFonts w:ascii="Consolas" w:cs="Consolas" w:eastAsia="Consolas" w:hAnsi="Consolas"/>
+          <w:sz w:val="19"/>
+          <w:szCs w:val="19"/>
+        </w:rPr>
+        <w:br/>
+        <w:t xml:space="preserve">neu = TRUE</w:t>
+      </w:r>
+      <w:r>
+        <w:rPr>
+          <w:rFonts w:ascii="Consolas" w:cs="Consolas" w:eastAsia="Consolas" w:hAnsi="Consolas"/>
+          <w:sz w:val="19"/>
+          <w:szCs w:val="19"/>
+        </w:rPr>
+        <w:br/>
+        <w:t xml:space="preserve">warnfarbe = RGB(255, 220, 120)</w:t>
+      </w:r>
+      <w:r>
+        <w:rPr>
+          <w:rFonts w:ascii="Consolas" w:cs="Consolas" w:eastAsia="Consolas" w:hAnsi="Consolas"/>
+          <w:sz w:val="19"/>
+          <w:szCs w:val="19"/>
+        </w:rPr>
+        <w:br/>
+        <w:t xml:space="preserve"/>
+      </w:r>
+      <w:r>
+        <w:rPr>
+          <w:rFonts w:ascii="Consolas" w:cs="Consolas" w:eastAsia="Consolas" w:hAnsi="Consolas"/>
+          <w:sz w:val="19"/>
+          <w:szCs w:val="19"/>
+        </w:rPr>
+        <w:br/>
+        <w:t xml:space="preserve">WHILE NOT QUITREQUESTED() AND NOT KEYPRESSED(KEY_ESCAPE)</w:t>
+      </w:r>
+      <w:r>
+        <w:rPr>
+          <w:rFonts w:ascii="Consolas" w:cs="Consolas" w:eastAsia="Consolas" w:hAnsi="Consolas"/>
+          <w:sz w:val="19"/>
+          <w:szCs w:val="19"/>
+        </w:rPr>
+        <w:br/>
+        <w:t xml:space="preserve"/>
+      </w:r>
+      <w:r>
+        <w:rPr>
+          <w:rFonts w:ascii="Consolas" w:cs="Consolas" w:eastAsia="Consolas" w:hAnsi="Consolas"/>
+          <w:sz w:val="19"/>
+          <w:szCs w:val="19"/>
+        </w:rPr>
+        <w:br/>
+        <w:t xml:space="preserve">    IF neu THEN</w:t>
+      </w:r>
+      <w:r>
+        <w:rPr>
+          <w:rFonts w:ascii="Consolas" w:cs="Consolas" w:eastAsia="Consolas" w:hAnsi="Consolas"/>
+          <w:sz w:val="19"/>
+          <w:szCs w:val="19"/>
+        </w:rPr>
+        <w:br/>
+        <w:t xml:space="preserve">        neu = FALSE</w:t>
+      </w:r>
+      <w:r>
+        <w:rPr>
+          <w:rFonts w:ascii="Consolas" w:cs="Consolas" w:eastAsia="Consolas" w:hAnsi="Consolas"/>
+          <w:sz w:val="19"/>
+          <w:szCs w:val="19"/>
+        </w:rPr>
+        <w:br/>
+        <w:t xml:space="preserve">        tot = FALSE</w:t>
+      </w:r>
+      <w:r>
+        <w:rPr>
+          <w:rFonts w:ascii="Consolas" w:cs="Consolas" w:eastAsia="Consolas" w:hAnsi="Consolas"/>
+          <w:sz w:val="19"/>
+          <w:szCs w:val="19"/>
+        </w:rPr>
+        <w:br/>
+        <w:t xml:space="preserve">        laenge = 6</w:t>
+      </w:r>
+      <w:r>
+        <w:rPr>
+          <w:rFonts w:ascii="Consolas" w:cs="Consolas" w:eastAsia="Consolas" w:hAnsi="Consolas"/>
+          <w:sz w:val="19"/>
+          <w:szCs w:val="19"/>
+        </w:rPr>
+        <w:br/>
+        <w:t xml:space="preserve">        dx = 1</w:t>
+      </w:r>
+      <w:r>
+        <w:rPr>
+          <w:rFonts w:ascii="Consolas" w:cs="Consolas" w:eastAsia="Consolas" w:hAnsi="Consolas"/>
+          <w:sz w:val="19"/>
+          <w:szCs w:val="19"/>
+        </w:rPr>
+        <w:br/>
+        <w:t xml:space="preserve">        dy = 0</w:t>
+      </w:r>
+      <w:r>
+        <w:rPr>
+          <w:rFonts w:ascii="Consolas" w:cs="Consolas" w:eastAsia="Consolas" w:hAnsi="Consolas"/>
+          <w:sz w:val="19"/>
+          <w:szCs w:val="19"/>
+        </w:rPr>
+        <w:br/>
+        <w:t xml:space="preserve">        takt = 0</w:t>
+      </w:r>
+      <w:r>
+        <w:rPr>
+          <w:rFonts w:ascii="Consolas" w:cs="Consolas" w:eastAsia="Consolas" w:hAnsi="Consolas"/>
+          <w:sz w:val="19"/>
+          <w:szCs w:val="19"/>
+        </w:rPr>
+        <w:br/>
+        <w:t xml:space="preserve">        FOR i = 0 TO laenge - 1</w:t>
+      </w:r>
+      <w:r>
+        <w:rPr>
+          <w:rFonts w:ascii="Consolas" w:cs="Consolas" w:eastAsia="Consolas" w:hAnsi="Consolas"/>
+          <w:sz w:val="19"/>
+          <w:szCs w:val="19"/>
+        </w:rPr>
+        <w:br/>
+        <w:t xml:space="preserve">            sx[i] = 10 - i</w:t>
+      </w:r>
+      <w:r>
+        <w:rPr>
+          <w:rFonts w:ascii="Consolas" w:cs="Consolas" w:eastAsia="Consolas" w:hAnsi="Consolas"/>
+          <w:sz w:val="19"/>
+          <w:szCs w:val="19"/>
+        </w:rPr>
+        <w:br/>
+        <w:t xml:space="preserve">            sy[i] = 10</w:t>
+      </w:r>
+      <w:r>
+        <w:rPr>
+          <w:rFonts w:ascii="Consolas" w:cs="Consolas" w:eastAsia="Consolas" w:hAnsi="Consolas"/>
+          <w:sz w:val="19"/>
+          <w:szCs w:val="19"/>
+        </w:rPr>
+        <w:br/>
+        <w:t xml:space="preserve">        NEXT</w:t>
+      </w:r>
+      <w:r>
+        <w:rPr>
+          <w:rFonts w:ascii="Consolas" w:cs="Consolas" w:eastAsia="Consolas" w:hAnsi="Consolas"/>
+          <w:sz w:val="19"/>
+          <w:szCs w:val="19"/>
+        </w:rPr>
+        <w:br/>
+        <w:t xml:space="preserve">        fx = RANDINT(0, 31)</w:t>
+      </w:r>
+      <w:r>
+        <w:rPr>
+          <w:rFonts w:ascii="Consolas" w:cs="Consolas" w:eastAsia="Consolas" w:hAnsi="Consolas"/>
+          <w:sz w:val="19"/>
+          <w:szCs w:val="19"/>
+        </w:rPr>
+        <w:br/>
+        <w:t xml:space="preserve">        fy = RANDINT(0, 18)</w:t>
+      </w:r>
+      <w:r>
+        <w:rPr>
+          <w:rFonts w:ascii="Consolas" w:cs="Consolas" w:eastAsia="Consolas" w:hAnsi="Consolas"/>
+          <w:sz w:val="19"/>
+          <w:szCs w:val="19"/>
+        </w:rPr>
+        <w:br/>
+        <w:t xml:space="preserve">    END IF</w:t>
+      </w:r>
+      <w:r>
+        <w:rPr>
+          <w:rFonts w:ascii="Consolas" w:cs="Consolas" w:eastAsia="Consolas" w:hAnsi="Consolas"/>
+          <w:sz w:val="19"/>
+          <w:szCs w:val="19"/>
+        </w:rPr>
+        <w:br/>
+        <w:t xml:space="preserve"/>
+      </w:r>
+      <w:r>
+        <w:rPr>
+          <w:rFonts w:ascii="Consolas" w:cs="Consolas" w:eastAsia="Consolas" w:hAnsi="Consolas"/>
+          <w:sz w:val="19"/>
+          <w:szCs w:val="19"/>
+        </w:rPr>
+        <w:br/>
+        <w:t xml:space="preserve">    CLS(RGB(14, 20, 16))</w:t>
+      </w:r>
+      <w:r>
+        <w:rPr>
+          <w:rFonts w:ascii="Consolas" w:cs="Consolas" w:eastAsia="Consolas" w:hAnsi="Consolas"/>
+          <w:sz w:val="19"/>
+          <w:szCs w:val="19"/>
+        </w:rPr>
+        <w:br/>
+        <w:t xml:space="preserve"/>
+      </w:r>
+      <w:r>
+        <w:rPr>
+          <w:rFonts w:ascii="Consolas" w:cs="Consolas" w:eastAsia="Consolas" w:hAnsi="Consolas"/>
+          <w:sz w:val="19"/>
+          <w:szCs w:val="19"/>
+        </w:rPr>
+        <w:br/>
+        <w:t xml:space="preserve">    FOR g = 0 TO 31</w:t>
+      </w:r>
+      <w:r>
+        <w:rPr>
+          <w:rFonts w:ascii="Consolas" w:cs="Consolas" w:eastAsia="Consolas" w:hAnsi="Consolas"/>
+          <w:sz w:val="19"/>
+          <w:szCs w:val="19"/>
+        </w:rPr>
+        <w:br/>
+        <w:t xml:space="preserve">        LINE(g * 20, 0, g * 20, 379, RGB(22, 32, 26))</w:t>
+      </w:r>
+      <w:r>
+        <w:rPr>
+          <w:rFonts w:ascii="Consolas" w:cs="Consolas" w:eastAsia="Consolas" w:hAnsi="Consolas"/>
+          <w:sz w:val="19"/>
+          <w:szCs w:val="19"/>
+        </w:rPr>
+        <w:br/>
+        <w:t xml:space="preserve">    NEXT</w:t>
+      </w:r>
+      <w:r>
+        <w:rPr>
+          <w:rFonts w:ascii="Consolas" w:cs="Consolas" w:eastAsia="Consolas" w:hAnsi="Consolas"/>
+          <w:sz w:val="19"/>
+          <w:szCs w:val="19"/>
+        </w:rPr>
+        <w:br/>
+        <w:t xml:space="preserve">    FOR g = 0 TO 18</w:t>
+      </w:r>
+      <w:r>
+        <w:rPr>
+          <w:rFonts w:ascii="Consolas" w:cs="Consolas" w:eastAsia="Consolas" w:hAnsi="Consolas"/>
+          <w:sz w:val="19"/>
+          <w:szCs w:val="19"/>
+        </w:rPr>
+        <w:br/>
+        <w:t xml:space="preserve">        LINE(0, g * 20, 639, g * 20, RGB(22, 32, 26))</w:t>
+      </w:r>
+      <w:r>
+        <w:rPr>
+          <w:rFonts w:ascii="Consolas" w:cs="Consolas" w:eastAsia="Consolas" w:hAnsi="Consolas"/>
+          <w:sz w:val="19"/>
+          <w:szCs w:val="19"/>
+        </w:rPr>
+        <w:br/>
+        <w:t xml:space="preserve">    NEXT</w:t>
+      </w:r>
+      <w:r>
+        <w:rPr>
+          <w:rFonts w:ascii="Consolas" w:cs="Consolas" w:eastAsia="Consolas" w:hAnsi="Consolas"/>
+          <w:sz w:val="19"/>
+          <w:szCs w:val="19"/>
+        </w:rPr>
+        <w:br/>
+        <w:t xml:space="preserve">    BOX(0, 380, 639, 399, RGB(20, 28, 23))</w:t>
+      </w:r>
+      <w:r>
+        <w:rPr>
+          <w:rFonts w:ascii="Consolas" w:cs="Consolas" w:eastAsia="Consolas" w:hAnsi="Consolas"/>
+          <w:sz w:val="19"/>
+          <w:szCs w:val="19"/>
+        </w:rPr>
+        <w:br/>
+        <w:t xml:space="preserve"/>
+      </w:r>
+      <w:r>
+        <w:rPr>
+          <w:rFonts w:ascii="Consolas" w:cs="Consolas" w:eastAsia="Consolas" w:hAnsi="Consolas"/>
+          <w:sz w:val="19"/>
+          <w:szCs w:val="19"/>
+        </w:rPr>
+        <w:br/>
+        <w:t xml:space="preserve">    px = fx * 20</w:t>
+      </w:r>
+      <w:r>
+        <w:rPr>
+          <w:rFonts w:ascii="Consolas" w:cs="Consolas" w:eastAsia="Consolas" w:hAnsi="Consolas"/>
+          <w:sz w:val="19"/>
+          <w:szCs w:val="19"/>
+        </w:rPr>
+        <w:br/>
+        <w:t xml:space="preserve">    py = fy * 20</w:t>
+      </w:r>
+      <w:r>
+        <w:rPr>
+          <w:rFonts w:ascii="Consolas" w:cs="Consolas" w:eastAsia="Consolas" w:hAnsi="Consolas"/>
+          <w:sz w:val="19"/>
+          <w:szCs w:val="19"/>
+        </w:rPr>
+        <w:br/>
+        <w:t xml:space="preserve">    BOX(px + 3, py + 3, px + 16, py + 16, RGB(240, 90, 70))</w:t>
+      </w:r>
+      <w:r>
+        <w:rPr>
+          <w:rFonts w:ascii="Consolas" w:cs="Consolas" w:eastAsia="Consolas" w:hAnsi="Consolas"/>
+          <w:sz w:val="19"/>
+          <w:szCs w:val="19"/>
+        </w:rPr>
+        <w:br/>
+        <w:t xml:space="preserve"/>
+      </w:r>
+      <w:r>
+        <w:rPr>
+          <w:rFonts w:ascii="Consolas" w:cs="Consolas" w:eastAsia="Consolas" w:hAnsi="Consolas"/>
+          <w:sz w:val="19"/>
+          <w:szCs w:val="19"/>
+        </w:rPr>
+        <w:br/>
+        <w:t xml:space="preserve">    FOR i = 0 TO laenge - 1</w:t>
+      </w:r>
+      <w:r>
+        <w:rPr>
+          <w:rFonts w:ascii="Consolas" w:cs="Consolas" w:eastAsia="Consolas" w:hAnsi="Consolas"/>
+          <w:sz w:val="19"/>
+          <w:szCs w:val="19"/>
+        </w:rPr>
+        <w:br/>
+        <w:t xml:space="preserve">        px = sx[i] * 20</w:t>
+      </w:r>
+      <w:r>
+        <w:rPr>
+          <w:rFonts w:ascii="Consolas" w:cs="Consolas" w:eastAsia="Consolas" w:hAnsi="Consolas"/>
+          <w:sz w:val="19"/>
+          <w:szCs w:val="19"/>
+        </w:rPr>
+        <w:br/>
+        <w:t xml:space="preserve">        py = sy[i] * 20</w:t>
+      </w:r>
+      <w:r>
+        <w:rPr>
+          <w:rFonts w:ascii="Consolas" w:cs="Consolas" w:eastAsia="Consolas" w:hAnsi="Consolas"/>
+          <w:sz w:val="19"/>
+          <w:szCs w:val="19"/>
+        </w:rPr>
+        <w:br/>
+        <w:t xml:space="preserve">        IF i = 0 THEN</w:t>
+      </w:r>
+      <w:r>
+        <w:rPr>
+          <w:rFonts w:ascii="Consolas" w:cs="Consolas" w:eastAsia="Consolas" w:hAnsi="Consolas"/>
+          <w:sz w:val="19"/>
+          <w:szCs w:val="19"/>
+        </w:rPr>
+        <w:br/>
+        <w:t xml:space="preserve">            BOX(px + 1, py + 1, px + 18, py + 18, RGB(180, 255, 140))</w:t>
+      </w:r>
+      <w:r>
+        <w:rPr>
+          <w:rFonts w:ascii="Consolas" w:cs="Consolas" w:eastAsia="Consolas" w:hAnsi="Consolas"/>
+          <w:sz w:val="19"/>
+          <w:szCs w:val="19"/>
+        </w:rPr>
+        <w:br/>
+        <w:t xml:space="preserve">        ELSE</w:t>
+      </w:r>
+      <w:r>
+        <w:rPr>
+          <w:rFonts w:ascii="Consolas" w:cs="Consolas" w:eastAsia="Consolas" w:hAnsi="Consolas"/>
+          <w:sz w:val="19"/>
+          <w:szCs w:val="19"/>
+        </w:rPr>
+        <w:br/>
+        <w:t xml:space="preserve">            BOX(px + 2, py + 2, px + 17, py + 17, RGB(80, 190, 110))</w:t>
+      </w:r>
+      <w:r>
+        <w:rPr>
+          <w:rFonts w:ascii="Consolas" w:cs="Consolas" w:eastAsia="Consolas" w:hAnsi="Consolas"/>
+          <w:sz w:val="19"/>
+          <w:szCs w:val="19"/>
+        </w:rPr>
+        <w:br/>
+        <w:t xml:space="preserve">        END IF</w:t>
+      </w:r>
+      <w:r>
+        <w:rPr>
+          <w:rFonts w:ascii="Consolas" w:cs="Consolas" w:eastAsia="Consolas" w:hAnsi="Consolas"/>
+          <w:sz w:val="19"/>
+          <w:szCs w:val="19"/>
+        </w:rPr>
+        <w:br/>
+        <w:t xml:space="preserve">    NEXT</w:t>
+      </w:r>
+      <w:r>
+        <w:rPr>
+          <w:rFonts w:ascii="Consolas" w:cs="Consolas" w:eastAsia="Consolas" w:hAnsi="Consolas"/>
+          <w:sz w:val="19"/>
+          <w:szCs w:val="19"/>
+        </w:rPr>
+        <w:br/>
+        <w:t xml:space="preserve"/>
+      </w:r>
+      <w:r>
+        <w:rPr>
+          <w:rFonts w:ascii="Consolas" w:cs="Consolas" w:eastAsia="Consolas" w:hAnsi="Consolas"/>
+          <w:sz w:val="19"/>
+          <w:szCs w:val="19"/>
+        </w:rPr>
+        <w:br/>
+        <w:t xml:space="preserve">    TEXT(10, 383, "Laenge: " + STR$(laenge), RGB(140, 170, 150))</w:t>
+      </w:r>
+      <w:r>
+        <w:rPr>
+          <w:rFonts w:ascii="Consolas" w:cs="Consolas" w:eastAsia="Consolas" w:hAnsi="Consolas"/>
+          <w:sz w:val="19"/>
+          <w:szCs w:val="19"/>
+        </w:rPr>
+        <w:br/>
+        <w:t xml:space="preserve">    IF tot THEN TEXT(230, 180, "Vorbei -- R fuer neu", warnfarbe)</w:t>
+      </w:r>
+      <w:r>
+        <w:rPr>
+          <w:rFonts w:ascii="Consolas" w:cs="Consolas" w:eastAsia="Consolas" w:hAnsi="Consolas"/>
+          <w:sz w:val="19"/>
+          <w:szCs w:val="19"/>
+        </w:rPr>
+        <w:br/>
+        <w:t xml:space="preserve">    FLIP()</w:t>
+      </w:r>
+      <w:r>
+        <w:rPr>
+          <w:rFonts w:ascii="Consolas" w:cs="Consolas" w:eastAsia="Consolas" w:hAnsi="Consolas"/>
+          <w:sz w:val="19"/>
+          <w:szCs w:val="19"/>
+        </w:rPr>
+        <w:br/>
+        <w:t xml:space="preserve"/>
+      </w:r>
+      <w:r>
+        <w:rPr>
+          <w:rFonts w:ascii="Consolas" w:cs="Consolas" w:eastAsia="Consolas" w:hAnsi="Consolas"/>
+          <w:sz w:val="19"/>
+          <w:szCs w:val="19"/>
+        </w:rPr>
+        <w:br/>
+        <w:t xml:space="preserve">    IF KEYPRESSED(KEY_LEFT) AND dx = 0 THEN</w:t>
+      </w:r>
+      <w:r>
+        <w:rPr>
+          <w:rFonts w:ascii="Consolas" w:cs="Consolas" w:eastAsia="Consolas" w:hAnsi="Consolas"/>
+          <w:sz w:val="19"/>
+          <w:szCs w:val="19"/>
+        </w:rPr>
+        <w:br/>
+        <w:t xml:space="preserve">        dx = -1</w:t>
+      </w:r>
+      <w:r>
+        <w:rPr>
+          <w:rFonts w:ascii="Consolas" w:cs="Consolas" w:eastAsia="Consolas" w:hAnsi="Consolas"/>
+          <w:sz w:val="19"/>
+          <w:szCs w:val="19"/>
+        </w:rPr>
+        <w:br/>
+        <w:t xml:space="preserve">        dy = 0</w:t>
+      </w:r>
+      <w:r>
+        <w:rPr>
+          <w:rFonts w:ascii="Consolas" w:cs="Consolas" w:eastAsia="Consolas" w:hAnsi="Consolas"/>
+          <w:sz w:val="19"/>
+          <w:szCs w:val="19"/>
+        </w:rPr>
+        <w:br/>
+        <w:t xml:space="preserve">    END IF</w:t>
+      </w:r>
+      <w:r>
+        <w:rPr>
+          <w:rFonts w:ascii="Consolas" w:cs="Consolas" w:eastAsia="Consolas" w:hAnsi="Consolas"/>
+          <w:sz w:val="19"/>
+          <w:szCs w:val="19"/>
+        </w:rPr>
+        <w:br/>
+        <w:t xml:space="preserve">    IF KEYPRESSED(KEY_RIGHT) AND dx = 0 THEN</w:t>
+      </w:r>
+      <w:r>
+        <w:rPr>
+          <w:rFonts w:ascii="Consolas" w:cs="Consolas" w:eastAsia="Consolas" w:hAnsi="Consolas"/>
+          <w:sz w:val="19"/>
+          <w:szCs w:val="19"/>
+        </w:rPr>
+        <w:br/>
+        <w:t xml:space="preserve">        dx = 1</w:t>
+      </w:r>
+      <w:r>
+        <w:rPr>
+          <w:rFonts w:ascii="Consolas" w:cs="Consolas" w:eastAsia="Consolas" w:hAnsi="Consolas"/>
+          <w:sz w:val="19"/>
+          <w:szCs w:val="19"/>
+        </w:rPr>
+        <w:br/>
+        <w:t xml:space="preserve">        dy = 0</w:t>
+      </w:r>
+      <w:r>
+        <w:rPr>
+          <w:rFonts w:ascii="Consolas" w:cs="Consolas" w:eastAsia="Consolas" w:hAnsi="Consolas"/>
+          <w:sz w:val="19"/>
+          <w:szCs w:val="19"/>
+        </w:rPr>
+        <w:br/>
+        <w:t xml:space="preserve">    END IF</w:t>
+      </w:r>
+      <w:r>
+        <w:rPr>
+          <w:rFonts w:ascii="Consolas" w:cs="Consolas" w:eastAsia="Consolas" w:hAnsi="Consolas"/>
+          <w:sz w:val="19"/>
+          <w:szCs w:val="19"/>
+        </w:rPr>
+        <w:br/>
+        <w:t xml:space="preserve">    IF KEYPRESSED(KEY_UP) AND dy = 0 THEN</w:t>
+      </w:r>
+      <w:r>
+        <w:rPr>
+          <w:rFonts w:ascii="Consolas" w:cs="Consolas" w:eastAsia="Consolas" w:hAnsi="Consolas"/>
+          <w:sz w:val="19"/>
+          <w:szCs w:val="19"/>
+        </w:rPr>
+        <w:br/>
+        <w:t xml:space="preserve">        dx = 0</w:t>
+      </w:r>
+      <w:r>
+        <w:rPr>
+          <w:rFonts w:ascii="Consolas" w:cs="Consolas" w:eastAsia="Consolas" w:hAnsi="Consolas"/>
+          <w:sz w:val="19"/>
+          <w:szCs w:val="19"/>
+        </w:rPr>
+        <w:br/>
+        <w:t xml:space="preserve">        dy = -1</w:t>
+      </w:r>
+      <w:r>
+        <w:rPr>
+          <w:rFonts w:ascii="Consolas" w:cs="Consolas" w:eastAsia="Consolas" w:hAnsi="Consolas"/>
+          <w:sz w:val="19"/>
+          <w:szCs w:val="19"/>
+        </w:rPr>
+        <w:br/>
+        <w:t xml:space="preserve">    END IF</w:t>
+      </w:r>
+      <w:r>
+        <w:rPr>
+          <w:rFonts w:ascii="Consolas" w:cs="Consolas" w:eastAsia="Consolas" w:hAnsi="Consolas"/>
+          <w:sz w:val="19"/>
+          <w:szCs w:val="19"/>
+        </w:rPr>
+        <w:br/>
+        <w:t xml:space="preserve">    IF KEYPRESSED(KEY_DOWN) AND dy = 0 THEN</w:t>
+      </w:r>
+      <w:r>
+        <w:rPr>
+          <w:rFonts w:ascii="Consolas" w:cs="Consolas" w:eastAsia="Consolas" w:hAnsi="Consolas"/>
+          <w:sz w:val="19"/>
+          <w:szCs w:val="19"/>
+        </w:rPr>
+        <w:br/>
+        <w:t xml:space="preserve">        dx = 0</w:t>
+      </w:r>
+      <w:r>
+        <w:rPr>
+          <w:rFonts w:ascii="Consolas" w:cs="Consolas" w:eastAsia="Consolas" w:hAnsi="Consolas"/>
+          <w:sz w:val="19"/>
+          <w:szCs w:val="19"/>
+        </w:rPr>
+        <w:br/>
+        <w:t xml:space="preserve">        dy = 1</w:t>
+      </w:r>
+      <w:r>
+        <w:rPr>
+          <w:rFonts w:ascii="Consolas" w:cs="Consolas" w:eastAsia="Consolas" w:hAnsi="Consolas"/>
+          <w:sz w:val="19"/>
+          <w:szCs w:val="19"/>
+        </w:rPr>
+        <w:br/>
+        <w:t xml:space="preserve">    END IF</w:t>
+      </w:r>
+      <w:r>
+        <w:rPr>
+          <w:rFonts w:ascii="Consolas" w:cs="Consolas" w:eastAsia="Consolas" w:hAnsi="Consolas"/>
+          <w:sz w:val="19"/>
+          <w:szCs w:val="19"/>
+        </w:rPr>
+        <w:br/>
+        <w:t xml:space="preserve">    IF KEYHIT(KEY_R) THEN neu = TRUE</w:t>
+      </w:r>
+      <w:r>
+        <w:rPr>
+          <w:rFonts w:ascii="Consolas" w:cs="Consolas" w:eastAsia="Consolas" w:hAnsi="Consolas"/>
+          <w:sz w:val="19"/>
+          <w:szCs w:val="19"/>
+        </w:rPr>
+        <w:br/>
+        <w:t xml:space="preserve"/>
+      </w:r>
+      <w:r>
+        <w:rPr>
+          <w:rFonts w:ascii="Consolas" w:cs="Consolas" w:eastAsia="Consolas" w:hAnsi="Consolas"/>
+          <w:sz w:val="19"/>
+          <w:szCs w:val="19"/>
+        </w:rPr>
+        <w:br/>
+        <w:t xml:space="preserve">    IF NOT tot THEN</w:t>
+      </w:r>
+      <w:r>
+        <w:rPr>
+          <w:rFonts w:ascii="Consolas" w:cs="Consolas" w:eastAsia="Consolas" w:hAnsi="Consolas"/>
+          <w:sz w:val="19"/>
+          <w:szCs w:val="19"/>
+        </w:rPr>
+        <w:br/>
+        <w:t xml:space="preserve">        takt = takt + 1</w:t>
+      </w:r>
+      <w:r>
+        <w:rPr>
+          <w:rFonts w:ascii="Consolas" w:cs="Consolas" w:eastAsia="Consolas" w:hAnsi="Consolas"/>
+          <w:sz w:val="19"/>
+          <w:szCs w:val="19"/>
+        </w:rPr>
+        <w:br/>
+        <w:t xml:space="preserve">        IF takt &gt;= 8 THEN</w:t>
+      </w:r>
+      <w:r>
+        <w:rPr>
+          <w:rFonts w:ascii="Consolas" w:cs="Consolas" w:eastAsia="Consolas" w:hAnsi="Consolas"/>
+          <w:sz w:val="19"/>
+          <w:szCs w:val="19"/>
+        </w:rPr>
+        <w:br/>
+        <w:t xml:space="preserve">            takt = 0</w:t>
+      </w:r>
+      <w:r>
+        <w:rPr>
+          <w:rFonts w:ascii="Consolas" w:cs="Consolas" w:eastAsia="Consolas" w:hAnsi="Consolas"/>
+          <w:sz w:val="19"/>
+          <w:szCs w:val="19"/>
+        </w:rPr>
+        <w:br/>
+        <w:t xml:space="preserve"/>
+      </w:r>
+      <w:r>
+        <w:rPr>
+          <w:rFonts w:ascii="Consolas" w:cs="Consolas" w:eastAsia="Consolas" w:hAnsi="Consolas"/>
+          <w:sz w:val="19"/>
+          <w:szCs w:val="19"/>
+        </w:rPr>
+        <w:br/>
+        <w:t xml:space="preserve">            FOR i = laenge - 1 TO 1 STEP -1</w:t>
+      </w:r>
+      <w:r>
+        <w:rPr>
+          <w:rFonts w:ascii="Consolas" w:cs="Consolas" w:eastAsia="Consolas" w:hAnsi="Consolas"/>
+          <w:sz w:val="19"/>
+          <w:szCs w:val="19"/>
+        </w:rPr>
+        <w:br/>
+        <w:t xml:space="preserve">                sx[i] = sx[i - 1]</w:t>
+      </w:r>
+      <w:r>
+        <w:rPr>
+          <w:rFonts w:ascii="Consolas" w:cs="Consolas" w:eastAsia="Consolas" w:hAnsi="Consolas"/>
+          <w:sz w:val="19"/>
+          <w:szCs w:val="19"/>
+        </w:rPr>
+        <w:br/>
+        <w:t xml:space="preserve">                sy[i] = sy[i - 1]</w:t>
+      </w:r>
+      <w:r>
+        <w:rPr>
+          <w:rFonts w:ascii="Consolas" w:cs="Consolas" w:eastAsia="Consolas" w:hAnsi="Consolas"/>
+          <w:sz w:val="19"/>
+          <w:szCs w:val="19"/>
+        </w:rPr>
+        <w:br/>
+        <w:t xml:space="preserve">            NEXT</w:t>
+      </w:r>
+      <w:r>
+        <w:rPr>
+          <w:rFonts w:ascii="Consolas" w:cs="Consolas" w:eastAsia="Consolas" w:hAnsi="Consolas"/>
+          <w:sz w:val="19"/>
+          <w:szCs w:val="19"/>
+        </w:rPr>
+        <w:br/>
+        <w:t xml:space="preserve">            sx[0] = sx[0] + dx</w:t>
+      </w:r>
+      <w:r>
+        <w:rPr>
+          <w:rFonts w:ascii="Consolas" w:cs="Consolas" w:eastAsia="Consolas" w:hAnsi="Consolas"/>
+          <w:sz w:val="19"/>
+          <w:szCs w:val="19"/>
+        </w:rPr>
+        <w:br/>
+        <w:t xml:space="preserve">            sy[0] = sy[0] + dy</w:t>
+      </w:r>
+      <w:r>
+        <w:rPr>
+          <w:rFonts w:ascii="Consolas" w:cs="Consolas" w:eastAsia="Consolas" w:hAnsi="Consolas"/>
+          <w:sz w:val="19"/>
+          <w:szCs w:val="19"/>
+        </w:rPr>
+        <w:br/>
+        <w:t xml:space="preserve"/>
+      </w:r>
+      <w:r>
+        <w:rPr>
+          <w:rFonts w:ascii="Consolas" w:cs="Consolas" w:eastAsia="Consolas" w:hAnsi="Consolas"/>
+          <w:sz w:val="19"/>
+          <w:szCs w:val="19"/>
+        </w:rPr>
+        <w:br/>
+        <w:t xml:space="preserve">            IF sx[0] &lt; 0 OR sx[0] &gt; 31 THEN tot = TRUE</w:t>
+      </w:r>
+      <w:r>
+        <w:rPr>
+          <w:rFonts w:ascii="Consolas" w:cs="Consolas" w:eastAsia="Consolas" w:hAnsi="Consolas"/>
+          <w:sz w:val="19"/>
+          <w:szCs w:val="19"/>
+        </w:rPr>
+        <w:br/>
+        <w:t xml:space="preserve">            IF sy[0] &lt; 0 OR sy[0] &gt; 18 THEN tot = TRUE</w:t>
+      </w:r>
+      <w:r>
+        <w:rPr>
+          <w:rFonts w:ascii="Consolas" w:cs="Consolas" w:eastAsia="Consolas" w:hAnsi="Consolas"/>
+          <w:sz w:val="19"/>
+          <w:szCs w:val="19"/>
+        </w:rPr>
+        <w:br/>
+        <w:t xml:space="preserve"/>
+      </w:r>
+      <w:r>
+        <w:rPr>
+          <w:rFonts w:ascii="Consolas" w:cs="Consolas" w:eastAsia="Consolas" w:hAnsi="Consolas"/>
+          <w:sz w:val="19"/>
+          <w:szCs w:val="19"/>
+        </w:rPr>
+        <w:br/>
+        <w:t xml:space="preserve">            FOR i = 1 TO laenge - 1</w:t>
+      </w:r>
+      <w:r>
+        <w:rPr>
+          <w:rFonts w:ascii="Consolas" w:cs="Consolas" w:eastAsia="Consolas" w:hAnsi="Consolas"/>
+          <w:sz w:val="19"/>
+          <w:szCs w:val="19"/>
+        </w:rPr>
+        <w:br/>
+        <w:t xml:space="preserve">                IF sx[i] = sx[0] AND sy[i] = sy[0] THEN tot = TRUE</w:t>
+      </w:r>
+      <w:r>
+        <w:rPr>
+          <w:rFonts w:ascii="Consolas" w:cs="Consolas" w:eastAsia="Consolas" w:hAnsi="Consolas"/>
+          <w:sz w:val="19"/>
+          <w:szCs w:val="19"/>
+        </w:rPr>
+        <w:br/>
+        <w:t xml:space="preserve">            NEXT</w:t>
+      </w:r>
+      <w:r>
+        <w:rPr>
+          <w:rFonts w:ascii="Consolas" w:cs="Consolas" w:eastAsia="Consolas" w:hAnsi="Consolas"/>
+          <w:sz w:val="19"/>
+          <w:szCs w:val="19"/>
+        </w:rPr>
+        <w:br/>
+        <w:t xml:space="preserve"/>
+      </w:r>
+      <w:r>
+        <w:rPr>
+          <w:rFonts w:ascii="Consolas" w:cs="Consolas" w:eastAsia="Consolas" w:hAnsi="Consolas"/>
+          <w:sz w:val="19"/>
+          <w:szCs w:val="19"/>
+        </w:rPr>
+        <w:br/>
+        <w:t xml:space="preserve">            IF sx[0] = fx AND sy[0] = fy THEN</w:t>
+      </w:r>
+      <w:r>
+        <w:rPr>
+          <w:rFonts w:ascii="Consolas" w:cs="Consolas" w:eastAsia="Consolas" w:hAnsi="Consolas"/>
+          <w:sz w:val="19"/>
+          <w:szCs w:val="19"/>
+        </w:rPr>
+        <w:br/>
+        <w:t xml:space="preserve">                laenge = laenge + 1</w:t>
+      </w:r>
+      <w:r>
+        <w:rPr>
+          <w:rFonts w:ascii="Consolas" w:cs="Consolas" w:eastAsia="Consolas" w:hAnsi="Consolas"/>
+          <w:sz w:val="19"/>
+          <w:szCs w:val="19"/>
+        </w:rPr>
+        <w:br/>
+        <w:t xml:space="preserve">                fx = RANDINT(0, 31)</w:t>
+      </w:r>
+      <w:r>
+        <w:rPr>
+          <w:rFonts w:ascii="Consolas" w:cs="Consolas" w:eastAsia="Consolas" w:hAnsi="Consolas"/>
+          <w:sz w:val="19"/>
+          <w:szCs w:val="19"/>
+        </w:rPr>
+        <w:br/>
+        <w:t xml:space="preserve">                fy = RANDINT(0, 18)</w:t>
+      </w:r>
+      <w:r>
+        <w:rPr>
+          <w:rFonts w:ascii="Consolas" w:cs="Consolas" w:eastAsia="Consolas" w:hAnsi="Consolas"/>
+          <w:sz w:val="19"/>
+          <w:szCs w:val="19"/>
+        </w:rPr>
+        <w:br/>
+        <w:t xml:space="preserve">            END IF</w:t>
+      </w:r>
+      <w:r>
+        <w:rPr>
+          <w:rFonts w:ascii="Consolas" w:cs="Consolas" w:eastAsia="Consolas" w:hAnsi="Consolas"/>
+          <w:sz w:val="19"/>
+          <w:szCs w:val="19"/>
+        </w:rPr>
+        <w:br/>
+        <w:t xml:space="preserve">        END IF</w:t>
+      </w:r>
+      <w:r>
+        <w:rPr>
+          <w:rFonts w:ascii="Consolas" w:cs="Consolas" w:eastAsia="Consolas" w:hAnsi="Consolas"/>
+          <w:sz w:val="19"/>
+          <w:szCs w:val="19"/>
+        </w:rPr>
+        <w:br/>
+        <w:t xml:space="preserve">    END IF</w:t>
+      </w:r>
+      <w:r>
+        <w:rPr>
+          <w:rFonts w:ascii="Consolas" w:cs="Consolas" w:eastAsia="Consolas" w:hAnsi="Consolas"/>
+          <w:sz w:val="19"/>
+          <w:szCs w:val="19"/>
+        </w:rPr>
+        <w:br/>
+        <w:t xml:space="preserve">WEND</w:t>
+      </w:r>
+    </w:p>
+    <w:p>
+      <w:pPr>
+        <w:pStyle w:val="Heading2"/>
+        <w:keepNext/>
+        <w:keepLines/>
+        <w:spacing w:after="120" w:before="280"/>
+      </w:pPr>
+      <w:r>
+        <w:t xml:space="preserve">Der Neustart in einem Schalter</w:t>
+      </w:r>
+    </w:p>
+    <w:p>
+      <w:pPr>
+        <w:spacing w:after="180" w:line="312" w:lineRule="auto"/>
+      </w:pPr>
+      <w:r>
+        <w:rPr>
+          <w:sz w:val="22"/>
+          <w:szCs w:val="22"/>
+        </w:rPr>
+        <w:t xml:space="preserve">Ein Kniff steckt noch darin, der leicht zu übersehen ist. Ganz oben in der Schleife steht </w:t>
+      </w:r>
+      <w:r>
+        <w:rPr>
+          <w:rFonts w:ascii="Consolas" w:cs="Consolas" w:eastAsia="Consolas" w:hAnsi="Consolas"/>
+          <w:color w:val="335577"/>
+          <w:sz w:val="21"/>
+          <w:szCs w:val="21"/>
+        </w:rPr>
+        <w:t xml:space="preserve">IF neu THEN</w:t>
+      </w:r>
+      <w:r>
+        <w:rPr>
+          <w:sz w:val="22"/>
+          <w:szCs w:val="22"/>
+        </w:rPr>
+        <w:t xml:space="preserve"> — ein Block, der die Schlange auf den Anfangszustand setzt. Er läuft beim allerersten Durchgang, weil </w:t>
+      </w:r>
+      <w:r>
+        <w:rPr>
+          <w:rFonts w:ascii="Consolas" w:cs="Consolas" w:eastAsia="Consolas" w:hAnsi="Consolas"/>
+          <w:color w:val="335577"/>
+          <w:sz w:val="21"/>
+          <w:szCs w:val="21"/>
+        </w:rPr>
+        <w:t xml:space="preserve">neu</w:t>
+      </w:r>
+      <w:r>
+        <w:rPr>
+          <w:sz w:val="22"/>
+          <w:szCs w:val="22"/>
+        </w:rPr>
+        <w:t xml:space="preserve"> vorher auf </w:t>
+      </w:r>
+      <w:r>
+        <w:rPr>
+          <w:rFonts w:ascii="Consolas" w:cs="Consolas" w:eastAsia="Consolas" w:hAnsi="Consolas"/>
+          <w:color w:val="335577"/>
+          <w:sz w:val="21"/>
+          <w:szCs w:val="21"/>
+        </w:rPr>
+        <w:t xml:space="preserve">TRUE</w:t>
+      </w:r>
+      <w:r>
+        <w:rPr>
+          <w:sz w:val="22"/>
+          <w:szCs w:val="22"/>
+        </w:rPr>
+        <w:t xml:space="preserve"> gesetzt wurde, und danach nur noch, wenn jemand R drückt.</w:t>
+      </w:r>
+    </w:p>
+    <w:p>
+      <w:pPr>
+        <w:spacing w:after="180" w:line="312" w:lineRule="auto"/>
+      </w:pPr>
+      <w:r>
+        <w:rPr>
+          <w:sz w:val="22"/>
+          <w:szCs w:val="22"/>
+        </w:rPr>
+        <w:t xml:space="preserve">Damit steht die gesamte Anfangsausstattung an genau einer Stelle im Programm, statt einmal oben und ein zweites Mal beim Neustart. Es ist derselbe Gedanke wie beim Nachrücken: eine Sache, ein Ort.</w:t>
+      </w:r>
+    </w:p>
+    <w:p>
+      <w:pPr>
+        <w:pStyle w:val="Heading2"/>
+        <w:keepNext/>
+        <w:keepLines/>
+        <w:spacing w:after="120" w:before="280"/>
+      </w:pPr>
+      <w:r>
+        <w:t xml:space="preserve">Wenn etwas nicht geht</w:t>
+      </w:r>
+    </w:p>
+    <w:tbl>
+      <w:tblPr>
+        <w:tblW w:type="dxa" w:w="9026"/>
+        <w:tblBorders>
+          <w:top w:val="single" w:color="D0D0D0" w:sz="4"/>
+          <w:left w:val="single" w:color="D0D0D0" w:sz="4"/>
+          <w:bottom w:val="single" w:color="D0D0D0" w:sz="4"/>
+          <w:right w:val="single" w:color="D0D0D0" w:sz="4"/>
+          <w:insideH w:val="single" w:color="D0D0D0" w:sz="4"/>
+          <w:insideV w:val="single" w:color="D0D0D0" w:sz="4"/>
+        </w:tblBorders>
+      </w:tblPr>
+      <w:tblGrid>
+        <w:gridCol w:w="3400"/>
+        <w:gridCol w:w="5626"/>
+      </w:tblGrid>
+      <w:tr>
+        <w:trPr>
+          <w:cantSplit/>
+          <w:tblHeader/>
+        </w:trPr>
+        <w:tc>
+          <w:tcPr>
+            <w:tcW w:type="dxa" w:w="3400"/>
+            <w:shd w:fill="1B6CA8" w:val="clear"/>
+            <w:tcMar>
+              <w:top w:type="dxa" w:w="30"/>
+              <w:left w:type="dxa" w:w="90"/>
+              <w:bottom w:type="dxa" w:w="30"/>
+              <w:right w:type="dxa" w:w="90"/>
+            </w:tcMar>
+          </w:tcPr>
+          <w:p>
+            <w:pPr>
+              <w:spacing w:after="0" w:line="240" w:lineRule="auto"/>
+            </w:pPr>
+            <w:r>
+              <w:rPr>
+                <w:rFonts w:ascii="Arial" w:cs="Arial" w:eastAsia="Arial" w:hAnsi="Arial"/>
+                <w:b/>
+                <w:bCs/>
+                <w:color w:val="FFFFFF"/>
+                <w:sz w:val="19"/>
+                <w:szCs w:val="19"/>
+              </w:rPr>
+              <w:t xml:space="preserve">Was du siehst</w:t>
+            </w:r>
+          </w:p>
+        </w:tc>
+        <w:tc>
+          <w:tcPr>
+            <w:tcW w:type="dxa" w:w="5626"/>
+            <w:shd w:fill="1B6CA8" w:val="clear"/>
+            <w:tcMar>
+              <w:top w:type="dxa" w:w="30"/>
+              <w:left w:type="dxa" w:w="90"/>
+              <w:bottom w:type="dxa" w:w="30"/>
+              <w:right w:type="dxa" w:w="90"/>
+            </w:tcMar>
+          </w:tcPr>
+          <w:p>
+            <w:pPr>
+              <w:spacing w:after="0" w:line="240" w:lineRule="auto"/>
+            </w:pPr>
+            <w:r>
+              <w:rPr>
+                <w:rFonts w:ascii="Arial" w:cs="Arial" w:eastAsia="Arial" w:hAnsi="Arial"/>
+                <w:b/>
+                <w:bCs/>
+                <w:color w:val="FFFFFF"/>
+                <w:sz w:val="19"/>
+                <w:szCs w:val="19"/>
+              </w:rPr>
+              <w:t xml:space="preserve">Was meistens dahintersteckt</w:t>
+            </w:r>
+          </w:p>
+        </w:tc>
+      </w:tr>
+      <w:tr>
+        <w:trPr>
+          <w:cantSplit/>
+        </w:trPr>
+        <w:tc>
+          <w:tcPr>
+            <w:tcW w:type="dxa" w:w="3400"/>
+            <w:tcMar>
+              <w:top w:type="dxa" w:w="30"/>
+              <w:left w:type="dxa" w:w="90"/>
+              <w:bottom w:type="dxa" w:w="30"/>
+              <w:right w:type="dxa" w:w="90"/>
+            </w:tcMar>
+          </w:tcPr>
+          <w:p>
+            <w:pPr>
+              <w:spacing w:after="0" w:line="240" w:lineRule="auto"/>
+            </w:pPr>
+            <w:r>
+              <w:rPr>
+                <w:rFonts w:ascii="Arial" w:cs="Arial" w:eastAsia="Arial" w:hAnsi="Arial"/>
+                <w:color w:val="222222"/>
+                <w:sz w:val="19"/>
+                <w:szCs w:val="19"/>
+              </w:rPr>
+              <w:t xml:space="preserve">Alle Glieder liegen aufeinander</w:t>
+            </w:r>
+          </w:p>
+        </w:tc>
+        <w:tc>
+          <w:tcPr>
+            <w:tcW w:type="dxa" w:w="5626"/>
+            <w:tcMar>
+              <w:top w:type="dxa" w:w="30"/>
+              <w:left w:type="dxa" w:w="90"/>
+              <w:bottom w:type="dxa" w:w="30"/>
+              <w:right w:type="dxa" w:w="90"/>
+            </w:tcMar>
+          </w:tcPr>
+          <w:p>
+            <w:pPr>
+              <w:spacing w:after="0" w:line="240" w:lineRule="auto"/>
+            </w:pPr>
+            <w:r>
+              <w:rPr>
+                <w:rFonts w:ascii="Arial" w:cs="Arial" w:eastAsia="Arial" w:hAnsi="Arial"/>
+                <w:color w:val="222222"/>
+                <w:sz w:val="19"/>
+                <w:szCs w:val="19"/>
+              </w:rPr>
+              <w:t xml:space="preserve">Die Nachrück-Schleife läuft vorwärts statt rückwärts. Siehe den Warnkasten.</w:t>
+            </w:r>
+          </w:p>
+        </w:tc>
+      </w:tr>
+      <w:tr>
+        <w:trPr>
+          <w:cantSplit/>
+        </w:trPr>
+        <w:tc>
+          <w:tcPr>
+            <w:tcW w:type="dxa" w:w="3400"/>
+            <w:tcMar>
+              <w:top w:type="dxa" w:w="30"/>
+              <w:left w:type="dxa" w:w="90"/>
+              <w:bottom w:type="dxa" w:w="30"/>
+              <w:right w:type="dxa" w:w="90"/>
+            </w:tcMar>
+          </w:tcPr>
+          <w:p>
+            <w:pPr>
+              <w:spacing w:after="0" w:line="240" w:lineRule="auto"/>
+            </w:pPr>
+            <w:r>
+              <w:rPr>
+                <w:rFonts w:ascii="Arial" w:cs="Arial" w:eastAsia="Arial" w:hAnsi="Arial"/>
+                <w:color w:val="222222"/>
+                <w:sz w:val="19"/>
+                <w:szCs w:val="19"/>
+              </w:rPr>
+              <w:t xml:space="preserve">Die Schlange ist sofort tot</w:t>
+            </w:r>
+          </w:p>
+        </w:tc>
+        <w:tc>
+          <w:tcPr>
+            <w:tcW w:type="dxa" w:w="5626"/>
+            <w:tcMar>
+              <w:top w:type="dxa" w:w="30"/>
+              <w:left w:type="dxa" w:w="90"/>
+              <w:bottom w:type="dxa" w:w="30"/>
+              <w:right w:type="dxa" w:w="90"/>
+            </w:tcMar>
+          </w:tcPr>
+          <w:p>
+            <w:pPr>
+              <w:spacing w:after="0" w:line="240" w:lineRule="auto"/>
+            </w:pPr>
+            <w:r>
+              <w:rPr>
+                <w:rFonts w:ascii="Arial" w:cs="Arial" w:eastAsia="Arial" w:hAnsi="Arial"/>
+                <w:color w:val="222222"/>
+                <w:sz w:val="19"/>
+                <w:szCs w:val="19"/>
+              </w:rPr>
+              <w:t xml:space="preserve">Die Selbstprüfung beginnt bei 0 statt bei 1 und findet den Kopf auf seiner eigenen Stelle.</w:t>
+            </w:r>
+          </w:p>
+        </w:tc>
+      </w:tr>
+      <w:tr>
+        <w:trPr>
+          <w:cantSplit/>
+        </w:trPr>
+        <w:tc>
+          <w:tcPr>
+            <w:tcW w:type="dxa" w:w="3400"/>
+            <w:tcMar>
+              <w:top w:type="dxa" w:w="30"/>
+              <w:left w:type="dxa" w:w="90"/>
+              <w:bottom w:type="dxa" w:w="30"/>
+              <w:right w:type="dxa" w:w="90"/>
+            </w:tcMar>
+          </w:tcPr>
+          <w:p>
+            <w:pPr>
+              <w:spacing w:after="0" w:line="240" w:lineRule="auto"/>
+            </w:pPr>
+            <w:r>
+              <w:rPr>
+                <w:rFonts w:ascii="Consolas" w:cs="Consolas" w:eastAsia="Consolas" w:hAnsi="Consolas"/>
+                <w:color w:val="222222"/>
+                <w:sz w:val="19"/>
+                <w:szCs w:val="19"/>
+              </w:rPr>
+              <w:t xml:space="preserve">Index ausserhalb</w:t>
+            </w:r>
+          </w:p>
+        </w:tc>
+        <w:tc>
+          <w:tcPr>
+            <w:tcW w:type="dxa" w:w="5626"/>
+            <w:tcMar>
+              <w:top w:type="dxa" w:w="30"/>
+              <w:left w:type="dxa" w:w="90"/>
+              <w:bottom w:type="dxa" w:w="30"/>
+              <w:right w:type="dxa" w:w="90"/>
+            </w:tcMar>
+          </w:tcPr>
+          <w:p>
+            <w:pPr>
+              <w:spacing w:after="0" w:line="240" w:lineRule="auto"/>
+            </w:pPr>
+            <w:r>
+              <w:rPr>
+                <w:rFonts w:ascii="Arial" w:cs="Arial" w:eastAsia="Arial" w:hAnsi="Arial"/>
+                <w:color w:val="222222"/>
+                <w:sz w:val="19"/>
+                <w:szCs w:val="19"/>
+              </w:rPr>
+              <w:t xml:space="preserve">Ein Fach jenseits der Anzahl. Bei DIM sx[400] geht es bis 399.</w:t>
+            </w:r>
+          </w:p>
+        </w:tc>
+      </w:tr>
+      <w:tr>
+        <w:trPr>
+          <w:cantSplit/>
+        </w:trPr>
+        <w:tc>
+          <w:tcPr>
+            <w:tcW w:type="dxa" w:w="3400"/>
+            <w:tcMar>
+              <w:top w:type="dxa" w:w="30"/>
+              <w:left w:type="dxa" w:w="90"/>
+              <w:bottom w:type="dxa" w:w="30"/>
+              <w:right w:type="dxa" w:w="90"/>
+            </w:tcMar>
+          </w:tcPr>
+          <w:p>
+            <w:pPr>
+              <w:spacing w:after="0" w:line="240" w:lineRule="auto"/>
+            </w:pPr>
+            <w:r>
+              <w:rPr>
+                <w:rFonts w:ascii="Arial" w:cs="Arial" w:eastAsia="Arial" w:hAnsi="Arial"/>
+                <w:color w:val="222222"/>
+                <w:sz w:val="19"/>
+                <w:szCs w:val="19"/>
+              </w:rPr>
+              <w:t xml:space="preserve">Die Schlange rast</w:t>
+            </w:r>
+          </w:p>
+        </w:tc>
+        <w:tc>
+          <w:tcPr>
+            <w:tcW w:type="dxa" w:w="5626"/>
+            <w:tcMar>
+              <w:top w:type="dxa" w:w="30"/>
+              <w:left w:type="dxa" w:w="90"/>
+              <w:bottom w:type="dxa" w:w="30"/>
+              <w:right w:type="dxa" w:w="90"/>
+            </w:tcMar>
+          </w:tcPr>
+          <w:p>
+            <w:pPr>
+              <w:spacing w:after="0" w:line="240" w:lineRule="auto"/>
+            </w:pPr>
+            <w:r>
+              <w:rPr>
+                <w:rFonts w:ascii="Arial" w:cs="Arial" w:eastAsia="Arial" w:hAnsi="Arial"/>
+                <w:color w:val="222222"/>
+                <w:sz w:val="19"/>
+                <w:szCs w:val="19"/>
+              </w:rPr>
+              <w:t xml:space="preserve">Der Takt fehlt: Ohne ihn rückt sie sechzigmal je Sekunde vor.</w:t>
+            </w:r>
+          </w:p>
+        </w:tc>
+      </w:tr>
+      <w:tr>
+        <w:trPr>
+          <w:cantSplit/>
+        </w:trPr>
+        <w:tc>
+          <w:tcPr>
+            <w:tcW w:type="dxa" w:w="3400"/>
+            <w:tcMar>
+              <w:top w:type="dxa" w:w="30"/>
+              <w:left w:type="dxa" w:w="90"/>
+              <w:bottom w:type="dxa" w:w="30"/>
+              <w:right w:type="dxa" w:w="90"/>
+            </w:tcMar>
+          </w:tcPr>
+          <w:p>
+            <w:pPr>
+              <w:spacing w:after="0" w:line="240" w:lineRule="auto"/>
+            </w:pPr>
+            <w:r>
+              <w:rPr>
+                <w:rFonts w:ascii="Arial" w:cs="Arial" w:eastAsia="Arial" w:hAnsi="Arial"/>
+                <w:color w:val="222222"/>
+                <w:sz w:val="19"/>
+                <w:szCs w:val="19"/>
+              </w:rPr>
+              <w:t xml:space="preserve">Das Futter erscheint unter der Schlange</w:t>
+            </w:r>
+          </w:p>
+        </w:tc>
+        <w:tc>
+          <w:tcPr>
+            <w:tcW w:type="dxa" w:w="5626"/>
+            <w:tcMar>
+              <w:top w:type="dxa" w:w="30"/>
+              <w:left w:type="dxa" w:w="90"/>
+              <w:bottom w:type="dxa" w:w="30"/>
+              <w:right w:type="dxa" w:w="90"/>
+            </w:tcMar>
+          </w:tcPr>
+          <w:p>
+            <w:pPr>
+              <w:spacing w:after="0" w:line="240" w:lineRule="auto"/>
+            </w:pPr>
+            <w:r>
+              <w:rPr>
+                <w:rFonts w:ascii="Arial" w:cs="Arial" w:eastAsia="Arial" w:hAnsi="Arial"/>
+                <w:color w:val="222222"/>
+                <w:sz w:val="19"/>
+                <w:szCs w:val="19"/>
+              </w:rPr>
+              <w:t xml:space="preserve">Kann passieren — es wird ja blind gewürfelt. Als Aufgabe unten steht, wie man das behebt.</w:t>
+            </w:r>
+          </w:p>
+        </w:tc>
+      </w:tr>
+      <w:tr>
+        <w:trPr>
+          <w:cantSplit/>
+        </w:trPr>
+        <w:tc>
+          <w:tcPr>
+            <w:tcW w:type="dxa" w:w="3400"/>
+            <w:tcMar>
+              <w:top w:type="dxa" w:w="30"/>
+              <w:left w:type="dxa" w:w="90"/>
+              <w:bottom w:type="dxa" w:w="30"/>
+              <w:right w:type="dxa" w:w="90"/>
+            </w:tcMar>
+          </w:tcPr>
+          <w:p>
+            <w:pPr>
+              <w:spacing w:after="0" w:line="240" w:lineRule="auto"/>
+            </w:pPr>
+            <w:r>
+              <w:rPr>
+                <w:rFonts w:ascii="Arial" w:cs="Arial" w:eastAsia="Arial" w:hAnsi="Arial"/>
+                <w:color w:val="222222"/>
+                <w:sz w:val="19"/>
+                <w:szCs w:val="19"/>
+              </w:rPr>
+              <w:t xml:space="preserve">Rückwärts abbiegen tötet sofort</w:t>
+            </w:r>
+          </w:p>
+        </w:tc>
+        <w:tc>
+          <w:tcPr>
+            <w:tcW w:type="dxa" w:w="5626"/>
+            <w:tcMar>
+              <w:top w:type="dxa" w:w="30"/>
+              <w:left w:type="dxa" w:w="90"/>
+              <w:bottom w:type="dxa" w:w="30"/>
+              <w:right w:type="dxa" w:w="90"/>
+            </w:tcMar>
+          </w:tcPr>
+          <w:p>
+            <w:pPr>
+              <w:spacing w:after="0" w:line="240" w:lineRule="auto"/>
+            </w:pPr>
+            <w:r>
+              <w:rPr>
+                <w:rFonts w:ascii="Arial" w:cs="Arial" w:eastAsia="Arial" w:hAnsi="Arial"/>
+                <w:color w:val="222222"/>
+                <w:sz w:val="19"/>
+                <w:szCs w:val="19"/>
+              </w:rPr>
+              <w:t xml:space="preserve">Die Prüfung AND dx = 0 fehlt in den Steuerzeilen.</w:t>
+            </w:r>
+          </w:p>
+        </w:tc>
+      </w:tr>
+    </w:tbl>
+    <w:p>
+      <w:pPr>
+        <w:spacing w:after="160"/>
+      </w:pPr>
+    </w:p>
+    <w:p>
+      <w:pPr>
+        <w:pStyle w:val="Heading2"/>
+        <w:keepNext/>
+        <w:keepLines/>
+        <w:spacing w:after="120" w:before="280"/>
+      </w:pPr>
+      <w:r>
+        <w:t xml:space="preserve">Aufgaben</w:t>
+      </w:r>
+    </w:p>
+    <w:p>
+      <w:pPr>
+        <w:pStyle w:val="ListParagraph"/>
+        <w:numPr>
+          <w:ilvl w:val="0"/>
+          <w:numId w:val="2"/>
+        </w:numPr>
+        <w:spacing w:after="100" w:line="312" w:lineRule="auto"/>
+      </w:pPr>
+      <w:r>
+        <w:rPr>
+          <w:sz w:val="22"/>
+          <w:szCs w:val="22"/>
+        </w:rPr>
+        <w:t xml:space="preserve">Lass die Schlange schneller werden, je länger sie ist: Der Takt soll mit wachsender Länge kleiner werden, aber nie unter drei fallen.</w:t>
+      </w:r>
+    </w:p>
+    <w:p>
+      <w:pPr>
+        <w:pStyle w:val="ListParagraph"/>
+        <w:numPr>
+          <w:ilvl w:val="0"/>
+          <w:numId w:val="2"/>
+        </w:numPr>
+        <w:spacing w:after="100" w:line="312" w:lineRule="auto"/>
+      </w:pPr>
+      <w:r>
+        <w:rPr>
+          <w:sz w:val="22"/>
+          <w:szCs w:val="22"/>
+        </w:rPr>
+        <w:t xml:space="preserve">Sorg dafür, dass das Futter nie auf der Schlange landet. Du musst dafür nach dem Würfeln alle Glieder durchsehen und notfalls neu würfeln.</w:t>
+      </w:r>
+    </w:p>
+    <w:p>
+      <w:pPr>
+        <w:pStyle w:val="ListParagraph"/>
+        <w:numPr>
+          <w:ilvl w:val="0"/>
+          <w:numId w:val="2"/>
+        </w:numPr>
+        <w:spacing w:after="100" w:line="312" w:lineRule="auto"/>
+      </w:pPr>
+      <w:r>
+        <w:rPr>
+          <w:sz w:val="22"/>
+          <w:szCs w:val="22"/>
+        </w:rPr>
+        <w:t xml:space="preserve">Zeig die beste bisher erreichte Länge an. Sie muss den Neustart überleben, darf also nicht im neu-Block zurückgesetzt werden.</w:t>
+      </w:r>
+    </w:p>
+    <w:p>
+      <w:pPr>
+        <w:pStyle w:val="ListParagraph"/>
+        <w:numPr>
+          <w:ilvl w:val="0"/>
+          <w:numId w:val="2"/>
+        </w:numPr>
+        <w:spacing w:after="100" w:line="312" w:lineRule="auto"/>
+      </w:pPr>
+      <w:r>
+        <w:rPr>
+          <w:sz w:val="22"/>
+          <w:szCs w:val="22"/>
+        </w:rPr>
+        <w:t xml:space="preserve">Bau Wände ein: ein paar feste Kästchen mitten im Feld, die ebenfalls tödlich sind. Ein drittes Arraypaar hält ihre Stellen.</w:t>
+      </w:r>
+    </w:p>
+    <w:p>
+      <w:pPr>
+        <w:pStyle w:val="ListParagraph"/>
+        <w:numPr>
+          <w:ilvl w:val="0"/>
+          <w:numId w:val="2"/>
+        </w:numPr>
+        <w:spacing w:after="100" w:line="312" w:lineRule="auto"/>
+      </w:pPr>
+      <w:r>
+        <w:rPr>
+          <w:sz w:val="22"/>
+          <w:szCs w:val="22"/>
+        </w:rPr>
+        <w:t xml:space="preserve">Mach die Ränder durchlässig — wer rechts hinausläuft, kommt links wieder herein. Ein MOD aus Kapitel 5 genügt.</w:t>
+      </w:r>
+    </w:p>
+    <w:p>
+      <w:pPr>
+        <w:pStyle w:val="ListParagraph"/>
+        <w:numPr>
+          <w:ilvl w:val="0"/>
+          <w:numId w:val="2"/>
+        </w:numPr>
+        <w:spacing w:after="100" w:line="312" w:lineRule="auto"/>
+      </w:pPr>
+      <w:r>
+        <w:rPr>
+          <w:sz w:val="22"/>
+          <w:szCs w:val="22"/>
+        </w:rPr>
+        <w:t xml:space="preserve">Gib jedem Glied eine eigene Farbe, die sich von Kopf zu Schwanz verläuft. Die Nummer des Gliedes ist alles, was du dafür brauchst.</w:t>
+      </w:r>
+    </w:p>
+    <w:p>
+      <w:pPr>
+        <w:spacing w:after="180" w:line="312" w:lineRule="auto"/>
+      </w:pPr>
+      <w:r>
+        <w:rPr>
+          <w:sz w:val="22"/>
+          <w:szCs w:val="22"/>
+        </w:rPr>
+        <w:t xml:space="preserve">Damit endet Teil I. Du hast zwei vollständige Spiele gebaut und kennst alles, womit man Bilder macht, sie bewegt und auf Menschen reagiert. Im nächsten Teil bekommt das Ganze Ton.</w:t>
       </w:r>
     </w:p>
     <w:sectPr>

--- a/buch-einstieg/buch/Drachenhauch-Einstieg.docx
+++ b/buch-einstieg/buch/Drachenhauch-Einstieg.docx
@@ -381,6 +381,114 @@
           <w:szCs w:val="22"/>
         </w:rPr>
         <w:t xml:space="preserve">	69</w:t>
+      </w:r>
+    </w:p>
+    <w:p>
+      <w:pPr>
+        <w:tabs>
+          <w:tab w:val="right" w:pos="9200" w:leader="dot"/>
+        </w:tabs>
+        <w:spacing w:after="40" w:before="120"/>
+        <w:ind/>
+      </w:pPr>
+      <w:r>
+        <w:rPr>
+          <w:b/>
+          <w:bCs/>
+          <w:color w:val="10507F"/>
+          <w:sz w:val="24"/>
+          <w:szCs w:val="24"/>
+        </w:rPr>
+        <w:t xml:space="preserve">Teil II — Klang</w:t>
+      </w:r>
+      <w:r>
+        <w:rPr>
+          <w:color w:val="555555"/>
+          <w:sz w:val="24"/>
+          <w:szCs w:val="24"/>
+        </w:rPr>
+        <w:t xml:space="preserve">	77</w:t>
+      </w:r>
+    </w:p>
+    <w:p>
+      <w:pPr>
+        <w:tabs>
+          <w:tab w:val="right" w:pos="9200" w:leader="dot"/>
+        </w:tabs>
+        <w:spacing w:after="20" w:before="0"/>
+        <w:ind w:left="280"/>
+      </w:pPr>
+      <w:r>
+        <w:rPr>
+          <w:b w:val="false"/>
+          <w:bCs w:val="false"/>
+          <w:color w:val="222222"/>
+          <w:sz w:val="22"/>
+          <w:szCs w:val="22"/>
+        </w:rPr>
+        <w:t xml:space="preserve">Der erste Ton</w:t>
+      </w:r>
+      <w:r>
+        <w:rPr>
+          <w:color w:val="555555"/>
+          <w:sz w:val="22"/>
+          <w:szCs w:val="22"/>
+        </w:rPr>
+        <w:t xml:space="preserve">	78</w:t>
+      </w:r>
+    </w:p>
+    <w:p>
+      <w:pPr>
+        <w:tabs>
+          <w:tab w:val="right" w:pos="9200" w:leader="dot"/>
+        </w:tabs>
+        <w:spacing w:after="20" w:before="0"/>
+        <w:ind w:left="280"/>
+      </w:pPr>
+      <w:r>
+        <w:rPr>
+          <w:b w:val="false"/>
+          <w:bCs w:val="false"/>
+          <w:color w:val="222222"/>
+          <w:sz w:val="22"/>
+          <w:szCs w:val="22"/>
+        </w:rPr>
+        <w:t xml:space="preserve">Klang zum Bild</w:t>
+      </w:r>
+      <w:r>
+        <w:rPr>
+          <w:color w:val="555555"/>
+          <w:sz w:val="22"/>
+          <w:szCs w:val="22"/>
+        </w:rPr>
+        <w:t xml:space="preserve">	86</w:t>
+      </w:r>
+    </w:p>
+    <w:p>
+      <w:pPr>
+        <w:tabs>
+          <w:tab w:val="right" w:pos="9200" w:leader="dot"/>
+        </w:tabs>
+        <w:spacing w:after="20" w:before="0"/>
+        <w:ind w:left="280"/>
+      </w:pPr>
+      <w:r>
+        <w:rPr>
+          <w:b w:val="false"/>
+          <w:bCs w:val="false"/>
+          <w:color w:val="222222"/>
+          <w:sz w:val="22"/>
+          <w:szCs w:val="22"/>
+        </w:rPr>
+        <w:t xml:space="preserve">Projekt: ein Instrument</w:t>
+      </w:r>
+      <w:r>
+        <w:rPr>
+          <w:color w:val="555555"/>
+          <w:sz w:val="22"/>
+          <w:szCs w:val="22"/>
+        </w:rPr>
+        <w:t xml:space="preserve">	92</w:t>
       </w:r>
     </w:p>
     <w:p>
@@ -28543,6 +28651,6919 @@
           <w:szCs w:val="22"/>
         </w:rPr>
         <w:t xml:space="preserve">Damit endet Teil I. Du hast zwei vollständige Spiele gebaut und kennst alles, womit man Bilder macht, sie bewegt und auf Menschen reagiert. Im nächsten Teil bekommt das Ganze Ton.</w:t>
+      </w:r>
+    </w:p>
+    <w:p>
+      <w:pPr>
+        <w:pageBreakBefore/>
+        <w:spacing w:after="200" w:before="2600"/>
+        <w:jc w:val="center"/>
+      </w:pPr>
+      <w:r>
+        <w:rPr>
+          <w:b/>
+          <w:bCs/>
+          <w:color w:val="10507F"/>
+          <w:sz w:val="52"/>
+          <w:szCs w:val="52"/>
+        </w:rPr>
+        <w:t xml:space="preserve">Teil II — Klang</w:t>
+      </w:r>
+    </w:p>
+    <w:p>
+      <w:pPr>
+        <w:pStyle w:val="Heading1"/>
+        <w:keepNext/>
+        <w:keepLines/>
+        <w:pageBreakBefore/>
+        <w:pBdr>
+          <w:bottom w:val="single" w:color="1B6CA8" w:sz="12" w:space="4"/>
+        </w:pBdr>
+        <w:spacing w:after="160" w:before="0"/>
+      </w:pPr>
+      <w:r>
+        <w:t xml:space="preserve">Der erste Ton</w:t>
+      </w:r>
+    </w:p>
+    <w:p>
+      <w:pPr>
+        <w:spacing w:after="180" w:line="312" w:lineRule="auto"/>
+      </w:pPr>
+      <w:r>
+        <w:rPr>
+          <w:sz w:val="22"/>
+          <w:szCs w:val="22"/>
+        </w:rPr>
+        <w:t xml:space="preserve">Neun Kapitel lang war dein Rechner stumm. Das ändert sich mit vier Zeilen — und es ist erstaunlich, wie viel lebendiger ein Programm wird, sobald es sich bemerkbar macht.</w:t>
+      </w:r>
+    </w:p>
+    <w:p>
+      <w:pPr>
+        <w:pStyle w:val="Heading2"/>
+        <w:keepNext/>
+        <w:keepLines/>
+        <w:spacing w:after="120" w:before="280"/>
+      </w:pPr>
+      <w:r>
+        <w:t xml:space="preserve">Vier Zeilen, ein Ton</w:t>
+      </w:r>
+    </w:p>
+    <w:p>
+      <w:pPr>
+        <w:keepLines/>
+        <w:pBdr>
+          <w:left w:val="single" w:color="1B6CA8" w:sz="18" w:space="6"/>
+        </w:pBdr>
+        <w:shd w:fill="F4F4F4" w:val="clear"/>
+        <w:spacing w:after="200" w:before="100" w:line="264" w:lineRule="auto"/>
+        <w:ind w:left="140"/>
+      </w:pPr>
+      <w:r>
+        <w:rPr>
+          <w:rFonts w:ascii="Consolas" w:cs="Consolas" w:eastAsia="Consolas" w:hAnsi="Consolas"/>
+          <w:sz w:val="19"/>
+          <w:szCs w:val="19"/>
+        </w:rPr>
+        <w:t xml:space="preserve">DIM piep AS SOUND</w:t>
+      </w:r>
+      <w:r>
+        <w:rPr>
+          <w:rFonts w:ascii="Consolas" w:cs="Consolas" w:eastAsia="Consolas" w:hAnsi="Consolas"/>
+          <w:sz w:val="19"/>
+          <w:szCs w:val="19"/>
+        </w:rPr>
+        <w:br/>
+        <w:t xml:space="preserve">piep = AUDIO_TONE(440, 400)</w:t>
+      </w:r>
+      <w:r>
+        <w:rPr>
+          <w:rFonts w:ascii="Consolas" w:cs="Consolas" w:eastAsia="Consolas" w:hAnsi="Consolas"/>
+          <w:sz w:val="19"/>
+          <w:szCs w:val="19"/>
+        </w:rPr>
+        <w:br/>
+        <w:t xml:space="preserve">PLAYSOUND(piep)</w:t>
+      </w:r>
+      <w:r>
+        <w:rPr>
+          <w:rFonts w:ascii="Consolas" w:cs="Consolas" w:eastAsia="Consolas" w:hAnsi="Consolas"/>
+          <w:sz w:val="19"/>
+          <w:szCs w:val="19"/>
+        </w:rPr>
+        <w:br/>
+        <w:t xml:space="preserve">SLEEP(600)</w:t>
+      </w:r>
+    </w:p>
+    <w:p>
+      <w:pPr>
+        <w:spacing w:after="180" w:line="312" w:lineRule="auto"/>
+      </w:pPr>
+      <w:r>
+        <w:rPr>
+          <w:sz w:val="22"/>
+          <w:szCs w:val="22"/>
+        </w:rPr>
+        <w:t xml:space="preserve">Kein Fenster, kein SCREEN, kein CLS. Klang braucht nichts davon. Starte es, und du hörst einen kurzen, klaren Ton.</w:t>
+      </w:r>
+    </w:p>
+    <w:p>
+      <w:pPr>
+        <w:spacing w:after="180" w:line="312" w:lineRule="auto"/>
+      </w:pPr>
+      <w:r>
+        <w:rPr>
+          <w:rFonts w:ascii="Consolas" w:cs="Consolas" w:eastAsia="Consolas" w:hAnsi="Consolas"/>
+          <w:color w:val="335577"/>
+          <w:sz w:val="21"/>
+          <w:szCs w:val="21"/>
+        </w:rPr>
+        <w:t xml:space="preserve">DIM piep AS SOUND</w:t>
+      </w:r>
+      <w:r>
+        <w:rPr>
+          <w:sz w:val="22"/>
+          <w:szCs w:val="22"/>
+        </w:rPr>
+        <w:t xml:space="preserve"> ist eine neue Sorte Karton. Bisher gab es INTEGER, FLOAT, STRING und BOOLEAN — in einen </w:t>
+      </w:r>
+      <w:r>
+        <w:rPr>
+          <w:rFonts w:ascii="Consolas" w:cs="Consolas" w:eastAsia="Consolas" w:hAnsi="Consolas"/>
+          <w:color w:val="335577"/>
+          <w:sz w:val="21"/>
+          <w:szCs w:val="21"/>
+        </w:rPr>
+        <w:t xml:space="preserve">SOUND</w:t>
+      </w:r>
+      <w:r>
+        <w:rPr>
+          <w:sz w:val="22"/>
+          <w:szCs w:val="22"/>
+        </w:rPr>
+        <w:t xml:space="preserve"> passt ein fertiger Klang.</w:t>
+      </w:r>
+    </w:p>
+    <w:p>
+      <w:pPr>
+        <w:spacing w:after="180" w:line="312" w:lineRule="auto"/>
+      </w:pPr>
+      <w:r>
+        <w:rPr>
+          <w:rFonts w:ascii="Consolas" w:cs="Consolas" w:eastAsia="Consolas" w:hAnsi="Consolas"/>
+          <w:color w:val="335577"/>
+          <w:sz w:val="21"/>
+          <w:szCs w:val="21"/>
+        </w:rPr>
+        <w:t xml:space="preserve">AUDIO_TONE(440, 400)</w:t>
+      </w:r>
+      <w:r>
+        <w:rPr>
+          <w:sz w:val="22"/>
+          <w:szCs w:val="22"/>
+        </w:rPr>
+        <w:t xml:space="preserve"> baut diesen Klang. Die erste Zahl ist die Tonhöhe in Hertz, also Schwingungen je Sekunde; die zweite die Dauer in Millisekunden. 440 Hertz ist das Kammerton-A, nach dem Orchester stimmen. Vierhundert Millisekunden sind vier Zehntelsekunden.</w:t>
+      </w:r>
+    </w:p>
+    <w:p>
+      <w:pPr>
+        <w:spacing w:after="180" w:line="312" w:lineRule="auto"/>
+      </w:pPr>
+      <w:r>
+        <w:rPr>
+          <w:rFonts w:ascii="Consolas" w:cs="Consolas" w:eastAsia="Consolas" w:hAnsi="Consolas"/>
+          <w:color w:val="335577"/>
+          <w:sz w:val="21"/>
+          <w:szCs w:val="21"/>
+        </w:rPr>
+        <w:t xml:space="preserve">PLAYSOUND(piep)</w:t>
+      </w:r>
+      <w:r>
+        <w:rPr>
+          <w:sz w:val="22"/>
+          <w:szCs w:val="22"/>
+        </w:rPr>
+        <w:t xml:space="preserve"> spielt ihn ab. Und zwar nebenher: Der Befehl wartet nicht, bis der Ton zu Ende ist, sondern gibt sofort zurück. Das ist genau richtig — ein Spiel soll ja nicht stehenbleiben, weil es piepst.</w:t>
+      </w:r>
+    </w:p>
+    <w:p>
+      <w:pPr>
+        <w:spacing w:after="180" w:line="312" w:lineRule="auto"/>
+      </w:pPr>
+      <w:r>
+        <w:rPr>
+          <w:rFonts w:ascii="Consolas" w:cs="Consolas" w:eastAsia="Consolas" w:hAnsi="Consolas"/>
+          <w:color w:val="335577"/>
+          <w:sz w:val="21"/>
+          <w:szCs w:val="21"/>
+        </w:rPr>
+        <w:t xml:space="preserve">SLEEP(600)</w:t>
+      </w:r>
+      <w:r>
+        <w:rPr>
+          <w:sz w:val="22"/>
+          <w:szCs w:val="22"/>
+        </w:rPr>
+        <w:t xml:space="preserve"> ist deshalb nötig. Ohne diese Zeile wäre das Programm nach dem dritten Befehl fertig, würde sich beenden — und der Ton bräche mittendrin ab. Es sind absichtlich 600 statt 400: ein bisschen Luft am Ende.</w:t>
+      </w:r>
+    </w:p>
+    <w:p>
+      <w:pPr>
+        <w:spacing w:before="60"/>
+      </w:pPr>
+    </w:p>
+    <w:tbl>
+      <w:tblPr>
+        <w:tblW w:type="dxa" w:w="9026"/>
+        <w:tblBorders>
+          <w:top w:val="single" w:color="auto" w:sz="4"/>
+          <w:left w:val="single" w:color="auto" w:sz="4"/>
+          <w:bottom w:val="single" w:color="auto" w:sz="4"/>
+          <w:right w:val="single" w:color="auto" w:sz="4"/>
+          <w:insideH w:val="single" w:color="auto" w:sz="4"/>
+          <w:insideV w:val="single" w:color="auto" w:sz="4"/>
+        </w:tblBorders>
+      </w:tblPr>
+      <w:tblGrid>
+        <w:gridCol w:w="9026"/>
+      </w:tblGrid>
+      <w:tr>
+        <w:trPr>
+          <w:cantSplit/>
+        </w:trPr>
+        <w:tc>
+          <w:tcPr>
+            <w:tcW w:type="dxa" w:w="9026"/>
+            <w:tcBorders>
+              <w:top w:val="single" w:color="E0B96A" w:sz="6"/>
+              <w:left w:val="single" w:color="E0B96A" w:sz="6"/>
+              <w:bottom w:val="single" w:color="E0B96A" w:sz="6"/>
+              <w:right w:val="single" w:color="E0B96A" w:sz="6"/>
+            </w:tcBorders>
+            <w:shd w:fill="FDF3E0" w:val="clear"/>
+            <w:tcMar>
+              <w:top w:type="dxa" w:w="140"/>
+              <w:left w:type="dxa" w:w="180"/>
+              <w:bottom w:type="dxa" w:w="140"/>
+              <w:right w:type="dxa" w:w="180"/>
+            </w:tcMar>
+          </w:tcPr>
+          <w:p>
+            <w:pPr>
+              <w:spacing w:after="40"/>
+            </w:pPr>
+            <w:r>
+              <w:rPr>
+                <w:b/>
+                <w:bCs/>
+                <w:color w:val="8A5E15"/>
+                <w:sz w:val="22"/>
+                <w:szCs w:val="22"/>
+              </w:rPr>
+              <w:t xml:space="preserve">Merke</w:t>
+            </w:r>
+          </w:p>
+          <w:p>
+            <w:pPr>
+              <w:spacing w:after="0" w:line="312" w:lineRule="auto"/>
+            </w:pPr>
+            <w:r>
+              <w:rPr>
+                <w:sz w:val="22"/>
+                <w:szCs w:val="22"/>
+              </w:rPr>
+              <w:t xml:space="preserve">Beim Klang gibt es in diesem Buch keine Bilder zu sehen, und das ist ein echter Verlust — man kann Töne nun einmal nicht abdrucken. Bei diesem Teil musst du die Programme wirklich starten. Dafür sind sie kurz.</w:t>
+            </w:r>
+          </w:p>
+        </w:tc>
+      </w:tr>
+    </w:tbl>
+    <w:p>
+      <w:pPr>
+        <w:spacing w:after="160"/>
+      </w:pPr>
+    </w:p>
+    <w:p>
+      <w:pPr>
+        <w:spacing w:before="60"/>
+      </w:pPr>
+    </w:p>
+    <w:tbl>
+      <w:tblPr>
+        <w:tblW w:type="dxa" w:w="9026"/>
+        <w:tblBorders>
+          <w:top w:val="single" w:color="auto" w:sz="4"/>
+          <w:left w:val="single" w:color="auto" w:sz="4"/>
+          <w:bottom w:val="single" w:color="auto" w:sz="4"/>
+          <w:right w:val="single" w:color="auto" w:sz="4"/>
+          <w:insideH w:val="single" w:color="auto" w:sz="4"/>
+          <w:insideV w:val="single" w:color="auto" w:sz="4"/>
+        </w:tblBorders>
+      </w:tblPr>
+      <w:tblGrid>
+        <w:gridCol w:w="9026"/>
+      </w:tblGrid>
+      <w:tr>
+        <w:trPr>
+          <w:cantSplit/>
+        </w:trPr>
+        <w:tc>
+          <w:tcPr>
+            <w:tcW w:type="dxa" w:w="9026"/>
+            <w:tcBorders>
+              <w:top w:val="single" w:color="9CC8E6" w:sz="6"/>
+              <w:left w:val="single" w:color="9CC8E6" w:sz="6"/>
+              <w:bottom w:val="single" w:color="9CC8E6" w:sz="6"/>
+              <w:right w:val="single" w:color="9CC8E6" w:sz="6"/>
+            </w:tcBorders>
+            <w:shd w:fill="E7F2FA" w:val="clear"/>
+            <w:tcMar>
+              <w:top w:type="dxa" w:w="140"/>
+              <w:left w:type="dxa" w:w="180"/>
+              <w:bottom w:type="dxa" w:w="140"/>
+              <w:right w:type="dxa" w:w="180"/>
+            </w:tcMar>
+          </w:tcPr>
+          <w:p>
+            <w:pPr>
+              <w:spacing w:after="40"/>
+            </w:pPr>
+            <w:r>
+              <w:rPr>
+                <w:b/>
+                <w:bCs/>
+                <w:color w:val="1B6CA8"/>
+                <w:sz w:val="22"/>
+                <w:szCs w:val="22"/>
+              </w:rPr>
+              <w:t xml:space="preserve">Zwei Zahlen zum Drehen</w:t>
+            </w:r>
+          </w:p>
+          <w:p>
+            <w:pPr>
+              <w:spacing w:after="0" w:line="312" w:lineRule="auto"/>
+            </w:pPr>
+            <w:r>
+              <w:rPr>
+                <w:sz w:val="22"/>
+                <w:szCs w:val="22"/>
+              </w:rPr>
+              <w:t xml:space="preserve">Setz die 440 auf 220 und auf 880. Du hörst denselben Ton eine Oktave tiefer und eine Oktave höher — Verdoppeln der Frequenz ist genau eine Oktave, und das ist keine Konvention, sondern Physik. Setz die Dauer auf 30 und auf 2000 (und das SLEEP entsprechend mit).</w:t>
+            </w:r>
+          </w:p>
+        </w:tc>
+      </w:tr>
+    </w:tbl>
+    <w:p>
+      <w:pPr>
+        <w:spacing w:after="160"/>
+      </w:pPr>
+    </w:p>
+    <w:p>
+      <w:pPr>
+        <w:pStyle w:val="Heading2"/>
+        <w:keepNext/>
+        <w:keepLines/>
+        <w:spacing w:after="120" w:before="280"/>
+      </w:pPr>
+      <w:r>
+        <w:t xml:space="preserve">Wie ein Ton klingt</w:t>
+      </w:r>
+    </w:p>
+    <w:p>
+      <w:pPr>
+        <w:spacing w:after="180" w:line="312" w:lineRule="auto"/>
+      </w:pPr>
+      <w:r>
+        <w:rPr>
+          <w:sz w:val="22"/>
+          <w:szCs w:val="22"/>
+        </w:rPr>
+        <w:t xml:space="preserve">Ein Ton hat außer Höhe und Dauer noch eine Form. </w:t>
+      </w:r>
+      <w:r>
+        <w:rPr>
+          <w:rFonts w:ascii="Consolas" w:cs="Consolas" w:eastAsia="Consolas" w:hAnsi="Consolas"/>
+          <w:color w:val="335577"/>
+          <w:sz w:val="21"/>
+          <w:szCs w:val="21"/>
+        </w:rPr>
+        <w:t xml:space="preserve">AUDIO_TONE</w:t>
+      </w:r>
+      <w:r>
+        <w:rPr>
+          <w:sz w:val="22"/>
+          <w:szCs w:val="22"/>
+        </w:rPr>
+        <w:t xml:space="preserve"> nimmt sie als drittes Argument entgegen:</w:t>
+      </w:r>
+    </w:p>
+    <w:p>
+      <w:pPr>
+        <w:keepLines/>
+        <w:pBdr>
+          <w:left w:val="single" w:color="1B6CA8" w:sz="18" w:space="6"/>
+        </w:pBdr>
+        <w:shd w:fill="F4F4F4" w:val="clear"/>
+        <w:spacing w:after="200" w:before="100" w:line="264" w:lineRule="auto"/>
+        <w:ind w:left="140"/>
+      </w:pPr>
+      <w:r>
+        <w:rPr>
+          <w:rFonts w:ascii="Consolas" w:cs="Consolas" w:eastAsia="Consolas" w:hAnsi="Consolas"/>
+          <w:sz w:val="19"/>
+          <w:szCs w:val="19"/>
+        </w:rPr>
+        <w:t xml:space="preserve">DIM t AS SOUND</w:t>
+      </w:r>
+      <w:r>
+        <w:rPr>
+          <w:rFonts w:ascii="Consolas" w:cs="Consolas" w:eastAsia="Consolas" w:hAnsi="Consolas"/>
+          <w:sz w:val="19"/>
+          <w:szCs w:val="19"/>
+        </w:rPr>
+        <w:br/>
+        <w:t xml:space="preserve"/>
+      </w:r>
+      <w:r>
+        <w:rPr>
+          <w:rFonts w:ascii="Consolas" w:cs="Consolas" w:eastAsia="Consolas" w:hAnsi="Consolas"/>
+          <w:sz w:val="19"/>
+          <w:szCs w:val="19"/>
+        </w:rPr>
+        <w:br/>
+        <w:t xml:space="preserve">t = AUDIO_TONE(440, 400, "sine")</w:t>
+      </w:r>
+      <w:r>
+        <w:rPr>
+          <w:rFonts w:ascii="Consolas" w:cs="Consolas" w:eastAsia="Consolas" w:hAnsi="Consolas"/>
+          <w:sz w:val="19"/>
+          <w:szCs w:val="19"/>
+        </w:rPr>
+        <w:br/>
+        <w:t xml:space="preserve">PLAYSOUND(t)</w:t>
+      </w:r>
+      <w:r>
+        <w:rPr>
+          <w:rFonts w:ascii="Consolas" w:cs="Consolas" w:eastAsia="Consolas" w:hAnsi="Consolas"/>
+          <w:sz w:val="19"/>
+          <w:szCs w:val="19"/>
+        </w:rPr>
+        <w:br/>
+        <w:t xml:space="preserve">SLEEP(600)</w:t>
+      </w:r>
+      <w:r>
+        <w:rPr>
+          <w:rFonts w:ascii="Consolas" w:cs="Consolas" w:eastAsia="Consolas" w:hAnsi="Consolas"/>
+          <w:sz w:val="19"/>
+          <w:szCs w:val="19"/>
+        </w:rPr>
+        <w:br/>
+        <w:t xml:space="preserve"/>
+      </w:r>
+      <w:r>
+        <w:rPr>
+          <w:rFonts w:ascii="Consolas" w:cs="Consolas" w:eastAsia="Consolas" w:hAnsi="Consolas"/>
+          <w:sz w:val="19"/>
+          <w:szCs w:val="19"/>
+        </w:rPr>
+        <w:br/>
+        <w:t xml:space="preserve">t = AUDIO_TONE(440, 400, "square")</w:t>
+      </w:r>
+      <w:r>
+        <w:rPr>
+          <w:rFonts w:ascii="Consolas" w:cs="Consolas" w:eastAsia="Consolas" w:hAnsi="Consolas"/>
+          <w:sz w:val="19"/>
+          <w:szCs w:val="19"/>
+        </w:rPr>
+        <w:br/>
+        <w:t xml:space="preserve">PLAYSOUND(t)</w:t>
+      </w:r>
+      <w:r>
+        <w:rPr>
+          <w:rFonts w:ascii="Consolas" w:cs="Consolas" w:eastAsia="Consolas" w:hAnsi="Consolas"/>
+          <w:sz w:val="19"/>
+          <w:szCs w:val="19"/>
+        </w:rPr>
+        <w:br/>
+        <w:t xml:space="preserve">SLEEP(600)</w:t>
+      </w:r>
+      <w:r>
+        <w:rPr>
+          <w:rFonts w:ascii="Consolas" w:cs="Consolas" w:eastAsia="Consolas" w:hAnsi="Consolas"/>
+          <w:sz w:val="19"/>
+          <w:szCs w:val="19"/>
+        </w:rPr>
+        <w:br/>
+        <w:t xml:space="preserve"/>
+      </w:r>
+      <w:r>
+        <w:rPr>
+          <w:rFonts w:ascii="Consolas" w:cs="Consolas" w:eastAsia="Consolas" w:hAnsi="Consolas"/>
+          <w:sz w:val="19"/>
+          <w:szCs w:val="19"/>
+        </w:rPr>
+        <w:br/>
+        <w:t xml:space="preserve">t = AUDIO_TONE(440, 400, "saw")</w:t>
+      </w:r>
+      <w:r>
+        <w:rPr>
+          <w:rFonts w:ascii="Consolas" w:cs="Consolas" w:eastAsia="Consolas" w:hAnsi="Consolas"/>
+          <w:sz w:val="19"/>
+          <w:szCs w:val="19"/>
+        </w:rPr>
+        <w:br/>
+        <w:t xml:space="preserve">PLAYSOUND(t)</w:t>
+      </w:r>
+      <w:r>
+        <w:rPr>
+          <w:rFonts w:ascii="Consolas" w:cs="Consolas" w:eastAsia="Consolas" w:hAnsi="Consolas"/>
+          <w:sz w:val="19"/>
+          <w:szCs w:val="19"/>
+        </w:rPr>
+        <w:br/>
+        <w:t xml:space="preserve">SLEEP(600)</w:t>
+      </w:r>
+    </w:p>
+    <w:tbl>
+      <w:tblPr>
+        <w:tblW w:type="dxa" w:w="9026"/>
+        <w:tblBorders>
+          <w:top w:val="single" w:color="D0D0D0" w:sz="4"/>
+          <w:left w:val="single" w:color="D0D0D0" w:sz="4"/>
+          <w:bottom w:val="single" w:color="D0D0D0" w:sz="4"/>
+          <w:right w:val="single" w:color="D0D0D0" w:sz="4"/>
+          <w:insideH w:val="single" w:color="D0D0D0" w:sz="4"/>
+          <w:insideV w:val="single" w:color="D0D0D0" w:sz="4"/>
+        </w:tblBorders>
+      </w:tblPr>
+      <w:tblGrid>
+        <w:gridCol w:w="1800"/>
+        <w:gridCol w:w="4400"/>
+        <w:gridCol w:w="2826"/>
+      </w:tblGrid>
+      <w:tr>
+        <w:trPr>
+          <w:cantSplit/>
+          <w:tblHeader/>
+        </w:trPr>
+        <w:tc>
+          <w:tcPr>
+            <w:tcW w:type="dxa" w:w="1800"/>
+            <w:shd w:fill="1B6CA8" w:val="clear"/>
+            <w:tcMar>
+              <w:top w:type="dxa" w:w="30"/>
+              <w:left w:type="dxa" w:w="90"/>
+              <w:bottom w:type="dxa" w:w="30"/>
+              <w:right w:type="dxa" w:w="90"/>
+            </w:tcMar>
+          </w:tcPr>
+          <w:p>
+            <w:pPr>
+              <w:spacing w:after="0" w:line="240" w:lineRule="auto"/>
+            </w:pPr>
+            <w:r>
+              <w:rPr>
+                <w:rFonts w:ascii="Arial" w:cs="Arial" w:eastAsia="Arial" w:hAnsi="Arial"/>
+                <w:b/>
+                <w:bCs/>
+                <w:color w:val="FFFFFF"/>
+                <w:sz w:val="19"/>
+                <w:szCs w:val="19"/>
+              </w:rPr>
+              <w:t xml:space="preserve">Form</w:t>
+            </w:r>
+          </w:p>
+        </w:tc>
+        <w:tc>
+          <w:tcPr>
+            <w:tcW w:type="dxa" w:w="4400"/>
+            <w:shd w:fill="1B6CA8" w:val="clear"/>
+            <w:tcMar>
+              <w:top w:type="dxa" w:w="30"/>
+              <w:left w:type="dxa" w:w="90"/>
+              <w:bottom w:type="dxa" w:w="30"/>
+              <w:right w:type="dxa" w:w="90"/>
+            </w:tcMar>
+          </w:tcPr>
+          <w:p>
+            <w:pPr>
+              <w:spacing w:after="0" w:line="240" w:lineRule="auto"/>
+            </w:pPr>
+            <w:r>
+              <w:rPr>
+                <w:rFonts w:ascii="Arial" w:cs="Arial" w:eastAsia="Arial" w:hAnsi="Arial"/>
+                <w:b/>
+                <w:bCs/>
+                <w:color w:val="FFFFFF"/>
+                <w:sz w:val="19"/>
+                <w:szCs w:val="19"/>
+              </w:rPr>
+              <w:t xml:space="preserve">Wie es klingt</w:t>
+            </w:r>
+          </w:p>
+        </w:tc>
+        <w:tc>
+          <w:tcPr>
+            <w:tcW w:type="dxa" w:w="2826"/>
+            <w:shd w:fill="1B6CA8" w:val="clear"/>
+            <w:tcMar>
+              <w:top w:type="dxa" w:w="30"/>
+              <w:left w:type="dxa" w:w="90"/>
+              <w:bottom w:type="dxa" w:w="30"/>
+              <w:right w:type="dxa" w:w="90"/>
+            </w:tcMar>
+          </w:tcPr>
+          <w:p>
+            <w:pPr>
+              <w:spacing w:after="0" w:line="240" w:lineRule="auto"/>
+            </w:pPr>
+            <w:r>
+              <w:rPr>
+                <w:rFonts w:ascii="Arial" w:cs="Arial" w:eastAsia="Arial" w:hAnsi="Arial"/>
+                <w:b/>
+                <w:bCs/>
+                <w:color w:val="FFFFFF"/>
+                <w:sz w:val="19"/>
+                <w:szCs w:val="19"/>
+              </w:rPr>
+              <w:t xml:space="preserve">Wofür</w:t>
+            </w:r>
+          </w:p>
+        </w:tc>
+      </w:tr>
+      <w:tr>
+        <w:trPr>
+          <w:cantSplit/>
+        </w:trPr>
+        <w:tc>
+          <w:tcPr>
+            <w:tcW w:type="dxa" w:w="1800"/>
+            <w:tcMar>
+              <w:top w:type="dxa" w:w="30"/>
+              <w:left w:type="dxa" w:w="90"/>
+              <w:bottom w:type="dxa" w:w="30"/>
+              <w:right w:type="dxa" w:w="90"/>
+            </w:tcMar>
+          </w:tcPr>
+          <w:p>
+            <w:pPr>
+              <w:spacing w:after="0" w:line="240" w:lineRule="auto"/>
+            </w:pPr>
+            <w:r>
+              <w:rPr>
+                <w:rFonts w:ascii="Consolas" w:cs="Consolas" w:eastAsia="Consolas" w:hAnsi="Consolas"/>
+                <w:color w:val="222222"/>
+                <w:sz w:val="19"/>
+                <w:szCs w:val="19"/>
+              </w:rPr>
+              <w:t xml:space="preserve">"sine"</w:t>
+            </w:r>
+          </w:p>
+        </w:tc>
+        <w:tc>
+          <w:tcPr>
+            <w:tcW w:type="dxa" w:w="4400"/>
+            <w:tcMar>
+              <w:top w:type="dxa" w:w="30"/>
+              <w:left w:type="dxa" w:w="90"/>
+              <w:bottom w:type="dxa" w:w="30"/>
+              <w:right w:type="dxa" w:w="90"/>
+            </w:tcMar>
+          </w:tcPr>
+          <w:p>
+            <w:pPr>
+              <w:spacing w:after="0" w:line="240" w:lineRule="auto"/>
+            </w:pPr>
+            <w:r>
+              <w:rPr>
+                <w:rFonts w:ascii="Arial" w:cs="Arial" w:eastAsia="Arial" w:hAnsi="Arial"/>
+                <w:color w:val="222222"/>
+                <w:sz w:val="19"/>
+                <w:szCs w:val="19"/>
+              </w:rPr>
+              <w:t xml:space="preserve">weich und rund — eine Stimmgabel, eine Flöte</w:t>
+            </w:r>
+          </w:p>
+        </w:tc>
+        <w:tc>
+          <w:tcPr>
+            <w:tcW w:type="dxa" w:w="2826"/>
+            <w:tcMar>
+              <w:top w:type="dxa" w:w="30"/>
+              <w:left w:type="dxa" w:w="90"/>
+              <w:bottom w:type="dxa" w:w="30"/>
+              <w:right w:type="dxa" w:w="90"/>
+            </w:tcMar>
+          </w:tcPr>
+          <w:p>
+            <w:pPr>
+              <w:spacing w:after="0" w:line="240" w:lineRule="auto"/>
+            </w:pPr>
+            <w:r>
+              <w:rPr>
+                <w:rFonts w:ascii="Arial" w:cs="Arial" w:eastAsia="Arial" w:hAnsi="Arial"/>
+                <w:color w:val="222222"/>
+                <w:sz w:val="19"/>
+                <w:szCs w:val="19"/>
+              </w:rPr>
+              <w:t xml:space="preserve">die Vorgabe</w:t>
+            </w:r>
+          </w:p>
+        </w:tc>
+      </w:tr>
+      <w:tr>
+        <w:trPr>
+          <w:cantSplit/>
+        </w:trPr>
+        <w:tc>
+          <w:tcPr>
+            <w:tcW w:type="dxa" w:w="1800"/>
+            <w:tcMar>
+              <w:top w:type="dxa" w:w="30"/>
+              <w:left w:type="dxa" w:w="90"/>
+              <w:bottom w:type="dxa" w:w="30"/>
+              <w:right w:type="dxa" w:w="90"/>
+            </w:tcMar>
+          </w:tcPr>
+          <w:p>
+            <w:pPr>
+              <w:spacing w:after="0" w:line="240" w:lineRule="auto"/>
+            </w:pPr>
+            <w:r>
+              <w:rPr>
+                <w:rFonts w:ascii="Consolas" w:cs="Consolas" w:eastAsia="Consolas" w:hAnsi="Consolas"/>
+                <w:color w:val="222222"/>
+                <w:sz w:val="19"/>
+                <w:szCs w:val="19"/>
+              </w:rPr>
+              <w:t xml:space="preserve">"square"</w:t>
+            </w:r>
+          </w:p>
+        </w:tc>
+        <w:tc>
+          <w:tcPr>
+            <w:tcW w:type="dxa" w:w="4400"/>
+            <w:tcMar>
+              <w:top w:type="dxa" w:w="30"/>
+              <w:left w:type="dxa" w:w="90"/>
+              <w:bottom w:type="dxa" w:w="30"/>
+              <w:right w:type="dxa" w:w="90"/>
+            </w:tcMar>
+          </w:tcPr>
+          <w:p>
+            <w:pPr>
+              <w:spacing w:after="0" w:line="240" w:lineRule="auto"/>
+            </w:pPr>
+            <w:r>
+              <w:rPr>
+                <w:rFonts w:ascii="Arial" w:cs="Arial" w:eastAsia="Arial" w:hAnsi="Arial"/>
+                <w:color w:val="222222"/>
+                <w:sz w:val="19"/>
+                <w:szCs w:val="19"/>
+              </w:rPr>
+              <w:t xml:space="preserve">hart und hohl — der Klang alter Spielkonsolen</w:t>
+            </w:r>
+          </w:p>
+        </w:tc>
+        <w:tc>
+          <w:tcPr>
+            <w:tcW w:type="dxa" w:w="2826"/>
+            <w:tcMar>
+              <w:top w:type="dxa" w:w="30"/>
+              <w:left w:type="dxa" w:w="90"/>
+              <w:bottom w:type="dxa" w:w="30"/>
+              <w:right w:type="dxa" w:w="90"/>
+            </w:tcMar>
+          </w:tcPr>
+          <w:p>
+            <w:pPr>
+              <w:spacing w:after="0" w:line="240" w:lineRule="auto"/>
+            </w:pPr>
+            <w:r>
+              <w:rPr>
+                <w:rFonts w:ascii="Arial" w:cs="Arial" w:eastAsia="Arial" w:hAnsi="Arial"/>
+                <w:color w:val="222222"/>
+                <w:sz w:val="19"/>
+                <w:szCs w:val="19"/>
+              </w:rPr>
+              <w:t xml:space="preserve">Laser, Piepser</w:t>
+            </w:r>
+          </w:p>
+        </w:tc>
+      </w:tr>
+      <w:tr>
+        <w:trPr>
+          <w:cantSplit/>
+        </w:trPr>
+        <w:tc>
+          <w:tcPr>
+            <w:tcW w:type="dxa" w:w="1800"/>
+            <w:tcMar>
+              <w:top w:type="dxa" w:w="30"/>
+              <w:left w:type="dxa" w:w="90"/>
+              <w:bottom w:type="dxa" w:w="30"/>
+              <w:right w:type="dxa" w:w="90"/>
+            </w:tcMar>
+          </w:tcPr>
+          <w:p>
+            <w:pPr>
+              <w:spacing w:after="0" w:line="240" w:lineRule="auto"/>
+            </w:pPr>
+            <w:r>
+              <w:rPr>
+                <w:rFonts w:ascii="Consolas" w:cs="Consolas" w:eastAsia="Consolas" w:hAnsi="Consolas"/>
+                <w:color w:val="222222"/>
+                <w:sz w:val="19"/>
+                <w:szCs w:val="19"/>
+              </w:rPr>
+              <w:t xml:space="preserve">"saw"</w:t>
+            </w:r>
+          </w:p>
+        </w:tc>
+        <w:tc>
+          <w:tcPr>
+            <w:tcW w:type="dxa" w:w="4400"/>
+            <w:tcMar>
+              <w:top w:type="dxa" w:w="30"/>
+              <w:left w:type="dxa" w:w="90"/>
+              <w:bottom w:type="dxa" w:w="30"/>
+              <w:right w:type="dxa" w:w="90"/>
+            </w:tcMar>
+          </w:tcPr>
+          <w:p>
+            <w:pPr>
+              <w:spacing w:after="0" w:line="240" w:lineRule="auto"/>
+            </w:pPr>
+            <w:r>
+              <w:rPr>
+                <w:rFonts w:ascii="Arial" w:cs="Arial" w:eastAsia="Arial" w:hAnsi="Arial"/>
+                <w:color w:val="222222"/>
+                <w:sz w:val="19"/>
+                <w:szCs w:val="19"/>
+              </w:rPr>
+              <w:t xml:space="preserve">scharf und schnarrend — Streicher, Synthesizer</w:t>
+            </w:r>
+          </w:p>
+        </w:tc>
+        <w:tc>
+          <w:tcPr>
+            <w:tcW w:type="dxa" w:w="2826"/>
+            <w:tcMar>
+              <w:top w:type="dxa" w:w="30"/>
+              <w:left w:type="dxa" w:w="90"/>
+              <w:bottom w:type="dxa" w:w="30"/>
+              <w:right w:type="dxa" w:w="90"/>
+            </w:tcMar>
+          </w:tcPr>
+          <w:p>
+            <w:pPr>
+              <w:spacing w:after="0" w:line="240" w:lineRule="auto"/>
+            </w:pPr>
+            <w:r>
+              <w:rPr>
+                <w:rFonts w:ascii="Arial" w:cs="Arial" w:eastAsia="Arial" w:hAnsi="Arial"/>
+                <w:color w:val="222222"/>
+                <w:sz w:val="19"/>
+                <w:szCs w:val="19"/>
+              </w:rPr>
+              <w:t xml:space="preserve">Motoren, Alarm</w:t>
+            </w:r>
+          </w:p>
+        </w:tc>
+      </w:tr>
+      <w:tr>
+        <w:trPr>
+          <w:cantSplit/>
+        </w:trPr>
+        <w:tc>
+          <w:tcPr>
+            <w:tcW w:type="dxa" w:w="1800"/>
+            <w:tcMar>
+              <w:top w:type="dxa" w:w="30"/>
+              <w:left w:type="dxa" w:w="90"/>
+              <w:bottom w:type="dxa" w:w="30"/>
+              <w:right w:type="dxa" w:w="90"/>
+            </w:tcMar>
+          </w:tcPr>
+          <w:p>
+            <w:pPr>
+              <w:spacing w:after="0" w:line="240" w:lineRule="auto"/>
+            </w:pPr>
+            <w:r>
+              <w:rPr>
+                <w:rFonts w:ascii="Consolas" w:cs="Consolas" w:eastAsia="Consolas" w:hAnsi="Consolas"/>
+                <w:color w:val="222222"/>
+                <w:sz w:val="19"/>
+                <w:szCs w:val="19"/>
+              </w:rPr>
+              <w:t xml:space="preserve">"triangle"</w:t>
+            </w:r>
+          </w:p>
+        </w:tc>
+        <w:tc>
+          <w:tcPr>
+            <w:tcW w:type="dxa" w:w="4400"/>
+            <w:tcMar>
+              <w:top w:type="dxa" w:w="30"/>
+              <w:left w:type="dxa" w:w="90"/>
+              <w:bottom w:type="dxa" w:w="30"/>
+              <w:right w:type="dxa" w:w="90"/>
+            </w:tcMar>
+          </w:tcPr>
+          <w:p>
+            <w:pPr>
+              <w:spacing w:after="0" w:line="240" w:lineRule="auto"/>
+            </w:pPr>
+            <w:r>
+              <w:rPr>
+                <w:rFonts w:ascii="Arial" w:cs="Arial" w:eastAsia="Arial" w:hAnsi="Arial"/>
+                <w:color w:val="222222"/>
+                <w:sz w:val="19"/>
+                <w:szCs w:val="19"/>
+              </w:rPr>
+              <w:t xml:space="preserve">zwischen sine und square, etwas kantig</w:t>
+            </w:r>
+          </w:p>
+        </w:tc>
+        <w:tc>
+          <w:tcPr>
+            <w:tcW w:type="dxa" w:w="2826"/>
+            <w:tcMar>
+              <w:top w:type="dxa" w:w="30"/>
+              <w:left w:type="dxa" w:w="90"/>
+              <w:bottom w:type="dxa" w:w="30"/>
+              <w:right w:type="dxa" w:w="90"/>
+            </w:tcMar>
+          </w:tcPr>
+          <w:p>
+            <w:pPr>
+              <w:spacing w:after="0" w:line="240" w:lineRule="auto"/>
+            </w:pPr>
+            <w:r>
+              <w:rPr>
+                <w:rFonts w:ascii="Arial" w:cs="Arial" w:eastAsia="Arial" w:hAnsi="Arial"/>
+                <w:color w:val="222222"/>
+                <w:sz w:val="19"/>
+                <w:szCs w:val="19"/>
+              </w:rPr>
+              <w:t xml:space="preserve">Bass, sanfte Melodien</w:t>
+            </w:r>
+          </w:p>
+        </w:tc>
+      </w:tr>
+    </w:tbl>
+    <w:p>
+      <w:pPr>
+        <w:spacing w:after="160"/>
+      </w:pPr>
+    </w:p>
+    <w:p>
+      <w:pPr>
+        <w:spacing w:after="180" w:line="312" w:lineRule="auto"/>
+      </w:pPr>
+      <w:r>
+        <w:rPr>
+          <w:sz w:val="22"/>
+          <w:szCs w:val="22"/>
+        </w:rPr>
+        <w:t xml:space="preserve">Dieselbe Tonhöhe, dieselbe Dauer, und trotzdem drei völlig verschiedene Eindrücke. Genau daran erkennt man Instrumente auseinander — eine Geige und eine Flöte auf demselben Ton unterscheiden sich nicht in der Höhe, sondern in der Form der Schwingung.</w:t>
+      </w:r>
+    </w:p>
+    <w:p>
+      <w:pPr>
+        <w:spacing w:after="180" w:line="312" w:lineRule="auto"/>
+      </w:pPr>
+      <w:r>
+        <w:rPr>
+          <w:sz w:val="22"/>
+          <w:szCs w:val="22"/>
+        </w:rPr>
+        <w:t xml:space="preserve">Ein viertes Argument regelt die Lautstärke, von 0 bis 1: </w:t>
+      </w:r>
+      <w:r>
+        <w:rPr>
+          <w:rFonts w:ascii="Consolas" w:cs="Consolas" w:eastAsia="Consolas" w:hAnsi="Consolas"/>
+          <w:color w:val="335577"/>
+          <w:sz w:val="21"/>
+          <w:szCs w:val="21"/>
+        </w:rPr>
+        <w:t xml:space="preserve">AUDIO_TONE(440, 400, "square", 0.3)</w:t>
+      </w:r>
+      <w:r>
+        <w:rPr>
+          <w:sz w:val="22"/>
+          <w:szCs w:val="22"/>
+        </w:rPr>
+        <w:t xml:space="preserve"> ist derselbe Ton, nur leiser.</w:t>
+      </w:r>
+    </w:p>
+    <w:p>
+      <w:pPr>
+        <w:pStyle w:val="Heading2"/>
+        <w:keepNext/>
+        <w:keepLines/>
+        <w:spacing w:after="120" w:before="280"/>
+      </w:pPr>
+      <w:r>
+        <w:t xml:space="preserve">Eine Tonleiter aus acht Zahlen</w:t>
+      </w:r>
+    </w:p>
+    <w:p>
+      <w:pPr>
+        <w:spacing w:after="180" w:line="312" w:lineRule="auto"/>
+      </w:pPr>
+      <w:r>
+        <w:rPr>
+          <w:sz w:val="22"/>
+          <w:szCs w:val="22"/>
+        </w:rPr>
+        <w:t xml:space="preserve">Töne sind Zahlen, und Zahlen kann man in ein Array legen. Damit wird aus einer Schleife eine Tonleiter:</w:t>
+      </w:r>
+    </w:p>
+    <w:p>
+      <w:pPr>
+        <w:keepLines/>
+        <w:pBdr>
+          <w:left w:val="single" w:color="1B6CA8" w:sz="18" w:space="6"/>
+        </w:pBdr>
+        <w:shd w:fill="F4F4F4" w:val="clear"/>
+        <w:spacing w:after="200" w:before="100" w:line="264" w:lineRule="auto"/>
+        <w:ind w:left="140"/>
+      </w:pPr>
+      <w:r>
+        <w:rPr>
+          <w:rFonts w:ascii="Consolas" w:cs="Consolas" w:eastAsia="Consolas" w:hAnsi="Consolas"/>
+          <w:sz w:val="19"/>
+          <w:szCs w:val="19"/>
+        </w:rPr>
+        <w:t xml:space="preserve">DIM noten[8] AS INTEGER</w:t>
+      </w:r>
+      <w:r>
+        <w:rPr>
+          <w:rFonts w:ascii="Consolas" w:cs="Consolas" w:eastAsia="Consolas" w:hAnsi="Consolas"/>
+          <w:sz w:val="19"/>
+          <w:szCs w:val="19"/>
+        </w:rPr>
+        <w:br/>
+        <w:t xml:space="preserve">DIM i AS INTEGER</w:t>
+      </w:r>
+      <w:r>
+        <w:rPr>
+          <w:rFonts w:ascii="Consolas" w:cs="Consolas" w:eastAsia="Consolas" w:hAnsi="Consolas"/>
+          <w:sz w:val="19"/>
+          <w:szCs w:val="19"/>
+        </w:rPr>
+        <w:br/>
+        <w:t xml:space="preserve">DIM ton AS SOUND</w:t>
+      </w:r>
+      <w:r>
+        <w:rPr>
+          <w:rFonts w:ascii="Consolas" w:cs="Consolas" w:eastAsia="Consolas" w:hAnsi="Consolas"/>
+          <w:sz w:val="19"/>
+          <w:szCs w:val="19"/>
+        </w:rPr>
+        <w:br/>
+        <w:t xml:space="preserve"/>
+      </w:r>
+      <w:r>
+        <w:rPr>
+          <w:rFonts w:ascii="Consolas" w:cs="Consolas" w:eastAsia="Consolas" w:hAnsi="Consolas"/>
+          <w:sz w:val="19"/>
+          <w:szCs w:val="19"/>
+        </w:rPr>
+        <w:br/>
+        <w:t xml:space="preserve">noten[0] = 262      ' c</w:t>
+      </w:r>
+      <w:r>
+        <w:rPr>
+          <w:rFonts w:ascii="Consolas" w:cs="Consolas" w:eastAsia="Consolas" w:hAnsi="Consolas"/>
+          <w:sz w:val="19"/>
+          <w:szCs w:val="19"/>
+        </w:rPr>
+        <w:br/>
+        <w:t xml:space="preserve">noten[1] = 294      ' d</w:t>
+      </w:r>
+      <w:r>
+        <w:rPr>
+          <w:rFonts w:ascii="Consolas" w:cs="Consolas" w:eastAsia="Consolas" w:hAnsi="Consolas"/>
+          <w:sz w:val="19"/>
+          <w:szCs w:val="19"/>
+        </w:rPr>
+        <w:br/>
+        <w:t xml:space="preserve">noten[2] = 330      ' e</w:t>
+      </w:r>
+      <w:r>
+        <w:rPr>
+          <w:rFonts w:ascii="Consolas" w:cs="Consolas" w:eastAsia="Consolas" w:hAnsi="Consolas"/>
+          <w:sz w:val="19"/>
+          <w:szCs w:val="19"/>
+        </w:rPr>
+        <w:br/>
+        <w:t xml:space="preserve">noten[3] = 349      ' f</w:t>
+      </w:r>
+      <w:r>
+        <w:rPr>
+          <w:rFonts w:ascii="Consolas" w:cs="Consolas" w:eastAsia="Consolas" w:hAnsi="Consolas"/>
+          <w:sz w:val="19"/>
+          <w:szCs w:val="19"/>
+        </w:rPr>
+        <w:br/>
+        <w:t xml:space="preserve">noten[4] = 392      ' g</w:t>
+      </w:r>
+      <w:r>
+        <w:rPr>
+          <w:rFonts w:ascii="Consolas" w:cs="Consolas" w:eastAsia="Consolas" w:hAnsi="Consolas"/>
+          <w:sz w:val="19"/>
+          <w:szCs w:val="19"/>
+        </w:rPr>
+        <w:br/>
+        <w:t xml:space="preserve">noten[5] = 440      ' a</w:t>
+      </w:r>
+      <w:r>
+        <w:rPr>
+          <w:rFonts w:ascii="Consolas" w:cs="Consolas" w:eastAsia="Consolas" w:hAnsi="Consolas"/>
+          <w:sz w:val="19"/>
+          <w:szCs w:val="19"/>
+        </w:rPr>
+        <w:br/>
+        <w:t xml:space="preserve">noten[6] = 494      ' h</w:t>
+      </w:r>
+      <w:r>
+        <w:rPr>
+          <w:rFonts w:ascii="Consolas" w:cs="Consolas" w:eastAsia="Consolas" w:hAnsi="Consolas"/>
+          <w:sz w:val="19"/>
+          <w:szCs w:val="19"/>
+        </w:rPr>
+        <w:br/>
+        <w:t xml:space="preserve">noten[7] = 523      ' c'</w:t>
+      </w:r>
+      <w:r>
+        <w:rPr>
+          <w:rFonts w:ascii="Consolas" w:cs="Consolas" w:eastAsia="Consolas" w:hAnsi="Consolas"/>
+          <w:sz w:val="19"/>
+          <w:szCs w:val="19"/>
+        </w:rPr>
+        <w:br/>
+        <w:t xml:space="preserve"/>
+      </w:r>
+      <w:r>
+        <w:rPr>
+          <w:rFonts w:ascii="Consolas" w:cs="Consolas" w:eastAsia="Consolas" w:hAnsi="Consolas"/>
+          <w:sz w:val="19"/>
+          <w:szCs w:val="19"/>
+        </w:rPr>
+        <w:br/>
+        <w:t xml:space="preserve">FOR i = 0 TO 7</w:t>
+      </w:r>
+      <w:r>
+        <w:rPr>
+          <w:rFonts w:ascii="Consolas" w:cs="Consolas" w:eastAsia="Consolas" w:hAnsi="Consolas"/>
+          <w:sz w:val="19"/>
+          <w:szCs w:val="19"/>
+        </w:rPr>
+        <w:br/>
+        <w:t xml:space="preserve">    ton = AUDIO_TONE(noten[i], 250)</w:t>
+      </w:r>
+      <w:r>
+        <w:rPr>
+          <w:rFonts w:ascii="Consolas" w:cs="Consolas" w:eastAsia="Consolas" w:hAnsi="Consolas"/>
+          <w:sz w:val="19"/>
+          <w:szCs w:val="19"/>
+        </w:rPr>
+        <w:br/>
+        <w:t xml:space="preserve">    PLAYSOUND(ton)</w:t>
+      </w:r>
+      <w:r>
+        <w:rPr>
+          <w:rFonts w:ascii="Consolas" w:cs="Consolas" w:eastAsia="Consolas" w:hAnsi="Consolas"/>
+          <w:sz w:val="19"/>
+          <w:szCs w:val="19"/>
+        </w:rPr>
+        <w:br/>
+        <w:t xml:space="preserve">    SLEEP(300)</w:t>
+      </w:r>
+      <w:r>
+        <w:rPr>
+          <w:rFonts w:ascii="Consolas" w:cs="Consolas" w:eastAsia="Consolas" w:hAnsi="Consolas"/>
+          <w:sz w:val="19"/>
+          <w:szCs w:val="19"/>
+        </w:rPr>
+        <w:br/>
+        <w:t xml:space="preserve">NEXT</w:t>
+      </w:r>
+    </w:p>
+    <w:p>
+      <w:pPr>
+        <w:spacing w:after="180" w:line="312" w:lineRule="auto"/>
+      </w:pPr>
+      <w:r>
+        <w:rPr>
+          <w:sz w:val="22"/>
+          <w:szCs w:val="22"/>
+        </w:rPr>
+        <w:t xml:space="preserve">Acht Töne, zweieinhalb Sekunden, und du hörst eine C-Dur-Tonleiter. Nachgemessen läuft das Programm 2496 Millisekunden — achtmal 300, plus der Start.</w:t>
+      </w:r>
+    </w:p>
+    <w:p>
+      <w:pPr>
+        <w:spacing w:after="180" w:line="312" w:lineRule="auto"/>
+      </w:pPr>
+      <w:r>
+        <w:rPr>
+          <w:sz w:val="22"/>
+          <w:szCs w:val="22"/>
+        </w:rPr>
+        <w:t xml:space="preserve">Die Töne dauern 250 Millisekunden, gewartet wird aber 300. Diese 50 Millisekunden Stille dazwischen sind der Unterschied zwischen einzelnen Tönen und einem verschmierten Klangbrei. Nimm sie testweise weg — setz das </w:t>
+      </w:r>
+      <w:r>
+        <w:rPr>
+          <w:rFonts w:ascii="Consolas" w:cs="Consolas" w:eastAsia="Consolas" w:hAnsi="Consolas"/>
+          <w:color w:val="335577"/>
+          <w:sz w:val="21"/>
+          <w:szCs w:val="21"/>
+        </w:rPr>
+        <w:t xml:space="preserve">SLEEP</w:t>
+      </w:r>
+      <w:r>
+        <w:rPr>
+          <w:sz w:val="22"/>
+          <w:szCs w:val="22"/>
+        </w:rPr>
+        <w:t xml:space="preserve"> auf 250 — und hör dir an, wie die Töne ineinanderlaufen.</w:t>
+      </w:r>
+    </w:p>
+    <w:p>
+      <w:pPr>
+        <w:spacing w:after="180" w:line="312" w:lineRule="auto"/>
+      </w:pPr>
+      <w:r>
+        <w:rPr>
+          <w:sz w:val="22"/>
+          <w:szCs w:val="22"/>
+        </w:rPr>
+        <w:t xml:space="preserve">Die letzte Note heißt </w:t>
+      </w:r>
+      <w:r>
+        <w:rPr>
+          <w:rFonts w:ascii="Consolas" w:cs="Consolas" w:eastAsia="Consolas" w:hAnsi="Consolas"/>
+          <w:color w:val="335577"/>
+          <w:sz w:val="21"/>
+          <w:szCs w:val="21"/>
+        </w:rPr>
+        <w:t xml:space="preserve">c'</w:t>
+      </w:r>
+      <w:r>
+        <w:rPr>
+          <w:sz w:val="22"/>
+          <w:szCs w:val="22"/>
+        </w:rPr>
+        <w:t xml:space="preserve"> und ist genau doppelt so hoch wie die erste: 523 statt 262. Das ist die Oktave von eben. Alle acht Zahlen stehen als Kommentar dahinter, damit man beim Lesen weiß, was gemeint ist — genau dafür sind Kommentare da.</w:t>
+      </w:r>
+    </w:p>
+    <w:p>
+      <w:pPr>
+        <w:spacing w:before="60"/>
+      </w:pPr>
+    </w:p>
+    <w:tbl>
+      <w:tblPr>
+        <w:tblW w:type="dxa" w:w="9026"/>
+        <w:tblBorders>
+          <w:top w:val="single" w:color="auto" w:sz="4"/>
+          <w:left w:val="single" w:color="auto" w:sz="4"/>
+          <w:bottom w:val="single" w:color="auto" w:sz="4"/>
+          <w:right w:val="single" w:color="auto" w:sz="4"/>
+          <w:insideH w:val="single" w:color="auto" w:sz="4"/>
+          <w:insideV w:val="single" w:color="auto" w:sz="4"/>
+        </w:tblBorders>
+      </w:tblPr>
+      <w:tblGrid>
+        <w:gridCol w:w="9026"/>
+      </w:tblGrid>
+      <w:tr>
+        <w:trPr>
+          <w:cantSplit/>
+        </w:trPr>
+        <w:tc>
+          <w:tcPr>
+            <w:tcW w:type="dxa" w:w="9026"/>
+            <w:tcBorders>
+              <w:top w:val="single" w:color="E0A0A0" w:sz="6"/>
+              <w:left w:val="single" w:color="E0A0A0" w:sz="6"/>
+              <w:bottom w:val="single" w:color="E0A0A0" w:sz="6"/>
+              <w:right w:val="single" w:color="E0A0A0" w:sz="6"/>
+            </w:tcBorders>
+            <w:shd w:fill="FBEAEA" w:val="clear"/>
+            <w:tcMar>
+              <w:top w:type="dxa" w:w="140"/>
+              <w:left w:type="dxa" w:w="180"/>
+              <w:bottom w:type="dxa" w:w="140"/>
+              <w:right w:type="dxa" w:w="180"/>
+            </w:tcMar>
+          </w:tcPr>
+          <w:p>
+            <w:pPr>
+              <w:spacing w:after="40"/>
+            </w:pPr>
+            <w:r>
+              <w:rPr>
+                <w:b/>
+                <w:bCs/>
+                <w:color w:val="B23030"/>
+                <w:sz w:val="22"/>
+                <w:szCs w:val="22"/>
+              </w:rPr>
+              <w:t xml:space="preserve">Krumme Zahlen</w:t>
+            </w:r>
+          </w:p>
+          <w:p>
+            <w:pPr>
+              <w:spacing w:after="0" w:line="312" w:lineRule="auto"/>
+            </w:pPr>
+            <w:r>
+              <w:rPr>
+                <w:sz w:val="22"/>
+                <w:szCs w:val="22"/>
+              </w:rPr>
+              <w:t xml:space="preserve">Diese Zahlen sind gerundet. Das c liegt genau bei 261,63 Hertz, das e bei 329,63. Für unsere Zwecke reicht die ganze Zahl; ein geübtes Ohr hört den Unterschied nicht. Wer es genau haben will, darf auch Kommazahlen einsetzen — AUDIO_TONE nimmt sie an.</w:t>
+            </w:r>
+          </w:p>
+        </w:tc>
+      </w:tr>
+    </w:tbl>
+    <w:p>
+      <w:pPr>
+        <w:spacing w:after="160"/>
+      </w:pPr>
+    </w:p>
+    <w:p>
+      <w:pPr>
+        <w:pStyle w:val="Heading2"/>
+        <w:keepNext/>
+        <w:keepLines/>
+        <w:spacing w:after="120" w:before="280"/>
+      </w:pPr>
+      <w:r>
+        <w:t xml:space="preserve">Eine Melodie</w:t>
+      </w:r>
+    </w:p>
+    <w:p>
+      <w:pPr>
+        <w:spacing w:after="180" w:line="312" w:lineRule="auto"/>
+      </w:pPr>
+      <w:r>
+        <w:rPr>
+          <w:sz w:val="22"/>
+          <w:szCs w:val="22"/>
+        </w:rPr>
+        <w:t xml:space="preserve">Mit einem zweiten Array für die Längen wird daraus ein Lied. Hier die ersten beiden Zeilen von „Alle meine Entchen“:</w:t>
+      </w:r>
+    </w:p>
+    <w:p>
+      <w:pPr>
+        <w:keepLines/>
+        <w:pBdr>
+          <w:left w:val="single" w:color="1B6CA8" w:sz="18" w:space="6"/>
+        </w:pBdr>
+        <w:shd w:fill="F4F4F4" w:val="clear"/>
+        <w:spacing w:after="200" w:before="100" w:line="264" w:lineRule="auto"/>
+        <w:ind w:left="140"/>
+      </w:pPr>
+      <w:r>
+        <w:rPr>
+          <w:rFonts w:ascii="Consolas" w:cs="Consolas" w:eastAsia="Consolas" w:hAnsi="Consolas"/>
+          <w:sz w:val="19"/>
+          <w:szCs w:val="19"/>
+        </w:rPr>
+        <w:t xml:space="preserve">DIM noten[11] AS INTEGER</w:t>
+      </w:r>
+      <w:r>
+        <w:rPr>
+          <w:rFonts w:ascii="Consolas" w:cs="Consolas" w:eastAsia="Consolas" w:hAnsi="Consolas"/>
+          <w:sz w:val="19"/>
+          <w:szCs w:val="19"/>
+        </w:rPr>
+        <w:br/>
+        <w:t xml:space="preserve">DIM dauer[11] AS INTEGER</w:t>
+      </w:r>
+      <w:r>
+        <w:rPr>
+          <w:rFonts w:ascii="Consolas" w:cs="Consolas" w:eastAsia="Consolas" w:hAnsi="Consolas"/>
+          <w:sz w:val="19"/>
+          <w:szCs w:val="19"/>
+        </w:rPr>
+        <w:br/>
+        <w:t xml:space="preserve">DIM i AS INTEGER</w:t>
+      </w:r>
+      <w:r>
+        <w:rPr>
+          <w:rFonts w:ascii="Consolas" w:cs="Consolas" w:eastAsia="Consolas" w:hAnsi="Consolas"/>
+          <w:sz w:val="19"/>
+          <w:szCs w:val="19"/>
+        </w:rPr>
+        <w:br/>
+        <w:t xml:space="preserve">DIM ton AS SOUND</w:t>
+      </w:r>
+      <w:r>
+        <w:rPr>
+          <w:rFonts w:ascii="Consolas" w:cs="Consolas" w:eastAsia="Consolas" w:hAnsi="Consolas"/>
+          <w:sz w:val="19"/>
+          <w:szCs w:val="19"/>
+        </w:rPr>
+        <w:br/>
+        <w:t xml:space="preserve"/>
+      </w:r>
+      <w:r>
+        <w:rPr>
+          <w:rFonts w:ascii="Consolas" w:cs="Consolas" w:eastAsia="Consolas" w:hAnsi="Consolas"/>
+          <w:sz w:val="19"/>
+          <w:szCs w:val="19"/>
+        </w:rPr>
+        <w:br/>
+        <w:t xml:space="preserve">noten[0] = 262</w:t>
+      </w:r>
+      <w:r>
+        <w:rPr>
+          <w:rFonts w:ascii="Consolas" w:cs="Consolas" w:eastAsia="Consolas" w:hAnsi="Consolas"/>
+          <w:sz w:val="19"/>
+          <w:szCs w:val="19"/>
+        </w:rPr>
+        <w:br/>
+        <w:t xml:space="preserve">noten[1] = 294</w:t>
+      </w:r>
+      <w:r>
+        <w:rPr>
+          <w:rFonts w:ascii="Consolas" w:cs="Consolas" w:eastAsia="Consolas" w:hAnsi="Consolas"/>
+          <w:sz w:val="19"/>
+          <w:szCs w:val="19"/>
+        </w:rPr>
+        <w:br/>
+        <w:t xml:space="preserve">noten[2] = 330</w:t>
+      </w:r>
+      <w:r>
+        <w:rPr>
+          <w:rFonts w:ascii="Consolas" w:cs="Consolas" w:eastAsia="Consolas" w:hAnsi="Consolas"/>
+          <w:sz w:val="19"/>
+          <w:szCs w:val="19"/>
+        </w:rPr>
+        <w:br/>
+        <w:t xml:space="preserve">noten[3] = 349</w:t>
+      </w:r>
+      <w:r>
+        <w:rPr>
+          <w:rFonts w:ascii="Consolas" w:cs="Consolas" w:eastAsia="Consolas" w:hAnsi="Consolas"/>
+          <w:sz w:val="19"/>
+          <w:szCs w:val="19"/>
+        </w:rPr>
+        <w:br/>
+        <w:t xml:space="preserve">noten[4] = 392</w:t>
+      </w:r>
+      <w:r>
+        <w:rPr>
+          <w:rFonts w:ascii="Consolas" w:cs="Consolas" w:eastAsia="Consolas" w:hAnsi="Consolas"/>
+          <w:sz w:val="19"/>
+          <w:szCs w:val="19"/>
+        </w:rPr>
+        <w:br/>
+        <w:t xml:space="preserve">noten[5] = 392</w:t>
+      </w:r>
+      <w:r>
+        <w:rPr>
+          <w:rFonts w:ascii="Consolas" w:cs="Consolas" w:eastAsia="Consolas" w:hAnsi="Consolas"/>
+          <w:sz w:val="19"/>
+          <w:szCs w:val="19"/>
+        </w:rPr>
+        <w:br/>
+        <w:t xml:space="preserve">noten[6] = 440</w:t>
+      </w:r>
+      <w:r>
+        <w:rPr>
+          <w:rFonts w:ascii="Consolas" w:cs="Consolas" w:eastAsia="Consolas" w:hAnsi="Consolas"/>
+          <w:sz w:val="19"/>
+          <w:szCs w:val="19"/>
+        </w:rPr>
+        <w:br/>
+        <w:t xml:space="preserve">noten[7] = 440</w:t>
+      </w:r>
+      <w:r>
+        <w:rPr>
+          <w:rFonts w:ascii="Consolas" w:cs="Consolas" w:eastAsia="Consolas" w:hAnsi="Consolas"/>
+          <w:sz w:val="19"/>
+          <w:szCs w:val="19"/>
+        </w:rPr>
+        <w:br/>
+        <w:t xml:space="preserve">noten[8] = 440</w:t>
+      </w:r>
+      <w:r>
+        <w:rPr>
+          <w:rFonts w:ascii="Consolas" w:cs="Consolas" w:eastAsia="Consolas" w:hAnsi="Consolas"/>
+          <w:sz w:val="19"/>
+          <w:szCs w:val="19"/>
+        </w:rPr>
+        <w:br/>
+        <w:t xml:space="preserve">noten[9] = 440</w:t>
+      </w:r>
+      <w:r>
+        <w:rPr>
+          <w:rFonts w:ascii="Consolas" w:cs="Consolas" w:eastAsia="Consolas" w:hAnsi="Consolas"/>
+          <w:sz w:val="19"/>
+          <w:szCs w:val="19"/>
+        </w:rPr>
+        <w:br/>
+        <w:t xml:space="preserve">noten[10] = 392</w:t>
+      </w:r>
+      <w:r>
+        <w:rPr>
+          <w:rFonts w:ascii="Consolas" w:cs="Consolas" w:eastAsia="Consolas" w:hAnsi="Consolas"/>
+          <w:sz w:val="19"/>
+          <w:szCs w:val="19"/>
+        </w:rPr>
+        <w:br/>
+        <w:t xml:space="preserve"/>
+      </w:r>
+      <w:r>
+        <w:rPr>
+          <w:rFonts w:ascii="Consolas" w:cs="Consolas" w:eastAsia="Consolas" w:hAnsi="Consolas"/>
+          <w:sz w:val="19"/>
+          <w:szCs w:val="19"/>
+        </w:rPr>
+        <w:br/>
+        <w:t xml:space="preserve">FOR i = 0 TO 9</w:t>
+      </w:r>
+      <w:r>
+        <w:rPr>
+          <w:rFonts w:ascii="Consolas" w:cs="Consolas" w:eastAsia="Consolas" w:hAnsi="Consolas"/>
+          <w:sz w:val="19"/>
+          <w:szCs w:val="19"/>
+        </w:rPr>
+        <w:br/>
+        <w:t xml:space="preserve">    dauer[i] = 300</w:t>
+      </w:r>
+      <w:r>
+        <w:rPr>
+          <w:rFonts w:ascii="Consolas" w:cs="Consolas" w:eastAsia="Consolas" w:hAnsi="Consolas"/>
+          <w:sz w:val="19"/>
+          <w:szCs w:val="19"/>
+        </w:rPr>
+        <w:br/>
+        <w:t xml:space="preserve">NEXT</w:t>
+      </w:r>
+      <w:r>
+        <w:rPr>
+          <w:rFonts w:ascii="Consolas" w:cs="Consolas" w:eastAsia="Consolas" w:hAnsi="Consolas"/>
+          <w:sz w:val="19"/>
+          <w:szCs w:val="19"/>
+        </w:rPr>
+        <w:br/>
+        <w:t xml:space="preserve">dauer[5] = 600</w:t>
+      </w:r>
+      <w:r>
+        <w:rPr>
+          <w:rFonts w:ascii="Consolas" w:cs="Consolas" w:eastAsia="Consolas" w:hAnsi="Consolas"/>
+          <w:sz w:val="19"/>
+          <w:szCs w:val="19"/>
+        </w:rPr>
+        <w:br/>
+        <w:t xml:space="preserve">dauer[10] = 600</w:t>
+      </w:r>
+      <w:r>
+        <w:rPr>
+          <w:rFonts w:ascii="Consolas" w:cs="Consolas" w:eastAsia="Consolas" w:hAnsi="Consolas"/>
+          <w:sz w:val="19"/>
+          <w:szCs w:val="19"/>
+        </w:rPr>
+        <w:br/>
+        <w:t xml:space="preserve"/>
+      </w:r>
+      <w:r>
+        <w:rPr>
+          <w:rFonts w:ascii="Consolas" w:cs="Consolas" w:eastAsia="Consolas" w:hAnsi="Consolas"/>
+          <w:sz w:val="19"/>
+          <w:szCs w:val="19"/>
+        </w:rPr>
+        <w:br/>
+        <w:t xml:space="preserve">FOR i = 0 TO 10</w:t>
+      </w:r>
+      <w:r>
+        <w:rPr>
+          <w:rFonts w:ascii="Consolas" w:cs="Consolas" w:eastAsia="Consolas" w:hAnsi="Consolas"/>
+          <w:sz w:val="19"/>
+          <w:szCs w:val="19"/>
+        </w:rPr>
+        <w:br/>
+        <w:t xml:space="preserve">    ton = AUDIO_TONE(noten[i], dauer[i] - 40)</w:t>
+      </w:r>
+      <w:r>
+        <w:rPr>
+          <w:rFonts w:ascii="Consolas" w:cs="Consolas" w:eastAsia="Consolas" w:hAnsi="Consolas"/>
+          <w:sz w:val="19"/>
+          <w:szCs w:val="19"/>
+        </w:rPr>
+        <w:br/>
+        <w:t xml:space="preserve">    PLAYSOUND(ton)</w:t>
+      </w:r>
+      <w:r>
+        <w:rPr>
+          <w:rFonts w:ascii="Consolas" w:cs="Consolas" w:eastAsia="Consolas" w:hAnsi="Consolas"/>
+          <w:sz w:val="19"/>
+          <w:szCs w:val="19"/>
+        </w:rPr>
+        <w:br/>
+        <w:t xml:space="preserve">    SLEEP(dauer[i])</w:t>
+      </w:r>
+      <w:r>
+        <w:rPr>
+          <w:rFonts w:ascii="Consolas" w:cs="Consolas" w:eastAsia="Consolas" w:hAnsi="Consolas"/>
+          <w:sz w:val="19"/>
+          <w:szCs w:val="19"/>
+        </w:rPr>
+        <w:br/>
+        <w:t xml:space="preserve">NEXT</w:t>
+      </w:r>
+    </w:p>
+    <w:p>
+      <w:pPr>
+        <w:spacing w:after="180" w:line="312" w:lineRule="auto"/>
+      </w:pPr>
+      <w:r>
+        <w:rPr>
+          <w:sz w:val="22"/>
+          <w:szCs w:val="22"/>
+        </w:rPr>
+        <w:t xml:space="preserve">Vier Sekunden lang, gemessen 4002 Millisekunden. Und es ist wirklich zu erkennen.</w:t>
+      </w:r>
+    </w:p>
+    <w:p>
+      <w:pPr>
+        <w:spacing w:after="180" w:line="312" w:lineRule="auto"/>
+      </w:pPr>
+      <w:r>
+        <w:rPr>
+          <w:sz w:val="22"/>
+          <w:szCs w:val="22"/>
+        </w:rPr>
+        <w:t xml:space="preserve">Der Kniff mit den Längen lohnt einen zweiten Blick. Erst bekommen alle elf Noten die Länge 300 — das erledigt eine kurze Schleife. Danach werden nur die beiden Ausnahmen überschrieben: die fünfte und die elfte Note dauern doppelt so lang, weil dort im Lied jeweils eine Zeile endet.</w:t>
+      </w:r>
+    </w:p>
+    <w:p>
+      <w:pPr>
+        <w:spacing w:after="180" w:line="312" w:lineRule="auto"/>
+      </w:pPr>
+      <w:r>
+        <w:rPr>
+          <w:sz w:val="22"/>
+          <w:szCs w:val="22"/>
+        </w:rPr>
+        <w:t xml:space="preserve">Das ist wieder das Muster aus Kapitel 7: erst den Normalfall setzen, dann die Ausnahmen darüberschreiben. Elf Zeilen wären es sonst, statt drei.</w:t>
+      </w:r>
+    </w:p>
+    <w:p>
+      <w:pPr>
+        <w:spacing w:after="180" w:line="312" w:lineRule="auto"/>
+      </w:pPr>
+      <w:r>
+        <w:rPr>
+          <w:sz w:val="22"/>
+          <w:szCs w:val="22"/>
+        </w:rPr>
+        <w:t xml:space="preserve">Und noch ein Detail: </w:t>
+      </w:r>
+      <w:r>
+        <w:rPr>
+          <w:rFonts w:ascii="Consolas" w:cs="Consolas" w:eastAsia="Consolas" w:hAnsi="Consolas"/>
+          <w:color w:val="335577"/>
+          <w:sz w:val="21"/>
+          <w:szCs w:val="21"/>
+        </w:rPr>
+        <w:t xml:space="preserve">dauer[i] - 40</w:t>
+      </w:r>
+      <w:r>
+        <w:rPr>
+          <w:sz w:val="22"/>
+          <w:szCs w:val="22"/>
+        </w:rPr>
+        <w:t xml:space="preserve"> macht jeden Ton vierzig Millisekunden kürzer als seine Pause. Das ist die Stille zwischen den Tönen von eben, diesmal automatisch für jede Länge richtig.</w:t>
+      </w:r>
+    </w:p>
+    <w:p>
+      <w:pPr>
+        <w:pStyle w:val="Heading2"/>
+        <w:keepNext/>
+        <w:keepLines/>
+        <w:spacing w:after="120" w:before="280"/>
+      </w:pPr>
+      <w:r>
+        <w:t xml:space="preserve">Eine Sirene, die man sehen kann</w:t>
+      </w:r>
+    </w:p>
+    <w:p>
+      <w:pPr>
+        <w:spacing w:after="180" w:line="312" w:lineRule="auto"/>
+      </w:pPr>
+      <w:r>
+        <w:rPr>
+          <w:sz w:val="22"/>
+          <w:szCs w:val="22"/>
+        </w:rPr>
+        <w:t xml:space="preserve">Zum Schluss ein Programm, das Klang und Bild verbindet — und dabei ganz nebenbei zeigt, wie man einen Verlauf sichtbar macht:</w:t>
+      </w:r>
+    </w:p>
+    <w:p>
+      <w:pPr>
+        <w:keepNext/>
+        <w:spacing w:after="40" w:before="160"/>
+        <w:jc w:val="center"/>
+      </w:pPr>
+      <w:r>
+        <w:drawing>
+          <wp:inline distT="0" distB="0" distL="0" distR="0">
+            <wp:extent cx="4191000" cy="2619375"/>
+            <wp:effectExtent t="0" r="0" b="0" l="0"/>
+            <wp:docPr id="1" name="kap10_3_sirene.png" descr="Die Kurve zeigt die letzten 640 Frequenzwerte. Sie wandert nach links, während rechts neue hinzukommen." title="Die Kurve zeigt die letzten 640 Frequenzwerte. Sie wandert nach links, während rechts neue hinzukommen."/>
+            <wp:cNvGraphicFramePr>
+              <a:graphicFrameLocks xmlns:a="http://schemas.openxmlformats.org/drawingml/2006/main" noChangeAspect="1"/>
+            </wp:cNvGraphicFramePr>
+            <a:graphic xmlns:a="http://schemas.openxmlformats.org/drawingml/2006/main">
+              <a:graphicData uri="http://schemas.openxmlformats.org/drawingml/2006/picture">
+                <pic:pic xmlns:pic="http://schemas.openxmlformats.org/drawingml/2006/picture">
+                  <pic:nvPicPr>
+                    <pic:cNvPr id="0" name="" descr=""/>
+                    <pic:cNvPicPr>
+                      <a:picLocks noChangeAspect="1" noChangeArrowheads="1"/>
+                    </pic:cNvPicPr>
+                  </pic:nvPicPr>
+                  <pic:blipFill>
+                    <a:blip r:embed="rId41" cstate="none"/>
+                    <a:srcRect/>
+                    <a:stretch>
+                      <a:fillRect/>
+                    </a:stretch>
+                  </pic:blipFill>
+                  <pic:spPr bwMode="auto">
+                    <a:xfrm>
+                      <a:off x="0" y="0"/>
+                      <a:ext cx="4191000" cy="2619375"/>
+                    </a:xfrm>
+                    <a:prstGeom prst="rect">
+                      <a:avLst/>
+                    </a:prstGeom>
+                  </pic:spPr>
+                </pic:pic>
+              </a:graphicData>
+            </a:graphic>
+          </wp:inline>
+        </w:drawing>
+      </w:r>
+    </w:p>
+    <w:p>
+      <w:pPr>
+        <w:spacing w:after="200"/>
+        <w:jc w:val="center"/>
+      </w:pPr>
+      <w:r>
+        <w:rPr>
+          <w:i/>
+          <w:iCs/>
+          <w:color w:val="6A6A6A"/>
+          <w:sz w:val="18"/>
+          <w:szCs w:val="18"/>
+        </w:rPr>
+        <w:t xml:space="preserve">Die Kurve zeigt die letzten 640 Frequenzwerte. Sie wandert nach links, während rechts neue hinzukommen.</w:t>
+      </w:r>
+    </w:p>
+    <w:p>
+      <w:pPr>
+        <w:keepLines/>
+        <w:pBdr>
+          <w:left w:val="single" w:color="1B6CA8" w:sz="18" w:space="6"/>
+        </w:pBdr>
+        <w:shd w:fill="F4F4F4" w:val="clear"/>
+        <w:spacing w:after="200" w:before="100" w:line="264" w:lineRule="auto"/>
+        <w:ind w:left="140"/>
+      </w:pPr>
+      <w:r>
+        <w:rPr>
+          <w:rFonts w:ascii="Consolas" w:cs="Consolas" w:eastAsia="Consolas" w:hAnsi="Consolas"/>
+          <w:sz w:val="19"/>
+          <w:szCs w:val="19"/>
+        </w:rPr>
+        <w:t xml:space="preserve">SCREEN(640, 400, "Sirene")</w:t>
+      </w:r>
+      <w:r>
+        <w:rPr>
+          <w:rFonts w:ascii="Consolas" w:cs="Consolas" w:eastAsia="Consolas" w:hAnsi="Consolas"/>
+          <w:sz w:val="19"/>
+          <w:szCs w:val="19"/>
+        </w:rPr>
+        <w:br/>
+        <w:t xml:space="preserve"/>
+      </w:r>
+      <w:r>
+        <w:rPr>
+          <w:rFonts w:ascii="Consolas" w:cs="Consolas" w:eastAsia="Consolas" w:hAnsi="Consolas"/>
+          <w:sz w:val="19"/>
+          <w:szCs w:val="19"/>
+        </w:rPr>
+        <w:br/>
+        <w:t xml:space="preserve">DIM verlauf[640] AS INTEGER</w:t>
+      </w:r>
+      <w:r>
+        <w:rPr>
+          <w:rFonts w:ascii="Consolas" w:cs="Consolas" w:eastAsia="Consolas" w:hAnsi="Consolas"/>
+          <w:sz w:val="19"/>
+          <w:szCs w:val="19"/>
+        </w:rPr>
+        <w:br/>
+        <w:t xml:space="preserve">DIM n AS INTEGER</w:t>
+      </w:r>
+      <w:r>
+        <w:rPr>
+          <w:rFonts w:ascii="Consolas" w:cs="Consolas" w:eastAsia="Consolas" w:hAnsi="Consolas"/>
+          <w:sz w:val="19"/>
+          <w:szCs w:val="19"/>
+        </w:rPr>
+        <w:br/>
+        <w:t xml:space="preserve">DIM i AS INTEGER</w:t>
+      </w:r>
+      <w:r>
+        <w:rPr>
+          <w:rFonts w:ascii="Consolas" w:cs="Consolas" w:eastAsia="Consolas" w:hAnsi="Consolas"/>
+          <w:sz w:val="19"/>
+          <w:szCs w:val="19"/>
+        </w:rPr>
+        <w:br/>
+        <w:t xml:space="preserve">DIM hz AS FLOAT</w:t>
+      </w:r>
+      <w:r>
+        <w:rPr>
+          <w:rFonts w:ascii="Consolas" w:cs="Consolas" w:eastAsia="Consolas" w:hAnsi="Consolas"/>
+          <w:sz w:val="19"/>
+          <w:szCs w:val="19"/>
+        </w:rPr>
+        <w:br/>
+        <w:t xml:space="preserve">DIM ton AS SOUND</w:t>
+      </w:r>
+      <w:r>
+        <w:rPr>
+          <w:rFonts w:ascii="Consolas" w:cs="Consolas" w:eastAsia="Consolas" w:hAnsi="Consolas"/>
+          <w:sz w:val="19"/>
+          <w:szCs w:val="19"/>
+        </w:rPr>
+        <w:br/>
+        <w:t xml:space="preserve">DIM schrift AS INTEGER</w:t>
+      </w:r>
+      <w:r>
+        <w:rPr>
+          <w:rFonts w:ascii="Consolas" w:cs="Consolas" w:eastAsia="Consolas" w:hAnsi="Consolas"/>
+          <w:sz w:val="19"/>
+          <w:szCs w:val="19"/>
+        </w:rPr>
+        <w:br/>
+        <w:t xml:space="preserve">n = 0</w:t>
+      </w:r>
+      <w:r>
+        <w:rPr>
+          <w:rFonts w:ascii="Consolas" w:cs="Consolas" w:eastAsia="Consolas" w:hAnsi="Consolas"/>
+          <w:sz w:val="19"/>
+          <w:szCs w:val="19"/>
+        </w:rPr>
+        <w:br/>
+        <w:t xml:space="preserve">schrift = RGB(190, 200, 225)</w:t>
+      </w:r>
+      <w:r>
+        <w:rPr>
+          <w:rFonts w:ascii="Consolas" w:cs="Consolas" w:eastAsia="Consolas" w:hAnsi="Consolas"/>
+          <w:sz w:val="19"/>
+          <w:szCs w:val="19"/>
+        </w:rPr>
+        <w:br/>
+        <w:t xml:space="preserve"/>
+      </w:r>
+      <w:r>
+        <w:rPr>
+          <w:rFonts w:ascii="Consolas" w:cs="Consolas" w:eastAsia="Consolas" w:hAnsi="Consolas"/>
+          <w:sz w:val="19"/>
+          <w:szCs w:val="19"/>
+        </w:rPr>
+        <w:br/>
+        <w:t xml:space="preserve">FOR i = 0 TO 639</w:t>
+      </w:r>
+      <w:r>
+        <w:rPr>
+          <w:rFonts w:ascii="Consolas" w:cs="Consolas" w:eastAsia="Consolas" w:hAnsi="Consolas"/>
+          <w:sz w:val="19"/>
+          <w:szCs w:val="19"/>
+        </w:rPr>
+        <w:br/>
+        <w:t xml:space="preserve">    verlauf[i] = 500</w:t>
+      </w:r>
+      <w:r>
+        <w:rPr>
+          <w:rFonts w:ascii="Consolas" w:cs="Consolas" w:eastAsia="Consolas" w:hAnsi="Consolas"/>
+          <w:sz w:val="19"/>
+          <w:szCs w:val="19"/>
+        </w:rPr>
+        <w:br/>
+        <w:t xml:space="preserve">NEXT</w:t>
+      </w:r>
+      <w:r>
+        <w:rPr>
+          <w:rFonts w:ascii="Consolas" w:cs="Consolas" w:eastAsia="Consolas" w:hAnsi="Consolas"/>
+          <w:sz w:val="19"/>
+          <w:szCs w:val="19"/>
+        </w:rPr>
+        <w:br/>
+        <w:t xml:space="preserve"/>
+      </w:r>
+      <w:r>
+        <w:rPr>
+          <w:rFonts w:ascii="Consolas" w:cs="Consolas" w:eastAsia="Consolas" w:hAnsi="Consolas"/>
+          <w:sz w:val="19"/>
+          <w:szCs w:val="19"/>
+        </w:rPr>
+        <w:br/>
+        <w:t xml:space="preserve">WHILE NOT QUITREQUESTED() AND NOT KEYPRESSED(KEY_ESCAPE)</w:t>
+      </w:r>
+      <w:r>
+        <w:rPr>
+          <w:rFonts w:ascii="Consolas" w:cs="Consolas" w:eastAsia="Consolas" w:hAnsi="Consolas"/>
+          <w:sz w:val="19"/>
+          <w:szCs w:val="19"/>
+        </w:rPr>
+        <w:br/>
+        <w:t xml:space="preserve">    hz = 500 + SIN(RAD(n * 2)) * 300</w:t>
+      </w:r>
+      <w:r>
+        <w:rPr>
+          <w:rFonts w:ascii="Consolas" w:cs="Consolas" w:eastAsia="Consolas" w:hAnsi="Consolas"/>
+          <w:sz w:val="19"/>
+          <w:szCs w:val="19"/>
+        </w:rPr>
+        <w:br/>
+        <w:t xml:space="preserve"/>
+      </w:r>
+      <w:r>
+        <w:rPr>
+          <w:rFonts w:ascii="Consolas" w:cs="Consolas" w:eastAsia="Consolas" w:hAnsi="Consolas"/>
+          <w:sz w:val="19"/>
+          <w:szCs w:val="19"/>
+        </w:rPr>
+        <w:br/>
+        <w:t xml:space="preserve">    FOR i = 0 TO 638</w:t>
+      </w:r>
+      <w:r>
+        <w:rPr>
+          <w:rFonts w:ascii="Consolas" w:cs="Consolas" w:eastAsia="Consolas" w:hAnsi="Consolas"/>
+          <w:sz w:val="19"/>
+          <w:szCs w:val="19"/>
+        </w:rPr>
+        <w:br/>
+        <w:t xml:space="preserve">        verlauf[i] = verlauf[i + 1]</w:t>
+      </w:r>
+      <w:r>
+        <w:rPr>
+          <w:rFonts w:ascii="Consolas" w:cs="Consolas" w:eastAsia="Consolas" w:hAnsi="Consolas"/>
+          <w:sz w:val="19"/>
+          <w:szCs w:val="19"/>
+        </w:rPr>
+        <w:br/>
+        <w:t xml:space="preserve">    NEXT</w:t>
+      </w:r>
+      <w:r>
+        <w:rPr>
+          <w:rFonts w:ascii="Consolas" w:cs="Consolas" w:eastAsia="Consolas" w:hAnsi="Consolas"/>
+          <w:sz w:val="19"/>
+          <w:szCs w:val="19"/>
+        </w:rPr>
+        <w:br/>
+        <w:t xml:space="preserve">    verlauf[639] = INT(hz)</w:t>
+      </w:r>
+      <w:r>
+        <w:rPr>
+          <w:rFonts w:ascii="Consolas" w:cs="Consolas" w:eastAsia="Consolas" w:hAnsi="Consolas"/>
+          <w:sz w:val="19"/>
+          <w:szCs w:val="19"/>
+        </w:rPr>
+        <w:br/>
+        <w:t xml:space="preserve"/>
+      </w:r>
+      <w:r>
+        <w:rPr>
+          <w:rFonts w:ascii="Consolas" w:cs="Consolas" w:eastAsia="Consolas" w:hAnsi="Consolas"/>
+          <w:sz w:val="19"/>
+          <w:szCs w:val="19"/>
+        </w:rPr>
+        <w:br/>
+        <w:t xml:space="preserve">    CLS(RGB(15, 20, 40))</w:t>
+      </w:r>
+      <w:r>
+        <w:rPr>
+          <w:rFonts w:ascii="Consolas" w:cs="Consolas" w:eastAsia="Consolas" w:hAnsi="Consolas"/>
+          <w:sz w:val="19"/>
+          <w:szCs w:val="19"/>
+        </w:rPr>
+        <w:br/>
+        <w:t xml:space="preserve">    FOR i = 0 TO 639</w:t>
+      </w:r>
+      <w:r>
+        <w:rPr>
+          <w:rFonts w:ascii="Consolas" w:cs="Consolas" w:eastAsia="Consolas" w:hAnsi="Consolas"/>
+          <w:sz w:val="19"/>
+          <w:szCs w:val="19"/>
+        </w:rPr>
+        <w:br/>
+        <w:t xml:space="preserve">        PLOT(i, 360 - (verlauf[i] - 200) / 3, RGB(255, 170, 50))</w:t>
+      </w:r>
+      <w:r>
+        <w:rPr>
+          <w:rFonts w:ascii="Consolas" w:cs="Consolas" w:eastAsia="Consolas" w:hAnsi="Consolas"/>
+          <w:sz w:val="19"/>
+          <w:szCs w:val="19"/>
+        </w:rPr>
+        <w:br/>
+        <w:t xml:space="preserve">        PLOT(i, 361 - (verlauf[i] - 200) / 3, RGB(255, 170, 50))</w:t>
+      </w:r>
+      <w:r>
+        <w:rPr>
+          <w:rFonts w:ascii="Consolas" w:cs="Consolas" w:eastAsia="Consolas" w:hAnsi="Consolas"/>
+          <w:sz w:val="19"/>
+          <w:szCs w:val="19"/>
+        </w:rPr>
+        <w:br/>
+        <w:t xml:space="preserve">    NEXT</w:t>
+      </w:r>
+      <w:r>
+        <w:rPr>
+          <w:rFonts w:ascii="Consolas" w:cs="Consolas" w:eastAsia="Consolas" w:hAnsi="Consolas"/>
+          <w:sz w:val="19"/>
+          <w:szCs w:val="19"/>
+        </w:rPr>
+        <w:br/>
+        <w:t xml:space="preserve">    BOX(0, 372, 639, 399, RGB(30, 38, 62))</w:t>
+      </w:r>
+      <w:r>
+        <w:rPr>
+          <w:rFonts w:ascii="Consolas" w:cs="Consolas" w:eastAsia="Consolas" w:hAnsi="Consolas"/>
+          <w:sz w:val="19"/>
+          <w:szCs w:val="19"/>
+        </w:rPr>
+        <w:br/>
+        <w:t xml:space="preserve">    TEXT(240, 378, "Frequenz: " + STR$(INT(hz)) + " Hz", schrift)</w:t>
+      </w:r>
+      <w:r>
+        <w:rPr>
+          <w:rFonts w:ascii="Consolas" w:cs="Consolas" w:eastAsia="Consolas" w:hAnsi="Consolas"/>
+          <w:sz w:val="19"/>
+          <w:szCs w:val="19"/>
+        </w:rPr>
+        <w:br/>
+        <w:t xml:space="preserve">    FLIP()</w:t>
+      </w:r>
+      <w:r>
+        <w:rPr>
+          <w:rFonts w:ascii="Consolas" w:cs="Consolas" w:eastAsia="Consolas" w:hAnsi="Consolas"/>
+          <w:sz w:val="19"/>
+          <w:szCs w:val="19"/>
+        </w:rPr>
+        <w:br/>
+        <w:t xml:space="preserve"/>
+      </w:r>
+      <w:r>
+        <w:rPr>
+          <w:rFonts w:ascii="Consolas" w:cs="Consolas" w:eastAsia="Consolas" w:hAnsi="Consolas"/>
+          <w:sz w:val="19"/>
+          <w:szCs w:val="19"/>
+        </w:rPr>
+        <w:br/>
+        <w:t xml:space="preserve">    IF n MOD 14 = 0 THEN</w:t>
+      </w:r>
+      <w:r>
+        <w:rPr>
+          <w:rFonts w:ascii="Consolas" w:cs="Consolas" w:eastAsia="Consolas" w:hAnsi="Consolas"/>
+          <w:sz w:val="19"/>
+          <w:szCs w:val="19"/>
+        </w:rPr>
+        <w:br/>
+        <w:t xml:space="preserve">        ton = AUDIO_TONE(hz, 260)</w:t>
+      </w:r>
+      <w:r>
+        <w:rPr>
+          <w:rFonts w:ascii="Consolas" w:cs="Consolas" w:eastAsia="Consolas" w:hAnsi="Consolas"/>
+          <w:sz w:val="19"/>
+          <w:szCs w:val="19"/>
+        </w:rPr>
+        <w:br/>
+        <w:t xml:space="preserve">        PLAYSOUND(ton)</w:t>
+      </w:r>
+      <w:r>
+        <w:rPr>
+          <w:rFonts w:ascii="Consolas" w:cs="Consolas" w:eastAsia="Consolas" w:hAnsi="Consolas"/>
+          <w:sz w:val="19"/>
+          <w:szCs w:val="19"/>
+        </w:rPr>
+        <w:br/>
+        <w:t xml:space="preserve">    END IF</w:t>
+      </w:r>
+      <w:r>
+        <w:rPr>
+          <w:rFonts w:ascii="Consolas" w:cs="Consolas" w:eastAsia="Consolas" w:hAnsi="Consolas"/>
+          <w:sz w:val="19"/>
+          <w:szCs w:val="19"/>
+        </w:rPr>
+        <w:br/>
+        <w:t xml:space="preserve"/>
+      </w:r>
+      <w:r>
+        <w:rPr>
+          <w:rFonts w:ascii="Consolas" w:cs="Consolas" w:eastAsia="Consolas" w:hAnsi="Consolas"/>
+          <w:sz w:val="19"/>
+          <w:szCs w:val="19"/>
+        </w:rPr>
+        <w:br/>
+        <w:t xml:space="preserve">    n = n + 1</w:t>
+      </w:r>
+      <w:r>
+        <w:rPr>
+          <w:rFonts w:ascii="Consolas" w:cs="Consolas" w:eastAsia="Consolas" w:hAnsi="Consolas"/>
+          <w:sz w:val="19"/>
+          <w:szCs w:val="19"/>
+        </w:rPr>
+        <w:br/>
+        <w:t xml:space="preserve">WEND</w:t>
+      </w:r>
+    </w:p>
+    <w:p>
+      <w:pPr>
+        <w:spacing w:after="180" w:line="312" w:lineRule="auto"/>
+      </w:pPr>
+      <w:r>
+        <w:rPr>
+          <w:sz w:val="22"/>
+          <w:szCs w:val="22"/>
+        </w:rPr>
+        <w:t xml:space="preserve">Die Tonhöhe kommt aus dem Sinus von Kapitel 3: </w:t>
+      </w:r>
+      <w:r>
+        <w:rPr>
+          <w:rFonts w:ascii="Consolas" w:cs="Consolas" w:eastAsia="Consolas" w:hAnsi="Consolas"/>
+          <w:color w:val="335577"/>
+          <w:sz w:val="21"/>
+          <w:szCs w:val="21"/>
+        </w:rPr>
+        <w:t xml:space="preserve">500 + SIN(...) * 300</w:t>
+      </w:r>
+      <w:r>
+        <w:rPr>
+          <w:sz w:val="22"/>
+          <w:szCs w:val="22"/>
+        </w:rPr>
+        <w:t xml:space="preserve"> pendelt zwischen 200 und 800 Hertz. Das ist die Sirene.</w:t>
+      </w:r>
+    </w:p>
+    <w:p>
+      <w:pPr>
+        <w:spacing w:after="180" w:line="312" w:lineRule="auto"/>
+      </w:pPr>
+      <w:r>
+        <w:rPr>
+          <w:sz w:val="22"/>
+          <w:szCs w:val="22"/>
+        </w:rPr>
+        <w:t xml:space="preserve">Das Nachrücken der Kurve kennst du aus Kapitel 9 — es ist derselbe Handgriff wie bei der Schlange, nur ohne Kopf. Jeder Wert rutscht ein Fach nach links, und ganz rechts kommt der neue hinzu. Was links hinausfällt, ist einfach weg.</w:t>
+      </w:r>
+    </w:p>
+    <w:p>
+      <w:pPr>
+        <w:spacing w:after="180" w:line="312" w:lineRule="auto"/>
+      </w:pPr>
+      <w:r>
+        <w:rPr>
+          <w:rFonts w:ascii="Consolas" w:cs="Consolas" w:eastAsia="Consolas" w:hAnsi="Consolas"/>
+          <w:color w:val="335577"/>
+          <w:sz w:val="21"/>
+          <w:szCs w:val="21"/>
+        </w:rPr>
+        <w:t xml:space="preserve">IF n MOD 14 = 0</w:t>
+      </w:r>
+      <w:r>
+        <w:rPr>
+          <w:sz w:val="22"/>
+          <w:szCs w:val="22"/>
+        </w:rPr>
+        <w:t xml:space="preserve"> sorgt dafür, dass nicht sechzigmal je Sekunde ein neuer Ton angestoßen wird, sondern etwa viermal. Das ist derselbe Takt-Gedanke wie bei der Schlange. Setz statt der 14 eine 4 ein, und es wird zum nervösen Gezwitscher.</w:t>
+      </w:r>
+    </w:p>
+    <w:p>
+      <w:pPr>
+        <w:spacing w:before="60"/>
+      </w:pPr>
+    </w:p>
+    <w:tbl>
+      <w:tblPr>
+        <w:tblW w:type="dxa" w:w="9026"/>
+        <w:tblBorders>
+          <w:top w:val="single" w:color="auto" w:sz="4"/>
+          <w:left w:val="single" w:color="auto" w:sz="4"/>
+          <w:bottom w:val="single" w:color="auto" w:sz="4"/>
+          <w:right w:val="single" w:color="auto" w:sz="4"/>
+          <w:insideH w:val="single" w:color="auto" w:sz="4"/>
+          <w:insideV w:val="single" w:color="auto" w:sz="4"/>
+        </w:tblBorders>
+      </w:tblPr>
+      <w:tblGrid>
+        <w:gridCol w:w="9026"/>
+      </w:tblGrid>
+      <w:tr>
+        <w:trPr>
+          <w:cantSplit/>
+        </w:trPr>
+        <w:tc>
+          <w:tcPr>
+            <w:tcW w:type="dxa" w:w="9026"/>
+            <w:tcBorders>
+              <w:top w:val="single" w:color="E0A0A0" w:sz="6"/>
+              <w:left w:val="single" w:color="E0A0A0" w:sz="6"/>
+              <w:bottom w:val="single" w:color="E0A0A0" w:sz="6"/>
+              <w:right w:val="single" w:color="E0A0A0" w:sz="6"/>
+            </w:tcBorders>
+            <w:shd w:fill="FBEAEA" w:val="clear"/>
+            <w:tcMar>
+              <w:top w:type="dxa" w:w="140"/>
+              <w:left w:type="dxa" w:w="180"/>
+              <w:bottom w:type="dxa" w:w="140"/>
+              <w:right w:type="dxa" w:w="180"/>
+            </w:tcMar>
+          </w:tcPr>
+          <w:p>
+            <w:pPr>
+              <w:spacing w:after="40"/>
+            </w:pPr>
+            <w:r>
+              <w:rPr>
+                <w:b/>
+                <w:bCs/>
+                <w:color w:val="B23030"/>
+                <w:sz w:val="22"/>
+                <w:szCs w:val="22"/>
+              </w:rPr>
+              <w:t xml:space="preserve">Wenn eine Kommazahl in ein ganzzahliges Fach soll</w:t>
+            </w:r>
+          </w:p>
+          <w:p>
+            <w:pPr>
+              <w:spacing w:after="0" w:line="312" w:lineRule="auto"/>
+            </w:pPr>
+            <w:r>
+              <w:rPr>
+                <w:sz w:val="22"/>
+                <w:szCs w:val="22"/>
+              </w:rPr>
+              <w:t xml:space="preserve">Hier stehen zwei INT() und eine Zeile mit FLOAT, und das ist kein Zufall: Die Frequenz ist eine Kommazahl, das Array hält ganze Zahlen. Ohne INT bricht das Programm ab mit „FLOAT 510.46 passt nicht verlustfrei in INTEGER“. Beim Schreiben dieses Kapitels ist mir genau das zweimal passiert — und der Compiler hat es beide Male NICHT vorher gemeldet, weil er den Text prüft und nicht die Werte.</w:t>
+            </w:r>
+          </w:p>
+        </w:tc>
+      </w:tr>
+    </w:tbl>
+    <w:p>
+      <w:pPr>
+        <w:spacing w:after="160"/>
+      </w:pPr>
+    </w:p>
+    <w:p>
+      <w:pPr>
+        <w:pStyle w:val="Heading2"/>
+        <w:keepNext/>
+        <w:keepLines/>
+        <w:spacing w:after="120" w:before="280"/>
+      </w:pPr>
+      <w:r>
+        <w:t xml:space="preserve">Eine Zeile, die du oft sehen wirst</w:t>
+      </w:r>
+    </w:p>
+    <w:p>
+      <w:pPr>
+        <w:spacing w:after="180" w:line="312" w:lineRule="auto"/>
+      </w:pPr>
+      <w:r>
+        <w:rPr>
+          <w:sz w:val="22"/>
+          <w:szCs w:val="22"/>
+        </w:rPr>
+        <w:t xml:space="preserve">In der Befehlsübersicht und in fremden Programmen steht bei diesen Klangbefehlen oft ein </w:t>
+      </w:r>
+      <w:r>
+        <w:rPr>
+          <w:rFonts w:ascii="Consolas" w:cs="Consolas" w:eastAsia="Consolas" w:hAnsi="Consolas"/>
+          <w:color w:val="335577"/>
+          <w:sz w:val="21"/>
+          <w:szCs w:val="21"/>
+        </w:rPr>
+        <w:t xml:space="preserve">IMPORT "audio"</w:t>
+      </w:r>
+      <w:r>
+        <w:rPr>
+          <w:sz w:val="22"/>
+          <w:szCs w:val="22"/>
+        </w:rPr>
+        <w:t xml:space="preserve"> obenan. Drachenhauch braucht das nicht — die Klangbefehle sind fest eingebaut, und alle Programme dieses Kapitels laufen ohne. Die Zeile schadet aber auch nichts; wundere dich nur nicht, wenn sie fehlt.</w:t>
+      </w:r>
+    </w:p>
+    <w:p>
+      <w:pPr>
+        <w:pStyle w:val="Heading2"/>
+        <w:keepNext/>
+        <w:keepLines/>
+        <w:spacing w:after="120" w:before="280"/>
+      </w:pPr>
+      <w:r>
+        <w:t xml:space="preserve">Wenn etwas nicht geht</w:t>
+      </w:r>
+    </w:p>
+    <w:tbl>
+      <w:tblPr>
+        <w:tblW w:type="dxa" w:w="9026"/>
+        <w:tblBorders>
+          <w:top w:val="single" w:color="D0D0D0" w:sz="4"/>
+          <w:left w:val="single" w:color="D0D0D0" w:sz="4"/>
+          <w:bottom w:val="single" w:color="D0D0D0" w:sz="4"/>
+          <w:right w:val="single" w:color="D0D0D0" w:sz="4"/>
+          <w:insideH w:val="single" w:color="D0D0D0" w:sz="4"/>
+          <w:insideV w:val="single" w:color="D0D0D0" w:sz="4"/>
+        </w:tblBorders>
+      </w:tblPr>
+      <w:tblGrid>
+        <w:gridCol w:w="3600"/>
+        <w:gridCol w:w="5426"/>
+      </w:tblGrid>
+      <w:tr>
+        <w:trPr>
+          <w:cantSplit/>
+          <w:tblHeader/>
+        </w:trPr>
+        <w:tc>
+          <w:tcPr>
+            <w:tcW w:type="dxa" w:w="3600"/>
+            <w:shd w:fill="1B6CA8" w:val="clear"/>
+            <w:tcMar>
+              <w:top w:type="dxa" w:w="30"/>
+              <w:left w:type="dxa" w:w="90"/>
+              <w:bottom w:type="dxa" w:w="30"/>
+              <w:right w:type="dxa" w:w="90"/>
+            </w:tcMar>
+          </w:tcPr>
+          <w:p>
+            <w:pPr>
+              <w:spacing w:after="0" w:line="240" w:lineRule="auto"/>
+            </w:pPr>
+            <w:r>
+              <w:rPr>
+                <w:rFonts w:ascii="Arial" w:cs="Arial" w:eastAsia="Arial" w:hAnsi="Arial"/>
+                <w:b/>
+                <w:bCs/>
+                <w:color w:val="FFFFFF"/>
+                <w:sz w:val="19"/>
+                <w:szCs w:val="19"/>
+              </w:rPr>
+              <w:t xml:space="preserve">Was du hörst</w:t>
+            </w:r>
+          </w:p>
+        </w:tc>
+        <w:tc>
+          <w:tcPr>
+            <w:tcW w:type="dxa" w:w="5426"/>
+            <w:shd w:fill="1B6CA8" w:val="clear"/>
+            <w:tcMar>
+              <w:top w:type="dxa" w:w="30"/>
+              <w:left w:type="dxa" w:w="90"/>
+              <w:bottom w:type="dxa" w:w="30"/>
+              <w:right w:type="dxa" w:w="90"/>
+            </w:tcMar>
+          </w:tcPr>
+          <w:p>
+            <w:pPr>
+              <w:spacing w:after="0" w:line="240" w:lineRule="auto"/>
+            </w:pPr>
+            <w:r>
+              <w:rPr>
+                <w:rFonts w:ascii="Arial" w:cs="Arial" w:eastAsia="Arial" w:hAnsi="Arial"/>
+                <w:b/>
+                <w:bCs/>
+                <w:color w:val="FFFFFF"/>
+                <w:sz w:val="19"/>
+                <w:szCs w:val="19"/>
+              </w:rPr>
+              <w:t xml:space="preserve">Was meistens dahintersteckt</w:t>
+            </w:r>
+          </w:p>
+        </w:tc>
+      </w:tr>
+      <w:tr>
+        <w:trPr>
+          <w:cantSplit/>
+        </w:trPr>
+        <w:tc>
+          <w:tcPr>
+            <w:tcW w:type="dxa" w:w="3600"/>
+            <w:tcMar>
+              <w:top w:type="dxa" w:w="30"/>
+              <w:left w:type="dxa" w:w="90"/>
+              <w:bottom w:type="dxa" w:w="30"/>
+              <w:right w:type="dxa" w:w="90"/>
+            </w:tcMar>
+          </w:tcPr>
+          <w:p>
+            <w:pPr>
+              <w:spacing w:after="0" w:line="240" w:lineRule="auto"/>
+            </w:pPr>
+            <w:r>
+              <w:rPr>
+                <w:rFonts w:ascii="Arial" w:cs="Arial" w:eastAsia="Arial" w:hAnsi="Arial"/>
+                <w:color w:val="222222"/>
+                <w:sz w:val="19"/>
+                <w:szCs w:val="19"/>
+              </w:rPr>
+              <w:t xml:space="preserve">Du hörst gar nichts</w:t>
+            </w:r>
+          </w:p>
+        </w:tc>
+        <w:tc>
+          <w:tcPr>
+            <w:tcW w:type="dxa" w:w="5426"/>
+            <w:tcMar>
+              <w:top w:type="dxa" w:w="30"/>
+              <w:left w:type="dxa" w:w="90"/>
+              <w:bottom w:type="dxa" w:w="30"/>
+              <w:right w:type="dxa" w:w="90"/>
+            </w:tcMar>
+          </w:tcPr>
+          <w:p>
+            <w:pPr>
+              <w:spacing w:after="0" w:line="240" w:lineRule="auto"/>
+            </w:pPr>
+            <w:r>
+              <w:rPr>
+                <w:rFonts w:ascii="Arial" w:cs="Arial" w:eastAsia="Arial" w:hAnsi="Arial"/>
+                <w:color w:val="222222"/>
+                <w:sz w:val="19"/>
+                <w:szCs w:val="19"/>
+              </w:rPr>
+              <w:t xml:space="preserve">Lautsprecher, Lautstärke, Kopfhörer — in dieser Reihenfolge prüfen. Das Programm meldet sich nicht, wenn niemand zuhört.</w:t>
+            </w:r>
+          </w:p>
+        </w:tc>
+      </w:tr>
+      <w:tr>
+        <w:trPr>
+          <w:cantSplit/>
+        </w:trPr>
+        <w:tc>
+          <w:tcPr>
+            <w:tcW w:type="dxa" w:w="3600"/>
+            <w:tcMar>
+              <w:top w:type="dxa" w:w="30"/>
+              <w:left w:type="dxa" w:w="90"/>
+              <w:bottom w:type="dxa" w:w="30"/>
+              <w:right w:type="dxa" w:w="90"/>
+            </w:tcMar>
+          </w:tcPr>
+          <w:p>
+            <w:pPr>
+              <w:spacing w:after="0" w:line="240" w:lineRule="auto"/>
+            </w:pPr>
+            <w:r>
+              <w:rPr>
+                <w:rFonts w:ascii="Arial" w:cs="Arial" w:eastAsia="Arial" w:hAnsi="Arial"/>
+                <w:color w:val="222222"/>
+                <w:sz w:val="19"/>
+                <w:szCs w:val="19"/>
+              </w:rPr>
+              <w:t xml:space="preserve">Der Ton bricht ab</w:t>
+            </w:r>
+          </w:p>
+        </w:tc>
+        <w:tc>
+          <w:tcPr>
+            <w:tcW w:type="dxa" w:w="5426"/>
+            <w:tcMar>
+              <w:top w:type="dxa" w:w="30"/>
+              <w:left w:type="dxa" w:w="90"/>
+              <w:bottom w:type="dxa" w:w="30"/>
+              <w:right w:type="dxa" w:w="90"/>
+            </w:tcMar>
+          </w:tcPr>
+          <w:p>
+            <w:pPr>
+              <w:spacing w:after="0" w:line="240" w:lineRule="auto"/>
+            </w:pPr>
+            <w:r>
+              <w:rPr>
+                <w:rFonts w:ascii="Arial" w:cs="Arial" w:eastAsia="Arial" w:hAnsi="Arial"/>
+                <w:color w:val="222222"/>
+                <w:sz w:val="19"/>
+                <w:szCs w:val="19"/>
+              </w:rPr>
+              <w:t xml:space="preserve">Das SLEEP am Ende fehlt oder ist kürzer als der Ton. PLAYSOUND wartet nicht.</w:t>
+            </w:r>
+          </w:p>
+        </w:tc>
+      </w:tr>
+      <w:tr>
+        <w:trPr>
+          <w:cantSplit/>
+        </w:trPr>
+        <w:tc>
+          <w:tcPr>
+            <w:tcW w:type="dxa" w:w="3600"/>
+            <w:tcMar>
+              <w:top w:type="dxa" w:w="30"/>
+              <w:left w:type="dxa" w:w="90"/>
+              <w:bottom w:type="dxa" w:w="30"/>
+              <w:right w:type="dxa" w:w="90"/>
+            </w:tcMar>
+          </w:tcPr>
+          <w:p>
+            <w:pPr>
+              <w:spacing w:after="0" w:line="240" w:lineRule="auto"/>
+            </w:pPr>
+            <w:r>
+              <w:rPr>
+                <w:rFonts w:ascii="Arial" w:cs="Arial" w:eastAsia="Arial" w:hAnsi="Arial"/>
+                <w:color w:val="222222"/>
+                <w:sz w:val="19"/>
+                <w:szCs w:val="19"/>
+              </w:rPr>
+              <w:t xml:space="preserve">Alle Töne kommen auf einmal</w:t>
+            </w:r>
+          </w:p>
+        </w:tc>
+        <w:tc>
+          <w:tcPr>
+            <w:tcW w:type="dxa" w:w="5426"/>
+            <w:tcMar>
+              <w:top w:type="dxa" w:w="30"/>
+              <w:left w:type="dxa" w:w="90"/>
+              <w:bottom w:type="dxa" w:w="30"/>
+              <w:right w:type="dxa" w:w="90"/>
+            </w:tcMar>
+          </w:tcPr>
+          <w:p>
+            <w:pPr>
+              <w:spacing w:after="0" w:line="240" w:lineRule="auto"/>
+            </w:pPr>
+            <w:r>
+              <w:rPr>
+                <w:rFonts w:ascii="Arial" w:cs="Arial" w:eastAsia="Arial" w:hAnsi="Arial"/>
+                <w:color w:val="222222"/>
+                <w:sz w:val="19"/>
+                <w:szCs w:val="19"/>
+              </w:rPr>
+              <w:t xml:space="preserve">Zwischen den PLAYSOUND-Aufrufen fehlt das SLEEP. Sie starten sonst alle im selben Augenblick.</w:t>
+            </w:r>
+          </w:p>
+        </w:tc>
+      </w:tr>
+      <w:tr>
+        <w:trPr>
+          <w:cantSplit/>
+        </w:trPr>
+        <w:tc>
+          <w:tcPr>
+            <w:tcW w:type="dxa" w:w="3600"/>
+            <w:tcMar>
+              <w:top w:type="dxa" w:w="30"/>
+              <w:left w:type="dxa" w:w="90"/>
+              <w:bottom w:type="dxa" w:w="30"/>
+              <w:right w:type="dxa" w:w="90"/>
+            </w:tcMar>
+          </w:tcPr>
+          <w:p>
+            <w:pPr>
+              <w:spacing w:after="0" w:line="240" w:lineRule="auto"/>
+            </w:pPr>
+            <w:r>
+              <w:rPr>
+                <w:rFonts w:ascii="Consolas" w:cs="Consolas" w:eastAsia="Consolas" w:hAnsi="Consolas"/>
+                <w:color w:val="222222"/>
+                <w:sz w:val="19"/>
+                <w:szCs w:val="19"/>
+              </w:rPr>
+              <w:t xml:space="preserve">passt nicht verlustfrei in INTEGER</w:t>
+            </w:r>
+          </w:p>
+        </w:tc>
+        <w:tc>
+          <w:tcPr>
+            <w:tcW w:type="dxa" w:w="5426"/>
+            <w:tcMar>
+              <w:top w:type="dxa" w:w="30"/>
+              <w:left w:type="dxa" w:w="90"/>
+              <w:bottom w:type="dxa" w:w="30"/>
+              <w:right w:type="dxa" w:w="90"/>
+            </w:tcMar>
+          </w:tcPr>
+          <w:p>
+            <w:pPr>
+              <w:spacing w:after="0" w:line="240" w:lineRule="auto"/>
+            </w:pPr>
+            <w:r>
+              <w:rPr>
+                <w:rFonts w:ascii="Arial" w:cs="Arial" w:eastAsia="Arial" w:hAnsi="Arial"/>
+                <w:color w:val="222222"/>
+                <w:sz w:val="19"/>
+                <w:szCs w:val="19"/>
+              </w:rPr>
+              <w:t xml:space="preserve">Eine Kommazahl soll in ein ganzzahliges Fach. INT() darum herum.</w:t>
+            </w:r>
+          </w:p>
+        </w:tc>
+      </w:tr>
+      <w:tr>
+        <w:trPr>
+          <w:cantSplit/>
+        </w:trPr>
+        <w:tc>
+          <w:tcPr>
+            <w:tcW w:type="dxa" w:w="3600"/>
+            <w:tcMar>
+              <w:top w:type="dxa" w:w="30"/>
+              <w:left w:type="dxa" w:w="90"/>
+              <w:bottom w:type="dxa" w:w="30"/>
+              <w:right w:type="dxa" w:w="90"/>
+            </w:tcMar>
+          </w:tcPr>
+          <w:p>
+            <w:pPr>
+              <w:spacing w:after="0" w:line="240" w:lineRule="auto"/>
+            </w:pPr>
+            <w:r>
+              <w:rPr>
+                <w:rFonts w:ascii="Arial" w:cs="Arial" w:eastAsia="Arial" w:hAnsi="Arial"/>
+                <w:color w:val="222222"/>
+                <w:sz w:val="19"/>
+                <w:szCs w:val="19"/>
+              </w:rPr>
+              <w:t xml:space="preserve">Es knackt zwischen den Tönen</w:t>
+            </w:r>
+          </w:p>
+        </w:tc>
+        <w:tc>
+          <w:tcPr>
+            <w:tcW w:type="dxa" w:w="5426"/>
+            <w:tcMar>
+              <w:top w:type="dxa" w:w="30"/>
+              <w:left w:type="dxa" w:w="90"/>
+              <w:bottom w:type="dxa" w:w="30"/>
+              <w:right w:type="dxa" w:w="90"/>
+            </w:tcMar>
+          </w:tcPr>
+          <w:p>
+            <w:pPr>
+              <w:spacing w:after="0" w:line="240" w:lineRule="auto"/>
+            </w:pPr>
+            <w:r>
+              <w:rPr>
+                <w:rFonts w:ascii="Arial" w:cs="Arial" w:eastAsia="Arial" w:hAnsi="Arial"/>
+                <w:color w:val="222222"/>
+                <w:sz w:val="19"/>
+                <w:szCs w:val="19"/>
+              </w:rPr>
+              <w:t xml:space="preserve">Sollte nicht passieren — erzeugte Töne bekommen automatisch ein kurzes Ein- und Ausblenden. Wenn doch, ist die Dauer sehr kurz gewählt.</w:t>
+            </w:r>
+          </w:p>
+        </w:tc>
+      </w:tr>
+      <w:tr>
+        <w:trPr>
+          <w:cantSplit/>
+        </w:trPr>
+        <w:tc>
+          <w:tcPr>
+            <w:tcW w:type="dxa" w:w="3600"/>
+            <w:tcMar>
+              <w:top w:type="dxa" w:w="30"/>
+              <w:left w:type="dxa" w:w="90"/>
+              <w:bottom w:type="dxa" w:w="30"/>
+              <w:right w:type="dxa" w:w="90"/>
+            </w:tcMar>
+          </w:tcPr>
+          <w:p>
+            <w:pPr>
+              <w:spacing w:after="0" w:line="240" w:lineRule="auto"/>
+            </w:pPr>
+            <w:r>
+              <w:rPr>
+                <w:rFonts w:ascii="Arial" w:cs="Arial" w:eastAsia="Arial" w:hAnsi="Arial"/>
+                <w:color w:val="222222"/>
+                <w:sz w:val="19"/>
+                <w:szCs w:val="19"/>
+              </w:rPr>
+              <w:t xml:space="preserve">Nach langer Laufzeit wird es langsam</w:t>
+            </w:r>
+          </w:p>
+        </w:tc>
+        <w:tc>
+          <w:tcPr>
+            <w:tcW w:type="dxa" w:w="5426"/>
+            <w:tcMar>
+              <w:top w:type="dxa" w:w="30"/>
+              <w:left w:type="dxa" w:w="90"/>
+              <w:bottom w:type="dxa" w:w="30"/>
+              <w:right w:type="dxa" w:w="90"/>
+            </w:tcMar>
+          </w:tcPr>
+          <w:p>
+            <w:pPr>
+              <w:spacing w:after="0" w:line="240" w:lineRule="auto"/>
+            </w:pPr>
+            <w:r>
+              <w:rPr>
+                <w:rFonts w:ascii="Arial" w:cs="Arial" w:eastAsia="Arial" w:hAnsi="Arial"/>
+                <w:color w:val="222222"/>
+                <w:sz w:val="19"/>
+                <w:szCs w:val="19"/>
+              </w:rPr>
+              <w:t xml:space="preserve">Bei sehr vielen erzeugten Tönen sammeln sich Klangpuffer an. Erzeug einen Ton EINMAL vor der Schleife statt in jedem Durchgang neu — dazu mehr im nächsten Kapitel.</w:t>
+            </w:r>
+          </w:p>
+        </w:tc>
+      </w:tr>
+    </w:tbl>
+    <w:p>
+      <w:pPr>
+        <w:spacing w:after="160"/>
+      </w:pPr>
+    </w:p>
+    <w:p>
+      <w:pPr>
+        <w:pStyle w:val="Heading2"/>
+        <w:keepNext/>
+        <w:keepLines/>
+        <w:spacing w:after="120" w:before="280"/>
+      </w:pPr>
+      <w:r>
+        <w:t xml:space="preserve">Aufgaben</w:t>
+      </w:r>
+    </w:p>
+    <w:p>
+      <w:pPr>
+        <w:pStyle w:val="ListParagraph"/>
+        <w:numPr>
+          <w:ilvl w:val="0"/>
+          <w:numId w:val="2"/>
+        </w:numPr>
+        <w:spacing w:after="100" w:line="312" w:lineRule="auto"/>
+      </w:pPr>
+      <w:r>
+        <w:rPr>
+          <w:sz w:val="22"/>
+          <w:szCs w:val="22"/>
+        </w:rPr>
+        <w:t xml:space="preserve">Spiel die Tonleiter rückwärts. Eine Schleife mit STEP -1 genügt.</w:t>
+      </w:r>
+    </w:p>
+    <w:p>
+      <w:pPr>
+        <w:pStyle w:val="ListParagraph"/>
+        <w:numPr>
+          <w:ilvl w:val="0"/>
+          <w:numId w:val="2"/>
+        </w:numPr>
+        <w:spacing w:after="100" w:line="312" w:lineRule="auto"/>
+      </w:pPr>
+      <w:r>
+        <w:rPr>
+          <w:sz w:val="22"/>
+          <w:szCs w:val="22"/>
+        </w:rPr>
+        <w:t xml:space="preserve">Lass die Tonleiter zweimal laufen: einmal als sine, einmal als square. Der Unterschied ist verblüffend.</w:t>
+      </w:r>
+    </w:p>
+    <w:p>
+      <w:pPr>
+        <w:pStyle w:val="ListParagraph"/>
+        <w:numPr>
+          <w:ilvl w:val="0"/>
+          <w:numId w:val="2"/>
+        </w:numPr>
+        <w:spacing w:after="100" w:line="312" w:lineRule="auto"/>
+      </w:pPr>
+      <w:r>
+        <w:rPr>
+          <w:sz w:val="22"/>
+          <w:szCs w:val="22"/>
+        </w:rPr>
+        <w:t xml:space="preserve">Bau einen Weckton: dreimal derselbe kurze Piepser, dann eine Pause, und das Ganze fünfmal.</w:t>
+      </w:r>
+    </w:p>
+    <w:p>
+      <w:pPr>
+        <w:pStyle w:val="ListParagraph"/>
+        <w:numPr>
+          <w:ilvl w:val="0"/>
+          <w:numId w:val="2"/>
+        </w:numPr>
+        <w:spacing w:after="100" w:line="312" w:lineRule="auto"/>
+      </w:pPr>
+      <w:r>
+        <w:rPr>
+          <w:sz w:val="22"/>
+          <w:szCs w:val="22"/>
+        </w:rPr>
+        <w:t xml:space="preserve">Verlängere die Melodie um die restlichen Zeilen von „Alle meine Entchen“. Die Noten stehen in jedem Liederbuch; die Frequenztabelle in diesem Kapitel hilft beim Übersetzen.</w:t>
+      </w:r>
+    </w:p>
+    <w:p>
+      <w:pPr>
+        <w:pStyle w:val="ListParagraph"/>
+        <w:numPr>
+          <w:ilvl w:val="0"/>
+          <w:numId w:val="2"/>
+        </w:numPr>
+        <w:spacing w:after="100" w:line="312" w:lineRule="auto"/>
+      </w:pPr>
+      <w:r>
+        <w:rPr>
+          <w:sz w:val="22"/>
+          <w:szCs w:val="22"/>
+        </w:rPr>
+        <w:t xml:space="preserve">Mach aus der Sirene eine, die nicht schwingt, sondern gleichmäßig steigt und dann zurückspringt — wie ein Countdown.</w:t>
+      </w:r>
+    </w:p>
+    <w:p>
+      <w:pPr>
+        <w:pStyle w:val="ListParagraph"/>
+        <w:numPr>
+          <w:ilvl w:val="0"/>
+          <w:numId w:val="2"/>
+        </w:numPr>
+        <w:spacing w:after="100" w:line="312" w:lineRule="auto"/>
+      </w:pPr>
+      <w:r>
+        <w:rPr>
+          <w:sz w:val="22"/>
+          <w:szCs w:val="22"/>
+        </w:rPr>
+        <w:t xml:space="preserve">Lass die Sirene ihre Farbe mit der Tonhöhe ändern: tief rot, hoch weiß.</w:t>
+      </w:r>
+    </w:p>
+    <w:p>
+      <w:pPr>
+        <w:spacing w:after="180" w:line="312" w:lineRule="auto"/>
+      </w:pPr>
+      <w:r>
+        <w:rPr>
+          <w:sz w:val="22"/>
+          <w:szCs w:val="22"/>
+        </w:rPr>
+        <w:t xml:space="preserve">Klang für sich ist eine Spielerei. Im nächsten Kapitel bekommt er eine Aufgabe — er sagt dir, dass etwas passiert ist.</w:t>
+      </w:r>
+    </w:p>
+    <w:p>
+      <w:pPr>
+        <w:pStyle w:val="Heading1"/>
+        <w:keepNext/>
+        <w:keepLines/>
+        <w:pageBreakBefore/>
+        <w:pBdr>
+          <w:bottom w:val="single" w:color="1B6CA8" w:sz="12" w:space="4"/>
+        </w:pBdr>
+        <w:spacing w:after="160" w:before="0"/>
+      </w:pPr>
+      <w:r>
+        <w:t xml:space="preserve">Klang zum Bild</w:t>
+      </w:r>
+    </w:p>
+    <w:p>
+      <w:pPr>
+        <w:spacing w:after="180" w:line="312" w:lineRule="auto"/>
+      </w:pPr>
+      <w:r>
+        <w:rPr>
+          <w:sz w:val="22"/>
+          <w:szCs w:val="22"/>
+        </w:rPr>
+        <w:t xml:space="preserve">Ein Ton für sich ist eine Spielerei. Interessant wird Klang, wenn er etwas bedeutet — wenn er sagt: das war ein Treffer, das war die Wand, das war ein Punkt für den anderen.</w:t>
+      </w:r>
+    </w:p>
+    <w:p>
+      <w:pPr>
+        <w:spacing w:after="180" w:line="312" w:lineRule="auto"/>
+      </w:pPr>
+      <w:r>
+        <w:rPr>
+          <w:sz w:val="22"/>
+          <w:szCs w:val="22"/>
+        </w:rPr>
+        <w:t xml:space="preserve">Der Unterschied ist größer, als er klingt. Ein Spiel ohne Ton wirkt wie hinter Glas. Dieselben Programme mit Ton fühlen sich an, als würden sie antworten.</w:t>
+      </w:r>
+    </w:p>
+    <w:p>
+      <w:pPr>
+        <w:pStyle w:val="Heading2"/>
+        <w:keepNext/>
+        <w:keepLines/>
+        <w:spacing w:after="120" w:before="280"/>
+      </w:pPr>
+      <w:r>
+        <w:t xml:space="preserve">Die eine Regel</w:t>
+      </w:r>
+    </w:p>
+    <w:p>
+      <w:pPr>
+        <w:spacing w:after="180" w:line="312" w:lineRule="auto"/>
+      </w:pPr>
+      <w:r>
+        <w:rPr>
+          <w:sz w:val="22"/>
+          <w:szCs w:val="22"/>
+        </w:rPr>
+        <w:t xml:space="preserve">Bevor wir anfangen, die wichtigste Regel dieses Kapitels — und die einzige, die man wirklich falsch machen kann:</w:t>
+      </w:r>
+    </w:p>
+    <w:p>
+      <w:pPr>
+        <w:spacing w:after="180" w:line="312" w:lineRule="auto"/>
+      </w:pPr>
+      <w:r>
+        <w:rPr>
+          <w:sz w:val="22"/>
+          <w:szCs w:val="22"/>
+        </w:rPr>
+        <w:t xml:space="preserve">Erzeuge einen Klang EINMAL, vor der Schleife. Spiel ihn dann so oft ab, wie du willst.</w:t>
+      </w:r>
+    </w:p>
+    <w:p>
+      <w:pPr>
+        <w:keepLines/>
+        <w:pBdr>
+          <w:left w:val="single" w:color="1B6CA8" w:sz="18" w:space="6"/>
+        </w:pBdr>
+        <w:shd w:fill="F4F4F4" w:val="clear"/>
+        <w:spacing w:after="200" w:before="100" w:line="264" w:lineRule="auto"/>
+        <w:ind w:left="140"/>
+      </w:pPr>
+      <w:r>
+        <w:rPr>
+          <w:rFonts w:ascii="Consolas" w:cs="Consolas" w:eastAsia="Consolas" w:hAnsi="Consolas"/>
+          <w:sz w:val="19"/>
+          <w:szCs w:val="19"/>
+        </w:rPr>
+        <w:t xml:space="preserve">DIM wand AS SOUND</w:t>
+      </w:r>
+      <w:r>
+        <w:rPr>
+          <w:rFonts w:ascii="Consolas" w:cs="Consolas" w:eastAsia="Consolas" w:hAnsi="Consolas"/>
+          <w:sz w:val="19"/>
+          <w:szCs w:val="19"/>
+        </w:rPr>
+        <w:br/>
+        <w:t xml:space="preserve">wand = AUDIO_TONE(660, 60, "square", 0.4)</w:t>
+      </w:r>
+    </w:p>
+    <w:p>
+      <w:pPr>
+        <w:spacing w:after="180" w:line="312" w:lineRule="auto"/>
+      </w:pPr>
+      <w:r>
+        <w:rPr>
+          <w:sz w:val="22"/>
+          <w:szCs w:val="22"/>
+        </w:rPr>
+        <w:t xml:space="preserve">Diese zwei Zeilen gehören nach oben, zu den anderen Vorbereitungen. In die Schleife kommt nur noch das Abspielen:</w:t>
+      </w:r>
+    </w:p>
+    <w:p>
+      <w:pPr>
+        <w:keepLines/>
+        <w:pBdr>
+          <w:left w:val="single" w:color="1B6CA8" w:sz="18" w:space="6"/>
+        </w:pBdr>
+        <w:shd w:fill="F4F4F4" w:val="clear"/>
+        <w:spacing w:after="200" w:before="100" w:line="264" w:lineRule="auto"/>
+        <w:ind w:left="140"/>
+      </w:pPr>
+      <w:r>
+        <w:rPr>
+          <w:rFonts w:ascii="Consolas" w:cs="Consolas" w:eastAsia="Consolas" w:hAnsi="Consolas"/>
+          <w:sz w:val="19"/>
+          <w:szCs w:val="19"/>
+        </w:rPr>
+        <w:t xml:space="preserve">PLAYSOUND(wand)</w:t>
+      </w:r>
+    </w:p>
+    <w:p>
+      <w:pPr>
+        <w:spacing w:before="60"/>
+      </w:pPr>
+    </w:p>
+    <w:tbl>
+      <w:tblPr>
+        <w:tblW w:type="dxa" w:w="9026"/>
+        <w:tblBorders>
+          <w:top w:val="single" w:color="auto" w:sz="4"/>
+          <w:left w:val="single" w:color="auto" w:sz="4"/>
+          <w:bottom w:val="single" w:color="auto" w:sz="4"/>
+          <w:right w:val="single" w:color="auto" w:sz="4"/>
+          <w:insideH w:val="single" w:color="auto" w:sz="4"/>
+          <w:insideV w:val="single" w:color="auto" w:sz="4"/>
+        </w:tblBorders>
+      </w:tblPr>
+      <w:tblGrid>
+        <w:gridCol w:w="9026"/>
+      </w:tblGrid>
+      <w:tr>
+        <w:trPr>
+          <w:cantSplit/>
+        </w:trPr>
+        <w:tc>
+          <w:tcPr>
+            <w:tcW w:type="dxa" w:w="9026"/>
+            <w:tcBorders>
+              <w:top w:val="single" w:color="E0A0A0" w:sz="6"/>
+              <w:left w:val="single" w:color="E0A0A0" w:sz="6"/>
+              <w:bottom w:val="single" w:color="E0A0A0" w:sz="6"/>
+              <w:right w:val="single" w:color="E0A0A0" w:sz="6"/>
+            </w:tcBorders>
+            <w:shd w:fill="FBEAEA" w:val="clear"/>
+            <w:tcMar>
+              <w:top w:type="dxa" w:w="140"/>
+              <w:left w:type="dxa" w:w="180"/>
+              <w:bottom w:type="dxa" w:w="140"/>
+              <w:right w:type="dxa" w:w="180"/>
+            </w:tcMar>
+          </w:tcPr>
+          <w:p>
+            <w:pPr>
+              <w:spacing w:after="40"/>
+            </w:pPr>
+            <w:r>
+              <w:rPr>
+                <w:b/>
+                <w:bCs/>
+                <w:color w:val="B23030"/>
+                <w:sz w:val="22"/>
+                <w:szCs w:val="22"/>
+              </w:rPr>
+              <w:t xml:space="preserve">Nicht in der Schleife bauen</w:t>
+            </w:r>
+          </w:p>
+          <w:p>
+            <w:pPr>
+              <w:spacing w:after="0" w:line="312" w:lineRule="auto"/>
+            </w:pPr>
+            <w:r>
+              <w:rPr>
+                <w:sz w:val="22"/>
+                <w:szCs w:val="22"/>
+              </w:rPr>
+              <w:t xml:space="preserve">Wer AUDIO_TONE in die Schleife schreibt, baut sechzigmal je Sekunde einen neuen Klang. Das kostet Rechenzeit, und die fertigen Klänge sammeln sich im Speicher an — ein Programm, das nach zehn Minuten zäh wird, hat oft genau diese Ursache. Es gibt UNLOADSOUND, um einen Klang wieder freizugeben; einfacher ist, ihn gar nicht erst mehrfach zu bauen.</w:t>
+            </w:r>
+          </w:p>
+        </w:tc>
+      </w:tr>
+    </w:tbl>
+    <w:p>
+      <w:pPr>
+        <w:spacing w:after="160"/>
+      </w:pPr>
+    </w:p>
+    <w:p>
+      <w:pPr>
+        <w:pStyle w:val="Heading2"/>
+        <w:keepNext/>
+        <w:keepLines/>
+        <w:spacing w:after="120" w:before="280"/>
+      </w:pPr>
+      <w:r>
+        <w:t xml:space="preserve">Der Ball, den man hört</w:t>
+      </w:r>
+    </w:p>
+    <w:p>
+      <w:pPr>
+        <w:spacing w:after="180" w:line="312" w:lineRule="auto"/>
+      </w:pPr>
+      <w:r>
+        <w:rPr>
+          <w:sz w:val="22"/>
+          <w:szCs w:val="22"/>
+        </w:rPr>
+        <w:t xml:space="preserve">Das ist der Ball im Kasten aus Kapitel 6, unverändert bis auf fünf Zeilen. Die Wände klingen hoch, Decke und Boden tief:</w:t>
+      </w:r>
+    </w:p>
+    <w:p>
+      <w:pPr>
+        <w:keepLines/>
+        <w:pBdr>
+          <w:left w:val="single" w:color="1B6CA8" w:sz="18" w:space="6"/>
+        </w:pBdr>
+        <w:shd w:fill="F4F4F4" w:val="clear"/>
+        <w:spacing w:after="200" w:before="100" w:line="264" w:lineRule="auto"/>
+        <w:ind w:left="140"/>
+      </w:pPr>
+      <w:r>
+        <w:rPr>
+          <w:rFonts w:ascii="Consolas" w:cs="Consolas" w:eastAsia="Consolas" w:hAnsi="Consolas"/>
+          <w:sz w:val="19"/>
+          <w:szCs w:val="19"/>
+        </w:rPr>
+        <w:t xml:space="preserve">SCREEN(640, 400, "Treffer")</w:t>
+      </w:r>
+      <w:r>
+        <w:rPr>
+          <w:rFonts w:ascii="Consolas" w:cs="Consolas" w:eastAsia="Consolas" w:hAnsi="Consolas"/>
+          <w:sz w:val="19"/>
+          <w:szCs w:val="19"/>
+        </w:rPr>
+        <w:br/>
+        <w:t xml:space="preserve"/>
+      </w:r>
+      <w:r>
+        <w:rPr>
+          <w:rFonts w:ascii="Consolas" w:cs="Consolas" w:eastAsia="Consolas" w:hAnsi="Consolas"/>
+          <w:sz w:val="19"/>
+          <w:szCs w:val="19"/>
+        </w:rPr>
+        <w:br/>
+        <w:t xml:space="preserve">DIM x AS FLOAT</w:t>
+      </w:r>
+      <w:r>
+        <w:rPr>
+          <w:rFonts w:ascii="Consolas" w:cs="Consolas" w:eastAsia="Consolas" w:hAnsi="Consolas"/>
+          <w:sz w:val="19"/>
+          <w:szCs w:val="19"/>
+        </w:rPr>
+        <w:br/>
+        <w:t xml:space="preserve">DIM y AS FLOAT</w:t>
+      </w:r>
+      <w:r>
+        <w:rPr>
+          <w:rFonts w:ascii="Consolas" w:cs="Consolas" w:eastAsia="Consolas" w:hAnsi="Consolas"/>
+          <w:sz w:val="19"/>
+          <w:szCs w:val="19"/>
+        </w:rPr>
+        <w:br/>
+        <w:t xml:space="preserve">DIM dx AS FLOAT</w:t>
+      </w:r>
+      <w:r>
+        <w:rPr>
+          <w:rFonts w:ascii="Consolas" w:cs="Consolas" w:eastAsia="Consolas" w:hAnsi="Consolas"/>
+          <w:sz w:val="19"/>
+          <w:szCs w:val="19"/>
+        </w:rPr>
+        <w:br/>
+        <w:t xml:space="preserve">DIM dy AS FLOAT</w:t>
+      </w:r>
+      <w:r>
+        <w:rPr>
+          <w:rFonts w:ascii="Consolas" w:cs="Consolas" w:eastAsia="Consolas" w:hAnsi="Consolas"/>
+          <w:sz w:val="19"/>
+          <w:szCs w:val="19"/>
+        </w:rPr>
+        <w:br/>
+        <w:t xml:space="preserve">DIM wand AS SOUND</w:t>
+      </w:r>
+      <w:r>
+        <w:rPr>
+          <w:rFonts w:ascii="Consolas" w:cs="Consolas" w:eastAsia="Consolas" w:hAnsi="Consolas"/>
+          <w:sz w:val="19"/>
+          <w:szCs w:val="19"/>
+        </w:rPr>
+        <w:br/>
+        <w:t xml:space="preserve">DIM decke AS SOUND</w:t>
+      </w:r>
+      <w:r>
+        <w:rPr>
+          <w:rFonts w:ascii="Consolas" w:cs="Consolas" w:eastAsia="Consolas" w:hAnsi="Consolas"/>
+          <w:sz w:val="19"/>
+          <w:szCs w:val="19"/>
+        </w:rPr>
+        <w:br/>
+        <w:t xml:space="preserve"/>
+      </w:r>
+      <w:r>
+        <w:rPr>
+          <w:rFonts w:ascii="Consolas" w:cs="Consolas" w:eastAsia="Consolas" w:hAnsi="Consolas"/>
+          <w:sz w:val="19"/>
+          <w:szCs w:val="19"/>
+        </w:rPr>
+        <w:br/>
+        <w:t xml:space="preserve">x = 320</w:t>
+      </w:r>
+      <w:r>
+        <w:rPr>
+          <w:rFonts w:ascii="Consolas" w:cs="Consolas" w:eastAsia="Consolas" w:hAnsi="Consolas"/>
+          <w:sz w:val="19"/>
+          <w:szCs w:val="19"/>
+        </w:rPr>
+        <w:br/>
+        <w:t xml:space="preserve">y = 200</w:t>
+      </w:r>
+      <w:r>
+        <w:rPr>
+          <w:rFonts w:ascii="Consolas" w:cs="Consolas" w:eastAsia="Consolas" w:hAnsi="Consolas"/>
+          <w:sz w:val="19"/>
+          <w:szCs w:val="19"/>
+        </w:rPr>
+        <w:br/>
+        <w:t xml:space="preserve">dx = 4</w:t>
+      </w:r>
+      <w:r>
+        <w:rPr>
+          <w:rFonts w:ascii="Consolas" w:cs="Consolas" w:eastAsia="Consolas" w:hAnsi="Consolas"/>
+          <w:sz w:val="19"/>
+          <w:szCs w:val="19"/>
+        </w:rPr>
+        <w:br/>
+        <w:t xml:space="preserve">dy = 3</w:t>
+      </w:r>
+      <w:r>
+        <w:rPr>
+          <w:rFonts w:ascii="Consolas" w:cs="Consolas" w:eastAsia="Consolas" w:hAnsi="Consolas"/>
+          <w:sz w:val="19"/>
+          <w:szCs w:val="19"/>
+        </w:rPr>
+        <w:br/>
+        <w:t xml:space="preserve"/>
+      </w:r>
+      <w:r>
+        <w:rPr>
+          <w:rFonts w:ascii="Consolas" w:cs="Consolas" w:eastAsia="Consolas" w:hAnsi="Consolas"/>
+          <w:sz w:val="19"/>
+          <w:szCs w:val="19"/>
+        </w:rPr>
+        <w:br/>
+        <w:t xml:space="preserve">wand = AUDIO_TONE(660, 60, "square", 0.4)</w:t>
+      </w:r>
+      <w:r>
+        <w:rPr>
+          <w:rFonts w:ascii="Consolas" w:cs="Consolas" w:eastAsia="Consolas" w:hAnsi="Consolas"/>
+          <w:sz w:val="19"/>
+          <w:szCs w:val="19"/>
+        </w:rPr>
+        <w:br/>
+        <w:t xml:space="preserve">decke = AUDIO_TONE(330, 70, "square", 0.4)</w:t>
+      </w:r>
+      <w:r>
+        <w:rPr>
+          <w:rFonts w:ascii="Consolas" w:cs="Consolas" w:eastAsia="Consolas" w:hAnsi="Consolas"/>
+          <w:sz w:val="19"/>
+          <w:szCs w:val="19"/>
+        </w:rPr>
+        <w:br/>
+        <w:t xml:space="preserve"/>
+      </w:r>
+      <w:r>
+        <w:rPr>
+          <w:rFonts w:ascii="Consolas" w:cs="Consolas" w:eastAsia="Consolas" w:hAnsi="Consolas"/>
+          <w:sz w:val="19"/>
+          <w:szCs w:val="19"/>
+        </w:rPr>
+        <w:br/>
+        <w:t xml:space="preserve">WHILE NOT QUITREQUESTED() AND NOT KEYPRESSED(KEY_ESCAPE)</w:t>
+      </w:r>
+      <w:r>
+        <w:rPr>
+          <w:rFonts w:ascii="Consolas" w:cs="Consolas" w:eastAsia="Consolas" w:hAnsi="Consolas"/>
+          <w:sz w:val="19"/>
+          <w:szCs w:val="19"/>
+        </w:rPr>
+        <w:br/>
+        <w:t xml:space="preserve">    CLS(RGB(15, 20, 40))</w:t>
+      </w:r>
+      <w:r>
+        <w:rPr>
+          <w:rFonts w:ascii="Consolas" w:cs="Consolas" w:eastAsia="Consolas" w:hAnsi="Consolas"/>
+          <w:sz w:val="19"/>
+          <w:szCs w:val="19"/>
+        </w:rPr>
+        <w:br/>
+        <w:t xml:space="preserve">    CIRCLE(x, y, 18, RGB(120, 220, 255))</w:t>
+      </w:r>
+      <w:r>
+        <w:rPr>
+          <w:rFonts w:ascii="Consolas" w:cs="Consolas" w:eastAsia="Consolas" w:hAnsi="Consolas"/>
+          <w:sz w:val="19"/>
+          <w:szCs w:val="19"/>
+        </w:rPr>
+        <w:br/>
+        <w:t xml:space="preserve">    FLIP()</w:t>
+      </w:r>
+      <w:r>
+        <w:rPr>
+          <w:rFonts w:ascii="Consolas" w:cs="Consolas" w:eastAsia="Consolas" w:hAnsi="Consolas"/>
+          <w:sz w:val="19"/>
+          <w:szCs w:val="19"/>
+        </w:rPr>
+        <w:br/>
+        <w:t xml:space="preserve"/>
+      </w:r>
+      <w:r>
+        <w:rPr>
+          <w:rFonts w:ascii="Consolas" w:cs="Consolas" w:eastAsia="Consolas" w:hAnsi="Consolas"/>
+          <w:sz w:val="19"/>
+          <w:szCs w:val="19"/>
+        </w:rPr>
+        <w:br/>
+        <w:t xml:space="preserve">    x = x + dx</w:t>
+      </w:r>
+      <w:r>
+        <w:rPr>
+          <w:rFonts w:ascii="Consolas" w:cs="Consolas" w:eastAsia="Consolas" w:hAnsi="Consolas"/>
+          <w:sz w:val="19"/>
+          <w:szCs w:val="19"/>
+        </w:rPr>
+        <w:br/>
+        <w:t xml:space="preserve">    y = y + dy</w:t>
+      </w:r>
+      <w:r>
+        <w:rPr>
+          <w:rFonts w:ascii="Consolas" w:cs="Consolas" w:eastAsia="Consolas" w:hAnsi="Consolas"/>
+          <w:sz w:val="19"/>
+          <w:szCs w:val="19"/>
+        </w:rPr>
+        <w:br/>
+        <w:t xml:space="preserve"/>
+      </w:r>
+      <w:r>
+        <w:rPr>
+          <w:rFonts w:ascii="Consolas" w:cs="Consolas" w:eastAsia="Consolas" w:hAnsi="Consolas"/>
+          <w:sz w:val="19"/>
+          <w:szCs w:val="19"/>
+        </w:rPr>
+        <w:br/>
+        <w:t xml:space="preserve">    IF x &lt; 18 OR x &gt; 621 THEN</w:t>
+      </w:r>
+      <w:r>
+        <w:rPr>
+          <w:rFonts w:ascii="Consolas" w:cs="Consolas" w:eastAsia="Consolas" w:hAnsi="Consolas"/>
+          <w:sz w:val="19"/>
+          <w:szCs w:val="19"/>
+        </w:rPr>
+        <w:br/>
+        <w:t xml:space="preserve">        dx = -dx</w:t>
+      </w:r>
+      <w:r>
+        <w:rPr>
+          <w:rFonts w:ascii="Consolas" w:cs="Consolas" w:eastAsia="Consolas" w:hAnsi="Consolas"/>
+          <w:sz w:val="19"/>
+          <w:szCs w:val="19"/>
+        </w:rPr>
+        <w:br/>
+        <w:t xml:space="preserve">        PLAYSOUND(wand)</w:t>
+      </w:r>
+      <w:r>
+        <w:rPr>
+          <w:rFonts w:ascii="Consolas" w:cs="Consolas" w:eastAsia="Consolas" w:hAnsi="Consolas"/>
+          <w:sz w:val="19"/>
+          <w:szCs w:val="19"/>
+        </w:rPr>
+        <w:br/>
+        <w:t xml:space="preserve">    END IF</w:t>
+      </w:r>
+      <w:r>
+        <w:rPr>
+          <w:rFonts w:ascii="Consolas" w:cs="Consolas" w:eastAsia="Consolas" w:hAnsi="Consolas"/>
+          <w:sz w:val="19"/>
+          <w:szCs w:val="19"/>
+        </w:rPr>
+        <w:br/>
+        <w:t xml:space="preserve"/>
+      </w:r>
+      <w:r>
+        <w:rPr>
+          <w:rFonts w:ascii="Consolas" w:cs="Consolas" w:eastAsia="Consolas" w:hAnsi="Consolas"/>
+          <w:sz w:val="19"/>
+          <w:szCs w:val="19"/>
+        </w:rPr>
+        <w:br/>
+        <w:t xml:space="preserve">    IF y &lt; 18 OR y &gt; 381 THEN</w:t>
+      </w:r>
+      <w:r>
+        <w:rPr>
+          <w:rFonts w:ascii="Consolas" w:cs="Consolas" w:eastAsia="Consolas" w:hAnsi="Consolas"/>
+          <w:sz w:val="19"/>
+          <w:szCs w:val="19"/>
+        </w:rPr>
+        <w:br/>
+        <w:t xml:space="preserve">        dy = -dy</w:t>
+      </w:r>
+      <w:r>
+        <w:rPr>
+          <w:rFonts w:ascii="Consolas" w:cs="Consolas" w:eastAsia="Consolas" w:hAnsi="Consolas"/>
+          <w:sz w:val="19"/>
+          <w:szCs w:val="19"/>
+        </w:rPr>
+        <w:br/>
+        <w:t xml:space="preserve">        PLAYSOUND(decke)</w:t>
+      </w:r>
+      <w:r>
+        <w:rPr>
+          <w:rFonts w:ascii="Consolas" w:cs="Consolas" w:eastAsia="Consolas" w:hAnsi="Consolas"/>
+          <w:sz w:val="19"/>
+          <w:szCs w:val="19"/>
+        </w:rPr>
+        <w:br/>
+        <w:t xml:space="preserve">    END IF</w:t>
+      </w:r>
+      <w:r>
+        <w:rPr>
+          <w:rFonts w:ascii="Consolas" w:cs="Consolas" w:eastAsia="Consolas" w:hAnsi="Consolas"/>
+          <w:sz w:val="19"/>
+          <w:szCs w:val="19"/>
+        </w:rPr>
+        <w:br/>
+        <w:t xml:space="preserve">WEND</w:t>
+      </w:r>
+    </w:p>
+    <w:p>
+      <w:pPr>
+        <w:keepNext/>
+        <w:spacing w:after="40" w:before="160"/>
+        <w:jc w:val="center"/>
+      </w:pPr>
+      <w:r>
+        <w:drawing>
+          <wp:inline distT="0" distB="0" distL="0" distR="0">
+            <wp:extent cx="4191000" cy="2619375"/>
+            <wp:effectExtent t="0" r="0" b="0" l="0"/>
+            <wp:docPr id="1" name="kap11_1_treffer.png" descr="Zu sehen ist derselbe Ball wie in Kapitel 6. Der Unterschied steckt in den Lautsprechern." title="Zu sehen ist derselbe Ball wie in Kapitel 6. Der Unterschied steckt in den Lautsprechern."/>
+            <wp:cNvGraphicFramePr>
+              <a:graphicFrameLocks xmlns:a="http://schemas.openxmlformats.org/drawingml/2006/main" noChangeAspect="1"/>
+            </wp:cNvGraphicFramePr>
+            <a:graphic xmlns:a="http://schemas.openxmlformats.org/drawingml/2006/main">
+              <a:graphicData uri="http://schemas.openxmlformats.org/drawingml/2006/picture">
+                <pic:pic xmlns:pic="http://schemas.openxmlformats.org/drawingml/2006/picture">
+                  <pic:nvPicPr>
+                    <pic:cNvPr id="0" name="" descr=""/>
+                    <pic:cNvPicPr>
+                      <a:picLocks noChangeAspect="1" noChangeArrowheads="1"/>
+                    </pic:cNvPicPr>
+                  </pic:nvPicPr>
+                  <pic:blipFill>
+                    <a:blip r:embed="rId42" cstate="none"/>
+                    <a:srcRect/>
+                    <a:stretch>
+                      <a:fillRect/>
+                    </a:stretch>
+                  </pic:blipFill>
+                  <pic:spPr bwMode="auto">
+                    <a:xfrm>
+                      <a:off x="0" y="0"/>
+                      <a:ext cx="4191000" cy="2619375"/>
+                    </a:xfrm>
+                    <a:prstGeom prst="rect">
+                      <a:avLst/>
+                    </a:prstGeom>
+                  </pic:spPr>
+                </pic:pic>
+              </a:graphicData>
+            </a:graphic>
+          </wp:inline>
+        </w:drawing>
+      </w:r>
+    </w:p>
+    <w:p>
+      <w:pPr>
+        <w:spacing w:after="200"/>
+        <w:jc w:val="center"/>
+      </w:pPr>
+      <w:r>
+        <w:rPr>
+          <w:i/>
+          <w:iCs/>
+          <w:color w:val="6A6A6A"/>
+          <w:sz w:val="18"/>
+          <w:szCs w:val="18"/>
+        </w:rPr>
+        <w:t xml:space="preserve">Zu sehen ist derselbe Ball wie in Kapitel 6. Der Unterschied steckt in den Lautsprechern.</w:t>
+      </w:r>
+    </w:p>
+    <w:p>
+      <w:pPr>
+        <w:spacing w:after="180" w:line="312" w:lineRule="auto"/>
+      </w:pPr>
+      <w:r>
+        <w:rPr>
+          <w:sz w:val="22"/>
+          <w:szCs w:val="22"/>
+        </w:rPr>
+        <w:t xml:space="preserve">Die beiden Klänge sind </w:t>
+      </w:r>
+      <w:r>
+        <w:rPr>
+          <w:rFonts w:ascii="Consolas" w:cs="Consolas" w:eastAsia="Consolas" w:hAnsi="Consolas"/>
+          <w:color w:val="335577"/>
+          <w:sz w:val="21"/>
+          <w:szCs w:val="21"/>
+        </w:rPr>
+        <w:t xml:space="preserve">"square"</w:t>
+      </w:r>
+      <w:r>
+        <w:rPr>
+          <w:sz w:val="22"/>
+          <w:szCs w:val="22"/>
+        </w:rPr>
+        <w:t xml:space="preserve">, also die harte Rechteckform aus dem letzten Kapitel. Für kurze Signaltöne ist sie fast immer die richtige Wahl: Ein weicher Sinus von sechzig Millisekunden geht im Bild unter, ein Rechteck sticht heraus.</w:t>
+      </w:r>
+    </w:p>
+    <w:p>
+      <w:pPr>
+        <w:spacing w:after="180" w:line="312" w:lineRule="auto"/>
+      </w:pPr>
+      <w:r>
+        <w:rPr>
+          <w:sz w:val="22"/>
+          <w:szCs w:val="22"/>
+        </w:rPr>
+        <w:t xml:space="preserve">Die Lautstärke steht auf </w:t>
+      </w:r>
+      <w:r>
+        <w:rPr>
+          <w:rFonts w:ascii="Consolas" w:cs="Consolas" w:eastAsia="Consolas" w:hAnsi="Consolas"/>
+          <w:color w:val="335577"/>
+          <w:sz w:val="21"/>
+          <w:szCs w:val="21"/>
+        </w:rPr>
+        <w:t xml:space="preserve">0.4</w:t>
+      </w:r>
+      <w:r>
+        <w:rPr>
+          <w:sz w:val="22"/>
+          <w:szCs w:val="22"/>
+        </w:rPr>
+        <w:t xml:space="preserve">, also knapp der Hälfte. Signaltöne dürfen nicht laut sein — sie kommen oft und schnell hintereinander, und was beim ersten Mal knackig klingt, ist beim dreißigsten Mal eine Zumutung.</w:t>
+      </w:r>
+    </w:p>
+    <w:p>
+      <w:pPr>
+        <w:spacing w:after="180" w:line="312" w:lineRule="auto"/>
+      </w:pPr>
+      <w:r>
+        <w:rPr>
+          <w:sz w:val="22"/>
+          <w:szCs w:val="22"/>
+        </w:rPr>
+        <w:t xml:space="preserve">Dass die Wände hoch und die Decke tief klingen, ist keine Verzierung. Du hörst mit geschlossenen Augen, wo der Ball angestoßen ist. Genau das leistet Klang in einem Spiel: Er sagt etwas, das man nicht ansehen muss.</w:t>
+      </w:r>
+    </w:p>
+    <w:p>
+      <w:pPr>
+        <w:pStyle w:val="Heading2"/>
+        <w:keepNext/>
+        <w:keepLines/>
+        <w:spacing w:after="120" w:before="280"/>
+      </w:pPr>
+      <w:r>
+        <w:t xml:space="preserve">Schießen und treffen</w:t>
+      </w:r>
+    </w:p>
+    <w:p>
+      <w:pPr>
+        <w:spacing w:after="180" w:line="312" w:lineRule="auto"/>
+      </w:pPr>
+      <w:r>
+        <w:rPr>
+          <w:sz w:val="22"/>
+          <w:szCs w:val="22"/>
+        </w:rPr>
+        <w:t xml:space="preserve">Zwei Klänge, zwei Ereignisse — und diesmal ist einer davon kein Ton, sondern Rauschen:</w:t>
+      </w:r>
+    </w:p>
+    <w:p>
+      <w:pPr>
+        <w:keepLines/>
+        <w:pBdr>
+          <w:left w:val="single" w:color="1B6CA8" w:sz="18" w:space="6"/>
+        </w:pBdr>
+        <w:shd w:fill="F4F4F4" w:val="clear"/>
+        <w:spacing w:after="200" w:before="100" w:line="264" w:lineRule="auto"/>
+        <w:ind w:left="140"/>
+      </w:pPr>
+      <w:r>
+        <w:rPr>
+          <w:rFonts w:ascii="Consolas" w:cs="Consolas" w:eastAsia="Consolas" w:hAnsi="Consolas"/>
+          <w:sz w:val="19"/>
+          <w:szCs w:val="19"/>
+        </w:rPr>
+        <w:t xml:space="preserve">laser = AUDIO_TONE(900, 70, "square", 0.35)</w:t>
+      </w:r>
+      <w:r>
+        <w:rPr>
+          <w:rFonts w:ascii="Consolas" w:cs="Consolas" w:eastAsia="Consolas" w:hAnsi="Consolas"/>
+          <w:sz w:val="19"/>
+          <w:szCs w:val="19"/>
+        </w:rPr>
+        <w:br/>
+        <w:t xml:space="preserve">knall = AUDIO_NOISE(260, 0.5)</w:t>
+      </w:r>
+    </w:p>
+    <w:p>
+      <w:pPr>
+        <w:spacing w:after="180" w:line="312" w:lineRule="auto"/>
+      </w:pPr>
+      <w:r>
+        <w:rPr>
+          <w:rFonts w:ascii="Consolas" w:cs="Consolas" w:eastAsia="Consolas" w:hAnsi="Consolas"/>
+          <w:color w:val="335577"/>
+          <w:sz w:val="21"/>
+          <w:szCs w:val="21"/>
+        </w:rPr>
+        <w:t xml:space="preserve">AUDIO_NOISE(dauer, lautstaerke)</w:t>
+      </w:r>
+      <w:r>
+        <w:rPr>
+          <w:sz w:val="22"/>
+          <w:szCs w:val="22"/>
+        </w:rPr>
+        <w:t xml:space="preserve"> erzeugt weißes Rauschen — ein Zischen ohne Tonhöhe. Damit macht man alles, was keine Melodie hat: Explosionen, Schritte, Wind, Regen. Ein Knall ist physikalisch genau das: viele Frequenzen auf einmal.</w:t>
+      </w:r>
+    </w:p>
+    <w:p>
+      <w:pPr>
+        <w:spacing w:after="180" w:line="312" w:lineRule="auto"/>
+      </w:pPr>
+      <w:r>
+        <w:rPr>
+          <w:sz w:val="22"/>
+          <w:szCs w:val="22"/>
+        </w:rPr>
+        <w:t xml:space="preserve">Das ganze Programm ist das Schiff aus Kapitel 7, ergänzt um ein Ziel, das getroffen werden kann:</w:t>
+      </w:r>
+    </w:p>
+    <w:p>
+      <w:pPr>
+        <w:keepNext/>
+        <w:spacing w:after="40" w:before="160"/>
+        <w:jc w:val="center"/>
+      </w:pPr>
+      <w:r>
+        <w:drawing>
+          <wp:inline distT="0" distB="0" distL="0" distR="0">
+            <wp:extent cx="4191000" cy="2619375"/>
+            <wp:effectExtent t="0" r="0" b="0" l="0"/>
+            <wp:docPr id="1" name="kap11_2_laser.png" descr="Das Ziel oben, das Schiff unten. Der Rest ist Zuhören." title="Das Ziel oben, das Schiff unten. Der Rest ist Zuhören."/>
+            <wp:cNvGraphicFramePr>
+              <a:graphicFrameLocks xmlns:a="http://schemas.openxmlformats.org/drawingml/2006/main" noChangeAspect="1"/>
+            </wp:cNvGraphicFramePr>
+            <a:graphic xmlns:a="http://schemas.openxmlformats.org/drawingml/2006/main">
+              <a:graphicData uri="http://schemas.openxmlformats.org/drawingml/2006/picture">
+                <pic:pic xmlns:pic="http://schemas.openxmlformats.org/drawingml/2006/picture">
+                  <pic:nvPicPr>
+                    <pic:cNvPr id="0" name="" descr=""/>
+                    <pic:cNvPicPr>
+                      <a:picLocks noChangeAspect="1" noChangeArrowheads="1"/>
+                    </pic:cNvPicPr>
+                  </pic:nvPicPr>
+                  <pic:blipFill>
+                    <a:blip r:embed="rId43" cstate="none"/>
+                    <a:srcRect/>
+                    <a:stretch>
+                      <a:fillRect/>
+                    </a:stretch>
+                  </pic:blipFill>
+                  <pic:spPr bwMode="auto">
+                    <a:xfrm>
+                      <a:off x="0" y="0"/>
+                      <a:ext cx="4191000" cy="2619375"/>
+                    </a:xfrm>
+                    <a:prstGeom prst="rect">
+                      <a:avLst/>
+                    </a:prstGeom>
+                  </pic:spPr>
+                </pic:pic>
+              </a:graphicData>
+            </a:graphic>
+          </wp:inline>
+        </w:drawing>
+      </w:r>
+    </w:p>
+    <w:p>
+      <w:pPr>
+        <w:spacing w:after="200"/>
+        <w:jc w:val="center"/>
+      </w:pPr>
+      <w:r>
+        <w:rPr>
+          <w:i/>
+          <w:iCs/>
+          <w:color w:val="6A6A6A"/>
+          <w:sz w:val="18"/>
+          <w:szCs w:val="18"/>
+        </w:rPr>
+        <w:t xml:space="preserve">Das Ziel oben, das Schiff unten. Der Rest ist Zuhören.</w:t>
+      </w:r>
+    </w:p>
+    <w:p>
+      <w:pPr>
+        <w:keepLines/>
+        <w:pBdr>
+          <w:left w:val="single" w:color="1B6CA8" w:sz="18" w:space="6"/>
+        </w:pBdr>
+        <w:shd w:fill="F4F4F4" w:val="clear"/>
+        <w:spacing w:after="200" w:before="100" w:line="264" w:lineRule="auto"/>
+        <w:ind w:left="140"/>
+      </w:pPr>
+      <w:r>
+        <w:rPr>
+          <w:rFonts w:ascii="Consolas" w:cs="Consolas" w:eastAsia="Consolas" w:hAnsi="Consolas"/>
+          <w:sz w:val="19"/>
+          <w:szCs w:val="19"/>
+        </w:rPr>
+        <w:t xml:space="preserve">IF KEYHIT(KEY_SPACE) AND NOT fliegt THEN</w:t>
+      </w:r>
+      <w:r>
+        <w:rPr>
+          <w:rFonts w:ascii="Consolas" w:cs="Consolas" w:eastAsia="Consolas" w:hAnsi="Consolas"/>
+          <w:sz w:val="19"/>
+          <w:szCs w:val="19"/>
+        </w:rPr>
+        <w:br/>
+        <w:t xml:space="preserve">    fliegt = TRUE</w:t>
+      </w:r>
+      <w:r>
+        <w:rPr>
+          <w:rFonts w:ascii="Consolas" w:cs="Consolas" w:eastAsia="Consolas" w:hAnsi="Consolas"/>
+          <w:sz w:val="19"/>
+          <w:szCs w:val="19"/>
+        </w:rPr>
+        <w:br/>
+        <w:t xml:space="preserve">    sx = x</w:t>
+      </w:r>
+      <w:r>
+        <w:rPr>
+          <w:rFonts w:ascii="Consolas" w:cs="Consolas" w:eastAsia="Consolas" w:hAnsi="Consolas"/>
+          <w:sz w:val="19"/>
+          <w:szCs w:val="19"/>
+        </w:rPr>
+        <w:br/>
+        <w:t xml:space="preserve">    sy = 344</w:t>
+      </w:r>
+      <w:r>
+        <w:rPr>
+          <w:rFonts w:ascii="Consolas" w:cs="Consolas" w:eastAsia="Consolas" w:hAnsi="Consolas"/>
+          <w:sz w:val="19"/>
+          <w:szCs w:val="19"/>
+        </w:rPr>
+        <w:br/>
+        <w:t xml:space="preserve">    PLAYSOUND(laser)</w:t>
+      </w:r>
+      <w:r>
+        <w:rPr>
+          <w:rFonts w:ascii="Consolas" w:cs="Consolas" w:eastAsia="Consolas" w:hAnsi="Consolas"/>
+          <w:sz w:val="19"/>
+          <w:szCs w:val="19"/>
+        </w:rPr>
+        <w:br/>
+        <w:t xml:space="preserve">END IF</w:t>
+      </w:r>
+    </w:p>
+    <w:p>
+      <w:pPr>
+        <w:spacing w:after="180" w:line="312" w:lineRule="auto"/>
+      </w:pPr>
+      <w:r>
+        <w:rPr>
+          <w:sz w:val="22"/>
+          <w:szCs w:val="22"/>
+        </w:rPr>
+        <w:t xml:space="preserve">Und die Trefferprüfung, die nach demselben Muster gebaut ist wie die Schlägerprüfung in Pong — erst senkrecht, dann waagerecht:</w:t>
+      </w:r>
+    </w:p>
+    <w:p>
+      <w:pPr>
+        <w:keepLines/>
+        <w:pBdr>
+          <w:left w:val="single" w:color="1B6CA8" w:sz="18" w:space="6"/>
+        </w:pBdr>
+        <w:shd w:fill="F4F4F4" w:val="clear"/>
+        <w:spacing w:after="200" w:before="100" w:line="264" w:lineRule="auto"/>
+        <w:ind w:left="140"/>
+      </w:pPr>
+      <w:r>
+        <w:rPr>
+          <w:rFonts w:ascii="Consolas" w:cs="Consolas" w:eastAsia="Consolas" w:hAnsi="Consolas"/>
+          <w:sz w:val="19"/>
+          <w:szCs w:val="19"/>
+        </w:rPr>
+        <w:t xml:space="preserve">IF fliegt AND sy &lt; zy + 12 AND sy &gt; zy - 12 THEN</w:t>
+      </w:r>
+      <w:r>
+        <w:rPr>
+          <w:rFonts w:ascii="Consolas" w:cs="Consolas" w:eastAsia="Consolas" w:hAnsi="Consolas"/>
+          <w:sz w:val="19"/>
+          <w:szCs w:val="19"/>
+        </w:rPr>
+        <w:br/>
+        <w:t xml:space="preserve">    IF sx &gt; zx - 30 AND sx &lt; zx + 30 THEN</w:t>
+      </w:r>
+      <w:r>
+        <w:rPr>
+          <w:rFonts w:ascii="Consolas" w:cs="Consolas" w:eastAsia="Consolas" w:hAnsi="Consolas"/>
+          <w:sz w:val="19"/>
+          <w:szCs w:val="19"/>
+        </w:rPr>
+        <w:br/>
+        <w:t xml:space="preserve">        fliegt = FALSE</w:t>
+      </w:r>
+      <w:r>
+        <w:rPr>
+          <w:rFonts w:ascii="Consolas" w:cs="Consolas" w:eastAsia="Consolas" w:hAnsi="Consolas"/>
+          <w:sz w:val="19"/>
+          <w:szCs w:val="19"/>
+        </w:rPr>
+        <w:br/>
+        <w:t xml:space="preserve">        punkte = punkte + 1</w:t>
+      </w:r>
+      <w:r>
+        <w:rPr>
+          <w:rFonts w:ascii="Consolas" w:cs="Consolas" w:eastAsia="Consolas" w:hAnsi="Consolas"/>
+          <w:sz w:val="19"/>
+          <w:szCs w:val="19"/>
+        </w:rPr>
+        <w:br/>
+        <w:t xml:space="preserve">        PLAYSOUND(knall)</w:t>
+      </w:r>
+      <w:r>
+        <w:rPr>
+          <w:rFonts w:ascii="Consolas" w:cs="Consolas" w:eastAsia="Consolas" w:hAnsi="Consolas"/>
+          <w:sz w:val="19"/>
+          <w:szCs w:val="19"/>
+        </w:rPr>
+        <w:br/>
+        <w:t xml:space="preserve">        zx = RANDINT(60, 580)</w:t>
+      </w:r>
+      <w:r>
+        <w:rPr>
+          <w:rFonts w:ascii="Consolas" w:cs="Consolas" w:eastAsia="Consolas" w:hAnsi="Consolas"/>
+          <w:sz w:val="19"/>
+          <w:szCs w:val="19"/>
+        </w:rPr>
+        <w:br/>
+        <w:t xml:space="preserve">        zy = RANDINT(50, 160)</w:t>
+      </w:r>
+      <w:r>
+        <w:rPr>
+          <w:rFonts w:ascii="Consolas" w:cs="Consolas" w:eastAsia="Consolas" w:hAnsi="Consolas"/>
+          <w:sz w:val="19"/>
+          <w:szCs w:val="19"/>
+        </w:rPr>
+        <w:br/>
+        <w:t xml:space="preserve">    END IF</w:t>
+      </w:r>
+      <w:r>
+        <w:rPr>
+          <w:rFonts w:ascii="Consolas" w:cs="Consolas" w:eastAsia="Consolas" w:hAnsi="Consolas"/>
+          <w:sz w:val="19"/>
+          <w:szCs w:val="19"/>
+        </w:rPr>
+        <w:br/>
+        <w:t xml:space="preserve">END IF</w:t>
+      </w:r>
+    </w:p>
+    <w:p>
+      <w:pPr>
+        <w:spacing w:after="180" w:line="312" w:lineRule="auto"/>
+      </w:pPr>
+      <w:r>
+        <w:rPr>
+          <w:sz w:val="22"/>
+          <w:szCs w:val="22"/>
+        </w:rPr>
+        <w:t xml:space="preserve">Das vollständige Programm steht in code/kap11/2_laser.dh. Spiel es kurz und achte darauf, was der Klang mit dir macht: Ohne ihn ist ein Treffer eine Zahl, die sich ändert. Mit ihm ist es ein Ereignis.</w:t>
+      </w:r>
+    </w:p>
+    <w:p>
+      <w:pPr>
+        <w:pStyle w:val="Heading2"/>
+        <w:keepNext/>
+        <w:keepLines/>
+        <w:spacing w:after="120" w:before="280"/>
+      </w:pPr>
+      <w:r>
+        <w:t xml:space="preserve">Pong, das antwortet</w:t>
+      </w:r>
+    </w:p>
+    <w:p>
+      <w:pPr>
+        <w:spacing w:after="180" w:line="312" w:lineRule="auto"/>
+      </w:pPr>
+      <w:r>
+        <w:rPr>
+          <w:sz w:val="22"/>
+          <w:szCs w:val="22"/>
+        </w:rPr>
+        <w:t xml:space="preserve">Zum Schluss die Belohnung. Pong aus Kapitel 8 bekommt drei Klänge — und wird dadurch zu einem anderen Spiel.</w:t>
+      </w:r>
+    </w:p>
+    <w:p>
+      <w:pPr>
+        <w:keepLines/>
+        <w:pBdr>
+          <w:left w:val="single" w:color="1B6CA8" w:sz="18" w:space="6"/>
+        </w:pBdr>
+        <w:shd w:fill="F4F4F4" w:val="clear"/>
+        <w:spacing w:after="200" w:before="100" w:line="264" w:lineRule="auto"/>
+        <w:ind w:left="140"/>
+      </w:pPr>
+      <w:r>
+        <w:rPr>
+          <w:rFonts w:ascii="Consolas" w:cs="Consolas" w:eastAsia="Consolas" w:hAnsi="Consolas"/>
+          <w:sz w:val="19"/>
+          <w:szCs w:val="19"/>
+        </w:rPr>
+        <w:t xml:space="preserve">' Die drei Klaenge werden EINMAL gebaut, nicht in der Schleife.</w:t>
+      </w:r>
+      <w:r>
+        <w:rPr>
+          <w:rFonts w:ascii="Consolas" w:cs="Consolas" w:eastAsia="Consolas" w:hAnsi="Consolas"/>
+          <w:sz w:val="19"/>
+          <w:szCs w:val="19"/>
+        </w:rPr>
+        <w:br/>
+        <w:t xml:space="preserve">schlag = AUDIO_TONE(520, 55, "square", 0.45)</w:t>
+      </w:r>
+      <w:r>
+        <w:rPr>
+          <w:rFonts w:ascii="Consolas" w:cs="Consolas" w:eastAsia="Consolas" w:hAnsi="Consolas"/>
+          <w:sz w:val="19"/>
+          <w:szCs w:val="19"/>
+        </w:rPr>
+        <w:br/>
+        <w:t xml:space="preserve">rand = AUDIO_TONE(260, 55, "square", 0.35)</w:t>
+      </w:r>
+      <w:r>
+        <w:rPr>
+          <w:rFonts w:ascii="Consolas" w:cs="Consolas" w:eastAsia="Consolas" w:hAnsi="Consolas"/>
+          <w:sz w:val="19"/>
+          <w:szCs w:val="19"/>
+        </w:rPr>
+        <w:br/>
+        <w:t xml:space="preserve">verloren = AUDIO_TONE(140, 320, "saw", 0.4)</w:t>
+      </w:r>
+    </w:p>
+    <w:p>
+      <w:pPr>
+        <w:pStyle w:val="ListParagraph"/>
+        <w:numPr>
+          <w:ilvl w:val="0"/>
+          <w:numId w:val="2"/>
+        </w:numPr>
+        <w:spacing w:after="100" w:line="312" w:lineRule="auto"/>
+      </w:pPr>
+      <w:r>
+        <w:rPr>
+          <w:b/>
+          <w:bCs/>
+          <w:sz w:val="22"/>
+          <w:szCs w:val="22"/>
+        </w:rPr>
+        <w:t xml:space="preserve">schlag </w:t>
+      </w:r>
+      <w:r>
+        <w:rPr>
+          <w:sz w:val="22"/>
+          <w:szCs w:val="22"/>
+        </w:rPr>
+        <w:t xml:space="preserve">— hell und kurz, wenn der Ball einen Schläger trifft. Der wichtigste Klang des Spiels: Er bestätigt, dass du rechtzeitig warst.</w:t>
+      </w:r>
+    </w:p>
+    <w:p>
+      <w:pPr>
+        <w:pStyle w:val="ListParagraph"/>
+        <w:numPr>
+          <w:ilvl w:val="0"/>
+          <w:numId w:val="2"/>
+        </w:numPr>
+        <w:spacing w:after="100" w:line="312" w:lineRule="auto"/>
+      </w:pPr>
+      <w:r>
+        <w:rPr>
+          <w:b/>
+          <w:bCs/>
+          <w:sz w:val="22"/>
+          <w:szCs w:val="22"/>
+        </w:rPr>
+        <w:t xml:space="preserve">rand </w:t>
+      </w:r>
+      <w:r>
+        <w:rPr>
+          <w:sz w:val="22"/>
+          <w:szCs w:val="22"/>
+        </w:rPr>
+        <w:t xml:space="preserve">— dieselbe Länge, aber eine Oktave tiefer, für Decke und Boden. Tiefer, weil es weniger bedeutet.</w:t>
+      </w:r>
+    </w:p>
+    <w:p>
+      <w:pPr>
+        <w:pStyle w:val="ListParagraph"/>
+        <w:numPr>
+          <w:ilvl w:val="0"/>
+          <w:numId w:val="2"/>
+        </w:numPr>
+        <w:spacing w:after="100" w:line="312" w:lineRule="auto"/>
+      </w:pPr>
+      <w:r>
+        <w:rPr>
+          <w:b/>
+          <w:bCs/>
+          <w:sz w:val="22"/>
+          <w:szCs w:val="22"/>
+        </w:rPr>
+        <w:t xml:space="preserve">verloren </w:t>
+      </w:r>
+      <w:r>
+        <w:rPr>
+          <w:sz w:val="22"/>
+          <w:szCs w:val="22"/>
+        </w:rPr>
+        <w:t xml:space="preserve">— lang, tief und schnarrend, wenn ein Punkt fällt. Die Sägezahnform macht ihn unangenehm, und das ist Absicht.</w:t>
+      </w:r>
+    </w:p>
+    <w:p>
+      <w:pPr>
+        <w:spacing w:after="180" w:line="312" w:lineRule="auto"/>
+      </w:pPr>
+      <w:r>
+        <w:rPr>
+          <w:sz w:val="22"/>
+          <w:szCs w:val="22"/>
+        </w:rPr>
+        <w:t xml:space="preserve">Diese drei Zeilen sind eine kleine Übung in Gestaltung. Die Tonhöhe sagt, wie wichtig etwas ist; die Länge, wie endgültig; die Form, ob es angenehm sein soll. Man kann darüber Bücher schreiben, aber die Grundregeln passen in drei Sätze.</w:t>
+      </w:r>
+    </w:p>
+    <w:p>
+      <w:pPr>
+        <w:keepNext/>
+        <w:spacing w:after="40" w:before="160"/>
+        <w:jc w:val="center"/>
+      </w:pPr>
+      <w:r>
+        <w:drawing>
+          <wp:inline distT="0" distB="0" distL="0" distR="0">
+            <wp:extent cx="4191000" cy="2619375"/>
+            <wp:effectExtent t="0" r="0" b="0" l="0"/>
+            <wp:docPr id="1" name="kap11_3_pong_mit_ton.png" descr="Dasselbe Bild wie in Kapitel 8 — und ein völlig anderes Spielgefühl." title="Dasselbe Bild wie in Kapitel 8 — und ein völlig anderes Spielgefühl."/>
+            <wp:cNvGraphicFramePr>
+              <a:graphicFrameLocks xmlns:a="http://schemas.openxmlformats.org/drawingml/2006/main" noChangeAspect="1"/>
+            </wp:cNvGraphicFramePr>
+            <a:graphic xmlns:a="http://schemas.openxmlformats.org/drawingml/2006/main">
+              <a:graphicData uri="http://schemas.openxmlformats.org/drawingml/2006/picture">
+                <pic:pic xmlns:pic="http://schemas.openxmlformats.org/drawingml/2006/picture">
+                  <pic:nvPicPr>
+                    <pic:cNvPr id="0" name="" descr=""/>
+                    <pic:cNvPicPr>
+                      <a:picLocks noChangeAspect="1" noChangeArrowheads="1"/>
+                    </pic:cNvPicPr>
+                  </pic:nvPicPr>
+                  <pic:blipFill>
+                    <a:blip r:embed="rId39" cstate="none"/>
+                    <a:srcRect/>
+                    <a:stretch>
+                      <a:fillRect/>
+                    </a:stretch>
+                  </pic:blipFill>
+                  <pic:spPr bwMode="auto">
+                    <a:xfrm>
+                      <a:off x="0" y="0"/>
+                      <a:ext cx="4191000" cy="2619375"/>
+                    </a:xfrm>
+                    <a:prstGeom prst="rect">
+                      <a:avLst/>
+                    </a:prstGeom>
+                  </pic:spPr>
+                </pic:pic>
+              </a:graphicData>
+            </a:graphic>
+          </wp:inline>
+        </w:drawing>
+      </w:r>
+    </w:p>
+    <w:p>
+      <w:pPr>
+        <w:spacing w:after="200"/>
+        <w:jc w:val="center"/>
+      </w:pPr>
+      <w:r>
+        <w:rPr>
+          <w:i/>
+          <w:iCs/>
+          <w:color w:val="6A6A6A"/>
+          <w:sz w:val="18"/>
+          <w:szCs w:val="18"/>
+        </w:rPr>
+        <w:t xml:space="preserve">Dasselbe Bild wie in Kapitel 8 — und ein völlig anderes Spielgefühl.</w:t>
+      </w:r>
+    </w:p>
+    <w:p>
+      <w:pPr>
+        <w:spacing w:after="180" w:line="312" w:lineRule="auto"/>
+      </w:pPr>
+      <w:r>
+        <w:rPr>
+          <w:sz w:val="22"/>
+          <w:szCs w:val="22"/>
+        </w:rPr>
+        <w:t xml:space="preserve">Das fertige Programm steht in code/kap11/3_pong_mit_ton.dh. Es ist Zeile für Zeile das Pong aus Kapitel 8; hinzugekommen sind vier Klangzeilen oben und fünf PLAYSOUND-Aufrufe an den Stellen, wo ohnehin schon eine Entscheidung stand.</w:t>
+      </w:r>
+    </w:p>
+    <w:p>
+      <w:pPr>
+        <w:spacing w:before="60"/>
+      </w:pPr>
+    </w:p>
+    <w:tbl>
+      <w:tblPr>
+        <w:tblW w:type="dxa" w:w="9026"/>
+        <w:tblBorders>
+          <w:top w:val="single" w:color="auto" w:sz="4"/>
+          <w:left w:val="single" w:color="auto" w:sz="4"/>
+          <w:bottom w:val="single" w:color="auto" w:sz="4"/>
+          <w:right w:val="single" w:color="auto" w:sz="4"/>
+          <w:insideH w:val="single" w:color="auto" w:sz="4"/>
+          <w:insideV w:val="single" w:color="auto" w:sz="4"/>
+        </w:tblBorders>
+      </w:tblPr>
+      <w:tblGrid>
+        <w:gridCol w:w="9026"/>
+      </w:tblGrid>
+      <w:tr>
+        <w:trPr>
+          <w:cantSplit/>
+        </w:trPr>
+        <w:tc>
+          <w:tcPr>
+            <w:tcW w:type="dxa" w:w="9026"/>
+            <w:tcBorders>
+              <w:top w:val="single" w:color="9CC8E6" w:sz="6"/>
+              <w:left w:val="single" w:color="9CC8E6" w:sz="6"/>
+              <w:bottom w:val="single" w:color="9CC8E6" w:sz="6"/>
+              <w:right w:val="single" w:color="9CC8E6" w:sz="6"/>
+            </w:tcBorders>
+            <w:shd w:fill="E7F2FA" w:val="clear"/>
+            <w:tcMar>
+              <w:top w:type="dxa" w:w="140"/>
+              <w:left w:type="dxa" w:w="180"/>
+              <w:bottom w:type="dxa" w:w="140"/>
+              <w:right w:type="dxa" w:w="180"/>
+            </w:tcMar>
+          </w:tcPr>
+          <w:p>
+            <w:pPr>
+              <w:spacing w:after="40"/>
+            </w:pPr>
+            <w:r>
+              <w:rPr>
+                <w:b/>
+                <w:bCs/>
+                <w:color w:val="1B6CA8"/>
+                <w:sz w:val="22"/>
+                <w:szCs w:val="22"/>
+              </w:rPr>
+              <w:t xml:space="preserve">Der beste Versuch dieses Kapitels</w:t>
+            </w:r>
+          </w:p>
+          <w:p>
+            <w:pPr>
+              <w:spacing w:after="0" w:line="312" w:lineRule="auto"/>
+            </w:pPr>
+            <w:r>
+              <w:rPr>
+                <w:sz w:val="22"/>
+                <w:szCs w:val="22"/>
+              </w:rPr>
+              <w:t xml:space="preserve">Spiel eine Runde Pong mit Ton. Dann kommentier die fünf PLAYSOUND-Zeilen aus (ein Hochkomma davor genügt) und spiel noch eine Runde. Der Unterschied ist größer, als neun Zeilen Code vermuten lassen.</w:t>
+            </w:r>
+          </w:p>
+        </w:tc>
+      </w:tr>
+    </w:tbl>
+    <w:p>
+      <w:pPr>
+        <w:spacing w:after="160"/>
+      </w:pPr>
+    </w:p>
+    <w:p>
+      <w:pPr>
+        <w:pStyle w:val="Heading2"/>
+        <w:keepNext/>
+        <w:keepLines/>
+        <w:spacing w:after="120" w:before="280"/>
+      </w:pPr>
+      <w:r>
+        <w:t xml:space="preserve">Klang gestalten: eine kleine Sammlung</w:t>
+      </w:r>
+    </w:p>
+    <w:tbl>
+      <w:tblPr>
+        <w:tblW w:type="dxa" w:w="9026"/>
+        <w:tblBorders>
+          <w:top w:val="single" w:color="D0D0D0" w:sz="4"/>
+          <w:left w:val="single" w:color="D0D0D0" w:sz="4"/>
+          <w:bottom w:val="single" w:color="D0D0D0" w:sz="4"/>
+          <w:right w:val="single" w:color="D0D0D0" w:sz="4"/>
+          <w:insideH w:val="single" w:color="D0D0D0" w:sz="4"/>
+          <w:insideV w:val="single" w:color="D0D0D0" w:sz="4"/>
+        </w:tblBorders>
+      </w:tblPr>
+      <w:tblGrid>
+        <w:gridCol w:w="4200"/>
+        <w:gridCol w:w="4826"/>
+      </w:tblGrid>
+      <w:tr>
+        <w:trPr>
+          <w:cantSplit/>
+          <w:tblHeader/>
+        </w:trPr>
+        <w:tc>
+          <w:tcPr>
+            <w:tcW w:type="dxa" w:w="4200"/>
+            <w:shd w:fill="1B6CA8" w:val="clear"/>
+            <w:tcMar>
+              <w:top w:type="dxa" w:w="30"/>
+              <w:left w:type="dxa" w:w="90"/>
+              <w:bottom w:type="dxa" w:w="30"/>
+              <w:right w:type="dxa" w:w="90"/>
+            </w:tcMar>
+          </w:tcPr>
+          <w:p>
+            <w:pPr>
+              <w:spacing w:after="0" w:line="240" w:lineRule="auto"/>
+            </w:pPr>
+            <w:r>
+              <w:rPr>
+                <w:rFonts w:ascii="Consolas" w:cs="Consolas" w:eastAsia="Consolas" w:hAnsi="Consolas"/>
+                <w:b/>
+                <w:bCs/>
+                <w:color w:val="FFFFFF"/>
+                <w:sz w:val="19"/>
+                <w:szCs w:val="19"/>
+              </w:rPr>
+              <w:t xml:space="preserve">Aufruf</w:t>
+            </w:r>
+          </w:p>
+        </w:tc>
+        <w:tc>
+          <w:tcPr>
+            <w:tcW w:type="dxa" w:w="4826"/>
+            <w:shd w:fill="1B6CA8" w:val="clear"/>
+            <w:tcMar>
+              <w:top w:type="dxa" w:w="30"/>
+              <w:left w:type="dxa" w:w="90"/>
+              <w:bottom w:type="dxa" w:w="30"/>
+              <w:right w:type="dxa" w:w="90"/>
+            </w:tcMar>
+          </w:tcPr>
+          <w:p>
+            <w:pPr>
+              <w:spacing w:after="0" w:line="240" w:lineRule="auto"/>
+            </w:pPr>
+            <w:r>
+              <w:rPr>
+                <w:rFonts w:ascii="Arial" w:cs="Arial" w:eastAsia="Arial" w:hAnsi="Arial"/>
+                <w:b/>
+                <w:bCs/>
+                <w:color w:val="FFFFFF"/>
+                <w:sz w:val="19"/>
+                <w:szCs w:val="19"/>
+              </w:rPr>
+              <w:t xml:space="preserve">Wofür er sich eignet</w:t>
+            </w:r>
+          </w:p>
+        </w:tc>
+      </w:tr>
+      <w:tr>
+        <w:trPr>
+          <w:cantSplit/>
+        </w:trPr>
+        <w:tc>
+          <w:tcPr>
+            <w:tcW w:type="dxa" w:w="4200"/>
+            <w:tcMar>
+              <w:top w:type="dxa" w:w="30"/>
+              <w:left w:type="dxa" w:w="90"/>
+              <w:bottom w:type="dxa" w:w="30"/>
+              <w:right w:type="dxa" w:w="90"/>
+            </w:tcMar>
+          </w:tcPr>
+          <w:p>
+            <w:pPr>
+              <w:spacing w:after="0" w:line="240" w:lineRule="auto"/>
+            </w:pPr>
+            <w:r>
+              <w:rPr>
+                <w:rFonts w:ascii="Consolas" w:cs="Consolas" w:eastAsia="Consolas" w:hAnsi="Consolas"/>
+                <w:color w:val="222222"/>
+                <w:sz w:val="19"/>
+                <w:szCs w:val="19"/>
+              </w:rPr>
+              <w:t xml:space="preserve">AUDIO_TONE(880, 50, "square", 0.3)</w:t>
+            </w:r>
+          </w:p>
+        </w:tc>
+        <w:tc>
+          <w:tcPr>
+            <w:tcW w:type="dxa" w:w="4826"/>
+            <w:tcMar>
+              <w:top w:type="dxa" w:w="30"/>
+              <w:left w:type="dxa" w:w="90"/>
+              <w:bottom w:type="dxa" w:w="30"/>
+              <w:right w:type="dxa" w:w="90"/>
+            </w:tcMar>
+          </w:tcPr>
+          <w:p>
+            <w:pPr>
+              <w:spacing w:after="0" w:line="240" w:lineRule="auto"/>
+            </w:pPr>
+            <w:r>
+              <w:rPr>
+                <w:rFonts w:ascii="Arial" w:cs="Arial" w:eastAsia="Arial" w:hAnsi="Arial"/>
+                <w:color w:val="222222"/>
+                <w:sz w:val="19"/>
+                <w:szCs w:val="19"/>
+              </w:rPr>
+              <w:t xml:space="preserve">Piepser, Menüwechsel, Punkt aufgesammelt</w:t>
+            </w:r>
+          </w:p>
+        </w:tc>
+      </w:tr>
+      <w:tr>
+        <w:trPr>
+          <w:cantSplit/>
+        </w:trPr>
+        <w:tc>
+          <w:tcPr>
+            <w:tcW w:type="dxa" w:w="4200"/>
+            <w:tcMar>
+              <w:top w:type="dxa" w:w="30"/>
+              <w:left w:type="dxa" w:w="90"/>
+              <w:bottom w:type="dxa" w:w="30"/>
+              <w:right w:type="dxa" w:w="90"/>
+            </w:tcMar>
+          </w:tcPr>
+          <w:p>
+            <w:pPr>
+              <w:spacing w:after="0" w:line="240" w:lineRule="auto"/>
+            </w:pPr>
+            <w:r>
+              <w:rPr>
+                <w:rFonts w:ascii="Consolas" w:cs="Consolas" w:eastAsia="Consolas" w:hAnsi="Consolas"/>
+                <w:color w:val="222222"/>
+                <w:sz w:val="19"/>
+                <w:szCs w:val="19"/>
+              </w:rPr>
+              <w:t xml:space="preserve">AUDIO_TONE(900, 70, "square", 0.35)</w:t>
+            </w:r>
+          </w:p>
+        </w:tc>
+        <w:tc>
+          <w:tcPr>
+            <w:tcW w:type="dxa" w:w="4826"/>
+            <w:tcMar>
+              <w:top w:type="dxa" w:w="30"/>
+              <w:left w:type="dxa" w:w="90"/>
+              <w:bottom w:type="dxa" w:w="30"/>
+              <w:right w:type="dxa" w:w="90"/>
+            </w:tcMar>
+          </w:tcPr>
+          <w:p>
+            <w:pPr>
+              <w:spacing w:after="0" w:line="240" w:lineRule="auto"/>
+            </w:pPr>
+            <w:r>
+              <w:rPr>
+                <w:rFonts w:ascii="Arial" w:cs="Arial" w:eastAsia="Arial" w:hAnsi="Arial"/>
+                <w:color w:val="222222"/>
+                <w:sz w:val="19"/>
+                <w:szCs w:val="19"/>
+              </w:rPr>
+              <w:t xml:space="preserve">Laser, Schuss</w:t>
+            </w:r>
+          </w:p>
+        </w:tc>
+      </w:tr>
+      <w:tr>
+        <w:trPr>
+          <w:cantSplit/>
+        </w:trPr>
+        <w:tc>
+          <w:tcPr>
+            <w:tcW w:type="dxa" w:w="4200"/>
+            <w:tcMar>
+              <w:top w:type="dxa" w:w="30"/>
+              <w:left w:type="dxa" w:w="90"/>
+              <w:bottom w:type="dxa" w:w="30"/>
+              <w:right w:type="dxa" w:w="90"/>
+            </w:tcMar>
+          </w:tcPr>
+          <w:p>
+            <w:pPr>
+              <w:spacing w:after="0" w:line="240" w:lineRule="auto"/>
+            </w:pPr>
+            <w:r>
+              <w:rPr>
+                <w:rFonts w:ascii="Consolas" w:cs="Consolas" w:eastAsia="Consolas" w:hAnsi="Consolas"/>
+                <w:color w:val="222222"/>
+                <w:sz w:val="19"/>
+                <w:szCs w:val="19"/>
+              </w:rPr>
+              <w:t xml:space="preserve">AUDIO_TONE(140, 320, "saw", 0.4)</w:t>
+            </w:r>
+          </w:p>
+        </w:tc>
+        <w:tc>
+          <w:tcPr>
+            <w:tcW w:type="dxa" w:w="4826"/>
+            <w:tcMar>
+              <w:top w:type="dxa" w:w="30"/>
+              <w:left w:type="dxa" w:w="90"/>
+              <w:bottom w:type="dxa" w:w="30"/>
+              <w:right w:type="dxa" w:w="90"/>
+            </w:tcMar>
+          </w:tcPr>
+          <w:p>
+            <w:pPr>
+              <w:spacing w:after="0" w:line="240" w:lineRule="auto"/>
+            </w:pPr>
+            <w:r>
+              <w:rPr>
+                <w:rFonts w:ascii="Arial" w:cs="Arial" w:eastAsia="Arial" w:hAnsi="Arial"/>
+                <w:color w:val="222222"/>
+                <w:sz w:val="19"/>
+                <w:szCs w:val="19"/>
+              </w:rPr>
+              <w:t xml:space="preserve">Fehler, verloren, Warnung</w:t>
+            </w:r>
+          </w:p>
+        </w:tc>
+      </w:tr>
+      <w:tr>
+        <w:trPr>
+          <w:cantSplit/>
+        </w:trPr>
+        <w:tc>
+          <w:tcPr>
+            <w:tcW w:type="dxa" w:w="4200"/>
+            <w:tcMar>
+              <w:top w:type="dxa" w:w="30"/>
+              <w:left w:type="dxa" w:w="90"/>
+              <w:bottom w:type="dxa" w:w="30"/>
+              <w:right w:type="dxa" w:w="90"/>
+            </w:tcMar>
+          </w:tcPr>
+          <w:p>
+            <w:pPr>
+              <w:spacing w:after="0" w:line="240" w:lineRule="auto"/>
+            </w:pPr>
+            <w:r>
+              <w:rPr>
+                <w:rFonts w:ascii="Consolas" w:cs="Consolas" w:eastAsia="Consolas" w:hAnsi="Consolas"/>
+                <w:color w:val="222222"/>
+                <w:sz w:val="19"/>
+                <w:szCs w:val="19"/>
+              </w:rPr>
+              <w:t xml:space="preserve">AUDIO_TONE(523, 500, "sine", 0.5)</w:t>
+            </w:r>
+          </w:p>
+        </w:tc>
+        <w:tc>
+          <w:tcPr>
+            <w:tcW w:type="dxa" w:w="4826"/>
+            <w:tcMar>
+              <w:top w:type="dxa" w:w="30"/>
+              <w:left w:type="dxa" w:w="90"/>
+              <w:bottom w:type="dxa" w:w="30"/>
+              <w:right w:type="dxa" w:w="90"/>
+            </w:tcMar>
+          </w:tcPr>
+          <w:p>
+            <w:pPr>
+              <w:spacing w:after="0" w:line="240" w:lineRule="auto"/>
+            </w:pPr>
+            <w:r>
+              <w:rPr>
+                <w:rFonts w:ascii="Arial" w:cs="Arial" w:eastAsia="Arial" w:hAnsi="Arial"/>
+                <w:color w:val="222222"/>
+                <w:sz w:val="19"/>
+                <w:szCs w:val="19"/>
+              </w:rPr>
+              <w:t xml:space="preserve">geschafft, Ebene abgeschlossen</w:t>
+            </w:r>
+          </w:p>
+        </w:tc>
+      </w:tr>
+      <w:tr>
+        <w:trPr>
+          <w:cantSplit/>
+        </w:trPr>
+        <w:tc>
+          <w:tcPr>
+            <w:tcW w:type="dxa" w:w="4200"/>
+            <w:tcMar>
+              <w:top w:type="dxa" w:w="30"/>
+              <w:left w:type="dxa" w:w="90"/>
+              <w:bottom w:type="dxa" w:w="30"/>
+              <w:right w:type="dxa" w:w="90"/>
+            </w:tcMar>
+          </w:tcPr>
+          <w:p>
+            <w:pPr>
+              <w:spacing w:after="0" w:line="240" w:lineRule="auto"/>
+            </w:pPr>
+            <w:r>
+              <w:rPr>
+                <w:rFonts w:ascii="Consolas" w:cs="Consolas" w:eastAsia="Consolas" w:hAnsi="Consolas"/>
+                <w:color w:val="222222"/>
+                <w:sz w:val="19"/>
+                <w:szCs w:val="19"/>
+              </w:rPr>
+              <w:t xml:space="preserve">AUDIO_NOISE(260, 0.5)</w:t>
+            </w:r>
+          </w:p>
+        </w:tc>
+        <w:tc>
+          <w:tcPr>
+            <w:tcW w:type="dxa" w:w="4826"/>
+            <w:tcMar>
+              <w:top w:type="dxa" w:w="30"/>
+              <w:left w:type="dxa" w:w="90"/>
+              <w:bottom w:type="dxa" w:w="30"/>
+              <w:right w:type="dxa" w:w="90"/>
+            </w:tcMar>
+          </w:tcPr>
+          <w:p>
+            <w:pPr>
+              <w:spacing w:after="0" w:line="240" w:lineRule="auto"/>
+            </w:pPr>
+            <w:r>
+              <w:rPr>
+                <w:rFonts w:ascii="Arial" w:cs="Arial" w:eastAsia="Arial" w:hAnsi="Arial"/>
+                <w:color w:val="222222"/>
+                <w:sz w:val="19"/>
+                <w:szCs w:val="19"/>
+              </w:rPr>
+              <w:t xml:space="preserve">Explosion, Einschlag</w:t>
+            </w:r>
+          </w:p>
+        </w:tc>
+      </w:tr>
+      <w:tr>
+        <w:trPr>
+          <w:cantSplit/>
+        </w:trPr>
+        <w:tc>
+          <w:tcPr>
+            <w:tcW w:type="dxa" w:w="4200"/>
+            <w:tcMar>
+              <w:top w:type="dxa" w:w="30"/>
+              <w:left w:type="dxa" w:w="90"/>
+              <w:bottom w:type="dxa" w:w="30"/>
+              <w:right w:type="dxa" w:w="90"/>
+            </w:tcMar>
+          </w:tcPr>
+          <w:p>
+            <w:pPr>
+              <w:spacing w:after="0" w:line="240" w:lineRule="auto"/>
+            </w:pPr>
+            <w:r>
+              <w:rPr>
+                <w:rFonts w:ascii="Consolas" w:cs="Consolas" w:eastAsia="Consolas" w:hAnsi="Consolas"/>
+                <w:color w:val="222222"/>
+                <w:sz w:val="19"/>
+                <w:szCs w:val="19"/>
+              </w:rPr>
+              <w:t xml:space="preserve">AUDIO_NOISE(60, 0.2)</w:t>
+            </w:r>
+          </w:p>
+        </w:tc>
+        <w:tc>
+          <w:tcPr>
+            <w:tcW w:type="dxa" w:w="4826"/>
+            <w:tcMar>
+              <w:top w:type="dxa" w:w="30"/>
+              <w:left w:type="dxa" w:w="90"/>
+              <w:bottom w:type="dxa" w:w="30"/>
+              <w:right w:type="dxa" w:w="90"/>
+            </w:tcMar>
+          </w:tcPr>
+          <w:p>
+            <w:pPr>
+              <w:spacing w:after="0" w:line="240" w:lineRule="auto"/>
+            </w:pPr>
+            <w:r>
+              <w:rPr>
+                <w:rFonts w:ascii="Arial" w:cs="Arial" w:eastAsia="Arial" w:hAnsi="Arial"/>
+                <w:color w:val="222222"/>
+                <w:sz w:val="19"/>
+                <w:szCs w:val="19"/>
+              </w:rPr>
+              <w:t xml:space="preserve">Schritt, Klicken, Rascheln</w:t>
+            </w:r>
+          </w:p>
+        </w:tc>
+      </w:tr>
+    </w:tbl>
+    <w:p>
+      <w:pPr>
+        <w:spacing w:after="160"/>
+      </w:pPr>
+    </w:p>
+    <w:p>
+      <w:pPr>
+        <w:spacing w:after="180" w:line="312" w:lineRule="auto"/>
+      </w:pPr>
+      <w:r>
+        <w:rPr>
+          <w:sz w:val="22"/>
+          <w:szCs w:val="22"/>
+        </w:rPr>
+        <w:t xml:space="preserve">Diese Zahlen sind kein Gesetz, sondern Ausgangspunkte. Dreh daran, bis es passt — genau so entstehen die Klänge in richtigen Spielen auch.</w:t>
+      </w:r>
+    </w:p>
+    <w:p>
+      <w:pPr>
+        <w:pStyle w:val="Heading2"/>
+        <w:keepNext/>
+        <w:keepLines/>
+        <w:spacing w:after="120" w:before="280"/>
+      </w:pPr>
+      <w:r>
+        <w:t xml:space="preserve">Wenn etwas nicht geht</w:t>
+      </w:r>
+    </w:p>
+    <w:tbl>
+      <w:tblPr>
+        <w:tblW w:type="dxa" w:w="9026"/>
+        <w:tblBorders>
+          <w:top w:val="single" w:color="D0D0D0" w:sz="4"/>
+          <w:left w:val="single" w:color="D0D0D0" w:sz="4"/>
+          <w:bottom w:val="single" w:color="D0D0D0" w:sz="4"/>
+          <w:right w:val="single" w:color="D0D0D0" w:sz="4"/>
+          <w:insideH w:val="single" w:color="D0D0D0" w:sz="4"/>
+          <w:insideV w:val="single" w:color="D0D0D0" w:sz="4"/>
+        </w:tblBorders>
+      </w:tblPr>
+      <w:tblGrid>
+        <w:gridCol w:w="3400"/>
+        <w:gridCol w:w="5626"/>
+      </w:tblGrid>
+      <w:tr>
+        <w:trPr>
+          <w:cantSplit/>
+          <w:tblHeader/>
+        </w:trPr>
+        <w:tc>
+          <w:tcPr>
+            <w:tcW w:type="dxa" w:w="3400"/>
+            <w:shd w:fill="1B6CA8" w:val="clear"/>
+            <w:tcMar>
+              <w:top w:type="dxa" w:w="30"/>
+              <w:left w:type="dxa" w:w="90"/>
+              <w:bottom w:type="dxa" w:w="30"/>
+              <w:right w:type="dxa" w:w="90"/>
+            </w:tcMar>
+          </w:tcPr>
+          <w:p>
+            <w:pPr>
+              <w:spacing w:after="0" w:line="240" w:lineRule="auto"/>
+            </w:pPr>
+            <w:r>
+              <w:rPr>
+                <w:rFonts w:ascii="Arial" w:cs="Arial" w:eastAsia="Arial" w:hAnsi="Arial"/>
+                <w:b/>
+                <w:bCs/>
+                <w:color w:val="FFFFFF"/>
+                <w:sz w:val="19"/>
+                <w:szCs w:val="19"/>
+              </w:rPr>
+              <w:t xml:space="preserve">Was du hörst</w:t>
+            </w:r>
+          </w:p>
+        </w:tc>
+        <w:tc>
+          <w:tcPr>
+            <w:tcW w:type="dxa" w:w="5626"/>
+            <w:shd w:fill="1B6CA8" w:val="clear"/>
+            <w:tcMar>
+              <w:top w:type="dxa" w:w="30"/>
+              <w:left w:type="dxa" w:w="90"/>
+              <w:bottom w:type="dxa" w:w="30"/>
+              <w:right w:type="dxa" w:w="90"/>
+            </w:tcMar>
+          </w:tcPr>
+          <w:p>
+            <w:pPr>
+              <w:spacing w:after="0" w:line="240" w:lineRule="auto"/>
+            </w:pPr>
+            <w:r>
+              <w:rPr>
+                <w:rFonts w:ascii="Arial" w:cs="Arial" w:eastAsia="Arial" w:hAnsi="Arial"/>
+                <w:b/>
+                <w:bCs/>
+                <w:color w:val="FFFFFF"/>
+                <w:sz w:val="19"/>
+                <w:szCs w:val="19"/>
+              </w:rPr>
+              <w:t xml:space="preserve">Was meistens dahintersteckt</w:t>
+            </w:r>
+          </w:p>
+        </w:tc>
+      </w:tr>
+      <w:tr>
+        <w:trPr>
+          <w:cantSplit/>
+        </w:trPr>
+        <w:tc>
+          <w:tcPr>
+            <w:tcW w:type="dxa" w:w="3400"/>
+            <w:tcMar>
+              <w:top w:type="dxa" w:w="30"/>
+              <w:left w:type="dxa" w:w="90"/>
+              <w:bottom w:type="dxa" w:w="30"/>
+              <w:right w:type="dxa" w:w="90"/>
+            </w:tcMar>
+          </w:tcPr>
+          <w:p>
+            <w:pPr>
+              <w:spacing w:after="0" w:line="240" w:lineRule="auto"/>
+            </w:pPr>
+            <w:r>
+              <w:rPr>
+                <w:rFonts w:ascii="Arial" w:cs="Arial" w:eastAsia="Arial" w:hAnsi="Arial"/>
+                <w:color w:val="222222"/>
+                <w:sz w:val="19"/>
+                <w:szCs w:val="19"/>
+              </w:rPr>
+              <w:t xml:space="preserve">Der Klang kommt zu spät</w:t>
+            </w:r>
+          </w:p>
+        </w:tc>
+        <w:tc>
+          <w:tcPr>
+            <w:tcW w:type="dxa" w:w="5626"/>
+            <w:tcMar>
+              <w:top w:type="dxa" w:w="30"/>
+              <w:left w:type="dxa" w:w="90"/>
+              <w:bottom w:type="dxa" w:w="30"/>
+              <w:right w:type="dxa" w:w="90"/>
+            </w:tcMar>
+          </w:tcPr>
+          <w:p>
+            <w:pPr>
+              <w:spacing w:after="0" w:line="240" w:lineRule="auto"/>
+            </w:pPr>
+            <w:r>
+              <w:rPr>
+                <w:rFonts w:ascii="Arial" w:cs="Arial" w:eastAsia="Arial" w:hAnsi="Arial"/>
+                <w:color w:val="222222"/>
+                <w:sz w:val="19"/>
+                <w:szCs w:val="19"/>
+              </w:rPr>
+              <w:t xml:space="preserve">Er wird erst nach dem FLIP angestoßen und ist ein Bild zu spät. Bei sechzig Bildern je Sekunde merkt das kaum jemand — wenn doch, PLAYSOUND vor das FLIP ziehen.</w:t>
+            </w:r>
+          </w:p>
+        </w:tc>
+      </w:tr>
+      <w:tr>
+        <w:trPr>
+          <w:cantSplit/>
+        </w:trPr>
+        <w:tc>
+          <w:tcPr>
+            <w:tcW w:type="dxa" w:w="3400"/>
+            <w:tcMar>
+              <w:top w:type="dxa" w:w="30"/>
+              <w:left w:type="dxa" w:w="90"/>
+              <w:bottom w:type="dxa" w:w="30"/>
+              <w:right w:type="dxa" w:w="90"/>
+            </w:tcMar>
+          </w:tcPr>
+          <w:p>
+            <w:pPr>
+              <w:spacing w:after="0" w:line="240" w:lineRule="auto"/>
+            </w:pPr>
+            <w:r>
+              <w:rPr>
+                <w:rFonts w:ascii="Arial" w:cs="Arial" w:eastAsia="Arial" w:hAnsi="Arial"/>
+                <w:color w:val="222222"/>
+                <w:sz w:val="19"/>
+                <w:szCs w:val="19"/>
+              </w:rPr>
+              <w:t xml:space="preserve">Es klingt zerhackt</w:t>
+            </w:r>
+          </w:p>
+        </w:tc>
+        <w:tc>
+          <w:tcPr>
+            <w:tcW w:type="dxa" w:w="5626"/>
+            <w:tcMar>
+              <w:top w:type="dxa" w:w="30"/>
+              <w:left w:type="dxa" w:w="90"/>
+              <w:bottom w:type="dxa" w:w="30"/>
+              <w:right w:type="dxa" w:w="90"/>
+            </w:tcMar>
+          </w:tcPr>
+          <w:p>
+            <w:pPr>
+              <w:spacing w:after="0" w:line="240" w:lineRule="auto"/>
+            </w:pPr>
+            <w:r>
+              <w:rPr>
+                <w:rFonts w:ascii="Arial" w:cs="Arial" w:eastAsia="Arial" w:hAnsi="Arial"/>
+                <w:color w:val="222222"/>
+                <w:sz w:val="19"/>
+                <w:szCs w:val="19"/>
+              </w:rPr>
+              <w:t xml:space="preserve">Derselbe Klang wird in aufeinanderfolgenden Bildern immer wieder neu gestartet. Meist steckt eine Bedingung dahinter, die mehrere Bilder lang wahr bleibt — etwa ein Ball, der in der Wand klebt.</w:t>
+            </w:r>
+          </w:p>
+        </w:tc>
+      </w:tr>
+      <w:tr>
+        <w:trPr>
+          <w:cantSplit/>
+        </w:trPr>
+        <w:tc>
+          <w:tcPr>
+            <w:tcW w:type="dxa" w:w="3400"/>
+            <w:tcMar>
+              <w:top w:type="dxa" w:w="30"/>
+              <w:left w:type="dxa" w:w="90"/>
+              <w:bottom w:type="dxa" w:w="30"/>
+              <w:right w:type="dxa" w:w="90"/>
+            </w:tcMar>
+          </w:tcPr>
+          <w:p>
+            <w:pPr>
+              <w:spacing w:after="0" w:line="240" w:lineRule="auto"/>
+            </w:pPr>
+            <w:r>
+              <w:rPr>
+                <w:rFonts w:ascii="Arial" w:cs="Arial" w:eastAsia="Arial" w:hAnsi="Arial"/>
+                <w:color w:val="222222"/>
+                <w:sz w:val="19"/>
+                <w:szCs w:val="19"/>
+              </w:rPr>
+              <w:t xml:space="preserve">Nach ein paar Minuten wird es zäh</w:t>
+            </w:r>
+          </w:p>
+        </w:tc>
+        <w:tc>
+          <w:tcPr>
+            <w:tcW w:type="dxa" w:w="5626"/>
+            <w:tcMar>
+              <w:top w:type="dxa" w:w="30"/>
+              <w:left w:type="dxa" w:w="90"/>
+              <w:bottom w:type="dxa" w:w="30"/>
+              <w:right w:type="dxa" w:w="90"/>
+            </w:tcMar>
+          </w:tcPr>
+          <w:p>
+            <w:pPr>
+              <w:spacing w:after="0" w:line="240" w:lineRule="auto"/>
+            </w:pPr>
+            <w:r>
+              <w:rPr>
+                <w:rFonts w:ascii="Arial" w:cs="Arial" w:eastAsia="Arial" w:hAnsi="Arial"/>
+                <w:color w:val="222222"/>
+                <w:sz w:val="19"/>
+                <w:szCs w:val="19"/>
+              </w:rPr>
+              <w:t xml:space="preserve">AUDIO_TONE steht in der Schleife. Nach oben ziehen.</w:t>
+            </w:r>
+          </w:p>
+        </w:tc>
+      </w:tr>
+      <w:tr>
+        <w:trPr>
+          <w:cantSplit/>
+        </w:trPr>
+        <w:tc>
+          <w:tcPr>
+            <w:tcW w:type="dxa" w:w="3400"/>
+            <w:tcMar>
+              <w:top w:type="dxa" w:w="30"/>
+              <w:left w:type="dxa" w:w="90"/>
+              <w:bottom w:type="dxa" w:w="30"/>
+              <w:right w:type="dxa" w:w="90"/>
+            </w:tcMar>
+          </w:tcPr>
+          <w:p>
+            <w:pPr>
+              <w:spacing w:after="0" w:line="240" w:lineRule="auto"/>
+            </w:pPr>
+            <w:r>
+              <w:rPr>
+                <w:rFonts w:ascii="Arial" w:cs="Arial" w:eastAsia="Arial" w:hAnsi="Arial"/>
+                <w:color w:val="222222"/>
+                <w:sz w:val="19"/>
+                <w:szCs w:val="19"/>
+              </w:rPr>
+              <w:t xml:space="preserve">Ein Klang übertönt alle anderen</w:t>
+            </w:r>
+          </w:p>
+        </w:tc>
+        <w:tc>
+          <w:tcPr>
+            <w:tcW w:type="dxa" w:w="5626"/>
+            <w:tcMar>
+              <w:top w:type="dxa" w:w="30"/>
+              <w:left w:type="dxa" w:w="90"/>
+              <w:bottom w:type="dxa" w:w="30"/>
+              <w:right w:type="dxa" w:w="90"/>
+            </w:tcMar>
+          </w:tcPr>
+          <w:p>
+            <w:pPr>
+              <w:spacing w:after="0" w:line="240" w:lineRule="auto"/>
+            </w:pPr>
+            <w:r>
+              <w:rPr>
+                <w:rFonts w:ascii="Arial" w:cs="Arial" w:eastAsia="Arial" w:hAnsi="Arial"/>
+                <w:color w:val="222222"/>
+                <w:sz w:val="19"/>
+                <w:szCs w:val="19"/>
+              </w:rPr>
+              <w:t xml:space="preserve">Die Lautstärken sind nicht aufeinander abgestimmt. Signaltöne gehören auf 0.3 bis 0.5, nicht auf 1.</w:t>
+            </w:r>
+          </w:p>
+        </w:tc>
+      </w:tr>
+      <w:tr>
+        <w:trPr>
+          <w:cantSplit/>
+        </w:trPr>
+        <w:tc>
+          <w:tcPr>
+            <w:tcW w:type="dxa" w:w="3400"/>
+            <w:tcMar>
+              <w:top w:type="dxa" w:w="30"/>
+              <w:left w:type="dxa" w:w="90"/>
+              <w:bottom w:type="dxa" w:w="30"/>
+              <w:right w:type="dxa" w:w="90"/>
+            </w:tcMar>
+          </w:tcPr>
+          <w:p>
+            <w:pPr>
+              <w:spacing w:after="0" w:line="240" w:lineRule="auto"/>
+            </w:pPr>
+            <w:r>
+              <w:rPr>
+                <w:rFonts w:ascii="Arial" w:cs="Arial" w:eastAsia="Arial" w:hAnsi="Arial"/>
+                <w:color w:val="222222"/>
+                <w:sz w:val="19"/>
+                <w:szCs w:val="19"/>
+              </w:rPr>
+              <w:t xml:space="preserve">Beim Punktverlust hört man nichts</w:t>
+            </w:r>
+          </w:p>
+        </w:tc>
+        <w:tc>
+          <w:tcPr>
+            <w:tcW w:type="dxa" w:w="5626"/>
+            <w:tcMar>
+              <w:top w:type="dxa" w:w="30"/>
+              <w:left w:type="dxa" w:w="90"/>
+              <w:bottom w:type="dxa" w:w="30"/>
+              <w:right w:type="dxa" w:w="90"/>
+            </w:tcMar>
+          </w:tcPr>
+          <w:p>
+            <w:pPr>
+              <w:spacing w:after="0" w:line="240" w:lineRule="auto"/>
+            </w:pPr>
+            <w:r>
+              <w:rPr>
+                <w:rFonts w:ascii="Arial" w:cs="Arial" w:eastAsia="Arial" w:hAnsi="Arial"/>
+                <w:color w:val="222222"/>
+                <w:sz w:val="19"/>
+                <w:szCs w:val="19"/>
+              </w:rPr>
+              <w:t xml:space="preserve">Der Ball wird sofort zurückgesetzt, und die Bedingung war nur ein Bild lang wahr — das reicht. Wenn nichts kommt, steht PLAYSOUND hinter dem Zurücksetzen und wird nie erreicht.</w:t>
+            </w:r>
+          </w:p>
+        </w:tc>
+      </w:tr>
+    </w:tbl>
+    <w:p>
+      <w:pPr>
+        <w:spacing w:after="160"/>
+      </w:pPr>
+    </w:p>
+    <w:p>
+      <w:pPr>
+        <w:pStyle w:val="Heading2"/>
+        <w:keepNext/>
+        <w:keepLines/>
+        <w:spacing w:after="120" w:before="280"/>
+      </w:pPr>
+      <w:r>
+        <w:t xml:space="preserve">Aufgaben</w:t>
+      </w:r>
+    </w:p>
+    <w:p>
+      <w:pPr>
+        <w:pStyle w:val="ListParagraph"/>
+        <w:numPr>
+          <w:ilvl w:val="0"/>
+          <w:numId w:val="2"/>
+        </w:numPr>
+        <w:spacing w:after="100" w:line="312" w:lineRule="auto"/>
+      </w:pPr>
+      <w:r>
+        <w:rPr>
+          <w:sz w:val="22"/>
+          <w:szCs w:val="22"/>
+        </w:rPr>
+        <w:t xml:space="preserve">Gib dem Ball im Kasten für jede der vier Wände einen eigenen Ton. Du hörst dann mit geschlossenen Augen, wo er ist.</w:t>
+      </w:r>
+    </w:p>
+    <w:p>
+      <w:pPr>
+        <w:pStyle w:val="ListParagraph"/>
+        <w:numPr>
+          <w:ilvl w:val="0"/>
+          <w:numId w:val="2"/>
+        </w:numPr>
+        <w:spacing w:after="100" w:line="312" w:lineRule="auto"/>
+      </w:pPr>
+      <w:r>
+        <w:rPr>
+          <w:sz w:val="22"/>
+          <w:szCs w:val="22"/>
+        </w:rPr>
+        <w:t xml:space="preserve">Lass den Schlagton in Pong höher werden, je schneller der Ball ist.</w:t>
+      </w:r>
+    </w:p>
+    <w:p>
+      <w:pPr>
+        <w:pStyle w:val="ListParagraph"/>
+        <w:numPr>
+          <w:ilvl w:val="0"/>
+          <w:numId w:val="2"/>
+        </w:numPr>
+        <w:spacing w:after="100" w:line="312" w:lineRule="auto"/>
+      </w:pPr>
+      <w:r>
+        <w:rPr>
+          <w:sz w:val="22"/>
+          <w:szCs w:val="22"/>
+        </w:rPr>
+        <w:t xml:space="preserve">Bau Snake einen Ton ein: einen hellen beim Fressen, einen tiefen beim Sterben.</w:t>
+      </w:r>
+    </w:p>
+    <w:p>
+      <w:pPr>
+        <w:pStyle w:val="ListParagraph"/>
+        <w:numPr>
+          <w:ilvl w:val="0"/>
+          <w:numId w:val="2"/>
+        </w:numPr>
+        <w:spacing w:after="100" w:line="312" w:lineRule="auto"/>
+      </w:pPr>
+      <w:r>
+        <w:rPr>
+          <w:sz w:val="22"/>
+          <w:szCs w:val="22"/>
+        </w:rPr>
+        <w:t xml:space="preserve">Gib dem Laser-Programm einen zweiten Klang für den Fehlschuss — wenn der Schuss oben hinausfliegt, ohne zu treffen.</w:t>
+      </w:r>
+    </w:p>
+    <w:p>
+      <w:pPr>
+        <w:pStyle w:val="ListParagraph"/>
+        <w:numPr>
+          <w:ilvl w:val="0"/>
+          <w:numId w:val="2"/>
+        </w:numPr>
+        <w:spacing w:after="100" w:line="312" w:lineRule="auto"/>
+      </w:pPr>
+      <w:r>
+        <w:rPr>
+          <w:sz w:val="22"/>
+          <w:szCs w:val="22"/>
+        </w:rPr>
+        <w:t xml:space="preserve">Spiel beim Treffer nicht einen Klang, sondern zwei kurz hintereinander. Du brauchst dafür einen Zähler, der ein paar Bilder wartet.</w:t>
+      </w:r>
+    </w:p>
+    <w:p>
+      <w:pPr>
+        <w:pStyle w:val="ListParagraph"/>
+        <w:numPr>
+          <w:ilvl w:val="0"/>
+          <w:numId w:val="2"/>
+        </w:numPr>
+        <w:spacing w:after="100" w:line="312" w:lineRule="auto"/>
+      </w:pPr>
+      <w:r>
+        <w:rPr>
+          <w:sz w:val="22"/>
+          <w:szCs w:val="22"/>
+        </w:rPr>
+        <w:t xml:space="preserve">Mach die Sirene aus Kapitel 10 zum Alarm für das Laser-Programm: Sie ertönt, solange kein Ziel getroffen wurde.</w:t>
+      </w:r>
+    </w:p>
+    <w:p>
+      <w:pPr>
+        <w:spacing w:after="180" w:line="312" w:lineRule="auto"/>
+      </w:pPr>
+      <w:r>
+        <w:rPr>
+          <w:sz w:val="22"/>
+          <w:szCs w:val="22"/>
+        </w:rPr>
+        <w:t xml:space="preserve">Du kannst jetzt Klänge bauen und sie an Ereignisse hängen. Im nächsten Kapitel gibst du die Kontrolle darüber ab — an deine Finger.</w:t>
+      </w:r>
+    </w:p>
+    <w:p>
+      <w:pPr>
+        <w:pStyle w:val="Heading1"/>
+        <w:keepNext/>
+        <w:keepLines/>
+        <w:pageBreakBefore/>
+        <w:pBdr>
+          <w:bottom w:val="single" w:color="1B6CA8" w:sz="12" w:space="4"/>
+        </w:pBdr>
+        <w:spacing w:after="160" w:before="0"/>
+      </w:pPr>
+      <w:r>
+        <w:t xml:space="preserve">Projekt: ein Instrument</w:t>
+      </w:r>
+    </w:p>
+    <w:p>
+      <w:pPr>
+        <w:spacing w:after="180" w:line="312" w:lineRule="auto"/>
+      </w:pPr>
+      <w:r>
+        <w:rPr>
+          <w:sz w:val="22"/>
+          <w:szCs w:val="22"/>
+        </w:rPr>
+        <w:t xml:space="preserve">Zum Abschluss von Teil II bauen wir etwas, auf dem man wirklich spielen kann. Acht Tasten, acht Töne, vier Klangfarben und drei Oktaven — und niemand außer dir bestimmt, was passiert.</w:t>
+      </w:r>
+    </w:p>
+    <w:p>
+      <w:pPr>
+        <w:spacing w:after="180" w:line="312" w:lineRule="auto"/>
+      </w:pPr>
+      <w:r>
+        <w:rPr>
+          <w:sz w:val="22"/>
+          <w:szCs w:val="22"/>
+        </w:rPr>
+        <w:t xml:space="preserve">Das Programm ist etwa achtzig Zeilen lang und bringt genau einen neuen Gedanken mit: dass ein Array auch Klänge halten kann.</w:t>
+      </w:r>
+    </w:p>
+    <w:p>
+      <w:pPr>
+        <w:keepNext/>
+        <w:spacing w:after="40" w:before="160"/>
+        <w:jc w:val="center"/>
+      </w:pPr>
+      <w:r>
+        <w:drawing>
+          <wp:inline distT="0" distB="0" distL="0" distR="0">
+            <wp:extent cx="4191000" cy="2619375"/>
+            <wp:effectExtent t="0" r="0" b="0" l="0"/>
+            <wp:docPr id="1" name="kap12_instrument.png" descr="Acht Tasten, beschriftet wie auf der Tastatur. Wer eine hält, sieht sie leuchten." title="Acht Tasten, beschriftet wie auf der Tastatur. Wer eine hält, sieht sie leuchten."/>
+            <wp:cNvGraphicFramePr>
+              <a:graphicFrameLocks xmlns:a="http://schemas.openxmlformats.org/drawingml/2006/main" noChangeAspect="1"/>
+            </wp:cNvGraphicFramePr>
+            <a:graphic xmlns:a="http://schemas.openxmlformats.org/drawingml/2006/main">
+              <a:graphicData uri="http://schemas.openxmlformats.org/drawingml/2006/picture">
+                <pic:pic xmlns:pic="http://schemas.openxmlformats.org/drawingml/2006/picture">
+                  <pic:nvPicPr>
+                    <pic:cNvPr id="0" name="" descr=""/>
+                    <pic:cNvPicPr>
+                      <a:picLocks noChangeAspect="1" noChangeArrowheads="1"/>
+                    </pic:cNvPicPr>
+                  </pic:nvPicPr>
+                  <pic:blipFill>
+                    <a:blip r:embed="rId44" cstate="none"/>
+                    <a:srcRect/>
+                    <a:stretch>
+                      <a:fillRect/>
+                    </a:stretch>
+                  </pic:blipFill>
+                  <pic:spPr bwMode="auto">
+                    <a:xfrm>
+                      <a:off x="0" y="0"/>
+                      <a:ext cx="4191000" cy="2619375"/>
+                    </a:xfrm>
+                    <a:prstGeom prst="rect">
+                      <a:avLst/>
+                    </a:prstGeom>
+                  </pic:spPr>
+                </pic:pic>
+              </a:graphicData>
+            </a:graphic>
+          </wp:inline>
+        </w:drawing>
+      </w:r>
+    </w:p>
+    <w:p>
+      <w:pPr>
+        <w:spacing w:after="200"/>
+        <w:jc w:val="center"/>
+      </w:pPr>
+      <w:r>
+        <w:rPr>
+          <w:i/>
+          <w:iCs/>
+          <w:color w:val="6A6A6A"/>
+          <w:sz w:val="18"/>
+          <w:szCs w:val="18"/>
+        </w:rPr>
+        <w:t xml:space="preserve">Acht Tasten, beschriftet wie auf der Tastatur. Wer eine hält, sieht sie leuchten.</w:t>
+      </w:r>
+    </w:p>
+    <w:p>
+      <w:pPr>
+        <w:pStyle w:val="Heading2"/>
+        <w:keepNext/>
+        <w:keepLines/>
+        <w:spacing w:after="120" w:before="280"/>
+      </w:pPr>
+      <w:r>
+        <w:t xml:space="preserve">Vier Arrays nebeneinander</w:t>
+      </w:r>
+    </w:p>
+    <w:p>
+      <w:pPr>
+        <w:spacing w:after="180" w:line="312" w:lineRule="auto"/>
+      </w:pPr>
+      <w:r>
+        <w:rPr>
+          <w:sz w:val="22"/>
+          <w:szCs w:val="22"/>
+        </w:rPr>
+        <w:t xml:space="preserve">Die Grundidee ist, dass alles, was es achtmal gibt, in ein Array wandert — und zwar so, dass Fach 3 überall dasselbe meint:</w:t>
+      </w:r>
+    </w:p>
+    <w:p>
+      <w:pPr>
+        <w:keepLines/>
+        <w:pBdr>
+          <w:left w:val="single" w:color="1B6CA8" w:sz="18" w:space="6"/>
+        </w:pBdr>
+        <w:shd w:fill="F4F4F4" w:val="clear"/>
+        <w:spacing w:after="200" w:before="100" w:line="264" w:lineRule="auto"/>
+        <w:ind w:left="140"/>
+      </w:pPr>
+      <w:r>
+        <w:rPr>
+          <w:rFonts w:ascii="Consolas" w:cs="Consolas" w:eastAsia="Consolas" w:hAnsi="Consolas"/>
+          <w:sz w:val="19"/>
+          <w:szCs w:val="19"/>
+        </w:rPr>
+        <w:t xml:space="preserve">DIM tasten[8] AS INTEGER      ' welche Taste</w:t>
+      </w:r>
+      <w:r>
+        <w:rPr>
+          <w:rFonts w:ascii="Consolas" w:cs="Consolas" w:eastAsia="Consolas" w:hAnsi="Consolas"/>
+          <w:sz w:val="19"/>
+          <w:szCs w:val="19"/>
+        </w:rPr>
+        <w:br/>
+        <w:t xml:space="preserve">DIM grund[8] AS INTEGER       ' welche Frequenz</w:t>
+      </w:r>
+      <w:r>
+        <w:rPr>
+          <w:rFonts w:ascii="Consolas" w:cs="Consolas" w:eastAsia="Consolas" w:hAnsi="Consolas"/>
+          <w:sz w:val="19"/>
+          <w:szCs w:val="19"/>
+        </w:rPr>
+        <w:br/>
+        <w:t xml:space="preserve">DIM klang[8] AS SOUND         ' der fertige Ton</w:t>
+      </w:r>
+      <w:r>
+        <w:rPr>
+          <w:rFonts w:ascii="Consolas" w:cs="Consolas" w:eastAsia="Consolas" w:hAnsi="Consolas"/>
+          <w:sz w:val="19"/>
+          <w:szCs w:val="19"/>
+        </w:rPr>
+        <w:br/>
+        <w:t xml:space="preserve">DIM schild[8] AS STRING       ' was auf der Taste steht</w:t>
+      </w:r>
+    </w:p>
+    <w:p>
+      <w:pPr>
+        <w:spacing w:after="180" w:line="312" w:lineRule="auto"/>
+      </w:pPr>
+      <w:r>
+        <w:rPr>
+          <w:sz w:val="22"/>
+          <w:szCs w:val="22"/>
+        </w:rPr>
+        <w:t xml:space="preserve">Fach 3 ist also: die Taste F, die Frequenz 349, der dazu gebaute Klang und die Beschriftung „F“. Vier Arrays, ein gemeinsamer Index — das nennt man parallele Arrays, und es ist die einfachste Art, mehrere Angaben zu einer Sache zusammenzuhalten.</w:t>
+      </w:r>
+    </w:p>
+    <w:p>
+      <w:pPr>
+        <w:spacing w:after="180" w:line="312" w:lineRule="auto"/>
+      </w:pPr>
+      <w:r>
+        <w:rPr>
+          <w:sz w:val="22"/>
+          <w:szCs w:val="22"/>
+        </w:rPr>
+        <w:t xml:space="preserve">Neu ist </w:t>
+      </w:r>
+      <w:r>
+        <w:rPr>
+          <w:rFonts w:ascii="Consolas" w:cs="Consolas" w:eastAsia="Consolas" w:hAnsi="Consolas"/>
+          <w:color w:val="335577"/>
+          <w:sz w:val="21"/>
+          <w:szCs w:val="21"/>
+        </w:rPr>
+        <w:t xml:space="preserve">DIM klang[8] AS SOUND</w:t>
+      </w:r>
+      <w:r>
+        <w:rPr>
+          <w:sz w:val="22"/>
+          <w:szCs w:val="22"/>
+        </w:rPr>
+        <w:t xml:space="preserve">: ein Array, in dem keine Zahlen liegen, sondern acht fertige Klänge. Genau dafür lohnt sich der Behälter — acht einzeln benannte Kartons wären hier nicht auszuhalten.</w:t>
+      </w:r>
+    </w:p>
+    <w:p>
+      <w:pPr>
+        <w:spacing w:after="180" w:line="312" w:lineRule="auto"/>
+      </w:pPr>
+      <w:r>
+        <w:rPr>
+          <w:sz w:val="22"/>
+          <w:szCs w:val="22"/>
+        </w:rPr>
+        <w:t xml:space="preserve">Ebenfalls neu: </w:t>
+      </w:r>
+      <w:r>
+        <w:rPr>
+          <w:rFonts w:ascii="Consolas" w:cs="Consolas" w:eastAsia="Consolas" w:hAnsi="Consolas"/>
+          <w:color w:val="335577"/>
+          <w:sz w:val="21"/>
+          <w:szCs w:val="21"/>
+        </w:rPr>
+        <w:t xml:space="preserve">DIM schild[8] AS STRING</w:t>
+      </w:r>
+      <w:r>
+        <w:rPr>
+          <w:sz w:val="22"/>
+          <w:szCs w:val="22"/>
+        </w:rPr>
+        <w:t xml:space="preserve">, ein Array aus Text. Arrays halten alles, solange in einem Array nur eine Sorte steckt.</w:t>
+      </w:r>
+    </w:p>
+    <w:p>
+      <w:pPr>
+        <w:spacing w:after="180" w:line="312" w:lineRule="auto"/>
+      </w:pPr>
+      <w:r>
+        <w:rPr>
+          <w:sz w:val="22"/>
+          <w:szCs w:val="22"/>
+        </w:rPr>
+        <w:t xml:space="preserve">Gefüllt werden sie stumpf, Zeile für Zeile:</w:t>
+      </w:r>
+    </w:p>
+    <w:p>
+      <w:pPr>
+        <w:keepLines/>
+        <w:pBdr>
+          <w:left w:val="single" w:color="1B6CA8" w:sz="18" w:space="6"/>
+        </w:pBdr>
+        <w:shd w:fill="F4F4F4" w:val="clear"/>
+        <w:spacing w:after="200" w:before="100" w:line="264" w:lineRule="auto"/>
+        <w:ind w:left="140"/>
+      </w:pPr>
+      <w:r>
+        <w:rPr>
+          <w:rFonts w:ascii="Consolas" w:cs="Consolas" w:eastAsia="Consolas" w:hAnsi="Consolas"/>
+          <w:sz w:val="19"/>
+          <w:szCs w:val="19"/>
+        </w:rPr>
+        <w:t xml:space="preserve">tasten[0] = KEY_A</w:t>
+      </w:r>
+      <w:r>
+        <w:rPr>
+          <w:rFonts w:ascii="Consolas" w:cs="Consolas" w:eastAsia="Consolas" w:hAnsi="Consolas"/>
+          <w:sz w:val="19"/>
+          <w:szCs w:val="19"/>
+        </w:rPr>
+        <w:br/>
+        <w:t xml:space="preserve">tasten[1] = KEY_S</w:t>
+      </w:r>
+      <w:r>
+        <w:rPr>
+          <w:rFonts w:ascii="Consolas" w:cs="Consolas" w:eastAsia="Consolas" w:hAnsi="Consolas"/>
+          <w:sz w:val="19"/>
+          <w:szCs w:val="19"/>
+        </w:rPr>
+        <w:br/>
+        <w:t xml:space="preserve">tasten[2] = KEY_D</w:t>
+      </w:r>
+      <w:r>
+        <w:rPr>
+          <w:rFonts w:ascii="Consolas" w:cs="Consolas" w:eastAsia="Consolas" w:hAnsi="Consolas"/>
+          <w:sz w:val="19"/>
+          <w:szCs w:val="19"/>
+        </w:rPr>
+        <w:br/>
+        <w:t xml:space="preserve">tasten[3] = KEY_F</w:t>
+      </w:r>
+      <w:r>
+        <w:rPr>
+          <w:rFonts w:ascii="Consolas" w:cs="Consolas" w:eastAsia="Consolas" w:hAnsi="Consolas"/>
+          <w:sz w:val="19"/>
+          <w:szCs w:val="19"/>
+        </w:rPr>
+        <w:br/>
+        <w:t xml:space="preserve"/>
+      </w:r>
+      <w:r>
+        <w:rPr>
+          <w:rFonts w:ascii="Consolas" w:cs="Consolas" w:eastAsia="Consolas" w:hAnsi="Consolas"/>
+          <w:sz w:val="19"/>
+          <w:szCs w:val="19"/>
+        </w:rPr>
+        <w:br/>
+        <w:t xml:space="preserve">grund[0] = 262</w:t>
+      </w:r>
+      <w:r>
+        <w:rPr>
+          <w:rFonts w:ascii="Consolas" w:cs="Consolas" w:eastAsia="Consolas" w:hAnsi="Consolas"/>
+          <w:sz w:val="19"/>
+          <w:szCs w:val="19"/>
+        </w:rPr>
+        <w:br/>
+        <w:t xml:space="preserve">grund[1] = 294</w:t>
+      </w:r>
+      <w:r>
+        <w:rPr>
+          <w:rFonts w:ascii="Consolas" w:cs="Consolas" w:eastAsia="Consolas" w:hAnsi="Consolas"/>
+          <w:sz w:val="19"/>
+          <w:szCs w:val="19"/>
+        </w:rPr>
+        <w:br/>
+        <w:t xml:space="preserve">grund[2] = 330</w:t>
+      </w:r>
+      <w:r>
+        <w:rPr>
+          <w:rFonts w:ascii="Consolas" w:cs="Consolas" w:eastAsia="Consolas" w:hAnsi="Consolas"/>
+          <w:sz w:val="19"/>
+          <w:szCs w:val="19"/>
+        </w:rPr>
+        <w:br/>
+        <w:t xml:space="preserve">grund[3] = 349</w:t>
+      </w:r>
+    </w:p>
+    <w:p>
+      <w:pPr>
+        <w:spacing w:after="180" w:line="312" w:lineRule="auto"/>
+      </w:pPr>
+      <w:r>
+        <w:rPr>
+          <w:sz w:val="22"/>
+          <w:szCs w:val="22"/>
+        </w:rPr>
+        <w:t xml:space="preserve">Bemerkenswert ist die erste Gruppe: </w:t>
+      </w:r>
+      <w:r>
+        <w:rPr>
+          <w:rFonts w:ascii="Consolas" w:cs="Consolas" w:eastAsia="Consolas" w:hAnsi="Consolas"/>
+          <w:color w:val="335577"/>
+          <w:sz w:val="21"/>
+          <w:szCs w:val="21"/>
+        </w:rPr>
+        <w:t xml:space="preserve">KEY_A</w:t>
+      </w:r>
+      <w:r>
+        <w:rPr>
+          <w:sz w:val="22"/>
+          <w:szCs w:val="22"/>
+        </w:rPr>
+        <w:t xml:space="preserve"> ist nichts Geheimnisvolles, sondern eine Zahl — und deshalb passt sie in ein Zahlen-Array. Später steht dann </w:t>
+      </w:r>
+      <w:r>
+        <w:rPr>
+          <w:rFonts w:ascii="Consolas" w:cs="Consolas" w:eastAsia="Consolas" w:hAnsi="Consolas"/>
+          <w:color w:val="335577"/>
+          <w:sz w:val="21"/>
+          <w:szCs w:val="21"/>
+        </w:rPr>
+        <w:t xml:space="preserve">KEYPRESSED(tasten[i])</w:t>
+      </w:r>
+      <w:r>
+        <w:rPr>
+          <w:sz w:val="22"/>
+          <w:szCs w:val="22"/>
+        </w:rPr>
+        <w:t xml:space="preserve"> da, und die Schleife fragt der Reihe nach alle acht Tasten ab.</w:t>
+      </w:r>
+    </w:p>
+    <w:p>
+      <w:pPr>
+        <w:pStyle w:val="Heading2"/>
+        <w:keepNext/>
+        <w:keepLines/>
+        <w:spacing w:after="120" w:before="280"/>
+      </w:pPr>
+      <w:r>
+        <w:t xml:space="preserve">Die Tasten malen</w:t>
+      </w:r>
+    </w:p>
+    <w:p>
+      <w:pPr>
+        <w:keepLines/>
+        <w:pBdr>
+          <w:left w:val="single" w:color="1B6CA8" w:sz="18" w:space="6"/>
+        </w:pBdr>
+        <w:shd w:fill="F4F4F4" w:val="clear"/>
+        <w:spacing w:after="200" w:before="100" w:line="264" w:lineRule="auto"/>
+        <w:ind w:left="140"/>
+      </w:pPr>
+      <w:r>
+        <w:rPr>
+          <w:rFonts w:ascii="Consolas" w:cs="Consolas" w:eastAsia="Consolas" w:hAnsi="Consolas"/>
+          <w:sz w:val="19"/>
+          <w:szCs w:val="19"/>
+        </w:rPr>
+        <w:t xml:space="preserve">FOR i = 0 TO 7</w:t>
+      </w:r>
+      <w:r>
+        <w:rPr>
+          <w:rFonts w:ascii="Consolas" w:cs="Consolas" w:eastAsia="Consolas" w:hAnsi="Consolas"/>
+          <w:sz w:val="19"/>
+          <w:szCs w:val="19"/>
+        </w:rPr>
+        <w:br/>
+        <w:t xml:space="preserve">    lx = 24 + i * 74</w:t>
+      </w:r>
+      <w:r>
+        <w:rPr>
+          <w:rFonts w:ascii="Consolas" w:cs="Consolas" w:eastAsia="Consolas" w:hAnsi="Consolas"/>
+          <w:sz w:val="19"/>
+          <w:szCs w:val="19"/>
+        </w:rPr>
+        <w:br/>
+        <w:t xml:space="preserve">    farbe = dunkel</w:t>
+      </w:r>
+      <w:r>
+        <w:rPr>
+          <w:rFonts w:ascii="Consolas" w:cs="Consolas" w:eastAsia="Consolas" w:hAnsi="Consolas"/>
+          <w:sz w:val="19"/>
+          <w:szCs w:val="19"/>
+        </w:rPr>
+        <w:br/>
+        <w:t xml:space="preserve">    IF KEYPRESSED(tasten[i]) THEN farbe = hell</w:t>
+      </w:r>
+      <w:r>
+        <w:rPr>
+          <w:rFonts w:ascii="Consolas" w:cs="Consolas" w:eastAsia="Consolas" w:hAnsi="Consolas"/>
+          <w:sz w:val="19"/>
+          <w:szCs w:val="19"/>
+        </w:rPr>
+        <w:br/>
+        <w:t xml:space="preserve">    BOX(lx, 120, lx + 66, 300, farbe)</w:t>
+      </w:r>
+      <w:r>
+        <w:rPr>
+          <w:rFonts w:ascii="Consolas" w:cs="Consolas" w:eastAsia="Consolas" w:hAnsi="Consolas"/>
+          <w:sz w:val="19"/>
+          <w:szCs w:val="19"/>
+        </w:rPr>
+        <w:br/>
+        <w:t xml:space="preserve">    TEXT(lx + 26, 268, schild[i], RGB(60, 60, 70))</w:t>
+      </w:r>
+      <w:r>
+        <w:rPr>
+          <w:rFonts w:ascii="Consolas" w:cs="Consolas" w:eastAsia="Consolas" w:hAnsi="Consolas"/>
+          <w:sz w:val="19"/>
+          <w:szCs w:val="19"/>
+        </w:rPr>
+        <w:br/>
+        <w:t xml:space="preserve">NEXT</w:t>
+      </w:r>
+    </w:p>
+    <w:p>
+      <w:pPr>
+        <w:spacing w:after="180" w:line="312" w:lineRule="auto"/>
+      </w:pPr>
+      <w:r>
+        <w:rPr>
+          <w:sz w:val="22"/>
+          <w:szCs w:val="22"/>
+        </w:rPr>
+        <w:t xml:space="preserve">Sechs Zeilen für acht Tasten samt Beschriftung und Leuchten. Das ist genau die Tastenanzeige aus Kapitel 7 — dort standen vier Kästchen einzeln untereinander, hier erledigt eine Schleife acht.</w:t>
+      </w:r>
+    </w:p>
+    <w:p>
+      <w:pPr>
+        <w:spacing w:after="180" w:line="312" w:lineRule="auto"/>
+      </w:pPr>
+      <w:r>
+        <w:rPr>
+          <w:rFonts w:ascii="Consolas" w:cs="Consolas" w:eastAsia="Consolas" w:hAnsi="Consolas"/>
+          <w:color w:val="335577"/>
+          <w:sz w:val="21"/>
+          <w:szCs w:val="21"/>
+        </w:rPr>
+        <w:t xml:space="preserve">lx = 24 + i * 74</w:t>
+      </w:r>
+      <w:r>
+        <w:rPr>
+          <w:sz w:val="22"/>
+          <w:szCs w:val="22"/>
+        </w:rPr>
+        <w:t xml:space="preserve"> ist die linke Kante der Taste Nummer i: 24 Punkte Rand, dann je 74 weiter. Die Taste selbst ist 66 breit, also bleiben acht Punkte Fuge.</w:t>
+      </w:r>
+    </w:p>
+    <w:p>
+      <w:pPr>
+        <w:spacing w:after="180" w:line="312" w:lineRule="auto"/>
+      </w:pPr>
+      <w:r>
+        <w:rPr>
+          <w:sz w:val="22"/>
+          <w:szCs w:val="22"/>
+        </w:rPr>
+        <w:t xml:space="preserve">Und wieder das Muster: erst die dunkle Farbe annehmen, dann bei gedrückter Taste überschreiben.</w:t>
+      </w:r>
+    </w:p>
+    <w:p>
+      <w:pPr>
+        <w:pStyle w:val="Heading2"/>
+        <w:keepNext/>
+        <w:keepLines/>
+        <w:spacing w:after="120" w:before="280"/>
+      </w:pPr>
+      <w:r>
+        <w:t xml:space="preserve">Die Töne bauen — aber wann?</w:t>
+      </w:r>
+    </w:p>
+    <w:p>
+      <w:pPr>
+        <w:spacing w:after="180" w:line="312" w:lineRule="auto"/>
+      </w:pPr>
+      <w:r>
+        <w:rPr>
+          <w:sz w:val="22"/>
+          <w:szCs w:val="22"/>
+        </w:rPr>
+        <w:t xml:space="preserve">Jetzt die eigentliche Frage des Kapitels. Die Klangform soll umschaltbar sein; also müssen die acht Klänge neu gebaut werden, sobald jemand umschaltet. Aber eben nur dann und nicht sechzigmal je Sekunde.</w:t>
+      </w:r>
+    </w:p>
+    <w:p>
+      <w:pPr>
+        <w:spacing w:after="180" w:line="312" w:lineRule="auto"/>
+      </w:pPr>
+      <w:r>
+        <w:rPr>
+          <w:sz w:val="22"/>
+          <w:szCs w:val="22"/>
+        </w:rPr>
+        <w:t xml:space="preserve">Die Lösung ist dieselbe wie beim Neustart der Schlange: ein Schalter, der sagt „hier ist etwas zu tun“.</w:t>
+      </w:r>
+    </w:p>
+    <w:p>
+      <w:pPr>
+        <w:keepLines/>
+        <w:pBdr>
+          <w:left w:val="single" w:color="1B6CA8" w:sz="18" w:space="6"/>
+        </w:pBdr>
+        <w:shd w:fill="F4F4F4" w:val="clear"/>
+        <w:spacing w:after="200" w:before="100" w:line="264" w:lineRule="auto"/>
+        <w:ind w:left="140"/>
+      </w:pPr>
+      <w:r>
+        <w:rPr>
+          <w:rFonts w:ascii="Consolas" w:cs="Consolas" w:eastAsia="Consolas" w:hAnsi="Consolas"/>
+          <w:sz w:val="19"/>
+          <w:szCs w:val="19"/>
+        </w:rPr>
+        <w:t xml:space="preserve">IF bauen THEN</w:t>
+      </w:r>
+      <w:r>
+        <w:rPr>
+          <w:rFonts w:ascii="Consolas" w:cs="Consolas" w:eastAsia="Consolas" w:hAnsi="Consolas"/>
+          <w:sz w:val="19"/>
+          <w:szCs w:val="19"/>
+        </w:rPr>
+        <w:br/>
+        <w:t xml:space="preserve">    bauen = FALSE</w:t>
+      </w:r>
+      <w:r>
+        <w:rPr>
+          <w:rFonts w:ascii="Consolas" w:cs="Consolas" w:eastAsia="Consolas" w:hAnsi="Consolas"/>
+          <w:sz w:val="19"/>
+          <w:szCs w:val="19"/>
+        </w:rPr>
+        <w:br/>
+        <w:t xml:space="preserve">    FOR i = 0 TO 7</w:t>
+      </w:r>
+      <w:r>
+        <w:rPr>
+          <w:rFonts w:ascii="Consolas" w:cs="Consolas" w:eastAsia="Consolas" w:hAnsi="Consolas"/>
+          <w:sz w:val="19"/>
+          <w:szCs w:val="19"/>
+        </w:rPr>
+        <w:br/>
+        <w:t xml:space="preserve">        klang[i] = AUDIO_TONE(grund[i] * oktave, 500, form, 0.4)</w:t>
+      </w:r>
+      <w:r>
+        <w:rPr>
+          <w:rFonts w:ascii="Consolas" w:cs="Consolas" w:eastAsia="Consolas" w:hAnsi="Consolas"/>
+          <w:sz w:val="19"/>
+          <w:szCs w:val="19"/>
+        </w:rPr>
+        <w:br/>
+        <w:t xml:space="preserve">    NEXT</w:t>
+      </w:r>
+      <w:r>
+        <w:rPr>
+          <w:rFonts w:ascii="Consolas" w:cs="Consolas" w:eastAsia="Consolas" w:hAnsi="Consolas"/>
+          <w:sz w:val="19"/>
+          <w:szCs w:val="19"/>
+        </w:rPr>
+        <w:br/>
+        <w:t xml:space="preserve">END IF</w:t>
+      </w:r>
+    </w:p>
+    <w:p>
+      <w:pPr>
+        <w:spacing w:after="180" w:line="312" w:lineRule="auto"/>
+      </w:pPr>
+      <w:r>
+        <w:rPr>
+          <w:sz w:val="22"/>
+          <w:szCs w:val="22"/>
+        </w:rPr>
+        <w:t xml:space="preserve">Der Block steht ganz oben in der Schleife. </w:t>
+      </w:r>
+      <w:r>
+        <w:rPr>
+          <w:rFonts w:ascii="Consolas" w:cs="Consolas" w:eastAsia="Consolas" w:hAnsi="Consolas"/>
+          <w:color w:val="335577"/>
+          <w:sz w:val="21"/>
+          <w:szCs w:val="21"/>
+        </w:rPr>
+        <w:t xml:space="preserve">bauen</w:t>
+      </w:r>
+      <w:r>
+        <w:rPr>
+          <w:sz w:val="22"/>
+          <w:szCs w:val="22"/>
+        </w:rPr>
+        <w:t xml:space="preserve"> ist vor der Schleife auf </w:t>
+      </w:r>
+      <w:r>
+        <w:rPr>
+          <w:rFonts w:ascii="Consolas" w:cs="Consolas" w:eastAsia="Consolas" w:hAnsi="Consolas"/>
+          <w:color w:val="335577"/>
+          <w:sz w:val="21"/>
+          <w:szCs w:val="21"/>
+        </w:rPr>
+        <w:t xml:space="preserve">TRUE</w:t>
+      </w:r>
+      <w:r>
+        <w:rPr>
+          <w:sz w:val="22"/>
+          <w:szCs w:val="22"/>
+        </w:rPr>
+        <w:t xml:space="preserve"> gesetzt, damit die Klänge beim ersten Durchgang entstehen. Danach setzt er sich selbst auf </w:t>
+      </w:r>
+      <w:r>
+        <w:rPr>
+          <w:rFonts w:ascii="Consolas" w:cs="Consolas" w:eastAsia="Consolas" w:hAnsi="Consolas"/>
+          <w:color w:val="335577"/>
+          <w:sz w:val="21"/>
+          <w:szCs w:val="21"/>
+        </w:rPr>
+        <w:t xml:space="preserve">FALSE</w:t>
+      </w:r>
+      <w:r>
+        <w:rPr>
+          <w:sz w:val="22"/>
+          <w:szCs w:val="22"/>
+        </w:rPr>
+        <w:t xml:space="preserve"> — und wird nur wieder wahr, wenn jemand eine Taste zum Umschalten drückt.</w:t>
+      </w:r>
+    </w:p>
+    <w:p>
+      <w:pPr>
+        <w:spacing w:after="180" w:line="312" w:lineRule="auto"/>
+      </w:pPr>
+      <w:r>
+        <w:rPr>
+          <w:rFonts w:ascii="Consolas" w:cs="Consolas" w:eastAsia="Consolas" w:hAnsi="Consolas"/>
+          <w:color w:val="335577"/>
+          <w:sz w:val="21"/>
+          <w:szCs w:val="21"/>
+        </w:rPr>
+        <w:t xml:space="preserve">grund[i] * oktave</w:t>
+      </w:r>
+      <w:r>
+        <w:rPr>
+          <w:sz w:val="22"/>
+          <w:szCs w:val="22"/>
+        </w:rPr>
+        <w:t xml:space="preserve"> ist die Oktavverschiebung. </w:t>
+      </w:r>
+      <w:r>
+        <w:rPr>
+          <w:rFonts w:ascii="Consolas" w:cs="Consolas" w:eastAsia="Consolas" w:hAnsi="Consolas"/>
+          <w:color w:val="335577"/>
+          <w:sz w:val="21"/>
+          <w:szCs w:val="21"/>
+        </w:rPr>
+        <w:t xml:space="preserve">oktave</w:t>
+      </w:r>
+      <w:r>
+        <w:rPr>
+          <w:sz w:val="22"/>
+          <w:szCs w:val="22"/>
+        </w:rPr>
+        <w:t xml:space="preserve"> ist eine Kommazahl: 1.0 ist die Grundlage, 2.0 doppelt so hoch, 0.5 halb so hoch. Verdoppeln heißt eine Oktave höher — das stand schon in Kapitel 10, und hier wird es benutzt.</w:t>
+      </w:r>
+    </w:p>
+    <w:p>
+      <w:pPr>
+        <w:spacing w:before="60"/>
+      </w:pPr>
+    </w:p>
+    <w:tbl>
+      <w:tblPr>
+        <w:tblW w:type="dxa" w:w="9026"/>
+        <w:tblBorders>
+          <w:top w:val="single" w:color="auto" w:sz="4"/>
+          <w:left w:val="single" w:color="auto" w:sz="4"/>
+          <w:bottom w:val="single" w:color="auto" w:sz="4"/>
+          <w:right w:val="single" w:color="auto" w:sz="4"/>
+          <w:insideH w:val="single" w:color="auto" w:sz="4"/>
+          <w:insideV w:val="single" w:color="auto" w:sz="4"/>
+        </w:tblBorders>
+      </w:tblPr>
+      <w:tblGrid>
+        <w:gridCol w:w="9026"/>
+      </w:tblGrid>
+      <w:tr>
+        <w:trPr>
+          <w:cantSplit/>
+        </w:trPr>
+        <w:tc>
+          <w:tcPr>
+            <w:tcW w:type="dxa" w:w="9026"/>
+            <w:tcBorders>
+              <w:top w:val="single" w:color="E0A0A0" w:sz="6"/>
+              <w:left w:val="single" w:color="E0A0A0" w:sz="6"/>
+              <w:bottom w:val="single" w:color="E0A0A0" w:sz="6"/>
+              <w:right w:val="single" w:color="E0A0A0" w:sz="6"/>
+            </w:tcBorders>
+            <w:shd w:fill="FBEAEA" w:val="clear"/>
+            <w:tcMar>
+              <w:top w:type="dxa" w:w="140"/>
+              <w:left w:type="dxa" w:w="180"/>
+              <w:bottom w:type="dxa" w:w="140"/>
+              <w:right w:type="dxa" w:w="180"/>
+            </w:tcMar>
+          </w:tcPr>
+          <w:p>
+            <w:pPr>
+              <w:spacing w:after="40"/>
+            </w:pPr>
+            <w:r>
+              <w:rPr>
+                <w:b/>
+                <w:bCs/>
+                <w:color w:val="B23030"/>
+                <w:sz w:val="22"/>
+                <w:szCs w:val="22"/>
+              </w:rPr>
+              <w:t xml:space="preserve">Bauen ist teuer, Abspielen ist billig</w:t>
+            </w:r>
+          </w:p>
+          <w:p>
+            <w:pPr>
+              <w:spacing w:after="0" w:line="312" w:lineRule="auto"/>
+            </w:pPr>
+            <w:r>
+              <w:rPr>
+                <w:sz w:val="22"/>
+                <w:szCs w:val="22"/>
+              </w:rPr>
+              <w:t xml:space="preserve">Das ist genau die Stelle, an der die Regel aus dem letzten Kapitel greift: Klänge werden nicht in jedem Bild gebaut. Ohne den Schalter stünden hier acht AUDIO_TONE-Aufrufe je Bild, also 480 je Sekunde. Das Instrument würde nach kurzer Zeit stocken.</w:t>
+            </w:r>
+          </w:p>
+        </w:tc>
+      </w:tr>
+    </w:tbl>
+    <w:p>
+      <w:pPr>
+        <w:spacing w:after="160"/>
+      </w:pPr>
+    </w:p>
+    <w:p>
+      <w:pPr>
+        <w:pStyle w:val="Heading2"/>
+        <w:keepNext/>
+        <w:keepLines/>
+        <w:spacing w:after="120" w:before="280"/>
+      </w:pPr>
+      <w:r>
+        <w:t xml:space="preserve">Spielen</w:t>
+      </w:r>
+    </w:p>
+    <w:p>
+      <w:pPr>
+        <w:keepLines/>
+        <w:pBdr>
+          <w:left w:val="single" w:color="1B6CA8" w:sz="18" w:space="6"/>
+        </w:pBdr>
+        <w:shd w:fill="F4F4F4" w:val="clear"/>
+        <w:spacing w:after="200" w:before="100" w:line="264" w:lineRule="auto"/>
+        <w:ind w:left="140"/>
+      </w:pPr>
+      <w:r>
+        <w:rPr>
+          <w:rFonts w:ascii="Consolas" w:cs="Consolas" w:eastAsia="Consolas" w:hAnsi="Consolas"/>
+          <w:sz w:val="19"/>
+          <w:szCs w:val="19"/>
+        </w:rPr>
+        <w:t xml:space="preserve">FOR i = 0 TO 7</w:t>
+      </w:r>
+      <w:r>
+        <w:rPr>
+          <w:rFonts w:ascii="Consolas" w:cs="Consolas" w:eastAsia="Consolas" w:hAnsi="Consolas"/>
+          <w:sz w:val="19"/>
+          <w:szCs w:val="19"/>
+        </w:rPr>
+        <w:br/>
+        <w:t xml:space="preserve">    IF KEYHIT(tasten[i]) THEN PLAYSOUND(klang[i])</w:t>
+      </w:r>
+      <w:r>
+        <w:rPr>
+          <w:rFonts w:ascii="Consolas" w:cs="Consolas" w:eastAsia="Consolas" w:hAnsi="Consolas"/>
+          <w:sz w:val="19"/>
+          <w:szCs w:val="19"/>
+        </w:rPr>
+        <w:br/>
+        <w:t xml:space="preserve">NEXT</w:t>
+      </w:r>
+    </w:p>
+    <w:p>
+      <w:pPr>
+        <w:spacing w:after="180" w:line="312" w:lineRule="auto"/>
+      </w:pPr>
+      <w:r>
+        <w:rPr>
+          <w:sz w:val="22"/>
+          <w:szCs w:val="22"/>
+        </w:rPr>
+        <w:t xml:space="preserve">Zwei Zeilen für das ganze Instrument.</w:t>
+      </w:r>
+    </w:p>
+    <w:p>
+      <w:pPr>
+        <w:spacing w:after="180" w:line="312" w:lineRule="auto"/>
+      </w:pPr>
+      <w:r>
+        <w:rPr>
+          <w:sz w:val="22"/>
+          <w:szCs w:val="22"/>
+        </w:rPr>
+        <w:t xml:space="preserve">Hier steht </w:t>
+      </w:r>
+      <w:r>
+        <w:rPr>
+          <w:rFonts w:ascii="Consolas" w:cs="Consolas" w:eastAsia="Consolas" w:hAnsi="Consolas"/>
+          <w:color w:val="335577"/>
+          <w:sz w:val="21"/>
+          <w:szCs w:val="21"/>
+        </w:rPr>
+        <w:t xml:space="preserve">KEYHIT</w:t>
+      </w:r>
+      <w:r>
+        <w:rPr>
+          <w:sz w:val="22"/>
+          <w:szCs w:val="22"/>
+        </w:rPr>
+        <w:t xml:space="preserve"> und nicht </w:t>
+      </w:r>
+      <w:r>
+        <w:rPr>
+          <w:rFonts w:ascii="Consolas" w:cs="Consolas" w:eastAsia="Consolas" w:hAnsi="Consolas"/>
+          <w:color w:val="335577"/>
+          <w:sz w:val="21"/>
+          <w:szCs w:val="21"/>
+        </w:rPr>
+        <w:t xml:space="preserve">KEYPRESSED</w:t>
+      </w:r>
+      <w:r>
+        <w:rPr>
+          <w:sz w:val="22"/>
+          <w:szCs w:val="22"/>
+        </w:rPr>
+        <w:t xml:space="preserve">, und das ist der entscheidende Unterschied aus Kapitel 7. Mit </w:t>
+      </w:r>
+      <w:r>
+        <w:rPr>
+          <w:rFonts w:ascii="Consolas" w:cs="Consolas" w:eastAsia="Consolas" w:hAnsi="Consolas"/>
+          <w:color w:val="335577"/>
+          <w:sz w:val="21"/>
+          <w:szCs w:val="21"/>
+        </w:rPr>
+        <w:t xml:space="preserve">KEYPRESSED</w:t>
+      </w:r>
+      <w:r>
+        <w:rPr>
+          <w:sz w:val="22"/>
+          <w:szCs w:val="22"/>
+        </w:rPr>
+        <w:t xml:space="preserve"> würde jede gehaltene Taste sechzigmal je Sekunde einen neuen Ton anstoßen — ein Schnarren statt einer Note.</w:t>
+      </w:r>
+    </w:p>
+    <w:p>
+      <w:pPr>
+        <w:spacing w:after="180" w:line="312" w:lineRule="auto"/>
+      </w:pPr>
+      <w:r>
+        <w:rPr>
+          <w:sz w:val="22"/>
+          <w:szCs w:val="22"/>
+        </w:rPr>
+        <w:t xml:space="preserve">Beim Malen ist es genau umgekehrt: Dort soll die Taste leuchten, SOLANGE sie gehalten wird. Deshalb steht oben KEYPRESSED und hier KEYHIT. Dasselbe Programm, dieselbe Taste, zwei verschiedene Fragen.</w:t>
+      </w:r>
+    </w:p>
+    <w:p>
+      <w:pPr>
+        <w:pStyle w:val="Heading2"/>
+        <w:keepNext/>
+        <w:keepLines/>
+        <w:spacing w:after="120" w:before="280"/>
+      </w:pPr>
+      <w:r>
+        <w:t xml:space="preserve">Umschalten</w:t>
+      </w:r>
+    </w:p>
+    <w:p>
+      <w:pPr>
+        <w:keepLines/>
+        <w:pBdr>
+          <w:left w:val="single" w:color="1B6CA8" w:sz="18" w:space="6"/>
+        </w:pBdr>
+        <w:shd w:fill="F4F4F4" w:val="clear"/>
+        <w:spacing w:after="200" w:before="100" w:line="264" w:lineRule="auto"/>
+        <w:ind w:left="140"/>
+      </w:pPr>
+      <w:r>
+        <w:rPr>
+          <w:rFonts w:ascii="Consolas" w:cs="Consolas" w:eastAsia="Consolas" w:hAnsi="Consolas"/>
+          <w:sz w:val="19"/>
+          <w:szCs w:val="19"/>
+        </w:rPr>
+        <w:t xml:space="preserve">IF KEYHIT(KEY_1) THEN</w:t>
+      </w:r>
+      <w:r>
+        <w:rPr>
+          <w:rFonts w:ascii="Consolas" w:cs="Consolas" w:eastAsia="Consolas" w:hAnsi="Consolas"/>
+          <w:sz w:val="19"/>
+          <w:szCs w:val="19"/>
+        </w:rPr>
+        <w:br/>
+        <w:t xml:space="preserve">    form = "sine"</w:t>
+      </w:r>
+      <w:r>
+        <w:rPr>
+          <w:rFonts w:ascii="Consolas" w:cs="Consolas" w:eastAsia="Consolas" w:hAnsi="Consolas"/>
+          <w:sz w:val="19"/>
+          <w:szCs w:val="19"/>
+        </w:rPr>
+        <w:br/>
+        <w:t xml:space="preserve">    bauen = TRUE</w:t>
+      </w:r>
+      <w:r>
+        <w:rPr>
+          <w:rFonts w:ascii="Consolas" w:cs="Consolas" w:eastAsia="Consolas" w:hAnsi="Consolas"/>
+          <w:sz w:val="19"/>
+          <w:szCs w:val="19"/>
+        </w:rPr>
+        <w:br/>
+        <w:t xml:space="preserve">END IF</w:t>
+      </w:r>
+      <w:r>
+        <w:rPr>
+          <w:rFonts w:ascii="Consolas" w:cs="Consolas" w:eastAsia="Consolas" w:hAnsi="Consolas"/>
+          <w:sz w:val="19"/>
+          <w:szCs w:val="19"/>
+        </w:rPr>
+        <w:br/>
+        <w:t xml:space="preserve"/>
+      </w:r>
+      <w:r>
+        <w:rPr>
+          <w:rFonts w:ascii="Consolas" w:cs="Consolas" w:eastAsia="Consolas" w:hAnsi="Consolas"/>
+          <w:sz w:val="19"/>
+          <w:szCs w:val="19"/>
+        </w:rPr>
+        <w:br/>
+        <w:t xml:space="preserve">IF KEYHIT(KEY_UP) AND oktave &lt; 4 THEN</w:t>
+      </w:r>
+      <w:r>
+        <w:rPr>
+          <w:rFonts w:ascii="Consolas" w:cs="Consolas" w:eastAsia="Consolas" w:hAnsi="Consolas"/>
+          <w:sz w:val="19"/>
+          <w:szCs w:val="19"/>
+        </w:rPr>
+        <w:br/>
+        <w:t xml:space="preserve">    oktave = oktave * 2</w:t>
+      </w:r>
+      <w:r>
+        <w:rPr>
+          <w:rFonts w:ascii="Consolas" w:cs="Consolas" w:eastAsia="Consolas" w:hAnsi="Consolas"/>
+          <w:sz w:val="19"/>
+          <w:szCs w:val="19"/>
+        </w:rPr>
+        <w:br/>
+        <w:t xml:space="preserve">    bauen = TRUE</w:t>
+      </w:r>
+      <w:r>
+        <w:rPr>
+          <w:rFonts w:ascii="Consolas" w:cs="Consolas" w:eastAsia="Consolas" w:hAnsi="Consolas"/>
+          <w:sz w:val="19"/>
+          <w:szCs w:val="19"/>
+        </w:rPr>
+        <w:br/>
+        <w:t xml:space="preserve">END IF</w:t>
+      </w:r>
+    </w:p>
+    <w:p>
+      <w:pPr>
+        <w:spacing w:after="180" w:line="312" w:lineRule="auto"/>
+      </w:pPr>
+      <w:r>
+        <w:rPr>
+          <w:sz w:val="22"/>
+          <w:szCs w:val="22"/>
+        </w:rPr>
+        <w:t xml:space="preserve">Viermal dasselbe für die vier Klangformen, zweimal für die Oktave. Jeder dieser Blöcke tut zwei Dinge: den Wert ändern und den Schalter umlegen. Das Neubauen selbst steht nur an einer Stelle im Programm.</w:t>
+      </w:r>
+    </w:p>
+    <w:p>
+      <w:pPr>
+        <w:spacing w:after="180" w:line="312" w:lineRule="auto"/>
+      </w:pPr>
+      <w:r>
+        <w:rPr>
+          <w:sz w:val="22"/>
+          <w:szCs w:val="22"/>
+        </w:rPr>
+        <w:t xml:space="preserve">Die Zusätze </w:t>
+      </w:r>
+      <w:r>
+        <w:rPr>
+          <w:rFonts w:ascii="Consolas" w:cs="Consolas" w:eastAsia="Consolas" w:hAnsi="Consolas"/>
+          <w:color w:val="335577"/>
+          <w:sz w:val="21"/>
+          <w:szCs w:val="21"/>
+        </w:rPr>
+        <w:t xml:space="preserve">AND oktave &lt; 4</w:t>
+      </w:r>
+      <w:r>
+        <w:rPr>
+          <w:sz w:val="22"/>
+          <w:szCs w:val="22"/>
+        </w:rPr>
+        <w:t xml:space="preserve"> und </w:t>
+      </w:r>
+      <w:r>
+        <w:rPr>
+          <w:rFonts w:ascii="Consolas" w:cs="Consolas" w:eastAsia="Consolas" w:hAnsi="Consolas"/>
+          <w:color w:val="335577"/>
+          <w:sz w:val="21"/>
+          <w:szCs w:val="21"/>
+        </w:rPr>
+        <w:t xml:space="preserve">AND oktave &gt; 0.3</w:t>
+      </w:r>
+      <w:r>
+        <w:rPr>
+          <w:sz w:val="22"/>
+          <w:szCs w:val="22"/>
+        </w:rPr>
+        <w:t xml:space="preserve"> begrenzen den Bereich. Ohne sie könnte man beliebig weit hinauf — und würde irgendwann Töne bauen, die kein Mensch mehr hört, das Programm aber weiterhin brav erzeugt.</w:t>
+      </w:r>
+    </w:p>
+    <w:p>
+      <w:pPr>
+        <w:pStyle w:val="Heading2"/>
+        <w:keepNext/>
+        <w:keepLines/>
+        <w:spacing w:after="120" w:before="280"/>
+      </w:pPr>
+      <w:r>
+        <w:t xml:space="preserve">Das ganze Instrument</w:t>
+      </w:r>
+    </w:p>
+    <w:p>
+      <w:pPr>
+        <w:spacing w:after="180" w:line="312" w:lineRule="auto"/>
+      </w:pPr>
+      <w:r>
+        <w:rPr>
+          <w:sz w:val="22"/>
+          <w:szCs w:val="22"/>
+        </w:rPr>
+        <w:t xml:space="preserve">Das vollständige Programm steht in code/kap12/instrument.dh. Es ist lang, aber es enthält nichts, was nicht auf den letzten Seiten erklärt wurde:</w:t>
+      </w:r>
+    </w:p>
+    <w:p>
+      <w:pPr>
+        <w:pStyle w:val="ListParagraph"/>
+        <w:numPr>
+          <w:ilvl w:val="0"/>
+          <w:numId w:val="2"/>
+        </w:numPr>
+        <w:spacing w:after="100" w:line="312" w:lineRule="auto"/>
+      </w:pPr>
+      <w:r>
+        <w:rPr>
+          <w:b/>
+          <w:bCs/>
+          <w:sz w:val="22"/>
+          <w:szCs w:val="22"/>
+        </w:rPr>
+        <w:t xml:space="preserve">Vier parallele Arrays </w:t>
+      </w:r>
+      <w:r>
+        <w:rPr>
+          <w:sz w:val="22"/>
+          <w:szCs w:val="22"/>
+        </w:rPr>
+        <w:t xml:space="preserve">— Taste, Frequenz, Klang, Beschriftung.</w:t>
+      </w:r>
+    </w:p>
+    <w:p>
+      <w:pPr>
+        <w:pStyle w:val="ListParagraph"/>
+        <w:numPr>
+          <w:ilvl w:val="0"/>
+          <w:numId w:val="2"/>
+        </w:numPr>
+        <w:spacing w:after="100" w:line="312" w:lineRule="auto"/>
+      </w:pPr>
+      <w:r>
+        <w:rPr>
+          <w:b/>
+          <w:bCs/>
+          <w:sz w:val="22"/>
+          <w:szCs w:val="22"/>
+        </w:rPr>
+        <w:t xml:space="preserve">Ein Bau-Schalter </w:t>
+      </w:r>
+      <w:r>
+        <w:rPr>
+          <w:sz w:val="22"/>
+          <w:szCs w:val="22"/>
+        </w:rPr>
+        <w:t xml:space="preserve">— acht Klänge entstehen nur, wenn sich etwas geändert hat.</w:t>
+      </w:r>
+    </w:p>
+    <w:p>
+      <w:pPr>
+        <w:pStyle w:val="ListParagraph"/>
+        <w:numPr>
+          <w:ilvl w:val="0"/>
+          <w:numId w:val="2"/>
+        </w:numPr>
+        <w:spacing w:after="100" w:line="312" w:lineRule="auto"/>
+      </w:pPr>
+      <w:r>
+        <w:rPr>
+          <w:b/>
+          <w:bCs/>
+          <w:sz w:val="22"/>
+          <w:szCs w:val="22"/>
+        </w:rPr>
+        <w:t xml:space="preserve">Eine Malschleife </w:t>
+      </w:r>
+      <w:r>
+        <w:rPr>
+          <w:sz w:val="22"/>
+          <w:szCs w:val="22"/>
+        </w:rPr>
+        <w:t xml:space="preserve">— acht Tasten, leuchtend wenn gehalten.</w:t>
+      </w:r>
+    </w:p>
+    <w:p>
+      <w:pPr>
+        <w:pStyle w:val="ListParagraph"/>
+        <w:numPr>
+          <w:ilvl w:val="0"/>
+          <w:numId w:val="2"/>
+        </w:numPr>
+        <w:spacing w:after="100" w:line="312" w:lineRule="auto"/>
+      </w:pPr>
+      <w:r>
+        <w:rPr>
+          <w:b/>
+          <w:bCs/>
+          <w:sz w:val="22"/>
+          <w:szCs w:val="22"/>
+        </w:rPr>
+        <w:t xml:space="preserve">Eine Spielschleife </w:t>
+      </w:r>
+      <w:r>
+        <w:rPr>
+          <w:sz w:val="22"/>
+          <w:szCs w:val="22"/>
+        </w:rPr>
+        <w:t xml:space="preserve">— KEYHIT je Taste, ein PLAYSOUND.</w:t>
+      </w:r>
+    </w:p>
+    <w:p>
+      <w:pPr>
+        <w:pStyle w:val="ListParagraph"/>
+        <w:numPr>
+          <w:ilvl w:val="0"/>
+          <w:numId w:val="2"/>
+        </w:numPr>
+        <w:spacing w:after="100" w:line="312" w:lineRule="auto"/>
+      </w:pPr>
+      <w:r>
+        <w:rPr>
+          <w:b/>
+          <w:bCs/>
+          <w:sz w:val="22"/>
+          <w:szCs w:val="22"/>
+        </w:rPr>
+        <w:t xml:space="preserve">Sechs Umschaltblöcke </w:t>
+      </w:r>
+      <w:r>
+        <w:rPr>
+          <w:sz w:val="22"/>
+          <w:szCs w:val="22"/>
+        </w:rPr>
+        <w:t xml:space="preserve">— Wert ändern, Schalter umlegen.</w:t>
+      </w:r>
+    </w:p>
+    <w:p>
+      <w:pPr>
+        <w:spacing w:after="180" w:line="312" w:lineRule="auto"/>
+      </w:pPr>
+      <w:r>
+        <w:rPr>
+          <w:sz w:val="22"/>
+          <w:szCs w:val="22"/>
+        </w:rPr>
+        <w:t xml:space="preserve">Damit endet Teil II. Rückblickend war das ein kurzer Teil: Der ganze Klang dieses Buches steckt in zwei Befehlen, AUDIO_TONE und PLAYSOUND, plus AUDIO_NOISE für alles, was kein Ton ist. Mehr braucht man erstaunlich lange nicht.</w:t>
+      </w:r>
+    </w:p>
+    <w:p>
+      <w:pPr>
+        <w:pStyle w:val="Heading2"/>
+        <w:keepNext/>
+        <w:keepLines/>
+        <w:spacing w:after="120" w:before="280"/>
+      </w:pPr>
+      <w:r>
+        <w:t xml:space="preserve">Wenn etwas nicht geht</w:t>
+      </w:r>
+    </w:p>
+    <w:tbl>
+      <w:tblPr>
+        <w:tblW w:type="dxa" w:w="9026"/>
+        <w:tblBorders>
+          <w:top w:val="single" w:color="D0D0D0" w:sz="4"/>
+          <w:left w:val="single" w:color="D0D0D0" w:sz="4"/>
+          <w:bottom w:val="single" w:color="D0D0D0" w:sz="4"/>
+          <w:right w:val="single" w:color="D0D0D0" w:sz="4"/>
+          <w:insideH w:val="single" w:color="D0D0D0" w:sz="4"/>
+          <w:insideV w:val="single" w:color="D0D0D0" w:sz="4"/>
+        </w:tblBorders>
+      </w:tblPr>
+      <w:tblGrid>
+        <w:gridCol w:w="3400"/>
+        <w:gridCol w:w="5626"/>
+      </w:tblGrid>
+      <w:tr>
+        <w:trPr>
+          <w:cantSplit/>
+          <w:tblHeader/>
+        </w:trPr>
+        <w:tc>
+          <w:tcPr>
+            <w:tcW w:type="dxa" w:w="3400"/>
+            <w:shd w:fill="1B6CA8" w:val="clear"/>
+            <w:tcMar>
+              <w:top w:type="dxa" w:w="30"/>
+              <w:left w:type="dxa" w:w="90"/>
+              <w:bottom w:type="dxa" w:w="30"/>
+              <w:right w:type="dxa" w:w="90"/>
+            </w:tcMar>
+          </w:tcPr>
+          <w:p>
+            <w:pPr>
+              <w:spacing w:after="0" w:line="240" w:lineRule="auto"/>
+            </w:pPr>
+            <w:r>
+              <w:rPr>
+                <w:rFonts w:ascii="Arial" w:cs="Arial" w:eastAsia="Arial" w:hAnsi="Arial"/>
+                <w:b/>
+                <w:bCs/>
+                <w:color w:val="FFFFFF"/>
+                <w:sz w:val="19"/>
+                <w:szCs w:val="19"/>
+              </w:rPr>
+              <w:t xml:space="preserve">Was du merkst</w:t>
+            </w:r>
+          </w:p>
+        </w:tc>
+        <w:tc>
+          <w:tcPr>
+            <w:tcW w:type="dxa" w:w="5626"/>
+            <w:shd w:fill="1B6CA8" w:val="clear"/>
+            <w:tcMar>
+              <w:top w:type="dxa" w:w="30"/>
+              <w:left w:type="dxa" w:w="90"/>
+              <w:bottom w:type="dxa" w:w="30"/>
+              <w:right w:type="dxa" w:w="90"/>
+            </w:tcMar>
+          </w:tcPr>
+          <w:p>
+            <w:pPr>
+              <w:spacing w:after="0" w:line="240" w:lineRule="auto"/>
+            </w:pPr>
+            <w:r>
+              <w:rPr>
+                <w:rFonts w:ascii="Arial" w:cs="Arial" w:eastAsia="Arial" w:hAnsi="Arial"/>
+                <w:b/>
+                <w:bCs/>
+                <w:color w:val="FFFFFF"/>
+                <w:sz w:val="19"/>
+                <w:szCs w:val="19"/>
+              </w:rPr>
+              <w:t xml:space="preserve">Was meistens dahintersteckt</w:t>
+            </w:r>
+          </w:p>
+        </w:tc>
+      </w:tr>
+      <w:tr>
+        <w:trPr>
+          <w:cantSplit/>
+        </w:trPr>
+        <w:tc>
+          <w:tcPr>
+            <w:tcW w:type="dxa" w:w="3400"/>
+            <w:tcMar>
+              <w:top w:type="dxa" w:w="30"/>
+              <w:left w:type="dxa" w:w="90"/>
+              <w:bottom w:type="dxa" w:w="30"/>
+              <w:right w:type="dxa" w:w="90"/>
+            </w:tcMar>
+          </w:tcPr>
+          <w:p>
+            <w:pPr>
+              <w:spacing w:after="0" w:line="240" w:lineRule="auto"/>
+            </w:pPr>
+            <w:r>
+              <w:rPr>
+                <w:rFonts w:ascii="Arial" w:cs="Arial" w:eastAsia="Arial" w:hAnsi="Arial"/>
+                <w:color w:val="222222"/>
+                <w:sz w:val="19"/>
+                <w:szCs w:val="19"/>
+              </w:rPr>
+              <w:t xml:space="preserve">Die Taste schnarrt statt zu klingen</w:t>
+            </w:r>
+          </w:p>
+        </w:tc>
+        <w:tc>
+          <w:tcPr>
+            <w:tcW w:type="dxa" w:w="5626"/>
+            <w:tcMar>
+              <w:top w:type="dxa" w:w="30"/>
+              <w:left w:type="dxa" w:w="90"/>
+              <w:bottom w:type="dxa" w:w="30"/>
+              <w:right w:type="dxa" w:w="90"/>
+            </w:tcMar>
+          </w:tcPr>
+          <w:p>
+            <w:pPr>
+              <w:spacing w:after="0" w:line="240" w:lineRule="auto"/>
+            </w:pPr>
+            <w:r>
+              <w:rPr>
+                <w:rFonts w:ascii="Arial" w:cs="Arial" w:eastAsia="Arial" w:hAnsi="Arial"/>
+                <w:color w:val="222222"/>
+                <w:sz w:val="19"/>
+                <w:szCs w:val="19"/>
+              </w:rPr>
+              <w:t xml:space="preserve">KEYPRESSED statt KEYHIT beim Abspielen.</w:t>
+            </w:r>
+          </w:p>
+        </w:tc>
+      </w:tr>
+      <w:tr>
+        <w:trPr>
+          <w:cantSplit/>
+        </w:trPr>
+        <w:tc>
+          <w:tcPr>
+            <w:tcW w:type="dxa" w:w="3400"/>
+            <w:tcMar>
+              <w:top w:type="dxa" w:w="30"/>
+              <w:left w:type="dxa" w:w="90"/>
+              <w:bottom w:type="dxa" w:w="30"/>
+              <w:right w:type="dxa" w:w="90"/>
+            </w:tcMar>
+          </w:tcPr>
+          <w:p>
+            <w:pPr>
+              <w:spacing w:after="0" w:line="240" w:lineRule="auto"/>
+            </w:pPr>
+            <w:r>
+              <w:rPr>
+                <w:rFonts w:ascii="Arial" w:cs="Arial" w:eastAsia="Arial" w:hAnsi="Arial"/>
+                <w:color w:val="222222"/>
+                <w:sz w:val="19"/>
+                <w:szCs w:val="19"/>
+              </w:rPr>
+              <w:t xml:space="preserve">Die Taste leuchtet nur kurz auf</w:t>
+            </w:r>
+          </w:p>
+        </w:tc>
+        <w:tc>
+          <w:tcPr>
+            <w:tcW w:type="dxa" w:w="5626"/>
+            <w:tcMar>
+              <w:top w:type="dxa" w:w="30"/>
+              <w:left w:type="dxa" w:w="90"/>
+              <w:bottom w:type="dxa" w:w="30"/>
+              <w:right w:type="dxa" w:w="90"/>
+            </w:tcMar>
+          </w:tcPr>
+          <w:p>
+            <w:pPr>
+              <w:spacing w:after="0" w:line="240" w:lineRule="auto"/>
+            </w:pPr>
+            <w:r>
+              <w:rPr>
+                <w:rFonts w:ascii="Arial" w:cs="Arial" w:eastAsia="Arial" w:hAnsi="Arial"/>
+                <w:color w:val="222222"/>
+                <w:sz w:val="19"/>
+                <w:szCs w:val="19"/>
+              </w:rPr>
+              <w:t xml:space="preserve">KEYHIT statt KEYPRESSED beim Malen. Beides genau andersherum als beim Klang.</w:t>
+            </w:r>
+          </w:p>
+        </w:tc>
+      </w:tr>
+      <w:tr>
+        <w:trPr>
+          <w:cantSplit/>
+        </w:trPr>
+        <w:tc>
+          <w:tcPr>
+            <w:tcW w:type="dxa" w:w="3400"/>
+            <w:tcMar>
+              <w:top w:type="dxa" w:w="30"/>
+              <w:left w:type="dxa" w:w="90"/>
+              <w:bottom w:type="dxa" w:w="30"/>
+              <w:right w:type="dxa" w:w="90"/>
+            </w:tcMar>
+          </w:tcPr>
+          <w:p>
+            <w:pPr>
+              <w:spacing w:after="0" w:line="240" w:lineRule="auto"/>
+            </w:pPr>
+            <w:r>
+              <w:rPr>
+                <w:rFonts w:ascii="Arial" w:cs="Arial" w:eastAsia="Arial" w:hAnsi="Arial"/>
+                <w:color w:val="222222"/>
+                <w:sz w:val="19"/>
+                <w:szCs w:val="19"/>
+              </w:rPr>
+              <w:t xml:space="preserve">Nach dem Umschalten kommt kein Ton</w:t>
+            </w:r>
+          </w:p>
+        </w:tc>
+        <w:tc>
+          <w:tcPr>
+            <w:tcW w:type="dxa" w:w="5626"/>
+            <w:tcMar>
+              <w:top w:type="dxa" w:w="30"/>
+              <w:left w:type="dxa" w:w="90"/>
+              <w:bottom w:type="dxa" w:w="30"/>
+              <w:right w:type="dxa" w:w="90"/>
+            </w:tcMar>
+          </w:tcPr>
+          <w:p>
+            <w:pPr>
+              <w:spacing w:after="0" w:line="240" w:lineRule="auto"/>
+            </w:pPr>
+            <w:r>
+              <w:rPr>
+                <w:rFonts w:ascii="Arial" w:cs="Arial" w:eastAsia="Arial" w:hAnsi="Arial"/>
+                <w:color w:val="222222"/>
+                <w:sz w:val="19"/>
+                <w:szCs w:val="19"/>
+              </w:rPr>
+              <w:t xml:space="preserve">Der Schalter wird gesetzt, aber der Bau-Block steht hinter dem Abspielen. Er gehört an den Anfang der Schleife.</w:t>
+            </w:r>
+          </w:p>
+        </w:tc>
+      </w:tr>
+      <w:tr>
+        <w:trPr>
+          <w:cantSplit/>
+        </w:trPr>
+        <w:tc>
+          <w:tcPr>
+            <w:tcW w:type="dxa" w:w="3400"/>
+            <w:tcMar>
+              <w:top w:type="dxa" w:w="30"/>
+              <w:left w:type="dxa" w:w="90"/>
+              <w:bottom w:type="dxa" w:w="30"/>
+              <w:right w:type="dxa" w:w="90"/>
+            </w:tcMar>
+          </w:tcPr>
+          <w:p>
+            <w:pPr>
+              <w:spacing w:after="0" w:line="240" w:lineRule="auto"/>
+            </w:pPr>
+            <w:r>
+              <w:rPr>
+                <w:rFonts w:ascii="Arial" w:cs="Arial" w:eastAsia="Arial" w:hAnsi="Arial"/>
+                <w:color w:val="222222"/>
+                <w:sz w:val="19"/>
+                <w:szCs w:val="19"/>
+              </w:rPr>
+              <w:t xml:space="preserve">Das Instrument stockt nach einer Weile</w:t>
+            </w:r>
+          </w:p>
+        </w:tc>
+        <w:tc>
+          <w:tcPr>
+            <w:tcW w:type="dxa" w:w="5626"/>
+            <w:tcMar>
+              <w:top w:type="dxa" w:w="30"/>
+              <w:left w:type="dxa" w:w="90"/>
+              <w:bottom w:type="dxa" w:w="30"/>
+              <w:right w:type="dxa" w:w="90"/>
+            </w:tcMar>
+          </w:tcPr>
+          <w:p>
+            <w:pPr>
+              <w:spacing w:after="0" w:line="240" w:lineRule="auto"/>
+            </w:pPr>
+            <w:r>
+              <w:rPr>
+                <w:rFonts w:ascii="Arial" w:cs="Arial" w:eastAsia="Arial" w:hAnsi="Arial"/>
+                <w:color w:val="222222"/>
+                <w:sz w:val="19"/>
+                <w:szCs w:val="19"/>
+              </w:rPr>
+              <w:t xml:space="preserve">Der Bau-Block hat keinen Schalter und läuft in jedem Bild.</w:t>
+            </w:r>
+          </w:p>
+        </w:tc>
+      </w:tr>
+      <w:tr>
+        <w:trPr>
+          <w:cantSplit/>
+        </w:trPr>
+        <w:tc>
+          <w:tcPr>
+            <w:tcW w:type="dxa" w:w="3400"/>
+            <w:tcMar>
+              <w:top w:type="dxa" w:w="30"/>
+              <w:left w:type="dxa" w:w="90"/>
+              <w:bottom w:type="dxa" w:w="30"/>
+              <w:right w:type="dxa" w:w="90"/>
+            </w:tcMar>
+          </w:tcPr>
+          <w:p>
+            <w:pPr>
+              <w:spacing w:after="0" w:line="240" w:lineRule="auto"/>
+            </w:pPr>
+            <w:r>
+              <w:rPr>
+                <w:rFonts w:ascii="Arial" w:cs="Arial" w:eastAsia="Arial" w:hAnsi="Arial"/>
+                <w:color w:val="222222"/>
+                <w:sz w:val="19"/>
+                <w:szCs w:val="19"/>
+              </w:rPr>
+              <w:t xml:space="preserve">Zwei Tasten gleichzeitig gehen nicht</w:t>
+            </w:r>
+          </w:p>
+        </w:tc>
+        <w:tc>
+          <w:tcPr>
+            <w:tcW w:type="dxa" w:w="5626"/>
+            <w:tcMar>
+              <w:top w:type="dxa" w:w="30"/>
+              <w:left w:type="dxa" w:w="90"/>
+              <w:bottom w:type="dxa" w:w="30"/>
+              <w:right w:type="dxa" w:w="90"/>
+            </w:tcMar>
+          </w:tcPr>
+          <w:p>
+            <w:pPr>
+              <w:spacing w:after="0" w:line="240" w:lineRule="auto"/>
+            </w:pPr>
+            <w:r>
+              <w:rPr>
+                <w:rFonts w:ascii="Arial" w:cs="Arial" w:eastAsia="Arial" w:hAnsi="Arial"/>
+                <w:color w:val="222222"/>
+                <w:sz w:val="19"/>
+                <w:szCs w:val="19"/>
+              </w:rPr>
+              <w:t xml:space="preserve">Meist die Tastatur, nicht das Programm. Billige Tastaturen melden bestimmte Dreierkombinationen nicht.</w:t>
+            </w:r>
+          </w:p>
+        </w:tc>
+      </w:tr>
+      <w:tr>
+        <w:trPr>
+          <w:cantSplit/>
+        </w:trPr>
+        <w:tc>
+          <w:tcPr>
+            <w:tcW w:type="dxa" w:w="3400"/>
+            <w:tcMar>
+              <w:top w:type="dxa" w:w="30"/>
+              <w:left w:type="dxa" w:w="90"/>
+              <w:bottom w:type="dxa" w:w="30"/>
+              <w:right w:type="dxa" w:w="90"/>
+            </w:tcMar>
+          </w:tcPr>
+          <w:p>
+            <w:pPr>
+              <w:spacing w:after="0" w:line="240" w:lineRule="auto"/>
+            </w:pPr>
+            <w:r>
+              <w:rPr>
+                <w:rFonts w:ascii="Consolas" w:cs="Consolas" w:eastAsia="Consolas" w:hAnsi="Consolas"/>
+                <w:color w:val="222222"/>
+                <w:sz w:val="19"/>
+                <w:szCs w:val="19"/>
+              </w:rPr>
+              <w:t xml:space="preserve">Index ausserhalb</w:t>
+            </w:r>
+          </w:p>
+        </w:tc>
+        <w:tc>
+          <w:tcPr>
+            <w:tcW w:type="dxa" w:w="5626"/>
+            <w:tcMar>
+              <w:top w:type="dxa" w:w="30"/>
+              <w:left w:type="dxa" w:w="90"/>
+              <w:bottom w:type="dxa" w:w="30"/>
+              <w:right w:type="dxa" w:w="90"/>
+            </w:tcMar>
+          </w:tcPr>
+          <w:p>
+            <w:pPr>
+              <w:spacing w:after="0" w:line="240" w:lineRule="auto"/>
+            </w:pPr>
+            <w:r>
+              <w:rPr>
+                <w:rFonts w:ascii="Arial" w:cs="Arial" w:eastAsia="Arial" w:hAnsi="Arial"/>
+                <w:color w:val="222222"/>
+                <w:sz w:val="19"/>
+                <w:szCs w:val="19"/>
+              </w:rPr>
+              <w:t xml:space="preserve">Eine Schleife läuft bis 8 statt bis 7. Bei acht Fächern ist 7 das letzte.</w:t>
+            </w:r>
+          </w:p>
+        </w:tc>
+      </w:tr>
+    </w:tbl>
+    <w:p>
+      <w:pPr>
+        <w:spacing w:after="160"/>
+      </w:pPr>
+    </w:p>
+    <w:p>
+      <w:pPr>
+        <w:pStyle w:val="Heading2"/>
+        <w:keepNext/>
+        <w:keepLines/>
+        <w:spacing w:after="120" w:before="280"/>
+      </w:pPr>
+      <w:r>
+        <w:t xml:space="preserve">Aufgaben</w:t>
+      </w:r>
+    </w:p>
+    <w:p>
+      <w:pPr>
+        <w:pStyle w:val="ListParagraph"/>
+        <w:numPr>
+          <w:ilvl w:val="0"/>
+          <w:numId w:val="2"/>
+        </w:numPr>
+        <w:spacing w:after="100" w:line="312" w:lineRule="auto"/>
+      </w:pPr>
+      <w:r>
+        <w:rPr>
+          <w:sz w:val="22"/>
+          <w:szCs w:val="22"/>
+        </w:rPr>
+        <w:t xml:space="preserve">Beschrifte die Tasten zusätzlich mit den Notennamen c, d, e, f, g, a, h, c.</w:t>
+      </w:r>
+    </w:p>
+    <w:p>
+      <w:pPr>
+        <w:pStyle w:val="ListParagraph"/>
+        <w:numPr>
+          <w:ilvl w:val="0"/>
+          <w:numId w:val="2"/>
+        </w:numPr>
+        <w:spacing w:after="100" w:line="312" w:lineRule="auto"/>
+      </w:pPr>
+      <w:r>
+        <w:rPr>
+          <w:sz w:val="22"/>
+          <w:szCs w:val="22"/>
+        </w:rPr>
+        <w:t xml:space="preserve">Bau die schwarzen Tasten dazu: cis, dis, fis, gis, ais liegen bei 277, 311, 370, 415 und 466 Hertz. Leg sie auf W, E, T, Z und U.</w:t>
+      </w:r>
+    </w:p>
+    <w:p>
+      <w:pPr>
+        <w:pStyle w:val="ListParagraph"/>
+        <w:numPr>
+          <w:ilvl w:val="0"/>
+          <w:numId w:val="2"/>
+        </w:numPr>
+        <w:spacing w:after="100" w:line="312" w:lineRule="auto"/>
+      </w:pPr>
+      <w:r>
+        <w:rPr>
+          <w:sz w:val="22"/>
+          <w:szCs w:val="22"/>
+        </w:rPr>
+        <w:t xml:space="preserve">Lass die zuletzt gespielte Note groß in der Mitte stehen.</w:t>
+      </w:r>
+    </w:p>
+    <w:p>
+      <w:pPr>
+        <w:pStyle w:val="ListParagraph"/>
+        <w:numPr>
+          <w:ilvl w:val="0"/>
+          <w:numId w:val="2"/>
+        </w:numPr>
+        <w:spacing w:after="100" w:line="312" w:lineRule="auto"/>
+      </w:pPr>
+      <w:r>
+        <w:rPr>
+          <w:sz w:val="22"/>
+          <w:szCs w:val="22"/>
+        </w:rPr>
+        <w:t xml:space="preserve">Nimm auf, was gespielt wird: Schreib jede gedrückte Taste in ein Array und spiel die Folge auf Knopfdruck ab. Du brauchst dafür ein Array und einen Zähler — genau wie bei der Schlange.</w:t>
+      </w:r>
+    </w:p>
+    <w:p>
+      <w:pPr>
+        <w:pStyle w:val="ListParagraph"/>
+        <w:numPr>
+          <w:ilvl w:val="0"/>
+          <w:numId w:val="2"/>
+        </w:numPr>
+        <w:spacing w:after="100" w:line="312" w:lineRule="auto"/>
+      </w:pPr>
+      <w:r>
+        <w:rPr>
+          <w:sz w:val="22"/>
+          <w:szCs w:val="22"/>
+        </w:rPr>
+        <w:t xml:space="preserve">Gib jeder Taste eine eigene Farbe, die sich über den Regenbogen verteilt.</w:t>
+      </w:r>
+    </w:p>
+    <w:p>
+      <w:pPr>
+        <w:pStyle w:val="ListParagraph"/>
+        <w:numPr>
+          <w:ilvl w:val="0"/>
+          <w:numId w:val="2"/>
+        </w:numPr>
+        <w:spacing w:after="100" w:line="312" w:lineRule="auto"/>
+      </w:pPr>
+      <w:r>
+        <w:rPr>
+          <w:sz w:val="22"/>
+          <w:szCs w:val="22"/>
+        </w:rPr>
+        <w:t xml:space="preserve">Bau einen Metronom-Takt dazu: alle 500 Millisekunden ein kurzes Klicken aus AUDIO_NOISE.</w:t>
+      </w:r>
+    </w:p>
+    <w:p>
+      <w:pPr>
+        <w:spacing w:after="180" w:line="312" w:lineRule="auto"/>
+      </w:pPr>
+      <w:r>
+        <w:rPr>
+          <w:sz w:val="22"/>
+          <w:szCs w:val="22"/>
+        </w:rPr>
+        <w:t xml:space="preserve">Im nächsten Teil geht es um Ordnung. Deine Programme werden länger, und einiges darin steht inzwischen zweimal da — die beiden fast gleichen Schlägerblöcke in Pong etwa. Dagegen gibt es ein Mittel.</w:t>
       </w:r>
     </w:p>
     <w:sectPr>

--- a/buch-einstieg/buch/Drachenhauch-Einstieg.docx
+++ b/buch-einstieg/buch/Drachenhauch-Einstieg.docx
@@ -489,6 +489,87 @@
           <w:szCs w:val="22"/>
         </w:rPr>
         <w:t xml:space="preserve">	92</w:t>
+      </w:r>
+    </w:p>
+    <w:p>
+      <w:pPr>
+        <w:tabs>
+          <w:tab w:val="right" w:pos="9200" w:leader="dot"/>
+        </w:tabs>
+        <w:spacing w:after="40" w:before="120"/>
+        <w:ind/>
+      </w:pPr>
+      <w:r>
+        <w:rPr>
+          <w:b/>
+          <w:bCs/>
+          <w:color w:val="10507F"/>
+          <w:sz w:val="24"/>
+          <w:szCs w:val="24"/>
+        </w:rPr>
+        <w:t xml:space="preserve">Teil III — Ordnung schaffen</w:t>
+      </w:r>
+      <w:r>
+        <w:rPr>
+          <w:color w:val="555555"/>
+          <w:sz w:val="24"/>
+          <w:szCs w:val="24"/>
+        </w:rPr>
+        <w:t xml:space="preserve">	96</w:t>
+      </w:r>
+    </w:p>
+    <w:p>
+      <w:pPr>
+        <w:tabs>
+          <w:tab w:val="right" w:pos="9200" w:leader="dot"/>
+        </w:tabs>
+        <w:spacing w:after="20" w:before="0"/>
+        <w:ind w:left="280"/>
+      </w:pPr>
+      <w:r>
+        <w:rPr>
+          <w:b w:val="false"/>
+          <w:bCs w:val="false"/>
+          <w:color w:val="222222"/>
+          <w:sz w:val="22"/>
+          <w:szCs w:val="22"/>
+        </w:rPr>
+        <w:t xml:space="preserve">Eigene Befehle</w:t>
+      </w:r>
+      <w:r>
+        <w:rPr>
+          <w:color w:val="555555"/>
+          <w:sz w:val="22"/>
+          <w:szCs w:val="22"/>
+        </w:rPr>
+        <w:t xml:space="preserve">	97</w:t>
+      </w:r>
+    </w:p>
+    <w:p>
+      <w:pPr>
+        <w:tabs>
+          <w:tab w:val="right" w:pos="9200" w:leader="dot"/>
+        </w:tabs>
+        <w:spacing w:after="20" w:before="0"/>
+        <w:ind w:left="280"/>
+      </w:pPr>
+      <w:r>
+        <w:rPr>
+          <w:b w:val="false"/>
+          <w:bCs w:val="false"/>
+          <w:color w:val="222222"/>
+          <w:sz w:val="22"/>
+          <w:szCs w:val="22"/>
+        </w:rPr>
+        <w:t xml:space="preserve">Arrays können mehr</w:t>
+      </w:r>
+      <w:r>
+        <w:rPr>
+          <w:color w:val="555555"/>
+          <w:sz w:val="22"/>
+          <w:szCs w:val="22"/>
+        </w:rPr>
+        <w:t xml:space="preserve">	104</w:t>
       </w:r>
     </w:p>
     <w:p>
@@ -35564,6 +35645,5199 @@
           <w:szCs w:val="22"/>
         </w:rPr>
         <w:t xml:space="preserve">Im nächsten Teil geht es um Ordnung. Deine Programme werden länger, und einiges darin steht inzwischen zweimal da — die beiden fast gleichen Schlägerblöcke in Pong etwa. Dagegen gibt es ein Mittel.</w:t>
+      </w:r>
+    </w:p>
+    <w:p>
+      <w:pPr>
+        <w:pageBreakBefore/>
+        <w:spacing w:after="200" w:before="2600"/>
+        <w:jc w:val="center"/>
+      </w:pPr>
+      <w:r>
+        <w:rPr>
+          <w:b/>
+          <w:bCs/>
+          <w:color w:val="10507F"/>
+          <w:sz w:val="52"/>
+          <w:szCs w:val="52"/>
+        </w:rPr>
+        <w:t xml:space="preserve">Teil III — Ordnung schaffen</w:t>
+      </w:r>
+    </w:p>
+    <w:p>
+      <w:pPr>
+        <w:pStyle w:val="Heading1"/>
+        <w:keepNext/>
+        <w:keepLines/>
+        <w:pageBreakBefore/>
+        <w:pBdr>
+          <w:bottom w:val="single" w:color="1B6CA8" w:sz="12" w:space="4"/>
+        </w:pBdr>
+        <w:spacing w:after="160" w:before="0"/>
+      </w:pPr>
+      <w:r>
+        <w:t xml:space="preserve">Eigene Befehle</w:t>
+      </w:r>
+    </w:p>
+    <w:p>
+      <w:pPr>
+        <w:spacing w:after="180" w:line="312" w:lineRule="auto"/>
+      </w:pPr>
+      <w:r>
+        <w:rPr>
+          <w:sz w:val="22"/>
+          <w:szCs w:val="22"/>
+        </w:rPr>
+        <w:t xml:space="preserve">Deine Programme sind länger geworden. Pong hat achtzig Zeilen, Snake fast hundert, das Instrument ebenfalls. Und an ein paar Stellen steht inzwischen fast dasselbe zweimal da.</w:t>
+      </w:r>
+    </w:p>
+    <w:p>
+      <w:pPr>
+        <w:spacing w:after="180" w:line="312" w:lineRule="auto"/>
+      </w:pPr>
+      <w:r>
+        <w:rPr>
+          <w:sz w:val="22"/>
+          <w:szCs w:val="22"/>
+        </w:rPr>
+        <w:t xml:space="preserve">In Pong etwa: zwei Blöcke für die Trefferprüfung, links und rechts, Zeichen für Zeichen gleich bis auf die Zahlen. Das ist nicht nur unschön. Wer die Regel ändern will — etwa den Abprallwinkel —, muss daran denken, es an beiden Stellen zu tun. Und irgendwann denkt niemand mehr daran.</w:t>
+      </w:r>
+    </w:p>
+    <w:p>
+      <w:pPr>
+        <w:spacing w:after="180" w:line="312" w:lineRule="auto"/>
+      </w:pPr>
+      <w:r>
+        <w:rPr>
+          <w:sz w:val="22"/>
+          <w:szCs w:val="22"/>
+        </w:rPr>
+        <w:t xml:space="preserve">Dieses Kapitel bringt das Mittel dagegen: Du darfst dir eigene Befehle bauen.</w:t>
+      </w:r>
+    </w:p>
+    <w:p>
+      <w:pPr>
+        <w:pStyle w:val="Heading2"/>
+        <w:keepNext/>
+        <w:keepLines/>
+        <w:spacing w:after="120" w:before="280"/>
+      </w:pPr>
+      <w:r>
+        <w:t xml:space="preserve">Ein Baum</w:t>
+      </w:r>
+    </w:p>
+    <w:p>
+      <w:pPr>
+        <w:keepLines/>
+        <w:pBdr>
+          <w:left w:val="single" w:color="1B6CA8" w:sz="18" w:space="6"/>
+        </w:pBdr>
+        <w:shd w:fill="F4F4F4" w:val="clear"/>
+        <w:spacing w:after="200" w:before="100" w:line="264" w:lineRule="auto"/>
+        <w:ind w:left="140"/>
+      </w:pPr>
+      <w:r>
+        <w:rPr>
+          <w:rFonts w:ascii="Consolas" w:cs="Consolas" w:eastAsia="Consolas" w:hAnsi="Consolas"/>
+          <w:sz w:val="19"/>
+          <w:szCs w:val="19"/>
+        </w:rPr>
+        <w:t xml:space="preserve">SUB baum(x AS INTEGER, y AS INTEGER, groesse AS INTEGER)</w:t>
+      </w:r>
+      <w:r>
+        <w:rPr>
+          <w:rFonts w:ascii="Consolas" w:cs="Consolas" w:eastAsia="Consolas" w:hAnsi="Consolas"/>
+          <w:sz w:val="19"/>
+          <w:szCs w:val="19"/>
+        </w:rPr>
+        <w:br/>
+        <w:t xml:space="preserve">    DIM halb AS FLOAT</w:t>
+      </w:r>
+      <w:r>
+        <w:rPr>
+          <w:rFonts w:ascii="Consolas" w:cs="Consolas" w:eastAsia="Consolas" w:hAnsi="Consolas"/>
+          <w:sz w:val="19"/>
+          <w:szCs w:val="19"/>
+        </w:rPr>
+        <w:br/>
+        <w:t xml:space="preserve">    halb = groesse / 10</w:t>
+      </w:r>
+      <w:r>
+        <w:rPr>
+          <w:rFonts w:ascii="Consolas" w:cs="Consolas" w:eastAsia="Consolas" w:hAnsi="Consolas"/>
+          <w:sz w:val="19"/>
+          <w:szCs w:val="19"/>
+        </w:rPr>
+        <w:br/>
+        <w:t xml:space="preserve">    BOX(x - halb, y - groesse, x + halb, y, RGB(95, 65, 45))</w:t>
+      </w:r>
+      <w:r>
+        <w:rPr>
+          <w:rFonts w:ascii="Consolas" w:cs="Consolas" w:eastAsia="Consolas" w:hAnsi="Consolas"/>
+          <w:sz w:val="19"/>
+          <w:szCs w:val="19"/>
+        </w:rPr>
+        <w:br/>
+        <w:t xml:space="preserve">    CIRCLE(x, y - groesse, groesse / 2, RGB(55, 145, 75))</w:t>
+      </w:r>
+      <w:r>
+        <w:rPr>
+          <w:rFonts w:ascii="Consolas" w:cs="Consolas" w:eastAsia="Consolas" w:hAnsi="Consolas"/>
+          <w:sz w:val="19"/>
+          <w:szCs w:val="19"/>
+        </w:rPr>
+        <w:br/>
+        <w:t xml:space="preserve">END SUB</w:t>
+      </w:r>
+    </w:p>
+    <w:p>
+      <w:pPr>
+        <w:spacing w:after="180" w:line="312" w:lineRule="auto"/>
+      </w:pPr>
+      <w:r>
+        <w:rPr>
+          <w:sz w:val="22"/>
+          <w:szCs w:val="22"/>
+        </w:rPr>
+        <w:t xml:space="preserve">Das ist ein eigener Befehl. Ab jetzt gibt es neben CIRCLE, BOX und TEXT auch baum — und er wird genauso benutzt:</w:t>
+      </w:r>
+    </w:p>
+    <w:p>
+      <w:pPr>
+        <w:keepLines/>
+        <w:pBdr>
+          <w:left w:val="single" w:color="1B6CA8" w:sz="18" w:space="6"/>
+        </w:pBdr>
+        <w:shd w:fill="F4F4F4" w:val="clear"/>
+        <w:spacing w:after="200" w:before="100" w:line="264" w:lineRule="auto"/>
+        <w:ind w:left="140"/>
+      </w:pPr>
+      <w:r>
+        <w:rPr>
+          <w:rFonts w:ascii="Consolas" w:cs="Consolas" w:eastAsia="Consolas" w:hAnsi="Consolas"/>
+          <w:sz w:val="19"/>
+          <w:szCs w:val="19"/>
+        </w:rPr>
+        <w:t xml:space="preserve">baum(320, 340, 140)</w:t>
+      </w:r>
+    </w:p>
+    <w:p>
+      <w:pPr>
+        <w:keepNext/>
+        <w:spacing w:after="40" w:before="160"/>
+        <w:jc w:val="center"/>
+      </w:pPr>
+      <w:r>
+        <w:drawing>
+          <wp:inline distT="0" distB="0" distL="0" distR="0">
+            <wp:extent cx="4191000" cy="2619375"/>
+            <wp:effectExtent t="0" r="0" b="0" l="0"/>
+            <wp:docPr id="1" name="kap13_1_baum.png" descr="Ein Stamm, eine Krone. Und ein Befehl, den es vorher nicht gab." title="Ein Stamm, eine Krone. Und ein Befehl, den es vorher nicht gab."/>
+            <wp:cNvGraphicFramePr>
+              <a:graphicFrameLocks xmlns:a="http://schemas.openxmlformats.org/drawingml/2006/main" noChangeAspect="1"/>
+            </wp:cNvGraphicFramePr>
+            <a:graphic xmlns:a="http://schemas.openxmlformats.org/drawingml/2006/main">
+              <a:graphicData uri="http://schemas.openxmlformats.org/drawingml/2006/picture">
+                <pic:pic xmlns:pic="http://schemas.openxmlformats.org/drawingml/2006/picture">
+                  <pic:nvPicPr>
+                    <pic:cNvPr id="0" name="" descr=""/>
+                    <pic:cNvPicPr>
+                      <a:picLocks noChangeAspect="1" noChangeArrowheads="1"/>
+                    </pic:cNvPicPr>
+                  </pic:nvPicPr>
+                  <pic:blipFill>
+                    <a:blip r:embed="rId45" cstate="none"/>
+                    <a:srcRect/>
+                    <a:stretch>
+                      <a:fillRect/>
+                    </a:stretch>
+                  </pic:blipFill>
+                  <pic:spPr bwMode="auto">
+                    <a:xfrm>
+                      <a:off x="0" y="0"/>
+                      <a:ext cx="4191000" cy="2619375"/>
+                    </a:xfrm>
+                    <a:prstGeom prst="rect">
+                      <a:avLst/>
+                    </a:prstGeom>
+                  </pic:spPr>
+                </pic:pic>
+              </a:graphicData>
+            </a:graphic>
+          </wp:inline>
+        </w:drawing>
+      </w:r>
+    </w:p>
+    <w:p>
+      <w:pPr>
+        <w:spacing w:after="200"/>
+        <w:jc w:val="center"/>
+      </w:pPr>
+      <w:r>
+        <w:rPr>
+          <w:i/>
+          <w:iCs/>
+          <w:color w:val="6A6A6A"/>
+          <w:sz w:val="18"/>
+          <w:szCs w:val="18"/>
+        </w:rPr>
+        <w:t xml:space="preserve">Ein Stamm, eine Krone. Und ein Befehl, den es vorher nicht gab.</w:t>
+      </w:r>
+    </w:p>
+    <w:p>
+      <w:pPr>
+        <w:pStyle w:val="Heading2"/>
+        <w:keepNext/>
+        <w:keepLines/>
+        <w:spacing w:after="120" w:before="280"/>
+      </w:pPr>
+      <w:r>
+        <w:t xml:space="preserve">Zeile für Zeile</w:t>
+      </w:r>
+    </w:p>
+    <w:p>
+      <w:pPr>
+        <w:spacing w:after="180" w:line="312" w:lineRule="auto"/>
+      </w:pPr>
+      <w:r>
+        <w:rPr>
+          <w:rFonts w:ascii="Consolas" w:cs="Consolas" w:eastAsia="Consolas" w:hAnsi="Consolas"/>
+          <w:color w:val="335577"/>
+          <w:sz w:val="21"/>
+          <w:szCs w:val="21"/>
+        </w:rPr>
+        <w:t xml:space="preserve">SUB</w:t>
+      </w:r>
+      <w:r>
+        <w:rPr>
+          <w:sz w:val="22"/>
+          <w:szCs w:val="22"/>
+        </w:rPr>
+        <w:t xml:space="preserve"> leitet einen eigenen Befehl ein — das Wort kommt von „subroutine“, also Unterprogramm. Dahinter steht der Name, den du frei wählst, und in Klammern, was der Befehl an Angaben braucht.</w:t>
+      </w:r>
+    </w:p>
+    <w:p>
+      <w:pPr>
+        <w:spacing w:after="180" w:line="312" w:lineRule="auto"/>
+      </w:pPr>
+      <w:r>
+        <w:rPr>
+          <w:rFonts w:ascii="Consolas" w:cs="Consolas" w:eastAsia="Consolas" w:hAnsi="Consolas"/>
+          <w:color w:val="335577"/>
+          <w:sz w:val="21"/>
+          <w:szCs w:val="21"/>
+        </w:rPr>
+        <w:t xml:space="preserve">x AS INTEGER</w:t>
+      </w:r>
+      <w:r>
+        <w:rPr>
+          <w:sz w:val="22"/>
+          <w:szCs w:val="22"/>
+        </w:rPr>
+        <w:t xml:space="preserve"> ist so eine Angabe, ein Parameter. Sie sieht aus wie eine DIM-Zeile, und genau so verhält sie sich: Innerhalb des Befehls gibt es einen Karton namens </w:t>
+      </w:r>
+      <w:r>
+        <w:rPr>
+          <w:rFonts w:ascii="Consolas" w:cs="Consolas" w:eastAsia="Consolas" w:hAnsi="Consolas"/>
+          <w:color w:val="335577"/>
+          <w:sz w:val="21"/>
+          <w:szCs w:val="21"/>
+        </w:rPr>
+        <w:t xml:space="preserve">x</w:t>
+      </w:r>
+      <w:r>
+        <w:rPr>
+          <w:sz w:val="22"/>
+          <w:szCs w:val="22"/>
+        </w:rPr>
+        <w:t xml:space="preserve">, und beim Aufruf legt jemand etwas hinein.</w:t>
+      </w:r>
+    </w:p>
+    <w:p>
+      <w:pPr>
+        <w:spacing w:after="180" w:line="312" w:lineRule="auto"/>
+      </w:pPr>
+      <w:r>
+        <w:rPr>
+          <w:rFonts w:ascii="Consolas" w:cs="Consolas" w:eastAsia="Consolas" w:hAnsi="Consolas"/>
+          <w:color w:val="335577"/>
+          <w:sz w:val="21"/>
+          <w:szCs w:val="21"/>
+        </w:rPr>
+        <w:t xml:space="preserve">END SUB</w:t>
+      </w:r>
+      <w:r>
+        <w:rPr>
+          <w:sz w:val="22"/>
+          <w:szCs w:val="22"/>
+        </w:rPr>
+        <w:t xml:space="preserve"> schließt den Befehl ab, so wie </w:t>
+      </w:r>
+      <w:r>
+        <w:rPr>
+          <w:rFonts w:ascii="Consolas" w:cs="Consolas" w:eastAsia="Consolas" w:hAnsi="Consolas"/>
+          <w:color w:val="335577"/>
+          <w:sz w:val="21"/>
+          <w:szCs w:val="21"/>
+        </w:rPr>
+        <w:t xml:space="preserve">NEXT</w:t>
+      </w:r>
+      <w:r>
+        <w:rPr>
+          <w:sz w:val="22"/>
+          <w:szCs w:val="22"/>
+        </w:rPr>
+        <w:t xml:space="preserve"> eine Schleife schließt. Alles dazwischen ist das, was er tut.</w:t>
+      </w:r>
+    </w:p>
+    <w:p>
+      <w:pPr>
+        <w:spacing w:after="180" w:line="312" w:lineRule="auto"/>
+      </w:pPr>
+      <w:r>
+        <w:rPr>
+          <w:sz w:val="22"/>
+          <w:szCs w:val="22"/>
+        </w:rPr>
+        <w:t xml:space="preserve">Der Aufruf </w:t>
+      </w:r>
+      <w:r>
+        <w:rPr>
+          <w:rFonts w:ascii="Consolas" w:cs="Consolas" w:eastAsia="Consolas" w:hAnsi="Consolas"/>
+          <w:color w:val="335577"/>
+          <w:sz w:val="21"/>
+          <w:szCs w:val="21"/>
+        </w:rPr>
+        <w:t xml:space="preserve">baum(320, 340, 140)</w:t>
+      </w:r>
+      <w:r>
+        <w:rPr>
+          <w:sz w:val="22"/>
+          <w:szCs w:val="22"/>
+        </w:rPr>
+        <w:t xml:space="preserve"> legt 320 in x, 340 in y und 140 in groesse — der Reihe nach. Danach laufen die beiden Malzeilen mit diesen Werten, und danach geht es hinter dem Aufruf weiter.</w:t>
+      </w:r>
+    </w:p>
+    <w:p>
+      <w:pPr>
+        <w:spacing w:after="180" w:line="312" w:lineRule="auto"/>
+      </w:pPr>
+      <w:r>
+        <w:rPr>
+          <w:sz w:val="22"/>
+          <w:szCs w:val="22"/>
+        </w:rPr>
+        <w:t xml:space="preserve">Die zwei Malzeilen sind unspektakulär: ein schmales braunes Rechteck als Stamm, ein grüner Kreis als Krone. Bemerkenswert ist nur, dass beide mit groesse rechnen und nicht mit festen Zahlen — der Stamm ist ein Fünftel der Höhe breit, die Krone halb so groß wie der Baum hoch ist. Deshalb ist ein kleiner Baum kein abgeschnittener großer, sondern ein richtiger kleiner.</w:t>
+      </w:r>
+    </w:p>
+    <w:p>
+      <w:pPr>
+        <w:pStyle w:val="Heading2"/>
+        <w:keepNext/>
+        <w:keepLines/>
+        <w:spacing w:after="120" w:before="280"/>
+      </w:pPr>
+      <w:r>
+        <w:t xml:space="preserve">Und jetzt sechsundzwanzig davon</w:t>
+      </w:r>
+    </w:p>
+    <w:p>
+      <w:pPr>
+        <w:keepLines/>
+        <w:pBdr>
+          <w:left w:val="single" w:color="1B6CA8" w:sz="18" w:space="6"/>
+        </w:pBdr>
+        <w:shd w:fill="F4F4F4" w:val="clear"/>
+        <w:spacing w:after="200" w:before="100" w:line="264" w:lineRule="auto"/>
+        <w:ind w:left="140"/>
+      </w:pPr>
+      <w:r>
+        <w:rPr>
+          <w:rFonts w:ascii="Consolas" w:cs="Consolas" w:eastAsia="Consolas" w:hAnsi="Consolas"/>
+          <w:sz w:val="19"/>
+          <w:szCs w:val="19"/>
+        </w:rPr>
+        <w:t xml:space="preserve">FOR i = 0 TO 25</w:t>
+      </w:r>
+      <w:r>
+        <w:rPr>
+          <w:rFonts w:ascii="Consolas" w:cs="Consolas" w:eastAsia="Consolas" w:hAnsi="Consolas"/>
+          <w:sz w:val="19"/>
+          <w:szCs w:val="19"/>
+        </w:rPr>
+        <w:br/>
+        <w:t xml:space="preserve">    baum(RANDINT(10, 630), RANDINT(260, 395), RANDINT(35, 95))</w:t>
+      </w:r>
+      <w:r>
+        <w:rPr>
+          <w:rFonts w:ascii="Consolas" w:cs="Consolas" w:eastAsia="Consolas" w:hAnsi="Consolas"/>
+          <w:sz w:val="19"/>
+          <w:szCs w:val="19"/>
+        </w:rPr>
+        <w:br/>
+        <w:t xml:space="preserve">NEXT</w:t>
+      </w:r>
+    </w:p>
+    <w:p>
+      <w:pPr>
+        <w:keepNext/>
+        <w:spacing w:after="40" w:before="160"/>
+        <w:jc w:val="center"/>
+      </w:pPr>
+      <w:r>
+        <w:drawing>
+          <wp:inline distT="0" distB="0" distL="0" distR="0">
+            <wp:extent cx="4191000" cy="2619375"/>
+            <wp:effectExtent t="0" r="0" b="0" l="0"/>
+            <wp:docPr id="1" name="kap13_2_wald.png" descr="Ein Wald. Drei Zeilen, wenn man den Baum schon hat." title="Ein Wald. Drei Zeilen, wenn man den Baum schon hat."/>
+            <wp:cNvGraphicFramePr>
+              <a:graphicFrameLocks xmlns:a="http://schemas.openxmlformats.org/drawingml/2006/main" noChangeAspect="1"/>
+            </wp:cNvGraphicFramePr>
+            <a:graphic xmlns:a="http://schemas.openxmlformats.org/drawingml/2006/main">
+              <a:graphicData uri="http://schemas.openxmlformats.org/drawingml/2006/picture">
+                <pic:pic xmlns:pic="http://schemas.openxmlformats.org/drawingml/2006/picture">
+                  <pic:nvPicPr>
+                    <pic:cNvPr id="0" name="" descr=""/>
+                    <pic:cNvPicPr>
+                      <a:picLocks noChangeAspect="1" noChangeArrowheads="1"/>
+                    </pic:cNvPicPr>
+                  </pic:nvPicPr>
+                  <pic:blipFill>
+                    <a:blip r:embed="rId46" cstate="none"/>
+                    <a:srcRect/>
+                    <a:stretch>
+                      <a:fillRect/>
+                    </a:stretch>
+                  </pic:blipFill>
+                  <pic:spPr bwMode="auto">
+                    <a:xfrm>
+                      <a:off x="0" y="0"/>
+                      <a:ext cx="4191000" cy="2619375"/>
+                    </a:xfrm>
+                    <a:prstGeom prst="rect">
+                      <a:avLst/>
+                    </a:prstGeom>
+                  </pic:spPr>
+                </pic:pic>
+              </a:graphicData>
+            </a:graphic>
+          </wp:inline>
+        </w:drawing>
+      </w:r>
+    </w:p>
+    <w:p>
+      <w:pPr>
+        <w:spacing w:after="200"/>
+        <w:jc w:val="center"/>
+      </w:pPr>
+      <w:r>
+        <w:rPr>
+          <w:i/>
+          <w:iCs/>
+          <w:color w:val="6A6A6A"/>
+          <w:sz w:val="18"/>
+          <w:szCs w:val="18"/>
+        </w:rPr>
+        <w:t xml:space="preserve">Ein Wald. Drei Zeilen, wenn man den Baum schon hat.</w:t>
+      </w:r>
+    </w:p>
+    <w:p>
+      <w:pPr>
+        <w:spacing w:after="180" w:line="312" w:lineRule="auto"/>
+      </w:pPr>
+      <w:r>
+        <w:rPr>
+          <w:sz w:val="22"/>
+          <w:szCs w:val="22"/>
+        </w:rPr>
+        <w:t xml:space="preserve">Das ist der Moment, für den dieses Kapitel da ist. Sechsundzwanzig Bäume, jeder an anderer Stelle und in anderer Größe — und der Aufwand dafür war eine einzige Zeile, weil das Malen eines Baums schon woanders steht.</w:t>
+      </w:r>
+    </w:p>
+    <w:p>
+      <w:pPr>
+        <w:spacing w:after="180" w:line="312" w:lineRule="auto"/>
+      </w:pPr>
+      <w:r>
+        <w:rPr>
+          <w:sz w:val="22"/>
+          <w:szCs w:val="22"/>
+        </w:rPr>
+        <w:t xml:space="preserve">Die y-Werte liegen zwischen 260 und 395, also über die Wiese verteilt. Dadurch stehen weiter unten gemalte Bäume weiter vorn und überdecken die dahinter. Ein Tiefeneindruck aus nichts als der Reihenfolge — Kapitel 3 hatte schon gesagt, dass später Gemaltes über früherem liegt.</w:t>
+      </w:r>
+    </w:p>
+    <w:p>
+      <w:pPr>
+        <w:spacing w:before="60"/>
+      </w:pPr>
+    </w:p>
+    <w:tbl>
+      <w:tblPr>
+        <w:tblW w:type="dxa" w:w="9026"/>
+        <w:tblBorders>
+          <w:top w:val="single" w:color="auto" w:sz="4"/>
+          <w:left w:val="single" w:color="auto" w:sz="4"/>
+          <w:bottom w:val="single" w:color="auto" w:sz="4"/>
+          <w:right w:val="single" w:color="auto" w:sz="4"/>
+          <w:insideH w:val="single" w:color="auto" w:sz="4"/>
+          <w:insideV w:val="single" w:color="auto" w:sz="4"/>
+        </w:tblBorders>
+      </w:tblPr>
+      <w:tblGrid>
+        <w:gridCol w:w="9026"/>
+      </w:tblGrid>
+      <w:tr>
+        <w:trPr>
+          <w:cantSplit/>
+        </w:trPr>
+        <w:tc>
+          <w:tcPr>
+            <w:tcW w:type="dxa" w:w="9026"/>
+            <w:tcBorders>
+              <w:top w:val="single" w:color="9CC8E6" w:sz="6"/>
+              <w:left w:val="single" w:color="9CC8E6" w:sz="6"/>
+              <w:bottom w:val="single" w:color="9CC8E6" w:sz="6"/>
+              <w:right w:val="single" w:color="9CC8E6" w:sz="6"/>
+            </w:tcBorders>
+            <w:shd w:fill="E7F2FA" w:val="clear"/>
+            <w:tcMar>
+              <w:top w:type="dxa" w:w="140"/>
+              <w:left w:type="dxa" w:w="180"/>
+              <w:bottom w:type="dxa" w:w="140"/>
+              <w:right w:type="dxa" w:w="180"/>
+            </w:tcMar>
+          </w:tcPr>
+          <w:p>
+            <w:pPr>
+              <w:spacing w:after="40"/>
+            </w:pPr>
+            <w:r>
+              <w:rPr>
+                <w:b/>
+                <w:bCs/>
+                <w:color w:val="1B6CA8"/>
+                <w:sz w:val="22"/>
+                <w:szCs w:val="22"/>
+              </w:rPr>
+              <w:t xml:space="preserve">Ein Baum, viele Wälder</w:t>
+            </w:r>
+          </w:p>
+          <w:p>
+            <w:pPr>
+              <w:spacing w:after="0" w:line="312" w:lineRule="auto"/>
+            </w:pPr>
+            <w:r>
+              <w:rPr>
+                <w:sz w:val="22"/>
+                <w:szCs w:val="22"/>
+              </w:rPr>
+              <w:t xml:space="preserve">Ändere jetzt die zwei Zeilen im SUB — mach die Krone dreieckig, gib ihr eine zweite kleinere darüber, färb den Stamm anders. Alle sechsundzwanzig Bäume ändern sich mit. DAS ist der eigentliche Gewinn, nicht die gesparten Zeilen.</w:t>
+            </w:r>
+          </w:p>
+        </w:tc>
+      </w:tr>
+    </w:tbl>
+    <w:p>
+      <w:pPr>
+        <w:spacing w:after="160"/>
+      </w:pPr>
+    </w:p>
+    <w:p>
+      <w:pPr>
+        <w:pStyle w:val="Heading2"/>
+        <w:keepNext/>
+        <w:keepLines/>
+        <w:spacing w:after="120" w:before="280"/>
+      </w:pPr>
+      <w:r>
+        <w:t xml:space="preserve">Ein Befehl, der etwas zurückgibt</w:t>
+      </w:r>
+    </w:p>
+    <w:p>
+      <w:pPr>
+        <w:spacing w:after="180" w:line="312" w:lineRule="auto"/>
+      </w:pPr>
+      <w:r>
+        <w:rPr>
+          <w:sz w:val="22"/>
+          <w:szCs w:val="22"/>
+        </w:rPr>
+        <w:t xml:space="preserve">Manchmal soll ein eigener Befehl nichts malen, sondern etwas ausrechnen und das Ergebnis herausgeben. Dafür gibt es die zweite Sorte:</w:t>
+      </w:r>
+    </w:p>
+    <w:p>
+      <w:pPr>
+        <w:keepLines/>
+        <w:pBdr>
+          <w:left w:val="single" w:color="1B6CA8" w:sz="18" w:space="6"/>
+        </w:pBdr>
+        <w:shd w:fill="F4F4F4" w:val="clear"/>
+        <w:spacing w:after="200" w:before="100" w:line="264" w:lineRule="auto"/>
+        <w:ind w:left="140"/>
+      </w:pPr>
+      <w:r>
+        <w:rPr>
+          <w:rFonts w:ascii="Consolas" w:cs="Consolas" w:eastAsia="Consolas" w:hAnsi="Consolas"/>
+          <w:sz w:val="19"/>
+          <w:szCs w:val="19"/>
+        </w:rPr>
+        <w:t xml:space="preserve">FUNCTION abstand(x1 AS FLOAT, y1 AS FLOAT, _</w:t>
+      </w:r>
+      <w:r>
+        <w:rPr>
+          <w:rFonts w:ascii="Consolas" w:cs="Consolas" w:eastAsia="Consolas" w:hAnsi="Consolas"/>
+          <w:sz w:val="19"/>
+          <w:szCs w:val="19"/>
+        </w:rPr>
+        <w:br/>
+        <w:t xml:space="preserve">                 x2 AS FLOAT, y2 AS FLOAT) AS FLOAT</w:t>
+      </w:r>
+      <w:r>
+        <w:rPr>
+          <w:rFonts w:ascii="Consolas" w:cs="Consolas" w:eastAsia="Consolas" w:hAnsi="Consolas"/>
+          <w:sz w:val="19"/>
+          <w:szCs w:val="19"/>
+        </w:rPr>
+        <w:br/>
+        <w:t xml:space="preserve">    RETURN SQR((x2 - x1) * (x2 - x1) + (y2 - y1) * (y2 - y1))</w:t>
+      </w:r>
+      <w:r>
+        <w:rPr>
+          <w:rFonts w:ascii="Consolas" w:cs="Consolas" w:eastAsia="Consolas" w:hAnsi="Consolas"/>
+          <w:sz w:val="19"/>
+          <w:szCs w:val="19"/>
+        </w:rPr>
+        <w:br/>
+        <w:t xml:space="preserve">END FUNCTION</w:t>
+      </w:r>
+    </w:p>
+    <w:p>
+      <w:pPr>
+        <w:spacing w:after="180" w:line="312" w:lineRule="auto"/>
+      </w:pPr>
+      <w:r>
+        <w:rPr>
+          <w:sz w:val="22"/>
+          <w:szCs w:val="22"/>
+        </w:rPr>
+        <w:t xml:space="preserve">Der Unterstrich am Ende der ersten Zeile heißt: hier geht es unten weiter. Praktisch, wenn eine Aufzählung zu lang für eine Zeile wird — und in einem Buch mit schmalen Spalten öfter nötig als sonst.</w:t>
+      </w:r>
+    </w:p>
+    <w:p>
+      <w:pPr>
+        <w:spacing w:after="180" w:line="312" w:lineRule="auto"/>
+      </w:pPr>
+      <w:r>
+        <w:rPr>
+          <w:sz w:val="22"/>
+          <w:szCs w:val="22"/>
+        </w:rPr>
+        <w:t xml:space="preserve">Drei Unterschiede zum SUB. Es heißt </w:t>
+      </w:r>
+      <w:r>
+        <w:rPr>
+          <w:rFonts w:ascii="Consolas" w:cs="Consolas" w:eastAsia="Consolas" w:hAnsi="Consolas"/>
+          <w:color w:val="335577"/>
+          <w:sz w:val="21"/>
+          <w:szCs w:val="21"/>
+        </w:rPr>
+        <w:t xml:space="preserve">FUNCTION</w:t>
+      </w:r>
+      <w:r>
+        <w:rPr>
+          <w:sz w:val="22"/>
+          <w:szCs w:val="22"/>
+        </w:rPr>
+        <w:t xml:space="preserve"> statt </w:t>
+      </w:r>
+      <w:r>
+        <w:rPr>
+          <w:rFonts w:ascii="Consolas" w:cs="Consolas" w:eastAsia="Consolas" w:hAnsi="Consolas"/>
+          <w:color w:val="335577"/>
+          <w:sz w:val="21"/>
+          <w:szCs w:val="21"/>
+        </w:rPr>
+        <w:t xml:space="preserve">SUB</w:t>
+      </w:r>
+      <w:r>
+        <w:rPr>
+          <w:sz w:val="22"/>
+          <w:szCs w:val="22"/>
+        </w:rPr>
+        <w:t xml:space="preserve">. Hinter der Klammer steht </w:t>
+      </w:r>
+      <w:r>
+        <w:rPr>
+          <w:rFonts w:ascii="Consolas" w:cs="Consolas" w:eastAsia="Consolas" w:hAnsi="Consolas"/>
+          <w:color w:val="335577"/>
+          <w:sz w:val="21"/>
+          <w:szCs w:val="21"/>
+        </w:rPr>
+        <w:t xml:space="preserve">AS FLOAT</w:t>
+      </w:r>
+      <w:r>
+        <w:rPr>
+          <w:sz w:val="22"/>
+          <w:szCs w:val="22"/>
+        </w:rPr>
+        <w:t xml:space="preserve"> — was für eine Sorte Wert herauskommt. Und drinnen steht </w:t>
+      </w:r>
+      <w:r>
+        <w:rPr>
+          <w:rFonts w:ascii="Consolas" w:cs="Consolas" w:eastAsia="Consolas" w:hAnsi="Consolas"/>
+          <w:color w:val="335577"/>
+          <w:sz w:val="21"/>
+          <w:szCs w:val="21"/>
+        </w:rPr>
+        <w:t xml:space="preserve">RETURN</w:t>
+      </w:r>
+      <w:r>
+        <w:rPr>
+          <w:sz w:val="22"/>
+          <w:szCs w:val="22"/>
+        </w:rPr>
+        <w:t xml:space="preserve">: „das hier ist die Antwort, und hier ist Schluss“.</w:t>
+      </w:r>
+    </w:p>
+    <w:p>
+      <w:pPr>
+        <w:spacing w:after="180" w:line="312" w:lineRule="auto"/>
+      </w:pPr>
+      <w:r>
+        <w:rPr>
+          <w:sz w:val="22"/>
+          <w:szCs w:val="22"/>
+        </w:rPr>
+        <w:t xml:space="preserve">Benutzt wird sie überall dort, wo sonst eine Zahl stünde:</w:t>
+      </w:r>
+    </w:p>
+    <w:p>
+      <w:pPr>
+        <w:keepLines/>
+        <w:pBdr>
+          <w:left w:val="single" w:color="1B6CA8" w:sz="18" w:space="6"/>
+        </w:pBdr>
+        <w:shd w:fill="F4F4F4" w:val="clear"/>
+        <w:spacing w:after="200" w:before="100" w:line="264" w:lineRule="auto"/>
+        <w:ind w:left="140"/>
+      </w:pPr>
+      <w:r>
+        <w:rPr>
+          <w:rFonts w:ascii="Consolas" w:cs="Consolas" w:eastAsia="Consolas" w:hAnsi="Consolas"/>
+          <w:sz w:val="19"/>
+          <w:szCs w:val="19"/>
+        </w:rPr>
+        <w:t xml:space="preserve">DIM d AS FLOAT</w:t>
+      </w:r>
+      <w:r>
+        <w:rPr>
+          <w:rFonts w:ascii="Consolas" w:cs="Consolas" w:eastAsia="Consolas" w:hAnsi="Consolas"/>
+          <w:sz w:val="19"/>
+          <w:szCs w:val="19"/>
+        </w:rPr>
+        <w:br/>
+        <w:t xml:space="preserve">d = abstand(100, 100, 400, 300)</w:t>
+      </w:r>
+    </w:p>
+    <w:p>
+      <w:pPr>
+        <w:spacing w:after="180" w:line="312" w:lineRule="auto"/>
+      </w:pPr>
+      <w:r>
+        <w:rPr>
+          <w:sz w:val="22"/>
+          <w:szCs w:val="22"/>
+        </w:rPr>
+        <w:t xml:space="preserve">Die Rechnung darin ist der Satz des Pythagoras: Abstand in x mal sich selbst, plus Abstand in y mal sich selbst, davon die Wurzel. Du musst ihn nicht können — du musst nur wissen, dass diese Zeile den Abstand zweier Punkte liefert. Genau das ist der Sinn eines eigenen Befehls: Man schreibt die Umständlichkeit einmal auf und benutzt danach den Namen.</w:t>
+      </w:r>
+    </w:p>
+    <w:p>
+      <w:pPr>
+        <w:keepNext/>
+        <w:spacing w:after="40" w:before="160"/>
+        <w:jc w:val="center"/>
+      </w:pPr>
+      <w:r>
+        <w:drawing>
+          <wp:inline distT="0" distB="0" distL="0" distR="0">
+            <wp:extent cx="4191000" cy="2619375"/>
+            <wp:effectExtent t="0" r="0" b="0" l="0"/>
+            <wp:docPr id="1" name="kap13_3_naehe.png" descr="160 Punkte, 160 Aufrufe von abstand. Was nah am blauen Punkt liegt, glüht." title="160 Punkte, 160 Aufrufe von abstand. Was nah am blauen Punkt liegt, glüht."/>
+            <wp:cNvGraphicFramePr>
+              <a:graphicFrameLocks xmlns:a="http://schemas.openxmlformats.org/drawingml/2006/main" noChangeAspect="1"/>
+            </wp:cNvGraphicFramePr>
+            <a:graphic xmlns:a="http://schemas.openxmlformats.org/drawingml/2006/main">
+              <a:graphicData uri="http://schemas.openxmlformats.org/drawingml/2006/picture">
+                <pic:pic xmlns:pic="http://schemas.openxmlformats.org/drawingml/2006/picture">
+                  <pic:nvPicPr>
+                    <pic:cNvPr id="0" name="" descr=""/>
+                    <pic:cNvPicPr>
+                      <a:picLocks noChangeAspect="1" noChangeArrowheads="1"/>
+                    </pic:cNvPicPr>
+                  </pic:nvPicPr>
+                  <pic:blipFill>
+                    <a:blip r:embed="rId47" cstate="none"/>
+                    <a:srcRect/>
+                    <a:stretch>
+                      <a:fillRect/>
+                    </a:stretch>
+                  </pic:blipFill>
+                  <pic:spPr bwMode="auto">
+                    <a:xfrm>
+                      <a:off x="0" y="0"/>
+                      <a:ext cx="4191000" cy="2619375"/>
+                    </a:xfrm>
+                    <a:prstGeom prst="rect">
+                      <a:avLst/>
+                    </a:prstGeom>
+                  </pic:spPr>
+                </pic:pic>
+              </a:graphicData>
+            </a:graphic>
+          </wp:inline>
+        </w:drawing>
+      </w:r>
+    </w:p>
+    <w:p>
+      <w:pPr>
+        <w:spacing w:after="200"/>
+        <w:jc w:val="center"/>
+      </w:pPr>
+      <w:r>
+        <w:rPr>
+          <w:i/>
+          <w:iCs/>
+          <w:color w:val="6A6A6A"/>
+          <w:sz w:val="18"/>
+          <w:szCs w:val="18"/>
+        </w:rPr>
+        <w:t xml:space="preserve">160 Punkte, 160 Aufrufe von abstand. Was nah am blauen Punkt liegt, glüht.</w:t>
+      </w:r>
+    </w:p>
+    <w:p>
+      <w:pPr>
+        <w:keepLines/>
+        <w:pBdr>
+          <w:left w:val="single" w:color="1B6CA8" w:sz="18" w:space="6"/>
+        </w:pBdr>
+        <w:shd w:fill="F4F4F4" w:val="clear"/>
+        <w:spacing w:after="200" w:before="100" w:line="264" w:lineRule="auto"/>
+        <w:ind w:left="140"/>
+      </w:pPr>
+      <w:r>
+        <w:rPr>
+          <w:rFonts w:ascii="Consolas" w:cs="Consolas" w:eastAsia="Consolas" w:hAnsi="Consolas"/>
+          <w:sz w:val="19"/>
+          <w:szCs w:val="19"/>
+        </w:rPr>
+        <w:t xml:space="preserve">FOR sy = 0 TO 9</w:t>
+      </w:r>
+      <w:r>
+        <w:rPr>
+          <w:rFonts w:ascii="Consolas" w:cs="Consolas" w:eastAsia="Consolas" w:hAnsi="Consolas"/>
+          <w:sz w:val="19"/>
+          <w:szCs w:val="19"/>
+        </w:rPr>
+        <w:br/>
+        <w:t xml:space="preserve">    FOR sx = 0 TO 15</w:t>
+      </w:r>
+      <w:r>
+        <w:rPr>
+          <w:rFonts w:ascii="Consolas" w:cs="Consolas" w:eastAsia="Consolas" w:hAnsi="Consolas"/>
+          <w:sz w:val="19"/>
+          <w:szCs w:val="19"/>
+        </w:rPr>
+        <w:br/>
+        <w:t xml:space="preserve">        d = abstand(px, py, sx * 40 + 20, sy * 40 + 20)</w:t>
+      </w:r>
+      <w:r>
+        <w:rPr>
+          <w:rFonts w:ascii="Consolas" w:cs="Consolas" w:eastAsia="Consolas" w:hAnsi="Consolas"/>
+          <w:sz w:val="19"/>
+          <w:szCs w:val="19"/>
+        </w:rPr>
+        <w:br/>
+        <w:t xml:space="preserve">        h = INT(255 - d)</w:t>
+      </w:r>
+      <w:r>
+        <w:rPr>
+          <w:rFonts w:ascii="Consolas" w:cs="Consolas" w:eastAsia="Consolas" w:hAnsi="Consolas"/>
+          <w:sz w:val="19"/>
+          <w:szCs w:val="19"/>
+        </w:rPr>
+        <w:br/>
+        <w:t xml:space="preserve">        IF h &lt; 30 THEN h = 30</w:t>
+      </w:r>
+      <w:r>
+        <w:rPr>
+          <w:rFonts w:ascii="Consolas" w:cs="Consolas" w:eastAsia="Consolas" w:hAnsi="Consolas"/>
+          <w:sz w:val="19"/>
+          <w:szCs w:val="19"/>
+        </w:rPr>
+        <w:br/>
+        <w:t xml:space="preserve">        CIRCLE(sx * 40 + 20, sy * 40 + 20, 12, RGB(h, h \ 2, 40))</w:t>
+      </w:r>
+      <w:r>
+        <w:rPr>
+          <w:rFonts w:ascii="Consolas" w:cs="Consolas" w:eastAsia="Consolas" w:hAnsi="Consolas"/>
+          <w:sz w:val="19"/>
+          <w:szCs w:val="19"/>
+        </w:rPr>
+        <w:br/>
+        <w:t xml:space="preserve">    NEXT</w:t>
+      </w:r>
+      <w:r>
+        <w:rPr>
+          <w:rFonts w:ascii="Consolas" w:cs="Consolas" w:eastAsia="Consolas" w:hAnsi="Consolas"/>
+          <w:sz w:val="19"/>
+          <w:szCs w:val="19"/>
+        </w:rPr>
+        <w:br/>
+        <w:t xml:space="preserve">NEXT</w:t>
+      </w:r>
+    </w:p>
+    <w:p>
+      <w:pPr>
+        <w:spacing w:after="180" w:line="312" w:lineRule="auto"/>
+      </w:pPr>
+      <w:r>
+        <w:rPr>
+          <w:sz w:val="22"/>
+          <w:szCs w:val="22"/>
+        </w:rPr>
+        <w:t xml:space="preserve">Für jeden der 160 Punkte wird der Abstand zum gesteuerten Punkt bestimmt, und daraus wird die Helligkeit: nah ist hell, fern ist dunkel. Die Zeile mit der 30 sorgt dafür, dass auch die entferntesten Punkte noch schwach zu sehen sind.</w:t>
+      </w:r>
+    </w:p>
+    <w:p>
+      <w:pPr>
+        <w:spacing w:after="180" w:line="312" w:lineRule="auto"/>
+      </w:pPr>
+      <w:r>
+        <w:rPr>
+          <w:sz w:val="22"/>
+          <w:szCs w:val="22"/>
+        </w:rPr>
+        <w:t xml:space="preserve">Steuere den blauen Punkt mit den Pfeiltasten, und das ganze Feld reagiert. Ein Effekt, der aufwendig aussieht und aus einer einzigen Formel besteht.</w:t>
+      </w:r>
+    </w:p>
+    <w:p>
+      <w:pPr>
+        <w:pStyle w:val="Heading2"/>
+        <w:keepNext/>
+        <w:keepLines/>
+        <w:spacing w:after="120" w:before="280"/>
+      </w:pPr>
+      <w:r>
+        <w:t xml:space="preserve">Was drinnen bleibt und was heraussieht</w:t>
+      </w:r>
+    </w:p>
+    <w:p>
+      <w:pPr>
+        <w:spacing w:after="180" w:line="312" w:lineRule="auto"/>
+      </w:pPr>
+      <w:r>
+        <w:rPr>
+          <w:sz w:val="22"/>
+          <w:szCs w:val="22"/>
+        </w:rPr>
+        <w:t xml:space="preserve">Ein eigener Befehl hat seinen eigenen kleinen Vorrat an Kartons. Das ist wichtig, und man sieht es am besten an einem Beispiel:</w:t>
+      </w:r>
+    </w:p>
+    <w:p>
+      <w:pPr>
+        <w:keepLines/>
+        <w:pBdr>
+          <w:left w:val="single" w:color="1B6CA8" w:sz="18" w:space="6"/>
+        </w:pBdr>
+        <w:shd w:fill="F4F4F4" w:val="clear"/>
+        <w:spacing w:after="200" w:before="100" w:line="264" w:lineRule="auto"/>
+        <w:ind w:left="140"/>
+      </w:pPr>
+      <w:r>
+        <w:rPr>
+          <w:rFonts w:ascii="Consolas" w:cs="Consolas" w:eastAsia="Consolas" w:hAnsi="Consolas"/>
+          <w:sz w:val="19"/>
+          <w:szCs w:val="19"/>
+        </w:rPr>
+        <w:t xml:space="preserve">DIM zaehler AS INTEGER</w:t>
+      </w:r>
+      <w:r>
+        <w:rPr>
+          <w:rFonts w:ascii="Consolas" w:cs="Consolas" w:eastAsia="Consolas" w:hAnsi="Consolas"/>
+          <w:sz w:val="19"/>
+          <w:szCs w:val="19"/>
+        </w:rPr>
+        <w:br/>
+        <w:t xml:space="preserve">zaehler = 100</w:t>
+      </w:r>
+      <w:r>
+        <w:rPr>
+          <w:rFonts w:ascii="Consolas" w:cs="Consolas" w:eastAsia="Consolas" w:hAnsi="Consolas"/>
+          <w:sz w:val="19"/>
+          <w:szCs w:val="19"/>
+        </w:rPr>
+        <w:br/>
+        <w:t xml:space="preserve"/>
+      </w:r>
+      <w:r>
+        <w:rPr>
+          <w:rFonts w:ascii="Consolas" w:cs="Consolas" w:eastAsia="Consolas" w:hAnsi="Consolas"/>
+          <w:sz w:val="19"/>
+          <w:szCs w:val="19"/>
+        </w:rPr>
+        <w:br/>
+        <w:t xml:space="preserve">SUB test()</w:t>
+      </w:r>
+      <w:r>
+        <w:rPr>
+          <w:rFonts w:ascii="Consolas" w:cs="Consolas" w:eastAsia="Consolas" w:hAnsi="Consolas"/>
+          <w:sz w:val="19"/>
+          <w:szCs w:val="19"/>
+        </w:rPr>
+        <w:br/>
+        <w:t xml:space="preserve">    DIM zaehler AS INTEGER</w:t>
+      </w:r>
+      <w:r>
+        <w:rPr>
+          <w:rFonts w:ascii="Consolas" w:cs="Consolas" w:eastAsia="Consolas" w:hAnsi="Consolas"/>
+          <w:sz w:val="19"/>
+          <w:szCs w:val="19"/>
+        </w:rPr>
+        <w:br/>
+        <w:t xml:space="preserve">    zaehler = 7</w:t>
+      </w:r>
+      <w:r>
+        <w:rPr>
+          <w:rFonts w:ascii="Consolas" w:cs="Consolas" w:eastAsia="Consolas" w:hAnsi="Consolas"/>
+          <w:sz w:val="19"/>
+          <w:szCs w:val="19"/>
+        </w:rPr>
+        <w:br/>
+        <w:t xml:space="preserve">    PRINT "drin:  " + STR$(zaehler)</w:t>
+      </w:r>
+      <w:r>
+        <w:rPr>
+          <w:rFonts w:ascii="Consolas" w:cs="Consolas" w:eastAsia="Consolas" w:hAnsi="Consolas"/>
+          <w:sz w:val="19"/>
+          <w:szCs w:val="19"/>
+        </w:rPr>
+        <w:br/>
+        <w:t xml:space="preserve">END SUB</w:t>
+      </w:r>
+      <w:r>
+        <w:rPr>
+          <w:rFonts w:ascii="Consolas" w:cs="Consolas" w:eastAsia="Consolas" w:hAnsi="Consolas"/>
+          <w:sz w:val="19"/>
+          <w:szCs w:val="19"/>
+        </w:rPr>
+        <w:br/>
+        <w:t xml:space="preserve"/>
+      </w:r>
+      <w:r>
+        <w:rPr>
+          <w:rFonts w:ascii="Consolas" w:cs="Consolas" w:eastAsia="Consolas" w:hAnsi="Consolas"/>
+          <w:sz w:val="19"/>
+          <w:szCs w:val="19"/>
+        </w:rPr>
+        <w:br/>
+        <w:t xml:space="preserve">test()</w:t>
+      </w:r>
+      <w:r>
+        <w:rPr>
+          <w:rFonts w:ascii="Consolas" w:cs="Consolas" w:eastAsia="Consolas" w:hAnsi="Consolas"/>
+          <w:sz w:val="19"/>
+          <w:szCs w:val="19"/>
+        </w:rPr>
+        <w:br/>
+        <w:t xml:space="preserve">PRINT "draussen: " + STR$(zaehler)</w:t>
+      </w:r>
+    </w:p>
+    <w:p>
+      <w:pPr>
+        <w:keepLines/>
+        <w:pBdr>
+          <w:left w:val="single" w:color="9AC79A" w:sz="18" w:space="6"/>
+        </w:pBdr>
+        <w:shd w:fill="EAF4EA" w:val="clear"/>
+        <w:spacing w:after="200" w:before="100" w:line="264" w:lineRule="auto"/>
+        <w:ind w:left="140"/>
+      </w:pPr>
+      <w:r>
+        <w:rPr>
+          <w:rFonts w:ascii="Consolas" w:cs="Consolas" w:eastAsia="Consolas" w:hAnsi="Consolas"/>
+          <w:sz w:val="19"/>
+          <w:szCs w:val="19"/>
+        </w:rPr>
+        <w:t xml:space="preserve">drin:  7</w:t>
+      </w:r>
+      <w:r>
+        <w:rPr>
+          <w:rFonts w:ascii="Consolas" w:cs="Consolas" w:eastAsia="Consolas" w:hAnsi="Consolas"/>
+          <w:sz w:val="19"/>
+          <w:szCs w:val="19"/>
+        </w:rPr>
+        <w:br/>
+        <w:t xml:space="preserve">draussen: 100</w:t>
+      </w:r>
+    </w:p>
+    <w:p>
+      <w:pPr>
+        <w:spacing w:after="180" w:line="312" w:lineRule="auto"/>
+      </w:pPr>
+      <w:r>
+        <w:rPr>
+          <w:sz w:val="22"/>
+          <w:szCs w:val="22"/>
+        </w:rPr>
+        <w:t xml:space="preserve">Zwei Kartons, derselbe Name, kein Zusammenhang. Der eine gehört dem Hauptprogramm, der andere dem Befehl — und wenn der Befehl fertig ist, wird seiner weggeräumt.</w:t>
+      </w:r>
+    </w:p>
+    <w:p>
+      <w:pPr>
+        <w:spacing w:after="180" w:line="312" w:lineRule="auto"/>
+      </w:pPr>
+      <w:r>
+        <w:rPr>
+          <w:sz w:val="22"/>
+          <w:szCs w:val="22"/>
+        </w:rPr>
+        <w:t xml:space="preserve">Umgekehrt darf ein Befehl aber lesen, was draußen steht, solange er es nicht selbst anlegt:</w:t>
+      </w:r>
+    </w:p>
+    <w:p>
+      <w:pPr>
+        <w:keepLines/>
+        <w:pBdr>
+          <w:left w:val="single" w:color="1B6CA8" w:sz="18" w:space="6"/>
+        </w:pBdr>
+        <w:shd w:fill="F4F4F4" w:val="clear"/>
+        <w:spacing w:after="200" w:before="100" w:line="264" w:lineRule="auto"/>
+        <w:ind w:left="140"/>
+      </w:pPr>
+      <w:r>
+        <w:rPr>
+          <w:rFonts w:ascii="Consolas" w:cs="Consolas" w:eastAsia="Consolas" w:hAnsi="Consolas"/>
+          <w:sz w:val="19"/>
+          <w:szCs w:val="19"/>
+        </w:rPr>
+        <w:t xml:space="preserve">SUB liest()</w:t>
+      </w:r>
+      <w:r>
+        <w:rPr>
+          <w:rFonts w:ascii="Consolas" w:cs="Consolas" w:eastAsia="Consolas" w:hAnsi="Consolas"/>
+          <w:sz w:val="19"/>
+          <w:szCs w:val="19"/>
+        </w:rPr>
+        <w:br/>
+        <w:t xml:space="preserve">    PRINT "global gelesen: " + STR$(zaehler)</w:t>
+      </w:r>
+      <w:r>
+        <w:rPr>
+          <w:rFonts w:ascii="Consolas" w:cs="Consolas" w:eastAsia="Consolas" w:hAnsi="Consolas"/>
+          <w:sz w:val="19"/>
+          <w:szCs w:val="19"/>
+        </w:rPr>
+        <w:br/>
+        <w:t xml:space="preserve">END SUB</w:t>
+      </w:r>
+    </w:p>
+    <w:p>
+      <w:pPr>
+        <w:keepLines/>
+        <w:pBdr>
+          <w:left w:val="single" w:color="9AC79A" w:sz="18" w:space="6"/>
+        </w:pBdr>
+        <w:shd w:fill="EAF4EA" w:val="clear"/>
+        <w:spacing w:after="200" w:before="100" w:line="264" w:lineRule="auto"/>
+        <w:ind w:left="140"/>
+      </w:pPr>
+      <w:r>
+        <w:rPr>
+          <w:rFonts w:ascii="Consolas" w:cs="Consolas" w:eastAsia="Consolas" w:hAnsi="Consolas"/>
+          <w:sz w:val="19"/>
+          <w:szCs w:val="19"/>
+        </w:rPr>
+        <w:t xml:space="preserve">global gelesen: 100</w:t>
+      </w:r>
+    </w:p>
+    <w:p>
+      <w:pPr>
+        <w:spacing w:before="60"/>
+      </w:pPr>
+    </w:p>
+    <w:tbl>
+      <w:tblPr>
+        <w:tblW w:type="dxa" w:w="9026"/>
+        <w:tblBorders>
+          <w:top w:val="single" w:color="auto" w:sz="4"/>
+          <w:left w:val="single" w:color="auto" w:sz="4"/>
+          <w:bottom w:val="single" w:color="auto" w:sz="4"/>
+          <w:right w:val="single" w:color="auto" w:sz="4"/>
+          <w:insideH w:val="single" w:color="auto" w:sz="4"/>
+          <w:insideV w:val="single" w:color="auto" w:sz="4"/>
+        </w:tblBorders>
+      </w:tblPr>
+      <w:tblGrid>
+        <w:gridCol w:w="9026"/>
+      </w:tblGrid>
+      <w:tr>
+        <w:trPr>
+          <w:cantSplit/>
+        </w:trPr>
+        <w:tc>
+          <w:tcPr>
+            <w:tcW w:type="dxa" w:w="9026"/>
+            <w:tcBorders>
+              <w:top w:val="single" w:color="E0B96A" w:sz="6"/>
+              <w:left w:val="single" w:color="E0B96A" w:sz="6"/>
+              <w:bottom w:val="single" w:color="E0B96A" w:sz="6"/>
+              <w:right w:val="single" w:color="E0B96A" w:sz="6"/>
+            </w:tcBorders>
+            <w:shd w:fill="FDF3E0" w:val="clear"/>
+            <w:tcMar>
+              <w:top w:type="dxa" w:w="140"/>
+              <w:left w:type="dxa" w:w="180"/>
+              <w:bottom w:type="dxa" w:w="140"/>
+              <w:right w:type="dxa" w:w="180"/>
+            </w:tcMar>
+          </w:tcPr>
+          <w:p>
+            <w:pPr>
+              <w:spacing w:after="40"/>
+            </w:pPr>
+            <w:r>
+              <w:rPr>
+                <w:b/>
+                <w:bCs/>
+                <w:color w:val="8A5E15"/>
+                <w:sz w:val="22"/>
+                <w:szCs w:val="22"/>
+              </w:rPr>
+              <w:t xml:space="preserve">Merke</w:t>
+            </w:r>
+          </w:p>
+          <w:p>
+            <w:pPr>
+              <w:spacing w:after="0" w:line="312" w:lineRule="auto"/>
+            </w:pPr>
+            <w:r>
+              <w:rPr>
+                <w:sz w:val="22"/>
+                <w:szCs w:val="22"/>
+              </w:rPr>
+              <w:t xml:space="preserve">Ein Befehl, der nur mit seinen Parametern arbeitet, ist leichter zu verstehen als einer, der nebenbei an globalen Kartons herumfingert — denn man sieht ihm am Aufruf an, was er tut. Das ist kein Gesetz, sondern eine Gewohnheit, die sich auszahlt, sobald das Programm größer wird als ein Bildschirm.</w:t>
+            </w:r>
+          </w:p>
+        </w:tc>
+      </w:tr>
+    </w:tbl>
+    <w:p>
+      <w:pPr>
+        <w:spacing w:after="160"/>
+      </w:pPr>
+    </w:p>
+    <w:p>
+      <w:pPr>
+        <w:pStyle w:val="Heading2"/>
+        <w:keepNext/>
+        <w:keepLines/>
+        <w:spacing w:after="120" w:before="280"/>
+      </w:pPr>
+      <w:r>
+        <w:t xml:space="preserve">Pong, ein Stück kürzer</w:t>
+      </w:r>
+    </w:p>
+    <w:p>
+      <w:pPr>
+        <w:spacing w:after="180" w:line="312" w:lineRule="auto"/>
+      </w:pPr>
+      <w:r>
+        <w:rPr>
+          <w:sz w:val="22"/>
+          <w:szCs w:val="22"/>
+        </w:rPr>
+        <w:t xml:space="preserve">Zurück zum Ärgernis vom Anfang. So sah die Trefferprüfung in Pong aus — zweimal, einmal für jede Seite:</w:t>
+      </w:r>
+    </w:p>
+    <w:p>
+      <w:pPr>
+        <w:keepLines/>
+        <w:pBdr>
+          <w:left w:val="single" w:color="1B6CA8" w:sz="18" w:space="6"/>
+        </w:pBdr>
+        <w:shd w:fill="F4F4F4" w:val="clear"/>
+        <w:spacing w:after="200" w:before="100" w:line="264" w:lineRule="auto"/>
+        <w:ind w:left="140"/>
+      </w:pPr>
+      <w:r>
+        <w:rPr>
+          <w:rFonts w:ascii="Consolas" w:cs="Consolas" w:eastAsia="Consolas" w:hAnsi="Consolas"/>
+          <w:sz w:val="19"/>
+          <w:szCs w:val="19"/>
+        </w:rPr>
+        <w:t xml:space="preserve">IF bx - 9 &lt; 42 AND bx - 9 &gt; 30 THEN</w:t>
+      </w:r>
+      <w:r>
+        <w:rPr>
+          <w:rFonts w:ascii="Consolas" w:cs="Consolas" w:eastAsia="Consolas" w:hAnsi="Consolas"/>
+          <w:sz w:val="19"/>
+          <w:szCs w:val="19"/>
+        </w:rPr>
+        <w:br/>
+        <w:t xml:space="preserve">    IF by &gt; links AND by &lt; links + 80 THEN</w:t>
+      </w:r>
+      <w:r>
+        <w:rPr>
+          <w:rFonts w:ascii="Consolas" w:cs="Consolas" w:eastAsia="Consolas" w:hAnsi="Consolas"/>
+          <w:sz w:val="19"/>
+          <w:szCs w:val="19"/>
+        </w:rPr>
+        <w:br/>
+        <w:t xml:space="preserve">        bx = 51</w:t>
+      </w:r>
+      <w:r>
+        <w:rPr>
+          <w:rFonts w:ascii="Consolas" w:cs="Consolas" w:eastAsia="Consolas" w:hAnsi="Consolas"/>
+          <w:sz w:val="19"/>
+          <w:szCs w:val="19"/>
+        </w:rPr>
+        <w:br/>
+        <w:t xml:space="preserve">        dx = -dx</w:t>
+      </w:r>
+      <w:r>
+        <w:rPr>
+          <w:rFonts w:ascii="Consolas" w:cs="Consolas" w:eastAsia="Consolas" w:hAnsi="Consolas"/>
+          <w:sz w:val="19"/>
+          <w:szCs w:val="19"/>
+        </w:rPr>
+        <w:br/>
+        <w:t xml:space="preserve">    END IF</w:t>
+      </w:r>
+      <w:r>
+        <w:rPr>
+          <w:rFonts w:ascii="Consolas" w:cs="Consolas" w:eastAsia="Consolas" w:hAnsi="Consolas"/>
+          <w:sz w:val="19"/>
+          <w:szCs w:val="19"/>
+        </w:rPr>
+        <w:br/>
+        <w:t xml:space="preserve">END IF</w:t>
+      </w:r>
+    </w:p>
+    <w:p>
+      <w:pPr>
+        <w:spacing w:after="180" w:line="312" w:lineRule="auto"/>
+      </w:pPr>
+      <w:r>
+        <w:rPr>
+          <w:sz w:val="22"/>
+          <w:szCs w:val="22"/>
+        </w:rPr>
+        <w:t xml:space="preserve">Die Frage „berührt der Ball diesen Schläger?“ lässt sich herausziehen. Sie ist eine Frage, also wird es eine FUNCTION, und die Antwort ist ja oder nein, also BOOLEAN:</w:t>
+      </w:r>
+    </w:p>
+    <w:p>
+      <w:pPr>
+        <w:keepLines/>
+        <w:pBdr>
+          <w:left w:val="single" w:color="1B6CA8" w:sz="18" w:space="6"/>
+        </w:pBdr>
+        <w:shd w:fill="F4F4F4" w:val="clear"/>
+        <w:spacing w:after="200" w:before="100" w:line="264" w:lineRule="auto"/>
+        <w:ind w:left="140"/>
+      </w:pPr>
+      <w:r>
+        <w:rPr>
+          <w:rFonts w:ascii="Consolas" w:cs="Consolas" w:eastAsia="Consolas" w:hAnsi="Consolas"/>
+          <w:sz w:val="19"/>
+          <w:szCs w:val="19"/>
+        </w:rPr>
+        <w:t xml:space="preserve">FUNCTION trifft(x AS FLOAT, y AS FLOAT, kante AS FLOAT, _</w:t>
+      </w:r>
+      <w:r>
+        <w:rPr>
+          <w:rFonts w:ascii="Consolas" w:cs="Consolas" w:eastAsia="Consolas" w:hAnsi="Consolas"/>
+          <w:sz w:val="19"/>
+          <w:szCs w:val="19"/>
+        </w:rPr>
+        <w:br/>
+        <w:t xml:space="preserve">                dicke AS FLOAT, oben AS FLOAT) AS BOOLEAN</w:t>
+      </w:r>
+      <w:r>
+        <w:rPr>
+          <w:rFonts w:ascii="Consolas" w:cs="Consolas" w:eastAsia="Consolas" w:hAnsi="Consolas"/>
+          <w:sz w:val="19"/>
+          <w:szCs w:val="19"/>
+        </w:rPr>
+        <w:br/>
+        <w:t xml:space="preserve">    IF x &lt; kante OR x &gt; kante + dicke THEN RETURN FALSE</w:t>
+      </w:r>
+      <w:r>
+        <w:rPr>
+          <w:rFonts w:ascii="Consolas" w:cs="Consolas" w:eastAsia="Consolas" w:hAnsi="Consolas"/>
+          <w:sz w:val="19"/>
+          <w:szCs w:val="19"/>
+        </w:rPr>
+        <w:br/>
+        <w:t xml:space="preserve">    IF y &lt; oben OR y &gt; oben + 80 THEN RETURN FALSE</w:t>
+      </w:r>
+      <w:r>
+        <w:rPr>
+          <w:rFonts w:ascii="Consolas" w:cs="Consolas" w:eastAsia="Consolas" w:hAnsi="Consolas"/>
+          <w:sz w:val="19"/>
+          <w:szCs w:val="19"/>
+        </w:rPr>
+        <w:br/>
+        <w:t xml:space="preserve">    RETURN TRUE</w:t>
+      </w:r>
+      <w:r>
+        <w:rPr>
+          <w:rFonts w:ascii="Consolas" w:cs="Consolas" w:eastAsia="Consolas" w:hAnsi="Consolas"/>
+          <w:sz w:val="19"/>
+          <w:szCs w:val="19"/>
+        </w:rPr>
+        <w:br/>
+        <w:t xml:space="preserve">END FUNCTION</w:t>
+      </w:r>
+    </w:p>
+    <w:p>
+      <w:pPr>
+        <w:spacing w:after="180" w:line="312" w:lineRule="auto"/>
+      </w:pPr>
+      <w:r>
+        <w:rPr>
+          <w:sz w:val="22"/>
+          <w:szCs w:val="22"/>
+        </w:rPr>
+        <w:t xml:space="preserve">Der Aufbau der Funktion ist eine Denkweise, die sich lohnt: Statt eine große Bedingung zu bauen, prüft sie der Reihe nach die Gründe, warum es KEIN Treffer sein kann. Wer bis zum Ende kommt, hat getroffen. Das liest sich wie eine Checkliste und ist leichter zu erweitern als ein Bandwurm aus AND.</w:t>
+      </w:r>
+    </w:p>
+    <w:p>
+      <w:pPr>
+        <w:spacing w:after="180" w:line="312" w:lineRule="auto"/>
+      </w:pPr>
+      <w:r>
+        <w:rPr>
+          <w:sz w:val="22"/>
+          <w:szCs w:val="22"/>
+        </w:rPr>
+        <w:t xml:space="preserve">Damit werden aus den zwölf Zeilen der beiden Blöcke acht:</w:t>
+      </w:r>
+    </w:p>
+    <w:p>
+      <w:pPr>
+        <w:keepLines/>
+        <w:pBdr>
+          <w:left w:val="single" w:color="1B6CA8" w:sz="18" w:space="6"/>
+        </w:pBdr>
+        <w:shd w:fill="F4F4F4" w:val="clear"/>
+        <w:spacing w:after="200" w:before="100" w:line="264" w:lineRule="auto"/>
+        <w:ind w:left="140"/>
+      </w:pPr>
+      <w:r>
+        <w:rPr>
+          <w:rFonts w:ascii="Consolas" w:cs="Consolas" w:eastAsia="Consolas" w:hAnsi="Consolas"/>
+          <w:sz w:val="19"/>
+          <w:szCs w:val="19"/>
+        </w:rPr>
+        <w:t xml:space="preserve">IF trifft(bx - 9, by, 30, 12, links) THEN</w:t>
+      </w:r>
+      <w:r>
+        <w:rPr>
+          <w:rFonts w:ascii="Consolas" w:cs="Consolas" w:eastAsia="Consolas" w:hAnsi="Consolas"/>
+          <w:sz w:val="19"/>
+          <w:szCs w:val="19"/>
+        </w:rPr>
+        <w:br/>
+        <w:t xml:space="preserve">    bx = 51</w:t>
+      </w:r>
+      <w:r>
+        <w:rPr>
+          <w:rFonts w:ascii="Consolas" w:cs="Consolas" w:eastAsia="Consolas" w:hAnsi="Consolas"/>
+          <w:sz w:val="19"/>
+          <w:szCs w:val="19"/>
+        </w:rPr>
+        <w:br/>
+        <w:t xml:space="preserve">    dx = -dx</w:t>
+      </w:r>
+      <w:r>
+        <w:rPr>
+          <w:rFonts w:ascii="Consolas" w:cs="Consolas" w:eastAsia="Consolas" w:hAnsi="Consolas"/>
+          <w:sz w:val="19"/>
+          <w:szCs w:val="19"/>
+        </w:rPr>
+        <w:br/>
+        <w:t xml:space="preserve">END IF</w:t>
+      </w:r>
+      <w:r>
+        <w:rPr>
+          <w:rFonts w:ascii="Consolas" w:cs="Consolas" w:eastAsia="Consolas" w:hAnsi="Consolas"/>
+          <w:sz w:val="19"/>
+          <w:szCs w:val="19"/>
+        </w:rPr>
+        <w:br/>
+        <w:t xml:space="preserve"/>
+      </w:r>
+      <w:r>
+        <w:rPr>
+          <w:rFonts w:ascii="Consolas" w:cs="Consolas" w:eastAsia="Consolas" w:hAnsi="Consolas"/>
+          <w:sz w:val="19"/>
+          <w:szCs w:val="19"/>
+        </w:rPr>
+        <w:br/>
+        <w:t xml:space="preserve">IF trifft(bx + 9, by, 598, 12, rechts) THEN</w:t>
+      </w:r>
+      <w:r>
+        <w:rPr>
+          <w:rFonts w:ascii="Consolas" w:cs="Consolas" w:eastAsia="Consolas" w:hAnsi="Consolas"/>
+          <w:sz w:val="19"/>
+          <w:szCs w:val="19"/>
+        </w:rPr>
+        <w:br/>
+        <w:t xml:space="preserve">    bx = 589</w:t>
+      </w:r>
+      <w:r>
+        <w:rPr>
+          <w:rFonts w:ascii="Consolas" w:cs="Consolas" w:eastAsia="Consolas" w:hAnsi="Consolas"/>
+          <w:sz w:val="19"/>
+          <w:szCs w:val="19"/>
+        </w:rPr>
+        <w:br/>
+        <w:t xml:space="preserve">    dx = -dx</w:t>
+      </w:r>
+      <w:r>
+        <w:rPr>
+          <w:rFonts w:ascii="Consolas" w:cs="Consolas" w:eastAsia="Consolas" w:hAnsi="Consolas"/>
+          <w:sz w:val="19"/>
+          <w:szCs w:val="19"/>
+        </w:rPr>
+        <w:br/>
+        <w:t xml:space="preserve">END IF</w:t>
+      </w:r>
+    </w:p>
+    <w:p>
+      <w:pPr>
+        <w:spacing w:after="180" w:line="312" w:lineRule="auto"/>
+      </w:pPr>
+      <w:r>
+        <w:rPr>
+          <w:sz w:val="22"/>
+          <w:szCs w:val="22"/>
+        </w:rPr>
+        <w:t xml:space="preserve">Wichtiger als die vier gesparten Zeilen ist, dass die Regel jetzt an einer Stelle steht. Wer sie ändert, ändert beide Schläger.</w:t>
+      </w:r>
+    </w:p>
+    <w:p>
+      <w:pPr>
+        <w:spacing w:before="60"/>
+      </w:pPr>
+    </w:p>
+    <w:tbl>
+      <w:tblPr>
+        <w:tblW w:type="dxa" w:w="9026"/>
+        <w:tblBorders>
+          <w:top w:val="single" w:color="auto" w:sz="4"/>
+          <w:left w:val="single" w:color="auto" w:sz="4"/>
+          <w:bottom w:val="single" w:color="auto" w:sz="4"/>
+          <w:right w:val="single" w:color="auto" w:sz="4"/>
+          <w:insideH w:val="single" w:color="auto" w:sz="4"/>
+          <w:insideV w:val="single" w:color="auto" w:sz="4"/>
+        </w:tblBorders>
+      </w:tblPr>
+      <w:tblGrid>
+        <w:gridCol w:w="9026"/>
+      </w:tblGrid>
+      <w:tr>
+        <w:trPr>
+          <w:cantSplit/>
+        </w:trPr>
+        <w:tc>
+          <w:tcPr>
+            <w:tcW w:type="dxa" w:w="9026"/>
+            <w:tcBorders>
+              <w:top w:val="single" w:color="9CC8E6" w:sz="6"/>
+              <w:left w:val="single" w:color="9CC8E6" w:sz="6"/>
+              <w:bottom w:val="single" w:color="9CC8E6" w:sz="6"/>
+              <w:right w:val="single" w:color="9CC8E6" w:sz="6"/>
+            </w:tcBorders>
+            <w:shd w:fill="E7F2FA" w:val="clear"/>
+            <w:tcMar>
+              <w:top w:type="dxa" w:w="140"/>
+              <w:left w:type="dxa" w:w="180"/>
+              <w:bottom w:type="dxa" w:w="140"/>
+              <w:right w:type="dxa" w:w="180"/>
+            </w:tcMar>
+          </w:tcPr>
+          <w:p>
+            <w:pPr>
+              <w:spacing w:after="40"/>
+            </w:pPr>
+            <w:r>
+              <w:rPr>
+                <w:b/>
+                <w:bCs/>
+                <w:color w:val="1B6CA8"/>
+                <w:sz w:val="22"/>
+                <w:szCs w:val="22"/>
+              </w:rPr>
+              <w:t xml:space="preserve">Nachgemessen</w:t>
+            </w:r>
+          </w:p>
+          <w:p>
+            <w:pPr>
+              <w:spacing w:after="0" w:line="312" w:lineRule="auto"/>
+            </w:pPr>
+            <w:r>
+              <w:rPr>
+                <w:sz w:val="22"/>
+                <w:szCs w:val="22"/>
+              </w:rPr>
+              <w:t xml:space="preserve">Beide Fassungen wurden 300 Bilder lang laufen gelassen und die Bilder danach verglichen: Sie sind Punkt für Punkt identisch. Am Spiel hat sich nichts geändert — nur an seinem Text. Genau das soll ein Umbau leisten, und genau so prüft man ihn nach.</w:t>
+            </w:r>
+          </w:p>
+        </w:tc>
+      </w:tr>
+    </w:tbl>
+    <w:p>
+      <w:pPr>
+        <w:spacing w:after="160"/>
+      </w:pPr>
+    </w:p>
+    <w:p>
+      <w:pPr>
+        <w:pStyle w:val="Heading2"/>
+        <w:keepNext/>
+        <w:keepLines/>
+        <w:spacing w:after="120" w:before="280"/>
+      </w:pPr>
+      <w:r>
+        <w:t xml:space="preserve">Wenn etwas nicht geht</w:t>
+      </w:r>
+    </w:p>
+    <w:tbl>
+      <w:tblPr>
+        <w:tblW w:type="dxa" w:w="9026"/>
+        <w:tblBorders>
+          <w:top w:val="single" w:color="D0D0D0" w:sz="4"/>
+          <w:left w:val="single" w:color="D0D0D0" w:sz="4"/>
+          <w:bottom w:val="single" w:color="D0D0D0" w:sz="4"/>
+          <w:right w:val="single" w:color="D0D0D0" w:sz="4"/>
+          <w:insideH w:val="single" w:color="D0D0D0" w:sz="4"/>
+          <w:insideV w:val="single" w:color="D0D0D0" w:sz="4"/>
+        </w:tblBorders>
+      </w:tblPr>
+      <w:tblGrid>
+        <w:gridCol w:w="3600"/>
+        <w:gridCol w:w="5426"/>
+      </w:tblGrid>
+      <w:tr>
+        <w:trPr>
+          <w:cantSplit/>
+          <w:tblHeader/>
+        </w:trPr>
+        <w:tc>
+          <w:tcPr>
+            <w:tcW w:type="dxa" w:w="3600"/>
+            <w:shd w:fill="1B6CA8" w:val="clear"/>
+            <w:tcMar>
+              <w:top w:type="dxa" w:w="30"/>
+              <w:left w:type="dxa" w:w="90"/>
+              <w:bottom w:type="dxa" w:w="30"/>
+              <w:right w:type="dxa" w:w="90"/>
+            </w:tcMar>
+          </w:tcPr>
+          <w:p>
+            <w:pPr>
+              <w:spacing w:after="0" w:line="240" w:lineRule="auto"/>
+            </w:pPr>
+            <w:r>
+              <w:rPr>
+                <w:rFonts w:ascii="Arial" w:cs="Arial" w:eastAsia="Arial" w:hAnsi="Arial"/>
+                <w:b/>
+                <w:bCs/>
+                <w:color w:val="FFFFFF"/>
+                <w:sz w:val="19"/>
+                <w:szCs w:val="19"/>
+              </w:rPr>
+              <w:t xml:space="preserve">Was du siehst</w:t>
+            </w:r>
+          </w:p>
+        </w:tc>
+        <w:tc>
+          <w:tcPr>
+            <w:tcW w:type="dxa" w:w="5426"/>
+            <w:shd w:fill="1B6CA8" w:val="clear"/>
+            <w:tcMar>
+              <w:top w:type="dxa" w:w="30"/>
+              <w:left w:type="dxa" w:w="90"/>
+              <w:bottom w:type="dxa" w:w="30"/>
+              <w:right w:type="dxa" w:w="90"/>
+            </w:tcMar>
+          </w:tcPr>
+          <w:p>
+            <w:pPr>
+              <w:spacing w:after="0" w:line="240" w:lineRule="auto"/>
+            </w:pPr>
+            <w:r>
+              <w:rPr>
+                <w:rFonts w:ascii="Arial" w:cs="Arial" w:eastAsia="Arial" w:hAnsi="Arial"/>
+                <w:b/>
+                <w:bCs/>
+                <w:color w:val="FFFFFF"/>
+                <w:sz w:val="19"/>
+                <w:szCs w:val="19"/>
+              </w:rPr>
+              <w:t xml:space="preserve">Was meistens dahintersteckt</w:t>
+            </w:r>
+          </w:p>
+        </w:tc>
+      </w:tr>
+      <w:tr>
+        <w:trPr>
+          <w:cantSplit/>
+        </w:trPr>
+        <w:tc>
+          <w:tcPr>
+            <w:tcW w:type="dxa" w:w="3600"/>
+            <w:tcMar>
+              <w:top w:type="dxa" w:w="30"/>
+              <w:left w:type="dxa" w:w="90"/>
+              <w:bottom w:type="dxa" w:w="30"/>
+              <w:right w:type="dxa" w:w="90"/>
+            </w:tcMar>
+          </w:tcPr>
+          <w:p>
+            <w:pPr>
+              <w:spacing w:after="0" w:line="240" w:lineRule="auto"/>
+            </w:pPr>
+            <w:r>
+              <w:rPr>
+                <w:rFonts w:ascii="Consolas" w:cs="Consolas" w:eastAsia="Consolas" w:hAnsi="Consolas"/>
+                <w:color w:val="222222"/>
+                <w:sz w:val="19"/>
+                <w:szCs w:val="19"/>
+              </w:rPr>
+              <w:t xml:space="preserve">Unbekanntes Builtin 'BAUM'</w:t>
+            </w:r>
+          </w:p>
+        </w:tc>
+        <w:tc>
+          <w:tcPr>
+            <w:tcW w:type="dxa" w:w="5426"/>
+            <w:tcMar>
+              <w:top w:type="dxa" w:w="30"/>
+              <w:left w:type="dxa" w:w="90"/>
+              <w:bottom w:type="dxa" w:w="30"/>
+              <w:right w:type="dxa" w:w="90"/>
+            </w:tcMar>
+          </w:tcPr>
+          <w:p>
+            <w:pPr>
+              <w:spacing w:after="0" w:line="240" w:lineRule="auto"/>
+            </w:pPr>
+            <w:r>
+              <w:rPr>
+                <w:rFonts w:ascii="Arial" w:cs="Arial" w:eastAsia="Arial" w:hAnsi="Arial"/>
+                <w:color w:val="222222"/>
+                <w:sz w:val="19"/>
+                <w:szCs w:val="19"/>
+              </w:rPr>
+              <w:t xml:space="preserve">Der Befehl ist nicht definiert — meist ein Tippfehler im Namen, oder das END SUB fehlt und alles darunter gehört noch dazu.</w:t>
+            </w:r>
+          </w:p>
+        </w:tc>
+      </w:tr>
+      <w:tr>
+        <w:trPr>
+          <w:cantSplit/>
+        </w:trPr>
+        <w:tc>
+          <w:tcPr>
+            <w:tcW w:type="dxa" w:w="3600"/>
+            <w:tcMar>
+              <w:top w:type="dxa" w:w="30"/>
+              <w:left w:type="dxa" w:w="90"/>
+              <w:bottom w:type="dxa" w:w="30"/>
+              <w:right w:type="dxa" w:w="90"/>
+            </w:tcMar>
+          </w:tcPr>
+          <w:p>
+            <w:pPr>
+              <w:spacing w:after="0" w:line="240" w:lineRule="auto"/>
+            </w:pPr>
+            <w:r>
+              <w:rPr>
+                <w:rFonts w:ascii="Consolas" w:cs="Consolas" w:eastAsia="Consolas" w:hAnsi="Consolas"/>
+                <w:color w:val="222222"/>
+                <w:sz w:val="19"/>
+                <w:szCs w:val="19"/>
+              </w:rPr>
+              <w:t xml:space="preserve">Erwartet AS nach Parametername</w:t>
+            </w:r>
+          </w:p>
+        </w:tc>
+        <w:tc>
+          <w:tcPr>
+            <w:tcW w:type="dxa" w:w="5426"/>
+            <w:tcMar>
+              <w:top w:type="dxa" w:w="30"/>
+              <w:left w:type="dxa" w:w="90"/>
+              <w:bottom w:type="dxa" w:w="30"/>
+              <w:right w:type="dxa" w:w="90"/>
+            </w:tcMar>
+          </w:tcPr>
+          <w:p>
+            <w:pPr>
+              <w:spacing w:after="0" w:line="240" w:lineRule="auto"/>
+            </w:pPr>
+            <w:r>
+              <w:rPr>
+                <w:rFonts w:ascii="Arial" w:cs="Arial" w:eastAsia="Arial" w:hAnsi="Arial"/>
+                <w:color w:val="222222"/>
+                <w:sz w:val="19"/>
+                <w:szCs w:val="19"/>
+              </w:rPr>
+              <w:t xml:space="preserve">Bei Parametern ist die Typangabe Pflicht: (x AS INTEGER), nicht (x).</w:t>
+            </w:r>
+          </w:p>
+        </w:tc>
+      </w:tr>
+      <w:tr>
+        <w:trPr>
+          <w:cantSplit/>
+        </w:trPr>
+        <w:tc>
+          <w:tcPr>
+            <w:tcW w:type="dxa" w:w="3600"/>
+            <w:tcMar>
+              <w:top w:type="dxa" w:w="30"/>
+              <w:left w:type="dxa" w:w="90"/>
+              <w:bottom w:type="dxa" w:w="30"/>
+              <w:right w:type="dxa" w:w="90"/>
+            </w:tcMar>
+          </w:tcPr>
+          <w:p>
+            <w:pPr>
+              <w:spacing w:after="0" w:line="240" w:lineRule="auto"/>
+            </w:pPr>
+            <w:r>
+              <w:rPr>
+                <w:rFonts w:ascii="Arial" w:cs="Arial" w:eastAsia="Arial" w:hAnsi="Arial"/>
+                <w:color w:val="222222"/>
+                <w:sz w:val="19"/>
+                <w:szCs w:val="19"/>
+              </w:rPr>
+              <w:t xml:space="preserve">Der Befehl malt nichts</w:t>
+            </w:r>
+          </w:p>
+        </w:tc>
+        <w:tc>
+          <w:tcPr>
+            <w:tcW w:type="dxa" w:w="5426"/>
+            <w:tcMar>
+              <w:top w:type="dxa" w:w="30"/>
+              <w:left w:type="dxa" w:w="90"/>
+              <w:bottom w:type="dxa" w:w="30"/>
+              <w:right w:type="dxa" w:w="90"/>
+            </w:tcMar>
+          </w:tcPr>
+          <w:p>
+            <w:pPr>
+              <w:spacing w:after="0" w:line="240" w:lineRule="auto"/>
+            </w:pPr>
+            <w:r>
+              <w:rPr>
+                <w:rFonts w:ascii="Arial" w:cs="Arial" w:eastAsia="Arial" w:hAnsi="Arial"/>
+                <w:color w:val="222222"/>
+                <w:sz w:val="19"/>
+                <w:szCs w:val="19"/>
+              </w:rPr>
+              <w:t xml:space="preserve">Er wird nie aufgerufen. Ein SUB, das nur dasteht, tut nichts — es muss beim Namen genannt werden.</w:t>
+            </w:r>
+          </w:p>
+        </w:tc>
+      </w:tr>
+      <w:tr>
+        <w:trPr>
+          <w:cantSplit/>
+        </w:trPr>
+        <w:tc>
+          <w:tcPr>
+            <w:tcW w:type="dxa" w:w="3600"/>
+            <w:tcMar>
+              <w:top w:type="dxa" w:w="30"/>
+              <w:left w:type="dxa" w:w="90"/>
+              <w:bottom w:type="dxa" w:w="30"/>
+              <w:right w:type="dxa" w:w="90"/>
+            </w:tcMar>
+          </w:tcPr>
+          <w:p>
+            <w:pPr>
+              <w:spacing w:after="0" w:line="240" w:lineRule="auto"/>
+            </w:pPr>
+            <w:r>
+              <w:rPr>
+                <w:rFonts w:ascii="Arial" w:cs="Arial" w:eastAsia="Arial" w:hAnsi="Arial"/>
+                <w:color w:val="222222"/>
+                <w:sz w:val="19"/>
+                <w:szCs w:val="19"/>
+              </w:rPr>
+              <w:t xml:space="preserve">Die Änderung im SUB wirkt nicht</w:t>
+            </w:r>
+          </w:p>
+        </w:tc>
+        <w:tc>
+          <w:tcPr>
+            <w:tcW w:type="dxa" w:w="5426"/>
+            <w:tcMar>
+              <w:top w:type="dxa" w:w="30"/>
+              <w:left w:type="dxa" w:w="90"/>
+              <w:bottom w:type="dxa" w:w="30"/>
+              <w:right w:type="dxa" w:w="90"/>
+            </w:tcMar>
+          </w:tcPr>
+          <w:p>
+            <w:pPr>
+              <w:spacing w:after="0" w:line="240" w:lineRule="auto"/>
+            </w:pPr>
+            <w:r>
+              <w:rPr>
+                <w:rFonts w:ascii="Arial" w:cs="Arial" w:eastAsia="Arial" w:hAnsi="Arial"/>
+                <w:color w:val="222222"/>
+                <w:sz w:val="19"/>
+                <w:szCs w:val="19"/>
+              </w:rPr>
+              <w:t xml:space="preserve">Es gibt ihn zweimal, mit demselben Namen. Der zweite gewinnt.</w:t>
+            </w:r>
+          </w:p>
+        </w:tc>
+      </w:tr>
+      <w:tr>
+        <w:trPr>
+          <w:cantSplit/>
+        </w:trPr>
+        <w:tc>
+          <w:tcPr>
+            <w:tcW w:type="dxa" w:w="3600"/>
+            <w:tcMar>
+              <w:top w:type="dxa" w:w="30"/>
+              <w:left w:type="dxa" w:w="90"/>
+              <w:bottom w:type="dxa" w:w="30"/>
+              <w:right w:type="dxa" w:w="90"/>
+            </w:tcMar>
+          </w:tcPr>
+          <w:p>
+            <w:pPr>
+              <w:spacing w:after="0" w:line="240" w:lineRule="auto"/>
+            </w:pPr>
+            <w:r>
+              <w:rPr>
+                <w:rFonts w:ascii="Arial" w:cs="Arial" w:eastAsia="Arial" w:hAnsi="Arial"/>
+                <w:color w:val="222222"/>
+                <w:sz w:val="19"/>
+                <w:szCs w:val="19"/>
+              </w:rPr>
+              <w:t xml:space="preserve">Draußen steht ein anderer Wert als drinnen</w:t>
+            </w:r>
+          </w:p>
+        </w:tc>
+        <w:tc>
+          <w:tcPr>
+            <w:tcW w:type="dxa" w:w="5426"/>
+            <w:tcMar>
+              <w:top w:type="dxa" w:w="30"/>
+              <w:left w:type="dxa" w:w="90"/>
+              <w:bottom w:type="dxa" w:w="30"/>
+              <w:right w:type="dxa" w:w="90"/>
+            </w:tcMar>
+          </w:tcPr>
+          <w:p>
+            <w:pPr>
+              <w:spacing w:after="0" w:line="240" w:lineRule="auto"/>
+            </w:pPr>
+            <w:r>
+              <w:rPr>
+                <w:rFonts w:ascii="Arial" w:cs="Arial" w:eastAsia="Arial" w:hAnsi="Arial"/>
+                <w:color w:val="222222"/>
+                <w:sz w:val="19"/>
+                <w:szCs w:val="19"/>
+              </w:rPr>
+              <w:t xml:space="preserve">Kein Fehler, sondern Absicht: Ein DIM im Befehl legt einen eigenen Karton an. Wer den äußeren ändern will, lässt das DIM weg oder nimmt BYREF.</w:t>
+            </w:r>
+          </w:p>
+        </w:tc>
+      </w:tr>
+      <w:tr>
+        <w:trPr>
+          <w:cantSplit/>
+        </w:trPr>
+        <w:tc>
+          <w:tcPr>
+            <w:tcW w:type="dxa" w:w="3600"/>
+            <w:tcMar>
+              <w:top w:type="dxa" w:w="30"/>
+              <w:left w:type="dxa" w:w="90"/>
+              <w:bottom w:type="dxa" w:w="30"/>
+              <w:right w:type="dxa" w:w="90"/>
+            </w:tcMar>
+          </w:tcPr>
+          <w:p>
+            <w:pPr>
+              <w:spacing w:after="0" w:line="240" w:lineRule="auto"/>
+            </w:pPr>
+            <w:r>
+              <w:rPr>
+                <w:rFonts w:ascii="Consolas" w:cs="Consolas" w:eastAsia="Consolas" w:hAnsi="Consolas"/>
+                <w:color w:val="222222"/>
+                <w:sz w:val="19"/>
+                <w:szCs w:val="19"/>
+              </w:rPr>
+              <w:t xml:space="preserve">Erwartet END FUNCTION</w:t>
+            </w:r>
+          </w:p>
+        </w:tc>
+        <w:tc>
+          <w:tcPr>
+            <w:tcW w:type="dxa" w:w="5426"/>
+            <w:tcMar>
+              <w:top w:type="dxa" w:w="30"/>
+              <w:left w:type="dxa" w:w="90"/>
+              <w:bottom w:type="dxa" w:w="30"/>
+              <w:right w:type="dxa" w:w="90"/>
+            </w:tcMar>
+          </w:tcPr>
+          <w:p>
+            <w:pPr>
+              <w:spacing w:after="0" w:line="240" w:lineRule="auto"/>
+            </w:pPr>
+            <w:r>
+              <w:rPr>
+                <w:rFonts w:ascii="Arial" w:cs="Arial" w:eastAsia="Arial" w:hAnsi="Arial"/>
+                <w:color w:val="222222"/>
+                <w:sz w:val="19"/>
+                <w:szCs w:val="19"/>
+              </w:rPr>
+              <w:t xml:space="preserve">Ein Block ist offen geblieben. Eigene Befehle dürfen nicht ineinander stehen.</w:t>
+            </w:r>
+          </w:p>
+        </w:tc>
+      </w:tr>
+    </w:tbl>
+    <w:p>
+      <w:pPr>
+        <w:spacing w:after="160"/>
+      </w:pPr>
+    </w:p>
+    <w:p>
+      <w:pPr>
+        <w:pStyle w:val="Heading2"/>
+        <w:keepNext/>
+        <w:keepLines/>
+        <w:spacing w:after="120" w:before="280"/>
+      </w:pPr>
+      <w:r>
+        <w:t xml:space="preserve">Aufgaben</w:t>
+      </w:r>
+    </w:p>
+    <w:p>
+      <w:pPr>
+        <w:pStyle w:val="ListParagraph"/>
+        <w:numPr>
+          <w:ilvl w:val="0"/>
+          <w:numId w:val="2"/>
+        </w:numPr>
+        <w:spacing w:after="100" w:line="312" w:lineRule="auto"/>
+      </w:pPr>
+      <w:r>
+        <w:rPr>
+          <w:sz w:val="22"/>
+          <w:szCs w:val="22"/>
+        </w:rPr>
+        <w:t xml:space="preserve">Gib dem Baum einen vierten Parameter für die Farbe der Krone und mal einen Herbstwald.</w:t>
+      </w:r>
+    </w:p>
+    <w:p>
+      <w:pPr>
+        <w:pStyle w:val="ListParagraph"/>
+        <w:numPr>
+          <w:ilvl w:val="0"/>
+          <w:numId w:val="2"/>
+        </w:numPr>
+        <w:spacing w:after="100" w:line="312" w:lineRule="auto"/>
+      </w:pPr>
+      <w:r>
+        <w:rPr>
+          <w:sz w:val="22"/>
+          <w:szCs w:val="22"/>
+        </w:rPr>
+        <w:t xml:space="preserve">Schreib einen Befehl haus(x, y, breite), der ein Haus mit Dach und Fenster malt. Bau daraus ein Dorf.</w:t>
+      </w:r>
+    </w:p>
+    <w:p>
+      <w:pPr>
+        <w:pStyle w:val="ListParagraph"/>
+        <w:numPr>
+          <w:ilvl w:val="0"/>
+          <w:numId w:val="2"/>
+        </w:numPr>
+        <w:spacing w:after="100" w:line="312" w:lineRule="auto"/>
+      </w:pPr>
+      <w:r>
+        <w:rPr>
+          <w:sz w:val="22"/>
+          <w:szCs w:val="22"/>
+        </w:rPr>
+        <w:t xml:space="preserve">Schreib eine FUNCTION, die zwei Zahlen bekommt und die größere zurückgibt — ohne MAX zu benutzen.</w:t>
+      </w:r>
+    </w:p>
+    <w:p>
+      <w:pPr>
+        <w:pStyle w:val="ListParagraph"/>
+        <w:numPr>
+          <w:ilvl w:val="0"/>
+          <w:numId w:val="2"/>
+        </w:numPr>
+        <w:spacing w:after="100" w:line="312" w:lineRule="auto"/>
+      </w:pPr>
+      <w:r>
+        <w:rPr>
+          <w:sz w:val="22"/>
+          <w:szCs w:val="22"/>
+        </w:rPr>
+        <w:t xml:space="preserve">Bau die vier Kästchen der Tastenanzeige aus Kapitel 7 zu einem Befehl lampe(x, y, taste) um.</w:t>
+      </w:r>
+    </w:p>
+    <w:p>
+      <w:pPr>
+        <w:pStyle w:val="ListParagraph"/>
+        <w:numPr>
+          <w:ilvl w:val="0"/>
+          <w:numId w:val="2"/>
+        </w:numPr>
+        <w:spacing w:after="100" w:line="312" w:lineRule="auto"/>
+      </w:pPr>
+      <w:r>
+        <w:rPr>
+          <w:sz w:val="22"/>
+          <w:szCs w:val="22"/>
+        </w:rPr>
+        <w:t xml:space="preserve">Zieh aus Snake die Umrechnung von Spalte und Zeile in Bildpunkte heraus: zwei Funktionen bildx(spalte) und bildy(zeile).</w:t>
+      </w:r>
+    </w:p>
+    <w:p>
+      <w:pPr>
+        <w:pStyle w:val="ListParagraph"/>
+        <w:numPr>
+          <w:ilvl w:val="0"/>
+          <w:numId w:val="2"/>
+        </w:numPr>
+        <w:spacing w:after="100" w:line="312" w:lineRule="auto"/>
+      </w:pPr>
+      <w:r>
+        <w:rPr>
+          <w:sz w:val="22"/>
+          <w:szCs w:val="22"/>
+        </w:rPr>
+        <w:t xml:space="preserve">Schreib einen Befehl, der eine Zahl als Balken darstellt — und benutz ihn, um in einem Programm drei Werte nebeneinander anzuzeigen.</w:t>
+      </w:r>
+    </w:p>
+    <w:p>
+      <w:pPr>
+        <w:spacing w:after="180" w:line="312" w:lineRule="auto"/>
+      </w:pPr>
+      <w:r>
+        <w:rPr>
+          <w:sz w:val="22"/>
+          <w:szCs w:val="22"/>
+        </w:rPr>
+        <w:t xml:space="preserve">Eigene Befehle bündeln, was ein Programm TUT. Im nächsten Kapitel geht es um das, was es SICH MERKT — Arrays können mehr, als Kapitel 9 gebraucht hat.</w:t>
+      </w:r>
+    </w:p>
+    <w:p>
+      <w:pPr>
+        <w:pStyle w:val="Heading1"/>
+        <w:keepNext/>
+        <w:keepLines/>
+        <w:pageBreakBefore/>
+        <w:pBdr>
+          <w:bottom w:val="single" w:color="1B6CA8" w:sz="12" w:space="4"/>
+        </w:pBdr>
+        <w:spacing w:after="160" w:before="0"/>
+      </w:pPr>
+      <w:r>
+        <w:t xml:space="preserve">Arrays können mehr</w:t>
+      </w:r>
+    </w:p>
+    <w:p>
+      <w:pPr>
+        <w:spacing w:after="180" w:line="312" w:lineRule="auto"/>
+      </w:pPr>
+      <w:r>
+        <w:rPr>
+          <w:sz w:val="22"/>
+          <w:szCs w:val="22"/>
+        </w:rPr>
+        <w:t xml:space="preserve">Kapitel 9 brauchte Arrays für die Schlange, und mehr als zwei Zeilen Erklärung waren dafür nicht nötig: ein Behälter mit nummerierten Fächern. Dabei ist geblieben, obwohl noch einiges darin steckt.</w:t>
+      </w:r>
+    </w:p>
+    <w:p>
+      <w:pPr>
+        <w:spacing w:after="180" w:line="312" w:lineRule="auto"/>
+      </w:pPr>
+      <w:r>
+        <w:rPr>
+          <w:sz w:val="22"/>
+          <w:szCs w:val="22"/>
+        </w:rPr>
+        <w:t xml:space="preserve">Dieses Kapitel holt es nach — und dabei entstehen ein Feuerwerk aus fünfhundert Funken und ein Programm, das seit 1970 Menschen fasziniert.</w:t>
+      </w:r>
+    </w:p>
+    <w:p>
+      <w:pPr>
+        <w:pStyle w:val="Heading2"/>
+        <w:keepNext/>
+        <w:keepLines/>
+        <w:spacing w:after="120" w:before="280"/>
+      </w:pPr>
+      <w:r>
+        <w:t xml:space="preserve">Fünfhundert Funken</w:t>
+      </w:r>
+    </w:p>
+    <w:p>
+      <w:pPr>
+        <w:spacing w:after="180" w:line="312" w:lineRule="auto"/>
+      </w:pPr>
+      <w:r>
+        <w:rPr>
+          <w:sz w:val="22"/>
+          <w:szCs w:val="22"/>
+        </w:rPr>
+        <w:t xml:space="preserve">Ein einzelner Funke braucht fünf Angaben: wo er ist (zwei Zahlen), wohin er fliegt (zwei Zahlen) und wie lange er noch lebt. Fünfhundert Funken brauchen also fünf Arrays:</w:t>
+      </w:r>
+    </w:p>
+    <w:p>
+      <w:pPr>
+        <w:keepLines/>
+        <w:pBdr>
+          <w:left w:val="single" w:color="1B6CA8" w:sz="18" w:space="6"/>
+        </w:pBdr>
+        <w:shd w:fill="F4F4F4" w:val="clear"/>
+        <w:spacing w:after="200" w:before="100" w:line="264" w:lineRule="auto"/>
+        <w:ind w:left="140"/>
+      </w:pPr>
+      <w:r>
+        <w:rPr>
+          <w:rFonts w:ascii="Consolas" w:cs="Consolas" w:eastAsia="Consolas" w:hAnsi="Consolas"/>
+          <w:sz w:val="19"/>
+          <w:szCs w:val="19"/>
+        </w:rPr>
+        <w:t xml:space="preserve">DIM px[500] AS FLOAT</w:t>
+      </w:r>
+      <w:r>
+        <w:rPr>
+          <w:rFonts w:ascii="Consolas" w:cs="Consolas" w:eastAsia="Consolas" w:hAnsi="Consolas"/>
+          <w:sz w:val="19"/>
+          <w:szCs w:val="19"/>
+        </w:rPr>
+        <w:br/>
+        <w:t xml:space="preserve">DIM py[500] AS FLOAT</w:t>
+      </w:r>
+      <w:r>
+        <w:rPr>
+          <w:rFonts w:ascii="Consolas" w:cs="Consolas" w:eastAsia="Consolas" w:hAnsi="Consolas"/>
+          <w:sz w:val="19"/>
+          <w:szCs w:val="19"/>
+        </w:rPr>
+        <w:br/>
+        <w:t xml:space="preserve">DIM vx[500] AS FLOAT</w:t>
+      </w:r>
+      <w:r>
+        <w:rPr>
+          <w:rFonts w:ascii="Consolas" w:cs="Consolas" w:eastAsia="Consolas" w:hAnsi="Consolas"/>
+          <w:sz w:val="19"/>
+          <w:szCs w:val="19"/>
+        </w:rPr>
+        <w:br/>
+        <w:t xml:space="preserve">DIM vy[500] AS FLOAT</w:t>
+      </w:r>
+      <w:r>
+        <w:rPr>
+          <w:rFonts w:ascii="Consolas" w:cs="Consolas" w:eastAsia="Consolas" w:hAnsi="Consolas"/>
+          <w:sz w:val="19"/>
+          <w:szCs w:val="19"/>
+        </w:rPr>
+        <w:br/>
+        <w:t xml:space="preserve">DIM leben[500] AS INTEGER</w:t>
+      </w:r>
+    </w:p>
+    <w:p>
+      <w:pPr>
+        <w:spacing w:after="180" w:line="312" w:lineRule="auto"/>
+      </w:pPr>
+      <w:r>
+        <w:rPr>
+          <w:sz w:val="22"/>
+          <w:szCs w:val="22"/>
+        </w:rPr>
+        <w:t xml:space="preserve">Das ist dasselbe Muster wie beim Instrument im letzten Teil: parallele Arrays, ein gemeinsamer Index. Fach 137 ist immer derselbe Funke, egal in welchem der fünf Arrays.</w:t>
+      </w:r>
+    </w:p>
+    <w:p>
+      <w:pPr>
+        <w:keepNext/>
+        <w:spacing w:after="40" w:before="160"/>
+        <w:jc w:val="center"/>
+      </w:pPr>
+      <w:r>
+        <w:drawing>
+          <wp:inline distT="0" distB="0" distL="0" distR="0">
+            <wp:extent cx="4191000" cy="2619375"/>
+            <wp:effectExtent t="0" r="0" b="0" l="0"/>
+            <wp:docPr id="1" name="kap14_1_funken.png" descr="Fünfhundert Funken, gelb an der Quelle, rot beim Verglühen. Kein einziger davon hat einen eigenen Namen." title="Fünfhundert Funken, gelb an der Quelle, rot beim Verglühen. Kein einziger davon hat einen eigenen Namen."/>
+            <wp:cNvGraphicFramePr>
+              <a:graphicFrameLocks xmlns:a="http://schemas.openxmlformats.org/drawingml/2006/main" noChangeAspect="1"/>
+            </wp:cNvGraphicFramePr>
+            <a:graphic xmlns:a="http://schemas.openxmlformats.org/drawingml/2006/main">
+              <a:graphicData uri="http://schemas.openxmlformats.org/drawingml/2006/picture">
+                <pic:pic xmlns:pic="http://schemas.openxmlformats.org/drawingml/2006/picture">
+                  <pic:nvPicPr>
+                    <pic:cNvPr id="0" name="" descr=""/>
+                    <pic:cNvPicPr>
+                      <a:picLocks noChangeAspect="1" noChangeArrowheads="1"/>
+                    </pic:cNvPicPr>
+                  </pic:nvPicPr>
+                  <pic:blipFill>
+                    <a:blip r:embed="rId48" cstate="none"/>
+                    <a:srcRect/>
+                    <a:stretch>
+                      <a:fillRect/>
+                    </a:stretch>
+                  </pic:blipFill>
+                  <pic:spPr bwMode="auto">
+                    <a:xfrm>
+                      <a:off x="0" y="0"/>
+                      <a:ext cx="4191000" cy="2619375"/>
+                    </a:xfrm>
+                    <a:prstGeom prst="rect">
+                      <a:avLst/>
+                    </a:prstGeom>
+                  </pic:spPr>
+                </pic:pic>
+              </a:graphicData>
+            </a:graphic>
+          </wp:inline>
+        </w:drawing>
+      </w:r>
+    </w:p>
+    <w:p>
+      <w:pPr>
+        <w:spacing w:after="200"/>
+        <w:jc w:val="center"/>
+      </w:pPr>
+      <w:r>
+        <w:rPr>
+          <w:i/>
+          <w:iCs/>
+          <w:color w:val="6A6A6A"/>
+          <w:sz w:val="18"/>
+          <w:szCs w:val="18"/>
+        </w:rPr>
+        <w:t xml:space="preserve">Fünfhundert Funken, gelb an der Quelle, rot beim Verglühen. Kein einziger davon hat einen eigenen Namen.</w:t>
+      </w:r>
+    </w:p>
+    <w:p>
+      <w:pPr>
+        <w:spacing w:after="180" w:line="312" w:lineRule="auto"/>
+      </w:pPr>
+      <w:r>
+        <w:rPr>
+          <w:sz w:val="22"/>
+          <w:szCs w:val="22"/>
+        </w:rPr>
+        <w:t xml:space="preserve">Der ganze Kern des Programms ist eine Schleife über alle fünfhundert:</w:t>
+      </w:r>
+    </w:p>
+    <w:p>
+      <w:pPr>
+        <w:keepLines/>
+        <w:pBdr>
+          <w:left w:val="single" w:color="1B6CA8" w:sz="18" w:space="6"/>
+        </w:pBdr>
+        <w:shd w:fill="F4F4F4" w:val="clear"/>
+        <w:spacing w:after="200" w:before="100" w:line="264" w:lineRule="auto"/>
+        <w:ind w:left="140"/>
+      </w:pPr>
+      <w:r>
+        <w:rPr>
+          <w:rFonts w:ascii="Consolas" w:cs="Consolas" w:eastAsia="Consolas" w:hAnsi="Consolas"/>
+          <w:sz w:val="19"/>
+          <w:szCs w:val="19"/>
+        </w:rPr>
+        <w:t xml:space="preserve">FOR i = 0 TO 499</w:t>
+      </w:r>
+      <w:r>
+        <w:rPr>
+          <w:rFonts w:ascii="Consolas" w:cs="Consolas" w:eastAsia="Consolas" w:hAnsi="Consolas"/>
+          <w:sz w:val="19"/>
+          <w:szCs w:val="19"/>
+        </w:rPr>
+        <w:br/>
+        <w:t xml:space="preserve">    leben[i] = leben[i] - 1</w:t>
+      </w:r>
+      <w:r>
+        <w:rPr>
+          <w:rFonts w:ascii="Consolas" w:cs="Consolas" w:eastAsia="Consolas" w:hAnsi="Consolas"/>
+          <w:sz w:val="19"/>
+          <w:szCs w:val="19"/>
+        </w:rPr>
+        <w:br/>
+        <w:t xml:space="preserve"/>
+      </w:r>
+      <w:r>
+        <w:rPr>
+          <w:rFonts w:ascii="Consolas" w:cs="Consolas" w:eastAsia="Consolas" w:hAnsi="Consolas"/>
+          <w:sz w:val="19"/>
+          <w:szCs w:val="19"/>
+        </w:rPr>
+        <w:br/>
+        <w:t xml:space="preserve">    IF leben[i] &lt;= 0 THEN</w:t>
+      </w:r>
+      <w:r>
+        <w:rPr>
+          <w:rFonts w:ascii="Consolas" w:cs="Consolas" w:eastAsia="Consolas" w:hAnsi="Consolas"/>
+          <w:sz w:val="19"/>
+          <w:szCs w:val="19"/>
+        </w:rPr>
+        <w:br/>
+        <w:t xml:space="preserve">        px[i] = 320</w:t>
+      </w:r>
+      <w:r>
+        <w:rPr>
+          <w:rFonts w:ascii="Consolas" w:cs="Consolas" w:eastAsia="Consolas" w:hAnsi="Consolas"/>
+          <w:sz w:val="19"/>
+          <w:szCs w:val="19"/>
+        </w:rPr>
+        <w:br/>
+        <w:t xml:space="preserve">        py[i] = 380</w:t>
+      </w:r>
+      <w:r>
+        <w:rPr>
+          <w:rFonts w:ascii="Consolas" w:cs="Consolas" w:eastAsia="Consolas" w:hAnsi="Consolas"/>
+          <w:sz w:val="19"/>
+          <w:szCs w:val="19"/>
+        </w:rPr>
+        <w:br/>
+        <w:t xml:space="preserve">        vx[i] = RANDINT(-40, 40) / 10.0</w:t>
+      </w:r>
+      <w:r>
+        <w:rPr>
+          <w:rFonts w:ascii="Consolas" w:cs="Consolas" w:eastAsia="Consolas" w:hAnsi="Consolas"/>
+          <w:sz w:val="19"/>
+          <w:szCs w:val="19"/>
+        </w:rPr>
+        <w:br/>
+        <w:t xml:space="preserve">        vy[i] = RANDINT(-95, -55) / 10.0</w:t>
+      </w:r>
+      <w:r>
+        <w:rPr>
+          <w:rFonts w:ascii="Consolas" w:cs="Consolas" w:eastAsia="Consolas" w:hAnsi="Consolas"/>
+          <w:sz w:val="19"/>
+          <w:szCs w:val="19"/>
+        </w:rPr>
+        <w:br/>
+        <w:t xml:space="preserve">        leben[i] = RANDINT(60, 110)</w:t>
+      </w:r>
+      <w:r>
+        <w:rPr>
+          <w:rFonts w:ascii="Consolas" w:cs="Consolas" w:eastAsia="Consolas" w:hAnsi="Consolas"/>
+          <w:sz w:val="19"/>
+          <w:szCs w:val="19"/>
+        </w:rPr>
+        <w:br/>
+        <w:t xml:space="preserve">    END IF</w:t>
+      </w:r>
+      <w:r>
+        <w:rPr>
+          <w:rFonts w:ascii="Consolas" w:cs="Consolas" w:eastAsia="Consolas" w:hAnsi="Consolas"/>
+          <w:sz w:val="19"/>
+          <w:szCs w:val="19"/>
+        </w:rPr>
+        <w:br/>
+        <w:t xml:space="preserve"/>
+      </w:r>
+      <w:r>
+        <w:rPr>
+          <w:rFonts w:ascii="Consolas" w:cs="Consolas" w:eastAsia="Consolas" w:hAnsi="Consolas"/>
+          <w:sz w:val="19"/>
+          <w:szCs w:val="19"/>
+        </w:rPr>
+        <w:br/>
+        <w:t xml:space="preserve">    vy[i] = vy[i] + 0.11</w:t>
+      </w:r>
+      <w:r>
+        <w:rPr>
+          <w:rFonts w:ascii="Consolas" w:cs="Consolas" w:eastAsia="Consolas" w:hAnsi="Consolas"/>
+          <w:sz w:val="19"/>
+          <w:szCs w:val="19"/>
+        </w:rPr>
+        <w:br/>
+        <w:t xml:space="preserve">    px[i] = px[i] + vx[i]</w:t>
+      </w:r>
+      <w:r>
+        <w:rPr>
+          <w:rFonts w:ascii="Consolas" w:cs="Consolas" w:eastAsia="Consolas" w:hAnsi="Consolas"/>
+          <w:sz w:val="19"/>
+          <w:szCs w:val="19"/>
+        </w:rPr>
+        <w:br/>
+        <w:t xml:space="preserve">    py[i] = py[i] + vy[i]</w:t>
+      </w:r>
+      <w:r>
+        <w:rPr>
+          <w:rFonts w:ascii="Consolas" w:cs="Consolas" w:eastAsia="Consolas" w:hAnsi="Consolas"/>
+          <w:sz w:val="19"/>
+          <w:szCs w:val="19"/>
+        </w:rPr>
+        <w:br/>
+        <w:t xml:space="preserve"/>
+      </w:r>
+      <w:r>
+        <w:rPr>
+          <w:rFonts w:ascii="Consolas" w:cs="Consolas" w:eastAsia="Consolas" w:hAnsi="Consolas"/>
+          <w:sz w:val="19"/>
+          <w:szCs w:val="19"/>
+        </w:rPr>
+        <w:br/>
+        <w:t xml:space="preserve">    h = leben[i] * 2</w:t>
+      </w:r>
+      <w:r>
+        <w:rPr>
+          <w:rFonts w:ascii="Consolas" w:cs="Consolas" w:eastAsia="Consolas" w:hAnsi="Consolas"/>
+          <w:sz w:val="19"/>
+          <w:szCs w:val="19"/>
+        </w:rPr>
+        <w:br/>
+        <w:t xml:space="preserve">    IF h &gt; 255 THEN h = 255</w:t>
+      </w:r>
+      <w:r>
+        <w:rPr>
+          <w:rFonts w:ascii="Consolas" w:cs="Consolas" w:eastAsia="Consolas" w:hAnsi="Consolas"/>
+          <w:sz w:val="19"/>
+          <w:szCs w:val="19"/>
+        </w:rPr>
+        <w:br/>
+        <w:t xml:space="preserve">    CIRCLE(px[i], py[i], 2, RGB(255, h, 40))</w:t>
+      </w:r>
+      <w:r>
+        <w:rPr>
+          <w:rFonts w:ascii="Consolas" w:cs="Consolas" w:eastAsia="Consolas" w:hAnsi="Consolas"/>
+          <w:sz w:val="19"/>
+          <w:szCs w:val="19"/>
+        </w:rPr>
+        <w:br/>
+        <w:t xml:space="preserve">NEXT</w:t>
+      </w:r>
+    </w:p>
+    <w:p>
+      <w:pPr>
+        <w:spacing w:after="180" w:line="312" w:lineRule="auto"/>
+      </w:pPr>
+      <w:r>
+        <w:rPr>
+          <w:sz w:val="22"/>
+          <w:szCs w:val="22"/>
+        </w:rPr>
+        <w:t xml:space="preserve">Vier Abschnitte, und jeder ist für sich einfach:</w:t>
+      </w:r>
+    </w:p>
+    <w:p>
+      <w:pPr>
+        <w:pStyle w:val="ListParagraph"/>
+        <w:numPr>
+          <w:ilvl w:val="0"/>
+          <w:numId w:val="2"/>
+        </w:numPr>
+        <w:spacing w:after="100" w:line="312" w:lineRule="auto"/>
+      </w:pPr>
+      <w:r>
+        <w:rPr>
+          <w:b/>
+          <w:bCs/>
+          <w:sz w:val="22"/>
+          <w:szCs w:val="22"/>
+        </w:rPr>
+        <w:t xml:space="preserve">Altern. </w:t>
+      </w:r>
+      <w:r>
+        <w:rPr>
+          <w:sz w:val="22"/>
+          <w:szCs w:val="22"/>
+        </w:rPr>
+        <w:t xml:space="preserve">Jeder Funke verliert ein Leben je Bild.</w:t>
+      </w:r>
+    </w:p>
+    <w:p>
+      <w:pPr>
+        <w:pStyle w:val="ListParagraph"/>
+        <w:numPr>
+          <w:ilvl w:val="0"/>
+          <w:numId w:val="2"/>
+        </w:numPr>
+        <w:spacing w:after="100" w:line="312" w:lineRule="auto"/>
+      </w:pPr>
+      <w:r>
+        <w:rPr>
+          <w:b/>
+          <w:bCs/>
+          <w:sz w:val="22"/>
+          <w:szCs w:val="22"/>
+        </w:rPr>
+        <w:t xml:space="preserve">Wiedergeburt. </w:t>
+      </w:r>
+      <w:r>
+        <w:rPr>
+          <w:sz w:val="22"/>
+          <w:szCs w:val="22"/>
+        </w:rPr>
+        <w:t xml:space="preserve">Wer aufgebraucht ist, startet unten in der Mitte neu — mit zufälligem Schwung nach oben und leicht zur Seite.</w:t>
+      </w:r>
+    </w:p>
+    <w:p>
+      <w:pPr>
+        <w:pStyle w:val="ListParagraph"/>
+        <w:numPr>
+          <w:ilvl w:val="0"/>
+          <w:numId w:val="2"/>
+        </w:numPr>
+        <w:spacing w:after="100" w:line="312" w:lineRule="auto"/>
+      </w:pPr>
+      <w:r>
+        <w:rPr>
+          <w:b/>
+          <w:bCs/>
+          <w:sz w:val="22"/>
+          <w:szCs w:val="22"/>
+        </w:rPr>
+        <w:t xml:space="preserve">Fliegen. </w:t>
+      </w:r>
+      <w:r>
+        <w:rPr>
+          <w:sz w:val="22"/>
+          <w:szCs w:val="22"/>
+        </w:rPr>
+        <w:t xml:space="preserve">Schwerkraft aufs Tempo, Tempo auf die Stelle. Das ist der fallende Ball aus Kapitel 5, fünfhundertmal.</w:t>
+      </w:r>
+    </w:p>
+    <w:p>
+      <w:pPr>
+        <w:pStyle w:val="ListParagraph"/>
+        <w:numPr>
+          <w:ilvl w:val="0"/>
+          <w:numId w:val="2"/>
+        </w:numPr>
+        <w:spacing w:after="100" w:line="312" w:lineRule="auto"/>
+      </w:pPr>
+      <w:r>
+        <w:rPr>
+          <w:b/>
+          <w:bCs/>
+          <w:sz w:val="22"/>
+          <w:szCs w:val="22"/>
+        </w:rPr>
+        <w:t xml:space="preserve">Malen. </w:t>
+      </w:r>
+      <w:r>
+        <w:rPr>
+          <w:sz w:val="22"/>
+          <w:szCs w:val="22"/>
+        </w:rPr>
+        <w:t xml:space="preserve">Die Farbe hängt am Restleben: viel Leben ist gelb, wenig ist rot.</w:t>
+      </w:r>
+    </w:p>
+    <w:p>
+      <w:pPr>
+        <w:spacing w:after="180" w:line="312" w:lineRule="auto"/>
+      </w:pPr>
+      <w:r>
+        <w:rPr>
+          <w:sz w:val="22"/>
+          <w:szCs w:val="22"/>
+        </w:rPr>
+        <w:t xml:space="preserve">Der Kniff mit der Wiedergeburt lohnt einen zweiten Blick. Es wird nie ein Funke gelöscht und nie einer erzeugt — es gibt immer genau fünfhundert. Wer stirbt, wird sofort wiederverwendet. In Spielen heißt das ein Pool, und es ist die übliche Art, mit vielen kurzlebigen Dingen umzugehen: Schüsse, Funken, Regentropfen, Trümmer.</w:t>
+      </w:r>
+    </w:p>
+    <w:p>
+      <w:pPr>
+        <w:spacing w:after="180" w:line="312" w:lineRule="auto"/>
+      </w:pPr>
+      <w:r>
+        <w:rPr>
+          <w:sz w:val="22"/>
+          <w:szCs w:val="22"/>
+        </w:rPr>
+        <w:t xml:space="preserve">Ein Detail: </w:t>
+      </w:r>
+      <w:r>
+        <w:rPr>
+          <w:rFonts w:ascii="Consolas" w:cs="Consolas" w:eastAsia="Consolas" w:hAnsi="Consolas"/>
+          <w:color w:val="335577"/>
+          <w:sz w:val="21"/>
+          <w:szCs w:val="21"/>
+        </w:rPr>
+        <w:t xml:space="preserve">RANDINT(-40, 40) / 10.0</w:t>
+      </w:r>
+      <w:r>
+        <w:rPr>
+          <w:sz w:val="22"/>
+          <w:szCs w:val="22"/>
+        </w:rPr>
+        <w:t xml:space="preserve"> ergibt eine Kommazahl zwischen -4,0 und 4,0. </w:t>
+      </w:r>
+      <w:r>
+        <w:rPr>
+          <w:rFonts w:ascii="Consolas" w:cs="Consolas" w:eastAsia="Consolas" w:hAnsi="Consolas"/>
+          <w:color w:val="335577"/>
+          <w:sz w:val="21"/>
+          <w:szCs w:val="21"/>
+        </w:rPr>
+        <w:t xml:space="preserve">RANDINT</w:t>
+      </w:r>
+      <w:r>
+        <w:rPr>
+          <w:sz w:val="22"/>
+          <w:szCs w:val="22"/>
+        </w:rPr>
+        <w:t xml:space="preserve"> liefert nur ganze Zahlen; wer feinere Abstufungen braucht, würfelt größer und teilt hinterher. Das </w:t>
+      </w:r>
+      <w:r>
+        <w:rPr>
+          <w:rFonts w:ascii="Consolas" w:cs="Consolas" w:eastAsia="Consolas" w:hAnsi="Consolas"/>
+          <w:color w:val="335577"/>
+          <w:sz w:val="21"/>
+          <w:szCs w:val="21"/>
+        </w:rPr>
+        <w:t xml:space="preserve">10.0</w:t>
+      </w:r>
+      <w:r>
+        <w:rPr>
+          <w:sz w:val="22"/>
+          <w:szCs w:val="22"/>
+        </w:rPr>
+        <w:t xml:space="preserve"> mit Punkt-Null ist Absicht — durch </w:t>
+      </w:r>
+      <w:r>
+        <w:rPr>
+          <w:rFonts w:ascii="Consolas" w:cs="Consolas" w:eastAsia="Consolas" w:hAnsi="Consolas"/>
+          <w:color w:val="335577"/>
+          <w:sz w:val="21"/>
+          <w:szCs w:val="21"/>
+        </w:rPr>
+        <w:t xml:space="preserve">10</w:t>
+      </w:r>
+      <w:r>
+        <w:rPr>
+          <w:sz w:val="22"/>
+          <w:szCs w:val="22"/>
+        </w:rPr>
+        <w:t xml:space="preserve"> geteilt käme hier zwar dasselbe heraus, aber die Schreibweise sagt dem Leser: hier sind Kommazahlen gemeint.</w:t>
+      </w:r>
+    </w:p>
+    <w:p>
+      <w:pPr>
+        <w:pStyle w:val="Heading2"/>
+        <w:keepNext/>
+        <w:keepLines/>
+        <w:spacing w:after="120" w:before="280"/>
+      </w:pPr>
+      <w:r>
+        <w:t xml:space="preserve">Ein Feld mit zwei Nummern</w:t>
+      </w:r>
+    </w:p>
+    <w:p>
+      <w:pPr>
+        <w:spacing w:after="180" w:line="312" w:lineRule="auto"/>
+      </w:pPr>
+      <w:r>
+        <w:rPr>
+          <w:sz w:val="22"/>
+          <w:szCs w:val="22"/>
+        </w:rPr>
+        <w:t xml:space="preserve">Bisher hatte jedes Array eine Reihe von Fächern. Manche Dinge sind aber von Natur aus zweidimensional — ein Spielfeld, ein Schachbrett, ein Bild. Dafür darf ein Array zwei Nummern haben:</w:t>
+      </w:r>
+    </w:p>
+    <w:p>
+      <w:pPr>
+        <w:keepLines/>
+        <w:pBdr>
+          <w:left w:val="single" w:color="1B6CA8" w:sz="18" w:space="6"/>
+        </w:pBdr>
+        <w:shd w:fill="F4F4F4" w:val="clear"/>
+        <w:spacing w:after="200" w:before="100" w:line="264" w:lineRule="auto"/>
+        <w:ind w:left="140"/>
+      </w:pPr>
+      <w:r>
+        <w:rPr>
+          <w:rFonts w:ascii="Consolas" w:cs="Consolas" w:eastAsia="Consolas" w:hAnsi="Consolas"/>
+          <w:sz w:val="19"/>
+          <w:szCs w:val="19"/>
+        </w:rPr>
+        <w:t xml:space="preserve">DIM feld[64, 38] AS INTEGER</w:t>
+      </w:r>
+      <w:r>
+        <w:rPr>
+          <w:rFonts w:ascii="Consolas" w:cs="Consolas" w:eastAsia="Consolas" w:hAnsi="Consolas"/>
+          <w:sz w:val="19"/>
+          <w:szCs w:val="19"/>
+        </w:rPr>
+        <w:br/>
+        <w:t xml:space="preserve"/>
+      </w:r>
+      <w:r>
+        <w:rPr>
+          <w:rFonts w:ascii="Consolas" w:cs="Consolas" w:eastAsia="Consolas" w:hAnsi="Consolas"/>
+          <w:sz w:val="19"/>
+          <w:szCs w:val="19"/>
+        </w:rPr>
+        <w:br/>
+        <w:t xml:space="preserve">feld[2, 1] = 9</w:t>
+      </w:r>
+      <w:r>
+        <w:rPr>
+          <w:rFonts w:ascii="Consolas" w:cs="Consolas" w:eastAsia="Consolas" w:hAnsi="Consolas"/>
+          <w:sz w:val="19"/>
+          <w:szCs w:val="19"/>
+        </w:rPr>
+        <w:br/>
+        <w:t xml:space="preserve">PRINT feld[2, 1]</w:t>
+      </w:r>
+    </w:p>
+    <w:p>
+      <w:pPr>
+        <w:keepLines/>
+        <w:pBdr>
+          <w:left w:val="single" w:color="9AC79A" w:sz="18" w:space="6"/>
+        </w:pBdr>
+        <w:shd w:fill="EAF4EA" w:val="clear"/>
+        <w:spacing w:after="200" w:before="100" w:line="264" w:lineRule="auto"/>
+        <w:ind w:left="140"/>
+      </w:pPr>
+      <w:r>
+        <w:rPr>
+          <w:rFonts w:ascii="Consolas" w:cs="Consolas" w:eastAsia="Consolas" w:hAnsi="Consolas"/>
+          <w:sz w:val="19"/>
+          <w:szCs w:val="19"/>
+        </w:rPr>
+        <w:t xml:space="preserve">9</w:t>
+      </w:r>
+    </w:p>
+    <w:p>
+      <w:pPr>
+        <w:spacing w:after="180" w:line="312" w:lineRule="auto"/>
+      </w:pPr>
+      <w:r>
+        <w:rPr>
+          <w:sz w:val="22"/>
+          <w:szCs w:val="22"/>
+        </w:rPr>
+        <w:t xml:space="preserve">Das sind 64 mal 38, also 2432 Fächer — Spalte und Zeile. Man liest es wie Koordinaten: erst wie weit rechts, dann wie weit unten, genau wie beim Malen.</w:t>
+      </w:r>
+    </w:p>
+    <w:p>
+      <w:pPr>
+        <w:pStyle w:val="Heading2"/>
+        <w:keepNext/>
+        <w:keepLines/>
+        <w:spacing w:after="120" w:before="280"/>
+      </w:pPr>
+      <w:r>
+        <w:t xml:space="preserve">Das Spiel des Lebens</w:t>
+      </w:r>
+    </w:p>
+    <w:p>
+      <w:pPr>
+        <w:spacing w:after="180" w:line="312" w:lineRule="auto"/>
+      </w:pPr>
+      <w:r>
+        <w:rPr>
+          <w:sz w:val="22"/>
+          <w:szCs w:val="22"/>
+        </w:rPr>
+        <w:t xml:space="preserve">Damit lässt sich etwas bauen, das der Mathematiker John Conway 1970 erfunden hat und das seither niemanden mehr losgelassen hat. Es hat nur drei Regeln, keinen Spieler und kein Ziel — und trotzdem sieht man ihm stundenlang zu.</w:t>
+      </w:r>
+    </w:p>
+    <w:p>
+      <w:pPr>
+        <w:spacing w:after="180" w:line="312" w:lineRule="auto"/>
+      </w:pPr>
+      <w:r>
+        <w:rPr>
+          <w:sz w:val="22"/>
+          <w:szCs w:val="22"/>
+        </w:rPr>
+        <w:t xml:space="preserve">Jede Zelle lebt oder ist tot. Für die nächste Runde zählt sie ihre acht Nachbarn:</w:t>
+      </w:r>
+    </w:p>
+    <w:p>
+      <w:pPr>
+        <w:pStyle w:val="ListParagraph"/>
+        <w:numPr>
+          <w:ilvl w:val="0"/>
+          <w:numId w:val="2"/>
+        </w:numPr>
+        <w:spacing w:after="100" w:line="312" w:lineRule="auto"/>
+      </w:pPr>
+      <w:r>
+        <w:rPr>
+          <w:b/>
+          <w:bCs/>
+          <w:sz w:val="22"/>
+          <w:szCs w:val="22"/>
+        </w:rPr>
+        <w:t xml:space="preserve">Eine lebende Zelle </w:t>
+      </w:r>
+      <w:r>
+        <w:rPr>
+          <w:sz w:val="22"/>
+          <w:szCs w:val="22"/>
+        </w:rPr>
+        <w:t xml:space="preserve">bleibt am Leben, wenn zwei oder drei Nachbarn leben. Sonst stirbt sie — an Einsamkeit oder an Überfüllung.</w:t>
+      </w:r>
+    </w:p>
+    <w:p>
+      <w:pPr>
+        <w:pStyle w:val="ListParagraph"/>
+        <w:numPr>
+          <w:ilvl w:val="0"/>
+          <w:numId w:val="2"/>
+        </w:numPr>
+        <w:spacing w:after="100" w:line="312" w:lineRule="auto"/>
+      </w:pPr>
+      <w:r>
+        <w:rPr>
+          <w:b/>
+          <w:bCs/>
+          <w:sz w:val="22"/>
+          <w:szCs w:val="22"/>
+        </w:rPr>
+        <w:t xml:space="preserve">Eine tote Zelle </w:t>
+      </w:r>
+      <w:r>
+        <w:rPr>
+          <w:sz w:val="22"/>
+          <w:szCs w:val="22"/>
+        </w:rPr>
+        <w:t xml:space="preserve">erwacht, wenn genau drei Nachbarn leben.</w:t>
+      </w:r>
+    </w:p>
+    <w:p>
+      <w:pPr>
+        <w:spacing w:after="180" w:line="312" w:lineRule="auto"/>
+      </w:pPr>
+      <w:r>
+        <w:rPr>
+          <w:sz w:val="22"/>
+          <w:szCs w:val="22"/>
+        </w:rPr>
+        <w:t xml:space="preserve">Das ist alles. Zwei Sätze.</w:t>
+      </w:r>
+    </w:p>
+    <w:p>
+      <w:pPr>
+        <w:keepNext/>
+        <w:spacing w:after="40" w:before="160"/>
+        <w:jc w:val="center"/>
+      </w:pPr>
+      <w:r>
+        <w:drawing>
+          <wp:inline distT="0" distB="0" distL="0" distR="0">
+            <wp:extent cx="4191000" cy="2619375"/>
+            <wp:effectExtent t="0" r="0" b="0" l="0"/>
+            <wp:docPr id="1" name="kap14_2_leben.png" descr="Runde 29 aus einem zufälligen Anfang. Die kleinen Quadrate sind stabil, andere Gebilde wandern über das Feld." title="Runde 29 aus einem zufälligen Anfang. Die kleinen Quadrate sind stabil, andere Gebilde wandern über das Feld."/>
+            <wp:cNvGraphicFramePr>
+              <a:graphicFrameLocks xmlns:a="http://schemas.openxmlformats.org/drawingml/2006/main" noChangeAspect="1"/>
+            </wp:cNvGraphicFramePr>
+            <a:graphic xmlns:a="http://schemas.openxmlformats.org/drawingml/2006/main">
+              <a:graphicData uri="http://schemas.openxmlformats.org/drawingml/2006/picture">
+                <pic:pic xmlns:pic="http://schemas.openxmlformats.org/drawingml/2006/picture">
+                  <pic:nvPicPr>
+                    <pic:cNvPr id="0" name="" descr=""/>
+                    <pic:cNvPicPr>
+                      <a:picLocks noChangeAspect="1" noChangeArrowheads="1"/>
+                    </pic:cNvPicPr>
+                  </pic:nvPicPr>
+                  <pic:blipFill>
+                    <a:blip r:embed="rId49" cstate="none"/>
+                    <a:srcRect/>
+                    <a:stretch>
+                      <a:fillRect/>
+                    </a:stretch>
+                  </pic:blipFill>
+                  <pic:spPr bwMode="auto">
+                    <a:xfrm>
+                      <a:off x="0" y="0"/>
+                      <a:ext cx="4191000" cy="2619375"/>
+                    </a:xfrm>
+                    <a:prstGeom prst="rect">
+                      <a:avLst/>
+                    </a:prstGeom>
+                  </pic:spPr>
+                </pic:pic>
+              </a:graphicData>
+            </a:graphic>
+          </wp:inline>
+        </w:drawing>
+      </w:r>
+    </w:p>
+    <w:p>
+      <w:pPr>
+        <w:spacing w:after="200"/>
+        <w:jc w:val="center"/>
+      </w:pPr>
+      <w:r>
+        <w:rPr>
+          <w:i/>
+          <w:iCs/>
+          <w:color w:val="6A6A6A"/>
+          <w:sz w:val="18"/>
+          <w:szCs w:val="18"/>
+        </w:rPr>
+        <w:t xml:space="preserve">Runde 29 aus einem zufälligen Anfang. Die kleinen Quadrate sind stabil, andere Gebilde wandern über das Feld.</w:t>
+      </w:r>
+    </w:p>
+    <w:p>
+      <w:pPr>
+        <w:spacing w:after="180" w:line="312" w:lineRule="auto"/>
+      </w:pPr>
+      <w:r>
+        <w:rPr>
+          <w:sz w:val="22"/>
+          <w:szCs w:val="22"/>
+        </w:rPr>
+        <w:t xml:space="preserve">In Code sieht die Regel so aus:</w:t>
+      </w:r>
+    </w:p>
+    <w:p>
+      <w:pPr>
+        <w:keepLines/>
+        <w:pBdr>
+          <w:left w:val="single" w:color="1B6CA8" w:sz="18" w:space="6"/>
+        </w:pBdr>
+        <w:shd w:fill="F4F4F4" w:val="clear"/>
+        <w:spacing w:after="200" w:before="100" w:line="264" w:lineRule="auto"/>
+        <w:ind w:left="140"/>
+      </w:pPr>
+      <w:r>
+        <w:rPr>
+          <w:rFonts w:ascii="Consolas" w:cs="Consolas" w:eastAsia="Consolas" w:hAnsi="Consolas"/>
+          <w:sz w:val="19"/>
+          <w:szCs w:val="19"/>
+        </w:rPr>
+        <w:t xml:space="preserve">neu[sx, sy] = 0</w:t>
+      </w:r>
+      <w:r>
+        <w:rPr>
+          <w:rFonts w:ascii="Consolas" w:cs="Consolas" w:eastAsia="Consolas" w:hAnsi="Consolas"/>
+          <w:sz w:val="19"/>
+          <w:szCs w:val="19"/>
+        </w:rPr>
+        <w:br/>
+        <w:t xml:space="preserve">IF feld[sx, sy] = 1 THEN</w:t>
+      </w:r>
+      <w:r>
+        <w:rPr>
+          <w:rFonts w:ascii="Consolas" w:cs="Consolas" w:eastAsia="Consolas" w:hAnsi="Consolas"/>
+          <w:sz w:val="19"/>
+          <w:szCs w:val="19"/>
+        </w:rPr>
+        <w:br/>
+        <w:t xml:space="preserve">    IF nachbarn = 2 OR nachbarn = 3 THEN neu[sx, sy] = 1</w:t>
+      </w:r>
+      <w:r>
+        <w:rPr>
+          <w:rFonts w:ascii="Consolas" w:cs="Consolas" w:eastAsia="Consolas" w:hAnsi="Consolas"/>
+          <w:sz w:val="19"/>
+          <w:szCs w:val="19"/>
+        </w:rPr>
+        <w:br/>
+        <w:t xml:space="preserve">ELSE</w:t>
+      </w:r>
+      <w:r>
+        <w:rPr>
+          <w:rFonts w:ascii="Consolas" w:cs="Consolas" w:eastAsia="Consolas" w:hAnsi="Consolas"/>
+          <w:sz w:val="19"/>
+          <w:szCs w:val="19"/>
+        </w:rPr>
+        <w:br/>
+        <w:t xml:space="preserve">    IF nachbarn = 3 THEN neu[sx, sy] = 1</w:t>
+      </w:r>
+      <w:r>
+        <w:rPr>
+          <w:rFonts w:ascii="Consolas" w:cs="Consolas" w:eastAsia="Consolas" w:hAnsi="Consolas"/>
+          <w:sz w:val="19"/>
+          <w:szCs w:val="19"/>
+        </w:rPr>
+        <w:br/>
+        <w:t xml:space="preserve">END IF</w:t>
+      </w:r>
+    </w:p>
+    <w:p>
+      <w:pPr>
+        <w:spacing w:after="180" w:line="312" w:lineRule="auto"/>
+      </w:pPr>
+      <w:r>
+        <w:rPr>
+          <w:sz w:val="22"/>
+          <w:szCs w:val="22"/>
+        </w:rPr>
+        <w:t xml:space="preserve">Und das Zählen der Nachbarn ist eine Schleife über die neun Felder ringsum, wobei das eigene übersprungen wird:</w:t>
+      </w:r>
+    </w:p>
+    <w:p>
+      <w:pPr>
+        <w:keepLines/>
+        <w:pBdr>
+          <w:left w:val="single" w:color="1B6CA8" w:sz="18" w:space="6"/>
+        </w:pBdr>
+        <w:shd w:fill="F4F4F4" w:val="clear"/>
+        <w:spacing w:after="200" w:before="100" w:line="264" w:lineRule="auto"/>
+        <w:ind w:left="140"/>
+      </w:pPr>
+      <w:r>
+        <w:rPr>
+          <w:rFonts w:ascii="Consolas" w:cs="Consolas" w:eastAsia="Consolas" w:hAnsi="Consolas"/>
+          <w:sz w:val="19"/>
+          <w:szCs w:val="19"/>
+        </w:rPr>
+        <w:t xml:space="preserve">nachbarn = 0</w:t>
+      </w:r>
+      <w:r>
+        <w:rPr>
+          <w:rFonts w:ascii="Consolas" w:cs="Consolas" w:eastAsia="Consolas" w:hAnsi="Consolas"/>
+          <w:sz w:val="19"/>
+          <w:szCs w:val="19"/>
+        </w:rPr>
+        <w:br/>
+        <w:t xml:space="preserve">FOR dy = -1 TO 1</w:t>
+      </w:r>
+      <w:r>
+        <w:rPr>
+          <w:rFonts w:ascii="Consolas" w:cs="Consolas" w:eastAsia="Consolas" w:hAnsi="Consolas"/>
+          <w:sz w:val="19"/>
+          <w:szCs w:val="19"/>
+        </w:rPr>
+        <w:br/>
+        <w:t xml:space="preserve">    FOR dx = -1 TO 1</w:t>
+      </w:r>
+      <w:r>
+        <w:rPr>
+          <w:rFonts w:ascii="Consolas" w:cs="Consolas" w:eastAsia="Consolas" w:hAnsi="Consolas"/>
+          <w:sz w:val="19"/>
+          <w:szCs w:val="19"/>
+        </w:rPr>
+        <w:br/>
+        <w:t xml:space="preserve">        IF dx &lt;&gt; 0 OR dy &lt;&gt; 0 THEN</w:t>
+      </w:r>
+      <w:r>
+        <w:rPr>
+          <w:rFonts w:ascii="Consolas" w:cs="Consolas" w:eastAsia="Consolas" w:hAnsi="Consolas"/>
+          <w:sz w:val="19"/>
+          <w:szCs w:val="19"/>
+        </w:rPr>
+        <w:br/>
+        <w:t xml:space="preserve">            nx = (sx + dx + 64) MOD 64</w:t>
+      </w:r>
+      <w:r>
+        <w:rPr>
+          <w:rFonts w:ascii="Consolas" w:cs="Consolas" w:eastAsia="Consolas" w:hAnsi="Consolas"/>
+          <w:sz w:val="19"/>
+          <w:szCs w:val="19"/>
+        </w:rPr>
+        <w:br/>
+        <w:t xml:space="preserve">            ny = (sy + dy + 38) MOD 38</w:t>
+      </w:r>
+      <w:r>
+        <w:rPr>
+          <w:rFonts w:ascii="Consolas" w:cs="Consolas" w:eastAsia="Consolas" w:hAnsi="Consolas"/>
+          <w:sz w:val="19"/>
+          <w:szCs w:val="19"/>
+        </w:rPr>
+        <w:br/>
+        <w:t xml:space="preserve">            nachbarn = nachbarn + feld[nx, ny]</w:t>
+      </w:r>
+      <w:r>
+        <w:rPr>
+          <w:rFonts w:ascii="Consolas" w:cs="Consolas" w:eastAsia="Consolas" w:hAnsi="Consolas"/>
+          <w:sz w:val="19"/>
+          <w:szCs w:val="19"/>
+        </w:rPr>
+        <w:br/>
+        <w:t xml:space="preserve">        END IF</w:t>
+      </w:r>
+      <w:r>
+        <w:rPr>
+          <w:rFonts w:ascii="Consolas" w:cs="Consolas" w:eastAsia="Consolas" w:hAnsi="Consolas"/>
+          <w:sz w:val="19"/>
+          <w:szCs w:val="19"/>
+        </w:rPr>
+        <w:br/>
+        <w:t xml:space="preserve">    NEXT</w:t>
+      </w:r>
+      <w:r>
+        <w:rPr>
+          <w:rFonts w:ascii="Consolas" w:cs="Consolas" w:eastAsia="Consolas" w:hAnsi="Consolas"/>
+          <w:sz w:val="19"/>
+          <w:szCs w:val="19"/>
+        </w:rPr>
+        <w:br/>
+        <w:t xml:space="preserve">NEXT</w:t>
+      </w:r>
+    </w:p>
+    <w:p>
+      <w:pPr>
+        <w:spacing w:after="180" w:line="312" w:lineRule="auto"/>
+      </w:pPr>
+      <w:r>
+        <w:rPr>
+          <w:sz w:val="22"/>
+          <w:szCs w:val="22"/>
+        </w:rPr>
+        <w:t xml:space="preserve">Das </w:t>
+      </w:r>
+      <w:r>
+        <w:rPr>
+          <w:rFonts w:ascii="Consolas" w:cs="Consolas" w:eastAsia="Consolas" w:hAnsi="Consolas"/>
+          <w:color w:val="335577"/>
+          <w:sz w:val="21"/>
+          <w:szCs w:val="21"/>
+        </w:rPr>
+        <w:t xml:space="preserve">MOD</w:t>
+      </w:r>
+      <w:r>
+        <w:rPr>
+          <w:sz w:val="22"/>
+          <w:szCs w:val="22"/>
+        </w:rPr>
+        <w:t xml:space="preserve"> macht aus dem Feld einen Ring: Wer links hinausschaut, sieht rechts wieder herein. Deshalb steht </w:t>
+      </w:r>
+      <w:r>
+        <w:rPr>
+          <w:rFonts w:ascii="Consolas" w:cs="Consolas" w:eastAsia="Consolas" w:hAnsi="Consolas"/>
+          <w:color w:val="335577"/>
+          <w:sz w:val="21"/>
+          <w:szCs w:val="21"/>
+        </w:rPr>
+        <w:t xml:space="preserve">+ 64</w:t>
+      </w:r>
+      <w:r>
+        <w:rPr>
+          <w:sz w:val="22"/>
+          <w:szCs w:val="22"/>
+        </w:rPr>
+        <w:t xml:space="preserve"> davor — </w:t>
+      </w:r>
+      <w:r>
+        <w:rPr>
+          <w:rFonts w:ascii="Consolas" w:cs="Consolas" w:eastAsia="Consolas" w:hAnsi="Consolas"/>
+          <w:color w:val="335577"/>
+          <w:sz w:val="21"/>
+          <w:szCs w:val="21"/>
+        </w:rPr>
+        <w:t xml:space="preserve">-1 MOD 64</w:t>
+      </w:r>
+      <w:r>
+        <w:rPr>
+          <w:sz w:val="22"/>
+          <w:szCs w:val="22"/>
+        </w:rPr>
+        <w:t xml:space="preserve"> wäre negativ, </w:t>
+      </w:r>
+      <w:r>
+        <w:rPr>
+          <w:rFonts w:ascii="Consolas" w:cs="Consolas" w:eastAsia="Consolas" w:hAnsi="Consolas"/>
+          <w:color w:val="335577"/>
+          <w:sz w:val="21"/>
+          <w:szCs w:val="21"/>
+        </w:rPr>
+        <w:t xml:space="preserve">(-1 + 64) MOD 64</w:t>
+      </w:r>
+      <w:r>
+        <w:rPr>
+          <w:sz w:val="22"/>
+          <w:szCs w:val="22"/>
+        </w:rPr>
+        <w:t xml:space="preserve"> ist 63. Ohne diesen Kniff bräuchte jede Kante eine Sonderbehandlung.</w:t>
+      </w:r>
+    </w:p>
+    <w:p>
+      <w:pPr>
+        <w:spacing w:before="60"/>
+      </w:pPr>
+    </w:p>
+    <w:tbl>
+      <w:tblPr>
+        <w:tblW w:type="dxa" w:w="9026"/>
+        <w:tblBorders>
+          <w:top w:val="single" w:color="auto" w:sz="4"/>
+          <w:left w:val="single" w:color="auto" w:sz="4"/>
+          <w:bottom w:val="single" w:color="auto" w:sz="4"/>
+          <w:right w:val="single" w:color="auto" w:sz="4"/>
+          <w:insideH w:val="single" w:color="auto" w:sz="4"/>
+          <w:insideV w:val="single" w:color="auto" w:sz="4"/>
+        </w:tblBorders>
+      </w:tblPr>
+      <w:tblGrid>
+        <w:gridCol w:w="9026"/>
+      </w:tblGrid>
+      <w:tr>
+        <w:trPr>
+          <w:cantSplit/>
+        </w:trPr>
+        <w:tc>
+          <w:tcPr>
+            <w:tcW w:type="dxa" w:w="9026"/>
+            <w:tcBorders>
+              <w:top w:val="single" w:color="E0A0A0" w:sz="6"/>
+              <w:left w:val="single" w:color="E0A0A0" w:sz="6"/>
+              <w:bottom w:val="single" w:color="E0A0A0" w:sz="6"/>
+              <w:right w:val="single" w:color="E0A0A0" w:sz="6"/>
+            </w:tcBorders>
+            <w:shd w:fill="FBEAEA" w:val="clear"/>
+            <w:tcMar>
+              <w:top w:type="dxa" w:w="140"/>
+              <w:left w:type="dxa" w:w="180"/>
+              <w:bottom w:type="dxa" w:w="140"/>
+              <w:right w:type="dxa" w:w="180"/>
+            </w:tcMar>
+          </w:tcPr>
+          <w:p>
+            <w:pPr>
+              <w:spacing w:after="40"/>
+            </w:pPr>
+            <w:r>
+              <w:rPr>
+                <w:b/>
+                <w:bCs/>
+                <w:color w:val="B23030"/>
+                <w:sz w:val="22"/>
+                <w:szCs w:val="22"/>
+              </w:rPr>
+              <w:t xml:space="preserve">Alle Zellen wechseln gleichzeitig</w:t>
+            </w:r>
+          </w:p>
+          <w:p>
+            <w:pPr>
+              <w:spacing w:after="0" w:line="312" w:lineRule="auto"/>
+            </w:pPr>
+            <w:r>
+              <w:rPr>
+                <w:sz w:val="22"/>
+                <w:szCs w:val="22"/>
+              </w:rPr>
+              <w:t xml:space="preserve">ZWEI Felder, nicht eines. Es gibt feld und neu, und die neue Runde wird komplett in neu geschrieben, bevor irgendetwas kopiert wird. Würde man direkt in feld schreiben, sähen die noch nicht bearbeiteten Zellen bereits die neuen Werte ihrer Nachbarn — und die Regel wäre eine völlig andere. Es ist derselbe Gedanke wie beim Nachrücken der Schlange, nur umgekehrt gelöst: dort rückwärts laufen, hier ein zweites Feld.</w:t>
+            </w:r>
+          </w:p>
+        </w:tc>
+      </w:tr>
+    </w:tbl>
+    <w:p>
+      <w:pPr>
+        <w:spacing w:after="160"/>
+      </w:pPr>
+    </w:p>
+    <w:p>
+      <w:pPr>
+        <w:spacing w:after="180" w:line="312" w:lineRule="auto"/>
+      </w:pPr>
+      <w:r>
+        <w:rPr>
+          <w:sz w:val="22"/>
+          <w:szCs w:val="22"/>
+        </w:rPr>
+        <w:t xml:space="preserve">Beim Zusehen wirst du Dinge entdecken, die niemand hineinprogrammiert hat: Quadrate, die einfach stehenbleiben. Balken, die zwischen waagerecht und senkrecht hin- und herklappen. Und kleine Gebilde aus fünf Zellen, die diagonal über das ganze Feld wandern — die heißen Gleiter, und sie sind berühmt.</w:t>
+      </w:r>
+    </w:p>
+    <w:p>
+      <w:pPr>
+        <w:spacing w:before="60"/>
+      </w:pPr>
+    </w:p>
+    <w:tbl>
+      <w:tblPr>
+        <w:tblW w:type="dxa" w:w="9026"/>
+        <w:tblBorders>
+          <w:top w:val="single" w:color="auto" w:sz="4"/>
+          <w:left w:val="single" w:color="auto" w:sz="4"/>
+          <w:bottom w:val="single" w:color="auto" w:sz="4"/>
+          <w:right w:val="single" w:color="auto" w:sz="4"/>
+          <w:insideH w:val="single" w:color="auto" w:sz="4"/>
+          <w:insideV w:val="single" w:color="auto" w:sz="4"/>
+        </w:tblBorders>
+      </w:tblPr>
+      <w:tblGrid>
+        <w:gridCol w:w="9026"/>
+      </w:tblGrid>
+      <w:tr>
+        <w:trPr>
+          <w:cantSplit/>
+        </w:trPr>
+        <w:tc>
+          <w:tcPr>
+            <w:tcW w:type="dxa" w:w="9026"/>
+            <w:tcBorders>
+              <w:top w:val="single" w:color="9CC8E6" w:sz="6"/>
+              <w:left w:val="single" w:color="9CC8E6" w:sz="6"/>
+              <w:bottom w:val="single" w:color="9CC8E6" w:sz="6"/>
+              <w:right w:val="single" w:color="9CC8E6" w:sz="6"/>
+            </w:tcBorders>
+            <w:shd w:fill="E7F2FA" w:val="clear"/>
+            <w:tcMar>
+              <w:top w:type="dxa" w:w="140"/>
+              <w:left w:type="dxa" w:w="180"/>
+              <w:bottom w:type="dxa" w:w="140"/>
+              <w:right w:type="dxa" w:w="180"/>
+            </w:tcMar>
+          </w:tcPr>
+          <w:p>
+            <w:pPr>
+              <w:spacing w:after="40"/>
+            </w:pPr>
+            <w:r>
+              <w:rPr>
+                <w:b/>
+                <w:bCs/>
+                <w:color w:val="1B6CA8"/>
+                <w:sz w:val="22"/>
+                <w:szCs w:val="22"/>
+              </w:rPr>
+              <w:t xml:space="preserve">Nachgemessen</w:t>
+            </w:r>
+          </w:p>
+          <w:p>
+            <w:pPr>
+              <w:spacing w:after="0" w:line="312" w:lineRule="auto"/>
+            </w:pPr>
+            <w:r>
+              <w:rPr>
+                <w:sz w:val="22"/>
+                <w:szCs w:val="22"/>
+              </w:rPr>
+              <w:t xml:space="preserve">2432 Zellen, je acht Nachbarn — das sind knapp 20 000 Prüfungen für jede Generation. Trotzdem läuft das Programm mit vollen sechzig Bildern je Sekunde: 300 Bilder in 5,02 Sekunden. Man darf einem Rechner mehr zutrauen, als man denkt.</w:t>
+            </w:r>
+          </w:p>
+        </w:tc>
+      </w:tr>
+    </w:tbl>
+    <w:p>
+      <w:pPr>
+        <w:spacing w:after="160"/>
+      </w:pPr>
+    </w:p>
+    <w:p>
+      <w:pPr>
+        <w:pStyle w:val="Heading2"/>
+        <w:keepNext/>
+        <w:keepLines/>
+        <w:spacing w:after="120" w:before="280"/>
+      </w:pPr>
+      <w:r>
+        <w:t xml:space="preserve">Listen, die wachsen</w:t>
+      </w:r>
+    </w:p>
+    <w:p>
+      <w:pPr>
+        <w:spacing w:after="180" w:line="312" w:lineRule="auto"/>
+      </w:pPr>
+      <w:r>
+        <w:rPr>
+          <w:sz w:val="22"/>
+          <w:szCs w:val="22"/>
+        </w:rPr>
+        <w:t xml:space="preserve">Bisher stand die Größe eines Arrays fest. Manchmal weiß man sie vorher nicht — dann legt man ein leeres an und hängt an:</w:t>
+      </w:r>
+    </w:p>
+    <w:p>
+      <w:pPr>
+        <w:keepLines/>
+        <w:pBdr>
+          <w:left w:val="single" w:color="1B6CA8" w:sz="18" w:space="6"/>
+        </w:pBdr>
+        <w:shd w:fill="F4F4F4" w:val="clear"/>
+        <w:spacing w:after="200" w:before="100" w:line="264" w:lineRule="auto"/>
+        <w:ind w:left="140"/>
+      </w:pPr>
+      <w:r>
+        <w:rPr>
+          <w:rFonts w:ascii="Consolas" w:cs="Consolas" w:eastAsia="Consolas" w:hAnsi="Consolas"/>
+          <w:sz w:val="19"/>
+          <w:szCs w:val="19"/>
+        </w:rPr>
+        <w:t xml:space="preserve">DIM punkte[0] AS INTEGER</w:t>
+      </w:r>
+      <w:r>
+        <w:rPr>
+          <w:rFonts w:ascii="Consolas" w:cs="Consolas" w:eastAsia="Consolas" w:hAnsi="Consolas"/>
+          <w:sz w:val="19"/>
+          <w:szCs w:val="19"/>
+        </w:rPr>
+        <w:br/>
+        <w:t xml:space="preserve"/>
+      </w:r>
+      <w:r>
+        <w:rPr>
+          <w:rFonts w:ascii="Consolas" w:cs="Consolas" w:eastAsia="Consolas" w:hAnsi="Consolas"/>
+          <w:sz w:val="19"/>
+          <w:szCs w:val="19"/>
+        </w:rPr>
+        <w:br/>
+        <w:t xml:space="preserve">ARRAY_PUSH(punkte, 30)</w:t>
+      </w:r>
+      <w:r>
+        <w:rPr>
+          <w:rFonts w:ascii="Consolas" w:cs="Consolas" w:eastAsia="Consolas" w:hAnsi="Consolas"/>
+          <w:sz w:val="19"/>
+          <w:szCs w:val="19"/>
+        </w:rPr>
+        <w:br/>
+        <w:t xml:space="preserve">ARRAY_PUSH(punkte, 10)</w:t>
+      </w:r>
+      <w:r>
+        <w:rPr>
+          <w:rFonts w:ascii="Consolas" w:cs="Consolas" w:eastAsia="Consolas" w:hAnsi="Consolas"/>
+          <w:sz w:val="19"/>
+          <w:szCs w:val="19"/>
+        </w:rPr>
+        <w:br/>
+        <w:t xml:space="preserve">ARRAY_PUSH(punkte, 20)</w:t>
+      </w:r>
+      <w:r>
+        <w:rPr>
+          <w:rFonts w:ascii="Consolas" w:cs="Consolas" w:eastAsia="Consolas" w:hAnsi="Consolas"/>
+          <w:sz w:val="19"/>
+          <w:szCs w:val="19"/>
+        </w:rPr>
+        <w:br/>
+        <w:t xml:space="preserve"/>
+      </w:r>
+      <w:r>
+        <w:rPr>
+          <w:rFonts w:ascii="Consolas" w:cs="Consolas" w:eastAsia="Consolas" w:hAnsi="Consolas"/>
+          <w:sz w:val="19"/>
+          <w:szCs w:val="19"/>
+        </w:rPr>
+        <w:br/>
+        <w:t xml:space="preserve">PRINT LEN(punkte)</w:t>
+      </w:r>
+    </w:p>
+    <w:p>
+      <w:pPr>
+        <w:keepLines/>
+        <w:pBdr>
+          <w:left w:val="single" w:color="9AC79A" w:sz="18" w:space="6"/>
+        </w:pBdr>
+        <w:shd w:fill="EAF4EA" w:val="clear"/>
+        <w:spacing w:after="200" w:before="100" w:line="264" w:lineRule="auto"/>
+        <w:ind w:left="140"/>
+      </w:pPr>
+      <w:r>
+        <w:rPr>
+          <w:rFonts w:ascii="Consolas" w:cs="Consolas" w:eastAsia="Consolas" w:hAnsi="Consolas"/>
+          <w:sz w:val="19"/>
+          <w:szCs w:val="19"/>
+        </w:rPr>
+        <w:t xml:space="preserve">3</w:t>
+      </w:r>
+    </w:p>
+    <w:p>
+      <w:pPr>
+        <w:spacing w:after="180" w:line="312" w:lineRule="auto"/>
+      </w:pPr>
+      <w:r>
+        <w:rPr>
+          <w:rFonts w:ascii="Consolas" w:cs="Consolas" w:eastAsia="Consolas" w:hAnsi="Consolas"/>
+          <w:color w:val="335577"/>
+          <w:sz w:val="21"/>
+          <w:szCs w:val="21"/>
+        </w:rPr>
+        <w:t xml:space="preserve">DIM punkte[0]</w:t>
+      </w:r>
+      <w:r>
+        <w:rPr>
+          <w:sz w:val="22"/>
+          <w:szCs w:val="22"/>
+        </w:rPr>
+        <w:t xml:space="preserve"> legt ein Array ohne Fächer an. </w:t>
+      </w:r>
+      <w:r>
+        <w:rPr>
+          <w:rFonts w:ascii="Consolas" w:cs="Consolas" w:eastAsia="Consolas" w:hAnsi="Consolas"/>
+          <w:color w:val="335577"/>
+          <w:sz w:val="21"/>
+          <w:szCs w:val="21"/>
+        </w:rPr>
+        <w:t xml:space="preserve">ARRAY_PUSH</w:t>
+      </w:r>
+      <w:r>
+        <w:rPr>
+          <w:sz w:val="22"/>
+          <w:szCs w:val="22"/>
+        </w:rPr>
+        <w:t xml:space="preserve"> hängt hinten eines an; </w:t>
+      </w:r>
+      <w:r>
+        <w:rPr>
+          <w:rFonts w:ascii="Consolas" w:cs="Consolas" w:eastAsia="Consolas" w:hAnsi="Consolas"/>
+          <w:color w:val="335577"/>
+          <w:sz w:val="21"/>
+          <w:szCs w:val="21"/>
+        </w:rPr>
+        <w:t xml:space="preserve">ARRAY_POP</w:t>
+      </w:r>
+      <w:r>
+        <w:rPr>
+          <w:sz w:val="22"/>
+          <w:szCs w:val="22"/>
+        </w:rPr>
+        <w:t xml:space="preserve"> nimmt das letzte wieder weg. </w:t>
+      </w:r>
+      <w:r>
+        <w:rPr>
+          <w:rFonts w:ascii="Consolas" w:cs="Consolas" w:eastAsia="Consolas" w:hAnsi="Consolas"/>
+          <w:color w:val="335577"/>
+          <w:sz w:val="21"/>
+          <w:szCs w:val="21"/>
+        </w:rPr>
+        <w:t xml:space="preserve">LEN</w:t>
+      </w:r>
+      <w:r>
+        <w:rPr>
+          <w:sz w:val="22"/>
+          <w:szCs w:val="22"/>
+        </w:rPr>
+        <w:t xml:space="preserve"> sagt, wie viele es gerade sind.</w:t>
+      </w:r>
+    </w:p>
+    <w:p>
+      <w:pPr>
+        <w:pStyle w:val="Heading2"/>
+        <w:keepNext/>
+        <w:keepLines/>
+        <w:spacing w:after="120" w:before="280"/>
+      </w:pPr>
+      <w:r>
+        <w:t xml:space="preserve">Was Drachenhauch für dich rechnet</w:t>
+      </w:r>
+    </w:p>
+    <w:p>
+      <w:pPr>
+        <w:spacing w:after="180" w:line="312" w:lineRule="auto"/>
+      </w:pPr>
+      <w:r>
+        <w:rPr>
+          <w:sz w:val="22"/>
+          <w:szCs w:val="22"/>
+        </w:rPr>
+        <w:t xml:space="preserve">Für die üblichen Fragen an eine Zahlenreihe gibt es fertige Befehle. Man muss sie nicht selbst schreiben:</w:t>
+      </w:r>
+    </w:p>
+    <w:tbl>
+      <w:tblPr>
+        <w:tblW w:type="dxa" w:w="9026"/>
+        <w:tblBorders>
+          <w:top w:val="single" w:color="D0D0D0" w:sz="4"/>
+          <w:left w:val="single" w:color="D0D0D0" w:sz="4"/>
+          <w:bottom w:val="single" w:color="D0D0D0" w:sz="4"/>
+          <w:right w:val="single" w:color="D0D0D0" w:sz="4"/>
+          <w:insideH w:val="single" w:color="D0D0D0" w:sz="4"/>
+          <w:insideV w:val="single" w:color="D0D0D0" w:sz="4"/>
+        </w:tblBorders>
+      </w:tblPr>
+      <w:tblGrid>
+        <w:gridCol w:w="2800"/>
+        <w:gridCol w:w="6226"/>
+      </w:tblGrid>
+      <w:tr>
+        <w:trPr>
+          <w:cantSplit/>
+          <w:tblHeader/>
+        </w:trPr>
+        <w:tc>
+          <w:tcPr>
+            <w:tcW w:type="dxa" w:w="2800"/>
+            <w:shd w:fill="1B6CA8" w:val="clear"/>
+            <w:tcMar>
+              <w:top w:type="dxa" w:w="30"/>
+              <w:left w:type="dxa" w:w="90"/>
+              <w:bottom w:type="dxa" w:w="30"/>
+              <w:right w:type="dxa" w:w="90"/>
+            </w:tcMar>
+          </w:tcPr>
+          <w:p>
+            <w:pPr>
+              <w:spacing w:after="0" w:line="240" w:lineRule="auto"/>
+            </w:pPr>
+            <w:r>
+              <w:rPr>
+                <w:rFonts w:ascii="Consolas" w:cs="Consolas" w:eastAsia="Consolas" w:hAnsi="Consolas"/>
+                <w:b/>
+                <w:bCs/>
+                <w:color w:val="FFFFFF"/>
+                <w:sz w:val="19"/>
+                <w:szCs w:val="19"/>
+              </w:rPr>
+              <w:t xml:space="preserve">Aufruf</w:t>
+            </w:r>
+          </w:p>
+        </w:tc>
+        <w:tc>
+          <w:tcPr>
+            <w:tcW w:type="dxa" w:w="6226"/>
+            <w:shd w:fill="1B6CA8" w:val="clear"/>
+            <w:tcMar>
+              <w:top w:type="dxa" w:w="30"/>
+              <w:left w:type="dxa" w:w="90"/>
+              <w:bottom w:type="dxa" w:w="30"/>
+              <w:right w:type="dxa" w:w="90"/>
+            </w:tcMar>
+          </w:tcPr>
+          <w:p>
+            <w:pPr>
+              <w:spacing w:after="0" w:line="240" w:lineRule="auto"/>
+            </w:pPr>
+            <w:r>
+              <w:rPr>
+                <w:rFonts w:ascii="Arial" w:cs="Arial" w:eastAsia="Arial" w:hAnsi="Arial"/>
+                <w:b/>
+                <w:bCs/>
+                <w:color w:val="FFFFFF"/>
+                <w:sz w:val="19"/>
+                <w:szCs w:val="19"/>
+              </w:rPr>
+              <w:t xml:space="preserve">Was er tut</w:t>
+            </w:r>
+          </w:p>
+        </w:tc>
+      </w:tr>
+      <w:tr>
+        <w:trPr>
+          <w:cantSplit/>
+        </w:trPr>
+        <w:tc>
+          <w:tcPr>
+            <w:tcW w:type="dxa" w:w="2800"/>
+            <w:tcMar>
+              <w:top w:type="dxa" w:w="30"/>
+              <w:left w:type="dxa" w:w="90"/>
+              <w:bottom w:type="dxa" w:w="30"/>
+              <w:right w:type="dxa" w:w="90"/>
+            </w:tcMar>
+          </w:tcPr>
+          <w:p>
+            <w:pPr>
+              <w:spacing w:after="0" w:line="240" w:lineRule="auto"/>
+            </w:pPr>
+            <w:r>
+              <w:rPr>
+                <w:rFonts w:ascii="Consolas" w:cs="Consolas" w:eastAsia="Consolas" w:hAnsi="Consolas"/>
+                <w:color w:val="222222"/>
+                <w:sz w:val="19"/>
+                <w:szCs w:val="19"/>
+              </w:rPr>
+              <w:t xml:space="preserve">SORT(a)</w:t>
+            </w:r>
+          </w:p>
+        </w:tc>
+        <w:tc>
+          <w:tcPr>
+            <w:tcW w:type="dxa" w:w="6226"/>
+            <w:tcMar>
+              <w:top w:type="dxa" w:w="30"/>
+              <w:left w:type="dxa" w:w="90"/>
+              <w:bottom w:type="dxa" w:w="30"/>
+              <w:right w:type="dxa" w:w="90"/>
+            </w:tcMar>
+          </w:tcPr>
+          <w:p>
+            <w:pPr>
+              <w:spacing w:after="0" w:line="240" w:lineRule="auto"/>
+            </w:pPr>
+            <w:r>
+              <w:rPr>
+                <w:rFonts w:ascii="Arial" w:cs="Arial" w:eastAsia="Arial" w:hAnsi="Arial"/>
+                <w:color w:val="222222"/>
+                <w:sz w:val="19"/>
+                <w:szCs w:val="19"/>
+              </w:rPr>
+              <w:t xml:space="preserve">sortiert das Array — aufsteigend, an Ort und Stelle. Geht auch mit Text.</w:t>
+            </w:r>
+          </w:p>
+        </w:tc>
+      </w:tr>
+      <w:tr>
+        <w:trPr>
+          <w:cantSplit/>
+        </w:trPr>
+        <w:tc>
+          <w:tcPr>
+            <w:tcW w:type="dxa" w:w="2800"/>
+            <w:tcMar>
+              <w:top w:type="dxa" w:w="30"/>
+              <w:left w:type="dxa" w:w="90"/>
+              <w:bottom w:type="dxa" w:w="30"/>
+              <w:right w:type="dxa" w:w="90"/>
+            </w:tcMar>
+          </w:tcPr>
+          <w:p>
+            <w:pPr>
+              <w:spacing w:after="0" w:line="240" w:lineRule="auto"/>
+            </w:pPr>
+            <w:r>
+              <w:rPr>
+                <w:rFonts w:ascii="Consolas" w:cs="Consolas" w:eastAsia="Consolas" w:hAnsi="Consolas"/>
+                <w:color w:val="222222"/>
+                <w:sz w:val="19"/>
+                <w:szCs w:val="19"/>
+              </w:rPr>
+              <w:t xml:space="preserve">REVERSE(a)</w:t>
+            </w:r>
+          </w:p>
+        </w:tc>
+        <w:tc>
+          <w:tcPr>
+            <w:tcW w:type="dxa" w:w="6226"/>
+            <w:tcMar>
+              <w:top w:type="dxa" w:w="30"/>
+              <w:left w:type="dxa" w:w="90"/>
+              <w:bottom w:type="dxa" w:w="30"/>
+              <w:right w:type="dxa" w:w="90"/>
+            </w:tcMar>
+          </w:tcPr>
+          <w:p>
+            <w:pPr>
+              <w:spacing w:after="0" w:line="240" w:lineRule="auto"/>
+            </w:pPr>
+            <w:r>
+              <w:rPr>
+                <w:rFonts w:ascii="Arial" w:cs="Arial" w:eastAsia="Arial" w:hAnsi="Arial"/>
+                <w:color w:val="222222"/>
+                <w:sz w:val="19"/>
+                <w:szCs w:val="19"/>
+              </w:rPr>
+              <w:t xml:space="preserve">dreht die Reihenfolge um. Zusammen mit SORT ergibt das absteigend.</w:t>
+            </w:r>
+          </w:p>
+        </w:tc>
+      </w:tr>
+      <w:tr>
+        <w:trPr>
+          <w:cantSplit/>
+        </w:trPr>
+        <w:tc>
+          <w:tcPr>
+            <w:tcW w:type="dxa" w:w="2800"/>
+            <w:tcMar>
+              <w:top w:type="dxa" w:w="30"/>
+              <w:left w:type="dxa" w:w="90"/>
+              <w:bottom w:type="dxa" w:w="30"/>
+              <w:right w:type="dxa" w:w="90"/>
+            </w:tcMar>
+          </w:tcPr>
+          <w:p>
+            <w:pPr>
+              <w:spacing w:after="0" w:line="240" w:lineRule="auto"/>
+            </w:pPr>
+            <w:r>
+              <w:rPr>
+                <w:rFonts w:ascii="Consolas" w:cs="Consolas" w:eastAsia="Consolas" w:hAnsi="Consolas"/>
+                <w:color w:val="222222"/>
+                <w:sz w:val="19"/>
+                <w:szCs w:val="19"/>
+              </w:rPr>
+              <w:t xml:space="preserve">ARRAY_MAX(a)</w:t>
+            </w:r>
+          </w:p>
+        </w:tc>
+        <w:tc>
+          <w:tcPr>
+            <w:tcW w:type="dxa" w:w="6226"/>
+            <w:tcMar>
+              <w:top w:type="dxa" w:w="30"/>
+              <w:left w:type="dxa" w:w="90"/>
+              <w:bottom w:type="dxa" w:w="30"/>
+              <w:right w:type="dxa" w:w="90"/>
+            </w:tcMar>
+          </w:tcPr>
+          <w:p>
+            <w:pPr>
+              <w:spacing w:after="0" w:line="240" w:lineRule="auto"/>
+            </w:pPr>
+            <w:r>
+              <w:rPr>
+                <w:rFonts w:ascii="Arial" w:cs="Arial" w:eastAsia="Arial" w:hAnsi="Arial"/>
+                <w:color w:val="222222"/>
+                <w:sz w:val="19"/>
+                <w:szCs w:val="19"/>
+              </w:rPr>
+              <w:t xml:space="preserve">der größte Wert</w:t>
+            </w:r>
+          </w:p>
+        </w:tc>
+      </w:tr>
+      <w:tr>
+        <w:trPr>
+          <w:cantSplit/>
+        </w:trPr>
+        <w:tc>
+          <w:tcPr>
+            <w:tcW w:type="dxa" w:w="2800"/>
+            <w:tcMar>
+              <w:top w:type="dxa" w:w="30"/>
+              <w:left w:type="dxa" w:w="90"/>
+              <w:bottom w:type="dxa" w:w="30"/>
+              <w:right w:type="dxa" w:w="90"/>
+            </w:tcMar>
+          </w:tcPr>
+          <w:p>
+            <w:pPr>
+              <w:spacing w:after="0" w:line="240" w:lineRule="auto"/>
+            </w:pPr>
+            <w:r>
+              <w:rPr>
+                <w:rFonts w:ascii="Consolas" w:cs="Consolas" w:eastAsia="Consolas" w:hAnsi="Consolas"/>
+                <w:color w:val="222222"/>
+                <w:sz w:val="19"/>
+                <w:szCs w:val="19"/>
+              </w:rPr>
+              <w:t xml:space="preserve">ARRAY_MIN(a)</w:t>
+            </w:r>
+          </w:p>
+        </w:tc>
+        <w:tc>
+          <w:tcPr>
+            <w:tcW w:type="dxa" w:w="6226"/>
+            <w:tcMar>
+              <w:top w:type="dxa" w:w="30"/>
+              <w:left w:type="dxa" w:w="90"/>
+              <w:bottom w:type="dxa" w:w="30"/>
+              <w:right w:type="dxa" w:w="90"/>
+            </w:tcMar>
+          </w:tcPr>
+          <w:p>
+            <w:pPr>
+              <w:spacing w:after="0" w:line="240" w:lineRule="auto"/>
+            </w:pPr>
+            <w:r>
+              <w:rPr>
+                <w:rFonts w:ascii="Arial" w:cs="Arial" w:eastAsia="Arial" w:hAnsi="Arial"/>
+                <w:color w:val="222222"/>
+                <w:sz w:val="19"/>
+                <w:szCs w:val="19"/>
+              </w:rPr>
+              <w:t xml:space="preserve">der kleinste</w:t>
+            </w:r>
+          </w:p>
+        </w:tc>
+      </w:tr>
+      <w:tr>
+        <w:trPr>
+          <w:cantSplit/>
+        </w:trPr>
+        <w:tc>
+          <w:tcPr>
+            <w:tcW w:type="dxa" w:w="2800"/>
+            <w:tcMar>
+              <w:top w:type="dxa" w:w="30"/>
+              <w:left w:type="dxa" w:w="90"/>
+              <w:bottom w:type="dxa" w:w="30"/>
+              <w:right w:type="dxa" w:w="90"/>
+            </w:tcMar>
+          </w:tcPr>
+          <w:p>
+            <w:pPr>
+              <w:spacing w:after="0" w:line="240" w:lineRule="auto"/>
+            </w:pPr>
+            <w:r>
+              <w:rPr>
+                <w:rFonts w:ascii="Consolas" w:cs="Consolas" w:eastAsia="Consolas" w:hAnsi="Consolas"/>
+                <w:color w:val="222222"/>
+                <w:sz w:val="19"/>
+                <w:szCs w:val="19"/>
+              </w:rPr>
+              <w:t xml:space="preserve">ARRAY_SUM(a)</w:t>
+            </w:r>
+          </w:p>
+        </w:tc>
+        <w:tc>
+          <w:tcPr>
+            <w:tcW w:type="dxa" w:w="6226"/>
+            <w:tcMar>
+              <w:top w:type="dxa" w:w="30"/>
+              <w:left w:type="dxa" w:w="90"/>
+              <w:bottom w:type="dxa" w:w="30"/>
+              <w:right w:type="dxa" w:w="90"/>
+            </w:tcMar>
+          </w:tcPr>
+          <w:p>
+            <w:pPr>
+              <w:spacing w:after="0" w:line="240" w:lineRule="auto"/>
+            </w:pPr>
+            <w:r>
+              <w:rPr>
+                <w:rFonts w:ascii="Arial" w:cs="Arial" w:eastAsia="Arial" w:hAnsi="Arial"/>
+                <w:color w:val="222222"/>
+                <w:sz w:val="19"/>
+                <w:szCs w:val="19"/>
+              </w:rPr>
+              <w:t xml:space="preserve">die Summe aller</w:t>
+            </w:r>
+          </w:p>
+        </w:tc>
+      </w:tr>
+      <w:tr>
+        <w:trPr>
+          <w:cantSplit/>
+        </w:trPr>
+        <w:tc>
+          <w:tcPr>
+            <w:tcW w:type="dxa" w:w="2800"/>
+            <w:tcMar>
+              <w:top w:type="dxa" w:w="30"/>
+              <w:left w:type="dxa" w:w="90"/>
+              <w:bottom w:type="dxa" w:w="30"/>
+              <w:right w:type="dxa" w:w="90"/>
+            </w:tcMar>
+          </w:tcPr>
+          <w:p>
+            <w:pPr>
+              <w:spacing w:after="0" w:line="240" w:lineRule="auto"/>
+            </w:pPr>
+            <w:r>
+              <w:rPr>
+                <w:rFonts w:ascii="Consolas" w:cs="Consolas" w:eastAsia="Consolas" w:hAnsi="Consolas"/>
+                <w:color w:val="222222"/>
+                <w:sz w:val="19"/>
+                <w:szCs w:val="19"/>
+              </w:rPr>
+              <w:t xml:space="preserve">ARRAY_AVG(a)</w:t>
+            </w:r>
+          </w:p>
+        </w:tc>
+        <w:tc>
+          <w:tcPr>
+            <w:tcW w:type="dxa" w:w="6226"/>
+            <w:tcMar>
+              <w:top w:type="dxa" w:w="30"/>
+              <w:left w:type="dxa" w:w="90"/>
+              <w:bottom w:type="dxa" w:w="30"/>
+              <w:right w:type="dxa" w:w="90"/>
+            </w:tcMar>
+          </w:tcPr>
+          <w:p>
+            <w:pPr>
+              <w:spacing w:after="0" w:line="240" w:lineRule="auto"/>
+            </w:pPr>
+            <w:r>
+              <w:rPr>
+                <w:rFonts w:ascii="Arial" w:cs="Arial" w:eastAsia="Arial" w:hAnsi="Arial"/>
+                <w:color w:val="222222"/>
+                <w:sz w:val="19"/>
+                <w:szCs w:val="19"/>
+              </w:rPr>
+              <w:t xml:space="preserve">der Mittelwert — eine Kommazahl</w:t>
+            </w:r>
+          </w:p>
+        </w:tc>
+      </w:tr>
+      <w:tr>
+        <w:trPr>
+          <w:cantSplit/>
+        </w:trPr>
+        <w:tc>
+          <w:tcPr>
+            <w:tcW w:type="dxa" w:w="2800"/>
+            <w:tcMar>
+              <w:top w:type="dxa" w:w="30"/>
+              <w:left w:type="dxa" w:w="90"/>
+              <w:bottom w:type="dxa" w:w="30"/>
+              <w:right w:type="dxa" w:w="90"/>
+            </w:tcMar>
+          </w:tcPr>
+          <w:p>
+            <w:pPr>
+              <w:spacing w:after="0" w:line="240" w:lineRule="auto"/>
+            </w:pPr>
+            <w:r>
+              <w:rPr>
+                <w:rFonts w:ascii="Consolas" w:cs="Consolas" w:eastAsia="Consolas" w:hAnsi="Consolas"/>
+                <w:color w:val="222222"/>
+                <w:sz w:val="19"/>
+                <w:szCs w:val="19"/>
+              </w:rPr>
+              <w:t xml:space="preserve">ARRAY_INDEXOF(a, w)</w:t>
+            </w:r>
+          </w:p>
+        </w:tc>
+        <w:tc>
+          <w:tcPr>
+            <w:tcW w:type="dxa" w:w="6226"/>
+            <w:tcMar>
+              <w:top w:type="dxa" w:w="30"/>
+              <w:left w:type="dxa" w:w="90"/>
+              <w:bottom w:type="dxa" w:w="30"/>
+              <w:right w:type="dxa" w:w="90"/>
+            </w:tcMar>
+          </w:tcPr>
+          <w:p>
+            <w:pPr>
+              <w:spacing w:after="0" w:line="240" w:lineRule="auto"/>
+            </w:pPr>
+            <w:r>
+              <w:rPr>
+                <w:rFonts w:ascii="Arial" w:cs="Arial" w:eastAsia="Arial" w:hAnsi="Arial"/>
+                <w:color w:val="222222"/>
+                <w:sz w:val="19"/>
+                <w:szCs w:val="19"/>
+              </w:rPr>
+              <w:t xml:space="preserve">an welcher Stelle w steht, oder -1</w:t>
+            </w:r>
+          </w:p>
+        </w:tc>
+      </w:tr>
+      <w:tr>
+        <w:trPr>
+          <w:cantSplit/>
+        </w:trPr>
+        <w:tc>
+          <w:tcPr>
+            <w:tcW w:type="dxa" w:w="2800"/>
+            <w:tcMar>
+              <w:top w:type="dxa" w:w="30"/>
+              <w:left w:type="dxa" w:w="90"/>
+              <w:bottom w:type="dxa" w:w="30"/>
+              <w:right w:type="dxa" w:w="90"/>
+            </w:tcMar>
+          </w:tcPr>
+          <w:p>
+            <w:pPr>
+              <w:spacing w:after="0" w:line="240" w:lineRule="auto"/>
+            </w:pPr>
+            <w:r>
+              <w:rPr>
+                <w:rFonts w:ascii="Consolas" w:cs="Consolas" w:eastAsia="Consolas" w:hAnsi="Consolas"/>
+                <w:color w:val="222222"/>
+                <w:sz w:val="19"/>
+                <w:szCs w:val="19"/>
+              </w:rPr>
+              <w:t xml:space="preserve">JOIN$(a, ", ")</w:t>
+            </w:r>
+          </w:p>
+        </w:tc>
+        <w:tc>
+          <w:tcPr>
+            <w:tcW w:type="dxa" w:w="6226"/>
+            <w:tcMar>
+              <w:top w:type="dxa" w:w="30"/>
+              <w:left w:type="dxa" w:w="90"/>
+              <w:bottom w:type="dxa" w:w="30"/>
+              <w:right w:type="dxa" w:w="90"/>
+            </w:tcMar>
+          </w:tcPr>
+          <w:p>
+            <w:pPr>
+              <w:spacing w:after="0" w:line="240" w:lineRule="auto"/>
+            </w:pPr>
+            <w:r>
+              <w:rPr>
+                <w:rFonts w:ascii="Arial" w:cs="Arial" w:eastAsia="Arial" w:hAnsi="Arial"/>
+                <w:color w:val="222222"/>
+                <w:sz w:val="19"/>
+                <w:szCs w:val="19"/>
+              </w:rPr>
+              <w:t xml:space="preserve">macht aus einem Text-Array eine Zeile</w:t>
+            </w:r>
+          </w:p>
+        </w:tc>
+      </w:tr>
+    </w:tbl>
+    <w:p>
+      <w:pPr>
+        <w:spacing w:after="160"/>
+      </w:pPr>
+    </w:p>
+    <w:p>
+      <w:pPr>
+        <w:spacing w:before="60"/>
+      </w:pPr>
+    </w:p>
+    <w:tbl>
+      <w:tblPr>
+        <w:tblW w:type="dxa" w:w="9026"/>
+        <w:tblBorders>
+          <w:top w:val="single" w:color="auto" w:sz="4"/>
+          <w:left w:val="single" w:color="auto" w:sz="4"/>
+          <w:bottom w:val="single" w:color="auto" w:sz="4"/>
+          <w:right w:val="single" w:color="auto" w:sz="4"/>
+          <w:insideH w:val="single" w:color="auto" w:sz="4"/>
+          <w:insideV w:val="single" w:color="auto" w:sz="4"/>
+        </w:tblBorders>
+      </w:tblPr>
+      <w:tblGrid>
+        <w:gridCol w:w="9026"/>
+      </w:tblGrid>
+      <w:tr>
+        <w:trPr>
+          <w:cantSplit/>
+        </w:trPr>
+        <w:tc>
+          <w:tcPr>
+            <w:tcW w:type="dxa" w:w="9026"/>
+            <w:tcBorders>
+              <w:top w:val="single" w:color="E0A0A0" w:sz="6"/>
+              <w:left w:val="single" w:color="E0A0A0" w:sz="6"/>
+              <w:bottom w:val="single" w:color="E0A0A0" w:sz="6"/>
+              <w:right w:val="single" w:color="E0A0A0" w:sz="6"/>
+            </w:tcBorders>
+            <w:shd w:fill="FBEAEA" w:val="clear"/>
+            <w:tcMar>
+              <w:top w:type="dxa" w:w="140"/>
+              <w:left w:type="dxa" w:w="180"/>
+              <w:bottom w:type="dxa" w:w="140"/>
+              <w:right w:type="dxa" w:w="180"/>
+            </w:tcMar>
+          </w:tcPr>
+          <w:p>
+            <w:pPr>
+              <w:spacing w:after="40"/>
+            </w:pPr>
+            <w:r>
+              <w:rPr>
+                <w:b/>
+                <w:bCs/>
+                <w:color w:val="B23030"/>
+                <w:sz w:val="22"/>
+                <w:szCs w:val="22"/>
+              </w:rPr>
+              <w:t xml:space="preserve">Sortieren zerstört die Paarung</w:t>
+            </w:r>
+          </w:p>
+          <w:p>
+            <w:pPr>
+              <w:spacing w:after="0" w:line="312" w:lineRule="auto"/>
+            </w:pPr>
+            <w:r>
+              <w:rPr>
+                <w:sz w:val="22"/>
+                <w:szCs w:val="22"/>
+              </w:rPr>
+              <w:t xml:space="preserve">SORT verändert das Array selbst, es gibt keine Kopie zurück. Nach dem Aufruf ist die alte Reihenfolge weg. Bei parallelen Arrays ist das gefährlich: Sortierst du die Punkte, aber nicht die Namen daneben, gehört danach jeder Name zur falschen Punktzahl. Für solche Fälle braucht man Dinge mit Eigenschaften — die kommen in Kapitel 16.</w:t>
+            </w:r>
+          </w:p>
+        </w:tc>
+      </w:tr>
+    </w:tbl>
+    <w:p>
+      <w:pPr>
+        <w:spacing w:after="160"/>
+      </w:pPr>
+    </w:p>
+    <w:p>
+      <w:pPr>
+        <w:pStyle w:val="Heading2"/>
+        <w:keepNext/>
+        <w:keepLines/>
+        <w:spacing w:after="120" w:before="280"/>
+      </w:pPr>
+      <w:r>
+        <w:t xml:space="preserve">Zwölf Werte, sortiert und ausgewertet</w:t>
+      </w:r>
+    </w:p>
+    <w:p>
+      <w:pPr>
+        <w:keepNext/>
+        <w:spacing w:after="40" w:before="160"/>
+        <w:jc w:val="center"/>
+      </w:pPr>
+      <w:r>
+        <w:drawing>
+          <wp:inline distT="0" distB="0" distL="0" distR="0">
+            <wp:extent cx="4191000" cy="2619375"/>
+            <wp:effectExtent t="0" r="0" b="0" l="0"/>
+            <wp:docPr id="1" name="kap14_3_bestenliste.png" descr="Sortiert, größter zuerst. Die orange Linie ist der Mittelwert — hier 68." title="Sortiert, größter zuerst. Die orange Linie ist der Mittelwert — hier 68."/>
+            <wp:cNvGraphicFramePr>
+              <a:graphicFrameLocks xmlns:a="http://schemas.openxmlformats.org/drawingml/2006/main" noChangeAspect="1"/>
+            </wp:cNvGraphicFramePr>
+            <a:graphic xmlns:a="http://schemas.openxmlformats.org/drawingml/2006/main">
+              <a:graphicData uri="http://schemas.openxmlformats.org/drawingml/2006/picture">
+                <pic:pic xmlns:pic="http://schemas.openxmlformats.org/drawingml/2006/picture">
+                  <pic:nvPicPr>
+                    <pic:cNvPr id="0" name="" descr=""/>
+                    <pic:cNvPicPr>
+                      <a:picLocks noChangeAspect="1" noChangeArrowheads="1"/>
+                    </pic:cNvPicPr>
+                  </pic:nvPicPr>
+                  <pic:blipFill>
+                    <a:blip r:embed="rId50" cstate="none"/>
+                    <a:srcRect/>
+                    <a:stretch>
+                      <a:fillRect/>
+                    </a:stretch>
+                  </pic:blipFill>
+                  <pic:spPr bwMode="auto">
+                    <a:xfrm>
+                      <a:off x="0" y="0"/>
+                      <a:ext cx="4191000" cy="2619375"/>
+                    </a:xfrm>
+                    <a:prstGeom prst="rect">
+                      <a:avLst/>
+                    </a:prstGeom>
+                  </pic:spPr>
+                </pic:pic>
+              </a:graphicData>
+            </a:graphic>
+          </wp:inline>
+        </w:drawing>
+      </w:r>
+    </w:p>
+    <w:p>
+      <w:pPr>
+        <w:spacing w:after="200"/>
+        <w:jc w:val="center"/>
+      </w:pPr>
+      <w:r>
+        <w:rPr>
+          <w:i/>
+          <w:iCs/>
+          <w:color w:val="6A6A6A"/>
+          <w:sz w:val="18"/>
+          <w:szCs w:val="18"/>
+        </w:rPr>
+        <w:t xml:space="preserve">Sortiert, größter zuerst. Die orange Linie ist der Mittelwert — hier 68.</w:t>
+      </w:r>
+    </w:p>
+    <w:p>
+      <w:pPr>
+        <w:keepLines/>
+        <w:pBdr>
+          <w:left w:val="single" w:color="1B6CA8" w:sz="18" w:space="6"/>
+        </w:pBdr>
+        <w:shd w:fill="F4F4F4" w:val="clear"/>
+        <w:spacing w:after="200" w:before="100" w:line="264" w:lineRule="auto"/>
+        <w:ind w:left="140"/>
+      </w:pPr>
+      <w:r>
+        <w:rPr>
+          <w:rFonts w:ascii="Consolas" w:cs="Consolas" w:eastAsia="Consolas" w:hAnsi="Consolas"/>
+          <w:sz w:val="19"/>
+          <w:szCs w:val="19"/>
+        </w:rPr>
+        <w:t xml:space="preserve">REDIM(punkte, 0)</w:t>
+      </w:r>
+      <w:r>
+        <w:rPr>
+          <w:rFonts w:ascii="Consolas" w:cs="Consolas" w:eastAsia="Consolas" w:hAnsi="Consolas"/>
+          <w:sz w:val="19"/>
+          <w:szCs w:val="19"/>
+        </w:rPr>
+        <w:br/>
+        <w:t xml:space="preserve">FOR i = 1 TO 12</w:t>
+      </w:r>
+      <w:r>
+        <w:rPr>
+          <w:rFonts w:ascii="Consolas" w:cs="Consolas" w:eastAsia="Consolas" w:hAnsi="Consolas"/>
+          <w:sz w:val="19"/>
+          <w:szCs w:val="19"/>
+        </w:rPr>
+        <w:br/>
+        <w:t xml:space="preserve">    ARRAY_PUSH(punkte, RANDINT(10, 100))</w:t>
+      </w:r>
+      <w:r>
+        <w:rPr>
+          <w:rFonts w:ascii="Consolas" w:cs="Consolas" w:eastAsia="Consolas" w:hAnsi="Consolas"/>
+          <w:sz w:val="19"/>
+          <w:szCs w:val="19"/>
+        </w:rPr>
+        <w:br/>
+        <w:t xml:space="preserve">NEXT</w:t>
+      </w:r>
+      <w:r>
+        <w:rPr>
+          <w:rFonts w:ascii="Consolas" w:cs="Consolas" w:eastAsia="Consolas" w:hAnsi="Consolas"/>
+          <w:sz w:val="19"/>
+          <w:szCs w:val="19"/>
+        </w:rPr>
+        <w:br/>
+        <w:t xml:space="preserve">SORT(punkte)</w:t>
+      </w:r>
+      <w:r>
+        <w:rPr>
+          <w:rFonts w:ascii="Consolas" w:cs="Consolas" w:eastAsia="Consolas" w:hAnsi="Consolas"/>
+          <w:sz w:val="19"/>
+          <w:szCs w:val="19"/>
+        </w:rPr>
+        <w:br/>
+        <w:t xml:space="preserve">REVERSE(punkte)</w:t>
+      </w:r>
+      <w:r>
+        <w:rPr>
+          <w:rFonts w:ascii="Consolas" w:cs="Consolas" w:eastAsia="Consolas" w:hAnsi="Consolas"/>
+          <w:sz w:val="19"/>
+          <w:szCs w:val="19"/>
+        </w:rPr>
+        <w:br/>
+        <w:t xml:space="preserve">hoch = ARRAY_MAX(punkte)</w:t>
+      </w:r>
+      <w:r>
+        <w:rPr>
+          <w:rFonts w:ascii="Consolas" w:cs="Consolas" w:eastAsia="Consolas" w:hAnsi="Consolas"/>
+          <w:sz w:val="19"/>
+          <w:szCs w:val="19"/>
+        </w:rPr>
+        <w:br/>
+        <w:t xml:space="preserve">mittel = ARRAY_AVG(punkte)</w:t>
+      </w:r>
+    </w:p>
+    <w:p>
+      <w:pPr>
+        <w:spacing w:after="180" w:line="312" w:lineRule="auto"/>
+      </w:pPr>
+      <w:r>
+        <w:rPr>
+          <w:sz w:val="22"/>
+          <w:szCs w:val="22"/>
+        </w:rPr>
+        <w:t xml:space="preserve">Acht Zeilen: leeren, zwölfmal würfeln, sortieren, umdrehen, Höchstwert und Mittel holen. Ohne die fertigen Befehle wären das gut vierzig.</w:t>
+      </w:r>
+    </w:p>
+    <w:p>
+      <w:pPr>
+        <w:spacing w:after="180" w:line="312" w:lineRule="auto"/>
+      </w:pPr>
+      <w:r>
+        <w:rPr>
+          <w:rFonts w:ascii="Consolas" w:cs="Consolas" w:eastAsia="Consolas" w:hAnsi="Consolas"/>
+          <w:color w:val="335577"/>
+          <w:sz w:val="21"/>
+          <w:szCs w:val="21"/>
+        </w:rPr>
+        <w:t xml:space="preserve">REDIM(punkte, 0)</w:t>
+      </w:r>
+      <w:r>
+        <w:rPr>
+          <w:sz w:val="22"/>
+          <w:szCs w:val="22"/>
+        </w:rPr>
+        <w:t xml:space="preserve"> setzt die Länge auf null zurück — nötig, weil die Leertaste eine neue Runde auslöst und sonst immer zwölf weitere angehängt würden.</w:t>
+      </w:r>
+    </w:p>
+    <w:p>
+      <w:pPr>
+        <w:spacing w:after="180" w:line="312" w:lineRule="auto"/>
+      </w:pPr>
+      <w:r>
+        <w:rPr>
+          <w:sz w:val="22"/>
+          <w:szCs w:val="22"/>
+        </w:rPr>
+        <w:t xml:space="preserve">Die Balkenhöhe ist </w:t>
+      </w:r>
+      <w:r>
+        <w:rPr>
+          <w:rFonts w:ascii="Consolas" w:cs="Consolas" w:eastAsia="Consolas" w:hAnsi="Consolas"/>
+          <w:color w:val="335577"/>
+          <w:sz w:val="21"/>
+          <w:szCs w:val="21"/>
+        </w:rPr>
+        <w:t xml:space="preserve">punkte[i] * 260 \ hoch</w:t>
+      </w:r>
+      <w:r>
+        <w:rPr>
+          <w:sz w:val="22"/>
+          <w:szCs w:val="22"/>
+        </w:rPr>
+        <w:t xml:space="preserve">: der Wert im Verhältnis zum größten, mal die verfügbaren 260 Punkte. Dadurch reicht der höchste Balken immer genau bis oben, egal wie die Zahlen ausfallen. Solches Skalieren braucht man bei jedem Diagramm.</w:t>
+      </w:r>
+    </w:p>
+    <w:p>
+      <w:pPr>
+        <w:pStyle w:val="Heading2"/>
+        <w:keepNext/>
+        <w:keepLines/>
+        <w:spacing w:after="120" w:before="280"/>
+      </w:pPr>
+      <w:r>
+        <w:t xml:space="preserve">Alles durchgehen, ohne zu zählen</w:t>
+      </w:r>
+    </w:p>
+    <w:p>
+      <w:pPr>
+        <w:spacing w:after="180" w:line="312" w:lineRule="auto"/>
+      </w:pPr>
+      <w:r>
+        <w:rPr>
+          <w:sz w:val="22"/>
+          <w:szCs w:val="22"/>
+        </w:rPr>
+        <w:t xml:space="preserve">Wenn du nur alle Werte brauchst und die Nummer gar nicht, gibt es eine kürzere Schreibweise:</w:t>
+      </w:r>
+    </w:p>
+    <w:p>
+      <w:pPr>
+        <w:keepLines/>
+        <w:pBdr>
+          <w:left w:val="single" w:color="1B6CA8" w:sz="18" w:space="6"/>
+        </w:pBdr>
+        <w:shd w:fill="F4F4F4" w:val="clear"/>
+        <w:spacing w:after="200" w:before="100" w:line="264" w:lineRule="auto"/>
+        <w:ind w:left="140"/>
+      </w:pPr>
+      <w:r>
+        <w:rPr>
+          <w:rFonts w:ascii="Consolas" w:cs="Consolas" w:eastAsia="Consolas" w:hAnsi="Consolas"/>
+          <w:sz w:val="19"/>
+          <w:szCs w:val="19"/>
+        </w:rPr>
+        <w:t xml:space="preserve">DIM n AS INTEGER</w:t>
+      </w:r>
+      <w:r>
+        <w:rPr>
+          <w:rFonts w:ascii="Consolas" w:cs="Consolas" w:eastAsia="Consolas" w:hAnsi="Consolas"/>
+          <w:sz w:val="19"/>
+          <w:szCs w:val="19"/>
+        </w:rPr>
+        <w:br/>
+        <w:t xml:space="preserve"/>
+      </w:r>
+      <w:r>
+        <w:rPr>
+          <w:rFonts w:ascii="Consolas" w:cs="Consolas" w:eastAsia="Consolas" w:hAnsi="Consolas"/>
+          <w:sz w:val="19"/>
+          <w:szCs w:val="19"/>
+        </w:rPr>
+        <w:br/>
+        <w:t xml:space="preserve">FOR EACH n IN [10, 20, 30]</w:t>
+      </w:r>
+      <w:r>
+        <w:rPr>
+          <w:rFonts w:ascii="Consolas" w:cs="Consolas" w:eastAsia="Consolas" w:hAnsi="Consolas"/>
+          <w:sz w:val="19"/>
+          <w:szCs w:val="19"/>
+        </w:rPr>
+        <w:br/>
+        <w:t xml:space="preserve">    PRINT n</w:t>
+      </w:r>
+      <w:r>
+        <w:rPr>
+          <w:rFonts w:ascii="Consolas" w:cs="Consolas" w:eastAsia="Consolas" w:hAnsi="Consolas"/>
+          <w:sz w:val="19"/>
+          <w:szCs w:val="19"/>
+        </w:rPr>
+        <w:br/>
+        <w:t xml:space="preserve">NEXT</w:t>
+      </w:r>
+    </w:p>
+    <w:p>
+      <w:pPr>
+        <w:keepLines/>
+        <w:pBdr>
+          <w:left w:val="single" w:color="9AC79A" w:sz="18" w:space="6"/>
+        </w:pBdr>
+        <w:shd w:fill="EAF4EA" w:val="clear"/>
+        <w:spacing w:after="200" w:before="100" w:line="264" w:lineRule="auto"/>
+        <w:ind w:left="140"/>
+      </w:pPr>
+      <w:r>
+        <w:rPr>
+          <w:rFonts w:ascii="Consolas" w:cs="Consolas" w:eastAsia="Consolas" w:hAnsi="Consolas"/>
+          <w:sz w:val="19"/>
+          <w:szCs w:val="19"/>
+        </w:rPr>
+        <w:t xml:space="preserve">10</w:t>
+      </w:r>
+      <w:r>
+        <w:rPr>
+          <w:rFonts w:ascii="Consolas" w:cs="Consolas" w:eastAsia="Consolas" w:hAnsi="Consolas"/>
+          <w:sz w:val="19"/>
+          <w:szCs w:val="19"/>
+        </w:rPr>
+        <w:br/>
+        <w:t xml:space="preserve">20</w:t>
+      </w:r>
+      <w:r>
+        <w:rPr>
+          <w:rFonts w:ascii="Consolas" w:cs="Consolas" w:eastAsia="Consolas" w:hAnsi="Consolas"/>
+          <w:sz w:val="19"/>
+          <w:szCs w:val="19"/>
+        </w:rPr>
+        <w:br/>
+        <w:t xml:space="preserve">30</w:t>
+      </w:r>
+    </w:p>
+    <w:p>
+      <w:pPr>
+        <w:spacing w:after="180" w:line="312" w:lineRule="auto"/>
+      </w:pPr>
+      <w:r>
+        <w:rPr>
+          <w:rFonts w:ascii="Consolas" w:cs="Consolas" w:eastAsia="Consolas" w:hAnsi="Consolas"/>
+          <w:color w:val="335577"/>
+          <w:sz w:val="21"/>
+          <w:szCs w:val="21"/>
+        </w:rPr>
+        <w:t xml:space="preserve">FOR EACH</w:t>
+      </w:r>
+      <w:r>
+        <w:rPr>
+          <w:sz w:val="22"/>
+          <w:szCs w:val="22"/>
+        </w:rPr>
+        <w:t xml:space="preserve"> nimmt der Reihe nach jeden Wert. Die eckigen Klammern im Aufruf sind übrigens ein Array, das direkt hingeschrieben wird — praktisch für kurze feste Listen.</w:t>
+      </w:r>
+    </w:p>
+    <w:p>
+      <w:pPr>
+        <w:pStyle w:val="Heading2"/>
+        <w:keepNext/>
+        <w:keepLines/>
+        <w:spacing w:after="120" w:before="280"/>
+      </w:pPr>
+      <w:r>
+        <w:t xml:space="preserve">Wenn etwas nicht geht</w:t>
+      </w:r>
+    </w:p>
+    <w:tbl>
+      <w:tblPr>
+        <w:tblW w:type="dxa" w:w="9026"/>
+        <w:tblBorders>
+          <w:top w:val="single" w:color="D0D0D0" w:sz="4"/>
+          <w:left w:val="single" w:color="D0D0D0" w:sz="4"/>
+          <w:bottom w:val="single" w:color="D0D0D0" w:sz="4"/>
+          <w:right w:val="single" w:color="D0D0D0" w:sz="4"/>
+          <w:insideH w:val="single" w:color="D0D0D0" w:sz="4"/>
+          <w:insideV w:val="single" w:color="D0D0D0" w:sz="4"/>
+        </w:tblBorders>
+      </w:tblPr>
+      <w:tblGrid>
+        <w:gridCol w:w="3600"/>
+        <w:gridCol w:w="5426"/>
+      </w:tblGrid>
+      <w:tr>
+        <w:trPr>
+          <w:cantSplit/>
+          <w:tblHeader/>
+        </w:trPr>
+        <w:tc>
+          <w:tcPr>
+            <w:tcW w:type="dxa" w:w="3600"/>
+            <w:shd w:fill="1B6CA8" w:val="clear"/>
+            <w:tcMar>
+              <w:top w:type="dxa" w:w="30"/>
+              <w:left w:type="dxa" w:w="90"/>
+              <w:bottom w:type="dxa" w:w="30"/>
+              <w:right w:type="dxa" w:w="90"/>
+            </w:tcMar>
+          </w:tcPr>
+          <w:p>
+            <w:pPr>
+              <w:spacing w:after="0" w:line="240" w:lineRule="auto"/>
+            </w:pPr>
+            <w:r>
+              <w:rPr>
+                <w:rFonts w:ascii="Arial" w:cs="Arial" w:eastAsia="Arial" w:hAnsi="Arial"/>
+                <w:b/>
+                <w:bCs/>
+                <w:color w:val="FFFFFF"/>
+                <w:sz w:val="19"/>
+                <w:szCs w:val="19"/>
+              </w:rPr>
+              <w:t xml:space="preserve">Was du siehst</w:t>
+            </w:r>
+          </w:p>
+        </w:tc>
+        <w:tc>
+          <w:tcPr>
+            <w:tcW w:type="dxa" w:w="5426"/>
+            <w:shd w:fill="1B6CA8" w:val="clear"/>
+            <w:tcMar>
+              <w:top w:type="dxa" w:w="30"/>
+              <w:left w:type="dxa" w:w="90"/>
+              <w:bottom w:type="dxa" w:w="30"/>
+              <w:right w:type="dxa" w:w="90"/>
+            </w:tcMar>
+          </w:tcPr>
+          <w:p>
+            <w:pPr>
+              <w:spacing w:after="0" w:line="240" w:lineRule="auto"/>
+            </w:pPr>
+            <w:r>
+              <w:rPr>
+                <w:rFonts w:ascii="Arial" w:cs="Arial" w:eastAsia="Arial" w:hAnsi="Arial"/>
+                <w:b/>
+                <w:bCs/>
+                <w:color w:val="FFFFFF"/>
+                <w:sz w:val="19"/>
+                <w:szCs w:val="19"/>
+              </w:rPr>
+              <w:t xml:space="preserve">Was meistens dahintersteckt</w:t>
+            </w:r>
+          </w:p>
+        </w:tc>
+      </w:tr>
+      <w:tr>
+        <w:trPr>
+          <w:cantSplit/>
+        </w:trPr>
+        <w:tc>
+          <w:tcPr>
+            <w:tcW w:type="dxa" w:w="3600"/>
+            <w:tcMar>
+              <w:top w:type="dxa" w:w="30"/>
+              <w:left w:type="dxa" w:w="90"/>
+              <w:bottom w:type="dxa" w:w="30"/>
+              <w:right w:type="dxa" w:w="90"/>
+            </w:tcMar>
+          </w:tcPr>
+          <w:p>
+            <w:pPr>
+              <w:spacing w:after="0" w:line="240" w:lineRule="auto"/>
+            </w:pPr>
+            <w:r>
+              <w:rPr>
+                <w:rFonts w:ascii="Consolas" w:cs="Consolas" w:eastAsia="Consolas" w:hAnsi="Consolas"/>
+                <w:color w:val="222222"/>
+                <w:sz w:val="19"/>
+                <w:szCs w:val="19"/>
+              </w:rPr>
+              <w:t xml:space="preserve">Index ausserhalb</w:t>
+            </w:r>
+          </w:p>
+        </w:tc>
+        <w:tc>
+          <w:tcPr>
+            <w:tcW w:type="dxa" w:w="5426"/>
+            <w:tcMar>
+              <w:top w:type="dxa" w:w="30"/>
+              <w:left w:type="dxa" w:w="90"/>
+              <w:bottom w:type="dxa" w:w="30"/>
+              <w:right w:type="dxa" w:w="90"/>
+            </w:tcMar>
+          </w:tcPr>
+          <w:p>
+            <w:pPr>
+              <w:spacing w:after="0" w:line="240" w:lineRule="auto"/>
+            </w:pPr>
+            <w:r>
+              <w:rPr>
+                <w:rFonts w:ascii="Arial" w:cs="Arial" w:eastAsia="Arial" w:hAnsi="Arial"/>
+                <w:color w:val="222222"/>
+                <w:sz w:val="19"/>
+                <w:szCs w:val="19"/>
+              </w:rPr>
+              <w:t xml:space="preserve">Ein Fach jenseits der Anzahl. Bei DIM a[10] ist 9 das letzte.</w:t>
+            </w:r>
+          </w:p>
+        </w:tc>
+      </w:tr>
+      <w:tr>
+        <w:trPr>
+          <w:cantSplit/>
+        </w:trPr>
+        <w:tc>
+          <w:tcPr>
+            <w:tcW w:type="dxa" w:w="3600"/>
+            <w:tcMar>
+              <w:top w:type="dxa" w:w="30"/>
+              <w:left w:type="dxa" w:w="90"/>
+              <w:bottom w:type="dxa" w:w="30"/>
+              <w:right w:type="dxa" w:w="90"/>
+            </w:tcMar>
+          </w:tcPr>
+          <w:p>
+            <w:pPr>
+              <w:spacing w:after="0" w:line="240" w:lineRule="auto"/>
+            </w:pPr>
+            <w:r>
+              <w:rPr>
+                <w:rFonts w:ascii="Consolas" w:cs="Consolas" w:eastAsia="Consolas" w:hAnsi="Consolas"/>
+                <w:color w:val="222222"/>
+                <w:sz w:val="19"/>
+                <w:szCs w:val="19"/>
+              </w:rPr>
+              <w:t xml:space="preserve">ARRAY_PUSH erwartet ARRAY</w:t>
+            </w:r>
+          </w:p>
+        </w:tc>
+        <w:tc>
+          <w:tcPr>
+            <w:tcW w:type="dxa" w:w="5426"/>
+            <w:tcMar>
+              <w:top w:type="dxa" w:w="30"/>
+              <w:left w:type="dxa" w:w="90"/>
+              <w:bottom w:type="dxa" w:w="30"/>
+              <w:right w:type="dxa" w:w="90"/>
+            </w:tcMar>
+          </w:tcPr>
+          <w:p>
+            <w:pPr>
+              <w:spacing w:after="0" w:line="240" w:lineRule="auto"/>
+            </w:pPr>
+            <w:r>
+              <w:rPr>
+                <w:rFonts w:ascii="Arial" w:cs="Arial" w:eastAsia="Arial" w:hAnsi="Arial"/>
+                <w:color w:val="222222"/>
+                <w:sz w:val="19"/>
+                <w:szCs w:val="19"/>
+              </w:rPr>
+              <w:t xml:space="preserve">Das Array wurde nicht mit eckigen Klammern angelegt. Für eine wachsende Liste: DIM a[0] AS INTEGER.</w:t>
+            </w:r>
+          </w:p>
+        </w:tc>
+      </w:tr>
+      <w:tr>
+        <w:trPr>
+          <w:cantSplit/>
+        </w:trPr>
+        <w:tc>
+          <w:tcPr>
+            <w:tcW w:type="dxa" w:w="3600"/>
+            <w:tcMar>
+              <w:top w:type="dxa" w:w="30"/>
+              <w:left w:type="dxa" w:w="90"/>
+              <w:bottom w:type="dxa" w:w="30"/>
+              <w:right w:type="dxa" w:w="90"/>
+            </w:tcMar>
+          </w:tcPr>
+          <w:p>
+            <w:pPr>
+              <w:spacing w:after="0" w:line="240" w:lineRule="auto"/>
+            </w:pPr>
+            <w:r>
+              <w:rPr>
+                <w:rFonts w:ascii="Arial" w:cs="Arial" w:eastAsia="Arial" w:hAnsi="Arial"/>
+                <w:color w:val="222222"/>
+                <w:sz w:val="19"/>
+                <w:szCs w:val="19"/>
+              </w:rPr>
+              <w:t xml:space="preserve">Alle Funken sitzen aufeinander</w:t>
+            </w:r>
+          </w:p>
+        </w:tc>
+        <w:tc>
+          <w:tcPr>
+            <w:tcW w:type="dxa" w:w="5426"/>
+            <w:tcMar>
+              <w:top w:type="dxa" w:w="30"/>
+              <w:left w:type="dxa" w:w="90"/>
+              <w:bottom w:type="dxa" w:w="30"/>
+              <w:right w:type="dxa" w:w="90"/>
+            </w:tcMar>
+          </w:tcPr>
+          <w:p>
+            <w:pPr>
+              <w:spacing w:after="0" w:line="240" w:lineRule="auto"/>
+            </w:pPr>
+            <w:r>
+              <w:rPr>
+                <w:rFonts w:ascii="Arial" w:cs="Arial" w:eastAsia="Arial" w:hAnsi="Arial"/>
+                <w:color w:val="222222"/>
+                <w:sz w:val="19"/>
+                <w:szCs w:val="19"/>
+              </w:rPr>
+              <w:t xml:space="preserve">Der Zufall steht außerhalb der Schleife und wird einmal statt fünfhundertmal gewürfelt.</w:t>
+            </w:r>
+          </w:p>
+        </w:tc>
+      </w:tr>
+      <w:tr>
+        <w:trPr>
+          <w:cantSplit/>
+        </w:trPr>
+        <w:tc>
+          <w:tcPr>
+            <w:tcW w:type="dxa" w:w="3600"/>
+            <w:tcMar>
+              <w:top w:type="dxa" w:w="30"/>
+              <w:left w:type="dxa" w:w="90"/>
+              <w:bottom w:type="dxa" w:w="30"/>
+              <w:right w:type="dxa" w:w="90"/>
+            </w:tcMar>
+          </w:tcPr>
+          <w:p>
+            <w:pPr>
+              <w:spacing w:after="0" w:line="240" w:lineRule="auto"/>
+            </w:pPr>
+            <w:r>
+              <w:rPr>
+                <w:rFonts w:ascii="Arial" w:cs="Arial" w:eastAsia="Arial" w:hAnsi="Arial"/>
+                <w:color w:val="222222"/>
+                <w:sz w:val="19"/>
+                <w:szCs w:val="19"/>
+              </w:rPr>
+              <w:t xml:space="preserve">Das Spiel des Lebens erstarrt sofort</w:t>
+            </w:r>
+          </w:p>
+        </w:tc>
+        <w:tc>
+          <w:tcPr>
+            <w:tcW w:type="dxa" w:w="5426"/>
+            <w:tcMar>
+              <w:top w:type="dxa" w:w="30"/>
+              <w:left w:type="dxa" w:w="90"/>
+              <w:bottom w:type="dxa" w:w="30"/>
+              <w:right w:type="dxa" w:w="90"/>
+            </w:tcMar>
+          </w:tcPr>
+          <w:p>
+            <w:pPr>
+              <w:spacing w:after="0" w:line="240" w:lineRule="auto"/>
+            </w:pPr>
+            <w:r>
+              <w:rPr>
+                <w:rFonts w:ascii="Arial" w:cs="Arial" w:eastAsia="Arial" w:hAnsi="Arial"/>
+                <w:color w:val="222222"/>
+                <w:sz w:val="19"/>
+                <w:szCs w:val="19"/>
+              </w:rPr>
+              <w:t xml:space="preserve">Es wird direkt in feld geschrieben statt in neu. Die Zellen sehen dann bereits die neuen Werte ihrer Nachbarn.</w:t>
+            </w:r>
+          </w:p>
+        </w:tc>
+      </w:tr>
+      <w:tr>
+        <w:trPr>
+          <w:cantSplit/>
+        </w:trPr>
+        <w:tc>
+          <w:tcPr>
+            <w:tcW w:type="dxa" w:w="3600"/>
+            <w:tcMar>
+              <w:top w:type="dxa" w:w="30"/>
+              <w:left w:type="dxa" w:w="90"/>
+              <w:bottom w:type="dxa" w:w="30"/>
+              <w:right w:type="dxa" w:w="90"/>
+            </w:tcMar>
+          </w:tcPr>
+          <w:p>
+            <w:pPr>
+              <w:spacing w:after="0" w:line="240" w:lineRule="auto"/>
+            </w:pPr>
+            <w:r>
+              <w:rPr>
+                <w:rFonts w:ascii="Arial" w:cs="Arial" w:eastAsia="Arial" w:hAnsi="Arial"/>
+                <w:color w:val="222222"/>
+                <w:sz w:val="19"/>
+                <w:szCs w:val="19"/>
+              </w:rPr>
+              <w:t xml:space="preserve">Die Namen passen nicht mehr zu den Punkten</w:t>
+            </w:r>
+          </w:p>
+        </w:tc>
+        <w:tc>
+          <w:tcPr>
+            <w:tcW w:type="dxa" w:w="5426"/>
+            <w:tcMar>
+              <w:top w:type="dxa" w:w="30"/>
+              <w:left w:type="dxa" w:w="90"/>
+              <w:bottom w:type="dxa" w:w="30"/>
+              <w:right w:type="dxa" w:w="90"/>
+            </w:tcMar>
+          </w:tcPr>
+          <w:p>
+            <w:pPr>
+              <w:spacing w:after="0" w:line="240" w:lineRule="auto"/>
+            </w:pPr>
+            <w:r>
+              <w:rPr>
+                <w:rFonts w:ascii="Arial" w:cs="Arial" w:eastAsia="Arial" w:hAnsi="Arial"/>
+                <w:color w:val="222222"/>
+                <w:sz w:val="19"/>
+                <w:szCs w:val="19"/>
+              </w:rPr>
+              <w:t xml:space="preserve">SORT hat nur eines von zwei parallelen Arrays sortiert.</w:t>
+            </w:r>
+          </w:p>
+        </w:tc>
+      </w:tr>
+      <w:tr>
+        <w:trPr>
+          <w:cantSplit/>
+        </w:trPr>
+        <w:tc>
+          <w:tcPr>
+            <w:tcW w:type="dxa" w:w="3600"/>
+            <w:tcMar>
+              <w:top w:type="dxa" w:w="30"/>
+              <w:left w:type="dxa" w:w="90"/>
+              <w:bottom w:type="dxa" w:w="30"/>
+              <w:right w:type="dxa" w:w="90"/>
+            </w:tcMar>
+          </w:tcPr>
+          <w:p>
+            <w:pPr>
+              <w:spacing w:after="0" w:line="240" w:lineRule="auto"/>
+            </w:pPr>
+            <w:r>
+              <w:rPr>
+                <w:rFonts w:ascii="Arial" w:cs="Arial" w:eastAsia="Arial" w:hAnsi="Arial"/>
+                <w:color w:val="222222"/>
+                <w:sz w:val="19"/>
+                <w:szCs w:val="19"/>
+              </w:rPr>
+              <w:t xml:space="preserve">Die Liste wächst bei jedem Durchgang</w:t>
+            </w:r>
+          </w:p>
+        </w:tc>
+        <w:tc>
+          <w:tcPr>
+            <w:tcW w:type="dxa" w:w="5426"/>
+            <w:tcMar>
+              <w:top w:type="dxa" w:w="30"/>
+              <w:left w:type="dxa" w:w="90"/>
+              <w:bottom w:type="dxa" w:w="30"/>
+              <w:right w:type="dxa" w:w="90"/>
+            </w:tcMar>
+          </w:tcPr>
+          <w:p>
+            <w:pPr>
+              <w:spacing w:after="0" w:line="240" w:lineRule="auto"/>
+            </w:pPr>
+            <w:r>
+              <w:rPr>
+                <w:rFonts w:ascii="Arial" w:cs="Arial" w:eastAsia="Arial" w:hAnsi="Arial"/>
+                <w:color w:val="222222"/>
+                <w:sz w:val="19"/>
+                <w:szCs w:val="19"/>
+              </w:rPr>
+              <w:t xml:space="preserve">REDIM auf null fehlt vor dem Neubefüllen.</w:t>
+            </w:r>
+          </w:p>
+        </w:tc>
+      </w:tr>
+    </w:tbl>
+    <w:p>
+      <w:pPr>
+        <w:spacing w:after="160"/>
+      </w:pPr>
+    </w:p>
+    <w:p>
+      <w:pPr>
+        <w:pStyle w:val="Heading2"/>
+        <w:keepNext/>
+        <w:keepLines/>
+        <w:spacing w:after="120" w:before="280"/>
+      </w:pPr>
+      <w:r>
+        <w:t xml:space="preserve">Aufgaben</w:t>
+      </w:r>
+    </w:p>
+    <w:p>
+      <w:pPr>
+        <w:pStyle w:val="ListParagraph"/>
+        <w:numPr>
+          <w:ilvl w:val="0"/>
+          <w:numId w:val="2"/>
+        </w:numPr>
+        <w:spacing w:after="100" w:line="312" w:lineRule="auto"/>
+      </w:pPr>
+      <w:r>
+        <w:rPr>
+          <w:sz w:val="22"/>
+          <w:szCs w:val="22"/>
+        </w:rPr>
+        <w:t xml:space="preserve">Lass die Funken an der Stelle starten, an der ein mit den Pfeiltasten gesteuerter Punkt gerade steht.</w:t>
+      </w:r>
+    </w:p>
+    <w:p>
+      <w:pPr>
+        <w:pStyle w:val="ListParagraph"/>
+        <w:numPr>
+          <w:ilvl w:val="0"/>
+          <w:numId w:val="2"/>
+        </w:numPr>
+        <w:spacing w:after="100" w:line="312" w:lineRule="auto"/>
+      </w:pPr>
+      <w:r>
+        <w:rPr>
+          <w:sz w:val="22"/>
+          <w:szCs w:val="22"/>
+        </w:rPr>
+        <w:t xml:space="preserve">Gib jedem Funken eine eigene Größe, die mit dem Alter kleiner wird. Ein sechstes Array genügt.</w:t>
+      </w:r>
+    </w:p>
+    <w:p>
+      <w:pPr>
+        <w:pStyle w:val="ListParagraph"/>
+        <w:numPr>
+          <w:ilvl w:val="0"/>
+          <w:numId w:val="2"/>
+        </w:numPr>
+        <w:spacing w:after="100" w:line="312" w:lineRule="auto"/>
+      </w:pPr>
+      <w:r>
+        <w:rPr>
+          <w:sz w:val="22"/>
+          <w:szCs w:val="22"/>
+        </w:rPr>
+        <w:t xml:space="preserve">Setz im Spiel des Lebens einen Gleiter von Hand: Die fünf Zellen liegen bei (1,0), (2,1), (0,2), (1,2) und (2,2). Sieh zu, wie er wandert.</w:t>
+      </w:r>
+    </w:p>
+    <w:p>
+      <w:pPr>
+        <w:pStyle w:val="ListParagraph"/>
+        <w:numPr>
+          <w:ilvl w:val="0"/>
+          <w:numId w:val="2"/>
+        </w:numPr>
+        <w:spacing w:after="100" w:line="312" w:lineRule="auto"/>
+      </w:pPr>
+      <w:r>
+        <w:rPr>
+          <w:sz w:val="22"/>
+          <w:szCs w:val="22"/>
+        </w:rPr>
+        <w:t xml:space="preserve">Färb im Spiel des Lebens die Zellen danach ein, wie lange sie schon leben. Du brauchst dafür ein drittes Feld.</w:t>
+      </w:r>
+    </w:p>
+    <w:p>
+      <w:pPr>
+        <w:pStyle w:val="ListParagraph"/>
+        <w:numPr>
+          <w:ilvl w:val="0"/>
+          <w:numId w:val="2"/>
+        </w:numPr>
+        <w:spacing w:after="100" w:line="312" w:lineRule="auto"/>
+      </w:pPr>
+      <w:r>
+        <w:rPr>
+          <w:sz w:val="22"/>
+          <w:szCs w:val="22"/>
+        </w:rPr>
+        <w:t xml:space="preserve">Lass beim Spiel des Lebens die Ränder tot sein statt umlaufend, und vergleiche, wie sich das Bild ändert.</w:t>
+      </w:r>
+    </w:p>
+    <w:p>
+      <w:pPr>
+        <w:pStyle w:val="ListParagraph"/>
+        <w:numPr>
+          <w:ilvl w:val="0"/>
+          <w:numId w:val="2"/>
+        </w:numPr>
+        <w:spacing w:after="100" w:line="312" w:lineRule="auto"/>
+      </w:pPr>
+      <w:r>
+        <w:rPr>
+          <w:sz w:val="22"/>
+          <w:szCs w:val="22"/>
+        </w:rPr>
+        <w:t xml:space="preserve">Zeig in der Bestenliste zusätzlich an, wie viele Werte über dem Mittel liegen.</w:t>
+      </w:r>
+    </w:p>
+    <w:p>
+      <w:pPr>
+        <w:spacing w:after="180" w:line="312" w:lineRule="auto"/>
+      </w:pPr>
+      <w:r>
+        <w:rPr>
+          <w:sz w:val="22"/>
+          <w:szCs w:val="22"/>
+        </w:rPr>
+        <w:t xml:space="preserve">Arrays halten viele gleichartige Dinge. Im nächsten Kapitel kommt ein Behälter dazu, in dem man nicht nach Nummer sucht, sondern nach Namen.</w:t>
       </w:r>
     </w:p>
     <w:sectPr>

--- a/buch-einstieg/buch/Drachenhauch-Einstieg.docx
+++ b/buch-einstieg/buch/Drachenhauch-Einstieg.docx
@@ -570,6 +570,60 @@
           <w:szCs w:val="22"/>
         </w:rPr>
         <w:t xml:space="preserve">	104</w:t>
+      </w:r>
+    </w:p>
+    <w:p>
+      <w:pPr>
+        <w:tabs>
+          <w:tab w:val="right" w:pos="9200" w:leader="dot"/>
+        </w:tabs>
+        <w:spacing w:after="20" w:before="0"/>
+        <w:ind w:left="280"/>
+      </w:pPr>
+      <w:r>
+        <w:rPr>
+          <w:b w:val="false"/>
+          <w:bCs w:val="false"/>
+          <w:color w:val="222222"/>
+          <w:sz w:val="22"/>
+          <w:szCs w:val="22"/>
+        </w:rPr>
+        <w:t xml:space="preserve">Nachschlagen</w:t>
+      </w:r>
+      <w:r>
+        <w:rPr>
+          <w:color w:val="555555"/>
+          <w:sz w:val="22"/>
+          <w:szCs w:val="22"/>
+        </w:rPr>
+        <w:t xml:space="preserve">	111</w:t>
+      </w:r>
+    </w:p>
+    <w:p>
+      <w:pPr>
+        <w:tabs>
+          <w:tab w:val="right" w:pos="9200" w:leader="dot"/>
+        </w:tabs>
+        <w:spacing w:after="20" w:before="0"/>
+        <w:ind w:left="280"/>
+      </w:pPr>
+      <w:r>
+        <w:rPr>
+          <w:b w:val="false"/>
+          <w:bCs w:val="false"/>
+          <w:color w:val="222222"/>
+          <w:sz w:val="22"/>
+          <w:szCs w:val="22"/>
+        </w:rPr>
+        <w:t xml:space="preserve">Dinge mit Eigenschaften</w:t>
+      </w:r>
+      <w:r>
+        <w:rPr>
+          <w:color w:val="555555"/>
+          <w:sz w:val="22"/>
+          <w:szCs w:val="22"/>
+        </w:rPr>
+        <w:t xml:space="preserve">	116</w:t>
       </w:r>
     </w:p>
     <w:p>
@@ -40838,6 +40892,5426 @@
           <w:szCs w:val="22"/>
         </w:rPr>
         <w:t xml:space="preserve">Arrays halten viele gleichartige Dinge. Im nächsten Kapitel kommt ein Behälter dazu, in dem man nicht nach Nummer sucht, sondern nach Namen.</w:t>
+      </w:r>
+    </w:p>
+    <w:p>
+      <w:pPr>
+        <w:pStyle w:val="Heading1"/>
+        <w:keepNext/>
+        <w:keepLines/>
+        <w:pageBreakBefore/>
+        <w:pBdr>
+          <w:bottom w:val="single" w:color="1B6CA8" w:sz="12" w:space="4"/>
+        </w:pBdr>
+        <w:spacing w:after="160" w:before="0"/>
+      </w:pPr>
+      <w:r>
+        <w:t xml:space="preserve">Nachschlagen</w:t>
+      </w:r>
+    </w:p>
+    <w:p>
+      <w:pPr>
+        <w:spacing w:after="180" w:line="312" w:lineRule="auto"/>
+      </w:pPr>
+      <w:r>
+        <w:rPr>
+          <w:sz w:val="22"/>
+          <w:szCs w:val="22"/>
+        </w:rPr>
+        <w:t xml:space="preserve">Ein Array hat nummerierte Fächer. Das ist genau richtig, solange die Dinge eine natürliche Reihenfolge haben — die Glieder einer Schlange, fünfhundert Funken, zwölf Punktzahlen.</w:t>
+      </w:r>
+    </w:p>
+    <w:p>
+      <w:pPr>
+        <w:spacing w:after="180" w:line="312" w:lineRule="auto"/>
+      </w:pPr>
+      <w:r>
+        <w:rPr>
+          <w:sz w:val="22"/>
+          <w:szCs w:val="22"/>
+        </w:rPr>
+        <w:t xml:space="preserve">Oft will man aber nach etwas anderem suchen als nach einer Nummer. Wie viele Punkte hat Anna? Welche Farbe gehört zu „Himmel“? Wie oft wurde die Leertaste gedrückt? Für solche Fragen gibt es einen zweiten Behälter.</w:t>
+      </w:r>
+    </w:p>
+    <w:p>
+      <w:pPr>
+        <w:pStyle w:val="Heading2"/>
+        <w:keepNext/>
+        <w:keepLines/>
+        <w:spacing w:after="120" w:before="280"/>
+      </w:pPr>
+      <w:r>
+        <w:t xml:space="preserve">Ein Register</w:t>
+      </w:r>
+    </w:p>
+    <w:p>
+      <w:pPr>
+        <w:keepLines/>
+        <w:pBdr>
+          <w:left w:val="single" w:color="1B6CA8" w:sz="18" w:space="6"/>
+        </w:pBdr>
+        <w:shd w:fill="F4F4F4" w:val="clear"/>
+        <w:spacing w:after="200" w:before="100" w:line="264" w:lineRule="auto"/>
+        <w:ind w:left="140"/>
+      </w:pPr>
+      <w:r>
+        <w:rPr>
+          <w:rFonts w:ascii="Consolas" w:cs="Consolas" w:eastAsia="Consolas" w:hAnsi="Consolas"/>
+          <w:sz w:val="19"/>
+          <w:szCs w:val="19"/>
+        </w:rPr>
+        <w:t xml:space="preserve">DIM punkte AS MAP OF INTEGER</w:t>
+      </w:r>
+      <w:r>
+        <w:rPr>
+          <w:rFonts w:ascii="Consolas" w:cs="Consolas" w:eastAsia="Consolas" w:hAnsi="Consolas"/>
+          <w:sz w:val="19"/>
+          <w:szCs w:val="19"/>
+        </w:rPr>
+        <w:br/>
+        <w:t xml:space="preserve"/>
+      </w:r>
+      <w:r>
+        <w:rPr>
+          <w:rFonts w:ascii="Consolas" w:cs="Consolas" w:eastAsia="Consolas" w:hAnsi="Consolas"/>
+          <w:sz w:val="19"/>
+          <w:szCs w:val="19"/>
+        </w:rPr>
+        <w:br/>
+        <w:t xml:space="preserve">MAPPUT(punkte, "Anna", 12)</w:t>
+      </w:r>
+      <w:r>
+        <w:rPr>
+          <w:rFonts w:ascii="Consolas" w:cs="Consolas" w:eastAsia="Consolas" w:hAnsi="Consolas"/>
+          <w:sz w:val="19"/>
+          <w:szCs w:val="19"/>
+        </w:rPr>
+        <w:br/>
+        <w:t xml:space="preserve">MAPPUT(punkte, "Bert", 7)</w:t>
+      </w:r>
+      <w:r>
+        <w:rPr>
+          <w:rFonts w:ascii="Consolas" w:cs="Consolas" w:eastAsia="Consolas" w:hAnsi="Consolas"/>
+          <w:sz w:val="19"/>
+          <w:szCs w:val="19"/>
+        </w:rPr>
+        <w:br/>
+        <w:t xml:space="preserve"/>
+      </w:r>
+      <w:r>
+        <w:rPr>
+          <w:rFonts w:ascii="Consolas" w:cs="Consolas" w:eastAsia="Consolas" w:hAnsi="Consolas"/>
+          <w:sz w:val="19"/>
+          <w:szCs w:val="19"/>
+        </w:rPr>
+        <w:br/>
+        <w:t xml:space="preserve">PRINT MAPGET(punkte, "Anna")</w:t>
+      </w:r>
+    </w:p>
+    <w:p>
+      <w:pPr>
+        <w:keepLines/>
+        <w:pBdr>
+          <w:left w:val="single" w:color="9AC79A" w:sz="18" w:space="6"/>
+        </w:pBdr>
+        <w:shd w:fill="EAF4EA" w:val="clear"/>
+        <w:spacing w:after="200" w:before="100" w:line="264" w:lineRule="auto"/>
+        <w:ind w:left="140"/>
+      </w:pPr>
+      <w:r>
+        <w:rPr>
+          <w:rFonts w:ascii="Consolas" w:cs="Consolas" w:eastAsia="Consolas" w:hAnsi="Consolas"/>
+          <w:sz w:val="19"/>
+          <w:szCs w:val="19"/>
+        </w:rPr>
+        <w:t xml:space="preserve">12</w:t>
+      </w:r>
+    </w:p>
+    <w:p>
+      <w:pPr>
+        <w:spacing w:after="180" w:line="312" w:lineRule="auto"/>
+      </w:pPr>
+      <w:r>
+        <w:rPr>
+          <w:sz w:val="22"/>
+          <w:szCs w:val="22"/>
+        </w:rPr>
+        <w:t xml:space="preserve">So etwas heißt eine Map — ein Wörterbuch, ein Register. Statt Fach Nummer 3 gibt es den Eintrag </w:t>
+      </w:r>
+      <w:r>
+        <w:rPr>
+          <w:rFonts w:ascii="Consolas" w:cs="Consolas" w:eastAsia="Consolas" w:hAnsi="Consolas"/>
+          <w:color w:val="335577"/>
+          <w:sz w:val="21"/>
+          <w:szCs w:val="21"/>
+        </w:rPr>
+        <w:t xml:space="preserve">"Anna"</w:t>
+      </w:r>
+      <w:r>
+        <w:rPr>
+          <w:sz w:val="22"/>
+          <w:szCs w:val="22"/>
+        </w:rPr>
+        <w:t xml:space="preserve">. Der Name heißt Schlüssel, das Gespeicherte heißt Wert.</w:t>
+      </w:r>
+    </w:p>
+    <w:p>
+      <w:pPr>
+        <w:spacing w:after="180" w:line="312" w:lineRule="auto"/>
+      </w:pPr>
+      <w:r>
+        <w:rPr>
+          <w:rFonts w:ascii="Consolas" w:cs="Consolas" w:eastAsia="Consolas" w:hAnsi="Consolas"/>
+          <w:color w:val="335577"/>
+          <w:sz w:val="21"/>
+          <w:szCs w:val="21"/>
+        </w:rPr>
+        <w:t xml:space="preserve">DIM punkte AS MAP OF INTEGER</w:t>
+      </w:r>
+      <w:r>
+        <w:rPr>
+          <w:sz w:val="22"/>
+          <w:szCs w:val="22"/>
+        </w:rPr>
+        <w:t xml:space="preserve"> legt sie an: eine Map, deren Werte ganze Zahlen sind. Die Schlüssel sind immer Text.</w:t>
+      </w:r>
+    </w:p>
+    <w:p>
+      <w:pPr>
+        <w:spacing w:after="180" w:line="312" w:lineRule="auto"/>
+      </w:pPr>
+      <w:r>
+        <w:rPr>
+          <w:rFonts w:ascii="Consolas" w:cs="Consolas" w:eastAsia="Consolas" w:hAnsi="Consolas"/>
+          <w:color w:val="335577"/>
+          <w:sz w:val="21"/>
+          <w:szCs w:val="21"/>
+        </w:rPr>
+        <w:t xml:space="preserve">MAPPUT</w:t>
+      </w:r>
+      <w:r>
+        <w:rPr>
+          <w:sz w:val="22"/>
+          <w:szCs w:val="22"/>
+        </w:rPr>
+        <w:t xml:space="preserve"> legt etwas ab, </w:t>
+      </w:r>
+      <w:r>
+        <w:rPr>
+          <w:rFonts w:ascii="Consolas" w:cs="Consolas" w:eastAsia="Consolas" w:hAnsi="Consolas"/>
+          <w:color w:val="335577"/>
+          <w:sz w:val="21"/>
+          <w:szCs w:val="21"/>
+        </w:rPr>
+        <w:t xml:space="preserve">MAPGET</w:t>
+      </w:r>
+      <w:r>
+        <w:rPr>
+          <w:sz w:val="22"/>
+          <w:szCs w:val="22"/>
+        </w:rPr>
+        <w:t xml:space="preserve"> holt es. Steht unter diesem Schlüssel schon etwas, wird es überschrieben — eine Map hat jeden Schlüssel höchstens einmal.</w:t>
+      </w:r>
+    </w:p>
+    <w:p>
+      <w:pPr>
+        <w:spacing w:after="180" w:line="312" w:lineRule="auto"/>
+      </w:pPr>
+      <w:r>
+        <w:rPr>
+          <w:sz w:val="22"/>
+          <w:szCs w:val="22"/>
+        </w:rPr>
+        <w:t xml:space="preserve">Der Unterschied zum Array ist grundsätzlich. Bei einem Array musst du wissen, WO etwas liegt. Bei einer Map musst du wissen, WIE es heißt — und die Map kümmert sich darum, es zu finden.</w:t>
+      </w:r>
+    </w:p>
+    <w:p>
+      <w:pPr>
+        <w:pStyle w:val="Heading2"/>
+        <w:keepNext/>
+        <w:keepLines/>
+        <w:spacing w:after="120" w:before="280"/>
+      </w:pPr>
+      <w:r>
+        <w:t xml:space="preserve">Der wichtigste Kasten dieses Kapitels</w:t>
+      </w:r>
+    </w:p>
+    <w:p>
+      <w:pPr>
+        <w:spacing w:before="60"/>
+      </w:pPr>
+    </w:p>
+    <w:tbl>
+      <w:tblPr>
+        <w:tblW w:type="dxa" w:w="9026"/>
+        <w:tblBorders>
+          <w:top w:val="single" w:color="auto" w:sz="4"/>
+          <w:left w:val="single" w:color="auto" w:sz="4"/>
+          <w:bottom w:val="single" w:color="auto" w:sz="4"/>
+          <w:right w:val="single" w:color="auto" w:sz="4"/>
+          <w:insideH w:val="single" w:color="auto" w:sz="4"/>
+          <w:insideV w:val="single" w:color="auto" w:sz="4"/>
+        </w:tblBorders>
+      </w:tblPr>
+      <w:tblGrid>
+        <w:gridCol w:w="9026"/>
+      </w:tblGrid>
+      <w:tr>
+        <w:trPr>
+          <w:cantSplit/>
+        </w:trPr>
+        <w:tc>
+          <w:tcPr>
+            <w:tcW w:type="dxa" w:w="9026"/>
+            <w:tcBorders>
+              <w:top w:val="single" w:color="E0A0A0" w:sz="6"/>
+              <w:left w:val="single" w:color="E0A0A0" w:sz="6"/>
+              <w:bottom w:val="single" w:color="E0A0A0" w:sz="6"/>
+              <w:right w:val="single" w:color="E0A0A0" w:sz="6"/>
+            </w:tcBorders>
+            <w:shd w:fill="FBEAEA" w:val="clear"/>
+            <w:tcMar>
+              <w:top w:type="dxa" w:w="140"/>
+              <w:left w:type="dxa" w:w="180"/>
+              <w:bottom w:type="dxa" w:w="140"/>
+              <w:right w:type="dxa" w:w="180"/>
+            </w:tcMar>
+          </w:tcPr>
+          <w:p>
+            <w:pPr>
+              <w:spacing w:after="40"/>
+            </w:pPr>
+            <w:r>
+              <w:rPr>
+                <w:b/>
+                <w:bCs/>
+                <w:color w:val="B23030"/>
+                <w:sz w:val="22"/>
+                <w:szCs w:val="22"/>
+              </w:rPr>
+              <w:t xml:space="preserve">Was nicht da ist, gibt es nicht</w:t>
+            </w:r>
+          </w:p>
+          <w:p>
+            <w:pPr>
+              <w:spacing w:after="0" w:line="312" w:lineRule="auto"/>
+            </w:pPr>
+            <w:r>
+              <w:rPr>
+                <w:sz w:val="22"/>
+                <w:szCs w:val="22"/>
+              </w:rPr>
+              <w:t xml:space="preserve">MAPGET auf einen Schlüssel, den es nicht gibt, bricht das Programm ab: „MAPGET: Schluessel 'gibtsnicht' nicht in Map“. Das ist kein Schönheitsfehler, sondern Absicht — die Map kann ja nichts erfinden. Es gibt zwei saubere Wege: vorher mit MAPHAS fragen, oder gleich MAPGETOR nehmen, das einen Ersatzwert mitbekommt.</w:t>
+            </w:r>
+          </w:p>
+        </w:tc>
+      </w:tr>
+    </w:tbl>
+    <w:p>
+      <w:pPr>
+        <w:spacing w:after="160"/>
+      </w:pPr>
+    </w:p>
+    <w:p>
+      <w:pPr>
+        <w:keepLines/>
+        <w:pBdr>
+          <w:left w:val="single" w:color="1B6CA8" w:sz="18" w:space="6"/>
+        </w:pBdr>
+        <w:shd w:fill="F4F4F4" w:val="clear"/>
+        <w:spacing w:after="200" w:before="100" w:line="264" w:lineRule="auto"/>
+        <w:ind w:left="140"/>
+      </w:pPr>
+      <w:r>
+        <w:rPr>
+          <w:rFonts w:ascii="Consolas" w:cs="Consolas" w:eastAsia="Consolas" w:hAnsi="Consolas"/>
+          <w:sz w:val="19"/>
+          <w:szCs w:val="19"/>
+        </w:rPr>
+        <w:t xml:space="preserve">PRINT MAPHAS(punkte, "Cilly")</w:t>
+      </w:r>
+      <w:r>
+        <w:rPr>
+          <w:rFonts w:ascii="Consolas" w:cs="Consolas" w:eastAsia="Consolas" w:hAnsi="Consolas"/>
+          <w:sz w:val="19"/>
+          <w:szCs w:val="19"/>
+        </w:rPr>
+        <w:br/>
+        <w:t xml:space="preserve">PRINT MAPGETOR(punkte, "Cilly", 0)</w:t>
+      </w:r>
+    </w:p>
+    <w:p>
+      <w:pPr>
+        <w:keepLines/>
+        <w:pBdr>
+          <w:left w:val="single" w:color="9AC79A" w:sz="18" w:space="6"/>
+        </w:pBdr>
+        <w:shd w:fill="EAF4EA" w:val="clear"/>
+        <w:spacing w:after="200" w:before="100" w:line="264" w:lineRule="auto"/>
+        <w:ind w:left="140"/>
+      </w:pPr>
+      <w:r>
+        <w:rPr>
+          <w:rFonts w:ascii="Consolas" w:cs="Consolas" w:eastAsia="Consolas" w:hAnsi="Consolas"/>
+          <w:sz w:val="19"/>
+          <w:szCs w:val="19"/>
+        </w:rPr>
+        <w:t xml:space="preserve">FALSE</w:t>
+      </w:r>
+      <w:r>
+        <w:rPr>
+          <w:rFonts w:ascii="Consolas" w:cs="Consolas" w:eastAsia="Consolas" w:hAnsi="Consolas"/>
+          <w:sz w:val="19"/>
+          <w:szCs w:val="19"/>
+        </w:rPr>
+        <w:br/>
+        <w:t xml:space="preserve">0</w:t>
+      </w:r>
+    </w:p>
+    <w:p>
+      <w:pPr>
+        <w:pStyle w:val="Heading2"/>
+        <w:keepNext/>
+        <w:keepLines/>
+        <w:spacing w:after="120" w:before="280"/>
+      </w:pPr>
+      <w:r>
+        <w:t xml:space="preserve">Alle Einträge durchgehen</w:t>
+      </w:r>
+    </w:p>
+    <w:p>
+      <w:pPr>
+        <w:spacing w:after="180" w:line="312" w:lineRule="auto"/>
+      </w:pPr>
+      <w:r>
+        <w:rPr>
+          <w:sz w:val="22"/>
+          <w:szCs w:val="22"/>
+        </w:rPr>
+        <w:t xml:space="preserve">Eine Map hat keine Reihenfolge, aber sie kann dir alle ihre Schlüssel als Array geben — und ein Array kann man durchgehen und sortieren:</w:t>
+      </w:r>
+    </w:p>
+    <w:p>
+      <w:pPr>
+        <w:keepLines/>
+        <w:pBdr>
+          <w:left w:val="single" w:color="1B6CA8" w:sz="18" w:space="6"/>
+        </w:pBdr>
+        <w:shd w:fill="F4F4F4" w:val="clear"/>
+        <w:spacing w:after="200" w:before="100" w:line="264" w:lineRule="auto"/>
+        <w:ind w:left="140"/>
+      </w:pPr>
+      <w:r>
+        <w:rPr>
+          <w:rFonts w:ascii="Consolas" w:cs="Consolas" w:eastAsia="Consolas" w:hAnsi="Consolas"/>
+          <w:sz w:val="19"/>
+          <w:szCs w:val="19"/>
+        </w:rPr>
+        <w:t xml:space="preserve">DIM namen AS ARRAY OF STRING</w:t>
+      </w:r>
+      <w:r>
+        <w:rPr>
+          <w:rFonts w:ascii="Consolas" w:cs="Consolas" w:eastAsia="Consolas" w:hAnsi="Consolas"/>
+          <w:sz w:val="19"/>
+          <w:szCs w:val="19"/>
+        </w:rPr>
+        <w:br/>
+        <w:t xml:space="preserve"/>
+      </w:r>
+      <w:r>
+        <w:rPr>
+          <w:rFonts w:ascii="Consolas" w:cs="Consolas" w:eastAsia="Consolas" w:hAnsi="Consolas"/>
+          <w:sz w:val="19"/>
+          <w:szCs w:val="19"/>
+        </w:rPr>
+        <w:br/>
+        <w:t xml:space="preserve">namen = MAPKEYS(farben)</w:t>
+      </w:r>
+      <w:r>
+        <w:rPr>
+          <w:rFonts w:ascii="Consolas" w:cs="Consolas" w:eastAsia="Consolas" w:hAnsi="Consolas"/>
+          <w:sz w:val="19"/>
+          <w:szCs w:val="19"/>
+        </w:rPr>
+        <w:br/>
+        <w:t xml:space="preserve">SORT(namen)</w:t>
+      </w:r>
+      <w:r>
+        <w:rPr>
+          <w:rFonts w:ascii="Consolas" w:cs="Consolas" w:eastAsia="Consolas" w:hAnsi="Consolas"/>
+          <w:sz w:val="19"/>
+          <w:szCs w:val="19"/>
+        </w:rPr>
+        <w:br/>
+        <w:t xml:space="preserve"/>
+      </w:r>
+      <w:r>
+        <w:rPr>
+          <w:rFonts w:ascii="Consolas" w:cs="Consolas" w:eastAsia="Consolas" w:hAnsi="Consolas"/>
+          <w:sz w:val="19"/>
+          <w:szCs w:val="19"/>
+        </w:rPr>
+        <w:br/>
+        <w:t xml:space="preserve">FOR i = 0 TO LEN(namen) - 1</w:t>
+      </w:r>
+      <w:r>
+        <w:rPr>
+          <w:rFonts w:ascii="Consolas" w:cs="Consolas" w:eastAsia="Consolas" w:hAnsi="Consolas"/>
+          <w:sz w:val="19"/>
+          <w:szCs w:val="19"/>
+        </w:rPr>
+        <w:br/>
+        <w:t xml:space="preserve">    y = 70 + i * 50</w:t>
+      </w:r>
+      <w:r>
+        <w:rPr>
+          <w:rFonts w:ascii="Consolas" w:cs="Consolas" w:eastAsia="Consolas" w:hAnsi="Consolas"/>
+          <w:sz w:val="19"/>
+          <w:szCs w:val="19"/>
+        </w:rPr>
+        <w:br/>
+        <w:t xml:space="preserve">    BOX(40, y, 160, y + 36, MAPGET(farben, namen[i]))</w:t>
+      </w:r>
+      <w:r>
+        <w:rPr>
+          <w:rFonts w:ascii="Consolas" w:cs="Consolas" w:eastAsia="Consolas" w:hAnsi="Consolas"/>
+          <w:sz w:val="19"/>
+          <w:szCs w:val="19"/>
+        </w:rPr>
+        <w:br/>
+        <w:t xml:space="preserve">    TEXT(180, y + 8, namen[i], schrift)</w:t>
+      </w:r>
+      <w:r>
+        <w:rPr>
+          <w:rFonts w:ascii="Consolas" w:cs="Consolas" w:eastAsia="Consolas" w:hAnsi="Consolas"/>
+          <w:sz w:val="19"/>
+          <w:szCs w:val="19"/>
+        </w:rPr>
+        <w:br/>
+        <w:t xml:space="preserve">NEXT</w:t>
+      </w:r>
+    </w:p>
+    <w:p>
+      <w:pPr>
+        <w:keepNext/>
+        <w:spacing w:after="40" w:before="160"/>
+        <w:jc w:val="center"/>
+      </w:pPr>
+      <w:r>
+        <w:drawing>
+          <wp:inline distT="0" distB="0" distL="0" distR="0">
+            <wp:extent cx="4191000" cy="2619375"/>
+            <wp:effectExtent t="0" r="0" b="0" l="0"/>
+            <wp:docPr id="1" name="kap15_1_farbregister.png" descr="Sechs Einträge, alphabetisch. Die Reihenfolge kommt vom SORT, nicht von der Map." title="Sechs Einträge, alphabetisch. Die Reihenfolge kommt vom SORT, nicht von der Map."/>
+            <wp:cNvGraphicFramePr>
+              <a:graphicFrameLocks xmlns:a="http://schemas.openxmlformats.org/drawingml/2006/main" noChangeAspect="1"/>
+            </wp:cNvGraphicFramePr>
+            <a:graphic xmlns:a="http://schemas.openxmlformats.org/drawingml/2006/main">
+              <a:graphicData uri="http://schemas.openxmlformats.org/drawingml/2006/picture">
+                <pic:pic xmlns:pic="http://schemas.openxmlformats.org/drawingml/2006/picture">
+                  <pic:nvPicPr>
+                    <pic:cNvPr id="0" name="" descr=""/>
+                    <pic:cNvPicPr>
+                      <a:picLocks noChangeAspect="1" noChangeArrowheads="1"/>
+                    </pic:cNvPicPr>
+                  </pic:nvPicPr>
+                  <pic:blipFill>
+                    <a:blip r:embed="rId51" cstate="none"/>
+                    <a:srcRect/>
+                    <a:stretch>
+                      <a:fillRect/>
+                    </a:stretch>
+                  </pic:blipFill>
+                  <pic:spPr bwMode="auto">
+                    <a:xfrm>
+                      <a:off x="0" y="0"/>
+                      <a:ext cx="4191000" cy="2619375"/>
+                    </a:xfrm>
+                    <a:prstGeom prst="rect">
+                      <a:avLst/>
+                    </a:prstGeom>
+                  </pic:spPr>
+                </pic:pic>
+              </a:graphicData>
+            </a:graphic>
+          </wp:inline>
+        </w:drawing>
+      </w:r>
+    </w:p>
+    <w:p>
+      <w:pPr>
+        <w:spacing w:after="200"/>
+        <w:jc w:val="center"/>
+      </w:pPr>
+      <w:r>
+        <w:rPr>
+          <w:i/>
+          <w:iCs/>
+          <w:color w:val="6A6A6A"/>
+          <w:sz w:val="18"/>
+          <w:szCs w:val="18"/>
+        </w:rPr>
+        <w:t xml:space="preserve">Sechs Einträge, alphabetisch. Die Reihenfolge kommt vom SORT, nicht von der Map.</w:t>
+      </w:r>
+    </w:p>
+    <w:p>
+      <w:pPr>
+        <w:spacing w:after="180" w:line="312" w:lineRule="auto"/>
+      </w:pPr>
+      <w:r>
+        <w:rPr>
+          <w:rFonts w:ascii="Consolas" w:cs="Consolas" w:eastAsia="Consolas" w:hAnsi="Consolas"/>
+          <w:color w:val="335577"/>
+          <w:sz w:val="21"/>
+          <w:szCs w:val="21"/>
+        </w:rPr>
+        <w:t xml:space="preserve">MAPKEYS</w:t>
+      </w:r>
+      <w:r>
+        <w:rPr>
+          <w:sz w:val="22"/>
+          <w:szCs w:val="22"/>
+        </w:rPr>
+        <w:t xml:space="preserve"> liefert alle Schlüssel als Array aus Text. Das </w:t>
+      </w:r>
+      <w:r>
+        <w:rPr>
+          <w:rFonts w:ascii="Consolas" w:cs="Consolas" w:eastAsia="Consolas" w:hAnsi="Consolas"/>
+          <w:color w:val="335577"/>
+          <w:sz w:val="21"/>
+          <w:szCs w:val="21"/>
+        </w:rPr>
+        <w:t xml:space="preserve">SORT</w:t>
+      </w:r>
+      <w:r>
+        <w:rPr>
+          <w:sz w:val="22"/>
+          <w:szCs w:val="22"/>
+        </w:rPr>
+        <w:t xml:space="preserve"> danach ist wichtig: Eine Map merkt sich nicht, in welcher Reihenfolge etwas hineingelegt wurde. Ohne Sortieren stünde die Liste in einer Reihenfolge, die niemand vorhersagen kann — und die sich beim nächsten Start ändern darf.</w:t>
+      </w:r>
+    </w:p>
+    <w:p>
+      <w:pPr>
+        <w:spacing w:after="180" w:line="312" w:lineRule="auto"/>
+      </w:pPr>
+      <w:r>
+        <w:rPr>
+          <w:sz w:val="22"/>
+          <w:szCs w:val="22"/>
+        </w:rPr>
+        <w:t xml:space="preserve">Im Programm liegen Farben in der Map: </w:t>
+      </w:r>
+      <w:r>
+        <w:rPr>
+          <w:rFonts w:ascii="Consolas" w:cs="Consolas" w:eastAsia="Consolas" w:hAnsi="Consolas"/>
+          <w:color w:val="335577"/>
+          <w:sz w:val="21"/>
+          <w:szCs w:val="21"/>
+        </w:rPr>
+        <w:t xml:space="preserve">MAPPUT(farben, "Feuer", RGB(240, 90, 50))</w:t>
+      </w:r>
+      <w:r>
+        <w:rPr>
+          <w:sz w:val="22"/>
+          <w:szCs w:val="22"/>
+        </w:rPr>
+        <w:t xml:space="preserve">. Dass das geht, liegt daran, dass </w:t>
+      </w:r>
+      <w:r>
+        <w:rPr>
+          <w:rFonts w:ascii="Consolas" w:cs="Consolas" w:eastAsia="Consolas" w:hAnsi="Consolas"/>
+          <w:color w:val="335577"/>
+          <w:sz w:val="21"/>
+          <w:szCs w:val="21"/>
+        </w:rPr>
+        <w:t xml:space="preserve">RGB</w:t>
+      </w:r>
+      <w:r>
+        <w:rPr>
+          <w:sz w:val="22"/>
+          <w:szCs w:val="22"/>
+        </w:rPr>
+        <w:t xml:space="preserve"> eine ganze Zahl liefert — eine Farbe IST eine Zahl, sie sieht nur nicht so aus.</w:t>
+      </w:r>
+    </w:p>
+    <w:p>
+      <w:pPr>
+        <w:spacing w:after="180" w:line="312" w:lineRule="auto"/>
+      </w:pPr>
+      <w:r>
+        <w:rPr>
+          <w:rFonts w:ascii="Consolas" w:cs="Consolas" w:eastAsia="Consolas" w:hAnsi="Consolas"/>
+          <w:color w:val="335577"/>
+          <w:sz w:val="21"/>
+          <w:szCs w:val="21"/>
+        </w:rPr>
+        <w:t xml:space="preserve">MAPSIZE</w:t>
+      </w:r>
+      <w:r>
+        <w:rPr>
+          <w:sz w:val="22"/>
+          <w:szCs w:val="22"/>
+        </w:rPr>
+        <w:t xml:space="preserve"> sagt, wie viele Einträge drin sind, </w:t>
+      </w:r>
+      <w:r>
+        <w:rPr>
+          <w:rFonts w:ascii="Consolas" w:cs="Consolas" w:eastAsia="Consolas" w:hAnsi="Consolas"/>
+          <w:color w:val="335577"/>
+          <w:sz w:val="21"/>
+          <w:szCs w:val="21"/>
+        </w:rPr>
+        <w:t xml:space="preserve">MAPREMOVE</w:t>
+      </w:r>
+      <w:r>
+        <w:rPr>
+          <w:sz w:val="22"/>
+          <w:szCs w:val="22"/>
+        </w:rPr>
+        <w:t xml:space="preserve"> wirft einen hinaus.</w:t>
+      </w:r>
+    </w:p>
+    <w:p>
+      <w:pPr>
+        <w:pStyle w:val="Heading2"/>
+        <w:keepNext/>
+        <w:keepLines/>
+        <w:spacing w:after="120" w:before="280"/>
+      </w:pPr>
+      <w:r>
+        <w:t xml:space="preserve">Zählen, ohne vorher zu wissen was</w:t>
+      </w:r>
+    </w:p>
+    <w:p>
+      <w:pPr>
+        <w:spacing w:after="180" w:line="312" w:lineRule="auto"/>
+      </w:pPr>
+      <w:r>
+        <w:rPr>
+          <w:sz w:val="22"/>
+          <w:szCs w:val="22"/>
+        </w:rPr>
+        <w:t xml:space="preserve">Jetzt der Fall, für den Maps erfunden wurden. Ein Programm soll zählen, welche Tasten gedrückt werden — aber es weiß vorher nicht, welche das sein werden. Mit einem Array ginge das nur, indem man für jede denkbare Taste ein Fach anlegt.</w:t>
+      </w:r>
+    </w:p>
+    <w:p>
+      <w:pPr>
+        <w:keepLines/>
+        <w:pBdr>
+          <w:left w:val="single" w:color="1B6CA8" w:sz="18" w:space="6"/>
+        </w:pBdr>
+        <w:shd w:fill="F4F4F4" w:val="clear"/>
+        <w:spacing w:after="200" w:before="100" w:line="264" w:lineRule="auto"/>
+        <w:ind w:left="140"/>
+      </w:pPr>
+      <w:r>
+        <w:rPr>
+          <w:rFonts w:ascii="Consolas" w:cs="Consolas" w:eastAsia="Consolas" w:hAnsi="Consolas"/>
+          <w:sz w:val="19"/>
+          <w:szCs w:val="19"/>
+        </w:rPr>
+        <w:t xml:space="preserve">code = KEY_ANY_HIT()</w:t>
+      </w:r>
+      <w:r>
+        <w:rPr>
+          <w:rFonts w:ascii="Consolas" w:cs="Consolas" w:eastAsia="Consolas" w:hAnsi="Consolas"/>
+          <w:sz w:val="19"/>
+          <w:szCs w:val="19"/>
+        </w:rPr>
+        <w:br/>
+        <w:t xml:space="preserve">IF code &gt;= 0 THEN</w:t>
+      </w:r>
+      <w:r>
+        <w:rPr>
+          <w:rFonts w:ascii="Consolas" w:cs="Consolas" w:eastAsia="Consolas" w:hAnsi="Consolas"/>
+          <w:sz w:val="19"/>
+          <w:szCs w:val="19"/>
+        </w:rPr>
+        <w:br/>
+        <w:t xml:space="preserve">    name = KEY_NAME$(code)</w:t>
+      </w:r>
+      <w:r>
+        <w:rPr>
+          <w:rFonts w:ascii="Consolas" w:cs="Consolas" w:eastAsia="Consolas" w:hAnsi="Consolas"/>
+          <w:sz w:val="19"/>
+          <w:szCs w:val="19"/>
+        </w:rPr>
+        <w:br/>
+        <w:t xml:space="preserve">    MAPPUT(zaehler, name, MAPGETOR(zaehler, name, 0) + 1)</w:t>
+      </w:r>
+      <w:r>
+        <w:rPr>
+          <w:rFonts w:ascii="Consolas" w:cs="Consolas" w:eastAsia="Consolas" w:hAnsi="Consolas"/>
+          <w:sz w:val="19"/>
+          <w:szCs w:val="19"/>
+        </w:rPr>
+        <w:br/>
+        <w:t xml:space="preserve">END IF</w:t>
+      </w:r>
+    </w:p>
+    <w:p>
+      <w:pPr>
+        <w:spacing w:after="180" w:line="312" w:lineRule="auto"/>
+      </w:pPr>
+      <w:r>
+        <w:rPr>
+          <w:sz w:val="22"/>
+          <w:szCs w:val="22"/>
+        </w:rPr>
+        <w:t xml:space="preserve">Diese vierte Zeile ist die wichtigste des Kapitels. Man liest sie von innen nach außen:</w:t>
+      </w:r>
+    </w:p>
+    <w:p>
+      <w:pPr>
+        <w:pStyle w:val="ListParagraph"/>
+        <w:numPr>
+          <w:ilvl w:val="0"/>
+          <w:numId w:val="2"/>
+        </w:numPr>
+        <w:spacing w:after="100" w:line="312" w:lineRule="auto"/>
+      </w:pPr>
+      <w:r>
+        <w:rPr>
+          <w:b/>
+          <w:bCs/>
+          <w:sz w:val="22"/>
+          <w:szCs w:val="22"/>
+        </w:rPr>
+        <w:t xml:space="preserve">MAPGETOR(zaehler, name, 0) </w:t>
+      </w:r>
+      <w:r>
+        <w:rPr>
+          <w:sz w:val="22"/>
+          <w:szCs w:val="22"/>
+        </w:rPr>
+        <w:t xml:space="preserve">— hol den bisherigen Stand für diese Taste, und wenn es noch keinen gibt, nimm null.</w:t>
+      </w:r>
+    </w:p>
+    <w:p>
+      <w:pPr>
+        <w:pStyle w:val="ListParagraph"/>
+        <w:numPr>
+          <w:ilvl w:val="0"/>
+          <w:numId w:val="2"/>
+        </w:numPr>
+        <w:spacing w:after="100" w:line="312" w:lineRule="auto"/>
+      </w:pPr>
+      <w:r>
+        <w:rPr>
+          <w:b/>
+          <w:bCs/>
+          <w:sz w:val="22"/>
+          <w:szCs w:val="22"/>
+        </w:rPr>
+        <w:t xml:space="preserve">+ 1 </w:t>
+      </w:r>
+      <w:r>
+        <w:rPr>
+          <w:sz w:val="22"/>
+          <w:szCs w:val="22"/>
+        </w:rPr>
+        <w:t xml:space="preserve">— eins dazu.</w:t>
+      </w:r>
+    </w:p>
+    <w:p>
+      <w:pPr>
+        <w:pStyle w:val="ListParagraph"/>
+        <w:numPr>
+          <w:ilvl w:val="0"/>
+          <w:numId w:val="2"/>
+        </w:numPr>
+        <w:spacing w:after="100" w:line="312" w:lineRule="auto"/>
+      </w:pPr>
+      <w:r>
+        <w:rPr>
+          <w:b/>
+          <w:bCs/>
+          <w:sz w:val="22"/>
+          <w:szCs w:val="22"/>
+        </w:rPr>
+        <w:t xml:space="preserve">MAPPUT(zaehler, name, ...) </w:t>
+      </w:r>
+      <w:r>
+        <w:rPr>
+          <w:sz w:val="22"/>
+          <w:szCs w:val="22"/>
+        </w:rPr>
+        <w:t xml:space="preserve">— und leg das Ergebnis wieder unter demselben Namen ab.</w:t>
+      </w:r>
+    </w:p>
+    <w:p>
+      <w:pPr>
+        <w:spacing w:after="180" w:line="312" w:lineRule="auto"/>
+      </w:pPr>
+      <w:r>
+        <w:rPr>
+          <w:sz w:val="22"/>
+          <w:szCs w:val="22"/>
+        </w:rPr>
+        <w:t xml:space="preserve">Damit legt sich die Map von selbst an. Beim ersten Druck auf eine Taste entsteht ihr Eintrag; bei jedem weiteren wächst er. Es gibt keine Vorbereitung, keine Liste möglicher Tasten, kein Nachdenken darüber, wie viele es werden könnten.</w:t>
+      </w:r>
+    </w:p>
+    <w:p>
+      <w:pPr>
+        <w:spacing w:after="180" w:line="312" w:lineRule="auto"/>
+      </w:pPr>
+      <w:r>
+        <w:rPr>
+          <w:rFonts w:ascii="Consolas" w:cs="Consolas" w:eastAsia="Consolas" w:hAnsi="Consolas"/>
+          <w:color w:val="335577"/>
+          <w:sz w:val="21"/>
+          <w:szCs w:val="21"/>
+        </w:rPr>
+        <w:t xml:space="preserve">KEY_ANY_HIT()</w:t>
+      </w:r>
+      <w:r>
+        <w:rPr>
+          <w:sz w:val="22"/>
+          <w:szCs w:val="22"/>
+        </w:rPr>
+        <w:t xml:space="preserve"> ist neu: Es liefert den Code der zuletzt gedrückten Taste, oder </w:t>
+      </w:r>
+      <w:r>
+        <w:rPr>
+          <w:rFonts w:ascii="Consolas" w:cs="Consolas" w:eastAsia="Consolas" w:hAnsi="Consolas"/>
+          <w:color w:val="335577"/>
+          <w:sz w:val="21"/>
+          <w:szCs w:val="21"/>
+        </w:rPr>
+        <w:t xml:space="preserve">-1</w:t>
+      </w:r>
+      <w:r>
+        <w:rPr>
+          <w:sz w:val="22"/>
+          <w:szCs w:val="22"/>
+        </w:rPr>
+        <w:t xml:space="preserve">, wenn gerade keine gedrückt wurde. </w:t>
+      </w:r>
+      <w:r>
+        <w:rPr>
+          <w:rFonts w:ascii="Consolas" w:cs="Consolas" w:eastAsia="Consolas" w:hAnsi="Consolas"/>
+          <w:color w:val="335577"/>
+          <w:sz w:val="21"/>
+          <w:szCs w:val="21"/>
+        </w:rPr>
+        <w:t xml:space="preserve">KEY_NAME$</w:t>
+      </w:r>
+      <w:r>
+        <w:rPr>
+          <w:sz w:val="22"/>
+          <w:szCs w:val="22"/>
+        </w:rPr>
+        <w:t xml:space="preserve"> macht daraus einen lesbaren Namen — aus der Leertaste wird </w:t>
+      </w:r>
+      <w:r>
+        <w:rPr>
+          <w:rFonts w:ascii="Consolas" w:cs="Consolas" w:eastAsia="Consolas" w:hAnsi="Consolas"/>
+          <w:color w:val="335577"/>
+          <w:sz w:val="21"/>
+          <w:szCs w:val="21"/>
+        </w:rPr>
+        <w:t xml:space="preserve">"LEER"</w:t>
+      </w:r>
+      <w:r>
+        <w:rPr>
+          <w:sz w:val="22"/>
+          <w:szCs w:val="22"/>
+        </w:rPr>
+        <w:t xml:space="preserve">, aus dem linken Pfeil </w:t>
+      </w:r>
+      <w:r>
+        <w:rPr>
+          <w:rFonts w:ascii="Consolas" w:cs="Consolas" w:eastAsia="Consolas" w:hAnsi="Consolas"/>
+          <w:color w:val="335577"/>
+          <w:sz w:val="21"/>
+          <w:szCs w:val="21"/>
+        </w:rPr>
+        <w:t xml:space="preserve">"LINKS"</w:t>
+      </w:r>
+      <w:r>
+        <w:rPr>
+          <w:sz w:val="22"/>
+          <w:szCs w:val="22"/>
+        </w:rPr>
+        <w:t xml:space="preserve">.</w:t>
+      </w:r>
+    </w:p>
+    <w:p>
+      <w:pPr>
+        <w:keepNext/>
+        <w:spacing w:after="40" w:before="160"/>
+        <w:jc w:val="center"/>
+      </w:pPr>
+      <w:r>
+        <w:drawing>
+          <wp:inline distT="0" distB="0" distL="0" distR="0">
+            <wp:extent cx="4191000" cy="2619375"/>
+            <wp:effectExtent t="0" r="0" b="0" l="0"/>
+            <wp:docPr id="1" name="kap15_2_tastenzaehler.png" descr="Beim Start ist die Map leer, also gibt es nichts zu zeichnen. Drück ein paar Tasten, und die Balken wachsen." title="Beim Start ist die Map leer, also gibt es nichts zu zeichnen. Drück ein paar Tasten, und die Balken wachsen."/>
+            <wp:cNvGraphicFramePr>
+              <a:graphicFrameLocks xmlns:a="http://schemas.openxmlformats.org/drawingml/2006/main" noChangeAspect="1"/>
+            </wp:cNvGraphicFramePr>
+            <a:graphic xmlns:a="http://schemas.openxmlformats.org/drawingml/2006/main">
+              <a:graphicData uri="http://schemas.openxmlformats.org/drawingml/2006/picture">
+                <pic:pic xmlns:pic="http://schemas.openxmlformats.org/drawingml/2006/picture">
+                  <pic:nvPicPr>
+                    <pic:cNvPr id="0" name="" descr=""/>
+                    <pic:cNvPicPr>
+                      <a:picLocks noChangeAspect="1" noChangeArrowheads="1"/>
+                    </pic:cNvPicPr>
+                  </pic:nvPicPr>
+                  <pic:blipFill>
+                    <a:blip r:embed="rId52" cstate="none"/>
+                    <a:srcRect/>
+                    <a:stretch>
+                      <a:fillRect/>
+                    </a:stretch>
+                  </pic:blipFill>
+                  <pic:spPr bwMode="auto">
+                    <a:xfrm>
+                      <a:off x="0" y="0"/>
+                      <a:ext cx="4191000" cy="2619375"/>
+                    </a:xfrm>
+                    <a:prstGeom prst="rect">
+                      <a:avLst/>
+                    </a:prstGeom>
+                  </pic:spPr>
+                </pic:pic>
+              </a:graphicData>
+            </a:graphic>
+          </wp:inline>
+        </w:drawing>
+      </w:r>
+    </w:p>
+    <w:p>
+      <w:pPr>
+        <w:spacing w:after="200"/>
+        <w:jc w:val="center"/>
+      </w:pPr>
+      <w:r>
+        <w:rPr>
+          <w:i/>
+          <w:iCs/>
+          <w:color w:val="6A6A6A"/>
+          <w:sz w:val="18"/>
+          <w:szCs w:val="18"/>
+        </w:rPr>
+        <w:t xml:space="preserve">Beim Start ist die Map leer, also gibt es nichts zu zeichnen. Drück ein paar Tasten, und die Balken wachsen.</w:t>
+      </w:r>
+    </w:p>
+    <w:p>
+      <w:pPr>
+        <w:spacing w:after="180" w:line="312" w:lineRule="auto"/>
+      </w:pPr>
+      <w:r>
+        <w:rPr>
+          <w:sz w:val="22"/>
+          <w:szCs w:val="22"/>
+        </w:rPr>
+        <w:t xml:space="preserve">Das Bild zeigt den leeren Anfang — dieses Programm musst du selbst bedienen. Tipp ein paar Sekunden lang wahllos herum, und du hast eine Auswertung deiner eigenen Tipperei.</w:t>
+      </w:r>
+    </w:p>
+    <w:p>
+      <w:pPr>
+        <w:pStyle w:val="Heading2"/>
+        <w:keepNext/>
+        <w:keepLines/>
+        <w:spacing w:after="120" w:before="280"/>
+      </w:pPr>
+      <w:r>
+        <w:t xml:space="preserve">Wann Array, wann Map?</w:t>
+      </w:r>
+    </w:p>
+    <w:tbl>
+      <w:tblPr>
+        <w:tblW w:type="dxa" w:w="9026"/>
+        <w:tblBorders>
+          <w:top w:val="single" w:color="D0D0D0" w:sz="4"/>
+          <w:left w:val="single" w:color="D0D0D0" w:sz="4"/>
+          <w:bottom w:val="single" w:color="D0D0D0" w:sz="4"/>
+          <w:right w:val="single" w:color="D0D0D0" w:sz="4"/>
+          <w:insideH w:val="single" w:color="D0D0D0" w:sz="4"/>
+          <w:insideV w:val="single" w:color="D0D0D0" w:sz="4"/>
+        </w:tblBorders>
+      </w:tblPr>
+      <w:tblGrid>
+        <w:gridCol w:w="3000"/>
+        <w:gridCol w:w="1000"/>
+        <w:gridCol w:w="5026"/>
+      </w:tblGrid>
+      <w:tr>
+        <w:trPr>
+          <w:cantSplit/>
+          <w:tblHeader/>
+        </w:trPr>
+        <w:tc>
+          <w:tcPr>
+            <w:tcW w:type="dxa" w:w="3000"/>
+            <w:shd w:fill="1B6CA8" w:val="clear"/>
+            <w:tcMar>
+              <w:top w:type="dxa" w:w="30"/>
+              <w:left w:type="dxa" w:w="90"/>
+              <w:bottom w:type="dxa" w:w="30"/>
+              <w:right w:type="dxa" w:w="90"/>
+            </w:tcMar>
+          </w:tcPr>
+          <w:p>
+            <w:pPr>
+              <w:spacing w:after="0" w:line="240" w:lineRule="auto"/>
+            </w:pPr>
+            <w:r>
+              <w:rPr>
+                <w:rFonts w:ascii="Arial" w:cs="Arial" w:eastAsia="Arial" w:hAnsi="Arial"/>
+                <w:b/>
+                <w:bCs/>
+                <w:color w:val="FFFFFF"/>
+                <w:sz w:val="19"/>
+                <w:szCs w:val="19"/>
+              </w:rPr>
+              <w:t xml:space="preserve">Woran du es erkennst</w:t>
+            </w:r>
+          </w:p>
+        </w:tc>
+        <w:tc>
+          <w:tcPr>
+            <w:tcW w:type="dxa" w:w="1000"/>
+            <w:shd w:fill="1B6CA8" w:val="clear"/>
+            <w:tcMar>
+              <w:top w:type="dxa" w:w="30"/>
+              <w:left w:type="dxa" w:w="90"/>
+              <w:bottom w:type="dxa" w:w="30"/>
+              <w:right w:type="dxa" w:w="90"/>
+            </w:tcMar>
+          </w:tcPr>
+          <w:p>
+            <w:pPr>
+              <w:spacing w:after="0" w:line="240" w:lineRule="auto"/>
+            </w:pPr>
+            <w:r>
+              <w:rPr>
+                <w:rFonts w:ascii="Arial" w:cs="Arial" w:eastAsia="Arial" w:hAnsi="Arial"/>
+                <w:b/>
+                <w:bCs/>
+                <w:color w:val="FFFFFF"/>
+                <w:sz w:val="19"/>
+                <w:szCs w:val="19"/>
+              </w:rPr>
+              <w:t xml:space="preserve">Nimm</w:t>
+            </w:r>
+          </w:p>
+        </w:tc>
+        <w:tc>
+          <w:tcPr>
+            <w:tcW w:type="dxa" w:w="5026"/>
+            <w:shd w:fill="1B6CA8" w:val="clear"/>
+            <w:tcMar>
+              <w:top w:type="dxa" w:w="30"/>
+              <w:left w:type="dxa" w:w="90"/>
+              <w:bottom w:type="dxa" w:w="30"/>
+              <w:right w:type="dxa" w:w="90"/>
+            </w:tcMar>
+          </w:tcPr>
+          <w:p>
+            <w:pPr>
+              <w:spacing w:after="0" w:line="240" w:lineRule="auto"/>
+            </w:pPr>
+            <w:r>
+              <w:rPr>
+                <w:rFonts w:ascii="Arial" w:cs="Arial" w:eastAsia="Arial" w:hAnsi="Arial"/>
+                <w:b/>
+                <w:bCs/>
+                <w:color w:val="FFFFFF"/>
+                <w:sz w:val="19"/>
+                <w:szCs w:val="19"/>
+              </w:rPr>
+              <w:t xml:space="preserve">Beispiele</w:t>
+            </w:r>
+          </w:p>
+        </w:tc>
+      </w:tr>
+      <w:tr>
+        <w:trPr>
+          <w:cantSplit/>
+        </w:trPr>
+        <w:tc>
+          <w:tcPr>
+            <w:tcW w:type="dxa" w:w="3000"/>
+            <w:tcMar>
+              <w:top w:type="dxa" w:w="30"/>
+              <w:left w:type="dxa" w:w="90"/>
+              <w:bottom w:type="dxa" w:w="30"/>
+              <w:right w:type="dxa" w:w="90"/>
+            </w:tcMar>
+          </w:tcPr>
+          <w:p>
+            <w:pPr>
+              <w:spacing w:after="0" w:line="240" w:lineRule="auto"/>
+            </w:pPr>
+            <w:r>
+              <w:rPr>
+                <w:rFonts w:ascii="Arial" w:cs="Arial" w:eastAsia="Arial" w:hAnsi="Arial"/>
+                <w:color w:val="222222"/>
+                <w:sz w:val="19"/>
+                <w:szCs w:val="19"/>
+              </w:rPr>
+              <w:t xml:space="preserve">Die Dinge haben eine Reihenfolge</w:t>
+            </w:r>
+          </w:p>
+        </w:tc>
+        <w:tc>
+          <w:tcPr>
+            <w:tcW w:type="dxa" w:w="1000"/>
+            <w:tcMar>
+              <w:top w:type="dxa" w:w="30"/>
+              <w:left w:type="dxa" w:w="90"/>
+              <w:bottom w:type="dxa" w:w="30"/>
+              <w:right w:type="dxa" w:w="90"/>
+            </w:tcMar>
+          </w:tcPr>
+          <w:p>
+            <w:pPr>
+              <w:spacing w:after="0" w:line="240" w:lineRule="auto"/>
+            </w:pPr>
+            <w:r>
+              <w:rPr>
+                <w:rFonts w:ascii="Arial" w:cs="Arial" w:eastAsia="Arial" w:hAnsi="Arial"/>
+                <w:color w:val="222222"/>
+                <w:sz w:val="19"/>
+                <w:szCs w:val="19"/>
+              </w:rPr>
+              <w:t xml:space="preserve">Array</w:t>
+            </w:r>
+          </w:p>
+        </w:tc>
+        <w:tc>
+          <w:tcPr>
+            <w:tcW w:type="dxa" w:w="5026"/>
+            <w:tcMar>
+              <w:top w:type="dxa" w:w="30"/>
+              <w:left w:type="dxa" w:w="90"/>
+              <w:bottom w:type="dxa" w:w="30"/>
+              <w:right w:type="dxa" w:w="90"/>
+            </w:tcMar>
+          </w:tcPr>
+          <w:p>
+            <w:pPr>
+              <w:spacing w:after="0" w:line="240" w:lineRule="auto"/>
+            </w:pPr>
+            <w:r>
+              <w:rPr>
+                <w:rFonts w:ascii="Arial" w:cs="Arial" w:eastAsia="Arial" w:hAnsi="Arial"/>
+                <w:color w:val="222222"/>
+                <w:sz w:val="19"/>
+                <w:szCs w:val="19"/>
+              </w:rPr>
+              <w:t xml:space="preserve">Glieder einer Schlange, Funken, Bilder einer Animation</w:t>
+            </w:r>
+          </w:p>
+        </w:tc>
+      </w:tr>
+      <w:tr>
+        <w:trPr>
+          <w:cantSplit/>
+        </w:trPr>
+        <w:tc>
+          <w:tcPr>
+            <w:tcW w:type="dxa" w:w="3000"/>
+            <w:tcMar>
+              <w:top w:type="dxa" w:w="30"/>
+              <w:left w:type="dxa" w:w="90"/>
+              <w:bottom w:type="dxa" w:w="30"/>
+              <w:right w:type="dxa" w:w="90"/>
+            </w:tcMar>
+          </w:tcPr>
+          <w:p>
+            <w:pPr>
+              <w:spacing w:after="0" w:line="240" w:lineRule="auto"/>
+            </w:pPr>
+            <w:r>
+              <w:rPr>
+                <w:rFonts w:ascii="Arial" w:cs="Arial" w:eastAsia="Arial" w:hAnsi="Arial"/>
+                <w:color w:val="222222"/>
+                <w:sz w:val="19"/>
+                <w:szCs w:val="19"/>
+              </w:rPr>
+              <w:t xml:space="preserve">Es sind bekannt viele</w:t>
+            </w:r>
+          </w:p>
+        </w:tc>
+        <w:tc>
+          <w:tcPr>
+            <w:tcW w:type="dxa" w:w="1000"/>
+            <w:tcMar>
+              <w:top w:type="dxa" w:w="30"/>
+              <w:left w:type="dxa" w:w="90"/>
+              <w:bottom w:type="dxa" w:w="30"/>
+              <w:right w:type="dxa" w:w="90"/>
+            </w:tcMar>
+          </w:tcPr>
+          <w:p>
+            <w:pPr>
+              <w:spacing w:after="0" w:line="240" w:lineRule="auto"/>
+            </w:pPr>
+            <w:r>
+              <w:rPr>
+                <w:rFonts w:ascii="Arial" w:cs="Arial" w:eastAsia="Arial" w:hAnsi="Arial"/>
+                <w:color w:val="222222"/>
+                <w:sz w:val="19"/>
+                <w:szCs w:val="19"/>
+              </w:rPr>
+              <w:t xml:space="preserve">Array</w:t>
+            </w:r>
+          </w:p>
+        </w:tc>
+        <w:tc>
+          <w:tcPr>
+            <w:tcW w:type="dxa" w:w="5026"/>
+            <w:tcMar>
+              <w:top w:type="dxa" w:w="30"/>
+              <w:left w:type="dxa" w:w="90"/>
+              <w:bottom w:type="dxa" w:w="30"/>
+              <w:right w:type="dxa" w:w="90"/>
+            </w:tcMar>
+          </w:tcPr>
+          <w:p>
+            <w:pPr>
+              <w:spacing w:after="0" w:line="240" w:lineRule="auto"/>
+            </w:pPr>
+            <w:r>
+              <w:rPr>
+                <w:rFonts w:ascii="Arial" w:cs="Arial" w:eastAsia="Arial" w:hAnsi="Arial"/>
+                <w:color w:val="222222"/>
+                <w:sz w:val="19"/>
+                <w:szCs w:val="19"/>
+              </w:rPr>
+              <w:t xml:space="preserve">acht Tasten eines Instruments, zwölf Punktzahlen</w:t>
+            </w:r>
+          </w:p>
+        </w:tc>
+      </w:tr>
+      <w:tr>
+        <w:trPr>
+          <w:cantSplit/>
+        </w:trPr>
+        <w:tc>
+          <w:tcPr>
+            <w:tcW w:type="dxa" w:w="3000"/>
+            <w:tcMar>
+              <w:top w:type="dxa" w:w="30"/>
+              <w:left w:type="dxa" w:w="90"/>
+              <w:bottom w:type="dxa" w:w="30"/>
+              <w:right w:type="dxa" w:w="90"/>
+            </w:tcMar>
+          </w:tcPr>
+          <w:p>
+            <w:pPr>
+              <w:spacing w:after="0" w:line="240" w:lineRule="auto"/>
+            </w:pPr>
+            <w:r>
+              <w:rPr>
+                <w:rFonts w:ascii="Arial" w:cs="Arial" w:eastAsia="Arial" w:hAnsi="Arial"/>
+                <w:color w:val="222222"/>
+                <w:sz w:val="19"/>
+                <w:szCs w:val="19"/>
+              </w:rPr>
+              <w:t xml:space="preserve">Du suchst über einen Namen</w:t>
+            </w:r>
+          </w:p>
+        </w:tc>
+        <w:tc>
+          <w:tcPr>
+            <w:tcW w:type="dxa" w:w="1000"/>
+            <w:tcMar>
+              <w:top w:type="dxa" w:w="30"/>
+              <w:left w:type="dxa" w:w="90"/>
+              <w:bottom w:type="dxa" w:w="30"/>
+              <w:right w:type="dxa" w:w="90"/>
+            </w:tcMar>
+          </w:tcPr>
+          <w:p>
+            <w:pPr>
+              <w:spacing w:after="0" w:line="240" w:lineRule="auto"/>
+            </w:pPr>
+            <w:r>
+              <w:rPr>
+                <w:rFonts w:ascii="Arial" w:cs="Arial" w:eastAsia="Arial" w:hAnsi="Arial"/>
+                <w:color w:val="222222"/>
+                <w:sz w:val="19"/>
+                <w:szCs w:val="19"/>
+              </w:rPr>
+              <w:t xml:space="preserve">Map</w:t>
+            </w:r>
+          </w:p>
+        </w:tc>
+        <w:tc>
+          <w:tcPr>
+            <w:tcW w:type="dxa" w:w="5026"/>
+            <w:tcMar>
+              <w:top w:type="dxa" w:w="30"/>
+              <w:left w:type="dxa" w:w="90"/>
+              <w:bottom w:type="dxa" w:w="30"/>
+              <w:right w:type="dxa" w:w="90"/>
+            </w:tcMar>
+          </w:tcPr>
+          <w:p>
+            <w:pPr>
+              <w:spacing w:after="0" w:line="240" w:lineRule="auto"/>
+            </w:pPr>
+            <w:r>
+              <w:rPr>
+                <w:rFonts w:ascii="Arial" w:cs="Arial" w:eastAsia="Arial" w:hAnsi="Arial"/>
+                <w:color w:val="222222"/>
+                <w:sz w:val="19"/>
+                <w:szCs w:val="19"/>
+              </w:rPr>
+              <w:t xml:space="preserve">Punkte je Spieler, Farbe je Bezeichnung, Übersetzung je Wort</w:t>
+            </w:r>
+          </w:p>
+        </w:tc>
+      </w:tr>
+      <w:tr>
+        <w:trPr>
+          <w:cantSplit/>
+        </w:trPr>
+        <w:tc>
+          <w:tcPr>
+            <w:tcW w:type="dxa" w:w="3000"/>
+            <w:tcMar>
+              <w:top w:type="dxa" w:w="30"/>
+              <w:left w:type="dxa" w:w="90"/>
+              <w:bottom w:type="dxa" w:w="30"/>
+              <w:right w:type="dxa" w:w="90"/>
+            </w:tcMar>
+          </w:tcPr>
+          <w:p>
+            <w:pPr>
+              <w:spacing w:after="0" w:line="240" w:lineRule="auto"/>
+            </w:pPr>
+            <w:r>
+              <w:rPr>
+                <w:rFonts w:ascii="Arial" w:cs="Arial" w:eastAsia="Arial" w:hAnsi="Arial"/>
+                <w:color w:val="222222"/>
+                <w:sz w:val="19"/>
+                <w:szCs w:val="19"/>
+              </w:rPr>
+              <w:t xml:space="preserve">Du weißt vorher nicht, was vorkommt</w:t>
+            </w:r>
+          </w:p>
+        </w:tc>
+        <w:tc>
+          <w:tcPr>
+            <w:tcW w:type="dxa" w:w="1000"/>
+            <w:tcMar>
+              <w:top w:type="dxa" w:w="30"/>
+              <w:left w:type="dxa" w:w="90"/>
+              <w:bottom w:type="dxa" w:w="30"/>
+              <w:right w:type="dxa" w:w="90"/>
+            </w:tcMar>
+          </w:tcPr>
+          <w:p>
+            <w:pPr>
+              <w:spacing w:after="0" w:line="240" w:lineRule="auto"/>
+            </w:pPr>
+            <w:r>
+              <w:rPr>
+                <w:rFonts w:ascii="Arial" w:cs="Arial" w:eastAsia="Arial" w:hAnsi="Arial"/>
+                <w:color w:val="222222"/>
+                <w:sz w:val="19"/>
+                <w:szCs w:val="19"/>
+              </w:rPr>
+              <w:t xml:space="preserve">Map</w:t>
+            </w:r>
+          </w:p>
+        </w:tc>
+        <w:tc>
+          <w:tcPr>
+            <w:tcW w:type="dxa" w:w="5026"/>
+            <w:tcMar>
+              <w:top w:type="dxa" w:w="30"/>
+              <w:left w:type="dxa" w:w="90"/>
+              <w:bottom w:type="dxa" w:w="30"/>
+              <w:right w:type="dxa" w:w="90"/>
+            </w:tcMar>
+          </w:tcPr>
+          <w:p>
+            <w:pPr>
+              <w:spacing w:after="0" w:line="240" w:lineRule="auto"/>
+            </w:pPr>
+            <w:r>
+              <w:rPr>
+                <w:rFonts w:ascii="Arial" w:cs="Arial" w:eastAsia="Arial" w:hAnsi="Arial"/>
+                <w:color w:val="222222"/>
+                <w:sz w:val="19"/>
+                <w:szCs w:val="19"/>
+              </w:rPr>
+              <w:t xml:space="preserve">zählen, was auftaucht</w:t>
+            </w:r>
+          </w:p>
+        </w:tc>
+      </w:tr>
+      <w:tr>
+        <w:trPr>
+          <w:cantSplit/>
+        </w:trPr>
+        <w:tc>
+          <w:tcPr>
+            <w:tcW w:type="dxa" w:w="3000"/>
+            <w:tcMar>
+              <w:top w:type="dxa" w:w="30"/>
+              <w:left w:type="dxa" w:w="90"/>
+              <w:bottom w:type="dxa" w:w="30"/>
+              <w:right w:type="dxa" w:w="90"/>
+            </w:tcMar>
+          </w:tcPr>
+          <w:p>
+            <w:pPr>
+              <w:spacing w:after="0" w:line="240" w:lineRule="auto"/>
+            </w:pPr>
+            <w:r>
+              <w:rPr>
+                <w:rFonts w:ascii="Arial" w:cs="Arial" w:eastAsia="Arial" w:hAnsi="Arial"/>
+                <w:color w:val="222222"/>
+                <w:sz w:val="19"/>
+                <w:szCs w:val="19"/>
+              </w:rPr>
+              <w:t xml:space="preserve">Es soll keine Doppelten geben</w:t>
+            </w:r>
+          </w:p>
+        </w:tc>
+        <w:tc>
+          <w:tcPr>
+            <w:tcW w:type="dxa" w:w="1000"/>
+            <w:tcMar>
+              <w:top w:type="dxa" w:w="30"/>
+              <w:left w:type="dxa" w:w="90"/>
+              <w:bottom w:type="dxa" w:w="30"/>
+              <w:right w:type="dxa" w:w="90"/>
+            </w:tcMar>
+          </w:tcPr>
+          <w:p>
+            <w:pPr>
+              <w:spacing w:after="0" w:line="240" w:lineRule="auto"/>
+            </w:pPr>
+            <w:r>
+              <w:rPr>
+                <w:rFonts w:ascii="Arial" w:cs="Arial" w:eastAsia="Arial" w:hAnsi="Arial"/>
+                <w:color w:val="222222"/>
+                <w:sz w:val="19"/>
+                <w:szCs w:val="19"/>
+              </w:rPr>
+              <w:t xml:space="preserve">Map</w:t>
+            </w:r>
+          </w:p>
+        </w:tc>
+        <w:tc>
+          <w:tcPr>
+            <w:tcW w:type="dxa" w:w="5026"/>
+            <w:tcMar>
+              <w:top w:type="dxa" w:w="30"/>
+              <w:left w:type="dxa" w:w="90"/>
+              <w:bottom w:type="dxa" w:w="30"/>
+              <w:right w:type="dxa" w:w="90"/>
+            </w:tcMar>
+          </w:tcPr>
+          <w:p>
+            <w:pPr>
+              <w:spacing w:after="0" w:line="240" w:lineRule="auto"/>
+            </w:pPr>
+            <w:r>
+              <w:rPr>
+                <w:rFonts w:ascii="Arial" w:cs="Arial" w:eastAsia="Arial" w:hAnsi="Arial"/>
+                <w:color w:val="222222"/>
+                <w:sz w:val="19"/>
+                <w:szCs w:val="19"/>
+              </w:rPr>
+              <w:t xml:space="preserve">jeder Schlüssel existiert höchstens einmal</w:t>
+            </w:r>
+          </w:p>
+        </w:tc>
+      </w:tr>
+    </w:tbl>
+    <w:p>
+      <w:pPr>
+        <w:spacing w:after="160"/>
+      </w:pPr>
+    </w:p>
+    <w:p>
+      <w:pPr>
+        <w:spacing w:after="180" w:line="312" w:lineRule="auto"/>
+      </w:pPr>
+      <w:r>
+        <w:rPr>
+          <w:sz w:val="22"/>
+          <w:szCs w:val="22"/>
+        </w:rPr>
+        <w:t xml:space="preserve">Und oft nimmt man beides: In diesem Kapitel hält eine Map die Zahlen, und ein Array aus MAPKEYS bringt sie in eine Reihenfolge zum Anzeigen.</w:t>
+      </w:r>
+    </w:p>
+    <w:p>
+      <w:pPr>
+        <w:pStyle w:val="Heading2"/>
+        <w:keepNext/>
+        <w:keepLines/>
+        <w:spacing w:after="120" w:before="280"/>
+      </w:pPr>
+      <w:r>
+        <w:t xml:space="preserve">Die Befehle im Überblick</w:t>
+      </w:r>
+    </w:p>
+    <w:tbl>
+      <w:tblPr>
+        <w:tblW w:type="dxa" w:w="9026"/>
+        <w:tblBorders>
+          <w:top w:val="single" w:color="D0D0D0" w:sz="4"/>
+          <w:left w:val="single" w:color="D0D0D0" w:sz="4"/>
+          <w:bottom w:val="single" w:color="D0D0D0" w:sz="4"/>
+          <w:right w:val="single" w:color="D0D0D0" w:sz="4"/>
+          <w:insideH w:val="single" w:color="D0D0D0" w:sz="4"/>
+          <w:insideV w:val="single" w:color="D0D0D0" w:sz="4"/>
+        </w:tblBorders>
+      </w:tblPr>
+      <w:tblGrid>
+        <w:gridCol w:w="3000"/>
+        <w:gridCol w:w="6026"/>
+      </w:tblGrid>
+      <w:tr>
+        <w:trPr>
+          <w:cantSplit/>
+          <w:tblHeader/>
+        </w:trPr>
+        <w:tc>
+          <w:tcPr>
+            <w:tcW w:type="dxa" w:w="3000"/>
+            <w:shd w:fill="1B6CA8" w:val="clear"/>
+            <w:tcMar>
+              <w:top w:type="dxa" w:w="30"/>
+              <w:left w:type="dxa" w:w="90"/>
+              <w:bottom w:type="dxa" w:w="30"/>
+              <w:right w:type="dxa" w:w="90"/>
+            </w:tcMar>
+          </w:tcPr>
+          <w:p>
+            <w:pPr>
+              <w:spacing w:after="0" w:line="240" w:lineRule="auto"/>
+            </w:pPr>
+            <w:r>
+              <w:rPr>
+                <w:rFonts w:ascii="Consolas" w:cs="Consolas" w:eastAsia="Consolas" w:hAnsi="Consolas"/>
+                <w:b/>
+                <w:bCs/>
+                <w:color w:val="FFFFFF"/>
+                <w:sz w:val="19"/>
+                <w:szCs w:val="19"/>
+              </w:rPr>
+              <w:t xml:space="preserve">Aufruf</w:t>
+            </w:r>
+          </w:p>
+        </w:tc>
+        <w:tc>
+          <w:tcPr>
+            <w:tcW w:type="dxa" w:w="6026"/>
+            <w:shd w:fill="1B6CA8" w:val="clear"/>
+            <w:tcMar>
+              <w:top w:type="dxa" w:w="30"/>
+              <w:left w:type="dxa" w:w="90"/>
+              <w:bottom w:type="dxa" w:w="30"/>
+              <w:right w:type="dxa" w:w="90"/>
+            </w:tcMar>
+          </w:tcPr>
+          <w:p>
+            <w:pPr>
+              <w:spacing w:after="0" w:line="240" w:lineRule="auto"/>
+            </w:pPr>
+            <w:r>
+              <w:rPr>
+                <w:rFonts w:ascii="Arial" w:cs="Arial" w:eastAsia="Arial" w:hAnsi="Arial"/>
+                <w:b/>
+                <w:bCs/>
+                <w:color w:val="FFFFFF"/>
+                <w:sz w:val="19"/>
+                <w:szCs w:val="19"/>
+              </w:rPr>
+              <w:t xml:space="preserve">Was er tut</w:t>
+            </w:r>
+          </w:p>
+        </w:tc>
+      </w:tr>
+      <w:tr>
+        <w:trPr>
+          <w:cantSplit/>
+        </w:trPr>
+        <w:tc>
+          <w:tcPr>
+            <w:tcW w:type="dxa" w:w="3000"/>
+            <w:tcMar>
+              <w:top w:type="dxa" w:w="30"/>
+              <w:left w:type="dxa" w:w="90"/>
+              <w:bottom w:type="dxa" w:w="30"/>
+              <w:right w:type="dxa" w:w="90"/>
+            </w:tcMar>
+          </w:tcPr>
+          <w:p>
+            <w:pPr>
+              <w:spacing w:after="0" w:line="240" w:lineRule="auto"/>
+            </w:pPr>
+            <w:r>
+              <w:rPr>
+                <w:rFonts w:ascii="Consolas" w:cs="Consolas" w:eastAsia="Consolas" w:hAnsi="Consolas"/>
+                <w:color w:val="222222"/>
+                <w:sz w:val="19"/>
+                <w:szCs w:val="19"/>
+              </w:rPr>
+              <w:t xml:space="preserve">MAPPUT(m, k, w)</w:t>
+            </w:r>
+          </w:p>
+        </w:tc>
+        <w:tc>
+          <w:tcPr>
+            <w:tcW w:type="dxa" w:w="6026"/>
+            <w:tcMar>
+              <w:top w:type="dxa" w:w="30"/>
+              <w:left w:type="dxa" w:w="90"/>
+              <w:bottom w:type="dxa" w:w="30"/>
+              <w:right w:type="dxa" w:w="90"/>
+            </w:tcMar>
+          </w:tcPr>
+          <w:p>
+            <w:pPr>
+              <w:spacing w:after="0" w:line="240" w:lineRule="auto"/>
+            </w:pPr>
+            <w:r>
+              <w:rPr>
+                <w:rFonts w:ascii="Arial" w:cs="Arial" w:eastAsia="Arial" w:hAnsi="Arial"/>
+                <w:color w:val="222222"/>
+                <w:sz w:val="19"/>
+                <w:szCs w:val="19"/>
+              </w:rPr>
+              <w:t xml:space="preserve">ablegen oder überschreiben</w:t>
+            </w:r>
+          </w:p>
+        </w:tc>
+      </w:tr>
+      <w:tr>
+        <w:trPr>
+          <w:cantSplit/>
+        </w:trPr>
+        <w:tc>
+          <w:tcPr>
+            <w:tcW w:type="dxa" w:w="3000"/>
+            <w:tcMar>
+              <w:top w:type="dxa" w:w="30"/>
+              <w:left w:type="dxa" w:w="90"/>
+              <w:bottom w:type="dxa" w:w="30"/>
+              <w:right w:type="dxa" w:w="90"/>
+            </w:tcMar>
+          </w:tcPr>
+          <w:p>
+            <w:pPr>
+              <w:spacing w:after="0" w:line="240" w:lineRule="auto"/>
+            </w:pPr>
+            <w:r>
+              <w:rPr>
+                <w:rFonts w:ascii="Consolas" w:cs="Consolas" w:eastAsia="Consolas" w:hAnsi="Consolas"/>
+                <w:color w:val="222222"/>
+                <w:sz w:val="19"/>
+                <w:szCs w:val="19"/>
+              </w:rPr>
+              <w:t xml:space="preserve">MAPGET(m, k)</w:t>
+            </w:r>
+          </w:p>
+        </w:tc>
+        <w:tc>
+          <w:tcPr>
+            <w:tcW w:type="dxa" w:w="6026"/>
+            <w:tcMar>
+              <w:top w:type="dxa" w:w="30"/>
+              <w:left w:type="dxa" w:w="90"/>
+              <w:bottom w:type="dxa" w:w="30"/>
+              <w:right w:type="dxa" w:w="90"/>
+            </w:tcMar>
+          </w:tcPr>
+          <w:p>
+            <w:pPr>
+              <w:spacing w:after="0" w:line="240" w:lineRule="auto"/>
+            </w:pPr>
+            <w:r>
+              <w:rPr>
+                <w:rFonts w:ascii="Arial" w:cs="Arial" w:eastAsia="Arial" w:hAnsi="Arial"/>
+                <w:color w:val="222222"/>
+                <w:sz w:val="19"/>
+                <w:szCs w:val="19"/>
+              </w:rPr>
+              <w:t xml:space="preserve">holen — bricht ab, wenn es den Schlüssel nicht gibt</w:t>
+            </w:r>
+          </w:p>
+        </w:tc>
+      </w:tr>
+      <w:tr>
+        <w:trPr>
+          <w:cantSplit/>
+        </w:trPr>
+        <w:tc>
+          <w:tcPr>
+            <w:tcW w:type="dxa" w:w="3000"/>
+            <w:tcMar>
+              <w:top w:type="dxa" w:w="30"/>
+              <w:left w:type="dxa" w:w="90"/>
+              <w:bottom w:type="dxa" w:w="30"/>
+              <w:right w:type="dxa" w:w="90"/>
+            </w:tcMar>
+          </w:tcPr>
+          <w:p>
+            <w:pPr>
+              <w:spacing w:after="0" w:line="240" w:lineRule="auto"/>
+            </w:pPr>
+            <w:r>
+              <w:rPr>
+                <w:rFonts w:ascii="Consolas" w:cs="Consolas" w:eastAsia="Consolas" w:hAnsi="Consolas"/>
+                <w:color w:val="222222"/>
+                <w:sz w:val="19"/>
+                <w:szCs w:val="19"/>
+              </w:rPr>
+              <w:t xml:space="preserve">MAPGETOR(m, k, ersatz)</w:t>
+            </w:r>
+          </w:p>
+        </w:tc>
+        <w:tc>
+          <w:tcPr>
+            <w:tcW w:type="dxa" w:w="6026"/>
+            <w:tcMar>
+              <w:top w:type="dxa" w:w="30"/>
+              <w:left w:type="dxa" w:w="90"/>
+              <w:bottom w:type="dxa" w:w="30"/>
+              <w:right w:type="dxa" w:w="90"/>
+            </w:tcMar>
+          </w:tcPr>
+          <w:p>
+            <w:pPr>
+              <w:spacing w:after="0" w:line="240" w:lineRule="auto"/>
+            </w:pPr>
+            <w:r>
+              <w:rPr>
+                <w:rFonts w:ascii="Arial" w:cs="Arial" w:eastAsia="Arial" w:hAnsi="Arial"/>
+                <w:color w:val="222222"/>
+                <w:sz w:val="19"/>
+                <w:szCs w:val="19"/>
+              </w:rPr>
+              <w:t xml:space="preserve">holen, mit Ersatzwert für Unbekanntes</w:t>
+            </w:r>
+          </w:p>
+        </w:tc>
+      </w:tr>
+      <w:tr>
+        <w:trPr>
+          <w:cantSplit/>
+        </w:trPr>
+        <w:tc>
+          <w:tcPr>
+            <w:tcW w:type="dxa" w:w="3000"/>
+            <w:tcMar>
+              <w:top w:type="dxa" w:w="30"/>
+              <w:left w:type="dxa" w:w="90"/>
+              <w:bottom w:type="dxa" w:w="30"/>
+              <w:right w:type="dxa" w:w="90"/>
+            </w:tcMar>
+          </w:tcPr>
+          <w:p>
+            <w:pPr>
+              <w:spacing w:after="0" w:line="240" w:lineRule="auto"/>
+            </w:pPr>
+            <w:r>
+              <w:rPr>
+                <w:rFonts w:ascii="Consolas" w:cs="Consolas" w:eastAsia="Consolas" w:hAnsi="Consolas"/>
+                <w:color w:val="222222"/>
+                <w:sz w:val="19"/>
+                <w:szCs w:val="19"/>
+              </w:rPr>
+              <w:t xml:space="preserve">MAPHAS(m, k)</w:t>
+            </w:r>
+          </w:p>
+        </w:tc>
+        <w:tc>
+          <w:tcPr>
+            <w:tcW w:type="dxa" w:w="6026"/>
+            <w:tcMar>
+              <w:top w:type="dxa" w:w="30"/>
+              <w:left w:type="dxa" w:w="90"/>
+              <w:bottom w:type="dxa" w:w="30"/>
+              <w:right w:type="dxa" w:w="90"/>
+            </w:tcMar>
+          </w:tcPr>
+          <w:p>
+            <w:pPr>
+              <w:spacing w:after="0" w:line="240" w:lineRule="auto"/>
+            </w:pPr>
+            <w:r>
+              <w:rPr>
+                <w:rFonts w:ascii="Arial" w:cs="Arial" w:eastAsia="Arial" w:hAnsi="Arial"/>
+                <w:color w:val="222222"/>
+                <w:sz w:val="19"/>
+                <w:szCs w:val="19"/>
+              </w:rPr>
+              <w:t xml:space="preserve">gibt es diesen Schlüssel?</w:t>
+            </w:r>
+          </w:p>
+        </w:tc>
+      </w:tr>
+      <w:tr>
+        <w:trPr>
+          <w:cantSplit/>
+        </w:trPr>
+        <w:tc>
+          <w:tcPr>
+            <w:tcW w:type="dxa" w:w="3000"/>
+            <w:tcMar>
+              <w:top w:type="dxa" w:w="30"/>
+              <w:left w:type="dxa" w:w="90"/>
+              <w:bottom w:type="dxa" w:w="30"/>
+              <w:right w:type="dxa" w:w="90"/>
+            </w:tcMar>
+          </w:tcPr>
+          <w:p>
+            <w:pPr>
+              <w:spacing w:after="0" w:line="240" w:lineRule="auto"/>
+            </w:pPr>
+            <w:r>
+              <w:rPr>
+                <w:rFonts w:ascii="Consolas" w:cs="Consolas" w:eastAsia="Consolas" w:hAnsi="Consolas"/>
+                <w:color w:val="222222"/>
+                <w:sz w:val="19"/>
+                <w:szCs w:val="19"/>
+              </w:rPr>
+              <w:t xml:space="preserve">MAPSIZE(m)</w:t>
+            </w:r>
+          </w:p>
+        </w:tc>
+        <w:tc>
+          <w:tcPr>
+            <w:tcW w:type="dxa" w:w="6026"/>
+            <w:tcMar>
+              <w:top w:type="dxa" w:w="30"/>
+              <w:left w:type="dxa" w:w="90"/>
+              <w:bottom w:type="dxa" w:w="30"/>
+              <w:right w:type="dxa" w:w="90"/>
+            </w:tcMar>
+          </w:tcPr>
+          <w:p>
+            <w:pPr>
+              <w:spacing w:after="0" w:line="240" w:lineRule="auto"/>
+            </w:pPr>
+            <w:r>
+              <w:rPr>
+                <w:rFonts w:ascii="Arial" w:cs="Arial" w:eastAsia="Arial" w:hAnsi="Arial"/>
+                <w:color w:val="222222"/>
+                <w:sz w:val="19"/>
+                <w:szCs w:val="19"/>
+              </w:rPr>
+              <w:t xml:space="preserve">wie viele Einträge</w:t>
+            </w:r>
+          </w:p>
+        </w:tc>
+      </w:tr>
+      <w:tr>
+        <w:trPr>
+          <w:cantSplit/>
+        </w:trPr>
+        <w:tc>
+          <w:tcPr>
+            <w:tcW w:type="dxa" w:w="3000"/>
+            <w:tcMar>
+              <w:top w:type="dxa" w:w="30"/>
+              <w:left w:type="dxa" w:w="90"/>
+              <w:bottom w:type="dxa" w:w="30"/>
+              <w:right w:type="dxa" w:w="90"/>
+            </w:tcMar>
+          </w:tcPr>
+          <w:p>
+            <w:pPr>
+              <w:spacing w:after="0" w:line="240" w:lineRule="auto"/>
+            </w:pPr>
+            <w:r>
+              <w:rPr>
+                <w:rFonts w:ascii="Consolas" w:cs="Consolas" w:eastAsia="Consolas" w:hAnsi="Consolas"/>
+                <w:color w:val="222222"/>
+                <w:sz w:val="19"/>
+                <w:szCs w:val="19"/>
+              </w:rPr>
+              <w:t xml:space="preserve">MAPKEYS(m)</w:t>
+            </w:r>
+          </w:p>
+        </w:tc>
+        <w:tc>
+          <w:tcPr>
+            <w:tcW w:type="dxa" w:w="6026"/>
+            <w:tcMar>
+              <w:top w:type="dxa" w:w="30"/>
+              <w:left w:type="dxa" w:w="90"/>
+              <w:bottom w:type="dxa" w:w="30"/>
+              <w:right w:type="dxa" w:w="90"/>
+            </w:tcMar>
+          </w:tcPr>
+          <w:p>
+            <w:pPr>
+              <w:spacing w:after="0" w:line="240" w:lineRule="auto"/>
+            </w:pPr>
+            <w:r>
+              <w:rPr>
+                <w:rFonts w:ascii="Arial" w:cs="Arial" w:eastAsia="Arial" w:hAnsi="Arial"/>
+                <w:color w:val="222222"/>
+                <w:sz w:val="19"/>
+                <w:szCs w:val="19"/>
+              </w:rPr>
+              <w:t xml:space="preserve">alle Schlüssel als Array aus Text</w:t>
+            </w:r>
+          </w:p>
+        </w:tc>
+      </w:tr>
+      <w:tr>
+        <w:trPr>
+          <w:cantSplit/>
+        </w:trPr>
+        <w:tc>
+          <w:tcPr>
+            <w:tcW w:type="dxa" w:w="3000"/>
+            <w:tcMar>
+              <w:top w:type="dxa" w:w="30"/>
+              <w:left w:type="dxa" w:w="90"/>
+              <w:bottom w:type="dxa" w:w="30"/>
+              <w:right w:type="dxa" w:w="90"/>
+            </w:tcMar>
+          </w:tcPr>
+          <w:p>
+            <w:pPr>
+              <w:spacing w:after="0" w:line="240" w:lineRule="auto"/>
+            </w:pPr>
+            <w:r>
+              <w:rPr>
+                <w:rFonts w:ascii="Consolas" w:cs="Consolas" w:eastAsia="Consolas" w:hAnsi="Consolas"/>
+                <w:color w:val="222222"/>
+                <w:sz w:val="19"/>
+                <w:szCs w:val="19"/>
+              </w:rPr>
+              <w:t xml:space="preserve">MAPVALUES(m)</w:t>
+            </w:r>
+          </w:p>
+        </w:tc>
+        <w:tc>
+          <w:tcPr>
+            <w:tcW w:type="dxa" w:w="6026"/>
+            <w:tcMar>
+              <w:top w:type="dxa" w:w="30"/>
+              <w:left w:type="dxa" w:w="90"/>
+              <w:bottom w:type="dxa" w:w="30"/>
+              <w:right w:type="dxa" w:w="90"/>
+            </w:tcMar>
+          </w:tcPr>
+          <w:p>
+            <w:pPr>
+              <w:spacing w:after="0" w:line="240" w:lineRule="auto"/>
+            </w:pPr>
+            <w:r>
+              <w:rPr>
+                <w:rFonts w:ascii="Arial" w:cs="Arial" w:eastAsia="Arial" w:hAnsi="Arial"/>
+                <w:color w:val="222222"/>
+                <w:sz w:val="19"/>
+                <w:szCs w:val="19"/>
+              </w:rPr>
+              <w:t xml:space="preserve">alle Werte als Array</w:t>
+            </w:r>
+          </w:p>
+        </w:tc>
+      </w:tr>
+      <w:tr>
+        <w:trPr>
+          <w:cantSplit/>
+        </w:trPr>
+        <w:tc>
+          <w:tcPr>
+            <w:tcW w:type="dxa" w:w="3000"/>
+            <w:tcMar>
+              <w:top w:type="dxa" w:w="30"/>
+              <w:left w:type="dxa" w:w="90"/>
+              <w:bottom w:type="dxa" w:w="30"/>
+              <w:right w:type="dxa" w:w="90"/>
+            </w:tcMar>
+          </w:tcPr>
+          <w:p>
+            <w:pPr>
+              <w:spacing w:after="0" w:line="240" w:lineRule="auto"/>
+            </w:pPr>
+            <w:r>
+              <w:rPr>
+                <w:rFonts w:ascii="Consolas" w:cs="Consolas" w:eastAsia="Consolas" w:hAnsi="Consolas"/>
+                <w:color w:val="222222"/>
+                <w:sz w:val="19"/>
+                <w:szCs w:val="19"/>
+              </w:rPr>
+              <w:t xml:space="preserve">MAPREMOVE(m, k)</w:t>
+            </w:r>
+          </w:p>
+        </w:tc>
+        <w:tc>
+          <w:tcPr>
+            <w:tcW w:type="dxa" w:w="6026"/>
+            <w:tcMar>
+              <w:top w:type="dxa" w:w="30"/>
+              <w:left w:type="dxa" w:w="90"/>
+              <w:bottom w:type="dxa" w:w="30"/>
+              <w:right w:type="dxa" w:w="90"/>
+            </w:tcMar>
+          </w:tcPr>
+          <w:p>
+            <w:pPr>
+              <w:spacing w:after="0" w:line="240" w:lineRule="auto"/>
+            </w:pPr>
+            <w:r>
+              <w:rPr>
+                <w:rFonts w:ascii="Arial" w:cs="Arial" w:eastAsia="Arial" w:hAnsi="Arial"/>
+                <w:color w:val="222222"/>
+                <w:sz w:val="19"/>
+                <w:szCs w:val="19"/>
+              </w:rPr>
+              <w:t xml:space="preserve">einen Eintrag entfernen</w:t>
+            </w:r>
+          </w:p>
+        </w:tc>
+      </w:tr>
+      <w:tr>
+        <w:trPr>
+          <w:cantSplit/>
+        </w:trPr>
+        <w:tc>
+          <w:tcPr>
+            <w:tcW w:type="dxa" w:w="3000"/>
+            <w:tcMar>
+              <w:top w:type="dxa" w:w="30"/>
+              <w:left w:type="dxa" w:w="90"/>
+              <w:bottom w:type="dxa" w:w="30"/>
+              <w:right w:type="dxa" w:w="90"/>
+            </w:tcMar>
+          </w:tcPr>
+          <w:p>
+            <w:pPr>
+              <w:spacing w:after="0" w:line="240" w:lineRule="auto"/>
+            </w:pPr>
+            <w:r>
+              <w:rPr>
+                <w:rFonts w:ascii="Consolas" w:cs="Consolas" w:eastAsia="Consolas" w:hAnsi="Consolas"/>
+                <w:color w:val="222222"/>
+                <w:sz w:val="19"/>
+                <w:szCs w:val="19"/>
+              </w:rPr>
+              <w:t xml:space="preserve">MAPCLEAR(m)</w:t>
+            </w:r>
+          </w:p>
+        </w:tc>
+        <w:tc>
+          <w:tcPr>
+            <w:tcW w:type="dxa" w:w="6026"/>
+            <w:tcMar>
+              <w:top w:type="dxa" w:w="30"/>
+              <w:left w:type="dxa" w:w="90"/>
+              <w:bottom w:type="dxa" w:w="30"/>
+              <w:right w:type="dxa" w:w="90"/>
+            </w:tcMar>
+          </w:tcPr>
+          <w:p>
+            <w:pPr>
+              <w:spacing w:after="0" w:line="240" w:lineRule="auto"/>
+            </w:pPr>
+            <w:r>
+              <w:rPr>
+                <w:rFonts w:ascii="Arial" w:cs="Arial" w:eastAsia="Arial" w:hAnsi="Arial"/>
+                <w:color w:val="222222"/>
+                <w:sz w:val="19"/>
+                <w:szCs w:val="19"/>
+              </w:rPr>
+              <w:t xml:space="preserve">alles entfernen</w:t>
+            </w:r>
+          </w:p>
+        </w:tc>
+      </w:tr>
+    </w:tbl>
+    <w:p>
+      <w:pPr>
+        <w:spacing w:after="160"/>
+      </w:pPr>
+    </w:p>
+    <w:p>
+      <w:pPr>
+        <w:spacing w:before="60"/>
+      </w:pPr>
+    </w:p>
+    <w:tbl>
+      <w:tblPr>
+        <w:tblW w:type="dxa" w:w="9026"/>
+        <w:tblBorders>
+          <w:top w:val="single" w:color="auto" w:sz="4"/>
+          <w:left w:val="single" w:color="auto" w:sz="4"/>
+          <w:bottom w:val="single" w:color="auto" w:sz="4"/>
+          <w:right w:val="single" w:color="auto" w:sz="4"/>
+          <w:insideH w:val="single" w:color="auto" w:sz="4"/>
+          <w:insideV w:val="single" w:color="auto" w:sz="4"/>
+        </w:tblBorders>
+      </w:tblPr>
+      <w:tblGrid>
+        <w:gridCol w:w="9026"/>
+      </w:tblGrid>
+      <w:tr>
+        <w:trPr>
+          <w:cantSplit/>
+        </w:trPr>
+        <w:tc>
+          <w:tcPr>
+            <w:tcW w:type="dxa" w:w="9026"/>
+            <w:tcBorders>
+              <w:top w:val="single" w:color="E0B96A" w:sz="6"/>
+              <w:left w:val="single" w:color="E0B96A" w:sz="6"/>
+              <w:bottom w:val="single" w:color="E0B96A" w:sz="6"/>
+              <w:right w:val="single" w:color="E0B96A" w:sz="6"/>
+            </w:tcBorders>
+            <w:shd w:fill="FDF3E0" w:val="clear"/>
+            <w:tcMar>
+              <w:top w:type="dxa" w:w="140"/>
+              <w:left w:type="dxa" w:w="180"/>
+              <w:bottom w:type="dxa" w:w="140"/>
+              <w:right w:type="dxa" w:w="180"/>
+            </w:tcMar>
+          </w:tcPr>
+          <w:p>
+            <w:pPr>
+              <w:spacing w:after="40"/>
+            </w:pPr>
+            <w:r>
+              <w:rPr>
+                <w:b/>
+                <w:bCs/>
+                <w:color w:val="8A5E15"/>
+                <w:sz w:val="22"/>
+                <w:szCs w:val="22"/>
+              </w:rPr>
+              <w:t xml:space="preserve">Merke</w:t>
+            </w:r>
+          </w:p>
+          <w:p>
+            <w:pPr>
+              <w:spacing w:after="0" w:line="312" w:lineRule="auto"/>
+            </w:pPr>
+            <w:r>
+              <w:rPr>
+                <w:sz w:val="22"/>
+                <w:szCs w:val="22"/>
+              </w:rPr>
+              <w:t xml:space="preserve">Der Schlüssel ist immer Text. Willst du nach Zahlen nachschlagen, machst du mit STR$ Text daraus: MAPPUT(m, STR$(42), ...). Das klingt umständlich und ist in der Praxis völlig unauffällig.</w:t>
+            </w:r>
+          </w:p>
+        </w:tc>
+      </w:tr>
+    </w:tbl>
+    <w:p>
+      <w:pPr>
+        <w:spacing w:after="160"/>
+      </w:pPr>
+    </w:p>
+    <w:p>
+      <w:pPr>
+        <w:pStyle w:val="Heading2"/>
+        <w:keepNext/>
+        <w:keepLines/>
+        <w:spacing w:after="120" w:before="280"/>
+      </w:pPr>
+      <w:r>
+        <w:t xml:space="preserve">Wenn etwas nicht geht</w:t>
+      </w:r>
+    </w:p>
+    <w:tbl>
+      <w:tblPr>
+        <w:tblW w:type="dxa" w:w="9026"/>
+        <w:tblBorders>
+          <w:top w:val="single" w:color="D0D0D0" w:sz="4"/>
+          <w:left w:val="single" w:color="D0D0D0" w:sz="4"/>
+          <w:bottom w:val="single" w:color="D0D0D0" w:sz="4"/>
+          <w:right w:val="single" w:color="D0D0D0" w:sz="4"/>
+          <w:insideH w:val="single" w:color="D0D0D0" w:sz="4"/>
+          <w:insideV w:val="single" w:color="D0D0D0" w:sz="4"/>
+        </w:tblBorders>
+      </w:tblPr>
+      <w:tblGrid>
+        <w:gridCol w:w="3600"/>
+        <w:gridCol w:w="5426"/>
+      </w:tblGrid>
+      <w:tr>
+        <w:trPr>
+          <w:cantSplit/>
+          <w:tblHeader/>
+        </w:trPr>
+        <w:tc>
+          <w:tcPr>
+            <w:tcW w:type="dxa" w:w="3600"/>
+            <w:shd w:fill="1B6CA8" w:val="clear"/>
+            <w:tcMar>
+              <w:top w:type="dxa" w:w="30"/>
+              <w:left w:type="dxa" w:w="90"/>
+              <w:bottom w:type="dxa" w:w="30"/>
+              <w:right w:type="dxa" w:w="90"/>
+            </w:tcMar>
+          </w:tcPr>
+          <w:p>
+            <w:pPr>
+              <w:spacing w:after="0" w:line="240" w:lineRule="auto"/>
+            </w:pPr>
+            <w:r>
+              <w:rPr>
+                <w:rFonts w:ascii="Arial" w:cs="Arial" w:eastAsia="Arial" w:hAnsi="Arial"/>
+                <w:b/>
+                <w:bCs/>
+                <w:color w:val="FFFFFF"/>
+                <w:sz w:val="19"/>
+                <w:szCs w:val="19"/>
+              </w:rPr>
+              <w:t xml:space="preserve">Was du siehst</w:t>
+            </w:r>
+          </w:p>
+        </w:tc>
+        <w:tc>
+          <w:tcPr>
+            <w:tcW w:type="dxa" w:w="5426"/>
+            <w:shd w:fill="1B6CA8" w:val="clear"/>
+            <w:tcMar>
+              <w:top w:type="dxa" w:w="30"/>
+              <w:left w:type="dxa" w:w="90"/>
+              <w:bottom w:type="dxa" w:w="30"/>
+              <w:right w:type="dxa" w:w="90"/>
+            </w:tcMar>
+          </w:tcPr>
+          <w:p>
+            <w:pPr>
+              <w:spacing w:after="0" w:line="240" w:lineRule="auto"/>
+            </w:pPr>
+            <w:r>
+              <w:rPr>
+                <w:rFonts w:ascii="Arial" w:cs="Arial" w:eastAsia="Arial" w:hAnsi="Arial"/>
+                <w:b/>
+                <w:bCs/>
+                <w:color w:val="FFFFFF"/>
+                <w:sz w:val="19"/>
+                <w:szCs w:val="19"/>
+              </w:rPr>
+              <w:t xml:space="preserve">Was meistens dahintersteckt</w:t>
+            </w:r>
+          </w:p>
+        </w:tc>
+      </w:tr>
+      <w:tr>
+        <w:trPr>
+          <w:cantSplit/>
+        </w:trPr>
+        <w:tc>
+          <w:tcPr>
+            <w:tcW w:type="dxa" w:w="3600"/>
+            <w:tcMar>
+              <w:top w:type="dxa" w:w="30"/>
+              <w:left w:type="dxa" w:w="90"/>
+              <w:bottom w:type="dxa" w:w="30"/>
+              <w:right w:type="dxa" w:w="90"/>
+            </w:tcMar>
+          </w:tcPr>
+          <w:p>
+            <w:pPr>
+              <w:spacing w:after="0" w:line="240" w:lineRule="auto"/>
+            </w:pPr>
+            <w:r>
+              <w:rPr>
+                <w:rFonts w:ascii="Consolas" w:cs="Consolas" w:eastAsia="Consolas" w:hAnsi="Consolas"/>
+                <w:color w:val="222222"/>
+                <w:sz w:val="19"/>
+                <w:szCs w:val="19"/>
+              </w:rPr>
+              <w:t xml:space="preserve">MAPGET: Schluessel nicht in Map</w:t>
+            </w:r>
+          </w:p>
+        </w:tc>
+        <w:tc>
+          <w:tcPr>
+            <w:tcW w:type="dxa" w:w="5426"/>
+            <w:tcMar>
+              <w:top w:type="dxa" w:w="30"/>
+              <w:left w:type="dxa" w:w="90"/>
+              <w:bottom w:type="dxa" w:w="30"/>
+              <w:right w:type="dxa" w:w="90"/>
+            </w:tcMar>
+          </w:tcPr>
+          <w:p>
+            <w:pPr>
+              <w:spacing w:after="0" w:line="240" w:lineRule="auto"/>
+            </w:pPr>
+            <w:r>
+              <w:rPr>
+                <w:rFonts w:ascii="Arial" w:cs="Arial" w:eastAsia="Arial" w:hAnsi="Arial"/>
+                <w:color w:val="222222"/>
+                <w:sz w:val="19"/>
+                <w:szCs w:val="19"/>
+              </w:rPr>
+              <w:t xml:space="preserve">Der Eintrag existiert nicht. MAPHAS davor oder MAPGETOR statt MAPGET.</w:t>
+            </w:r>
+          </w:p>
+        </w:tc>
+      </w:tr>
+      <w:tr>
+        <w:trPr>
+          <w:cantSplit/>
+        </w:trPr>
+        <w:tc>
+          <w:tcPr>
+            <w:tcW w:type="dxa" w:w="3600"/>
+            <w:tcMar>
+              <w:top w:type="dxa" w:w="30"/>
+              <w:left w:type="dxa" w:w="90"/>
+              <w:bottom w:type="dxa" w:w="30"/>
+              <w:right w:type="dxa" w:w="90"/>
+            </w:tcMar>
+          </w:tcPr>
+          <w:p>
+            <w:pPr>
+              <w:spacing w:after="0" w:line="240" w:lineRule="auto"/>
+            </w:pPr>
+            <w:r>
+              <w:rPr>
+                <w:rFonts w:ascii="Consolas" w:cs="Consolas" w:eastAsia="Consolas" w:hAnsi="Consolas"/>
+                <w:color w:val="222222"/>
+                <w:sz w:val="19"/>
+                <w:szCs w:val="19"/>
+              </w:rPr>
+              <w:t xml:space="preserve">Erwartet OF nach MAP</w:t>
+            </w:r>
+          </w:p>
+        </w:tc>
+        <w:tc>
+          <w:tcPr>
+            <w:tcW w:type="dxa" w:w="5426"/>
+            <w:tcMar>
+              <w:top w:type="dxa" w:w="30"/>
+              <w:left w:type="dxa" w:w="90"/>
+              <w:bottom w:type="dxa" w:w="30"/>
+              <w:right w:type="dxa" w:w="90"/>
+            </w:tcMar>
+          </w:tcPr>
+          <w:p>
+            <w:pPr>
+              <w:spacing w:after="0" w:line="240" w:lineRule="auto"/>
+            </w:pPr>
+            <w:r>
+              <w:rPr>
+                <w:rFonts w:ascii="Arial" w:cs="Arial" w:eastAsia="Arial" w:hAnsi="Arial"/>
+                <w:color w:val="222222"/>
+                <w:sz w:val="19"/>
+                <w:szCs w:val="19"/>
+              </w:rPr>
+              <w:t xml:space="preserve">Es heißt DIM m AS MAP OF INTEGER — die Sorte der Werte gehört dazu.</w:t>
+            </w:r>
+          </w:p>
+        </w:tc>
+      </w:tr>
+      <w:tr>
+        <w:trPr>
+          <w:cantSplit/>
+        </w:trPr>
+        <w:tc>
+          <w:tcPr>
+            <w:tcW w:type="dxa" w:w="3600"/>
+            <w:tcMar>
+              <w:top w:type="dxa" w:w="30"/>
+              <w:left w:type="dxa" w:w="90"/>
+              <w:bottom w:type="dxa" w:w="30"/>
+              <w:right w:type="dxa" w:w="90"/>
+            </w:tcMar>
+          </w:tcPr>
+          <w:p>
+            <w:pPr>
+              <w:spacing w:after="0" w:line="240" w:lineRule="auto"/>
+            </w:pPr>
+            <w:r>
+              <w:rPr>
+                <w:rFonts w:ascii="Arial" w:cs="Arial" w:eastAsia="Arial" w:hAnsi="Arial"/>
+                <w:color w:val="222222"/>
+                <w:sz w:val="19"/>
+                <w:szCs w:val="19"/>
+              </w:rPr>
+              <w:t xml:space="preserve">Die Reihenfolge ändert sich bei jedem Start</w:t>
+            </w:r>
+          </w:p>
+        </w:tc>
+        <w:tc>
+          <w:tcPr>
+            <w:tcW w:type="dxa" w:w="5426"/>
+            <w:tcMar>
+              <w:top w:type="dxa" w:w="30"/>
+              <w:left w:type="dxa" w:w="90"/>
+              <w:bottom w:type="dxa" w:w="30"/>
+              <w:right w:type="dxa" w:w="90"/>
+            </w:tcMar>
+          </w:tcPr>
+          <w:p>
+            <w:pPr>
+              <w:spacing w:after="0" w:line="240" w:lineRule="auto"/>
+            </w:pPr>
+            <w:r>
+              <w:rPr>
+                <w:rFonts w:ascii="Arial" w:cs="Arial" w:eastAsia="Arial" w:hAnsi="Arial"/>
+                <w:color w:val="222222"/>
+                <w:sz w:val="19"/>
+                <w:szCs w:val="19"/>
+              </w:rPr>
+              <w:t xml:space="preserve">Kein Fehler: Eine Map hat keine. Schlüssel holen und sortieren.</w:t>
+            </w:r>
+          </w:p>
+        </w:tc>
+      </w:tr>
+      <w:tr>
+        <w:trPr>
+          <w:cantSplit/>
+        </w:trPr>
+        <w:tc>
+          <w:tcPr>
+            <w:tcW w:type="dxa" w:w="3600"/>
+            <w:tcMar>
+              <w:top w:type="dxa" w:w="30"/>
+              <w:left w:type="dxa" w:w="90"/>
+              <w:bottom w:type="dxa" w:w="30"/>
+              <w:right w:type="dxa" w:w="90"/>
+            </w:tcMar>
+          </w:tcPr>
+          <w:p>
+            <w:pPr>
+              <w:spacing w:after="0" w:line="240" w:lineRule="auto"/>
+            </w:pPr>
+            <w:r>
+              <w:rPr>
+                <w:rFonts w:ascii="Arial" w:cs="Arial" w:eastAsia="Arial" w:hAnsi="Arial"/>
+                <w:color w:val="222222"/>
+                <w:sz w:val="19"/>
+                <w:szCs w:val="19"/>
+              </w:rPr>
+              <w:t xml:space="preserve">Ein Eintrag ist verschwunden</w:t>
+            </w:r>
+          </w:p>
+        </w:tc>
+        <w:tc>
+          <w:tcPr>
+            <w:tcW w:type="dxa" w:w="5426"/>
+            <w:tcMar>
+              <w:top w:type="dxa" w:w="30"/>
+              <w:left w:type="dxa" w:w="90"/>
+              <w:bottom w:type="dxa" w:w="30"/>
+              <w:right w:type="dxa" w:w="90"/>
+            </w:tcMar>
+          </w:tcPr>
+          <w:p>
+            <w:pPr>
+              <w:spacing w:after="0" w:line="240" w:lineRule="auto"/>
+            </w:pPr>
+            <w:r>
+              <w:rPr>
+                <w:rFonts w:ascii="Arial" w:cs="Arial" w:eastAsia="Arial" w:hAnsi="Arial"/>
+                <w:color w:val="222222"/>
+                <w:sz w:val="19"/>
+                <w:szCs w:val="19"/>
+              </w:rPr>
+              <w:t xml:space="preserve">Zweimal MAPPUT mit demselben Schlüssel — der zweite hat den ersten überschrieben.</w:t>
+            </w:r>
+          </w:p>
+        </w:tc>
+      </w:tr>
+      <w:tr>
+        <w:trPr>
+          <w:cantSplit/>
+        </w:trPr>
+        <w:tc>
+          <w:tcPr>
+            <w:tcW w:type="dxa" w:w="3600"/>
+            <w:tcMar>
+              <w:top w:type="dxa" w:w="30"/>
+              <w:left w:type="dxa" w:w="90"/>
+              <w:bottom w:type="dxa" w:w="30"/>
+              <w:right w:type="dxa" w:w="90"/>
+            </w:tcMar>
+          </w:tcPr>
+          <w:p>
+            <w:pPr>
+              <w:spacing w:after="0" w:line="240" w:lineRule="auto"/>
+            </w:pPr>
+            <w:r>
+              <w:rPr>
+                <w:rFonts w:ascii="Arial" w:cs="Arial" w:eastAsia="Arial" w:hAnsi="Arial"/>
+                <w:color w:val="222222"/>
+                <w:sz w:val="19"/>
+                <w:szCs w:val="19"/>
+              </w:rPr>
+              <w:t xml:space="preserve">Der Zähler bleibt bei 1</w:t>
+            </w:r>
+          </w:p>
+        </w:tc>
+        <w:tc>
+          <w:tcPr>
+            <w:tcW w:type="dxa" w:w="5426"/>
+            <w:tcMar>
+              <w:top w:type="dxa" w:w="30"/>
+              <w:left w:type="dxa" w:w="90"/>
+              <w:bottom w:type="dxa" w:w="30"/>
+              <w:right w:type="dxa" w:w="90"/>
+            </w:tcMar>
+          </w:tcPr>
+          <w:p>
+            <w:pPr>
+              <w:spacing w:after="0" w:line="240" w:lineRule="auto"/>
+            </w:pPr>
+            <w:r>
+              <w:rPr>
+                <w:rFonts w:ascii="Arial" w:cs="Arial" w:eastAsia="Arial" w:hAnsi="Arial"/>
+                <w:color w:val="222222"/>
+                <w:sz w:val="19"/>
+                <w:szCs w:val="19"/>
+              </w:rPr>
+              <w:t xml:space="preserve">Statt MAPGETOR(...) + 1 wird eine feste 1 abgelegt.</w:t>
+            </w:r>
+          </w:p>
+        </w:tc>
+      </w:tr>
+      <w:tr>
+        <w:trPr>
+          <w:cantSplit/>
+        </w:trPr>
+        <w:tc>
+          <w:tcPr>
+            <w:tcW w:type="dxa" w:w="3600"/>
+            <w:tcMar>
+              <w:top w:type="dxa" w:w="30"/>
+              <w:left w:type="dxa" w:w="90"/>
+              <w:bottom w:type="dxa" w:w="30"/>
+              <w:right w:type="dxa" w:w="90"/>
+            </w:tcMar>
+          </w:tcPr>
+          <w:p>
+            <w:pPr>
+              <w:spacing w:after="0" w:line="240" w:lineRule="auto"/>
+            </w:pPr>
+            <w:r>
+              <w:rPr>
+                <w:rFonts w:ascii="Arial" w:cs="Arial" w:eastAsia="Arial" w:hAnsi="Arial"/>
+                <w:color w:val="222222"/>
+                <w:sz w:val="19"/>
+                <w:szCs w:val="19"/>
+              </w:rPr>
+              <w:t xml:space="preserve">Nichts wird angezeigt</w:t>
+            </w:r>
+          </w:p>
+        </w:tc>
+        <w:tc>
+          <w:tcPr>
+            <w:tcW w:type="dxa" w:w="5426"/>
+            <w:tcMar>
+              <w:top w:type="dxa" w:w="30"/>
+              <w:left w:type="dxa" w:w="90"/>
+              <w:bottom w:type="dxa" w:w="30"/>
+              <w:right w:type="dxa" w:w="90"/>
+            </w:tcMar>
+          </w:tcPr>
+          <w:p>
+            <w:pPr>
+              <w:spacing w:after="0" w:line="240" w:lineRule="auto"/>
+            </w:pPr>
+            <w:r>
+              <w:rPr>
+                <w:rFonts w:ascii="Arial" w:cs="Arial" w:eastAsia="Arial" w:hAnsi="Arial"/>
+                <w:color w:val="222222"/>
+                <w:sz w:val="19"/>
+                <w:szCs w:val="19"/>
+              </w:rPr>
+              <w:t xml:space="preserve">Die Map ist noch leer. Bei MAPKEYS kommt dann ein Array der Länge null — die Schleife läuft kein einziges Mal.</w:t>
+            </w:r>
+          </w:p>
+        </w:tc>
+      </w:tr>
+    </w:tbl>
+    <w:p>
+      <w:pPr>
+        <w:spacing w:after="160"/>
+      </w:pPr>
+    </w:p>
+    <w:p>
+      <w:pPr>
+        <w:pStyle w:val="Heading2"/>
+        <w:keepNext/>
+        <w:keepLines/>
+        <w:spacing w:after="120" w:before="280"/>
+      </w:pPr>
+      <w:r>
+        <w:t xml:space="preserve">Aufgaben</w:t>
+      </w:r>
+    </w:p>
+    <w:p>
+      <w:pPr>
+        <w:pStyle w:val="ListParagraph"/>
+        <w:numPr>
+          <w:ilvl w:val="0"/>
+          <w:numId w:val="2"/>
+        </w:numPr>
+        <w:spacing w:after="100" w:line="312" w:lineRule="auto"/>
+      </w:pPr>
+      <w:r>
+        <w:rPr>
+          <w:sz w:val="22"/>
+          <w:szCs w:val="22"/>
+        </w:rPr>
+        <w:t xml:space="preserve">Erweitere das Farbregister um vier eigene Farben. Achte darauf, dass sie sich im Bild noch unterscheiden lassen.</w:t>
+      </w:r>
+    </w:p>
+    <w:p>
+      <w:pPr>
+        <w:pStyle w:val="ListParagraph"/>
+        <w:numPr>
+          <w:ilvl w:val="0"/>
+          <w:numId w:val="2"/>
+        </w:numPr>
+        <w:spacing w:after="100" w:line="312" w:lineRule="auto"/>
+      </w:pPr>
+      <w:r>
+        <w:rPr>
+          <w:sz w:val="22"/>
+          <w:szCs w:val="22"/>
+        </w:rPr>
+        <w:t xml:space="preserve">Lass den Tastenzähler die häufigste Taste hervorheben — anderer Farbe, oder ein Stern darüber.</w:t>
+      </w:r>
+    </w:p>
+    <w:p>
+      <w:pPr>
+        <w:pStyle w:val="ListParagraph"/>
+        <w:numPr>
+          <w:ilvl w:val="0"/>
+          <w:numId w:val="2"/>
+        </w:numPr>
+        <w:spacing w:after="100" w:line="312" w:lineRule="auto"/>
+      </w:pPr>
+      <w:r>
+        <w:rPr>
+          <w:sz w:val="22"/>
+          <w:szCs w:val="22"/>
+        </w:rPr>
+        <w:t xml:space="preserve">Bau eine Map, die Notennamen auf Frequenzen abbildet, und spiel das Instrument aus Kapitel 12 damit.</w:t>
+      </w:r>
+    </w:p>
+    <w:p>
+      <w:pPr>
+        <w:pStyle w:val="ListParagraph"/>
+        <w:numPr>
+          <w:ilvl w:val="0"/>
+          <w:numId w:val="2"/>
+        </w:numPr>
+        <w:spacing w:after="100" w:line="312" w:lineRule="auto"/>
+      </w:pPr>
+      <w:r>
+        <w:rPr>
+          <w:sz w:val="22"/>
+          <w:szCs w:val="22"/>
+        </w:rPr>
+        <w:t xml:space="preserve">Zähl im Spiel des Lebens, wie oft jede Nachbarzahl von 0 bis 8 vorkommt, und zeig es als Balken.</w:t>
+      </w:r>
+    </w:p>
+    <w:p>
+      <w:pPr>
+        <w:pStyle w:val="ListParagraph"/>
+        <w:numPr>
+          <w:ilvl w:val="0"/>
+          <w:numId w:val="2"/>
+        </w:numPr>
+        <w:spacing w:after="100" w:line="312" w:lineRule="auto"/>
+      </w:pPr>
+      <w:r>
+        <w:rPr>
+          <w:sz w:val="22"/>
+          <w:szCs w:val="22"/>
+        </w:rPr>
+        <w:t xml:space="preserve">Bau eine kleine Vokabelliste: deutsche Wörter als Schlüssel, englische als Werte. Zeig sie als zweispaltige Tabelle an — das ist der erste Schritt zum Abschlussprojekt dieses Buchs.</w:t>
+      </w:r>
+    </w:p>
+    <w:p>
+      <w:pPr>
+        <w:pStyle w:val="ListParagraph"/>
+        <w:numPr>
+          <w:ilvl w:val="0"/>
+          <w:numId w:val="2"/>
+        </w:numPr>
+        <w:spacing w:after="100" w:line="312" w:lineRule="auto"/>
+      </w:pPr>
+      <w:r>
+        <w:rPr>
+          <w:sz w:val="22"/>
+          <w:szCs w:val="22"/>
+        </w:rPr>
+        <w:t xml:space="preserve">Lass den Tastenzähler nach Häufigkeit sortieren statt alphabetisch. Das ist kniffliger, als es aussieht — überleg dir, warum.</w:t>
+      </w:r>
+    </w:p>
+    <w:p>
+      <w:pPr>
+        <w:spacing w:after="180" w:line="312" w:lineRule="auto"/>
+      </w:pPr>
+      <w:r>
+        <w:rPr>
+          <w:sz w:val="22"/>
+          <w:szCs w:val="22"/>
+        </w:rPr>
+        <w:t xml:space="preserve">Arrays halten viele gleiche Dinge, Maps finden Dinge über einen Namen. Was beiden fehlt: Ein Ding mit mehreren Eigenschaften zusammenzuhalten. Genau darum geht es als Nächstes.</w:t>
+      </w:r>
+    </w:p>
+    <w:p>
+      <w:pPr>
+        <w:pStyle w:val="Heading1"/>
+        <w:keepNext/>
+        <w:keepLines/>
+        <w:pageBreakBefore/>
+        <w:pBdr>
+          <w:bottom w:val="single" w:color="1B6CA8" w:sz="12" w:space="4"/>
+        </w:pBdr>
+        <w:spacing w:after="160" w:before="0"/>
+      </w:pPr>
+      <w:r>
+        <w:t xml:space="preserve">Dinge mit Eigenschaften</w:t>
+      </w:r>
+    </w:p>
+    <w:p>
+      <w:pPr>
+        <w:spacing w:after="180" w:line="312" w:lineRule="auto"/>
+      </w:pPr>
+      <w:r>
+        <w:rPr>
+          <w:sz w:val="22"/>
+          <w:szCs w:val="22"/>
+        </w:rPr>
+        <w:t xml:space="preserve">Erinnerst du dich an die fünf Arrays für die Funken?</w:t>
+      </w:r>
+    </w:p>
+    <w:p>
+      <w:pPr>
+        <w:keepLines/>
+        <w:pBdr>
+          <w:left w:val="single" w:color="1B6CA8" w:sz="18" w:space="6"/>
+        </w:pBdr>
+        <w:shd w:fill="F4F4F4" w:val="clear"/>
+        <w:spacing w:after="200" w:before="100" w:line="264" w:lineRule="auto"/>
+        <w:ind w:left="140"/>
+      </w:pPr>
+      <w:r>
+        <w:rPr>
+          <w:rFonts w:ascii="Consolas" w:cs="Consolas" w:eastAsia="Consolas" w:hAnsi="Consolas"/>
+          <w:sz w:val="19"/>
+          <w:szCs w:val="19"/>
+        </w:rPr>
+        <w:t xml:space="preserve">DIM px[500] AS FLOAT</w:t>
+      </w:r>
+      <w:r>
+        <w:rPr>
+          <w:rFonts w:ascii="Consolas" w:cs="Consolas" w:eastAsia="Consolas" w:hAnsi="Consolas"/>
+          <w:sz w:val="19"/>
+          <w:szCs w:val="19"/>
+        </w:rPr>
+        <w:br/>
+        <w:t xml:space="preserve">DIM py[500] AS FLOAT</w:t>
+      </w:r>
+      <w:r>
+        <w:rPr>
+          <w:rFonts w:ascii="Consolas" w:cs="Consolas" w:eastAsia="Consolas" w:hAnsi="Consolas"/>
+          <w:sz w:val="19"/>
+          <w:szCs w:val="19"/>
+        </w:rPr>
+        <w:br/>
+        <w:t xml:space="preserve">DIM vx[500] AS FLOAT</w:t>
+      </w:r>
+      <w:r>
+        <w:rPr>
+          <w:rFonts w:ascii="Consolas" w:cs="Consolas" w:eastAsia="Consolas" w:hAnsi="Consolas"/>
+          <w:sz w:val="19"/>
+          <w:szCs w:val="19"/>
+        </w:rPr>
+        <w:br/>
+        <w:t xml:space="preserve">DIM vy[500] AS FLOAT</w:t>
+      </w:r>
+      <w:r>
+        <w:rPr>
+          <w:rFonts w:ascii="Consolas" w:cs="Consolas" w:eastAsia="Consolas" w:hAnsi="Consolas"/>
+          <w:sz w:val="19"/>
+          <w:szCs w:val="19"/>
+        </w:rPr>
+        <w:br/>
+        <w:t xml:space="preserve">DIM leben[500] AS INTEGER</w:t>
+      </w:r>
+    </w:p>
+    <w:p>
+      <w:pPr>
+        <w:spacing w:after="180" w:line="312" w:lineRule="auto"/>
+      </w:pPr>
+      <w:r>
+        <w:rPr>
+          <w:sz w:val="22"/>
+          <w:szCs w:val="22"/>
+        </w:rPr>
+        <w:t xml:space="preserve">Das funktioniert, und es ist schnell. Aber es ist auch eine Notlösung. Ein Funke ist EIN Ding mit fünf Eigenschaften — und wir haben daraus fünf Dinge mit je fünfhundert Werten gemacht, die nur dadurch zusammengehalten werden, dass überall dieselbe Nummer benutzt wird.</w:t>
+      </w:r>
+    </w:p>
+    <w:p>
+      <w:pPr>
+        <w:spacing w:after="180" w:line="312" w:lineRule="auto"/>
+      </w:pPr>
+      <w:r>
+        <w:rPr>
+          <w:sz w:val="22"/>
+          <w:szCs w:val="22"/>
+        </w:rPr>
+        <w:t xml:space="preserve">Geht dabei etwas schief, merkt es niemand. Sortier eines der Arrays, und die Zuordnung ist zerrissen — der Warnkasten in Kapitel 14 hat davor gewarnt. Dieses Kapitel bringt die Lösung.</w:t>
+      </w:r>
+    </w:p>
+    <w:p>
+      <w:pPr>
+        <w:pStyle w:val="Heading2"/>
+        <w:keepNext/>
+        <w:keepLines/>
+        <w:spacing w:after="120" w:before="280"/>
+      </w:pPr>
+      <w:r>
+        <w:t xml:space="preserve">Ein Bauplan</w:t>
+      </w:r>
+    </w:p>
+    <w:p>
+      <w:pPr>
+        <w:keepLines/>
+        <w:pBdr>
+          <w:left w:val="single" w:color="1B6CA8" w:sz="18" w:space="6"/>
+        </w:pBdr>
+        <w:shd w:fill="F4F4F4" w:val="clear"/>
+        <w:spacing w:after="200" w:before="100" w:line="264" w:lineRule="auto"/>
+        <w:ind w:left="140"/>
+      </w:pPr>
+      <w:r>
+        <w:rPr>
+          <w:rFonts w:ascii="Consolas" w:cs="Consolas" w:eastAsia="Consolas" w:hAnsi="Consolas"/>
+          <w:sz w:val="19"/>
+          <w:szCs w:val="19"/>
+        </w:rPr>
+        <w:t xml:space="preserve">CLASS Funke</w:t>
+      </w:r>
+      <w:r>
+        <w:rPr>
+          <w:rFonts w:ascii="Consolas" w:cs="Consolas" w:eastAsia="Consolas" w:hAnsi="Consolas"/>
+          <w:sz w:val="19"/>
+          <w:szCs w:val="19"/>
+        </w:rPr>
+        <w:br/>
+        <w:t xml:space="preserve">    DIM x AS FLOAT</w:t>
+      </w:r>
+      <w:r>
+        <w:rPr>
+          <w:rFonts w:ascii="Consolas" w:cs="Consolas" w:eastAsia="Consolas" w:hAnsi="Consolas"/>
+          <w:sz w:val="19"/>
+          <w:szCs w:val="19"/>
+        </w:rPr>
+        <w:br/>
+        <w:t xml:space="preserve">    DIM y AS FLOAT</w:t>
+      </w:r>
+      <w:r>
+        <w:rPr>
+          <w:rFonts w:ascii="Consolas" w:cs="Consolas" w:eastAsia="Consolas" w:hAnsi="Consolas"/>
+          <w:sz w:val="19"/>
+          <w:szCs w:val="19"/>
+        </w:rPr>
+        <w:br/>
+        <w:t xml:space="preserve">    DIM vx AS FLOAT</w:t>
+      </w:r>
+      <w:r>
+        <w:rPr>
+          <w:rFonts w:ascii="Consolas" w:cs="Consolas" w:eastAsia="Consolas" w:hAnsi="Consolas"/>
+          <w:sz w:val="19"/>
+          <w:szCs w:val="19"/>
+        </w:rPr>
+        <w:br/>
+        <w:t xml:space="preserve">    DIM vy AS FLOAT</w:t>
+      </w:r>
+      <w:r>
+        <w:rPr>
+          <w:rFonts w:ascii="Consolas" w:cs="Consolas" w:eastAsia="Consolas" w:hAnsi="Consolas"/>
+          <w:sz w:val="19"/>
+          <w:szCs w:val="19"/>
+        </w:rPr>
+        <w:br/>
+        <w:t xml:space="preserve">    DIM leben AS INTEGER</w:t>
+      </w:r>
+      <w:r>
+        <w:rPr>
+          <w:rFonts w:ascii="Consolas" w:cs="Consolas" w:eastAsia="Consolas" w:hAnsi="Consolas"/>
+          <w:sz w:val="19"/>
+          <w:szCs w:val="19"/>
+        </w:rPr>
+        <w:br/>
+        <w:t xml:space="preserve">END CLASS</w:t>
+      </w:r>
+    </w:p>
+    <w:p>
+      <w:pPr>
+        <w:spacing w:after="180" w:line="312" w:lineRule="auto"/>
+      </w:pPr>
+      <w:r>
+        <w:rPr>
+          <w:sz w:val="22"/>
+          <w:szCs w:val="22"/>
+        </w:rPr>
+        <w:t xml:space="preserve">Das ist eine Klasse: ein Bauplan für eine Sorte Ding. Sie ist selbst kein Funke, so wie ein Bauplan kein Haus ist. Sie sagt nur: „Ein Funke hat fünf Eigenschaften, und die heißen so.“</w:t>
+      </w:r>
+    </w:p>
+    <w:p>
+      <w:pPr>
+        <w:spacing w:after="180" w:line="312" w:lineRule="auto"/>
+      </w:pPr>
+      <w:r>
+        <w:rPr>
+          <w:sz w:val="22"/>
+          <w:szCs w:val="22"/>
+        </w:rPr>
+        <w:t xml:space="preserve">Ein einzelnes Ding nach diesem Bauplan entsteht mit NEW:</w:t>
+      </w:r>
+    </w:p>
+    <w:p>
+      <w:pPr>
+        <w:keepLines/>
+        <w:pBdr>
+          <w:left w:val="single" w:color="1B6CA8" w:sz="18" w:space="6"/>
+        </w:pBdr>
+        <w:shd w:fill="F4F4F4" w:val="clear"/>
+        <w:spacing w:after="200" w:before="100" w:line="264" w:lineRule="auto"/>
+        <w:ind w:left="140"/>
+      </w:pPr>
+      <w:r>
+        <w:rPr>
+          <w:rFonts w:ascii="Consolas" w:cs="Consolas" w:eastAsia="Consolas" w:hAnsi="Consolas"/>
+          <w:sz w:val="19"/>
+          <w:szCs w:val="19"/>
+        </w:rPr>
+        <w:t xml:space="preserve">DIM f AS Funke</w:t>
+      </w:r>
+      <w:r>
+        <w:rPr>
+          <w:rFonts w:ascii="Consolas" w:cs="Consolas" w:eastAsia="Consolas" w:hAnsi="Consolas"/>
+          <w:sz w:val="19"/>
+          <w:szCs w:val="19"/>
+        </w:rPr>
+        <w:br/>
+        <w:t xml:space="preserve">f = NEW Funke()</w:t>
+      </w:r>
+      <w:r>
+        <w:rPr>
+          <w:rFonts w:ascii="Consolas" w:cs="Consolas" w:eastAsia="Consolas" w:hAnsi="Consolas"/>
+          <w:sz w:val="19"/>
+          <w:szCs w:val="19"/>
+        </w:rPr>
+        <w:br/>
+        <w:t xml:space="preserve"/>
+      </w:r>
+      <w:r>
+        <w:rPr>
+          <w:rFonts w:ascii="Consolas" w:cs="Consolas" w:eastAsia="Consolas" w:hAnsi="Consolas"/>
+          <w:sz w:val="19"/>
+          <w:szCs w:val="19"/>
+        </w:rPr>
+        <w:br/>
+        <w:t xml:space="preserve">f.x = 320</w:t>
+      </w:r>
+      <w:r>
+        <w:rPr>
+          <w:rFonts w:ascii="Consolas" w:cs="Consolas" w:eastAsia="Consolas" w:hAnsi="Consolas"/>
+          <w:sz w:val="19"/>
+          <w:szCs w:val="19"/>
+        </w:rPr>
+        <w:br/>
+        <w:t xml:space="preserve">PRINT f.x</w:t>
+      </w:r>
+    </w:p>
+    <w:p>
+      <w:pPr>
+        <w:spacing w:after="180" w:line="312" w:lineRule="auto"/>
+      </w:pPr>
+      <w:r>
+        <w:rPr>
+          <w:sz w:val="22"/>
+          <w:szCs w:val="22"/>
+        </w:rPr>
+        <w:t xml:space="preserve">Der Punkt zwischen </w:t>
+      </w:r>
+      <w:r>
+        <w:rPr>
+          <w:rFonts w:ascii="Consolas" w:cs="Consolas" w:eastAsia="Consolas" w:hAnsi="Consolas"/>
+          <w:color w:val="335577"/>
+          <w:sz w:val="21"/>
+          <w:szCs w:val="21"/>
+        </w:rPr>
+        <w:t xml:space="preserve">f</w:t>
+      </w:r>
+      <w:r>
+        <w:rPr>
+          <w:sz w:val="22"/>
+          <w:szCs w:val="22"/>
+        </w:rPr>
+        <w:t xml:space="preserve"> und </w:t>
+      </w:r>
+      <w:r>
+        <w:rPr>
+          <w:rFonts w:ascii="Consolas" w:cs="Consolas" w:eastAsia="Consolas" w:hAnsi="Consolas"/>
+          <w:color w:val="335577"/>
+          <w:sz w:val="21"/>
+          <w:szCs w:val="21"/>
+        </w:rPr>
+        <w:t xml:space="preserve">x</w:t>
+      </w:r>
+      <w:r>
+        <w:rPr>
+          <w:sz w:val="22"/>
+          <w:szCs w:val="22"/>
+        </w:rPr>
+        <w:t xml:space="preserve"> heißt: „die Eigenschaft x von f“. Man liest ihn wie ein Genitiv.</w:t>
+      </w:r>
+    </w:p>
+    <w:p>
+      <w:pPr>
+        <w:pStyle w:val="Heading2"/>
+        <w:keepNext/>
+        <w:keepLines/>
+        <w:spacing w:after="120" w:before="280"/>
+      </w:pPr>
+      <w:r>
+        <w:t xml:space="preserve">Der Bauplan kann auch etwas TUN</w:t>
+      </w:r>
+    </w:p>
+    <w:p>
+      <w:pPr>
+        <w:spacing w:after="180" w:line="312" w:lineRule="auto"/>
+      </w:pPr>
+      <w:r>
+        <w:rPr>
+          <w:sz w:val="22"/>
+          <w:szCs w:val="22"/>
+        </w:rPr>
+        <w:t xml:space="preserve">Das eigentlich Neue ist aber nicht, dass die Eigenschaften zusammenliegen. Es ist, dass die Befehle dazukommen dürfen, die mit ihnen umgehen:</w:t>
+      </w:r>
+    </w:p>
+    <w:p>
+      <w:pPr>
+        <w:keepLines/>
+        <w:pBdr>
+          <w:left w:val="single" w:color="1B6CA8" w:sz="18" w:space="6"/>
+        </w:pBdr>
+        <w:shd w:fill="F4F4F4" w:val="clear"/>
+        <w:spacing w:after="200" w:before="100" w:line="264" w:lineRule="auto"/>
+        <w:ind w:left="140"/>
+      </w:pPr>
+      <w:r>
+        <w:rPr>
+          <w:rFonts w:ascii="Consolas" w:cs="Consolas" w:eastAsia="Consolas" w:hAnsi="Consolas"/>
+          <w:sz w:val="19"/>
+          <w:szCs w:val="19"/>
+        </w:rPr>
+        <w:t xml:space="preserve">CLASS Funke</w:t>
+      </w:r>
+      <w:r>
+        <w:rPr>
+          <w:rFonts w:ascii="Consolas" w:cs="Consolas" w:eastAsia="Consolas" w:hAnsi="Consolas"/>
+          <w:sz w:val="19"/>
+          <w:szCs w:val="19"/>
+        </w:rPr>
+        <w:br/>
+        <w:t xml:space="preserve">    DIM x AS FLOAT</w:t>
+      </w:r>
+      <w:r>
+        <w:rPr>
+          <w:rFonts w:ascii="Consolas" w:cs="Consolas" w:eastAsia="Consolas" w:hAnsi="Consolas"/>
+          <w:sz w:val="19"/>
+          <w:szCs w:val="19"/>
+        </w:rPr>
+        <w:br/>
+        <w:t xml:space="preserve">    DIM y AS FLOAT</w:t>
+      </w:r>
+      <w:r>
+        <w:rPr>
+          <w:rFonts w:ascii="Consolas" w:cs="Consolas" w:eastAsia="Consolas" w:hAnsi="Consolas"/>
+          <w:sz w:val="19"/>
+          <w:szCs w:val="19"/>
+        </w:rPr>
+        <w:br/>
+        <w:t xml:space="preserve">    DIM vx AS FLOAT</w:t>
+      </w:r>
+      <w:r>
+        <w:rPr>
+          <w:rFonts w:ascii="Consolas" w:cs="Consolas" w:eastAsia="Consolas" w:hAnsi="Consolas"/>
+          <w:sz w:val="19"/>
+          <w:szCs w:val="19"/>
+        </w:rPr>
+        <w:br/>
+        <w:t xml:space="preserve">    DIM vy AS FLOAT</w:t>
+      </w:r>
+      <w:r>
+        <w:rPr>
+          <w:rFonts w:ascii="Consolas" w:cs="Consolas" w:eastAsia="Consolas" w:hAnsi="Consolas"/>
+          <w:sz w:val="19"/>
+          <w:szCs w:val="19"/>
+        </w:rPr>
+        <w:br/>
+        <w:t xml:space="preserve">    DIM leben AS INTEGER</w:t>
+      </w:r>
+      <w:r>
+        <w:rPr>
+          <w:rFonts w:ascii="Consolas" w:cs="Consolas" w:eastAsia="Consolas" w:hAnsi="Consolas"/>
+          <w:sz w:val="19"/>
+          <w:szCs w:val="19"/>
+        </w:rPr>
+        <w:br/>
+        <w:t xml:space="preserve"/>
+      </w:r>
+      <w:r>
+        <w:rPr>
+          <w:rFonts w:ascii="Consolas" w:cs="Consolas" w:eastAsia="Consolas" w:hAnsi="Consolas"/>
+          <w:sz w:val="19"/>
+          <w:szCs w:val="19"/>
+        </w:rPr>
+        <w:br/>
+        <w:t xml:space="preserve">    SUB Init()</w:t>
+      </w:r>
+      <w:r>
+        <w:rPr>
+          <w:rFonts w:ascii="Consolas" w:cs="Consolas" w:eastAsia="Consolas" w:hAnsi="Consolas"/>
+          <w:sz w:val="19"/>
+          <w:szCs w:val="19"/>
+        </w:rPr>
+        <w:br/>
+        <w:t xml:space="preserve">        Neustart()</w:t>
+      </w:r>
+      <w:r>
+        <w:rPr>
+          <w:rFonts w:ascii="Consolas" w:cs="Consolas" w:eastAsia="Consolas" w:hAnsi="Consolas"/>
+          <w:sz w:val="19"/>
+          <w:szCs w:val="19"/>
+        </w:rPr>
+        <w:br/>
+        <w:t xml:space="preserve">        leben = RANDINT(0, 90)</w:t>
+      </w:r>
+      <w:r>
+        <w:rPr>
+          <w:rFonts w:ascii="Consolas" w:cs="Consolas" w:eastAsia="Consolas" w:hAnsi="Consolas"/>
+          <w:sz w:val="19"/>
+          <w:szCs w:val="19"/>
+        </w:rPr>
+        <w:br/>
+        <w:t xml:space="preserve">    END SUB</w:t>
+      </w:r>
+      <w:r>
+        <w:rPr>
+          <w:rFonts w:ascii="Consolas" w:cs="Consolas" w:eastAsia="Consolas" w:hAnsi="Consolas"/>
+          <w:sz w:val="19"/>
+          <w:szCs w:val="19"/>
+        </w:rPr>
+        <w:br/>
+        <w:t xml:space="preserve"/>
+      </w:r>
+      <w:r>
+        <w:rPr>
+          <w:rFonts w:ascii="Consolas" w:cs="Consolas" w:eastAsia="Consolas" w:hAnsi="Consolas"/>
+          <w:sz w:val="19"/>
+          <w:szCs w:val="19"/>
+        </w:rPr>
+        <w:br/>
+        <w:t xml:space="preserve">    SUB Neustart()</w:t>
+      </w:r>
+      <w:r>
+        <w:rPr>
+          <w:rFonts w:ascii="Consolas" w:cs="Consolas" w:eastAsia="Consolas" w:hAnsi="Consolas"/>
+          <w:sz w:val="19"/>
+          <w:szCs w:val="19"/>
+        </w:rPr>
+        <w:br/>
+        <w:t xml:space="preserve">        x = 320</w:t>
+      </w:r>
+      <w:r>
+        <w:rPr>
+          <w:rFonts w:ascii="Consolas" w:cs="Consolas" w:eastAsia="Consolas" w:hAnsi="Consolas"/>
+          <w:sz w:val="19"/>
+          <w:szCs w:val="19"/>
+        </w:rPr>
+        <w:br/>
+        <w:t xml:space="preserve">        y = 380</w:t>
+      </w:r>
+      <w:r>
+        <w:rPr>
+          <w:rFonts w:ascii="Consolas" w:cs="Consolas" w:eastAsia="Consolas" w:hAnsi="Consolas"/>
+          <w:sz w:val="19"/>
+          <w:szCs w:val="19"/>
+        </w:rPr>
+        <w:br/>
+        <w:t xml:space="preserve">        vx = RANDINT(-40, 40) / 10.0</w:t>
+      </w:r>
+      <w:r>
+        <w:rPr>
+          <w:rFonts w:ascii="Consolas" w:cs="Consolas" w:eastAsia="Consolas" w:hAnsi="Consolas"/>
+          <w:sz w:val="19"/>
+          <w:szCs w:val="19"/>
+        </w:rPr>
+        <w:br/>
+        <w:t xml:space="preserve">        vy = RANDINT(-95, -55) / 10.0</w:t>
+      </w:r>
+      <w:r>
+        <w:rPr>
+          <w:rFonts w:ascii="Consolas" w:cs="Consolas" w:eastAsia="Consolas" w:hAnsi="Consolas"/>
+          <w:sz w:val="19"/>
+          <w:szCs w:val="19"/>
+        </w:rPr>
+        <w:br/>
+        <w:t xml:space="preserve">        leben = RANDINT(60, 110)</w:t>
+      </w:r>
+      <w:r>
+        <w:rPr>
+          <w:rFonts w:ascii="Consolas" w:cs="Consolas" w:eastAsia="Consolas" w:hAnsi="Consolas"/>
+          <w:sz w:val="19"/>
+          <w:szCs w:val="19"/>
+        </w:rPr>
+        <w:br/>
+        <w:t xml:space="preserve">    END SUB</w:t>
+      </w:r>
+      <w:r>
+        <w:rPr>
+          <w:rFonts w:ascii="Consolas" w:cs="Consolas" w:eastAsia="Consolas" w:hAnsi="Consolas"/>
+          <w:sz w:val="19"/>
+          <w:szCs w:val="19"/>
+        </w:rPr>
+        <w:br/>
+        <w:t xml:space="preserve"/>
+      </w:r>
+      <w:r>
+        <w:rPr>
+          <w:rFonts w:ascii="Consolas" w:cs="Consolas" w:eastAsia="Consolas" w:hAnsi="Consolas"/>
+          <w:sz w:val="19"/>
+          <w:szCs w:val="19"/>
+        </w:rPr>
+        <w:br/>
+        <w:t xml:space="preserve">    SUB Schritt()</w:t>
+      </w:r>
+      <w:r>
+        <w:rPr>
+          <w:rFonts w:ascii="Consolas" w:cs="Consolas" w:eastAsia="Consolas" w:hAnsi="Consolas"/>
+          <w:sz w:val="19"/>
+          <w:szCs w:val="19"/>
+        </w:rPr>
+        <w:br/>
+        <w:t xml:space="preserve">        leben = leben - 1</w:t>
+      </w:r>
+      <w:r>
+        <w:rPr>
+          <w:rFonts w:ascii="Consolas" w:cs="Consolas" w:eastAsia="Consolas" w:hAnsi="Consolas"/>
+          <w:sz w:val="19"/>
+          <w:szCs w:val="19"/>
+        </w:rPr>
+        <w:br/>
+        <w:t xml:space="preserve">        IF leben &lt;= 0 THEN Neustart()</w:t>
+      </w:r>
+      <w:r>
+        <w:rPr>
+          <w:rFonts w:ascii="Consolas" w:cs="Consolas" w:eastAsia="Consolas" w:hAnsi="Consolas"/>
+          <w:sz w:val="19"/>
+          <w:szCs w:val="19"/>
+        </w:rPr>
+        <w:br/>
+        <w:t xml:space="preserve">        vy = vy + 0.11</w:t>
+      </w:r>
+      <w:r>
+        <w:rPr>
+          <w:rFonts w:ascii="Consolas" w:cs="Consolas" w:eastAsia="Consolas" w:hAnsi="Consolas"/>
+          <w:sz w:val="19"/>
+          <w:szCs w:val="19"/>
+        </w:rPr>
+        <w:br/>
+        <w:t xml:space="preserve">        x = x + vx</w:t>
+      </w:r>
+      <w:r>
+        <w:rPr>
+          <w:rFonts w:ascii="Consolas" w:cs="Consolas" w:eastAsia="Consolas" w:hAnsi="Consolas"/>
+          <w:sz w:val="19"/>
+          <w:szCs w:val="19"/>
+        </w:rPr>
+        <w:br/>
+        <w:t xml:space="preserve">        y = y + vy</w:t>
+      </w:r>
+      <w:r>
+        <w:rPr>
+          <w:rFonts w:ascii="Consolas" w:cs="Consolas" w:eastAsia="Consolas" w:hAnsi="Consolas"/>
+          <w:sz w:val="19"/>
+          <w:szCs w:val="19"/>
+        </w:rPr>
+        <w:br/>
+        <w:t xml:space="preserve">    END SUB</w:t>
+      </w:r>
+      <w:r>
+        <w:rPr>
+          <w:rFonts w:ascii="Consolas" w:cs="Consolas" w:eastAsia="Consolas" w:hAnsi="Consolas"/>
+          <w:sz w:val="19"/>
+          <w:szCs w:val="19"/>
+        </w:rPr>
+        <w:br/>
+        <w:t xml:space="preserve"/>
+      </w:r>
+      <w:r>
+        <w:rPr>
+          <w:rFonts w:ascii="Consolas" w:cs="Consolas" w:eastAsia="Consolas" w:hAnsi="Consolas"/>
+          <w:sz w:val="19"/>
+          <w:szCs w:val="19"/>
+        </w:rPr>
+        <w:br/>
+        <w:t xml:space="preserve">    SUB Malen()</w:t>
+      </w:r>
+      <w:r>
+        <w:rPr>
+          <w:rFonts w:ascii="Consolas" w:cs="Consolas" w:eastAsia="Consolas" w:hAnsi="Consolas"/>
+          <w:sz w:val="19"/>
+          <w:szCs w:val="19"/>
+        </w:rPr>
+        <w:br/>
+        <w:t xml:space="preserve">        DIM h AS INTEGER</w:t>
+      </w:r>
+      <w:r>
+        <w:rPr>
+          <w:rFonts w:ascii="Consolas" w:cs="Consolas" w:eastAsia="Consolas" w:hAnsi="Consolas"/>
+          <w:sz w:val="19"/>
+          <w:szCs w:val="19"/>
+        </w:rPr>
+        <w:br/>
+        <w:t xml:space="preserve">        h = leben * 2</w:t>
+      </w:r>
+      <w:r>
+        <w:rPr>
+          <w:rFonts w:ascii="Consolas" w:cs="Consolas" w:eastAsia="Consolas" w:hAnsi="Consolas"/>
+          <w:sz w:val="19"/>
+          <w:szCs w:val="19"/>
+        </w:rPr>
+        <w:br/>
+        <w:t xml:space="preserve">        IF h &gt; 255 THEN h = 255</w:t>
+      </w:r>
+      <w:r>
+        <w:rPr>
+          <w:rFonts w:ascii="Consolas" w:cs="Consolas" w:eastAsia="Consolas" w:hAnsi="Consolas"/>
+          <w:sz w:val="19"/>
+          <w:szCs w:val="19"/>
+        </w:rPr>
+        <w:br/>
+        <w:t xml:space="preserve">        CIRCLE(x, y, 2, RGB(255, h, 40))</w:t>
+      </w:r>
+      <w:r>
+        <w:rPr>
+          <w:rFonts w:ascii="Consolas" w:cs="Consolas" w:eastAsia="Consolas" w:hAnsi="Consolas"/>
+          <w:sz w:val="19"/>
+          <w:szCs w:val="19"/>
+        </w:rPr>
+        <w:br/>
+        <w:t xml:space="preserve">    END SUB</w:t>
+      </w:r>
+      <w:r>
+        <w:rPr>
+          <w:rFonts w:ascii="Consolas" w:cs="Consolas" w:eastAsia="Consolas" w:hAnsi="Consolas"/>
+          <w:sz w:val="19"/>
+          <w:szCs w:val="19"/>
+        </w:rPr>
+        <w:br/>
+        <w:t xml:space="preserve">END CLASS</w:t>
+      </w:r>
+    </w:p>
+    <w:p>
+      <w:pPr>
+        <w:spacing w:after="180" w:line="312" w:lineRule="auto"/>
+      </w:pPr>
+      <w:r>
+        <w:rPr>
+          <w:sz w:val="22"/>
+          <w:szCs w:val="22"/>
+        </w:rPr>
+        <w:t xml:space="preserve">Ein SUB innerhalb einer Klasse heißt Methode. Es ist genau dasselbe wie ein eigener Befehl aus Kapitel 13, mit einem entscheidenden Zusatz: Es kennt die Eigenschaften seines eigenen Dings, ohne dass man sie ihm übergeben muss.</w:t>
+      </w:r>
+    </w:p>
+    <w:p>
+      <w:pPr>
+        <w:spacing w:after="180" w:line="312" w:lineRule="auto"/>
+      </w:pPr>
+      <w:r>
+        <w:rPr>
+          <w:sz w:val="22"/>
+          <w:szCs w:val="22"/>
+        </w:rPr>
+        <w:t xml:space="preserve">Deshalb steht in </w:t>
+      </w:r>
+      <w:r>
+        <w:rPr>
+          <w:rFonts w:ascii="Consolas" w:cs="Consolas" w:eastAsia="Consolas" w:hAnsi="Consolas"/>
+          <w:color w:val="335577"/>
+          <w:sz w:val="21"/>
+          <w:szCs w:val="21"/>
+        </w:rPr>
+        <w:t xml:space="preserve">Schritt()</w:t>
+      </w:r>
+      <w:r>
+        <w:rPr>
+          <w:sz w:val="22"/>
+          <w:szCs w:val="22"/>
+        </w:rPr>
+        <w:t xml:space="preserve"> einfach </w:t>
+      </w:r>
+      <w:r>
+        <w:rPr>
+          <w:rFonts w:ascii="Consolas" w:cs="Consolas" w:eastAsia="Consolas" w:hAnsi="Consolas"/>
+          <w:color w:val="335577"/>
+          <w:sz w:val="21"/>
+          <w:szCs w:val="21"/>
+        </w:rPr>
+        <w:t xml:space="preserve">x = x + vx</w:t>
+      </w:r>
+      <w:r>
+        <w:rPr>
+          <w:sz w:val="22"/>
+          <w:szCs w:val="22"/>
+        </w:rPr>
+        <w:t xml:space="preserve"> — gemeint ist immer das x DIESES Funkens. Und </w:t>
+      </w:r>
+      <w:r>
+        <w:rPr>
+          <w:rFonts w:ascii="Consolas" w:cs="Consolas" w:eastAsia="Consolas" w:hAnsi="Consolas"/>
+          <w:color w:val="335577"/>
+          <w:sz w:val="21"/>
+          <w:szCs w:val="21"/>
+        </w:rPr>
+        <w:t xml:space="preserve">Neustart()</w:t>
+      </w:r>
+      <w:r>
+        <w:rPr>
+          <w:sz w:val="22"/>
+          <w:szCs w:val="22"/>
+        </w:rPr>
+        <w:t xml:space="preserve"> ruft eine andere Methode desselben Dings auf, ebenfalls ohne Umschweife.</w:t>
+      </w:r>
+    </w:p>
+    <w:p>
+      <w:pPr>
+        <w:spacing w:after="180" w:line="312" w:lineRule="auto"/>
+      </w:pPr>
+      <w:r>
+        <w:rPr>
+          <w:rFonts w:ascii="Consolas" w:cs="Consolas" w:eastAsia="Consolas" w:hAnsi="Consolas"/>
+          <w:color w:val="335577"/>
+          <w:sz w:val="21"/>
+          <w:szCs w:val="21"/>
+        </w:rPr>
+        <w:t xml:space="preserve">Init</w:t>
+      </w:r>
+      <w:r>
+        <w:rPr>
+          <w:sz w:val="22"/>
+          <w:szCs w:val="22"/>
+        </w:rPr>
+        <w:t xml:space="preserve"> ist besonders: Diese Methode wird von </w:t>
+      </w:r>
+      <w:r>
+        <w:rPr>
+          <w:rFonts w:ascii="Consolas" w:cs="Consolas" w:eastAsia="Consolas" w:hAnsi="Consolas"/>
+          <w:color w:val="335577"/>
+          <w:sz w:val="21"/>
+          <w:szCs w:val="21"/>
+        </w:rPr>
+        <w:t xml:space="preserve">NEW</w:t>
+      </w:r>
+      <w:r>
+        <w:rPr>
+          <w:sz w:val="22"/>
+          <w:szCs w:val="22"/>
+        </w:rPr>
+        <w:t xml:space="preserve"> automatisch aufgerufen, gleich nachdem das Ding entstanden ist. Sie ist der Ort für alles, was am Anfang stimmen muss. Braucht sie Angaben, gibt man sie beim </w:t>
+      </w:r>
+      <w:r>
+        <w:rPr>
+          <w:rFonts w:ascii="Consolas" w:cs="Consolas" w:eastAsia="Consolas" w:hAnsi="Consolas"/>
+          <w:color w:val="335577"/>
+          <w:sz w:val="21"/>
+          <w:szCs w:val="21"/>
+        </w:rPr>
+        <w:t xml:space="preserve">NEW</w:t>
+      </w:r>
+      <w:r>
+        <w:rPr>
+          <w:sz w:val="22"/>
+          <w:szCs w:val="22"/>
+        </w:rPr>
+        <w:t xml:space="preserve"> mit — dazu gleich mehr.</w:t>
+      </w:r>
+    </w:p>
+    <w:p>
+      <w:pPr>
+        <w:pStyle w:val="Heading2"/>
+        <w:keepNext/>
+        <w:keepLines/>
+        <w:spacing w:after="120" w:before="280"/>
+      </w:pPr>
+      <w:r>
+        <w:t xml:space="preserve">Und jetzt fünfhundert davon</w:t>
+      </w:r>
+    </w:p>
+    <w:p>
+      <w:pPr>
+        <w:keepLines/>
+        <w:pBdr>
+          <w:left w:val="single" w:color="1B6CA8" w:sz="18" w:space="6"/>
+        </w:pBdr>
+        <w:shd w:fill="F4F4F4" w:val="clear"/>
+        <w:spacing w:after="200" w:before="100" w:line="264" w:lineRule="auto"/>
+        <w:ind w:left="140"/>
+      </w:pPr>
+      <w:r>
+        <w:rPr>
+          <w:rFonts w:ascii="Consolas" w:cs="Consolas" w:eastAsia="Consolas" w:hAnsi="Consolas"/>
+          <w:sz w:val="19"/>
+          <w:szCs w:val="19"/>
+        </w:rPr>
+        <w:t xml:space="preserve">DIM funken[500] AS Funke</w:t>
+      </w:r>
+      <w:r>
+        <w:rPr>
+          <w:rFonts w:ascii="Consolas" w:cs="Consolas" w:eastAsia="Consolas" w:hAnsi="Consolas"/>
+          <w:sz w:val="19"/>
+          <w:szCs w:val="19"/>
+        </w:rPr>
+        <w:br/>
+        <w:t xml:space="preserve">DIM i AS INTEGER</w:t>
+      </w:r>
+      <w:r>
+        <w:rPr>
+          <w:rFonts w:ascii="Consolas" w:cs="Consolas" w:eastAsia="Consolas" w:hAnsi="Consolas"/>
+          <w:sz w:val="19"/>
+          <w:szCs w:val="19"/>
+        </w:rPr>
+        <w:br/>
+        <w:t xml:space="preserve"/>
+      </w:r>
+      <w:r>
+        <w:rPr>
+          <w:rFonts w:ascii="Consolas" w:cs="Consolas" w:eastAsia="Consolas" w:hAnsi="Consolas"/>
+          <w:sz w:val="19"/>
+          <w:szCs w:val="19"/>
+        </w:rPr>
+        <w:br/>
+        <w:t xml:space="preserve">FOR i = 0 TO 499</w:t>
+      </w:r>
+      <w:r>
+        <w:rPr>
+          <w:rFonts w:ascii="Consolas" w:cs="Consolas" w:eastAsia="Consolas" w:hAnsi="Consolas"/>
+          <w:sz w:val="19"/>
+          <w:szCs w:val="19"/>
+        </w:rPr>
+        <w:br/>
+        <w:t xml:space="preserve">    funken[i] = NEW Funke()</w:t>
+      </w:r>
+      <w:r>
+        <w:rPr>
+          <w:rFonts w:ascii="Consolas" w:cs="Consolas" w:eastAsia="Consolas" w:hAnsi="Consolas"/>
+          <w:sz w:val="19"/>
+          <w:szCs w:val="19"/>
+        </w:rPr>
+        <w:br/>
+        <w:t xml:space="preserve">NEXT</w:t>
+      </w:r>
+    </w:p>
+    <w:p>
+      <w:pPr>
+        <w:spacing w:after="180" w:line="312" w:lineRule="auto"/>
+      </w:pPr>
+      <w:r>
+        <w:rPr>
+          <w:sz w:val="22"/>
+          <w:szCs w:val="22"/>
+        </w:rPr>
+        <w:t xml:space="preserve">Ein Array aus Funken statt fünf Arrays aus Zahlen. Und die Hauptschleife schrumpft auf vier Zeilen:</w:t>
+      </w:r>
+    </w:p>
+    <w:p>
+      <w:pPr>
+        <w:keepLines/>
+        <w:pBdr>
+          <w:left w:val="single" w:color="1B6CA8" w:sz="18" w:space="6"/>
+        </w:pBdr>
+        <w:shd w:fill="F4F4F4" w:val="clear"/>
+        <w:spacing w:after="200" w:before="100" w:line="264" w:lineRule="auto"/>
+        <w:ind w:left="140"/>
+      </w:pPr>
+      <w:r>
+        <w:rPr>
+          <w:rFonts w:ascii="Consolas" w:cs="Consolas" w:eastAsia="Consolas" w:hAnsi="Consolas"/>
+          <w:sz w:val="19"/>
+          <w:szCs w:val="19"/>
+        </w:rPr>
+        <w:t xml:space="preserve">FOR i = 0 TO 499</w:t>
+      </w:r>
+      <w:r>
+        <w:rPr>
+          <w:rFonts w:ascii="Consolas" w:cs="Consolas" w:eastAsia="Consolas" w:hAnsi="Consolas"/>
+          <w:sz w:val="19"/>
+          <w:szCs w:val="19"/>
+        </w:rPr>
+        <w:br/>
+        <w:t xml:space="preserve">    funken[i].Schritt()</w:t>
+      </w:r>
+      <w:r>
+        <w:rPr>
+          <w:rFonts w:ascii="Consolas" w:cs="Consolas" w:eastAsia="Consolas" w:hAnsi="Consolas"/>
+          <w:sz w:val="19"/>
+          <w:szCs w:val="19"/>
+        </w:rPr>
+        <w:br/>
+        <w:t xml:space="preserve">    funken[i].Malen()</w:t>
+      </w:r>
+      <w:r>
+        <w:rPr>
+          <w:rFonts w:ascii="Consolas" w:cs="Consolas" w:eastAsia="Consolas" w:hAnsi="Consolas"/>
+          <w:sz w:val="19"/>
+          <w:szCs w:val="19"/>
+        </w:rPr>
+        <w:br/>
+        <w:t xml:space="preserve">NEXT</w:t>
+      </w:r>
+    </w:p>
+    <w:p>
+      <w:pPr>
+        <w:keepNext/>
+        <w:spacing w:after="40" w:before="160"/>
+        <w:jc w:val="center"/>
+      </w:pPr>
+      <w:r>
+        <w:drawing>
+          <wp:inline distT="0" distB="0" distL="0" distR="0">
+            <wp:extent cx="4191000" cy="2619375"/>
+            <wp:effectExtent t="0" r="0" b="0" l="0"/>
+            <wp:docPr id="1" name="kap16_1_funken_klasse.png" descr="Dasselbe Feuerwerk wie in Kapitel 14. Von außen sieht man dem Programm nicht an, wie es gebaut ist." title="Dasselbe Feuerwerk wie in Kapitel 14. Von außen sieht man dem Programm nicht an, wie es gebaut ist."/>
+            <wp:cNvGraphicFramePr>
+              <a:graphicFrameLocks xmlns:a="http://schemas.openxmlformats.org/drawingml/2006/main" noChangeAspect="1"/>
+            </wp:cNvGraphicFramePr>
+            <a:graphic xmlns:a="http://schemas.openxmlformats.org/drawingml/2006/main">
+              <a:graphicData uri="http://schemas.openxmlformats.org/drawingml/2006/picture">
+                <pic:pic xmlns:pic="http://schemas.openxmlformats.org/drawingml/2006/picture">
+                  <pic:nvPicPr>
+                    <pic:cNvPr id="0" name="" descr=""/>
+                    <pic:cNvPicPr>
+                      <a:picLocks noChangeAspect="1" noChangeArrowheads="1"/>
+                    </pic:cNvPicPr>
+                  </pic:nvPicPr>
+                  <pic:blipFill>
+                    <a:blip r:embed="rId53" cstate="none"/>
+                    <a:srcRect/>
+                    <a:stretch>
+                      <a:fillRect/>
+                    </a:stretch>
+                  </pic:blipFill>
+                  <pic:spPr bwMode="auto">
+                    <a:xfrm>
+                      <a:off x="0" y="0"/>
+                      <a:ext cx="4191000" cy="2619375"/>
+                    </a:xfrm>
+                    <a:prstGeom prst="rect">
+                      <a:avLst/>
+                    </a:prstGeom>
+                  </pic:spPr>
+                </pic:pic>
+              </a:graphicData>
+            </a:graphic>
+          </wp:inline>
+        </w:drawing>
+      </w:r>
+    </w:p>
+    <w:p>
+      <w:pPr>
+        <w:spacing w:after="200"/>
+        <w:jc w:val="center"/>
+      </w:pPr>
+      <w:r>
+        <w:rPr>
+          <w:i/>
+          <w:iCs/>
+          <w:color w:val="6A6A6A"/>
+          <w:sz w:val="18"/>
+          <w:szCs w:val="18"/>
+        </w:rPr>
+        <w:t xml:space="preserve">Dasselbe Feuerwerk wie in Kapitel 14. Von außen sieht man dem Programm nicht an, wie es gebaut ist.</w:t>
+      </w:r>
+    </w:p>
+    <w:p>
+      <w:pPr>
+        <w:spacing w:after="180" w:line="312" w:lineRule="auto"/>
+      </w:pPr>
+      <w:r>
+        <w:rPr>
+          <w:sz w:val="22"/>
+          <w:szCs w:val="22"/>
+        </w:rPr>
+        <w:t xml:space="preserve">Vergleich das mit Kapitel 14. Dort standen achtzehn Zeilen in der Schleife, und alle fünf Arrays wurden mit demselben Index angefasst. Hier stehen zwei Zeilen, und was ein Funke tut, steht bei dem, was ein Funke ist.</w:t>
+      </w:r>
+    </w:p>
+    <w:p>
+      <w:pPr>
+        <w:spacing w:before="60"/>
+      </w:pPr>
+    </w:p>
+    <w:tbl>
+      <w:tblPr>
+        <w:tblW w:type="dxa" w:w="9026"/>
+        <w:tblBorders>
+          <w:top w:val="single" w:color="auto" w:sz="4"/>
+          <w:left w:val="single" w:color="auto" w:sz="4"/>
+          <w:bottom w:val="single" w:color="auto" w:sz="4"/>
+          <w:right w:val="single" w:color="auto" w:sz="4"/>
+          <w:insideH w:val="single" w:color="auto" w:sz="4"/>
+          <w:insideV w:val="single" w:color="auto" w:sz="4"/>
+        </w:tblBorders>
+      </w:tblPr>
+      <w:tblGrid>
+        <w:gridCol w:w="9026"/>
+      </w:tblGrid>
+      <w:tr>
+        <w:trPr>
+          <w:cantSplit/>
+        </w:trPr>
+        <w:tc>
+          <w:tcPr>
+            <w:tcW w:type="dxa" w:w="9026"/>
+            <w:tcBorders>
+              <w:top w:val="single" w:color="9CC8E6" w:sz="6"/>
+              <w:left w:val="single" w:color="9CC8E6" w:sz="6"/>
+              <w:bottom w:val="single" w:color="9CC8E6" w:sz="6"/>
+              <w:right w:val="single" w:color="9CC8E6" w:sz="6"/>
+            </w:tcBorders>
+            <w:shd w:fill="E7F2FA" w:val="clear"/>
+            <w:tcMar>
+              <w:top w:type="dxa" w:w="140"/>
+              <w:left w:type="dxa" w:w="180"/>
+              <w:bottom w:type="dxa" w:w="140"/>
+              <w:right w:type="dxa" w:w="180"/>
+            </w:tcMar>
+          </w:tcPr>
+          <w:p>
+            <w:pPr>
+              <w:spacing w:after="40"/>
+            </w:pPr>
+            <w:r>
+              <w:rPr>
+                <w:b/>
+                <w:bCs/>
+                <w:color w:val="1B6CA8"/>
+                <w:sz w:val="22"/>
+                <w:szCs w:val="22"/>
+              </w:rPr>
+              <w:t xml:space="preserve">Nachgemessen: Was kostet das?</w:t>
+            </w:r>
+          </w:p>
+          <w:p>
+            <w:pPr>
+              <w:spacing w:after="0" w:line="312" w:lineRule="auto"/>
+            </w:pPr>
+            <w:r>
+              <w:rPr>
+                <w:sz w:val="22"/>
+                <w:szCs w:val="22"/>
+              </w:rPr>
+              <w:t xml:space="preserve">Objekte sind bequemer — aber sind sie langsamer? Beide Fassungen liefen je dreimal ohne Bildratenbremse, 400 Bilder mit fünfhundert Funken. Arrays: 0,50 Sekunden. Objekte: 0,53. Das sind rund fünf Prozent, und die Messreihen überschneiden sich nicht. Zum Vergleich: Für die üblichen sechzig Bilder je Sekunde bräuchte man 6,7 Sekunden. Beide Fassungen sind also mehr als zwölfmal schneller als nötig, und der Unterschied fällt nicht ins Gewicht.</w:t>
+            </w:r>
+          </w:p>
+        </w:tc>
+      </w:tr>
+    </w:tbl>
+    <w:p>
+      <w:pPr>
+        <w:spacing w:after="160"/>
+      </w:pPr>
+    </w:p>
+    <w:p>
+      <w:pPr>
+        <w:pStyle w:val="Heading2"/>
+        <w:keepNext/>
+        <w:keepLines/>
+        <w:spacing w:after="120" w:before="280"/>
+      </w:pPr>
+      <w:r>
+        <w:t xml:space="preserve">Angaben beim Bauen</w:t>
+      </w:r>
+    </w:p>
+    <w:p>
+      <w:pPr>
+        <w:spacing w:after="180" w:line="312" w:lineRule="auto"/>
+      </w:pPr>
+      <w:r>
+        <w:rPr>
+          <w:sz w:val="22"/>
+          <w:szCs w:val="22"/>
+        </w:rPr>
+        <w:t xml:space="preserve">Meist unterscheiden sich die Dinge einer Sorte, und dann bekommt Init Parameter — die man beim NEW mitgibt:</w:t>
+      </w:r>
+    </w:p>
+    <w:p>
+      <w:pPr>
+        <w:keepLines/>
+        <w:pBdr>
+          <w:left w:val="single" w:color="1B6CA8" w:sz="18" w:space="6"/>
+        </w:pBdr>
+        <w:shd w:fill="F4F4F4" w:val="clear"/>
+        <w:spacing w:after="200" w:before="100" w:line="264" w:lineRule="auto"/>
+        <w:ind w:left="140"/>
+      </w:pPr>
+      <w:r>
+        <w:rPr>
+          <w:rFonts w:ascii="Consolas" w:cs="Consolas" w:eastAsia="Consolas" w:hAnsi="Consolas"/>
+          <w:sz w:val="19"/>
+          <w:szCs w:val="19"/>
+        </w:rPr>
+        <w:t xml:space="preserve">CLASS Planet</w:t>
+      </w:r>
+      <w:r>
+        <w:rPr>
+          <w:rFonts w:ascii="Consolas" w:cs="Consolas" w:eastAsia="Consolas" w:hAnsi="Consolas"/>
+          <w:sz w:val="19"/>
+          <w:szCs w:val="19"/>
+        </w:rPr>
+        <w:br/>
+        <w:t xml:space="preserve">    DIM abstand AS FLOAT</w:t>
+      </w:r>
+      <w:r>
+        <w:rPr>
+          <w:rFonts w:ascii="Consolas" w:cs="Consolas" w:eastAsia="Consolas" w:hAnsi="Consolas"/>
+          <w:sz w:val="19"/>
+          <w:szCs w:val="19"/>
+        </w:rPr>
+        <w:br/>
+        <w:t xml:space="preserve">    DIM tempo AS FLOAT</w:t>
+      </w:r>
+      <w:r>
+        <w:rPr>
+          <w:rFonts w:ascii="Consolas" w:cs="Consolas" w:eastAsia="Consolas" w:hAnsi="Consolas"/>
+          <w:sz w:val="19"/>
+          <w:szCs w:val="19"/>
+        </w:rPr>
+        <w:br/>
+        <w:t xml:space="preserve">    DIM winkel AS FLOAT</w:t>
+      </w:r>
+      <w:r>
+        <w:rPr>
+          <w:rFonts w:ascii="Consolas" w:cs="Consolas" w:eastAsia="Consolas" w:hAnsi="Consolas"/>
+          <w:sz w:val="19"/>
+          <w:szCs w:val="19"/>
+        </w:rPr>
+        <w:br/>
+        <w:t xml:space="preserve">    DIM groesse AS INTEGER</w:t>
+      </w:r>
+      <w:r>
+        <w:rPr>
+          <w:rFonts w:ascii="Consolas" w:cs="Consolas" w:eastAsia="Consolas" w:hAnsi="Consolas"/>
+          <w:sz w:val="19"/>
+          <w:szCs w:val="19"/>
+        </w:rPr>
+        <w:br/>
+        <w:t xml:space="preserve">    DIM farbe AS INTEGER</w:t>
+      </w:r>
+      <w:r>
+        <w:rPr>
+          <w:rFonts w:ascii="Consolas" w:cs="Consolas" w:eastAsia="Consolas" w:hAnsi="Consolas"/>
+          <w:sz w:val="19"/>
+          <w:szCs w:val="19"/>
+        </w:rPr>
+        <w:br/>
+        <w:t xml:space="preserve"/>
+      </w:r>
+      <w:r>
+        <w:rPr>
+          <w:rFonts w:ascii="Consolas" w:cs="Consolas" w:eastAsia="Consolas" w:hAnsi="Consolas"/>
+          <w:sz w:val="19"/>
+          <w:szCs w:val="19"/>
+        </w:rPr>
+        <w:br/>
+        <w:t xml:space="preserve">    SUB Init(a AS FLOAT, t AS FLOAT, g AS INTEGER, f AS INTEGER)</w:t>
+      </w:r>
+      <w:r>
+        <w:rPr>
+          <w:rFonts w:ascii="Consolas" w:cs="Consolas" w:eastAsia="Consolas" w:hAnsi="Consolas"/>
+          <w:sz w:val="19"/>
+          <w:szCs w:val="19"/>
+        </w:rPr>
+        <w:br/>
+        <w:t xml:space="preserve">        abstand = a</w:t>
+      </w:r>
+      <w:r>
+        <w:rPr>
+          <w:rFonts w:ascii="Consolas" w:cs="Consolas" w:eastAsia="Consolas" w:hAnsi="Consolas"/>
+          <w:sz w:val="19"/>
+          <w:szCs w:val="19"/>
+        </w:rPr>
+        <w:br/>
+        <w:t xml:space="preserve">        tempo = t</w:t>
+      </w:r>
+      <w:r>
+        <w:rPr>
+          <w:rFonts w:ascii="Consolas" w:cs="Consolas" w:eastAsia="Consolas" w:hAnsi="Consolas"/>
+          <w:sz w:val="19"/>
+          <w:szCs w:val="19"/>
+        </w:rPr>
+        <w:br/>
+        <w:t xml:space="preserve">        groesse = g</w:t>
+      </w:r>
+      <w:r>
+        <w:rPr>
+          <w:rFonts w:ascii="Consolas" w:cs="Consolas" w:eastAsia="Consolas" w:hAnsi="Consolas"/>
+          <w:sz w:val="19"/>
+          <w:szCs w:val="19"/>
+        </w:rPr>
+        <w:br/>
+        <w:t xml:space="preserve">        farbe = f</w:t>
+      </w:r>
+      <w:r>
+        <w:rPr>
+          <w:rFonts w:ascii="Consolas" w:cs="Consolas" w:eastAsia="Consolas" w:hAnsi="Consolas"/>
+          <w:sz w:val="19"/>
+          <w:szCs w:val="19"/>
+        </w:rPr>
+        <w:br/>
+        <w:t xml:space="preserve">        winkel = 0</w:t>
+      </w:r>
+      <w:r>
+        <w:rPr>
+          <w:rFonts w:ascii="Consolas" w:cs="Consolas" w:eastAsia="Consolas" w:hAnsi="Consolas"/>
+          <w:sz w:val="19"/>
+          <w:szCs w:val="19"/>
+        </w:rPr>
+        <w:br/>
+        <w:t xml:space="preserve">    END SUB</w:t>
+      </w:r>
+      <w:r>
+        <w:rPr>
+          <w:rFonts w:ascii="Consolas" w:cs="Consolas" w:eastAsia="Consolas" w:hAnsi="Consolas"/>
+          <w:sz w:val="19"/>
+          <w:szCs w:val="19"/>
+        </w:rPr>
+        <w:br/>
+        <w:t xml:space="preserve">END CLASS</w:t>
+      </w:r>
+    </w:p>
+    <w:p>
+      <w:pPr>
+        <w:keepLines/>
+        <w:pBdr>
+          <w:left w:val="single" w:color="1B6CA8" w:sz="18" w:space="6"/>
+        </w:pBdr>
+        <w:shd w:fill="F4F4F4" w:val="clear"/>
+        <w:spacing w:after="200" w:before="100" w:line="264" w:lineRule="auto"/>
+        <w:ind w:left="140"/>
+      </w:pPr>
+      <w:r>
+        <w:rPr>
+          <w:rFonts w:ascii="Consolas" w:cs="Consolas" w:eastAsia="Consolas" w:hAnsi="Consolas"/>
+          <w:sz w:val="19"/>
+          <w:szCs w:val="19"/>
+        </w:rPr>
+        <w:t xml:space="preserve">planeten[0] = NEW Planet(45.0, 0.062, 5, RGB(190, 170, 150))</w:t>
+      </w:r>
+      <w:r>
+        <w:rPr>
+          <w:rFonts w:ascii="Consolas" w:cs="Consolas" w:eastAsia="Consolas" w:hAnsi="Consolas"/>
+          <w:sz w:val="19"/>
+          <w:szCs w:val="19"/>
+        </w:rPr>
+        <w:br/>
+        <w:t xml:space="preserve">planeten[1] = NEW Planet(75.0, 0.041, 8, RGB(230, 190, 120))</w:t>
+      </w:r>
+      <w:r>
+        <w:rPr>
+          <w:rFonts w:ascii="Consolas" w:cs="Consolas" w:eastAsia="Consolas" w:hAnsi="Consolas"/>
+          <w:sz w:val="19"/>
+          <w:szCs w:val="19"/>
+        </w:rPr>
+        <w:br/>
+        <w:t xml:space="preserve">planeten[2] = NEW Planet(108.0, 0.030, 9, RGB(90, 170, 240))</w:t>
+      </w:r>
+    </w:p>
+    <w:p>
+      <w:pPr>
+        <w:keepNext/>
+        <w:spacing w:after="40" w:before="160"/>
+        <w:jc w:val="center"/>
+      </w:pPr>
+      <w:r>
+        <w:drawing>
+          <wp:inline distT="0" distB="0" distL="0" distR="0">
+            <wp:extent cx="4191000" cy="2619375"/>
+            <wp:effectExtent t="0" r="0" b="0" l="0"/>
+            <wp:docPr id="1" name="kap16_2_planeten.png" descr="Fünf Planeten. Jeder weiß selbst, wie weit außen er läuft, wie schnell, wie groß und in welcher Farbe." title="Fünf Planeten. Jeder weiß selbst, wie weit außen er läuft, wie schnell, wie groß und in welcher Farbe."/>
+            <wp:cNvGraphicFramePr>
+              <a:graphicFrameLocks xmlns:a="http://schemas.openxmlformats.org/drawingml/2006/main" noChangeAspect="1"/>
+            </wp:cNvGraphicFramePr>
+            <a:graphic xmlns:a="http://schemas.openxmlformats.org/drawingml/2006/main">
+              <a:graphicData uri="http://schemas.openxmlformats.org/drawingml/2006/picture">
+                <pic:pic xmlns:pic="http://schemas.openxmlformats.org/drawingml/2006/picture">
+                  <pic:nvPicPr>
+                    <pic:cNvPr id="0" name="" descr=""/>
+                    <pic:cNvPicPr>
+                      <a:picLocks noChangeAspect="1" noChangeArrowheads="1"/>
+                    </pic:cNvPicPr>
+                  </pic:nvPicPr>
+                  <pic:blipFill>
+                    <a:blip r:embed="rId54" cstate="none"/>
+                    <a:srcRect/>
+                    <a:stretch>
+                      <a:fillRect/>
+                    </a:stretch>
+                  </pic:blipFill>
+                  <pic:spPr bwMode="auto">
+                    <a:xfrm>
+                      <a:off x="0" y="0"/>
+                      <a:ext cx="4191000" cy="2619375"/>
+                    </a:xfrm>
+                    <a:prstGeom prst="rect">
+                      <a:avLst/>
+                    </a:prstGeom>
+                  </pic:spPr>
+                </pic:pic>
+              </a:graphicData>
+            </a:graphic>
+          </wp:inline>
+        </w:drawing>
+      </w:r>
+    </w:p>
+    <w:p>
+      <w:pPr>
+        <w:spacing w:after="200"/>
+        <w:jc w:val="center"/>
+      </w:pPr>
+      <w:r>
+        <w:rPr>
+          <w:i/>
+          <w:iCs/>
+          <w:color w:val="6A6A6A"/>
+          <w:sz w:val="18"/>
+          <w:szCs w:val="18"/>
+        </w:rPr>
+        <w:t xml:space="preserve">Fünf Planeten. Jeder weiß selbst, wie weit außen er läuft, wie schnell, wie groß und in welcher Farbe.</w:t>
+      </w:r>
+    </w:p>
+    <w:p>
+      <w:pPr>
+        <w:spacing w:after="180" w:line="312" w:lineRule="auto"/>
+      </w:pPr>
+      <w:r>
+        <w:rPr>
+          <w:sz w:val="22"/>
+          <w:szCs w:val="22"/>
+        </w:rPr>
+        <w:t xml:space="preserve">Die Parameter heißen </w:t>
+      </w:r>
+      <w:r>
+        <w:rPr>
+          <w:rFonts w:ascii="Consolas" w:cs="Consolas" w:eastAsia="Consolas" w:hAnsi="Consolas"/>
+          <w:color w:val="335577"/>
+          <w:sz w:val="21"/>
+          <w:szCs w:val="21"/>
+        </w:rPr>
+        <w:t xml:space="preserve">a</w:t>
+      </w:r>
+      <w:r>
+        <w:rPr>
+          <w:sz w:val="22"/>
+          <w:szCs w:val="22"/>
+        </w:rPr>
+        <w:t xml:space="preserve">, </w:t>
+      </w:r>
+      <w:r>
+        <w:rPr>
+          <w:rFonts w:ascii="Consolas" w:cs="Consolas" w:eastAsia="Consolas" w:hAnsi="Consolas"/>
+          <w:color w:val="335577"/>
+          <w:sz w:val="21"/>
+          <w:szCs w:val="21"/>
+        </w:rPr>
+        <w:t xml:space="preserve">t</w:t>
+      </w:r>
+      <w:r>
+        <w:rPr>
+          <w:sz w:val="22"/>
+          <w:szCs w:val="22"/>
+        </w:rPr>
+        <w:t xml:space="preserve">, </w:t>
+      </w:r>
+      <w:r>
+        <w:rPr>
+          <w:rFonts w:ascii="Consolas" w:cs="Consolas" w:eastAsia="Consolas" w:hAnsi="Consolas"/>
+          <w:color w:val="335577"/>
+          <w:sz w:val="21"/>
+          <w:szCs w:val="21"/>
+        </w:rPr>
+        <w:t xml:space="preserve">g</w:t>
+      </w:r>
+      <w:r>
+        <w:rPr>
+          <w:sz w:val="22"/>
+          <w:szCs w:val="22"/>
+        </w:rPr>
+        <w:t xml:space="preserve">, </w:t>
+      </w:r>
+      <w:r>
+        <w:rPr>
+          <w:rFonts w:ascii="Consolas" w:cs="Consolas" w:eastAsia="Consolas" w:hAnsi="Consolas"/>
+          <w:color w:val="335577"/>
+          <w:sz w:val="21"/>
+          <w:szCs w:val="21"/>
+        </w:rPr>
+        <w:t xml:space="preserve">f</w:t>
+      </w:r>
+      <w:r>
+        <w:rPr>
+          <w:sz w:val="22"/>
+          <w:szCs w:val="22"/>
+        </w:rPr>
+        <w:t xml:space="preserve"> und nicht wie die Eigenschaften — sonst wüsste </w:t>
+      </w:r>
+      <w:r>
+        <w:rPr>
+          <w:rFonts w:ascii="Consolas" w:cs="Consolas" w:eastAsia="Consolas" w:hAnsi="Consolas"/>
+          <w:color w:val="335577"/>
+          <w:sz w:val="21"/>
+          <w:szCs w:val="21"/>
+        </w:rPr>
+        <w:t xml:space="preserve">abstand = abstand</w:t>
+      </w:r>
+      <w:r>
+        <w:rPr>
+          <w:sz w:val="22"/>
+          <w:szCs w:val="22"/>
+        </w:rPr>
+        <w:t xml:space="preserve"> nicht, was gemeint ist. Ein Buchstabe ist hier ausnahmsweise in Ordnung, weil die Zeile direkt darunter sagt, wohin er geht.</w:t>
+      </w:r>
+    </w:p>
+    <w:p>
+      <w:pPr>
+        <w:spacing w:after="180" w:line="312" w:lineRule="auto"/>
+      </w:pPr>
+      <w:r>
+        <w:rPr>
+          <w:sz w:val="22"/>
+          <w:szCs w:val="22"/>
+        </w:rPr>
+        <w:t xml:space="preserve">Und die Hauptschleife des Sonnensystems ist wieder kurz:</w:t>
+      </w:r>
+    </w:p>
+    <w:p>
+      <w:pPr>
+        <w:keepLines/>
+        <w:pBdr>
+          <w:left w:val="single" w:color="1B6CA8" w:sz="18" w:space="6"/>
+        </w:pBdr>
+        <w:shd w:fill="F4F4F4" w:val="clear"/>
+        <w:spacing w:after="200" w:before="100" w:line="264" w:lineRule="auto"/>
+        <w:ind w:left="140"/>
+      </w:pPr>
+      <w:r>
+        <w:rPr>
+          <w:rFonts w:ascii="Consolas" w:cs="Consolas" w:eastAsia="Consolas" w:hAnsi="Consolas"/>
+          <w:sz w:val="19"/>
+          <w:szCs w:val="19"/>
+        </w:rPr>
+        <w:t xml:space="preserve">FOR i = 0 TO 4</w:t>
+      </w:r>
+      <w:r>
+        <w:rPr>
+          <w:rFonts w:ascii="Consolas" w:cs="Consolas" w:eastAsia="Consolas" w:hAnsi="Consolas"/>
+          <w:sz w:val="19"/>
+          <w:szCs w:val="19"/>
+        </w:rPr>
+        <w:br/>
+        <w:t xml:space="preserve">    planeten[i].Schritt()</w:t>
+      </w:r>
+      <w:r>
+        <w:rPr>
+          <w:rFonts w:ascii="Consolas" w:cs="Consolas" w:eastAsia="Consolas" w:hAnsi="Consolas"/>
+          <w:sz w:val="19"/>
+          <w:szCs w:val="19"/>
+        </w:rPr>
+        <w:br/>
+        <w:t xml:space="preserve">    planeten[i].Malen()</w:t>
+      </w:r>
+      <w:r>
+        <w:rPr>
+          <w:rFonts w:ascii="Consolas" w:cs="Consolas" w:eastAsia="Consolas" w:hAnsi="Consolas"/>
+          <w:sz w:val="19"/>
+          <w:szCs w:val="19"/>
+        </w:rPr>
+        <w:br/>
+        <w:t xml:space="preserve">NEXT</w:t>
+      </w:r>
+    </w:p>
+    <w:p>
+      <w:pPr>
+        <w:spacing w:after="180" w:line="312" w:lineRule="auto"/>
+      </w:pPr>
+      <w:r>
+        <w:rPr>
+          <w:sz w:val="22"/>
+          <w:szCs w:val="22"/>
+        </w:rPr>
+        <w:t xml:space="preserve">Beachte, dass nirgends steht, welcher Planet wie schnell ist. Das weiß jeder selbst. Willst du einen sechsten dazu, ist das eine Zeile — und keine einzige Änderung an der Schleife.</w:t>
+      </w:r>
+    </w:p>
+    <w:p>
+      <w:pPr>
+        <w:pStyle w:val="Heading2"/>
+        <w:keepNext/>
+        <w:keepLines/>
+        <w:spacing w:after="120" w:before="280"/>
+      </w:pPr>
+      <w:r>
+        <w:t xml:space="preserve">Wann lohnt sich eine Klasse?</w:t>
+      </w:r>
+    </w:p>
+    <w:tbl>
+      <w:tblPr>
+        <w:tblW w:type="dxa" w:w="9026"/>
+        <w:tblBorders>
+          <w:top w:val="single" w:color="D0D0D0" w:sz="4"/>
+          <w:left w:val="single" w:color="D0D0D0" w:sz="4"/>
+          <w:bottom w:val="single" w:color="D0D0D0" w:sz="4"/>
+          <w:right w:val="single" w:color="D0D0D0" w:sz="4"/>
+          <w:insideH w:val="single" w:color="D0D0D0" w:sz="4"/>
+          <w:insideV w:val="single" w:color="D0D0D0" w:sz="4"/>
+        </w:tblBorders>
+      </w:tblPr>
+      <w:tblGrid>
+        <w:gridCol w:w="3600"/>
+        <w:gridCol w:w="1800"/>
+        <w:gridCol w:w="3626"/>
+      </w:tblGrid>
+      <w:tr>
+        <w:trPr>
+          <w:cantSplit/>
+          <w:tblHeader/>
+        </w:trPr>
+        <w:tc>
+          <w:tcPr>
+            <w:tcW w:type="dxa" w:w="3600"/>
+            <w:shd w:fill="1B6CA8" w:val="clear"/>
+            <w:tcMar>
+              <w:top w:type="dxa" w:w="30"/>
+              <w:left w:type="dxa" w:w="90"/>
+              <w:bottom w:type="dxa" w:w="30"/>
+              <w:right w:type="dxa" w:w="90"/>
+            </w:tcMar>
+          </w:tcPr>
+          <w:p>
+            <w:pPr>
+              <w:spacing w:after="0" w:line="240" w:lineRule="auto"/>
+            </w:pPr>
+            <w:r>
+              <w:rPr>
+                <w:rFonts w:ascii="Arial" w:cs="Arial" w:eastAsia="Arial" w:hAnsi="Arial"/>
+                <w:b/>
+                <w:bCs/>
+                <w:color w:val="FFFFFF"/>
+                <w:sz w:val="19"/>
+                <w:szCs w:val="19"/>
+              </w:rPr>
+              <w:t xml:space="preserve">Woran du es erkennst</w:t>
+            </w:r>
+          </w:p>
+        </w:tc>
+        <w:tc>
+          <w:tcPr>
+            <w:tcW w:type="dxa" w:w="1800"/>
+            <w:shd w:fill="1B6CA8" w:val="clear"/>
+            <w:tcMar>
+              <w:top w:type="dxa" w:w="30"/>
+              <w:left w:type="dxa" w:w="90"/>
+              <w:bottom w:type="dxa" w:w="30"/>
+              <w:right w:type="dxa" w:w="90"/>
+            </w:tcMar>
+          </w:tcPr>
+          <w:p>
+            <w:pPr>
+              <w:spacing w:after="0" w:line="240" w:lineRule="auto"/>
+            </w:pPr>
+            <w:r>
+              <w:rPr>
+                <w:rFonts w:ascii="Arial" w:cs="Arial" w:eastAsia="Arial" w:hAnsi="Arial"/>
+                <w:b/>
+                <w:bCs/>
+                <w:color w:val="FFFFFF"/>
+                <w:sz w:val="19"/>
+                <w:szCs w:val="19"/>
+              </w:rPr>
+              <w:t xml:space="preserve">Nimm</w:t>
+            </w:r>
+          </w:p>
+        </w:tc>
+        <w:tc>
+          <w:tcPr>
+            <w:tcW w:type="dxa" w:w="3626"/>
+            <w:shd w:fill="1B6CA8" w:val="clear"/>
+            <w:tcMar>
+              <w:top w:type="dxa" w:w="30"/>
+              <w:left w:type="dxa" w:w="90"/>
+              <w:bottom w:type="dxa" w:w="30"/>
+              <w:right w:type="dxa" w:w="90"/>
+            </w:tcMar>
+          </w:tcPr>
+          <w:p>
+            <w:pPr>
+              <w:spacing w:after="0" w:line="240" w:lineRule="auto"/>
+            </w:pPr>
+            <w:r>
+              <w:rPr>
+                <w:rFonts w:ascii="Arial" w:cs="Arial" w:eastAsia="Arial" w:hAnsi="Arial"/>
+                <w:b/>
+                <w:bCs/>
+                <w:color w:val="FFFFFF"/>
+                <w:sz w:val="19"/>
+                <w:szCs w:val="19"/>
+              </w:rPr>
+              <w:t xml:space="preserve">Beispiele</w:t>
+            </w:r>
+          </w:p>
+        </w:tc>
+      </w:tr>
+      <w:tr>
+        <w:trPr>
+          <w:cantSplit/>
+        </w:trPr>
+        <w:tc>
+          <w:tcPr>
+            <w:tcW w:type="dxa" w:w="3600"/>
+            <w:tcMar>
+              <w:top w:type="dxa" w:w="30"/>
+              <w:left w:type="dxa" w:w="90"/>
+              <w:bottom w:type="dxa" w:w="30"/>
+              <w:right w:type="dxa" w:w="90"/>
+            </w:tcMar>
+          </w:tcPr>
+          <w:p>
+            <w:pPr>
+              <w:spacing w:after="0" w:line="240" w:lineRule="auto"/>
+            </w:pPr>
+            <w:r>
+              <w:rPr>
+                <w:rFonts w:ascii="Arial" w:cs="Arial" w:eastAsia="Arial" w:hAnsi="Arial"/>
+                <w:color w:val="222222"/>
+                <w:sz w:val="19"/>
+                <w:szCs w:val="19"/>
+              </w:rPr>
+              <w:t xml:space="preserve">Ein Ding hat mehrere Eigenschaften, die zusammengehören</w:t>
+            </w:r>
+          </w:p>
+        </w:tc>
+        <w:tc>
+          <w:tcPr>
+            <w:tcW w:type="dxa" w:w="1800"/>
+            <w:tcMar>
+              <w:top w:type="dxa" w:w="30"/>
+              <w:left w:type="dxa" w:w="90"/>
+              <w:bottom w:type="dxa" w:w="30"/>
+              <w:right w:type="dxa" w:w="90"/>
+            </w:tcMar>
+          </w:tcPr>
+          <w:p>
+            <w:pPr>
+              <w:spacing w:after="0" w:line="240" w:lineRule="auto"/>
+            </w:pPr>
+            <w:r>
+              <w:rPr>
+                <w:rFonts w:ascii="Arial" w:cs="Arial" w:eastAsia="Arial" w:hAnsi="Arial"/>
+                <w:color w:val="222222"/>
+                <w:sz w:val="19"/>
+                <w:szCs w:val="19"/>
+              </w:rPr>
+              <w:t xml:space="preserve">Klasse</w:t>
+            </w:r>
+          </w:p>
+        </w:tc>
+        <w:tc>
+          <w:tcPr>
+            <w:tcW w:type="dxa" w:w="3626"/>
+            <w:tcMar>
+              <w:top w:type="dxa" w:w="30"/>
+              <w:left w:type="dxa" w:w="90"/>
+              <w:bottom w:type="dxa" w:w="30"/>
+              <w:right w:type="dxa" w:w="90"/>
+            </w:tcMar>
+          </w:tcPr>
+          <w:p>
+            <w:pPr>
+              <w:spacing w:after="0" w:line="240" w:lineRule="auto"/>
+            </w:pPr>
+            <w:r>
+              <w:rPr>
+                <w:rFonts w:ascii="Arial" w:cs="Arial" w:eastAsia="Arial" w:hAnsi="Arial"/>
+                <w:color w:val="222222"/>
+                <w:sz w:val="19"/>
+                <w:szCs w:val="19"/>
+              </w:rPr>
+              <w:t xml:space="preserve">Funke, Planet, Gegner, Vokabel</w:t>
+            </w:r>
+          </w:p>
+        </w:tc>
+      </w:tr>
+      <w:tr>
+        <w:trPr>
+          <w:cantSplit/>
+        </w:trPr>
+        <w:tc>
+          <w:tcPr>
+            <w:tcW w:type="dxa" w:w="3600"/>
+            <w:tcMar>
+              <w:top w:type="dxa" w:w="30"/>
+              <w:left w:type="dxa" w:w="90"/>
+              <w:bottom w:type="dxa" w:w="30"/>
+              <w:right w:type="dxa" w:w="90"/>
+            </w:tcMar>
+          </w:tcPr>
+          <w:p>
+            <w:pPr>
+              <w:spacing w:after="0" w:line="240" w:lineRule="auto"/>
+            </w:pPr>
+            <w:r>
+              <w:rPr>
+                <w:rFonts w:ascii="Arial" w:cs="Arial" w:eastAsia="Arial" w:hAnsi="Arial"/>
+                <w:color w:val="222222"/>
+                <w:sz w:val="19"/>
+                <w:szCs w:val="19"/>
+              </w:rPr>
+              <w:t xml:space="preserve">Es gibt viele gleichartige davon</w:t>
+            </w:r>
+          </w:p>
+        </w:tc>
+        <w:tc>
+          <w:tcPr>
+            <w:tcW w:type="dxa" w:w="1800"/>
+            <w:tcMar>
+              <w:top w:type="dxa" w:w="30"/>
+              <w:left w:type="dxa" w:w="90"/>
+              <w:bottom w:type="dxa" w:w="30"/>
+              <w:right w:type="dxa" w:w="90"/>
+            </w:tcMar>
+          </w:tcPr>
+          <w:p>
+            <w:pPr>
+              <w:spacing w:after="0" w:line="240" w:lineRule="auto"/>
+            </w:pPr>
+            <w:r>
+              <w:rPr>
+                <w:rFonts w:ascii="Arial" w:cs="Arial" w:eastAsia="Arial" w:hAnsi="Arial"/>
+                <w:color w:val="222222"/>
+                <w:sz w:val="19"/>
+                <w:szCs w:val="19"/>
+              </w:rPr>
+              <w:t xml:space="preserve">Klasse im Array</w:t>
+            </w:r>
+          </w:p>
+        </w:tc>
+        <w:tc>
+          <w:tcPr>
+            <w:tcW w:type="dxa" w:w="3626"/>
+            <w:tcMar>
+              <w:top w:type="dxa" w:w="30"/>
+              <w:left w:type="dxa" w:w="90"/>
+              <w:bottom w:type="dxa" w:w="30"/>
+              <w:right w:type="dxa" w:w="90"/>
+            </w:tcMar>
+          </w:tcPr>
+          <w:p>
+            <w:pPr>
+              <w:spacing w:after="0" w:line="240" w:lineRule="auto"/>
+            </w:pPr>
+            <w:r>
+              <w:rPr>
+                <w:rFonts w:ascii="Arial" w:cs="Arial" w:eastAsia="Arial" w:hAnsi="Arial"/>
+                <w:color w:val="222222"/>
+                <w:sz w:val="19"/>
+                <w:szCs w:val="19"/>
+              </w:rPr>
+              <w:t xml:space="preserve">500 Funken, 20 Gegner</w:t>
+            </w:r>
+          </w:p>
+        </w:tc>
+      </w:tr>
+      <w:tr>
+        <w:trPr>
+          <w:cantSplit/>
+        </w:trPr>
+        <w:tc>
+          <w:tcPr>
+            <w:tcW w:type="dxa" w:w="3600"/>
+            <w:tcMar>
+              <w:top w:type="dxa" w:w="30"/>
+              <w:left w:type="dxa" w:w="90"/>
+              <w:bottom w:type="dxa" w:w="30"/>
+              <w:right w:type="dxa" w:w="90"/>
+            </w:tcMar>
+          </w:tcPr>
+          <w:p>
+            <w:pPr>
+              <w:spacing w:after="0" w:line="240" w:lineRule="auto"/>
+            </w:pPr>
+            <w:r>
+              <w:rPr>
+                <w:rFonts w:ascii="Arial" w:cs="Arial" w:eastAsia="Arial" w:hAnsi="Arial"/>
+                <w:color w:val="222222"/>
+                <w:sz w:val="19"/>
+                <w:szCs w:val="19"/>
+              </w:rPr>
+              <w:t xml:space="preserve">Die Eigenschaften müssen zusammen bleiben, auch beim Sortieren</w:t>
+            </w:r>
+          </w:p>
+        </w:tc>
+        <w:tc>
+          <w:tcPr>
+            <w:tcW w:type="dxa" w:w="1800"/>
+            <w:tcMar>
+              <w:top w:type="dxa" w:w="30"/>
+              <w:left w:type="dxa" w:w="90"/>
+              <w:bottom w:type="dxa" w:w="30"/>
+              <w:right w:type="dxa" w:w="90"/>
+            </w:tcMar>
+          </w:tcPr>
+          <w:p>
+            <w:pPr>
+              <w:spacing w:after="0" w:line="240" w:lineRule="auto"/>
+            </w:pPr>
+            <w:r>
+              <w:rPr>
+                <w:rFonts w:ascii="Arial" w:cs="Arial" w:eastAsia="Arial" w:hAnsi="Arial"/>
+                <w:color w:val="222222"/>
+                <w:sz w:val="19"/>
+                <w:szCs w:val="19"/>
+              </w:rPr>
+              <w:t xml:space="preserve">Klasse</w:t>
+            </w:r>
+          </w:p>
+        </w:tc>
+        <w:tc>
+          <w:tcPr>
+            <w:tcW w:type="dxa" w:w="3626"/>
+            <w:tcMar>
+              <w:top w:type="dxa" w:w="30"/>
+              <w:left w:type="dxa" w:w="90"/>
+              <w:bottom w:type="dxa" w:w="30"/>
+              <w:right w:type="dxa" w:w="90"/>
+            </w:tcMar>
+          </w:tcPr>
+          <w:p>
+            <w:pPr>
+              <w:spacing w:after="0" w:line="240" w:lineRule="auto"/>
+            </w:pPr>
+            <w:r>
+              <w:rPr>
+                <w:rFonts w:ascii="Arial" w:cs="Arial" w:eastAsia="Arial" w:hAnsi="Arial"/>
+                <w:color w:val="222222"/>
+                <w:sz w:val="19"/>
+                <w:szCs w:val="19"/>
+              </w:rPr>
+              <w:t xml:space="preserve">Name und Punktzahl</w:t>
+            </w:r>
+          </w:p>
+        </w:tc>
+      </w:tr>
+      <w:tr>
+        <w:trPr>
+          <w:cantSplit/>
+        </w:trPr>
+        <w:tc>
+          <w:tcPr>
+            <w:tcW w:type="dxa" w:w="3600"/>
+            <w:tcMar>
+              <w:top w:type="dxa" w:w="30"/>
+              <w:left w:type="dxa" w:w="90"/>
+              <w:bottom w:type="dxa" w:w="30"/>
+              <w:right w:type="dxa" w:w="90"/>
+            </w:tcMar>
+          </w:tcPr>
+          <w:p>
+            <w:pPr>
+              <w:spacing w:after="0" w:line="240" w:lineRule="auto"/>
+            </w:pPr>
+            <w:r>
+              <w:rPr>
+                <w:rFonts w:ascii="Arial" w:cs="Arial" w:eastAsia="Arial" w:hAnsi="Arial"/>
+                <w:color w:val="222222"/>
+                <w:sz w:val="19"/>
+                <w:szCs w:val="19"/>
+              </w:rPr>
+              <w:t xml:space="preserve">Es ist eine einzelne Zahlenreihe</w:t>
+            </w:r>
+          </w:p>
+        </w:tc>
+        <w:tc>
+          <w:tcPr>
+            <w:tcW w:type="dxa" w:w="1800"/>
+            <w:tcMar>
+              <w:top w:type="dxa" w:w="30"/>
+              <w:left w:type="dxa" w:w="90"/>
+              <w:bottom w:type="dxa" w:w="30"/>
+              <w:right w:type="dxa" w:w="90"/>
+            </w:tcMar>
+          </w:tcPr>
+          <w:p>
+            <w:pPr>
+              <w:spacing w:after="0" w:line="240" w:lineRule="auto"/>
+            </w:pPr>
+            <w:r>
+              <w:rPr>
+                <w:rFonts w:ascii="Arial" w:cs="Arial" w:eastAsia="Arial" w:hAnsi="Arial"/>
+                <w:color w:val="222222"/>
+                <w:sz w:val="19"/>
+                <w:szCs w:val="19"/>
+              </w:rPr>
+              <w:t xml:space="preserve">Array reicht</w:t>
+            </w:r>
+          </w:p>
+        </w:tc>
+        <w:tc>
+          <w:tcPr>
+            <w:tcW w:type="dxa" w:w="3626"/>
+            <w:tcMar>
+              <w:top w:type="dxa" w:w="30"/>
+              <w:left w:type="dxa" w:w="90"/>
+              <w:bottom w:type="dxa" w:w="30"/>
+              <w:right w:type="dxa" w:w="90"/>
+            </w:tcMar>
+          </w:tcPr>
+          <w:p>
+            <w:pPr>
+              <w:spacing w:after="0" w:line="240" w:lineRule="auto"/>
+            </w:pPr>
+            <w:r>
+              <w:rPr>
+                <w:rFonts w:ascii="Arial" w:cs="Arial" w:eastAsia="Arial" w:hAnsi="Arial"/>
+                <w:color w:val="222222"/>
+                <w:sz w:val="19"/>
+                <w:szCs w:val="19"/>
+              </w:rPr>
+              <w:t xml:space="preserve">Frequenzen, Punktestände</w:t>
+            </w:r>
+          </w:p>
+        </w:tc>
+      </w:tr>
+      <w:tr>
+        <w:trPr>
+          <w:cantSplit/>
+        </w:trPr>
+        <w:tc>
+          <w:tcPr>
+            <w:tcW w:type="dxa" w:w="3600"/>
+            <w:tcMar>
+              <w:top w:type="dxa" w:w="30"/>
+              <w:left w:type="dxa" w:w="90"/>
+              <w:bottom w:type="dxa" w:w="30"/>
+              <w:right w:type="dxa" w:w="90"/>
+            </w:tcMar>
+          </w:tcPr>
+          <w:p>
+            <w:pPr>
+              <w:spacing w:after="0" w:line="240" w:lineRule="auto"/>
+            </w:pPr>
+            <w:r>
+              <w:rPr>
+                <w:rFonts w:ascii="Arial" w:cs="Arial" w:eastAsia="Arial" w:hAnsi="Arial"/>
+                <w:color w:val="222222"/>
+                <w:sz w:val="19"/>
+                <w:szCs w:val="19"/>
+              </w:rPr>
+              <w:t xml:space="preserve">Du suchst über einen Namen</w:t>
+            </w:r>
+          </w:p>
+        </w:tc>
+        <w:tc>
+          <w:tcPr>
+            <w:tcW w:type="dxa" w:w="1800"/>
+            <w:tcMar>
+              <w:top w:type="dxa" w:w="30"/>
+              <w:left w:type="dxa" w:w="90"/>
+              <w:bottom w:type="dxa" w:w="30"/>
+              <w:right w:type="dxa" w:w="90"/>
+            </w:tcMar>
+          </w:tcPr>
+          <w:p>
+            <w:pPr>
+              <w:spacing w:after="0" w:line="240" w:lineRule="auto"/>
+            </w:pPr>
+            <w:r>
+              <w:rPr>
+                <w:rFonts w:ascii="Arial" w:cs="Arial" w:eastAsia="Arial" w:hAnsi="Arial"/>
+                <w:color w:val="222222"/>
+                <w:sz w:val="19"/>
+                <w:szCs w:val="19"/>
+              </w:rPr>
+              <w:t xml:space="preserve">Map reicht</w:t>
+            </w:r>
+          </w:p>
+        </w:tc>
+        <w:tc>
+          <w:tcPr>
+            <w:tcW w:type="dxa" w:w="3626"/>
+            <w:tcMar>
+              <w:top w:type="dxa" w:w="30"/>
+              <w:left w:type="dxa" w:w="90"/>
+              <w:bottom w:type="dxa" w:w="30"/>
+              <w:right w:type="dxa" w:w="90"/>
+            </w:tcMar>
+          </w:tcPr>
+          <w:p>
+            <w:pPr>
+              <w:spacing w:after="0" w:line="240" w:lineRule="auto"/>
+            </w:pPr>
+            <w:r>
+              <w:rPr>
+                <w:rFonts w:ascii="Arial" w:cs="Arial" w:eastAsia="Arial" w:hAnsi="Arial"/>
+                <w:color w:val="222222"/>
+                <w:sz w:val="19"/>
+                <w:szCs w:val="19"/>
+              </w:rPr>
+              <w:t xml:space="preserve">Farbregister, Zähler</w:t>
+            </w:r>
+          </w:p>
+        </w:tc>
+      </w:tr>
+    </w:tbl>
+    <w:p>
+      <w:pPr>
+        <w:spacing w:after="160"/>
+      </w:pPr>
+    </w:p>
+    <w:p>
+      <w:pPr>
+        <w:spacing w:before="60"/>
+      </w:pPr>
+    </w:p>
+    <w:tbl>
+      <w:tblPr>
+        <w:tblW w:type="dxa" w:w="9026"/>
+        <w:tblBorders>
+          <w:top w:val="single" w:color="auto" w:sz="4"/>
+          <w:left w:val="single" w:color="auto" w:sz="4"/>
+          <w:bottom w:val="single" w:color="auto" w:sz="4"/>
+          <w:right w:val="single" w:color="auto" w:sz="4"/>
+          <w:insideH w:val="single" w:color="auto" w:sz="4"/>
+          <w:insideV w:val="single" w:color="auto" w:sz="4"/>
+        </w:tblBorders>
+      </w:tblPr>
+      <w:tblGrid>
+        <w:gridCol w:w="9026"/>
+      </w:tblGrid>
+      <w:tr>
+        <w:trPr>
+          <w:cantSplit/>
+        </w:trPr>
+        <w:tc>
+          <w:tcPr>
+            <w:tcW w:type="dxa" w:w="9026"/>
+            <w:tcBorders>
+              <w:top w:val="single" w:color="E0B96A" w:sz="6"/>
+              <w:left w:val="single" w:color="E0B96A" w:sz="6"/>
+              <w:bottom w:val="single" w:color="E0B96A" w:sz="6"/>
+              <w:right w:val="single" w:color="E0B96A" w:sz="6"/>
+            </w:tcBorders>
+            <w:shd w:fill="FDF3E0" w:val="clear"/>
+            <w:tcMar>
+              <w:top w:type="dxa" w:w="140"/>
+              <w:left w:type="dxa" w:w="180"/>
+              <w:bottom w:type="dxa" w:w="140"/>
+              <w:right w:type="dxa" w:w="180"/>
+            </w:tcMar>
+          </w:tcPr>
+          <w:p>
+            <w:pPr>
+              <w:spacing w:after="40"/>
+            </w:pPr>
+            <w:r>
+              <w:rPr>
+                <w:b/>
+                <w:bCs/>
+                <w:color w:val="8A5E15"/>
+                <w:sz w:val="22"/>
+                <w:szCs w:val="22"/>
+              </w:rPr>
+              <w:t xml:space="preserve">Merke</w:t>
+            </w:r>
+          </w:p>
+          <w:p>
+            <w:pPr>
+              <w:spacing w:after="0" w:line="312" w:lineRule="auto"/>
+            </w:pPr>
+            <w:r>
+              <w:rPr>
+                <w:sz w:val="22"/>
+                <w:szCs w:val="22"/>
+              </w:rPr>
+              <w:t xml:space="preserve">Für einen einzelnen Wert lohnt eine Klasse nicht. Der Nutzen beginnt bei drei, vier Eigenschaften — und er wächst mit jedem Ding, das dazukommt. Bei den fünf Arrays der Funken war die Grenze längst überschritten; bei den zwei Zahlen eines Balls in Pong ist sie es nicht.</w:t>
+            </w:r>
+          </w:p>
+        </w:tc>
+      </w:tr>
+    </w:tbl>
+    <w:p>
+      <w:pPr>
+        <w:spacing w:after="160"/>
+      </w:pPr>
+    </w:p>
+    <w:p>
+      <w:pPr>
+        <w:pStyle w:val="Heading2"/>
+        <w:keepNext/>
+        <w:keepLines/>
+        <w:spacing w:after="120" w:before="280"/>
+      </w:pPr>
+      <w:r>
+        <w:t xml:space="preserve">Wenn etwas nicht geht</w:t>
+      </w:r>
+    </w:p>
+    <w:tbl>
+      <w:tblPr>
+        <w:tblW w:type="dxa" w:w="9026"/>
+        <w:tblBorders>
+          <w:top w:val="single" w:color="D0D0D0" w:sz="4"/>
+          <w:left w:val="single" w:color="D0D0D0" w:sz="4"/>
+          <w:bottom w:val="single" w:color="D0D0D0" w:sz="4"/>
+          <w:right w:val="single" w:color="D0D0D0" w:sz="4"/>
+          <w:insideH w:val="single" w:color="D0D0D0" w:sz="4"/>
+          <w:insideV w:val="single" w:color="D0D0D0" w:sz="4"/>
+        </w:tblBorders>
+      </w:tblPr>
+      <w:tblGrid>
+        <w:gridCol w:w="3800"/>
+        <w:gridCol w:w="5226"/>
+      </w:tblGrid>
+      <w:tr>
+        <w:trPr>
+          <w:cantSplit/>
+          <w:tblHeader/>
+        </w:trPr>
+        <w:tc>
+          <w:tcPr>
+            <w:tcW w:type="dxa" w:w="3800"/>
+            <w:shd w:fill="1B6CA8" w:val="clear"/>
+            <w:tcMar>
+              <w:top w:type="dxa" w:w="30"/>
+              <w:left w:type="dxa" w:w="90"/>
+              <w:bottom w:type="dxa" w:w="30"/>
+              <w:right w:type="dxa" w:w="90"/>
+            </w:tcMar>
+          </w:tcPr>
+          <w:p>
+            <w:pPr>
+              <w:spacing w:after="0" w:line="240" w:lineRule="auto"/>
+            </w:pPr>
+            <w:r>
+              <w:rPr>
+                <w:rFonts w:ascii="Arial" w:cs="Arial" w:eastAsia="Arial" w:hAnsi="Arial"/>
+                <w:b/>
+                <w:bCs/>
+                <w:color w:val="FFFFFF"/>
+                <w:sz w:val="19"/>
+                <w:szCs w:val="19"/>
+              </w:rPr>
+              <w:t xml:space="preserve">Was du siehst</w:t>
+            </w:r>
+          </w:p>
+        </w:tc>
+        <w:tc>
+          <w:tcPr>
+            <w:tcW w:type="dxa" w:w="5226"/>
+            <w:shd w:fill="1B6CA8" w:val="clear"/>
+            <w:tcMar>
+              <w:top w:type="dxa" w:w="30"/>
+              <w:left w:type="dxa" w:w="90"/>
+              <w:bottom w:type="dxa" w:w="30"/>
+              <w:right w:type="dxa" w:w="90"/>
+            </w:tcMar>
+          </w:tcPr>
+          <w:p>
+            <w:pPr>
+              <w:spacing w:after="0" w:line="240" w:lineRule="auto"/>
+            </w:pPr>
+            <w:r>
+              <w:rPr>
+                <w:rFonts w:ascii="Arial" w:cs="Arial" w:eastAsia="Arial" w:hAnsi="Arial"/>
+                <w:b/>
+                <w:bCs/>
+                <w:color w:val="FFFFFF"/>
+                <w:sz w:val="19"/>
+                <w:szCs w:val="19"/>
+              </w:rPr>
+              <w:t xml:space="preserve">Was meistens dahintersteckt</w:t>
+            </w:r>
+          </w:p>
+        </w:tc>
+      </w:tr>
+      <w:tr>
+        <w:trPr>
+          <w:cantSplit/>
+        </w:trPr>
+        <w:tc>
+          <w:tcPr>
+            <w:tcW w:type="dxa" w:w="3800"/>
+            <w:tcMar>
+              <w:top w:type="dxa" w:w="30"/>
+              <w:left w:type="dxa" w:w="90"/>
+              <w:bottom w:type="dxa" w:w="30"/>
+              <w:right w:type="dxa" w:w="90"/>
+            </w:tcMar>
+          </w:tcPr>
+          <w:p>
+            <w:pPr>
+              <w:spacing w:after="0" w:line="240" w:lineRule="auto"/>
+            </w:pPr>
+            <w:r>
+              <w:rPr>
+                <w:rFonts w:ascii="Consolas" w:cs="Consolas" w:eastAsia="Consolas" w:hAnsi="Consolas"/>
+                <w:color w:val="222222"/>
+                <w:sz w:val="19"/>
+                <w:szCs w:val="19"/>
+              </w:rPr>
+              <w:t xml:space="preserve">INIT: erwartet 2..2 Argument(e), erhalten 0</w:t>
+            </w:r>
+          </w:p>
+        </w:tc>
+        <w:tc>
+          <w:tcPr>
+            <w:tcW w:type="dxa" w:w="5226"/>
+            <w:tcMar>
+              <w:top w:type="dxa" w:w="30"/>
+              <w:left w:type="dxa" w:w="90"/>
+              <w:bottom w:type="dxa" w:w="30"/>
+              <w:right w:type="dxa" w:w="90"/>
+            </w:tcMar>
+          </w:tcPr>
+          <w:p>
+            <w:pPr>
+              <w:spacing w:after="0" w:line="240" w:lineRule="auto"/>
+            </w:pPr>
+            <w:r>
+              <w:rPr>
+                <w:rFonts w:ascii="Arial" w:cs="Arial" w:eastAsia="Arial" w:hAnsi="Arial"/>
+                <w:color w:val="222222"/>
+                <w:sz w:val="19"/>
+                <w:szCs w:val="19"/>
+              </w:rPr>
+              <w:t xml:space="preserve">NEW ruft Init automatisch auf — die Angaben gehören in die Klammern hinter NEW, nicht in einen eigenen Aufruf.</w:t>
+            </w:r>
+          </w:p>
+        </w:tc>
+      </w:tr>
+      <w:tr>
+        <w:trPr>
+          <w:cantSplit/>
+        </w:trPr>
+        <w:tc>
+          <w:tcPr>
+            <w:tcW w:type="dxa" w:w="3800"/>
+            <w:tcMar>
+              <w:top w:type="dxa" w:w="30"/>
+              <w:left w:type="dxa" w:w="90"/>
+              <w:bottom w:type="dxa" w:w="30"/>
+              <w:right w:type="dxa" w:w="90"/>
+            </w:tcMar>
+          </w:tcPr>
+          <w:p>
+            <w:pPr>
+              <w:spacing w:after="0" w:line="240" w:lineRule="auto"/>
+            </w:pPr>
+            <w:r>
+              <w:rPr>
+                <w:rFonts w:ascii="Arial" w:cs="Arial" w:eastAsia="Arial" w:hAnsi="Arial"/>
+                <w:color w:val="222222"/>
+                <w:sz w:val="19"/>
+                <w:szCs w:val="19"/>
+              </w:rPr>
+              <w:t xml:space="preserve">Alle Dinge sehen gleich aus</w:t>
+            </w:r>
+          </w:p>
+        </w:tc>
+        <w:tc>
+          <w:tcPr>
+            <w:tcW w:type="dxa" w:w="5226"/>
+            <w:tcMar>
+              <w:top w:type="dxa" w:w="30"/>
+              <w:left w:type="dxa" w:w="90"/>
+              <w:bottom w:type="dxa" w:w="30"/>
+              <w:right w:type="dxa" w:w="90"/>
+            </w:tcMar>
+          </w:tcPr>
+          <w:p>
+            <w:pPr>
+              <w:spacing w:after="0" w:line="240" w:lineRule="auto"/>
+            </w:pPr>
+            <w:r>
+              <w:rPr>
+                <w:rFonts w:ascii="Arial" w:cs="Arial" w:eastAsia="Arial" w:hAnsi="Arial"/>
+                <w:color w:val="222222"/>
+                <w:sz w:val="19"/>
+                <w:szCs w:val="19"/>
+              </w:rPr>
+              <w:t xml:space="preserve">Init setzt feste Werte statt der Parameter, oder die Parameter werden nicht zugewiesen.</w:t>
+            </w:r>
+          </w:p>
+        </w:tc>
+      </w:tr>
+      <w:tr>
+        <w:trPr>
+          <w:cantSplit/>
+        </w:trPr>
+        <w:tc>
+          <w:tcPr>
+            <w:tcW w:type="dxa" w:w="3800"/>
+            <w:tcMar>
+              <w:top w:type="dxa" w:w="30"/>
+              <w:left w:type="dxa" w:w="90"/>
+              <w:bottom w:type="dxa" w:w="30"/>
+              <w:right w:type="dxa" w:w="90"/>
+            </w:tcMar>
+          </w:tcPr>
+          <w:p>
+            <w:pPr>
+              <w:spacing w:after="0" w:line="240" w:lineRule="auto"/>
+            </w:pPr>
+            <w:r>
+              <w:rPr>
+                <w:rFonts w:ascii="Arial" w:cs="Arial" w:eastAsia="Arial" w:hAnsi="Arial"/>
+                <w:color w:val="222222"/>
+                <w:sz w:val="19"/>
+                <w:szCs w:val="19"/>
+              </w:rPr>
+              <w:t xml:space="preserve">Das Array bleibt leer</w:t>
+            </w:r>
+          </w:p>
+        </w:tc>
+        <w:tc>
+          <w:tcPr>
+            <w:tcW w:type="dxa" w:w="5226"/>
+            <w:tcMar>
+              <w:top w:type="dxa" w:w="30"/>
+              <w:left w:type="dxa" w:w="90"/>
+              <w:bottom w:type="dxa" w:w="30"/>
+              <w:right w:type="dxa" w:w="90"/>
+            </w:tcMar>
+          </w:tcPr>
+          <w:p>
+            <w:pPr>
+              <w:spacing w:after="0" w:line="240" w:lineRule="auto"/>
+            </w:pPr>
+            <w:r>
+              <w:rPr>
+                <w:rFonts w:ascii="Arial" w:cs="Arial" w:eastAsia="Arial" w:hAnsi="Arial"/>
+                <w:color w:val="222222"/>
+                <w:sz w:val="19"/>
+                <w:szCs w:val="19"/>
+              </w:rPr>
+              <w:t xml:space="preserve">DIM funken[500] AS Funke legt nur Platz an, keine Funken. Jedes Ding braucht sein eigenes NEW.</w:t>
+            </w:r>
+          </w:p>
+        </w:tc>
+      </w:tr>
+      <w:tr>
+        <w:trPr>
+          <w:cantSplit/>
+        </w:trPr>
+        <w:tc>
+          <w:tcPr>
+            <w:tcW w:type="dxa" w:w="3800"/>
+            <w:tcMar>
+              <w:top w:type="dxa" w:w="30"/>
+              <w:left w:type="dxa" w:w="90"/>
+              <w:bottom w:type="dxa" w:w="30"/>
+              <w:right w:type="dxa" w:w="90"/>
+            </w:tcMar>
+          </w:tcPr>
+          <w:p>
+            <w:pPr>
+              <w:spacing w:after="0" w:line="240" w:lineRule="auto"/>
+            </w:pPr>
+            <w:r>
+              <w:rPr>
+                <w:rFonts w:ascii="Arial" w:cs="Arial" w:eastAsia="Arial" w:hAnsi="Arial"/>
+                <w:color w:val="222222"/>
+                <w:sz w:val="19"/>
+                <w:szCs w:val="19"/>
+              </w:rPr>
+              <w:t xml:space="preserve">Eine Eigenschaft ändert sich nicht</w:t>
+            </w:r>
+          </w:p>
+        </w:tc>
+        <w:tc>
+          <w:tcPr>
+            <w:tcW w:type="dxa" w:w="5226"/>
+            <w:tcMar>
+              <w:top w:type="dxa" w:w="30"/>
+              <w:left w:type="dxa" w:w="90"/>
+              <w:bottom w:type="dxa" w:w="30"/>
+              <w:right w:type="dxa" w:w="90"/>
+            </w:tcMar>
+          </w:tcPr>
+          <w:p>
+            <w:pPr>
+              <w:spacing w:after="0" w:line="240" w:lineRule="auto"/>
+            </w:pPr>
+            <w:r>
+              <w:rPr>
+                <w:rFonts w:ascii="Arial" w:cs="Arial" w:eastAsia="Arial" w:hAnsi="Arial"/>
+                <w:color w:val="222222"/>
+                <w:sz w:val="19"/>
+                <w:szCs w:val="19"/>
+              </w:rPr>
+              <w:t xml:space="preserve">Der Parameter heißt genauso wie die Eigenschaft — dann überschreibt sich die Zuweisung selbst.</w:t>
+            </w:r>
+          </w:p>
+        </w:tc>
+      </w:tr>
+      <w:tr>
+        <w:trPr>
+          <w:cantSplit/>
+        </w:trPr>
+        <w:tc>
+          <w:tcPr>
+            <w:tcW w:type="dxa" w:w="3800"/>
+            <w:tcMar>
+              <w:top w:type="dxa" w:w="30"/>
+              <w:left w:type="dxa" w:w="90"/>
+              <w:bottom w:type="dxa" w:w="30"/>
+              <w:right w:type="dxa" w:w="90"/>
+            </w:tcMar>
+          </w:tcPr>
+          <w:p>
+            <w:pPr>
+              <w:spacing w:after="0" w:line="240" w:lineRule="auto"/>
+            </w:pPr>
+            <w:r>
+              <w:rPr>
+                <w:rFonts w:ascii="Consolas" w:cs="Consolas" w:eastAsia="Consolas" w:hAnsi="Consolas"/>
+                <w:color w:val="222222"/>
+                <w:sz w:val="19"/>
+                <w:szCs w:val="19"/>
+              </w:rPr>
+              <w:t xml:space="preserve">Unbekannter Name</w:t>
+            </w:r>
+          </w:p>
+        </w:tc>
+        <w:tc>
+          <w:tcPr>
+            <w:tcW w:type="dxa" w:w="5226"/>
+            <w:tcMar>
+              <w:top w:type="dxa" w:w="30"/>
+              <w:left w:type="dxa" w:w="90"/>
+              <w:bottom w:type="dxa" w:w="30"/>
+              <w:right w:type="dxa" w:w="90"/>
+            </w:tcMar>
+          </w:tcPr>
+          <w:p>
+            <w:pPr>
+              <w:spacing w:after="0" w:line="240" w:lineRule="auto"/>
+            </w:pPr>
+            <w:r>
+              <w:rPr>
+                <w:rFonts w:ascii="Arial" w:cs="Arial" w:eastAsia="Arial" w:hAnsi="Arial"/>
+                <w:color w:val="222222"/>
+                <w:sz w:val="19"/>
+                <w:szCs w:val="19"/>
+              </w:rPr>
+              <w:t xml:space="preserve">Eine Eigenschaft wird von außen ohne Punkt angesprochen. Von außen immer f.x, innen nur x.</w:t>
+            </w:r>
+          </w:p>
+        </w:tc>
+      </w:tr>
+      <w:tr>
+        <w:trPr>
+          <w:cantSplit/>
+        </w:trPr>
+        <w:tc>
+          <w:tcPr>
+            <w:tcW w:type="dxa" w:w="3800"/>
+            <w:tcMar>
+              <w:top w:type="dxa" w:w="30"/>
+              <w:left w:type="dxa" w:w="90"/>
+              <w:bottom w:type="dxa" w:w="30"/>
+              <w:right w:type="dxa" w:w="90"/>
+            </w:tcMar>
+          </w:tcPr>
+          <w:p>
+            <w:pPr>
+              <w:spacing w:after="0" w:line="240" w:lineRule="auto"/>
+            </w:pPr>
+            <w:r>
+              <w:rPr>
+                <w:rFonts w:ascii="Consolas" w:cs="Consolas" w:eastAsia="Consolas" w:hAnsi="Consolas"/>
+                <w:color w:val="222222"/>
+                <w:sz w:val="19"/>
+                <w:szCs w:val="19"/>
+              </w:rPr>
+              <w:t xml:space="preserve">Erwartet END CLASS</w:t>
+            </w:r>
+          </w:p>
+        </w:tc>
+        <w:tc>
+          <w:tcPr>
+            <w:tcW w:type="dxa" w:w="5226"/>
+            <w:tcMar>
+              <w:top w:type="dxa" w:w="30"/>
+              <w:left w:type="dxa" w:w="90"/>
+              <w:bottom w:type="dxa" w:w="30"/>
+              <w:right w:type="dxa" w:w="90"/>
+            </w:tcMar>
+          </w:tcPr>
+          <w:p>
+            <w:pPr>
+              <w:spacing w:after="0" w:line="240" w:lineRule="auto"/>
+            </w:pPr>
+            <w:r>
+              <w:rPr>
+                <w:rFonts w:ascii="Arial" w:cs="Arial" w:eastAsia="Arial" w:hAnsi="Arial"/>
+                <w:color w:val="222222"/>
+                <w:sz w:val="19"/>
+                <w:szCs w:val="19"/>
+              </w:rPr>
+              <w:t xml:space="preserve">Ein Block in der Klasse ist offen geblieben.</w:t>
+            </w:r>
+          </w:p>
+        </w:tc>
+      </w:tr>
+    </w:tbl>
+    <w:p>
+      <w:pPr>
+        <w:spacing w:after="160"/>
+      </w:pPr>
+    </w:p>
+    <w:p>
+      <w:pPr>
+        <w:pStyle w:val="Heading2"/>
+        <w:keepNext/>
+        <w:keepLines/>
+        <w:spacing w:after="120" w:before="280"/>
+      </w:pPr>
+      <w:r>
+        <w:t xml:space="preserve">Aufgaben</w:t>
+      </w:r>
+    </w:p>
+    <w:p>
+      <w:pPr>
+        <w:pStyle w:val="ListParagraph"/>
+        <w:numPr>
+          <w:ilvl w:val="0"/>
+          <w:numId w:val="2"/>
+        </w:numPr>
+        <w:spacing w:after="100" w:line="312" w:lineRule="auto"/>
+      </w:pPr>
+      <w:r>
+        <w:rPr>
+          <w:sz w:val="22"/>
+          <w:szCs w:val="22"/>
+        </w:rPr>
+        <w:t xml:space="preserve">Gib der Funken-Klasse eine Eigenschaft für die Farbe, damit nicht alle gleich glühen.</w:t>
+      </w:r>
+    </w:p>
+    <w:p>
+      <w:pPr>
+        <w:pStyle w:val="ListParagraph"/>
+        <w:numPr>
+          <w:ilvl w:val="0"/>
+          <w:numId w:val="2"/>
+        </w:numPr>
+        <w:spacing w:after="100" w:line="312" w:lineRule="auto"/>
+      </w:pPr>
+      <w:r>
+        <w:rPr>
+          <w:sz w:val="22"/>
+          <w:szCs w:val="22"/>
+        </w:rPr>
+        <w:t xml:space="preserve">Bau eine Klasse Gegner mit Position, Tempo und Leben — und lass zehn davon über den Bildschirm ziehen.</w:t>
+      </w:r>
+    </w:p>
+    <w:p>
+      <w:pPr>
+        <w:pStyle w:val="ListParagraph"/>
+        <w:numPr>
+          <w:ilvl w:val="0"/>
+          <w:numId w:val="2"/>
+        </w:numPr>
+        <w:spacing w:after="100" w:line="312" w:lineRule="auto"/>
+      </w:pPr>
+      <w:r>
+        <w:rPr>
+          <w:sz w:val="22"/>
+          <w:szCs w:val="22"/>
+        </w:rPr>
+        <w:t xml:space="preserve">Gib dem Planeten einen eigenen Mond: eine zweite Klasse, die einen Planeten kennt und um ihn kreist.</w:t>
+      </w:r>
+    </w:p>
+    <w:p>
+      <w:pPr>
+        <w:pStyle w:val="ListParagraph"/>
+        <w:numPr>
+          <w:ilvl w:val="0"/>
+          <w:numId w:val="2"/>
+        </w:numPr>
+        <w:spacing w:after="100" w:line="312" w:lineRule="auto"/>
+      </w:pPr>
+      <w:r>
+        <w:rPr>
+          <w:sz w:val="22"/>
+          <w:szCs w:val="22"/>
+        </w:rPr>
+        <w:t xml:space="preserve">Schreib eine Klasse Vokabel mit den Eigenschaften deutsch, englisch und wie oft sie schon richtig war. Sie wird im Abschlussprojekt gebraucht.</w:t>
+      </w:r>
+    </w:p>
+    <w:p>
+      <w:pPr>
+        <w:pStyle w:val="ListParagraph"/>
+        <w:numPr>
+          <w:ilvl w:val="0"/>
+          <w:numId w:val="2"/>
+        </w:numPr>
+        <w:spacing w:after="100" w:line="312" w:lineRule="auto"/>
+      </w:pPr>
+      <w:r>
+        <w:rPr>
+          <w:sz w:val="22"/>
+          <w:szCs w:val="22"/>
+        </w:rPr>
+        <w:t xml:space="preserve">Bau Snake so um, dass ein Glied ein Objekt ist. Überleg dabei, ob das Programm dadurch besser wird — die Antwort ist nicht selbstverständlich ja.</w:t>
+      </w:r>
+    </w:p>
+    <w:p>
+      <w:pPr>
+        <w:pStyle w:val="ListParagraph"/>
+        <w:numPr>
+          <w:ilvl w:val="0"/>
+          <w:numId w:val="2"/>
+        </w:numPr>
+        <w:spacing w:after="100" w:line="312" w:lineRule="auto"/>
+      </w:pPr>
+      <w:r>
+        <w:rPr>
+          <w:sz w:val="22"/>
+          <w:szCs w:val="22"/>
+        </w:rPr>
+        <w:t xml:space="preserve">Gib dem Planeten eine Methode, die seinen Abstand zur Sonne als Text zurückgibt, und zeig ihn an.</w:t>
+      </w:r>
+    </w:p>
+    <w:p>
+      <w:pPr>
+        <w:spacing w:after="180" w:line="312" w:lineRule="auto"/>
+      </w:pPr>
+      <w:r>
+        <w:rPr>
+          <w:sz w:val="22"/>
+          <w:szCs w:val="22"/>
+        </w:rPr>
+        <w:t xml:space="preserve">Du kannst jetzt Dinge bauen, die etwas sind und etwas können. Im nächsten Kapitel geht es um die Sorte Wert, die bisher zu kurz gekommen ist: Text.</w:t>
       </w:r>
     </w:p>
     <w:sectPr>

--- a/buch-einstieg/buch/Drachenhauch-Einstieg.docx
+++ b/buch-einstieg/buch/Drachenhauch-Einstieg.docx
@@ -624,6 +624,60 @@
           <w:szCs w:val="22"/>
         </w:rPr>
         <w:t xml:space="preserve">	116</w:t>
+      </w:r>
+    </w:p>
+    <w:p>
+      <w:pPr>
+        <w:tabs>
+          <w:tab w:val="right" w:pos="9200" w:leader="dot"/>
+        </w:tabs>
+        <w:spacing w:after="20" w:before="0"/>
+        <w:ind w:left="280"/>
+      </w:pPr>
+      <w:r>
+        <w:rPr>
+          <w:b w:val="false"/>
+          <w:bCs w:val="false"/>
+          <w:color w:val="222222"/>
+          <w:sz w:val="22"/>
+          <w:szCs w:val="22"/>
+        </w:rPr>
+        <w:t xml:space="preserve">Text</w:t>
+      </w:r>
+      <w:r>
+        <w:rPr>
+          <w:color w:val="555555"/>
+          <w:sz w:val="22"/>
+          <w:szCs w:val="22"/>
+        </w:rPr>
+        <w:t xml:space="preserve">	122</w:t>
+      </w:r>
+    </w:p>
+    <w:p>
+      <w:pPr>
+        <w:tabs>
+          <w:tab w:val="right" w:pos="9200" w:leader="dot"/>
+        </w:tabs>
+        <w:spacing w:after="20" w:before="0"/>
+        <w:ind w:left="280"/>
+      </w:pPr>
+      <w:r>
+        <w:rPr>
+          <w:b w:val="false"/>
+          <w:bCs w:val="false"/>
+          <w:color w:val="222222"/>
+          <w:sz w:val="22"/>
+          <w:szCs w:val="22"/>
+        </w:rPr>
+        <w:t xml:space="preserve">Was bleiben soll</w:t>
+      </w:r>
+      <w:r>
+        <w:rPr>
+          <w:color w:val="555555"/>
+          <w:sz w:val="22"/>
+          <w:szCs w:val="22"/>
+        </w:rPr>
+        <w:t xml:space="preserve">	128</w:t>
       </w:r>
     </w:p>
     <w:p>
@@ -46312,6 +46366,4886 @@
           <w:szCs w:val="22"/>
         </w:rPr>
         <w:t xml:space="preserve">Du kannst jetzt Dinge bauen, die etwas sind und etwas können. Im nächsten Kapitel geht es um die Sorte Wert, die bisher zu kurz gekommen ist: Text.</w:t>
+      </w:r>
+    </w:p>
+    <w:p>
+      <w:pPr>
+        <w:pStyle w:val="Heading1"/>
+        <w:keepNext/>
+        <w:keepLines/>
+        <w:pageBreakBefore/>
+        <w:pBdr>
+          <w:bottom w:val="single" w:color="1B6CA8" w:sz="12" w:space="4"/>
+        </w:pBdr>
+        <w:spacing w:after="160" w:before="0"/>
+      </w:pPr>
+      <w:r>
+        <w:t xml:space="preserve">Text</w:t>
+      </w:r>
+    </w:p>
+    <w:p>
+      <w:pPr>
+        <w:spacing w:after="180" w:line="312" w:lineRule="auto"/>
+      </w:pPr>
+      <w:r>
+        <w:rPr>
+          <w:sz w:val="22"/>
+          <w:szCs w:val="22"/>
+        </w:rPr>
+        <w:t xml:space="preserve">Text kam in diesem Buch bisher fast nur als Beschriftung vor. Dabei ist er eine Sorte Wert wie jede andere — und man kann mit ihm ähnlich viel anstellen wie mit Zahlen, nur eben andere Dinge.</w:t>
+      </w:r>
+    </w:p>
+    <w:p>
+      <w:pPr>
+        <w:pStyle w:val="Heading2"/>
+        <w:keepNext/>
+        <w:keepLines/>
+        <w:spacing w:after="120" w:before="280"/>
+      </w:pPr>
+      <w:r>
+        <w:t xml:space="preserve">Ein Text hat eine Länge und Teile</w:t>
+      </w:r>
+    </w:p>
+    <w:p>
+      <w:pPr>
+        <w:keepLines/>
+        <w:pBdr>
+          <w:left w:val="single" w:color="1B6CA8" w:sz="18" w:space="6"/>
+        </w:pBdr>
+        <w:shd w:fill="F4F4F4" w:val="clear"/>
+        <w:spacing w:after="200" w:before="100" w:line="264" w:lineRule="auto"/>
+        <w:ind w:left="140"/>
+      </w:pPr>
+      <w:r>
+        <w:rPr>
+          <w:rFonts w:ascii="Consolas" w:cs="Consolas" w:eastAsia="Consolas" w:hAnsi="Consolas"/>
+          <w:sz w:val="19"/>
+          <w:szCs w:val="19"/>
+        </w:rPr>
+        <w:t xml:space="preserve">DIM t AS STRING</w:t>
+      </w:r>
+      <w:r>
+        <w:rPr>
+          <w:rFonts w:ascii="Consolas" w:cs="Consolas" w:eastAsia="Consolas" w:hAnsi="Consolas"/>
+          <w:sz w:val="19"/>
+          <w:szCs w:val="19"/>
+        </w:rPr>
+        <w:br/>
+        <w:t xml:space="preserve">t = "Drachenhauch"</w:t>
+      </w:r>
+      <w:r>
+        <w:rPr>
+          <w:rFonts w:ascii="Consolas" w:cs="Consolas" w:eastAsia="Consolas" w:hAnsi="Consolas"/>
+          <w:sz w:val="19"/>
+          <w:szCs w:val="19"/>
+        </w:rPr>
+        <w:br/>
+        <w:t xml:space="preserve"/>
+      </w:r>
+      <w:r>
+        <w:rPr>
+          <w:rFonts w:ascii="Consolas" w:cs="Consolas" w:eastAsia="Consolas" w:hAnsi="Consolas"/>
+          <w:sz w:val="19"/>
+          <w:szCs w:val="19"/>
+        </w:rPr>
+        <w:br/>
+        <w:t xml:space="preserve">PRINT LEN(t)</w:t>
+      </w:r>
+      <w:r>
+        <w:rPr>
+          <w:rFonts w:ascii="Consolas" w:cs="Consolas" w:eastAsia="Consolas" w:hAnsi="Consolas"/>
+          <w:sz w:val="19"/>
+          <w:szCs w:val="19"/>
+        </w:rPr>
+        <w:br/>
+        <w:t xml:space="preserve">PRINT LEFT$(t, 6)</w:t>
+      </w:r>
+      <w:r>
+        <w:rPr>
+          <w:rFonts w:ascii="Consolas" w:cs="Consolas" w:eastAsia="Consolas" w:hAnsi="Consolas"/>
+          <w:sz w:val="19"/>
+          <w:szCs w:val="19"/>
+        </w:rPr>
+        <w:br/>
+        <w:t xml:space="preserve">PRINT RIGHT$(t, 5)</w:t>
+      </w:r>
+      <w:r>
+        <w:rPr>
+          <w:rFonts w:ascii="Consolas" w:cs="Consolas" w:eastAsia="Consolas" w:hAnsi="Consolas"/>
+          <w:sz w:val="19"/>
+          <w:szCs w:val="19"/>
+        </w:rPr>
+        <w:br/>
+        <w:t xml:space="preserve">PRINT MID$(t, 7, 5)</w:t>
+      </w:r>
+    </w:p>
+    <w:p>
+      <w:pPr>
+        <w:keepLines/>
+        <w:pBdr>
+          <w:left w:val="single" w:color="9AC79A" w:sz="18" w:space="6"/>
+        </w:pBdr>
+        <w:shd w:fill="EAF4EA" w:val="clear"/>
+        <w:spacing w:after="200" w:before="100" w:line="264" w:lineRule="auto"/>
+        <w:ind w:left="140"/>
+      </w:pPr>
+      <w:r>
+        <w:rPr>
+          <w:rFonts w:ascii="Consolas" w:cs="Consolas" w:eastAsia="Consolas" w:hAnsi="Consolas"/>
+          <w:sz w:val="19"/>
+          <w:szCs w:val="19"/>
+        </w:rPr>
+        <w:t xml:space="preserve">12</w:t>
+      </w:r>
+      <w:r>
+        <w:rPr>
+          <w:rFonts w:ascii="Consolas" w:cs="Consolas" w:eastAsia="Consolas" w:hAnsi="Consolas"/>
+          <w:sz w:val="19"/>
+          <w:szCs w:val="19"/>
+        </w:rPr>
+        <w:br/>
+        <w:t xml:space="preserve">Drache</w:t>
+      </w:r>
+      <w:r>
+        <w:rPr>
+          <w:rFonts w:ascii="Consolas" w:cs="Consolas" w:eastAsia="Consolas" w:hAnsi="Consolas"/>
+          <w:sz w:val="19"/>
+          <w:szCs w:val="19"/>
+        </w:rPr>
+        <w:br/>
+        <w:t xml:space="preserve">hauch</w:t>
+      </w:r>
+      <w:r>
+        <w:rPr>
+          <w:rFonts w:ascii="Consolas" w:cs="Consolas" w:eastAsia="Consolas" w:hAnsi="Consolas"/>
+          <w:sz w:val="19"/>
+          <w:szCs w:val="19"/>
+        </w:rPr>
+        <w:br/>
+        <w:t xml:space="preserve">hauch</w:t>
+      </w:r>
+    </w:p>
+    <w:p>
+      <w:pPr>
+        <w:spacing w:after="180" w:line="312" w:lineRule="auto"/>
+      </w:pPr>
+      <w:r>
+        <w:rPr>
+          <w:rFonts w:ascii="Consolas" w:cs="Consolas" w:eastAsia="Consolas" w:hAnsi="Consolas"/>
+          <w:color w:val="335577"/>
+          <w:sz w:val="21"/>
+          <w:szCs w:val="21"/>
+        </w:rPr>
+        <w:t xml:space="preserve">LEN</w:t>
+      </w:r>
+      <w:r>
+        <w:rPr>
+          <w:sz w:val="22"/>
+          <w:szCs w:val="22"/>
+        </w:rPr>
+        <w:t xml:space="preserve"> zählt die Zeichen — derselbe Befehl wie bei Arrays. </w:t>
+      </w:r>
+      <w:r>
+        <w:rPr>
+          <w:rFonts w:ascii="Consolas" w:cs="Consolas" w:eastAsia="Consolas" w:hAnsi="Consolas"/>
+          <w:color w:val="335577"/>
+          <w:sz w:val="21"/>
+          <w:szCs w:val="21"/>
+        </w:rPr>
+        <w:t xml:space="preserve">LEFT$</w:t>
+      </w:r>
+      <w:r>
+        <w:rPr>
+          <w:sz w:val="22"/>
+          <w:szCs w:val="22"/>
+        </w:rPr>
+        <w:t xml:space="preserve"> nimmt vorn ab, </w:t>
+      </w:r>
+      <w:r>
+        <w:rPr>
+          <w:rFonts w:ascii="Consolas" w:cs="Consolas" w:eastAsia="Consolas" w:hAnsi="Consolas"/>
+          <w:color w:val="335577"/>
+          <w:sz w:val="21"/>
+          <w:szCs w:val="21"/>
+        </w:rPr>
+        <w:t xml:space="preserve">RIGHT$</w:t>
+      </w:r>
+      <w:r>
+        <w:rPr>
+          <w:sz w:val="22"/>
+          <w:szCs w:val="22"/>
+        </w:rPr>
+        <w:t xml:space="preserve"> hinten, </w:t>
+      </w:r>
+      <w:r>
+        <w:rPr>
+          <w:rFonts w:ascii="Consolas" w:cs="Consolas" w:eastAsia="Consolas" w:hAnsi="Consolas"/>
+          <w:color w:val="335577"/>
+          <w:sz w:val="21"/>
+          <w:szCs w:val="21"/>
+        </w:rPr>
+        <w:t xml:space="preserve">MID$</w:t>
+      </w:r>
+      <w:r>
+        <w:rPr>
+          <w:sz w:val="22"/>
+          <w:szCs w:val="22"/>
+        </w:rPr>
+        <w:t xml:space="preserve"> aus der Mitte: erst ab wo, dann wie viele.</w:t>
+      </w:r>
+    </w:p>
+    <w:p>
+      <w:pPr>
+        <w:spacing w:before="60"/>
+      </w:pPr>
+    </w:p>
+    <w:tbl>
+      <w:tblPr>
+        <w:tblW w:type="dxa" w:w="9026"/>
+        <w:tblBorders>
+          <w:top w:val="single" w:color="auto" w:sz="4"/>
+          <w:left w:val="single" w:color="auto" w:sz="4"/>
+          <w:bottom w:val="single" w:color="auto" w:sz="4"/>
+          <w:right w:val="single" w:color="auto" w:sz="4"/>
+          <w:insideH w:val="single" w:color="auto" w:sz="4"/>
+          <w:insideV w:val="single" w:color="auto" w:sz="4"/>
+        </w:tblBorders>
+      </w:tblPr>
+      <w:tblGrid>
+        <w:gridCol w:w="9026"/>
+      </w:tblGrid>
+      <w:tr>
+        <w:trPr>
+          <w:cantSplit/>
+        </w:trPr>
+        <w:tc>
+          <w:tcPr>
+            <w:tcW w:type="dxa" w:w="9026"/>
+            <w:tcBorders>
+              <w:top w:val="single" w:color="E0A0A0" w:sz="6"/>
+              <w:left w:val="single" w:color="E0A0A0" w:sz="6"/>
+              <w:bottom w:val="single" w:color="E0A0A0" w:sz="6"/>
+              <w:right w:val="single" w:color="E0A0A0" w:sz="6"/>
+            </w:tcBorders>
+            <w:shd w:fill="FBEAEA" w:val="clear"/>
+            <w:tcMar>
+              <w:top w:type="dxa" w:w="140"/>
+              <w:left w:type="dxa" w:w="180"/>
+              <w:bottom w:type="dxa" w:w="140"/>
+              <w:right w:type="dxa" w:w="180"/>
+            </w:tcMar>
+          </w:tcPr>
+          <w:p>
+            <w:pPr>
+              <w:spacing w:after="40"/>
+            </w:pPr>
+            <w:r>
+              <w:rPr>
+                <w:b/>
+                <w:bCs/>
+                <w:color w:val="B23030"/>
+                <w:sz w:val="22"/>
+                <w:szCs w:val="22"/>
+              </w:rPr>
+              <w:t xml:space="preserve">Auch hier wird ab null gezählt</w:t>
+            </w:r>
+          </w:p>
+          <w:p>
+            <w:pPr>
+              <w:spacing w:after="0" w:line="312" w:lineRule="auto"/>
+            </w:pPr>
+            <w:r>
+              <w:rPr>
+                <w:sz w:val="22"/>
+                <w:szCs w:val="22"/>
+              </w:rPr>
+              <w:t xml:space="preserve">MID$ zählt ab NULL, nicht ab eins. MID$(t, 0, 3) liefert „Dra“, MID$(t, 1, 1) liefert „r“ — nicht „D“. Das ist konsequent zu den Arrays und ungewöhnlich für BASIC: In den meisten alten Dialekten beginnt MID$ bei eins. Wer von dort kommt, tippt sich hier einmal in die Irre. Dasselbe gilt für INSTR.</w:t>
+            </w:r>
+          </w:p>
+        </w:tc>
+      </w:tr>
+    </w:tbl>
+    <w:p>
+      <w:pPr>
+        <w:spacing w:after="160"/>
+      </w:pPr>
+    </w:p>
+    <w:p>
+      <w:pPr>
+        <w:spacing w:after="180" w:line="312" w:lineRule="auto"/>
+      </w:pPr>
+      <w:r>
+        <w:rPr>
+          <w:sz w:val="22"/>
+          <w:szCs w:val="22"/>
+        </w:rPr>
+        <w:t xml:space="preserve">Zähl im Wort </w:t>
+      </w:r>
+      <w:r>
+        <w:rPr>
+          <w:rFonts w:ascii="Consolas" w:cs="Consolas" w:eastAsia="Consolas" w:hAnsi="Consolas"/>
+          <w:color w:val="335577"/>
+          <w:sz w:val="21"/>
+          <w:szCs w:val="21"/>
+        </w:rPr>
+        <w:t xml:space="preserve">Drachenhauch</w:t>
+      </w:r>
+      <w:r>
+        <w:rPr>
+          <w:sz w:val="22"/>
+          <w:szCs w:val="22"/>
+        </w:rPr>
+        <w:t xml:space="preserve"> einmal mit: D ist 0, r ist 1, a ist 2 — und Stelle 7 ist das zweite h. Fünf Zeichen ab dort sind „hauch“. Wer stattdessen bei eins zu zählen begänne, landete beim n und bekäme „nhauc“.</w:t>
+      </w:r>
+    </w:p>
+    <w:p>
+      <w:pPr>
+        <w:pStyle w:val="Heading2"/>
+        <w:keepNext/>
+        <w:keepLines/>
+        <w:spacing w:after="120" w:before="280"/>
+      </w:pPr>
+      <w:r>
+        <w:t xml:space="preserve">Suchen, ersetzen, umformen</w:t>
+      </w:r>
+    </w:p>
+    <w:p>
+      <w:pPr>
+        <w:keepLines/>
+        <w:pBdr>
+          <w:left w:val="single" w:color="1B6CA8" w:sz="18" w:space="6"/>
+        </w:pBdr>
+        <w:shd w:fill="F4F4F4" w:val="clear"/>
+        <w:spacing w:after="200" w:before="100" w:line="264" w:lineRule="auto"/>
+        <w:ind w:left="140"/>
+      </w:pPr>
+      <w:r>
+        <w:rPr>
+          <w:rFonts w:ascii="Consolas" w:cs="Consolas" w:eastAsia="Consolas" w:hAnsi="Consolas"/>
+          <w:sz w:val="19"/>
+          <w:szCs w:val="19"/>
+        </w:rPr>
+        <w:t xml:space="preserve">PRINT INSTR(t, "hauch")</w:t>
+      </w:r>
+      <w:r>
+        <w:rPr>
+          <w:rFonts w:ascii="Consolas" w:cs="Consolas" w:eastAsia="Consolas" w:hAnsi="Consolas"/>
+          <w:sz w:val="19"/>
+          <w:szCs w:val="19"/>
+        </w:rPr>
+        <w:br/>
+        <w:t xml:space="preserve">PRINT INSTR(t, "xyz")</w:t>
+      </w:r>
+      <w:r>
+        <w:rPr>
+          <w:rFonts w:ascii="Consolas" w:cs="Consolas" w:eastAsia="Consolas" w:hAnsi="Consolas"/>
+          <w:sz w:val="19"/>
+          <w:szCs w:val="19"/>
+        </w:rPr>
+        <w:br/>
+        <w:t xml:space="preserve">PRINT REPLACE$(t, "hauch", "flug")</w:t>
+      </w:r>
+      <w:r>
+        <w:rPr>
+          <w:rFonts w:ascii="Consolas" w:cs="Consolas" w:eastAsia="Consolas" w:hAnsi="Consolas"/>
+          <w:sz w:val="19"/>
+          <w:szCs w:val="19"/>
+        </w:rPr>
+        <w:br/>
+        <w:t xml:space="preserve">PRINT UPPER$(t)</w:t>
+      </w:r>
+      <w:r>
+        <w:rPr>
+          <w:rFonts w:ascii="Consolas" w:cs="Consolas" w:eastAsia="Consolas" w:hAnsi="Consolas"/>
+          <w:sz w:val="19"/>
+          <w:szCs w:val="19"/>
+        </w:rPr>
+        <w:br/>
+        <w:t xml:space="preserve">PRINT TRIM$("  Luft  ")</w:t>
+      </w:r>
+    </w:p>
+    <w:p>
+      <w:pPr>
+        <w:keepLines/>
+        <w:pBdr>
+          <w:left w:val="single" w:color="9AC79A" w:sz="18" w:space="6"/>
+        </w:pBdr>
+        <w:shd w:fill="EAF4EA" w:val="clear"/>
+        <w:spacing w:after="200" w:before="100" w:line="264" w:lineRule="auto"/>
+        <w:ind w:left="140"/>
+      </w:pPr>
+      <w:r>
+        <w:rPr>
+          <w:rFonts w:ascii="Consolas" w:cs="Consolas" w:eastAsia="Consolas" w:hAnsi="Consolas"/>
+          <w:sz w:val="19"/>
+          <w:szCs w:val="19"/>
+        </w:rPr>
+        <w:t xml:space="preserve">7</w:t>
+      </w:r>
+      <w:r>
+        <w:rPr>
+          <w:rFonts w:ascii="Consolas" w:cs="Consolas" w:eastAsia="Consolas" w:hAnsi="Consolas"/>
+          <w:sz w:val="19"/>
+          <w:szCs w:val="19"/>
+        </w:rPr>
+        <w:br/>
+        <w:t xml:space="preserve">-1</w:t>
+      </w:r>
+      <w:r>
+        <w:rPr>
+          <w:rFonts w:ascii="Consolas" w:cs="Consolas" w:eastAsia="Consolas" w:hAnsi="Consolas"/>
+          <w:sz w:val="19"/>
+          <w:szCs w:val="19"/>
+        </w:rPr>
+        <w:br/>
+        <w:t xml:space="preserve">Drachenflug</w:t>
+      </w:r>
+      <w:r>
+        <w:rPr>
+          <w:rFonts w:ascii="Consolas" w:cs="Consolas" w:eastAsia="Consolas" w:hAnsi="Consolas"/>
+          <w:sz w:val="19"/>
+          <w:szCs w:val="19"/>
+        </w:rPr>
+        <w:br/>
+        <w:t xml:space="preserve">DRACHENHAUCH</w:t>
+      </w:r>
+      <w:r>
+        <w:rPr>
+          <w:rFonts w:ascii="Consolas" w:cs="Consolas" w:eastAsia="Consolas" w:hAnsi="Consolas"/>
+          <w:sz w:val="19"/>
+          <w:szCs w:val="19"/>
+        </w:rPr>
+        <w:br/>
+        <w:t xml:space="preserve">Luft</w:t>
+      </w:r>
+    </w:p>
+    <w:p>
+      <w:pPr>
+        <w:spacing w:after="180" w:line="312" w:lineRule="auto"/>
+      </w:pPr>
+      <w:r>
+        <w:rPr>
+          <w:rFonts w:ascii="Consolas" w:cs="Consolas" w:eastAsia="Consolas" w:hAnsi="Consolas"/>
+          <w:color w:val="335577"/>
+          <w:sz w:val="21"/>
+          <w:szCs w:val="21"/>
+        </w:rPr>
+        <w:t xml:space="preserve">INSTR</w:t>
+      </w:r>
+      <w:r>
+        <w:rPr>
+          <w:sz w:val="22"/>
+          <w:szCs w:val="22"/>
+        </w:rPr>
+        <w:t xml:space="preserve"> sagt, an welcher Stelle ein Textstück beginnt — und </w:t>
+      </w:r>
+      <w:r>
+        <w:rPr>
+          <w:rFonts w:ascii="Consolas" w:cs="Consolas" w:eastAsia="Consolas" w:hAnsi="Consolas"/>
+          <w:color w:val="335577"/>
+          <w:sz w:val="21"/>
+          <w:szCs w:val="21"/>
+        </w:rPr>
+        <w:t xml:space="preserve">-1</w:t>
+      </w:r>
+      <w:r>
+        <w:rPr>
+          <w:sz w:val="22"/>
+          <w:szCs w:val="22"/>
+        </w:rPr>
+        <w:t xml:space="preserve">, wenn es gar nicht vorkommt. Diese </w:t>
+      </w:r>
+      <w:r>
+        <w:rPr>
+          <w:rFonts w:ascii="Consolas" w:cs="Consolas" w:eastAsia="Consolas" w:hAnsi="Consolas"/>
+          <w:color w:val="335577"/>
+          <w:sz w:val="21"/>
+          <w:szCs w:val="21"/>
+        </w:rPr>
+        <w:t xml:space="preserve">-1</w:t>
+      </w:r>
+      <w:r>
+        <w:rPr>
+          <w:sz w:val="22"/>
+          <w:szCs w:val="22"/>
+        </w:rPr>
+        <w:t xml:space="preserve"> ist wichtig: Ein Programm, das blind mit dem Ergebnis weiterrechnet, greift sonst an einer unmöglichen Stelle zu.</w:t>
+      </w:r>
+    </w:p>
+    <w:p>
+      <w:pPr>
+        <w:spacing w:after="180" w:line="312" w:lineRule="auto"/>
+      </w:pPr>
+      <w:r>
+        <w:rPr>
+          <w:rFonts w:ascii="Consolas" w:cs="Consolas" w:eastAsia="Consolas" w:hAnsi="Consolas"/>
+          <w:color w:val="335577"/>
+          <w:sz w:val="21"/>
+          <w:szCs w:val="21"/>
+        </w:rPr>
+        <w:t xml:space="preserve">TRIM$</w:t>
+      </w:r>
+      <w:r>
+        <w:rPr>
+          <w:sz w:val="22"/>
+          <w:szCs w:val="22"/>
+        </w:rPr>
+        <w:t xml:space="preserve"> wirft Leerzeichen am Anfang und Ende weg. Das braucht man ständig, sobald Text von außen kommt — aus einer Datei oder von einem Menschen.</w:t>
+      </w:r>
+    </w:p>
+    <w:p>
+      <w:pPr>
+        <w:pStyle w:val="Heading2"/>
+        <w:keepNext/>
+        <w:keepLines/>
+        <w:spacing w:after="120" w:before="280"/>
+      </w:pPr>
+      <w:r>
+        <w:t xml:space="preserve">Zwischen Text und Zahl</w:t>
+      </w:r>
+    </w:p>
+    <w:tbl>
+      <w:tblPr>
+        <w:tblW w:type="dxa" w:w="9026"/>
+        <w:tblBorders>
+          <w:top w:val="single" w:color="D0D0D0" w:sz="4"/>
+          <w:left w:val="single" w:color="D0D0D0" w:sz="4"/>
+          <w:bottom w:val="single" w:color="D0D0D0" w:sz="4"/>
+          <w:right w:val="single" w:color="D0D0D0" w:sz="4"/>
+          <w:insideH w:val="single" w:color="D0D0D0" w:sz="4"/>
+          <w:insideV w:val="single" w:color="D0D0D0" w:sz="4"/>
+        </w:tblBorders>
+      </w:tblPr>
+      <w:tblGrid>
+        <w:gridCol w:w="2800"/>
+        <w:gridCol w:w="6226"/>
+      </w:tblGrid>
+      <w:tr>
+        <w:trPr>
+          <w:cantSplit/>
+          <w:tblHeader/>
+        </w:trPr>
+        <w:tc>
+          <w:tcPr>
+            <w:tcW w:type="dxa" w:w="2800"/>
+            <w:shd w:fill="1B6CA8" w:val="clear"/>
+            <w:tcMar>
+              <w:top w:type="dxa" w:w="30"/>
+              <w:left w:type="dxa" w:w="90"/>
+              <w:bottom w:type="dxa" w:w="30"/>
+              <w:right w:type="dxa" w:w="90"/>
+            </w:tcMar>
+          </w:tcPr>
+          <w:p>
+            <w:pPr>
+              <w:spacing w:after="0" w:line="240" w:lineRule="auto"/>
+            </w:pPr>
+            <w:r>
+              <w:rPr>
+                <w:rFonts w:ascii="Consolas" w:cs="Consolas" w:eastAsia="Consolas" w:hAnsi="Consolas"/>
+                <w:b/>
+                <w:bCs/>
+                <w:color w:val="FFFFFF"/>
+                <w:sz w:val="19"/>
+                <w:szCs w:val="19"/>
+              </w:rPr>
+              <w:t xml:space="preserve">Aufruf</w:t>
+            </w:r>
+          </w:p>
+        </w:tc>
+        <w:tc>
+          <w:tcPr>
+            <w:tcW w:type="dxa" w:w="6226"/>
+            <w:shd w:fill="1B6CA8" w:val="clear"/>
+            <w:tcMar>
+              <w:top w:type="dxa" w:w="30"/>
+              <w:left w:type="dxa" w:w="90"/>
+              <w:bottom w:type="dxa" w:w="30"/>
+              <w:right w:type="dxa" w:w="90"/>
+            </w:tcMar>
+          </w:tcPr>
+          <w:p>
+            <w:pPr>
+              <w:spacing w:after="0" w:line="240" w:lineRule="auto"/>
+            </w:pPr>
+            <w:r>
+              <w:rPr>
+                <w:rFonts w:ascii="Arial" w:cs="Arial" w:eastAsia="Arial" w:hAnsi="Arial"/>
+                <w:b/>
+                <w:bCs/>
+                <w:color w:val="FFFFFF"/>
+                <w:sz w:val="19"/>
+                <w:szCs w:val="19"/>
+              </w:rPr>
+              <w:t xml:space="preserve">Was er tut</w:t>
+            </w:r>
+          </w:p>
+        </w:tc>
+      </w:tr>
+      <w:tr>
+        <w:trPr>
+          <w:cantSplit/>
+        </w:trPr>
+        <w:tc>
+          <w:tcPr>
+            <w:tcW w:type="dxa" w:w="2800"/>
+            <w:tcMar>
+              <w:top w:type="dxa" w:w="30"/>
+              <w:left w:type="dxa" w:w="90"/>
+              <w:bottom w:type="dxa" w:w="30"/>
+              <w:right w:type="dxa" w:w="90"/>
+            </w:tcMar>
+          </w:tcPr>
+          <w:p>
+            <w:pPr>
+              <w:spacing w:after="0" w:line="240" w:lineRule="auto"/>
+            </w:pPr>
+            <w:r>
+              <w:rPr>
+                <w:rFonts w:ascii="Consolas" w:cs="Consolas" w:eastAsia="Consolas" w:hAnsi="Consolas"/>
+                <w:color w:val="222222"/>
+                <w:sz w:val="19"/>
+                <w:szCs w:val="19"/>
+              </w:rPr>
+              <w:t xml:space="preserve">STR$(42)</w:t>
+            </w:r>
+          </w:p>
+        </w:tc>
+        <w:tc>
+          <w:tcPr>
+            <w:tcW w:type="dxa" w:w="6226"/>
+            <w:tcMar>
+              <w:top w:type="dxa" w:w="30"/>
+              <w:left w:type="dxa" w:w="90"/>
+              <w:bottom w:type="dxa" w:w="30"/>
+              <w:right w:type="dxa" w:w="90"/>
+            </w:tcMar>
+          </w:tcPr>
+          <w:p>
+            <w:pPr>
+              <w:spacing w:after="0" w:line="240" w:lineRule="auto"/>
+            </w:pPr>
+            <w:r>
+              <w:rPr>
+                <w:rFonts w:ascii="Arial" w:cs="Arial" w:eastAsia="Arial" w:hAnsi="Arial"/>
+                <w:color w:val="222222"/>
+                <w:sz w:val="19"/>
+                <w:szCs w:val="19"/>
+              </w:rPr>
+              <w:t xml:space="preserve">macht aus der Zahl den Text „42“</w:t>
+            </w:r>
+          </w:p>
+        </w:tc>
+      </w:tr>
+      <w:tr>
+        <w:trPr>
+          <w:cantSplit/>
+        </w:trPr>
+        <w:tc>
+          <w:tcPr>
+            <w:tcW w:type="dxa" w:w="2800"/>
+            <w:tcMar>
+              <w:top w:type="dxa" w:w="30"/>
+              <w:left w:type="dxa" w:w="90"/>
+              <w:bottom w:type="dxa" w:w="30"/>
+              <w:right w:type="dxa" w:w="90"/>
+            </w:tcMar>
+          </w:tcPr>
+          <w:p>
+            <w:pPr>
+              <w:spacing w:after="0" w:line="240" w:lineRule="auto"/>
+            </w:pPr>
+            <w:r>
+              <w:rPr>
+                <w:rFonts w:ascii="Consolas" w:cs="Consolas" w:eastAsia="Consolas" w:hAnsi="Consolas"/>
+                <w:color w:val="222222"/>
+                <w:sz w:val="19"/>
+                <w:szCs w:val="19"/>
+              </w:rPr>
+              <w:t xml:space="preserve">VAL("42")</w:t>
+            </w:r>
+          </w:p>
+        </w:tc>
+        <w:tc>
+          <w:tcPr>
+            <w:tcW w:type="dxa" w:w="6226"/>
+            <w:tcMar>
+              <w:top w:type="dxa" w:w="30"/>
+              <w:left w:type="dxa" w:w="90"/>
+              <w:bottom w:type="dxa" w:w="30"/>
+              <w:right w:type="dxa" w:w="90"/>
+            </w:tcMar>
+          </w:tcPr>
+          <w:p>
+            <w:pPr>
+              <w:spacing w:after="0" w:line="240" w:lineRule="auto"/>
+            </w:pPr>
+            <w:r>
+              <w:rPr>
+                <w:rFonts w:ascii="Arial" w:cs="Arial" w:eastAsia="Arial" w:hAnsi="Arial"/>
+                <w:color w:val="222222"/>
+                <w:sz w:val="19"/>
+                <w:szCs w:val="19"/>
+              </w:rPr>
+              <w:t xml:space="preserve">macht aus dem Text die Zahl 42</w:t>
+            </w:r>
+          </w:p>
+        </w:tc>
+      </w:tr>
+      <w:tr>
+        <w:trPr>
+          <w:cantSplit/>
+        </w:trPr>
+        <w:tc>
+          <w:tcPr>
+            <w:tcW w:type="dxa" w:w="2800"/>
+            <w:tcMar>
+              <w:top w:type="dxa" w:w="30"/>
+              <w:left w:type="dxa" w:w="90"/>
+              <w:bottom w:type="dxa" w:w="30"/>
+              <w:right w:type="dxa" w:w="90"/>
+            </w:tcMar>
+          </w:tcPr>
+          <w:p>
+            <w:pPr>
+              <w:spacing w:after="0" w:line="240" w:lineRule="auto"/>
+            </w:pPr>
+            <w:r>
+              <w:rPr>
+                <w:rFonts w:ascii="Consolas" w:cs="Consolas" w:eastAsia="Consolas" w:hAnsi="Consolas"/>
+                <w:color w:val="222222"/>
+                <w:sz w:val="19"/>
+                <w:szCs w:val="19"/>
+              </w:rPr>
+              <w:t xml:space="preserve">CHR$(65)</w:t>
+            </w:r>
+          </w:p>
+        </w:tc>
+        <w:tc>
+          <w:tcPr>
+            <w:tcW w:type="dxa" w:w="6226"/>
+            <w:tcMar>
+              <w:top w:type="dxa" w:w="30"/>
+              <w:left w:type="dxa" w:w="90"/>
+              <w:bottom w:type="dxa" w:w="30"/>
+              <w:right w:type="dxa" w:w="90"/>
+            </w:tcMar>
+          </w:tcPr>
+          <w:p>
+            <w:pPr>
+              <w:spacing w:after="0" w:line="240" w:lineRule="auto"/>
+            </w:pPr>
+            <w:r>
+              <w:rPr>
+                <w:rFonts w:ascii="Arial" w:cs="Arial" w:eastAsia="Arial" w:hAnsi="Arial"/>
+                <w:color w:val="222222"/>
+                <w:sz w:val="19"/>
+                <w:szCs w:val="19"/>
+              </w:rPr>
+              <w:t xml:space="preserve">macht aus der Nummer 65 das Zeichen „A“</w:t>
+            </w:r>
+          </w:p>
+        </w:tc>
+      </w:tr>
+      <w:tr>
+        <w:trPr>
+          <w:cantSplit/>
+        </w:trPr>
+        <w:tc>
+          <w:tcPr>
+            <w:tcW w:type="dxa" w:w="2800"/>
+            <w:tcMar>
+              <w:top w:type="dxa" w:w="30"/>
+              <w:left w:type="dxa" w:w="90"/>
+              <w:bottom w:type="dxa" w:w="30"/>
+              <w:right w:type="dxa" w:w="90"/>
+            </w:tcMar>
+          </w:tcPr>
+          <w:p>
+            <w:pPr>
+              <w:spacing w:after="0" w:line="240" w:lineRule="auto"/>
+            </w:pPr>
+            <w:r>
+              <w:rPr>
+                <w:rFonts w:ascii="Consolas" w:cs="Consolas" w:eastAsia="Consolas" w:hAnsi="Consolas"/>
+                <w:color w:val="222222"/>
+                <w:sz w:val="19"/>
+                <w:szCs w:val="19"/>
+              </w:rPr>
+              <w:t xml:space="preserve">ASC("A")</w:t>
+            </w:r>
+          </w:p>
+        </w:tc>
+        <w:tc>
+          <w:tcPr>
+            <w:tcW w:type="dxa" w:w="6226"/>
+            <w:tcMar>
+              <w:top w:type="dxa" w:w="30"/>
+              <w:left w:type="dxa" w:w="90"/>
+              <w:bottom w:type="dxa" w:w="30"/>
+              <w:right w:type="dxa" w:w="90"/>
+            </w:tcMar>
+          </w:tcPr>
+          <w:p>
+            <w:pPr>
+              <w:spacing w:after="0" w:line="240" w:lineRule="auto"/>
+            </w:pPr>
+            <w:r>
+              <w:rPr>
+                <w:rFonts w:ascii="Arial" w:cs="Arial" w:eastAsia="Arial" w:hAnsi="Arial"/>
+                <w:color w:val="222222"/>
+                <w:sz w:val="19"/>
+                <w:szCs w:val="19"/>
+              </w:rPr>
+              <w:t xml:space="preserve">macht aus dem Zeichen „A“ die Nummer 65</w:t>
+            </w:r>
+          </w:p>
+        </w:tc>
+      </w:tr>
+      <w:tr>
+        <w:trPr>
+          <w:cantSplit/>
+        </w:trPr>
+        <w:tc>
+          <w:tcPr>
+            <w:tcW w:type="dxa" w:w="2800"/>
+            <w:tcMar>
+              <w:top w:type="dxa" w:w="30"/>
+              <w:left w:type="dxa" w:w="90"/>
+              <w:bottom w:type="dxa" w:w="30"/>
+              <w:right w:type="dxa" w:w="90"/>
+            </w:tcMar>
+          </w:tcPr>
+          <w:p>
+            <w:pPr>
+              <w:spacing w:after="0" w:line="240" w:lineRule="auto"/>
+            </w:pPr>
+            <w:r>
+              <w:rPr>
+                <w:rFonts w:ascii="Consolas" w:cs="Consolas" w:eastAsia="Consolas" w:hAnsi="Consolas"/>
+                <w:color w:val="222222"/>
+                <w:sz w:val="19"/>
+                <w:szCs w:val="19"/>
+              </w:rPr>
+              <w:t xml:space="preserve">SPLIT$("a,b,c", ",")</w:t>
+            </w:r>
+          </w:p>
+        </w:tc>
+        <w:tc>
+          <w:tcPr>
+            <w:tcW w:type="dxa" w:w="6226"/>
+            <w:tcMar>
+              <w:top w:type="dxa" w:w="30"/>
+              <w:left w:type="dxa" w:w="90"/>
+              <w:bottom w:type="dxa" w:w="30"/>
+              <w:right w:type="dxa" w:w="90"/>
+            </w:tcMar>
+          </w:tcPr>
+          <w:p>
+            <w:pPr>
+              <w:spacing w:after="0" w:line="240" w:lineRule="auto"/>
+            </w:pPr>
+            <w:r>
+              <w:rPr>
+                <w:rFonts w:ascii="Arial" w:cs="Arial" w:eastAsia="Arial" w:hAnsi="Arial"/>
+                <w:color w:val="222222"/>
+                <w:sz w:val="19"/>
+                <w:szCs w:val="19"/>
+              </w:rPr>
+              <w:t xml:space="preserve">zerlegt in ein Array aus drei Teilen</w:t>
+            </w:r>
+          </w:p>
+        </w:tc>
+      </w:tr>
+      <w:tr>
+        <w:trPr>
+          <w:cantSplit/>
+        </w:trPr>
+        <w:tc>
+          <w:tcPr>
+            <w:tcW w:type="dxa" w:w="2800"/>
+            <w:tcMar>
+              <w:top w:type="dxa" w:w="30"/>
+              <w:left w:type="dxa" w:w="90"/>
+              <w:bottom w:type="dxa" w:w="30"/>
+              <w:right w:type="dxa" w:w="90"/>
+            </w:tcMar>
+          </w:tcPr>
+          <w:p>
+            <w:pPr>
+              <w:spacing w:after="0" w:line="240" w:lineRule="auto"/>
+            </w:pPr>
+            <w:r>
+              <w:rPr>
+                <w:rFonts w:ascii="Consolas" w:cs="Consolas" w:eastAsia="Consolas" w:hAnsi="Consolas"/>
+                <w:color w:val="222222"/>
+                <w:sz w:val="19"/>
+                <w:szCs w:val="19"/>
+              </w:rPr>
+              <w:t xml:space="preserve">JOIN$(teile, " | ")</w:t>
+            </w:r>
+          </w:p>
+        </w:tc>
+        <w:tc>
+          <w:tcPr>
+            <w:tcW w:type="dxa" w:w="6226"/>
+            <w:tcMar>
+              <w:top w:type="dxa" w:w="30"/>
+              <w:left w:type="dxa" w:w="90"/>
+              <w:bottom w:type="dxa" w:w="30"/>
+              <w:right w:type="dxa" w:w="90"/>
+            </w:tcMar>
+          </w:tcPr>
+          <w:p>
+            <w:pPr>
+              <w:spacing w:after="0" w:line="240" w:lineRule="auto"/>
+            </w:pPr>
+            <w:r>
+              <w:rPr>
+                <w:rFonts w:ascii="Arial" w:cs="Arial" w:eastAsia="Arial" w:hAnsi="Arial"/>
+                <w:color w:val="222222"/>
+                <w:sz w:val="19"/>
+                <w:szCs w:val="19"/>
+              </w:rPr>
+              <w:t xml:space="preserve">fügt ein Array wieder zu einer Zeile</w:t>
+            </w:r>
+          </w:p>
+        </w:tc>
+      </w:tr>
+    </w:tbl>
+    <w:p>
+      <w:pPr>
+        <w:spacing w:after="160"/>
+      </w:pPr>
+    </w:p>
+    <w:p>
+      <w:pPr>
+        <w:spacing w:after="180" w:line="312" w:lineRule="auto"/>
+      </w:pPr>
+      <w:r>
+        <w:rPr>
+          <w:rFonts w:ascii="Consolas" w:cs="Consolas" w:eastAsia="Consolas" w:hAnsi="Consolas"/>
+          <w:color w:val="335577"/>
+          <w:sz w:val="21"/>
+          <w:szCs w:val="21"/>
+        </w:rPr>
+        <w:t xml:space="preserve">SPLIT$</w:t>
+      </w:r>
+      <w:r>
+        <w:rPr>
+          <w:sz w:val="22"/>
+          <w:szCs w:val="22"/>
+        </w:rPr>
+        <w:t xml:space="preserve"> und </w:t>
+      </w:r>
+      <w:r>
+        <w:rPr>
+          <w:rFonts w:ascii="Consolas" w:cs="Consolas" w:eastAsia="Consolas" w:hAnsi="Consolas"/>
+          <w:color w:val="335577"/>
+          <w:sz w:val="21"/>
+          <w:szCs w:val="21"/>
+        </w:rPr>
+        <w:t xml:space="preserve">JOIN$</w:t>
+      </w:r>
+      <w:r>
+        <w:rPr>
+          <w:sz w:val="22"/>
+          <w:szCs w:val="22"/>
+        </w:rPr>
+        <w:t xml:space="preserve"> sind ein Paar und werden im nächsten Kapitel wichtig: Sie sind der übliche Weg, eine Zeile aus einer Datei in ihre Felder zu zerlegen und wieder zusammenzusetzen.</w:t>
+      </w:r>
+    </w:p>
+    <w:p>
+      <w:pPr>
+        <w:spacing w:before="60"/>
+      </w:pPr>
+    </w:p>
+    <w:tbl>
+      <w:tblPr>
+        <w:tblW w:type="dxa" w:w="9026"/>
+        <w:tblBorders>
+          <w:top w:val="single" w:color="auto" w:sz="4"/>
+          <w:left w:val="single" w:color="auto" w:sz="4"/>
+          <w:bottom w:val="single" w:color="auto" w:sz="4"/>
+          <w:right w:val="single" w:color="auto" w:sz="4"/>
+          <w:insideH w:val="single" w:color="auto" w:sz="4"/>
+          <w:insideV w:val="single" w:color="auto" w:sz="4"/>
+        </w:tblBorders>
+      </w:tblPr>
+      <w:tblGrid>
+        <w:gridCol w:w="9026"/>
+      </w:tblGrid>
+      <w:tr>
+        <w:trPr>
+          <w:cantSplit/>
+        </w:trPr>
+        <w:tc>
+          <w:tcPr>
+            <w:tcW w:type="dxa" w:w="9026"/>
+            <w:tcBorders>
+              <w:top w:val="single" w:color="E0B96A" w:sz="6"/>
+              <w:left w:val="single" w:color="E0B96A" w:sz="6"/>
+              <w:bottom w:val="single" w:color="E0B96A" w:sz="6"/>
+              <w:right w:val="single" w:color="E0B96A" w:sz="6"/>
+            </w:tcBorders>
+            <w:shd w:fill="FDF3E0" w:val="clear"/>
+            <w:tcMar>
+              <w:top w:type="dxa" w:w="140"/>
+              <w:left w:type="dxa" w:w="180"/>
+              <w:bottom w:type="dxa" w:w="140"/>
+              <w:right w:type="dxa" w:w="180"/>
+            </w:tcMar>
+          </w:tcPr>
+          <w:p>
+            <w:pPr>
+              <w:spacing w:after="40"/>
+            </w:pPr>
+            <w:r>
+              <w:rPr>
+                <w:b/>
+                <w:bCs/>
+                <w:color w:val="8A5E15"/>
+                <w:sz w:val="22"/>
+                <w:szCs w:val="22"/>
+              </w:rPr>
+              <w:t xml:space="preserve">Merke</w:t>
+            </w:r>
+          </w:p>
+          <w:p>
+            <w:pPr>
+              <w:spacing w:after="0" w:line="312" w:lineRule="auto"/>
+            </w:pPr>
+            <w:r>
+              <w:rPr>
+                <w:sz w:val="22"/>
+                <w:szCs w:val="22"/>
+              </w:rPr>
+              <w:t xml:space="preserve">Umlaute zählen als EIN Zeichen. LEN("Käse") ist 4, und LEFT$ davon zwei Zeichen ergibt „Kä“. Das klingt selbstverständlich, ist es aber nicht — in vielen Sprachen zählt ein Umlaut als zwei, und Text zerbricht dann mitten im Buchstaben.</w:t>
+            </w:r>
+          </w:p>
+        </w:tc>
+      </w:tr>
+    </w:tbl>
+    <w:p>
+      <w:pPr>
+        <w:spacing w:after="160"/>
+      </w:pPr>
+    </w:p>
+    <w:p>
+      <w:pPr>
+        <w:pStyle w:val="Heading2"/>
+        <w:keepNext/>
+        <w:keepLines/>
+        <w:spacing w:after="120" w:before="280"/>
+      </w:pPr>
+      <w:r>
+        <w:t xml:space="preserve">Text, der sich selbst tippt</w:t>
+      </w:r>
+    </w:p>
+    <w:p>
+      <w:pPr>
+        <w:spacing w:after="180" w:line="312" w:lineRule="auto"/>
+      </w:pPr>
+      <w:r>
+        <w:rPr>
+          <w:sz w:val="22"/>
+          <w:szCs w:val="22"/>
+        </w:rPr>
+        <w:t xml:space="preserve">Der erste Trick mit Text ist auch der hübscheste: Man zeigt einfach immer ein Zeichen mehr.</w:t>
+      </w:r>
+    </w:p>
+    <w:p>
+      <w:pPr>
+        <w:keepLines/>
+        <w:pBdr>
+          <w:left w:val="single" w:color="1B6CA8" w:sz="18" w:space="6"/>
+        </w:pBdr>
+        <w:shd w:fill="F4F4F4" w:val="clear"/>
+        <w:spacing w:after="200" w:before="100" w:line="264" w:lineRule="auto"/>
+        <w:ind w:left="140"/>
+      </w:pPr>
+      <w:r>
+        <w:rPr>
+          <w:rFonts w:ascii="Consolas" w:cs="Consolas" w:eastAsia="Consolas" w:hAnsi="Consolas"/>
+          <w:sz w:val="19"/>
+          <w:szCs w:val="19"/>
+        </w:rPr>
+        <w:t xml:space="preserve">TEXT(40, 180, LEFT$(satz, sichtbar), schrift)</w:t>
+      </w:r>
+    </w:p>
+    <w:p>
+      <w:pPr>
+        <w:keepLines/>
+        <w:pBdr>
+          <w:left w:val="single" w:color="1B6CA8" w:sz="18" w:space="6"/>
+        </w:pBdr>
+        <w:shd w:fill="F4F4F4" w:val="clear"/>
+        <w:spacing w:after="200" w:before="100" w:line="264" w:lineRule="auto"/>
+        <w:ind w:left="140"/>
+      </w:pPr>
+      <w:r>
+        <w:rPr>
+          <w:rFonts w:ascii="Consolas" w:cs="Consolas" w:eastAsia="Consolas" w:hAnsi="Consolas"/>
+          <w:sz w:val="19"/>
+          <w:szCs w:val="19"/>
+        </w:rPr>
+        <w:t xml:space="preserve">takt = takt + 1</w:t>
+      </w:r>
+      <w:r>
+        <w:rPr>
+          <w:rFonts w:ascii="Consolas" w:cs="Consolas" w:eastAsia="Consolas" w:hAnsi="Consolas"/>
+          <w:sz w:val="19"/>
+          <w:szCs w:val="19"/>
+        </w:rPr>
+        <w:br/>
+        <w:t xml:space="preserve">IF takt MOD 4 = 0 AND sichtbar &lt; LEN(satz) THEN</w:t>
+      </w:r>
+      <w:r>
+        <w:rPr>
+          <w:rFonts w:ascii="Consolas" w:cs="Consolas" w:eastAsia="Consolas" w:hAnsi="Consolas"/>
+          <w:sz w:val="19"/>
+          <w:szCs w:val="19"/>
+        </w:rPr>
+        <w:br/>
+        <w:t xml:space="preserve">    sichtbar = sichtbar + 1</w:t>
+      </w:r>
+      <w:r>
+        <w:rPr>
+          <w:rFonts w:ascii="Consolas" w:cs="Consolas" w:eastAsia="Consolas" w:hAnsi="Consolas"/>
+          <w:sz w:val="19"/>
+          <w:szCs w:val="19"/>
+        </w:rPr>
+        <w:br/>
+        <w:t xml:space="preserve">END IF</w:t>
+      </w:r>
+    </w:p>
+    <w:p>
+      <w:pPr>
+        <w:keepNext/>
+        <w:spacing w:after="40" w:before="160"/>
+        <w:jc w:val="center"/>
+      </w:pPr>
+      <w:r>
+        <w:drawing>
+          <wp:inline distT="0" distB="0" distL="0" distR="0">
+            <wp:extent cx="4191000" cy="2619375"/>
+            <wp:effectExtent t="0" r="0" b="0" l="0"/>
+            <wp:docPr id="1" name="kap17_1_schreibmaschine.png" descr="Alle vier Bilder kommt ein Zeichen dazu. Der Balken dahinter blinkt." title="Alle vier Bilder kommt ein Zeichen dazu. Der Balken dahinter blinkt."/>
+            <wp:cNvGraphicFramePr>
+              <a:graphicFrameLocks xmlns:a="http://schemas.openxmlformats.org/drawingml/2006/main" noChangeAspect="1"/>
+            </wp:cNvGraphicFramePr>
+            <a:graphic xmlns:a="http://schemas.openxmlformats.org/drawingml/2006/main">
+              <a:graphicData uri="http://schemas.openxmlformats.org/drawingml/2006/picture">
+                <pic:pic xmlns:pic="http://schemas.openxmlformats.org/drawingml/2006/picture">
+                  <pic:nvPicPr>
+                    <pic:cNvPr id="0" name="" descr=""/>
+                    <pic:cNvPicPr>
+                      <a:picLocks noChangeAspect="1" noChangeArrowheads="1"/>
+                    </pic:cNvPicPr>
+                  </pic:nvPicPr>
+                  <pic:blipFill>
+                    <a:blip r:embed="rId55" cstate="none"/>
+                    <a:srcRect/>
+                    <a:stretch>
+                      <a:fillRect/>
+                    </a:stretch>
+                  </pic:blipFill>
+                  <pic:spPr bwMode="auto">
+                    <a:xfrm>
+                      <a:off x="0" y="0"/>
+                      <a:ext cx="4191000" cy="2619375"/>
+                    </a:xfrm>
+                    <a:prstGeom prst="rect">
+                      <a:avLst/>
+                    </a:prstGeom>
+                  </pic:spPr>
+                </pic:pic>
+              </a:graphicData>
+            </a:graphic>
+          </wp:inline>
+        </w:drawing>
+      </w:r>
+    </w:p>
+    <w:p>
+      <w:pPr>
+        <w:spacing w:after="200"/>
+        <w:jc w:val="center"/>
+      </w:pPr>
+      <w:r>
+        <w:rPr>
+          <w:i/>
+          <w:iCs/>
+          <w:color w:val="6A6A6A"/>
+          <w:sz w:val="18"/>
+          <w:szCs w:val="18"/>
+        </w:rPr>
+        <w:t xml:space="preserve">Alle vier Bilder kommt ein Zeichen dazu. Der Balken dahinter blinkt.</w:t>
+      </w:r>
+    </w:p>
+    <w:p>
+      <w:pPr>
+        <w:spacing w:after="180" w:line="312" w:lineRule="auto"/>
+      </w:pPr>
+      <w:r>
+        <w:rPr>
+          <w:sz w:val="22"/>
+          <w:szCs w:val="22"/>
+        </w:rPr>
+        <w:t xml:space="preserve">Das ist alles: ein Zähler, der langsam wächst, und ein </w:t>
+      </w:r>
+      <w:r>
+        <w:rPr>
+          <w:rFonts w:ascii="Consolas" w:cs="Consolas" w:eastAsia="Consolas" w:hAnsi="Consolas"/>
+          <w:color w:val="335577"/>
+          <w:sz w:val="21"/>
+          <w:szCs w:val="21"/>
+        </w:rPr>
+        <w:t xml:space="preserve">LEFT$</w:t>
+      </w:r>
+      <w:r>
+        <w:rPr>
+          <w:sz w:val="22"/>
+          <w:szCs w:val="22"/>
+        </w:rPr>
+        <w:t xml:space="preserve">, das so viele Zeichen zeigt. Es sieht aufwendig aus und ist eine Zeile.</w:t>
+      </w:r>
+    </w:p>
+    <w:p>
+      <w:pPr>
+        <w:spacing w:after="180" w:line="312" w:lineRule="auto"/>
+      </w:pPr>
+      <w:r>
+        <w:rPr>
+          <w:sz w:val="22"/>
+          <w:szCs w:val="22"/>
+        </w:rPr>
+        <w:t xml:space="preserve">Der blinkende Cursor dahinter braucht zwei Zutaten. Erstens den Takt-Kniff aus Kapitel 9, hier für das Blinken:</w:t>
+      </w:r>
+    </w:p>
+    <w:p>
+      <w:pPr>
+        <w:keepLines/>
+        <w:pBdr>
+          <w:left w:val="single" w:color="1B6CA8" w:sz="18" w:space="6"/>
+        </w:pBdr>
+        <w:shd w:fill="F4F4F4" w:val="clear"/>
+        <w:spacing w:after="200" w:before="100" w:line="264" w:lineRule="auto"/>
+        <w:ind w:left="140"/>
+      </w:pPr>
+      <w:r>
+        <w:rPr>
+          <w:rFonts w:ascii="Consolas" w:cs="Consolas" w:eastAsia="Consolas" w:hAnsi="Consolas"/>
+          <w:sz w:val="19"/>
+          <w:szCs w:val="19"/>
+        </w:rPr>
+        <w:t xml:space="preserve">IF (takt \ 20) MOD 2 = 0 THEN</w:t>
+      </w:r>
+      <w:r>
+        <w:rPr>
+          <w:rFonts w:ascii="Consolas" w:cs="Consolas" w:eastAsia="Consolas" w:hAnsi="Consolas"/>
+          <w:sz w:val="19"/>
+          <w:szCs w:val="19"/>
+        </w:rPr>
+        <w:br/>
+        <w:t xml:space="preserve">    BOX(40 + TEXT_WIDTH(LEFT$(satz, sichtbar)), 180, _</w:t>
+      </w:r>
+      <w:r>
+        <w:rPr>
+          <w:rFonts w:ascii="Consolas" w:cs="Consolas" w:eastAsia="Consolas" w:hAnsi="Consolas"/>
+          <w:sz w:val="19"/>
+          <w:szCs w:val="19"/>
+        </w:rPr>
+        <w:br/>
+        <w:t xml:space="preserve">        46 + TEXT_WIDTH(LEFT$(satz, sichtbar)), 206, cursor)</w:t>
+      </w:r>
+      <w:r>
+        <w:rPr>
+          <w:rFonts w:ascii="Consolas" w:cs="Consolas" w:eastAsia="Consolas" w:hAnsi="Consolas"/>
+          <w:sz w:val="19"/>
+          <w:szCs w:val="19"/>
+        </w:rPr>
+        <w:br/>
+        <w:t xml:space="preserve">END IF</w:t>
+      </w:r>
+    </w:p>
+    <w:p>
+      <w:pPr>
+        <w:spacing w:after="180" w:line="312" w:lineRule="auto"/>
+      </w:pPr>
+      <w:r>
+        <w:rPr>
+          <w:sz w:val="22"/>
+          <w:szCs w:val="22"/>
+        </w:rPr>
+        <w:t xml:space="preserve">Und zweitens </w:t>
+      </w:r>
+      <w:r>
+        <w:rPr>
+          <w:rFonts w:ascii="Consolas" w:cs="Consolas" w:eastAsia="Consolas" w:hAnsi="Consolas"/>
+          <w:color w:val="335577"/>
+          <w:sz w:val="21"/>
+          <w:szCs w:val="21"/>
+        </w:rPr>
+        <w:t xml:space="preserve">TEXT_WIDTH</w:t>
+      </w:r>
+      <w:r>
+        <w:rPr>
+          <w:sz w:val="22"/>
+          <w:szCs w:val="22"/>
+        </w:rPr>
+        <w:t xml:space="preserve">, das misst, wie breit ein Text in der aktuellen Schriftgröße wird. Ohne diese Messung wüsste man nicht, wo der Text aufhört — die Zeichen sind ja verschieden breit.</w:t>
+      </w:r>
+    </w:p>
+    <w:p>
+      <w:pPr>
+        <w:pStyle w:val="Heading2"/>
+        <w:keepNext/>
+        <w:keepLines/>
+        <w:spacing w:after="120" w:before="280"/>
+      </w:pPr>
+      <w:r>
+        <w:t xml:space="preserve">Eine Laufschrift</w:t>
+      </w:r>
+    </w:p>
+    <w:p>
+      <w:pPr>
+        <w:spacing w:after="180" w:line="312" w:lineRule="auto"/>
+      </w:pPr>
+      <w:r>
+        <w:rPr>
+          <w:sz w:val="22"/>
+          <w:szCs w:val="22"/>
+        </w:rPr>
+        <w:t xml:space="preserve">Der zweite Trick nutzt MID$: Man zeigt immer einen Ausschnitt und verschiebt dessen Anfang.</w:t>
+      </w:r>
+    </w:p>
+    <w:p>
+      <w:pPr>
+        <w:keepLines/>
+        <w:pBdr>
+          <w:left w:val="single" w:color="1B6CA8" w:sz="18" w:space="6"/>
+        </w:pBdr>
+        <w:shd w:fill="F4F4F4" w:val="clear"/>
+        <w:spacing w:after="200" w:before="100" w:line="264" w:lineRule="auto"/>
+        <w:ind w:left="140"/>
+      </w:pPr>
+      <w:r>
+        <w:rPr>
+          <w:rFonts w:ascii="Consolas" w:cs="Consolas" w:eastAsia="Consolas" w:hAnsi="Consolas"/>
+          <w:sz w:val="19"/>
+          <w:szCs w:val="19"/>
+        </w:rPr>
+        <w:t xml:space="preserve">doppelt = spruch + spruch</w:t>
+      </w:r>
+    </w:p>
+    <w:p>
+      <w:pPr>
+        <w:keepLines/>
+        <w:pBdr>
+          <w:left w:val="single" w:color="1B6CA8" w:sz="18" w:space="6"/>
+        </w:pBdr>
+        <w:shd w:fill="F4F4F4" w:val="clear"/>
+        <w:spacing w:after="200" w:before="100" w:line="264" w:lineRule="auto"/>
+        <w:ind w:left="140"/>
+      </w:pPr>
+      <w:r>
+        <w:rPr>
+          <w:rFonts w:ascii="Consolas" w:cs="Consolas" w:eastAsia="Consolas" w:hAnsi="Consolas"/>
+          <w:sz w:val="19"/>
+          <w:szCs w:val="19"/>
+        </w:rPr>
+        <w:t xml:space="preserve">TEXT(20, 188, MID$(doppelt, start, fenster), schrift)</w:t>
+      </w:r>
+    </w:p>
+    <w:p>
+      <w:pPr>
+        <w:keepLines/>
+        <w:pBdr>
+          <w:left w:val="single" w:color="1B6CA8" w:sz="18" w:space="6"/>
+        </w:pBdr>
+        <w:shd w:fill="F4F4F4" w:val="clear"/>
+        <w:spacing w:after="200" w:before="100" w:line="264" w:lineRule="auto"/>
+        <w:ind w:left="140"/>
+      </w:pPr>
+      <w:r>
+        <w:rPr>
+          <w:rFonts w:ascii="Consolas" w:cs="Consolas" w:eastAsia="Consolas" w:hAnsi="Consolas"/>
+          <w:sz w:val="19"/>
+          <w:szCs w:val="19"/>
+        </w:rPr>
+        <w:t xml:space="preserve">takt = takt + 1</w:t>
+      </w:r>
+      <w:r>
+        <w:rPr>
+          <w:rFonts w:ascii="Consolas" w:cs="Consolas" w:eastAsia="Consolas" w:hAnsi="Consolas"/>
+          <w:sz w:val="19"/>
+          <w:szCs w:val="19"/>
+        </w:rPr>
+        <w:br/>
+        <w:t xml:space="preserve">IF takt MOD 5 = 0 THEN</w:t>
+      </w:r>
+      <w:r>
+        <w:rPr>
+          <w:rFonts w:ascii="Consolas" w:cs="Consolas" w:eastAsia="Consolas" w:hAnsi="Consolas"/>
+          <w:sz w:val="19"/>
+          <w:szCs w:val="19"/>
+        </w:rPr>
+        <w:br/>
+        <w:t xml:space="preserve">    start = start + 1</w:t>
+      </w:r>
+      <w:r>
+        <w:rPr>
+          <w:rFonts w:ascii="Consolas" w:cs="Consolas" w:eastAsia="Consolas" w:hAnsi="Consolas"/>
+          <w:sz w:val="19"/>
+          <w:szCs w:val="19"/>
+        </w:rPr>
+        <w:br/>
+        <w:t xml:space="preserve">    IF start &gt;= LEN(spruch) THEN start = 0</w:t>
+      </w:r>
+      <w:r>
+        <w:rPr>
+          <w:rFonts w:ascii="Consolas" w:cs="Consolas" w:eastAsia="Consolas" w:hAnsi="Consolas"/>
+          <w:sz w:val="19"/>
+          <w:szCs w:val="19"/>
+        </w:rPr>
+        <w:br/>
+        <w:t xml:space="preserve">END IF</w:t>
+      </w:r>
+    </w:p>
+    <w:p>
+      <w:pPr>
+        <w:keepNext/>
+        <w:spacing w:after="40" w:before="160"/>
+        <w:jc w:val="center"/>
+      </w:pPr>
+      <w:r>
+        <w:drawing>
+          <wp:inline distT="0" distB="0" distL="0" distR="0">
+            <wp:extent cx="4191000" cy="2619375"/>
+            <wp:effectExtent t="0" r="0" b="0" l="0"/>
+            <wp:docPr id="1" name="kap17_2_laufschrift.png" descr="Ein Ausschnitt aus einem doppelt aneinandergehängten Text — dadurch gibt es keine Lücke beim Umbruch." title="Ein Ausschnitt aus einem doppelt aneinandergehängten Text — dadurch gibt es keine Lücke beim Umbruch."/>
+            <wp:cNvGraphicFramePr>
+              <a:graphicFrameLocks xmlns:a="http://schemas.openxmlformats.org/drawingml/2006/main" noChangeAspect="1"/>
+            </wp:cNvGraphicFramePr>
+            <a:graphic xmlns:a="http://schemas.openxmlformats.org/drawingml/2006/main">
+              <a:graphicData uri="http://schemas.openxmlformats.org/drawingml/2006/picture">
+                <pic:pic xmlns:pic="http://schemas.openxmlformats.org/drawingml/2006/picture">
+                  <pic:nvPicPr>
+                    <pic:cNvPr id="0" name="" descr=""/>
+                    <pic:cNvPicPr>
+                      <a:picLocks noChangeAspect="1" noChangeArrowheads="1"/>
+                    </pic:cNvPicPr>
+                  </pic:nvPicPr>
+                  <pic:blipFill>
+                    <a:blip r:embed="rId56" cstate="none"/>
+                    <a:srcRect/>
+                    <a:stretch>
+                      <a:fillRect/>
+                    </a:stretch>
+                  </pic:blipFill>
+                  <pic:spPr bwMode="auto">
+                    <a:xfrm>
+                      <a:off x="0" y="0"/>
+                      <a:ext cx="4191000" cy="2619375"/>
+                    </a:xfrm>
+                    <a:prstGeom prst="rect">
+                      <a:avLst/>
+                    </a:prstGeom>
+                  </pic:spPr>
+                </pic:pic>
+              </a:graphicData>
+            </a:graphic>
+          </wp:inline>
+        </w:drawing>
+      </w:r>
+    </w:p>
+    <w:p>
+      <w:pPr>
+        <w:spacing w:after="200"/>
+        <w:jc w:val="center"/>
+      </w:pPr>
+      <w:r>
+        <w:rPr>
+          <w:i/>
+          <w:iCs/>
+          <w:color w:val="6A6A6A"/>
+          <w:sz w:val="18"/>
+          <w:szCs w:val="18"/>
+        </w:rPr>
+        <w:t xml:space="preserve">Ein Ausschnitt aus einem doppelt aneinandergehängten Text — dadurch gibt es keine Lücke beim Umbruch.</w:t>
+      </w:r>
+    </w:p>
+    <w:p>
+      <w:pPr>
+        <w:spacing w:after="180" w:line="312" w:lineRule="auto"/>
+      </w:pPr>
+      <w:r>
+        <w:rPr>
+          <w:sz w:val="22"/>
+          <w:szCs w:val="22"/>
+        </w:rPr>
+        <w:t xml:space="preserve">Der Kniff steckt in der ersten Zeile. Der Text wird an sich selbst gehängt, und der Ausschnitt wandert nur über die erste Hälfte. Dadurch ist am Ende immer noch genug übrig, um das Fenster zu füllen — die Laufschrift läuft nahtlos rundherum, ohne dass irgendwo ein Sonderfall stünde.</w:t>
+      </w:r>
+    </w:p>
+    <w:p>
+      <w:pPr>
+        <w:spacing w:before="60"/>
+      </w:pPr>
+    </w:p>
+    <w:tbl>
+      <w:tblPr>
+        <w:tblW w:type="dxa" w:w="9026"/>
+        <w:tblBorders>
+          <w:top w:val="single" w:color="auto" w:sz="4"/>
+          <w:left w:val="single" w:color="auto" w:sz="4"/>
+          <w:bottom w:val="single" w:color="auto" w:sz="4"/>
+          <w:right w:val="single" w:color="auto" w:sz="4"/>
+          <w:insideH w:val="single" w:color="auto" w:sz="4"/>
+          <w:insideV w:val="single" w:color="auto" w:sz="4"/>
+        </w:tblBorders>
+      </w:tblPr>
+      <w:tblGrid>
+        <w:gridCol w:w="9026"/>
+      </w:tblGrid>
+      <w:tr>
+        <w:trPr>
+          <w:cantSplit/>
+        </w:trPr>
+        <w:tc>
+          <w:tcPr>
+            <w:tcW w:type="dxa" w:w="9026"/>
+            <w:tcBorders>
+              <w:top w:val="single" w:color="E0A0A0" w:sz="6"/>
+              <w:left w:val="single" w:color="E0A0A0" w:sz="6"/>
+              <w:bottom w:val="single" w:color="E0A0A0" w:sz="6"/>
+              <w:right w:val="single" w:color="E0A0A0" w:sz="6"/>
+            </w:tcBorders>
+            <w:shd w:fill="FBEAEA" w:val="clear"/>
+            <w:tcMar>
+              <w:top w:type="dxa" w:w="140"/>
+              <w:left w:type="dxa" w:w="180"/>
+              <w:bottom w:type="dxa" w:w="140"/>
+              <w:right w:type="dxa" w:w="180"/>
+            </w:tcMar>
+          </w:tcPr>
+          <w:p>
+            <w:pPr>
+              <w:spacing w:after="40"/>
+            </w:pPr>
+            <w:r>
+              <w:rPr>
+                <w:b/>
+                <w:bCs/>
+                <w:color w:val="B23030"/>
+                <w:sz w:val="22"/>
+                <w:szCs w:val="22"/>
+              </w:rPr>
+              <w:t xml:space="preserve">Namen, die schon vergeben sind</w:t>
+            </w:r>
+          </w:p>
+          <w:p>
+            <w:pPr>
+              <w:spacing w:after="0" w:line="312" w:lineRule="auto"/>
+            </w:pPr>
+            <w:r>
+              <w:rPr>
+                <w:sz w:val="22"/>
+                <w:szCs w:val="22"/>
+              </w:rPr>
+              <w:t xml:space="preserve">Beim Schreiben dieses Programms hieß die Variable zuerst text — und das Programm brach ab: „'text' ist eine Variable vom Typ STRING und kann nicht wie eine Funktion aufgerufen werden. Falls du den eingebauten Befehl 'TEXT' meinst: benenne die Variable um.“ Eine Variable darf nicht heißen wie ein eingebauter Befehl; sie verdeckt ihn sonst. Die Meldung sagt einem das zum Glück sehr deutlich.</w:t>
+            </w:r>
+          </w:p>
+        </w:tc>
+      </w:tr>
+    </w:tbl>
+    <w:p>
+      <w:pPr>
+        <w:spacing w:after="160"/>
+      </w:pPr>
+    </w:p>
+    <w:p>
+      <w:pPr>
+        <w:pStyle w:val="Heading2"/>
+        <w:keepNext/>
+        <w:keepLines/>
+        <w:spacing w:after="120" w:before="280"/>
+      </w:pPr>
+      <w:r>
+        <w:t xml:space="preserve">Buchstaben zählen</w:t>
+      </w:r>
+    </w:p>
+    <w:p>
+      <w:pPr>
+        <w:spacing w:after="180" w:line="312" w:lineRule="auto"/>
+      </w:pPr>
+      <w:r>
+        <w:rPr>
+          <w:sz w:val="22"/>
+          <w:szCs w:val="22"/>
+        </w:rPr>
+        <w:t xml:space="preserve">Zum Schluss etwas, das zwei Kapitel verbindet. Ein Text wird Zeichen für Zeichen durchgegangen, und jedes landet in einer Map — genau die Zählzeile aus Kapitel 15:</w:t>
+      </w:r>
+    </w:p>
+    <w:p>
+      <w:pPr>
+        <w:keepLines/>
+        <w:pBdr>
+          <w:left w:val="single" w:color="1B6CA8" w:sz="18" w:space="6"/>
+        </w:pBdr>
+        <w:shd w:fill="F4F4F4" w:val="clear"/>
+        <w:spacing w:after="200" w:before="100" w:line="264" w:lineRule="auto"/>
+        <w:ind w:left="140"/>
+      </w:pPr>
+      <w:r>
+        <w:rPr>
+          <w:rFonts w:ascii="Consolas" w:cs="Consolas" w:eastAsia="Consolas" w:hAnsi="Consolas"/>
+          <w:sz w:val="19"/>
+          <w:szCs w:val="19"/>
+        </w:rPr>
+        <w:t xml:space="preserve">FOR i = 0 TO LEN(satz) - 1</w:t>
+      </w:r>
+      <w:r>
+        <w:rPr>
+          <w:rFonts w:ascii="Consolas" w:cs="Consolas" w:eastAsia="Consolas" w:hAnsi="Consolas"/>
+          <w:sz w:val="19"/>
+          <w:szCs w:val="19"/>
+        </w:rPr>
+        <w:br/>
+        <w:t xml:space="preserve">    c = MID$(satz, i, 1)</w:t>
+      </w:r>
+      <w:r>
+        <w:rPr>
+          <w:rFonts w:ascii="Consolas" w:cs="Consolas" w:eastAsia="Consolas" w:hAnsi="Consolas"/>
+          <w:sz w:val="19"/>
+          <w:szCs w:val="19"/>
+        </w:rPr>
+        <w:br/>
+        <w:t xml:space="preserve">    IF c &lt;&gt; " " THEN</w:t>
+      </w:r>
+      <w:r>
+        <w:rPr>
+          <w:rFonts w:ascii="Consolas" w:cs="Consolas" w:eastAsia="Consolas" w:hAnsi="Consolas"/>
+          <w:sz w:val="19"/>
+          <w:szCs w:val="19"/>
+        </w:rPr>
+        <w:br/>
+        <w:t xml:space="preserve">        MAPPUT(zaehler, c, MAPGETOR(zaehler, c, 0) + 1)</w:t>
+      </w:r>
+      <w:r>
+        <w:rPr>
+          <w:rFonts w:ascii="Consolas" w:cs="Consolas" w:eastAsia="Consolas" w:hAnsi="Consolas"/>
+          <w:sz w:val="19"/>
+          <w:szCs w:val="19"/>
+        </w:rPr>
+        <w:br/>
+        <w:t xml:space="preserve">    END IF</w:t>
+      </w:r>
+      <w:r>
+        <w:rPr>
+          <w:rFonts w:ascii="Consolas" w:cs="Consolas" w:eastAsia="Consolas" w:hAnsi="Consolas"/>
+          <w:sz w:val="19"/>
+          <w:szCs w:val="19"/>
+        </w:rPr>
+        <w:br/>
+        <w:t xml:space="preserve">NEXT</w:t>
+      </w:r>
+    </w:p>
+    <w:p>
+      <w:pPr>
+        <w:keepNext/>
+        <w:spacing w:after="40" w:before="160"/>
+        <w:jc w:val="center"/>
+      </w:pPr>
+      <w:r>
+        <w:drawing>
+          <wp:inline distT="0" distB="0" distL="0" distR="0">
+            <wp:extent cx="4191000" cy="2619375"/>
+            <wp:effectExtent t="0" r="0" b="0" l="0"/>
+            <wp:docPr id="1" name="kap17_3_buchstaben.png" descr="Nachgezählt: Das N kommt siebenmal vor, das E fünfmal. Sechzehn verschiedene Buchstaben." title="Nachgezählt: Das N kommt siebenmal vor, das E fünfmal. Sechzehn verschiedene Buchstaben."/>
+            <wp:cNvGraphicFramePr>
+              <a:graphicFrameLocks xmlns:a="http://schemas.openxmlformats.org/drawingml/2006/main" noChangeAspect="1"/>
+            </wp:cNvGraphicFramePr>
+            <a:graphic xmlns:a="http://schemas.openxmlformats.org/drawingml/2006/main">
+              <a:graphicData uri="http://schemas.openxmlformats.org/drawingml/2006/picture">
+                <pic:pic xmlns:pic="http://schemas.openxmlformats.org/drawingml/2006/picture">
+                  <pic:nvPicPr>
+                    <pic:cNvPr id="0" name="" descr=""/>
+                    <pic:cNvPicPr>
+                      <a:picLocks noChangeAspect="1" noChangeArrowheads="1"/>
+                    </pic:cNvPicPr>
+                  </pic:nvPicPr>
+                  <pic:blipFill>
+                    <a:blip r:embed="rId57" cstate="none"/>
+                    <a:srcRect/>
+                    <a:stretch>
+                      <a:fillRect/>
+                    </a:stretch>
+                  </pic:blipFill>
+                  <pic:spPr bwMode="auto">
+                    <a:xfrm>
+                      <a:off x="0" y="0"/>
+                      <a:ext cx="4191000" cy="2619375"/>
+                    </a:xfrm>
+                    <a:prstGeom prst="rect">
+                      <a:avLst/>
+                    </a:prstGeom>
+                  </pic:spPr>
+                </pic:pic>
+              </a:graphicData>
+            </a:graphic>
+          </wp:inline>
+        </w:drawing>
+      </w:r>
+    </w:p>
+    <w:p>
+      <w:pPr>
+        <w:spacing w:after="200"/>
+        <w:jc w:val="center"/>
+      </w:pPr>
+      <w:r>
+        <w:rPr>
+          <w:i/>
+          <w:iCs/>
+          <w:color w:val="6A6A6A"/>
+          <w:sz w:val="18"/>
+          <w:szCs w:val="18"/>
+        </w:rPr>
+        <w:t xml:space="preserve">Nachgezählt: Das N kommt siebenmal vor, das E fünfmal. Sechzehn verschiedene Buchstaben.</w:t>
+      </w:r>
+    </w:p>
+    <w:p>
+      <w:pPr>
+        <w:spacing w:after="180" w:line="312" w:lineRule="auto"/>
+      </w:pPr>
+      <w:r>
+        <w:rPr>
+          <w:rFonts w:ascii="Consolas" w:cs="Consolas" w:eastAsia="Consolas" w:hAnsi="Consolas"/>
+          <w:color w:val="335577"/>
+          <w:sz w:val="21"/>
+          <w:szCs w:val="21"/>
+        </w:rPr>
+        <w:t xml:space="preserve">MID$(satz, i, 1)</w:t>
+      </w:r>
+      <w:r>
+        <w:rPr>
+          <w:sz w:val="22"/>
+          <w:szCs w:val="22"/>
+        </w:rPr>
+        <w:t xml:space="preserve"> holt genau ein Zeichen an der Stelle i. Damit wird ein Text zu etwas, das man durchlaufen kann wie ein Array — und weil ab null gezählt wird, läuft die Schleife von 0 bis </w:t>
+      </w:r>
+      <w:r>
+        <w:rPr>
+          <w:rFonts w:ascii="Consolas" w:cs="Consolas" w:eastAsia="Consolas" w:hAnsi="Consolas"/>
+          <w:color w:val="335577"/>
+          <w:sz w:val="21"/>
+          <w:szCs w:val="21"/>
+        </w:rPr>
+        <w:t xml:space="preserve">LEN(satz) - 1</w:t>
+      </w:r>
+      <w:r>
+        <w:rPr>
+          <w:sz w:val="22"/>
+          <w:szCs w:val="22"/>
+        </w:rPr>
+        <w:t xml:space="preserve">, genau wie bei einem Array.</w:t>
+      </w:r>
+    </w:p>
+    <w:p>
+      <w:pPr>
+        <w:spacing w:after="180" w:line="312" w:lineRule="auto"/>
+      </w:pPr>
+      <w:r>
+        <w:rPr>
+          <w:sz w:val="22"/>
+          <w:szCs w:val="22"/>
+        </w:rPr>
+        <w:t xml:space="preserve">Sechs Zeilen, und du hast eine Häufigkeitsauswertung. Genau so funktionieren im Kern auch die Verfahren, mit denen man Sprachen erkennt oder einfache Geheimschriften knackt: Im Deutschen ist das E mit Abstand am häufigsten, und daran ändert auch eine Verschlüsselung nichts, die nur Buchstaben vertauscht.</w:t>
+      </w:r>
+    </w:p>
+    <w:p>
+      <w:pPr>
+        <w:pStyle w:val="Heading2"/>
+        <w:keepNext/>
+        <w:keepLines/>
+        <w:spacing w:after="120" w:before="280"/>
+      </w:pPr>
+      <w:r>
+        <w:t xml:space="preserve">Wenn etwas nicht geht</w:t>
+      </w:r>
+    </w:p>
+    <w:tbl>
+      <w:tblPr>
+        <w:tblW w:type="dxa" w:w="9026"/>
+        <w:tblBorders>
+          <w:top w:val="single" w:color="D0D0D0" w:sz="4"/>
+          <w:left w:val="single" w:color="D0D0D0" w:sz="4"/>
+          <w:bottom w:val="single" w:color="D0D0D0" w:sz="4"/>
+          <w:right w:val="single" w:color="D0D0D0" w:sz="4"/>
+          <w:insideH w:val="single" w:color="D0D0D0" w:sz="4"/>
+          <w:insideV w:val="single" w:color="D0D0D0" w:sz="4"/>
+        </w:tblBorders>
+      </w:tblPr>
+      <w:tblGrid>
+        <w:gridCol w:w="3800"/>
+        <w:gridCol w:w="5226"/>
+      </w:tblGrid>
+      <w:tr>
+        <w:trPr>
+          <w:cantSplit/>
+          <w:tblHeader/>
+        </w:trPr>
+        <w:tc>
+          <w:tcPr>
+            <w:tcW w:type="dxa" w:w="3800"/>
+            <w:shd w:fill="1B6CA8" w:val="clear"/>
+            <w:tcMar>
+              <w:top w:type="dxa" w:w="30"/>
+              <w:left w:type="dxa" w:w="90"/>
+              <w:bottom w:type="dxa" w:w="30"/>
+              <w:right w:type="dxa" w:w="90"/>
+            </w:tcMar>
+          </w:tcPr>
+          <w:p>
+            <w:pPr>
+              <w:spacing w:after="0" w:line="240" w:lineRule="auto"/>
+            </w:pPr>
+            <w:r>
+              <w:rPr>
+                <w:rFonts w:ascii="Arial" w:cs="Arial" w:eastAsia="Arial" w:hAnsi="Arial"/>
+                <w:b/>
+                <w:bCs/>
+                <w:color w:val="FFFFFF"/>
+                <w:sz w:val="19"/>
+                <w:szCs w:val="19"/>
+              </w:rPr>
+              <w:t xml:space="preserve">Was du siehst</w:t>
+            </w:r>
+          </w:p>
+        </w:tc>
+        <w:tc>
+          <w:tcPr>
+            <w:tcW w:type="dxa" w:w="5226"/>
+            <w:shd w:fill="1B6CA8" w:val="clear"/>
+            <w:tcMar>
+              <w:top w:type="dxa" w:w="30"/>
+              <w:left w:type="dxa" w:w="90"/>
+              <w:bottom w:type="dxa" w:w="30"/>
+              <w:right w:type="dxa" w:w="90"/>
+            </w:tcMar>
+          </w:tcPr>
+          <w:p>
+            <w:pPr>
+              <w:spacing w:after="0" w:line="240" w:lineRule="auto"/>
+            </w:pPr>
+            <w:r>
+              <w:rPr>
+                <w:rFonts w:ascii="Arial" w:cs="Arial" w:eastAsia="Arial" w:hAnsi="Arial"/>
+                <w:b/>
+                <w:bCs/>
+                <w:color w:val="FFFFFF"/>
+                <w:sz w:val="19"/>
+                <w:szCs w:val="19"/>
+              </w:rPr>
+              <w:t xml:space="preserve">Was meistens dahintersteckt</w:t>
+            </w:r>
+          </w:p>
+        </w:tc>
+      </w:tr>
+      <w:tr>
+        <w:trPr>
+          <w:cantSplit/>
+        </w:trPr>
+        <w:tc>
+          <w:tcPr>
+            <w:tcW w:type="dxa" w:w="3800"/>
+            <w:tcMar>
+              <w:top w:type="dxa" w:w="30"/>
+              <w:left w:type="dxa" w:w="90"/>
+              <w:bottom w:type="dxa" w:w="30"/>
+              <w:right w:type="dxa" w:w="90"/>
+            </w:tcMar>
+          </w:tcPr>
+          <w:p>
+            <w:pPr>
+              <w:spacing w:after="0" w:line="240" w:lineRule="auto"/>
+            </w:pPr>
+            <w:r>
+              <w:rPr>
+                <w:rFonts w:ascii="Arial" w:cs="Arial" w:eastAsia="Arial" w:hAnsi="Arial"/>
+                <w:color w:val="222222"/>
+                <w:sz w:val="19"/>
+                <w:szCs w:val="19"/>
+              </w:rPr>
+              <w:t xml:space="preserve">Das erste Zeichen fehlt</w:t>
+            </w:r>
+          </w:p>
+        </w:tc>
+        <w:tc>
+          <w:tcPr>
+            <w:tcW w:type="dxa" w:w="5226"/>
+            <w:tcMar>
+              <w:top w:type="dxa" w:w="30"/>
+              <w:left w:type="dxa" w:w="90"/>
+              <w:bottom w:type="dxa" w:w="30"/>
+              <w:right w:type="dxa" w:w="90"/>
+            </w:tcMar>
+          </w:tcPr>
+          <w:p>
+            <w:pPr>
+              <w:spacing w:after="0" w:line="240" w:lineRule="auto"/>
+            </w:pPr>
+            <w:r>
+              <w:rPr>
+                <w:rFonts w:ascii="Arial" w:cs="Arial" w:eastAsia="Arial" w:hAnsi="Arial"/>
+                <w:color w:val="222222"/>
+                <w:sz w:val="19"/>
+                <w:szCs w:val="19"/>
+              </w:rPr>
+              <w:t xml:space="preserve">MID$ ab 1 statt ab 0 begonnen.</w:t>
+            </w:r>
+          </w:p>
+        </w:tc>
+      </w:tr>
+      <w:tr>
+        <w:trPr>
+          <w:cantSplit/>
+        </w:trPr>
+        <w:tc>
+          <w:tcPr>
+            <w:tcW w:type="dxa" w:w="3800"/>
+            <w:tcMar>
+              <w:top w:type="dxa" w:w="30"/>
+              <w:left w:type="dxa" w:w="90"/>
+              <w:bottom w:type="dxa" w:w="30"/>
+              <w:right w:type="dxa" w:w="90"/>
+            </w:tcMar>
+          </w:tcPr>
+          <w:p>
+            <w:pPr>
+              <w:spacing w:after="0" w:line="240" w:lineRule="auto"/>
+            </w:pPr>
+            <w:r>
+              <w:rPr>
+                <w:rFonts w:ascii="Arial" w:cs="Arial" w:eastAsia="Arial" w:hAnsi="Arial"/>
+                <w:color w:val="222222"/>
+                <w:sz w:val="19"/>
+                <w:szCs w:val="19"/>
+              </w:rPr>
+              <w:t xml:space="preserve">Ein Zeichen zu wenig am Ende</w:t>
+            </w:r>
+          </w:p>
+        </w:tc>
+        <w:tc>
+          <w:tcPr>
+            <w:tcW w:type="dxa" w:w="5226"/>
+            <w:tcMar>
+              <w:top w:type="dxa" w:w="30"/>
+              <w:left w:type="dxa" w:w="90"/>
+              <w:bottom w:type="dxa" w:w="30"/>
+              <w:right w:type="dxa" w:w="90"/>
+            </w:tcMar>
+          </w:tcPr>
+          <w:p>
+            <w:pPr>
+              <w:spacing w:after="0" w:line="240" w:lineRule="auto"/>
+            </w:pPr>
+            <w:r>
+              <w:rPr>
+                <w:rFonts w:ascii="Arial" w:cs="Arial" w:eastAsia="Arial" w:hAnsi="Arial"/>
+                <w:color w:val="222222"/>
+                <w:sz w:val="19"/>
+                <w:szCs w:val="19"/>
+              </w:rPr>
+              <w:t xml:space="preserve">Die Schleife läuft bis LEN statt bis LEN minus eins.</w:t>
+            </w:r>
+          </w:p>
+        </w:tc>
+      </w:tr>
+      <w:tr>
+        <w:trPr>
+          <w:cantSplit/>
+        </w:trPr>
+        <w:tc>
+          <w:tcPr>
+            <w:tcW w:type="dxa" w:w="3800"/>
+            <w:tcMar>
+              <w:top w:type="dxa" w:w="30"/>
+              <w:left w:type="dxa" w:w="90"/>
+              <w:bottom w:type="dxa" w:w="30"/>
+              <w:right w:type="dxa" w:w="90"/>
+            </w:tcMar>
+          </w:tcPr>
+          <w:p>
+            <w:pPr>
+              <w:spacing w:after="0" w:line="240" w:lineRule="auto"/>
+            </w:pPr>
+            <w:r>
+              <w:rPr>
+                <w:rFonts w:ascii="Consolas" w:cs="Consolas" w:eastAsia="Consolas" w:hAnsi="Consolas"/>
+                <w:color w:val="222222"/>
+                <w:sz w:val="19"/>
+                <w:szCs w:val="19"/>
+              </w:rPr>
+              <w:t xml:space="preserve">kann nicht wie eine Funktion aufgerufen werden</w:t>
+            </w:r>
+          </w:p>
+        </w:tc>
+        <w:tc>
+          <w:tcPr>
+            <w:tcW w:type="dxa" w:w="5226"/>
+            <w:tcMar>
+              <w:top w:type="dxa" w:w="30"/>
+              <w:left w:type="dxa" w:w="90"/>
+              <w:bottom w:type="dxa" w:w="30"/>
+              <w:right w:type="dxa" w:w="90"/>
+            </w:tcMar>
+          </w:tcPr>
+          <w:p>
+            <w:pPr>
+              <w:spacing w:after="0" w:line="240" w:lineRule="auto"/>
+            </w:pPr>
+            <w:r>
+              <w:rPr>
+                <w:rFonts w:ascii="Arial" w:cs="Arial" w:eastAsia="Arial" w:hAnsi="Arial"/>
+                <w:color w:val="222222"/>
+                <w:sz w:val="19"/>
+                <w:szCs w:val="19"/>
+              </w:rPr>
+              <w:t xml:space="preserve">Eine Variable heißt wie ein eingebauter Befehl. Umbenennen.</w:t>
+            </w:r>
+          </w:p>
+        </w:tc>
+      </w:tr>
+      <w:tr>
+        <w:trPr>
+          <w:cantSplit/>
+        </w:trPr>
+        <w:tc>
+          <w:tcPr>
+            <w:tcW w:type="dxa" w:w="3800"/>
+            <w:tcMar>
+              <w:top w:type="dxa" w:w="30"/>
+              <w:left w:type="dxa" w:w="90"/>
+              <w:bottom w:type="dxa" w:w="30"/>
+              <w:right w:type="dxa" w:w="90"/>
+            </w:tcMar>
+          </w:tcPr>
+          <w:p>
+            <w:pPr>
+              <w:spacing w:after="0" w:line="240" w:lineRule="auto"/>
+            </w:pPr>
+            <w:r>
+              <w:rPr>
+                <w:rFonts w:ascii="Arial" w:cs="Arial" w:eastAsia="Arial" w:hAnsi="Arial"/>
+                <w:color w:val="222222"/>
+                <w:sz w:val="19"/>
+                <w:szCs w:val="19"/>
+              </w:rPr>
+              <w:t xml:space="preserve">Die Suche findet immer etwas</w:t>
+            </w:r>
+          </w:p>
+        </w:tc>
+        <w:tc>
+          <w:tcPr>
+            <w:tcW w:type="dxa" w:w="5226"/>
+            <w:tcMar>
+              <w:top w:type="dxa" w:w="30"/>
+              <w:left w:type="dxa" w:w="90"/>
+              <w:bottom w:type="dxa" w:w="30"/>
+              <w:right w:type="dxa" w:w="90"/>
+            </w:tcMar>
+          </w:tcPr>
+          <w:p>
+            <w:pPr>
+              <w:spacing w:after="0" w:line="240" w:lineRule="auto"/>
+            </w:pPr>
+            <w:r>
+              <w:rPr>
+                <w:rFonts w:ascii="Arial" w:cs="Arial" w:eastAsia="Arial" w:hAnsi="Arial"/>
+                <w:color w:val="222222"/>
+                <w:sz w:val="19"/>
+                <w:szCs w:val="19"/>
+              </w:rPr>
+              <w:t xml:space="preserve">INSTR liefert -1 für „nicht gefunden“, nicht 0. Eine Prüfung auf „größer null“ übersieht das erste Zeichen.</w:t>
+            </w:r>
+          </w:p>
+        </w:tc>
+      </w:tr>
+      <w:tr>
+        <w:trPr>
+          <w:cantSplit/>
+        </w:trPr>
+        <w:tc>
+          <w:tcPr>
+            <w:tcW w:type="dxa" w:w="3800"/>
+            <w:tcMar>
+              <w:top w:type="dxa" w:w="30"/>
+              <w:left w:type="dxa" w:w="90"/>
+              <w:bottom w:type="dxa" w:w="30"/>
+              <w:right w:type="dxa" w:w="90"/>
+            </w:tcMar>
+          </w:tcPr>
+          <w:p>
+            <w:pPr>
+              <w:spacing w:after="0" w:line="240" w:lineRule="auto"/>
+            </w:pPr>
+            <w:r>
+              <w:rPr>
+                <w:rFonts w:ascii="Arial" w:cs="Arial" w:eastAsia="Arial" w:hAnsi="Arial"/>
+                <w:color w:val="222222"/>
+                <w:sz w:val="19"/>
+                <w:szCs w:val="19"/>
+              </w:rPr>
+              <w:t xml:space="preserve">Die Laufschrift stockt am Ende</w:t>
+            </w:r>
+          </w:p>
+        </w:tc>
+        <w:tc>
+          <w:tcPr>
+            <w:tcW w:type="dxa" w:w="5226"/>
+            <w:tcMar>
+              <w:top w:type="dxa" w:w="30"/>
+              <w:left w:type="dxa" w:w="90"/>
+              <w:bottom w:type="dxa" w:w="30"/>
+              <w:right w:type="dxa" w:w="90"/>
+            </w:tcMar>
+          </w:tcPr>
+          <w:p>
+            <w:pPr>
+              <w:spacing w:after="0" w:line="240" w:lineRule="auto"/>
+            </w:pPr>
+            <w:r>
+              <w:rPr>
+                <w:rFonts w:ascii="Arial" w:cs="Arial" w:eastAsia="Arial" w:hAnsi="Arial"/>
+                <w:color w:val="222222"/>
+                <w:sz w:val="19"/>
+                <w:szCs w:val="19"/>
+              </w:rPr>
+              <w:t xml:space="preserve">Der Text wurde nicht verdoppelt; MID$ läuft über das Ende hinaus.</w:t>
+            </w:r>
+          </w:p>
+        </w:tc>
+      </w:tr>
+      <w:tr>
+        <w:trPr>
+          <w:cantSplit/>
+        </w:trPr>
+        <w:tc>
+          <w:tcPr>
+            <w:tcW w:type="dxa" w:w="3800"/>
+            <w:tcMar>
+              <w:top w:type="dxa" w:w="30"/>
+              <w:left w:type="dxa" w:w="90"/>
+              <w:bottom w:type="dxa" w:w="30"/>
+              <w:right w:type="dxa" w:w="90"/>
+            </w:tcMar>
+          </w:tcPr>
+          <w:p>
+            <w:pPr>
+              <w:spacing w:after="0" w:line="240" w:lineRule="auto"/>
+            </w:pPr>
+            <w:r>
+              <w:rPr>
+                <w:rFonts w:ascii="Arial" w:cs="Arial" w:eastAsia="Arial" w:hAnsi="Arial"/>
+                <w:color w:val="222222"/>
+                <w:sz w:val="19"/>
+                <w:szCs w:val="19"/>
+              </w:rPr>
+              <w:t xml:space="preserve">Zahlen lassen sich nicht anhängen</w:t>
+            </w:r>
+          </w:p>
+        </w:tc>
+        <w:tc>
+          <w:tcPr>
+            <w:tcW w:type="dxa" w:w="5226"/>
+            <w:tcMar>
+              <w:top w:type="dxa" w:w="30"/>
+              <w:left w:type="dxa" w:w="90"/>
+              <w:bottom w:type="dxa" w:w="30"/>
+              <w:right w:type="dxa" w:w="90"/>
+            </w:tcMar>
+          </w:tcPr>
+          <w:p>
+            <w:pPr>
+              <w:spacing w:after="0" w:line="240" w:lineRule="auto"/>
+            </w:pPr>
+            <w:r>
+              <w:rPr>
+                <w:rFonts w:ascii="Arial" w:cs="Arial" w:eastAsia="Arial" w:hAnsi="Arial"/>
+                <w:color w:val="222222"/>
+                <w:sz w:val="19"/>
+                <w:szCs w:val="19"/>
+              </w:rPr>
+              <w:t xml:space="preserve">STR$ vergessen — oder umgekehrt VAL, wenn aus Text eine Zahl werden soll.</w:t>
+            </w:r>
+          </w:p>
+        </w:tc>
+      </w:tr>
+    </w:tbl>
+    <w:p>
+      <w:pPr>
+        <w:spacing w:after="160"/>
+      </w:pPr>
+    </w:p>
+    <w:p>
+      <w:pPr>
+        <w:pStyle w:val="Heading2"/>
+        <w:keepNext/>
+        <w:keepLines/>
+        <w:spacing w:after="120" w:before="280"/>
+      </w:pPr>
+      <w:r>
+        <w:t xml:space="preserve">Aufgaben</w:t>
+      </w:r>
+    </w:p>
+    <w:p>
+      <w:pPr>
+        <w:pStyle w:val="ListParagraph"/>
+        <w:numPr>
+          <w:ilvl w:val="0"/>
+          <w:numId w:val="2"/>
+        </w:numPr>
+        <w:spacing w:after="100" w:line="312" w:lineRule="auto"/>
+      </w:pPr>
+      <w:r>
+        <w:rPr>
+          <w:sz w:val="22"/>
+          <w:szCs w:val="22"/>
+        </w:rPr>
+        <w:t xml:space="preserve">Lass die Schreibmaschine bei jedem Zeichen ein kurzes Klicken hören. AUDIO_NOISE mit sechzig Millisekunden passt gut.</w:t>
+      </w:r>
+    </w:p>
+    <w:p>
+      <w:pPr>
+        <w:pStyle w:val="ListParagraph"/>
+        <w:numPr>
+          <w:ilvl w:val="0"/>
+          <w:numId w:val="2"/>
+        </w:numPr>
+        <w:spacing w:after="100" w:line="312" w:lineRule="auto"/>
+      </w:pPr>
+      <w:r>
+        <w:rPr>
+          <w:sz w:val="22"/>
+          <w:szCs w:val="22"/>
+        </w:rPr>
+        <w:t xml:space="preserve">Bau die Laufschrift so um, dass sie von unten nach oben läuft — wie ein Abspann.</w:t>
+      </w:r>
+    </w:p>
+    <w:p>
+      <w:pPr>
+        <w:pStyle w:val="ListParagraph"/>
+        <w:numPr>
+          <w:ilvl w:val="0"/>
+          <w:numId w:val="2"/>
+        </w:numPr>
+        <w:spacing w:after="100" w:line="312" w:lineRule="auto"/>
+      </w:pPr>
+      <w:r>
+        <w:rPr>
+          <w:sz w:val="22"/>
+          <w:szCs w:val="22"/>
+        </w:rPr>
+        <w:t xml:space="preserve">Schreib eine Funktion, die einen Text rückwärts zurückgibt. Du brauchst dafür eine Schleife und MID$.</w:t>
+      </w:r>
+    </w:p>
+    <w:p>
+      <w:pPr>
+        <w:pStyle w:val="ListParagraph"/>
+        <w:numPr>
+          <w:ilvl w:val="0"/>
+          <w:numId w:val="2"/>
+        </w:numPr>
+        <w:spacing w:after="100" w:line="312" w:lineRule="auto"/>
+      </w:pPr>
+      <w:r>
+        <w:rPr>
+          <w:sz w:val="22"/>
+          <w:szCs w:val="22"/>
+        </w:rPr>
+        <w:t xml:space="preserve">Prüf mit einer Funktion, ob ein Wort ein Palindrom ist — also vorwärts wie rückwärts gleich.</w:t>
+      </w:r>
+    </w:p>
+    <w:p>
+      <w:pPr>
+        <w:pStyle w:val="ListParagraph"/>
+        <w:numPr>
+          <w:ilvl w:val="0"/>
+          <w:numId w:val="2"/>
+        </w:numPr>
+        <w:spacing w:after="100" w:line="312" w:lineRule="auto"/>
+      </w:pPr>
+      <w:r>
+        <w:rPr>
+          <w:sz w:val="22"/>
+          <w:szCs w:val="22"/>
+        </w:rPr>
+        <w:t xml:space="preserve">Zähl in der Buchstabenauswertung Groß- und Kleinschreibung getrennt, indem du das UPPER$ weglässt. Erkläre dir das Ergebnis.</w:t>
+      </w:r>
+    </w:p>
+    <w:p>
+      <w:pPr>
+        <w:pStyle w:val="ListParagraph"/>
+        <w:numPr>
+          <w:ilvl w:val="0"/>
+          <w:numId w:val="2"/>
+        </w:numPr>
+        <w:spacing w:after="100" w:line="312" w:lineRule="auto"/>
+      </w:pPr>
+      <w:r>
+        <w:rPr>
+          <w:sz w:val="22"/>
+          <w:szCs w:val="22"/>
+        </w:rPr>
+        <w:t xml:space="preserve">Bau eine einfache Geheimschrift: Verschieb jeden Buchstaben um drei Stellen im Alphabet. CHR$ und ASC sind alles, was du brauchst.</w:t>
+      </w:r>
+    </w:p>
+    <w:p>
+      <w:pPr>
+        <w:spacing w:after="180" w:line="312" w:lineRule="auto"/>
+      </w:pPr>
+      <w:r>
+        <w:rPr>
+          <w:sz w:val="22"/>
+          <w:szCs w:val="22"/>
+        </w:rPr>
+        <w:t xml:space="preserve">Text kannst du jetzt zerlegen und zusammensetzen. Was noch fehlt, damit ein Programm etwas behalten kann: Es muss schreiben und lesen dürfen.</w:t>
+      </w:r>
+    </w:p>
+    <w:p>
+      <w:pPr>
+        <w:pStyle w:val="Heading1"/>
+        <w:keepNext/>
+        <w:keepLines/>
+        <w:pageBreakBefore/>
+        <w:pBdr>
+          <w:bottom w:val="single" w:color="1B6CA8" w:sz="12" w:space="4"/>
+        </w:pBdr>
+        <w:spacing w:after="160" w:before="0"/>
+      </w:pPr>
+      <w:r>
+        <w:t xml:space="preserve">Was bleiben soll</w:t>
+      </w:r>
+    </w:p>
+    <w:p>
+      <w:pPr>
+        <w:spacing w:after="180" w:line="312" w:lineRule="auto"/>
+      </w:pPr>
+      <w:r>
+        <w:rPr>
+          <w:sz w:val="22"/>
+          <w:szCs w:val="22"/>
+        </w:rPr>
+        <w:t xml:space="preserve">Alle Programme dieses Buchs haben eine Eigenschaft gemeinsam, die dir vielleicht nicht aufgefallen ist: Sie vergessen alles, sobald man sie beendet. Die Schlange kennt ihre beste Länge nicht, das Instrument merkt sich nicht, welche Klangform du zuletzt hattest, und die Bestenliste würfelt bei jedem Start von vorn.</w:t>
+      </w:r>
+    </w:p>
+    <w:p>
+      <w:pPr>
+        <w:spacing w:after="180" w:line="312" w:lineRule="auto"/>
+      </w:pPr>
+      <w:r>
+        <w:rPr>
+          <w:sz w:val="22"/>
+          <w:szCs w:val="22"/>
+        </w:rPr>
+        <w:t xml:space="preserve">Für ein Spiel ist das in Ordnung. Für alles andere nicht — und der Vokabeltrainer am Ende dieses Buchs wäre ohne Gedächtnis eine sinnlose Übung.</w:t>
+      </w:r>
+    </w:p>
+    <w:p>
+      <w:pPr>
+        <w:pStyle w:val="Heading2"/>
+        <w:keepNext/>
+        <w:keepLines/>
+        <w:spacing w:after="120" w:before="280"/>
+      </w:pPr>
+      <w:r>
+        <w:t xml:space="preserve">Eine Datei schreiben</w:t>
+      </w:r>
+    </w:p>
+    <w:p>
+      <w:pPr>
+        <w:keepLines/>
+        <w:pBdr>
+          <w:left w:val="single" w:color="1B6CA8" w:sz="18" w:space="6"/>
+        </w:pBdr>
+        <w:shd w:fill="F4F4F4" w:val="clear"/>
+        <w:spacing w:after="200" w:before="100" w:line="264" w:lineRule="auto"/>
+        <w:ind w:left="140"/>
+      </w:pPr>
+      <w:r>
+        <w:rPr>
+          <w:rFonts w:ascii="Consolas" w:cs="Consolas" w:eastAsia="Consolas" w:hAnsi="Consolas"/>
+          <w:sz w:val="19"/>
+          <w:szCs w:val="19"/>
+        </w:rPr>
+        <w:t xml:space="preserve">DIM aus AS FILE</w:t>
+      </w:r>
+      <w:r>
+        <w:rPr>
+          <w:rFonts w:ascii="Consolas" w:cs="Consolas" w:eastAsia="Consolas" w:hAnsi="Consolas"/>
+          <w:sz w:val="19"/>
+          <w:szCs w:val="19"/>
+        </w:rPr>
+        <w:br/>
+        <w:t xml:space="preserve"/>
+      </w:r>
+      <w:r>
+        <w:rPr>
+          <w:rFonts w:ascii="Consolas" w:cs="Consolas" w:eastAsia="Consolas" w:hAnsi="Consolas"/>
+          <w:sz w:val="19"/>
+          <w:szCs w:val="19"/>
+        </w:rPr>
+        <w:br/>
+        <w:t xml:space="preserve">aus = OPENFILE("punkte.txt", "w")</w:t>
+      </w:r>
+      <w:r>
+        <w:rPr>
+          <w:rFonts w:ascii="Consolas" w:cs="Consolas" w:eastAsia="Consolas" w:hAnsi="Consolas"/>
+          <w:sz w:val="19"/>
+          <w:szCs w:val="19"/>
+        </w:rPr>
+        <w:br/>
+        <w:t xml:space="preserve">WRITELINE(aus, "Anna;95")</w:t>
+      </w:r>
+      <w:r>
+        <w:rPr>
+          <w:rFonts w:ascii="Consolas" w:cs="Consolas" w:eastAsia="Consolas" w:hAnsi="Consolas"/>
+          <w:sz w:val="19"/>
+          <w:szCs w:val="19"/>
+        </w:rPr>
+        <w:br/>
+        <w:t xml:space="preserve">WRITELINE(aus, "Bert;78")</w:t>
+      </w:r>
+      <w:r>
+        <w:rPr>
+          <w:rFonts w:ascii="Consolas" w:cs="Consolas" w:eastAsia="Consolas" w:hAnsi="Consolas"/>
+          <w:sz w:val="19"/>
+          <w:szCs w:val="19"/>
+        </w:rPr>
+        <w:br/>
+        <w:t xml:space="preserve">CLOSEFILE(aus)</w:t>
+      </w:r>
+    </w:p>
+    <w:p>
+      <w:pPr>
+        <w:spacing w:after="180" w:line="312" w:lineRule="auto"/>
+      </w:pPr>
+      <w:r>
+        <w:rPr>
+          <w:rFonts w:ascii="Consolas" w:cs="Consolas" w:eastAsia="Consolas" w:hAnsi="Consolas"/>
+          <w:color w:val="335577"/>
+          <w:sz w:val="21"/>
+          <w:szCs w:val="21"/>
+        </w:rPr>
+        <w:t xml:space="preserve">DIM aus AS FILE</w:t>
+      </w:r>
+      <w:r>
+        <w:rPr>
+          <w:sz w:val="22"/>
+          <w:szCs w:val="22"/>
+        </w:rPr>
+        <w:t xml:space="preserve"> ist wieder eine neue Sorte Karton — darin wohnt eine geöffnete Datei.</w:t>
+      </w:r>
+    </w:p>
+    <w:p>
+      <w:pPr>
+        <w:spacing w:after="180" w:line="312" w:lineRule="auto"/>
+      </w:pPr>
+      <w:r>
+        <w:rPr>
+          <w:rFonts w:ascii="Consolas" w:cs="Consolas" w:eastAsia="Consolas" w:hAnsi="Consolas"/>
+          <w:color w:val="335577"/>
+          <w:sz w:val="21"/>
+          <w:szCs w:val="21"/>
+        </w:rPr>
+        <w:t xml:space="preserve">OPENFILE</w:t>
+      </w:r>
+      <w:r>
+        <w:rPr>
+          <w:sz w:val="22"/>
+          <w:szCs w:val="22"/>
+        </w:rPr>
+        <w:t xml:space="preserve"> öffnet sie. Das zweite Argument sagt wofür: </w:t>
+      </w:r>
+      <w:r>
+        <w:rPr>
+          <w:rFonts w:ascii="Consolas" w:cs="Consolas" w:eastAsia="Consolas" w:hAnsi="Consolas"/>
+          <w:color w:val="335577"/>
+          <w:sz w:val="21"/>
+          <w:szCs w:val="21"/>
+        </w:rPr>
+        <w:t xml:space="preserve">"w"</w:t>
+      </w:r>
+      <w:r>
+        <w:rPr>
+          <w:sz w:val="22"/>
+          <w:szCs w:val="22"/>
+        </w:rPr>
+        <w:t xml:space="preserve"> für schreiben (die Datei wird dabei geleert), </w:t>
+      </w:r>
+      <w:r>
+        <w:rPr>
+          <w:rFonts w:ascii="Consolas" w:cs="Consolas" w:eastAsia="Consolas" w:hAnsi="Consolas"/>
+          <w:color w:val="335577"/>
+          <w:sz w:val="21"/>
+          <w:szCs w:val="21"/>
+        </w:rPr>
+        <w:t xml:space="preserve">"r"</w:t>
+      </w:r>
+      <w:r>
+        <w:rPr>
+          <w:sz w:val="22"/>
+          <w:szCs w:val="22"/>
+        </w:rPr>
+        <w:t xml:space="preserve"> für lesen, </w:t>
+      </w:r>
+      <w:r>
+        <w:rPr>
+          <w:rFonts w:ascii="Consolas" w:cs="Consolas" w:eastAsia="Consolas" w:hAnsi="Consolas"/>
+          <w:color w:val="335577"/>
+          <w:sz w:val="21"/>
+          <w:szCs w:val="21"/>
+        </w:rPr>
+        <w:t xml:space="preserve">"a"</w:t>
+      </w:r>
+      <w:r>
+        <w:rPr>
+          <w:sz w:val="22"/>
+          <w:szCs w:val="22"/>
+        </w:rPr>
+        <w:t xml:space="preserve"> für anhängen.</w:t>
+      </w:r>
+    </w:p>
+    <w:p>
+      <w:pPr>
+        <w:spacing w:after="180" w:line="312" w:lineRule="auto"/>
+      </w:pPr>
+      <w:r>
+        <w:rPr>
+          <w:rFonts w:ascii="Consolas" w:cs="Consolas" w:eastAsia="Consolas" w:hAnsi="Consolas"/>
+          <w:color w:val="335577"/>
+          <w:sz w:val="21"/>
+          <w:szCs w:val="21"/>
+        </w:rPr>
+        <w:t xml:space="preserve">WRITELINE</w:t>
+      </w:r>
+      <w:r>
+        <w:rPr>
+          <w:sz w:val="22"/>
+          <w:szCs w:val="22"/>
+        </w:rPr>
+        <w:t xml:space="preserve"> schreibt eine Zeile und hängt den Zeilenumbruch selbst an. </w:t>
+      </w:r>
+      <w:r>
+        <w:rPr>
+          <w:rFonts w:ascii="Consolas" w:cs="Consolas" w:eastAsia="Consolas" w:hAnsi="Consolas"/>
+          <w:color w:val="335577"/>
+          <w:sz w:val="21"/>
+          <w:szCs w:val="21"/>
+        </w:rPr>
+        <w:t xml:space="preserve">CLOSEFILE</w:t>
+      </w:r>
+      <w:r>
+        <w:rPr>
+          <w:sz w:val="22"/>
+          <w:szCs w:val="22"/>
+        </w:rPr>
+        <w:t xml:space="preserve"> schließt die Datei wieder.</w:t>
+      </w:r>
+    </w:p>
+    <w:p>
+      <w:pPr>
+        <w:spacing w:before="60"/>
+      </w:pPr>
+    </w:p>
+    <w:tbl>
+      <w:tblPr>
+        <w:tblW w:type="dxa" w:w="9026"/>
+        <w:tblBorders>
+          <w:top w:val="single" w:color="auto" w:sz="4"/>
+          <w:left w:val="single" w:color="auto" w:sz="4"/>
+          <w:bottom w:val="single" w:color="auto" w:sz="4"/>
+          <w:right w:val="single" w:color="auto" w:sz="4"/>
+          <w:insideH w:val="single" w:color="auto" w:sz="4"/>
+          <w:insideV w:val="single" w:color="auto" w:sz="4"/>
+        </w:tblBorders>
+      </w:tblPr>
+      <w:tblGrid>
+        <w:gridCol w:w="9026"/>
+      </w:tblGrid>
+      <w:tr>
+        <w:trPr>
+          <w:cantSplit/>
+        </w:trPr>
+        <w:tc>
+          <w:tcPr>
+            <w:tcW w:type="dxa" w:w="9026"/>
+            <w:tcBorders>
+              <w:top w:val="single" w:color="E0A0A0" w:sz="6"/>
+              <w:left w:val="single" w:color="E0A0A0" w:sz="6"/>
+              <w:bottom w:val="single" w:color="E0A0A0" w:sz="6"/>
+              <w:right w:val="single" w:color="E0A0A0" w:sz="6"/>
+            </w:tcBorders>
+            <w:shd w:fill="FBEAEA" w:val="clear"/>
+            <w:tcMar>
+              <w:top w:type="dxa" w:w="140"/>
+              <w:left w:type="dxa" w:w="180"/>
+              <w:bottom w:type="dxa" w:w="140"/>
+              <w:right w:type="dxa" w:w="180"/>
+            </w:tcMar>
+          </w:tcPr>
+          <w:p>
+            <w:pPr>
+              <w:spacing w:after="40"/>
+            </w:pPr>
+            <w:r>
+              <w:rPr>
+                <w:b/>
+                <w:bCs/>
+                <w:color w:val="B23030"/>
+                <w:sz w:val="22"/>
+                <w:szCs w:val="22"/>
+              </w:rPr>
+              <w:t xml:space="preserve">Erst schließen, dann verlassen</w:t>
+            </w:r>
+          </w:p>
+          <w:p>
+            <w:pPr>
+              <w:spacing w:after="0" w:line="312" w:lineRule="auto"/>
+            </w:pPr>
+            <w:r>
+              <w:rPr>
+                <w:sz w:val="22"/>
+                <w:szCs w:val="22"/>
+              </w:rPr>
+              <w:t xml:space="preserve">CLOSEFILE nicht vergessen. Solange die Datei offen ist, kann ein Teil des Geschriebenen noch im Zwischenspeicher hängen und nicht wirklich auf der Platte stehen. Wer sein Programm hart abbricht, bevor geschlossen wurde, findet die Datei unter Umständen leer vor.</w:t>
+            </w:r>
+          </w:p>
+        </w:tc>
+      </w:tr>
+    </w:tbl>
+    <w:p>
+      <w:pPr>
+        <w:spacing w:after="160"/>
+      </w:pPr>
+    </w:p>
+    <w:p>
+      <w:pPr>
+        <w:pStyle w:val="Heading2"/>
+        <w:keepNext/>
+        <w:keepLines/>
+        <w:spacing w:after="120" w:before="280"/>
+      </w:pPr>
+      <w:r>
+        <w:t xml:space="preserve">Eine Datei lesen — auf die einfache Art</w:t>
+      </w:r>
+    </w:p>
+    <w:p>
+      <w:pPr>
+        <w:keepLines/>
+        <w:pBdr>
+          <w:left w:val="single" w:color="1B6CA8" w:sz="18" w:space="6"/>
+        </w:pBdr>
+        <w:shd w:fill="F4F4F4" w:val="clear"/>
+        <w:spacing w:after="200" w:before="100" w:line="264" w:lineRule="auto"/>
+        <w:ind w:left="140"/>
+      </w:pPr>
+      <w:r>
+        <w:rPr>
+          <w:rFonts w:ascii="Consolas" w:cs="Consolas" w:eastAsia="Consolas" w:hAnsi="Consolas"/>
+          <w:sz w:val="19"/>
+          <w:szCs w:val="19"/>
+        </w:rPr>
+        <w:t xml:space="preserve">DIM zeilen AS ARRAY OF STRING</w:t>
+      </w:r>
+      <w:r>
+        <w:rPr>
+          <w:rFonts w:ascii="Consolas" w:cs="Consolas" w:eastAsia="Consolas" w:hAnsi="Consolas"/>
+          <w:sz w:val="19"/>
+          <w:szCs w:val="19"/>
+        </w:rPr>
+        <w:br/>
+        <w:t xml:space="preserve"/>
+      </w:r>
+      <w:r>
+        <w:rPr>
+          <w:rFonts w:ascii="Consolas" w:cs="Consolas" w:eastAsia="Consolas" w:hAnsi="Consolas"/>
+          <w:sz w:val="19"/>
+          <w:szCs w:val="19"/>
+        </w:rPr>
+        <w:br/>
+        <w:t xml:space="preserve">zeilen = READLINES("punkte.txt")</w:t>
+      </w:r>
+      <w:r>
+        <w:rPr>
+          <w:rFonts w:ascii="Consolas" w:cs="Consolas" w:eastAsia="Consolas" w:hAnsi="Consolas"/>
+          <w:sz w:val="19"/>
+          <w:szCs w:val="19"/>
+        </w:rPr>
+        <w:br/>
+        <w:t xml:space="preserve">PRINT LEN(zeilen)</w:t>
+      </w:r>
+    </w:p>
+    <w:p>
+      <w:pPr>
+        <w:keepLines/>
+        <w:pBdr>
+          <w:left w:val="single" w:color="9AC79A" w:sz="18" w:space="6"/>
+        </w:pBdr>
+        <w:shd w:fill="EAF4EA" w:val="clear"/>
+        <w:spacing w:after="200" w:before="100" w:line="264" w:lineRule="auto"/>
+        <w:ind w:left="140"/>
+      </w:pPr>
+      <w:r>
+        <w:rPr>
+          <w:rFonts w:ascii="Consolas" w:cs="Consolas" w:eastAsia="Consolas" w:hAnsi="Consolas"/>
+          <w:sz w:val="19"/>
+          <w:szCs w:val="19"/>
+        </w:rPr>
+        <w:t xml:space="preserve">2</w:t>
+      </w:r>
+    </w:p>
+    <w:p>
+      <w:pPr>
+        <w:spacing w:after="180" w:line="312" w:lineRule="auto"/>
+      </w:pPr>
+      <w:r>
+        <w:rPr>
+          <w:rFonts w:ascii="Consolas" w:cs="Consolas" w:eastAsia="Consolas" w:hAnsi="Consolas"/>
+          <w:color w:val="335577"/>
+          <w:sz w:val="21"/>
+          <w:szCs w:val="21"/>
+        </w:rPr>
+        <w:t xml:space="preserve">READLINES</w:t>
+      </w:r>
+      <w:r>
+        <w:rPr>
+          <w:sz w:val="22"/>
+          <w:szCs w:val="22"/>
+        </w:rPr>
+        <w:t xml:space="preserve"> liest die ganze Datei und gibt sie als Array aus Zeilen zurück. Eine Zeile Code für eine ganze Datei — für alles, was in den Speicher passt, ist das der bequemste Weg, und die Dateien in diesem Buch sind winzig.</w:t>
+      </w:r>
+    </w:p>
+    <w:p>
+      <w:pPr>
+        <w:spacing w:after="180" w:line="312" w:lineRule="auto"/>
+      </w:pPr>
+      <w:r>
+        <w:rPr>
+          <w:sz w:val="22"/>
+          <w:szCs w:val="22"/>
+        </w:rPr>
+        <w:t xml:space="preserve">Es geht auch Zeile für Zeile, und das braucht man bei sehr großen Dateien:</w:t>
+      </w:r>
+    </w:p>
+    <w:p>
+      <w:pPr>
+        <w:keepLines/>
+        <w:pBdr>
+          <w:left w:val="single" w:color="1B6CA8" w:sz="18" w:space="6"/>
+        </w:pBdr>
+        <w:shd w:fill="F4F4F4" w:val="clear"/>
+        <w:spacing w:after="200" w:before="100" w:line="264" w:lineRule="auto"/>
+        <w:ind w:left="140"/>
+      </w:pPr>
+      <w:r>
+        <w:rPr>
+          <w:rFonts w:ascii="Consolas" w:cs="Consolas" w:eastAsia="Consolas" w:hAnsi="Consolas"/>
+          <w:sz w:val="19"/>
+          <w:szCs w:val="19"/>
+        </w:rPr>
+        <w:t xml:space="preserve">DIM ein AS FILE</w:t>
+      </w:r>
+      <w:r>
+        <w:rPr>
+          <w:rFonts w:ascii="Consolas" w:cs="Consolas" w:eastAsia="Consolas" w:hAnsi="Consolas"/>
+          <w:sz w:val="19"/>
+          <w:szCs w:val="19"/>
+        </w:rPr>
+        <w:br/>
+        <w:t xml:space="preserve"/>
+      </w:r>
+      <w:r>
+        <w:rPr>
+          <w:rFonts w:ascii="Consolas" w:cs="Consolas" w:eastAsia="Consolas" w:hAnsi="Consolas"/>
+          <w:sz w:val="19"/>
+          <w:szCs w:val="19"/>
+        </w:rPr>
+        <w:br/>
+        <w:t xml:space="preserve">ein = OPENFILE("punkte.txt", "r")</w:t>
+      </w:r>
+      <w:r>
+        <w:rPr>
+          <w:rFonts w:ascii="Consolas" w:cs="Consolas" w:eastAsia="Consolas" w:hAnsi="Consolas"/>
+          <w:sz w:val="19"/>
+          <w:szCs w:val="19"/>
+        </w:rPr>
+        <w:br/>
+        <w:t xml:space="preserve">WHILE NOT ENDOFFILE(ein)</w:t>
+      </w:r>
+      <w:r>
+        <w:rPr>
+          <w:rFonts w:ascii="Consolas" w:cs="Consolas" w:eastAsia="Consolas" w:hAnsi="Consolas"/>
+          <w:sz w:val="19"/>
+          <w:szCs w:val="19"/>
+        </w:rPr>
+        <w:br/>
+        <w:t xml:space="preserve">    PRINT READLINE(ein)</w:t>
+      </w:r>
+      <w:r>
+        <w:rPr>
+          <w:rFonts w:ascii="Consolas" w:cs="Consolas" w:eastAsia="Consolas" w:hAnsi="Consolas"/>
+          <w:sz w:val="19"/>
+          <w:szCs w:val="19"/>
+        </w:rPr>
+        <w:br/>
+        <w:t xml:space="preserve">WEND</w:t>
+      </w:r>
+      <w:r>
+        <w:rPr>
+          <w:rFonts w:ascii="Consolas" w:cs="Consolas" w:eastAsia="Consolas" w:hAnsi="Consolas"/>
+          <w:sz w:val="19"/>
+          <w:szCs w:val="19"/>
+        </w:rPr>
+        <w:br/>
+        <w:t xml:space="preserve">CLOSEFILE(ein)</w:t>
+      </w:r>
+    </w:p>
+    <w:p>
+      <w:pPr>
+        <w:pStyle w:val="Heading2"/>
+        <w:keepNext/>
+        <w:keepLines/>
+        <w:spacing w:after="120" w:before="280"/>
+      </w:pPr>
+      <w:r>
+        <w:t xml:space="preserve">Ein Wert, der den Neustart überlebt</w:t>
+      </w:r>
+    </w:p>
+    <w:p>
+      <w:pPr>
+        <w:spacing w:after="180" w:line="312" w:lineRule="auto"/>
+      </w:pPr>
+      <w:r>
+        <w:rPr>
+          <w:sz w:val="22"/>
+          <w:szCs w:val="22"/>
+        </w:rPr>
+        <w:t xml:space="preserve">Damit lässt sich endlich der Bestwert bauen, der bleibt. Das Muster dafür hat zwei Hälften. Beim Start nachsehen:</w:t>
+      </w:r>
+    </w:p>
+    <w:p>
+      <w:pPr>
+        <w:keepLines/>
+        <w:pBdr>
+          <w:left w:val="single" w:color="1B6CA8" w:sz="18" w:space="6"/>
+        </w:pBdr>
+        <w:shd w:fill="F4F4F4" w:val="clear"/>
+        <w:spacing w:after="200" w:before="100" w:line="264" w:lineRule="auto"/>
+        <w:ind w:left="140"/>
+      </w:pPr>
+      <w:r>
+        <w:rPr>
+          <w:rFonts w:ascii="Consolas" w:cs="Consolas" w:eastAsia="Consolas" w:hAnsi="Consolas"/>
+          <w:sz w:val="19"/>
+          <w:szCs w:val="19"/>
+        </w:rPr>
+        <w:t xml:space="preserve">IF FILEEXISTS("bestwert.txt") THEN</w:t>
+      </w:r>
+      <w:r>
+        <w:rPr>
+          <w:rFonts w:ascii="Consolas" w:cs="Consolas" w:eastAsia="Consolas" w:hAnsi="Consolas"/>
+          <w:sz w:val="19"/>
+          <w:szCs w:val="19"/>
+        </w:rPr>
+        <w:br/>
+        <w:t xml:space="preserve">    zeilen = READLINES("bestwert.txt")</w:t>
+      </w:r>
+      <w:r>
+        <w:rPr>
+          <w:rFonts w:ascii="Consolas" w:cs="Consolas" w:eastAsia="Consolas" w:hAnsi="Consolas"/>
+          <w:sz w:val="19"/>
+          <w:szCs w:val="19"/>
+        </w:rPr>
+        <w:br/>
+        <w:t xml:space="preserve">    IF LEN(zeilen) &gt; 0 THEN best = VAL(zeilen[0])</w:t>
+      </w:r>
+      <w:r>
+        <w:rPr>
+          <w:rFonts w:ascii="Consolas" w:cs="Consolas" w:eastAsia="Consolas" w:hAnsi="Consolas"/>
+          <w:sz w:val="19"/>
+          <w:szCs w:val="19"/>
+        </w:rPr>
+        <w:br/>
+        <w:t xml:space="preserve">END IF</w:t>
+      </w:r>
+    </w:p>
+    <w:p>
+      <w:pPr>
+        <w:spacing w:after="180" w:line="312" w:lineRule="auto"/>
+      </w:pPr>
+      <w:r>
+        <w:rPr>
+          <w:sz w:val="22"/>
+          <w:szCs w:val="22"/>
+        </w:rPr>
+        <w:t xml:space="preserve">Und immer dann schreiben, wenn sich etwas geändert hat:</w:t>
+      </w:r>
+    </w:p>
+    <w:p>
+      <w:pPr>
+        <w:keepLines/>
+        <w:pBdr>
+          <w:left w:val="single" w:color="1B6CA8" w:sz="18" w:space="6"/>
+        </w:pBdr>
+        <w:shd w:fill="F4F4F4" w:val="clear"/>
+        <w:spacing w:after="200" w:before="100" w:line="264" w:lineRule="auto"/>
+        <w:ind w:left="140"/>
+      </w:pPr>
+      <w:r>
+        <w:rPr>
+          <w:rFonts w:ascii="Consolas" w:cs="Consolas" w:eastAsia="Consolas" w:hAnsi="Consolas"/>
+          <w:sz w:val="19"/>
+          <w:szCs w:val="19"/>
+        </w:rPr>
+        <w:t xml:space="preserve">IF wurf &gt; best THEN</w:t>
+      </w:r>
+      <w:r>
+        <w:rPr>
+          <w:rFonts w:ascii="Consolas" w:cs="Consolas" w:eastAsia="Consolas" w:hAnsi="Consolas"/>
+          <w:sz w:val="19"/>
+          <w:szCs w:val="19"/>
+        </w:rPr>
+        <w:br/>
+        <w:t xml:space="preserve">    best = wurf</w:t>
+      </w:r>
+      <w:r>
+        <w:rPr>
+          <w:rFonts w:ascii="Consolas" w:cs="Consolas" w:eastAsia="Consolas" w:hAnsi="Consolas"/>
+          <w:sz w:val="19"/>
+          <w:szCs w:val="19"/>
+        </w:rPr>
+        <w:br/>
+        <w:t xml:space="preserve">    aus = OPENFILE("bestwert.txt", "w")</w:t>
+      </w:r>
+      <w:r>
+        <w:rPr>
+          <w:rFonts w:ascii="Consolas" w:cs="Consolas" w:eastAsia="Consolas" w:hAnsi="Consolas"/>
+          <w:sz w:val="19"/>
+          <w:szCs w:val="19"/>
+        </w:rPr>
+        <w:br/>
+        <w:t xml:space="preserve">    WRITELINE(aus, STR$(best))</w:t>
+      </w:r>
+      <w:r>
+        <w:rPr>
+          <w:rFonts w:ascii="Consolas" w:cs="Consolas" w:eastAsia="Consolas" w:hAnsi="Consolas"/>
+          <w:sz w:val="19"/>
+          <w:szCs w:val="19"/>
+        </w:rPr>
+        <w:br/>
+        <w:t xml:space="preserve">    CLOSEFILE(aus)</w:t>
+      </w:r>
+      <w:r>
+        <w:rPr>
+          <w:rFonts w:ascii="Consolas" w:cs="Consolas" w:eastAsia="Consolas" w:hAnsi="Consolas"/>
+          <w:sz w:val="19"/>
+          <w:szCs w:val="19"/>
+        </w:rPr>
+        <w:br/>
+        <w:t xml:space="preserve">END IF</w:t>
+      </w:r>
+    </w:p>
+    <w:p>
+      <w:pPr>
+        <w:keepNext/>
+        <w:spacing w:after="40" w:before="160"/>
+        <w:jc w:val="center"/>
+      </w:pPr>
+      <w:r>
+        <w:drawing>
+          <wp:inline distT="0" distB="0" distL="0" distR="0">
+            <wp:extent cx="4191000" cy="2619375"/>
+            <wp:effectExtent t="0" r="0" b="0" l="0"/>
+            <wp:docPr id="1" name="kap18_1_bestwert.png" descr="So sieht es direkt nach einem Neustart aus: Der Wurf ist wieder null, der Bestwert nicht." title="So sieht es direkt nach einem Neustart aus: Der Wurf ist wieder null, der Bestwert nicht."/>
+            <wp:cNvGraphicFramePr>
+              <a:graphicFrameLocks xmlns:a="http://schemas.openxmlformats.org/drawingml/2006/main" noChangeAspect="1"/>
+            </wp:cNvGraphicFramePr>
+            <a:graphic xmlns:a="http://schemas.openxmlformats.org/drawingml/2006/main">
+              <a:graphicData uri="http://schemas.openxmlformats.org/drawingml/2006/picture">
+                <pic:pic xmlns:pic="http://schemas.openxmlformats.org/drawingml/2006/picture">
+                  <pic:nvPicPr>
+                    <pic:cNvPr id="0" name="" descr=""/>
+                    <pic:cNvPicPr>
+                      <a:picLocks noChangeAspect="1" noChangeArrowheads="1"/>
+                    </pic:cNvPicPr>
+                  </pic:nvPicPr>
+                  <pic:blipFill>
+                    <a:blip r:embed="rId58" cstate="none"/>
+                    <a:srcRect/>
+                    <a:stretch>
+                      <a:fillRect/>
+                    </a:stretch>
+                  </pic:blipFill>
+                  <pic:spPr bwMode="auto">
+                    <a:xfrm>
+                      <a:off x="0" y="0"/>
+                      <a:ext cx="4191000" cy="2619375"/>
+                    </a:xfrm>
+                    <a:prstGeom prst="rect">
+                      <a:avLst/>
+                    </a:prstGeom>
+                  </pic:spPr>
+                </pic:pic>
+              </a:graphicData>
+            </a:graphic>
+          </wp:inline>
+        </w:drawing>
+      </w:r>
+    </w:p>
+    <w:p>
+      <w:pPr>
+        <w:spacing w:after="200"/>
+        <w:jc w:val="center"/>
+      </w:pPr>
+      <w:r>
+        <w:rPr>
+          <w:i/>
+          <w:iCs/>
+          <w:color w:val="6A6A6A"/>
+          <w:sz w:val="18"/>
+          <w:szCs w:val="18"/>
+        </w:rPr>
+        <w:t xml:space="preserve">So sieht es direkt nach einem Neustart aus: Der Wurf ist wieder null, der Bestwert nicht.</w:t>
+      </w:r>
+    </w:p>
+    <w:p>
+      <w:pPr>
+        <w:spacing w:after="180" w:line="312" w:lineRule="auto"/>
+      </w:pPr>
+      <w:r>
+        <w:rPr>
+          <w:sz w:val="22"/>
+          <w:szCs w:val="22"/>
+        </w:rPr>
+        <w:t xml:space="preserve">Die beiden Prüfungen am Anfang sind kein Übereifer. </w:t>
+      </w:r>
+      <w:r>
+        <w:rPr>
+          <w:rFonts w:ascii="Consolas" w:cs="Consolas" w:eastAsia="Consolas" w:hAnsi="Consolas"/>
+          <w:color w:val="335577"/>
+          <w:sz w:val="21"/>
+          <w:szCs w:val="21"/>
+        </w:rPr>
+        <w:t xml:space="preserve">FILEEXISTS</w:t>
+      </w:r>
+      <w:r>
+        <w:rPr>
+          <w:sz w:val="22"/>
+          <w:szCs w:val="22"/>
+        </w:rPr>
+        <w:t xml:space="preserve"> fragt, ob es die Datei überhaupt schon gibt — beim allerersten Start gibt es sie ja nicht. Und </w:t>
+      </w:r>
+      <w:r>
+        <w:rPr>
+          <w:rFonts w:ascii="Consolas" w:cs="Consolas" w:eastAsia="Consolas" w:hAnsi="Consolas"/>
+          <w:color w:val="335577"/>
+          <w:sz w:val="21"/>
+          <w:szCs w:val="21"/>
+        </w:rPr>
+        <w:t xml:space="preserve">LEN(zeilen) &gt; 0</w:t>
+      </w:r>
+      <w:r>
+        <w:rPr>
+          <w:sz w:val="22"/>
+          <w:szCs w:val="22"/>
+        </w:rPr>
+        <w:t xml:space="preserve"> fängt den Fall ab, dass sie zwar existiert, aber leer ist. Beides passiert wirklich, und beides würde sonst das Programm beenden, bevor es angefangen hat.</w:t>
+      </w:r>
+    </w:p>
+    <w:p>
+      <w:pPr>
+        <w:spacing w:after="180" w:line="312" w:lineRule="auto"/>
+      </w:pPr>
+      <w:r>
+        <w:rPr>
+          <w:rFonts w:ascii="Consolas" w:cs="Consolas" w:eastAsia="Consolas" w:hAnsi="Consolas"/>
+          <w:color w:val="335577"/>
+          <w:sz w:val="21"/>
+          <w:szCs w:val="21"/>
+        </w:rPr>
+        <w:t xml:space="preserve">VAL(zeilen[0])</w:t>
+      </w:r>
+      <w:r>
+        <w:rPr>
+          <w:sz w:val="22"/>
+          <w:szCs w:val="22"/>
+        </w:rPr>
+        <w:t xml:space="preserve"> macht aus dem gelesenen Text wieder eine Zahl — in einer Datei steht immer Text, auch wenn eine Zahl gemeint ist.</w:t>
+      </w:r>
+    </w:p>
+    <w:p>
+      <w:pPr>
+        <w:spacing w:before="60"/>
+      </w:pPr>
+    </w:p>
+    <w:tbl>
+      <w:tblPr>
+        <w:tblW w:type="dxa" w:w="9026"/>
+        <w:tblBorders>
+          <w:top w:val="single" w:color="auto" w:sz="4"/>
+          <w:left w:val="single" w:color="auto" w:sz="4"/>
+          <w:bottom w:val="single" w:color="auto" w:sz="4"/>
+          <w:right w:val="single" w:color="auto" w:sz="4"/>
+          <w:insideH w:val="single" w:color="auto" w:sz="4"/>
+          <w:insideV w:val="single" w:color="auto" w:sz="4"/>
+        </w:tblBorders>
+      </w:tblPr>
+      <w:tblGrid>
+        <w:gridCol w:w="9026"/>
+      </w:tblGrid>
+      <w:tr>
+        <w:trPr>
+          <w:cantSplit/>
+        </w:trPr>
+        <w:tc>
+          <w:tcPr>
+            <w:tcW w:type="dxa" w:w="9026"/>
+            <w:tcBorders>
+              <w:top w:val="single" w:color="9CC8E6" w:sz="6"/>
+              <w:left w:val="single" w:color="9CC8E6" w:sz="6"/>
+              <w:bottom w:val="single" w:color="9CC8E6" w:sz="6"/>
+              <w:right w:val="single" w:color="9CC8E6" w:sz="6"/>
+            </w:tcBorders>
+            <w:shd w:fill="E7F2FA" w:val="clear"/>
+            <w:tcMar>
+              <w:top w:type="dxa" w:w="140"/>
+              <w:left w:type="dxa" w:w="180"/>
+              <w:bottom w:type="dxa" w:w="140"/>
+              <w:right w:type="dxa" w:w="180"/>
+            </w:tcMar>
+          </w:tcPr>
+          <w:p>
+            <w:pPr>
+              <w:spacing w:after="40"/>
+            </w:pPr>
+            <w:r>
+              <w:rPr>
+                <w:b/>
+                <w:bCs/>
+                <w:color w:val="1B6CA8"/>
+                <w:sz w:val="22"/>
+                <w:szCs w:val="22"/>
+              </w:rPr>
+              <w:t xml:space="preserve">Nachgemessen</w:t>
+            </w:r>
+          </w:p>
+          <w:p>
+            <w:pPr>
+              <w:spacing w:after="0" w:line="312" w:lineRule="auto"/>
+            </w:pPr>
+            <w:r>
+              <w:rPr>
+                <w:sz w:val="22"/>
+                <w:szCs w:val="22"/>
+              </w:rPr>
+              <w:t xml:space="preserve">Das Muster wurde in drei getrennten Programmläufen geprüft, wobei jeder 137 dazuzählt: gelesen 0, geschrieben 137. Gelesen 137, geschrieben 274. Gelesen 274, geschrieben 411. In der Datei stand danach 411. Das Gedächtnis hält.</w:t>
+            </w:r>
+          </w:p>
+        </w:tc>
+      </w:tr>
+    </w:tbl>
+    <w:p>
+      <w:pPr>
+        <w:spacing w:after="160"/>
+      </w:pPr>
+    </w:p>
+    <w:p>
+      <w:pPr>
+        <w:pStyle w:val="Heading2"/>
+        <w:keepNext/>
+        <w:keepLines/>
+        <w:spacing w:after="120" w:before="280"/>
+      </w:pPr>
+      <w:r>
+        <w:t xml:space="preserve">Wo landet die Datei eigentlich?</w:t>
+      </w:r>
+    </w:p>
+    <w:p>
+      <w:pPr>
+        <w:spacing w:before="60"/>
+      </w:pPr>
+    </w:p>
+    <w:tbl>
+      <w:tblPr>
+        <w:tblW w:type="dxa" w:w="9026"/>
+        <w:tblBorders>
+          <w:top w:val="single" w:color="auto" w:sz="4"/>
+          <w:left w:val="single" w:color="auto" w:sz="4"/>
+          <w:bottom w:val="single" w:color="auto" w:sz="4"/>
+          <w:right w:val="single" w:color="auto" w:sz="4"/>
+          <w:insideH w:val="single" w:color="auto" w:sz="4"/>
+          <w:insideV w:val="single" w:color="auto" w:sz="4"/>
+        </w:tblBorders>
+      </w:tblPr>
+      <w:tblGrid>
+        <w:gridCol w:w="9026"/>
+      </w:tblGrid>
+      <w:tr>
+        <w:trPr>
+          <w:cantSplit/>
+        </w:trPr>
+        <w:tc>
+          <w:tcPr>
+            <w:tcW w:type="dxa" w:w="9026"/>
+            <w:tcBorders>
+              <w:top w:val="single" w:color="E0A0A0" w:sz="6"/>
+              <w:left w:val="single" w:color="E0A0A0" w:sz="6"/>
+              <w:bottom w:val="single" w:color="E0A0A0" w:sz="6"/>
+              <w:right w:val="single" w:color="E0A0A0" w:sz="6"/>
+            </w:tcBorders>
+            <w:shd w:fill="FBEAEA" w:val="clear"/>
+            <w:tcMar>
+              <w:top w:type="dxa" w:w="140"/>
+              <w:left w:type="dxa" w:w="180"/>
+              <w:bottom w:type="dxa" w:w="140"/>
+              <w:right w:type="dxa" w:w="180"/>
+            </w:tcMar>
+          </w:tcPr>
+          <w:p>
+            <w:pPr>
+              <w:spacing w:after="40"/>
+            </w:pPr>
+            <w:r>
+              <w:rPr>
+                <w:b/>
+                <w:bCs/>
+                <w:color w:val="B23030"/>
+                <w:sz w:val="22"/>
+                <w:szCs w:val="22"/>
+              </w:rPr>
+              <w:t xml:space="preserve">Neben dem Programm, nicht im Startverzeichnis</w:t>
+            </w:r>
+          </w:p>
+          <w:p>
+            <w:pPr>
+              <w:spacing w:after="0" w:line="312" w:lineRule="auto"/>
+            </w:pPr>
+            <w:r>
+              <w:rPr>
+                <w:sz w:val="22"/>
+                <w:szCs w:val="22"/>
+              </w:rPr>
+              <w:t xml:space="preserve">Ein Dateiname ohne Pfad bezieht sich auf das Verzeichnis, in dem das PROGRAMM liegt — nicht auf das, aus dem du es gestartet hast. Steht dein Programm in Dokumente/Drachenhauch/kap18/, landet bestwert.txt genau dort. Beim Schreiben dieses Kapitels habe ich die Datei versehentlich woanders abgelegt und mich gewundert, warum das Programm sie nicht findet. Gemessen und bestätigt: Sie erscheint immer neben dem Programm.</w:t>
+            </w:r>
+          </w:p>
+        </w:tc>
+      </w:tr>
+    </w:tbl>
+    <w:p>
+      <w:pPr>
+        <w:spacing w:after="160"/>
+      </w:pPr>
+    </w:p>
+    <w:p>
+      <w:pPr>
+        <w:pStyle w:val="Heading2"/>
+        <w:keepNext/>
+        <w:keepLines/>
+        <w:spacing w:after="120" w:before="280"/>
+      </w:pPr>
+      <w:r>
+        <w:t xml:space="preserve">Mehrere Angaben in einer Zeile</w:t>
+      </w:r>
+    </w:p>
+    <w:p>
+      <w:pPr>
+        <w:spacing w:after="180" w:line="312" w:lineRule="auto"/>
+      </w:pPr>
+      <w:r>
+        <w:rPr>
+          <w:sz w:val="22"/>
+          <w:szCs w:val="22"/>
+        </w:rPr>
+        <w:t xml:space="preserve">Eine Datei kennt nur Zeilen. Wenn eine Zeile mehrere Angaben tragen soll, trennt man sie durch ein Zeichen, das im Inhalt nicht vorkommt — ein Semikolon zum Beispiel:</w:t>
+      </w:r>
+    </w:p>
+    <w:p>
+      <w:pPr>
+        <w:keepLines/>
+        <w:pBdr>
+          <w:left w:val="single" w:color="9AC79A" w:sz="18" w:space="6"/>
+        </w:pBdr>
+        <w:shd w:fill="EAF4EA" w:val="clear"/>
+        <w:spacing w:after="200" w:before="100" w:line="264" w:lineRule="auto"/>
+        <w:ind w:left="140"/>
+      </w:pPr>
+      <w:r>
+        <w:rPr>
+          <w:rFonts w:ascii="Consolas" w:cs="Consolas" w:eastAsia="Consolas" w:hAnsi="Consolas"/>
+          <w:sz w:val="19"/>
+          <w:szCs w:val="19"/>
+        </w:rPr>
+        <w:t xml:space="preserve">Haus;house</w:t>
+      </w:r>
+      <w:r>
+        <w:rPr>
+          <w:rFonts w:ascii="Consolas" w:cs="Consolas" w:eastAsia="Consolas" w:hAnsi="Consolas"/>
+          <w:sz w:val="19"/>
+          <w:szCs w:val="19"/>
+        </w:rPr>
+        <w:br/>
+        <w:t xml:space="preserve">Baum;tree</w:t>
+      </w:r>
+      <w:r>
+        <w:rPr>
+          <w:rFonts w:ascii="Consolas" w:cs="Consolas" w:eastAsia="Consolas" w:hAnsi="Consolas"/>
+          <w:sz w:val="19"/>
+          <w:szCs w:val="19"/>
+        </w:rPr>
+        <w:br/>
+        <w:t xml:space="preserve">Katze;cat</w:t>
+      </w:r>
+    </w:p>
+    <w:p>
+      <w:pPr>
+        <w:spacing w:after="180" w:line="312" w:lineRule="auto"/>
+      </w:pPr>
+      <w:r>
+        <w:rPr>
+          <w:sz w:val="22"/>
+          <w:szCs w:val="22"/>
+        </w:rPr>
+        <w:t xml:space="preserve">Beim Lesen wird jede Zeile wieder zerlegt, mit dem SPLIT$ aus dem letzten Kapitel:</w:t>
+      </w:r>
+    </w:p>
+    <w:p>
+      <w:pPr>
+        <w:keepLines/>
+        <w:pBdr>
+          <w:left w:val="single" w:color="1B6CA8" w:sz="18" w:space="6"/>
+        </w:pBdr>
+        <w:shd w:fill="F4F4F4" w:val="clear"/>
+        <w:spacing w:after="200" w:before="100" w:line="264" w:lineRule="auto"/>
+        <w:ind w:left="140"/>
+      </w:pPr>
+      <w:r>
+        <w:rPr>
+          <w:rFonts w:ascii="Consolas" w:cs="Consolas" w:eastAsia="Consolas" w:hAnsi="Consolas"/>
+          <w:sz w:val="19"/>
+          <w:szCs w:val="19"/>
+        </w:rPr>
+        <w:t xml:space="preserve">FOR i = 0 TO LEN(zeilen) - 1</w:t>
+      </w:r>
+      <w:r>
+        <w:rPr>
+          <w:rFonts w:ascii="Consolas" w:cs="Consolas" w:eastAsia="Consolas" w:hAnsi="Consolas"/>
+          <w:sz w:val="19"/>
+          <w:szCs w:val="19"/>
+        </w:rPr>
+        <w:br/>
+        <w:t xml:space="preserve">    teile = SPLIT$(zeilen[i], ";")</w:t>
+      </w:r>
+      <w:r>
+        <w:rPr>
+          <w:rFonts w:ascii="Consolas" w:cs="Consolas" w:eastAsia="Consolas" w:hAnsi="Consolas"/>
+          <w:sz w:val="19"/>
+          <w:szCs w:val="19"/>
+        </w:rPr>
+        <w:br/>
+        <w:t xml:space="preserve">    y = 80 + i * 50</w:t>
+      </w:r>
+      <w:r>
+        <w:rPr>
+          <w:rFonts w:ascii="Consolas" w:cs="Consolas" w:eastAsia="Consolas" w:hAnsi="Consolas"/>
+          <w:sz w:val="19"/>
+          <w:szCs w:val="19"/>
+        </w:rPr>
+        <w:br/>
+        <w:t xml:space="preserve">    TEXT(60, y, teile[0], schrift)</w:t>
+      </w:r>
+      <w:r>
+        <w:rPr>
+          <w:rFonts w:ascii="Consolas" w:cs="Consolas" w:eastAsia="Consolas" w:hAnsi="Consolas"/>
+          <w:sz w:val="19"/>
+          <w:szCs w:val="19"/>
+        </w:rPr>
+        <w:br/>
+        <w:t xml:space="preserve">    TEXT(300, y, teile[1], zweit)</w:t>
+      </w:r>
+      <w:r>
+        <w:rPr>
+          <w:rFonts w:ascii="Consolas" w:cs="Consolas" w:eastAsia="Consolas" w:hAnsi="Consolas"/>
+          <w:sz w:val="19"/>
+          <w:szCs w:val="19"/>
+        </w:rPr>
+        <w:br/>
+        <w:t xml:space="preserve">NEXT</w:t>
+      </w:r>
+    </w:p>
+    <w:p>
+      <w:pPr>
+        <w:keepNext/>
+        <w:spacing w:after="40" w:before="160"/>
+        <w:jc w:val="center"/>
+      </w:pPr>
+      <w:r>
+        <w:drawing>
+          <wp:inline distT="0" distB="0" distL="0" distR="0">
+            <wp:extent cx="4191000" cy="2619375"/>
+            <wp:effectExtent t="0" r="0" b="0" l="0"/>
+            <wp:docPr id="1" name="kap18_2_vokabeln.png" descr="Fünf Zeilen aus einer Datei, jede in zwei Teile zerlegt. Das ist der Anfang des Vokabeltrainers." title="Fünf Zeilen aus einer Datei, jede in zwei Teile zerlegt. Das ist der Anfang des Vokabeltrainers."/>
+            <wp:cNvGraphicFramePr>
+              <a:graphicFrameLocks xmlns:a="http://schemas.openxmlformats.org/drawingml/2006/main" noChangeAspect="1"/>
+            </wp:cNvGraphicFramePr>
+            <a:graphic xmlns:a="http://schemas.openxmlformats.org/drawingml/2006/main">
+              <a:graphicData uri="http://schemas.openxmlformats.org/drawingml/2006/picture">
+                <pic:pic xmlns:pic="http://schemas.openxmlformats.org/drawingml/2006/picture">
+                  <pic:nvPicPr>
+                    <pic:cNvPr id="0" name="" descr=""/>
+                    <pic:cNvPicPr>
+                      <a:picLocks noChangeAspect="1" noChangeArrowheads="1"/>
+                    </pic:cNvPicPr>
+                  </pic:nvPicPr>
+                  <pic:blipFill>
+                    <a:blip r:embed="rId59" cstate="none"/>
+                    <a:srcRect/>
+                    <a:stretch>
+                      <a:fillRect/>
+                    </a:stretch>
+                  </pic:blipFill>
+                  <pic:spPr bwMode="auto">
+                    <a:xfrm>
+                      <a:off x="0" y="0"/>
+                      <a:ext cx="4191000" cy="2619375"/>
+                    </a:xfrm>
+                    <a:prstGeom prst="rect">
+                      <a:avLst/>
+                    </a:prstGeom>
+                  </pic:spPr>
+                </pic:pic>
+              </a:graphicData>
+            </a:graphic>
+          </wp:inline>
+        </w:drawing>
+      </w:r>
+    </w:p>
+    <w:p>
+      <w:pPr>
+        <w:spacing w:after="200"/>
+        <w:jc w:val="center"/>
+      </w:pPr>
+      <w:r>
+        <w:rPr>
+          <w:i/>
+          <w:iCs/>
+          <w:color w:val="6A6A6A"/>
+          <w:sz w:val="18"/>
+          <w:szCs w:val="18"/>
+        </w:rPr>
+        <w:t xml:space="preserve">Fünf Zeilen aus einer Datei, jede in zwei Teile zerlegt. Das ist der Anfang des Vokabeltrainers.</w:t>
+      </w:r>
+    </w:p>
+    <w:p>
+      <w:pPr>
+        <w:spacing w:after="180" w:line="312" w:lineRule="auto"/>
+      </w:pPr>
+      <w:r>
+        <w:rPr>
+          <w:sz w:val="22"/>
+          <w:szCs w:val="22"/>
+        </w:rPr>
+        <w:t xml:space="preserve">Dieses Programm legt seine Datei beim ersten Start selbst an, wenn es sie nicht findet. Das ist eine ausgesprochen freundliche Gewohnheit: Der Benutzer muss nichts vorbereiten, und trotzdem kann er die Datei danach mit einem Texteditor öffnen und bearbeiten.</w:t>
+      </w:r>
+    </w:p>
+    <w:p>
+      <w:pPr>
+        <w:keepLines/>
+        <w:pBdr>
+          <w:left w:val="single" w:color="1B6CA8" w:sz="18" w:space="6"/>
+        </w:pBdr>
+        <w:shd w:fill="F4F4F4" w:val="clear"/>
+        <w:spacing w:after="200" w:before="100" w:line="264" w:lineRule="auto"/>
+        <w:ind w:left="140"/>
+      </w:pPr>
+      <w:r>
+        <w:rPr>
+          <w:rFonts w:ascii="Consolas" w:cs="Consolas" w:eastAsia="Consolas" w:hAnsi="Consolas"/>
+          <w:sz w:val="19"/>
+          <w:szCs w:val="19"/>
+        </w:rPr>
+        <w:t xml:space="preserve">IF NOT FILEEXISTS("vokabeln.txt") THEN</w:t>
+      </w:r>
+      <w:r>
+        <w:rPr>
+          <w:rFonts w:ascii="Consolas" w:cs="Consolas" w:eastAsia="Consolas" w:hAnsi="Consolas"/>
+          <w:sz w:val="19"/>
+          <w:szCs w:val="19"/>
+        </w:rPr>
+        <w:br/>
+        <w:t xml:space="preserve">    aus = OPENFILE("vokabeln.txt", "w")</w:t>
+      </w:r>
+      <w:r>
+        <w:rPr>
+          <w:rFonts w:ascii="Consolas" w:cs="Consolas" w:eastAsia="Consolas" w:hAnsi="Consolas"/>
+          <w:sz w:val="19"/>
+          <w:szCs w:val="19"/>
+        </w:rPr>
+        <w:br/>
+        <w:t xml:space="preserve">    WRITELINE(aus, "Haus;house")</w:t>
+      </w:r>
+      <w:r>
+        <w:rPr>
+          <w:rFonts w:ascii="Consolas" w:cs="Consolas" w:eastAsia="Consolas" w:hAnsi="Consolas"/>
+          <w:sz w:val="19"/>
+          <w:szCs w:val="19"/>
+        </w:rPr>
+        <w:br/>
+        <w:t xml:space="preserve">    WRITELINE(aus, "Baum;tree")</w:t>
+      </w:r>
+      <w:r>
+        <w:rPr>
+          <w:rFonts w:ascii="Consolas" w:cs="Consolas" w:eastAsia="Consolas" w:hAnsi="Consolas"/>
+          <w:sz w:val="19"/>
+          <w:szCs w:val="19"/>
+        </w:rPr>
+        <w:br/>
+        <w:t xml:space="preserve">    CLOSEFILE(aus)</w:t>
+      </w:r>
+      <w:r>
+        <w:rPr>
+          <w:rFonts w:ascii="Consolas" w:cs="Consolas" w:eastAsia="Consolas" w:hAnsi="Consolas"/>
+          <w:sz w:val="19"/>
+          <w:szCs w:val="19"/>
+        </w:rPr>
+        <w:br/>
+        <w:t xml:space="preserve">END IF</w:t>
+      </w:r>
+    </w:p>
+    <w:p>
+      <w:pPr>
+        <w:spacing w:before="60"/>
+      </w:pPr>
+    </w:p>
+    <w:tbl>
+      <w:tblPr>
+        <w:tblW w:type="dxa" w:w="9026"/>
+        <w:tblBorders>
+          <w:top w:val="single" w:color="auto" w:sz="4"/>
+          <w:left w:val="single" w:color="auto" w:sz="4"/>
+          <w:bottom w:val="single" w:color="auto" w:sz="4"/>
+          <w:right w:val="single" w:color="auto" w:sz="4"/>
+          <w:insideH w:val="single" w:color="auto" w:sz="4"/>
+          <w:insideV w:val="single" w:color="auto" w:sz="4"/>
+        </w:tblBorders>
+      </w:tblPr>
+      <w:tblGrid>
+        <w:gridCol w:w="9026"/>
+      </w:tblGrid>
+      <w:tr>
+        <w:trPr>
+          <w:cantSplit/>
+        </w:trPr>
+        <w:tc>
+          <w:tcPr>
+            <w:tcW w:type="dxa" w:w="9026"/>
+            <w:tcBorders>
+              <w:top w:val="single" w:color="E0B96A" w:sz="6"/>
+              <w:left w:val="single" w:color="E0B96A" w:sz="6"/>
+              <w:bottom w:val="single" w:color="E0B96A" w:sz="6"/>
+              <w:right w:val="single" w:color="E0B96A" w:sz="6"/>
+            </w:tcBorders>
+            <w:shd w:fill="FDF3E0" w:val="clear"/>
+            <w:tcMar>
+              <w:top w:type="dxa" w:w="140"/>
+              <w:left w:type="dxa" w:w="180"/>
+              <w:bottom w:type="dxa" w:w="140"/>
+              <w:right w:type="dxa" w:w="180"/>
+            </w:tcMar>
+          </w:tcPr>
+          <w:p>
+            <w:pPr>
+              <w:spacing w:after="40"/>
+            </w:pPr>
+            <w:r>
+              <w:rPr>
+                <w:b/>
+                <w:bCs/>
+                <w:color w:val="8A5E15"/>
+                <w:sz w:val="22"/>
+                <w:szCs w:val="22"/>
+              </w:rPr>
+              <w:t xml:space="preserve">Merke</w:t>
+            </w:r>
+          </w:p>
+          <w:p>
+            <w:pPr>
+              <w:spacing w:after="0" w:line="312" w:lineRule="auto"/>
+            </w:pPr>
+            <w:r>
+              <w:rPr>
+                <w:sz w:val="22"/>
+                <w:szCs w:val="22"/>
+              </w:rPr>
+              <w:t xml:space="preserve">Das Semikolon ist willkürlich gewählt. Man nimmt oft auch ein Komma oder einen Tabulator. Wichtig ist nur, dass das Trennzeichen im Inhalt selbst nicht vorkommt — eine Vokabel mit Semikolon darin würde die Zerlegung zerreißen. Für ernsthafte Fälle gibt es dafür fertige Formate; für unsere reicht ein Zeichen, das nicht vorkommt.</w:t>
+            </w:r>
+          </w:p>
+        </w:tc>
+      </w:tr>
+    </w:tbl>
+    <w:p>
+      <w:pPr>
+        <w:spacing w:after="160"/>
+      </w:pPr>
+    </w:p>
+    <w:p>
+      <w:pPr>
+        <w:pStyle w:val="Heading2"/>
+        <w:keepNext/>
+        <w:keepLines/>
+        <w:spacing w:after="120" w:before="280"/>
+      </w:pPr>
+      <w:r>
+        <w:t xml:space="preserve">Die Befehle im Überblick</w:t>
+      </w:r>
+    </w:p>
+    <w:tbl>
+      <w:tblPr>
+        <w:tblW w:type="dxa" w:w="9026"/>
+        <w:tblBorders>
+          <w:top w:val="single" w:color="D0D0D0" w:sz="4"/>
+          <w:left w:val="single" w:color="D0D0D0" w:sz="4"/>
+          <w:bottom w:val="single" w:color="D0D0D0" w:sz="4"/>
+          <w:right w:val="single" w:color="D0D0D0" w:sz="4"/>
+          <w:insideH w:val="single" w:color="D0D0D0" w:sz="4"/>
+          <w:insideV w:val="single" w:color="D0D0D0" w:sz="4"/>
+        </w:tblBorders>
+      </w:tblPr>
+      <w:tblGrid>
+        <w:gridCol w:w="2800"/>
+        <w:gridCol w:w="6226"/>
+      </w:tblGrid>
+      <w:tr>
+        <w:trPr>
+          <w:cantSplit/>
+          <w:tblHeader/>
+        </w:trPr>
+        <w:tc>
+          <w:tcPr>
+            <w:tcW w:type="dxa" w:w="2800"/>
+            <w:shd w:fill="1B6CA8" w:val="clear"/>
+            <w:tcMar>
+              <w:top w:type="dxa" w:w="30"/>
+              <w:left w:type="dxa" w:w="90"/>
+              <w:bottom w:type="dxa" w:w="30"/>
+              <w:right w:type="dxa" w:w="90"/>
+            </w:tcMar>
+          </w:tcPr>
+          <w:p>
+            <w:pPr>
+              <w:spacing w:after="0" w:line="240" w:lineRule="auto"/>
+            </w:pPr>
+            <w:r>
+              <w:rPr>
+                <w:rFonts w:ascii="Consolas" w:cs="Consolas" w:eastAsia="Consolas" w:hAnsi="Consolas"/>
+                <w:b/>
+                <w:bCs/>
+                <w:color w:val="FFFFFF"/>
+                <w:sz w:val="19"/>
+                <w:szCs w:val="19"/>
+              </w:rPr>
+              <w:t xml:space="preserve">Aufruf</w:t>
+            </w:r>
+          </w:p>
+        </w:tc>
+        <w:tc>
+          <w:tcPr>
+            <w:tcW w:type="dxa" w:w="6226"/>
+            <w:shd w:fill="1B6CA8" w:val="clear"/>
+            <w:tcMar>
+              <w:top w:type="dxa" w:w="30"/>
+              <w:left w:type="dxa" w:w="90"/>
+              <w:bottom w:type="dxa" w:w="30"/>
+              <w:right w:type="dxa" w:w="90"/>
+            </w:tcMar>
+          </w:tcPr>
+          <w:p>
+            <w:pPr>
+              <w:spacing w:after="0" w:line="240" w:lineRule="auto"/>
+            </w:pPr>
+            <w:r>
+              <w:rPr>
+                <w:rFonts w:ascii="Arial" w:cs="Arial" w:eastAsia="Arial" w:hAnsi="Arial"/>
+                <w:b/>
+                <w:bCs/>
+                <w:color w:val="FFFFFF"/>
+                <w:sz w:val="19"/>
+                <w:szCs w:val="19"/>
+              </w:rPr>
+              <w:t xml:space="preserve">Was er tut</w:t>
+            </w:r>
+          </w:p>
+        </w:tc>
+      </w:tr>
+      <w:tr>
+        <w:trPr>
+          <w:cantSplit/>
+        </w:trPr>
+        <w:tc>
+          <w:tcPr>
+            <w:tcW w:type="dxa" w:w="2800"/>
+            <w:tcMar>
+              <w:top w:type="dxa" w:w="30"/>
+              <w:left w:type="dxa" w:w="90"/>
+              <w:bottom w:type="dxa" w:w="30"/>
+              <w:right w:type="dxa" w:w="90"/>
+            </w:tcMar>
+          </w:tcPr>
+          <w:p>
+            <w:pPr>
+              <w:spacing w:after="0" w:line="240" w:lineRule="auto"/>
+            </w:pPr>
+            <w:r>
+              <w:rPr>
+                <w:rFonts w:ascii="Consolas" w:cs="Consolas" w:eastAsia="Consolas" w:hAnsi="Consolas"/>
+                <w:color w:val="222222"/>
+                <w:sz w:val="19"/>
+                <w:szCs w:val="19"/>
+              </w:rPr>
+              <w:t xml:space="preserve">OPENFILE(pfad, "w")</w:t>
+            </w:r>
+          </w:p>
+        </w:tc>
+        <w:tc>
+          <w:tcPr>
+            <w:tcW w:type="dxa" w:w="6226"/>
+            <w:tcMar>
+              <w:top w:type="dxa" w:w="30"/>
+              <w:left w:type="dxa" w:w="90"/>
+              <w:bottom w:type="dxa" w:w="30"/>
+              <w:right w:type="dxa" w:w="90"/>
+            </w:tcMar>
+          </w:tcPr>
+          <w:p>
+            <w:pPr>
+              <w:spacing w:after="0" w:line="240" w:lineRule="auto"/>
+            </w:pPr>
+            <w:r>
+              <w:rPr>
+                <w:rFonts w:ascii="Arial" w:cs="Arial" w:eastAsia="Arial" w:hAnsi="Arial"/>
+                <w:color w:val="222222"/>
+                <w:sz w:val="19"/>
+                <w:szCs w:val="19"/>
+              </w:rPr>
+              <w:t xml:space="preserve">zum Schreiben öffnen — leert die Datei</w:t>
+            </w:r>
+          </w:p>
+        </w:tc>
+      </w:tr>
+      <w:tr>
+        <w:trPr>
+          <w:cantSplit/>
+        </w:trPr>
+        <w:tc>
+          <w:tcPr>
+            <w:tcW w:type="dxa" w:w="2800"/>
+            <w:tcMar>
+              <w:top w:type="dxa" w:w="30"/>
+              <w:left w:type="dxa" w:w="90"/>
+              <w:bottom w:type="dxa" w:w="30"/>
+              <w:right w:type="dxa" w:w="90"/>
+            </w:tcMar>
+          </w:tcPr>
+          <w:p>
+            <w:pPr>
+              <w:spacing w:after="0" w:line="240" w:lineRule="auto"/>
+            </w:pPr>
+            <w:r>
+              <w:rPr>
+                <w:rFonts w:ascii="Consolas" w:cs="Consolas" w:eastAsia="Consolas" w:hAnsi="Consolas"/>
+                <w:color w:val="222222"/>
+                <w:sz w:val="19"/>
+                <w:szCs w:val="19"/>
+              </w:rPr>
+              <w:t xml:space="preserve">OPENFILE(pfad, "r")</w:t>
+            </w:r>
+          </w:p>
+        </w:tc>
+        <w:tc>
+          <w:tcPr>
+            <w:tcW w:type="dxa" w:w="6226"/>
+            <w:tcMar>
+              <w:top w:type="dxa" w:w="30"/>
+              <w:left w:type="dxa" w:w="90"/>
+              <w:bottom w:type="dxa" w:w="30"/>
+              <w:right w:type="dxa" w:w="90"/>
+            </w:tcMar>
+          </w:tcPr>
+          <w:p>
+            <w:pPr>
+              <w:spacing w:after="0" w:line="240" w:lineRule="auto"/>
+            </w:pPr>
+            <w:r>
+              <w:rPr>
+                <w:rFonts w:ascii="Arial" w:cs="Arial" w:eastAsia="Arial" w:hAnsi="Arial"/>
+                <w:color w:val="222222"/>
+                <w:sz w:val="19"/>
+                <w:szCs w:val="19"/>
+              </w:rPr>
+              <w:t xml:space="preserve">zum Lesen öffnen</w:t>
+            </w:r>
+          </w:p>
+        </w:tc>
+      </w:tr>
+      <w:tr>
+        <w:trPr>
+          <w:cantSplit/>
+        </w:trPr>
+        <w:tc>
+          <w:tcPr>
+            <w:tcW w:type="dxa" w:w="2800"/>
+            <w:tcMar>
+              <w:top w:type="dxa" w:w="30"/>
+              <w:left w:type="dxa" w:w="90"/>
+              <w:bottom w:type="dxa" w:w="30"/>
+              <w:right w:type="dxa" w:w="90"/>
+            </w:tcMar>
+          </w:tcPr>
+          <w:p>
+            <w:pPr>
+              <w:spacing w:after="0" w:line="240" w:lineRule="auto"/>
+            </w:pPr>
+            <w:r>
+              <w:rPr>
+                <w:rFonts w:ascii="Consolas" w:cs="Consolas" w:eastAsia="Consolas" w:hAnsi="Consolas"/>
+                <w:color w:val="222222"/>
+                <w:sz w:val="19"/>
+                <w:szCs w:val="19"/>
+              </w:rPr>
+              <w:t xml:space="preserve">OPENFILE(pfad, "a")</w:t>
+            </w:r>
+          </w:p>
+        </w:tc>
+        <w:tc>
+          <w:tcPr>
+            <w:tcW w:type="dxa" w:w="6226"/>
+            <w:tcMar>
+              <w:top w:type="dxa" w:w="30"/>
+              <w:left w:type="dxa" w:w="90"/>
+              <w:bottom w:type="dxa" w:w="30"/>
+              <w:right w:type="dxa" w:w="90"/>
+            </w:tcMar>
+          </w:tcPr>
+          <w:p>
+            <w:pPr>
+              <w:spacing w:after="0" w:line="240" w:lineRule="auto"/>
+            </w:pPr>
+            <w:r>
+              <w:rPr>
+                <w:rFonts w:ascii="Arial" w:cs="Arial" w:eastAsia="Arial" w:hAnsi="Arial"/>
+                <w:color w:val="222222"/>
+                <w:sz w:val="19"/>
+                <w:szCs w:val="19"/>
+              </w:rPr>
+              <w:t xml:space="preserve">zum Anhängen öffnen — Vorhandenes bleibt</w:t>
+            </w:r>
+          </w:p>
+        </w:tc>
+      </w:tr>
+      <w:tr>
+        <w:trPr>
+          <w:cantSplit/>
+        </w:trPr>
+        <w:tc>
+          <w:tcPr>
+            <w:tcW w:type="dxa" w:w="2800"/>
+            <w:tcMar>
+              <w:top w:type="dxa" w:w="30"/>
+              <w:left w:type="dxa" w:w="90"/>
+              <w:bottom w:type="dxa" w:w="30"/>
+              <w:right w:type="dxa" w:w="90"/>
+            </w:tcMar>
+          </w:tcPr>
+          <w:p>
+            <w:pPr>
+              <w:spacing w:after="0" w:line="240" w:lineRule="auto"/>
+            </w:pPr>
+            <w:r>
+              <w:rPr>
+                <w:rFonts w:ascii="Consolas" w:cs="Consolas" w:eastAsia="Consolas" w:hAnsi="Consolas"/>
+                <w:color w:val="222222"/>
+                <w:sz w:val="19"/>
+                <w:szCs w:val="19"/>
+              </w:rPr>
+              <w:t xml:space="preserve">WRITELINE(f, text)</w:t>
+            </w:r>
+          </w:p>
+        </w:tc>
+        <w:tc>
+          <w:tcPr>
+            <w:tcW w:type="dxa" w:w="6226"/>
+            <w:tcMar>
+              <w:top w:type="dxa" w:w="30"/>
+              <w:left w:type="dxa" w:w="90"/>
+              <w:bottom w:type="dxa" w:w="30"/>
+              <w:right w:type="dxa" w:w="90"/>
+            </w:tcMar>
+          </w:tcPr>
+          <w:p>
+            <w:pPr>
+              <w:spacing w:after="0" w:line="240" w:lineRule="auto"/>
+            </w:pPr>
+            <w:r>
+              <w:rPr>
+                <w:rFonts w:ascii="Arial" w:cs="Arial" w:eastAsia="Arial" w:hAnsi="Arial"/>
+                <w:color w:val="222222"/>
+                <w:sz w:val="19"/>
+                <w:szCs w:val="19"/>
+              </w:rPr>
+              <w:t xml:space="preserve">eine Zeile schreiben</w:t>
+            </w:r>
+          </w:p>
+        </w:tc>
+      </w:tr>
+      <w:tr>
+        <w:trPr>
+          <w:cantSplit/>
+        </w:trPr>
+        <w:tc>
+          <w:tcPr>
+            <w:tcW w:type="dxa" w:w="2800"/>
+            <w:tcMar>
+              <w:top w:type="dxa" w:w="30"/>
+              <w:left w:type="dxa" w:w="90"/>
+              <w:bottom w:type="dxa" w:w="30"/>
+              <w:right w:type="dxa" w:w="90"/>
+            </w:tcMar>
+          </w:tcPr>
+          <w:p>
+            <w:pPr>
+              <w:spacing w:after="0" w:line="240" w:lineRule="auto"/>
+            </w:pPr>
+            <w:r>
+              <w:rPr>
+                <w:rFonts w:ascii="Consolas" w:cs="Consolas" w:eastAsia="Consolas" w:hAnsi="Consolas"/>
+                <w:color w:val="222222"/>
+                <w:sz w:val="19"/>
+                <w:szCs w:val="19"/>
+              </w:rPr>
+              <w:t xml:space="preserve">READLINE(f)</w:t>
+            </w:r>
+          </w:p>
+        </w:tc>
+        <w:tc>
+          <w:tcPr>
+            <w:tcW w:type="dxa" w:w="6226"/>
+            <w:tcMar>
+              <w:top w:type="dxa" w:w="30"/>
+              <w:left w:type="dxa" w:w="90"/>
+              <w:bottom w:type="dxa" w:w="30"/>
+              <w:right w:type="dxa" w:w="90"/>
+            </w:tcMar>
+          </w:tcPr>
+          <w:p>
+            <w:pPr>
+              <w:spacing w:after="0" w:line="240" w:lineRule="auto"/>
+            </w:pPr>
+            <w:r>
+              <w:rPr>
+                <w:rFonts w:ascii="Arial" w:cs="Arial" w:eastAsia="Arial" w:hAnsi="Arial"/>
+                <w:color w:val="222222"/>
+                <w:sz w:val="19"/>
+                <w:szCs w:val="19"/>
+              </w:rPr>
+              <w:t xml:space="preserve">die nächste Zeile lesen</w:t>
+            </w:r>
+          </w:p>
+        </w:tc>
+      </w:tr>
+      <w:tr>
+        <w:trPr>
+          <w:cantSplit/>
+        </w:trPr>
+        <w:tc>
+          <w:tcPr>
+            <w:tcW w:type="dxa" w:w="2800"/>
+            <w:tcMar>
+              <w:top w:type="dxa" w:w="30"/>
+              <w:left w:type="dxa" w:w="90"/>
+              <w:bottom w:type="dxa" w:w="30"/>
+              <w:right w:type="dxa" w:w="90"/>
+            </w:tcMar>
+          </w:tcPr>
+          <w:p>
+            <w:pPr>
+              <w:spacing w:after="0" w:line="240" w:lineRule="auto"/>
+            </w:pPr>
+            <w:r>
+              <w:rPr>
+                <w:rFonts w:ascii="Consolas" w:cs="Consolas" w:eastAsia="Consolas" w:hAnsi="Consolas"/>
+                <w:color w:val="222222"/>
+                <w:sz w:val="19"/>
+                <w:szCs w:val="19"/>
+              </w:rPr>
+              <w:t xml:space="preserve">ENDOFFILE(f)</w:t>
+            </w:r>
+          </w:p>
+        </w:tc>
+        <w:tc>
+          <w:tcPr>
+            <w:tcW w:type="dxa" w:w="6226"/>
+            <w:tcMar>
+              <w:top w:type="dxa" w:w="30"/>
+              <w:left w:type="dxa" w:w="90"/>
+              <w:bottom w:type="dxa" w:w="30"/>
+              <w:right w:type="dxa" w:w="90"/>
+            </w:tcMar>
+          </w:tcPr>
+          <w:p>
+            <w:pPr>
+              <w:spacing w:after="0" w:line="240" w:lineRule="auto"/>
+            </w:pPr>
+            <w:r>
+              <w:rPr>
+                <w:rFonts w:ascii="Arial" w:cs="Arial" w:eastAsia="Arial" w:hAnsi="Arial"/>
+                <w:color w:val="222222"/>
+                <w:sz w:val="19"/>
+                <w:szCs w:val="19"/>
+              </w:rPr>
+              <w:t xml:space="preserve">ist die Datei zu Ende?</w:t>
+            </w:r>
+          </w:p>
+        </w:tc>
+      </w:tr>
+      <w:tr>
+        <w:trPr>
+          <w:cantSplit/>
+        </w:trPr>
+        <w:tc>
+          <w:tcPr>
+            <w:tcW w:type="dxa" w:w="2800"/>
+            <w:tcMar>
+              <w:top w:type="dxa" w:w="30"/>
+              <w:left w:type="dxa" w:w="90"/>
+              <w:bottom w:type="dxa" w:w="30"/>
+              <w:right w:type="dxa" w:w="90"/>
+            </w:tcMar>
+          </w:tcPr>
+          <w:p>
+            <w:pPr>
+              <w:spacing w:after="0" w:line="240" w:lineRule="auto"/>
+            </w:pPr>
+            <w:r>
+              <w:rPr>
+                <w:rFonts w:ascii="Consolas" w:cs="Consolas" w:eastAsia="Consolas" w:hAnsi="Consolas"/>
+                <w:color w:val="222222"/>
+                <w:sz w:val="19"/>
+                <w:szCs w:val="19"/>
+              </w:rPr>
+              <w:t xml:space="preserve">CLOSEFILE(f)</w:t>
+            </w:r>
+          </w:p>
+        </w:tc>
+        <w:tc>
+          <w:tcPr>
+            <w:tcW w:type="dxa" w:w="6226"/>
+            <w:tcMar>
+              <w:top w:type="dxa" w:w="30"/>
+              <w:left w:type="dxa" w:w="90"/>
+              <w:bottom w:type="dxa" w:w="30"/>
+              <w:right w:type="dxa" w:w="90"/>
+            </w:tcMar>
+          </w:tcPr>
+          <w:p>
+            <w:pPr>
+              <w:spacing w:after="0" w:line="240" w:lineRule="auto"/>
+            </w:pPr>
+            <w:r>
+              <w:rPr>
+                <w:rFonts w:ascii="Arial" w:cs="Arial" w:eastAsia="Arial" w:hAnsi="Arial"/>
+                <w:color w:val="222222"/>
+                <w:sz w:val="19"/>
+                <w:szCs w:val="19"/>
+              </w:rPr>
+              <w:t xml:space="preserve">schließen</w:t>
+            </w:r>
+          </w:p>
+        </w:tc>
+      </w:tr>
+      <w:tr>
+        <w:trPr>
+          <w:cantSplit/>
+        </w:trPr>
+        <w:tc>
+          <w:tcPr>
+            <w:tcW w:type="dxa" w:w="2800"/>
+            <w:tcMar>
+              <w:top w:type="dxa" w:w="30"/>
+              <w:left w:type="dxa" w:w="90"/>
+              <w:bottom w:type="dxa" w:w="30"/>
+              <w:right w:type="dxa" w:w="90"/>
+            </w:tcMar>
+          </w:tcPr>
+          <w:p>
+            <w:pPr>
+              <w:spacing w:after="0" w:line="240" w:lineRule="auto"/>
+            </w:pPr>
+            <w:r>
+              <w:rPr>
+                <w:rFonts w:ascii="Consolas" w:cs="Consolas" w:eastAsia="Consolas" w:hAnsi="Consolas"/>
+                <w:color w:val="222222"/>
+                <w:sz w:val="19"/>
+                <w:szCs w:val="19"/>
+              </w:rPr>
+              <w:t xml:space="preserve">READLINES(pfad)</w:t>
+            </w:r>
+          </w:p>
+        </w:tc>
+        <w:tc>
+          <w:tcPr>
+            <w:tcW w:type="dxa" w:w="6226"/>
+            <w:tcMar>
+              <w:top w:type="dxa" w:w="30"/>
+              <w:left w:type="dxa" w:w="90"/>
+              <w:bottom w:type="dxa" w:w="30"/>
+              <w:right w:type="dxa" w:w="90"/>
+            </w:tcMar>
+          </w:tcPr>
+          <w:p>
+            <w:pPr>
+              <w:spacing w:after="0" w:line="240" w:lineRule="auto"/>
+            </w:pPr>
+            <w:r>
+              <w:rPr>
+                <w:rFonts w:ascii="Arial" w:cs="Arial" w:eastAsia="Arial" w:hAnsi="Arial"/>
+                <w:color w:val="222222"/>
+                <w:sz w:val="19"/>
+                <w:szCs w:val="19"/>
+              </w:rPr>
+              <w:t xml:space="preserve">die ganze Datei als Array aus Zeilen</w:t>
+            </w:r>
+          </w:p>
+        </w:tc>
+      </w:tr>
+      <w:tr>
+        <w:trPr>
+          <w:cantSplit/>
+        </w:trPr>
+        <w:tc>
+          <w:tcPr>
+            <w:tcW w:type="dxa" w:w="2800"/>
+            <w:tcMar>
+              <w:top w:type="dxa" w:w="30"/>
+              <w:left w:type="dxa" w:w="90"/>
+              <w:bottom w:type="dxa" w:w="30"/>
+              <w:right w:type="dxa" w:w="90"/>
+            </w:tcMar>
+          </w:tcPr>
+          <w:p>
+            <w:pPr>
+              <w:spacing w:after="0" w:line="240" w:lineRule="auto"/>
+            </w:pPr>
+            <w:r>
+              <w:rPr>
+                <w:rFonts w:ascii="Consolas" w:cs="Consolas" w:eastAsia="Consolas" w:hAnsi="Consolas"/>
+                <w:color w:val="222222"/>
+                <w:sz w:val="19"/>
+                <w:szCs w:val="19"/>
+              </w:rPr>
+              <w:t xml:space="preserve">FILEEXISTS(pfad)</w:t>
+            </w:r>
+          </w:p>
+        </w:tc>
+        <w:tc>
+          <w:tcPr>
+            <w:tcW w:type="dxa" w:w="6226"/>
+            <w:tcMar>
+              <w:top w:type="dxa" w:w="30"/>
+              <w:left w:type="dxa" w:w="90"/>
+              <w:bottom w:type="dxa" w:w="30"/>
+              <w:right w:type="dxa" w:w="90"/>
+            </w:tcMar>
+          </w:tcPr>
+          <w:p>
+            <w:pPr>
+              <w:spacing w:after="0" w:line="240" w:lineRule="auto"/>
+            </w:pPr>
+            <w:r>
+              <w:rPr>
+                <w:rFonts w:ascii="Arial" w:cs="Arial" w:eastAsia="Arial" w:hAnsi="Arial"/>
+                <w:color w:val="222222"/>
+                <w:sz w:val="19"/>
+                <w:szCs w:val="19"/>
+              </w:rPr>
+              <w:t xml:space="preserve">gibt es die Datei?</w:t>
+            </w:r>
+          </w:p>
+        </w:tc>
+      </w:tr>
+      <w:tr>
+        <w:trPr>
+          <w:cantSplit/>
+        </w:trPr>
+        <w:tc>
+          <w:tcPr>
+            <w:tcW w:type="dxa" w:w="2800"/>
+            <w:tcMar>
+              <w:top w:type="dxa" w:w="30"/>
+              <w:left w:type="dxa" w:w="90"/>
+              <w:bottom w:type="dxa" w:w="30"/>
+              <w:right w:type="dxa" w:w="90"/>
+            </w:tcMar>
+          </w:tcPr>
+          <w:p>
+            <w:pPr>
+              <w:spacing w:after="0" w:line="240" w:lineRule="auto"/>
+            </w:pPr>
+            <w:r>
+              <w:rPr>
+                <w:rFonts w:ascii="Consolas" w:cs="Consolas" w:eastAsia="Consolas" w:hAnsi="Consolas"/>
+                <w:color w:val="222222"/>
+                <w:sz w:val="19"/>
+                <w:szCs w:val="19"/>
+              </w:rPr>
+              <w:t xml:space="preserve">FILESIZE(pfad)</w:t>
+            </w:r>
+          </w:p>
+        </w:tc>
+        <w:tc>
+          <w:tcPr>
+            <w:tcW w:type="dxa" w:w="6226"/>
+            <w:tcMar>
+              <w:top w:type="dxa" w:w="30"/>
+              <w:left w:type="dxa" w:w="90"/>
+              <w:bottom w:type="dxa" w:w="30"/>
+              <w:right w:type="dxa" w:w="90"/>
+            </w:tcMar>
+          </w:tcPr>
+          <w:p>
+            <w:pPr>
+              <w:spacing w:after="0" w:line="240" w:lineRule="auto"/>
+            </w:pPr>
+            <w:r>
+              <w:rPr>
+                <w:rFonts w:ascii="Arial" w:cs="Arial" w:eastAsia="Arial" w:hAnsi="Arial"/>
+                <w:color w:val="222222"/>
+                <w:sz w:val="19"/>
+                <w:szCs w:val="19"/>
+              </w:rPr>
+              <w:t xml:space="preserve">wie groß ist sie in Zeichen</w:t>
+            </w:r>
+          </w:p>
+        </w:tc>
+      </w:tr>
+      <w:tr>
+        <w:trPr>
+          <w:cantSplit/>
+        </w:trPr>
+        <w:tc>
+          <w:tcPr>
+            <w:tcW w:type="dxa" w:w="2800"/>
+            <w:tcMar>
+              <w:top w:type="dxa" w:w="30"/>
+              <w:left w:type="dxa" w:w="90"/>
+              <w:bottom w:type="dxa" w:w="30"/>
+              <w:right w:type="dxa" w:w="90"/>
+            </w:tcMar>
+          </w:tcPr>
+          <w:p>
+            <w:pPr>
+              <w:spacing w:after="0" w:line="240" w:lineRule="auto"/>
+            </w:pPr>
+            <w:r>
+              <w:rPr>
+                <w:rFonts w:ascii="Consolas" w:cs="Consolas" w:eastAsia="Consolas" w:hAnsi="Consolas"/>
+                <w:color w:val="222222"/>
+                <w:sz w:val="19"/>
+                <w:szCs w:val="19"/>
+              </w:rPr>
+              <w:t xml:space="preserve">DELETEFILE(pfad)</w:t>
+            </w:r>
+          </w:p>
+        </w:tc>
+        <w:tc>
+          <w:tcPr>
+            <w:tcW w:type="dxa" w:w="6226"/>
+            <w:tcMar>
+              <w:top w:type="dxa" w:w="30"/>
+              <w:left w:type="dxa" w:w="90"/>
+              <w:bottom w:type="dxa" w:w="30"/>
+              <w:right w:type="dxa" w:w="90"/>
+            </w:tcMar>
+          </w:tcPr>
+          <w:p>
+            <w:pPr>
+              <w:spacing w:after="0" w:line="240" w:lineRule="auto"/>
+            </w:pPr>
+            <w:r>
+              <w:rPr>
+                <w:rFonts w:ascii="Arial" w:cs="Arial" w:eastAsia="Arial" w:hAnsi="Arial"/>
+                <w:color w:val="222222"/>
+                <w:sz w:val="19"/>
+                <w:szCs w:val="19"/>
+              </w:rPr>
+              <w:t xml:space="preserve">löschen</w:t>
+            </w:r>
+          </w:p>
+        </w:tc>
+      </w:tr>
+    </w:tbl>
+    <w:p>
+      <w:pPr>
+        <w:spacing w:after="160"/>
+      </w:pPr>
+    </w:p>
+    <w:p>
+      <w:pPr>
+        <w:pStyle w:val="Heading2"/>
+        <w:keepNext/>
+        <w:keepLines/>
+        <w:spacing w:after="120" w:before="280"/>
+      </w:pPr>
+      <w:r>
+        <w:t xml:space="preserve">Wenn etwas nicht geht</w:t>
+      </w:r>
+    </w:p>
+    <w:tbl>
+      <w:tblPr>
+        <w:tblW w:type="dxa" w:w="9026"/>
+        <w:tblBorders>
+          <w:top w:val="single" w:color="D0D0D0" w:sz="4"/>
+          <w:left w:val="single" w:color="D0D0D0" w:sz="4"/>
+          <w:bottom w:val="single" w:color="D0D0D0" w:sz="4"/>
+          <w:right w:val="single" w:color="D0D0D0" w:sz="4"/>
+          <w:insideH w:val="single" w:color="D0D0D0" w:sz="4"/>
+          <w:insideV w:val="single" w:color="D0D0D0" w:sz="4"/>
+        </w:tblBorders>
+      </w:tblPr>
+      <w:tblGrid>
+        <w:gridCol w:w="3400"/>
+        <w:gridCol w:w="5626"/>
+      </w:tblGrid>
+      <w:tr>
+        <w:trPr>
+          <w:cantSplit/>
+          <w:tblHeader/>
+        </w:trPr>
+        <w:tc>
+          <w:tcPr>
+            <w:tcW w:type="dxa" w:w="3400"/>
+            <w:shd w:fill="1B6CA8" w:val="clear"/>
+            <w:tcMar>
+              <w:top w:type="dxa" w:w="30"/>
+              <w:left w:type="dxa" w:w="90"/>
+              <w:bottom w:type="dxa" w:w="30"/>
+              <w:right w:type="dxa" w:w="90"/>
+            </w:tcMar>
+          </w:tcPr>
+          <w:p>
+            <w:pPr>
+              <w:spacing w:after="0" w:line="240" w:lineRule="auto"/>
+            </w:pPr>
+            <w:r>
+              <w:rPr>
+                <w:rFonts w:ascii="Arial" w:cs="Arial" w:eastAsia="Arial" w:hAnsi="Arial"/>
+                <w:b/>
+                <w:bCs/>
+                <w:color w:val="FFFFFF"/>
+                <w:sz w:val="19"/>
+                <w:szCs w:val="19"/>
+              </w:rPr>
+              <w:t xml:space="preserve">Was du siehst</w:t>
+            </w:r>
+          </w:p>
+        </w:tc>
+        <w:tc>
+          <w:tcPr>
+            <w:tcW w:type="dxa" w:w="5626"/>
+            <w:shd w:fill="1B6CA8" w:val="clear"/>
+            <w:tcMar>
+              <w:top w:type="dxa" w:w="30"/>
+              <w:left w:type="dxa" w:w="90"/>
+              <w:bottom w:type="dxa" w:w="30"/>
+              <w:right w:type="dxa" w:w="90"/>
+            </w:tcMar>
+          </w:tcPr>
+          <w:p>
+            <w:pPr>
+              <w:spacing w:after="0" w:line="240" w:lineRule="auto"/>
+            </w:pPr>
+            <w:r>
+              <w:rPr>
+                <w:rFonts w:ascii="Arial" w:cs="Arial" w:eastAsia="Arial" w:hAnsi="Arial"/>
+                <w:b/>
+                <w:bCs/>
+                <w:color w:val="FFFFFF"/>
+                <w:sz w:val="19"/>
+                <w:szCs w:val="19"/>
+              </w:rPr>
+              <w:t xml:space="preserve">Was meistens dahintersteckt</w:t>
+            </w:r>
+          </w:p>
+        </w:tc>
+      </w:tr>
+      <w:tr>
+        <w:trPr>
+          <w:cantSplit/>
+        </w:trPr>
+        <w:tc>
+          <w:tcPr>
+            <w:tcW w:type="dxa" w:w="3400"/>
+            <w:tcMar>
+              <w:top w:type="dxa" w:w="30"/>
+              <w:left w:type="dxa" w:w="90"/>
+              <w:bottom w:type="dxa" w:w="30"/>
+              <w:right w:type="dxa" w:w="90"/>
+            </w:tcMar>
+          </w:tcPr>
+          <w:p>
+            <w:pPr>
+              <w:spacing w:after="0" w:line="240" w:lineRule="auto"/>
+            </w:pPr>
+            <w:r>
+              <w:rPr>
+                <w:rFonts w:ascii="Arial" w:cs="Arial" w:eastAsia="Arial" w:hAnsi="Arial"/>
+                <w:color w:val="222222"/>
+                <w:sz w:val="19"/>
+                <w:szCs w:val="19"/>
+              </w:rPr>
+              <w:t xml:space="preserve">Die Datei ist leer</w:t>
+            </w:r>
+          </w:p>
+        </w:tc>
+        <w:tc>
+          <w:tcPr>
+            <w:tcW w:type="dxa" w:w="5626"/>
+            <w:tcMar>
+              <w:top w:type="dxa" w:w="30"/>
+              <w:left w:type="dxa" w:w="90"/>
+              <w:bottom w:type="dxa" w:w="30"/>
+              <w:right w:type="dxa" w:w="90"/>
+            </w:tcMar>
+          </w:tcPr>
+          <w:p>
+            <w:pPr>
+              <w:spacing w:after="0" w:line="240" w:lineRule="auto"/>
+            </w:pPr>
+            <w:r>
+              <w:rPr>
+                <w:rFonts w:ascii="Arial" w:cs="Arial" w:eastAsia="Arial" w:hAnsi="Arial"/>
+                <w:color w:val="222222"/>
+                <w:sz w:val="19"/>
+                <w:szCs w:val="19"/>
+              </w:rPr>
+              <w:t xml:space="preserve">CLOSEFILE fehlt, oder die Datei wurde mit "w" geöffnet und danach nichts geschrieben.</w:t>
+            </w:r>
+          </w:p>
+        </w:tc>
+      </w:tr>
+      <w:tr>
+        <w:trPr>
+          <w:cantSplit/>
+        </w:trPr>
+        <w:tc>
+          <w:tcPr>
+            <w:tcW w:type="dxa" w:w="3400"/>
+            <w:tcMar>
+              <w:top w:type="dxa" w:w="30"/>
+              <w:left w:type="dxa" w:w="90"/>
+              <w:bottom w:type="dxa" w:w="30"/>
+              <w:right w:type="dxa" w:w="90"/>
+            </w:tcMar>
+          </w:tcPr>
+          <w:p>
+            <w:pPr>
+              <w:spacing w:after="0" w:line="240" w:lineRule="auto"/>
+            </w:pPr>
+            <w:r>
+              <w:rPr>
+                <w:rFonts w:ascii="Arial" w:cs="Arial" w:eastAsia="Arial" w:hAnsi="Arial"/>
+                <w:color w:val="222222"/>
+                <w:sz w:val="19"/>
+                <w:szCs w:val="19"/>
+              </w:rPr>
+              <w:t xml:space="preserve">Das Programm bricht beim Start ab</w:t>
+            </w:r>
+          </w:p>
+        </w:tc>
+        <w:tc>
+          <w:tcPr>
+            <w:tcW w:type="dxa" w:w="5626"/>
+            <w:tcMar>
+              <w:top w:type="dxa" w:w="30"/>
+              <w:left w:type="dxa" w:w="90"/>
+              <w:bottom w:type="dxa" w:w="30"/>
+              <w:right w:type="dxa" w:w="90"/>
+            </w:tcMar>
+          </w:tcPr>
+          <w:p>
+            <w:pPr>
+              <w:spacing w:after="0" w:line="240" w:lineRule="auto"/>
+            </w:pPr>
+            <w:r>
+              <w:rPr>
+                <w:rFonts w:ascii="Arial" w:cs="Arial" w:eastAsia="Arial" w:hAnsi="Arial"/>
+                <w:color w:val="222222"/>
+                <w:sz w:val="19"/>
+                <w:szCs w:val="19"/>
+              </w:rPr>
+              <w:t xml:space="preserve">Es liest eine Datei, die es noch nicht gibt. FILEEXISTS davor.</w:t>
+            </w:r>
+          </w:p>
+        </w:tc>
+      </w:tr>
+      <w:tr>
+        <w:trPr>
+          <w:cantSplit/>
+        </w:trPr>
+        <w:tc>
+          <w:tcPr>
+            <w:tcW w:type="dxa" w:w="3400"/>
+            <w:tcMar>
+              <w:top w:type="dxa" w:w="30"/>
+              <w:left w:type="dxa" w:w="90"/>
+              <w:bottom w:type="dxa" w:w="30"/>
+              <w:right w:type="dxa" w:w="90"/>
+            </w:tcMar>
+          </w:tcPr>
+          <w:p>
+            <w:pPr>
+              <w:spacing w:after="0" w:line="240" w:lineRule="auto"/>
+            </w:pPr>
+            <w:r>
+              <w:rPr>
+                <w:rFonts w:ascii="Arial" w:cs="Arial" w:eastAsia="Arial" w:hAnsi="Arial"/>
+                <w:color w:val="222222"/>
+                <w:sz w:val="19"/>
+                <w:szCs w:val="19"/>
+              </w:rPr>
+              <w:t xml:space="preserve">Die Datei ist nirgends zu finden</w:t>
+            </w:r>
+          </w:p>
+        </w:tc>
+        <w:tc>
+          <w:tcPr>
+            <w:tcW w:type="dxa" w:w="5626"/>
+            <w:tcMar>
+              <w:top w:type="dxa" w:w="30"/>
+              <w:left w:type="dxa" w:w="90"/>
+              <w:bottom w:type="dxa" w:w="30"/>
+              <w:right w:type="dxa" w:w="90"/>
+            </w:tcMar>
+          </w:tcPr>
+          <w:p>
+            <w:pPr>
+              <w:spacing w:after="0" w:line="240" w:lineRule="auto"/>
+            </w:pPr>
+            <w:r>
+              <w:rPr>
+                <w:rFonts w:ascii="Arial" w:cs="Arial" w:eastAsia="Arial" w:hAnsi="Arial"/>
+                <w:color w:val="222222"/>
+                <w:sz w:val="19"/>
+                <w:szCs w:val="19"/>
+              </w:rPr>
+              <w:t xml:space="preserve">Sie liegt neben dem Programm, nicht dort, wo du gestartet hast.</w:t>
+            </w:r>
+          </w:p>
+        </w:tc>
+      </w:tr>
+      <w:tr>
+        <w:trPr>
+          <w:cantSplit/>
+        </w:trPr>
+        <w:tc>
+          <w:tcPr>
+            <w:tcW w:type="dxa" w:w="3400"/>
+            <w:tcMar>
+              <w:top w:type="dxa" w:w="30"/>
+              <w:left w:type="dxa" w:w="90"/>
+              <w:bottom w:type="dxa" w:w="30"/>
+              <w:right w:type="dxa" w:w="90"/>
+            </w:tcMar>
+          </w:tcPr>
+          <w:p>
+            <w:pPr>
+              <w:spacing w:after="0" w:line="240" w:lineRule="auto"/>
+            </w:pPr>
+            <w:r>
+              <w:rPr>
+                <w:rFonts w:ascii="Arial" w:cs="Arial" w:eastAsia="Arial" w:hAnsi="Arial"/>
+                <w:color w:val="222222"/>
+                <w:sz w:val="19"/>
+                <w:szCs w:val="19"/>
+              </w:rPr>
+              <w:t xml:space="preserve">Beim zweiten Start ist alles weg</w:t>
+            </w:r>
+          </w:p>
+        </w:tc>
+        <w:tc>
+          <w:tcPr>
+            <w:tcW w:type="dxa" w:w="5626"/>
+            <w:tcMar>
+              <w:top w:type="dxa" w:w="30"/>
+              <w:left w:type="dxa" w:w="90"/>
+              <w:bottom w:type="dxa" w:w="30"/>
+              <w:right w:type="dxa" w:w="90"/>
+            </w:tcMar>
+          </w:tcPr>
+          <w:p>
+            <w:pPr>
+              <w:spacing w:after="0" w:line="240" w:lineRule="auto"/>
+            </w:pPr>
+            <w:r>
+              <w:rPr>
+                <w:rFonts w:ascii="Arial" w:cs="Arial" w:eastAsia="Arial" w:hAnsi="Arial"/>
+                <w:color w:val="222222"/>
+                <w:sz w:val="19"/>
+                <w:szCs w:val="19"/>
+              </w:rPr>
+              <w:t xml:space="preserve">Mit "w" geöffnet statt mit "a" — "w" leert die Datei.</w:t>
+            </w:r>
+          </w:p>
+        </w:tc>
+      </w:tr>
+      <w:tr>
+        <w:trPr>
+          <w:cantSplit/>
+        </w:trPr>
+        <w:tc>
+          <w:tcPr>
+            <w:tcW w:type="dxa" w:w="3400"/>
+            <w:tcMar>
+              <w:top w:type="dxa" w:w="30"/>
+              <w:left w:type="dxa" w:w="90"/>
+              <w:bottom w:type="dxa" w:w="30"/>
+              <w:right w:type="dxa" w:w="90"/>
+            </w:tcMar>
+          </w:tcPr>
+          <w:p>
+            <w:pPr>
+              <w:spacing w:after="0" w:line="240" w:lineRule="auto"/>
+            </w:pPr>
+            <w:r>
+              <w:rPr>
+                <w:rFonts w:ascii="Consolas" w:cs="Consolas" w:eastAsia="Consolas" w:hAnsi="Consolas"/>
+                <w:color w:val="222222"/>
+                <w:sz w:val="19"/>
+                <w:szCs w:val="19"/>
+              </w:rPr>
+              <w:t xml:space="preserve">Index ausserhalb</w:t>
+            </w:r>
+          </w:p>
+        </w:tc>
+        <w:tc>
+          <w:tcPr>
+            <w:tcW w:type="dxa" w:w="5626"/>
+            <w:tcMar>
+              <w:top w:type="dxa" w:w="30"/>
+              <w:left w:type="dxa" w:w="90"/>
+              <w:bottom w:type="dxa" w:w="30"/>
+              <w:right w:type="dxa" w:w="90"/>
+            </w:tcMar>
+          </w:tcPr>
+          <w:p>
+            <w:pPr>
+              <w:spacing w:after="0" w:line="240" w:lineRule="auto"/>
+            </w:pPr>
+            <w:r>
+              <w:rPr>
+                <w:rFonts w:ascii="Arial" w:cs="Arial" w:eastAsia="Arial" w:hAnsi="Arial"/>
+                <w:color w:val="222222"/>
+                <w:sz w:val="19"/>
+                <w:szCs w:val="19"/>
+              </w:rPr>
+              <w:t xml:space="preserve">Eine Zeile hatte nicht so viele Teile wie erwartet. Eine leere Zeile am Ende ist der häufigste Grund.</w:t>
+            </w:r>
+          </w:p>
+        </w:tc>
+      </w:tr>
+      <w:tr>
+        <w:trPr>
+          <w:cantSplit/>
+        </w:trPr>
+        <w:tc>
+          <w:tcPr>
+            <w:tcW w:type="dxa" w:w="3400"/>
+            <w:tcMar>
+              <w:top w:type="dxa" w:w="30"/>
+              <w:left w:type="dxa" w:w="90"/>
+              <w:bottom w:type="dxa" w:w="30"/>
+              <w:right w:type="dxa" w:w="90"/>
+            </w:tcMar>
+          </w:tcPr>
+          <w:p>
+            <w:pPr>
+              <w:spacing w:after="0" w:line="240" w:lineRule="auto"/>
+            </w:pPr>
+            <w:r>
+              <w:rPr>
+                <w:rFonts w:ascii="Arial" w:cs="Arial" w:eastAsia="Arial" w:hAnsi="Arial"/>
+                <w:color w:val="222222"/>
+                <w:sz w:val="19"/>
+                <w:szCs w:val="19"/>
+              </w:rPr>
+              <w:t xml:space="preserve">Aus 95 wird 0</w:t>
+            </w:r>
+          </w:p>
+        </w:tc>
+        <w:tc>
+          <w:tcPr>
+            <w:tcW w:type="dxa" w:w="5626"/>
+            <w:tcMar>
+              <w:top w:type="dxa" w:w="30"/>
+              <w:left w:type="dxa" w:w="90"/>
+              <w:bottom w:type="dxa" w:w="30"/>
+              <w:right w:type="dxa" w:w="90"/>
+            </w:tcMar>
+          </w:tcPr>
+          <w:p>
+            <w:pPr>
+              <w:spacing w:after="0" w:line="240" w:lineRule="auto"/>
+            </w:pPr>
+            <w:r>
+              <w:rPr>
+                <w:rFonts w:ascii="Arial" w:cs="Arial" w:eastAsia="Arial" w:hAnsi="Arial"/>
+                <w:color w:val="222222"/>
+                <w:sz w:val="19"/>
+                <w:szCs w:val="19"/>
+              </w:rPr>
+              <w:t xml:space="preserve">VAL vergessen, oder der Text enthält Leerzeichen. TRIM$ hilft.</w:t>
+            </w:r>
+          </w:p>
+        </w:tc>
+      </w:tr>
+    </w:tbl>
+    <w:p>
+      <w:pPr>
+        <w:spacing w:after="160"/>
+      </w:pPr>
+    </w:p>
+    <w:p>
+      <w:pPr>
+        <w:pStyle w:val="Heading2"/>
+        <w:keepNext/>
+        <w:keepLines/>
+        <w:spacing w:after="120" w:before="280"/>
+      </w:pPr>
+      <w:r>
+        <w:t xml:space="preserve">Aufgaben</w:t>
+      </w:r>
+    </w:p>
+    <w:p>
+      <w:pPr>
+        <w:pStyle w:val="ListParagraph"/>
+        <w:numPr>
+          <w:ilvl w:val="0"/>
+          <w:numId w:val="2"/>
+        </w:numPr>
+        <w:spacing w:after="100" w:line="312" w:lineRule="auto"/>
+      </w:pPr>
+      <w:r>
+        <w:rPr>
+          <w:sz w:val="22"/>
+          <w:szCs w:val="22"/>
+        </w:rPr>
+        <w:t xml:space="preserve">Gib Snake einen Bestwert, der bleibt. Die längste je erreichte Schlange gehört in eine Datei.</w:t>
+      </w:r>
+    </w:p>
+    <w:p>
+      <w:pPr>
+        <w:pStyle w:val="ListParagraph"/>
+        <w:numPr>
+          <w:ilvl w:val="0"/>
+          <w:numId w:val="2"/>
+        </w:numPr>
+        <w:spacing w:after="100" w:line="312" w:lineRule="auto"/>
+      </w:pPr>
+      <w:r>
+        <w:rPr>
+          <w:sz w:val="22"/>
+          <w:szCs w:val="22"/>
+        </w:rPr>
+        <w:t xml:space="preserve">Lass das Instrument aus Kapitel 12 seine zuletzt gewählte Klangform speichern und beim Start wieder einstellen.</w:t>
+      </w:r>
+    </w:p>
+    <w:p>
+      <w:pPr>
+        <w:pStyle w:val="ListParagraph"/>
+        <w:numPr>
+          <w:ilvl w:val="0"/>
+          <w:numId w:val="2"/>
+        </w:numPr>
+        <w:spacing w:after="100" w:line="312" w:lineRule="auto"/>
+      </w:pPr>
+      <w:r>
+        <w:rPr>
+          <w:sz w:val="22"/>
+          <w:szCs w:val="22"/>
+        </w:rPr>
+        <w:t xml:space="preserve">Erweitere die Vokabelliste um eine dritte Spalte: wie oft die Vokabel schon richtig war. Beim Anzeigen soll sie mit erscheinen.</w:t>
+      </w:r>
+    </w:p>
+    <w:p>
+      <w:pPr>
+        <w:pStyle w:val="ListParagraph"/>
+        <w:numPr>
+          <w:ilvl w:val="0"/>
+          <w:numId w:val="2"/>
+        </w:numPr>
+        <w:spacing w:after="100" w:line="312" w:lineRule="auto"/>
+      </w:pPr>
+      <w:r>
+        <w:rPr>
+          <w:sz w:val="22"/>
+          <w:szCs w:val="22"/>
+        </w:rPr>
+        <w:t xml:space="preserve">Schreib ein Programm, das eine Datei mit Zahlen liest und Summe, Mittelwert und Höchstwert anzeigt. Die Array-Helfer aus Kapitel 14 erledigen den Rest.</w:t>
+      </w:r>
+    </w:p>
+    <w:p>
+      <w:pPr>
+        <w:pStyle w:val="ListParagraph"/>
+        <w:numPr>
+          <w:ilvl w:val="0"/>
+          <w:numId w:val="2"/>
+        </w:numPr>
+        <w:spacing w:after="100" w:line="312" w:lineRule="auto"/>
+      </w:pPr>
+      <w:r>
+        <w:rPr>
+          <w:sz w:val="22"/>
+          <w:szCs w:val="22"/>
+        </w:rPr>
+        <w:t xml:space="preserve">Bau ein Protokoll: Bei jedem Start hängt das Programm eine Zeile an eine Datei an. Nimm dafür den Modus zum Anhängen.</w:t>
+      </w:r>
+    </w:p>
+    <w:p>
+      <w:pPr>
+        <w:pStyle w:val="ListParagraph"/>
+        <w:numPr>
+          <w:ilvl w:val="0"/>
+          <w:numId w:val="2"/>
+        </w:numPr>
+        <w:spacing w:after="100" w:line="312" w:lineRule="auto"/>
+      </w:pPr>
+      <w:r>
+        <w:rPr>
+          <w:sz w:val="22"/>
+          <w:szCs w:val="22"/>
+        </w:rPr>
+        <w:t xml:space="preserve">Lass die Bestenliste aus Kapitel 14 ihre zwölf Werte speichern und beim nächsten Start wieder anzeigen.</w:t>
+      </w:r>
+    </w:p>
+    <w:p>
+      <w:pPr>
+        <w:spacing w:after="180" w:line="312" w:lineRule="auto"/>
+      </w:pPr>
+      <w:r>
+        <w:rPr>
+          <w:sz w:val="22"/>
+          <w:szCs w:val="22"/>
+        </w:rPr>
+        <w:t xml:space="preserve">Damit endet Teil III. Deine Programme können jetzt Aufgaben bündeln, viele Dinge halten, nach Namen nachschlagen, Dinge mit Eigenschaften bauen, Text zerlegen und sich etwas merken. Was noch fehlt, damit daraus eine Anwendung wird, sind Knöpfe und Eingabefelder — und eigene Bilder.</w:t>
       </w:r>
     </w:p>
     <w:sectPr>

--- a/buch-einstieg/buch/Drachenhauch-Einstieg.docx
+++ b/buch-einstieg/buch/Drachenhauch-Einstieg.docx
@@ -678,6 +678,168 @@
           <w:szCs w:val="22"/>
         </w:rPr>
         <w:t xml:space="preserve">	128</w:t>
+      </w:r>
+    </w:p>
+    <w:p>
+      <w:pPr>
+        <w:tabs>
+          <w:tab w:val="right" w:pos="9200" w:leader="dot"/>
+        </w:tabs>
+        <w:spacing w:after="40" w:before="120"/>
+        <w:ind/>
+      </w:pPr>
+      <w:r>
+        <w:rPr>
+          <w:b/>
+          <w:bCs/>
+          <w:color w:val="10507F"/>
+          <w:sz w:val="24"/>
+          <w:szCs w:val="24"/>
+        </w:rPr>
+        <w:t xml:space="preserve">Teil IV — Sprites und Bewegung</w:t>
+      </w:r>
+      <w:r>
+        <w:rPr>
+          <w:color w:val="555555"/>
+          <w:sz w:val="24"/>
+          <w:szCs w:val="24"/>
+        </w:rPr>
+        <w:t xml:space="preserve">	133</w:t>
+      </w:r>
+    </w:p>
+    <w:p>
+      <w:pPr>
+        <w:tabs>
+          <w:tab w:val="right" w:pos="9200" w:leader="dot"/>
+        </w:tabs>
+        <w:spacing w:after="20" w:before="0"/>
+        <w:ind w:left="280"/>
+      </w:pPr>
+      <w:r>
+        <w:rPr>
+          <w:b w:val="false"/>
+          <w:bCs w:val="false"/>
+          <w:color w:val="222222"/>
+          <w:sz w:val="22"/>
+          <w:szCs w:val="22"/>
+        </w:rPr>
+        <w:t xml:space="preserve">Bilder laden</w:t>
+      </w:r>
+      <w:r>
+        <w:rPr>
+          <w:color w:val="555555"/>
+          <w:sz w:val="22"/>
+          <w:szCs w:val="22"/>
+        </w:rPr>
+        <w:t xml:space="preserve">	134</w:t>
+      </w:r>
+    </w:p>
+    <w:p>
+      <w:pPr>
+        <w:tabs>
+          <w:tab w:val="right" w:pos="9200" w:leader="dot"/>
+        </w:tabs>
+        <w:spacing w:after="20" w:before="0"/>
+        <w:ind w:left="280"/>
+      </w:pPr>
+      <w:r>
+        <w:rPr>
+          <w:b w:val="false"/>
+          <w:bCs w:val="false"/>
+          <w:color w:val="222222"/>
+          <w:sz w:val="22"/>
+          <w:szCs w:val="22"/>
+        </w:rPr>
+        <w:t xml:space="preserve">Selbst malen</w:t>
+      </w:r>
+      <w:r>
+        <w:rPr>
+          <w:color w:val="555555"/>
+          <w:sz w:val="22"/>
+          <w:szCs w:val="22"/>
+        </w:rPr>
+        <w:t xml:space="preserve">	139</w:t>
+      </w:r>
+    </w:p>
+    <w:p>
+      <w:pPr>
+        <w:tabs>
+          <w:tab w:val="right" w:pos="9200" w:leader="dot"/>
+        </w:tabs>
+        <w:spacing w:after="20" w:before="0"/>
+        <w:ind w:left="280"/>
+      </w:pPr>
+      <w:r>
+        <w:rPr>
+          <w:b w:val="false"/>
+          <w:bCs w:val="false"/>
+          <w:color w:val="222222"/>
+          <w:sz w:val="22"/>
+          <w:szCs w:val="22"/>
+        </w:rPr>
+        <w:t xml:space="preserve">Animation</w:t>
+      </w:r>
+      <w:r>
+        <w:rPr>
+          <w:color w:val="555555"/>
+          <w:sz w:val="22"/>
+          <w:szCs w:val="22"/>
+        </w:rPr>
+        <w:t xml:space="preserve">	143</w:t>
+      </w:r>
+    </w:p>
+    <w:p>
+      <w:pPr>
+        <w:tabs>
+          <w:tab w:val="right" w:pos="9200" w:leader="dot"/>
+        </w:tabs>
+        <w:spacing w:after="20" w:before="0"/>
+        <w:ind w:left="280"/>
+      </w:pPr>
+      <w:r>
+        <w:rPr>
+          <w:b w:val="false"/>
+          <w:bCs w:val="false"/>
+          <w:color w:val="222222"/>
+          <w:sz w:val="22"/>
+          <w:szCs w:val="22"/>
+        </w:rPr>
+        <w:t xml:space="preserve">Zusammenstoß</w:t>
+      </w:r>
+      <w:r>
+        <w:rPr>
+          <w:color w:val="555555"/>
+          <w:sz w:val="22"/>
+          <w:szCs w:val="22"/>
+        </w:rPr>
+        <w:t xml:space="preserve">	147</w:t>
+      </w:r>
+    </w:p>
+    <w:p>
+      <w:pPr>
+        <w:tabs>
+          <w:tab w:val="right" w:pos="9200" w:leader="dot"/>
+        </w:tabs>
+        <w:spacing w:after="20" w:before="0"/>
+        <w:ind w:left="280"/>
+      </w:pPr>
+      <w:r>
+        <w:rPr>
+          <w:b w:val="false"/>
+          <w:bCs w:val="false"/>
+          <w:color w:val="222222"/>
+          <w:sz w:val="22"/>
+          <w:szCs w:val="22"/>
+        </w:rPr>
+        <w:t xml:space="preserve">Projekt: ein Arcade-Spiel</w:t>
+      </w:r>
+      <w:r>
+        <w:rPr>
+          <w:color w:val="555555"/>
+          <w:sz w:val="22"/>
+          <w:szCs w:val="22"/>
+        </w:rPr>
+        <w:t xml:space="preserve">	151</w:t>
       </w:r>
     </w:p>
     <w:p>
@@ -51246,6 +51408,9181 @@
           <w:szCs w:val="22"/>
         </w:rPr>
         <w:t xml:space="preserve">Damit endet Teil III. Deine Programme können jetzt Aufgaben bündeln, viele Dinge halten, nach Namen nachschlagen, Dinge mit Eigenschaften bauen, Text zerlegen und sich etwas merken. Was noch fehlt, damit daraus eine Anwendung wird, sind Knöpfe und Eingabefelder — und eigene Bilder.</w:t>
+      </w:r>
+    </w:p>
+    <w:p>
+      <w:pPr>
+        <w:pageBreakBefore/>
+        <w:spacing w:after="200" w:before="2600"/>
+        <w:jc w:val="center"/>
+      </w:pPr>
+      <w:r>
+        <w:rPr>
+          <w:b/>
+          <w:bCs/>
+          <w:color w:val="10507F"/>
+          <w:sz w:val="52"/>
+          <w:szCs w:val="52"/>
+        </w:rPr>
+        <w:t xml:space="preserve">Teil IV — Sprites und Bewegung</w:t>
+      </w:r>
+    </w:p>
+    <w:p>
+      <w:pPr>
+        <w:pStyle w:val="Heading1"/>
+        <w:keepNext/>
+        <w:keepLines/>
+        <w:pageBreakBefore/>
+        <w:pBdr>
+          <w:bottom w:val="single" w:color="1B6CA8" w:sz="12" w:space="4"/>
+        </w:pBdr>
+        <w:spacing w:after="160" w:before="0"/>
+      </w:pPr>
+      <w:r>
+        <w:t xml:space="preserve">Bilder laden</w:t>
+      </w:r>
+    </w:p>
+    <w:p>
+      <w:pPr>
+        <w:spacing w:after="180" w:line="312" w:lineRule="auto"/>
+      </w:pPr>
+      <w:r>
+        <w:rPr>
+          <w:sz w:val="22"/>
+          <w:szCs w:val="22"/>
+        </w:rPr>
+        <w:t xml:space="preserve">Achtzehn Kapitel lang hat alles aus Kreisen, Rechtecken und Linien bestanden. Das ist mehr, als man denkt — aber ein Raumschiff aus drei Kreisen bleibt ein Raumschiff aus drei Kreisen.</w:t>
+      </w:r>
+    </w:p>
+    <w:p>
+      <w:pPr>
+        <w:spacing w:after="180" w:line="312" w:lineRule="auto"/>
+      </w:pPr>
+      <w:r>
+        <w:rPr>
+          <w:sz w:val="22"/>
+          <w:szCs w:val="22"/>
+        </w:rPr>
+        <w:t xml:space="preserve">In diesem Teil kommen richtige Bilder dazu. Und im nächsten Kapitel malst du sie selbst.</w:t>
+      </w:r>
+    </w:p>
+    <w:p>
+      <w:pPr>
+        <w:pStyle w:val="Heading2"/>
+        <w:keepNext/>
+        <w:keepLines/>
+        <w:spacing w:after="120" w:before="280"/>
+      </w:pPr>
+      <w:r>
+        <w:t xml:space="preserve">Ein Bild anzeigen</w:t>
+      </w:r>
+    </w:p>
+    <w:p>
+      <w:pPr>
+        <w:keepLines/>
+        <w:pBdr>
+          <w:left w:val="single" w:color="1B6CA8" w:sz="18" w:space="6"/>
+        </w:pBdr>
+        <w:shd w:fill="F4F4F4" w:val="clear"/>
+        <w:spacing w:after="200" w:before="100" w:line="264" w:lineRule="auto"/>
+        <w:ind w:left="140"/>
+      </w:pPr>
+      <w:r>
+        <w:rPr>
+          <w:rFonts w:ascii="Consolas" w:cs="Consolas" w:eastAsia="Consolas" w:hAnsi="Consolas"/>
+          <w:sz w:val="19"/>
+          <w:szCs w:val="19"/>
+        </w:rPr>
+        <w:t xml:space="preserve">SCREEN(640, 400, "Ein Bild")</w:t>
+      </w:r>
+      <w:r>
+        <w:rPr>
+          <w:rFonts w:ascii="Consolas" w:cs="Consolas" w:eastAsia="Consolas" w:hAnsi="Consolas"/>
+          <w:sz w:val="19"/>
+          <w:szCs w:val="19"/>
+        </w:rPr>
+        <w:br/>
+        <w:t xml:space="preserve"/>
+      </w:r>
+      <w:r>
+        <w:rPr>
+          <w:rFonts w:ascii="Consolas" w:cs="Consolas" w:eastAsia="Consolas" w:hAnsi="Consolas"/>
+          <w:sz w:val="19"/>
+          <w:szCs w:val="19"/>
+        </w:rPr>
+        <w:br/>
+        <w:t xml:space="preserve">DIM schiff AS IMAGE</w:t>
+      </w:r>
+      <w:r>
+        <w:rPr>
+          <w:rFonts w:ascii="Consolas" w:cs="Consolas" w:eastAsia="Consolas" w:hAnsi="Consolas"/>
+          <w:sz w:val="19"/>
+          <w:szCs w:val="19"/>
+        </w:rPr>
+        <w:br/>
+        <w:t xml:space="preserve">schiff = LOADIMAGE("schiff.png")</w:t>
+      </w:r>
+      <w:r>
+        <w:rPr>
+          <w:rFonts w:ascii="Consolas" w:cs="Consolas" w:eastAsia="Consolas" w:hAnsi="Consolas"/>
+          <w:sz w:val="19"/>
+          <w:szCs w:val="19"/>
+        </w:rPr>
+        <w:br/>
+        <w:t xml:space="preserve"/>
+      </w:r>
+      <w:r>
+        <w:rPr>
+          <w:rFonts w:ascii="Consolas" w:cs="Consolas" w:eastAsia="Consolas" w:hAnsi="Consolas"/>
+          <w:sz w:val="19"/>
+          <w:szCs w:val="19"/>
+        </w:rPr>
+        <w:br/>
+        <w:t xml:space="preserve">WHILE NOT QUITREQUESTED() AND NOT KEYPRESSED(KEY_ESCAPE)</w:t>
+      </w:r>
+      <w:r>
+        <w:rPr>
+          <w:rFonts w:ascii="Consolas" w:cs="Consolas" w:eastAsia="Consolas" w:hAnsi="Consolas"/>
+          <w:sz w:val="19"/>
+          <w:szCs w:val="19"/>
+        </w:rPr>
+        <w:br/>
+        <w:t xml:space="preserve">    CLS(RGB(15, 20, 40))</w:t>
+      </w:r>
+      <w:r>
+        <w:rPr>
+          <w:rFonts w:ascii="Consolas" w:cs="Consolas" w:eastAsia="Consolas" w:hAnsi="Consolas"/>
+          <w:sz w:val="19"/>
+          <w:szCs w:val="19"/>
+        </w:rPr>
+        <w:br/>
+        <w:t xml:space="preserve">    DRAWIMAGE(schiff, 304, 184)</w:t>
+      </w:r>
+      <w:r>
+        <w:rPr>
+          <w:rFonts w:ascii="Consolas" w:cs="Consolas" w:eastAsia="Consolas" w:hAnsi="Consolas"/>
+          <w:sz w:val="19"/>
+          <w:szCs w:val="19"/>
+        </w:rPr>
+        <w:br/>
+        <w:t xml:space="preserve">    FLIP()</w:t>
+      </w:r>
+      <w:r>
+        <w:rPr>
+          <w:rFonts w:ascii="Consolas" w:cs="Consolas" w:eastAsia="Consolas" w:hAnsi="Consolas"/>
+          <w:sz w:val="19"/>
+          <w:szCs w:val="19"/>
+        </w:rPr>
+        <w:br/>
+        <w:t xml:space="preserve">WEND</w:t>
+      </w:r>
+    </w:p>
+    <w:p>
+      <w:pPr>
+        <w:keepNext/>
+        <w:spacing w:after="40" w:before="160"/>
+        <w:jc w:val="center"/>
+      </w:pPr>
+      <w:r>
+        <w:drawing>
+          <wp:inline distT="0" distB="0" distL="0" distR="0">
+            <wp:extent cx="4191000" cy="2619375"/>
+            <wp:effectExtent t="0" r="0" b="0" l="0"/>
+            <wp:docPr id="1" name="kap19_1_bild_zeigen.png" descr="Ein Sprite von 32 mal 32 Punkten, geladen aus einer Datei." title="Ein Sprite von 32 mal 32 Punkten, geladen aus einer Datei."/>
+            <wp:cNvGraphicFramePr>
+              <a:graphicFrameLocks xmlns:a="http://schemas.openxmlformats.org/drawingml/2006/main" noChangeAspect="1"/>
+            </wp:cNvGraphicFramePr>
+            <a:graphic xmlns:a="http://schemas.openxmlformats.org/drawingml/2006/main">
+              <a:graphicData uri="http://schemas.openxmlformats.org/drawingml/2006/picture">
+                <pic:pic xmlns:pic="http://schemas.openxmlformats.org/drawingml/2006/picture">
+                  <pic:nvPicPr>
+                    <pic:cNvPr id="0" name="" descr=""/>
+                    <pic:cNvPicPr>
+                      <a:picLocks noChangeAspect="1" noChangeArrowheads="1"/>
+                    </pic:cNvPicPr>
+                  </pic:nvPicPr>
+                  <pic:blipFill>
+                    <a:blip r:embed="rId60" cstate="none"/>
+                    <a:srcRect/>
+                    <a:stretch>
+                      <a:fillRect/>
+                    </a:stretch>
+                  </pic:blipFill>
+                  <pic:spPr bwMode="auto">
+                    <a:xfrm>
+                      <a:off x="0" y="0"/>
+                      <a:ext cx="4191000" cy="2619375"/>
+                    </a:xfrm>
+                    <a:prstGeom prst="rect">
+                      <a:avLst/>
+                    </a:prstGeom>
+                  </pic:spPr>
+                </pic:pic>
+              </a:graphicData>
+            </a:graphic>
+          </wp:inline>
+        </w:drawing>
+      </w:r>
+    </w:p>
+    <w:p>
+      <w:pPr>
+        <w:spacing w:after="200"/>
+        <w:jc w:val="center"/>
+      </w:pPr>
+      <w:r>
+        <w:rPr>
+          <w:i/>
+          <w:iCs/>
+          <w:color w:val="6A6A6A"/>
+          <w:sz w:val="18"/>
+          <w:szCs w:val="18"/>
+        </w:rPr>
+        <w:t xml:space="preserve">Ein Sprite von 32 mal 32 Punkten, geladen aus einer Datei.</w:t>
+      </w:r>
+    </w:p>
+    <w:p>
+      <w:pPr>
+        <w:spacing w:after="180" w:line="312" w:lineRule="auto"/>
+      </w:pPr>
+      <w:r>
+        <w:rPr>
+          <w:rFonts w:ascii="Consolas" w:cs="Consolas" w:eastAsia="Consolas" w:hAnsi="Consolas"/>
+          <w:color w:val="335577"/>
+          <w:sz w:val="21"/>
+          <w:szCs w:val="21"/>
+        </w:rPr>
+        <w:t xml:space="preserve">DIM schiff AS IMAGE</w:t>
+      </w:r>
+      <w:r>
+        <w:rPr>
+          <w:sz w:val="22"/>
+          <w:szCs w:val="22"/>
+        </w:rPr>
+        <w:t xml:space="preserve"> ist wieder eine neue Sorte Karton — darin wohnt ein geladenes Bild.</w:t>
+      </w:r>
+    </w:p>
+    <w:p>
+      <w:pPr>
+        <w:spacing w:after="180" w:line="312" w:lineRule="auto"/>
+      </w:pPr>
+      <w:r>
+        <w:rPr>
+          <w:rFonts w:ascii="Consolas" w:cs="Consolas" w:eastAsia="Consolas" w:hAnsi="Consolas"/>
+          <w:color w:val="335577"/>
+          <w:sz w:val="21"/>
+          <w:szCs w:val="21"/>
+        </w:rPr>
+        <w:t xml:space="preserve">LOADIMAGE</w:t>
+      </w:r>
+      <w:r>
+        <w:rPr>
+          <w:sz w:val="22"/>
+          <w:szCs w:val="22"/>
+        </w:rPr>
+        <w:t xml:space="preserve"> liest die Datei ein. Sie muss neben dem Programm liegen: Ein Dateiname ohne Pfad bezieht sich auf das Verzeichnis des Programms, genau wie beim Lesen und Schreiben in Kapitel 18.</w:t>
+      </w:r>
+    </w:p>
+    <w:p>
+      <w:pPr>
+        <w:spacing w:after="180" w:line="312" w:lineRule="auto"/>
+      </w:pPr>
+      <w:r>
+        <w:rPr>
+          <w:rFonts w:ascii="Consolas" w:cs="Consolas" w:eastAsia="Consolas" w:hAnsi="Consolas"/>
+          <w:color w:val="335577"/>
+          <w:sz w:val="21"/>
+          <w:szCs w:val="21"/>
+        </w:rPr>
+        <w:t xml:space="preserve">DRAWIMAGE(schiff, 304, 184)</w:t>
+      </w:r>
+      <w:r>
+        <w:rPr>
+          <w:sz w:val="22"/>
+          <w:szCs w:val="22"/>
+        </w:rPr>
+        <w:t xml:space="preserve"> malt es. Die beiden Zahlen sind die LINKE OBERE ECKE, nicht die Mitte — das ist bei Bildern anders als bei </w:t>
+      </w:r>
+      <w:r>
+        <w:rPr>
+          <w:rFonts w:ascii="Consolas" w:cs="Consolas" w:eastAsia="Consolas" w:hAnsi="Consolas"/>
+          <w:color w:val="335577"/>
+          <w:sz w:val="21"/>
+          <w:szCs w:val="21"/>
+        </w:rPr>
+        <w:t xml:space="preserve">CIRCLE</w:t>
+      </w:r>
+      <w:r>
+        <w:rPr>
+          <w:sz w:val="22"/>
+          <w:szCs w:val="22"/>
+        </w:rPr>
+        <w:t xml:space="preserve">, wo der Mittelpunkt gemeint ist.</w:t>
+      </w:r>
+    </w:p>
+    <w:p>
+      <w:pPr>
+        <w:spacing w:after="180" w:line="312" w:lineRule="auto"/>
+      </w:pPr>
+      <w:r>
+        <w:rPr>
+          <w:sz w:val="22"/>
+          <w:szCs w:val="22"/>
+        </w:rPr>
+        <w:t xml:space="preserve">Das Schiff ist 32 mal 32 Punkte groß. Damit es mitten im Fenster steht, muss man also die halbe Größe abziehen: 320 minus 16 sind 304, 200 minus 16 sind 184.</w:t>
+      </w:r>
+    </w:p>
+    <w:p>
+      <w:pPr>
+        <w:spacing w:before="60"/>
+      </w:pPr>
+    </w:p>
+    <w:tbl>
+      <w:tblPr>
+        <w:tblW w:type="dxa" w:w="9026"/>
+        <w:tblBorders>
+          <w:top w:val="single" w:color="auto" w:sz="4"/>
+          <w:left w:val="single" w:color="auto" w:sz="4"/>
+          <w:bottom w:val="single" w:color="auto" w:sz="4"/>
+          <w:right w:val="single" w:color="auto" w:sz="4"/>
+          <w:insideH w:val="single" w:color="auto" w:sz="4"/>
+          <w:insideV w:val="single" w:color="auto" w:sz="4"/>
+        </w:tblBorders>
+      </w:tblPr>
+      <w:tblGrid>
+        <w:gridCol w:w="9026"/>
+      </w:tblGrid>
+      <w:tr>
+        <w:trPr>
+          <w:cantSplit/>
+        </w:trPr>
+        <w:tc>
+          <w:tcPr>
+            <w:tcW w:type="dxa" w:w="9026"/>
+            <w:tcBorders>
+              <w:top w:val="single" w:color="E0A0A0" w:sz="6"/>
+              <w:left w:val="single" w:color="E0A0A0" w:sz="6"/>
+              <w:bottom w:val="single" w:color="E0A0A0" w:sz="6"/>
+              <w:right w:val="single" w:color="E0A0A0" w:sz="6"/>
+            </w:tcBorders>
+            <w:shd w:fill="FBEAEA" w:val="clear"/>
+            <w:tcMar>
+              <w:top w:type="dxa" w:w="140"/>
+              <w:left w:type="dxa" w:w="180"/>
+              <w:bottom w:type="dxa" w:w="140"/>
+              <w:right w:type="dxa" w:w="180"/>
+            </w:tcMar>
+          </w:tcPr>
+          <w:p>
+            <w:pPr>
+              <w:spacing w:after="40"/>
+            </w:pPr>
+            <w:r>
+              <w:rPr>
+                <w:b/>
+                <w:bCs/>
+                <w:color w:val="B23030"/>
+                <w:sz w:val="22"/>
+                <w:szCs w:val="22"/>
+              </w:rPr>
+              <w:t xml:space="preserve">Das Bild ist größer als die Figur</w:t>
+            </w:r>
+          </w:p>
+          <w:p>
+            <w:pPr>
+              <w:spacing w:after="0" w:line="312" w:lineRule="auto"/>
+            </w:pPr>
+            <w:r>
+              <w:rPr>
+                <w:sz w:val="22"/>
+                <w:szCs w:val="22"/>
+              </w:rPr>
+              <w:t xml:space="preserve">Nachgemessen liegen die sichtbaren Punkte des Schiffs bei x von 306 bis 333 — nicht bei 304. Der Grund ist harmlos und wird dich trotzdem einmal verwirren: Rings um die Figur liegt ein durchsichtiger Rand. Der zählt zur Bildgröße, ist aber nicht zu sehen. Wenn dein Sprite „nicht ganz da sitzt, wo es soll“, ist fast immer der durchsichtige Rand schuld.</w:t>
+            </w:r>
+          </w:p>
+        </w:tc>
+      </w:tr>
+    </w:tbl>
+    <w:p>
+      <w:pPr>
+        <w:spacing w:after="160"/>
+      </w:pPr>
+    </w:p>
+    <w:p>
+      <w:pPr>
+        <w:pStyle w:val="Heading2"/>
+        <w:keepNext/>
+        <w:keepLines/>
+        <w:spacing w:after="120" w:before="280"/>
+      </w:pPr>
+      <w:r>
+        <w:t xml:space="preserve">Wichtig: laden gehört nach oben</w:t>
+      </w:r>
+    </w:p>
+    <w:p>
+      <w:pPr>
+        <w:spacing w:after="180" w:line="312" w:lineRule="auto"/>
+      </w:pPr>
+      <w:r>
+        <w:rPr>
+          <w:sz w:val="22"/>
+          <w:szCs w:val="22"/>
+        </w:rPr>
+        <w:t xml:space="preserve">Die Ladezeile steht vor der Schleife, und das ist kein Zufall. Sie liest eine Datei von der Platte — verglichen mit allem anderen im Programm ist das eine Ewigkeit.</w:t>
+      </w:r>
+    </w:p>
+    <w:p>
+      <w:pPr>
+        <w:spacing w:before="60"/>
+      </w:pPr>
+    </w:p>
+    <w:tbl>
+      <w:tblPr>
+        <w:tblW w:type="dxa" w:w="9026"/>
+        <w:tblBorders>
+          <w:top w:val="single" w:color="auto" w:sz="4"/>
+          <w:left w:val="single" w:color="auto" w:sz="4"/>
+          <w:bottom w:val="single" w:color="auto" w:sz="4"/>
+          <w:right w:val="single" w:color="auto" w:sz="4"/>
+          <w:insideH w:val="single" w:color="auto" w:sz="4"/>
+          <w:insideV w:val="single" w:color="auto" w:sz="4"/>
+        </w:tblBorders>
+      </w:tblPr>
+      <w:tblGrid>
+        <w:gridCol w:w="9026"/>
+      </w:tblGrid>
+      <w:tr>
+        <w:trPr>
+          <w:cantSplit/>
+        </w:trPr>
+        <w:tc>
+          <w:tcPr>
+            <w:tcW w:type="dxa" w:w="9026"/>
+            <w:tcBorders>
+              <w:top w:val="single" w:color="E0A0A0" w:sz="6"/>
+              <w:left w:val="single" w:color="E0A0A0" w:sz="6"/>
+              <w:bottom w:val="single" w:color="E0A0A0" w:sz="6"/>
+              <w:right w:val="single" w:color="E0A0A0" w:sz="6"/>
+            </w:tcBorders>
+            <w:shd w:fill="FBEAEA" w:val="clear"/>
+            <w:tcMar>
+              <w:top w:type="dxa" w:w="140"/>
+              <w:left w:type="dxa" w:w="180"/>
+              <w:bottom w:type="dxa" w:w="140"/>
+              <w:right w:type="dxa" w:w="180"/>
+            </w:tcMar>
+          </w:tcPr>
+          <w:p>
+            <w:pPr>
+              <w:spacing w:after="40"/>
+            </w:pPr>
+            <w:r>
+              <w:rPr>
+                <w:b/>
+                <w:bCs/>
+                <w:color w:val="B23030"/>
+                <w:sz w:val="22"/>
+                <w:szCs w:val="22"/>
+              </w:rPr>
+              <w:t xml:space="preserve">Einmal laden, oft malen</w:t>
+            </w:r>
+          </w:p>
+          <w:p>
+            <w:pPr>
+              <w:spacing w:after="0" w:line="312" w:lineRule="auto"/>
+            </w:pPr>
+            <w:r>
+              <w:rPr>
+                <w:sz w:val="22"/>
+                <w:szCs w:val="22"/>
+              </w:rPr>
+              <w:t xml:space="preserve">Schreib LOADIMAGE nie in die Spielschleife. Sechzig Ladevorgänge je Sekunde für dasselbe Bild bringen jedes Programm zum Stocken. Das ist derselbe Gedanke wie bei den Klängen in Kapitel 11: einmal vorbereiten, oft benutzen.</w:t>
+            </w:r>
+          </w:p>
+        </w:tc>
+      </w:tr>
+    </w:tbl>
+    <w:p>
+      <w:pPr>
+        <w:spacing w:after="160"/>
+      </w:pPr>
+    </w:p>
+    <w:p>
+      <w:pPr>
+        <w:pStyle w:val="Heading2"/>
+        <w:keepNext/>
+        <w:keepLines/>
+        <w:spacing w:after="120" w:before="280"/>
+      </w:pPr>
+      <w:r>
+        <w:t xml:space="preserve">Das Schiff, das du steuerst</w:t>
+      </w:r>
+    </w:p>
+    <w:p>
+      <w:pPr>
+        <w:spacing w:after="180" w:line="312" w:lineRule="auto"/>
+      </w:pPr>
+      <w:r>
+        <w:rPr>
+          <w:sz w:val="22"/>
+          <w:szCs w:val="22"/>
+        </w:rPr>
+        <w:t xml:space="preserve">Damit lässt sich das Programm aus Kapitel 7 aufwerten. Es ist Zeile für Zeile dasselbe — nur steht statt des Kreises jetzt ein Bild:</w:t>
+      </w:r>
+    </w:p>
+    <w:p>
+      <w:pPr>
+        <w:keepLines/>
+        <w:pBdr>
+          <w:left w:val="single" w:color="1B6CA8" w:sz="18" w:space="6"/>
+        </w:pBdr>
+        <w:shd w:fill="F4F4F4" w:val="clear"/>
+        <w:spacing w:after="200" w:before="100" w:line="264" w:lineRule="auto"/>
+        <w:ind w:left="140"/>
+      </w:pPr>
+      <w:r>
+        <w:rPr>
+          <w:rFonts w:ascii="Consolas" w:cs="Consolas" w:eastAsia="Consolas" w:hAnsi="Consolas"/>
+          <w:sz w:val="19"/>
+          <w:szCs w:val="19"/>
+        </w:rPr>
+        <w:t xml:space="preserve">DIM schiff AS IMAGE</w:t>
+      </w:r>
+      <w:r>
+        <w:rPr>
+          <w:rFonts w:ascii="Consolas" w:cs="Consolas" w:eastAsia="Consolas" w:hAnsi="Consolas"/>
+          <w:sz w:val="19"/>
+          <w:szCs w:val="19"/>
+        </w:rPr>
+        <w:br/>
+        <w:t xml:space="preserve">DIM x AS FLOAT</w:t>
+      </w:r>
+      <w:r>
+        <w:rPr>
+          <w:rFonts w:ascii="Consolas" w:cs="Consolas" w:eastAsia="Consolas" w:hAnsi="Consolas"/>
+          <w:sz w:val="19"/>
+          <w:szCs w:val="19"/>
+        </w:rPr>
+        <w:br/>
+        <w:t xml:space="preserve">DIM y AS FLOAT</w:t>
+      </w:r>
+      <w:r>
+        <w:rPr>
+          <w:rFonts w:ascii="Consolas" w:cs="Consolas" w:eastAsia="Consolas" w:hAnsi="Consolas"/>
+          <w:sz w:val="19"/>
+          <w:szCs w:val="19"/>
+        </w:rPr>
+        <w:br/>
+        <w:t xml:space="preserve"/>
+      </w:r>
+      <w:r>
+        <w:rPr>
+          <w:rFonts w:ascii="Consolas" w:cs="Consolas" w:eastAsia="Consolas" w:hAnsi="Consolas"/>
+          <w:sz w:val="19"/>
+          <w:szCs w:val="19"/>
+        </w:rPr>
+        <w:br/>
+        <w:t xml:space="preserve">schiff = LOADIMAGE("schiff.png")</w:t>
+      </w:r>
+      <w:r>
+        <w:rPr>
+          <w:rFonts w:ascii="Consolas" w:cs="Consolas" w:eastAsia="Consolas" w:hAnsi="Consolas"/>
+          <w:sz w:val="19"/>
+          <w:szCs w:val="19"/>
+        </w:rPr>
+        <w:br/>
+        <w:t xml:space="preserve">x = 304</w:t>
+      </w:r>
+      <w:r>
+        <w:rPr>
+          <w:rFonts w:ascii="Consolas" w:cs="Consolas" w:eastAsia="Consolas" w:hAnsi="Consolas"/>
+          <w:sz w:val="19"/>
+          <w:szCs w:val="19"/>
+        </w:rPr>
+        <w:br/>
+        <w:t xml:space="preserve">y = 320</w:t>
+      </w:r>
+    </w:p>
+    <w:p>
+      <w:pPr>
+        <w:keepLines/>
+        <w:pBdr>
+          <w:left w:val="single" w:color="1B6CA8" w:sz="18" w:space="6"/>
+        </w:pBdr>
+        <w:shd w:fill="F4F4F4" w:val="clear"/>
+        <w:spacing w:after="200" w:before="100" w:line="264" w:lineRule="auto"/>
+        <w:ind w:left="140"/>
+      </w:pPr>
+      <w:r>
+        <w:rPr>
+          <w:rFonts w:ascii="Consolas" w:cs="Consolas" w:eastAsia="Consolas" w:hAnsi="Consolas"/>
+          <w:sz w:val="19"/>
+          <w:szCs w:val="19"/>
+        </w:rPr>
+        <w:t xml:space="preserve">    DRAWIMAGE(schiff, x, y)</w:t>
+      </w:r>
+    </w:p>
+    <w:p>
+      <w:pPr>
+        <w:keepNext/>
+        <w:spacing w:after="40" w:before="160"/>
+        <w:jc w:val="center"/>
+      </w:pPr>
+      <w:r>
+        <w:drawing>
+          <wp:inline distT="0" distB="0" distL="0" distR="0">
+            <wp:extent cx="4191000" cy="2619375"/>
+            <wp:effectExtent t="0" r="0" b="0" l="0"/>
+            <wp:docPr id="1" name="kap19_2_schiff_steuern.png" descr="Dieselben acht Zeilen Steuerung wie in Kapitel 7. Nur sieht es jetzt nach etwas aus." title="Dieselben acht Zeilen Steuerung wie in Kapitel 7. Nur sieht es jetzt nach etwas aus."/>
+            <wp:cNvGraphicFramePr>
+              <a:graphicFrameLocks xmlns:a="http://schemas.openxmlformats.org/drawingml/2006/main" noChangeAspect="1"/>
+            </wp:cNvGraphicFramePr>
+            <a:graphic xmlns:a="http://schemas.openxmlformats.org/drawingml/2006/main">
+              <a:graphicData uri="http://schemas.openxmlformats.org/drawingml/2006/picture">
+                <pic:pic xmlns:pic="http://schemas.openxmlformats.org/drawingml/2006/picture">
+                  <pic:nvPicPr>
+                    <pic:cNvPr id="0" name="" descr=""/>
+                    <pic:cNvPicPr>
+                      <a:picLocks noChangeAspect="1" noChangeArrowheads="1"/>
+                    </pic:cNvPicPr>
+                  </pic:nvPicPr>
+                  <pic:blipFill>
+                    <a:blip r:embed="rId61" cstate="none"/>
+                    <a:srcRect/>
+                    <a:stretch>
+                      <a:fillRect/>
+                    </a:stretch>
+                  </pic:blipFill>
+                  <pic:spPr bwMode="auto">
+                    <a:xfrm>
+                      <a:off x="0" y="0"/>
+                      <a:ext cx="4191000" cy="2619375"/>
+                    </a:xfrm>
+                    <a:prstGeom prst="rect">
+                      <a:avLst/>
+                    </a:prstGeom>
+                  </pic:spPr>
+                </pic:pic>
+              </a:graphicData>
+            </a:graphic>
+          </wp:inline>
+        </w:drawing>
+      </w:r>
+    </w:p>
+    <w:p>
+      <w:pPr>
+        <w:spacing w:after="200"/>
+        <w:jc w:val="center"/>
+      </w:pPr>
+      <w:r>
+        <w:rPr>
+          <w:i/>
+          <w:iCs/>
+          <w:color w:val="6A6A6A"/>
+          <w:sz w:val="18"/>
+          <w:szCs w:val="18"/>
+        </w:rPr>
+        <w:t xml:space="preserve">Dieselben acht Zeilen Steuerung wie in Kapitel 7. Nur sieht es jetzt nach etwas aus.</w:t>
+      </w:r>
+    </w:p>
+    <w:p>
+      <w:pPr>
+        <w:spacing w:after="180" w:line="312" w:lineRule="auto"/>
+      </w:pPr>
+      <w:r>
+        <w:rPr>
+          <w:sz w:val="22"/>
+          <w:szCs w:val="22"/>
+        </w:rPr>
+        <w:t xml:space="preserve">Bei den Grenzen ändert sich eine Kleinigkeit: Weil x und y die linke obere Ecke sind, ist die rechte Grenze nicht 639, sondern 639 minus der Bildbreite — also 608 bei einem 32 Punkte breiten Schiff.</w:t>
+      </w:r>
+    </w:p>
+    <w:p>
+      <w:pPr>
+        <w:keepLines/>
+        <w:pBdr>
+          <w:left w:val="single" w:color="1B6CA8" w:sz="18" w:space="6"/>
+        </w:pBdr>
+        <w:shd w:fill="F4F4F4" w:val="clear"/>
+        <w:spacing w:after="200" w:before="100" w:line="264" w:lineRule="auto"/>
+        <w:ind w:left="140"/>
+      </w:pPr>
+      <w:r>
+        <w:rPr>
+          <w:rFonts w:ascii="Consolas" w:cs="Consolas" w:eastAsia="Consolas" w:hAnsi="Consolas"/>
+          <w:sz w:val="19"/>
+          <w:szCs w:val="19"/>
+        </w:rPr>
+        <w:t xml:space="preserve">IF x &lt; 0 THEN x = 0</w:t>
+      </w:r>
+      <w:r>
+        <w:rPr>
+          <w:rFonts w:ascii="Consolas" w:cs="Consolas" w:eastAsia="Consolas" w:hAnsi="Consolas"/>
+          <w:sz w:val="19"/>
+          <w:szCs w:val="19"/>
+        </w:rPr>
+        <w:br/>
+        <w:t xml:space="preserve">IF x &gt; 608 THEN x = 608</w:t>
+      </w:r>
+      <w:r>
+        <w:rPr>
+          <w:rFonts w:ascii="Consolas" w:cs="Consolas" w:eastAsia="Consolas" w:hAnsi="Consolas"/>
+          <w:sz w:val="19"/>
+          <w:szCs w:val="19"/>
+        </w:rPr>
+        <w:br/>
+        <w:t xml:space="preserve">IF y &lt; 0 THEN y = 0</w:t>
+      </w:r>
+      <w:r>
+        <w:rPr>
+          <w:rFonts w:ascii="Consolas" w:cs="Consolas" w:eastAsia="Consolas" w:hAnsi="Consolas"/>
+          <w:sz w:val="19"/>
+          <w:szCs w:val="19"/>
+        </w:rPr>
+        <w:br/>
+        <w:t xml:space="preserve">IF y &gt; 368 THEN y = 368</w:t>
+      </w:r>
+    </w:p>
+    <w:p>
+      <w:pPr>
+        <w:pStyle w:val="Heading2"/>
+        <w:keepNext/>
+        <w:keepLines/>
+        <w:spacing w:after="120" w:before="280"/>
+      </w:pPr>
+      <w:r>
+        <w:t xml:space="preserve">Ein Bild, viele Figuren</w:t>
+      </w:r>
+    </w:p>
+    <w:p>
+      <w:pPr>
+        <w:spacing w:after="180" w:line="312" w:lineRule="auto"/>
+      </w:pPr>
+      <w:r>
+        <w:rPr>
+          <w:sz w:val="22"/>
+          <w:szCs w:val="22"/>
+        </w:rPr>
+        <w:t xml:space="preserve">Ein geladenes Bild darf so oft gemalt werden, wie du willst — es wird ja nur einmal gelesen. Damit ist eine ganze Flotte eine Doppelschleife:</w:t>
+      </w:r>
+    </w:p>
+    <w:p>
+      <w:pPr>
+        <w:keepLines/>
+        <w:pBdr>
+          <w:left w:val="single" w:color="1B6CA8" w:sz="18" w:space="6"/>
+        </w:pBdr>
+        <w:shd w:fill="F4F4F4" w:val="clear"/>
+        <w:spacing w:after="200" w:before="100" w:line="264" w:lineRule="auto"/>
+        <w:ind w:left="140"/>
+      </w:pPr>
+      <w:r>
+        <w:rPr>
+          <w:rFonts w:ascii="Consolas" w:cs="Consolas" w:eastAsia="Consolas" w:hAnsi="Consolas"/>
+          <w:sz w:val="19"/>
+          <w:szCs w:val="19"/>
+        </w:rPr>
+        <w:t xml:space="preserve">FOR sy = 0 TO 3</w:t>
+      </w:r>
+      <w:r>
+        <w:rPr>
+          <w:rFonts w:ascii="Consolas" w:cs="Consolas" w:eastAsia="Consolas" w:hAnsi="Consolas"/>
+          <w:sz w:val="19"/>
+          <w:szCs w:val="19"/>
+        </w:rPr>
+        <w:br/>
+        <w:t xml:space="preserve">    FOR sx = 0 TO 5</w:t>
+      </w:r>
+      <w:r>
+        <w:rPr>
+          <w:rFonts w:ascii="Consolas" w:cs="Consolas" w:eastAsia="Consolas" w:hAnsi="Consolas"/>
+          <w:sz w:val="19"/>
+          <w:szCs w:val="19"/>
+        </w:rPr>
+        <w:br/>
+        <w:t xml:space="preserve">        DRAWIMAGEPART(gegner, 0, 0, 32, 32, _</w:t>
+      </w:r>
+      <w:r>
+        <w:rPr>
+          <w:rFonts w:ascii="Consolas" w:cs="Consolas" w:eastAsia="Consolas" w:hAnsi="Consolas"/>
+          <w:sz w:val="19"/>
+          <w:szCs w:val="19"/>
+        </w:rPr>
+        <w:br/>
+        <w:t xml:space="preserve">                      60 + sx * 90 + schwung, 40 + sy * 70)</w:t>
+      </w:r>
+      <w:r>
+        <w:rPr>
+          <w:rFonts w:ascii="Consolas" w:cs="Consolas" w:eastAsia="Consolas" w:hAnsi="Consolas"/>
+          <w:sz w:val="19"/>
+          <w:szCs w:val="19"/>
+        </w:rPr>
+        <w:br/>
+        <w:t xml:space="preserve">    NEXT</w:t>
+      </w:r>
+      <w:r>
+        <w:rPr>
+          <w:rFonts w:ascii="Consolas" w:cs="Consolas" w:eastAsia="Consolas" w:hAnsi="Consolas"/>
+          <w:sz w:val="19"/>
+          <w:szCs w:val="19"/>
+        </w:rPr>
+        <w:br/>
+        <w:t xml:space="preserve">NEXT</w:t>
+      </w:r>
+    </w:p>
+    <w:p>
+      <w:pPr>
+        <w:keepNext/>
+        <w:spacing w:after="40" w:before="160"/>
+        <w:jc w:val="center"/>
+      </w:pPr>
+      <w:r>
+        <w:drawing>
+          <wp:inline distT="0" distB="0" distL="0" distR="0">
+            <wp:extent cx="4191000" cy="2619375"/>
+            <wp:effectExtent t="0" r="0" b="0" l="0"/>
+            <wp:docPr id="1" name="kap19_3_flotte.png" descr="Vierundzwanzig Gegner aus einer einzigen Bilddatei — und sie schwanken gemeinsam hin und her." title="Vierundzwanzig Gegner aus einer einzigen Bilddatei — und sie schwanken gemeinsam hin und her."/>
+            <wp:cNvGraphicFramePr>
+              <a:graphicFrameLocks xmlns:a="http://schemas.openxmlformats.org/drawingml/2006/main" noChangeAspect="1"/>
+            </wp:cNvGraphicFramePr>
+            <a:graphic xmlns:a="http://schemas.openxmlformats.org/drawingml/2006/main">
+              <a:graphicData uri="http://schemas.openxmlformats.org/drawingml/2006/picture">
+                <pic:pic xmlns:pic="http://schemas.openxmlformats.org/drawingml/2006/picture">
+                  <pic:nvPicPr>
+                    <pic:cNvPr id="0" name="" descr=""/>
+                    <pic:cNvPicPr>
+                      <a:picLocks noChangeAspect="1" noChangeArrowheads="1"/>
+                    </pic:cNvPicPr>
+                  </pic:nvPicPr>
+                  <pic:blipFill>
+                    <a:blip r:embed="rId62" cstate="none"/>
+                    <a:srcRect/>
+                    <a:stretch>
+                      <a:fillRect/>
+                    </a:stretch>
+                  </pic:blipFill>
+                  <pic:spPr bwMode="auto">
+                    <a:xfrm>
+                      <a:off x="0" y="0"/>
+                      <a:ext cx="4191000" cy="2619375"/>
+                    </a:xfrm>
+                    <a:prstGeom prst="rect">
+                      <a:avLst/>
+                    </a:prstGeom>
+                  </pic:spPr>
+                </pic:pic>
+              </a:graphicData>
+            </a:graphic>
+          </wp:inline>
+        </w:drawing>
+      </w:r>
+    </w:p>
+    <w:p>
+      <w:pPr>
+        <w:spacing w:after="200"/>
+        <w:jc w:val="center"/>
+      </w:pPr>
+      <w:r>
+        <w:rPr>
+          <w:i/>
+          <w:iCs/>
+          <w:color w:val="6A6A6A"/>
+          <w:sz w:val="18"/>
+          <w:szCs w:val="18"/>
+        </w:rPr>
+        <w:t xml:space="preserve">Vierundzwanzig Gegner aus einer einzigen Bilddatei — und sie schwanken gemeinsam hin und her.</w:t>
+      </w:r>
+    </w:p>
+    <w:p>
+      <w:pPr>
+        <w:spacing w:after="180" w:line="312" w:lineRule="auto"/>
+      </w:pPr>
+      <w:r>
+        <w:rPr>
+          <w:sz w:val="22"/>
+          <w:szCs w:val="22"/>
+        </w:rPr>
+        <w:t xml:space="preserve">Hier steht </w:t>
+      </w:r>
+      <w:r>
+        <w:rPr>
+          <w:rFonts w:ascii="Consolas" w:cs="Consolas" w:eastAsia="Consolas" w:hAnsi="Consolas"/>
+          <w:color w:val="335577"/>
+          <w:sz w:val="21"/>
+          <w:szCs w:val="21"/>
+        </w:rPr>
+        <w:t xml:space="preserve">DRAWIMAGEPART</w:t>
+      </w:r>
+      <w:r>
+        <w:rPr>
+          <w:sz w:val="22"/>
+          <w:szCs w:val="22"/>
+        </w:rPr>
+        <w:t xml:space="preserve"> statt </w:t>
+      </w:r>
+      <w:r>
+        <w:rPr>
+          <w:rFonts w:ascii="Consolas" w:cs="Consolas" w:eastAsia="Consolas" w:hAnsi="Consolas"/>
+          <w:color w:val="335577"/>
+          <w:sz w:val="21"/>
+          <w:szCs w:val="21"/>
+        </w:rPr>
+        <w:t xml:space="preserve">DRAWIMAGE</w:t>
+      </w:r>
+      <w:r>
+        <w:rPr>
+          <w:sz w:val="22"/>
+          <w:szCs w:val="22"/>
+        </w:rPr>
+        <w:t xml:space="preserve">, und das lohnt eine Erklärung. Die Datei </w:t>
+      </w:r>
+      <w:r>
+        <w:rPr>
+          <w:rFonts w:ascii="Consolas" w:cs="Consolas" w:eastAsia="Consolas" w:hAnsi="Consolas"/>
+          <w:color w:val="335577"/>
+          <w:sz w:val="21"/>
+          <w:szCs w:val="21"/>
+        </w:rPr>
+        <w:t xml:space="preserve">gegner.png</w:t>
+      </w:r>
+      <w:r>
+        <w:rPr>
+          <w:sz w:val="22"/>
+          <w:szCs w:val="22"/>
+        </w:rPr>
+        <w:t xml:space="preserve"> ist 64 Punkte breit und enthält ZWEI Figuren nebeneinander — zwei Haltungen desselben Gegners. So etwas heißt ein Streifen.</w:t>
+      </w:r>
+    </w:p>
+    <w:p>
+      <w:pPr>
+        <w:spacing w:after="180" w:line="312" w:lineRule="auto"/>
+      </w:pPr>
+      <w:r>
+        <w:rPr>
+          <w:rFonts w:ascii="Consolas" w:cs="Consolas" w:eastAsia="Consolas" w:hAnsi="Consolas"/>
+          <w:color w:val="335577"/>
+          <w:sz w:val="21"/>
+          <w:szCs w:val="21"/>
+        </w:rPr>
+        <w:t xml:space="preserve">DRAWIMAGEPART(bild, sx, sy, sw, sh, x, y)</w:t>
+      </w:r>
+      <w:r>
+        <w:rPr>
+          <w:sz w:val="22"/>
+          <w:szCs w:val="22"/>
+        </w:rPr>
+        <w:t xml:space="preserve"> schneidet ein Stück heraus: ab welcher Stelle im Bild (sx, sy), wie groß der Ausschnitt ist (sw, sh), und wohin er soll (x, y). Mit </w:t>
+      </w:r>
+      <w:r>
+        <w:rPr>
+          <w:rFonts w:ascii="Consolas" w:cs="Consolas" w:eastAsia="Consolas" w:hAnsi="Consolas"/>
+          <w:color w:val="335577"/>
+          <w:sz w:val="21"/>
+          <w:szCs w:val="21"/>
+        </w:rPr>
+        <w:t xml:space="preserve">0, 0, 32, 32</w:t>
+      </w:r>
+      <w:r>
+        <w:rPr>
+          <w:sz w:val="22"/>
+          <w:szCs w:val="22"/>
+        </w:rPr>
+        <w:t xml:space="preserve"> nimmt man das erste Feld, mit </w:t>
+      </w:r>
+      <w:r>
+        <w:rPr>
+          <w:rFonts w:ascii="Consolas" w:cs="Consolas" w:eastAsia="Consolas" w:hAnsi="Consolas"/>
+          <w:color w:val="335577"/>
+          <w:sz w:val="21"/>
+          <w:szCs w:val="21"/>
+        </w:rPr>
+        <w:t xml:space="preserve">32, 0, 32, 32</w:t>
+      </w:r>
+      <w:r>
+        <w:rPr>
+          <w:sz w:val="22"/>
+          <w:szCs w:val="22"/>
+        </w:rPr>
+        <w:t xml:space="preserve"> das zweite.</w:t>
+      </w:r>
+    </w:p>
+    <w:p>
+      <w:pPr>
+        <w:spacing w:after="180" w:line="312" w:lineRule="auto"/>
+      </w:pPr>
+      <w:r>
+        <w:rPr>
+          <w:sz w:val="22"/>
+          <w:szCs w:val="22"/>
+        </w:rPr>
+        <w:t xml:space="preserve">Warum man Figuren in eine Datei packt statt in viele: Ein Programm mit zwanzig Einzeldateien ist mühsam zu verteilen, und jedes Laden kostet Zeit. Ein Streifen ist eine Datei, ein Ladevorgang — und welches Feld gemeint ist, entscheidet eine Zahl. Im nächsten Kapitel wird daraus eine Animation.</w:t>
+      </w:r>
+    </w:p>
+    <w:p>
+      <w:pPr>
+        <w:spacing w:after="180" w:line="312" w:lineRule="auto"/>
+      </w:pPr>
+      <w:r>
+        <w:rPr>
+          <w:sz w:val="22"/>
+          <w:szCs w:val="22"/>
+        </w:rPr>
+        <w:t xml:space="preserve">Das </w:t>
+      </w:r>
+      <w:r>
+        <w:rPr>
+          <w:rFonts w:ascii="Consolas" w:cs="Consolas" w:eastAsia="Consolas" w:hAnsi="Consolas"/>
+          <w:color w:val="335577"/>
+          <w:sz w:val="21"/>
+          <w:szCs w:val="21"/>
+        </w:rPr>
+        <w:t xml:space="preserve">schwung</w:t>
+      </w:r>
+      <w:r>
+        <w:rPr>
+          <w:sz w:val="22"/>
+          <w:szCs w:val="22"/>
+        </w:rPr>
+        <w:t xml:space="preserve"> im Aufruf ist der Sinus aus Kapitel 3: Alle vierundzwanzig Gegner bekommen dieselbe Verschiebung und schwanken deshalb gemeinsam. Genau so bewegt sich die Formation im Original von 1978.</w:t>
+      </w:r>
+    </w:p>
+    <w:p>
+      <w:pPr>
+        <w:pStyle w:val="Heading2"/>
+        <w:keepNext/>
+        <w:keepLines/>
+        <w:spacing w:after="120" w:before="280"/>
+      </w:pPr>
+      <w:r>
+        <w:t xml:space="preserve">Die Befehle im Überblick</w:t>
+      </w:r>
+    </w:p>
+    <w:tbl>
+      <w:tblPr>
+        <w:tblW w:type="dxa" w:w="9026"/>
+        <w:tblBorders>
+          <w:top w:val="single" w:color="D0D0D0" w:sz="4"/>
+          <w:left w:val="single" w:color="D0D0D0" w:sz="4"/>
+          <w:bottom w:val="single" w:color="D0D0D0" w:sz="4"/>
+          <w:right w:val="single" w:color="D0D0D0" w:sz="4"/>
+          <w:insideH w:val="single" w:color="D0D0D0" w:sz="4"/>
+          <w:insideV w:val="single" w:color="D0D0D0" w:sz="4"/>
+        </w:tblBorders>
+      </w:tblPr>
+      <w:tblGrid>
+        <w:gridCol w:w="4400"/>
+        <w:gridCol w:w="4626"/>
+      </w:tblGrid>
+      <w:tr>
+        <w:trPr>
+          <w:cantSplit/>
+          <w:tblHeader/>
+        </w:trPr>
+        <w:tc>
+          <w:tcPr>
+            <w:tcW w:type="dxa" w:w="4400"/>
+            <w:shd w:fill="1B6CA8" w:val="clear"/>
+            <w:tcMar>
+              <w:top w:type="dxa" w:w="30"/>
+              <w:left w:type="dxa" w:w="90"/>
+              <w:bottom w:type="dxa" w:w="30"/>
+              <w:right w:type="dxa" w:w="90"/>
+            </w:tcMar>
+          </w:tcPr>
+          <w:p>
+            <w:pPr>
+              <w:spacing w:after="0" w:line="240" w:lineRule="auto"/>
+            </w:pPr>
+            <w:r>
+              <w:rPr>
+                <w:rFonts w:ascii="Consolas" w:cs="Consolas" w:eastAsia="Consolas" w:hAnsi="Consolas"/>
+                <w:b/>
+                <w:bCs/>
+                <w:color w:val="FFFFFF"/>
+                <w:sz w:val="19"/>
+                <w:szCs w:val="19"/>
+              </w:rPr>
+              <w:t xml:space="preserve">Aufruf</w:t>
+            </w:r>
+          </w:p>
+        </w:tc>
+        <w:tc>
+          <w:tcPr>
+            <w:tcW w:type="dxa" w:w="4626"/>
+            <w:shd w:fill="1B6CA8" w:val="clear"/>
+            <w:tcMar>
+              <w:top w:type="dxa" w:w="30"/>
+              <w:left w:type="dxa" w:w="90"/>
+              <w:bottom w:type="dxa" w:w="30"/>
+              <w:right w:type="dxa" w:w="90"/>
+            </w:tcMar>
+          </w:tcPr>
+          <w:p>
+            <w:pPr>
+              <w:spacing w:after="0" w:line="240" w:lineRule="auto"/>
+            </w:pPr>
+            <w:r>
+              <w:rPr>
+                <w:rFonts w:ascii="Arial" w:cs="Arial" w:eastAsia="Arial" w:hAnsi="Arial"/>
+                <w:b/>
+                <w:bCs/>
+                <w:color w:val="FFFFFF"/>
+                <w:sz w:val="19"/>
+                <w:szCs w:val="19"/>
+              </w:rPr>
+              <w:t xml:space="preserve">Was er tut</w:t>
+            </w:r>
+          </w:p>
+        </w:tc>
+      </w:tr>
+      <w:tr>
+        <w:trPr>
+          <w:cantSplit/>
+        </w:trPr>
+        <w:tc>
+          <w:tcPr>
+            <w:tcW w:type="dxa" w:w="4400"/>
+            <w:tcMar>
+              <w:top w:type="dxa" w:w="30"/>
+              <w:left w:type="dxa" w:w="90"/>
+              <w:bottom w:type="dxa" w:w="30"/>
+              <w:right w:type="dxa" w:w="90"/>
+            </w:tcMar>
+          </w:tcPr>
+          <w:p>
+            <w:pPr>
+              <w:spacing w:after="0" w:line="240" w:lineRule="auto"/>
+            </w:pPr>
+            <w:r>
+              <w:rPr>
+                <w:rFonts w:ascii="Consolas" w:cs="Consolas" w:eastAsia="Consolas" w:hAnsi="Consolas"/>
+                <w:color w:val="222222"/>
+                <w:sz w:val="19"/>
+                <w:szCs w:val="19"/>
+              </w:rPr>
+              <w:t xml:space="preserve">LOADIMAGE(datei)</w:t>
+            </w:r>
+          </w:p>
+        </w:tc>
+        <w:tc>
+          <w:tcPr>
+            <w:tcW w:type="dxa" w:w="4626"/>
+            <w:tcMar>
+              <w:top w:type="dxa" w:w="30"/>
+              <w:left w:type="dxa" w:w="90"/>
+              <w:bottom w:type="dxa" w:w="30"/>
+              <w:right w:type="dxa" w:w="90"/>
+            </w:tcMar>
+          </w:tcPr>
+          <w:p>
+            <w:pPr>
+              <w:spacing w:after="0" w:line="240" w:lineRule="auto"/>
+            </w:pPr>
+            <w:r>
+              <w:rPr>
+                <w:rFonts w:ascii="Arial" w:cs="Arial" w:eastAsia="Arial" w:hAnsi="Arial"/>
+                <w:color w:val="222222"/>
+                <w:sz w:val="19"/>
+                <w:szCs w:val="19"/>
+              </w:rPr>
+              <w:t xml:space="preserve">Bild laden — einmal, vor der Schleife</w:t>
+            </w:r>
+          </w:p>
+        </w:tc>
+      </w:tr>
+      <w:tr>
+        <w:trPr>
+          <w:cantSplit/>
+        </w:trPr>
+        <w:tc>
+          <w:tcPr>
+            <w:tcW w:type="dxa" w:w="4400"/>
+            <w:tcMar>
+              <w:top w:type="dxa" w:w="30"/>
+              <w:left w:type="dxa" w:w="90"/>
+              <w:bottom w:type="dxa" w:w="30"/>
+              <w:right w:type="dxa" w:w="90"/>
+            </w:tcMar>
+          </w:tcPr>
+          <w:p>
+            <w:pPr>
+              <w:spacing w:after="0" w:line="240" w:lineRule="auto"/>
+            </w:pPr>
+            <w:r>
+              <w:rPr>
+                <w:rFonts w:ascii="Consolas" w:cs="Consolas" w:eastAsia="Consolas" w:hAnsi="Consolas"/>
+                <w:color w:val="222222"/>
+                <w:sz w:val="19"/>
+                <w:szCs w:val="19"/>
+              </w:rPr>
+              <w:t xml:space="preserve">DRAWIMAGE(bild, x, y)</w:t>
+            </w:r>
+          </w:p>
+        </w:tc>
+        <w:tc>
+          <w:tcPr>
+            <w:tcW w:type="dxa" w:w="4626"/>
+            <w:tcMar>
+              <w:top w:type="dxa" w:w="30"/>
+              <w:left w:type="dxa" w:w="90"/>
+              <w:bottom w:type="dxa" w:w="30"/>
+              <w:right w:type="dxa" w:w="90"/>
+            </w:tcMar>
+          </w:tcPr>
+          <w:p>
+            <w:pPr>
+              <w:spacing w:after="0" w:line="240" w:lineRule="auto"/>
+            </w:pPr>
+            <w:r>
+              <w:rPr>
+                <w:rFonts w:ascii="Arial" w:cs="Arial" w:eastAsia="Arial" w:hAnsi="Arial"/>
+                <w:color w:val="222222"/>
+                <w:sz w:val="19"/>
+                <w:szCs w:val="19"/>
+              </w:rPr>
+              <w:t xml:space="preserve">ganz malen, linke obere Ecke bei x, y</w:t>
+            </w:r>
+          </w:p>
+        </w:tc>
+      </w:tr>
+      <w:tr>
+        <w:trPr>
+          <w:cantSplit/>
+        </w:trPr>
+        <w:tc>
+          <w:tcPr>
+            <w:tcW w:type="dxa" w:w="4400"/>
+            <w:tcMar>
+              <w:top w:type="dxa" w:w="30"/>
+              <w:left w:type="dxa" w:w="90"/>
+              <w:bottom w:type="dxa" w:w="30"/>
+              <w:right w:type="dxa" w:w="90"/>
+            </w:tcMar>
+          </w:tcPr>
+          <w:p>
+            <w:pPr>
+              <w:spacing w:after="0" w:line="240" w:lineRule="auto"/>
+            </w:pPr>
+            <w:r>
+              <w:rPr>
+                <w:rFonts w:ascii="Consolas" w:cs="Consolas" w:eastAsia="Consolas" w:hAnsi="Consolas"/>
+                <w:color w:val="222222"/>
+                <w:sz w:val="19"/>
+                <w:szCs w:val="19"/>
+              </w:rPr>
+              <w:t xml:space="preserve">DRAWIMAGEPART(b, sx, sy, sw, sh, x, y)</w:t>
+            </w:r>
+          </w:p>
+        </w:tc>
+        <w:tc>
+          <w:tcPr>
+            <w:tcW w:type="dxa" w:w="4626"/>
+            <w:tcMar>
+              <w:top w:type="dxa" w:w="30"/>
+              <w:left w:type="dxa" w:w="90"/>
+              <w:bottom w:type="dxa" w:w="30"/>
+              <w:right w:type="dxa" w:w="90"/>
+            </w:tcMar>
+          </w:tcPr>
+          <w:p>
+            <w:pPr>
+              <w:spacing w:after="0" w:line="240" w:lineRule="auto"/>
+            </w:pPr>
+            <w:r>
+              <w:rPr>
+                <w:rFonts w:ascii="Arial" w:cs="Arial" w:eastAsia="Arial" w:hAnsi="Arial"/>
+                <w:color w:val="222222"/>
+                <w:sz w:val="19"/>
+                <w:szCs w:val="19"/>
+              </w:rPr>
+              <w:t xml:space="preserve">einen Ausschnitt malen</w:t>
+            </w:r>
+          </w:p>
+        </w:tc>
+      </w:tr>
+      <w:tr>
+        <w:trPr>
+          <w:cantSplit/>
+        </w:trPr>
+        <w:tc>
+          <w:tcPr>
+            <w:tcW w:type="dxa" w:w="4400"/>
+            <w:tcMar>
+              <w:top w:type="dxa" w:w="30"/>
+              <w:left w:type="dxa" w:w="90"/>
+              <w:bottom w:type="dxa" w:w="30"/>
+              <w:right w:type="dxa" w:w="90"/>
+            </w:tcMar>
+          </w:tcPr>
+          <w:p>
+            <w:pPr>
+              <w:spacing w:after="0" w:line="240" w:lineRule="auto"/>
+            </w:pPr>
+            <w:r>
+              <w:rPr>
+                <w:rFonts w:ascii="Consolas" w:cs="Consolas" w:eastAsia="Consolas" w:hAnsi="Consolas"/>
+                <w:color w:val="222222"/>
+                <w:sz w:val="19"/>
+                <w:szCs w:val="19"/>
+              </w:rPr>
+              <w:t xml:space="preserve">DRAWIMAGEFLIPPED(bild, x, y, wx, wy)</w:t>
+            </w:r>
+          </w:p>
+        </w:tc>
+        <w:tc>
+          <w:tcPr>
+            <w:tcW w:type="dxa" w:w="4626"/>
+            <w:tcMar>
+              <w:top w:type="dxa" w:w="30"/>
+              <w:left w:type="dxa" w:w="90"/>
+              <w:bottom w:type="dxa" w:w="30"/>
+              <w:right w:type="dxa" w:w="90"/>
+            </w:tcMar>
+          </w:tcPr>
+          <w:p>
+            <w:pPr>
+              <w:spacing w:after="0" w:line="240" w:lineRule="auto"/>
+            </w:pPr>
+            <w:r>
+              <w:rPr>
+                <w:rFonts w:ascii="Arial" w:cs="Arial" w:eastAsia="Arial" w:hAnsi="Arial"/>
+                <w:color w:val="222222"/>
+                <w:sz w:val="19"/>
+                <w:szCs w:val="19"/>
+              </w:rPr>
+              <w:t xml:space="preserve">gespiegelt malen — für Figuren, die nach links laufen</w:t>
+            </w:r>
+          </w:p>
+        </w:tc>
+      </w:tr>
+      <w:tr>
+        <w:trPr>
+          <w:cantSplit/>
+        </w:trPr>
+        <w:tc>
+          <w:tcPr>
+            <w:tcW w:type="dxa" w:w="4400"/>
+            <w:tcMar>
+              <w:top w:type="dxa" w:w="30"/>
+              <w:left w:type="dxa" w:w="90"/>
+              <w:bottom w:type="dxa" w:w="30"/>
+              <w:right w:type="dxa" w:w="90"/>
+            </w:tcMar>
+          </w:tcPr>
+          <w:p>
+            <w:pPr>
+              <w:spacing w:after="0" w:line="240" w:lineRule="auto"/>
+            </w:pPr>
+            <w:r>
+              <w:rPr>
+                <w:rFonts w:ascii="Consolas" w:cs="Consolas" w:eastAsia="Consolas" w:hAnsi="Consolas"/>
+                <w:color w:val="222222"/>
+                <w:sz w:val="19"/>
+                <w:szCs w:val="19"/>
+              </w:rPr>
+              <w:t xml:space="preserve">DRAWIMAGEROT(bild, x, y, winkel)</w:t>
+            </w:r>
+          </w:p>
+        </w:tc>
+        <w:tc>
+          <w:tcPr>
+            <w:tcW w:type="dxa" w:w="4626"/>
+            <w:tcMar>
+              <w:top w:type="dxa" w:w="30"/>
+              <w:left w:type="dxa" w:w="90"/>
+              <w:bottom w:type="dxa" w:w="30"/>
+              <w:right w:type="dxa" w:w="90"/>
+            </w:tcMar>
+          </w:tcPr>
+          <w:p>
+            <w:pPr>
+              <w:spacing w:after="0" w:line="240" w:lineRule="auto"/>
+            </w:pPr>
+            <w:r>
+              <w:rPr>
+                <w:rFonts w:ascii="Arial" w:cs="Arial" w:eastAsia="Arial" w:hAnsi="Arial"/>
+                <w:color w:val="222222"/>
+                <w:sz w:val="19"/>
+                <w:szCs w:val="19"/>
+              </w:rPr>
+              <w:t xml:space="preserve">gedreht malen</w:t>
+            </w:r>
+          </w:p>
+        </w:tc>
+      </w:tr>
+      <w:tr>
+        <w:trPr>
+          <w:cantSplit/>
+        </w:trPr>
+        <w:tc>
+          <w:tcPr>
+            <w:tcW w:type="dxa" w:w="4400"/>
+            <w:tcMar>
+              <w:top w:type="dxa" w:w="30"/>
+              <w:left w:type="dxa" w:w="90"/>
+              <w:bottom w:type="dxa" w:w="30"/>
+              <w:right w:type="dxa" w:w="90"/>
+            </w:tcMar>
+          </w:tcPr>
+          <w:p>
+            <w:pPr>
+              <w:spacing w:after="0" w:line="240" w:lineRule="auto"/>
+            </w:pPr>
+            <w:r>
+              <w:rPr>
+                <w:rFonts w:ascii="Consolas" w:cs="Consolas" w:eastAsia="Consolas" w:hAnsi="Consolas"/>
+                <w:color w:val="222222"/>
+                <w:sz w:val="19"/>
+                <w:szCs w:val="19"/>
+              </w:rPr>
+              <w:t xml:space="preserve">IMAGEWIDTH(bild), IMAGEHEIGHT(bild)</w:t>
+            </w:r>
+          </w:p>
+        </w:tc>
+        <w:tc>
+          <w:tcPr>
+            <w:tcW w:type="dxa" w:w="4626"/>
+            <w:tcMar>
+              <w:top w:type="dxa" w:w="30"/>
+              <w:left w:type="dxa" w:w="90"/>
+              <w:bottom w:type="dxa" w:w="30"/>
+              <w:right w:type="dxa" w:w="90"/>
+            </w:tcMar>
+          </w:tcPr>
+          <w:p>
+            <w:pPr>
+              <w:spacing w:after="0" w:line="240" w:lineRule="auto"/>
+            </w:pPr>
+            <w:r>
+              <w:rPr>
+                <w:rFonts w:ascii="Arial" w:cs="Arial" w:eastAsia="Arial" w:hAnsi="Arial"/>
+                <w:color w:val="222222"/>
+                <w:sz w:val="19"/>
+                <w:szCs w:val="19"/>
+              </w:rPr>
+              <w:t xml:space="preserve">wie groß das Bild ist</w:t>
+            </w:r>
+          </w:p>
+        </w:tc>
+      </w:tr>
+    </w:tbl>
+    <w:p>
+      <w:pPr>
+        <w:spacing w:after="160"/>
+      </w:pPr>
+    </w:p>
+    <w:p>
+      <w:pPr>
+        <w:spacing w:before="60"/>
+      </w:pPr>
+    </w:p>
+    <w:tbl>
+      <w:tblPr>
+        <w:tblW w:type="dxa" w:w="9026"/>
+        <w:tblBorders>
+          <w:top w:val="single" w:color="auto" w:sz="4"/>
+          <w:left w:val="single" w:color="auto" w:sz="4"/>
+          <w:bottom w:val="single" w:color="auto" w:sz="4"/>
+          <w:right w:val="single" w:color="auto" w:sz="4"/>
+          <w:insideH w:val="single" w:color="auto" w:sz="4"/>
+          <w:insideV w:val="single" w:color="auto" w:sz="4"/>
+        </w:tblBorders>
+      </w:tblPr>
+      <w:tblGrid>
+        <w:gridCol w:w="9026"/>
+      </w:tblGrid>
+      <w:tr>
+        <w:trPr>
+          <w:cantSplit/>
+        </w:trPr>
+        <w:tc>
+          <w:tcPr>
+            <w:tcW w:type="dxa" w:w="9026"/>
+            <w:tcBorders>
+              <w:top w:val="single" w:color="E0B96A" w:sz="6"/>
+              <w:left w:val="single" w:color="E0B96A" w:sz="6"/>
+              <w:bottom w:val="single" w:color="E0B96A" w:sz="6"/>
+              <w:right w:val="single" w:color="E0B96A" w:sz="6"/>
+            </w:tcBorders>
+            <w:shd w:fill="FDF3E0" w:val="clear"/>
+            <w:tcMar>
+              <w:top w:type="dxa" w:w="140"/>
+              <w:left w:type="dxa" w:w="180"/>
+              <w:bottom w:type="dxa" w:w="140"/>
+              <w:right w:type="dxa" w:w="180"/>
+            </w:tcMar>
+          </w:tcPr>
+          <w:p>
+            <w:pPr>
+              <w:spacing w:after="40"/>
+            </w:pPr>
+            <w:r>
+              <w:rPr>
+                <w:b/>
+                <w:bCs/>
+                <w:color w:val="8A5E15"/>
+                <w:sz w:val="22"/>
+                <w:szCs w:val="22"/>
+              </w:rPr>
+              <w:t xml:space="preserve">Merke</w:t>
+            </w:r>
+          </w:p>
+          <w:p>
+            <w:pPr>
+              <w:spacing w:after="0" w:line="312" w:lineRule="auto"/>
+            </w:pPr>
+            <w:r>
+              <w:rPr>
+                <w:sz w:val="22"/>
+                <w:szCs w:val="22"/>
+              </w:rPr>
+              <w:t xml:space="preserve">PNG ist das richtige Format für Sprites, weil es Durchsichtigkeit kann. Ein JPG hat immer einen Hintergrund — bei einem Foto ist das gleichgültig, bei einer Spielfigur bekommst du einen hässlichen Kasten um sie herum.</w:t>
+            </w:r>
+          </w:p>
+        </w:tc>
+      </w:tr>
+    </w:tbl>
+    <w:p>
+      <w:pPr>
+        <w:spacing w:after="160"/>
+      </w:pPr>
+    </w:p>
+    <w:p>
+      <w:pPr>
+        <w:pStyle w:val="Heading2"/>
+        <w:keepNext/>
+        <w:keepLines/>
+        <w:spacing w:after="120" w:before="280"/>
+      </w:pPr>
+      <w:r>
+        <w:t xml:space="preserve">Wenn etwas nicht geht</w:t>
+      </w:r>
+    </w:p>
+    <w:tbl>
+      <w:tblPr>
+        <w:tblW w:type="dxa" w:w="9026"/>
+        <w:tblBorders>
+          <w:top w:val="single" w:color="D0D0D0" w:sz="4"/>
+          <w:left w:val="single" w:color="D0D0D0" w:sz="4"/>
+          <w:bottom w:val="single" w:color="D0D0D0" w:sz="4"/>
+          <w:right w:val="single" w:color="D0D0D0" w:sz="4"/>
+          <w:insideH w:val="single" w:color="D0D0D0" w:sz="4"/>
+          <w:insideV w:val="single" w:color="D0D0D0" w:sz="4"/>
+        </w:tblBorders>
+      </w:tblPr>
+      <w:tblGrid>
+        <w:gridCol w:w="3400"/>
+        <w:gridCol w:w="5626"/>
+      </w:tblGrid>
+      <w:tr>
+        <w:trPr>
+          <w:cantSplit/>
+          <w:tblHeader/>
+        </w:trPr>
+        <w:tc>
+          <w:tcPr>
+            <w:tcW w:type="dxa" w:w="3400"/>
+            <w:shd w:fill="1B6CA8" w:val="clear"/>
+            <w:tcMar>
+              <w:top w:type="dxa" w:w="30"/>
+              <w:left w:type="dxa" w:w="90"/>
+              <w:bottom w:type="dxa" w:w="30"/>
+              <w:right w:type="dxa" w:w="90"/>
+            </w:tcMar>
+          </w:tcPr>
+          <w:p>
+            <w:pPr>
+              <w:spacing w:after="0" w:line="240" w:lineRule="auto"/>
+            </w:pPr>
+            <w:r>
+              <w:rPr>
+                <w:rFonts w:ascii="Arial" w:cs="Arial" w:eastAsia="Arial" w:hAnsi="Arial"/>
+                <w:b/>
+                <w:bCs/>
+                <w:color w:val="FFFFFF"/>
+                <w:sz w:val="19"/>
+                <w:szCs w:val="19"/>
+              </w:rPr>
+              <w:t xml:space="preserve">Was du siehst</w:t>
+            </w:r>
+          </w:p>
+        </w:tc>
+        <w:tc>
+          <w:tcPr>
+            <w:tcW w:type="dxa" w:w="5626"/>
+            <w:shd w:fill="1B6CA8" w:val="clear"/>
+            <w:tcMar>
+              <w:top w:type="dxa" w:w="30"/>
+              <w:left w:type="dxa" w:w="90"/>
+              <w:bottom w:type="dxa" w:w="30"/>
+              <w:right w:type="dxa" w:w="90"/>
+            </w:tcMar>
+          </w:tcPr>
+          <w:p>
+            <w:pPr>
+              <w:spacing w:after="0" w:line="240" w:lineRule="auto"/>
+            </w:pPr>
+            <w:r>
+              <w:rPr>
+                <w:rFonts w:ascii="Arial" w:cs="Arial" w:eastAsia="Arial" w:hAnsi="Arial"/>
+                <w:b/>
+                <w:bCs/>
+                <w:color w:val="FFFFFF"/>
+                <w:sz w:val="19"/>
+                <w:szCs w:val="19"/>
+              </w:rPr>
+              <w:t xml:space="preserve">Was meistens dahintersteckt</w:t>
+            </w:r>
+          </w:p>
+        </w:tc>
+      </w:tr>
+      <w:tr>
+        <w:trPr>
+          <w:cantSplit/>
+        </w:trPr>
+        <w:tc>
+          <w:tcPr>
+            <w:tcW w:type="dxa" w:w="3400"/>
+            <w:tcMar>
+              <w:top w:type="dxa" w:w="30"/>
+              <w:left w:type="dxa" w:w="90"/>
+              <w:bottom w:type="dxa" w:w="30"/>
+              <w:right w:type="dxa" w:w="90"/>
+            </w:tcMar>
+          </w:tcPr>
+          <w:p>
+            <w:pPr>
+              <w:spacing w:after="0" w:line="240" w:lineRule="auto"/>
+            </w:pPr>
+            <w:r>
+              <w:rPr>
+                <w:rFonts w:ascii="Arial" w:cs="Arial" w:eastAsia="Arial" w:hAnsi="Arial"/>
+                <w:color w:val="222222"/>
+                <w:sz w:val="19"/>
+                <w:szCs w:val="19"/>
+              </w:rPr>
+              <w:t xml:space="preserve">Es erscheint nichts</w:t>
+            </w:r>
+          </w:p>
+        </w:tc>
+        <w:tc>
+          <w:tcPr>
+            <w:tcW w:type="dxa" w:w="5626"/>
+            <w:tcMar>
+              <w:top w:type="dxa" w:w="30"/>
+              <w:left w:type="dxa" w:w="90"/>
+              <w:bottom w:type="dxa" w:w="30"/>
+              <w:right w:type="dxa" w:w="90"/>
+            </w:tcMar>
+          </w:tcPr>
+          <w:p>
+            <w:pPr>
+              <w:spacing w:after="0" w:line="240" w:lineRule="auto"/>
+            </w:pPr>
+            <w:r>
+              <w:rPr>
+                <w:rFonts w:ascii="Arial" w:cs="Arial" w:eastAsia="Arial" w:hAnsi="Arial"/>
+                <w:color w:val="222222"/>
+                <w:sz w:val="19"/>
+                <w:szCs w:val="19"/>
+              </w:rPr>
+              <w:t xml:space="preserve">Die Datei liegt nicht neben dem Programm. Ein Dateiname ohne Pfad zeigt auf das Verzeichnis des Programms.</w:t>
+            </w:r>
+          </w:p>
+        </w:tc>
+      </w:tr>
+      <w:tr>
+        <w:trPr>
+          <w:cantSplit/>
+        </w:trPr>
+        <w:tc>
+          <w:tcPr>
+            <w:tcW w:type="dxa" w:w="3400"/>
+            <w:tcMar>
+              <w:top w:type="dxa" w:w="30"/>
+              <w:left w:type="dxa" w:w="90"/>
+              <w:bottom w:type="dxa" w:w="30"/>
+              <w:right w:type="dxa" w:w="90"/>
+            </w:tcMar>
+          </w:tcPr>
+          <w:p>
+            <w:pPr>
+              <w:spacing w:after="0" w:line="240" w:lineRule="auto"/>
+            </w:pPr>
+            <w:r>
+              <w:rPr>
+                <w:rFonts w:ascii="Arial" w:cs="Arial" w:eastAsia="Arial" w:hAnsi="Arial"/>
+                <w:color w:val="222222"/>
+                <w:sz w:val="19"/>
+                <w:szCs w:val="19"/>
+              </w:rPr>
+              <w:t xml:space="preserve">Ein weißer Kasten um die Figur</w:t>
+            </w:r>
+          </w:p>
+        </w:tc>
+        <w:tc>
+          <w:tcPr>
+            <w:tcW w:type="dxa" w:w="5626"/>
+            <w:tcMar>
+              <w:top w:type="dxa" w:w="30"/>
+              <w:left w:type="dxa" w:w="90"/>
+              <w:bottom w:type="dxa" w:w="30"/>
+              <w:right w:type="dxa" w:w="90"/>
+            </w:tcMar>
+          </w:tcPr>
+          <w:p>
+            <w:pPr>
+              <w:spacing w:after="0" w:line="240" w:lineRule="auto"/>
+            </w:pPr>
+            <w:r>
+              <w:rPr>
+                <w:rFonts w:ascii="Arial" w:cs="Arial" w:eastAsia="Arial" w:hAnsi="Arial"/>
+                <w:color w:val="222222"/>
+                <w:sz w:val="19"/>
+                <w:szCs w:val="19"/>
+              </w:rPr>
+              <w:t xml:space="preserve">Das Bild ist ein JPG oder wurde ohne Durchsichtigkeit gespeichert. PNG nehmen.</w:t>
+            </w:r>
+          </w:p>
+        </w:tc>
+      </w:tr>
+      <w:tr>
+        <w:trPr>
+          <w:cantSplit/>
+        </w:trPr>
+        <w:tc>
+          <w:tcPr>
+            <w:tcW w:type="dxa" w:w="3400"/>
+            <w:tcMar>
+              <w:top w:type="dxa" w:w="30"/>
+              <w:left w:type="dxa" w:w="90"/>
+              <w:bottom w:type="dxa" w:w="30"/>
+              <w:right w:type="dxa" w:w="90"/>
+            </w:tcMar>
+          </w:tcPr>
+          <w:p>
+            <w:pPr>
+              <w:spacing w:after="0" w:line="240" w:lineRule="auto"/>
+            </w:pPr>
+            <w:r>
+              <w:rPr>
+                <w:rFonts w:ascii="Arial" w:cs="Arial" w:eastAsia="Arial" w:hAnsi="Arial"/>
+                <w:color w:val="222222"/>
+                <w:sz w:val="19"/>
+                <w:szCs w:val="19"/>
+              </w:rPr>
+              <w:t xml:space="preserve">Das Programm stockt</w:t>
+            </w:r>
+          </w:p>
+        </w:tc>
+        <w:tc>
+          <w:tcPr>
+            <w:tcW w:type="dxa" w:w="5626"/>
+            <w:tcMar>
+              <w:top w:type="dxa" w:w="30"/>
+              <w:left w:type="dxa" w:w="90"/>
+              <w:bottom w:type="dxa" w:w="30"/>
+              <w:right w:type="dxa" w:w="90"/>
+            </w:tcMar>
+          </w:tcPr>
+          <w:p>
+            <w:pPr>
+              <w:spacing w:after="0" w:line="240" w:lineRule="auto"/>
+            </w:pPr>
+            <w:r>
+              <w:rPr>
+                <w:rFonts w:ascii="Arial" w:cs="Arial" w:eastAsia="Arial" w:hAnsi="Arial"/>
+                <w:color w:val="222222"/>
+                <w:sz w:val="19"/>
+                <w:szCs w:val="19"/>
+              </w:rPr>
+              <w:t xml:space="preserve">LOADIMAGE steht in der Schleife.</w:t>
+            </w:r>
+          </w:p>
+        </w:tc>
+      </w:tr>
+      <w:tr>
+        <w:trPr>
+          <w:cantSplit/>
+        </w:trPr>
+        <w:tc>
+          <w:tcPr>
+            <w:tcW w:type="dxa" w:w="3400"/>
+            <w:tcMar>
+              <w:top w:type="dxa" w:w="30"/>
+              <w:left w:type="dxa" w:w="90"/>
+              <w:bottom w:type="dxa" w:w="30"/>
+              <w:right w:type="dxa" w:w="90"/>
+            </w:tcMar>
+          </w:tcPr>
+          <w:p>
+            <w:pPr>
+              <w:spacing w:after="0" w:line="240" w:lineRule="auto"/>
+            </w:pPr>
+            <w:r>
+              <w:rPr>
+                <w:rFonts w:ascii="Arial" w:cs="Arial" w:eastAsia="Arial" w:hAnsi="Arial"/>
+                <w:color w:val="222222"/>
+                <w:sz w:val="19"/>
+                <w:szCs w:val="19"/>
+              </w:rPr>
+              <w:t xml:space="preserve">Die Figur sitzt nicht ganz richtig</w:t>
+            </w:r>
+          </w:p>
+        </w:tc>
+        <w:tc>
+          <w:tcPr>
+            <w:tcW w:type="dxa" w:w="5626"/>
+            <w:tcMar>
+              <w:top w:type="dxa" w:w="30"/>
+              <w:left w:type="dxa" w:w="90"/>
+              <w:bottom w:type="dxa" w:w="30"/>
+              <w:right w:type="dxa" w:w="90"/>
+            </w:tcMar>
+          </w:tcPr>
+          <w:p>
+            <w:pPr>
+              <w:spacing w:after="0" w:line="240" w:lineRule="auto"/>
+            </w:pPr>
+            <w:r>
+              <w:rPr>
+                <w:rFonts w:ascii="Arial" w:cs="Arial" w:eastAsia="Arial" w:hAnsi="Arial"/>
+                <w:color w:val="222222"/>
+                <w:sz w:val="19"/>
+                <w:szCs w:val="19"/>
+              </w:rPr>
+              <w:t xml:space="preserve">x und y sind die linke obere Ecke, nicht die Mitte — und der durchsichtige Rand zählt mit.</w:t>
+            </w:r>
+          </w:p>
+        </w:tc>
+      </w:tr>
+      <w:tr>
+        <w:trPr>
+          <w:cantSplit/>
+        </w:trPr>
+        <w:tc>
+          <w:tcPr>
+            <w:tcW w:type="dxa" w:w="3400"/>
+            <w:tcMar>
+              <w:top w:type="dxa" w:w="30"/>
+              <w:left w:type="dxa" w:w="90"/>
+              <w:bottom w:type="dxa" w:w="30"/>
+              <w:right w:type="dxa" w:w="90"/>
+            </w:tcMar>
+          </w:tcPr>
+          <w:p>
+            <w:pPr>
+              <w:spacing w:after="0" w:line="240" w:lineRule="auto"/>
+            </w:pPr>
+            <w:r>
+              <w:rPr>
+                <w:rFonts w:ascii="Arial" w:cs="Arial" w:eastAsia="Arial" w:hAnsi="Arial"/>
+                <w:color w:val="222222"/>
+                <w:sz w:val="19"/>
+                <w:szCs w:val="19"/>
+              </w:rPr>
+              <w:t xml:space="preserve">Die Figur läuft am rechten Rand hinaus</w:t>
+            </w:r>
+          </w:p>
+        </w:tc>
+        <w:tc>
+          <w:tcPr>
+            <w:tcW w:type="dxa" w:w="5626"/>
+            <w:tcMar>
+              <w:top w:type="dxa" w:w="30"/>
+              <w:left w:type="dxa" w:w="90"/>
+              <w:bottom w:type="dxa" w:w="30"/>
+              <w:right w:type="dxa" w:w="90"/>
+            </w:tcMar>
+          </w:tcPr>
+          <w:p>
+            <w:pPr>
+              <w:spacing w:after="0" w:line="240" w:lineRule="auto"/>
+            </w:pPr>
+            <w:r>
+              <w:rPr>
+                <w:rFonts w:ascii="Arial" w:cs="Arial" w:eastAsia="Arial" w:hAnsi="Arial"/>
+                <w:color w:val="222222"/>
+                <w:sz w:val="19"/>
+                <w:szCs w:val="19"/>
+              </w:rPr>
+              <w:t xml:space="preserve">Bei der Begrenzung muss die Bildbreite abgezogen werden: 639 minus 32.</w:t>
+            </w:r>
+          </w:p>
+        </w:tc>
+      </w:tr>
+      <w:tr>
+        <w:trPr>
+          <w:cantSplit/>
+        </w:trPr>
+        <w:tc>
+          <w:tcPr>
+            <w:tcW w:type="dxa" w:w="3400"/>
+            <w:tcMar>
+              <w:top w:type="dxa" w:w="30"/>
+              <w:left w:type="dxa" w:w="90"/>
+              <w:bottom w:type="dxa" w:w="30"/>
+              <w:right w:type="dxa" w:w="90"/>
+            </w:tcMar>
+          </w:tcPr>
+          <w:p>
+            <w:pPr>
+              <w:spacing w:after="0" w:line="240" w:lineRule="auto"/>
+            </w:pPr>
+            <w:r>
+              <w:rPr>
+                <w:rFonts w:ascii="Arial" w:cs="Arial" w:eastAsia="Arial" w:hAnsi="Arial"/>
+                <w:color w:val="222222"/>
+                <w:sz w:val="19"/>
+                <w:szCs w:val="19"/>
+              </w:rPr>
+              <w:t xml:space="preserve">Nur ein Teil ist zu sehen</w:t>
+            </w:r>
+          </w:p>
+        </w:tc>
+        <w:tc>
+          <w:tcPr>
+            <w:tcW w:type="dxa" w:w="5626"/>
+            <w:tcMar>
+              <w:top w:type="dxa" w:w="30"/>
+              <w:left w:type="dxa" w:w="90"/>
+              <w:bottom w:type="dxa" w:w="30"/>
+              <w:right w:type="dxa" w:w="90"/>
+            </w:tcMar>
+          </w:tcPr>
+          <w:p>
+            <w:pPr>
+              <w:spacing w:after="0" w:line="240" w:lineRule="auto"/>
+            </w:pPr>
+            <w:r>
+              <w:rPr>
+                <w:rFonts w:ascii="Arial" w:cs="Arial" w:eastAsia="Arial" w:hAnsi="Arial"/>
+                <w:color w:val="222222"/>
+                <w:sz w:val="19"/>
+                <w:szCs w:val="19"/>
+              </w:rPr>
+              <w:t xml:space="preserve">Bei DRAWIMAGEPART stimmen die Ausschnittmaße nicht mit der Feldgröße im Streifen überein.</w:t>
+            </w:r>
+          </w:p>
+        </w:tc>
+      </w:tr>
+    </w:tbl>
+    <w:p>
+      <w:pPr>
+        <w:spacing w:after="160"/>
+      </w:pPr>
+    </w:p>
+    <w:p>
+      <w:pPr>
+        <w:pStyle w:val="Heading2"/>
+        <w:keepNext/>
+        <w:keepLines/>
+        <w:spacing w:after="120" w:before="280"/>
+      </w:pPr>
+      <w:r>
+        <w:t xml:space="preserve">Aufgaben</w:t>
+      </w:r>
+    </w:p>
+    <w:p>
+      <w:pPr>
+        <w:pStyle w:val="ListParagraph"/>
+        <w:numPr>
+          <w:ilvl w:val="0"/>
+          <w:numId w:val="2"/>
+        </w:numPr>
+        <w:spacing w:after="100" w:line="312" w:lineRule="auto"/>
+      </w:pPr>
+      <w:r>
+        <w:rPr>
+          <w:sz w:val="22"/>
+          <w:szCs w:val="22"/>
+        </w:rPr>
+        <w:t xml:space="preserve">Male das Schiff doppelt so groß. DRAWIMAGEPARTEX kann das — es nimmt zusätzlich die Zielgröße entgegen.</w:t>
+      </w:r>
+    </w:p>
+    <w:p>
+      <w:pPr>
+        <w:pStyle w:val="ListParagraph"/>
+        <w:numPr>
+          <w:ilvl w:val="0"/>
+          <w:numId w:val="2"/>
+        </w:numPr>
+        <w:spacing w:after="100" w:line="312" w:lineRule="auto"/>
+      </w:pPr>
+      <w:r>
+        <w:rPr>
+          <w:sz w:val="22"/>
+          <w:szCs w:val="22"/>
+        </w:rPr>
+        <w:t xml:space="preserve">Lass die Flotte nicht nur schwanken, sondern langsam nach unten rücken.</w:t>
+      </w:r>
+    </w:p>
+    <w:p>
+      <w:pPr>
+        <w:pStyle w:val="ListParagraph"/>
+        <w:numPr>
+          <w:ilvl w:val="0"/>
+          <w:numId w:val="2"/>
+        </w:numPr>
+        <w:spacing w:after="100" w:line="312" w:lineRule="auto"/>
+      </w:pPr>
+      <w:r>
+        <w:rPr>
+          <w:sz w:val="22"/>
+          <w:szCs w:val="22"/>
+        </w:rPr>
+        <w:t xml:space="preserve">Zeig beide Felder des Gegner-Streifens nebeneinander an und sieh dir den Unterschied genau an.</w:t>
+      </w:r>
+    </w:p>
+    <w:p>
+      <w:pPr>
+        <w:pStyle w:val="ListParagraph"/>
+        <w:numPr>
+          <w:ilvl w:val="0"/>
+          <w:numId w:val="2"/>
+        </w:numPr>
+        <w:spacing w:after="100" w:line="312" w:lineRule="auto"/>
+      </w:pPr>
+      <w:r>
+        <w:rPr>
+          <w:sz w:val="22"/>
+          <w:szCs w:val="22"/>
+        </w:rPr>
+        <w:t xml:space="preserve">Bau die Flotte so um, dass die Reihen unterschiedlich schnell schwanken.</w:t>
+      </w:r>
+    </w:p>
+    <w:p>
+      <w:pPr>
+        <w:pStyle w:val="ListParagraph"/>
+        <w:numPr>
+          <w:ilvl w:val="0"/>
+          <w:numId w:val="2"/>
+        </w:numPr>
+        <w:spacing w:after="100" w:line="312" w:lineRule="auto"/>
+      </w:pPr>
+      <w:r>
+        <w:rPr>
+          <w:sz w:val="22"/>
+          <w:szCs w:val="22"/>
+        </w:rPr>
+        <w:t xml:space="preserve">Setz das Schiff aus Kapitel 7 wieder ein und lass es auf die Flotte schießen — der Schuss darf noch ein Kreis bleiben.</w:t>
+      </w:r>
+    </w:p>
+    <w:p>
+      <w:pPr>
+        <w:pStyle w:val="ListParagraph"/>
+        <w:numPr>
+          <w:ilvl w:val="0"/>
+          <w:numId w:val="2"/>
+        </w:numPr>
+        <w:spacing w:after="100" w:line="312" w:lineRule="auto"/>
+      </w:pPr>
+      <w:r>
+        <w:rPr>
+          <w:sz w:val="22"/>
+          <w:szCs w:val="22"/>
+        </w:rPr>
+        <w:t xml:space="preserve">Dreh das Schiff mit DRAWIMAGEROT, während es sich bewegt: nach links geneigt bei Linksbewegung, nach rechts bei Rechtsbewegung.</w:t>
+      </w:r>
+    </w:p>
+    <w:p>
+      <w:pPr>
+        <w:spacing w:after="180" w:line="312" w:lineRule="auto"/>
+      </w:pPr>
+      <w:r>
+        <w:rPr>
+          <w:sz w:val="22"/>
+          <w:szCs w:val="22"/>
+        </w:rPr>
+        <w:t xml:space="preserve">Bisher hast du fertige Bilder benutzt. Im nächsten Kapitel malst du deine eigenen — mit einem Werkzeug, das schon auf deinem Rechner liegt.</w:t>
+      </w:r>
+    </w:p>
+    <w:p>
+      <w:pPr>
+        <w:pStyle w:val="Heading1"/>
+        <w:keepNext/>
+        <w:keepLines/>
+        <w:pageBreakBefore/>
+        <w:pBdr>
+          <w:bottom w:val="single" w:color="1B6CA8" w:sz="12" w:space="4"/>
+        </w:pBdr>
+        <w:spacing w:after="160" w:before="0"/>
+      </w:pPr>
+      <w:r>
+        <w:t xml:space="preserve">Selbst malen</w:t>
+      </w:r>
+    </w:p>
+    <w:p>
+      <w:pPr>
+        <w:spacing w:after="180" w:line="312" w:lineRule="auto"/>
+      </w:pPr>
+      <w:r>
+        <w:rPr>
+          <w:sz w:val="22"/>
+          <w:szCs w:val="22"/>
+        </w:rPr>
+        <w:t xml:space="preserve">Dieses Kapitel enthält keine einzige Zeile Code. Es geht um ein Werkzeug, das schon auf deinem Rechner liegt, und um eine Fertigkeit, die überraschend schnell zu lernen ist.</w:t>
+      </w:r>
+    </w:p>
+    <w:p>
+      <w:pPr>
+        <w:spacing w:after="180" w:line="312" w:lineRule="auto"/>
+      </w:pPr>
+      <w:r>
+        <w:rPr>
+          <w:sz w:val="22"/>
+          <w:szCs w:val="22"/>
+        </w:rPr>
+        <w:t xml:space="preserve">Pixelgrafik hat einen unschlagbaren Vorteil für Anfänger: Man braucht kein bisschen Zeichentalent. Ein Sprite von 16 mal 16 Punkten ist ein Karopapier mit 256 Kästchen, und mehr als „welches Kästchen bekommt welche Farbe“ ist nicht zu entscheiden.</w:t>
+      </w:r>
+    </w:p>
+    <w:p>
+      <w:pPr>
+        <w:keepNext/>
+        <w:spacing w:after="40" w:before="160"/>
+        <w:jc w:val="center"/>
+      </w:pPr>
+      <w:r>
+        <w:drawing>
+          <wp:inline distT="0" distB="0" distL="0" distR="0">
+            <wp:extent cx="3619500" cy="3619500"/>
+            <wp:effectExtent t="0" r="0" b="0" l="0"/>
+            <wp:docPr id="1" name="kap20_raster_schiff.png" descr="Das Schiff aus dem letzten Kapitel — 16 mal 16 Kästchen. Mehr steckt nicht dahinter." title="Das Schiff aus dem letzten Kapitel — 16 mal 16 Kästchen. Mehr steckt nicht dahinter."/>
+            <wp:cNvGraphicFramePr>
+              <a:graphicFrameLocks xmlns:a="http://schemas.openxmlformats.org/drawingml/2006/main" noChangeAspect="1"/>
+            </wp:cNvGraphicFramePr>
+            <a:graphic xmlns:a="http://schemas.openxmlformats.org/drawingml/2006/main">
+              <a:graphicData uri="http://schemas.openxmlformats.org/drawingml/2006/picture">
+                <pic:pic xmlns:pic="http://schemas.openxmlformats.org/drawingml/2006/picture">
+                  <pic:nvPicPr>
+                    <pic:cNvPr id="0" name="" descr=""/>
+                    <pic:cNvPicPr>
+                      <a:picLocks noChangeAspect="1" noChangeArrowheads="1"/>
+                    </pic:cNvPicPr>
+                  </pic:nvPicPr>
+                  <pic:blipFill>
+                    <a:blip r:embed="rId63" cstate="none"/>
+                    <a:srcRect/>
+                    <a:stretch>
+                      <a:fillRect/>
+                    </a:stretch>
+                  </pic:blipFill>
+                  <pic:spPr bwMode="auto">
+                    <a:xfrm>
+                      <a:off x="0" y="0"/>
+                      <a:ext cx="3619500" cy="3619500"/>
+                    </a:xfrm>
+                    <a:prstGeom prst="rect">
+                      <a:avLst/>
+                    </a:prstGeom>
+                  </pic:spPr>
+                </pic:pic>
+              </a:graphicData>
+            </a:graphic>
+          </wp:inline>
+        </w:drawing>
+      </w:r>
+    </w:p>
+    <w:p>
+      <w:pPr>
+        <w:spacing w:after="200"/>
+        <w:jc w:val="center"/>
+      </w:pPr>
+      <w:r>
+        <w:rPr>
+          <w:i/>
+          <w:iCs/>
+          <w:color w:val="6A6A6A"/>
+          <w:sz w:val="18"/>
+          <w:szCs w:val="18"/>
+        </w:rPr>
+        <w:t xml:space="preserve">Das Schiff aus dem letzten Kapitel — 16 mal 16 Kästchen. Mehr steckt nicht dahinter.</w:t>
+      </w:r>
+    </w:p>
+    <w:p>
+      <w:pPr>
+        <w:spacing w:after="180" w:line="312" w:lineRule="auto"/>
+      </w:pPr>
+      <w:r>
+        <w:rPr>
+          <w:sz w:val="22"/>
+          <w:szCs w:val="22"/>
+        </w:rPr>
+        <w:t xml:space="preserve">Sieh es dir an: Das ist dasselbe Raumschiff, das du im letzten Kapitel gesteuert hast. Ein weißer Rand, ein hellblauer Rumpf, ein dunkleres Fenster, drei orangefarbene Düsen. Etwa hundert gefärbte Kästchen.</w:t>
+      </w:r>
+    </w:p>
+    <w:p>
+      <w:pPr>
+        <w:pStyle w:val="Heading2"/>
+        <w:keepNext/>
+        <w:keepLines/>
+        <w:spacing w:after="120" w:before="280"/>
+      </w:pPr>
+      <w:r>
+        <w:t xml:space="preserve">Den Editor starten</w:t>
+      </w:r>
+    </w:p>
+    <w:p>
+      <w:pPr>
+        <w:spacing w:after="180" w:line="312" w:lineRule="auto"/>
+      </w:pPr>
+      <w:r>
+        <w:rPr>
+          <w:sz w:val="22"/>
+          <w:szCs w:val="22"/>
+        </w:rPr>
+        <w:t xml:space="preserve">Drachenhauch bringt einen Pixel-Editor mit. Du startest ihn so:</w:t>
+      </w:r>
+    </w:p>
+    <w:p>
+      <w:pPr>
+        <w:keepLines/>
+        <w:pBdr>
+          <w:left w:val="single" w:color="1B6CA8" w:sz="18" w:space="6"/>
+        </w:pBdr>
+        <w:shd w:fill="F4F4F4" w:val="clear"/>
+        <w:spacing w:after="200" w:before="100" w:line="264" w:lineRule="auto"/>
+        <w:ind w:left="140"/>
+      </w:pPr>
+      <w:r>
+        <w:rPr>
+          <w:rFonts w:ascii="Consolas" w:cs="Consolas" w:eastAsia="Consolas" w:hAnsi="Consolas"/>
+          <w:sz w:val="19"/>
+          <w:szCs w:val="19"/>
+        </w:rPr>
+        <w:t xml:space="preserve">dhsprites</w:t>
+      </w:r>
+    </w:p>
+    <w:p>
+      <w:pPr>
+        <w:spacing w:after="180" w:line="312" w:lineRule="auto"/>
+      </w:pPr>
+      <w:r>
+        <w:rPr>
+          <w:sz w:val="22"/>
+          <w:szCs w:val="22"/>
+        </w:rPr>
+        <w:t xml:space="preserve">Du bekommst eine leere Fläche von 32 mal 32 Punkten. Eine bestehende Datei öffnest du, indem du sie dahinterschreibst:</w:t>
+      </w:r>
+    </w:p>
+    <w:p>
+      <w:pPr>
+        <w:keepLines/>
+        <w:pBdr>
+          <w:left w:val="single" w:color="1B6CA8" w:sz="18" w:space="6"/>
+        </w:pBdr>
+        <w:shd w:fill="F4F4F4" w:val="clear"/>
+        <w:spacing w:after="200" w:before="100" w:line="264" w:lineRule="auto"/>
+        <w:ind w:left="140"/>
+      </w:pPr>
+      <w:r>
+        <w:rPr>
+          <w:rFonts w:ascii="Consolas" w:cs="Consolas" w:eastAsia="Consolas" w:hAnsi="Consolas"/>
+          <w:sz w:val="19"/>
+          <w:szCs w:val="19"/>
+        </w:rPr>
+        <w:t xml:space="preserve">dhsprites schiff.png</w:t>
+      </w:r>
+    </w:p>
+    <w:p>
+      <w:pPr>
+        <w:spacing w:before="60"/>
+      </w:pPr>
+    </w:p>
+    <w:tbl>
+      <w:tblPr>
+        <w:tblW w:type="dxa" w:w="9026"/>
+        <w:tblBorders>
+          <w:top w:val="single" w:color="auto" w:sz="4"/>
+          <w:left w:val="single" w:color="auto" w:sz="4"/>
+          <w:bottom w:val="single" w:color="auto" w:sz="4"/>
+          <w:right w:val="single" w:color="auto" w:sz="4"/>
+          <w:insideH w:val="single" w:color="auto" w:sz="4"/>
+          <w:insideV w:val="single" w:color="auto" w:sz="4"/>
+        </w:tblBorders>
+      </w:tblPr>
+      <w:tblGrid>
+        <w:gridCol w:w="9026"/>
+      </w:tblGrid>
+      <w:tr>
+        <w:trPr>
+          <w:cantSplit/>
+        </w:trPr>
+        <w:tc>
+          <w:tcPr>
+            <w:tcW w:type="dxa" w:w="9026"/>
+            <w:tcBorders>
+              <w:top w:val="single" w:color="E0B96A" w:sz="6"/>
+              <w:left w:val="single" w:color="E0B96A" w:sz="6"/>
+              <w:bottom w:val="single" w:color="E0B96A" w:sz="6"/>
+              <w:right w:val="single" w:color="E0B96A" w:sz="6"/>
+            </w:tcBorders>
+            <w:shd w:fill="FDF3E0" w:val="clear"/>
+            <w:tcMar>
+              <w:top w:type="dxa" w:w="140"/>
+              <w:left w:type="dxa" w:w="180"/>
+              <w:bottom w:type="dxa" w:w="140"/>
+              <w:right w:type="dxa" w:w="180"/>
+            </w:tcMar>
+          </w:tcPr>
+          <w:p>
+            <w:pPr>
+              <w:spacing w:after="40"/>
+            </w:pPr>
+            <w:r>
+              <w:rPr>
+                <w:b/>
+                <w:bCs/>
+                <w:color w:val="8A5E15"/>
+                <w:sz w:val="22"/>
+                <w:szCs w:val="22"/>
+              </w:rPr>
+              <w:t xml:space="preserve">Merke</w:t>
+            </w:r>
+          </w:p>
+          <w:p>
+            <w:pPr>
+              <w:spacing w:after="0" w:line="312" w:lineRule="auto"/>
+            </w:pPr>
+            <w:r>
+              <w:rPr>
+                <w:sz w:val="22"/>
+                <w:szCs w:val="22"/>
+              </w:rPr>
+              <w:t xml:space="preserve">Von diesem Editor gibt es in diesem Buch keine Abbildung — ein Bildschirmfoto eines Programmfensters altert schneller als alles andere, und du hast das Fenster ja vor dir. Die Beschreibungen hier nennen die Tasten; alles Übrige findest du in zwei Minuten selbst.</w:t>
+            </w:r>
+          </w:p>
+        </w:tc>
+      </w:tr>
+    </w:tbl>
+    <w:p>
+      <w:pPr>
+        <w:spacing w:after="160"/>
+      </w:pPr>
+    </w:p>
+    <w:p>
+      <w:pPr>
+        <w:pStyle w:val="Heading2"/>
+        <w:keepNext/>
+        <w:keepLines/>
+        <w:spacing w:after="120" w:before="280"/>
+      </w:pPr>
+      <w:r>
+        <w:t xml:space="preserve">Die Werkzeuge, die du wirklich brauchst</w:t>
+      </w:r>
+    </w:p>
+    <w:tbl>
+      <w:tblPr>
+        <w:tblW w:type="dxa" w:w="9026"/>
+        <w:tblBorders>
+          <w:top w:val="single" w:color="D0D0D0" w:sz="4"/>
+          <w:left w:val="single" w:color="D0D0D0" w:sz="4"/>
+          <w:bottom w:val="single" w:color="D0D0D0" w:sz="4"/>
+          <w:right w:val="single" w:color="D0D0D0" w:sz="4"/>
+          <w:insideH w:val="single" w:color="D0D0D0" w:sz="4"/>
+          <w:insideV w:val="single" w:color="D0D0D0" w:sz="4"/>
+        </w:tblBorders>
+      </w:tblPr>
+      <w:tblGrid>
+        <w:gridCol w:w="900"/>
+        <w:gridCol w:w="1800"/>
+        <w:gridCol w:w="6326"/>
+      </w:tblGrid>
+      <w:tr>
+        <w:trPr>
+          <w:cantSplit/>
+          <w:tblHeader/>
+        </w:trPr>
+        <w:tc>
+          <w:tcPr>
+            <w:tcW w:type="dxa" w:w="900"/>
+            <w:shd w:fill="1B6CA8" w:val="clear"/>
+            <w:tcMar>
+              <w:top w:type="dxa" w:w="30"/>
+              <w:left w:type="dxa" w:w="90"/>
+              <w:bottom w:type="dxa" w:w="30"/>
+              <w:right w:type="dxa" w:w="90"/>
+            </w:tcMar>
+          </w:tcPr>
+          <w:p>
+            <w:pPr>
+              <w:spacing w:after="0" w:line="240" w:lineRule="auto"/>
+            </w:pPr>
+            <w:r>
+              <w:rPr>
+                <w:rFonts w:ascii="Arial" w:cs="Arial" w:eastAsia="Arial" w:hAnsi="Arial"/>
+                <w:b/>
+                <w:bCs/>
+                <w:color w:val="FFFFFF"/>
+                <w:sz w:val="19"/>
+                <w:szCs w:val="19"/>
+              </w:rPr>
+              <w:t xml:space="preserve">Taste</w:t>
+            </w:r>
+          </w:p>
+        </w:tc>
+        <w:tc>
+          <w:tcPr>
+            <w:tcW w:type="dxa" w:w="1800"/>
+            <w:shd w:fill="1B6CA8" w:val="clear"/>
+            <w:tcMar>
+              <w:top w:type="dxa" w:w="30"/>
+              <w:left w:type="dxa" w:w="90"/>
+              <w:bottom w:type="dxa" w:w="30"/>
+              <w:right w:type="dxa" w:w="90"/>
+            </w:tcMar>
+          </w:tcPr>
+          <w:p>
+            <w:pPr>
+              <w:spacing w:after="0" w:line="240" w:lineRule="auto"/>
+            </w:pPr>
+            <w:r>
+              <w:rPr>
+                <w:rFonts w:ascii="Arial" w:cs="Arial" w:eastAsia="Arial" w:hAnsi="Arial"/>
+                <w:b/>
+                <w:bCs/>
+                <w:color w:val="FFFFFF"/>
+                <w:sz w:val="19"/>
+                <w:szCs w:val="19"/>
+              </w:rPr>
+              <w:t xml:space="preserve">Werkzeug</w:t>
+            </w:r>
+          </w:p>
+        </w:tc>
+        <w:tc>
+          <w:tcPr>
+            <w:tcW w:type="dxa" w:w="6326"/>
+            <w:shd w:fill="1B6CA8" w:val="clear"/>
+            <w:tcMar>
+              <w:top w:type="dxa" w:w="30"/>
+              <w:left w:type="dxa" w:w="90"/>
+              <w:bottom w:type="dxa" w:w="30"/>
+              <w:right w:type="dxa" w:w="90"/>
+            </w:tcMar>
+          </w:tcPr>
+          <w:p>
+            <w:pPr>
+              <w:spacing w:after="0" w:line="240" w:lineRule="auto"/>
+            </w:pPr>
+            <w:r>
+              <w:rPr>
+                <w:rFonts w:ascii="Arial" w:cs="Arial" w:eastAsia="Arial" w:hAnsi="Arial"/>
+                <w:b/>
+                <w:bCs/>
+                <w:color w:val="FFFFFF"/>
+                <w:sz w:val="19"/>
+                <w:szCs w:val="19"/>
+              </w:rPr>
+              <w:t xml:space="preserve">Wofür</w:t>
+            </w:r>
+          </w:p>
+        </w:tc>
+      </w:tr>
+      <w:tr>
+        <w:trPr>
+          <w:cantSplit/>
+        </w:trPr>
+        <w:tc>
+          <w:tcPr>
+            <w:tcW w:type="dxa" w:w="900"/>
+            <w:tcMar>
+              <w:top w:type="dxa" w:w="30"/>
+              <w:left w:type="dxa" w:w="90"/>
+              <w:bottom w:type="dxa" w:w="30"/>
+              <w:right w:type="dxa" w:w="90"/>
+            </w:tcMar>
+          </w:tcPr>
+          <w:p>
+            <w:pPr>
+              <w:spacing w:after="0" w:line="240" w:lineRule="auto"/>
+            </w:pPr>
+            <w:r>
+              <w:rPr>
+                <w:rFonts w:ascii="Consolas" w:cs="Consolas" w:eastAsia="Consolas" w:hAnsi="Consolas"/>
+                <w:color w:val="222222"/>
+                <w:sz w:val="19"/>
+                <w:szCs w:val="19"/>
+              </w:rPr>
+              <w:t xml:space="preserve">B</w:t>
+            </w:r>
+          </w:p>
+        </w:tc>
+        <w:tc>
+          <w:tcPr>
+            <w:tcW w:type="dxa" w:w="1800"/>
+            <w:tcMar>
+              <w:top w:type="dxa" w:w="30"/>
+              <w:left w:type="dxa" w:w="90"/>
+              <w:bottom w:type="dxa" w:w="30"/>
+              <w:right w:type="dxa" w:w="90"/>
+            </w:tcMar>
+          </w:tcPr>
+          <w:p>
+            <w:pPr>
+              <w:spacing w:after="0" w:line="240" w:lineRule="auto"/>
+            </w:pPr>
+            <w:r>
+              <w:rPr>
+                <w:rFonts w:ascii="Arial" w:cs="Arial" w:eastAsia="Arial" w:hAnsi="Arial"/>
+                <w:color w:val="222222"/>
+                <w:sz w:val="19"/>
+                <w:szCs w:val="19"/>
+              </w:rPr>
+              <w:t xml:space="preserve">Stift</w:t>
+            </w:r>
+          </w:p>
+        </w:tc>
+        <w:tc>
+          <w:tcPr>
+            <w:tcW w:type="dxa" w:w="6326"/>
+            <w:tcMar>
+              <w:top w:type="dxa" w:w="30"/>
+              <w:left w:type="dxa" w:w="90"/>
+              <w:bottom w:type="dxa" w:w="30"/>
+              <w:right w:type="dxa" w:w="90"/>
+            </w:tcMar>
+          </w:tcPr>
+          <w:p>
+            <w:pPr>
+              <w:spacing w:after="0" w:line="240" w:lineRule="auto"/>
+            </w:pPr>
+            <w:r>
+              <w:rPr>
+                <w:rFonts w:ascii="Arial" w:cs="Arial" w:eastAsia="Arial" w:hAnsi="Arial"/>
+                <w:color w:val="222222"/>
+                <w:sz w:val="19"/>
+                <w:szCs w:val="19"/>
+              </w:rPr>
+              <w:t xml:space="preserve">Punkte setzen. Linke Maustaste malt die Vordergrundfarbe, rechte die Hintergrundfarbe.</w:t>
+            </w:r>
+          </w:p>
+        </w:tc>
+      </w:tr>
+      <w:tr>
+        <w:trPr>
+          <w:cantSplit/>
+        </w:trPr>
+        <w:tc>
+          <w:tcPr>
+            <w:tcW w:type="dxa" w:w="900"/>
+            <w:tcMar>
+              <w:top w:type="dxa" w:w="30"/>
+              <w:left w:type="dxa" w:w="90"/>
+              <w:bottom w:type="dxa" w:w="30"/>
+              <w:right w:type="dxa" w:w="90"/>
+            </w:tcMar>
+          </w:tcPr>
+          <w:p>
+            <w:pPr>
+              <w:spacing w:after="0" w:line="240" w:lineRule="auto"/>
+            </w:pPr>
+            <w:r>
+              <w:rPr>
+                <w:rFonts w:ascii="Consolas" w:cs="Consolas" w:eastAsia="Consolas" w:hAnsi="Consolas"/>
+                <w:color w:val="222222"/>
+                <w:sz w:val="19"/>
+                <w:szCs w:val="19"/>
+              </w:rPr>
+              <w:t xml:space="preserve">E</w:t>
+            </w:r>
+          </w:p>
+        </w:tc>
+        <w:tc>
+          <w:tcPr>
+            <w:tcW w:type="dxa" w:w="1800"/>
+            <w:tcMar>
+              <w:top w:type="dxa" w:w="30"/>
+              <w:left w:type="dxa" w:w="90"/>
+              <w:bottom w:type="dxa" w:w="30"/>
+              <w:right w:type="dxa" w:w="90"/>
+            </w:tcMar>
+          </w:tcPr>
+          <w:p>
+            <w:pPr>
+              <w:spacing w:after="0" w:line="240" w:lineRule="auto"/>
+            </w:pPr>
+            <w:r>
+              <w:rPr>
+                <w:rFonts w:ascii="Arial" w:cs="Arial" w:eastAsia="Arial" w:hAnsi="Arial"/>
+                <w:color w:val="222222"/>
+                <w:sz w:val="19"/>
+                <w:szCs w:val="19"/>
+              </w:rPr>
+              <w:t xml:space="preserve">Radierer</w:t>
+            </w:r>
+          </w:p>
+        </w:tc>
+        <w:tc>
+          <w:tcPr>
+            <w:tcW w:type="dxa" w:w="6326"/>
+            <w:tcMar>
+              <w:top w:type="dxa" w:w="30"/>
+              <w:left w:type="dxa" w:w="90"/>
+              <w:bottom w:type="dxa" w:w="30"/>
+              <w:right w:type="dxa" w:w="90"/>
+            </w:tcMar>
+          </w:tcPr>
+          <w:p>
+            <w:pPr>
+              <w:spacing w:after="0" w:line="240" w:lineRule="auto"/>
+            </w:pPr>
+            <w:r>
+              <w:rPr>
+                <w:rFonts w:ascii="Arial" w:cs="Arial" w:eastAsia="Arial" w:hAnsi="Arial"/>
+                <w:color w:val="222222"/>
+                <w:sz w:val="19"/>
+                <w:szCs w:val="19"/>
+              </w:rPr>
+              <w:t xml:space="preserve">Punkte wieder durchsichtig machen</w:t>
+            </w:r>
+          </w:p>
+        </w:tc>
+      </w:tr>
+      <w:tr>
+        <w:trPr>
+          <w:cantSplit/>
+        </w:trPr>
+        <w:tc>
+          <w:tcPr>
+            <w:tcW w:type="dxa" w:w="900"/>
+            <w:tcMar>
+              <w:top w:type="dxa" w:w="30"/>
+              <w:left w:type="dxa" w:w="90"/>
+              <w:bottom w:type="dxa" w:w="30"/>
+              <w:right w:type="dxa" w:w="90"/>
+            </w:tcMar>
+          </w:tcPr>
+          <w:p>
+            <w:pPr>
+              <w:spacing w:after="0" w:line="240" w:lineRule="auto"/>
+            </w:pPr>
+            <w:r>
+              <w:rPr>
+                <w:rFonts w:ascii="Consolas" w:cs="Consolas" w:eastAsia="Consolas" w:hAnsi="Consolas"/>
+                <w:color w:val="222222"/>
+                <w:sz w:val="19"/>
+                <w:szCs w:val="19"/>
+              </w:rPr>
+              <w:t xml:space="preserve">G</w:t>
+            </w:r>
+          </w:p>
+        </w:tc>
+        <w:tc>
+          <w:tcPr>
+            <w:tcW w:type="dxa" w:w="1800"/>
+            <w:tcMar>
+              <w:top w:type="dxa" w:w="30"/>
+              <w:left w:type="dxa" w:w="90"/>
+              <w:bottom w:type="dxa" w:w="30"/>
+              <w:right w:type="dxa" w:w="90"/>
+            </w:tcMar>
+          </w:tcPr>
+          <w:p>
+            <w:pPr>
+              <w:spacing w:after="0" w:line="240" w:lineRule="auto"/>
+            </w:pPr>
+            <w:r>
+              <w:rPr>
+                <w:rFonts w:ascii="Arial" w:cs="Arial" w:eastAsia="Arial" w:hAnsi="Arial"/>
+                <w:color w:val="222222"/>
+                <w:sz w:val="19"/>
+                <w:szCs w:val="19"/>
+              </w:rPr>
+              <w:t xml:space="preserve">Farbeimer</w:t>
+            </w:r>
+          </w:p>
+        </w:tc>
+        <w:tc>
+          <w:tcPr>
+            <w:tcW w:type="dxa" w:w="6326"/>
+            <w:tcMar>
+              <w:top w:type="dxa" w:w="30"/>
+              <w:left w:type="dxa" w:w="90"/>
+              <w:bottom w:type="dxa" w:w="30"/>
+              <w:right w:type="dxa" w:w="90"/>
+            </w:tcMar>
+          </w:tcPr>
+          <w:p>
+            <w:pPr>
+              <w:spacing w:after="0" w:line="240" w:lineRule="auto"/>
+            </w:pPr>
+            <w:r>
+              <w:rPr>
+                <w:rFonts w:ascii="Arial" w:cs="Arial" w:eastAsia="Arial" w:hAnsi="Arial"/>
+                <w:color w:val="222222"/>
+                <w:sz w:val="19"/>
+                <w:szCs w:val="19"/>
+              </w:rPr>
+              <w:t xml:space="preserve">eine zusammenhängende Fläche füllen</w:t>
+            </w:r>
+          </w:p>
+        </w:tc>
+      </w:tr>
+      <w:tr>
+        <w:trPr>
+          <w:cantSplit/>
+        </w:trPr>
+        <w:tc>
+          <w:tcPr>
+            <w:tcW w:type="dxa" w:w="900"/>
+            <w:tcMar>
+              <w:top w:type="dxa" w:w="30"/>
+              <w:left w:type="dxa" w:w="90"/>
+              <w:bottom w:type="dxa" w:w="30"/>
+              <w:right w:type="dxa" w:w="90"/>
+            </w:tcMar>
+          </w:tcPr>
+          <w:p>
+            <w:pPr>
+              <w:spacing w:after="0" w:line="240" w:lineRule="auto"/>
+            </w:pPr>
+            <w:r>
+              <w:rPr>
+                <w:rFonts w:ascii="Consolas" w:cs="Consolas" w:eastAsia="Consolas" w:hAnsi="Consolas"/>
+                <w:color w:val="222222"/>
+                <w:sz w:val="19"/>
+                <w:szCs w:val="19"/>
+              </w:rPr>
+              <w:t xml:space="preserve">I</w:t>
+            </w:r>
+          </w:p>
+        </w:tc>
+        <w:tc>
+          <w:tcPr>
+            <w:tcW w:type="dxa" w:w="1800"/>
+            <w:tcMar>
+              <w:top w:type="dxa" w:w="30"/>
+              <w:left w:type="dxa" w:w="90"/>
+              <w:bottom w:type="dxa" w:w="30"/>
+              <w:right w:type="dxa" w:w="90"/>
+            </w:tcMar>
+          </w:tcPr>
+          <w:p>
+            <w:pPr>
+              <w:spacing w:after="0" w:line="240" w:lineRule="auto"/>
+            </w:pPr>
+            <w:r>
+              <w:rPr>
+                <w:rFonts w:ascii="Arial" w:cs="Arial" w:eastAsia="Arial" w:hAnsi="Arial"/>
+                <w:color w:val="222222"/>
+                <w:sz w:val="19"/>
+                <w:szCs w:val="19"/>
+              </w:rPr>
+              <w:t xml:space="preserve">Pipette</w:t>
+            </w:r>
+          </w:p>
+        </w:tc>
+        <w:tc>
+          <w:tcPr>
+            <w:tcW w:type="dxa" w:w="6326"/>
+            <w:tcMar>
+              <w:top w:type="dxa" w:w="30"/>
+              <w:left w:type="dxa" w:w="90"/>
+              <w:bottom w:type="dxa" w:w="30"/>
+              <w:right w:type="dxa" w:w="90"/>
+            </w:tcMar>
+          </w:tcPr>
+          <w:p>
+            <w:pPr>
+              <w:spacing w:after="0" w:line="240" w:lineRule="auto"/>
+            </w:pPr>
+            <w:r>
+              <w:rPr>
+                <w:rFonts w:ascii="Arial" w:cs="Arial" w:eastAsia="Arial" w:hAnsi="Arial"/>
+                <w:color w:val="222222"/>
+                <w:sz w:val="19"/>
+                <w:szCs w:val="19"/>
+              </w:rPr>
+              <w:t xml:space="preserve">eine Farbe aus dem Bild aufnehmen</w:t>
+            </w:r>
+          </w:p>
+        </w:tc>
+      </w:tr>
+      <w:tr>
+        <w:trPr>
+          <w:cantSplit/>
+        </w:trPr>
+        <w:tc>
+          <w:tcPr>
+            <w:tcW w:type="dxa" w:w="900"/>
+            <w:tcMar>
+              <w:top w:type="dxa" w:w="30"/>
+              <w:left w:type="dxa" w:w="90"/>
+              <w:bottom w:type="dxa" w:w="30"/>
+              <w:right w:type="dxa" w:w="90"/>
+            </w:tcMar>
+          </w:tcPr>
+          <w:p>
+            <w:pPr>
+              <w:spacing w:after="0" w:line="240" w:lineRule="auto"/>
+            </w:pPr>
+            <w:r>
+              <w:rPr>
+                <w:rFonts w:ascii="Consolas" w:cs="Consolas" w:eastAsia="Consolas" w:hAnsi="Consolas"/>
+                <w:color w:val="222222"/>
+                <w:sz w:val="19"/>
+                <w:szCs w:val="19"/>
+              </w:rPr>
+              <w:t xml:space="preserve">L</w:t>
+            </w:r>
+          </w:p>
+        </w:tc>
+        <w:tc>
+          <w:tcPr>
+            <w:tcW w:type="dxa" w:w="1800"/>
+            <w:tcMar>
+              <w:top w:type="dxa" w:w="30"/>
+              <w:left w:type="dxa" w:w="90"/>
+              <w:bottom w:type="dxa" w:w="30"/>
+              <w:right w:type="dxa" w:w="90"/>
+            </w:tcMar>
+          </w:tcPr>
+          <w:p>
+            <w:pPr>
+              <w:spacing w:after="0" w:line="240" w:lineRule="auto"/>
+            </w:pPr>
+            <w:r>
+              <w:rPr>
+                <w:rFonts w:ascii="Arial" w:cs="Arial" w:eastAsia="Arial" w:hAnsi="Arial"/>
+                <w:color w:val="222222"/>
+                <w:sz w:val="19"/>
+                <w:szCs w:val="19"/>
+              </w:rPr>
+              <w:t xml:space="preserve">Linie</w:t>
+            </w:r>
+          </w:p>
+        </w:tc>
+        <w:tc>
+          <w:tcPr>
+            <w:tcW w:type="dxa" w:w="6326"/>
+            <w:tcMar>
+              <w:top w:type="dxa" w:w="30"/>
+              <w:left w:type="dxa" w:w="90"/>
+              <w:bottom w:type="dxa" w:w="30"/>
+              <w:right w:type="dxa" w:w="90"/>
+            </w:tcMar>
+          </w:tcPr>
+          <w:p>
+            <w:pPr>
+              <w:spacing w:after="0" w:line="240" w:lineRule="auto"/>
+            </w:pPr>
+            <w:r>
+              <w:rPr>
+                <w:rFonts w:ascii="Arial" w:cs="Arial" w:eastAsia="Arial" w:hAnsi="Arial"/>
+                <w:color w:val="222222"/>
+                <w:sz w:val="19"/>
+                <w:szCs w:val="19"/>
+              </w:rPr>
+              <w:t xml:space="preserve">gerade Strecken</w:t>
+            </w:r>
+          </w:p>
+        </w:tc>
+      </w:tr>
+      <w:tr>
+        <w:trPr>
+          <w:cantSplit/>
+        </w:trPr>
+        <w:tc>
+          <w:tcPr>
+            <w:tcW w:type="dxa" w:w="900"/>
+            <w:tcMar>
+              <w:top w:type="dxa" w:w="30"/>
+              <w:left w:type="dxa" w:w="90"/>
+              <w:bottom w:type="dxa" w:w="30"/>
+              <w:right w:type="dxa" w:w="90"/>
+            </w:tcMar>
+          </w:tcPr>
+          <w:p>
+            <w:pPr>
+              <w:spacing w:after="0" w:line="240" w:lineRule="auto"/>
+            </w:pPr>
+            <w:r>
+              <w:rPr>
+                <w:rFonts w:ascii="Consolas" w:cs="Consolas" w:eastAsia="Consolas" w:hAnsi="Consolas"/>
+                <w:color w:val="222222"/>
+                <w:sz w:val="19"/>
+                <w:szCs w:val="19"/>
+              </w:rPr>
+              <w:t xml:space="preserve">R</w:t>
+            </w:r>
+          </w:p>
+        </w:tc>
+        <w:tc>
+          <w:tcPr>
+            <w:tcW w:type="dxa" w:w="1800"/>
+            <w:tcMar>
+              <w:top w:type="dxa" w:w="30"/>
+              <w:left w:type="dxa" w:w="90"/>
+              <w:bottom w:type="dxa" w:w="30"/>
+              <w:right w:type="dxa" w:w="90"/>
+            </w:tcMar>
+          </w:tcPr>
+          <w:p>
+            <w:pPr>
+              <w:spacing w:after="0" w:line="240" w:lineRule="auto"/>
+            </w:pPr>
+            <w:r>
+              <w:rPr>
+                <w:rFonts w:ascii="Arial" w:cs="Arial" w:eastAsia="Arial" w:hAnsi="Arial"/>
+                <w:color w:val="222222"/>
+                <w:sz w:val="19"/>
+                <w:szCs w:val="19"/>
+              </w:rPr>
+              <w:t xml:space="preserve">Rechteck</w:t>
+            </w:r>
+          </w:p>
+        </w:tc>
+        <w:tc>
+          <w:tcPr>
+            <w:tcW w:type="dxa" w:w="6326"/>
+            <w:tcMar>
+              <w:top w:type="dxa" w:w="30"/>
+              <w:left w:type="dxa" w:w="90"/>
+              <w:bottom w:type="dxa" w:w="30"/>
+              <w:right w:type="dxa" w:w="90"/>
+            </w:tcMar>
+          </w:tcPr>
+          <w:p>
+            <w:pPr>
+              <w:spacing w:after="0" w:line="240" w:lineRule="auto"/>
+            </w:pPr>
+            <w:r>
+              <w:rPr>
+                <w:rFonts w:ascii="Arial" w:cs="Arial" w:eastAsia="Arial" w:hAnsi="Arial"/>
+                <w:color w:val="222222"/>
+                <w:sz w:val="19"/>
+                <w:szCs w:val="19"/>
+              </w:rPr>
+              <w:t xml:space="preserve">gefülltes Rechteck</w:t>
+            </w:r>
+          </w:p>
+        </w:tc>
+      </w:tr>
+      <w:tr>
+        <w:trPr>
+          <w:cantSplit/>
+        </w:trPr>
+        <w:tc>
+          <w:tcPr>
+            <w:tcW w:type="dxa" w:w="900"/>
+            <w:tcMar>
+              <w:top w:type="dxa" w:w="30"/>
+              <w:left w:type="dxa" w:w="90"/>
+              <w:bottom w:type="dxa" w:w="30"/>
+              <w:right w:type="dxa" w:w="90"/>
+            </w:tcMar>
+          </w:tcPr>
+          <w:p>
+            <w:pPr>
+              <w:spacing w:after="0" w:line="240" w:lineRule="auto"/>
+            </w:pPr>
+            <w:r>
+              <w:rPr>
+                <w:rFonts w:ascii="Consolas" w:cs="Consolas" w:eastAsia="Consolas" w:hAnsi="Consolas"/>
+                <w:color w:val="222222"/>
+                <w:sz w:val="19"/>
+                <w:szCs w:val="19"/>
+              </w:rPr>
+              <w:t xml:space="preserve">O</w:t>
+            </w:r>
+          </w:p>
+        </w:tc>
+        <w:tc>
+          <w:tcPr>
+            <w:tcW w:type="dxa" w:w="1800"/>
+            <w:tcMar>
+              <w:top w:type="dxa" w:w="30"/>
+              <w:left w:type="dxa" w:w="90"/>
+              <w:bottom w:type="dxa" w:w="30"/>
+              <w:right w:type="dxa" w:w="90"/>
+            </w:tcMar>
+          </w:tcPr>
+          <w:p>
+            <w:pPr>
+              <w:spacing w:after="0" w:line="240" w:lineRule="auto"/>
+            </w:pPr>
+            <w:r>
+              <w:rPr>
+                <w:rFonts w:ascii="Arial" w:cs="Arial" w:eastAsia="Arial" w:hAnsi="Arial"/>
+                <w:color w:val="222222"/>
+                <w:sz w:val="19"/>
+                <w:szCs w:val="19"/>
+              </w:rPr>
+              <w:t xml:space="preserve">Ellipse</w:t>
+            </w:r>
+          </w:p>
+        </w:tc>
+        <w:tc>
+          <w:tcPr>
+            <w:tcW w:type="dxa" w:w="6326"/>
+            <w:tcMar>
+              <w:top w:type="dxa" w:w="30"/>
+              <w:left w:type="dxa" w:w="90"/>
+              <w:bottom w:type="dxa" w:w="30"/>
+              <w:right w:type="dxa" w:w="90"/>
+            </w:tcMar>
+          </w:tcPr>
+          <w:p>
+            <w:pPr>
+              <w:spacing w:after="0" w:line="240" w:lineRule="auto"/>
+            </w:pPr>
+            <w:r>
+              <w:rPr>
+                <w:rFonts w:ascii="Arial" w:cs="Arial" w:eastAsia="Arial" w:hAnsi="Arial"/>
+                <w:color w:val="222222"/>
+                <w:sz w:val="19"/>
+                <w:szCs w:val="19"/>
+              </w:rPr>
+              <w:t xml:space="preserve">gefüllter Kreis</w:t>
+            </w:r>
+          </w:p>
+        </w:tc>
+      </w:tr>
+    </w:tbl>
+    <w:p>
+      <w:pPr>
+        <w:spacing w:after="160"/>
+      </w:pPr>
+    </w:p>
+    <w:p>
+      <w:pPr>
+        <w:spacing w:after="180" w:line="312" w:lineRule="auto"/>
+      </w:pPr>
+      <w:r>
+        <w:rPr>
+          <w:sz w:val="22"/>
+          <w:szCs w:val="22"/>
+        </w:rPr>
+        <w:t xml:space="preserve">Mit den Tasten 1 bis 4 stellst du die Stiftbreite ein, mit X vertauschst du Vorder- und Hintergrundfarbe. Speichern ist Strg+S, ein neues Bild anlegen Strg+N — dort wirst du nach Größe und Anzahl der Bilder gefragt.</w:t>
+      </w:r>
+    </w:p>
+    <w:p>
+      <w:pPr>
+        <w:spacing w:before="60"/>
+      </w:pPr>
+    </w:p>
+    <w:tbl>
+      <w:tblPr>
+        <w:tblW w:type="dxa" w:w="9026"/>
+        <w:tblBorders>
+          <w:top w:val="single" w:color="auto" w:sz="4"/>
+          <w:left w:val="single" w:color="auto" w:sz="4"/>
+          <w:bottom w:val="single" w:color="auto" w:sz="4"/>
+          <w:right w:val="single" w:color="auto" w:sz="4"/>
+          <w:insideH w:val="single" w:color="auto" w:sz="4"/>
+          <w:insideV w:val="single" w:color="auto" w:sz="4"/>
+        </w:tblBorders>
+      </w:tblPr>
+      <w:tblGrid>
+        <w:gridCol w:w="9026"/>
+      </w:tblGrid>
+      <w:tr>
+        <w:trPr>
+          <w:cantSplit/>
+        </w:trPr>
+        <w:tc>
+          <w:tcPr>
+            <w:tcW w:type="dxa" w:w="9026"/>
+            <w:tcBorders>
+              <w:top w:val="single" w:color="9CC8E6" w:sz="6"/>
+              <w:left w:val="single" w:color="9CC8E6" w:sz="6"/>
+              <w:bottom w:val="single" w:color="9CC8E6" w:sz="6"/>
+              <w:right w:val="single" w:color="9CC8E6" w:sz="6"/>
+            </w:tcBorders>
+            <w:shd w:fill="E7F2FA" w:val="clear"/>
+            <w:tcMar>
+              <w:top w:type="dxa" w:w="140"/>
+              <w:left w:type="dxa" w:w="180"/>
+              <w:bottom w:type="dxa" w:w="140"/>
+              <w:right w:type="dxa" w:w="180"/>
+            </w:tcMar>
+          </w:tcPr>
+          <w:p>
+            <w:pPr>
+              <w:spacing w:after="40"/>
+            </w:pPr>
+            <w:r>
+              <w:rPr>
+                <w:b/>
+                <w:bCs/>
+                <w:color w:val="1B6CA8"/>
+                <w:sz w:val="22"/>
+                <w:szCs w:val="22"/>
+              </w:rPr>
+              <w:t xml:space="preserve">Der eine Kniff, der alles leichter macht</w:t>
+            </w:r>
+          </w:p>
+          <w:p>
+            <w:pPr>
+              <w:spacing w:after="0" w:line="312" w:lineRule="auto"/>
+            </w:pPr>
+            <w:r>
+              <w:rPr>
+                <w:sz w:val="22"/>
+                <w:szCs w:val="22"/>
+              </w:rPr>
+              <w:t xml:space="preserve">Drück Strg+Shift+X. Damit ist die Spiegelung eingeschaltet: Was du links malst, erscheint automatisch rechts. Für Raumschiffe, Gesichter, Käfer und fast alle Spielfiguren ist das die halbe Arbeit — und das Ergebnis sieht sofort ordentlich aus, weil es wirklich symmetrisch ist.</w:t>
+            </w:r>
+          </w:p>
+        </w:tc>
+      </w:tr>
+    </w:tbl>
+    <w:p>
+      <w:pPr>
+        <w:spacing w:after="160"/>
+      </w:pPr>
+    </w:p>
+    <w:p>
+      <w:pPr>
+        <w:pStyle w:val="Heading2"/>
+        <w:keepNext/>
+        <w:keepLines/>
+        <w:spacing w:after="120" w:before="280"/>
+      </w:pPr>
+      <w:r>
+        <w:t xml:space="preserve">Fünf Ratschläge für lesbare Figuren</w:t>
+      </w:r>
+    </w:p>
+    <w:p>
+      <w:pPr>
+        <w:pStyle w:val="ListParagraph"/>
+        <w:numPr>
+          <w:ilvl w:val="0"/>
+          <w:numId w:val="2"/>
+        </w:numPr>
+        <w:spacing w:after="100" w:line="312" w:lineRule="auto"/>
+      </w:pPr>
+      <w:r>
+        <w:rPr>
+          <w:b/>
+          <w:bCs/>
+          <w:sz w:val="22"/>
+          <w:szCs w:val="22"/>
+        </w:rPr>
+        <w:t xml:space="preserve">Klein anfangen. </w:t>
+      </w:r>
+      <w:r>
+        <w:rPr>
+          <w:sz w:val="22"/>
+          <w:szCs w:val="22"/>
+        </w:rPr>
+        <w:t xml:space="preserve">16 mal 16 reicht für fast alles in diesem Buch. Größer heißt nicht besser, sondern nur mehr Kästchen, bei denen man sich vertun kann.</w:t>
+      </w:r>
+    </w:p>
+    <w:p>
+      <w:pPr>
+        <w:pStyle w:val="ListParagraph"/>
+        <w:numPr>
+          <w:ilvl w:val="0"/>
+          <w:numId w:val="2"/>
+        </w:numPr>
+        <w:spacing w:after="100" w:line="312" w:lineRule="auto"/>
+      </w:pPr>
+      <w:r>
+        <w:rPr>
+          <w:b/>
+          <w:bCs/>
+          <w:sz w:val="22"/>
+          <w:szCs w:val="22"/>
+        </w:rPr>
+        <w:t xml:space="preserve">Wenige Farben. </w:t>
+      </w:r>
+      <w:r>
+        <w:rPr>
+          <w:sz w:val="22"/>
+          <w:szCs w:val="22"/>
+        </w:rPr>
+        <w:t xml:space="preserve">Drei bis fünf je Figur. Der Rumpf, ein dunklerer Ton für Schatten, ein heller für Kanten — mehr braucht es selten.</w:t>
+      </w:r>
+    </w:p>
+    <w:p>
+      <w:pPr>
+        <w:pStyle w:val="ListParagraph"/>
+        <w:numPr>
+          <w:ilvl w:val="0"/>
+          <w:numId w:val="2"/>
+        </w:numPr>
+        <w:spacing w:after="100" w:line="312" w:lineRule="auto"/>
+      </w:pPr>
+      <w:r>
+        <w:rPr>
+          <w:b/>
+          <w:bCs/>
+          <w:sz w:val="22"/>
+          <w:szCs w:val="22"/>
+        </w:rPr>
+        <w:t xml:space="preserve">Eine Umrandung ziehen. </w:t>
+      </w:r>
+      <w:r>
+        <w:rPr>
+          <w:sz w:val="22"/>
+          <w:szCs w:val="22"/>
+        </w:rPr>
+        <w:t xml:space="preserve">Eine dunkle oder helle Linie rings um die Figur hebt sie vom Hintergrund ab. Ohne sie verschwindet ein grünes Männchen auf einer grünen Wiese.</w:t>
+      </w:r>
+    </w:p>
+    <w:p>
+      <w:pPr>
+        <w:pStyle w:val="ListParagraph"/>
+        <w:numPr>
+          <w:ilvl w:val="0"/>
+          <w:numId w:val="2"/>
+        </w:numPr>
+        <w:spacing w:after="100" w:line="312" w:lineRule="auto"/>
+      </w:pPr>
+      <w:r>
+        <w:rPr>
+          <w:b/>
+          <w:bCs/>
+          <w:sz w:val="22"/>
+          <w:szCs w:val="22"/>
+        </w:rPr>
+        <w:t xml:space="preserve">Die Silhouette zuerst. </w:t>
+      </w:r>
+      <w:r>
+        <w:rPr>
+          <w:sz w:val="22"/>
+          <w:szCs w:val="22"/>
+        </w:rPr>
+        <w:t xml:space="preserve">Male erst den Umriss in einer Farbe und sieh ihn dir klein an. Erkennt man, was es sein soll? Dann erst Farben hineinlegen. Erkennt man es nicht, hilft auch schönes Ausmalen nicht.</w:t>
+      </w:r>
+    </w:p>
+    <w:p>
+      <w:pPr>
+        <w:pStyle w:val="ListParagraph"/>
+        <w:numPr>
+          <w:ilvl w:val="0"/>
+          <w:numId w:val="2"/>
+        </w:numPr>
+        <w:spacing w:after="100" w:line="312" w:lineRule="auto"/>
+      </w:pPr>
+      <w:r>
+        <w:rPr>
+          <w:b/>
+          <w:bCs/>
+          <w:sz w:val="22"/>
+          <w:szCs w:val="22"/>
+        </w:rPr>
+        <w:t xml:space="preserve">Ausprobieren, wie es im Spiel wirkt. </w:t>
+      </w:r>
+      <w:r>
+        <w:rPr>
+          <w:sz w:val="22"/>
+          <w:szCs w:val="22"/>
+        </w:rPr>
+        <w:t xml:space="preserve">Eine Figur, die im Editor riesig auf dem Bildschirm steht, ist im Spiel 32 Punkte groß. Zeig sie dir immer wieder in der wirklichen Größe an.</w:t>
+      </w:r>
+    </w:p>
+    <w:p>
+      <w:pPr>
+        <w:pStyle w:val="Heading2"/>
+        <w:keepNext/>
+        <w:keepLines/>
+        <w:spacing w:after="120" w:before="280"/>
+      </w:pPr>
+      <w:r>
+        <w:t xml:space="preserve">Mehrere Bilder in einer Datei</w:t>
+      </w:r>
+    </w:p>
+    <w:p>
+      <w:pPr>
+        <w:spacing w:after="180" w:line="312" w:lineRule="auto"/>
+      </w:pPr>
+      <w:r>
+        <w:rPr>
+          <w:sz w:val="22"/>
+          <w:szCs w:val="22"/>
+        </w:rPr>
+        <w:t xml:space="preserve">Der Editor kann von Anfang an mehrere Bilder auf einmal — er nennt sie Frames. Rechts stehen sie als kleine Vorschauen untereinander; mit den Tasten F2 bis F9 springst du direkt hin, und Strg+P zeigt dir die Folge als laufende Animation.</w:t>
+      </w:r>
+    </w:p>
+    <w:p>
+      <w:pPr>
+        <w:spacing w:after="180" w:line="312" w:lineRule="auto"/>
+      </w:pPr>
+      <w:r>
+        <w:rPr>
+          <w:sz w:val="22"/>
+          <w:szCs w:val="22"/>
+        </w:rPr>
+        <w:t xml:space="preserve">Beim Speichern als PNG entsteht daraus genau das, was du im letzten Kapitel schon benutzt hast: ein Streifen, in dem die Bilder nebeneinanderliegen.</w:t>
+      </w:r>
+    </w:p>
+    <w:p>
+      <w:pPr>
+        <w:keepNext/>
+        <w:spacing w:after="40" w:before="160"/>
+        <w:jc w:val="center"/>
+      </w:pPr>
+      <w:r>
+        <w:drawing>
+          <wp:inline distT="0" distB="0" distL="0" distR="0">
+            <wp:extent cx="4381500" cy="2085975"/>
+            <wp:effectExtent t="0" r="0" b="0" l="0"/>
+            <wp:docPr id="1" name="kap21_zwei_frames.png" descr="Zwei Frames desselben Gegners. Nur Fühler und Beine unterscheiden sich — und genau daraus entsteht im nächsten Kapitel Bewegung." title="Zwei Frames desselben Gegners. Nur Fühler und Beine unterscheiden sich — und genau daraus entsteht im nächsten Kapitel Bewegung."/>
+            <wp:cNvGraphicFramePr>
+              <a:graphicFrameLocks xmlns:a="http://schemas.openxmlformats.org/drawingml/2006/main" noChangeAspect="1"/>
+            </wp:cNvGraphicFramePr>
+            <a:graphic xmlns:a="http://schemas.openxmlformats.org/drawingml/2006/main">
+              <a:graphicData uri="http://schemas.openxmlformats.org/drawingml/2006/picture">
+                <pic:pic xmlns:pic="http://schemas.openxmlformats.org/drawingml/2006/picture">
+                  <pic:nvPicPr>
+                    <pic:cNvPr id="0" name="" descr=""/>
+                    <pic:cNvPicPr>
+                      <a:picLocks noChangeAspect="1" noChangeArrowheads="1"/>
+                    </pic:cNvPicPr>
+                  </pic:nvPicPr>
+                  <pic:blipFill>
+                    <a:blip r:embed="rId64" cstate="none"/>
+                    <a:srcRect/>
+                    <a:stretch>
+                      <a:fillRect/>
+                    </a:stretch>
+                  </pic:blipFill>
+                  <pic:spPr bwMode="auto">
+                    <a:xfrm>
+                      <a:off x="0" y="0"/>
+                      <a:ext cx="4381500" cy="2085975"/>
+                    </a:xfrm>
+                    <a:prstGeom prst="rect">
+                      <a:avLst/>
+                    </a:prstGeom>
+                  </pic:spPr>
+                </pic:pic>
+              </a:graphicData>
+            </a:graphic>
+          </wp:inline>
+        </w:drawing>
+      </w:r>
+    </w:p>
+    <w:p>
+      <w:pPr>
+        <w:spacing w:after="200"/>
+        <w:jc w:val="center"/>
+      </w:pPr>
+      <w:r>
+        <w:rPr>
+          <w:i/>
+          <w:iCs/>
+          <w:color w:val="6A6A6A"/>
+          <w:sz w:val="18"/>
+          <w:szCs w:val="18"/>
+        </w:rPr>
+        <w:t xml:space="preserve">Zwei Frames desselben Gegners. Nur Fühler und Beine unterscheiden sich — und genau daraus entsteht im nächsten Kapitel Bewegung.</w:t>
+      </w:r>
+    </w:p>
+    <w:p>
+      <w:pPr>
+        <w:spacing w:after="180" w:line="312" w:lineRule="auto"/>
+      </w:pPr>
+      <w:r>
+        <w:rPr>
+          <w:sz w:val="22"/>
+          <w:szCs w:val="22"/>
+        </w:rPr>
+        <w:t xml:space="preserve">Damit schließt sich der Kreis zum letzten Kapitel: DRAWIMAGEPART schneidet aus so einem Streifen ein einzelnes Feld heraus. Was der Editor speichert, liest dein Programm.</w:t>
+      </w:r>
+    </w:p>
+    <w:p>
+      <w:pPr>
+        <w:spacing w:before="60"/>
+      </w:pPr>
+    </w:p>
+    <w:tbl>
+      <w:tblPr>
+        <w:tblW w:type="dxa" w:w="9026"/>
+        <w:tblBorders>
+          <w:top w:val="single" w:color="auto" w:sz="4"/>
+          <w:left w:val="single" w:color="auto" w:sz="4"/>
+          <w:bottom w:val="single" w:color="auto" w:sz="4"/>
+          <w:right w:val="single" w:color="auto" w:sz="4"/>
+          <w:insideH w:val="single" w:color="auto" w:sz="4"/>
+          <w:insideV w:val="single" w:color="auto" w:sz="4"/>
+        </w:tblBorders>
+      </w:tblPr>
+      <w:tblGrid>
+        <w:gridCol w:w="9026"/>
+      </w:tblGrid>
+      <w:tr>
+        <w:trPr>
+          <w:cantSplit/>
+        </w:trPr>
+        <w:tc>
+          <w:tcPr>
+            <w:tcW w:type="dxa" w:w="9026"/>
+            <w:tcBorders>
+              <w:top w:val="single" w:color="9CC8E6" w:sz="6"/>
+              <w:left w:val="single" w:color="9CC8E6" w:sz="6"/>
+              <w:bottom w:val="single" w:color="9CC8E6" w:sz="6"/>
+              <w:right w:val="single" w:color="9CC8E6" w:sz="6"/>
+            </w:tcBorders>
+            <w:shd w:fill="E7F2FA" w:val="clear"/>
+            <w:tcMar>
+              <w:top w:type="dxa" w:w="140"/>
+              <w:left w:type="dxa" w:w="180"/>
+              <w:bottom w:type="dxa" w:w="140"/>
+              <w:right w:type="dxa" w:w="180"/>
+            </w:tcMar>
+          </w:tcPr>
+          <w:p>
+            <w:pPr>
+              <w:spacing w:after="40"/>
+            </w:pPr>
+            <w:r>
+              <w:rPr>
+                <w:b/>
+                <w:bCs/>
+                <w:color w:val="1B6CA8"/>
+                <w:sz w:val="22"/>
+                <w:szCs w:val="22"/>
+              </w:rPr>
+              <w:t xml:space="preserve">Zwiebelhaut</w:t>
+            </w:r>
+          </w:p>
+          <w:p>
+            <w:pPr>
+              <w:spacing w:after="0" w:line="312" w:lineRule="auto"/>
+            </w:pPr>
+            <w:r>
+              <w:rPr>
+                <w:sz w:val="22"/>
+                <w:szCs w:val="22"/>
+              </w:rPr>
+              <w:t xml:space="preserve">Für Animationen gibt es eine Hilfe, die man einmal gesehen haben muss: das Onion-Skinning. Ist es eingeschaltet, siehst du blass hinter dem aktuellen Bild die Nachbarbilder durchscheinen — vorherige blau, nächste rot. Damit malst du das zweite Bild passgenau über das erste, statt hin- und herzuklicken und zu raten.</w:t>
+            </w:r>
+          </w:p>
+        </w:tc>
+      </w:tr>
+    </w:tbl>
+    <w:p>
+      <w:pPr>
+        <w:spacing w:after="160"/>
+      </w:pPr>
+    </w:p>
+    <w:p>
+      <w:pPr>
+        <w:pStyle w:val="Heading2"/>
+        <w:keepNext/>
+        <w:keepLines/>
+        <w:spacing w:after="120" w:before="280"/>
+      </w:pPr>
+      <w:r>
+        <w:t xml:space="preserve">Ein sinnvoller Ablauf</w:t>
+      </w:r>
+    </w:p>
+    <w:p>
+      <w:pPr>
+        <w:spacing w:after="180" w:line="312" w:lineRule="auto"/>
+      </w:pPr>
+      <w:r>
+        <w:rPr>
+          <w:sz w:val="22"/>
+          <w:szCs w:val="22"/>
+        </w:rPr>
+        <w:t xml:space="preserve">Wenn du deine erste eigene Figur malst, geh am besten so vor:</w:t>
+      </w:r>
+    </w:p>
+    <w:p>
+      <w:pPr>
+        <w:pStyle w:val="ListParagraph"/>
+        <w:numPr>
+          <w:ilvl w:val="0"/>
+          <w:numId w:val="2"/>
+        </w:numPr>
+        <w:spacing w:after="100" w:line="312" w:lineRule="auto"/>
+      </w:pPr>
+      <w:r>
+        <w:rPr>
+          <w:sz w:val="22"/>
+          <w:szCs w:val="22"/>
+        </w:rPr>
+        <w:t xml:space="preserve">Strg+N, Größe 16 mal 16, ein Bild.</w:t>
+      </w:r>
+    </w:p>
+    <w:p>
+      <w:pPr>
+        <w:pStyle w:val="ListParagraph"/>
+        <w:numPr>
+          <w:ilvl w:val="0"/>
+          <w:numId w:val="2"/>
+        </w:numPr>
+        <w:spacing w:after="100" w:line="312" w:lineRule="auto"/>
+      </w:pPr>
+      <w:r>
+        <w:rPr>
+          <w:sz w:val="22"/>
+          <w:szCs w:val="22"/>
+        </w:rPr>
+        <w:t xml:space="preserve">Spiegelung einschalten (Strg+Shift+X), falls die Figur symmetrisch werden soll.</w:t>
+      </w:r>
+    </w:p>
+    <w:p>
+      <w:pPr>
+        <w:pStyle w:val="ListParagraph"/>
+        <w:numPr>
+          <w:ilvl w:val="0"/>
+          <w:numId w:val="2"/>
+        </w:numPr>
+        <w:spacing w:after="100" w:line="312" w:lineRule="auto"/>
+      </w:pPr>
+      <w:r>
+        <w:rPr>
+          <w:sz w:val="22"/>
+          <w:szCs w:val="22"/>
+        </w:rPr>
+        <w:t xml:space="preserve">Mit dem Stift den Umriss ziehen. Nicht ausmalen, nur die Form.</w:t>
+      </w:r>
+    </w:p>
+    <w:p>
+      <w:pPr>
+        <w:pStyle w:val="ListParagraph"/>
+        <w:numPr>
+          <w:ilvl w:val="0"/>
+          <w:numId w:val="2"/>
+        </w:numPr>
+        <w:spacing w:after="100" w:line="312" w:lineRule="auto"/>
+      </w:pPr>
+      <w:r>
+        <w:rPr>
+          <w:sz w:val="22"/>
+          <w:szCs w:val="22"/>
+        </w:rPr>
+        <w:t xml:space="preserve">Kurz zurücklehnen. Erkennt man es? Wenn nicht, jetzt ändern und nicht später.</w:t>
+      </w:r>
+    </w:p>
+    <w:p>
+      <w:pPr>
+        <w:pStyle w:val="ListParagraph"/>
+        <w:numPr>
+          <w:ilvl w:val="0"/>
+          <w:numId w:val="2"/>
+        </w:numPr>
+        <w:spacing w:after="100" w:line="312" w:lineRule="auto"/>
+      </w:pPr>
+      <w:r>
+        <w:rPr>
+          <w:sz w:val="22"/>
+          <w:szCs w:val="22"/>
+        </w:rPr>
+        <w:t xml:space="preserve">Mit dem Farbeimer die Fläche füllen, dann Schatten und helle Kanten setzen.</w:t>
+      </w:r>
+    </w:p>
+    <w:p>
+      <w:pPr>
+        <w:pStyle w:val="ListParagraph"/>
+        <w:numPr>
+          <w:ilvl w:val="0"/>
+          <w:numId w:val="2"/>
+        </w:numPr>
+        <w:spacing w:after="100" w:line="312" w:lineRule="auto"/>
+      </w:pPr>
+      <w:r>
+        <w:rPr>
+          <w:sz w:val="22"/>
+          <w:szCs w:val="22"/>
+        </w:rPr>
+        <w:t xml:space="preserve">Als PNG neben deinem Programm speichern und im Programm ansehen.</w:t>
+      </w:r>
+    </w:p>
+    <w:p>
+      <w:pPr>
+        <w:spacing w:after="180" w:line="312" w:lineRule="auto"/>
+      </w:pPr>
+      <w:r>
+        <w:rPr>
+          <w:sz w:val="22"/>
+          <w:szCs w:val="22"/>
+        </w:rPr>
+        <w:t xml:space="preserve">Der vierte Punkt ist der wichtigste und wird am häufigsten übersprungen.</w:t>
+      </w:r>
+    </w:p>
+    <w:p>
+      <w:pPr>
+        <w:pStyle w:val="Heading2"/>
+        <w:keepNext/>
+        <w:keepLines/>
+        <w:spacing w:after="120" w:before="280"/>
+      </w:pPr>
+      <w:r>
+        <w:t xml:space="preserve">Wenn etwas nicht geht</w:t>
+      </w:r>
+    </w:p>
+    <w:tbl>
+      <w:tblPr>
+        <w:tblW w:type="dxa" w:w="9026"/>
+        <w:tblBorders>
+          <w:top w:val="single" w:color="D0D0D0" w:sz="4"/>
+          <w:left w:val="single" w:color="D0D0D0" w:sz="4"/>
+          <w:bottom w:val="single" w:color="D0D0D0" w:sz="4"/>
+          <w:right w:val="single" w:color="D0D0D0" w:sz="4"/>
+          <w:insideH w:val="single" w:color="D0D0D0" w:sz="4"/>
+          <w:insideV w:val="single" w:color="D0D0D0" w:sz="4"/>
+        </w:tblBorders>
+      </w:tblPr>
+      <w:tblGrid>
+        <w:gridCol w:w="3400"/>
+        <w:gridCol w:w="5626"/>
+      </w:tblGrid>
+      <w:tr>
+        <w:trPr>
+          <w:cantSplit/>
+          <w:tblHeader/>
+        </w:trPr>
+        <w:tc>
+          <w:tcPr>
+            <w:tcW w:type="dxa" w:w="3400"/>
+            <w:shd w:fill="1B6CA8" w:val="clear"/>
+            <w:tcMar>
+              <w:top w:type="dxa" w:w="30"/>
+              <w:left w:type="dxa" w:w="90"/>
+              <w:bottom w:type="dxa" w:w="30"/>
+              <w:right w:type="dxa" w:w="90"/>
+            </w:tcMar>
+          </w:tcPr>
+          <w:p>
+            <w:pPr>
+              <w:spacing w:after="0" w:line="240" w:lineRule="auto"/>
+            </w:pPr>
+            <w:r>
+              <w:rPr>
+                <w:rFonts w:ascii="Arial" w:cs="Arial" w:eastAsia="Arial" w:hAnsi="Arial"/>
+                <w:b/>
+                <w:bCs/>
+                <w:color w:val="FFFFFF"/>
+                <w:sz w:val="19"/>
+                <w:szCs w:val="19"/>
+              </w:rPr>
+              <w:t xml:space="preserve">Was du siehst</w:t>
+            </w:r>
+          </w:p>
+        </w:tc>
+        <w:tc>
+          <w:tcPr>
+            <w:tcW w:type="dxa" w:w="5626"/>
+            <w:shd w:fill="1B6CA8" w:val="clear"/>
+            <w:tcMar>
+              <w:top w:type="dxa" w:w="30"/>
+              <w:left w:type="dxa" w:w="90"/>
+              <w:bottom w:type="dxa" w:w="30"/>
+              <w:right w:type="dxa" w:w="90"/>
+            </w:tcMar>
+          </w:tcPr>
+          <w:p>
+            <w:pPr>
+              <w:spacing w:after="0" w:line="240" w:lineRule="auto"/>
+            </w:pPr>
+            <w:r>
+              <w:rPr>
+                <w:rFonts w:ascii="Arial" w:cs="Arial" w:eastAsia="Arial" w:hAnsi="Arial"/>
+                <w:b/>
+                <w:bCs/>
+                <w:color w:val="FFFFFF"/>
+                <w:sz w:val="19"/>
+                <w:szCs w:val="19"/>
+              </w:rPr>
+              <w:t xml:space="preserve">Was meistens dahintersteckt</w:t>
+            </w:r>
+          </w:p>
+        </w:tc>
+      </w:tr>
+      <w:tr>
+        <w:trPr>
+          <w:cantSplit/>
+        </w:trPr>
+        <w:tc>
+          <w:tcPr>
+            <w:tcW w:type="dxa" w:w="3400"/>
+            <w:tcMar>
+              <w:top w:type="dxa" w:w="30"/>
+              <w:left w:type="dxa" w:w="90"/>
+              <w:bottom w:type="dxa" w:w="30"/>
+              <w:right w:type="dxa" w:w="90"/>
+            </w:tcMar>
+          </w:tcPr>
+          <w:p>
+            <w:pPr>
+              <w:spacing w:after="0" w:line="240" w:lineRule="auto"/>
+            </w:pPr>
+            <w:r>
+              <w:rPr>
+                <w:rFonts w:ascii="Arial" w:cs="Arial" w:eastAsia="Arial" w:hAnsi="Arial"/>
+                <w:color w:val="222222"/>
+                <w:sz w:val="19"/>
+                <w:szCs w:val="19"/>
+              </w:rPr>
+              <w:t xml:space="preserve">Das Bild hat einen schwarzen Hintergrund</w:t>
+            </w:r>
+          </w:p>
+        </w:tc>
+        <w:tc>
+          <w:tcPr>
+            <w:tcW w:type="dxa" w:w="5626"/>
+            <w:tcMar>
+              <w:top w:type="dxa" w:w="30"/>
+              <w:left w:type="dxa" w:w="90"/>
+              <w:bottom w:type="dxa" w:w="30"/>
+              <w:right w:type="dxa" w:w="90"/>
+            </w:tcMar>
+          </w:tcPr>
+          <w:p>
+            <w:pPr>
+              <w:spacing w:after="0" w:line="240" w:lineRule="auto"/>
+            </w:pPr>
+            <w:r>
+              <w:rPr>
+                <w:rFonts w:ascii="Arial" w:cs="Arial" w:eastAsia="Arial" w:hAnsi="Arial"/>
+                <w:color w:val="222222"/>
+                <w:sz w:val="19"/>
+                <w:szCs w:val="19"/>
+              </w:rPr>
+              <w:t xml:space="preserve">Es wurde mit dem Stift statt mit dem Radierer freigemacht. Radierer macht durchsichtig, der Stift malt eine Farbe.</w:t>
+            </w:r>
+          </w:p>
+        </w:tc>
+      </w:tr>
+      <w:tr>
+        <w:trPr>
+          <w:cantSplit/>
+        </w:trPr>
+        <w:tc>
+          <w:tcPr>
+            <w:tcW w:type="dxa" w:w="3400"/>
+            <w:tcMar>
+              <w:top w:type="dxa" w:w="30"/>
+              <w:left w:type="dxa" w:w="90"/>
+              <w:bottom w:type="dxa" w:w="30"/>
+              <w:right w:type="dxa" w:w="90"/>
+            </w:tcMar>
+          </w:tcPr>
+          <w:p>
+            <w:pPr>
+              <w:spacing w:after="0" w:line="240" w:lineRule="auto"/>
+            </w:pPr>
+            <w:r>
+              <w:rPr>
+                <w:rFonts w:ascii="Arial" w:cs="Arial" w:eastAsia="Arial" w:hAnsi="Arial"/>
+                <w:color w:val="222222"/>
+                <w:sz w:val="19"/>
+                <w:szCs w:val="19"/>
+              </w:rPr>
+              <w:t xml:space="preserve">Im Spiel ist die Figur winzig</w:t>
+            </w:r>
+          </w:p>
+        </w:tc>
+        <w:tc>
+          <w:tcPr>
+            <w:tcW w:type="dxa" w:w="5626"/>
+            <w:tcMar>
+              <w:top w:type="dxa" w:w="30"/>
+              <w:left w:type="dxa" w:w="90"/>
+              <w:bottom w:type="dxa" w:w="30"/>
+              <w:right w:type="dxa" w:w="90"/>
+            </w:tcMar>
+          </w:tcPr>
+          <w:p>
+            <w:pPr>
+              <w:spacing w:after="0" w:line="240" w:lineRule="auto"/>
+            </w:pPr>
+            <w:r>
+              <w:rPr>
+                <w:rFonts w:ascii="Arial" w:cs="Arial" w:eastAsia="Arial" w:hAnsi="Arial"/>
+                <w:color w:val="222222"/>
+                <w:sz w:val="19"/>
+                <w:szCs w:val="19"/>
+              </w:rPr>
+              <w:t xml:space="preserve">Der Editor zeigt stark vergrößert. Ein 16er-Sprite ist im Fenster wirklich 16 Punkte groß — im Zweifel doppelt so groß malen.</w:t>
+            </w:r>
+          </w:p>
+        </w:tc>
+      </w:tr>
+      <w:tr>
+        <w:trPr>
+          <w:cantSplit/>
+        </w:trPr>
+        <w:tc>
+          <w:tcPr>
+            <w:tcW w:type="dxa" w:w="3400"/>
+            <w:tcMar>
+              <w:top w:type="dxa" w:w="30"/>
+              <w:left w:type="dxa" w:w="90"/>
+              <w:bottom w:type="dxa" w:w="30"/>
+              <w:right w:type="dxa" w:w="90"/>
+            </w:tcMar>
+          </w:tcPr>
+          <w:p>
+            <w:pPr>
+              <w:spacing w:after="0" w:line="240" w:lineRule="auto"/>
+            </w:pPr>
+            <w:r>
+              <w:rPr>
+                <w:rFonts w:ascii="Arial" w:cs="Arial" w:eastAsia="Arial" w:hAnsi="Arial"/>
+                <w:color w:val="222222"/>
+                <w:sz w:val="19"/>
+                <w:szCs w:val="19"/>
+              </w:rPr>
+              <w:t xml:space="preserve">Die Figur verschwindet vor dem Hintergrund</w:t>
+            </w:r>
+          </w:p>
+        </w:tc>
+        <w:tc>
+          <w:tcPr>
+            <w:tcW w:type="dxa" w:w="5626"/>
+            <w:tcMar>
+              <w:top w:type="dxa" w:w="30"/>
+              <w:left w:type="dxa" w:w="90"/>
+              <w:bottom w:type="dxa" w:w="30"/>
+              <w:right w:type="dxa" w:w="90"/>
+            </w:tcMar>
+          </w:tcPr>
+          <w:p>
+            <w:pPr>
+              <w:spacing w:after="0" w:line="240" w:lineRule="auto"/>
+            </w:pPr>
+            <w:r>
+              <w:rPr>
+                <w:rFonts w:ascii="Arial" w:cs="Arial" w:eastAsia="Arial" w:hAnsi="Arial"/>
+                <w:color w:val="222222"/>
+                <w:sz w:val="19"/>
+                <w:szCs w:val="19"/>
+              </w:rPr>
+              <w:t xml:space="preserve">Es fehlt die Umrandung.</w:t>
+            </w:r>
+          </w:p>
+        </w:tc>
+      </w:tr>
+      <w:tr>
+        <w:trPr>
+          <w:cantSplit/>
+        </w:trPr>
+        <w:tc>
+          <w:tcPr>
+            <w:tcW w:type="dxa" w:w="3400"/>
+            <w:tcMar>
+              <w:top w:type="dxa" w:w="30"/>
+              <w:left w:type="dxa" w:w="90"/>
+              <w:bottom w:type="dxa" w:w="30"/>
+              <w:right w:type="dxa" w:w="90"/>
+            </w:tcMar>
+          </w:tcPr>
+          <w:p>
+            <w:pPr>
+              <w:spacing w:after="0" w:line="240" w:lineRule="auto"/>
+            </w:pPr>
+            <w:r>
+              <w:rPr>
+                <w:rFonts w:ascii="Arial" w:cs="Arial" w:eastAsia="Arial" w:hAnsi="Arial"/>
+                <w:color w:val="222222"/>
+                <w:sz w:val="19"/>
+                <w:szCs w:val="19"/>
+              </w:rPr>
+              <w:t xml:space="preserve">Das Programm findet die Datei nicht</w:t>
+            </w:r>
+          </w:p>
+        </w:tc>
+        <w:tc>
+          <w:tcPr>
+            <w:tcW w:type="dxa" w:w="5626"/>
+            <w:tcMar>
+              <w:top w:type="dxa" w:w="30"/>
+              <w:left w:type="dxa" w:w="90"/>
+              <w:bottom w:type="dxa" w:w="30"/>
+              <w:right w:type="dxa" w:w="90"/>
+            </w:tcMar>
+          </w:tcPr>
+          <w:p>
+            <w:pPr>
+              <w:spacing w:after="0" w:line="240" w:lineRule="auto"/>
+            </w:pPr>
+            <w:r>
+              <w:rPr>
+                <w:rFonts w:ascii="Arial" w:cs="Arial" w:eastAsia="Arial" w:hAnsi="Arial"/>
+                <w:color w:val="222222"/>
+                <w:sz w:val="19"/>
+                <w:szCs w:val="19"/>
+              </w:rPr>
+              <w:t xml:space="preserve">Sie muss neben dem Programm liegen, nicht dort, wo der Editor sie zuletzt gespeichert hat.</w:t>
+            </w:r>
+          </w:p>
+        </w:tc>
+      </w:tr>
+      <w:tr>
+        <w:trPr>
+          <w:cantSplit/>
+        </w:trPr>
+        <w:tc>
+          <w:tcPr>
+            <w:tcW w:type="dxa" w:w="3400"/>
+            <w:tcMar>
+              <w:top w:type="dxa" w:w="30"/>
+              <w:left w:type="dxa" w:w="90"/>
+              <w:bottom w:type="dxa" w:w="30"/>
+              <w:right w:type="dxa" w:w="90"/>
+            </w:tcMar>
+          </w:tcPr>
+          <w:p>
+            <w:pPr>
+              <w:spacing w:after="0" w:line="240" w:lineRule="auto"/>
+            </w:pPr>
+            <w:r>
+              <w:rPr>
+                <w:rFonts w:ascii="Arial" w:cs="Arial" w:eastAsia="Arial" w:hAnsi="Arial"/>
+                <w:color w:val="222222"/>
+                <w:sz w:val="19"/>
+                <w:szCs w:val="19"/>
+              </w:rPr>
+              <w:t xml:space="preserve">Nur das erste Bild erscheint</w:t>
+            </w:r>
+          </w:p>
+        </w:tc>
+        <w:tc>
+          <w:tcPr>
+            <w:tcW w:type="dxa" w:w="5626"/>
+            <w:tcMar>
+              <w:top w:type="dxa" w:w="30"/>
+              <w:left w:type="dxa" w:w="90"/>
+              <w:bottom w:type="dxa" w:w="30"/>
+              <w:right w:type="dxa" w:w="90"/>
+            </w:tcMar>
+          </w:tcPr>
+          <w:p>
+            <w:pPr>
+              <w:spacing w:after="0" w:line="240" w:lineRule="auto"/>
+            </w:pPr>
+            <w:r>
+              <w:rPr>
+                <w:rFonts w:ascii="Arial" w:cs="Arial" w:eastAsia="Arial" w:hAnsi="Arial"/>
+                <w:color w:val="222222"/>
+                <w:sz w:val="19"/>
+                <w:szCs w:val="19"/>
+              </w:rPr>
+              <w:t xml:space="preserve">Mehrere Frames werden als Streifen gespeichert. Im Programm braucht es DRAWIMAGEPART, um ein einzelnes Feld zu zeigen.</w:t>
+            </w:r>
+          </w:p>
+        </w:tc>
+      </w:tr>
+      <w:tr>
+        <w:trPr>
+          <w:cantSplit/>
+        </w:trPr>
+        <w:tc>
+          <w:tcPr>
+            <w:tcW w:type="dxa" w:w="3400"/>
+            <w:tcMar>
+              <w:top w:type="dxa" w:w="30"/>
+              <w:left w:type="dxa" w:w="90"/>
+              <w:bottom w:type="dxa" w:w="30"/>
+              <w:right w:type="dxa" w:w="90"/>
+            </w:tcMar>
+          </w:tcPr>
+          <w:p>
+            <w:pPr>
+              <w:spacing w:after="0" w:line="240" w:lineRule="auto"/>
+            </w:pPr>
+            <w:r>
+              <w:rPr>
+                <w:rFonts w:ascii="Arial" w:cs="Arial" w:eastAsia="Arial" w:hAnsi="Arial"/>
+                <w:color w:val="222222"/>
+                <w:sz w:val="19"/>
+                <w:szCs w:val="19"/>
+              </w:rPr>
+              <w:t xml:space="preserve">Die Spiegelung malt an der falschen Stelle</w:t>
+            </w:r>
+          </w:p>
+        </w:tc>
+        <w:tc>
+          <w:tcPr>
+            <w:tcW w:type="dxa" w:w="5626"/>
+            <w:tcMar>
+              <w:top w:type="dxa" w:w="30"/>
+              <w:left w:type="dxa" w:w="90"/>
+              <w:bottom w:type="dxa" w:w="30"/>
+              <w:right w:type="dxa" w:w="90"/>
+            </w:tcMar>
+          </w:tcPr>
+          <w:p>
+            <w:pPr>
+              <w:spacing w:after="0" w:line="240" w:lineRule="auto"/>
+            </w:pPr>
+            <w:r>
+              <w:rPr>
+                <w:rFonts w:ascii="Arial" w:cs="Arial" w:eastAsia="Arial" w:hAnsi="Arial"/>
+                <w:color w:val="222222"/>
+                <w:sz w:val="19"/>
+                <w:szCs w:val="19"/>
+              </w:rPr>
+              <w:t xml:space="preserve">Sie spiegelt an der Mitte der Fläche. Bei ungerader Breite gibt es keine saubere Mitte — nimm gerade Maße.</w:t>
+            </w:r>
+          </w:p>
+        </w:tc>
+      </w:tr>
+    </w:tbl>
+    <w:p>
+      <w:pPr>
+        <w:spacing w:after="160"/>
+      </w:pPr>
+    </w:p>
+    <w:p>
+      <w:pPr>
+        <w:pStyle w:val="Heading2"/>
+        <w:keepNext/>
+        <w:keepLines/>
+        <w:spacing w:after="120" w:before="280"/>
+      </w:pPr>
+      <w:r>
+        <w:t xml:space="preserve">Aufgaben</w:t>
+      </w:r>
+    </w:p>
+    <w:p>
+      <w:pPr>
+        <w:pStyle w:val="ListParagraph"/>
+        <w:numPr>
+          <w:ilvl w:val="0"/>
+          <w:numId w:val="2"/>
+        </w:numPr>
+        <w:spacing w:after="100" w:line="312" w:lineRule="auto"/>
+      </w:pPr>
+      <w:r>
+        <w:rPr>
+          <w:sz w:val="22"/>
+          <w:szCs w:val="22"/>
+        </w:rPr>
+        <w:t xml:space="preserve">Male dein eigenes Raumschiff, 16 mal 16, mit eingeschalteter Spiegelung. Lade es in das Programm aus Kapitel 19.</w:t>
+      </w:r>
+    </w:p>
+    <w:p>
+      <w:pPr>
+        <w:pStyle w:val="ListParagraph"/>
+        <w:numPr>
+          <w:ilvl w:val="0"/>
+          <w:numId w:val="2"/>
+        </w:numPr>
+        <w:spacing w:after="100" w:line="312" w:lineRule="auto"/>
+      </w:pPr>
+      <w:r>
+        <w:rPr>
+          <w:sz w:val="22"/>
+          <w:szCs w:val="22"/>
+        </w:rPr>
+        <w:t xml:space="preserve">Male eine zweite Fassung desselben Schiffs mit längerer Flamme und wechsle im Programm zwischen beiden hin und her.</w:t>
+      </w:r>
+    </w:p>
+    <w:p>
+      <w:pPr>
+        <w:pStyle w:val="ListParagraph"/>
+        <w:numPr>
+          <w:ilvl w:val="0"/>
+          <w:numId w:val="2"/>
+        </w:numPr>
+        <w:spacing w:after="100" w:line="312" w:lineRule="auto"/>
+      </w:pPr>
+      <w:r>
+        <w:rPr>
+          <w:sz w:val="22"/>
+          <w:szCs w:val="22"/>
+        </w:rPr>
+        <w:t xml:space="preserve">Male einen Gegner in zwei Frames und benutze die Zwiebelhaut dabei.</w:t>
+      </w:r>
+    </w:p>
+    <w:p>
+      <w:pPr>
+        <w:pStyle w:val="ListParagraph"/>
+        <w:numPr>
+          <w:ilvl w:val="0"/>
+          <w:numId w:val="2"/>
+        </w:numPr>
+        <w:spacing w:after="100" w:line="312" w:lineRule="auto"/>
+      </w:pPr>
+      <w:r>
+        <w:rPr>
+          <w:sz w:val="22"/>
+          <w:szCs w:val="22"/>
+        </w:rPr>
+        <w:t xml:space="preserve">Male eine Münze in vier Frames, die sich zu drehen scheint. Der Trick ist, sie von Bild zu Bild schmaler werden zu lassen.</w:t>
+      </w:r>
+    </w:p>
+    <w:p>
+      <w:pPr>
+        <w:pStyle w:val="ListParagraph"/>
+        <w:numPr>
+          <w:ilvl w:val="0"/>
+          <w:numId w:val="2"/>
+        </w:numPr>
+        <w:spacing w:after="100" w:line="312" w:lineRule="auto"/>
+      </w:pPr>
+      <w:r>
+        <w:rPr>
+          <w:sz w:val="22"/>
+          <w:szCs w:val="22"/>
+        </w:rPr>
+        <w:t xml:space="preserve">Nimm eine deiner Figuren und male sie noch einmal mit nur drei Farben. Vergleiche, welche besser lesbar ist.</w:t>
+      </w:r>
+    </w:p>
+    <w:p>
+      <w:pPr>
+        <w:pStyle w:val="ListParagraph"/>
+        <w:numPr>
+          <w:ilvl w:val="0"/>
+          <w:numId w:val="2"/>
+        </w:numPr>
+        <w:spacing w:after="100" w:line="312" w:lineRule="auto"/>
+      </w:pPr>
+      <w:r>
+        <w:rPr>
+          <w:sz w:val="22"/>
+          <w:szCs w:val="22"/>
+        </w:rPr>
+        <w:t xml:space="preserve">Male ein Sprite, das nach rechts schaut. Im Programm zeigst du es mit DRAWIMAGEFLIPPED auch nach links — so brauchst du nur eine Richtung zu malen.</w:t>
+      </w:r>
+    </w:p>
+    <w:p>
+      <w:pPr>
+        <w:spacing w:after="180" w:line="312" w:lineRule="auto"/>
+      </w:pPr>
+      <w:r>
+        <w:rPr>
+          <w:sz w:val="22"/>
+          <w:szCs w:val="22"/>
+        </w:rPr>
+        <w:t xml:space="preserve">Jetzt hast du Figuren. Im nächsten Kapitel bringen wir sie zum Laufen.</w:t>
+      </w:r>
+    </w:p>
+    <w:p>
+      <w:pPr>
+        <w:pStyle w:val="Heading1"/>
+        <w:keepNext/>
+        <w:keepLines/>
+        <w:pageBreakBefore/>
+        <w:pBdr>
+          <w:bottom w:val="single" w:color="1B6CA8" w:sz="12" w:space="4"/>
+        </w:pBdr>
+        <w:spacing w:after="160" w:before="0"/>
+      </w:pPr>
+      <w:r>
+        <w:t xml:space="preserve">Animation</w:t>
+      </w:r>
+    </w:p>
+    <w:p>
+      <w:pPr>
+        <w:spacing w:after="180" w:line="312" w:lineRule="auto"/>
+      </w:pPr>
+      <w:r>
+        <w:rPr>
+          <w:sz w:val="22"/>
+          <w:szCs w:val="22"/>
+        </w:rPr>
+        <w:t xml:space="preserve">Bewegung kennst du seit Kapitel 5: Das Bild wird sechzigmal in der Sekunde neu gemalt, und was darauf steht, hat sich ein Stück verschoben.</w:t>
+      </w:r>
+    </w:p>
+    <w:p>
+      <w:pPr>
+        <w:spacing w:after="180" w:line="312" w:lineRule="auto"/>
+      </w:pPr>
+      <w:r>
+        <w:rPr>
+          <w:sz w:val="22"/>
+          <w:szCs w:val="22"/>
+        </w:rPr>
+        <w:t xml:space="preserve">Animation ist derselbe Gedanke, nur eine Ebene tiefer. Diesmal verschiebt sich nichts — es wird ein ANDERES Bild gezeigt. Ein Gegner, der abwechselnd die Beine anders stellt, läuft; eine Münze, die vier verschiedene Breiten durchläuft, dreht sich.</w:t>
+      </w:r>
+    </w:p>
+    <w:p>
+      <w:pPr>
+        <w:pStyle w:val="Heading2"/>
+        <w:keepNext/>
+        <w:keepLines/>
+        <w:spacing w:after="120" w:before="280"/>
+      </w:pPr>
+      <w:r>
+        <w:t xml:space="preserve">Zwei Bilder, abwechselnd</w:t>
+      </w:r>
+    </w:p>
+    <w:p>
+      <w:pPr>
+        <w:keepLines/>
+        <w:pBdr>
+          <w:left w:val="single" w:color="1B6CA8" w:sz="18" w:space="6"/>
+        </w:pBdr>
+        <w:shd w:fill="F4F4F4" w:val="clear"/>
+        <w:spacing w:after="200" w:before="100" w:line="264" w:lineRule="auto"/>
+        <w:ind w:left="140"/>
+      </w:pPr>
+      <w:r>
+        <w:rPr>
+          <w:rFonts w:ascii="Consolas" w:cs="Consolas" w:eastAsia="Consolas" w:hAnsi="Consolas"/>
+          <w:sz w:val="19"/>
+          <w:szCs w:val="19"/>
+        </w:rPr>
+        <w:t xml:space="preserve">feld = (bild \ 15) MOD 2</w:t>
+      </w:r>
+      <w:r>
+        <w:rPr>
+          <w:rFonts w:ascii="Consolas" w:cs="Consolas" w:eastAsia="Consolas" w:hAnsi="Consolas"/>
+          <w:sz w:val="19"/>
+          <w:szCs w:val="19"/>
+        </w:rPr>
+        <w:br/>
+        <w:t xml:space="preserve">DRAWIMAGEPART(gegner, feld * 32, 0, 32, 32, 304, 184)</w:t>
+      </w:r>
+    </w:p>
+    <w:p>
+      <w:pPr>
+        <w:keepNext/>
+        <w:spacing w:after="40" w:before="160"/>
+        <w:jc w:val="center"/>
+      </w:pPr>
+      <w:r>
+        <w:drawing>
+          <wp:inline distT="0" distB="0" distL="0" distR="0">
+            <wp:extent cx="4191000" cy="2619375"/>
+            <wp:effectExtent t="0" r="0" b="0" l="0"/>
+            <wp:docPr id="1" name="kap21_1_zwei_frames.png" descr="Alle fünfzehn Bilder wechselt die Haltung — viermal in der Sekunde." title="Alle fünfzehn Bilder wechselt die Haltung — viermal in der Sekunde."/>
+            <wp:cNvGraphicFramePr>
+              <a:graphicFrameLocks xmlns:a="http://schemas.openxmlformats.org/drawingml/2006/main" noChangeAspect="1"/>
+            </wp:cNvGraphicFramePr>
+            <a:graphic xmlns:a="http://schemas.openxmlformats.org/drawingml/2006/main">
+              <a:graphicData uri="http://schemas.openxmlformats.org/drawingml/2006/picture">
+                <pic:pic xmlns:pic="http://schemas.openxmlformats.org/drawingml/2006/picture">
+                  <pic:nvPicPr>
+                    <pic:cNvPr id="0" name="" descr=""/>
+                    <pic:cNvPicPr>
+                      <a:picLocks noChangeAspect="1" noChangeArrowheads="1"/>
+                    </pic:cNvPicPr>
+                  </pic:nvPicPr>
+                  <pic:blipFill>
+                    <a:blip r:embed="rId65" cstate="none"/>
+                    <a:srcRect/>
+                    <a:stretch>
+                      <a:fillRect/>
+                    </a:stretch>
+                  </pic:blipFill>
+                  <pic:spPr bwMode="auto">
+                    <a:xfrm>
+                      <a:off x="0" y="0"/>
+                      <a:ext cx="4191000" cy="2619375"/>
+                    </a:xfrm>
+                    <a:prstGeom prst="rect">
+                      <a:avLst/>
+                    </a:prstGeom>
+                  </pic:spPr>
+                </pic:pic>
+              </a:graphicData>
+            </a:graphic>
+          </wp:inline>
+        </w:drawing>
+      </w:r>
+    </w:p>
+    <w:p>
+      <w:pPr>
+        <w:spacing w:after="200"/>
+        <w:jc w:val="center"/>
+      </w:pPr>
+      <w:r>
+        <w:rPr>
+          <w:i/>
+          <w:iCs/>
+          <w:color w:val="6A6A6A"/>
+          <w:sz w:val="18"/>
+          <w:szCs w:val="18"/>
+        </w:rPr>
+        <w:t xml:space="preserve">Alle fünfzehn Bilder wechselt die Haltung — viermal in der Sekunde.</w:t>
+      </w:r>
+    </w:p>
+    <w:p>
+      <w:pPr>
+        <w:spacing w:after="180" w:line="312" w:lineRule="auto"/>
+      </w:pPr>
+      <w:r>
+        <w:rPr>
+          <w:sz w:val="22"/>
+          <w:szCs w:val="22"/>
+        </w:rPr>
+        <w:t xml:space="preserve">Zwei Zeilen, und der Gegner lebt. Sie lohnen eine genaue Betrachtung, denn dieselbe Rechnung steckt in jeder Animation, die du je schreiben wirst.</w:t>
+      </w:r>
+    </w:p>
+    <w:p>
+      <w:pPr>
+        <w:spacing w:after="180" w:line="312" w:lineRule="auto"/>
+      </w:pPr>
+      <w:r>
+        <w:rPr>
+          <w:rFonts w:ascii="Consolas" w:cs="Consolas" w:eastAsia="Consolas" w:hAnsi="Consolas"/>
+          <w:color w:val="335577"/>
+          <w:sz w:val="21"/>
+          <w:szCs w:val="21"/>
+        </w:rPr>
+        <w:t xml:space="preserve">bild \ 15</w:t>
+      </w:r>
+      <w:r>
+        <w:rPr>
+          <w:sz w:val="22"/>
+          <w:szCs w:val="22"/>
+        </w:rPr>
+        <w:t xml:space="preserve"> teilt den Bildzähler ganzzahlig durch 15. Der Wert ändert sich also nur alle fünfzehn Bilder — bei sechzig Bildern je Sekunde also viermal je Sekunde. Das ist die Geschwindigkeit der Animation.</w:t>
+      </w:r>
+    </w:p>
+    <w:p>
+      <w:pPr>
+        <w:spacing w:after="180" w:line="312" w:lineRule="auto"/>
+      </w:pPr>
+      <w:r>
+        <w:rPr>
+          <w:rFonts w:ascii="Consolas" w:cs="Consolas" w:eastAsia="Consolas" w:hAnsi="Consolas"/>
+          <w:color w:val="335577"/>
+          <w:sz w:val="21"/>
+          <w:szCs w:val="21"/>
+        </w:rPr>
+        <w:t xml:space="preserve">MOD 2</w:t>
+      </w:r>
+      <w:r>
+        <w:rPr>
+          <w:sz w:val="22"/>
+          <w:szCs w:val="22"/>
+        </w:rPr>
+        <w:t xml:space="preserve"> lässt das Ergebnis zwischen 0 und 1 kreisen, weil es zwei Felder gibt. Bei vier Feldern stünde dort </w:t>
+      </w:r>
+      <w:r>
+        <w:rPr>
+          <w:rFonts w:ascii="Consolas" w:cs="Consolas" w:eastAsia="Consolas" w:hAnsi="Consolas"/>
+          <w:color w:val="335577"/>
+          <w:sz w:val="21"/>
+          <w:szCs w:val="21"/>
+        </w:rPr>
+        <w:t xml:space="preserve">MOD 4</w:t>
+      </w:r>
+      <w:r>
+        <w:rPr>
+          <w:sz w:val="22"/>
+          <w:szCs w:val="22"/>
+        </w:rPr>
+        <w:t xml:space="preserve">.</w:t>
+      </w:r>
+    </w:p>
+    <w:p>
+      <w:pPr>
+        <w:spacing w:after="180" w:line="312" w:lineRule="auto"/>
+      </w:pPr>
+      <w:r>
+        <w:rPr>
+          <w:rFonts w:ascii="Consolas" w:cs="Consolas" w:eastAsia="Consolas" w:hAnsi="Consolas"/>
+          <w:color w:val="335577"/>
+          <w:sz w:val="21"/>
+          <w:szCs w:val="21"/>
+        </w:rPr>
+        <w:t xml:space="preserve">feld * 32</w:t>
+      </w:r>
+      <w:r>
+        <w:rPr>
+          <w:sz w:val="22"/>
+          <w:szCs w:val="22"/>
+        </w:rPr>
+        <w:t xml:space="preserve"> macht daraus die Stelle im Streifen: Feld 0 beginnt bei 0, Feld 1 bei 32. Das ist die einzige Stelle, an der die Breite eines Feldes vorkommt.</w:t>
+      </w:r>
+    </w:p>
+    <w:p>
+      <w:pPr>
+        <w:spacing w:before="60"/>
+      </w:pPr>
+    </w:p>
+    <w:tbl>
+      <w:tblPr>
+        <w:tblW w:type="dxa" w:w="9026"/>
+        <w:tblBorders>
+          <w:top w:val="single" w:color="auto" w:sz="4"/>
+          <w:left w:val="single" w:color="auto" w:sz="4"/>
+          <w:bottom w:val="single" w:color="auto" w:sz="4"/>
+          <w:right w:val="single" w:color="auto" w:sz="4"/>
+          <w:insideH w:val="single" w:color="auto" w:sz="4"/>
+          <w:insideV w:val="single" w:color="auto" w:sz="4"/>
+        </w:tblBorders>
+      </w:tblPr>
+      <w:tblGrid>
+        <w:gridCol w:w="9026"/>
+      </w:tblGrid>
+      <w:tr>
+        <w:trPr>
+          <w:cantSplit/>
+        </w:trPr>
+        <w:tc>
+          <w:tcPr>
+            <w:tcW w:type="dxa" w:w="9026"/>
+            <w:tcBorders>
+              <w:top w:val="single" w:color="E0B96A" w:sz="6"/>
+              <w:left w:val="single" w:color="E0B96A" w:sz="6"/>
+              <w:bottom w:val="single" w:color="E0B96A" w:sz="6"/>
+              <w:right w:val="single" w:color="E0B96A" w:sz="6"/>
+            </w:tcBorders>
+            <w:shd w:fill="FDF3E0" w:val="clear"/>
+            <w:tcMar>
+              <w:top w:type="dxa" w:w="140"/>
+              <w:left w:type="dxa" w:w="180"/>
+              <w:bottom w:type="dxa" w:w="140"/>
+              <w:right w:type="dxa" w:w="180"/>
+            </w:tcMar>
+          </w:tcPr>
+          <w:p>
+            <w:pPr>
+              <w:spacing w:after="40"/>
+            </w:pPr>
+            <w:r>
+              <w:rPr>
+                <w:b/>
+                <w:bCs/>
+                <w:color w:val="8A5E15"/>
+                <w:sz w:val="22"/>
+                <w:szCs w:val="22"/>
+              </w:rPr>
+              <w:t xml:space="preserve">Merke</w:t>
+            </w:r>
+          </w:p>
+          <w:p>
+            <w:pPr>
+              <w:spacing w:after="0" w:line="312" w:lineRule="auto"/>
+            </w:pPr>
+            <w:r>
+              <w:rPr>
+                <w:sz w:val="22"/>
+                <w:szCs w:val="22"/>
+              </w:rPr>
+              <w:t xml:space="preserve">Diese Formel ist das Grundmuster jeder Bilderfolge: (zähler \ tempo) MOD anzahl. Wer sie einmal verstanden hat, kann jede Animation bauen — vom laufenden Männchen bis zum flackernden Feuer.</w:t>
+            </w:r>
+          </w:p>
+        </w:tc>
+      </w:tr>
+    </w:tbl>
+    <w:p>
+      <w:pPr>
+        <w:spacing w:after="160"/>
+      </w:pPr>
+    </w:p>
+    <w:p>
+      <w:pPr>
+        <w:pStyle w:val="Heading2"/>
+        <w:keepNext/>
+        <w:keepLines/>
+        <w:spacing w:after="120" w:before="280"/>
+      </w:pPr>
+      <w:r>
+        <w:t xml:space="preserve">Vier Bilder, eine Drehung</w:t>
+      </w:r>
+    </w:p>
+    <w:p>
+      <w:pPr>
+        <w:spacing w:after="180" w:line="312" w:lineRule="auto"/>
+      </w:pPr>
+      <w:r>
+        <w:rPr>
+          <w:sz w:val="22"/>
+          <w:szCs w:val="22"/>
+        </w:rPr>
+        <w:t xml:space="preserve">Mit vier Feldern wird aus dem Wechsel eine Bewegung. Die Münze wird von Bild zu Bild schmaler, bis sie nur noch eine Kante ist — und weil es danach wieder von vorn losgeht, sieht es aus, als drehe sie sich.</w:t>
+      </w:r>
+    </w:p>
+    <w:p>
+      <w:pPr>
+        <w:keepLines/>
+        <w:pBdr>
+          <w:left w:val="single" w:color="1B6CA8" w:sz="18" w:space="6"/>
+        </w:pBdr>
+        <w:shd w:fill="F4F4F4" w:val="clear"/>
+        <w:spacing w:after="200" w:before="100" w:line="264" w:lineRule="auto"/>
+        <w:ind w:left="140"/>
+      </w:pPr>
+      <w:r>
+        <w:rPr>
+          <w:rFonts w:ascii="Consolas" w:cs="Consolas" w:eastAsia="Consolas" w:hAnsi="Consolas"/>
+          <w:sz w:val="19"/>
+          <w:szCs w:val="19"/>
+        </w:rPr>
+        <w:t xml:space="preserve">feld = (bild \ 8) MOD 4</w:t>
+      </w:r>
+      <w:r>
+        <w:rPr>
+          <w:rFonts w:ascii="Consolas" w:cs="Consolas" w:eastAsia="Consolas" w:hAnsi="Consolas"/>
+          <w:sz w:val="19"/>
+          <w:szCs w:val="19"/>
+        </w:rPr>
+        <w:br/>
+        <w:t xml:space="preserve">DRAWIMAGEPART(muenze, feld * 32, 0, 32, 32, 304, 120)</w:t>
+      </w:r>
+    </w:p>
+    <w:p>
+      <w:pPr>
+        <w:keepNext/>
+        <w:spacing w:after="40" w:before="160"/>
+        <w:jc w:val="center"/>
+      </w:pPr>
+      <w:r>
+        <w:drawing>
+          <wp:inline distT="0" distB="0" distL="0" distR="0">
+            <wp:extent cx="4191000" cy="2619375"/>
+            <wp:effectExtent t="0" r="0" b="0" l="0"/>
+            <wp:docPr id="1" name="kap21_2_muenze.png" descr="Oben die laufende Münze, unten der ganze Streifen. Der Strich zeigt, welches Feld gerade dran ist." title="Oben die laufende Münze, unten der ganze Streifen. Der Strich zeigt, welches Feld gerade dran ist."/>
+            <wp:cNvGraphicFramePr>
+              <a:graphicFrameLocks xmlns:a="http://schemas.openxmlformats.org/drawingml/2006/main" noChangeAspect="1"/>
+            </wp:cNvGraphicFramePr>
+            <a:graphic xmlns:a="http://schemas.openxmlformats.org/drawingml/2006/main">
+              <a:graphicData uri="http://schemas.openxmlformats.org/drawingml/2006/picture">
+                <pic:pic xmlns:pic="http://schemas.openxmlformats.org/drawingml/2006/picture">
+                  <pic:nvPicPr>
+                    <pic:cNvPr id="0" name="" descr=""/>
+                    <pic:cNvPicPr>
+                      <a:picLocks noChangeAspect="1" noChangeArrowheads="1"/>
+                    </pic:cNvPicPr>
+                  </pic:nvPicPr>
+                  <pic:blipFill>
+                    <a:blip r:embed="rId66" cstate="none"/>
+                    <a:srcRect/>
+                    <a:stretch>
+                      <a:fillRect/>
+                    </a:stretch>
+                  </pic:blipFill>
+                  <pic:spPr bwMode="auto">
+                    <a:xfrm>
+                      <a:off x="0" y="0"/>
+                      <a:ext cx="4191000" cy="2619375"/>
+                    </a:xfrm>
+                    <a:prstGeom prst="rect">
+                      <a:avLst/>
+                    </a:prstGeom>
+                  </pic:spPr>
+                </pic:pic>
+              </a:graphicData>
+            </a:graphic>
+          </wp:inline>
+        </w:drawing>
+      </w:r>
+    </w:p>
+    <w:p>
+      <w:pPr>
+        <w:spacing w:after="200"/>
+        <w:jc w:val="center"/>
+      </w:pPr>
+      <w:r>
+        <w:rPr>
+          <w:i/>
+          <w:iCs/>
+          <w:color w:val="6A6A6A"/>
+          <w:sz w:val="18"/>
+          <w:szCs w:val="18"/>
+        </w:rPr>
+        <w:t xml:space="preserve">Oben die laufende Münze, unten der ganze Streifen. Der Strich zeigt, welches Feld gerade dran ist.</w:t>
+      </w:r>
+    </w:p>
+    <w:p>
+      <w:pPr>
+        <w:spacing w:after="180" w:line="312" w:lineRule="auto"/>
+      </w:pPr>
+      <w:r>
+        <w:rPr>
+          <w:sz w:val="22"/>
+          <w:szCs w:val="22"/>
+        </w:rPr>
+        <w:t xml:space="preserve">Das Programm zeigt beides: oben die Animation, unten alle vier Felder nebeneinander, mit einem Strich unter dem gerade gezeigten. So sieht man beim Laufen zu, wie der Zeiger durch den Streifen wandert.</w:t>
+      </w:r>
+    </w:p>
+    <w:p>
+      <w:pPr>
+        <w:spacing w:after="180" w:line="312" w:lineRule="auto"/>
+      </w:pPr>
+      <w:r>
+        <w:rPr>
+          <w:sz w:val="22"/>
+          <w:szCs w:val="22"/>
+        </w:rPr>
+        <w:t xml:space="preserve">Hier steht </w:t>
+      </w:r>
+      <w:r>
+        <w:rPr>
+          <w:rFonts w:ascii="Consolas" w:cs="Consolas" w:eastAsia="Consolas" w:hAnsi="Consolas"/>
+          <w:color w:val="335577"/>
+          <w:sz w:val="21"/>
+          <w:szCs w:val="21"/>
+        </w:rPr>
+        <w:t xml:space="preserve">\ 8</w:t>
+      </w:r>
+      <w:r>
+        <w:rPr>
+          <w:sz w:val="22"/>
+          <w:szCs w:val="22"/>
+        </w:rPr>
+        <w:t xml:space="preserve"> statt </w:t>
+      </w:r>
+      <w:r>
+        <w:rPr>
+          <w:rFonts w:ascii="Consolas" w:cs="Consolas" w:eastAsia="Consolas" w:hAnsi="Consolas"/>
+          <w:color w:val="335577"/>
+          <w:sz w:val="21"/>
+          <w:szCs w:val="21"/>
+        </w:rPr>
+        <w:t xml:space="preserve">\ 15</w:t>
+      </w:r>
+      <w:r>
+        <w:rPr>
+          <w:sz w:val="22"/>
+          <w:szCs w:val="22"/>
+        </w:rPr>
+        <w:t xml:space="preserve">: Die Münze wechselt siebeneinhalbmal je Sekunde. Dreh an dieser Zahl und sieh dir an, wo die Grenze liegt — unter etwa vier Bildern wird es ein Flimmern, über dreißig ein Ruckeln.</w:t>
+      </w:r>
+    </w:p>
+    <w:p>
+      <w:pPr>
+        <w:spacing w:before="60"/>
+      </w:pPr>
+    </w:p>
+    <w:tbl>
+      <w:tblPr>
+        <w:tblW w:type="dxa" w:w="9026"/>
+        <w:tblBorders>
+          <w:top w:val="single" w:color="auto" w:sz="4"/>
+          <w:left w:val="single" w:color="auto" w:sz="4"/>
+          <w:bottom w:val="single" w:color="auto" w:sz="4"/>
+          <w:right w:val="single" w:color="auto" w:sz="4"/>
+          <w:insideH w:val="single" w:color="auto" w:sz="4"/>
+          <w:insideV w:val="single" w:color="auto" w:sz="4"/>
+        </w:tblBorders>
+      </w:tblPr>
+      <w:tblGrid>
+        <w:gridCol w:w="9026"/>
+      </w:tblGrid>
+      <w:tr>
+        <w:trPr>
+          <w:cantSplit/>
+        </w:trPr>
+        <w:tc>
+          <w:tcPr>
+            <w:tcW w:type="dxa" w:w="9026"/>
+            <w:tcBorders>
+              <w:top w:val="single" w:color="9CC8E6" w:sz="6"/>
+              <w:left w:val="single" w:color="9CC8E6" w:sz="6"/>
+              <w:bottom w:val="single" w:color="9CC8E6" w:sz="6"/>
+              <w:right w:val="single" w:color="9CC8E6" w:sz="6"/>
+            </w:tcBorders>
+            <w:shd w:fill="E7F2FA" w:val="clear"/>
+            <w:tcMar>
+              <w:top w:type="dxa" w:w="140"/>
+              <w:left w:type="dxa" w:w="180"/>
+              <w:bottom w:type="dxa" w:w="140"/>
+              <w:right w:type="dxa" w:w="180"/>
+            </w:tcMar>
+          </w:tcPr>
+          <w:p>
+            <w:pPr>
+              <w:spacing w:after="40"/>
+            </w:pPr>
+            <w:r>
+              <w:rPr>
+                <w:b/>
+                <w:bCs/>
+                <w:color w:val="1B6CA8"/>
+                <w:sz w:val="22"/>
+                <w:szCs w:val="22"/>
+              </w:rPr>
+              <w:t xml:space="preserve">Die eine Zahl, die zählt</w:t>
+            </w:r>
+          </w:p>
+          <w:p>
+            <w:pPr>
+              <w:spacing w:after="0" w:line="312" w:lineRule="auto"/>
+            </w:pPr>
+            <w:r>
+              <w:rPr>
+                <w:sz w:val="22"/>
+                <w:szCs w:val="22"/>
+              </w:rPr>
+              <w:t xml:space="preserve">Die Anzahl der Felder und die Tempo-Zahl gehören zusammen. Vier Felder alle acht Bilder ergeben eine volle Drehung in gut einer halben Sekunde. Willst du eine langsamere Münze, änderst du die 8 — nicht die Anzahl der Bilder. Mehr Bilder machen die Bewegung feiner, nicht langsamer.</w:t>
+            </w:r>
+          </w:p>
+        </w:tc>
+      </w:tr>
+    </w:tbl>
+    <w:p>
+      <w:pPr>
+        <w:spacing w:after="160"/>
+      </w:pPr>
+    </w:p>
+    <w:p>
+      <w:pPr>
+        <w:pStyle w:val="Heading2"/>
+        <w:keepNext/>
+        <w:keepLines/>
+        <w:spacing w:after="120" w:before="280"/>
+      </w:pPr>
+      <w:r>
+        <w:t xml:space="preserve">Die Flotte lebt</w:t>
+      </w:r>
+    </w:p>
+    <w:p>
+      <w:pPr>
+        <w:spacing w:after="180" w:line="312" w:lineRule="auto"/>
+      </w:pPr>
+      <w:r>
+        <w:rPr>
+          <w:sz w:val="22"/>
+          <w:szCs w:val="22"/>
+        </w:rPr>
+        <w:t xml:space="preserve">Jetzt beides zusammen: die Flotte aus Kapitel 19 bewegt sich UND animiert.</w:t>
+      </w:r>
+    </w:p>
+    <w:p>
+      <w:pPr>
+        <w:keepLines/>
+        <w:pBdr>
+          <w:left w:val="single" w:color="1B6CA8" w:sz="18" w:space="6"/>
+        </w:pBdr>
+        <w:shd w:fill="F4F4F4" w:val="clear"/>
+        <w:spacing w:after="200" w:before="100" w:line="264" w:lineRule="auto"/>
+        <w:ind w:left="140"/>
+      </w:pPr>
+      <w:r>
+        <w:rPr>
+          <w:rFonts w:ascii="Consolas" w:cs="Consolas" w:eastAsia="Consolas" w:hAnsi="Consolas"/>
+          <w:sz w:val="19"/>
+          <w:szCs w:val="19"/>
+        </w:rPr>
+        <w:t xml:space="preserve">schwung = SIN(RAD(bild * 2)) * 30</w:t>
+      </w:r>
+      <w:r>
+        <w:rPr>
+          <w:rFonts w:ascii="Consolas" w:cs="Consolas" w:eastAsia="Consolas" w:hAnsi="Consolas"/>
+          <w:sz w:val="19"/>
+          <w:szCs w:val="19"/>
+        </w:rPr>
+        <w:br/>
+        <w:t xml:space="preserve">feld = (bild \ 18) MOD 2</w:t>
+      </w:r>
+      <w:r>
+        <w:rPr>
+          <w:rFonts w:ascii="Consolas" w:cs="Consolas" w:eastAsia="Consolas" w:hAnsi="Consolas"/>
+          <w:sz w:val="19"/>
+          <w:szCs w:val="19"/>
+        </w:rPr>
+        <w:br/>
+        <w:t xml:space="preserve"/>
+      </w:r>
+      <w:r>
+        <w:rPr>
+          <w:rFonts w:ascii="Consolas" w:cs="Consolas" w:eastAsia="Consolas" w:hAnsi="Consolas"/>
+          <w:sz w:val="19"/>
+          <w:szCs w:val="19"/>
+        </w:rPr>
+        <w:br/>
+        <w:t xml:space="preserve">FOR sy = 0 TO 3</w:t>
+      </w:r>
+      <w:r>
+        <w:rPr>
+          <w:rFonts w:ascii="Consolas" w:cs="Consolas" w:eastAsia="Consolas" w:hAnsi="Consolas"/>
+          <w:sz w:val="19"/>
+          <w:szCs w:val="19"/>
+        </w:rPr>
+        <w:br/>
+        <w:t xml:space="preserve">    FOR sx = 0 TO 5</w:t>
+      </w:r>
+      <w:r>
+        <w:rPr>
+          <w:rFonts w:ascii="Consolas" w:cs="Consolas" w:eastAsia="Consolas" w:hAnsi="Consolas"/>
+          <w:sz w:val="19"/>
+          <w:szCs w:val="19"/>
+        </w:rPr>
+        <w:br/>
+        <w:t xml:space="preserve">        DRAWIMAGEPART(gegner, feld * 32, 0, 32, 32, _</w:t>
+      </w:r>
+      <w:r>
+        <w:rPr>
+          <w:rFonts w:ascii="Consolas" w:cs="Consolas" w:eastAsia="Consolas" w:hAnsi="Consolas"/>
+          <w:sz w:val="19"/>
+          <w:szCs w:val="19"/>
+        </w:rPr>
+        <w:br/>
+        <w:t xml:space="preserve">                      60 + sx * 90 + schwung, 40 + sy * 70)</w:t>
+      </w:r>
+      <w:r>
+        <w:rPr>
+          <w:rFonts w:ascii="Consolas" w:cs="Consolas" w:eastAsia="Consolas" w:hAnsi="Consolas"/>
+          <w:sz w:val="19"/>
+          <w:szCs w:val="19"/>
+        </w:rPr>
+        <w:br/>
+        <w:t xml:space="preserve">    NEXT</w:t>
+      </w:r>
+      <w:r>
+        <w:rPr>
+          <w:rFonts w:ascii="Consolas" w:cs="Consolas" w:eastAsia="Consolas" w:hAnsi="Consolas"/>
+          <w:sz w:val="19"/>
+          <w:szCs w:val="19"/>
+        </w:rPr>
+        <w:br/>
+        <w:t xml:space="preserve">NEXT</w:t>
+      </w:r>
+    </w:p>
+    <w:p>
+      <w:pPr>
+        <w:keepNext/>
+        <w:spacing w:after="40" w:before="160"/>
+        <w:jc w:val="center"/>
+      </w:pPr>
+      <w:r>
+        <w:drawing>
+          <wp:inline distT="0" distB="0" distL="0" distR="0">
+            <wp:extent cx="4191000" cy="2619375"/>
+            <wp:effectExtent t="0" r="0" b="0" l="0"/>
+            <wp:docPr id="1" name="kap21_3_flotte_lebt.png" descr="Vierundzwanzig Gegner, alle in derselben Haltung — und alle wechseln sie gleichzeitig." title="Vierundzwanzig Gegner, alle in derselben Haltung — und alle wechseln sie gleichzeitig."/>
+            <wp:cNvGraphicFramePr>
+              <a:graphicFrameLocks xmlns:a="http://schemas.openxmlformats.org/drawingml/2006/main" noChangeAspect="1"/>
+            </wp:cNvGraphicFramePr>
+            <a:graphic xmlns:a="http://schemas.openxmlformats.org/drawingml/2006/main">
+              <a:graphicData uri="http://schemas.openxmlformats.org/drawingml/2006/picture">
+                <pic:pic xmlns:pic="http://schemas.openxmlformats.org/drawingml/2006/picture">
+                  <pic:nvPicPr>
+                    <pic:cNvPr id="0" name="" descr=""/>
+                    <pic:cNvPicPr>
+                      <a:picLocks noChangeAspect="1" noChangeArrowheads="1"/>
+                    </pic:cNvPicPr>
+                  </pic:nvPicPr>
+                  <pic:blipFill>
+                    <a:blip r:embed="rId67" cstate="none"/>
+                    <a:srcRect/>
+                    <a:stretch>
+                      <a:fillRect/>
+                    </a:stretch>
+                  </pic:blipFill>
+                  <pic:spPr bwMode="auto">
+                    <a:xfrm>
+                      <a:off x="0" y="0"/>
+                      <a:ext cx="4191000" cy="2619375"/>
+                    </a:xfrm>
+                    <a:prstGeom prst="rect">
+                      <a:avLst/>
+                    </a:prstGeom>
+                  </pic:spPr>
+                </pic:pic>
+              </a:graphicData>
+            </a:graphic>
+          </wp:inline>
+        </w:drawing>
+      </w:r>
+    </w:p>
+    <w:p>
+      <w:pPr>
+        <w:spacing w:after="200"/>
+        <w:jc w:val="center"/>
+      </w:pPr>
+      <w:r>
+        <w:rPr>
+          <w:i/>
+          <w:iCs/>
+          <w:color w:val="6A6A6A"/>
+          <w:sz w:val="18"/>
+          <w:szCs w:val="18"/>
+        </w:rPr>
+        <w:t xml:space="preserve">Vierundzwanzig Gegner, alle in derselben Haltung — und alle wechseln sie gleichzeitig.</w:t>
+      </w:r>
+    </w:p>
+    <w:p>
+      <w:pPr>
+        <w:spacing w:after="180" w:line="312" w:lineRule="auto"/>
+      </w:pPr>
+      <w:r>
+        <w:rPr>
+          <w:sz w:val="22"/>
+          <w:szCs w:val="22"/>
+        </w:rPr>
+        <w:t xml:space="preserve">Bemerkenswert ist, dass die Feldnummer AUSSERHALB der Schleifen ausgerechnet wird. Alle vierundzwanzig Gegner zeigen dadurch dasselbe Feld und wechseln im Gleichschritt. Genau das macht den bedrohlichen Eindruck aus, den das Original von 1978 hatte — eine Armee, die gemeinsam atmet.</w:t>
+      </w:r>
+    </w:p>
+    <w:p>
+      <w:pPr>
+        <w:spacing w:after="180" w:line="312" w:lineRule="auto"/>
+      </w:pPr>
+      <w:r>
+        <w:rPr>
+          <w:sz w:val="22"/>
+          <w:szCs w:val="22"/>
+        </w:rPr>
+        <w:t xml:space="preserve">Willst du das Gegenteil, rechnest du die Feldnummer für jeden einzeln aus und mischst seine Nummer hinein: </w:t>
+      </w:r>
+      <w:r>
+        <w:rPr>
+          <w:rFonts w:ascii="Consolas" w:cs="Consolas" w:eastAsia="Consolas" w:hAnsi="Consolas"/>
+          <w:color w:val="335577"/>
+          <w:sz w:val="21"/>
+          <w:szCs w:val="21"/>
+        </w:rPr>
+        <w:t xml:space="preserve">(bild \ 18 + sx + sy) MOD 2</w:t>
+      </w:r>
+      <w:r>
+        <w:rPr>
+          <w:sz w:val="22"/>
+          <w:szCs w:val="22"/>
+        </w:rPr>
+        <w:t xml:space="preserve">. Dann läuft eine Welle durch die Formation. Ein Zeichen Unterschied, ein völlig anderer Eindruck.</w:t>
+      </w:r>
+    </w:p>
+    <w:p>
+      <w:pPr>
+        <w:pStyle w:val="Heading2"/>
+        <w:keepNext/>
+        <w:keepLines/>
+        <w:spacing w:after="120" w:before="280"/>
+      </w:pPr>
+      <w:r>
+        <w:t xml:space="preserve">Zustände: welche Bilderfolge gerade gilt</w:t>
+      </w:r>
+    </w:p>
+    <w:p>
+      <w:pPr>
+        <w:spacing w:after="180" w:line="312" w:lineRule="auto"/>
+      </w:pPr>
+      <w:r>
+        <w:rPr>
+          <w:sz w:val="22"/>
+          <w:szCs w:val="22"/>
+        </w:rPr>
+        <w:t xml:space="preserve">Ein richtiges Spiel hat für eine Figur meist mehrere Folgen: stehen, laufen, springen, sterben. Das löst man, indem man festhält, in welchem Zustand die Figur gerade ist, und je nachdem in einem anderen Bereich des Streifens sucht.</w:t>
+      </w:r>
+    </w:p>
+    <w:p>
+      <w:pPr>
+        <w:keepLines/>
+        <w:pBdr>
+          <w:left w:val="single" w:color="1B6CA8" w:sz="18" w:space="6"/>
+        </w:pBdr>
+        <w:shd w:fill="F4F4F4" w:val="clear"/>
+        <w:spacing w:after="200" w:before="100" w:line="264" w:lineRule="auto"/>
+        <w:ind w:left="140"/>
+      </w:pPr>
+      <w:r>
+        <w:rPr>
+          <w:rFonts w:ascii="Consolas" w:cs="Consolas" w:eastAsia="Consolas" w:hAnsi="Consolas"/>
+          <w:sz w:val="19"/>
+          <w:szCs w:val="19"/>
+        </w:rPr>
+        <w:t xml:space="preserve">IF laeuft THEN</w:t>
+      </w:r>
+      <w:r>
+        <w:rPr>
+          <w:rFonts w:ascii="Consolas" w:cs="Consolas" w:eastAsia="Consolas" w:hAnsi="Consolas"/>
+          <w:sz w:val="19"/>
+          <w:szCs w:val="19"/>
+        </w:rPr>
+        <w:br/>
+        <w:t xml:space="preserve">    feld = 2 + (bild \ 10) MOD 4</w:t>
+      </w:r>
+      <w:r>
+        <w:rPr>
+          <w:rFonts w:ascii="Consolas" w:cs="Consolas" w:eastAsia="Consolas" w:hAnsi="Consolas"/>
+          <w:sz w:val="19"/>
+          <w:szCs w:val="19"/>
+        </w:rPr>
+        <w:br/>
+        <w:t xml:space="preserve">ELSE</w:t>
+      </w:r>
+      <w:r>
+        <w:rPr>
+          <w:rFonts w:ascii="Consolas" w:cs="Consolas" w:eastAsia="Consolas" w:hAnsi="Consolas"/>
+          <w:sz w:val="19"/>
+          <w:szCs w:val="19"/>
+        </w:rPr>
+        <w:br/>
+        <w:t xml:space="preserve">    feld = (bild \ 30) MOD 2</w:t>
+      </w:r>
+      <w:r>
+        <w:rPr>
+          <w:rFonts w:ascii="Consolas" w:cs="Consolas" w:eastAsia="Consolas" w:hAnsi="Consolas"/>
+          <w:sz w:val="19"/>
+          <w:szCs w:val="19"/>
+        </w:rPr>
+        <w:br/>
+        <w:t xml:space="preserve">END IF</w:t>
+      </w:r>
+    </w:p>
+    <w:p>
+      <w:pPr>
+        <w:spacing w:after="180" w:line="312" w:lineRule="auto"/>
+      </w:pPr>
+      <w:r>
+        <w:rPr>
+          <w:sz w:val="22"/>
+          <w:szCs w:val="22"/>
+        </w:rPr>
+        <w:t xml:space="preserve">Hier liegen im Streifen zuerst zwei Felder fürs Stehen und danach vier fürs Laufen. Dieselbe Datei, zwei Folgen — und ein einziges IF entscheidet, welche gilt. Mehr steckt hinter dem, was in Spielen „Animationszustände“ heißt, im Kern nicht.</w:t>
+      </w:r>
+    </w:p>
+    <w:p>
+      <w:pPr>
+        <w:pStyle w:val="Heading2"/>
+        <w:keepNext/>
+        <w:keepLines/>
+        <w:spacing w:after="120" w:before="280"/>
+      </w:pPr>
+      <w:r>
+        <w:t xml:space="preserve">Wenn etwas nicht geht</w:t>
+      </w:r>
+    </w:p>
+    <w:tbl>
+      <w:tblPr>
+        <w:tblW w:type="dxa" w:w="9026"/>
+        <w:tblBorders>
+          <w:top w:val="single" w:color="D0D0D0" w:sz="4"/>
+          <w:left w:val="single" w:color="D0D0D0" w:sz="4"/>
+          <w:bottom w:val="single" w:color="D0D0D0" w:sz="4"/>
+          <w:right w:val="single" w:color="D0D0D0" w:sz="4"/>
+          <w:insideH w:val="single" w:color="D0D0D0" w:sz="4"/>
+          <w:insideV w:val="single" w:color="D0D0D0" w:sz="4"/>
+        </w:tblBorders>
+      </w:tblPr>
+      <w:tblGrid>
+        <w:gridCol w:w="3400"/>
+        <w:gridCol w:w="5626"/>
+      </w:tblGrid>
+      <w:tr>
+        <w:trPr>
+          <w:cantSplit/>
+          <w:tblHeader/>
+        </w:trPr>
+        <w:tc>
+          <w:tcPr>
+            <w:tcW w:type="dxa" w:w="3400"/>
+            <w:shd w:fill="1B6CA8" w:val="clear"/>
+            <w:tcMar>
+              <w:top w:type="dxa" w:w="30"/>
+              <w:left w:type="dxa" w:w="90"/>
+              <w:bottom w:type="dxa" w:w="30"/>
+              <w:right w:type="dxa" w:w="90"/>
+            </w:tcMar>
+          </w:tcPr>
+          <w:p>
+            <w:pPr>
+              <w:spacing w:after="0" w:line="240" w:lineRule="auto"/>
+            </w:pPr>
+            <w:r>
+              <w:rPr>
+                <w:rFonts w:ascii="Arial" w:cs="Arial" w:eastAsia="Arial" w:hAnsi="Arial"/>
+                <w:b/>
+                <w:bCs/>
+                <w:color w:val="FFFFFF"/>
+                <w:sz w:val="19"/>
+                <w:szCs w:val="19"/>
+              </w:rPr>
+              <w:t xml:space="preserve">Was du siehst</w:t>
+            </w:r>
+          </w:p>
+        </w:tc>
+        <w:tc>
+          <w:tcPr>
+            <w:tcW w:type="dxa" w:w="5626"/>
+            <w:shd w:fill="1B6CA8" w:val="clear"/>
+            <w:tcMar>
+              <w:top w:type="dxa" w:w="30"/>
+              <w:left w:type="dxa" w:w="90"/>
+              <w:bottom w:type="dxa" w:w="30"/>
+              <w:right w:type="dxa" w:w="90"/>
+            </w:tcMar>
+          </w:tcPr>
+          <w:p>
+            <w:pPr>
+              <w:spacing w:after="0" w:line="240" w:lineRule="auto"/>
+            </w:pPr>
+            <w:r>
+              <w:rPr>
+                <w:rFonts w:ascii="Arial" w:cs="Arial" w:eastAsia="Arial" w:hAnsi="Arial"/>
+                <w:b/>
+                <w:bCs/>
+                <w:color w:val="FFFFFF"/>
+                <w:sz w:val="19"/>
+                <w:szCs w:val="19"/>
+              </w:rPr>
+              <w:t xml:space="preserve">Was meistens dahintersteckt</w:t>
+            </w:r>
+          </w:p>
+        </w:tc>
+      </w:tr>
+      <w:tr>
+        <w:trPr>
+          <w:cantSplit/>
+        </w:trPr>
+        <w:tc>
+          <w:tcPr>
+            <w:tcW w:type="dxa" w:w="3400"/>
+            <w:tcMar>
+              <w:top w:type="dxa" w:w="30"/>
+              <w:left w:type="dxa" w:w="90"/>
+              <w:bottom w:type="dxa" w:w="30"/>
+              <w:right w:type="dxa" w:w="90"/>
+            </w:tcMar>
+          </w:tcPr>
+          <w:p>
+            <w:pPr>
+              <w:spacing w:after="0" w:line="240" w:lineRule="auto"/>
+            </w:pPr>
+            <w:r>
+              <w:rPr>
+                <w:rFonts w:ascii="Arial" w:cs="Arial" w:eastAsia="Arial" w:hAnsi="Arial"/>
+                <w:color w:val="222222"/>
+                <w:sz w:val="19"/>
+                <w:szCs w:val="19"/>
+              </w:rPr>
+              <w:t xml:space="preserve">Die Figur flimmert</w:t>
+            </w:r>
+          </w:p>
+        </w:tc>
+        <w:tc>
+          <w:tcPr>
+            <w:tcW w:type="dxa" w:w="5626"/>
+            <w:tcMar>
+              <w:top w:type="dxa" w:w="30"/>
+              <w:left w:type="dxa" w:w="90"/>
+              <w:bottom w:type="dxa" w:w="30"/>
+              <w:right w:type="dxa" w:w="90"/>
+            </w:tcMar>
+          </w:tcPr>
+          <w:p>
+            <w:pPr>
+              <w:spacing w:after="0" w:line="240" w:lineRule="auto"/>
+            </w:pPr>
+            <w:r>
+              <w:rPr>
+                <w:rFonts w:ascii="Arial" w:cs="Arial" w:eastAsia="Arial" w:hAnsi="Arial"/>
+                <w:color w:val="222222"/>
+                <w:sz w:val="19"/>
+                <w:szCs w:val="19"/>
+              </w:rPr>
+              <w:t xml:space="preserve">Die Tempo-Zahl ist zu klein. Bei \ 2 wechselt das Bild dreißigmal je Sekunde.</w:t>
+            </w:r>
+          </w:p>
+        </w:tc>
+      </w:tr>
+      <w:tr>
+        <w:trPr>
+          <w:cantSplit/>
+        </w:trPr>
+        <w:tc>
+          <w:tcPr>
+            <w:tcW w:type="dxa" w:w="3400"/>
+            <w:tcMar>
+              <w:top w:type="dxa" w:w="30"/>
+              <w:left w:type="dxa" w:w="90"/>
+              <w:bottom w:type="dxa" w:w="30"/>
+              <w:right w:type="dxa" w:w="90"/>
+            </w:tcMar>
+          </w:tcPr>
+          <w:p>
+            <w:pPr>
+              <w:spacing w:after="0" w:line="240" w:lineRule="auto"/>
+            </w:pPr>
+            <w:r>
+              <w:rPr>
+                <w:rFonts w:ascii="Arial" w:cs="Arial" w:eastAsia="Arial" w:hAnsi="Arial"/>
+                <w:color w:val="222222"/>
+                <w:sz w:val="19"/>
+                <w:szCs w:val="19"/>
+              </w:rPr>
+              <w:t xml:space="preserve">Es bewegt sich gar nichts</w:t>
+            </w:r>
+          </w:p>
+        </w:tc>
+        <w:tc>
+          <w:tcPr>
+            <w:tcW w:type="dxa" w:w="5626"/>
+            <w:tcMar>
+              <w:top w:type="dxa" w:w="30"/>
+              <w:left w:type="dxa" w:w="90"/>
+              <w:bottom w:type="dxa" w:w="30"/>
+              <w:right w:type="dxa" w:w="90"/>
+            </w:tcMar>
+          </w:tcPr>
+          <w:p>
+            <w:pPr>
+              <w:spacing w:after="0" w:line="240" w:lineRule="auto"/>
+            </w:pPr>
+            <w:r>
+              <w:rPr>
+                <w:rFonts w:ascii="Arial" w:cs="Arial" w:eastAsia="Arial" w:hAnsi="Arial"/>
+                <w:color w:val="222222"/>
+                <w:sz w:val="19"/>
+                <w:szCs w:val="19"/>
+              </w:rPr>
+              <w:t xml:space="preserve">Der Bildzähler wird nicht erhöht, oder die Feldnummer wird aus einer festen Zahl gerechnet.</w:t>
+            </w:r>
+          </w:p>
+        </w:tc>
+      </w:tr>
+      <w:tr>
+        <w:trPr>
+          <w:cantSplit/>
+        </w:trPr>
+        <w:tc>
+          <w:tcPr>
+            <w:tcW w:type="dxa" w:w="3400"/>
+            <w:tcMar>
+              <w:top w:type="dxa" w:w="30"/>
+              <w:left w:type="dxa" w:w="90"/>
+              <w:bottom w:type="dxa" w:w="30"/>
+              <w:right w:type="dxa" w:w="90"/>
+            </w:tcMar>
+          </w:tcPr>
+          <w:p>
+            <w:pPr>
+              <w:spacing w:after="0" w:line="240" w:lineRule="auto"/>
+            </w:pPr>
+            <w:r>
+              <w:rPr>
+                <w:rFonts w:ascii="Arial" w:cs="Arial" w:eastAsia="Arial" w:hAnsi="Arial"/>
+                <w:color w:val="222222"/>
+                <w:sz w:val="19"/>
+                <w:szCs w:val="19"/>
+              </w:rPr>
+              <w:t xml:space="preserve">Es erscheint nur ein halber Gegner</w:t>
+            </w:r>
+          </w:p>
+        </w:tc>
+        <w:tc>
+          <w:tcPr>
+            <w:tcW w:type="dxa" w:w="5626"/>
+            <w:tcMar>
+              <w:top w:type="dxa" w:w="30"/>
+              <w:left w:type="dxa" w:w="90"/>
+              <w:bottom w:type="dxa" w:w="30"/>
+              <w:right w:type="dxa" w:w="90"/>
+            </w:tcMar>
+          </w:tcPr>
+          <w:p>
+            <w:pPr>
+              <w:spacing w:after="0" w:line="240" w:lineRule="auto"/>
+            </w:pPr>
+            <w:r>
+              <w:rPr>
+                <w:rFonts w:ascii="Arial" w:cs="Arial" w:eastAsia="Arial" w:hAnsi="Arial"/>
+                <w:color w:val="222222"/>
+                <w:sz w:val="19"/>
+                <w:szCs w:val="19"/>
+              </w:rPr>
+              <w:t xml:space="preserve">Die Feldbreite im Aufruf stimmt nicht mit dem Streifen überein — bei 32er-Feldern muss dort 32 stehen, nicht 16.</w:t>
+            </w:r>
+          </w:p>
+        </w:tc>
+      </w:tr>
+      <w:tr>
+        <w:trPr>
+          <w:cantSplit/>
+        </w:trPr>
+        <w:tc>
+          <w:tcPr>
+            <w:tcW w:type="dxa" w:w="3400"/>
+            <w:tcMar>
+              <w:top w:type="dxa" w:w="30"/>
+              <w:left w:type="dxa" w:w="90"/>
+              <w:bottom w:type="dxa" w:w="30"/>
+              <w:right w:type="dxa" w:w="90"/>
+            </w:tcMar>
+          </w:tcPr>
+          <w:p>
+            <w:pPr>
+              <w:spacing w:after="0" w:line="240" w:lineRule="auto"/>
+            </w:pPr>
+            <w:r>
+              <w:rPr>
+                <w:rFonts w:ascii="Arial" w:cs="Arial" w:eastAsia="Arial" w:hAnsi="Arial"/>
+                <w:color w:val="222222"/>
+                <w:sz w:val="19"/>
+                <w:szCs w:val="19"/>
+              </w:rPr>
+              <w:t xml:space="preserve">Ein Stück vom Nachbarfeld ist zu sehen</w:t>
+            </w:r>
+          </w:p>
+        </w:tc>
+        <w:tc>
+          <w:tcPr>
+            <w:tcW w:type="dxa" w:w="5626"/>
+            <w:tcMar>
+              <w:top w:type="dxa" w:w="30"/>
+              <w:left w:type="dxa" w:w="90"/>
+              <w:bottom w:type="dxa" w:w="30"/>
+              <w:right w:type="dxa" w:w="90"/>
+            </w:tcMar>
+          </w:tcPr>
+          <w:p>
+            <w:pPr>
+              <w:spacing w:after="0" w:line="240" w:lineRule="auto"/>
+            </w:pPr>
+            <w:r>
+              <w:rPr>
+                <w:rFonts w:ascii="Arial" w:cs="Arial" w:eastAsia="Arial" w:hAnsi="Arial"/>
+                <w:color w:val="222222"/>
+                <w:sz w:val="19"/>
+                <w:szCs w:val="19"/>
+              </w:rPr>
+              <w:t xml:space="preserve">Die Stelle wird falsch gerechnet: Es muss feld * breite sein, nicht feld + breite.</w:t>
+            </w:r>
+          </w:p>
+        </w:tc>
+      </w:tr>
+      <w:tr>
+        <w:trPr>
+          <w:cantSplit/>
+        </w:trPr>
+        <w:tc>
+          <w:tcPr>
+            <w:tcW w:type="dxa" w:w="3400"/>
+            <w:tcMar>
+              <w:top w:type="dxa" w:w="30"/>
+              <w:left w:type="dxa" w:w="90"/>
+              <w:bottom w:type="dxa" w:w="30"/>
+              <w:right w:type="dxa" w:w="90"/>
+            </w:tcMar>
+          </w:tcPr>
+          <w:p>
+            <w:pPr>
+              <w:spacing w:after="0" w:line="240" w:lineRule="auto"/>
+            </w:pPr>
+            <w:r>
+              <w:rPr>
+                <w:rFonts w:ascii="Arial" w:cs="Arial" w:eastAsia="Arial" w:hAnsi="Arial"/>
+                <w:color w:val="222222"/>
+                <w:sz w:val="19"/>
+                <w:szCs w:val="19"/>
+              </w:rPr>
+              <w:t xml:space="preserve">Die Animation springt zurück</w:t>
+            </w:r>
+          </w:p>
+        </w:tc>
+        <w:tc>
+          <w:tcPr>
+            <w:tcW w:type="dxa" w:w="5626"/>
+            <w:tcMar>
+              <w:top w:type="dxa" w:w="30"/>
+              <w:left w:type="dxa" w:w="90"/>
+              <w:bottom w:type="dxa" w:w="30"/>
+              <w:right w:type="dxa" w:w="90"/>
+            </w:tcMar>
+          </w:tcPr>
+          <w:p>
+            <w:pPr>
+              <w:spacing w:after="0" w:line="240" w:lineRule="auto"/>
+            </w:pPr>
+            <w:r>
+              <w:rPr>
+                <w:rFonts w:ascii="Arial" w:cs="Arial" w:eastAsia="Arial" w:hAnsi="Arial"/>
+                <w:color w:val="222222"/>
+                <w:sz w:val="19"/>
+                <w:szCs w:val="19"/>
+              </w:rPr>
+              <w:t xml:space="preserve">MOD mit der falschen Anzahl. Bei vier Feldern gehört MOD 4 dorthin.</w:t>
+            </w:r>
+          </w:p>
+        </w:tc>
+      </w:tr>
+      <w:tr>
+        <w:trPr>
+          <w:cantSplit/>
+        </w:trPr>
+        <w:tc>
+          <w:tcPr>
+            <w:tcW w:type="dxa" w:w="3400"/>
+            <w:tcMar>
+              <w:top w:type="dxa" w:w="30"/>
+              <w:left w:type="dxa" w:w="90"/>
+              <w:bottom w:type="dxa" w:w="30"/>
+              <w:right w:type="dxa" w:w="90"/>
+            </w:tcMar>
+          </w:tcPr>
+          <w:p>
+            <w:pPr>
+              <w:spacing w:after="0" w:line="240" w:lineRule="auto"/>
+            </w:pPr>
+            <w:r>
+              <w:rPr>
+                <w:rFonts w:ascii="Arial" w:cs="Arial" w:eastAsia="Arial" w:hAnsi="Arial"/>
+                <w:color w:val="222222"/>
+                <w:sz w:val="19"/>
+                <w:szCs w:val="19"/>
+              </w:rPr>
+              <w:t xml:space="preserve">Alle Figuren zappeln durcheinander</w:t>
+            </w:r>
+          </w:p>
+        </w:tc>
+        <w:tc>
+          <w:tcPr>
+            <w:tcW w:type="dxa" w:w="5626"/>
+            <w:tcMar>
+              <w:top w:type="dxa" w:w="30"/>
+              <w:left w:type="dxa" w:w="90"/>
+              <w:bottom w:type="dxa" w:w="30"/>
+              <w:right w:type="dxa" w:w="90"/>
+            </w:tcMar>
+          </w:tcPr>
+          <w:p>
+            <w:pPr>
+              <w:spacing w:after="0" w:line="240" w:lineRule="auto"/>
+            </w:pPr>
+            <w:r>
+              <w:rPr>
+                <w:rFonts w:ascii="Arial" w:cs="Arial" w:eastAsia="Arial" w:hAnsi="Arial"/>
+                <w:color w:val="222222"/>
+                <w:sz w:val="19"/>
+                <w:szCs w:val="19"/>
+              </w:rPr>
+              <w:t xml:space="preserve">Die Feldnummer wird in der Schleife für jede Figur neu und unterschiedlich gerechnet.</w:t>
+            </w:r>
+          </w:p>
+        </w:tc>
+      </w:tr>
+    </w:tbl>
+    <w:p>
+      <w:pPr>
+        <w:spacing w:after="160"/>
+      </w:pPr>
+    </w:p>
+    <w:p>
+      <w:pPr>
+        <w:pStyle w:val="Heading2"/>
+        <w:keepNext/>
+        <w:keepLines/>
+        <w:spacing w:after="120" w:before="280"/>
+      </w:pPr>
+      <w:r>
+        <w:t xml:space="preserve">Aufgaben</w:t>
+      </w:r>
+    </w:p>
+    <w:p>
+      <w:pPr>
+        <w:pStyle w:val="ListParagraph"/>
+        <w:numPr>
+          <w:ilvl w:val="0"/>
+          <w:numId w:val="2"/>
+        </w:numPr>
+        <w:spacing w:after="100" w:line="312" w:lineRule="auto"/>
+      </w:pPr>
+      <w:r>
+        <w:rPr>
+          <w:sz w:val="22"/>
+          <w:szCs w:val="22"/>
+        </w:rPr>
+        <w:t xml:space="preserve">Lass die Münze rückwärts drehen. Ein Zeichen genügt, wenn du die Feldnummer von der Anzahl abziehst.</w:t>
+      </w:r>
+    </w:p>
+    <w:p>
+      <w:pPr>
+        <w:pStyle w:val="ListParagraph"/>
+        <w:numPr>
+          <w:ilvl w:val="0"/>
+          <w:numId w:val="2"/>
+        </w:numPr>
+        <w:spacing w:after="100" w:line="312" w:lineRule="auto"/>
+      </w:pPr>
+      <w:r>
+        <w:rPr>
+          <w:sz w:val="22"/>
+          <w:szCs w:val="22"/>
+        </w:rPr>
+        <w:t xml:space="preserve">Bau in die Flotte eine Welle ein, wie oben beschrieben, und vergleiche beide Eindrücke.</w:t>
+      </w:r>
+    </w:p>
+    <w:p>
+      <w:pPr>
+        <w:pStyle w:val="ListParagraph"/>
+        <w:numPr>
+          <w:ilvl w:val="0"/>
+          <w:numId w:val="2"/>
+        </w:numPr>
+        <w:spacing w:after="100" w:line="312" w:lineRule="auto"/>
+      </w:pPr>
+      <w:r>
+        <w:rPr>
+          <w:sz w:val="22"/>
+          <w:szCs w:val="22"/>
+        </w:rPr>
+        <w:t xml:space="preserve">Zeig neben der Münze an, welches Feld gerade läuft — und dazu den Bildzähler. Beobachte, wie beide zusammenhängen.</w:t>
+      </w:r>
+    </w:p>
+    <w:p>
+      <w:pPr>
+        <w:pStyle w:val="ListParagraph"/>
+        <w:numPr>
+          <w:ilvl w:val="0"/>
+          <w:numId w:val="2"/>
+        </w:numPr>
+        <w:spacing w:after="100" w:line="312" w:lineRule="auto"/>
+      </w:pPr>
+      <w:r>
+        <w:rPr>
+          <w:sz w:val="22"/>
+          <w:szCs w:val="22"/>
+        </w:rPr>
+        <w:t xml:space="preserve">Gib dem Schiff aus Kapitel 19 eine flackernde Flamme: zwei Fassungen des Sprites, alle fünf Bilder gewechselt.</w:t>
+      </w:r>
+    </w:p>
+    <w:p>
+      <w:pPr>
+        <w:pStyle w:val="ListParagraph"/>
+        <w:numPr>
+          <w:ilvl w:val="0"/>
+          <w:numId w:val="2"/>
+        </w:numPr>
+        <w:spacing w:after="100" w:line="312" w:lineRule="auto"/>
+      </w:pPr>
+      <w:r>
+        <w:rPr>
+          <w:sz w:val="22"/>
+          <w:szCs w:val="22"/>
+        </w:rPr>
+        <w:t xml:space="preserve">Male eine Figur mit vier Laufbildern und lass sie über den Bildschirm gehen — Bewegung und Animation gleichzeitig.</w:t>
+      </w:r>
+    </w:p>
+    <w:p>
+      <w:pPr>
+        <w:pStyle w:val="ListParagraph"/>
+        <w:numPr>
+          <w:ilvl w:val="0"/>
+          <w:numId w:val="2"/>
+        </w:numPr>
+        <w:spacing w:after="100" w:line="312" w:lineRule="auto"/>
+      </w:pPr>
+      <w:r>
+        <w:rPr>
+          <w:sz w:val="22"/>
+          <w:szCs w:val="22"/>
+        </w:rPr>
+        <w:t xml:space="preserve">Bau die Zustände aus dem letzten Abschnitt wirklich: Solange eine Pfeiltaste gehalten wird, läuft die Figur; sonst steht sie.</w:t>
+      </w:r>
+    </w:p>
+    <w:p>
+      <w:pPr>
+        <w:spacing w:after="180" w:line="312" w:lineRule="auto"/>
+      </w:pPr>
+      <w:r>
+        <w:rPr>
+          <w:sz w:val="22"/>
+          <w:szCs w:val="22"/>
+        </w:rPr>
+        <w:t xml:space="preserve">Deine Figuren bewegen sich und leben. Was noch fehlt, damit daraus ein Spiel wird: Sie müssen einander bemerken.</w:t>
+      </w:r>
+    </w:p>
+    <w:p>
+      <w:pPr>
+        <w:pStyle w:val="Heading1"/>
+        <w:keepNext/>
+        <w:keepLines/>
+        <w:pageBreakBefore/>
+        <w:pBdr>
+          <w:bottom w:val="single" w:color="1B6CA8" w:sz="12" w:space="4"/>
+        </w:pBdr>
+        <w:spacing w:after="160" w:before="0"/>
+      </w:pPr>
+      <w:r>
+        <w:t xml:space="preserve">Zusammenstoß</w:t>
+      </w:r>
+    </w:p>
+    <w:p>
+      <w:pPr>
+        <w:spacing w:after="180" w:line="312" w:lineRule="auto"/>
+      </w:pPr>
+      <w:r>
+        <w:rPr>
+          <w:sz w:val="22"/>
+          <w:szCs w:val="22"/>
+        </w:rPr>
+        <w:t xml:space="preserve">Zwei Dinge bewegen sich über den Bildschirm, und irgendwann sind sie an derselben Stelle. Für dein Auge ist das offensichtlich. Für das Programm ist es das nicht — es weiß nur, welche Zahlen in welchen Kartons stehen.</w:t>
+      </w:r>
+    </w:p>
+    <w:p>
+      <w:pPr>
+        <w:spacing w:after="180" w:line="312" w:lineRule="auto"/>
+      </w:pPr>
+      <w:r>
+        <w:rPr>
+          <w:sz w:val="22"/>
+          <w:szCs w:val="22"/>
+        </w:rPr>
+        <w:t xml:space="preserve">Kollisionsprüfung heißt: aus diesen Zahlen die Frage zu beantworten, ob sich zwei Dinge berühren. Du hast das schon dreimal gemacht — beim Schläger in Pong, beim Kopf der Schlange, beim Schuss aufs Ziel. Jetzt sehen wir es uns richtig an.</w:t>
+      </w:r>
+    </w:p>
+    <w:p>
+      <w:pPr>
+        <w:pStyle w:val="Heading2"/>
+        <w:keepNext/>
+        <w:keepLines/>
+        <w:spacing w:after="120" w:before="280"/>
+      </w:pPr>
+      <w:r>
+        <w:t xml:space="preserve">Wann berühren sich zwei Rechtecke?</w:t>
+      </w:r>
+    </w:p>
+    <w:p>
+      <w:pPr>
+        <w:spacing w:after="180" w:line="312" w:lineRule="auto"/>
+      </w:pPr>
+      <w:r>
+        <w:rPr>
+          <w:sz w:val="22"/>
+          <w:szCs w:val="22"/>
+        </w:rPr>
+        <w:t xml:space="preserve">Die verblüffende Antwort: Man fragt nicht, wann sie sich berühren. Man fragt, wann sie es NICHT tun — und das ist viel einfacher.</w:t>
+      </w:r>
+    </w:p>
+    <w:p>
+      <w:pPr>
+        <w:spacing w:after="180" w:line="312" w:lineRule="auto"/>
+      </w:pPr>
+      <w:r>
+        <w:rPr>
+          <w:sz w:val="22"/>
+          <w:szCs w:val="22"/>
+        </w:rPr>
+        <w:t xml:space="preserve">Zwei Rechtecke berühren sich genau dann nicht, wenn eines der vier folgenden Dinge zutrifft: A ist ganz links von B. A ist ganz rechts von B. A ist ganz über B. A ist ganz unter B. Trifft keines davon zu, überlappen sie.</w:t>
+      </w:r>
+    </w:p>
+    <w:p>
+      <w:pPr>
+        <w:keepLines/>
+        <w:pBdr>
+          <w:left w:val="single" w:color="1B6CA8" w:sz="18" w:space="6"/>
+        </w:pBdr>
+        <w:shd w:fill="F4F4F4" w:val="clear"/>
+        <w:spacing w:after="200" w:before="100" w:line="264" w:lineRule="auto"/>
+        <w:ind w:left="140"/>
+      </w:pPr>
+      <w:r>
+        <w:rPr>
+          <w:rFonts w:ascii="Consolas" w:cs="Consolas" w:eastAsia="Consolas" w:hAnsi="Consolas"/>
+          <w:sz w:val="19"/>
+          <w:szCs w:val="19"/>
+        </w:rPr>
+        <w:t xml:space="preserve">FUNCTION ueberlappt(ax AS FLOAT, ay AS FLOAT, _</w:t>
+      </w:r>
+      <w:r>
+        <w:rPr>
+          <w:rFonts w:ascii="Consolas" w:cs="Consolas" w:eastAsia="Consolas" w:hAnsi="Consolas"/>
+          <w:sz w:val="19"/>
+          <w:szCs w:val="19"/>
+        </w:rPr>
+        <w:br/>
+        <w:t xml:space="preserve">                    ab AS FLOAT, ah AS FLOAT, _</w:t>
+      </w:r>
+      <w:r>
+        <w:rPr>
+          <w:rFonts w:ascii="Consolas" w:cs="Consolas" w:eastAsia="Consolas" w:hAnsi="Consolas"/>
+          <w:sz w:val="19"/>
+          <w:szCs w:val="19"/>
+        </w:rPr>
+        <w:br/>
+        <w:t xml:space="preserve">                    bx AS FLOAT, by AS FLOAT, _</w:t>
+      </w:r>
+      <w:r>
+        <w:rPr>
+          <w:rFonts w:ascii="Consolas" w:cs="Consolas" w:eastAsia="Consolas" w:hAnsi="Consolas"/>
+          <w:sz w:val="19"/>
+          <w:szCs w:val="19"/>
+        </w:rPr>
+        <w:br/>
+        <w:t xml:space="preserve">                    bb AS FLOAT, bh AS FLOAT) AS BOOLEAN</w:t>
+      </w:r>
+      <w:r>
+        <w:rPr>
+          <w:rFonts w:ascii="Consolas" w:cs="Consolas" w:eastAsia="Consolas" w:hAnsi="Consolas"/>
+          <w:sz w:val="19"/>
+          <w:szCs w:val="19"/>
+        </w:rPr>
+        <w:br/>
+        <w:t xml:space="preserve">    IF ax + ab &lt; bx THEN RETURN FALSE</w:t>
+      </w:r>
+      <w:r>
+        <w:rPr>
+          <w:rFonts w:ascii="Consolas" w:cs="Consolas" w:eastAsia="Consolas" w:hAnsi="Consolas"/>
+          <w:sz w:val="19"/>
+          <w:szCs w:val="19"/>
+        </w:rPr>
+        <w:br/>
+        <w:t xml:space="preserve">    IF bx + bb &lt; ax THEN RETURN FALSE</w:t>
+      </w:r>
+      <w:r>
+        <w:rPr>
+          <w:rFonts w:ascii="Consolas" w:cs="Consolas" w:eastAsia="Consolas" w:hAnsi="Consolas"/>
+          <w:sz w:val="19"/>
+          <w:szCs w:val="19"/>
+        </w:rPr>
+        <w:br/>
+        <w:t xml:space="preserve">    IF ay + ah &lt; by THEN RETURN FALSE</w:t>
+      </w:r>
+      <w:r>
+        <w:rPr>
+          <w:rFonts w:ascii="Consolas" w:cs="Consolas" w:eastAsia="Consolas" w:hAnsi="Consolas"/>
+          <w:sz w:val="19"/>
+          <w:szCs w:val="19"/>
+        </w:rPr>
+        <w:br/>
+        <w:t xml:space="preserve">    IF by + bh &lt; ay THEN RETURN FALSE</w:t>
+      </w:r>
+      <w:r>
+        <w:rPr>
+          <w:rFonts w:ascii="Consolas" w:cs="Consolas" w:eastAsia="Consolas" w:hAnsi="Consolas"/>
+          <w:sz w:val="19"/>
+          <w:szCs w:val="19"/>
+        </w:rPr>
+        <w:br/>
+        <w:t xml:space="preserve">    RETURN TRUE</w:t>
+      </w:r>
+      <w:r>
+        <w:rPr>
+          <w:rFonts w:ascii="Consolas" w:cs="Consolas" w:eastAsia="Consolas" w:hAnsi="Consolas"/>
+          <w:sz w:val="19"/>
+          <w:szCs w:val="19"/>
+        </w:rPr>
+        <w:br/>
+        <w:t xml:space="preserve">END FUNCTION</w:t>
+      </w:r>
+    </w:p>
+    <w:p>
+      <w:pPr>
+        <w:keepNext/>
+        <w:spacing w:after="40" w:before="160"/>
+        <w:jc w:val="center"/>
+      </w:pPr>
+      <w:r>
+        <w:drawing>
+          <wp:inline distT="0" distB="0" distL="0" distR="0">
+            <wp:extent cx="4191000" cy="2619375"/>
+            <wp:effectExtent t="0" r="0" b="0" l="0"/>
+            <wp:docPr id="1" name="kap22_1_rechtecke.png" descr="Solange sie sich nicht berühren, ist das obere blau. Fahr es hinüber, und beide werden rot." title="Solange sie sich nicht berühren, ist das obere blau. Fahr es hinüber, und beide werden rot."/>
+            <wp:cNvGraphicFramePr>
+              <a:graphicFrameLocks xmlns:a="http://schemas.openxmlformats.org/drawingml/2006/main" noChangeAspect="1"/>
+            </wp:cNvGraphicFramePr>
+            <a:graphic xmlns:a="http://schemas.openxmlformats.org/drawingml/2006/main">
+              <a:graphicData uri="http://schemas.openxmlformats.org/drawingml/2006/picture">
+                <pic:pic xmlns:pic="http://schemas.openxmlformats.org/drawingml/2006/picture">
+                  <pic:nvPicPr>
+                    <pic:cNvPr id="0" name="" descr=""/>
+                    <pic:cNvPicPr>
+                      <a:picLocks noChangeAspect="1" noChangeArrowheads="1"/>
+                    </pic:cNvPicPr>
+                  </pic:nvPicPr>
+                  <pic:blipFill>
+                    <a:blip r:embed="rId68" cstate="none"/>
+                    <a:srcRect/>
+                    <a:stretch>
+                      <a:fillRect/>
+                    </a:stretch>
+                  </pic:blipFill>
+                  <pic:spPr bwMode="auto">
+                    <a:xfrm>
+                      <a:off x="0" y="0"/>
+                      <a:ext cx="4191000" cy="2619375"/>
+                    </a:xfrm>
+                    <a:prstGeom prst="rect">
+                      <a:avLst/>
+                    </a:prstGeom>
+                  </pic:spPr>
+                </pic:pic>
+              </a:graphicData>
+            </a:graphic>
+          </wp:inline>
+        </w:drawing>
+      </w:r>
+    </w:p>
+    <w:p>
+      <w:pPr>
+        <w:spacing w:after="200"/>
+        <w:jc w:val="center"/>
+      </w:pPr>
+      <w:r>
+        <w:rPr>
+          <w:i/>
+          <w:iCs/>
+          <w:color w:val="6A6A6A"/>
+          <w:sz w:val="18"/>
+          <w:szCs w:val="18"/>
+        </w:rPr>
+        <w:t xml:space="preserve">Solange sie sich nicht berühren, ist das obere blau. Fahr es hinüber, und beide werden rot.</w:t>
+      </w:r>
+    </w:p>
+    <w:p>
+      <w:pPr>
+        <w:spacing w:after="180" w:line="312" w:lineRule="auto"/>
+      </w:pPr>
+      <w:r>
+        <w:rPr>
+          <w:sz w:val="22"/>
+          <w:szCs w:val="22"/>
+        </w:rPr>
+        <w:t xml:space="preserve">Vier Zeilen, vier Ausschlussgründe. Wer alle vier überlebt, hat getroffen. Diese Art zu denken — nicht die Bedingung suchen, sondern die Gegengründe abhaken — macht viele Prüfungen erstaunlich kurz, und man kann sie einzeln nachvollziehen.</w:t>
+      </w:r>
+    </w:p>
+    <w:p>
+      <w:pPr>
+        <w:spacing w:after="180" w:line="312" w:lineRule="auto"/>
+      </w:pPr>
+      <w:r>
+        <w:rPr>
+          <w:sz w:val="22"/>
+          <w:szCs w:val="22"/>
+        </w:rPr>
+        <w:t xml:space="preserve">Die acht Parameter heißen </w:t>
+      </w:r>
+      <w:r>
+        <w:rPr>
+          <w:rFonts w:ascii="Consolas" w:cs="Consolas" w:eastAsia="Consolas" w:hAnsi="Consolas"/>
+          <w:color w:val="335577"/>
+          <w:sz w:val="21"/>
+          <w:szCs w:val="21"/>
+        </w:rPr>
+        <w:t xml:space="preserve">ax, ay, ab, ah</w:t>
+      </w:r>
+      <w:r>
+        <w:rPr>
+          <w:sz w:val="22"/>
+          <w:szCs w:val="22"/>
+        </w:rPr>
+        <w:t xml:space="preserve"> für das erste Rechteck (Stelle, Breite, Höhe) und </w:t>
+      </w:r>
+      <w:r>
+        <w:rPr>
+          <w:rFonts w:ascii="Consolas" w:cs="Consolas" w:eastAsia="Consolas" w:hAnsi="Consolas"/>
+          <w:color w:val="335577"/>
+          <w:sz w:val="21"/>
+          <w:szCs w:val="21"/>
+        </w:rPr>
+        <w:t xml:space="preserve">bx, by, bb, bh</w:t>
+      </w:r>
+      <w:r>
+        <w:rPr>
+          <w:sz w:val="22"/>
+          <w:szCs w:val="22"/>
+        </w:rPr>
+        <w:t xml:space="preserve"> für das zweite. Der Unterstrich am Zeilenende verteilt die lange Aufzählung auf vier Zeilen — sonst passte sie nicht auf diese Buchseite.</w:t>
+      </w:r>
+    </w:p>
+    <w:p>
+      <w:pPr>
+        <w:spacing w:before="60"/>
+      </w:pPr>
+    </w:p>
+    <w:tbl>
+      <w:tblPr>
+        <w:tblW w:type="dxa" w:w="9026"/>
+        <w:tblBorders>
+          <w:top w:val="single" w:color="auto" w:sz="4"/>
+          <w:left w:val="single" w:color="auto" w:sz="4"/>
+          <w:bottom w:val="single" w:color="auto" w:sz="4"/>
+          <w:right w:val="single" w:color="auto" w:sz="4"/>
+          <w:insideH w:val="single" w:color="auto" w:sz="4"/>
+          <w:insideV w:val="single" w:color="auto" w:sz="4"/>
+        </w:tblBorders>
+      </w:tblPr>
+      <w:tblGrid>
+        <w:gridCol w:w="9026"/>
+      </w:tblGrid>
+      <w:tr>
+        <w:trPr>
+          <w:cantSplit/>
+        </w:trPr>
+        <w:tc>
+          <w:tcPr>
+            <w:tcW w:type="dxa" w:w="9026"/>
+            <w:tcBorders>
+              <w:top w:val="single" w:color="9CC8E6" w:sz="6"/>
+              <w:left w:val="single" w:color="9CC8E6" w:sz="6"/>
+              <w:bottom w:val="single" w:color="9CC8E6" w:sz="6"/>
+              <w:right w:val="single" w:color="9CC8E6" w:sz="6"/>
+            </w:tcBorders>
+            <w:shd w:fill="E7F2FA" w:val="clear"/>
+            <w:tcMar>
+              <w:top w:type="dxa" w:w="140"/>
+              <w:left w:type="dxa" w:w="180"/>
+              <w:bottom w:type="dxa" w:w="140"/>
+              <w:right w:type="dxa" w:w="180"/>
+            </w:tcMar>
+          </w:tcPr>
+          <w:p>
+            <w:pPr>
+              <w:spacing w:after="40"/>
+            </w:pPr>
+            <w:r>
+              <w:rPr>
+                <w:b/>
+                <w:bCs/>
+                <w:color w:val="1B6CA8"/>
+                <w:sz w:val="22"/>
+                <w:szCs w:val="22"/>
+              </w:rPr>
+              <w:t xml:space="preserve">Der beste Versuch dieses Kapitels</w:t>
+            </w:r>
+          </w:p>
+          <w:p>
+            <w:pPr>
+              <w:spacing w:after="0" w:line="312" w:lineRule="auto"/>
+            </w:pPr>
+            <w:r>
+              <w:rPr>
+                <w:sz w:val="22"/>
+                <w:szCs w:val="22"/>
+              </w:rPr>
+              <w:t xml:space="preserve">Starte das Programm und fahr das blaue Rechteck ganz langsam an das graue heran. Achte auf den Moment, in dem es umschlägt: Es genügt, dass sich die Kanten berühren. Ändere dann eines der vier &lt; in ein &lt;= und sieh, ob du den Unterschied bemerkst — das ist genau ein Punkt Unterschied, und darüber wird in Spielen erstaunlich viel diskutiert.</w:t>
+            </w:r>
+          </w:p>
+        </w:tc>
+      </w:tr>
+    </w:tbl>
+    <w:p>
+      <w:pPr>
+        <w:spacing w:after="160"/>
+      </w:pPr>
+    </w:p>
+    <w:p>
+      <w:pPr>
+        <w:pStyle w:val="Heading2"/>
+        <w:keepNext/>
+        <w:keepLines/>
+        <w:spacing w:after="120" w:before="280"/>
+      </w:pPr>
+      <w:r>
+        <w:t xml:space="preserve">Ein Spiel in zwanzig Zeilen</w:t>
+      </w:r>
+    </w:p>
+    <w:p>
+      <w:pPr>
+        <w:spacing w:after="180" w:line="312" w:lineRule="auto"/>
+      </w:pPr>
+      <w:r>
+        <w:rPr>
+          <w:sz w:val="22"/>
+          <w:szCs w:val="22"/>
+        </w:rPr>
+        <w:t xml:space="preserve">Mit dieser einen Funktion und den Sprites aus Kapitel 19 lässt sich sofort etwas Spielbares bauen: sechs Münzen, ein Schiff, und wer eine berührt, sammelt sie ein.</w:t>
+      </w:r>
+    </w:p>
+    <w:p>
+      <w:pPr>
+        <w:keepLines/>
+        <w:pBdr>
+          <w:left w:val="single" w:color="1B6CA8" w:sz="18" w:space="6"/>
+        </w:pBdr>
+        <w:shd w:fill="F4F4F4" w:val="clear"/>
+        <w:spacing w:after="200" w:before="100" w:line="264" w:lineRule="auto"/>
+        <w:ind w:left="140"/>
+      </w:pPr>
+      <w:r>
+        <w:rPr>
+          <w:rFonts w:ascii="Consolas" w:cs="Consolas" w:eastAsia="Consolas" w:hAnsi="Consolas"/>
+          <w:sz w:val="19"/>
+          <w:szCs w:val="19"/>
+        </w:rPr>
+        <w:t xml:space="preserve">DIM mx[6] AS INTEGER</w:t>
+      </w:r>
+      <w:r>
+        <w:rPr>
+          <w:rFonts w:ascii="Consolas" w:cs="Consolas" w:eastAsia="Consolas" w:hAnsi="Consolas"/>
+          <w:sz w:val="19"/>
+          <w:szCs w:val="19"/>
+        </w:rPr>
+        <w:br/>
+        <w:t xml:space="preserve">DIM my[6] AS INTEGER</w:t>
+      </w:r>
+      <w:r>
+        <w:rPr>
+          <w:rFonts w:ascii="Consolas" w:cs="Consolas" w:eastAsia="Consolas" w:hAnsi="Consolas"/>
+          <w:sz w:val="19"/>
+          <w:szCs w:val="19"/>
+        </w:rPr>
+        <w:br/>
+        <w:t xml:space="preserve">DIM da[6] AS BOOLEAN</w:t>
+      </w:r>
+      <w:r>
+        <w:rPr>
+          <w:rFonts w:ascii="Consolas" w:cs="Consolas" w:eastAsia="Consolas" w:hAnsi="Consolas"/>
+          <w:sz w:val="19"/>
+          <w:szCs w:val="19"/>
+        </w:rPr>
+        <w:br/>
+        <w:t xml:space="preserve"/>
+      </w:r>
+      <w:r>
+        <w:rPr>
+          <w:rFonts w:ascii="Consolas" w:cs="Consolas" w:eastAsia="Consolas" w:hAnsi="Consolas"/>
+          <w:sz w:val="19"/>
+          <w:szCs w:val="19"/>
+        </w:rPr>
+        <w:br/>
+        <w:t xml:space="preserve">FOR i = 0 TO 5</w:t>
+      </w:r>
+      <w:r>
+        <w:rPr>
+          <w:rFonts w:ascii="Consolas" w:cs="Consolas" w:eastAsia="Consolas" w:hAnsi="Consolas"/>
+          <w:sz w:val="19"/>
+          <w:szCs w:val="19"/>
+        </w:rPr>
+        <w:br/>
+        <w:t xml:space="preserve">    mx[i] = RANDINT(20, 580)</w:t>
+      </w:r>
+      <w:r>
+        <w:rPr>
+          <w:rFonts w:ascii="Consolas" w:cs="Consolas" w:eastAsia="Consolas" w:hAnsi="Consolas"/>
+          <w:sz w:val="19"/>
+          <w:szCs w:val="19"/>
+        </w:rPr>
+        <w:br/>
+        <w:t xml:space="preserve">    my[i] = RANDINT(20, 260)</w:t>
+      </w:r>
+      <w:r>
+        <w:rPr>
+          <w:rFonts w:ascii="Consolas" w:cs="Consolas" w:eastAsia="Consolas" w:hAnsi="Consolas"/>
+          <w:sz w:val="19"/>
+          <w:szCs w:val="19"/>
+        </w:rPr>
+        <w:br/>
+        <w:t xml:space="preserve">    da[i] = TRUE</w:t>
+      </w:r>
+      <w:r>
+        <w:rPr>
+          <w:rFonts w:ascii="Consolas" w:cs="Consolas" w:eastAsia="Consolas" w:hAnsi="Consolas"/>
+          <w:sz w:val="19"/>
+          <w:szCs w:val="19"/>
+        </w:rPr>
+        <w:br/>
+        <w:t xml:space="preserve">NEXT</w:t>
+      </w:r>
+    </w:p>
+    <w:p>
+      <w:pPr>
+        <w:keepNext/>
+        <w:spacing w:after="40" w:before="160"/>
+        <w:jc w:val="center"/>
+      </w:pPr>
+      <w:r>
+        <w:drawing>
+          <wp:inline distT="0" distB="0" distL="0" distR="0">
+            <wp:extent cx="4191000" cy="2619375"/>
+            <wp:effectExtent t="0" r="0" b="0" l="0"/>
+            <wp:docPr id="1" name="kap22_2_einsammeln.png" descr="Sechs Münzen, ein Schiff, ein Zähler. Mehr braucht ein Spiel nicht, um eines zu sein." title="Sechs Münzen, ein Schiff, ein Zähler. Mehr braucht ein Spiel nicht, um eines zu sein."/>
+            <wp:cNvGraphicFramePr>
+              <a:graphicFrameLocks xmlns:a="http://schemas.openxmlformats.org/drawingml/2006/main" noChangeAspect="1"/>
+            </wp:cNvGraphicFramePr>
+            <a:graphic xmlns:a="http://schemas.openxmlformats.org/drawingml/2006/main">
+              <a:graphicData uri="http://schemas.openxmlformats.org/drawingml/2006/picture">
+                <pic:pic xmlns:pic="http://schemas.openxmlformats.org/drawingml/2006/picture">
+                  <pic:nvPicPr>
+                    <pic:cNvPr id="0" name="" descr=""/>
+                    <pic:cNvPicPr>
+                      <a:picLocks noChangeAspect="1" noChangeArrowheads="1"/>
+                    </pic:cNvPicPr>
+                  </pic:nvPicPr>
+                  <pic:blipFill>
+                    <a:blip r:embed="rId69" cstate="none"/>
+                    <a:srcRect/>
+                    <a:stretch>
+                      <a:fillRect/>
+                    </a:stretch>
+                  </pic:blipFill>
+                  <pic:spPr bwMode="auto">
+                    <a:xfrm>
+                      <a:off x="0" y="0"/>
+                      <a:ext cx="4191000" cy="2619375"/>
+                    </a:xfrm>
+                    <a:prstGeom prst="rect">
+                      <a:avLst/>
+                    </a:prstGeom>
+                  </pic:spPr>
+                </pic:pic>
+              </a:graphicData>
+            </a:graphic>
+          </wp:inline>
+        </w:drawing>
+      </w:r>
+    </w:p>
+    <w:p>
+      <w:pPr>
+        <w:spacing w:after="200"/>
+        <w:jc w:val="center"/>
+      </w:pPr>
+      <w:r>
+        <w:rPr>
+          <w:i/>
+          <w:iCs/>
+          <w:color w:val="6A6A6A"/>
+          <w:sz w:val="18"/>
+          <w:szCs w:val="18"/>
+        </w:rPr>
+        <w:t xml:space="preserve">Sechs Münzen, ein Schiff, ein Zähler. Mehr braucht ein Spiel nicht, um eines zu sein.</w:t>
+      </w:r>
+    </w:p>
+    <w:p>
+      <w:pPr>
+        <w:spacing w:after="180" w:line="312" w:lineRule="auto"/>
+      </w:pPr>
+      <w:r>
+        <w:rPr>
+          <w:sz w:val="22"/>
+          <w:szCs w:val="22"/>
+        </w:rPr>
+        <w:t xml:space="preserve">Drei parallele Arrays, wie du sie seit Kapitel 14 kennst: wo die Münze liegt und ob es sie noch gibt. Das </w:t>
+      </w:r>
+      <w:r>
+        <w:rPr>
+          <w:rFonts w:ascii="Consolas" w:cs="Consolas" w:eastAsia="Consolas" w:hAnsi="Consolas"/>
+          <w:color w:val="335577"/>
+          <w:sz w:val="21"/>
+          <w:szCs w:val="21"/>
+        </w:rPr>
+        <w:t xml:space="preserve">da[i]</w:t>
+      </w:r>
+      <w:r>
+        <w:rPr>
+          <w:sz w:val="22"/>
+          <w:szCs w:val="22"/>
+        </w:rPr>
+        <w:t xml:space="preserve"> ist wieder ein Schalter — eine eingesammelte Münze wird nicht gelöscht, sie wird nur nicht mehr gemalt und nicht mehr geprüft.</w:t>
+      </w:r>
+    </w:p>
+    <w:p>
+      <w:pPr>
+        <w:keepLines/>
+        <w:pBdr>
+          <w:left w:val="single" w:color="1B6CA8" w:sz="18" w:space="6"/>
+        </w:pBdr>
+        <w:shd w:fill="F4F4F4" w:val="clear"/>
+        <w:spacing w:after="200" w:before="100" w:line="264" w:lineRule="auto"/>
+        <w:ind w:left="140"/>
+      </w:pPr>
+      <w:r>
+        <w:rPr>
+          <w:rFonts w:ascii="Consolas" w:cs="Consolas" w:eastAsia="Consolas" w:hAnsi="Consolas"/>
+          <w:sz w:val="19"/>
+          <w:szCs w:val="19"/>
+        </w:rPr>
+        <w:t xml:space="preserve">FOR i = 0 TO 5</w:t>
+      </w:r>
+      <w:r>
+        <w:rPr>
+          <w:rFonts w:ascii="Consolas" w:cs="Consolas" w:eastAsia="Consolas" w:hAnsi="Consolas"/>
+          <w:sz w:val="19"/>
+          <w:szCs w:val="19"/>
+        </w:rPr>
+        <w:br/>
+        <w:t xml:space="preserve">    IF da[i] THEN</w:t>
+      </w:r>
+      <w:r>
+        <w:rPr>
+          <w:rFonts w:ascii="Consolas" w:cs="Consolas" w:eastAsia="Consolas" w:hAnsi="Consolas"/>
+          <w:sz w:val="19"/>
+          <w:szCs w:val="19"/>
+        </w:rPr>
+        <w:br/>
+        <w:t xml:space="preserve">        IF ueberlappt(x + 6, y + 6, 20, 20, _</w:t>
+      </w:r>
+      <w:r>
+        <w:rPr>
+          <w:rFonts w:ascii="Consolas" w:cs="Consolas" w:eastAsia="Consolas" w:hAnsi="Consolas"/>
+          <w:sz w:val="19"/>
+          <w:szCs w:val="19"/>
+        </w:rPr>
+        <w:br/>
+        <w:t xml:space="preserve">                      mx[i] + 6, my[i] + 6, 20, 20) THEN</w:t>
+      </w:r>
+      <w:r>
+        <w:rPr>
+          <w:rFonts w:ascii="Consolas" w:cs="Consolas" w:eastAsia="Consolas" w:hAnsi="Consolas"/>
+          <w:sz w:val="19"/>
+          <w:szCs w:val="19"/>
+        </w:rPr>
+        <w:br/>
+        <w:t xml:space="preserve">            da[i] = FALSE</w:t>
+      </w:r>
+      <w:r>
+        <w:rPr>
+          <w:rFonts w:ascii="Consolas" w:cs="Consolas" w:eastAsia="Consolas" w:hAnsi="Consolas"/>
+          <w:sz w:val="19"/>
+          <w:szCs w:val="19"/>
+        </w:rPr>
+        <w:br/>
+        <w:t xml:space="preserve">            punkte = punkte + 1</w:t>
+      </w:r>
+      <w:r>
+        <w:rPr>
+          <w:rFonts w:ascii="Consolas" w:cs="Consolas" w:eastAsia="Consolas" w:hAnsi="Consolas"/>
+          <w:sz w:val="19"/>
+          <w:szCs w:val="19"/>
+        </w:rPr>
+        <w:br/>
+        <w:t xml:space="preserve">        END IF</w:t>
+      </w:r>
+      <w:r>
+        <w:rPr>
+          <w:rFonts w:ascii="Consolas" w:cs="Consolas" w:eastAsia="Consolas" w:hAnsi="Consolas"/>
+          <w:sz w:val="19"/>
+          <w:szCs w:val="19"/>
+        </w:rPr>
+        <w:br/>
+        <w:t xml:space="preserve">    END IF</w:t>
+      </w:r>
+      <w:r>
+        <w:rPr>
+          <w:rFonts w:ascii="Consolas" w:cs="Consolas" w:eastAsia="Consolas" w:hAnsi="Consolas"/>
+          <w:sz w:val="19"/>
+          <w:szCs w:val="19"/>
+        </w:rPr>
+        <w:br/>
+        <w:t xml:space="preserve">NEXT</w:t>
+      </w:r>
+    </w:p>
+    <w:p>
+      <w:pPr>
+        <w:pStyle w:val="Heading2"/>
+        <w:keepNext/>
+        <w:keepLines/>
+        <w:spacing w:after="120" w:before="280"/>
+      </w:pPr>
+      <w:r>
+        <w:t xml:space="preserve">Warum überall 6 und 20 steht</w:t>
+      </w:r>
+    </w:p>
+    <w:p>
+      <w:pPr>
+        <w:spacing w:after="180" w:line="312" w:lineRule="auto"/>
+      </w:pPr>
+      <w:r>
+        <w:rPr>
+          <w:sz w:val="22"/>
+          <w:szCs w:val="22"/>
+        </w:rPr>
+        <w:t xml:space="preserve">Diese beiden Zahlen sind das eigentlich Lehrreiche an dem Programm. Die Sprites sind 32 mal 32 groß, aber die Figur darin ist kleiner — ringsum liegt durchsichtiger Rand, und das Schiff läuft nach oben spitz zu.</w:t>
+      </w:r>
+    </w:p>
+    <w:p>
+      <w:pPr>
+        <w:spacing w:after="180" w:line="312" w:lineRule="auto"/>
+      </w:pPr>
+      <w:r>
+        <w:rPr>
+          <w:sz w:val="22"/>
+          <w:szCs w:val="22"/>
+        </w:rPr>
+        <w:t xml:space="preserve">Würde man die vollen 32 Punkte prüfen, sammelte das Schiff Münzen ein, die es sichtbar gar nicht berührt hat. Das fühlt sich falsch an, und Spieler beschweren sich zu Recht. Also prüft man ein kleineres Rechteck: sechs Punkte vom Rand nach innen, zwanzig Punkte groß.</w:t>
+      </w:r>
+    </w:p>
+    <w:p>
+      <w:pPr>
+        <w:spacing w:before="60"/>
+      </w:pPr>
+    </w:p>
+    <w:tbl>
+      <w:tblPr>
+        <w:tblW w:type="dxa" w:w="9026"/>
+        <w:tblBorders>
+          <w:top w:val="single" w:color="auto" w:sz="4"/>
+          <w:left w:val="single" w:color="auto" w:sz="4"/>
+          <w:bottom w:val="single" w:color="auto" w:sz="4"/>
+          <w:right w:val="single" w:color="auto" w:sz="4"/>
+          <w:insideH w:val="single" w:color="auto" w:sz="4"/>
+          <w:insideV w:val="single" w:color="auto" w:sz="4"/>
+        </w:tblBorders>
+      </w:tblPr>
+      <w:tblGrid>
+        <w:gridCol w:w="9026"/>
+      </w:tblGrid>
+      <w:tr>
+        <w:trPr>
+          <w:cantSplit/>
+        </w:trPr>
+        <w:tc>
+          <w:tcPr>
+            <w:tcW w:type="dxa" w:w="9026"/>
+            <w:tcBorders>
+              <w:top w:val="single" w:color="E0A0A0" w:sz="6"/>
+              <w:left w:val="single" w:color="E0A0A0" w:sz="6"/>
+              <w:bottom w:val="single" w:color="E0A0A0" w:sz="6"/>
+              <w:right w:val="single" w:color="E0A0A0" w:sz="6"/>
+            </w:tcBorders>
+            <w:shd w:fill="FBEAEA" w:val="clear"/>
+            <w:tcMar>
+              <w:top w:type="dxa" w:w="140"/>
+              <w:left w:type="dxa" w:w="180"/>
+              <w:bottom w:type="dxa" w:w="140"/>
+              <w:right w:type="dxa" w:w="180"/>
+            </w:tcMar>
+          </w:tcPr>
+          <w:p>
+            <w:pPr>
+              <w:spacing w:after="40"/>
+            </w:pPr>
+            <w:r>
+              <w:rPr>
+                <w:b/>
+                <w:bCs/>
+                <w:color w:val="B23030"/>
+                <w:sz w:val="22"/>
+                <w:szCs w:val="22"/>
+              </w:rPr>
+              <w:t xml:space="preserve">Die Trefferbox ist nicht das Bild</w:t>
+            </w:r>
+          </w:p>
+          <w:p>
+            <w:pPr>
+              <w:spacing w:after="0" w:line="312" w:lineRule="auto"/>
+            </w:pPr>
+            <w:r>
+              <w:rPr>
+                <w:sz w:val="22"/>
+                <w:szCs w:val="22"/>
+              </w:rPr>
+              <w:t xml:space="preserve">Fast jedes Spiel prüft ein anderes Rechteck, als es zeichnet. Man nennt das die Trefferbox, und sie ist meist ETWAS KLEINER als die Figur. Der Grund ist nicht Genauigkeit, sondern Gefühl: Ein knapp verfehlter Treffer ärgert weniger als ein Treffer, den man nicht kommen sah. In vielen Spielen ist die Trefferbox des Spielers deshalb absichtlich winzig — das nennt man dann Kulanz und nicht Fehler.</w:t>
+            </w:r>
+          </w:p>
+        </w:tc>
+      </w:tr>
+    </w:tbl>
+    <w:p>
+      <w:pPr>
+        <w:spacing w:after="160"/>
+      </w:pPr>
+    </w:p>
+    <w:p>
+      <w:pPr>
+        <w:pStyle w:val="Heading2"/>
+        <w:keepNext/>
+        <w:keepLines/>
+        <w:spacing w:after="120" w:before="280"/>
+      </w:pPr>
+      <w:r>
+        <w:t xml:space="preserve">Runde Dinge</w:t>
+      </w:r>
+    </w:p>
+    <w:p>
+      <w:pPr>
+        <w:spacing w:after="180" w:line="312" w:lineRule="auto"/>
+      </w:pPr>
+      <w:r>
+        <w:rPr>
+          <w:sz w:val="22"/>
+          <w:szCs w:val="22"/>
+        </w:rPr>
+        <w:t xml:space="preserve">Bei runden Dingen geht es noch einfacher, und dafür brauchst du nichts Neues — die Funktion aus Kapitel 13 reicht:</w:t>
+      </w:r>
+    </w:p>
+    <w:p>
+      <w:pPr>
+        <w:keepLines/>
+        <w:pBdr>
+          <w:left w:val="single" w:color="9AC79A" w:sz="18" w:space="6"/>
+        </w:pBdr>
+        <w:shd w:fill="EAF4EA" w:val="clear"/>
+        <w:spacing w:after="200" w:before="100" w:line="264" w:lineRule="auto"/>
+        <w:ind w:left="140"/>
+      </w:pPr>
+      <w:r>
+        <w:rPr>
+          <w:rFonts w:ascii="Consolas" w:cs="Consolas" w:eastAsia="Consolas" w:hAnsi="Consolas"/>
+          <w:sz w:val="19"/>
+          <w:szCs w:val="19"/>
+        </w:rPr>
+        <w:t xml:space="preserve">IF abstand(ax, ay, bx, by) &lt; ra + rb THEN</w:t>
+      </w:r>
+    </w:p>
+    <w:p>
+      <w:pPr>
+        <w:spacing w:after="180" w:line="312" w:lineRule="auto"/>
+      </w:pPr>
+      <w:r>
+        <w:rPr>
+          <w:sz w:val="22"/>
+          <w:szCs w:val="22"/>
+        </w:rPr>
+        <w:t xml:space="preserve">Zwei Kreise berühren sich genau dann, wenn ihr Abstand kleiner ist als die Summe ihrer Radien. Eine Zeile, keine Sonderfälle, und für alles Kugelige die richtige Wahl — Bälle, Planeten, Funken, Blasen.</w:t>
+      </w:r>
+    </w:p>
+    <w:p>
+      <w:pPr>
+        <w:spacing w:after="180" w:line="312" w:lineRule="auto"/>
+      </w:pPr>
+      <w:r>
+        <w:rPr>
+          <w:sz w:val="22"/>
+          <w:szCs w:val="22"/>
+        </w:rPr>
+        <w:t xml:space="preserve">Rechtecke sind schneller zu prüfen und passen zu allem Kastenförmigen. Kreise sind kürzer hingeschrieben und wirken bei runden Dingen natürlicher. Beides ist richtig; die Frage ist nur, welche Form deiner Figur näher kommt.</w:t>
+      </w:r>
+    </w:p>
+    <w:p>
+      <w:pPr>
+        <w:pStyle w:val="Heading2"/>
+        <w:keepNext/>
+        <w:keepLines/>
+        <w:spacing w:after="120" w:before="280"/>
+      </w:pPr>
+      <w:r>
+        <w:t xml:space="preserve">Wenn viele auf viele treffen</w:t>
+      </w:r>
+    </w:p>
+    <w:p>
+      <w:pPr>
+        <w:spacing w:after="180" w:line="312" w:lineRule="auto"/>
+      </w:pPr>
+      <w:r>
+        <w:rPr>
+          <w:sz w:val="22"/>
+          <w:szCs w:val="22"/>
+        </w:rPr>
+        <w:t xml:space="preserve">In den Beispielen prüft ein Ding gegen sechs. Bei zwanzig Schüssen und dreißig Gegnern wären es sechshundert Prüfungen je Bild — und das ist noch völlig unproblematisch. Erst bei Tausenden lohnt sich Nachdenken.</w:t>
+      </w:r>
+    </w:p>
+    <w:p>
+      <w:pPr>
+        <w:spacing w:before="60"/>
+      </w:pPr>
+    </w:p>
+    <w:tbl>
+      <w:tblPr>
+        <w:tblW w:type="dxa" w:w="9026"/>
+        <w:tblBorders>
+          <w:top w:val="single" w:color="auto" w:sz="4"/>
+          <w:left w:val="single" w:color="auto" w:sz="4"/>
+          <w:bottom w:val="single" w:color="auto" w:sz="4"/>
+          <w:right w:val="single" w:color="auto" w:sz="4"/>
+          <w:insideH w:val="single" w:color="auto" w:sz="4"/>
+          <w:insideV w:val="single" w:color="auto" w:sz="4"/>
+        </w:tblBorders>
+      </w:tblPr>
+      <w:tblGrid>
+        <w:gridCol w:w="9026"/>
+      </w:tblGrid>
+      <w:tr>
+        <w:trPr>
+          <w:cantSplit/>
+        </w:trPr>
+        <w:tc>
+          <w:tcPr>
+            <w:tcW w:type="dxa" w:w="9026"/>
+            <w:tcBorders>
+              <w:top w:val="single" w:color="E0B96A" w:sz="6"/>
+              <w:left w:val="single" w:color="E0B96A" w:sz="6"/>
+              <w:bottom w:val="single" w:color="E0B96A" w:sz="6"/>
+              <w:right w:val="single" w:color="E0B96A" w:sz="6"/>
+            </w:tcBorders>
+            <w:shd w:fill="FDF3E0" w:val="clear"/>
+            <w:tcMar>
+              <w:top w:type="dxa" w:w="140"/>
+              <w:left w:type="dxa" w:w="180"/>
+              <w:bottom w:type="dxa" w:w="140"/>
+              <w:right w:type="dxa" w:w="180"/>
+            </w:tcMar>
+          </w:tcPr>
+          <w:p>
+            <w:pPr>
+              <w:spacing w:after="40"/>
+            </w:pPr>
+            <w:r>
+              <w:rPr>
+                <w:b/>
+                <w:bCs/>
+                <w:color w:val="8A5E15"/>
+                <w:sz w:val="22"/>
+                <w:szCs w:val="22"/>
+              </w:rPr>
+              <w:t xml:space="preserve">Merke</w:t>
+            </w:r>
+          </w:p>
+          <w:p>
+            <w:pPr>
+              <w:spacing w:after="0" w:line="312" w:lineRule="auto"/>
+            </w:pPr>
+            <w:r>
+              <w:rPr>
+                <w:sz w:val="22"/>
+                <w:szCs w:val="22"/>
+              </w:rPr>
+              <w:t xml:space="preserve">Das Spiel des Lebens aus Kapitel 14 hat je Generation knapp 20 000 Nachbarschaftsprüfungen gemacht und lief mit vollen sechzig Bildern je Sekunde. Bevor du anfängst, Kollisionsprüfungen zu optimieren, miss nach, ob es überhaupt nötig ist. Meistens ist es das nicht.</w:t>
+            </w:r>
+          </w:p>
+        </w:tc>
+      </w:tr>
+    </w:tbl>
+    <w:p>
+      <w:pPr>
+        <w:spacing w:after="160"/>
+      </w:pPr>
+    </w:p>
+    <w:p>
+      <w:pPr>
+        <w:pStyle w:val="Heading2"/>
+        <w:keepNext/>
+        <w:keepLines/>
+        <w:spacing w:after="120" w:before="280"/>
+      </w:pPr>
+      <w:r>
+        <w:t xml:space="preserve">Wenn etwas nicht geht</w:t>
+      </w:r>
+    </w:p>
+    <w:tbl>
+      <w:tblPr>
+        <w:tblW w:type="dxa" w:w="9026"/>
+        <w:tblBorders>
+          <w:top w:val="single" w:color="D0D0D0" w:sz="4"/>
+          <w:left w:val="single" w:color="D0D0D0" w:sz="4"/>
+          <w:bottom w:val="single" w:color="D0D0D0" w:sz="4"/>
+          <w:right w:val="single" w:color="D0D0D0" w:sz="4"/>
+          <w:insideH w:val="single" w:color="D0D0D0" w:sz="4"/>
+          <w:insideV w:val="single" w:color="D0D0D0" w:sz="4"/>
+        </w:tblBorders>
+      </w:tblPr>
+      <w:tblGrid>
+        <w:gridCol w:w="3400"/>
+        <w:gridCol w:w="5626"/>
+      </w:tblGrid>
+      <w:tr>
+        <w:trPr>
+          <w:cantSplit/>
+          <w:tblHeader/>
+        </w:trPr>
+        <w:tc>
+          <w:tcPr>
+            <w:tcW w:type="dxa" w:w="3400"/>
+            <w:shd w:fill="1B6CA8" w:val="clear"/>
+            <w:tcMar>
+              <w:top w:type="dxa" w:w="30"/>
+              <w:left w:type="dxa" w:w="90"/>
+              <w:bottom w:type="dxa" w:w="30"/>
+              <w:right w:type="dxa" w:w="90"/>
+            </w:tcMar>
+          </w:tcPr>
+          <w:p>
+            <w:pPr>
+              <w:spacing w:after="0" w:line="240" w:lineRule="auto"/>
+            </w:pPr>
+            <w:r>
+              <w:rPr>
+                <w:rFonts w:ascii="Arial" w:cs="Arial" w:eastAsia="Arial" w:hAnsi="Arial"/>
+                <w:b/>
+                <w:bCs/>
+                <w:color w:val="FFFFFF"/>
+                <w:sz w:val="19"/>
+                <w:szCs w:val="19"/>
+              </w:rPr>
+              <w:t xml:space="preserve">Was du siehst</w:t>
+            </w:r>
+          </w:p>
+        </w:tc>
+        <w:tc>
+          <w:tcPr>
+            <w:tcW w:type="dxa" w:w="5626"/>
+            <w:shd w:fill="1B6CA8" w:val="clear"/>
+            <w:tcMar>
+              <w:top w:type="dxa" w:w="30"/>
+              <w:left w:type="dxa" w:w="90"/>
+              <w:bottom w:type="dxa" w:w="30"/>
+              <w:right w:type="dxa" w:w="90"/>
+            </w:tcMar>
+          </w:tcPr>
+          <w:p>
+            <w:pPr>
+              <w:spacing w:after="0" w:line="240" w:lineRule="auto"/>
+            </w:pPr>
+            <w:r>
+              <w:rPr>
+                <w:rFonts w:ascii="Arial" w:cs="Arial" w:eastAsia="Arial" w:hAnsi="Arial"/>
+                <w:b/>
+                <w:bCs/>
+                <w:color w:val="FFFFFF"/>
+                <w:sz w:val="19"/>
+                <w:szCs w:val="19"/>
+              </w:rPr>
+              <w:t xml:space="preserve">Was meistens dahintersteckt</w:t>
+            </w:r>
+          </w:p>
+        </w:tc>
+      </w:tr>
+      <w:tr>
+        <w:trPr>
+          <w:cantSplit/>
+        </w:trPr>
+        <w:tc>
+          <w:tcPr>
+            <w:tcW w:type="dxa" w:w="3400"/>
+            <w:tcMar>
+              <w:top w:type="dxa" w:w="30"/>
+              <w:left w:type="dxa" w:w="90"/>
+              <w:bottom w:type="dxa" w:w="30"/>
+              <w:right w:type="dxa" w:w="90"/>
+            </w:tcMar>
+          </w:tcPr>
+          <w:p>
+            <w:pPr>
+              <w:spacing w:after="0" w:line="240" w:lineRule="auto"/>
+            </w:pPr>
+            <w:r>
+              <w:rPr>
+                <w:rFonts w:ascii="Arial" w:cs="Arial" w:eastAsia="Arial" w:hAnsi="Arial"/>
+                <w:color w:val="222222"/>
+                <w:sz w:val="19"/>
+                <w:szCs w:val="19"/>
+              </w:rPr>
+              <w:t xml:space="preserve">Es wird nie ein Treffer erkannt</w:t>
+            </w:r>
+          </w:p>
+        </w:tc>
+        <w:tc>
+          <w:tcPr>
+            <w:tcW w:type="dxa" w:w="5626"/>
+            <w:tcMar>
+              <w:top w:type="dxa" w:w="30"/>
+              <w:left w:type="dxa" w:w="90"/>
+              <w:bottom w:type="dxa" w:w="30"/>
+              <w:right w:type="dxa" w:w="90"/>
+            </w:tcMar>
+          </w:tcPr>
+          <w:p>
+            <w:pPr>
+              <w:spacing w:after="0" w:line="240" w:lineRule="auto"/>
+            </w:pPr>
+            <w:r>
+              <w:rPr>
+                <w:rFonts w:ascii="Arial" w:cs="Arial" w:eastAsia="Arial" w:hAnsi="Arial"/>
+                <w:color w:val="222222"/>
+                <w:sz w:val="19"/>
+                <w:szCs w:val="19"/>
+              </w:rPr>
+              <w:t xml:space="preserve">Ein &lt; zeigt in die falsche Richtung, oder Breite und Höhe sind vertauscht.</w:t>
+            </w:r>
+          </w:p>
+        </w:tc>
+      </w:tr>
+      <w:tr>
+        <w:trPr>
+          <w:cantSplit/>
+        </w:trPr>
+        <w:tc>
+          <w:tcPr>
+            <w:tcW w:type="dxa" w:w="3400"/>
+            <w:tcMar>
+              <w:top w:type="dxa" w:w="30"/>
+              <w:left w:type="dxa" w:w="90"/>
+              <w:bottom w:type="dxa" w:w="30"/>
+              <w:right w:type="dxa" w:w="90"/>
+            </w:tcMar>
+          </w:tcPr>
+          <w:p>
+            <w:pPr>
+              <w:spacing w:after="0" w:line="240" w:lineRule="auto"/>
+            </w:pPr>
+            <w:r>
+              <w:rPr>
+                <w:rFonts w:ascii="Arial" w:cs="Arial" w:eastAsia="Arial" w:hAnsi="Arial"/>
+                <w:color w:val="222222"/>
+                <w:sz w:val="19"/>
+                <w:szCs w:val="19"/>
+              </w:rPr>
+              <w:t xml:space="preserve">Es ist immer ein Treffer</w:t>
+            </w:r>
+          </w:p>
+        </w:tc>
+        <w:tc>
+          <w:tcPr>
+            <w:tcW w:type="dxa" w:w="5626"/>
+            <w:tcMar>
+              <w:top w:type="dxa" w:w="30"/>
+              <w:left w:type="dxa" w:w="90"/>
+              <w:bottom w:type="dxa" w:w="30"/>
+              <w:right w:type="dxa" w:w="90"/>
+            </w:tcMar>
+          </w:tcPr>
+          <w:p>
+            <w:pPr>
+              <w:spacing w:after="0" w:line="240" w:lineRule="auto"/>
+            </w:pPr>
+            <w:r>
+              <w:rPr>
+                <w:rFonts w:ascii="Arial" w:cs="Arial" w:eastAsia="Arial" w:hAnsi="Arial"/>
+                <w:color w:val="222222"/>
+                <w:sz w:val="19"/>
+                <w:szCs w:val="19"/>
+              </w:rPr>
+              <w:t xml:space="preserve">Die Funktion gibt am Anfang TRUE zurück, oder die vier Ausschlüsse fehlen.</w:t>
+            </w:r>
+          </w:p>
+        </w:tc>
+      </w:tr>
+      <w:tr>
+        <w:trPr>
+          <w:cantSplit/>
+        </w:trPr>
+        <w:tc>
+          <w:tcPr>
+            <w:tcW w:type="dxa" w:w="3400"/>
+            <w:tcMar>
+              <w:top w:type="dxa" w:w="30"/>
+              <w:left w:type="dxa" w:w="90"/>
+              <w:bottom w:type="dxa" w:w="30"/>
+              <w:right w:type="dxa" w:w="90"/>
+            </w:tcMar>
+          </w:tcPr>
+          <w:p>
+            <w:pPr>
+              <w:spacing w:after="0" w:line="240" w:lineRule="auto"/>
+            </w:pPr>
+            <w:r>
+              <w:rPr>
+                <w:rFonts w:ascii="Arial" w:cs="Arial" w:eastAsia="Arial" w:hAnsi="Arial"/>
+                <w:color w:val="222222"/>
+                <w:sz w:val="19"/>
+                <w:szCs w:val="19"/>
+              </w:rPr>
+              <w:t xml:space="preserve">Getroffen wird zu früh</w:t>
+            </w:r>
+          </w:p>
+        </w:tc>
+        <w:tc>
+          <w:tcPr>
+            <w:tcW w:type="dxa" w:w="5626"/>
+            <w:tcMar>
+              <w:top w:type="dxa" w:w="30"/>
+              <w:left w:type="dxa" w:w="90"/>
+              <w:bottom w:type="dxa" w:w="30"/>
+              <w:right w:type="dxa" w:w="90"/>
+            </w:tcMar>
+          </w:tcPr>
+          <w:p>
+            <w:pPr>
+              <w:spacing w:after="0" w:line="240" w:lineRule="auto"/>
+            </w:pPr>
+            <w:r>
+              <w:rPr>
+                <w:rFonts w:ascii="Arial" w:cs="Arial" w:eastAsia="Arial" w:hAnsi="Arial"/>
+                <w:color w:val="222222"/>
+                <w:sz w:val="19"/>
+                <w:szCs w:val="19"/>
+              </w:rPr>
+              <w:t xml:space="preserve">Es wird die volle Sprite-Größe geprüft statt der kleineren Trefferbox.</w:t>
+            </w:r>
+          </w:p>
+        </w:tc>
+      </w:tr>
+      <w:tr>
+        <w:trPr>
+          <w:cantSplit/>
+        </w:trPr>
+        <w:tc>
+          <w:tcPr>
+            <w:tcW w:type="dxa" w:w="3400"/>
+            <w:tcMar>
+              <w:top w:type="dxa" w:w="30"/>
+              <w:left w:type="dxa" w:w="90"/>
+              <w:bottom w:type="dxa" w:w="30"/>
+              <w:right w:type="dxa" w:w="90"/>
+            </w:tcMar>
+          </w:tcPr>
+          <w:p>
+            <w:pPr>
+              <w:spacing w:after="0" w:line="240" w:lineRule="auto"/>
+            </w:pPr>
+            <w:r>
+              <w:rPr>
+                <w:rFonts w:ascii="Arial" w:cs="Arial" w:eastAsia="Arial" w:hAnsi="Arial"/>
+                <w:color w:val="222222"/>
+                <w:sz w:val="19"/>
+                <w:szCs w:val="19"/>
+              </w:rPr>
+              <w:t xml:space="preserve">Eine Münze wird mehrfach gezählt</w:t>
+            </w:r>
+          </w:p>
+        </w:tc>
+        <w:tc>
+          <w:tcPr>
+            <w:tcW w:type="dxa" w:w="5626"/>
+            <w:tcMar>
+              <w:top w:type="dxa" w:w="30"/>
+              <w:left w:type="dxa" w:w="90"/>
+              <w:bottom w:type="dxa" w:w="30"/>
+              <w:right w:type="dxa" w:w="90"/>
+            </w:tcMar>
+          </w:tcPr>
+          <w:p>
+            <w:pPr>
+              <w:spacing w:after="0" w:line="240" w:lineRule="auto"/>
+            </w:pPr>
+            <w:r>
+              <w:rPr>
+                <w:rFonts w:ascii="Arial" w:cs="Arial" w:eastAsia="Arial" w:hAnsi="Arial"/>
+                <w:color w:val="222222"/>
+                <w:sz w:val="19"/>
+                <w:szCs w:val="19"/>
+              </w:rPr>
+              <w:t xml:space="preserve">Der Schalter wird nicht umgelegt — ohne da[i] = FALSE zählt dieselbe Berührung in jedem Bild neu.</w:t>
+            </w:r>
+          </w:p>
+        </w:tc>
+      </w:tr>
+      <w:tr>
+        <w:trPr>
+          <w:cantSplit/>
+        </w:trPr>
+        <w:tc>
+          <w:tcPr>
+            <w:tcW w:type="dxa" w:w="3400"/>
+            <w:tcMar>
+              <w:top w:type="dxa" w:w="30"/>
+              <w:left w:type="dxa" w:w="90"/>
+              <w:bottom w:type="dxa" w:w="30"/>
+              <w:right w:type="dxa" w:w="90"/>
+            </w:tcMar>
+          </w:tcPr>
+          <w:p>
+            <w:pPr>
+              <w:spacing w:after="0" w:line="240" w:lineRule="auto"/>
+            </w:pPr>
+            <w:r>
+              <w:rPr>
+                <w:rFonts w:ascii="Arial" w:cs="Arial" w:eastAsia="Arial" w:hAnsi="Arial"/>
+                <w:color w:val="222222"/>
+                <w:sz w:val="19"/>
+                <w:szCs w:val="19"/>
+              </w:rPr>
+              <w:t xml:space="preserve">Schnelle Dinge fliegen hindurch</w:t>
+            </w:r>
+          </w:p>
+        </w:tc>
+        <w:tc>
+          <w:tcPr>
+            <w:tcW w:type="dxa" w:w="5626"/>
+            <w:tcMar>
+              <w:top w:type="dxa" w:w="30"/>
+              <w:left w:type="dxa" w:w="90"/>
+              <w:bottom w:type="dxa" w:w="30"/>
+              <w:right w:type="dxa" w:w="90"/>
+            </w:tcMar>
+          </w:tcPr>
+          <w:p>
+            <w:pPr>
+              <w:spacing w:after="0" w:line="240" w:lineRule="auto"/>
+            </w:pPr>
+            <w:r>
+              <w:rPr>
+                <w:rFonts w:ascii="Arial" w:cs="Arial" w:eastAsia="Arial" w:hAnsi="Arial"/>
+                <w:color w:val="222222"/>
+                <w:sz w:val="19"/>
+                <w:szCs w:val="19"/>
+              </w:rPr>
+              <w:t xml:space="preserve">Das Durchtunneln aus Kapitel 8: Zwischen zwei Bildern war das Ding schon vorbei.</w:t>
+            </w:r>
+          </w:p>
+        </w:tc>
+      </w:tr>
+      <w:tr>
+        <w:trPr>
+          <w:cantSplit/>
+        </w:trPr>
+        <w:tc>
+          <w:tcPr>
+            <w:tcW w:type="dxa" w:w="3400"/>
+            <w:tcMar>
+              <w:top w:type="dxa" w:w="30"/>
+              <w:left w:type="dxa" w:w="90"/>
+              <w:bottom w:type="dxa" w:w="30"/>
+              <w:right w:type="dxa" w:w="90"/>
+            </w:tcMar>
+          </w:tcPr>
+          <w:p>
+            <w:pPr>
+              <w:spacing w:after="0" w:line="240" w:lineRule="auto"/>
+            </w:pPr>
+            <w:r>
+              <w:rPr>
+                <w:rFonts w:ascii="Arial" w:cs="Arial" w:eastAsia="Arial" w:hAnsi="Arial"/>
+                <w:color w:val="222222"/>
+                <w:sz w:val="19"/>
+                <w:szCs w:val="19"/>
+              </w:rPr>
+              <w:t xml:space="preserve">Die Prüfung greift an der falschen Stelle</w:t>
+            </w:r>
+          </w:p>
+        </w:tc>
+        <w:tc>
+          <w:tcPr>
+            <w:tcW w:type="dxa" w:w="5626"/>
+            <w:tcMar>
+              <w:top w:type="dxa" w:w="30"/>
+              <w:left w:type="dxa" w:w="90"/>
+              <w:bottom w:type="dxa" w:w="30"/>
+              <w:right w:type="dxa" w:w="90"/>
+            </w:tcMar>
+          </w:tcPr>
+          <w:p>
+            <w:pPr>
+              <w:spacing w:after="0" w:line="240" w:lineRule="auto"/>
+            </w:pPr>
+            <w:r>
+              <w:rPr>
+                <w:rFonts w:ascii="Arial" w:cs="Arial" w:eastAsia="Arial" w:hAnsi="Arial"/>
+                <w:color w:val="222222"/>
+                <w:sz w:val="19"/>
+                <w:szCs w:val="19"/>
+              </w:rPr>
+              <w:t xml:space="preserve">x und y eines Bildes sind die linke obere Ecke, bei CIRCLE aber die Mitte. Nicht mischen.</w:t>
+            </w:r>
+          </w:p>
+        </w:tc>
+      </w:tr>
+    </w:tbl>
+    <w:p>
+      <w:pPr>
+        <w:spacing w:after="160"/>
+      </w:pPr>
+    </w:p>
+    <w:p>
+      <w:pPr>
+        <w:pStyle w:val="Heading2"/>
+        <w:keepNext/>
+        <w:keepLines/>
+        <w:spacing w:after="120" w:before="280"/>
+      </w:pPr>
+      <w:r>
+        <w:t xml:space="preserve">Aufgaben</w:t>
+      </w:r>
+    </w:p>
+    <w:p>
+      <w:pPr>
+        <w:pStyle w:val="ListParagraph"/>
+        <w:numPr>
+          <w:ilvl w:val="0"/>
+          <w:numId w:val="2"/>
+        </w:numPr>
+        <w:spacing w:after="100" w:line="312" w:lineRule="auto"/>
+      </w:pPr>
+      <w:r>
+        <w:rPr>
+          <w:sz w:val="22"/>
+          <w:szCs w:val="22"/>
+        </w:rPr>
+        <w:t xml:space="preserve">Male im Einsammel-Spiel die Trefferboxen als dünne Rahmen mit ein. Du siehst dann genau, was das Programm prüft.</w:t>
+      </w:r>
+    </w:p>
+    <w:p>
+      <w:pPr>
+        <w:pStyle w:val="ListParagraph"/>
+        <w:numPr>
+          <w:ilvl w:val="0"/>
+          <w:numId w:val="2"/>
+        </w:numPr>
+        <w:spacing w:after="100" w:line="312" w:lineRule="auto"/>
+      </w:pPr>
+      <w:r>
+        <w:rPr>
+          <w:sz w:val="22"/>
+          <w:szCs w:val="22"/>
+        </w:rPr>
+        <w:t xml:space="preserve">Lass eine eingesammelte Münze an einer neuen Stelle wieder auftauchen, statt zu verschwinden.</w:t>
+      </w:r>
+    </w:p>
+    <w:p>
+      <w:pPr>
+        <w:pStyle w:val="ListParagraph"/>
+        <w:numPr>
+          <w:ilvl w:val="0"/>
+          <w:numId w:val="2"/>
+        </w:numPr>
+        <w:spacing w:after="100" w:line="312" w:lineRule="auto"/>
+      </w:pPr>
+      <w:r>
+        <w:rPr>
+          <w:sz w:val="22"/>
+          <w:szCs w:val="22"/>
+        </w:rPr>
+        <w:t xml:space="preserve">Gib jeder Münze einen Wert zwischen eins und fünf und zeig ihn als Zahl daneben.</w:t>
+      </w:r>
+    </w:p>
+    <w:p>
+      <w:pPr>
+        <w:pStyle w:val="ListParagraph"/>
+        <w:numPr>
+          <w:ilvl w:val="0"/>
+          <w:numId w:val="2"/>
+        </w:numPr>
+        <w:spacing w:after="100" w:line="312" w:lineRule="auto"/>
+      </w:pPr>
+      <w:r>
+        <w:rPr>
+          <w:sz w:val="22"/>
+          <w:szCs w:val="22"/>
+        </w:rPr>
+        <w:t xml:space="preserve">Bau einen Gegner ein, der das Schiff verfolgt. Berührt er es, ist das Spiel vorbei.</w:t>
+      </w:r>
+    </w:p>
+    <w:p>
+      <w:pPr>
+        <w:pStyle w:val="ListParagraph"/>
+        <w:numPr>
+          <w:ilvl w:val="0"/>
+          <w:numId w:val="2"/>
+        </w:numPr>
+        <w:spacing w:after="100" w:line="312" w:lineRule="auto"/>
+      </w:pPr>
+      <w:r>
+        <w:rPr>
+          <w:sz w:val="22"/>
+          <w:szCs w:val="22"/>
+        </w:rPr>
+        <w:t xml:space="preserve">Setz die Kreisprüfung ein: Lass die Münzen als Kreise gelten und vergleiche, ob sich das Einsammeln anders anfühlt.</w:t>
+      </w:r>
+    </w:p>
+    <w:p>
+      <w:pPr>
+        <w:pStyle w:val="ListParagraph"/>
+        <w:numPr>
+          <w:ilvl w:val="0"/>
+          <w:numId w:val="2"/>
+        </w:numPr>
+        <w:spacing w:after="100" w:line="312" w:lineRule="auto"/>
+      </w:pPr>
+      <w:r>
+        <w:rPr>
+          <w:sz w:val="22"/>
+          <w:szCs w:val="22"/>
+        </w:rPr>
+        <w:t xml:space="preserve">Zeig an, wie viele Prüfungen je Bild stattfinden — bei sechs Münzen sind es sechs. Bau auf sechzig aus und sieh nach, ob es langsamer wird.</w:t>
+      </w:r>
+    </w:p>
+    <w:p>
+      <w:pPr>
+        <w:spacing w:after="180" w:line="312" w:lineRule="auto"/>
+      </w:pPr>
+      <w:r>
+        <w:rPr>
+          <w:sz w:val="22"/>
+          <w:szCs w:val="22"/>
+        </w:rPr>
+        <w:t xml:space="preserve">Du hast jetzt alles für ein richtiges Spiel: Figuren, die du selbst gemalt hast, Bewegung, Animation, Steuerung, Klang und Kollision. Im nächsten Kapitel setzen wir es zusammen.</w:t>
+      </w:r>
+    </w:p>
+    <w:p>
+      <w:pPr>
+        <w:pStyle w:val="Heading1"/>
+        <w:keepNext/>
+        <w:keepLines/>
+        <w:pageBreakBefore/>
+        <w:pBdr>
+          <w:bottom w:val="single" w:color="1B6CA8" w:sz="12" w:space="4"/>
+        </w:pBdr>
+        <w:spacing w:after="160" w:before="0"/>
+      </w:pPr>
+      <w:r>
+        <w:t xml:space="preserve">Projekt: ein Arcade-Spiel</w:t>
+      </w:r>
+    </w:p>
+    <w:p>
+      <w:pPr>
+        <w:spacing w:after="180" w:line="312" w:lineRule="auto"/>
+      </w:pPr>
+      <w:r>
+        <w:rPr>
+          <w:sz w:val="22"/>
+          <w:szCs w:val="22"/>
+        </w:rPr>
+        <w:t xml:space="preserve">Fünfzehn Gegner in Formation, ein Schiff, ein Schuss. Die Gegner wandern hin und her und rücken jedes Mal ein Stück näher, wenn sie am Rand umkehren. Wer sie alle erwischt, hat gewonnen; wer sie unten ankommen lässt, hat verloren.</w:t>
+      </w:r>
+    </w:p>
+    <w:p>
+      <w:pPr>
+        <w:spacing w:after="180" w:line="312" w:lineRule="auto"/>
+      </w:pPr>
+      <w:r>
+        <w:rPr>
+          <w:sz w:val="22"/>
+          <w:szCs w:val="22"/>
+        </w:rPr>
+        <w:t xml:space="preserve">Das ist das Grundgerüst eines der berühmtesten Spiele überhaupt, und es passt in gut hundertfünfzig Zeilen — von denen du fast jede schon einmal gesehen hast.</w:t>
+      </w:r>
+    </w:p>
+    <w:p>
+      <w:pPr>
+        <w:keepNext/>
+        <w:spacing w:after="40" w:before="160"/>
+        <w:jc w:val="center"/>
+      </w:pPr>
+      <w:r>
+        <w:drawing>
+          <wp:inline distT="0" distB="0" distL="0" distR="0">
+            <wp:extent cx="4191000" cy="2619375"/>
+            <wp:effectExtent t="0" r="0" b="0" l="0"/>
+            <wp:docPr id="1" name="kap23_arcade.png" descr="Fünfzehn Gegner, drei Reihen, ein Schiff. Die Formation wandert seitwärts." title="Fünfzehn Gegner, drei Reihen, ein Schiff. Die Formation wandert seitwärts."/>
+            <wp:cNvGraphicFramePr>
+              <a:graphicFrameLocks xmlns:a="http://schemas.openxmlformats.org/drawingml/2006/main" noChangeAspect="1"/>
+            </wp:cNvGraphicFramePr>
+            <a:graphic xmlns:a="http://schemas.openxmlformats.org/drawingml/2006/main">
+              <a:graphicData uri="http://schemas.openxmlformats.org/drawingml/2006/picture">
+                <pic:pic xmlns:pic="http://schemas.openxmlformats.org/drawingml/2006/picture">
+                  <pic:nvPicPr>
+                    <pic:cNvPr id="0" name="" descr=""/>
+                    <pic:cNvPicPr>
+                      <a:picLocks noChangeAspect="1" noChangeArrowheads="1"/>
+                    </pic:cNvPicPr>
+                  </pic:nvPicPr>
+                  <pic:blipFill>
+                    <a:blip r:embed="rId70" cstate="none"/>
+                    <a:srcRect/>
+                    <a:stretch>
+                      <a:fillRect/>
+                    </a:stretch>
+                  </pic:blipFill>
+                  <pic:spPr bwMode="auto">
+                    <a:xfrm>
+                      <a:off x="0" y="0"/>
+                      <a:ext cx="4191000" cy="2619375"/>
+                    </a:xfrm>
+                    <a:prstGeom prst="rect">
+                      <a:avLst/>
+                    </a:prstGeom>
+                  </pic:spPr>
+                </pic:pic>
+              </a:graphicData>
+            </a:graphic>
+          </wp:inline>
+        </w:drawing>
+      </w:r>
+    </w:p>
+    <w:p>
+      <w:pPr>
+        <w:spacing w:after="200"/>
+        <w:jc w:val="center"/>
+      </w:pPr>
+      <w:r>
+        <w:rPr>
+          <w:i/>
+          <w:iCs/>
+          <w:color w:val="6A6A6A"/>
+          <w:sz w:val="18"/>
+          <w:szCs w:val="18"/>
+        </w:rPr>
+        <w:t xml:space="preserve">Fünfzehn Gegner, drei Reihen, ein Schiff. Die Formation wandert seitwärts.</w:t>
+      </w:r>
+    </w:p>
+    <w:p>
+      <w:pPr>
+        <w:pStyle w:val="Heading2"/>
+        <w:keepNext/>
+        <w:keepLines/>
+        <w:spacing w:after="120" w:before="280"/>
+      </w:pPr>
+      <w:r>
+        <w:t xml:space="preserve">Was aus welchem Kapitel kommt</w:t>
+      </w:r>
+    </w:p>
+    <w:tbl>
+      <w:tblPr>
+        <w:tblW w:type="dxa" w:w="9026"/>
+        <w:tblBorders>
+          <w:top w:val="single" w:color="D0D0D0" w:sz="4"/>
+          <w:left w:val="single" w:color="D0D0D0" w:sz="4"/>
+          <w:bottom w:val="single" w:color="D0D0D0" w:sz="4"/>
+          <w:right w:val="single" w:color="D0D0D0" w:sz="4"/>
+          <w:insideH w:val="single" w:color="D0D0D0" w:sz="4"/>
+          <w:insideV w:val="single" w:color="D0D0D0" w:sz="4"/>
+        </w:tblBorders>
+      </w:tblPr>
+      <w:tblGrid>
+        <w:gridCol w:w="5600"/>
+        <w:gridCol w:w="3426"/>
+      </w:tblGrid>
+      <w:tr>
+        <w:trPr>
+          <w:cantSplit/>
+          <w:tblHeader/>
+        </w:trPr>
+        <w:tc>
+          <w:tcPr>
+            <w:tcW w:type="dxa" w:w="5600"/>
+            <w:shd w:fill="1B6CA8" w:val="clear"/>
+            <w:tcMar>
+              <w:top w:type="dxa" w:w="30"/>
+              <w:left w:type="dxa" w:w="90"/>
+              <w:bottom w:type="dxa" w:w="30"/>
+              <w:right w:type="dxa" w:w="90"/>
+            </w:tcMar>
+          </w:tcPr>
+          <w:p>
+            <w:pPr>
+              <w:spacing w:after="0" w:line="240" w:lineRule="auto"/>
+            </w:pPr>
+            <w:r>
+              <w:rPr>
+                <w:rFonts w:ascii="Arial" w:cs="Arial" w:eastAsia="Arial" w:hAnsi="Arial"/>
+                <w:b/>
+                <w:bCs/>
+                <w:color w:val="FFFFFF"/>
+                <w:sz w:val="19"/>
+                <w:szCs w:val="19"/>
+              </w:rPr>
+              <w:t xml:space="preserve">Baustein</w:t>
+            </w:r>
+          </w:p>
+        </w:tc>
+        <w:tc>
+          <w:tcPr>
+            <w:tcW w:type="dxa" w:w="3426"/>
+            <w:shd w:fill="1B6CA8" w:val="clear"/>
+            <w:tcMar>
+              <w:top w:type="dxa" w:w="30"/>
+              <w:left w:type="dxa" w:w="90"/>
+              <w:bottom w:type="dxa" w:w="30"/>
+              <w:right w:type="dxa" w:w="90"/>
+            </w:tcMar>
+          </w:tcPr>
+          <w:p>
+            <w:pPr>
+              <w:spacing w:after="0" w:line="240" w:lineRule="auto"/>
+            </w:pPr>
+            <w:r>
+              <w:rPr>
+                <w:rFonts w:ascii="Arial" w:cs="Arial" w:eastAsia="Arial" w:hAnsi="Arial"/>
+                <w:b/>
+                <w:bCs/>
+                <w:color w:val="FFFFFF"/>
+                <w:sz w:val="19"/>
+                <w:szCs w:val="19"/>
+              </w:rPr>
+              <w:t xml:space="preserve">Woher</w:t>
+            </w:r>
+          </w:p>
+        </w:tc>
+      </w:tr>
+      <w:tr>
+        <w:trPr>
+          <w:cantSplit/>
+        </w:trPr>
+        <w:tc>
+          <w:tcPr>
+            <w:tcW w:type="dxa" w:w="5600"/>
+            <w:tcMar>
+              <w:top w:type="dxa" w:w="30"/>
+              <w:left w:type="dxa" w:w="90"/>
+              <w:bottom w:type="dxa" w:w="30"/>
+              <w:right w:type="dxa" w:w="90"/>
+            </w:tcMar>
+          </w:tcPr>
+          <w:p>
+            <w:pPr>
+              <w:spacing w:after="0" w:line="240" w:lineRule="auto"/>
+            </w:pPr>
+            <w:r>
+              <w:rPr>
+                <w:rFonts w:ascii="Arial" w:cs="Arial" w:eastAsia="Arial" w:hAnsi="Arial"/>
+                <w:color w:val="222222"/>
+                <w:sz w:val="19"/>
+                <w:szCs w:val="19"/>
+              </w:rPr>
+              <w:t xml:space="preserve">Spielschleife, Bildzähler</w:t>
+            </w:r>
+          </w:p>
+        </w:tc>
+        <w:tc>
+          <w:tcPr>
+            <w:tcW w:type="dxa" w:w="3426"/>
+            <w:tcMar>
+              <w:top w:type="dxa" w:w="30"/>
+              <w:left w:type="dxa" w:w="90"/>
+              <w:bottom w:type="dxa" w:w="30"/>
+              <w:right w:type="dxa" w:w="90"/>
+            </w:tcMar>
+          </w:tcPr>
+          <w:p>
+            <w:pPr>
+              <w:spacing w:after="0" w:line="240" w:lineRule="auto"/>
+            </w:pPr>
+            <w:r>
+              <w:rPr>
+                <w:rFonts w:ascii="Arial" w:cs="Arial" w:eastAsia="Arial" w:hAnsi="Arial"/>
+                <w:color w:val="222222"/>
+                <w:sz w:val="19"/>
+                <w:szCs w:val="19"/>
+              </w:rPr>
+              <w:t xml:space="preserve">Kapitel 5</w:t>
+            </w:r>
+          </w:p>
+        </w:tc>
+      </w:tr>
+      <w:tr>
+        <w:trPr>
+          <w:cantSplit/>
+        </w:trPr>
+        <w:tc>
+          <w:tcPr>
+            <w:tcW w:type="dxa" w:w="5600"/>
+            <w:tcMar>
+              <w:top w:type="dxa" w:w="30"/>
+              <w:left w:type="dxa" w:w="90"/>
+              <w:bottom w:type="dxa" w:w="30"/>
+              <w:right w:type="dxa" w:w="90"/>
+            </w:tcMar>
+          </w:tcPr>
+          <w:p>
+            <w:pPr>
+              <w:spacing w:after="0" w:line="240" w:lineRule="auto"/>
+            </w:pPr>
+            <w:r>
+              <w:rPr>
+                <w:rFonts w:ascii="Arial" w:cs="Arial" w:eastAsia="Arial" w:hAnsi="Arial"/>
+                <w:color w:val="222222"/>
+                <w:sz w:val="19"/>
+                <w:szCs w:val="19"/>
+              </w:rPr>
+              <w:t xml:space="preserve">Entscheidungen, Begrenzung am Rand</w:t>
+            </w:r>
+          </w:p>
+        </w:tc>
+        <w:tc>
+          <w:tcPr>
+            <w:tcW w:type="dxa" w:w="3426"/>
+            <w:tcMar>
+              <w:top w:type="dxa" w:w="30"/>
+              <w:left w:type="dxa" w:w="90"/>
+              <w:bottom w:type="dxa" w:w="30"/>
+              <w:right w:type="dxa" w:w="90"/>
+            </w:tcMar>
+          </w:tcPr>
+          <w:p>
+            <w:pPr>
+              <w:spacing w:after="0" w:line="240" w:lineRule="auto"/>
+            </w:pPr>
+            <w:r>
+              <w:rPr>
+                <w:rFonts w:ascii="Arial" w:cs="Arial" w:eastAsia="Arial" w:hAnsi="Arial"/>
+                <w:color w:val="222222"/>
+                <w:sz w:val="19"/>
+                <w:szCs w:val="19"/>
+              </w:rPr>
+              <w:t xml:space="preserve">Kapitel 6</w:t>
+            </w:r>
+          </w:p>
+        </w:tc>
+      </w:tr>
+      <w:tr>
+        <w:trPr>
+          <w:cantSplit/>
+        </w:trPr>
+        <w:tc>
+          <w:tcPr>
+            <w:tcW w:type="dxa" w:w="5600"/>
+            <w:tcMar>
+              <w:top w:type="dxa" w:w="30"/>
+              <w:left w:type="dxa" w:w="90"/>
+              <w:bottom w:type="dxa" w:w="30"/>
+              <w:right w:type="dxa" w:w="90"/>
+            </w:tcMar>
+          </w:tcPr>
+          <w:p>
+            <w:pPr>
+              <w:spacing w:after="0" w:line="240" w:lineRule="auto"/>
+            </w:pPr>
+            <w:r>
+              <w:rPr>
+                <w:rFonts w:ascii="Arial" w:cs="Arial" w:eastAsia="Arial" w:hAnsi="Arial"/>
+                <w:color w:val="222222"/>
+                <w:sz w:val="19"/>
+                <w:szCs w:val="19"/>
+              </w:rPr>
+              <w:t xml:space="preserve">Steuerung, KEYHIT für den Schuss</w:t>
+            </w:r>
+          </w:p>
+        </w:tc>
+        <w:tc>
+          <w:tcPr>
+            <w:tcW w:type="dxa" w:w="3426"/>
+            <w:tcMar>
+              <w:top w:type="dxa" w:w="30"/>
+              <w:left w:type="dxa" w:w="90"/>
+              <w:bottom w:type="dxa" w:w="30"/>
+              <w:right w:type="dxa" w:w="90"/>
+            </w:tcMar>
+          </w:tcPr>
+          <w:p>
+            <w:pPr>
+              <w:spacing w:after="0" w:line="240" w:lineRule="auto"/>
+            </w:pPr>
+            <w:r>
+              <w:rPr>
+                <w:rFonts w:ascii="Arial" w:cs="Arial" w:eastAsia="Arial" w:hAnsi="Arial"/>
+                <w:color w:val="222222"/>
+                <w:sz w:val="19"/>
+                <w:szCs w:val="19"/>
+              </w:rPr>
+              <w:t xml:space="preserve">Kapitel 7</w:t>
+            </w:r>
+          </w:p>
+        </w:tc>
+      </w:tr>
+      <w:tr>
+        <w:trPr>
+          <w:cantSplit/>
+        </w:trPr>
+        <w:tc>
+          <w:tcPr>
+            <w:tcW w:type="dxa" w:w="5600"/>
+            <w:tcMar>
+              <w:top w:type="dxa" w:w="30"/>
+              <w:left w:type="dxa" w:w="90"/>
+              <w:bottom w:type="dxa" w:w="30"/>
+              <w:right w:type="dxa" w:w="90"/>
+            </w:tcMar>
+          </w:tcPr>
+          <w:p>
+            <w:pPr>
+              <w:spacing w:after="0" w:line="240" w:lineRule="auto"/>
+            </w:pPr>
+            <w:r>
+              <w:rPr>
+                <w:rFonts w:ascii="Arial" w:cs="Arial" w:eastAsia="Arial" w:hAnsi="Arial"/>
+                <w:color w:val="222222"/>
+                <w:sz w:val="19"/>
+                <w:szCs w:val="19"/>
+              </w:rPr>
+              <w:t xml:space="preserve">Arrays für die Gegner</w:t>
+            </w:r>
+          </w:p>
+        </w:tc>
+        <w:tc>
+          <w:tcPr>
+            <w:tcW w:type="dxa" w:w="3426"/>
+            <w:tcMar>
+              <w:top w:type="dxa" w:w="30"/>
+              <w:left w:type="dxa" w:w="90"/>
+              <w:bottom w:type="dxa" w:w="30"/>
+              <w:right w:type="dxa" w:w="90"/>
+            </w:tcMar>
+          </w:tcPr>
+          <w:p>
+            <w:pPr>
+              <w:spacing w:after="0" w:line="240" w:lineRule="auto"/>
+            </w:pPr>
+            <w:r>
+              <w:rPr>
+                <w:rFonts w:ascii="Arial" w:cs="Arial" w:eastAsia="Arial" w:hAnsi="Arial"/>
+                <w:color w:val="222222"/>
+                <w:sz w:val="19"/>
+                <w:szCs w:val="19"/>
+              </w:rPr>
+              <w:t xml:space="preserve">Kapitel 9 und 14</w:t>
+            </w:r>
+          </w:p>
+        </w:tc>
+      </w:tr>
+      <w:tr>
+        <w:trPr>
+          <w:cantSplit/>
+        </w:trPr>
+        <w:tc>
+          <w:tcPr>
+            <w:tcW w:type="dxa" w:w="5600"/>
+            <w:tcMar>
+              <w:top w:type="dxa" w:w="30"/>
+              <w:left w:type="dxa" w:w="90"/>
+              <w:bottom w:type="dxa" w:w="30"/>
+              <w:right w:type="dxa" w:w="90"/>
+            </w:tcMar>
+          </w:tcPr>
+          <w:p>
+            <w:pPr>
+              <w:spacing w:after="0" w:line="240" w:lineRule="auto"/>
+            </w:pPr>
+            <w:r>
+              <w:rPr>
+                <w:rFonts w:ascii="Arial" w:cs="Arial" w:eastAsia="Arial" w:hAnsi="Arial"/>
+                <w:color w:val="222222"/>
+                <w:sz w:val="19"/>
+                <w:szCs w:val="19"/>
+              </w:rPr>
+              <w:t xml:space="preserve">Eine eigene Funktion für die Trefferprüfung</w:t>
+            </w:r>
+          </w:p>
+        </w:tc>
+        <w:tc>
+          <w:tcPr>
+            <w:tcW w:type="dxa" w:w="3426"/>
+            <w:tcMar>
+              <w:top w:type="dxa" w:w="30"/>
+              <w:left w:type="dxa" w:w="90"/>
+              <w:bottom w:type="dxa" w:w="30"/>
+              <w:right w:type="dxa" w:w="90"/>
+            </w:tcMar>
+          </w:tcPr>
+          <w:p>
+            <w:pPr>
+              <w:spacing w:after="0" w:line="240" w:lineRule="auto"/>
+            </w:pPr>
+            <w:r>
+              <w:rPr>
+                <w:rFonts w:ascii="Arial" w:cs="Arial" w:eastAsia="Arial" w:hAnsi="Arial"/>
+                <w:color w:val="222222"/>
+                <w:sz w:val="19"/>
+                <w:szCs w:val="19"/>
+              </w:rPr>
+              <w:t xml:space="preserve">Kapitel 13</w:t>
+            </w:r>
+          </w:p>
+        </w:tc>
+      </w:tr>
+      <w:tr>
+        <w:trPr>
+          <w:cantSplit/>
+        </w:trPr>
+        <w:tc>
+          <w:tcPr>
+            <w:tcW w:type="dxa" w:w="5600"/>
+            <w:tcMar>
+              <w:top w:type="dxa" w:w="30"/>
+              <w:left w:type="dxa" w:w="90"/>
+              <w:bottom w:type="dxa" w:w="30"/>
+              <w:right w:type="dxa" w:w="90"/>
+            </w:tcMar>
+          </w:tcPr>
+          <w:p>
+            <w:pPr>
+              <w:spacing w:after="0" w:line="240" w:lineRule="auto"/>
+            </w:pPr>
+            <w:r>
+              <w:rPr>
+                <w:rFonts w:ascii="Arial" w:cs="Arial" w:eastAsia="Arial" w:hAnsi="Arial"/>
+                <w:color w:val="222222"/>
+                <w:sz w:val="19"/>
+                <w:szCs w:val="19"/>
+              </w:rPr>
+              <w:t xml:space="preserve">Klänge für Schuss, Treffer und Ende</w:t>
+            </w:r>
+          </w:p>
+        </w:tc>
+        <w:tc>
+          <w:tcPr>
+            <w:tcW w:type="dxa" w:w="3426"/>
+            <w:tcMar>
+              <w:top w:type="dxa" w:w="30"/>
+              <w:left w:type="dxa" w:w="90"/>
+              <w:bottom w:type="dxa" w:w="30"/>
+              <w:right w:type="dxa" w:w="90"/>
+            </w:tcMar>
+          </w:tcPr>
+          <w:p>
+            <w:pPr>
+              <w:spacing w:after="0" w:line="240" w:lineRule="auto"/>
+            </w:pPr>
+            <w:r>
+              <w:rPr>
+                <w:rFonts w:ascii="Arial" w:cs="Arial" w:eastAsia="Arial" w:hAnsi="Arial"/>
+                <w:color w:val="222222"/>
+                <w:sz w:val="19"/>
+                <w:szCs w:val="19"/>
+              </w:rPr>
+              <w:t xml:space="preserve">Kapitel 11</w:t>
+            </w:r>
+          </w:p>
+        </w:tc>
+      </w:tr>
+      <w:tr>
+        <w:trPr>
+          <w:cantSplit/>
+        </w:trPr>
+        <w:tc>
+          <w:tcPr>
+            <w:tcW w:type="dxa" w:w="5600"/>
+            <w:tcMar>
+              <w:top w:type="dxa" w:w="30"/>
+              <w:left w:type="dxa" w:w="90"/>
+              <w:bottom w:type="dxa" w:w="30"/>
+              <w:right w:type="dxa" w:w="90"/>
+            </w:tcMar>
+          </w:tcPr>
+          <w:p>
+            <w:pPr>
+              <w:spacing w:after="0" w:line="240" w:lineRule="auto"/>
+            </w:pPr>
+            <w:r>
+              <w:rPr>
+                <w:rFonts w:ascii="Arial" w:cs="Arial" w:eastAsia="Arial" w:hAnsi="Arial"/>
+                <w:color w:val="222222"/>
+                <w:sz w:val="19"/>
+                <w:szCs w:val="19"/>
+              </w:rPr>
+              <w:t xml:space="preserve">Sprites laden und Ausschnitte malen</w:t>
+            </w:r>
+          </w:p>
+        </w:tc>
+        <w:tc>
+          <w:tcPr>
+            <w:tcW w:type="dxa" w:w="3426"/>
+            <w:tcMar>
+              <w:top w:type="dxa" w:w="30"/>
+              <w:left w:type="dxa" w:w="90"/>
+              <w:bottom w:type="dxa" w:w="30"/>
+              <w:right w:type="dxa" w:w="90"/>
+            </w:tcMar>
+          </w:tcPr>
+          <w:p>
+            <w:pPr>
+              <w:spacing w:after="0" w:line="240" w:lineRule="auto"/>
+            </w:pPr>
+            <w:r>
+              <w:rPr>
+                <w:rFonts w:ascii="Arial" w:cs="Arial" w:eastAsia="Arial" w:hAnsi="Arial"/>
+                <w:color w:val="222222"/>
+                <w:sz w:val="19"/>
+                <w:szCs w:val="19"/>
+              </w:rPr>
+              <w:t xml:space="preserve">Kapitel 19</w:t>
+            </w:r>
+          </w:p>
+        </w:tc>
+      </w:tr>
+      <w:tr>
+        <w:trPr>
+          <w:cantSplit/>
+        </w:trPr>
+        <w:tc>
+          <w:tcPr>
+            <w:tcW w:type="dxa" w:w="5600"/>
+            <w:tcMar>
+              <w:top w:type="dxa" w:w="30"/>
+              <w:left w:type="dxa" w:w="90"/>
+              <w:bottom w:type="dxa" w:w="30"/>
+              <w:right w:type="dxa" w:w="90"/>
+            </w:tcMar>
+          </w:tcPr>
+          <w:p>
+            <w:pPr>
+              <w:spacing w:after="0" w:line="240" w:lineRule="auto"/>
+            </w:pPr>
+            <w:r>
+              <w:rPr>
+                <w:rFonts w:ascii="Arial" w:cs="Arial" w:eastAsia="Arial" w:hAnsi="Arial"/>
+                <w:color w:val="222222"/>
+                <w:sz w:val="19"/>
+                <w:szCs w:val="19"/>
+              </w:rPr>
+              <w:t xml:space="preserve">Animation über die Feldnummer</w:t>
+            </w:r>
+          </w:p>
+        </w:tc>
+        <w:tc>
+          <w:tcPr>
+            <w:tcW w:type="dxa" w:w="3426"/>
+            <w:tcMar>
+              <w:top w:type="dxa" w:w="30"/>
+              <w:left w:type="dxa" w:w="90"/>
+              <w:bottom w:type="dxa" w:w="30"/>
+              <w:right w:type="dxa" w:w="90"/>
+            </w:tcMar>
+          </w:tcPr>
+          <w:p>
+            <w:pPr>
+              <w:spacing w:after="0" w:line="240" w:lineRule="auto"/>
+            </w:pPr>
+            <w:r>
+              <w:rPr>
+                <w:rFonts w:ascii="Arial" w:cs="Arial" w:eastAsia="Arial" w:hAnsi="Arial"/>
+                <w:color w:val="222222"/>
+                <w:sz w:val="19"/>
+                <w:szCs w:val="19"/>
+              </w:rPr>
+              <w:t xml:space="preserve">Kapitel 21</w:t>
+            </w:r>
+          </w:p>
+        </w:tc>
+      </w:tr>
+      <w:tr>
+        <w:trPr>
+          <w:cantSplit/>
+        </w:trPr>
+        <w:tc>
+          <w:tcPr>
+            <w:tcW w:type="dxa" w:w="5600"/>
+            <w:tcMar>
+              <w:top w:type="dxa" w:w="30"/>
+              <w:left w:type="dxa" w:w="90"/>
+              <w:bottom w:type="dxa" w:w="30"/>
+              <w:right w:type="dxa" w:w="90"/>
+            </w:tcMar>
+          </w:tcPr>
+          <w:p>
+            <w:pPr>
+              <w:spacing w:after="0" w:line="240" w:lineRule="auto"/>
+            </w:pPr>
+            <w:r>
+              <w:rPr>
+                <w:rFonts w:ascii="Arial" w:cs="Arial" w:eastAsia="Arial" w:hAnsi="Arial"/>
+                <w:color w:val="222222"/>
+                <w:sz w:val="19"/>
+                <w:szCs w:val="19"/>
+              </w:rPr>
+              <w:t xml:space="preserve">Kollision zweier Rechtecke</w:t>
+            </w:r>
+          </w:p>
+        </w:tc>
+        <w:tc>
+          <w:tcPr>
+            <w:tcW w:type="dxa" w:w="3426"/>
+            <w:tcMar>
+              <w:top w:type="dxa" w:w="30"/>
+              <w:left w:type="dxa" w:w="90"/>
+              <w:bottom w:type="dxa" w:w="30"/>
+              <w:right w:type="dxa" w:w="90"/>
+            </w:tcMar>
+          </w:tcPr>
+          <w:p>
+            <w:pPr>
+              <w:spacing w:after="0" w:line="240" w:lineRule="auto"/>
+            </w:pPr>
+            <w:r>
+              <w:rPr>
+                <w:rFonts w:ascii="Arial" w:cs="Arial" w:eastAsia="Arial" w:hAnsi="Arial"/>
+                <w:color w:val="222222"/>
+                <w:sz w:val="19"/>
+                <w:szCs w:val="19"/>
+              </w:rPr>
+              <w:t xml:space="preserve">Kapitel 22</w:t>
+            </w:r>
+          </w:p>
+        </w:tc>
+      </w:tr>
+    </w:tbl>
+    <w:p>
+      <w:pPr>
+        <w:spacing w:after="160"/>
+      </w:pPr>
+    </w:p>
+    <w:p>
+      <w:pPr>
+        <w:spacing w:after="180" w:line="312" w:lineRule="auto"/>
+      </w:pPr>
+      <w:r>
+        <w:rPr>
+          <w:sz w:val="22"/>
+          <w:szCs w:val="22"/>
+        </w:rPr>
+        <w:t xml:space="preserve">Es kommt nichts Neues hinzu. Das ist der Punkt dieses Kapitels — und es lohnt sich, das einen Moment sacken zu lassen: Zweiundzwanzig Kapitel Grundlagen reichen für ein Spiel, das man wirklich spielen kann.</w:t>
+      </w:r>
+    </w:p>
+    <w:p>
+      <w:pPr>
+        <w:pStyle w:val="Heading2"/>
+        <w:keepNext/>
+        <w:keepLines/>
+        <w:spacing w:after="120" w:before="280"/>
+      </w:pPr>
+      <w:r>
+        <w:t xml:space="preserve">Die Gegner in drei Arrays</w:t>
+      </w:r>
+    </w:p>
+    <w:p>
+      <w:pPr>
+        <w:keepLines/>
+        <w:pBdr>
+          <w:left w:val="single" w:color="1B6CA8" w:sz="18" w:space="6"/>
+        </w:pBdr>
+        <w:shd w:fill="F4F4F4" w:val="clear"/>
+        <w:spacing w:after="200" w:before="100" w:line="264" w:lineRule="auto"/>
+        <w:ind w:left="140"/>
+      </w:pPr>
+      <w:r>
+        <w:rPr>
+          <w:rFonts w:ascii="Consolas" w:cs="Consolas" w:eastAsia="Consolas" w:hAnsi="Consolas"/>
+          <w:sz w:val="19"/>
+          <w:szCs w:val="19"/>
+        </w:rPr>
+        <w:t xml:space="preserve">DIM gx[15] AS FLOAT</w:t>
+      </w:r>
+      <w:r>
+        <w:rPr>
+          <w:rFonts w:ascii="Consolas" w:cs="Consolas" w:eastAsia="Consolas" w:hAnsi="Consolas"/>
+          <w:sz w:val="19"/>
+          <w:szCs w:val="19"/>
+        </w:rPr>
+        <w:br/>
+        <w:t xml:space="preserve">DIM gy[15] AS FLOAT</w:t>
+      </w:r>
+      <w:r>
+        <w:rPr>
+          <w:rFonts w:ascii="Consolas" w:cs="Consolas" w:eastAsia="Consolas" w:hAnsi="Consolas"/>
+          <w:sz w:val="19"/>
+          <w:szCs w:val="19"/>
+        </w:rPr>
+        <w:br/>
+        <w:t xml:space="preserve">DIM lebt[15] AS BOOLEAN</w:t>
+      </w:r>
+    </w:p>
+    <w:p>
+      <w:pPr>
+        <w:spacing w:after="180" w:line="312" w:lineRule="auto"/>
+      </w:pPr>
+      <w:r>
+        <w:rPr>
+          <w:sz w:val="22"/>
+          <w:szCs w:val="22"/>
+        </w:rPr>
+        <w:t xml:space="preserve">Fünfzehn Gegner: fünf Spalten, drei Reihen. Beim Aufbau werden sie in einer Doppelschleife gesetzt, und die laufende Nummer ergibt sich aus Reihe und Spalte:</w:t>
+      </w:r>
+    </w:p>
+    <w:p>
+      <w:pPr>
+        <w:keepLines/>
+        <w:pBdr>
+          <w:left w:val="single" w:color="1B6CA8" w:sz="18" w:space="6"/>
+        </w:pBdr>
+        <w:shd w:fill="F4F4F4" w:val="clear"/>
+        <w:spacing w:after="200" w:before="100" w:line="264" w:lineRule="auto"/>
+        <w:ind w:left="140"/>
+      </w:pPr>
+      <w:r>
+        <w:rPr>
+          <w:rFonts w:ascii="Consolas" w:cs="Consolas" w:eastAsia="Consolas" w:hAnsi="Consolas"/>
+          <w:sz w:val="19"/>
+          <w:szCs w:val="19"/>
+        </w:rPr>
+        <w:t xml:space="preserve">FOR ze = 0 TO 2</w:t>
+      </w:r>
+      <w:r>
+        <w:rPr>
+          <w:rFonts w:ascii="Consolas" w:cs="Consolas" w:eastAsia="Consolas" w:hAnsi="Consolas"/>
+          <w:sz w:val="19"/>
+          <w:szCs w:val="19"/>
+        </w:rPr>
+        <w:br/>
+        <w:t xml:space="preserve">    FOR sp = 0 TO 4</w:t>
+      </w:r>
+      <w:r>
+        <w:rPr>
+          <w:rFonts w:ascii="Consolas" w:cs="Consolas" w:eastAsia="Consolas" w:hAnsi="Consolas"/>
+          <w:sz w:val="19"/>
+          <w:szCs w:val="19"/>
+        </w:rPr>
+        <w:br/>
+        <w:t xml:space="preserve">        i = ze * 5 + sp</w:t>
+      </w:r>
+      <w:r>
+        <w:rPr>
+          <w:rFonts w:ascii="Consolas" w:cs="Consolas" w:eastAsia="Consolas" w:hAnsi="Consolas"/>
+          <w:sz w:val="19"/>
+          <w:szCs w:val="19"/>
+        </w:rPr>
+        <w:br/>
+        <w:t xml:space="preserve">        gx[i] = 70 + sp * 100</w:t>
+      </w:r>
+      <w:r>
+        <w:rPr>
+          <w:rFonts w:ascii="Consolas" w:cs="Consolas" w:eastAsia="Consolas" w:hAnsi="Consolas"/>
+          <w:sz w:val="19"/>
+          <w:szCs w:val="19"/>
+        </w:rPr>
+        <w:br/>
+        <w:t xml:space="preserve">        gy[i] = 40 + ze * 60</w:t>
+      </w:r>
+      <w:r>
+        <w:rPr>
+          <w:rFonts w:ascii="Consolas" w:cs="Consolas" w:eastAsia="Consolas" w:hAnsi="Consolas"/>
+          <w:sz w:val="19"/>
+          <w:szCs w:val="19"/>
+        </w:rPr>
+        <w:br/>
+        <w:t xml:space="preserve">        lebt[i] = TRUE</w:t>
+      </w:r>
+      <w:r>
+        <w:rPr>
+          <w:rFonts w:ascii="Consolas" w:cs="Consolas" w:eastAsia="Consolas" w:hAnsi="Consolas"/>
+          <w:sz w:val="19"/>
+          <w:szCs w:val="19"/>
+        </w:rPr>
+        <w:br/>
+        <w:t xml:space="preserve">    NEXT</w:t>
+      </w:r>
+      <w:r>
+        <w:rPr>
+          <w:rFonts w:ascii="Consolas" w:cs="Consolas" w:eastAsia="Consolas" w:hAnsi="Consolas"/>
+          <w:sz w:val="19"/>
+          <w:szCs w:val="19"/>
+        </w:rPr>
+        <w:br/>
+        <w:t xml:space="preserve">NEXT</w:t>
+      </w:r>
+    </w:p>
+    <w:p>
+      <w:pPr>
+        <w:spacing w:after="180" w:line="312" w:lineRule="auto"/>
+      </w:pPr>
+      <w:r>
+        <w:rPr>
+          <w:rFonts w:ascii="Consolas" w:cs="Consolas" w:eastAsia="Consolas" w:hAnsi="Consolas"/>
+          <w:color w:val="335577"/>
+          <w:sz w:val="21"/>
+          <w:szCs w:val="21"/>
+        </w:rPr>
+        <w:t xml:space="preserve">i = ze * 5 + sp</w:t>
+      </w:r>
+      <w:r>
+        <w:rPr>
+          <w:sz w:val="22"/>
+          <w:szCs w:val="22"/>
+        </w:rPr>
+        <w:t xml:space="preserve"> ist der Kniff, der ein Rechteck in eine Reihe verwandelt: Reihe 0 belegt die Nummern 0 bis 4, Reihe 1 die Nummern 5 bis 9, Reihe 2 die Nummern 10 bis 14. Man könnte auch ein zweidimensionales Array nehmen wie im Spiel des Lebens — aber weil die Gegner einzeln sterben und nicht als Gitter gedacht sind, ist die durchlaufende Nummer hier angenehmer.</w:t>
+      </w:r>
+    </w:p>
+    <w:p>
+      <w:pPr>
+        <w:pStyle w:val="Heading2"/>
+        <w:keepNext/>
+        <w:keepLines/>
+        <w:spacing w:after="120" w:before="280"/>
+      </w:pPr>
+      <w:r>
+        <w:t xml:space="preserve">Die Formation wandert</w:t>
+      </w:r>
+    </w:p>
+    <w:p>
+      <w:pPr>
+        <w:spacing w:after="180" w:line="312" w:lineRule="auto"/>
+      </w:pPr>
+      <w:r>
+        <w:rPr>
+          <w:sz w:val="22"/>
+          <w:szCs w:val="22"/>
+        </w:rPr>
+        <w:t xml:space="preserve">Das ist die einzige wirklich knifflige Stelle des Spiels, und sie enthält einen Fehler, den fast jeder einmal macht.</w:t>
+      </w:r>
+    </w:p>
+    <w:p>
+      <w:pPr>
+        <w:keepLines/>
+        <w:pBdr>
+          <w:left w:val="single" w:color="1B6CA8" w:sz="18" w:space="6"/>
+        </w:pBdr>
+        <w:shd w:fill="F4F4F4" w:val="clear"/>
+        <w:spacing w:after="200" w:before="100" w:line="264" w:lineRule="auto"/>
+        <w:ind w:left="140"/>
+      </w:pPr>
+      <w:r>
+        <w:rPr>
+          <w:rFonts w:ascii="Consolas" w:cs="Consolas" w:eastAsia="Consolas" w:hAnsi="Consolas"/>
+          <w:sz w:val="19"/>
+          <w:szCs w:val="19"/>
+        </w:rPr>
+        <w:t xml:space="preserve">' Erst schauen, wie weit die Formation reicht, DANN umkehren --</w:t>
+      </w:r>
+      <w:r>
+        <w:rPr>
+          <w:rFonts w:ascii="Consolas" w:cs="Consolas" w:eastAsia="Consolas" w:hAnsi="Consolas"/>
+          <w:sz w:val="19"/>
+          <w:szCs w:val="19"/>
+        </w:rPr>
+        <w:br/>
+        <w:t xml:space="preserve">' sonst dreht sie bei zwei Gegnern am Rand zweimal und steht still.</w:t>
+      </w:r>
+      <w:r>
+        <w:rPr>
+          <w:rFonts w:ascii="Consolas" w:cs="Consolas" w:eastAsia="Consolas" w:hAnsi="Consolas"/>
+          <w:sz w:val="19"/>
+          <w:szCs w:val="19"/>
+        </w:rPr>
+        <w:br/>
+        <w:t xml:space="preserve">uebrig = 0</w:t>
+      </w:r>
+      <w:r>
+        <w:rPr>
+          <w:rFonts w:ascii="Consolas" w:cs="Consolas" w:eastAsia="Consolas" w:hAnsi="Consolas"/>
+          <w:sz w:val="19"/>
+          <w:szCs w:val="19"/>
+        </w:rPr>
+        <w:br/>
+        <w:t xml:space="preserve">tiefster = 0</w:t>
+      </w:r>
+      <w:r>
+        <w:rPr>
+          <w:rFonts w:ascii="Consolas" w:cs="Consolas" w:eastAsia="Consolas" w:hAnsi="Consolas"/>
+          <w:sz w:val="19"/>
+          <w:szCs w:val="19"/>
+        </w:rPr>
+        <w:br/>
+        <w:t xml:space="preserve">linkeste = 9999</w:t>
+      </w:r>
+      <w:r>
+        <w:rPr>
+          <w:rFonts w:ascii="Consolas" w:cs="Consolas" w:eastAsia="Consolas" w:hAnsi="Consolas"/>
+          <w:sz w:val="19"/>
+          <w:szCs w:val="19"/>
+        </w:rPr>
+        <w:br/>
+        <w:t xml:space="preserve">rechteste = -9999</w:t>
+      </w:r>
+      <w:r>
+        <w:rPr>
+          <w:rFonts w:ascii="Consolas" w:cs="Consolas" w:eastAsia="Consolas" w:hAnsi="Consolas"/>
+          <w:sz w:val="19"/>
+          <w:szCs w:val="19"/>
+        </w:rPr>
+        <w:br/>
+        <w:t xml:space="preserve">FOR i = 0 TO 14</w:t>
+      </w:r>
+      <w:r>
+        <w:rPr>
+          <w:rFonts w:ascii="Consolas" w:cs="Consolas" w:eastAsia="Consolas" w:hAnsi="Consolas"/>
+          <w:sz w:val="19"/>
+          <w:szCs w:val="19"/>
+        </w:rPr>
+        <w:br/>
+        <w:t xml:space="preserve">    IF lebt[i] THEN</w:t>
+      </w:r>
+      <w:r>
+        <w:rPr>
+          <w:rFonts w:ascii="Consolas" w:cs="Consolas" w:eastAsia="Consolas" w:hAnsi="Consolas"/>
+          <w:sz w:val="19"/>
+          <w:szCs w:val="19"/>
+        </w:rPr>
+        <w:br/>
+        <w:t xml:space="preserve">        uebrig = uebrig + 1</w:t>
+      </w:r>
+      <w:r>
+        <w:rPr>
+          <w:rFonts w:ascii="Consolas" w:cs="Consolas" w:eastAsia="Consolas" w:hAnsi="Consolas"/>
+          <w:sz w:val="19"/>
+          <w:szCs w:val="19"/>
+        </w:rPr>
+        <w:br/>
+        <w:t xml:space="preserve">        IF gy[i] &gt; tiefster THEN tiefster = gy[i]</w:t>
+      </w:r>
+      <w:r>
+        <w:rPr>
+          <w:rFonts w:ascii="Consolas" w:cs="Consolas" w:eastAsia="Consolas" w:hAnsi="Consolas"/>
+          <w:sz w:val="19"/>
+          <w:szCs w:val="19"/>
+        </w:rPr>
+        <w:br/>
+        <w:t xml:space="preserve">        IF gx[i] &lt; linkeste THEN linkeste = gx[i]</w:t>
+      </w:r>
+      <w:r>
+        <w:rPr>
+          <w:rFonts w:ascii="Consolas" w:cs="Consolas" w:eastAsia="Consolas" w:hAnsi="Consolas"/>
+          <w:sz w:val="19"/>
+          <w:szCs w:val="19"/>
+        </w:rPr>
+        <w:br/>
+        <w:t xml:space="preserve">        IF gx[i] &gt; rechteste THEN rechteste = gx[i]</w:t>
+      </w:r>
+      <w:r>
+        <w:rPr>
+          <w:rFonts w:ascii="Consolas" w:cs="Consolas" w:eastAsia="Consolas" w:hAnsi="Consolas"/>
+          <w:sz w:val="19"/>
+          <w:szCs w:val="19"/>
+        </w:rPr>
+        <w:br/>
+        <w:t xml:space="preserve">    END IF</w:t>
+      </w:r>
+      <w:r>
+        <w:rPr>
+          <w:rFonts w:ascii="Consolas" w:cs="Consolas" w:eastAsia="Consolas" w:hAnsi="Consolas"/>
+          <w:sz w:val="19"/>
+          <w:szCs w:val="19"/>
+        </w:rPr>
+        <w:br/>
+        <w:t xml:space="preserve">NEXT</w:t>
+      </w:r>
+      <w:r>
+        <w:rPr>
+          <w:rFonts w:ascii="Consolas" w:cs="Consolas" w:eastAsia="Consolas" w:hAnsi="Consolas"/>
+          <w:sz w:val="19"/>
+          <w:szCs w:val="19"/>
+        </w:rPr>
+        <w:br/>
+        <w:t xml:space="preserve"/>
+      </w:r>
+      <w:r>
+        <w:rPr>
+          <w:rFonts w:ascii="Consolas" w:cs="Consolas" w:eastAsia="Consolas" w:hAnsi="Consolas"/>
+          <w:sz w:val="19"/>
+          <w:szCs w:val="19"/>
+        </w:rPr>
+        <w:br/>
+        <w:t xml:space="preserve">IF linkeste &lt; 4 OR rechteste &gt; 604 THEN</w:t>
+      </w:r>
+      <w:r>
+        <w:rPr>
+          <w:rFonts w:ascii="Consolas" w:cs="Consolas" w:eastAsia="Consolas" w:hAnsi="Consolas"/>
+          <w:sz w:val="19"/>
+          <w:szCs w:val="19"/>
+        </w:rPr>
+        <w:br/>
+        <w:t xml:space="preserve">    richtung = -richtung</w:t>
+      </w:r>
+      <w:r>
+        <w:rPr>
+          <w:rFonts w:ascii="Consolas" w:cs="Consolas" w:eastAsia="Consolas" w:hAnsi="Consolas"/>
+          <w:sz w:val="19"/>
+          <w:szCs w:val="19"/>
+        </w:rPr>
+        <w:br/>
+        <w:t xml:space="preserve">    FOR i = 0 TO 14</w:t>
+      </w:r>
+      <w:r>
+        <w:rPr>
+          <w:rFonts w:ascii="Consolas" w:cs="Consolas" w:eastAsia="Consolas" w:hAnsi="Consolas"/>
+          <w:sz w:val="19"/>
+          <w:szCs w:val="19"/>
+        </w:rPr>
+        <w:br/>
+        <w:t xml:space="preserve">        gy[i] = gy[i] + 16</w:t>
+      </w:r>
+      <w:r>
+        <w:rPr>
+          <w:rFonts w:ascii="Consolas" w:cs="Consolas" w:eastAsia="Consolas" w:hAnsi="Consolas"/>
+          <w:sz w:val="19"/>
+          <w:szCs w:val="19"/>
+        </w:rPr>
+        <w:br/>
+        <w:t xml:space="preserve">    NEXT</w:t>
+      </w:r>
+      <w:r>
+        <w:rPr>
+          <w:rFonts w:ascii="Consolas" w:cs="Consolas" w:eastAsia="Consolas" w:hAnsi="Consolas"/>
+          <w:sz w:val="19"/>
+          <w:szCs w:val="19"/>
+        </w:rPr>
+        <w:br/>
+        <w:t xml:space="preserve">END IF</w:t>
+      </w:r>
+      <w:r>
+        <w:rPr>
+          <w:rFonts w:ascii="Consolas" w:cs="Consolas" w:eastAsia="Consolas" w:hAnsi="Consolas"/>
+          <w:sz w:val="19"/>
+          <w:szCs w:val="19"/>
+        </w:rPr>
+        <w:br/>
+        <w:t xml:space="preserve"/>
+      </w:r>
+      <w:r>
+        <w:rPr>
+          <w:rFonts w:ascii="Consolas" w:cs="Consolas" w:eastAsia="Consolas" w:hAnsi="Consolas"/>
+          <w:sz w:val="19"/>
+          <w:szCs w:val="19"/>
+        </w:rPr>
+        <w:br/>
+        <w:t xml:space="preserve">FOR i = 0 TO 14</w:t>
+      </w:r>
+      <w:r>
+        <w:rPr>
+          <w:rFonts w:ascii="Consolas" w:cs="Consolas" w:eastAsia="Consolas" w:hAnsi="Consolas"/>
+          <w:sz w:val="19"/>
+          <w:szCs w:val="19"/>
+        </w:rPr>
+        <w:br/>
+        <w:t xml:space="preserve">    IF lebt[i] THEN gx[i] = gx[i] + richtung</w:t>
+      </w:r>
+      <w:r>
+        <w:rPr>
+          <w:rFonts w:ascii="Consolas" w:cs="Consolas" w:eastAsia="Consolas" w:hAnsi="Consolas"/>
+          <w:sz w:val="19"/>
+          <w:szCs w:val="19"/>
+        </w:rPr>
+        <w:br/>
+        <w:t xml:space="preserve">NEXT</w:t>
+      </w:r>
+    </w:p>
+    <w:p>
+      <w:pPr>
+        <w:spacing w:before="60"/>
+      </w:pPr>
+    </w:p>
+    <w:tbl>
+      <w:tblPr>
+        <w:tblW w:type="dxa" w:w="9026"/>
+        <w:tblBorders>
+          <w:top w:val="single" w:color="auto" w:sz="4"/>
+          <w:left w:val="single" w:color="auto" w:sz="4"/>
+          <w:bottom w:val="single" w:color="auto" w:sz="4"/>
+          <w:right w:val="single" w:color="auto" w:sz="4"/>
+          <w:insideH w:val="single" w:color="auto" w:sz="4"/>
+          <w:insideV w:val="single" w:color="auto" w:sz="4"/>
+        </w:tblBorders>
+      </w:tblPr>
+      <w:tblGrid>
+        <w:gridCol w:w="9026"/>
+      </w:tblGrid>
+      <w:tr>
+        <w:trPr>
+          <w:cantSplit/>
+        </w:trPr>
+        <w:tc>
+          <w:tcPr>
+            <w:tcW w:type="dxa" w:w="9026"/>
+            <w:tcBorders>
+              <w:top w:val="single" w:color="E0A0A0" w:sz="6"/>
+              <w:left w:val="single" w:color="E0A0A0" w:sz="6"/>
+              <w:bottom w:val="single" w:color="E0A0A0" w:sz="6"/>
+              <w:right w:val="single" w:color="E0A0A0" w:sz="6"/>
+            </w:tcBorders>
+            <w:shd w:fill="FBEAEA" w:val="clear"/>
+            <w:tcMar>
+              <w:top w:type="dxa" w:w="140"/>
+              <w:left w:type="dxa" w:w="180"/>
+              <w:bottom w:type="dxa" w:w="140"/>
+              <w:right w:type="dxa" w:w="180"/>
+            </w:tcMar>
+          </w:tcPr>
+          <w:p>
+            <w:pPr>
+              <w:spacing w:after="40"/>
+            </w:pPr>
+            <w:r>
+              <w:rPr>
+                <w:b/>
+                <w:bCs/>
+                <w:color w:val="B23030"/>
+                <w:sz w:val="22"/>
+                <w:szCs w:val="22"/>
+              </w:rPr>
+              <w:t xml:space="preserve">Erst messen, dann entscheiden, dann bewegen</w:t>
+            </w:r>
+          </w:p>
+          <w:p>
+            <w:pPr>
+              <w:spacing w:after="0" w:line="312" w:lineRule="auto"/>
+            </w:pPr>
+            <w:r>
+              <w:rPr>
+                <w:sz w:val="22"/>
+                <w:szCs w:val="22"/>
+              </w:rPr>
+              <w:t xml:space="preserve">Der naheliegende Weg wäre, in EINER Schleife zu bewegen und dabei zu prüfen, ob der Gegner den Rand berührt. Genau das habe ich zuerst geschrieben, und es ist falsch: Sind zwei Gegner gleichzeitig am Rand, dreht die Richtung zweimal um — also gar nicht —, und die Formation zittert an der Wand fest. Die Lösung ist, in drei Schritten zu denken: erst messen, wie weit die Formation reicht, dann EINMAL entscheiden, dann bewegen.</w:t>
+            </w:r>
+          </w:p>
+        </w:tc>
+      </w:tr>
+    </w:tbl>
+    <w:p>
+      <w:pPr>
+        <w:spacing w:after="160"/>
+      </w:pPr>
+    </w:p>
+    <w:p>
+      <w:pPr>
+        <w:spacing w:after="180" w:line="312" w:lineRule="auto"/>
+      </w:pPr>
+      <w:r>
+        <w:rPr>
+          <w:sz w:val="22"/>
+          <w:szCs w:val="22"/>
+        </w:rPr>
+        <w:t xml:space="preserve">Nebenbei wird in derselben Messschleife noch zweierlei erledigt: gezählt, wie viele Gegner noch leben, und gemerkt, wie tief der tiefste steht. Beides braucht das Spielende. Eine Schleife, drei Antworten — das ist keine Sparsamkeit, sondern verhindert, dass drei Schleifen mit derselben Bedingung auseinanderlaufen.</w:t>
+      </w:r>
+    </w:p>
+    <w:p>
+      <w:pPr>
+        <w:pStyle w:val="Heading2"/>
+        <w:keepNext/>
+        <w:keepLines/>
+        <w:spacing w:after="120" w:before="280"/>
+      </w:pPr>
+      <w:r>
+        <w:t xml:space="preserve">Der Zustand des Spiels</w:t>
+      </w:r>
+    </w:p>
+    <w:p>
+      <w:pPr>
+        <w:spacing w:after="180" w:line="312" w:lineRule="auto"/>
+      </w:pPr>
+      <w:r>
+        <w:rPr>
+          <w:sz w:val="22"/>
+          <w:szCs w:val="22"/>
+        </w:rPr>
+        <w:t xml:space="preserve">Ein Spiel ist nicht immer im selben Zustand. Es läuft, oder es ist gewonnen, oder es ist verloren. Dafür genügt ein Text:</w:t>
+      </w:r>
+    </w:p>
+    <w:p>
+      <w:pPr>
+        <w:keepLines/>
+        <w:pBdr>
+          <w:left w:val="single" w:color="1B6CA8" w:sz="18" w:space="6"/>
+        </w:pBdr>
+        <w:shd w:fill="F4F4F4" w:val="clear"/>
+        <w:spacing w:after="200" w:before="100" w:line="264" w:lineRule="auto"/>
+        <w:ind w:left="140"/>
+      </w:pPr>
+      <w:r>
+        <w:rPr>
+          <w:rFonts w:ascii="Consolas" w:cs="Consolas" w:eastAsia="Consolas" w:hAnsi="Consolas"/>
+          <w:sz w:val="19"/>
+          <w:szCs w:val="19"/>
+        </w:rPr>
+        <w:t xml:space="preserve">IF uebrig = 0 THEN lage = "Geschafft"</w:t>
+      </w:r>
+      <w:r>
+        <w:rPr>
+          <w:rFonts w:ascii="Consolas" w:cs="Consolas" w:eastAsia="Consolas" w:hAnsi="Consolas"/>
+          <w:sz w:val="19"/>
+          <w:szCs w:val="19"/>
+        </w:rPr>
+        <w:br/>
+        <w:t xml:space="preserve">IF tiefster &gt; 310 THEN</w:t>
+      </w:r>
+      <w:r>
+        <w:rPr>
+          <w:rFonts w:ascii="Consolas" w:cs="Consolas" w:eastAsia="Consolas" w:hAnsi="Consolas"/>
+          <w:sz w:val="19"/>
+          <w:szCs w:val="19"/>
+        </w:rPr>
+        <w:br/>
+        <w:t xml:space="preserve">    lage = "Verloren"</w:t>
+      </w:r>
+      <w:r>
+        <w:rPr>
+          <w:rFonts w:ascii="Consolas" w:cs="Consolas" w:eastAsia="Consolas" w:hAnsi="Consolas"/>
+          <w:sz w:val="19"/>
+          <w:szCs w:val="19"/>
+        </w:rPr>
+        <w:br/>
+        <w:t xml:space="preserve">    PLAYSOUND(ende)</w:t>
+      </w:r>
+      <w:r>
+        <w:rPr>
+          <w:rFonts w:ascii="Consolas" w:cs="Consolas" w:eastAsia="Consolas" w:hAnsi="Consolas"/>
+          <w:sz w:val="19"/>
+          <w:szCs w:val="19"/>
+        </w:rPr>
+        <w:br/>
+        <w:t xml:space="preserve">END IF</w:t>
+      </w:r>
+    </w:p>
+    <w:p>
+      <w:pPr>
+        <w:spacing w:after="180" w:line="312" w:lineRule="auto"/>
+      </w:pPr>
+      <w:r>
+        <w:rPr>
+          <w:sz w:val="22"/>
+          <w:szCs w:val="22"/>
+        </w:rPr>
+        <w:t xml:space="preserve">Und ganz oben in der Schleife, direkt nach dem Malen, steht die Bremse:</w:t>
+      </w:r>
+    </w:p>
+    <w:p>
+      <w:pPr>
+        <w:keepLines/>
+        <w:pBdr>
+          <w:left w:val="single" w:color="1B6CA8" w:sz="18" w:space="6"/>
+        </w:pBdr>
+        <w:shd w:fill="F4F4F4" w:val="clear"/>
+        <w:spacing w:after="200" w:before="100" w:line="264" w:lineRule="auto"/>
+        <w:ind w:left="140"/>
+      </w:pPr>
+      <w:r>
+        <w:rPr>
+          <w:rFonts w:ascii="Consolas" w:cs="Consolas" w:eastAsia="Consolas" w:hAnsi="Consolas"/>
+          <w:sz w:val="19"/>
+          <w:szCs w:val="19"/>
+        </w:rPr>
+        <w:t xml:space="preserve">IF KEYHIT(KEY_R) THEN neu = TRUE</w:t>
+      </w:r>
+      <w:r>
+        <w:rPr>
+          <w:rFonts w:ascii="Consolas" w:cs="Consolas" w:eastAsia="Consolas" w:hAnsi="Consolas"/>
+          <w:sz w:val="19"/>
+          <w:szCs w:val="19"/>
+        </w:rPr>
+        <w:br/>
+        <w:t xml:space="preserve">IF lage &lt;&gt; "laeuft" THEN</w:t>
+      </w:r>
+      <w:r>
+        <w:rPr>
+          <w:rFonts w:ascii="Consolas" w:cs="Consolas" w:eastAsia="Consolas" w:hAnsi="Consolas"/>
+          <w:sz w:val="19"/>
+          <w:szCs w:val="19"/>
+        </w:rPr>
+        <w:br/>
+        <w:t xml:space="preserve">    bild = bild + 1</w:t>
+      </w:r>
+      <w:r>
+        <w:rPr>
+          <w:rFonts w:ascii="Consolas" w:cs="Consolas" w:eastAsia="Consolas" w:hAnsi="Consolas"/>
+          <w:sz w:val="19"/>
+          <w:szCs w:val="19"/>
+        </w:rPr>
+        <w:br/>
+        <w:t xml:space="preserve">    CONTINUE</w:t>
+      </w:r>
+      <w:r>
+        <w:rPr>
+          <w:rFonts w:ascii="Consolas" w:cs="Consolas" w:eastAsia="Consolas" w:hAnsi="Consolas"/>
+          <w:sz w:val="19"/>
+          <w:szCs w:val="19"/>
+        </w:rPr>
+        <w:br/>
+        <w:t xml:space="preserve">END IF</w:t>
+      </w:r>
+    </w:p>
+    <w:p>
+      <w:pPr>
+        <w:spacing w:after="180" w:line="312" w:lineRule="auto"/>
+      </w:pPr>
+      <w:r>
+        <w:rPr>
+          <w:rFonts w:ascii="Consolas" w:cs="Consolas" w:eastAsia="Consolas" w:hAnsi="Consolas"/>
+          <w:color w:val="335577"/>
+          <w:sz w:val="21"/>
+          <w:szCs w:val="21"/>
+        </w:rPr>
+        <w:t xml:space="preserve">CONTINUE</w:t>
+      </w:r>
+      <w:r>
+        <w:rPr>
+          <w:sz w:val="22"/>
+          <w:szCs w:val="22"/>
+        </w:rPr>
+        <w:t xml:space="preserve"> ist neu: Es überspringt den Rest des Schleifendurchgangs und beginnt sofort den nächsten. Hier heißt das: Ist das Spiel vorbei, wird zwar noch gemalt und auf R gehört, aber nichts mehr bewegt, geschossen oder geprüft. Ohne diese fünf Zeilen liefen die Gegner nach dem Spielende munter weiter.</w:t>
+      </w:r>
+    </w:p>
+    <w:p>
+      <w:pPr>
+        <w:spacing w:before="60"/>
+      </w:pPr>
+    </w:p>
+    <w:tbl>
+      <w:tblPr>
+        <w:tblW w:type="dxa" w:w="9026"/>
+        <w:tblBorders>
+          <w:top w:val="single" w:color="auto" w:sz="4"/>
+          <w:left w:val="single" w:color="auto" w:sz="4"/>
+          <w:bottom w:val="single" w:color="auto" w:sz="4"/>
+          <w:right w:val="single" w:color="auto" w:sz="4"/>
+          <w:insideH w:val="single" w:color="auto" w:sz="4"/>
+          <w:insideV w:val="single" w:color="auto" w:sz="4"/>
+        </w:tblBorders>
+      </w:tblPr>
+      <w:tblGrid>
+        <w:gridCol w:w="9026"/>
+      </w:tblGrid>
+      <w:tr>
+        <w:trPr>
+          <w:cantSplit/>
+        </w:trPr>
+        <w:tc>
+          <w:tcPr>
+            <w:tcW w:type="dxa" w:w="9026"/>
+            <w:tcBorders>
+              <w:top w:val="single" w:color="E0B96A" w:sz="6"/>
+              <w:left w:val="single" w:color="E0B96A" w:sz="6"/>
+              <w:bottom w:val="single" w:color="E0B96A" w:sz="6"/>
+              <w:right w:val="single" w:color="E0B96A" w:sz="6"/>
+            </w:tcBorders>
+            <w:shd w:fill="FDF3E0" w:val="clear"/>
+            <w:tcMar>
+              <w:top w:type="dxa" w:w="140"/>
+              <w:left w:type="dxa" w:w="180"/>
+              <w:bottom w:type="dxa" w:w="140"/>
+              <w:right w:type="dxa" w:w="180"/>
+            </w:tcMar>
+          </w:tcPr>
+          <w:p>
+            <w:pPr>
+              <w:spacing w:after="40"/>
+            </w:pPr>
+            <w:r>
+              <w:rPr>
+                <w:b/>
+                <w:bCs/>
+                <w:color w:val="8A5E15"/>
+                <w:sz w:val="22"/>
+                <w:szCs w:val="22"/>
+              </w:rPr>
+              <w:t xml:space="preserve">Merke</w:t>
+            </w:r>
+          </w:p>
+          <w:p>
+            <w:pPr>
+              <w:spacing w:after="0" w:line="312" w:lineRule="auto"/>
+            </w:pPr>
+            <w:r>
+              <w:rPr>
+                <w:sz w:val="22"/>
+                <w:szCs w:val="22"/>
+              </w:rPr>
+              <w:t xml:space="preserve">Beachte, WO diese Prüfung steht: nach dem Malen und dem FLIP, aber vor allem, was rechnet. Das Bild bleibt also stehen und die Meldung ist zu sehen — nur die Welt friert ein. Die Reihenfolge im Schleifenrumpf ist bei Spielen fast immer die eigentliche Entscheidung.</w:t>
+            </w:r>
+          </w:p>
+        </w:tc>
+      </w:tr>
+    </w:tbl>
+    <w:p>
+      <w:pPr>
+        <w:spacing w:after="160"/>
+      </w:pPr>
+    </w:p>
+    <w:p>
+      <w:pPr>
+        <w:pStyle w:val="Heading2"/>
+        <w:keepNext/>
+        <w:keepLines/>
+        <w:spacing w:after="120" w:before="280"/>
+      </w:pPr>
+      <w:r>
+        <w:t xml:space="preserve">Die Trefferbox der Gegner</w:t>
+      </w:r>
+    </w:p>
+    <w:p>
+      <w:pPr>
+        <w:keepLines/>
+        <w:pBdr>
+          <w:left w:val="single" w:color="9AC79A" w:sz="18" w:space="6"/>
+        </w:pBdr>
+        <w:shd w:fill="EAF4EA" w:val="clear"/>
+        <w:spacing w:after="200" w:before="100" w:line="264" w:lineRule="auto"/>
+        <w:ind w:left="140"/>
+      </w:pPr>
+      <w:r>
+        <w:rPr>
+          <w:rFonts w:ascii="Consolas" w:cs="Consolas" w:eastAsia="Consolas" w:hAnsi="Consolas"/>
+          <w:sz w:val="19"/>
+          <w:szCs w:val="19"/>
+        </w:rPr>
+        <w:t xml:space="preserve">IF ueberlappt(sx, sy, 4, 12, _</w:t>
+      </w:r>
+      <w:r>
+        <w:rPr>
+          <w:rFonts w:ascii="Consolas" w:cs="Consolas" w:eastAsia="Consolas" w:hAnsi="Consolas"/>
+          <w:sz w:val="19"/>
+          <w:szCs w:val="19"/>
+        </w:rPr>
+        <w:br/>
+        <w:t xml:space="preserve">              gx[i] + 4, gy[i] + 6, 24, 20) THEN</w:t>
+      </w:r>
+    </w:p>
+    <w:p>
+      <w:pPr>
+        <w:spacing w:after="180" w:line="312" w:lineRule="auto"/>
+      </w:pPr>
+      <w:r>
+        <w:rPr>
+          <w:sz w:val="22"/>
+          <w:szCs w:val="22"/>
+        </w:rPr>
+        <w:t xml:space="preserve">Der Schuss ist vier Punkte breit und zwölf hoch — das ist genau das Rechteck, das auch gemalt wird. Beim Gegner dagegen wird ein kleineres Rechteck geprüft als das 32er-Sprite: vier Punkte vom linken Rand, sechs von oben, dann 24 mal 20.</w:t>
+      </w:r>
+    </w:p>
+    <w:p>
+      <w:pPr>
+        <w:spacing w:after="180" w:line="312" w:lineRule="auto"/>
+      </w:pPr>
+      <w:r>
+        <w:rPr>
+          <w:sz w:val="22"/>
+          <w:szCs w:val="22"/>
+        </w:rPr>
+        <w:t xml:space="preserve">Das ist die Trefferbox aus dem letzten Kapitel, und hier sieht man, wofür sie gut ist: Die Fühler des Gegners ragen oben heraus, und ein Schuss, der nur den Fühler streift, soll nicht zählen. Umgekehrt sind die Beine unten dünn — auch die zählen nicht mit.</w:t>
+      </w:r>
+    </w:p>
+    <w:p>
+      <w:pPr>
+        <w:pStyle w:val="Heading2"/>
+        <w:keepNext/>
+        <w:keepLines/>
+        <w:spacing w:after="120" w:before="280"/>
+      </w:pPr>
+      <w:r>
+        <w:t xml:space="preserve">Das ganze Spiel</w:t>
+      </w:r>
+    </w:p>
+    <w:p>
+      <w:pPr>
+        <w:spacing w:after="180" w:line="312" w:lineRule="auto"/>
+      </w:pPr>
+      <w:r>
+        <w:rPr>
+          <w:sz w:val="22"/>
+          <w:szCs w:val="22"/>
+        </w:rPr>
+        <w:t xml:space="preserve">Das vollständige Programm steht in code/kap23/arcade.dh — 164 Zeilen, von denen mehr als die Hälfte Vorbereitung und Abdruck sind. Es lohnt sich, es einmal von oben nach unten zu lesen und dabei die vier Abschnitte der Spielschleife wiederzuerkennen: löschen, malen, zeigen, rechnen.</w:t>
+      </w:r>
+    </w:p>
+    <w:p>
+      <w:pPr>
+        <w:spacing w:after="180" w:line="312" w:lineRule="auto"/>
+      </w:pPr>
+      <w:r>
+        <w:rPr>
+          <w:sz w:val="22"/>
+          <w:szCs w:val="22"/>
+        </w:rPr>
+        <w:t xml:space="preserve">Und dann solltest du es spielen. Nicht lange — zwei Minuten genügen, um zu merken, dass etwas fehlt. Genau das ist die interessanteste Frage dieses Kapitels.</w:t>
+      </w:r>
+    </w:p>
+    <w:p>
+      <w:pPr>
+        <w:pStyle w:val="Heading2"/>
+        <w:keepNext/>
+        <w:keepLines/>
+        <w:spacing w:after="120" w:before="280"/>
+      </w:pPr>
+      <w:r>
+        <w:t xml:space="preserve">Was fehlt (und warum das gut ist)</w:t>
+      </w:r>
+    </w:p>
+    <w:p>
+      <w:pPr>
+        <w:spacing w:after="180" w:line="312" w:lineRule="auto"/>
+      </w:pPr>
+      <w:r>
+        <w:rPr>
+          <w:sz w:val="22"/>
+          <w:szCs w:val="22"/>
+        </w:rPr>
+        <w:t xml:space="preserve">Ein paar Dinge fallen sofort auf. Die Gegner schießen nicht zurück. Es gibt nur ein Leben. Es gibt keine zweite Welle. Der Schuss ist ein Rechteck und kein Bild. Und wenn nur noch ein Gegner übrig ist, wandert er genauso gemächlich wie fünfzehn.</w:t>
+      </w:r>
+    </w:p>
+    <w:p>
+      <w:pPr>
+        <w:spacing w:after="180" w:line="312" w:lineRule="auto"/>
+      </w:pPr>
+      <w:r>
+        <w:rPr>
+          <w:sz w:val="22"/>
+          <w:szCs w:val="22"/>
+        </w:rPr>
+        <w:t xml:space="preserve">Nichts davon ist schwer nachzurüsten, und jedes einzelne ist eine gute Übung. Wichtiger ist die Einsicht dahinter: Ein Spiel wird nicht dadurch gut, dass man es größer macht, sondern dadurch, dass man es spielt und merkt, was stört. Diese Reihenfolge — bauen, spielen, ändern — ist bei Programmen aller Art dieselbe.</w:t>
+      </w:r>
+    </w:p>
+    <w:p>
+      <w:pPr>
+        <w:pStyle w:val="Heading2"/>
+        <w:keepNext/>
+        <w:keepLines/>
+        <w:spacing w:after="120" w:before="280"/>
+      </w:pPr>
+      <w:r>
+        <w:t xml:space="preserve">Wenn etwas nicht geht</w:t>
+      </w:r>
+    </w:p>
+    <w:tbl>
+      <w:tblPr>
+        <w:tblW w:type="dxa" w:w="9026"/>
+        <w:tblBorders>
+          <w:top w:val="single" w:color="D0D0D0" w:sz="4"/>
+          <w:left w:val="single" w:color="D0D0D0" w:sz="4"/>
+          <w:bottom w:val="single" w:color="D0D0D0" w:sz="4"/>
+          <w:right w:val="single" w:color="D0D0D0" w:sz="4"/>
+          <w:insideH w:val="single" w:color="D0D0D0" w:sz="4"/>
+          <w:insideV w:val="single" w:color="D0D0D0" w:sz="4"/>
+        </w:tblBorders>
+      </w:tblPr>
+      <w:tblGrid>
+        <w:gridCol w:w="3400"/>
+        <w:gridCol w:w="5626"/>
+      </w:tblGrid>
+      <w:tr>
+        <w:trPr>
+          <w:cantSplit/>
+          <w:tblHeader/>
+        </w:trPr>
+        <w:tc>
+          <w:tcPr>
+            <w:tcW w:type="dxa" w:w="3400"/>
+            <w:shd w:fill="1B6CA8" w:val="clear"/>
+            <w:tcMar>
+              <w:top w:type="dxa" w:w="30"/>
+              <w:left w:type="dxa" w:w="90"/>
+              <w:bottom w:type="dxa" w:w="30"/>
+              <w:right w:type="dxa" w:w="90"/>
+            </w:tcMar>
+          </w:tcPr>
+          <w:p>
+            <w:pPr>
+              <w:spacing w:after="0" w:line="240" w:lineRule="auto"/>
+            </w:pPr>
+            <w:r>
+              <w:rPr>
+                <w:rFonts w:ascii="Arial" w:cs="Arial" w:eastAsia="Arial" w:hAnsi="Arial"/>
+                <w:b/>
+                <w:bCs/>
+                <w:color w:val="FFFFFF"/>
+                <w:sz w:val="19"/>
+                <w:szCs w:val="19"/>
+              </w:rPr>
+              <w:t xml:space="preserve">Was du siehst</w:t>
+            </w:r>
+          </w:p>
+        </w:tc>
+        <w:tc>
+          <w:tcPr>
+            <w:tcW w:type="dxa" w:w="5626"/>
+            <w:shd w:fill="1B6CA8" w:val="clear"/>
+            <w:tcMar>
+              <w:top w:type="dxa" w:w="30"/>
+              <w:left w:type="dxa" w:w="90"/>
+              <w:bottom w:type="dxa" w:w="30"/>
+              <w:right w:type="dxa" w:w="90"/>
+            </w:tcMar>
+          </w:tcPr>
+          <w:p>
+            <w:pPr>
+              <w:spacing w:after="0" w:line="240" w:lineRule="auto"/>
+            </w:pPr>
+            <w:r>
+              <w:rPr>
+                <w:rFonts w:ascii="Arial" w:cs="Arial" w:eastAsia="Arial" w:hAnsi="Arial"/>
+                <w:b/>
+                <w:bCs/>
+                <w:color w:val="FFFFFF"/>
+                <w:sz w:val="19"/>
+                <w:szCs w:val="19"/>
+              </w:rPr>
+              <w:t xml:space="preserve">Was meistens dahintersteckt</w:t>
+            </w:r>
+          </w:p>
+        </w:tc>
+      </w:tr>
+      <w:tr>
+        <w:trPr>
+          <w:cantSplit/>
+        </w:trPr>
+        <w:tc>
+          <w:tcPr>
+            <w:tcW w:type="dxa" w:w="3400"/>
+            <w:tcMar>
+              <w:top w:type="dxa" w:w="30"/>
+              <w:left w:type="dxa" w:w="90"/>
+              <w:bottom w:type="dxa" w:w="30"/>
+              <w:right w:type="dxa" w:w="90"/>
+            </w:tcMar>
+          </w:tcPr>
+          <w:p>
+            <w:pPr>
+              <w:spacing w:after="0" w:line="240" w:lineRule="auto"/>
+            </w:pPr>
+            <w:r>
+              <w:rPr>
+                <w:rFonts w:ascii="Arial" w:cs="Arial" w:eastAsia="Arial" w:hAnsi="Arial"/>
+                <w:color w:val="222222"/>
+                <w:sz w:val="19"/>
+                <w:szCs w:val="19"/>
+              </w:rPr>
+              <w:t xml:space="preserve">Die Formation zittert am Rand</w:t>
+            </w:r>
+          </w:p>
+        </w:tc>
+        <w:tc>
+          <w:tcPr>
+            <w:tcW w:type="dxa" w:w="5626"/>
+            <w:tcMar>
+              <w:top w:type="dxa" w:w="30"/>
+              <w:left w:type="dxa" w:w="90"/>
+              <w:bottom w:type="dxa" w:w="30"/>
+              <w:right w:type="dxa" w:w="90"/>
+            </w:tcMar>
+          </w:tcPr>
+          <w:p>
+            <w:pPr>
+              <w:spacing w:after="0" w:line="240" w:lineRule="auto"/>
+            </w:pPr>
+            <w:r>
+              <w:rPr>
+                <w:rFonts w:ascii="Arial" w:cs="Arial" w:eastAsia="Arial" w:hAnsi="Arial"/>
+                <w:color w:val="222222"/>
+                <w:sz w:val="19"/>
+                <w:szCs w:val="19"/>
+              </w:rPr>
+              <w:t xml:space="preserve">Gemessen und gedreht wird in derselben Schleife. Siehe den Warnkasten.</w:t>
+            </w:r>
+          </w:p>
+        </w:tc>
+      </w:tr>
+      <w:tr>
+        <w:trPr>
+          <w:cantSplit/>
+        </w:trPr>
+        <w:tc>
+          <w:tcPr>
+            <w:tcW w:type="dxa" w:w="3400"/>
+            <w:tcMar>
+              <w:top w:type="dxa" w:w="30"/>
+              <w:left w:type="dxa" w:w="90"/>
+              <w:bottom w:type="dxa" w:w="30"/>
+              <w:right w:type="dxa" w:w="90"/>
+            </w:tcMar>
+          </w:tcPr>
+          <w:p>
+            <w:pPr>
+              <w:spacing w:after="0" w:line="240" w:lineRule="auto"/>
+            </w:pPr>
+            <w:r>
+              <w:rPr>
+                <w:rFonts w:ascii="Arial" w:cs="Arial" w:eastAsia="Arial" w:hAnsi="Arial"/>
+                <w:color w:val="222222"/>
+                <w:sz w:val="19"/>
+                <w:szCs w:val="19"/>
+              </w:rPr>
+              <w:t xml:space="preserve">Nach dem Spielende läuft alles weiter</w:t>
+            </w:r>
+          </w:p>
+        </w:tc>
+        <w:tc>
+          <w:tcPr>
+            <w:tcW w:type="dxa" w:w="5626"/>
+            <w:tcMar>
+              <w:top w:type="dxa" w:w="30"/>
+              <w:left w:type="dxa" w:w="90"/>
+              <w:bottom w:type="dxa" w:w="30"/>
+              <w:right w:type="dxa" w:w="90"/>
+            </w:tcMar>
+          </w:tcPr>
+          <w:p>
+            <w:pPr>
+              <w:spacing w:after="0" w:line="240" w:lineRule="auto"/>
+            </w:pPr>
+            <w:r>
+              <w:rPr>
+                <w:rFonts w:ascii="Arial" w:cs="Arial" w:eastAsia="Arial" w:hAnsi="Arial"/>
+                <w:color w:val="222222"/>
+                <w:sz w:val="19"/>
+                <w:szCs w:val="19"/>
+              </w:rPr>
+              <w:t xml:space="preserve">Die CONTINUE-Bremse fehlt oder steht an der falschen Stelle.</w:t>
+            </w:r>
+          </w:p>
+        </w:tc>
+      </w:tr>
+      <w:tr>
+        <w:trPr>
+          <w:cantSplit/>
+        </w:trPr>
+        <w:tc>
+          <w:tcPr>
+            <w:tcW w:type="dxa" w:w="3400"/>
+            <w:tcMar>
+              <w:top w:type="dxa" w:w="30"/>
+              <w:left w:type="dxa" w:w="90"/>
+              <w:bottom w:type="dxa" w:w="30"/>
+              <w:right w:type="dxa" w:w="90"/>
+            </w:tcMar>
+          </w:tcPr>
+          <w:p>
+            <w:pPr>
+              <w:spacing w:after="0" w:line="240" w:lineRule="auto"/>
+            </w:pPr>
+            <w:r>
+              <w:rPr>
+                <w:rFonts w:ascii="Arial" w:cs="Arial" w:eastAsia="Arial" w:hAnsi="Arial"/>
+                <w:color w:val="222222"/>
+                <w:sz w:val="19"/>
+                <w:szCs w:val="19"/>
+              </w:rPr>
+              <w:t xml:space="preserve">Ein Schuss trifft zwei Gegner</w:t>
+            </w:r>
+          </w:p>
+        </w:tc>
+        <w:tc>
+          <w:tcPr>
+            <w:tcW w:type="dxa" w:w="5626"/>
+            <w:tcMar>
+              <w:top w:type="dxa" w:w="30"/>
+              <w:left w:type="dxa" w:w="90"/>
+              <w:bottom w:type="dxa" w:w="30"/>
+              <w:right w:type="dxa" w:w="90"/>
+            </w:tcMar>
+          </w:tcPr>
+          <w:p>
+            <w:pPr>
+              <w:spacing w:after="0" w:line="240" w:lineRule="auto"/>
+            </w:pPr>
+            <w:r>
+              <w:rPr>
+                <w:rFonts w:ascii="Arial" w:cs="Arial" w:eastAsia="Arial" w:hAnsi="Arial"/>
+                <w:color w:val="222222"/>
+                <w:sz w:val="19"/>
+                <w:szCs w:val="19"/>
+              </w:rPr>
+              <w:t xml:space="preserve">Nach dem Treffer wird fliegt nicht auf FALSE gesetzt.</w:t>
+            </w:r>
+          </w:p>
+        </w:tc>
+      </w:tr>
+      <w:tr>
+        <w:trPr>
+          <w:cantSplit/>
+        </w:trPr>
+        <w:tc>
+          <w:tcPr>
+            <w:tcW w:type="dxa" w:w="3400"/>
+            <w:tcMar>
+              <w:top w:type="dxa" w:w="30"/>
+              <w:left w:type="dxa" w:w="90"/>
+              <w:bottom w:type="dxa" w:w="30"/>
+              <w:right w:type="dxa" w:w="90"/>
+            </w:tcMar>
+          </w:tcPr>
+          <w:p>
+            <w:pPr>
+              <w:spacing w:after="0" w:line="240" w:lineRule="auto"/>
+            </w:pPr>
+            <w:r>
+              <w:rPr>
+                <w:rFonts w:ascii="Arial" w:cs="Arial" w:eastAsia="Arial" w:hAnsi="Arial"/>
+                <w:color w:val="222222"/>
+                <w:sz w:val="19"/>
+                <w:szCs w:val="19"/>
+              </w:rPr>
+              <w:t xml:space="preserve">Die Gegner rücken zu weit nach unten</w:t>
+            </w:r>
+          </w:p>
+        </w:tc>
+        <w:tc>
+          <w:tcPr>
+            <w:tcW w:type="dxa" w:w="5626"/>
+            <w:tcMar>
+              <w:top w:type="dxa" w:w="30"/>
+              <w:left w:type="dxa" w:w="90"/>
+              <w:bottom w:type="dxa" w:w="30"/>
+              <w:right w:type="dxa" w:w="90"/>
+            </w:tcMar>
+          </w:tcPr>
+          <w:p>
+            <w:pPr>
+              <w:spacing w:after="0" w:line="240" w:lineRule="auto"/>
+            </w:pPr>
+            <w:r>
+              <w:rPr>
+                <w:rFonts w:ascii="Arial" w:cs="Arial" w:eastAsia="Arial" w:hAnsi="Arial"/>
+                <w:color w:val="222222"/>
+                <w:sz w:val="19"/>
+                <w:szCs w:val="19"/>
+              </w:rPr>
+              <w:t xml:space="preserve">Beim Umkehren werden alle gy erhöht, auch die der toten — das ist Absicht und stört nicht, solange nur lebende geprüft werden.</w:t>
+            </w:r>
+          </w:p>
+        </w:tc>
+      </w:tr>
+      <w:tr>
+        <w:trPr>
+          <w:cantSplit/>
+        </w:trPr>
+        <w:tc>
+          <w:tcPr>
+            <w:tcW w:type="dxa" w:w="3400"/>
+            <w:tcMar>
+              <w:top w:type="dxa" w:w="30"/>
+              <w:left w:type="dxa" w:w="90"/>
+              <w:bottom w:type="dxa" w:w="30"/>
+              <w:right w:type="dxa" w:w="90"/>
+            </w:tcMar>
+          </w:tcPr>
+          <w:p>
+            <w:pPr>
+              <w:spacing w:after="0" w:line="240" w:lineRule="auto"/>
+            </w:pPr>
+            <w:r>
+              <w:rPr>
+                <w:rFonts w:ascii="Arial" w:cs="Arial" w:eastAsia="Arial" w:hAnsi="Arial"/>
+                <w:color w:val="222222"/>
+                <w:sz w:val="19"/>
+                <w:szCs w:val="19"/>
+              </w:rPr>
+              <w:t xml:space="preserve">Gewonnen wird sofort</w:t>
+            </w:r>
+          </w:p>
+        </w:tc>
+        <w:tc>
+          <w:tcPr>
+            <w:tcW w:type="dxa" w:w="5626"/>
+            <w:tcMar>
+              <w:top w:type="dxa" w:w="30"/>
+              <w:left w:type="dxa" w:w="90"/>
+              <w:bottom w:type="dxa" w:w="30"/>
+              <w:right w:type="dxa" w:w="90"/>
+            </w:tcMar>
+          </w:tcPr>
+          <w:p>
+            <w:pPr>
+              <w:spacing w:after="0" w:line="240" w:lineRule="auto"/>
+            </w:pPr>
+            <w:r>
+              <w:rPr>
+                <w:rFonts w:ascii="Arial" w:cs="Arial" w:eastAsia="Arial" w:hAnsi="Arial"/>
+                <w:color w:val="222222"/>
+                <w:sz w:val="19"/>
+                <w:szCs w:val="19"/>
+              </w:rPr>
+              <w:t xml:space="preserve">uebrig wird nach dem Zählen nicht zurückgesetzt, sondern bleibt von der letzten Runde stehen.</w:t>
+            </w:r>
+          </w:p>
+        </w:tc>
+      </w:tr>
+      <w:tr>
+        <w:trPr>
+          <w:cantSplit/>
+        </w:trPr>
+        <w:tc>
+          <w:tcPr>
+            <w:tcW w:type="dxa" w:w="3400"/>
+            <w:tcMar>
+              <w:top w:type="dxa" w:w="30"/>
+              <w:left w:type="dxa" w:w="90"/>
+              <w:bottom w:type="dxa" w:w="30"/>
+              <w:right w:type="dxa" w:w="90"/>
+            </w:tcMar>
+          </w:tcPr>
+          <w:p>
+            <w:pPr>
+              <w:spacing w:after="0" w:line="240" w:lineRule="auto"/>
+            </w:pPr>
+            <w:r>
+              <w:rPr>
+                <w:rFonts w:ascii="Arial" w:cs="Arial" w:eastAsia="Arial" w:hAnsi="Arial"/>
+                <w:color w:val="222222"/>
+                <w:sz w:val="19"/>
+                <w:szCs w:val="19"/>
+              </w:rPr>
+              <w:t xml:space="preserve">Beim Neustart bleiben tote Gegner tot</w:t>
+            </w:r>
+          </w:p>
+        </w:tc>
+        <w:tc>
+          <w:tcPr>
+            <w:tcW w:type="dxa" w:w="5626"/>
+            <w:tcMar>
+              <w:top w:type="dxa" w:w="30"/>
+              <w:left w:type="dxa" w:w="90"/>
+              <w:bottom w:type="dxa" w:w="30"/>
+              <w:right w:type="dxa" w:w="90"/>
+            </w:tcMar>
+          </w:tcPr>
+          <w:p>
+            <w:pPr>
+              <w:spacing w:after="0" w:line="240" w:lineRule="auto"/>
+            </w:pPr>
+            <w:r>
+              <w:rPr>
+                <w:rFonts w:ascii="Arial" w:cs="Arial" w:eastAsia="Arial" w:hAnsi="Arial"/>
+                <w:color w:val="222222"/>
+                <w:sz w:val="19"/>
+                <w:szCs w:val="19"/>
+              </w:rPr>
+              <w:t xml:space="preserve">Der neu-Block setzt lebt[i] nicht wieder auf TRUE.</w:t>
+            </w:r>
+          </w:p>
+        </w:tc>
+      </w:tr>
+    </w:tbl>
+    <w:p>
+      <w:pPr>
+        <w:spacing w:after="160"/>
+      </w:pPr>
+    </w:p>
+    <w:p>
+      <w:pPr>
+        <w:pStyle w:val="Heading2"/>
+        <w:keepNext/>
+        <w:keepLines/>
+        <w:spacing w:after="120" w:before="280"/>
+      </w:pPr>
+      <w:r>
+        <w:t xml:space="preserve">Aufgaben</w:t>
+      </w:r>
+    </w:p>
+    <w:p>
+      <w:pPr>
+        <w:pStyle w:val="ListParagraph"/>
+        <w:numPr>
+          <w:ilvl w:val="0"/>
+          <w:numId w:val="2"/>
+        </w:numPr>
+        <w:spacing w:after="100" w:line="312" w:lineRule="auto"/>
+      </w:pPr>
+      <w:r>
+        <w:rPr>
+          <w:sz w:val="22"/>
+          <w:szCs w:val="22"/>
+        </w:rPr>
+        <w:t xml:space="preserve">Lass die Gegner schneller werden, je weniger übrig sind. Eine Zeile genügt, wenn richtung von uebrig abhängt.</w:t>
+      </w:r>
+    </w:p>
+    <w:p>
+      <w:pPr>
+        <w:pStyle w:val="ListParagraph"/>
+        <w:numPr>
+          <w:ilvl w:val="0"/>
+          <w:numId w:val="2"/>
+        </w:numPr>
+        <w:spacing w:after="100" w:line="312" w:lineRule="auto"/>
+      </w:pPr>
+      <w:r>
+        <w:rPr>
+          <w:sz w:val="22"/>
+          <w:szCs w:val="22"/>
+        </w:rPr>
+        <w:t xml:space="preserve">Gib dem Spieler drei Leben und zeig sie als kleine Schiffe unten rechts an.</w:t>
+      </w:r>
+    </w:p>
+    <w:p>
+      <w:pPr>
+        <w:pStyle w:val="ListParagraph"/>
+        <w:numPr>
+          <w:ilvl w:val="0"/>
+          <w:numId w:val="2"/>
+        </w:numPr>
+        <w:spacing w:after="100" w:line="312" w:lineRule="auto"/>
+      </w:pPr>
+      <w:r>
+        <w:rPr>
+          <w:sz w:val="22"/>
+          <w:szCs w:val="22"/>
+        </w:rPr>
+        <w:t xml:space="preserve">Lass gelegentlich einen Gegner eine Bombe fallen — ein Rechteck, das nach unten fliegt und das Schiff treffen kann.</w:t>
+      </w:r>
+    </w:p>
+    <w:p>
+      <w:pPr>
+        <w:pStyle w:val="ListParagraph"/>
+        <w:numPr>
+          <w:ilvl w:val="0"/>
+          <w:numId w:val="2"/>
+        </w:numPr>
+        <w:spacing w:after="100" w:line="312" w:lineRule="auto"/>
+      </w:pPr>
+      <w:r>
+        <w:rPr>
+          <w:sz w:val="22"/>
+          <w:szCs w:val="22"/>
+        </w:rPr>
+        <w:t xml:space="preserve">Ersetz den Schuss durch ein selbst gemaltes Sprite.</w:t>
+      </w:r>
+    </w:p>
+    <w:p>
+      <w:pPr>
+        <w:pStyle w:val="ListParagraph"/>
+        <w:numPr>
+          <w:ilvl w:val="0"/>
+          <w:numId w:val="2"/>
+        </w:numPr>
+        <w:spacing w:after="100" w:line="312" w:lineRule="auto"/>
+      </w:pPr>
+      <w:r>
+        <w:rPr>
+          <w:sz w:val="22"/>
+          <w:szCs w:val="22"/>
+        </w:rPr>
+        <w:t xml:space="preserve">Bau eine zweite Welle: Ist die Formation erledigt, kommt eine neue, die etwas tiefer beginnt.</w:t>
+      </w:r>
+    </w:p>
+    <w:p>
+      <w:pPr>
+        <w:pStyle w:val="ListParagraph"/>
+        <w:numPr>
+          <w:ilvl w:val="0"/>
+          <w:numId w:val="2"/>
+        </w:numPr>
+        <w:spacing w:after="100" w:line="312" w:lineRule="auto"/>
+      </w:pPr>
+      <w:r>
+        <w:rPr>
+          <w:sz w:val="22"/>
+          <w:szCs w:val="22"/>
+        </w:rPr>
+        <w:t xml:space="preserve">Speichere den höchsten Punktestand in einer Datei, so wie in Kapitel 18 — dann überlebt er den Neustart.</w:t>
+      </w:r>
+    </w:p>
+    <w:p>
+      <w:pPr>
+        <w:spacing w:after="180" w:line="312" w:lineRule="auto"/>
+      </w:pPr>
+      <w:r>
+        <w:rPr>
+          <w:sz w:val="22"/>
+          <w:szCs w:val="22"/>
+        </w:rPr>
+        <w:t xml:space="preserve">Damit endet Teil IV. Du hast ein Spiel gebaut, dessen Figuren du selbst malen kannst. Im nächsten Teil verlassen wir die Spiele und bauen etwas, das ein Fenster mit Knöpfen hat — die Vorstufe zum Vokabeltrainer.</w:t>
       </w:r>
     </w:p>
     <w:sectPr>
